--- a/manual/downloads/creating-a-model.docx
+++ b/manual/downloads/creating-a-model.docx
@@ -240,7 +240,16 @@
         <w:t xml:space="preserve">Model Directory Layout</w:t>
       </w:r>
     </w:p>
-    <w:bookmarkStart w:name="listing-src-model-directory-layout" w:id="46561"/>
+    <w:p>
+      <w:pPr>
+        <w:spacing w:lineRule="exact" w:before="0" w:after="0" w:line="20"/>
+        <w:rPr>
+          <w:sz w:val="2"/>
+        </w:rPr>
+      </w:pPr>
+      <w:bookmarkStart w:name="listing-src-model-directory-layout" w:id="46561"/>
+      <w:bookmarkEnd w:id="46561"/>
+    </w:p>
     <w:p>
       <w:pPr>
         <w:pStyle w:val="Caption"/>
@@ -387,7 +396,6 @@
         <w:t xml:space="preserve">  handlers/           -- Custom pipeline handlers</w:t>
       </w:r>
     </w:p>
-    <w:bookmarkEnd w:id="46561"/>
     <w:p>
       <w:pPr>
         <w:pStyle w:val="FirstParagraph"/>
@@ -560,7 +568,16 @@
         <w:t xml:space="preserve">Schema Keys by Category</w:t>
       </w:r>
     </w:p>
-    <w:bookmarkStart w:name="csv-tbl-model-schema-keys" w:id="51303"/>
+    <w:p>
+      <w:pPr>
+        <w:spacing w:lineRule="exact" w:before="0" w:after="0" w:line="20"/>
+        <w:rPr>
+          <w:sz w:val="2"/>
+        </w:rPr>
+      </w:pPr>
+      <w:bookmarkStart w:name="csv-tbl-model-schema-keys" w:id="51303"/>
+      <w:bookmarkEnd w:id="51303"/>
+    </w:p>
     <w:p>
       <w:pPr>
         <w:pStyle w:val="Caption"/>
@@ -594,18 +611,18 @@
         <w:tblW w:type="auto" w:w="0"/>
         <w:tblLook w:firstRow="1" w:lastRow="0" w:firstColumn="0" w:lastColumn="0" w:noHBand="0" w:noVBand="0" w:val="0020"/>
         <w:tblBorders>
-          <w:top w:color="000000" w:sz="6" w:space="0" w:val="single"/>
-          <w:left w:color="000000" w:sz="6" w:space="0" w:val="single"/>
-          <w:bottom w:color="000000" w:sz="6" w:space="0" w:val="single"/>
-          <w:right w:color="000000" w:sz="6" w:space="0" w:val="single"/>
-          <w:insideH w:color="000000" w:sz="6" w:space="0" w:val="single"/>
-          <w:insideV w:color="000000" w:sz="6" w:space="0" w:val="single"/>
+          <w:top w:val="single" w:space="0" w:color="000000" w:sz="6"/>
+          <w:left w:val="single" w:space="0" w:color="000000" w:sz="6"/>
+          <w:bottom w:val="single" w:space="0" w:color="000000" w:sz="6"/>
+          <w:right w:val="single" w:space="0" w:color="000000" w:sz="6"/>
+          <w:insideH w:val="single" w:space="0" w:color="000000" w:sz="6"/>
+          <w:insideV w:val="single" w:space="0" w:color="000000" w:sz="6"/>
         </w:tblBorders>
         <w:tblCellMar>
-          <w:top w:w="57" w:type="dxa"/>
-          <w:left w:w="108" w:type="dxa"/>
-          <w:bottom w:w="57" w:type="dxa"/>
-          <w:right w:w="108" w:type="dxa"/>
+          <w:top w:type="dxa" w:w="57"/>
+          <w:left w:type="dxa" w:w="108"/>
+          <w:bottom w:type="dxa" w:w="57"/>
+          <w:right w:type="dxa" w:w="108"/>
         </w:tblCellMar>
       </w:tblPr>
       <w:tblGrid>
@@ -619,14 +636,14 @@
         </w:trPr>
         <w:tc>
           <w:tcPr>
-            <w:shd w:color="auto" w:fill="E8E8E8" w:val="clear"/>
+            <w:shd w:val="clear" w:color="auto" w:fill="E8E8E8"/>
           </w:tcPr>
           <w:p>
             <w:pPr>
               <w:pStyle w:val="Compact"/>
               <w:jc w:val="left"/>
-              <w:ind w:right="0" w:firstLine="0" w:left="0"/>
-              <w:spacing w:lineRule="auto" w:after="40" w:line="240" w:before="40"/>
+              <w:ind w:firstLine="0" w:left="0" w:right="0"/>
+              <w:spacing w:after="40" w:before="40" w:lineRule="auto" w:line="240"/>
             </w:pPr>
             <w:r>
               <w:rPr>
@@ -638,14 +655,14 @@
         </w:tc>
         <w:tc>
           <w:tcPr>
-            <w:shd w:color="auto" w:fill="E8E8E8" w:val="clear"/>
+            <w:shd w:val="clear" w:color="auto" w:fill="E8E8E8"/>
           </w:tcPr>
           <w:p>
             <w:pPr>
               <w:pStyle w:val="Compact"/>
               <w:jc w:val="left"/>
-              <w:ind w:right="0" w:firstLine="0" w:left="0"/>
-              <w:spacing w:lineRule="auto" w:after="40" w:line="240" w:before="40"/>
+              <w:ind w:firstLine="0" w:left="0" w:right="0"/>
+              <w:spacing w:after="40" w:before="40" w:lineRule="auto" w:line="240"/>
             </w:pPr>
             <w:r>
               <w:rPr>
@@ -657,14 +674,14 @@
         </w:tc>
         <w:tc>
           <w:tcPr>
-            <w:shd w:color="auto" w:fill="E8E8E8" w:val="clear"/>
+            <w:shd w:val="clear" w:color="auto" w:fill="E8E8E8"/>
           </w:tcPr>
           <w:p>
             <w:pPr>
               <w:pStyle w:val="Compact"/>
               <w:jc w:val="left"/>
-              <w:ind w:right="0" w:firstLine="0" w:left="0"/>
-              <w:spacing w:lineRule="auto" w:after="40" w:line="240" w:before="40"/>
+              <w:ind w:firstLine="0" w:left="0" w:right="0"/>
+              <w:spacing w:after="40" w:before="40" w:lineRule="auto" w:line="240"/>
             </w:pPr>
             <w:r>
               <w:rPr>
@@ -682,8 +699,8 @@
             <w:pPr>
               <w:pStyle w:val="Compact"/>
               <w:jc w:val="left"/>
-              <w:ind w:right="0" w:firstLine="0" w:left="0"/>
-              <w:spacing w:lineRule="auto" w:after="40" w:line="240" w:before="40"/>
+              <w:ind w:firstLine="0" w:left="0" w:right="0"/>
+              <w:spacing w:after="40" w:before="40" w:lineRule="auto" w:line="240"/>
             </w:pPr>
             <w:r>
               <w:t xml:space="preserve">Spec Objects</w:t>
@@ -696,8 +713,8 @@
             <w:pPr>
               <w:pStyle w:val="Compact"/>
               <w:jc w:val="left"/>
-              <w:ind w:right="0" w:firstLine="0" w:left="0"/>
-              <w:spacing w:lineRule="auto" w:after="40" w:line="240" w:before="40"/>
+              <w:ind w:firstLine="0" w:left="0" w:right="0"/>
+              <w:spacing w:after="40" w:before="40" w:lineRule="auto" w:line="240"/>
             </w:pPr>
             <w:r>
               <w:rPr>
@@ -713,8 +730,8 @@
             <w:pPr>
               <w:pStyle w:val="Compact"/>
               <w:jc w:val="left"/>
-              <w:ind w:right="0" w:firstLine="0" w:left="0"/>
-              <w:spacing w:lineRule="auto" w:after="40" w:line="240" w:before="40"/>
+              <w:ind w:firstLine="0" w:left="0" w:right="0"/>
+              <w:spacing w:after="40" w:before="40" w:lineRule="auto" w:line="240"/>
             </w:pPr>
             <w:r>
               <w:rPr>
@@ -732,8 +749,8 @@
             <w:pPr>
               <w:pStyle w:val="Compact"/>
               <w:jc w:val="left"/>
-              <w:ind w:right="0" w:firstLine="0" w:left="0"/>
-              <w:spacing w:lineRule="auto" w:after="40" w:line="240" w:before="40"/>
+              <w:ind w:firstLine="0" w:left="0" w:right="0"/>
+              <w:spacing w:after="40" w:before="40" w:lineRule="auto" w:line="240"/>
             </w:pPr>
             <w:r>
               <w:t xml:space="preserve">Floats</w:t>
@@ -746,8 +763,8 @@
             <w:pPr>
               <w:pStyle w:val="Compact"/>
               <w:jc w:val="left"/>
-              <w:ind w:right="0" w:firstLine="0" w:left="0"/>
-              <w:spacing w:lineRule="auto" w:after="40" w:line="240" w:before="40"/>
+              <w:ind w:firstLine="0" w:left="0" w:right="0"/>
+              <w:spacing w:after="40" w:before="40" w:lineRule="auto" w:line="240"/>
             </w:pPr>
             <w:r>
               <w:rPr>
@@ -763,8 +780,8 @@
             <w:pPr>
               <w:pStyle w:val="Compact"/>
               <w:jc w:val="left"/>
-              <w:ind w:right="0" w:firstLine="0" w:left="0"/>
-              <w:spacing w:lineRule="auto" w:after="40" w:line="240" w:before="40"/>
+              <w:ind w:firstLine="0" w:left="0" w:right="0"/>
+              <w:spacing w:after="40" w:before="40" w:lineRule="auto" w:line="240"/>
             </w:pPr>
             <w:r>
               <w:rPr>
@@ -782,8 +799,8 @@
             <w:pPr>
               <w:pStyle w:val="Compact"/>
               <w:jc w:val="left"/>
-              <w:ind w:right="0" w:firstLine="0" w:left="0"/>
-              <w:spacing w:lineRule="auto" w:after="40" w:line="240" w:before="40"/>
+              <w:ind w:firstLine="0" w:left="0" w:right="0"/>
+              <w:spacing w:after="40" w:before="40" w:lineRule="auto" w:line="240"/>
             </w:pPr>
             <w:r>
               <w:t xml:space="preserve">Relations</w:t>
@@ -796,8 +813,8 @@
             <w:pPr>
               <w:pStyle w:val="Compact"/>
               <w:jc w:val="left"/>
-              <w:ind w:right="0" w:firstLine="0" w:left="0"/>
-              <w:spacing w:lineRule="auto" w:after="40" w:line="240" w:before="40"/>
+              <w:ind w:firstLine="0" w:left="0" w:right="0"/>
+              <w:spacing w:after="40" w:before="40" w:lineRule="auto" w:line="240"/>
             </w:pPr>
             <w:r>
               <w:rPr>
@@ -813,8 +830,8 @@
             <w:pPr>
               <w:pStyle w:val="Compact"/>
               <w:jc w:val="left"/>
-              <w:ind w:right="0" w:firstLine="0" w:left="0"/>
-              <w:spacing w:lineRule="auto" w:after="40" w:line="240" w:before="40"/>
+              <w:ind w:firstLine="0" w:left="0" w:right="0"/>
+              <w:spacing w:after="40" w:before="40" w:lineRule="auto" w:line="240"/>
             </w:pPr>
             <w:r>
               <w:rPr>
@@ -832,8 +849,8 @@
             <w:pPr>
               <w:pStyle w:val="Compact"/>
               <w:jc w:val="left"/>
-              <w:ind w:right="0" w:firstLine="0" w:left="0"/>
-              <w:spacing w:lineRule="auto" w:after="40" w:line="240" w:before="40"/>
+              <w:ind w:firstLine="0" w:left="0" w:right="0"/>
+              <w:spacing w:after="40" w:before="40" w:lineRule="auto" w:line="240"/>
             </w:pPr>
             <w:r>
               <w:t xml:space="preserve">Views</w:t>
@@ -846,8 +863,8 @@
             <w:pPr>
               <w:pStyle w:val="Compact"/>
               <w:jc w:val="left"/>
-              <w:ind w:right="0" w:firstLine="0" w:left="0"/>
-              <w:spacing w:lineRule="auto" w:after="40" w:line="240" w:before="40"/>
+              <w:ind w:firstLine="0" w:left="0" w:right="0"/>
+              <w:spacing w:after="40" w:before="40" w:lineRule="auto" w:line="240"/>
             </w:pPr>
             <w:r>
               <w:rPr>
@@ -863,8 +880,8 @@
             <w:pPr>
               <w:pStyle w:val="Compact"/>
               <w:jc w:val="left"/>
-              <w:ind w:right="0" w:firstLine="0" w:left="0"/>
-              <w:spacing w:lineRule="auto" w:after="40" w:line="240" w:before="40"/>
+              <w:ind w:firstLine="0" w:left="0" w:right="0"/>
+              <w:spacing w:after="40" w:before="40" w:lineRule="auto" w:line="240"/>
             </w:pPr>
             <w:r>
               <w:rPr>
@@ -882,8 +899,8 @@
             <w:pPr>
               <w:pStyle w:val="Compact"/>
               <w:jc w:val="left"/>
-              <w:ind w:right="0" w:firstLine="0" w:left="0"/>
-              <w:spacing w:lineRule="auto" w:after="40" w:line="240" w:before="40"/>
+              <w:ind w:firstLine="0" w:left="0" w:right="0"/>
+              <w:spacing w:after="40" w:before="40" w:lineRule="auto" w:line="240"/>
             </w:pPr>
             <w:r>
               <w:t xml:space="preserve">Specifications</w:t>
@@ -896,8 +913,8 @@
             <w:pPr>
               <w:pStyle w:val="Compact"/>
               <w:jc w:val="left"/>
-              <w:ind w:right="0" w:firstLine="0" w:left="0"/>
-              <w:spacing w:lineRule="auto" w:after="40" w:line="240" w:before="40"/>
+              <w:ind w:firstLine="0" w:left="0" w:right="0"/>
+              <w:spacing w:after="40" w:before="40" w:lineRule="auto" w:line="240"/>
             </w:pPr>
             <w:r>
               <w:rPr>
@@ -913,8 +930,8 @@
             <w:pPr>
               <w:pStyle w:val="Compact"/>
               <w:jc w:val="left"/>
-              <w:ind w:right="0" w:firstLine="0" w:left="0"/>
-              <w:spacing w:lineRule="auto" w:after="40" w:line="240" w:before="40"/>
+              <w:ind w:firstLine="0" w:left="0" w:right="0"/>
+              <w:spacing w:after="40" w:before="40" w:lineRule="auto" w:line="240"/>
             </w:pPr>
             <w:r>
               <w:rPr>
@@ -926,7 +943,6 @@
         </w:tc>
       </w:tr>
     </w:tbl>
-    <w:bookmarkEnd w:id="51303"/>
     <w:bookmarkEnd w:id="24"/>
     <w:bookmarkStart w:id="25" w:name="handler-lifecycle"/>
     <w:p>
@@ -949,7 +965,16 @@
         <w:t xml:space="preserve">Handlers hook into pipeline phases via callback functions:</w:t>
       </w:r>
     </w:p>
-    <w:bookmarkStart w:name="csv-tbl-model-handler-callbacks" w:id="34386"/>
+    <w:p>
+      <w:pPr>
+        <w:spacing w:lineRule="exact" w:before="0" w:after="0" w:line="20"/>
+        <w:rPr>
+          <w:sz w:val="2"/>
+        </w:rPr>
+      </w:pPr>
+      <w:bookmarkStart w:name="csv-tbl-model-handler-callbacks" w:id="34386"/>
+      <w:bookmarkEnd w:id="34386"/>
+    </w:p>
     <w:p>
       <w:pPr>
         <w:pStyle w:val="Caption"/>
@@ -983,18 +1008,18 @@
         <w:tblW w:type="auto" w:w="0"/>
         <w:tblLook w:firstRow="1" w:lastRow="0" w:firstColumn="0" w:lastColumn="0" w:noHBand="0" w:noVBand="0" w:val="0020"/>
         <w:tblBorders>
-          <w:top w:color="000000" w:sz="6" w:space="0" w:val="single"/>
-          <w:left w:color="000000" w:sz="6" w:space="0" w:val="single"/>
-          <w:bottom w:color="000000" w:sz="6" w:space="0" w:val="single"/>
-          <w:right w:color="000000" w:sz="6" w:space="0" w:val="single"/>
-          <w:insideH w:color="000000" w:sz="6" w:space="0" w:val="single"/>
-          <w:insideV w:color="000000" w:sz="6" w:space="0" w:val="single"/>
+          <w:top w:val="single" w:space="0" w:color="000000" w:sz="6"/>
+          <w:left w:val="single" w:space="0" w:color="000000" w:sz="6"/>
+          <w:bottom w:val="single" w:space="0" w:color="000000" w:sz="6"/>
+          <w:right w:val="single" w:space="0" w:color="000000" w:sz="6"/>
+          <w:insideH w:val="single" w:space="0" w:color="000000" w:sz="6"/>
+          <w:insideV w:val="single" w:space="0" w:color="000000" w:sz="6"/>
         </w:tblBorders>
         <w:tblCellMar>
-          <w:top w:w="57" w:type="dxa"/>
-          <w:left w:w="108" w:type="dxa"/>
-          <w:bottom w:w="57" w:type="dxa"/>
-          <w:right w:w="108" w:type="dxa"/>
+          <w:top w:type="dxa" w:w="57"/>
+          <w:left w:type="dxa" w:w="108"/>
+          <w:bottom w:type="dxa" w:w="57"/>
+          <w:right w:type="dxa" w:w="108"/>
         </w:tblCellMar>
       </w:tblPr>
       <w:tblGrid>
@@ -1008,14 +1033,14 @@
         </w:trPr>
         <w:tc>
           <w:tcPr>
-            <w:shd w:color="auto" w:fill="E8E8E8" w:val="clear"/>
+            <w:shd w:val="clear" w:color="auto" w:fill="E8E8E8"/>
           </w:tcPr>
           <w:p>
             <w:pPr>
               <w:pStyle w:val="Compact"/>
               <w:jc w:val="left"/>
-              <w:ind w:right="0" w:firstLine="0" w:left="0"/>
-              <w:spacing w:lineRule="auto" w:after="40" w:line="240" w:before="40"/>
+              <w:ind w:firstLine="0" w:left="0" w:right="0"/>
+              <w:spacing w:after="40" w:before="40" w:lineRule="auto" w:line="240"/>
             </w:pPr>
             <w:r>
               <w:rPr>
@@ -1027,14 +1052,14 @@
         </w:tc>
         <w:tc>
           <w:tcPr>
-            <w:shd w:color="auto" w:fill="E8E8E8" w:val="clear"/>
+            <w:shd w:val="clear" w:color="auto" w:fill="E8E8E8"/>
           </w:tcPr>
           <w:p>
             <w:pPr>
               <w:pStyle w:val="Compact"/>
               <w:jc w:val="left"/>
-              <w:ind w:right="0" w:firstLine="0" w:left="0"/>
-              <w:spacing w:lineRule="auto" w:after="40" w:line="240" w:before="40"/>
+              <w:ind w:firstLine="0" w:left="0" w:right="0"/>
+              <w:spacing w:after="40" w:before="40" w:lineRule="auto" w:line="240"/>
             </w:pPr>
             <w:r>
               <w:rPr>
@@ -1046,14 +1071,14 @@
         </w:tc>
         <w:tc>
           <w:tcPr>
-            <w:shd w:color="auto" w:fill="E8E8E8" w:val="clear"/>
+            <w:shd w:val="clear" w:color="auto" w:fill="E8E8E8"/>
           </w:tcPr>
           <w:p>
             <w:pPr>
               <w:pStyle w:val="Compact"/>
               <w:jc w:val="left"/>
-              <w:ind w:right="0" w:firstLine="0" w:left="0"/>
-              <w:spacing w:lineRule="auto" w:after="40" w:line="240" w:before="40"/>
+              <w:ind w:firstLine="0" w:left="0" w:right="0"/>
+              <w:spacing w:after="40" w:before="40" w:lineRule="auto" w:line="240"/>
             </w:pPr>
             <w:r>
               <w:rPr>
@@ -1071,8 +1096,8 @@
             <w:pPr>
               <w:pStyle w:val="Compact"/>
               <w:jc w:val="left"/>
-              <w:ind w:right="0" w:firstLine="0" w:left="0"/>
-              <w:spacing w:lineRule="auto" w:after="40" w:line="240" w:before="40"/>
+              <w:ind w:firstLine="0" w:left="0" w:right="0"/>
+              <w:spacing w:after="40" w:before="40" w:lineRule="auto" w:line="240"/>
             </w:pPr>
             <w:r>
               <w:rPr>
@@ -1088,8 +1113,8 @@
             <w:pPr>
               <w:pStyle w:val="Compact"/>
               <w:jc w:val="left"/>
-              <w:ind w:right="0" w:firstLine="0" w:left="0"/>
-              <w:spacing w:lineRule="auto" w:after="40" w:line="240" w:before="40"/>
+              <w:ind w:firstLine="0" w:left="0" w:right="0"/>
+              <w:spacing w:after="40" w:before="40" w:lineRule="auto" w:line="240"/>
             </w:pPr>
             <w:r>
               <w:t xml:space="preserve">INITIALIZE</w:t>
@@ -1102,8 +1127,8 @@
             <w:pPr>
               <w:pStyle w:val="Compact"/>
               <w:jc w:val="left"/>
-              <w:ind w:right="0" w:firstLine="0" w:left="0"/>
-              <w:spacing w:lineRule="auto" w:after="40" w:line="240" w:before="40"/>
+              <w:ind w:firstLine="0" w:left="0" w:right="0"/>
+              <w:spacing w:after="40" w:before="40" w:lineRule="auto" w:line="240"/>
             </w:pPr>
             <w:r>
               <w:t xml:space="preserve">Parse content from Pandoc AST, store in database</w:t>
@@ -1118,8 +1143,8 @@
             <w:pPr>
               <w:pStyle w:val="Compact"/>
               <w:jc w:val="left"/>
-              <w:ind w:right="0" w:firstLine="0" w:left="0"/>
-              <w:spacing w:lineRule="auto" w:after="40" w:line="240" w:before="40"/>
+              <w:ind w:firstLine="0" w:left="0" w:right="0"/>
+              <w:spacing w:after="40" w:before="40" w:lineRule="auto" w:line="240"/>
             </w:pPr>
             <w:r>
               <w:rPr>
@@ -1135,8 +1160,8 @@
             <w:pPr>
               <w:pStyle w:val="Compact"/>
               <w:jc w:val="left"/>
-              <w:ind w:right="0" w:firstLine="0" w:left="0"/>
-              <w:spacing w:lineRule="auto" w:after="40" w:line="240" w:before="40"/>
+              <w:ind w:firstLine="0" w:left="0" w:right="0"/>
+              <w:spacing w:after="40" w:before="40" w:lineRule="auto" w:line="240"/>
             </w:pPr>
             <w:r>
               <w:t xml:space="preserve">ANALYZE</w:t>
@@ -1149,8 +1174,8 @@
             <w:pPr>
               <w:pStyle w:val="Compact"/>
               <w:jc w:val="left"/>
-              <w:ind w:right="0" w:firstLine="0" w:left="0"/>
-              <w:spacing w:lineRule="auto" w:after="40" w:line="240" w:before="40"/>
+              <w:ind w:firstLine="0" w:left="0" w:right="0"/>
+              <w:spacing w:after="40" w:before="40" w:lineRule="auto" w:line="240"/>
             </w:pPr>
             <w:r>
               <w:t xml:space="preserve">Validate, resolve references, generate PIDs</w:t>
@@ -1165,8 +1190,8 @@
             <w:pPr>
               <w:pStyle w:val="Compact"/>
               <w:jc w:val="left"/>
-              <w:ind w:right="0" w:firstLine="0" w:left="0"/>
-              <w:spacing w:lineRule="auto" w:after="40" w:line="240" w:before="40"/>
+              <w:ind w:firstLine="0" w:left="0" w:right="0"/>
+              <w:spacing w:after="40" w:before="40" w:lineRule="auto" w:line="240"/>
             </w:pPr>
             <w:r>
               <w:rPr>
@@ -1182,8 +1207,8 @@
             <w:pPr>
               <w:pStyle w:val="Compact"/>
               <w:jc w:val="left"/>
-              <w:ind w:right="0" w:firstLine="0" w:left="0"/>
-              <w:spacing w:lineRule="auto" w:after="40" w:line="240" w:before="40"/>
+              <w:ind w:firstLine="0" w:left="0" w:right="0"/>
+              <w:spacing w:after="40" w:before="40" w:lineRule="auto" w:line="240"/>
             </w:pPr>
             <w:r>
               <w:t xml:space="preserve">TRANSFORM</w:t>
@@ -1196,8 +1221,8 @@
             <w:pPr>
               <w:pStyle w:val="Compact"/>
               <w:jc w:val="left"/>
-              <w:ind w:right="0" w:firstLine="0" w:left="0"/>
-              <w:spacing w:lineRule="auto" w:after="40" w:line="240" w:before="40"/>
+              <w:ind w:firstLine="0" w:left="0" w:right="0"/>
+              <w:spacing w:after="40" w:before="40" w:lineRule="auto" w:line="240"/>
             </w:pPr>
             <w:r>
               <w:t xml:space="preserve">Render content, resolve external resources</w:t>
@@ -1212,8 +1237,8 @@
             <w:pPr>
               <w:pStyle w:val="Compact"/>
               <w:jc w:val="left"/>
-              <w:ind w:right="0" w:firstLine="0" w:left="0"/>
-              <w:spacing w:lineRule="auto" w:after="40" w:line="240" w:before="40"/>
+              <w:ind w:firstLine="0" w:left="0" w:right="0"/>
+              <w:spacing w:after="40" w:before="40" w:lineRule="auto" w:line="240"/>
             </w:pPr>
             <w:r>
               <w:rPr>
@@ -1229,8 +1254,8 @@
             <w:pPr>
               <w:pStyle w:val="Compact"/>
               <w:jc w:val="left"/>
-              <w:ind w:right="0" w:firstLine="0" w:left="0"/>
-              <w:spacing w:lineRule="auto" w:after="40" w:line="240" w:before="40"/>
+              <w:ind w:firstLine="0" w:left="0" w:right="0"/>
+              <w:spacing w:after="40" w:before="40" w:lineRule="auto" w:line="240"/>
             </w:pPr>
             <w:r>
               <w:t xml:space="preserve">EMIT</w:t>
@@ -1243,8 +1268,8 @@
             <w:pPr>
               <w:pStyle w:val="Compact"/>
               <w:jc w:val="left"/>
-              <w:ind w:right="0" w:firstLine="0" w:left="0"/>
-              <w:spacing w:lineRule="auto" w:after="40" w:line="240" w:before="40"/>
+              <w:ind w:firstLine="0" w:left="0" w:right="0"/>
+              <w:spacing w:after="40" w:before="40" w:lineRule="auto" w:line="240"/>
             </w:pPr>
             <w:r>
               <w:t xml:space="preserve">Convert spec object to Pandoc blocks for output</w:t>
@@ -1259,8 +1284,8 @@
             <w:pPr>
               <w:pStyle w:val="Compact"/>
               <w:jc w:val="left"/>
-              <w:ind w:right="0" w:firstLine="0" w:left="0"/>
-              <w:spacing w:lineRule="auto" w:after="40" w:line="240" w:before="40"/>
+              <w:ind w:firstLine="0" w:left="0" w:right="0"/>
+              <w:spacing w:after="40" w:before="40" w:lineRule="auto" w:line="240"/>
             </w:pPr>
             <w:r>
               <w:rPr>
@@ -1276,8 +1301,8 @@
             <w:pPr>
               <w:pStyle w:val="Compact"/>
               <w:jc w:val="left"/>
-              <w:ind w:right="0" w:firstLine="0" w:left="0"/>
-              <w:spacing w:lineRule="auto" w:after="40" w:line="240" w:before="40"/>
+              <w:ind w:firstLine="0" w:left="0" w:right="0"/>
+              <w:spacing w:after="40" w:before="40" w:lineRule="auto" w:line="240"/>
             </w:pPr>
             <w:r>
               <w:t xml:space="preserve">EMIT</w:t>
@@ -1290,8 +1315,8 @@
             <w:pPr>
               <w:pStyle w:val="Compact"/>
               <w:jc w:val="left"/>
-              <w:ind w:right="0" w:firstLine="0" w:left="0"/>
-              <w:spacing w:lineRule="auto" w:after="40" w:line="240" w:before="40"/>
+              <w:ind w:firstLine="0" w:left="0" w:right="0"/>
+              <w:spacing w:after="40" w:before="40" w:lineRule="auto" w:line="240"/>
             </w:pPr>
             <w:r>
               <w:t xml:space="preserve">Convert inline code to Pandoc inlines (views)</w:t>
@@ -1306,8 +1331,8 @@
             <w:pPr>
               <w:pStyle w:val="Compact"/>
               <w:jc w:val="left"/>
-              <w:ind w:right="0" w:firstLine="0" w:left="0"/>
-              <w:spacing w:lineRule="auto" w:after="40" w:line="240" w:before="40"/>
+              <w:ind w:firstLine="0" w:left="0" w:right="0"/>
+              <w:spacing w:after="40" w:before="40" w:lineRule="auto" w:line="240"/>
             </w:pPr>
             <w:r>
               <w:rPr>
@@ -1323,8 +1348,8 @@
             <w:pPr>
               <w:pStyle w:val="Compact"/>
               <w:jc w:val="left"/>
-              <w:ind w:right="0" w:firstLine="0" w:left="0"/>
-              <w:spacing w:lineRule="auto" w:after="40" w:line="240" w:before="40"/>
+              <w:ind w:firstLine="0" w:left="0" w:right="0"/>
+              <w:spacing w:after="40" w:before="40" w:lineRule="auto" w:line="240"/>
             </w:pPr>
             <w:r>
               <w:t xml:space="preserve">EMIT</w:t>
@@ -1337,8 +1362,8 @@
             <w:pPr>
               <w:pStyle w:val="Compact"/>
               <w:jc w:val="left"/>
-              <w:ind w:right="0" w:firstLine="0" w:left="0"/>
-              <w:spacing w:lineRule="auto" w:after="40" w:line="240" w:before="40"/>
+              <w:ind w:firstLine="0" w:left="0" w:right="0"/>
+              <w:spacing w:after="40" w:before="40" w:lineRule="auto" w:line="240"/>
             </w:pPr>
             <w:r>
               <w:t xml:space="preserve">Convert code block to Pandoc blocks (floats)</w:t>
@@ -1347,7 +1372,6 @@
         </w:tc>
       </w:tr>
     </w:tbl>
-    <w:bookmarkEnd w:id="34386"/>
     <w:p>
       <w:pPr>
         <w:pStyle w:val="BodyText"/>
@@ -1457,7 +1481,16 @@
         <w:t xml:space="preserve">:</w:t>
       </w:r>
     </w:p>
-    <w:bookmarkStart w:name="listing-src-model-object-type" w:id="52051"/>
+    <w:p>
+      <w:pPr>
+        <w:spacing w:lineRule="exact" w:before="0" w:after="0" w:line="20"/>
+        <w:rPr>
+          <w:sz w:val="2"/>
+        </w:rPr>
+      </w:pPr>
+      <w:bookmarkStart w:name="listing-src-model-object-type" w:id="52051"/>
+      <w:bookmarkEnd w:id="52051"/>
+    </w:p>
     <w:p>
       <w:pPr>
         <w:pStyle w:val="Caption"/>
@@ -2735,7 +2768,6 @@
         <w:t xml:space="preserve">M</w:t>
       </w:r>
     </w:p>
-    <w:bookmarkEnd w:id="52051"/>
     <w:bookmarkEnd w:id="27"/>
     <w:bookmarkStart w:id="28" w:name="step-2-use-in-markdown"/>
     <w:p>
@@ -2750,7 +2782,16 @@
         <w:t xml:space="preserve">Step 2: Use in Markdown</w:t>
       </w:r>
     </w:p>
-    <w:bookmarkStart w:name="listing-src-model-object-usage" w:id="44074"/>
+    <w:p>
+      <w:pPr>
+        <w:spacing w:lineRule="exact" w:before="0" w:after="0" w:line="20"/>
+        <w:rPr>
+          <w:sz w:val="2"/>
+        </w:rPr>
+      </w:pPr>
+      <w:bookmarkStart w:name="listing-src-model-object-usage" w:id="44074"/>
+      <w:bookmarkEnd w:id="44074"/>
+    </w:p>
     <w:p>
       <w:pPr>
         <w:pStyle w:val="Caption"/>
@@ -2837,7 +2878,6 @@
         <w:t xml:space="preserve">The system shall authenticate users via username and password.</w:t>
       </w:r>
     </w:p>
-    <w:bookmarkEnd w:id="44074"/>
     <w:bookmarkEnd w:id="28"/>
     <w:bookmarkStart w:id="29" w:name="step-3-add-a-handler-optional"/>
     <w:p>
@@ -2872,7 +2912,16 @@
         <w:t xml:space="preserve">:</w:t>
       </w:r>
     </w:p>
-    <w:bookmarkStart w:name="listing-src-model-object-handler" w:id="7955"/>
+    <w:p>
+      <w:pPr>
+        <w:spacing w:lineRule="exact" w:before="0" w:after="0" w:line="20"/>
+        <w:rPr>
+          <w:sz w:val="2"/>
+        </w:rPr>
+      </w:pPr>
+      <w:bookmarkStart w:name="listing-src-model-object-handler" w:id="7955"/>
+      <w:bookmarkEnd w:id="7955"/>
+    </w:p>
     <w:p>
       <w:pPr>
         <w:pStyle w:val="Caption"/>
@@ -3805,7 +3854,6 @@
         <w:t xml:space="preserve">}</w:t>
       </w:r>
     </w:p>
-    <w:bookmarkEnd w:id="7955"/>
     <w:bookmarkEnd w:id="29"/>
     <w:bookmarkStart w:id="30" w:name="object-schema-fields-reference"/>
     <w:p>
@@ -3820,7 +3868,16 @@
         <w:t xml:space="preserve">Object Schema Fields Reference</w:t>
       </w:r>
     </w:p>
-    <w:bookmarkStart w:name="csv-tbl-model-object-fields" w:id="1646"/>
+    <w:p>
+      <w:pPr>
+        <w:spacing w:lineRule="exact" w:before="0" w:after="0" w:line="20"/>
+        <w:rPr>
+          <w:sz w:val="2"/>
+        </w:rPr>
+      </w:pPr>
+      <w:bookmarkStart w:name="csv-tbl-model-object-fields" w:id="1646"/>
+      <w:bookmarkEnd w:id="1646"/>
+    </w:p>
     <w:p>
       <w:pPr>
         <w:pStyle w:val="Caption"/>
@@ -3854,18 +3911,18 @@
         <w:tblW w:type="auto" w:w="0"/>
         <w:tblLook w:firstRow="1" w:lastRow="0" w:firstColumn="0" w:lastColumn="0" w:noHBand="0" w:noVBand="0" w:val="0020"/>
         <w:tblBorders>
-          <w:top w:color="000000" w:sz="6" w:space="0" w:val="single"/>
-          <w:left w:color="000000" w:sz="6" w:space="0" w:val="single"/>
-          <w:bottom w:color="000000" w:sz="6" w:space="0" w:val="single"/>
-          <w:right w:color="000000" w:sz="6" w:space="0" w:val="single"/>
-          <w:insideH w:color="000000" w:sz="6" w:space="0" w:val="single"/>
-          <w:insideV w:color="000000" w:sz="6" w:space="0" w:val="single"/>
+          <w:top w:val="single" w:space="0" w:color="000000" w:sz="6"/>
+          <w:left w:val="single" w:space="0" w:color="000000" w:sz="6"/>
+          <w:bottom w:val="single" w:space="0" w:color="000000" w:sz="6"/>
+          <w:right w:val="single" w:space="0" w:color="000000" w:sz="6"/>
+          <w:insideH w:val="single" w:space="0" w:color="000000" w:sz="6"/>
+          <w:insideV w:val="single" w:space="0" w:color="000000" w:sz="6"/>
         </w:tblBorders>
         <w:tblCellMar>
-          <w:top w:w="57" w:type="dxa"/>
-          <w:left w:w="108" w:type="dxa"/>
-          <w:bottom w:w="57" w:type="dxa"/>
-          <w:right w:w="108" w:type="dxa"/>
+          <w:top w:type="dxa" w:w="57"/>
+          <w:left w:type="dxa" w:w="108"/>
+          <w:bottom w:type="dxa" w:w="57"/>
+          <w:right w:type="dxa" w:w="108"/>
         </w:tblCellMar>
       </w:tblPr>
       <w:tblGrid>
@@ -3880,14 +3937,14 @@
         </w:trPr>
         <w:tc>
           <w:tcPr>
-            <w:shd w:color="auto" w:fill="E8E8E8" w:val="clear"/>
+            <w:shd w:val="clear" w:color="auto" w:fill="E8E8E8"/>
           </w:tcPr>
           <w:p>
             <w:pPr>
               <w:pStyle w:val="Compact"/>
               <w:jc w:val="left"/>
-              <w:ind w:right="0" w:firstLine="0" w:left="0"/>
-              <w:spacing w:lineRule="auto" w:after="40" w:line="240" w:before="40"/>
+              <w:ind w:firstLine="0" w:left="0" w:right="0"/>
+              <w:spacing w:after="40" w:before="40" w:lineRule="auto" w:line="240"/>
             </w:pPr>
             <w:r>
               <w:rPr>
@@ -3899,14 +3956,14 @@
         </w:tc>
         <w:tc>
           <w:tcPr>
-            <w:shd w:color="auto" w:fill="E8E8E8" w:val="clear"/>
+            <w:shd w:val="clear" w:color="auto" w:fill="E8E8E8"/>
           </w:tcPr>
           <w:p>
             <w:pPr>
               <w:pStyle w:val="Compact"/>
               <w:jc w:val="left"/>
-              <w:ind w:right="0" w:firstLine="0" w:left="0"/>
-              <w:spacing w:lineRule="auto" w:after="40" w:line="240" w:before="40"/>
+              <w:ind w:firstLine="0" w:left="0" w:right="0"/>
+              <w:spacing w:after="40" w:before="40" w:lineRule="auto" w:line="240"/>
             </w:pPr>
             <w:r>
               <w:rPr>
@@ -3918,14 +3975,14 @@
         </w:tc>
         <w:tc>
           <w:tcPr>
-            <w:shd w:color="auto" w:fill="E8E8E8" w:val="clear"/>
+            <w:shd w:val="clear" w:color="auto" w:fill="E8E8E8"/>
           </w:tcPr>
           <w:p>
             <w:pPr>
               <w:pStyle w:val="Compact"/>
               <w:jc w:val="left"/>
-              <w:ind w:right="0" w:firstLine="0" w:left="0"/>
-              <w:spacing w:lineRule="auto" w:after="40" w:line="240" w:before="40"/>
+              <w:ind w:firstLine="0" w:left="0" w:right="0"/>
+              <w:spacing w:after="40" w:before="40" w:lineRule="auto" w:line="240"/>
             </w:pPr>
             <w:r>
               <w:rPr>
@@ -3937,14 +3994,14 @@
         </w:tc>
         <w:tc>
           <w:tcPr>
-            <w:shd w:color="auto" w:fill="E8E8E8" w:val="clear"/>
+            <w:shd w:val="clear" w:color="auto" w:fill="E8E8E8"/>
           </w:tcPr>
           <w:p>
             <w:pPr>
               <w:pStyle w:val="Compact"/>
               <w:jc w:val="left"/>
-              <w:ind w:right="0" w:firstLine="0" w:left="0"/>
-              <w:spacing w:lineRule="auto" w:after="40" w:line="240" w:before="40"/>
+              <w:ind w:firstLine="0" w:left="0" w:right="0"/>
+              <w:spacing w:after="40" w:before="40" w:lineRule="auto" w:line="240"/>
             </w:pPr>
             <w:r>
               <w:rPr>
@@ -3962,8 +4019,8 @@
             <w:pPr>
               <w:pStyle w:val="Compact"/>
               <w:jc w:val="left"/>
-              <w:ind w:right="0" w:firstLine="0" w:left="0"/>
-              <w:spacing w:lineRule="auto" w:after="40" w:line="240" w:before="40"/>
+              <w:ind w:firstLine="0" w:left="0" w:right="0"/>
+              <w:spacing w:after="40" w:before="40" w:lineRule="auto" w:line="240"/>
             </w:pPr>
             <w:r>
               <w:rPr>
@@ -3979,8 +4036,8 @@
             <w:pPr>
               <w:pStyle w:val="Compact"/>
               <w:jc w:val="left"/>
-              <w:ind w:right="0" w:firstLine="0" w:left="0"/>
-              <w:spacing w:lineRule="auto" w:after="40" w:line="240" w:before="40"/>
+              <w:ind w:firstLine="0" w:left="0" w:right="0"/>
+              <w:spacing w:after="40" w:before="40" w:lineRule="auto" w:line="240"/>
             </w:pPr>
             <w:r>
               <w:t xml:space="preserve">string</w:t>
@@ -3993,8 +4050,8 @@
             <w:pPr>
               <w:pStyle w:val="Compact"/>
               <w:jc w:val="left"/>
-              <w:ind w:right="0" w:firstLine="0" w:left="0"/>
-              <w:spacing w:lineRule="auto" w:after="40" w:line="240" w:before="40"/>
+              <w:ind w:firstLine="0" w:left="0" w:right="0"/>
+              <w:spacing w:after="40" w:before="40" w:lineRule="auto" w:line="240"/>
             </w:pPr>
             <w:r>
               <w:t xml:space="preserve">required</w:t>
@@ -4007,8 +4064,8 @@
             <w:pPr>
               <w:pStyle w:val="Compact"/>
               <w:jc w:val="left"/>
-              <w:ind w:right="0" w:firstLine="0" w:left="0"/>
-              <w:spacing w:lineRule="auto" w:after="40" w:line="240" w:before="40"/>
+              <w:ind w:firstLine="0" w:left="0" w:right="0"/>
+              <w:spacing w:after="40" w:before="40" w:lineRule="auto" w:line="240"/>
             </w:pPr>
             <w:r>
               <w:t xml:space="preserve">Unique identifier (uppercase convention)</w:t>
@@ -4023,8 +4080,8 @@
             <w:pPr>
               <w:pStyle w:val="Compact"/>
               <w:jc w:val="left"/>
-              <w:ind w:right="0" w:firstLine="0" w:left="0"/>
-              <w:spacing w:lineRule="auto" w:after="40" w:line="240" w:before="40"/>
+              <w:ind w:firstLine="0" w:left="0" w:right="0"/>
+              <w:spacing w:after="40" w:before="40" w:lineRule="auto" w:line="240"/>
             </w:pPr>
             <w:r>
               <w:rPr>
@@ -4040,8 +4097,8 @@
             <w:pPr>
               <w:pStyle w:val="Compact"/>
               <w:jc w:val="left"/>
-              <w:ind w:right="0" w:firstLine="0" w:left="0"/>
-              <w:spacing w:lineRule="auto" w:after="40" w:line="240" w:before="40"/>
+              <w:ind w:firstLine="0" w:left="0" w:right="0"/>
+              <w:spacing w:after="40" w:before="40" w:lineRule="auto" w:line="240"/>
             </w:pPr>
             <w:r>
               <w:t xml:space="preserve">string</w:t>
@@ -4054,8 +4111,8 @@
             <w:pPr>
               <w:pStyle w:val="Compact"/>
               <w:jc w:val="left"/>
-              <w:ind w:right="0" w:firstLine="0" w:left="0"/>
-              <w:spacing w:lineRule="auto" w:after="40" w:line="240" w:before="40"/>
+              <w:ind w:firstLine="0" w:left="0" w:right="0"/>
+              <w:spacing w:after="40" w:before="40" w:lineRule="auto" w:line="240"/>
             </w:pPr>
             <w:r>
               <w:t xml:space="preserve">same as</w:t>
@@ -4077,8 +4134,8 @@
             <w:pPr>
               <w:pStyle w:val="Compact"/>
               <w:jc w:val="left"/>
-              <w:ind w:right="0" w:firstLine="0" w:left="0"/>
-              <w:spacing w:lineRule="auto" w:after="40" w:line="240" w:before="40"/>
+              <w:ind w:firstLine="0" w:left="0" w:right="0"/>
+              <w:spacing w:after="40" w:before="40" w:lineRule="auto" w:line="240"/>
             </w:pPr>
             <w:r>
               <w:t xml:space="preserve">Human-readable name</w:t>
@@ -4093,8 +4150,8 @@
             <w:pPr>
               <w:pStyle w:val="Compact"/>
               <w:jc w:val="left"/>
-              <w:ind w:right="0" w:firstLine="0" w:left="0"/>
-              <w:spacing w:lineRule="auto" w:after="40" w:line="240" w:before="40"/>
+              <w:ind w:firstLine="0" w:left="0" w:right="0"/>
+              <w:spacing w:after="40" w:before="40" w:lineRule="auto" w:line="240"/>
             </w:pPr>
             <w:r>
               <w:rPr>
@@ -4110,8 +4167,8 @@
             <w:pPr>
               <w:pStyle w:val="Compact"/>
               <w:jc w:val="left"/>
-              <w:ind w:right="0" w:firstLine="0" w:left="0"/>
-              <w:spacing w:lineRule="auto" w:after="40" w:line="240" w:before="40"/>
+              <w:ind w:firstLine="0" w:left="0" w:right="0"/>
+              <w:spacing w:after="40" w:before="40" w:lineRule="auto" w:line="240"/>
             </w:pPr>
             <w:r>
               <w:t xml:space="preserve">string</w:t>
@@ -4124,8 +4181,8 @@
             <w:pPr>
               <w:pStyle w:val="Compact"/>
               <w:jc w:val="left"/>
-              <w:ind w:right="0" w:firstLine="0" w:left="0"/>
-              <w:spacing w:lineRule="auto" w:after="40" w:line="240" w:before="40"/>
+              <w:ind w:firstLine="0" w:left="0" w:right="0"/>
+              <w:spacing w:after="40" w:before="40" w:lineRule="auto" w:line="240"/>
             </w:pPr>
             <w:r>
               <w:rPr>
@@ -4141,8 +4198,8 @@
             <w:pPr>
               <w:pStyle w:val="Compact"/>
               <w:jc w:val="left"/>
-              <w:ind w:right="0" w:firstLine="0" w:left="0"/>
-              <w:spacing w:lineRule="auto" w:after="40" w:line="240" w:before="40"/>
+              <w:ind w:firstLine="0" w:left="0" w:right="0"/>
+              <w:spacing w:after="40" w:before="40" w:lineRule="auto" w:line="240"/>
             </w:pPr>
             <w:r>
               <w:t xml:space="preserve">Description text</w:t>
@@ -4157,8 +4214,8 @@
             <w:pPr>
               <w:pStyle w:val="Compact"/>
               <w:jc w:val="left"/>
-              <w:ind w:right="0" w:firstLine="0" w:left="0"/>
-              <w:spacing w:lineRule="auto" w:after="40" w:line="240" w:before="40"/>
+              <w:ind w:firstLine="0" w:left="0" w:right="0"/>
+              <w:spacing w:after="40" w:before="40" w:lineRule="auto" w:line="240"/>
             </w:pPr>
             <w:r>
               <w:rPr>
@@ -4174,8 +4231,8 @@
             <w:pPr>
               <w:pStyle w:val="Compact"/>
               <w:jc w:val="left"/>
-              <w:ind w:right="0" w:firstLine="0" w:left="0"/>
-              <w:spacing w:lineRule="auto" w:after="40" w:line="240" w:before="40"/>
+              <w:ind w:firstLine="0" w:left="0" w:right="0"/>
+              <w:spacing w:after="40" w:before="40" w:lineRule="auto" w:line="240"/>
             </w:pPr>
             <w:r>
               <w:t xml:space="preserve">string</w:t>
@@ -4188,8 +4245,8 @@
             <w:pPr>
               <w:pStyle w:val="Compact"/>
               <w:jc w:val="left"/>
-              <w:ind w:right="0" w:firstLine="0" w:left="0"/>
-              <w:spacing w:lineRule="auto" w:after="40" w:line="240" w:before="40"/>
+              <w:ind w:firstLine="0" w:left="0" w:right="0"/>
+              <w:spacing w:after="40" w:before="40" w:lineRule="auto" w:line="240"/>
             </w:pPr>
             <w:r>
               <w:t xml:space="preserve">nil</w:t>
@@ -4202,8 +4259,8 @@
             <w:pPr>
               <w:pStyle w:val="Compact"/>
               <w:jc w:val="left"/>
-              <w:ind w:right="0" w:firstLine="0" w:left="0"/>
-              <w:spacing w:lineRule="auto" w:after="40" w:line="240" w:before="40"/>
+              <w:ind w:firstLine="0" w:left="0" w:right="0"/>
+              <w:spacing w:after="40" w:before="40" w:lineRule="auto" w:line="240"/>
             </w:pPr>
             <w:r>
               <w:t xml:space="preserve">Base type for inheritance</w:t>
@@ -4218,8 +4275,8 @@
             <w:pPr>
               <w:pStyle w:val="Compact"/>
               <w:jc w:val="left"/>
-              <w:ind w:right="0" w:firstLine="0" w:left="0"/>
-              <w:spacing w:lineRule="auto" w:after="40" w:line="240" w:before="40"/>
+              <w:ind w:firstLine="0" w:left="0" w:right="0"/>
+              <w:spacing w:after="40" w:before="40" w:lineRule="auto" w:line="240"/>
             </w:pPr>
             <w:r>
               <w:rPr>
@@ -4235,8 +4292,8 @@
             <w:pPr>
               <w:pStyle w:val="Compact"/>
               <w:jc w:val="left"/>
-              <w:ind w:right="0" w:firstLine="0" w:left="0"/>
-              <w:spacing w:lineRule="auto" w:after="40" w:line="240" w:before="40"/>
+              <w:ind w:firstLine="0" w:left="0" w:right="0"/>
+              <w:spacing w:after="40" w:before="40" w:lineRule="auto" w:line="240"/>
             </w:pPr>
             <w:r>
               <w:t xml:space="preserve">boolean</w:t>
@@ -4249,8 +4306,8 @@
             <w:pPr>
               <w:pStyle w:val="Compact"/>
               <w:jc w:val="left"/>
-              <w:ind w:right="0" w:firstLine="0" w:left="0"/>
-              <w:spacing w:lineRule="auto" w:after="40" w:line="240" w:before="40"/>
+              <w:ind w:firstLine="0" w:left="0" w:right="0"/>
+              <w:spacing w:after="40" w:before="40" w:lineRule="auto" w:line="240"/>
             </w:pPr>
             <w:r>
               <w:t xml:space="preserve">false</w:t>
@@ -4263,8 +4320,8 @@
             <w:pPr>
               <w:pStyle w:val="Compact"/>
               <w:jc w:val="left"/>
-              <w:ind w:right="0" w:firstLine="0" w:left="0"/>
-              <w:spacing w:lineRule="auto" w:after="40" w:line="240" w:before="40"/>
+              <w:ind w:firstLine="0" w:left="0" w:right="0"/>
+              <w:spacing w:after="40" w:before="40" w:lineRule="auto" w:line="240"/>
             </w:pPr>
             <w:r>
               <w:t xml:space="preserve">If true, headers without explicit type match this</w:t>
@@ -4279,8 +4336,8 @@
             <w:pPr>
               <w:pStyle w:val="Compact"/>
               <w:jc w:val="left"/>
-              <w:ind w:right="0" w:firstLine="0" w:left="0"/>
-              <w:spacing w:lineRule="auto" w:after="40" w:line="240" w:before="40"/>
+              <w:ind w:firstLine="0" w:left="0" w:right="0"/>
+              <w:spacing w:after="40" w:before="40" w:lineRule="auto" w:line="240"/>
             </w:pPr>
             <w:r>
               <w:rPr>
@@ -4296,8 +4353,8 @@
             <w:pPr>
               <w:pStyle w:val="Compact"/>
               <w:jc w:val="left"/>
-              <w:ind w:right="0" w:firstLine="0" w:left="0"/>
-              <w:spacing w:lineRule="auto" w:after="40" w:line="240" w:before="40"/>
+              <w:ind w:firstLine="0" w:left="0" w:right="0"/>
+              <w:spacing w:after="40" w:before="40" w:lineRule="auto" w:line="240"/>
             </w:pPr>
             <w:r>
               <w:t xml:space="preserve">boolean</w:t>
@@ -4310,8 +4367,8 @@
             <w:pPr>
               <w:pStyle w:val="Compact"/>
               <w:jc w:val="left"/>
-              <w:ind w:right="0" w:firstLine="0" w:left="0"/>
-              <w:spacing w:lineRule="auto" w:after="40" w:line="240" w:before="40"/>
+              <w:ind w:firstLine="0" w:left="0" w:right="0"/>
+              <w:spacing w:after="40" w:before="40" w:lineRule="auto" w:line="240"/>
             </w:pPr>
             <w:r>
               <w:t xml:space="preserve">false</w:t>
@@ -4324,8 +4381,8 @@
             <w:pPr>
               <w:pStyle w:val="Compact"/>
               <w:jc w:val="left"/>
-              <w:ind w:right="0" w:firstLine="0" w:left="0"/>
-              <w:spacing w:lineRule="auto" w:after="40" w:line="240" w:before="40"/>
+              <w:ind w:firstLine="0" w:left="0" w:right="0"/>
+              <w:spacing w:after="40" w:before="40" w:lineRule="auto" w:line="240"/>
             </w:pPr>
             <w:r>
               <w:t xml:space="preserve">Composite object flag</w:t>
@@ -4340,8 +4397,8 @@
             <w:pPr>
               <w:pStyle w:val="Compact"/>
               <w:jc w:val="left"/>
-              <w:ind w:right="0" w:firstLine="0" w:left="0"/>
-              <w:spacing w:lineRule="auto" w:after="40" w:line="240" w:before="40"/>
+              <w:ind w:firstLine="0" w:left="0" w:right="0"/>
+              <w:spacing w:after="40" w:before="40" w:lineRule="auto" w:line="240"/>
             </w:pPr>
             <w:r>
               <w:rPr>
@@ -4357,8 +4414,8 @@
             <w:pPr>
               <w:pStyle w:val="Compact"/>
               <w:jc w:val="left"/>
-              <w:ind w:right="0" w:firstLine="0" w:left="0"/>
-              <w:spacing w:lineRule="auto" w:after="40" w:line="240" w:before="40"/>
+              <w:ind w:firstLine="0" w:left="0" w:right="0"/>
+              <w:spacing w:after="40" w:before="40" w:lineRule="auto" w:line="240"/>
             </w:pPr>
             <w:r>
               <w:t xml:space="preserve">string</w:t>
@@ -4371,8 +4428,8 @@
             <w:pPr>
               <w:pStyle w:val="Compact"/>
               <w:jc w:val="left"/>
-              <w:ind w:right="0" w:firstLine="0" w:left="0"/>
-              <w:spacing w:lineRule="auto" w:after="40" w:line="240" w:before="40"/>
+              <w:ind w:firstLine="0" w:left="0" w:right="0"/>
+              <w:spacing w:after="40" w:before="40" w:lineRule="auto" w:line="240"/>
             </w:pPr>
             <w:r>
               <w:t xml:space="preserve">nil</w:t>
@@ -4385,8 +4442,8 @@
             <w:pPr>
               <w:pStyle w:val="Compact"/>
               <w:jc w:val="left"/>
-              <w:ind w:right="0" w:firstLine="0" w:left="0"/>
-              <w:spacing w:lineRule="auto" w:after="40" w:line="240" w:before="40"/>
+              <w:ind w:firstLine="0" w:left="0" w:right="0"/>
+              <w:spacing w:after="40" w:before="40" w:lineRule="auto" w:line="240"/>
             </w:pPr>
             <w:r>
               <w:t xml:space="preserve">Prefix for auto-generated PIDs</w:t>
@@ -4401,8 +4458,8 @@
             <w:pPr>
               <w:pStyle w:val="Compact"/>
               <w:jc w:val="left"/>
-              <w:ind w:right="0" w:firstLine="0" w:left="0"/>
-              <w:spacing w:lineRule="auto" w:after="40" w:line="240" w:before="40"/>
+              <w:ind w:firstLine="0" w:left="0" w:right="0"/>
+              <w:spacing w:after="40" w:before="40" w:lineRule="auto" w:line="240"/>
             </w:pPr>
             <w:r>
               <w:rPr>
@@ -4418,8 +4475,8 @@
             <w:pPr>
               <w:pStyle w:val="Compact"/>
               <w:jc w:val="left"/>
-              <w:ind w:right="0" w:firstLine="0" w:left="0"/>
-              <w:spacing w:lineRule="auto" w:after="40" w:line="240" w:before="40"/>
+              <w:ind w:firstLine="0" w:left="0" w:right="0"/>
+              <w:spacing w:after="40" w:before="40" w:lineRule="auto" w:line="240"/>
             </w:pPr>
             <w:r>
               <w:t xml:space="preserve">string</w:t>
@@ -4432,8 +4489,8 @@
             <w:pPr>
               <w:pStyle w:val="Compact"/>
               <w:jc w:val="left"/>
-              <w:ind w:right="0" w:firstLine="0" w:left="0"/>
-              <w:spacing w:lineRule="auto" w:after="40" w:line="240" w:before="40"/>
+              <w:ind w:firstLine="0" w:left="0" w:right="0"/>
+              <w:spacing w:after="40" w:before="40" w:lineRule="auto" w:line="240"/>
             </w:pPr>
             <w:r>
               <w:t xml:space="preserve">nil</w:t>
@@ -4446,8 +4503,8 @@
             <w:pPr>
               <w:pStyle w:val="Compact"/>
               <w:jc w:val="left"/>
-              <w:ind w:right="0" w:firstLine="0" w:left="0"/>
-              <w:spacing w:lineRule="auto" w:after="40" w:line="240" w:before="40"/>
+              <w:ind w:firstLine="0" w:left="0" w:right="0"/>
+              <w:spacing w:after="40" w:before="40" w:lineRule="auto" w:line="240"/>
             </w:pPr>
             <w:r>
               <w:t xml:space="preserve">Printf format string for PIDs</w:t>
@@ -4462,8 +4519,8 @@
             <w:pPr>
               <w:pStyle w:val="Compact"/>
               <w:jc w:val="left"/>
-              <w:ind w:right="0" w:firstLine="0" w:left="0"/>
-              <w:spacing w:lineRule="auto" w:after="40" w:line="240" w:before="40"/>
+              <w:ind w:firstLine="0" w:left="0" w:right="0"/>
+              <w:spacing w:after="40" w:before="40" w:lineRule="auto" w:line="240"/>
             </w:pPr>
             <w:r>
               <w:rPr>
@@ -4479,8 +4536,8 @@
             <w:pPr>
               <w:pStyle w:val="Compact"/>
               <w:jc w:val="left"/>
-              <w:ind w:right="0" w:firstLine="0" w:left="0"/>
-              <w:spacing w:lineRule="auto" w:after="40" w:line="240" w:before="40"/>
+              <w:ind w:firstLine="0" w:left="0" w:right="0"/>
+              <w:spacing w:after="40" w:before="40" w:lineRule="auto" w:line="240"/>
             </w:pPr>
             <w:r>
               <w:t xml:space="preserve">list</w:t>
@@ -4493,8 +4550,8 @@
             <w:pPr>
               <w:pStyle w:val="Compact"/>
               <w:jc w:val="left"/>
-              <w:ind w:right="0" w:firstLine="0" w:left="0"/>
-              <w:spacing w:lineRule="auto" w:after="40" w:line="240" w:before="40"/>
+              <w:ind w:firstLine="0" w:left="0" w:right="0"/>
+              <w:spacing w:after="40" w:before="40" w:lineRule="auto" w:line="240"/>
             </w:pPr>
             <w:r>
               <w:t xml:space="preserve">nil</w:t>
@@ -4507,8 +4564,8 @@
             <w:pPr>
               <w:pStyle w:val="Compact"/>
               <w:jc w:val="left"/>
-              <w:ind w:right="0" w:firstLine="0" w:left="0"/>
-              <w:spacing w:lineRule="auto" w:after="40" w:line="240" w:before="40"/>
+              <w:ind w:firstLine="0" w:left="0" w:right="0"/>
+              <w:spacing w:after="40" w:before="40" w:lineRule="auto" w:line="240"/>
             </w:pPr>
             <w:r>
               <w:t xml:space="preserve">Alternative identifiers for syntax matching</w:t>
@@ -4523,8 +4580,8 @@
             <w:pPr>
               <w:pStyle w:val="Compact"/>
               <w:jc w:val="left"/>
-              <w:ind w:right="0" w:firstLine="0" w:left="0"/>
-              <w:spacing w:lineRule="auto" w:after="40" w:line="240" w:before="40"/>
+              <w:ind w:firstLine="0" w:left="0" w:right="0"/>
+              <w:spacing w:after="40" w:before="40" w:lineRule="auto" w:line="240"/>
             </w:pPr>
             <w:r>
               <w:rPr>
@@ -4540,8 +4597,8 @@
             <w:pPr>
               <w:pStyle w:val="Compact"/>
               <w:jc w:val="left"/>
-              <w:ind w:right="0" w:firstLine="0" w:left="0"/>
-              <w:spacing w:lineRule="auto" w:after="40" w:line="240" w:before="40"/>
+              <w:ind w:firstLine="0" w:left="0" w:right="0"/>
+              <w:spacing w:after="40" w:before="40" w:lineRule="auto" w:line="240"/>
             </w:pPr>
             <w:r>
               <w:t xml:space="preserve">list</w:t>
@@ -4554,8 +4611,8 @@
             <w:pPr>
               <w:pStyle w:val="Compact"/>
               <w:jc w:val="left"/>
-              <w:ind w:right="0" w:firstLine="0" w:left="0"/>
-              <w:spacing w:lineRule="auto" w:after="40" w:line="240" w:before="40"/>
+              <w:ind w:firstLine="0" w:left="0" w:right="0"/>
+              <w:spacing w:after="40" w:before="40" w:lineRule="auto" w:line="240"/>
             </w:pPr>
             <w:r>
               <w:t xml:space="preserve">nil</w:t>
@@ -4568,8 +4625,8 @@
             <w:pPr>
               <w:pStyle w:val="Compact"/>
               <w:jc w:val="left"/>
-              <w:ind w:right="0" w:firstLine="0" w:left="0"/>
-              <w:spacing w:lineRule="auto" w:after="40" w:line="240" w:before="40"/>
+              <w:ind w:firstLine="0" w:left="0" w:right="0"/>
+              <w:spacing w:after="40" w:before="40" w:lineRule="auto" w:line="240"/>
             </w:pPr>
             <w:r>
               <w:t xml:space="preserve">Attribute definitions (see Attribute Schema)</w:t>
@@ -4578,7 +4635,6 @@
         </w:tc>
       </w:tr>
     </w:tbl>
-    <w:bookmarkEnd w:id="1646"/>
     <w:bookmarkEnd w:id="30"/>
     <w:bookmarkStart w:id="31" w:name="attribute-schema"/>
     <w:p>
@@ -4593,7 +4649,16 @@
         <w:t xml:space="preserve">Attribute Schema</w:t>
       </w:r>
     </w:p>
-    <w:bookmarkStart w:name="csv-tbl-model-attribute-fields" w:id="62565"/>
+    <w:p>
+      <w:pPr>
+        <w:spacing w:lineRule="exact" w:before="0" w:after="0" w:line="20"/>
+        <w:rPr>
+          <w:sz w:val="2"/>
+        </w:rPr>
+      </w:pPr>
+      <w:bookmarkStart w:name="csv-tbl-model-attribute-fields" w:id="62565"/>
+      <w:bookmarkEnd w:id="62565"/>
+    </w:p>
     <w:p>
       <w:pPr>
         <w:pStyle w:val="Caption"/>
@@ -4627,18 +4692,18 @@
         <w:tblW w:type="auto" w:w="0"/>
         <w:tblLook w:firstRow="1" w:lastRow="0" w:firstColumn="0" w:lastColumn="0" w:noHBand="0" w:noVBand="0" w:val="0020"/>
         <w:tblBorders>
-          <w:top w:color="000000" w:sz="6" w:space="0" w:val="single"/>
-          <w:left w:color="000000" w:sz="6" w:space="0" w:val="single"/>
-          <w:bottom w:color="000000" w:sz="6" w:space="0" w:val="single"/>
-          <w:right w:color="000000" w:sz="6" w:space="0" w:val="single"/>
-          <w:insideH w:color="000000" w:sz="6" w:space="0" w:val="single"/>
-          <w:insideV w:color="000000" w:sz="6" w:space="0" w:val="single"/>
+          <w:top w:val="single" w:space="0" w:color="000000" w:sz="6"/>
+          <w:left w:val="single" w:space="0" w:color="000000" w:sz="6"/>
+          <w:bottom w:val="single" w:space="0" w:color="000000" w:sz="6"/>
+          <w:right w:val="single" w:space="0" w:color="000000" w:sz="6"/>
+          <w:insideH w:val="single" w:space="0" w:color="000000" w:sz="6"/>
+          <w:insideV w:val="single" w:space="0" w:color="000000" w:sz="6"/>
         </w:tblBorders>
         <w:tblCellMar>
-          <w:top w:w="57" w:type="dxa"/>
-          <w:left w:w="108" w:type="dxa"/>
-          <w:bottom w:w="57" w:type="dxa"/>
-          <w:right w:w="108" w:type="dxa"/>
+          <w:top w:type="dxa" w:w="57"/>
+          <w:left w:type="dxa" w:w="108"/>
+          <w:bottom w:type="dxa" w:w="57"/>
+          <w:right w:type="dxa" w:w="108"/>
         </w:tblCellMar>
       </w:tblPr>
       <w:tblGrid>
@@ -4653,14 +4718,14 @@
         </w:trPr>
         <w:tc>
           <w:tcPr>
-            <w:shd w:color="auto" w:fill="E8E8E8" w:val="clear"/>
+            <w:shd w:val="clear" w:color="auto" w:fill="E8E8E8"/>
           </w:tcPr>
           <w:p>
             <w:pPr>
               <w:pStyle w:val="Compact"/>
               <w:jc w:val="left"/>
-              <w:ind w:right="0" w:firstLine="0" w:left="0"/>
-              <w:spacing w:lineRule="auto" w:after="40" w:line="240" w:before="40"/>
+              <w:ind w:firstLine="0" w:left="0" w:right="0"/>
+              <w:spacing w:after="40" w:before="40" w:lineRule="auto" w:line="240"/>
             </w:pPr>
             <w:r>
               <w:rPr>
@@ -4672,14 +4737,14 @@
         </w:tc>
         <w:tc>
           <w:tcPr>
-            <w:shd w:color="auto" w:fill="E8E8E8" w:val="clear"/>
+            <w:shd w:val="clear" w:color="auto" w:fill="E8E8E8"/>
           </w:tcPr>
           <w:p>
             <w:pPr>
               <w:pStyle w:val="Compact"/>
               <w:jc w:val="left"/>
-              <w:ind w:right="0" w:firstLine="0" w:left="0"/>
-              <w:spacing w:lineRule="auto" w:after="40" w:line="240" w:before="40"/>
+              <w:ind w:firstLine="0" w:left="0" w:right="0"/>
+              <w:spacing w:after="40" w:before="40" w:lineRule="auto" w:line="240"/>
             </w:pPr>
             <w:r>
               <w:rPr>
@@ -4691,14 +4756,14 @@
         </w:tc>
         <w:tc>
           <w:tcPr>
-            <w:shd w:color="auto" w:fill="E8E8E8" w:val="clear"/>
+            <w:shd w:val="clear" w:color="auto" w:fill="E8E8E8"/>
           </w:tcPr>
           <w:p>
             <w:pPr>
               <w:pStyle w:val="Compact"/>
               <w:jc w:val="left"/>
-              <w:ind w:right="0" w:firstLine="0" w:left="0"/>
-              <w:spacing w:lineRule="auto" w:after="40" w:line="240" w:before="40"/>
+              <w:ind w:firstLine="0" w:left="0" w:right="0"/>
+              <w:spacing w:after="40" w:before="40" w:lineRule="auto" w:line="240"/>
             </w:pPr>
             <w:r>
               <w:rPr>
@@ -4710,14 +4775,14 @@
         </w:tc>
         <w:tc>
           <w:tcPr>
-            <w:shd w:color="auto" w:fill="E8E8E8" w:val="clear"/>
+            <w:shd w:val="clear" w:color="auto" w:fill="E8E8E8"/>
           </w:tcPr>
           <w:p>
             <w:pPr>
               <w:pStyle w:val="Compact"/>
               <w:jc w:val="left"/>
-              <w:ind w:right="0" w:firstLine="0" w:left="0"/>
-              <w:spacing w:lineRule="auto" w:after="40" w:line="240" w:before="40"/>
+              <w:ind w:firstLine="0" w:left="0" w:right="0"/>
+              <w:spacing w:after="40" w:before="40" w:lineRule="auto" w:line="240"/>
             </w:pPr>
             <w:r>
               <w:rPr>
@@ -4735,8 +4800,8 @@
             <w:pPr>
               <w:pStyle w:val="Compact"/>
               <w:jc w:val="left"/>
-              <w:ind w:right="0" w:firstLine="0" w:left="0"/>
-              <w:spacing w:lineRule="auto" w:after="40" w:line="240" w:before="40"/>
+              <w:ind w:firstLine="0" w:left="0" w:right="0"/>
+              <w:spacing w:after="40" w:before="40" w:lineRule="auto" w:line="240"/>
             </w:pPr>
             <w:r>
               <w:rPr>
@@ -4752,8 +4817,8 @@
             <w:pPr>
               <w:pStyle w:val="Compact"/>
               <w:jc w:val="left"/>
-              <w:ind w:right="0" w:firstLine="0" w:left="0"/>
-              <w:spacing w:lineRule="auto" w:after="40" w:line="240" w:before="40"/>
+              <w:ind w:firstLine="0" w:left="0" w:right="0"/>
+              <w:spacing w:after="40" w:before="40" w:lineRule="auto" w:line="240"/>
             </w:pPr>
             <w:r>
               <w:t xml:space="preserve">string</w:t>
@@ -4766,8 +4831,8 @@
             <w:pPr>
               <w:pStyle w:val="Compact"/>
               <w:jc w:val="left"/>
-              <w:ind w:right="0" w:firstLine="0" w:left="0"/>
-              <w:spacing w:lineRule="auto" w:after="40" w:line="240" w:before="40"/>
+              <w:ind w:firstLine="0" w:left="0" w:right="0"/>
+              <w:spacing w:after="40" w:before="40" w:lineRule="auto" w:line="240"/>
             </w:pPr>
             <w:r>
               <w:t xml:space="preserve">required</w:t>
@@ -4780,8 +4845,8 @@
             <w:pPr>
               <w:pStyle w:val="Compact"/>
               <w:jc w:val="left"/>
-              <w:ind w:right="0" w:firstLine="0" w:left="0"/>
-              <w:spacing w:lineRule="auto" w:after="40" w:line="240" w:before="40"/>
+              <w:ind w:firstLine="0" w:left="0" w:right="0"/>
+              <w:spacing w:after="40" w:before="40" w:lineRule="auto" w:line="240"/>
             </w:pPr>
             <w:r>
               <w:t xml:space="preserve">Attribute identifier</w:t>
@@ -4796,8 +4861,8 @@
             <w:pPr>
               <w:pStyle w:val="Compact"/>
               <w:jc w:val="left"/>
-              <w:ind w:right="0" w:firstLine="0" w:left="0"/>
-              <w:spacing w:lineRule="auto" w:after="40" w:line="240" w:before="40"/>
+              <w:ind w:firstLine="0" w:left="0" w:right="0"/>
+              <w:spacing w:after="40" w:before="40" w:lineRule="auto" w:line="240"/>
             </w:pPr>
             <w:r>
               <w:rPr>
@@ -4813,8 +4878,8 @@
             <w:pPr>
               <w:pStyle w:val="Compact"/>
               <w:jc w:val="left"/>
-              <w:ind w:right="0" w:firstLine="0" w:left="0"/>
-              <w:spacing w:lineRule="auto" w:after="40" w:line="240" w:before="40"/>
+              <w:ind w:firstLine="0" w:left="0" w:right="0"/>
+              <w:spacing w:after="40" w:before="40" w:lineRule="auto" w:line="240"/>
             </w:pPr>
             <w:r>
               <w:t xml:space="preserve">string</w:t>
@@ -4827,8 +4892,8 @@
             <w:pPr>
               <w:pStyle w:val="Compact"/>
               <w:jc w:val="left"/>
-              <w:ind w:right="0" w:firstLine="0" w:left="0"/>
-              <w:spacing w:lineRule="auto" w:after="40" w:line="240" w:before="40"/>
+              <w:ind w:firstLine="0" w:left="0" w:right="0"/>
+              <w:spacing w:after="40" w:before="40" w:lineRule="auto" w:line="240"/>
             </w:pPr>
             <w:r>
               <w:rPr>
@@ -4844,8 +4909,8 @@
             <w:pPr>
               <w:pStyle w:val="Compact"/>
               <w:jc w:val="left"/>
-              <w:ind w:right="0" w:firstLine="0" w:left="0"/>
-              <w:spacing w:lineRule="auto" w:after="40" w:line="240" w:before="40"/>
+              <w:ind w:firstLine="0" w:left="0" w:right="0"/>
+              <w:spacing w:after="40" w:before="40" w:lineRule="auto" w:line="240"/>
             </w:pPr>
             <w:r>
               <w:t xml:space="preserve">Datatype: STRING, INTEGER, REAL, BOOLEAN, DATE, ENUM, XHTML</w:t>
@@ -4860,8 +4925,8 @@
             <w:pPr>
               <w:pStyle w:val="Compact"/>
               <w:jc w:val="left"/>
-              <w:ind w:right="0" w:firstLine="0" w:left="0"/>
-              <w:spacing w:lineRule="auto" w:after="40" w:line="240" w:before="40"/>
+              <w:ind w:firstLine="0" w:left="0" w:right="0"/>
+              <w:spacing w:after="40" w:before="40" w:lineRule="auto" w:line="240"/>
             </w:pPr>
             <w:r>
               <w:rPr>
@@ -4877,8 +4942,8 @@
             <w:pPr>
               <w:pStyle w:val="Compact"/>
               <w:jc w:val="left"/>
-              <w:ind w:right="0" w:firstLine="0" w:left="0"/>
-              <w:spacing w:lineRule="auto" w:after="40" w:line="240" w:before="40"/>
+              <w:ind w:firstLine="0" w:left="0" w:right="0"/>
+              <w:spacing w:after="40" w:before="40" w:lineRule="auto" w:line="240"/>
             </w:pPr>
             <w:r>
               <w:t xml:space="preserve">integer</w:t>
@@ -4891,8 +4956,8 @@
             <w:pPr>
               <w:pStyle w:val="Compact"/>
               <w:jc w:val="left"/>
-              <w:ind w:right="0" w:firstLine="0" w:left="0"/>
-              <w:spacing w:lineRule="auto" w:after="40" w:line="240" w:before="40"/>
+              <w:ind w:firstLine="0" w:left="0" w:right="0"/>
+              <w:spacing w:after="40" w:before="40" w:lineRule="auto" w:line="240"/>
             </w:pPr>
             <w:r>
               <w:t xml:space="preserve">0</w:t>
@@ -4905,8 +4970,8 @@
             <w:pPr>
               <w:pStyle w:val="Compact"/>
               <w:jc w:val="left"/>
-              <w:ind w:right="0" w:firstLine="0" w:left="0"/>
-              <w:spacing w:lineRule="auto" w:after="40" w:line="240" w:before="40"/>
+              <w:ind w:firstLine="0" w:left="0" w:right="0"/>
+              <w:spacing w:after="40" w:before="40" w:lineRule="auto" w:line="240"/>
             </w:pPr>
             <w:r>
               <w:t xml:space="preserve">Minimum values (0 = optional, 1 = required)</w:t>
@@ -4921,8 +4986,8 @@
             <w:pPr>
               <w:pStyle w:val="Compact"/>
               <w:jc w:val="left"/>
-              <w:ind w:right="0" w:firstLine="0" w:left="0"/>
-              <w:spacing w:lineRule="auto" w:after="40" w:line="240" w:before="40"/>
+              <w:ind w:firstLine="0" w:left="0" w:right="0"/>
+              <w:spacing w:after="40" w:before="40" w:lineRule="auto" w:line="240"/>
             </w:pPr>
             <w:r>
               <w:rPr>
@@ -4938,8 +5003,8 @@
             <w:pPr>
               <w:pStyle w:val="Compact"/>
               <w:jc w:val="left"/>
-              <w:ind w:right="0" w:firstLine="0" w:left="0"/>
-              <w:spacing w:lineRule="auto" w:after="40" w:line="240" w:before="40"/>
+              <w:ind w:firstLine="0" w:left="0" w:right="0"/>
+              <w:spacing w:after="40" w:before="40" w:lineRule="auto" w:line="240"/>
             </w:pPr>
             <w:r>
               <w:t xml:space="preserve">integer</w:t>
@@ -4952,8 +5017,8 @@
             <w:pPr>
               <w:pStyle w:val="Compact"/>
               <w:jc w:val="left"/>
-              <w:ind w:right="0" w:firstLine="0" w:left="0"/>
-              <w:spacing w:lineRule="auto" w:after="40" w:line="240" w:before="40"/>
+              <w:ind w:firstLine="0" w:left="0" w:right="0"/>
+              <w:spacing w:after="40" w:before="40" w:lineRule="auto" w:line="240"/>
             </w:pPr>
             <w:r>
               <w:t xml:space="preserve">1</w:t>
@@ -4966,8 +5031,8 @@
             <w:pPr>
               <w:pStyle w:val="Compact"/>
               <w:jc w:val="left"/>
-              <w:ind w:right="0" w:firstLine="0" w:left="0"/>
-              <w:spacing w:lineRule="auto" w:after="40" w:line="240" w:before="40"/>
+              <w:ind w:firstLine="0" w:left="0" w:right="0"/>
+              <w:spacing w:after="40" w:before="40" w:lineRule="auto" w:line="240"/>
             </w:pPr>
             <w:r>
               <w:t xml:space="preserve">Maximum values</w:t>
@@ -4982,8 +5047,8 @@
             <w:pPr>
               <w:pStyle w:val="Compact"/>
               <w:jc w:val="left"/>
-              <w:ind w:right="0" w:firstLine="0" w:left="0"/>
-              <w:spacing w:lineRule="auto" w:after="40" w:line="240" w:before="40"/>
+              <w:ind w:firstLine="0" w:left="0" w:right="0"/>
+              <w:spacing w:after="40" w:before="40" w:lineRule="auto" w:line="240"/>
             </w:pPr>
             <w:r>
               <w:rPr>
@@ -4999,8 +5064,8 @@
             <w:pPr>
               <w:pStyle w:val="Compact"/>
               <w:jc w:val="left"/>
-              <w:ind w:right="0" w:firstLine="0" w:left="0"/>
-              <w:spacing w:lineRule="auto" w:after="40" w:line="240" w:before="40"/>
+              <w:ind w:firstLine="0" w:left="0" w:right="0"/>
+              <w:spacing w:after="40" w:before="40" w:lineRule="auto" w:line="240"/>
             </w:pPr>
             <w:r>
               <w:t xml:space="preserve">number</w:t>
@@ -5013,8 +5078,8 @@
             <w:pPr>
               <w:pStyle w:val="Compact"/>
               <w:jc w:val="left"/>
-              <w:ind w:right="0" w:firstLine="0" w:left="0"/>
-              <w:spacing w:lineRule="auto" w:after="40" w:line="240" w:before="40"/>
+              <w:ind w:firstLine="0" w:left="0" w:right="0"/>
+              <w:spacing w:after="40" w:before="40" w:lineRule="auto" w:line="240"/>
             </w:pPr>
             <w:r>
               <w:t xml:space="preserve">nil</w:t>
@@ -5027,8 +5092,8 @@
             <w:pPr>
               <w:pStyle w:val="Compact"/>
               <w:jc w:val="left"/>
-              <w:ind w:right="0" w:firstLine="0" w:left="0"/>
-              <w:spacing w:lineRule="auto" w:after="40" w:line="240" w:before="40"/>
+              <w:ind w:firstLine="0" w:left="0" w:right="0"/>
+              <w:spacing w:after="40" w:before="40" w:lineRule="auto" w:line="240"/>
             </w:pPr>
             <w:r>
               <w:t xml:space="preserve">Lower bound for numeric types</w:t>
@@ -5043,8 +5108,8 @@
             <w:pPr>
               <w:pStyle w:val="Compact"/>
               <w:jc w:val="left"/>
-              <w:ind w:right="0" w:firstLine="0" w:left="0"/>
-              <w:spacing w:lineRule="auto" w:after="40" w:line="240" w:before="40"/>
+              <w:ind w:firstLine="0" w:left="0" w:right="0"/>
+              <w:spacing w:after="40" w:before="40" w:lineRule="auto" w:line="240"/>
             </w:pPr>
             <w:r>
               <w:rPr>
@@ -5060,8 +5125,8 @@
             <w:pPr>
               <w:pStyle w:val="Compact"/>
               <w:jc w:val="left"/>
-              <w:ind w:right="0" w:firstLine="0" w:left="0"/>
-              <w:spacing w:lineRule="auto" w:after="40" w:line="240" w:before="40"/>
+              <w:ind w:firstLine="0" w:left="0" w:right="0"/>
+              <w:spacing w:after="40" w:before="40" w:lineRule="auto" w:line="240"/>
             </w:pPr>
             <w:r>
               <w:t xml:space="preserve">number</w:t>
@@ -5074,8 +5139,8 @@
             <w:pPr>
               <w:pStyle w:val="Compact"/>
               <w:jc w:val="left"/>
-              <w:ind w:right="0" w:firstLine="0" w:left="0"/>
-              <w:spacing w:lineRule="auto" w:after="40" w:line="240" w:before="40"/>
+              <w:ind w:firstLine="0" w:left="0" w:right="0"/>
+              <w:spacing w:after="40" w:before="40" w:lineRule="auto" w:line="240"/>
             </w:pPr>
             <w:r>
               <w:t xml:space="preserve">nil</w:t>
@@ -5088,8 +5153,8 @@
             <w:pPr>
               <w:pStyle w:val="Compact"/>
               <w:jc w:val="left"/>
-              <w:ind w:right="0" w:firstLine="0" w:left="0"/>
-              <w:spacing w:lineRule="auto" w:after="40" w:line="240" w:before="40"/>
+              <w:ind w:firstLine="0" w:left="0" w:right="0"/>
+              <w:spacing w:after="40" w:before="40" w:lineRule="auto" w:line="240"/>
             </w:pPr>
             <w:r>
               <w:t xml:space="preserve">Upper bound for numeric types</w:t>
@@ -5104,8 +5169,8 @@
             <w:pPr>
               <w:pStyle w:val="Compact"/>
               <w:jc w:val="left"/>
-              <w:ind w:right="0" w:firstLine="0" w:left="0"/>
-              <w:spacing w:lineRule="auto" w:after="40" w:line="240" w:before="40"/>
+              <w:ind w:firstLine="0" w:left="0" w:right="0"/>
+              <w:spacing w:after="40" w:before="40" w:lineRule="auto" w:line="240"/>
             </w:pPr>
             <w:r>
               <w:rPr>
@@ -5121,8 +5186,8 @@
             <w:pPr>
               <w:pStyle w:val="Compact"/>
               <w:jc w:val="left"/>
-              <w:ind w:right="0" w:firstLine="0" w:left="0"/>
-              <w:spacing w:lineRule="auto" w:after="40" w:line="240" w:before="40"/>
+              <w:ind w:firstLine="0" w:left="0" w:right="0"/>
+              <w:spacing w:after="40" w:before="40" w:lineRule="auto" w:line="240"/>
             </w:pPr>
             <w:r>
               <w:t xml:space="preserve">list</w:t>
@@ -5135,8 +5200,8 @@
             <w:pPr>
               <w:pStyle w:val="Compact"/>
               <w:jc w:val="left"/>
-              <w:ind w:right="0" w:firstLine="0" w:left="0"/>
-              <w:spacing w:lineRule="auto" w:after="40" w:line="240" w:before="40"/>
+              <w:ind w:firstLine="0" w:left="0" w:right="0"/>
+              <w:spacing w:after="40" w:before="40" w:lineRule="auto" w:line="240"/>
             </w:pPr>
             <w:r>
               <w:t xml:space="preserve">nil</w:t>
@@ -5149,8 +5214,8 @@
             <w:pPr>
               <w:pStyle w:val="Compact"/>
               <w:jc w:val="left"/>
-              <w:ind w:right="0" w:firstLine="0" w:left="0"/>
-              <w:spacing w:lineRule="auto" w:after="40" w:line="240" w:before="40"/>
+              <w:ind w:firstLine="0" w:left="0" w:right="0"/>
+              <w:spacing w:after="40" w:before="40" w:lineRule="auto" w:line="240"/>
             </w:pPr>
             <w:r>
               <w:t xml:space="preserve">Valid enum values (required when</w:t>
@@ -5177,8 +5242,8 @@
             <w:pPr>
               <w:pStyle w:val="Compact"/>
               <w:jc w:val="left"/>
-              <w:ind w:right="0" w:firstLine="0" w:left="0"/>
-              <w:spacing w:lineRule="auto" w:after="40" w:line="240" w:before="40"/>
+              <w:ind w:firstLine="0" w:left="0" w:right="0"/>
+              <w:spacing w:after="40" w:before="40" w:lineRule="auto" w:line="240"/>
             </w:pPr>
             <w:r>
               <w:rPr>
@@ -5194,8 +5259,8 @@
             <w:pPr>
               <w:pStyle w:val="Compact"/>
               <w:jc w:val="left"/>
-              <w:ind w:right="0" w:firstLine="0" w:left="0"/>
-              <w:spacing w:lineRule="auto" w:after="40" w:line="240" w:before="40"/>
+              <w:ind w:firstLine="0" w:left="0" w:right="0"/>
+              <w:spacing w:after="40" w:before="40" w:lineRule="auto" w:line="240"/>
             </w:pPr>
             <w:r>
               <w:t xml:space="preserve">string</w:t>
@@ -5208,8 +5273,8 @@
             <w:pPr>
               <w:pStyle w:val="Compact"/>
               <w:jc w:val="left"/>
-              <w:ind w:right="0" w:firstLine="0" w:left="0"/>
-              <w:spacing w:lineRule="auto" w:after="40" w:line="240" w:before="40"/>
+              <w:ind w:firstLine="0" w:left="0" w:right="0"/>
+              <w:spacing w:after="40" w:before="40" w:lineRule="auto" w:line="240"/>
             </w:pPr>
             <w:r>
               <w:t xml:space="preserve">nil</w:t>
@@ -5222,8 +5287,8 @@
             <w:pPr>
               <w:pStyle w:val="Compact"/>
               <w:jc w:val="left"/>
-              <w:ind w:right="0" w:firstLine="0" w:left="0"/>
-              <w:spacing w:lineRule="auto" w:after="40" w:line="240" w:before="40"/>
+              <w:ind w:firstLine="0" w:left="0" w:right="0"/>
+              <w:spacing w:after="40" w:before="40" w:lineRule="auto" w:line="240"/>
             </w:pPr>
             <w:r>
               <w:t xml:space="preserve">Explicit datatype ID (overrides auto-generated)</w:t>
@@ -5232,7 +5297,6 @@
         </w:tc>
       </w:tr>
     </w:tbl>
-    <w:bookmarkEnd w:id="62565"/>
     <w:bookmarkEnd w:id="31"/>
     <w:bookmarkEnd w:id="32"/>
     <w:bookmarkStart w:id="36" w:name="walkthrough-custom-float-type"/>
@@ -5289,7 +5353,16 @@
         <w:t xml:space="preserve">:</w:t>
       </w:r>
     </w:p>
-    <w:bookmarkStart w:name="listing-src-model-float-type" w:id="44034"/>
+    <w:p>
+      <w:pPr>
+        <w:spacing w:lineRule="exact" w:before="0" w:after="0" w:line="20"/>
+        <w:rPr>
+          <w:sz w:val="2"/>
+        </w:rPr>
+      </w:pPr>
+      <w:bookmarkStart w:name="listing-src-model-float-type" w:id="44034"/>
+      <w:bookmarkEnd w:id="44034"/>
+    </w:p>
     <w:p>
       <w:pPr>
         <w:pStyle w:val="Caption"/>
@@ -5844,7 +5917,6 @@
         <w:t xml:space="preserve">M</w:t>
       </w:r>
     </w:p>
-    <w:bookmarkEnd w:id="44034"/>
     <w:bookmarkEnd w:id="33"/>
     <w:bookmarkStart w:id="34" w:name="float-schema-fields-reference"/>
     <w:p>
@@ -5859,7 +5931,16 @@
         <w:t xml:space="preserve">Float Schema Fields Reference</w:t>
       </w:r>
     </w:p>
-    <w:bookmarkStart w:name="csv-tbl-model-float-fields" w:id="38789"/>
+    <w:p>
+      <w:pPr>
+        <w:spacing w:lineRule="exact" w:before="0" w:after="0" w:line="20"/>
+        <w:rPr>
+          <w:sz w:val="2"/>
+        </w:rPr>
+      </w:pPr>
+      <w:bookmarkStart w:name="csv-tbl-model-float-fields" w:id="38789"/>
+      <w:bookmarkEnd w:id="38789"/>
+    </w:p>
     <w:p>
       <w:pPr>
         <w:pStyle w:val="Caption"/>
@@ -5893,18 +5974,18 @@
         <w:tblW w:type="auto" w:w="0"/>
         <w:tblLook w:firstRow="1" w:lastRow="0" w:firstColumn="0" w:lastColumn="0" w:noHBand="0" w:noVBand="0" w:val="0020"/>
         <w:tblBorders>
-          <w:top w:color="000000" w:sz="6" w:space="0" w:val="single"/>
-          <w:left w:color="000000" w:sz="6" w:space="0" w:val="single"/>
-          <w:bottom w:color="000000" w:sz="6" w:space="0" w:val="single"/>
-          <w:right w:color="000000" w:sz="6" w:space="0" w:val="single"/>
-          <w:insideH w:color="000000" w:sz="6" w:space="0" w:val="single"/>
-          <w:insideV w:color="000000" w:sz="6" w:space="0" w:val="single"/>
+          <w:top w:val="single" w:space="0" w:color="000000" w:sz="6"/>
+          <w:left w:val="single" w:space="0" w:color="000000" w:sz="6"/>
+          <w:bottom w:val="single" w:space="0" w:color="000000" w:sz="6"/>
+          <w:right w:val="single" w:space="0" w:color="000000" w:sz="6"/>
+          <w:insideH w:val="single" w:space="0" w:color="000000" w:sz="6"/>
+          <w:insideV w:val="single" w:space="0" w:color="000000" w:sz="6"/>
         </w:tblBorders>
         <w:tblCellMar>
-          <w:top w:w="57" w:type="dxa"/>
-          <w:left w:w="108" w:type="dxa"/>
-          <w:bottom w:w="57" w:type="dxa"/>
-          <w:right w:w="108" w:type="dxa"/>
+          <w:top w:type="dxa" w:w="57"/>
+          <w:left w:type="dxa" w:w="108"/>
+          <w:bottom w:type="dxa" w:w="57"/>
+          <w:right w:type="dxa" w:w="108"/>
         </w:tblCellMar>
       </w:tblPr>
       <w:tblGrid>
@@ -5919,14 +6000,14 @@
         </w:trPr>
         <w:tc>
           <w:tcPr>
-            <w:shd w:color="auto" w:fill="E8E8E8" w:val="clear"/>
+            <w:shd w:val="clear" w:color="auto" w:fill="E8E8E8"/>
           </w:tcPr>
           <w:p>
             <w:pPr>
               <w:pStyle w:val="Compact"/>
               <w:jc w:val="left"/>
-              <w:ind w:right="0" w:firstLine="0" w:left="0"/>
-              <w:spacing w:lineRule="auto" w:after="40" w:line="240" w:before="40"/>
+              <w:ind w:firstLine="0" w:left="0" w:right="0"/>
+              <w:spacing w:after="40" w:before="40" w:lineRule="auto" w:line="240"/>
             </w:pPr>
             <w:r>
               <w:rPr>
@@ -5938,14 +6019,14 @@
         </w:tc>
         <w:tc>
           <w:tcPr>
-            <w:shd w:color="auto" w:fill="E8E8E8" w:val="clear"/>
+            <w:shd w:val="clear" w:color="auto" w:fill="E8E8E8"/>
           </w:tcPr>
           <w:p>
             <w:pPr>
               <w:pStyle w:val="Compact"/>
               <w:jc w:val="left"/>
-              <w:ind w:right="0" w:firstLine="0" w:left="0"/>
-              <w:spacing w:lineRule="auto" w:after="40" w:line="240" w:before="40"/>
+              <w:ind w:firstLine="0" w:left="0" w:right="0"/>
+              <w:spacing w:after="40" w:before="40" w:lineRule="auto" w:line="240"/>
             </w:pPr>
             <w:r>
               <w:rPr>
@@ -5957,14 +6038,14 @@
         </w:tc>
         <w:tc>
           <w:tcPr>
-            <w:shd w:color="auto" w:fill="E8E8E8" w:val="clear"/>
+            <w:shd w:val="clear" w:color="auto" w:fill="E8E8E8"/>
           </w:tcPr>
           <w:p>
             <w:pPr>
               <w:pStyle w:val="Compact"/>
               <w:jc w:val="left"/>
-              <w:ind w:right="0" w:firstLine="0" w:left="0"/>
-              <w:spacing w:lineRule="auto" w:after="40" w:line="240" w:before="40"/>
+              <w:ind w:firstLine="0" w:left="0" w:right="0"/>
+              <w:spacing w:after="40" w:before="40" w:lineRule="auto" w:line="240"/>
             </w:pPr>
             <w:r>
               <w:rPr>
@@ -5976,14 +6057,14 @@
         </w:tc>
         <w:tc>
           <w:tcPr>
-            <w:shd w:color="auto" w:fill="E8E8E8" w:val="clear"/>
+            <w:shd w:val="clear" w:color="auto" w:fill="E8E8E8"/>
           </w:tcPr>
           <w:p>
             <w:pPr>
               <w:pStyle w:val="Compact"/>
               <w:jc w:val="left"/>
-              <w:ind w:right="0" w:firstLine="0" w:left="0"/>
-              <w:spacing w:lineRule="auto" w:after="40" w:line="240" w:before="40"/>
+              <w:ind w:firstLine="0" w:left="0" w:right="0"/>
+              <w:spacing w:after="40" w:before="40" w:lineRule="auto" w:line="240"/>
             </w:pPr>
             <w:r>
               <w:rPr>
@@ -6001,8 +6082,8 @@
             <w:pPr>
               <w:pStyle w:val="Compact"/>
               <w:jc w:val="left"/>
-              <w:ind w:right="0" w:firstLine="0" w:left="0"/>
-              <w:spacing w:lineRule="auto" w:after="40" w:line="240" w:before="40"/>
+              <w:ind w:firstLine="0" w:left="0" w:right="0"/>
+              <w:spacing w:after="40" w:before="40" w:lineRule="auto" w:line="240"/>
             </w:pPr>
             <w:r>
               <w:rPr>
@@ -6018,8 +6099,8 @@
             <w:pPr>
               <w:pStyle w:val="Compact"/>
               <w:jc w:val="left"/>
-              <w:ind w:right="0" w:firstLine="0" w:left="0"/>
-              <w:spacing w:lineRule="auto" w:after="40" w:line="240" w:before="40"/>
+              <w:ind w:firstLine="0" w:left="0" w:right="0"/>
+              <w:spacing w:after="40" w:before="40" w:lineRule="auto" w:line="240"/>
             </w:pPr>
             <w:r>
               <w:t xml:space="preserve">string</w:t>
@@ -6032,8 +6113,8 @@
             <w:pPr>
               <w:pStyle w:val="Compact"/>
               <w:jc w:val="left"/>
-              <w:ind w:right="0" w:firstLine="0" w:left="0"/>
-              <w:spacing w:lineRule="auto" w:after="40" w:line="240" w:before="40"/>
+              <w:ind w:firstLine="0" w:left="0" w:right="0"/>
+              <w:spacing w:after="40" w:before="40" w:lineRule="auto" w:line="240"/>
             </w:pPr>
             <w:r>
               <w:t xml:space="preserve">required</w:t>
@@ -6046,8 +6127,8 @@
             <w:pPr>
               <w:pStyle w:val="Compact"/>
               <w:jc w:val="left"/>
-              <w:ind w:right="0" w:firstLine="0" w:left="0"/>
-              <w:spacing w:lineRule="auto" w:after="40" w:line="240" w:before="40"/>
+              <w:ind w:firstLine="0" w:left="0" w:right="0"/>
+              <w:spacing w:after="40" w:before="40" w:lineRule="auto" w:line="240"/>
             </w:pPr>
             <w:r>
               <w:t xml:space="preserve">Unique identifier (uppercase)</w:t>
@@ -6062,8 +6143,8 @@
             <w:pPr>
               <w:pStyle w:val="Compact"/>
               <w:jc w:val="left"/>
-              <w:ind w:right="0" w:firstLine="0" w:left="0"/>
-              <w:spacing w:lineRule="auto" w:after="40" w:line="240" w:before="40"/>
+              <w:ind w:firstLine="0" w:left="0" w:right="0"/>
+              <w:spacing w:after="40" w:before="40" w:lineRule="auto" w:line="240"/>
             </w:pPr>
             <w:r>
               <w:rPr>
@@ -6079,8 +6160,8 @@
             <w:pPr>
               <w:pStyle w:val="Compact"/>
               <w:jc w:val="left"/>
-              <w:ind w:right="0" w:firstLine="0" w:left="0"/>
-              <w:spacing w:lineRule="auto" w:after="40" w:line="240" w:before="40"/>
+              <w:ind w:firstLine="0" w:left="0" w:right="0"/>
+              <w:spacing w:after="40" w:before="40" w:lineRule="auto" w:line="240"/>
             </w:pPr>
             <w:r>
               <w:t xml:space="preserve">string</w:t>
@@ -6093,8 +6174,8 @@
             <w:pPr>
               <w:pStyle w:val="Compact"/>
               <w:jc w:val="left"/>
-              <w:ind w:right="0" w:firstLine="0" w:left="0"/>
-              <w:spacing w:lineRule="auto" w:after="40" w:line="240" w:before="40"/>
+              <w:ind w:firstLine="0" w:left="0" w:right="0"/>
+              <w:spacing w:after="40" w:before="40" w:lineRule="auto" w:line="240"/>
             </w:pPr>
             <w:r>
               <w:t xml:space="preserve">same as</w:t>
@@ -6116,8 +6197,8 @@
             <w:pPr>
               <w:pStyle w:val="Compact"/>
               <w:jc w:val="left"/>
-              <w:ind w:right="0" w:firstLine="0" w:left="0"/>
-              <w:spacing w:lineRule="auto" w:after="40" w:line="240" w:before="40"/>
+              <w:ind w:firstLine="0" w:left="0" w:right="0"/>
+              <w:spacing w:after="40" w:before="40" w:lineRule="auto" w:line="240"/>
             </w:pPr>
             <w:r>
               <w:t xml:space="preserve">Prefix used in output captions</w:t>
@@ -6132,8 +6213,8 @@
             <w:pPr>
               <w:pStyle w:val="Compact"/>
               <w:jc w:val="left"/>
-              <w:ind w:right="0" w:firstLine="0" w:left="0"/>
-              <w:spacing w:lineRule="auto" w:after="40" w:line="240" w:before="40"/>
+              <w:ind w:firstLine="0" w:left="0" w:right="0"/>
+              <w:spacing w:after="40" w:before="40" w:lineRule="auto" w:line="240"/>
             </w:pPr>
             <w:r>
               <w:rPr>
@@ -6149,8 +6230,8 @@
             <w:pPr>
               <w:pStyle w:val="Compact"/>
               <w:jc w:val="left"/>
-              <w:ind w:right="0" w:firstLine="0" w:left="0"/>
-              <w:spacing w:lineRule="auto" w:after="40" w:line="240" w:before="40"/>
+              <w:ind w:firstLine="0" w:left="0" w:right="0"/>
+              <w:spacing w:after="40" w:before="40" w:lineRule="auto" w:line="240"/>
             </w:pPr>
             <w:r>
               <w:t xml:space="preserve">string</w:t>
@@ -6163,8 +6244,8 @@
             <w:pPr>
               <w:pStyle w:val="Compact"/>
               <w:jc w:val="left"/>
-              <w:ind w:right="0" w:firstLine="0" w:left="0"/>
-              <w:spacing w:lineRule="auto" w:after="40" w:line="240" w:before="40"/>
+              <w:ind w:firstLine="0" w:left="0" w:right="0"/>
+              <w:spacing w:after="40" w:before="40" w:lineRule="auto" w:line="240"/>
             </w:pPr>
             <w:r>
               <w:t xml:space="preserve">same as</w:t>
@@ -6186,8 +6267,8 @@
             <w:pPr>
               <w:pStyle w:val="Compact"/>
               <w:jc w:val="left"/>
-              <w:ind w:right="0" w:firstLine="0" w:left="0"/>
-              <w:spacing w:lineRule="auto" w:after="40" w:line="240" w:before="40"/>
+              <w:ind w:firstLine="0" w:left="0" w:right="0"/>
+              <w:spacing w:after="40" w:before="40" w:lineRule="auto" w:line="240"/>
             </w:pPr>
             <w:r>
               <w:t xml:space="preserve">Counter sharing group (e.g., FIGURE, TABLE)</w:t>
@@ -6202,8 +6283,8 @@
             <w:pPr>
               <w:pStyle w:val="Compact"/>
               <w:jc w:val="left"/>
-              <w:ind w:right="0" w:firstLine="0" w:left="0"/>
-              <w:spacing w:lineRule="auto" w:after="40" w:line="240" w:before="40"/>
+              <w:ind w:firstLine="0" w:left="0" w:right="0"/>
+              <w:spacing w:after="40" w:before="40" w:lineRule="auto" w:line="240"/>
             </w:pPr>
             <w:r>
               <w:rPr>
@@ -6219,8 +6300,8 @@
             <w:pPr>
               <w:pStyle w:val="Compact"/>
               <w:jc w:val="left"/>
-              <w:ind w:right="0" w:firstLine="0" w:left="0"/>
-              <w:spacing w:lineRule="auto" w:after="40" w:line="240" w:before="40"/>
+              <w:ind w:firstLine="0" w:left="0" w:right="0"/>
+              <w:spacing w:after="40" w:before="40" w:lineRule="auto" w:line="240"/>
             </w:pPr>
             <w:r>
               <w:t xml:space="preserve">list</w:t>
@@ -6233,8 +6314,8 @@
             <w:pPr>
               <w:pStyle w:val="Compact"/>
               <w:jc w:val="left"/>
-              <w:ind w:right="0" w:firstLine="0" w:left="0"/>
-              <w:spacing w:lineRule="auto" w:after="40" w:line="240" w:before="40"/>
+              <w:ind w:firstLine="0" w:left="0" w:right="0"/>
+              <w:spacing w:after="40" w:before="40" w:lineRule="auto" w:line="240"/>
             </w:pPr>
             <w:r>
               <w:t xml:space="preserve">nil</w:t>
@@ -6247,8 +6328,8 @@
             <w:pPr>
               <w:pStyle w:val="Compact"/>
               <w:jc w:val="left"/>
-              <w:ind w:right="0" w:firstLine="0" w:left="0"/>
-              <w:spacing w:lineRule="auto" w:after="40" w:line="240" w:before="40"/>
+              <w:ind w:firstLine="0" w:left="0" w:right="0"/>
+              <w:spacing w:after="40" w:before="40" w:lineRule="auto" w:line="240"/>
             </w:pPr>
             <w:r>
               <w:t xml:space="preserve">Alternative syntax identifiers</w:t>
@@ -6263,8 +6344,8 @@
             <w:pPr>
               <w:pStyle w:val="Compact"/>
               <w:jc w:val="left"/>
-              <w:ind w:right="0" w:firstLine="0" w:left="0"/>
-              <w:spacing w:lineRule="auto" w:after="40" w:line="240" w:before="40"/>
+              <w:ind w:firstLine="0" w:left="0" w:right="0"/>
+              <w:spacing w:after="40" w:before="40" w:lineRule="auto" w:line="240"/>
             </w:pPr>
             <w:r>
               <w:rPr>
@@ -6280,8 +6361,8 @@
             <w:pPr>
               <w:pStyle w:val="Compact"/>
               <w:jc w:val="left"/>
-              <w:ind w:right="0" w:firstLine="0" w:left="0"/>
-              <w:spacing w:lineRule="auto" w:after="40" w:line="240" w:before="40"/>
+              <w:ind w:firstLine="0" w:left="0" w:right="0"/>
+              <w:spacing w:after="40" w:before="40" w:lineRule="auto" w:line="240"/>
             </w:pPr>
             <w:r>
               <w:t xml:space="preserve">boolean</w:t>
@@ -6294,8 +6375,8 @@
             <w:pPr>
               <w:pStyle w:val="Compact"/>
               <w:jc w:val="left"/>
-              <w:ind w:right="0" w:firstLine="0" w:left="0"/>
-              <w:spacing w:lineRule="auto" w:after="40" w:line="240" w:before="40"/>
+              <w:ind w:firstLine="0" w:left="0" w:right="0"/>
+              <w:spacing w:after="40" w:before="40" w:lineRule="auto" w:line="240"/>
             </w:pPr>
             <w:r>
               <w:t xml:space="preserve">false</w:t>
@@ -6308,8 +6389,8 @@
             <w:pPr>
               <w:pStyle w:val="Compact"/>
               <w:jc w:val="left"/>
-              <w:ind w:right="0" w:firstLine="0" w:left="0"/>
-              <w:spacing w:lineRule="auto" w:after="40" w:line="240" w:before="40"/>
+              <w:ind w:firstLine="0" w:left="0" w:right="0"/>
+              <w:spacing w:after="40" w:before="40" w:lineRule="auto" w:line="240"/>
             </w:pPr>
             <w:r>
               <w:t xml:space="preserve">Whether rendering requires an external tool</w:t>
@@ -6324,8 +6405,8 @@
             <w:pPr>
               <w:pStyle w:val="Compact"/>
               <w:jc w:val="left"/>
-              <w:ind w:right="0" w:firstLine="0" w:left="0"/>
-              <w:spacing w:lineRule="auto" w:after="40" w:line="240" w:before="40"/>
+              <w:ind w:firstLine="0" w:left="0" w:right="0"/>
+              <w:spacing w:after="40" w:before="40" w:lineRule="auto" w:line="240"/>
             </w:pPr>
             <w:r>
               <w:rPr>
@@ -6341,8 +6422,8 @@
             <w:pPr>
               <w:pStyle w:val="Compact"/>
               <w:jc w:val="left"/>
-              <w:ind w:right="0" w:firstLine="0" w:left="0"/>
-              <w:spacing w:lineRule="auto" w:after="40" w:line="240" w:before="40"/>
+              <w:ind w:firstLine="0" w:left="0" w:right="0"/>
+              <w:spacing w:after="40" w:before="40" w:lineRule="auto" w:line="240"/>
             </w:pPr>
             <w:r>
               <w:t xml:space="preserve">string</w:t>
@@ -6355,8 +6436,8 @@
             <w:pPr>
               <w:pStyle w:val="Compact"/>
               <w:jc w:val="left"/>
-              <w:ind w:right="0" w:firstLine="0" w:left="0"/>
-              <w:spacing w:lineRule="auto" w:after="40" w:line="240" w:before="40"/>
+              <w:ind w:firstLine="0" w:left="0" w:right="0"/>
+              <w:spacing w:after="40" w:before="40" w:lineRule="auto" w:line="240"/>
             </w:pPr>
             <w:r>
               <w:t xml:space="preserve">nil</w:t>
@@ -6369,8 +6450,8 @@
             <w:pPr>
               <w:pStyle w:val="Compact"/>
               <w:jc w:val="left"/>
-              <w:ind w:right="0" w:firstLine="0" w:left="0"/>
-              <w:spacing w:lineRule="auto" w:after="40" w:line="240" w:before="40"/>
+              <w:ind w:firstLine="0" w:left="0" w:right="0"/>
+              <w:spacing w:after="40" w:before="40" w:lineRule="auto" w:line="240"/>
             </w:pPr>
             <w:r>
               <w:t xml:space="preserve">Custom style identifier for output formatting</w:t>
@@ -6379,7 +6460,6 @@
         </w:tc>
       </w:tr>
     </w:tbl>
-    <w:bookmarkEnd w:id="38789"/>
     <w:bookmarkEnd w:id="34"/>
     <w:bookmarkStart w:id="35" w:name="counter-groups"/>
     <w:p>
@@ -6799,7 +6879,16 @@
         <w:t xml:space="preserve">. The callbacks table must provide two functions:</w:t>
       </w:r>
     </w:p>
-    <w:bookmarkStart w:name="csv-tbl-model-render-callbacks" w:id="41522"/>
+    <w:p>
+      <w:pPr>
+        <w:spacing w:lineRule="exact" w:before="0" w:after="0" w:line="20"/>
+        <w:rPr>
+          <w:sz w:val="2"/>
+        </w:rPr>
+      </w:pPr>
+      <w:bookmarkStart w:name="csv-tbl-model-render-callbacks" w:id="41522"/>
+      <w:bookmarkEnd w:id="41522"/>
+    </w:p>
     <w:p>
       <w:pPr>
         <w:pStyle w:val="Caption"/>
@@ -6833,18 +6922,18 @@
         <w:tblW w:type="auto" w:w="0"/>
         <w:tblLook w:firstRow="1" w:lastRow="0" w:firstColumn="0" w:lastColumn="0" w:noHBand="0" w:noVBand="0" w:val="0020"/>
         <w:tblBorders>
-          <w:top w:color="000000" w:sz="6" w:space="0" w:val="single"/>
-          <w:left w:color="000000" w:sz="6" w:space="0" w:val="single"/>
-          <w:bottom w:color="000000" w:sz="6" w:space="0" w:val="single"/>
-          <w:right w:color="000000" w:sz="6" w:space="0" w:val="single"/>
-          <w:insideH w:color="000000" w:sz="6" w:space="0" w:val="single"/>
-          <w:insideV w:color="000000" w:sz="6" w:space="0" w:val="single"/>
+          <w:top w:val="single" w:space="0" w:color="000000" w:sz="6"/>
+          <w:left w:val="single" w:space="0" w:color="000000" w:sz="6"/>
+          <w:bottom w:val="single" w:space="0" w:color="000000" w:sz="6"/>
+          <w:right w:val="single" w:space="0" w:color="000000" w:sz="6"/>
+          <w:insideH w:val="single" w:space="0" w:color="000000" w:sz="6"/>
+          <w:insideV w:val="single" w:space="0" w:color="000000" w:sz="6"/>
         </w:tblBorders>
         <w:tblCellMar>
-          <w:top w:w="57" w:type="dxa"/>
-          <w:left w:w="108" w:type="dxa"/>
-          <w:bottom w:w="57" w:type="dxa"/>
-          <w:right w:w="108" w:type="dxa"/>
+          <w:top w:type="dxa" w:w="57"/>
+          <w:left w:type="dxa" w:w="108"/>
+          <w:bottom w:type="dxa" w:w="57"/>
+          <w:right w:type="dxa" w:w="108"/>
         </w:tblCellMar>
       </w:tblPr>
       <w:tblGrid>
@@ -6857,14 +6946,14 @@
         </w:trPr>
         <w:tc>
           <w:tcPr>
-            <w:shd w:color="auto" w:fill="E8E8E8" w:val="clear"/>
+            <w:shd w:val="clear" w:color="auto" w:fill="E8E8E8"/>
           </w:tcPr>
           <w:p>
             <w:pPr>
               <w:pStyle w:val="Compact"/>
               <w:jc w:val="left"/>
-              <w:ind w:right="0" w:firstLine="0" w:left="0"/>
-              <w:spacing w:lineRule="auto" w:after="40" w:line="240" w:before="40"/>
+              <w:ind w:firstLine="0" w:left="0" w:right="0"/>
+              <w:spacing w:after="40" w:before="40" w:lineRule="auto" w:line="240"/>
             </w:pPr>
             <w:r>
               <w:rPr>
@@ -6876,14 +6965,14 @@
         </w:tc>
         <w:tc>
           <w:tcPr>
-            <w:shd w:color="auto" w:fill="E8E8E8" w:val="clear"/>
+            <w:shd w:val="clear" w:color="auto" w:fill="E8E8E8"/>
           </w:tcPr>
           <w:p>
             <w:pPr>
               <w:pStyle w:val="Compact"/>
               <w:jc w:val="left"/>
-              <w:ind w:right="0" w:firstLine="0" w:left="0"/>
-              <w:spacing w:lineRule="auto" w:after="40" w:line="240" w:before="40"/>
+              <w:ind w:firstLine="0" w:left="0" w:right="0"/>
+              <w:spacing w:after="40" w:before="40" w:lineRule="auto" w:line="240"/>
             </w:pPr>
             <w:r>
               <w:rPr>
@@ -6901,8 +6990,8 @@
             <w:pPr>
               <w:pStyle w:val="Compact"/>
               <w:jc w:val="left"/>
-              <w:ind w:right="0" w:firstLine="0" w:left="0"/>
-              <w:spacing w:lineRule="auto" w:after="40" w:line="240" w:before="40"/>
+              <w:ind w:firstLine="0" w:left="0" w:right="0"/>
+              <w:spacing w:after="40" w:before="40" w:lineRule="auto" w:line="240"/>
             </w:pPr>
             <w:r>
               <w:rPr>
@@ -6918,8 +7007,8 @@
             <w:pPr>
               <w:pStyle w:val="Compact"/>
               <w:jc w:val="left"/>
-              <w:ind w:right="0" w:firstLine="0" w:left="0"/>
-              <w:spacing w:lineRule="auto" w:after="40" w:line="240" w:before="40"/>
+              <w:ind w:firstLine="0" w:left="0" w:right="0"/>
+              <w:spacing w:after="40" w:before="40" w:lineRule="auto" w:line="240"/>
             </w:pPr>
             <w:r>
               <w:rPr>
@@ -6943,8 +7032,8 @@
             <w:pPr>
               <w:pStyle w:val="Compact"/>
               <w:jc w:val="left"/>
-              <w:ind w:right="0" w:firstLine="0" w:left="0"/>
-              <w:spacing w:lineRule="auto" w:after="40" w:line="240" w:before="40"/>
+              <w:ind w:firstLine="0" w:left="0" w:right="0"/>
+              <w:spacing w:after="40" w:before="40" w:lineRule="auto" w:line="240"/>
             </w:pPr>
             <w:r>
               <w:rPr>
@@ -6960,8 +7049,8 @@
             <w:pPr>
               <w:pStyle w:val="Compact"/>
               <w:jc w:val="left"/>
-              <w:ind w:right="0" w:firstLine="0" w:left="0"/>
-              <w:spacing w:lineRule="auto" w:after="40" w:line="240" w:before="40"/>
+              <w:ind w:firstLine="0" w:left="0" w:right="0"/>
+              <w:spacing w:after="40" w:before="40" w:lineRule="auto" w:line="240"/>
             </w:pPr>
             <w:r>
               <w:rPr>
@@ -7006,7 +7095,6 @@
         </w:tc>
       </w:tr>
     </w:tbl>
-    <w:bookmarkEnd w:id="41522"/>
     <w:bookmarkEnd w:id="38"/>
     <w:bookmarkStart w:id="39" w:name="task-descriptor"/>
     <w:p>
@@ -7044,7 +7132,16 @@
         <w:t xml:space="preserve">callback returns a task descriptor table:</w:t>
       </w:r>
     </w:p>
-    <w:bookmarkStart w:name="csv-tbl-model-task-descriptor" w:id="11166"/>
+    <w:p>
+      <w:pPr>
+        <w:spacing w:lineRule="exact" w:before="0" w:after="0" w:line="20"/>
+        <w:rPr>
+          <w:sz w:val="2"/>
+        </w:rPr>
+      </w:pPr>
+      <w:bookmarkStart w:name="csv-tbl-model-task-descriptor" w:id="11166"/>
+      <w:bookmarkEnd w:id="11166"/>
+    </w:p>
     <w:p>
       <w:pPr>
         <w:pStyle w:val="Caption"/>
@@ -7078,18 +7175,18 @@
         <w:tblW w:type="auto" w:w="0"/>
         <w:tblLook w:firstRow="1" w:lastRow="0" w:firstColumn="0" w:lastColumn="0" w:noHBand="0" w:noVBand="0" w:val="0020"/>
         <w:tblBorders>
-          <w:top w:color="000000" w:sz="6" w:space="0" w:val="single"/>
-          <w:left w:color="000000" w:sz="6" w:space="0" w:val="single"/>
-          <w:bottom w:color="000000" w:sz="6" w:space="0" w:val="single"/>
-          <w:right w:color="000000" w:sz="6" w:space="0" w:val="single"/>
-          <w:insideH w:color="000000" w:sz="6" w:space="0" w:val="single"/>
-          <w:insideV w:color="000000" w:sz="6" w:space="0" w:val="single"/>
+          <w:top w:val="single" w:space="0" w:color="000000" w:sz="6"/>
+          <w:left w:val="single" w:space="0" w:color="000000" w:sz="6"/>
+          <w:bottom w:val="single" w:space="0" w:color="000000" w:sz="6"/>
+          <w:right w:val="single" w:space="0" w:color="000000" w:sz="6"/>
+          <w:insideH w:val="single" w:space="0" w:color="000000" w:sz="6"/>
+          <w:insideV w:val="single" w:space="0" w:color="000000" w:sz="6"/>
         </w:tblBorders>
         <w:tblCellMar>
-          <w:top w:w="57" w:type="dxa"/>
-          <w:left w:w="108" w:type="dxa"/>
-          <w:bottom w:w="57" w:type="dxa"/>
-          <w:right w:w="108" w:type="dxa"/>
+          <w:top w:type="dxa" w:w="57"/>
+          <w:left w:type="dxa" w:w="108"/>
+          <w:bottom w:type="dxa" w:w="57"/>
+          <w:right w:type="dxa" w:w="108"/>
         </w:tblCellMar>
       </w:tblPr>
       <w:tblGrid>
@@ -7103,14 +7200,14 @@
         </w:trPr>
         <w:tc>
           <w:tcPr>
-            <w:shd w:color="auto" w:fill="E8E8E8" w:val="clear"/>
+            <w:shd w:val="clear" w:color="auto" w:fill="E8E8E8"/>
           </w:tcPr>
           <w:p>
             <w:pPr>
               <w:pStyle w:val="Compact"/>
               <w:jc w:val="left"/>
-              <w:ind w:right="0" w:firstLine="0" w:left="0"/>
-              <w:spacing w:lineRule="auto" w:after="40" w:line="240" w:before="40"/>
+              <w:ind w:firstLine="0" w:left="0" w:right="0"/>
+              <w:spacing w:after="40" w:before="40" w:lineRule="auto" w:line="240"/>
             </w:pPr>
             <w:r>
               <w:rPr>
@@ -7122,14 +7219,14 @@
         </w:tc>
         <w:tc>
           <w:tcPr>
-            <w:shd w:color="auto" w:fill="E8E8E8" w:val="clear"/>
+            <w:shd w:val="clear" w:color="auto" w:fill="E8E8E8"/>
           </w:tcPr>
           <w:p>
             <w:pPr>
               <w:pStyle w:val="Compact"/>
               <w:jc w:val="left"/>
-              <w:ind w:right="0" w:firstLine="0" w:left="0"/>
-              <w:spacing w:lineRule="auto" w:after="40" w:line="240" w:before="40"/>
+              <w:ind w:firstLine="0" w:left="0" w:right="0"/>
+              <w:spacing w:after="40" w:before="40" w:lineRule="auto" w:line="240"/>
             </w:pPr>
             <w:r>
               <w:rPr>
@@ -7141,14 +7238,14 @@
         </w:tc>
         <w:tc>
           <w:tcPr>
-            <w:shd w:color="auto" w:fill="E8E8E8" w:val="clear"/>
+            <w:shd w:val="clear" w:color="auto" w:fill="E8E8E8"/>
           </w:tcPr>
           <w:p>
             <w:pPr>
               <w:pStyle w:val="Compact"/>
               <w:jc w:val="left"/>
-              <w:ind w:right="0" w:firstLine="0" w:left="0"/>
-              <w:spacing w:lineRule="auto" w:after="40" w:line="240" w:before="40"/>
+              <w:ind w:firstLine="0" w:left="0" w:right="0"/>
+              <w:spacing w:after="40" w:before="40" w:lineRule="auto" w:line="240"/>
             </w:pPr>
             <w:r>
               <w:rPr>
@@ -7166,8 +7263,8 @@
             <w:pPr>
               <w:pStyle w:val="Compact"/>
               <w:jc w:val="left"/>
-              <w:ind w:right="0" w:firstLine="0" w:left="0"/>
-              <w:spacing w:lineRule="auto" w:after="40" w:line="240" w:before="40"/>
+              <w:ind w:firstLine="0" w:left="0" w:right="0"/>
+              <w:spacing w:after="40" w:before="40" w:lineRule="auto" w:line="240"/>
             </w:pPr>
             <w:r>
               <w:rPr>
@@ -7183,8 +7280,8 @@
             <w:pPr>
               <w:pStyle w:val="Compact"/>
               <w:jc w:val="left"/>
-              <w:ind w:right="0" w:firstLine="0" w:left="0"/>
-              <w:spacing w:lineRule="auto" w:after="40" w:line="240" w:before="40"/>
+              <w:ind w:firstLine="0" w:left="0" w:right="0"/>
+              <w:spacing w:after="40" w:before="40" w:lineRule="auto" w:line="240"/>
             </w:pPr>
             <w:r>
               <w:t xml:space="preserve">string</w:t>
@@ -7197,8 +7294,8 @@
             <w:pPr>
               <w:pStyle w:val="Compact"/>
               <w:jc w:val="left"/>
-              <w:ind w:right="0" w:firstLine="0" w:left="0"/>
-              <w:spacing w:lineRule="auto" w:after="40" w:line="240" w:before="40"/>
+              <w:ind w:firstLine="0" w:left="0" w:right="0"/>
+              <w:spacing w:after="40" w:before="40" w:lineRule="auto" w:line="240"/>
             </w:pPr>
             <w:r>
               <w:t xml:space="preserve">Command to execute (e.g.,</w:t>
@@ -7237,8 +7334,8 @@
             <w:pPr>
               <w:pStyle w:val="Compact"/>
               <w:jc w:val="left"/>
-              <w:ind w:right="0" w:firstLine="0" w:left="0"/>
-              <w:spacing w:lineRule="auto" w:after="40" w:line="240" w:before="40"/>
+              <w:ind w:firstLine="0" w:left="0" w:right="0"/>
+              <w:spacing w:after="40" w:before="40" w:lineRule="auto" w:line="240"/>
             </w:pPr>
             <w:r>
               <w:rPr>
@@ -7254,8 +7351,8 @@
             <w:pPr>
               <w:pStyle w:val="Compact"/>
               <w:jc w:val="left"/>
-              <w:ind w:right="0" w:firstLine="0" w:left="0"/>
-              <w:spacing w:lineRule="auto" w:after="40" w:line="240" w:before="40"/>
+              <w:ind w:firstLine="0" w:left="0" w:right="0"/>
+              <w:spacing w:after="40" w:before="40" w:lineRule="auto" w:line="240"/>
             </w:pPr>
             <w:r>
               <w:t xml:space="preserve">list</w:t>
@@ -7268,8 +7365,8 @@
             <w:pPr>
               <w:pStyle w:val="Compact"/>
               <w:jc w:val="left"/>
-              <w:ind w:right="0" w:firstLine="0" w:left="0"/>
-              <w:spacing w:lineRule="auto" w:after="40" w:line="240" w:before="40"/>
+              <w:ind w:firstLine="0" w:left="0" w:right="0"/>
+              <w:spacing w:after="40" w:before="40" w:lineRule="auto" w:line="240"/>
             </w:pPr>
             <w:r>
               <w:t xml:space="preserve">Command arguments</w:t>
@@ -7284,8 +7381,8 @@
             <w:pPr>
               <w:pStyle w:val="Compact"/>
               <w:jc w:val="left"/>
-              <w:ind w:right="0" w:firstLine="0" w:left="0"/>
-              <w:spacing w:lineRule="auto" w:after="40" w:line="240" w:before="40"/>
+              <w:ind w:firstLine="0" w:left="0" w:right="0"/>
+              <w:spacing w:after="40" w:before="40" w:lineRule="auto" w:line="240"/>
             </w:pPr>
             <w:r>
               <w:rPr>
@@ -7301,8 +7398,8 @@
             <w:pPr>
               <w:pStyle w:val="Compact"/>
               <w:jc w:val="left"/>
-              <w:ind w:right="0" w:firstLine="0" w:left="0"/>
-              <w:spacing w:lineRule="auto" w:after="40" w:line="240" w:before="40"/>
+              <w:ind w:firstLine="0" w:left="0" w:right="0"/>
+              <w:spacing w:after="40" w:before="40" w:lineRule="auto" w:line="240"/>
             </w:pPr>
             <w:r>
               <w:t xml:space="preserve">table</w:t>
@@ -7315,8 +7412,8 @@
             <w:pPr>
               <w:pStyle w:val="Compact"/>
               <w:jc w:val="left"/>
-              <w:ind w:right="0" w:firstLine="0" w:left="0"/>
-              <w:spacing w:lineRule="auto" w:after="40" w:line="240" w:before="40"/>
+              <w:ind w:firstLine="0" w:left="0" w:right="0"/>
+              <w:spacing w:after="40" w:before="40" w:lineRule="auto" w:line="240"/>
             </w:pPr>
             <w:r>
               <w:t xml:space="preserve">Options:</w:t>
@@ -7361,8 +7458,8 @@
             <w:pPr>
               <w:pStyle w:val="Compact"/>
               <w:jc w:val="left"/>
-              <w:ind w:right="0" w:firstLine="0" w:left="0"/>
-              <w:spacing w:lineRule="auto" w:after="40" w:line="240" w:before="40"/>
+              <w:ind w:firstLine="0" w:left="0" w:right="0"/>
+              <w:spacing w:after="40" w:before="40" w:lineRule="auto" w:line="240"/>
             </w:pPr>
             <w:r>
               <w:rPr>
@@ -7378,8 +7475,8 @@
             <w:pPr>
               <w:pStyle w:val="Compact"/>
               <w:jc w:val="left"/>
-              <w:ind w:right="0" w:firstLine="0" w:left="0"/>
-              <w:spacing w:lineRule="auto" w:after="40" w:line="240" w:before="40"/>
+              <w:ind w:firstLine="0" w:left="0" w:right="0"/>
+              <w:spacing w:after="40" w:before="40" w:lineRule="auto" w:line="240"/>
             </w:pPr>
             <w:r>
               <w:t xml:space="preserve">string</w:t>
@@ -7392,8 +7489,8 @@
             <w:pPr>
               <w:pStyle w:val="Compact"/>
               <w:jc w:val="left"/>
-              <w:ind w:right="0" w:firstLine="0" w:left="0"/>
-              <w:spacing w:lineRule="auto" w:after="40" w:line="240" w:before="40"/>
+              <w:ind w:firstLine="0" w:left="0" w:right="0"/>
+              <w:spacing w:after="40" w:before="40" w:lineRule="auto" w:line="240"/>
             </w:pPr>
             <w:r>
               <w:t xml:space="preserve">Expected output file path; if it exists, the task is skipped (cache hit)</w:t>
@@ -7408,8 +7505,8 @@
             <w:pPr>
               <w:pStyle w:val="Compact"/>
               <w:jc w:val="left"/>
-              <w:ind w:right="0" w:firstLine="0" w:left="0"/>
-              <w:spacing w:lineRule="auto" w:after="40" w:line="240" w:before="40"/>
+              <w:ind w:firstLine="0" w:left="0" w:right="0"/>
+              <w:spacing w:after="40" w:before="40" w:lineRule="auto" w:line="240"/>
             </w:pPr>
             <w:r>
               <w:rPr>
@@ -7425,8 +7522,8 @@
             <w:pPr>
               <w:pStyle w:val="Compact"/>
               <w:jc w:val="left"/>
-              <w:ind w:right="0" w:firstLine="0" w:left="0"/>
-              <w:spacing w:lineRule="auto" w:after="40" w:line="240" w:before="40"/>
+              <w:ind w:firstLine="0" w:left="0" w:right="0"/>
+              <w:spacing w:after="40" w:before="40" w:lineRule="auto" w:line="240"/>
             </w:pPr>
             <w:r>
               <w:t xml:space="preserve">table</w:t>
@@ -7439,8 +7536,8 @@
             <w:pPr>
               <w:pStyle w:val="Compact"/>
               <w:jc w:val="left"/>
-              <w:ind w:right="0" w:firstLine="0" w:left="0"/>
-              <w:spacing w:lineRule="auto" w:after="40" w:line="240" w:before="40"/>
+              <w:ind w:firstLine="0" w:left="0" w:right="0"/>
+              <w:spacing w:after="40" w:before="40" w:lineRule="auto" w:line="240"/>
             </w:pPr>
             <w:r>
               <w:t xml:space="preserve">Arbitrary data passed through to</w:t>
@@ -7464,7 +7561,6 @@
         </w:tc>
       </w:tr>
     </w:tbl>
-    <w:bookmarkEnd w:id="11166"/>
     <w:bookmarkEnd w:id="39"/>
     <w:bookmarkStart w:id="40" w:name="example-plantuml-renderer"/>
     <w:p>
@@ -7487,7 +7583,16 @@
         <w:t xml:space="preserve">The built-in PlantUML renderer demonstrates the full pattern:</w:t>
       </w:r>
     </w:p>
-    <w:bookmarkStart w:name="listing-src-model-external-render-plantuml" w:id="24469"/>
+    <w:p>
+      <w:pPr>
+        <w:spacing w:lineRule="exact" w:before="0" w:after="0" w:line="20"/>
+        <w:rPr>
+          <w:sz w:val="2"/>
+        </w:rPr>
+      </w:pPr>
+      <w:bookmarkStart w:name="listing-src-model-external-render-plantuml" w:id="24469"/>
+      <w:bookmarkEnd w:id="24469"/>
+    </w:p>
     <w:p>
       <w:pPr>
         <w:pStyle w:val="Caption"/>
@@ -10421,7 +10526,6 @@
         <w:t xml:space="preserve">M</w:t>
       </w:r>
     </w:p>
-    <w:bookmarkEnd w:id="24469"/>
     <w:bookmarkEnd w:id="40"/>
     <w:bookmarkStart w:id="41" w:name="Xfd528766a7c9fcb4f9ec095d0294f78ef5989ce"/>
     <w:p>
@@ -10456,7 +10560,16 @@
         <w:t xml:space="preserve">:</w:t>
       </w:r>
     </w:p>
-    <w:bookmarkStart w:name="listing-src-model-external-render-chart" w:id="72372"/>
+    <w:p>
+      <w:pPr>
+        <w:spacing w:lineRule="exact" w:before="0" w:after="0" w:line="20"/>
+        <w:rPr>
+          <w:sz w:val="2"/>
+        </w:rPr>
+      </w:pPr>
+      <w:bookmarkStart w:name="listing-src-model-external-render-chart" w:id="72372"/>
+      <w:bookmarkEnd w:id="72372"/>
+    </w:p>
     <w:p>
       <w:pPr>
         <w:pStyle w:val="Caption"/>
@@ -14104,7 +14217,6 @@
         <w:t xml:space="preserve">M</w:t>
       </w:r>
     </w:p>
-    <w:bookmarkEnd w:id="72372"/>
     <w:bookmarkEnd w:id="41"/>
     <w:bookmarkStart w:id="42" w:name="creating-your-own-external-renderer"/>
     <w:p>
@@ -14359,7 +14471,16 @@
         <w:t xml:space="preserve">Key utilities available:</w:t>
       </w:r>
     </w:p>
-    <w:bookmarkStart w:name="csv-tbl-model-render-utilities" w:id="8782"/>
+    <w:p>
+      <w:pPr>
+        <w:spacing w:lineRule="exact" w:before="0" w:after="0" w:line="20"/>
+        <w:rPr>
+          <w:sz w:val="2"/>
+        </w:rPr>
+      </w:pPr>
+      <w:bookmarkStart w:name="csv-tbl-model-render-utilities" w:id="8782"/>
+      <w:bookmarkEnd w:id="8782"/>
+    </w:p>
     <w:p>
       <w:pPr>
         <w:pStyle w:val="Caption"/>
@@ -14393,18 +14514,18 @@
         <w:tblW w:type="auto" w:w="0"/>
         <w:tblLook w:firstRow="1" w:lastRow="0" w:firstColumn="0" w:lastColumn="0" w:noHBand="0" w:noVBand="0" w:val="0020"/>
         <w:tblBorders>
-          <w:top w:color="000000" w:sz="6" w:space="0" w:val="single"/>
-          <w:left w:color="000000" w:sz="6" w:space="0" w:val="single"/>
-          <w:bottom w:color="000000" w:sz="6" w:space="0" w:val="single"/>
-          <w:right w:color="000000" w:sz="6" w:space="0" w:val="single"/>
-          <w:insideH w:color="000000" w:sz="6" w:space="0" w:val="single"/>
-          <w:insideV w:color="000000" w:sz="6" w:space="0" w:val="single"/>
+          <w:top w:val="single" w:space="0" w:color="000000" w:sz="6"/>
+          <w:left w:val="single" w:space="0" w:color="000000" w:sz="6"/>
+          <w:bottom w:val="single" w:space="0" w:color="000000" w:sz="6"/>
+          <w:right w:val="single" w:space="0" w:color="000000" w:sz="6"/>
+          <w:insideH w:val="single" w:space="0" w:color="000000" w:sz="6"/>
+          <w:insideV w:val="single" w:space="0" w:color="000000" w:sz="6"/>
         </w:tblBorders>
         <w:tblCellMar>
-          <w:top w:w="57" w:type="dxa"/>
-          <w:left w:w="108" w:type="dxa"/>
-          <w:bottom w:w="57" w:type="dxa"/>
-          <w:right w:w="108" w:type="dxa"/>
+          <w:top w:type="dxa" w:w="57"/>
+          <w:left w:type="dxa" w:w="108"/>
+          <w:bottom w:type="dxa" w:w="57"/>
+          <w:right w:type="dxa" w:w="108"/>
         </w:tblCellMar>
       </w:tblPr>
       <w:tblGrid>
@@ -14417,14 +14538,14 @@
         </w:trPr>
         <w:tc>
           <w:tcPr>
-            <w:shd w:color="auto" w:fill="E8E8E8" w:val="clear"/>
+            <w:shd w:val="clear" w:color="auto" w:fill="E8E8E8"/>
           </w:tcPr>
           <w:p>
             <w:pPr>
               <w:pStyle w:val="Compact"/>
               <w:jc w:val="left"/>
-              <w:ind w:right="0" w:firstLine="0" w:left="0"/>
-              <w:spacing w:lineRule="auto" w:after="40" w:line="240" w:before="40"/>
+              <w:ind w:firstLine="0" w:left="0" w:right="0"/>
+              <w:spacing w:after="40" w:before="40" w:lineRule="auto" w:line="240"/>
             </w:pPr>
             <w:r>
               <w:rPr>
@@ -14436,14 +14557,14 @@
         </w:tc>
         <w:tc>
           <w:tcPr>
-            <w:shd w:color="auto" w:fill="E8E8E8" w:val="clear"/>
+            <w:shd w:val="clear" w:color="auto" w:fill="E8E8E8"/>
           </w:tcPr>
           <w:p>
             <w:pPr>
               <w:pStyle w:val="Compact"/>
               <w:jc w:val="left"/>
-              <w:ind w:right="0" w:firstLine="0" w:left="0"/>
-              <w:spacing w:lineRule="auto" w:after="40" w:line="240" w:before="40"/>
+              <w:ind w:firstLine="0" w:left="0" w:right="0"/>
+              <w:spacing w:after="40" w:before="40" w:lineRule="auto" w:line="240"/>
             </w:pPr>
             <w:r>
               <w:rPr>
@@ -14461,8 +14582,8 @@
             <w:pPr>
               <w:pStyle w:val="Compact"/>
               <w:jc w:val="left"/>
-              <w:ind w:right="0" w:firstLine="0" w:left="0"/>
-              <w:spacing w:lineRule="auto" w:after="40" w:line="240" w:before="40"/>
+              <w:ind w:firstLine="0" w:left="0" w:right="0"/>
+              <w:spacing w:after="40" w:before="40" w:lineRule="auto" w:line="240"/>
             </w:pPr>
             <w:r>
               <w:rPr>
@@ -14478,8 +14599,8 @@
             <w:pPr>
               <w:pStyle w:val="Compact"/>
               <w:jc w:val="left"/>
-              <w:ind w:right="0" w:firstLine="0" w:left="0"/>
-              <w:spacing w:lineRule="auto" w:after="40" w:line="240" w:before="40"/>
+              <w:ind w:firstLine="0" w:left="0" w:right="0"/>
+              <w:spacing w:after="40" w:before="40" w:lineRule="auto" w:line="240"/>
             </w:pPr>
             <w:r>
               <w:t xml:space="preserve">Create directory if it does not exist</w:t>
@@ -14494,8 +14615,8 @@
             <w:pPr>
               <w:pStyle w:val="Compact"/>
               <w:jc w:val="left"/>
-              <w:ind w:right="0" w:firstLine="0" w:left="0"/>
-              <w:spacing w:lineRule="auto" w:after="40" w:line="240" w:before="40"/>
+              <w:ind w:firstLine="0" w:left="0" w:right="0"/>
+              <w:spacing w:after="40" w:before="40" w:lineRule="auto" w:line="240"/>
             </w:pPr>
             <w:r>
               <w:rPr>
@@ -14511,8 +14632,8 @@
             <w:pPr>
               <w:pStyle w:val="Compact"/>
               <w:jc w:val="left"/>
-              <w:ind w:right="0" w:firstLine="0" w:left="0"/>
-              <w:spacing w:lineRule="auto" w:after="40" w:line="240" w:before="40"/>
+              <w:ind w:firstLine="0" w:left="0" w:right="0"/>
+              <w:spacing w:after="40" w:before="40" w:lineRule="auto" w:line="240"/>
             </w:pPr>
             <w:r>
               <w:t xml:space="preserve">Write content to a file; returns</w:t>
@@ -14536,8 +14657,8 @@
             <w:pPr>
               <w:pStyle w:val="Compact"/>
               <w:jc w:val="left"/>
-              <w:ind w:right="0" w:firstLine="0" w:left="0"/>
-              <w:spacing w:lineRule="auto" w:after="40" w:line="240" w:before="40"/>
+              <w:ind w:firstLine="0" w:left="0" w:right="0"/>
+              <w:spacing w:after="40" w:before="40" w:lineRule="auto" w:line="240"/>
             </w:pPr>
             <w:r>
               <w:rPr>
@@ -14553,8 +14674,8 @@
             <w:pPr>
               <w:pStyle w:val="Compact"/>
               <w:jc w:val="left"/>
-              <w:ind w:right="0" w:firstLine="0" w:left="0"/>
-              <w:spacing w:lineRule="auto" w:after="40" w:line="240" w:before="40"/>
+              <w:ind w:firstLine="0" w:left="0" w:right="0"/>
+              <w:spacing w:after="40" w:before="40" w:lineRule="auto" w:line="240"/>
             </w:pPr>
             <w:r>
               <w:t xml:space="preserve">Check if a file exists on disk</w:t>
@@ -14569,8 +14690,8 @@
             <w:pPr>
               <w:pStyle w:val="Compact"/>
               <w:jc w:val="left"/>
-              <w:ind w:right="0" w:firstLine="0" w:left="0"/>
-              <w:spacing w:lineRule="auto" w:after="40" w:line="240" w:before="40"/>
+              <w:ind w:firstLine="0" w:left="0" w:right="0"/>
+              <w:spacing w:after="40" w:before="40" w:lineRule="auto" w:line="240"/>
             </w:pPr>
             <w:r>
               <w:rPr>
@@ -14586,8 +14707,8 @@
             <w:pPr>
               <w:pStyle w:val="Compact"/>
               <w:jc w:val="left"/>
-              <w:ind w:right="0" w:firstLine="0" w:left="0"/>
-              <w:spacing w:lineRule="auto" w:after="40" w:line="240" w:before="40"/>
+              <w:ind w:firstLine="0" w:left="0" w:right="0"/>
+              <w:spacing w:after="40" w:before="40" w:lineRule="auto" w:line="240"/>
             </w:pPr>
             <w:r>
               <w:t xml:space="preserve">Check if a command is available in PATH</w:t>
@@ -14602,8 +14723,8 @@
             <w:pPr>
               <w:pStyle w:val="Compact"/>
               <w:jc w:val="left"/>
-              <w:ind w:right="0" w:firstLine="0" w:left="0"/>
-              <w:spacing w:lineRule="auto" w:after="40" w:line="240" w:before="40"/>
+              <w:ind w:firstLine="0" w:left="0" w:right="0"/>
+              <w:spacing w:after="40" w:before="40" w:lineRule="auto" w:line="240"/>
             </w:pPr>
             <w:r>
               <w:rPr>
@@ -14619,8 +14740,8 @@
             <w:pPr>
               <w:pStyle w:val="Compact"/>
               <w:jc w:val="left"/>
-              <w:ind w:right="0" w:firstLine="0" w:left="0"/>
-              <w:spacing w:lineRule="auto" w:after="40" w:line="240" w:before="40"/>
+              <w:ind w:firstLine="0" w:left="0" w:right="0"/>
+              <w:spacing w:after="40" w:before="40" w:lineRule="auto" w:line="240"/>
             </w:pPr>
             <w:r>
               <w:t xml:space="preserve">Parse float’s</w:t>
@@ -14650,8 +14771,8 @@
             <w:pPr>
               <w:pStyle w:val="Compact"/>
               <w:jc w:val="left"/>
-              <w:ind w:right="0" w:firstLine="0" w:left="0"/>
-              <w:spacing w:lineRule="auto" w:after="40" w:line="240" w:before="40"/>
+              <w:ind w:firstLine="0" w:left="0" w:right="0"/>
+              <w:spacing w:after="40" w:before="40" w:lineRule="auto" w:line="240"/>
             </w:pPr>
             <w:r>
               <w:rPr>
@@ -14667,8 +14788,8 @@
             <w:pPr>
               <w:pStyle w:val="Compact"/>
               <w:jc w:val="left"/>
-              <w:ind w:right="0" w:firstLine="0" w:left="0"/>
-              <w:spacing w:lineRule="auto" w:after="40" w:line="240" w:before="40"/>
+              <w:ind w:firstLine="0" w:left="0" w:right="0"/>
+              <w:spacing w:after="40" w:before="40" w:lineRule="auto" w:line="240"/>
             </w:pPr>
             <w:r>
               <w:t xml:space="preserve">Store the rendering result in the database</w:t>
@@ -14677,7 +14798,6 @@
         </w:tc>
       </w:tr>
     </w:tbl>
-    <w:bookmarkEnd w:id="8782"/>
     <w:bookmarkEnd w:id="42"/>
     <w:bookmarkStart w:id="43" w:name="file-based-caching"/>
     <w:p>
@@ -15000,7 +15120,16 @@
         <w:t xml:space="preserve">:</w:t>
       </w:r>
     </w:p>
-    <w:bookmarkStart w:name="listing-src-model-relation-type" w:id="6422"/>
+    <w:p>
+      <w:pPr>
+        <w:spacing w:lineRule="exact" w:before="0" w:after="0" w:line="20"/>
+        <w:rPr>
+          <w:sz w:val="2"/>
+        </w:rPr>
+      </w:pPr>
+      <w:bookmarkStart w:name="listing-src-model-relation-type" w:id="6422"/>
+      <w:bookmarkEnd w:id="6422"/>
+    </w:p>
     <w:p>
       <w:pPr>
         <w:pStyle w:val="Caption"/>
@@ -15564,7 +15693,6 @@
         <w:t xml:space="preserve">M</w:t>
       </w:r>
     </w:p>
-    <w:bookmarkEnd w:id="6422"/>
     <w:bookmarkEnd w:id="46"/>
     <w:bookmarkStart w:id="47" w:name="step-2-use-in-markdown-1"/>
     <w:p>
@@ -15579,7 +15707,16 @@
         <w:t xml:space="preserve">Step 2: Use in Markdown</w:t>
       </w:r>
     </w:p>
-    <w:bookmarkStart w:name="listing-src-model-relation-usage" w:id="29575"/>
+    <w:p>
+      <w:pPr>
+        <w:spacing w:lineRule="exact" w:before="0" w:after="0" w:line="20"/>
+        <w:rPr>
+          <w:sz w:val="2"/>
+        </w:rPr>
+      </w:pPr>
+      <w:bookmarkStart w:name="listing-src-model-relation-usage" w:id="29575"/>
+      <w:bookmarkEnd w:id="29575"/>
+    </w:p>
     <w:p>
       <w:pPr>
         <w:pStyle w:val="Caption"/>
@@ -15654,7 +15791,6 @@
         <w:t xml:space="preserve">.</w:t>
       </w:r>
     </w:p>
-    <w:bookmarkEnd w:id="29575"/>
     <w:bookmarkEnd w:id="47"/>
     <w:bookmarkStart w:id="48" w:name="inference-scoring"/>
     <w:p>
@@ -15677,7 +15813,16 @@
         <w:t xml:space="preserve">When multiple relation types could match a link, the resolver scores each candidate:</w:t>
       </w:r>
     </w:p>
-    <w:bookmarkStart w:name="csv-tbl-model-inference-scoring" w:id="6434"/>
+    <w:p>
+      <w:pPr>
+        <w:spacing w:lineRule="exact" w:before="0" w:after="0" w:line="20"/>
+        <w:rPr>
+          <w:sz w:val="2"/>
+        </w:rPr>
+      </w:pPr>
+      <w:bookmarkStart w:name="csv-tbl-model-inference-scoring" w:id="6434"/>
+      <w:bookmarkEnd w:id="6434"/>
+    </w:p>
     <w:p>
       <w:pPr>
         <w:pStyle w:val="Caption"/>
@@ -15711,18 +15856,18 @@
         <w:tblW w:type="auto" w:w="0"/>
         <w:tblLook w:firstRow="1" w:lastRow="0" w:firstColumn="0" w:lastColumn="0" w:noHBand="0" w:noVBand="0" w:val="0020"/>
         <w:tblBorders>
-          <w:top w:color="000000" w:sz="6" w:space="0" w:val="single"/>
-          <w:left w:color="000000" w:sz="6" w:space="0" w:val="single"/>
-          <w:bottom w:color="000000" w:sz="6" w:space="0" w:val="single"/>
-          <w:right w:color="000000" w:sz="6" w:space="0" w:val="single"/>
-          <w:insideH w:color="000000" w:sz="6" w:space="0" w:val="single"/>
-          <w:insideV w:color="000000" w:sz="6" w:space="0" w:val="single"/>
+          <w:top w:val="single" w:space="0" w:color="000000" w:sz="6"/>
+          <w:left w:val="single" w:space="0" w:color="000000" w:sz="6"/>
+          <w:bottom w:val="single" w:space="0" w:color="000000" w:sz="6"/>
+          <w:right w:val="single" w:space="0" w:color="000000" w:sz="6"/>
+          <w:insideH w:val="single" w:space="0" w:color="000000" w:sz="6"/>
+          <w:insideV w:val="single" w:space="0" w:color="000000" w:sz="6"/>
         </w:tblBorders>
         <w:tblCellMar>
-          <w:top w:w="57" w:type="dxa"/>
-          <w:left w:w="108" w:type="dxa"/>
-          <w:bottom w:w="57" w:type="dxa"/>
-          <w:right w:w="108" w:type="dxa"/>
+          <w:top w:type="dxa" w:w="57"/>
+          <w:left w:type="dxa" w:w="108"/>
+          <w:bottom w:type="dxa" w:w="57"/>
+          <w:right w:type="dxa" w:w="108"/>
         </w:tblCellMar>
       </w:tblPr>
       <w:tblGrid>
@@ -15737,14 +15882,14 @@
         </w:trPr>
         <w:tc>
           <w:tcPr>
-            <w:shd w:color="auto" w:fill="E8E8E8" w:val="clear"/>
+            <w:shd w:val="clear" w:color="auto" w:fill="E8E8E8"/>
           </w:tcPr>
           <w:p>
             <w:pPr>
               <w:pStyle w:val="Compact"/>
               <w:jc w:val="left"/>
-              <w:ind w:right="0" w:firstLine="0" w:left="0"/>
-              <w:spacing w:lineRule="auto" w:after="40" w:line="240" w:before="40"/>
+              <w:ind w:firstLine="0" w:left="0" w:right="0"/>
+              <w:spacing w:after="40" w:before="40" w:lineRule="auto" w:line="240"/>
             </w:pPr>
             <w:r>
               <w:rPr>
@@ -15756,14 +15901,14 @@
         </w:tc>
         <w:tc>
           <w:tcPr>
-            <w:shd w:color="auto" w:fill="E8E8E8" w:val="clear"/>
+            <w:shd w:val="clear" w:color="auto" w:fill="E8E8E8"/>
           </w:tcPr>
           <w:p>
             <w:pPr>
               <w:pStyle w:val="Compact"/>
               <w:jc w:val="center"/>
-              <w:ind w:right="0" w:firstLine="0" w:left="0"/>
-              <w:spacing w:lineRule="auto" w:after="40" w:line="240" w:before="40"/>
+              <w:ind w:firstLine="0" w:left="0" w:right="0"/>
+              <w:spacing w:after="40" w:before="40" w:lineRule="auto" w:line="240"/>
             </w:pPr>
             <w:r>
               <w:rPr>
@@ -15775,14 +15920,14 @@
         </w:tc>
         <w:tc>
           <w:tcPr>
-            <w:shd w:color="auto" w:fill="E8E8E8" w:val="clear"/>
+            <w:shd w:val="clear" w:color="auto" w:fill="E8E8E8"/>
           </w:tcPr>
           <w:p>
             <w:pPr>
               <w:pStyle w:val="Compact"/>
               <w:jc w:val="left"/>
-              <w:ind w:right="0" w:firstLine="0" w:left="0"/>
-              <w:spacing w:lineRule="auto" w:after="40" w:line="240" w:before="40"/>
+              <w:ind w:firstLine="0" w:left="0" w:right="0"/>
+              <w:spacing w:after="40" w:before="40" w:lineRule="auto" w:line="240"/>
             </w:pPr>
             <w:r>
               <w:rPr>
@@ -15794,14 +15939,14 @@
         </w:tc>
         <w:tc>
           <w:tcPr>
-            <w:shd w:color="auto" w:fill="E8E8E8" w:val="clear"/>
+            <w:shd w:val="clear" w:color="auto" w:fill="E8E8E8"/>
           </w:tcPr>
           <w:p>
             <w:pPr>
               <w:pStyle w:val="Compact"/>
               <w:jc w:val="center"/>
-              <w:ind w:right="0" w:firstLine="0" w:left="0"/>
-              <w:spacing w:lineRule="auto" w:after="40" w:line="240" w:before="40"/>
+              <w:ind w:firstLine="0" w:left="0" w:right="0"/>
+              <w:spacing w:after="40" w:before="40" w:lineRule="auto" w:line="240"/>
             </w:pPr>
             <w:r>
               <w:rPr>
@@ -15819,8 +15964,8 @@
             <w:pPr>
               <w:pStyle w:val="Compact"/>
               <w:jc w:val="left"/>
-              <w:ind w:right="0" w:firstLine="0" w:left="0"/>
-              <w:spacing w:lineRule="auto" w:after="40" w:line="240" w:before="40"/>
+              <w:ind w:firstLine="0" w:left="0" w:right="0"/>
+              <w:spacing w:after="40" w:before="40" w:lineRule="auto" w:line="240"/>
             </w:pPr>
             <w:r>
               <w:rPr>
@@ -15867,8 +16012,8 @@
             <w:pPr>
               <w:pStyle w:val="Compact"/>
               <w:jc w:val="center"/>
-              <w:ind w:right="0" w:firstLine="0" w:left="0"/>
-              <w:spacing w:lineRule="auto" w:after="40" w:line="240" w:before="40"/>
+              <w:ind w:firstLine="0" w:left="0" w:right="0"/>
+              <w:spacing w:after="40" w:before="40" w:lineRule="auto" w:line="240"/>
             </w:pPr>
             <w:r>
               <w:t xml:space="preserve">+1</w:t>
@@ -15881,8 +16026,8 @@
             <w:pPr>
               <w:pStyle w:val="Compact"/>
               <w:jc w:val="left"/>
-              <w:ind w:right="0" w:firstLine="0" w:left="0"/>
-              <w:spacing w:lineRule="auto" w:after="40" w:line="240" w:before="40"/>
+              <w:ind w:firstLine="0" w:left="0" w:right="0"/>
+              <w:spacing w:after="40" w:before="40" w:lineRule="auto" w:line="240"/>
             </w:pPr>
             <w:r>
               <w:t xml:space="preserve">Eliminated</w:t>
@@ -15895,8 +16040,8 @@
             <w:pPr>
               <w:pStyle w:val="Compact"/>
               <w:jc w:val="center"/>
-              <w:ind w:right="0" w:firstLine="0" w:left="0"/>
-              <w:spacing w:lineRule="auto" w:after="40" w:line="240" w:before="40"/>
+              <w:ind w:firstLine="0" w:left="0" w:right="0"/>
+              <w:spacing w:after="40" w:before="40" w:lineRule="auto" w:line="240"/>
             </w:pPr>
             <w:r>
               <w:t xml:space="preserve">+0</w:t>
@@ -15911,8 +16056,8 @@
             <w:pPr>
               <w:pStyle w:val="Compact"/>
               <w:jc w:val="left"/>
-              <w:ind w:right="0" w:firstLine="0" w:left="0"/>
-              <w:spacing w:lineRule="auto" w:after="40" w:line="240" w:before="40"/>
+              <w:ind w:firstLine="0" w:left="0" w:right="0"/>
+              <w:spacing w:after="40" w:before="40" w:lineRule="auto" w:line="240"/>
             </w:pPr>
             <w:r>
               <w:rPr>
@@ -15929,8 +16074,8 @@
             <w:pPr>
               <w:pStyle w:val="Compact"/>
               <w:jc w:val="center"/>
-              <w:ind w:right="0" w:firstLine="0" w:left="0"/>
-              <w:spacing w:lineRule="auto" w:after="40" w:line="240" w:before="40"/>
+              <w:ind w:firstLine="0" w:left="0" w:right="0"/>
+              <w:spacing w:after="40" w:before="40" w:lineRule="auto" w:line="240"/>
             </w:pPr>
             <w:r>
               <w:t xml:space="preserve">+1</w:t>
@@ -15943,8 +16088,8 @@
             <w:pPr>
               <w:pStyle w:val="Compact"/>
               <w:jc w:val="left"/>
-              <w:ind w:right="0" w:firstLine="0" w:left="0"/>
-              <w:spacing w:lineRule="auto" w:after="40" w:line="240" w:before="40"/>
+              <w:ind w:firstLine="0" w:left="0" w:right="0"/>
+              <w:spacing w:after="40" w:before="40" w:lineRule="auto" w:line="240"/>
             </w:pPr>
             <w:r>
               <w:t xml:space="preserve">Eliminated</w:t>
@@ -15957,8 +16102,8 @@
             <w:pPr>
               <w:pStyle w:val="Compact"/>
               <w:jc w:val="center"/>
-              <w:ind w:right="0" w:firstLine="0" w:left="0"/>
-              <w:spacing w:lineRule="auto" w:after="40" w:line="240" w:before="40"/>
+              <w:ind w:firstLine="0" w:left="0" w:right="0"/>
+              <w:spacing w:after="40" w:before="40" w:lineRule="auto" w:line="240"/>
             </w:pPr>
             <w:r>
               <w:t xml:space="preserve">+0</w:t>
@@ -15973,8 +16118,8 @@
             <w:pPr>
               <w:pStyle w:val="Compact"/>
               <w:jc w:val="left"/>
-              <w:ind w:right="0" w:firstLine="0" w:left="0"/>
-              <w:spacing w:lineRule="auto" w:after="40" w:line="240" w:before="40"/>
+              <w:ind w:firstLine="0" w:left="0" w:right="0"/>
+              <w:spacing w:after="40" w:before="40" w:lineRule="auto" w:line="240"/>
             </w:pPr>
             <w:r>
               <w:rPr>
@@ -15991,8 +16136,8 @@
             <w:pPr>
               <w:pStyle w:val="Compact"/>
               <w:jc w:val="center"/>
-              <w:ind w:right="0" w:firstLine="0" w:left="0"/>
-              <w:spacing w:lineRule="auto" w:after="40" w:line="240" w:before="40"/>
+              <w:ind w:firstLine="0" w:left="0" w:right="0"/>
+              <w:spacing w:after="40" w:before="40" w:lineRule="auto" w:line="240"/>
             </w:pPr>
             <w:r>
               <w:t xml:space="preserve">+1</w:t>
@@ -16005,8 +16150,8 @@
             <w:pPr>
               <w:pStyle w:val="Compact"/>
               <w:jc w:val="left"/>
-              <w:ind w:right="0" w:firstLine="0" w:left="0"/>
-              <w:spacing w:lineRule="auto" w:after="40" w:line="240" w:before="40"/>
+              <w:ind w:firstLine="0" w:left="0" w:right="0"/>
+              <w:spacing w:after="40" w:before="40" w:lineRule="auto" w:line="240"/>
             </w:pPr>
             <w:r>
               <w:t xml:space="preserve">Eliminated</w:t>
@@ -16019,8 +16164,8 @@
             <w:pPr>
               <w:pStyle w:val="Compact"/>
               <w:jc w:val="center"/>
-              <w:ind w:right="0" w:firstLine="0" w:left="0"/>
-              <w:spacing w:lineRule="auto" w:after="40" w:line="240" w:before="40"/>
+              <w:ind w:firstLine="0" w:left="0" w:right="0"/>
+              <w:spacing w:after="40" w:before="40" w:lineRule="auto" w:line="240"/>
             </w:pPr>
             <w:r>
               <w:t xml:space="preserve">+0</w:t>
@@ -16035,8 +16180,8 @@
             <w:pPr>
               <w:pStyle w:val="Compact"/>
               <w:jc w:val="left"/>
-              <w:ind w:right="0" w:firstLine="0" w:left="0"/>
-              <w:spacing w:lineRule="auto" w:after="40" w:line="240" w:before="40"/>
+              <w:ind w:firstLine="0" w:left="0" w:right="0"/>
+              <w:spacing w:after="40" w:before="40" w:lineRule="auto" w:line="240"/>
             </w:pPr>
             <w:r>
               <w:rPr>
@@ -16053,8 +16198,8 @@
             <w:pPr>
               <w:pStyle w:val="Compact"/>
               <w:jc w:val="center"/>
-              <w:ind w:right="0" w:firstLine="0" w:left="0"/>
-              <w:spacing w:lineRule="auto" w:after="40" w:line="240" w:before="40"/>
+              <w:ind w:firstLine="0" w:left="0" w:right="0"/>
+              <w:spacing w:after="40" w:before="40" w:lineRule="auto" w:line="240"/>
             </w:pPr>
             <w:r>
               <w:t xml:space="preserve">+1</w:t>
@@ -16067,8 +16212,8 @@
             <w:pPr>
               <w:pStyle w:val="Compact"/>
               <w:jc w:val="left"/>
-              <w:ind w:right="0" w:firstLine="0" w:left="0"/>
-              <w:spacing w:lineRule="auto" w:after="40" w:line="240" w:before="40"/>
+              <w:ind w:firstLine="0" w:left="0" w:right="0"/>
+              <w:spacing w:after="40" w:before="40" w:lineRule="auto" w:line="240"/>
             </w:pPr>
             <w:r>
               <w:t xml:space="preserve">Eliminated</w:t>
@@ -16081,8 +16226,8 @@
             <w:pPr>
               <w:pStyle w:val="Compact"/>
               <w:jc w:val="center"/>
-              <w:ind w:right="0" w:firstLine="0" w:left="0"/>
-              <w:spacing w:lineRule="auto" w:after="40" w:line="240" w:before="40"/>
+              <w:ind w:firstLine="0" w:left="0" w:right="0"/>
+              <w:spacing w:after="40" w:before="40" w:lineRule="auto" w:line="240"/>
             </w:pPr>
             <w:r>
               <w:t xml:space="preserve">+0</w:t>
@@ -16091,7 +16236,6 @@
         </w:tc>
       </w:tr>
     </w:tbl>
-    <w:bookmarkEnd w:id="6434"/>
     <w:p>
       <w:pPr>
         <w:pStyle w:val="BodyText"/>
@@ -16138,7 +16282,16 @@
         <w:t xml:space="preserve">Relation Schema Fields Reference</w:t>
       </w:r>
     </w:p>
-    <w:bookmarkStart w:name="csv-tbl-model-relation-fields" w:id="4017"/>
+    <w:p>
+      <w:pPr>
+        <w:spacing w:lineRule="exact" w:before="0" w:after="0" w:line="20"/>
+        <w:rPr>
+          <w:sz w:val="2"/>
+        </w:rPr>
+      </w:pPr>
+      <w:bookmarkStart w:name="csv-tbl-model-relation-fields" w:id="4017"/>
+      <w:bookmarkEnd w:id="4017"/>
+    </w:p>
     <w:p>
       <w:pPr>
         <w:pStyle w:val="Caption"/>
@@ -16172,18 +16325,18 @@
         <w:tblW w:type="auto" w:w="0"/>
         <w:tblLook w:firstRow="1" w:lastRow="0" w:firstColumn="0" w:lastColumn="0" w:noHBand="0" w:noVBand="0" w:val="0020"/>
         <w:tblBorders>
-          <w:top w:color="000000" w:sz="6" w:space="0" w:val="single"/>
-          <w:left w:color="000000" w:sz="6" w:space="0" w:val="single"/>
-          <w:bottom w:color="000000" w:sz="6" w:space="0" w:val="single"/>
-          <w:right w:color="000000" w:sz="6" w:space="0" w:val="single"/>
-          <w:insideH w:color="000000" w:sz="6" w:space="0" w:val="single"/>
-          <w:insideV w:color="000000" w:sz="6" w:space="0" w:val="single"/>
+          <w:top w:val="single" w:space="0" w:color="000000" w:sz="6"/>
+          <w:left w:val="single" w:space="0" w:color="000000" w:sz="6"/>
+          <w:bottom w:val="single" w:space="0" w:color="000000" w:sz="6"/>
+          <w:right w:val="single" w:space="0" w:color="000000" w:sz="6"/>
+          <w:insideH w:val="single" w:space="0" w:color="000000" w:sz="6"/>
+          <w:insideV w:val="single" w:space="0" w:color="000000" w:sz="6"/>
         </w:tblBorders>
         <w:tblCellMar>
-          <w:top w:w="57" w:type="dxa"/>
-          <w:left w:w="108" w:type="dxa"/>
-          <w:bottom w:w="57" w:type="dxa"/>
-          <w:right w:w="108" w:type="dxa"/>
+          <w:top w:type="dxa" w:w="57"/>
+          <w:left w:type="dxa" w:w="108"/>
+          <w:bottom w:type="dxa" w:w="57"/>
+          <w:right w:type="dxa" w:w="108"/>
         </w:tblCellMar>
       </w:tblPr>
       <w:tblGrid>
@@ -16198,14 +16351,14 @@
         </w:trPr>
         <w:tc>
           <w:tcPr>
-            <w:shd w:color="auto" w:fill="E8E8E8" w:val="clear"/>
+            <w:shd w:val="clear" w:color="auto" w:fill="E8E8E8"/>
           </w:tcPr>
           <w:p>
             <w:pPr>
               <w:pStyle w:val="Compact"/>
               <w:jc w:val="left"/>
-              <w:ind w:right="0" w:firstLine="0" w:left="0"/>
-              <w:spacing w:lineRule="auto" w:after="40" w:line="240" w:before="40"/>
+              <w:ind w:firstLine="0" w:left="0" w:right="0"/>
+              <w:spacing w:after="40" w:before="40" w:lineRule="auto" w:line="240"/>
             </w:pPr>
             <w:r>
               <w:rPr>
@@ -16217,14 +16370,14 @@
         </w:tc>
         <w:tc>
           <w:tcPr>
-            <w:shd w:color="auto" w:fill="E8E8E8" w:val="clear"/>
+            <w:shd w:val="clear" w:color="auto" w:fill="E8E8E8"/>
           </w:tcPr>
           <w:p>
             <w:pPr>
               <w:pStyle w:val="Compact"/>
               <w:jc w:val="left"/>
-              <w:ind w:right="0" w:firstLine="0" w:left="0"/>
-              <w:spacing w:lineRule="auto" w:after="40" w:line="240" w:before="40"/>
+              <w:ind w:firstLine="0" w:left="0" w:right="0"/>
+              <w:spacing w:after="40" w:before="40" w:lineRule="auto" w:line="240"/>
             </w:pPr>
             <w:r>
               <w:rPr>
@@ -16236,14 +16389,14 @@
         </w:tc>
         <w:tc>
           <w:tcPr>
-            <w:shd w:color="auto" w:fill="E8E8E8" w:val="clear"/>
+            <w:shd w:val="clear" w:color="auto" w:fill="E8E8E8"/>
           </w:tcPr>
           <w:p>
             <w:pPr>
               <w:pStyle w:val="Compact"/>
               <w:jc w:val="left"/>
-              <w:ind w:right="0" w:firstLine="0" w:left="0"/>
-              <w:spacing w:lineRule="auto" w:after="40" w:line="240" w:before="40"/>
+              <w:ind w:firstLine="0" w:left="0" w:right="0"/>
+              <w:spacing w:after="40" w:before="40" w:lineRule="auto" w:line="240"/>
             </w:pPr>
             <w:r>
               <w:rPr>
@@ -16255,14 +16408,14 @@
         </w:tc>
         <w:tc>
           <w:tcPr>
-            <w:shd w:color="auto" w:fill="E8E8E8" w:val="clear"/>
+            <w:shd w:val="clear" w:color="auto" w:fill="E8E8E8"/>
           </w:tcPr>
           <w:p>
             <w:pPr>
               <w:pStyle w:val="Compact"/>
               <w:jc w:val="left"/>
-              <w:ind w:right="0" w:firstLine="0" w:left="0"/>
-              <w:spacing w:lineRule="auto" w:after="40" w:line="240" w:before="40"/>
+              <w:ind w:firstLine="0" w:left="0" w:right="0"/>
+              <w:spacing w:after="40" w:before="40" w:lineRule="auto" w:line="240"/>
             </w:pPr>
             <w:r>
               <w:rPr>
@@ -16280,8 +16433,8 @@
             <w:pPr>
               <w:pStyle w:val="Compact"/>
               <w:jc w:val="left"/>
-              <w:ind w:right="0" w:firstLine="0" w:left="0"/>
-              <w:spacing w:lineRule="auto" w:after="40" w:line="240" w:before="40"/>
+              <w:ind w:firstLine="0" w:left="0" w:right="0"/>
+              <w:spacing w:after="40" w:before="40" w:lineRule="auto" w:line="240"/>
             </w:pPr>
             <w:r>
               <w:rPr>
@@ -16297,8 +16450,8 @@
             <w:pPr>
               <w:pStyle w:val="Compact"/>
               <w:jc w:val="left"/>
-              <w:ind w:right="0" w:firstLine="0" w:left="0"/>
-              <w:spacing w:lineRule="auto" w:after="40" w:line="240" w:before="40"/>
+              <w:ind w:firstLine="0" w:left="0" w:right="0"/>
+              <w:spacing w:after="40" w:before="40" w:lineRule="auto" w:line="240"/>
             </w:pPr>
             <w:r>
               <w:t xml:space="preserve">string</w:t>
@@ -16311,8 +16464,8 @@
             <w:pPr>
               <w:pStyle w:val="Compact"/>
               <w:jc w:val="left"/>
-              <w:ind w:right="0" w:firstLine="0" w:left="0"/>
-              <w:spacing w:lineRule="auto" w:after="40" w:line="240" w:before="40"/>
+              <w:ind w:firstLine="0" w:left="0" w:right="0"/>
+              <w:spacing w:after="40" w:before="40" w:lineRule="auto" w:line="240"/>
             </w:pPr>
             <w:r>
               <w:t xml:space="preserve">required</w:t>
@@ -16325,8 +16478,8 @@
             <w:pPr>
               <w:pStyle w:val="Compact"/>
               <w:jc w:val="left"/>
-              <w:ind w:right="0" w:firstLine="0" w:left="0"/>
-              <w:spacing w:lineRule="auto" w:after="40" w:line="240" w:before="40"/>
+              <w:ind w:firstLine="0" w:left="0" w:right="0"/>
+              <w:spacing w:after="40" w:before="40" w:lineRule="auto" w:line="240"/>
             </w:pPr>
             <w:r>
               <w:t xml:space="preserve">Unique identifier (uppercase)</w:t>
@@ -16341,8 +16494,8 @@
             <w:pPr>
               <w:pStyle w:val="Compact"/>
               <w:jc w:val="left"/>
-              <w:ind w:right="0" w:firstLine="0" w:left="0"/>
-              <w:spacing w:lineRule="auto" w:after="40" w:line="240" w:before="40"/>
+              <w:ind w:firstLine="0" w:left="0" w:right="0"/>
+              <w:spacing w:after="40" w:before="40" w:lineRule="auto" w:line="240"/>
             </w:pPr>
             <w:r>
               <w:rPr>
@@ -16358,8 +16511,8 @@
             <w:pPr>
               <w:pStyle w:val="Compact"/>
               <w:jc w:val="left"/>
-              <w:ind w:right="0" w:firstLine="0" w:left="0"/>
-              <w:spacing w:lineRule="auto" w:after="40" w:line="240" w:before="40"/>
+              <w:ind w:firstLine="0" w:left="0" w:right="0"/>
+              <w:spacing w:after="40" w:before="40" w:lineRule="auto" w:line="240"/>
             </w:pPr>
             <w:r>
               <w:t xml:space="preserve">string</w:t>
@@ -16372,8 +16525,8 @@
             <w:pPr>
               <w:pStyle w:val="Compact"/>
               <w:jc w:val="left"/>
-              <w:ind w:right="0" w:firstLine="0" w:left="0"/>
-              <w:spacing w:lineRule="auto" w:after="40" w:line="240" w:before="40"/>
+              <w:ind w:firstLine="0" w:left="0" w:right="0"/>
+              <w:spacing w:after="40" w:before="40" w:lineRule="auto" w:line="240"/>
             </w:pPr>
             <w:r>
               <w:t xml:space="preserve">nil</w:t>
@@ -16386,8 +16539,8 @@
             <w:pPr>
               <w:pStyle w:val="Compact"/>
               <w:jc w:val="left"/>
-              <w:ind w:right="0" w:firstLine="0" w:left="0"/>
-              <w:spacing w:lineRule="auto" w:after="40" w:line="240" w:before="40"/>
+              <w:ind w:firstLine="0" w:left="0" w:right="0"/>
+              <w:spacing w:after="40" w:before="40" w:lineRule="auto" w:line="240"/>
             </w:pPr>
             <w:r>
               <w:t xml:space="preserve">Required selector:</w:t>
@@ -16432,8 +16585,8 @@
             <w:pPr>
               <w:pStyle w:val="Compact"/>
               <w:jc w:val="left"/>
-              <w:ind w:right="0" w:firstLine="0" w:left="0"/>
-              <w:spacing w:lineRule="auto" w:after="40" w:line="240" w:before="40"/>
+              <w:ind w:firstLine="0" w:left="0" w:right="0"/>
+              <w:spacing w:after="40" w:before="40" w:lineRule="auto" w:line="240"/>
             </w:pPr>
             <w:r>
               <w:rPr>
@@ -16449,8 +16602,8 @@
             <w:pPr>
               <w:pStyle w:val="Compact"/>
               <w:jc w:val="left"/>
-              <w:ind w:right="0" w:firstLine="0" w:left="0"/>
-              <w:spacing w:lineRule="auto" w:after="40" w:line="240" w:before="40"/>
+              <w:ind w:firstLine="0" w:left="0" w:right="0"/>
+              <w:spacing w:after="40" w:before="40" w:lineRule="auto" w:line="240"/>
             </w:pPr>
             <w:r>
               <w:t xml:space="preserve">string</w:t>
@@ -16463,8 +16616,8 @@
             <w:pPr>
               <w:pStyle w:val="Compact"/>
               <w:jc w:val="left"/>
-              <w:ind w:right="0" w:firstLine="0" w:left="0"/>
-              <w:spacing w:lineRule="auto" w:after="40" w:line="240" w:before="40"/>
+              <w:ind w:firstLine="0" w:left="0" w:right="0"/>
+              <w:spacing w:after="40" w:before="40" w:lineRule="auto" w:line="240"/>
             </w:pPr>
             <w:r>
               <w:t xml:space="preserve">nil</w:t>
@@ -16477,8 +16630,8 @@
             <w:pPr>
               <w:pStyle w:val="Compact"/>
               <w:jc w:val="left"/>
-              <w:ind w:right="0" w:firstLine="0" w:left="0"/>
-              <w:spacing w:lineRule="auto" w:after="40" w:line="240" w:before="40"/>
+              <w:ind w:firstLine="0" w:left="0" w:right="0"/>
+              <w:spacing w:after="40" w:before="40" w:lineRule="auto" w:line="240"/>
             </w:pPr>
             <w:r>
               <w:t xml:space="preserve">Constrain source to this object type (nil = any)</w:t>
@@ -16493,8 +16646,8 @@
             <w:pPr>
               <w:pStyle w:val="Compact"/>
               <w:jc w:val="left"/>
-              <w:ind w:right="0" w:firstLine="0" w:left="0"/>
-              <w:spacing w:lineRule="auto" w:after="40" w:line="240" w:before="40"/>
+              <w:ind w:firstLine="0" w:left="0" w:right="0"/>
+              <w:spacing w:after="40" w:before="40" w:lineRule="auto" w:line="240"/>
             </w:pPr>
             <w:r>
               <w:rPr>
@@ -16510,8 +16663,8 @@
             <w:pPr>
               <w:pStyle w:val="Compact"/>
               <w:jc w:val="left"/>
-              <w:ind w:right="0" w:firstLine="0" w:left="0"/>
-              <w:spacing w:lineRule="auto" w:after="40" w:line="240" w:before="40"/>
+              <w:ind w:firstLine="0" w:left="0" w:right="0"/>
+              <w:spacing w:after="40" w:before="40" w:lineRule="auto" w:line="240"/>
             </w:pPr>
             <w:r>
               <w:t xml:space="preserve">string</w:t>
@@ -16524,8 +16677,8 @@
             <w:pPr>
               <w:pStyle w:val="Compact"/>
               <w:jc w:val="left"/>
-              <w:ind w:right="0" w:firstLine="0" w:left="0"/>
-              <w:spacing w:lineRule="auto" w:after="40" w:line="240" w:before="40"/>
+              <w:ind w:firstLine="0" w:left="0" w:right="0"/>
+              <w:spacing w:after="40" w:before="40" w:lineRule="auto" w:line="240"/>
             </w:pPr>
             <w:r>
               <w:t xml:space="preserve">nil</w:t>
@@ -16538,8 +16691,8 @@
             <w:pPr>
               <w:pStyle w:val="Compact"/>
               <w:jc w:val="left"/>
-              <w:ind w:right="0" w:firstLine="0" w:left="0"/>
-              <w:spacing w:lineRule="auto" w:after="40" w:line="240" w:before="40"/>
+              <w:ind w:firstLine="0" w:left="0" w:right="0"/>
+              <w:spacing w:after="40" w:before="40" w:lineRule="auto" w:line="240"/>
             </w:pPr>
             <w:r>
               <w:t xml:space="preserve">Constrain target to this object type (nil = any)</w:t>
@@ -16554,8 +16707,8 @@
             <w:pPr>
               <w:pStyle w:val="Compact"/>
               <w:jc w:val="left"/>
-              <w:ind w:right="0" w:firstLine="0" w:left="0"/>
-              <w:spacing w:lineRule="auto" w:after="40" w:line="240" w:before="40"/>
+              <w:ind w:firstLine="0" w:left="0" w:right="0"/>
+              <w:spacing w:after="40" w:before="40" w:lineRule="auto" w:line="240"/>
             </w:pPr>
             <w:r>
               <w:rPr>
@@ -16571,8 +16724,8 @@
             <w:pPr>
               <w:pStyle w:val="Compact"/>
               <w:jc w:val="left"/>
-              <w:ind w:right="0" w:firstLine="0" w:left="0"/>
-              <w:spacing w:lineRule="auto" w:after="40" w:line="240" w:before="40"/>
+              <w:ind w:firstLine="0" w:left="0" w:right="0"/>
+              <w:spacing w:after="40" w:before="40" w:lineRule="auto" w:line="240"/>
             </w:pPr>
             <w:r>
               <w:t xml:space="preserve">string</w:t>
@@ -16585,8 +16738,8 @@
             <w:pPr>
               <w:pStyle w:val="Compact"/>
               <w:jc w:val="left"/>
-              <w:ind w:right="0" w:firstLine="0" w:left="0"/>
-              <w:spacing w:lineRule="auto" w:after="40" w:line="240" w:before="40"/>
+              <w:ind w:firstLine="0" w:left="0" w:right="0"/>
+              <w:spacing w:after="40" w:before="40" w:lineRule="auto" w:line="240"/>
             </w:pPr>
             <w:r>
               <w:t xml:space="preserve">nil</w:t>
@@ -16599,8 +16752,8 @@
             <w:pPr>
               <w:pStyle w:val="Compact"/>
               <w:jc w:val="left"/>
-              <w:ind w:right="0" w:firstLine="0" w:left="0"/>
-              <w:spacing w:lineRule="auto" w:after="40" w:line="240" w:before="40"/>
+              <w:ind w:firstLine="0" w:left="0" w:right="0"/>
+              <w:spacing w:after="40" w:before="40" w:lineRule="auto" w:line="240"/>
             </w:pPr>
             <w:r>
               <w:t xml:space="preserve">Constrain to links within this attribute context</w:t>
@@ -16615,8 +16768,8 @@
             <w:pPr>
               <w:pStyle w:val="Compact"/>
               <w:jc w:val="left"/>
-              <w:ind w:right="0" w:firstLine="0" w:left="0"/>
-              <w:spacing w:lineRule="auto" w:after="40" w:line="240" w:before="40"/>
+              <w:ind w:firstLine="0" w:left="0" w:right="0"/>
+              <w:spacing w:after="40" w:before="40" w:lineRule="auto" w:line="240"/>
             </w:pPr>
             <w:r>
               <w:rPr>
@@ -16632,8 +16785,8 @@
             <w:pPr>
               <w:pStyle w:val="Compact"/>
               <w:jc w:val="left"/>
-              <w:ind w:right="0" w:firstLine="0" w:left="0"/>
-              <w:spacing w:lineRule="auto" w:after="40" w:line="240" w:before="40"/>
+              <w:ind w:firstLine="0" w:left="0" w:right="0"/>
+              <w:spacing w:after="40" w:before="40" w:lineRule="auto" w:line="240"/>
             </w:pPr>
             <w:r>
               <w:t xml:space="preserve">list</w:t>
@@ -16646,8 +16799,8 @@
             <w:pPr>
               <w:pStyle w:val="Compact"/>
               <w:jc w:val="left"/>
-              <w:ind w:right="0" w:firstLine="0" w:left="0"/>
-              <w:spacing w:lineRule="auto" w:after="40" w:line="240" w:before="40"/>
+              <w:ind w:firstLine="0" w:left="0" w:right="0"/>
+              <w:spacing w:after="40" w:before="40" w:lineRule="auto" w:line="240"/>
             </w:pPr>
             <w:r>
               <w:t xml:space="preserve">nil</w:t>
@@ -16660,8 +16813,8 @@
             <w:pPr>
               <w:pStyle w:val="Compact"/>
               <w:jc w:val="left"/>
-              <w:ind w:right="0" w:firstLine="0" w:left="0"/>
-              <w:spacing w:lineRule="auto" w:after="40" w:line="240" w:before="40"/>
+              <w:ind w:firstLine="0" w:left="0" w:right="0"/>
+              <w:spacing w:after="40" w:before="40" w:lineRule="auto" w:line="240"/>
             </w:pPr>
             <w:r>
               <w:t xml:space="preserve">Prefix aliases for</w:t>
@@ -16691,8 +16844,8 @@
             <w:pPr>
               <w:pStyle w:val="Compact"/>
               <w:jc w:val="left"/>
-              <w:ind w:right="0" w:firstLine="0" w:left="0"/>
-              <w:spacing w:lineRule="auto" w:after="40" w:line="240" w:before="40"/>
+              <w:ind w:firstLine="0" w:left="0" w:right="0"/>
+              <w:spacing w:after="40" w:before="40" w:lineRule="auto" w:line="240"/>
             </w:pPr>
             <w:r>
               <w:rPr>
@@ -16708,8 +16861,8 @@
             <w:pPr>
               <w:pStyle w:val="Compact"/>
               <w:jc w:val="left"/>
-              <w:ind w:right="0" w:firstLine="0" w:left="0"/>
-              <w:spacing w:lineRule="auto" w:after="40" w:line="240" w:before="40"/>
+              <w:ind w:firstLine="0" w:left="0" w:right="0"/>
+              <w:spacing w:after="40" w:before="40" w:lineRule="auto" w:line="240"/>
             </w:pPr>
             <w:r>
               <w:t xml:space="preserve">boolean</w:t>
@@ -16722,8 +16875,8 @@
             <w:pPr>
               <w:pStyle w:val="Compact"/>
               <w:jc w:val="left"/>
-              <w:ind w:right="0" w:firstLine="0" w:left="0"/>
-              <w:spacing w:lineRule="auto" w:after="40" w:line="240" w:before="40"/>
+              <w:ind w:firstLine="0" w:left="0" w:right="0"/>
+              <w:spacing w:after="40" w:before="40" w:lineRule="auto" w:line="240"/>
             </w:pPr>
             <w:r>
               <w:t xml:space="preserve">false</w:t>
@@ -16736,8 +16889,8 @@
             <w:pPr>
               <w:pStyle w:val="Compact"/>
               <w:jc w:val="left"/>
-              <w:ind w:right="0" w:firstLine="0" w:left="0"/>
-              <w:spacing w:lineRule="auto" w:after="40" w:line="240" w:before="40"/>
+              <w:ind w:firstLine="0" w:left="0" w:right="0"/>
+              <w:spacing w:after="40" w:before="40" w:lineRule="auto" w:line="240"/>
             </w:pPr>
             <w:r>
               <w:t xml:space="preserve">Default relation for its selector when no better match</w:t>
@@ -16746,7 +16899,6 @@
         </w:tc>
       </w:tr>
     </w:tbl>
-    <w:bookmarkEnd w:id="4017"/>
     <w:bookmarkEnd w:id="49"/>
     <w:bookmarkStart w:id="50" w:name="relations-with-handlers"/>
     <w:p>
@@ -16799,7 +16951,16 @@
         <w:t xml:space="preserve">elements during the TRANSFORM phase:</w:t>
       </w:r>
     </w:p>
-    <w:bookmarkStart w:name="listing-src-model-relation-handler" w:id="74416"/>
+    <w:p>
+      <w:pPr>
+        <w:spacing w:lineRule="exact" w:before="0" w:after="0" w:line="20"/>
+        <w:rPr>
+          <w:sz w:val="2"/>
+        </w:rPr>
+      </w:pPr>
+      <w:bookmarkStart w:name="listing-src-model-relation-handler" w:id="74416"/>
+      <w:bookmarkEnd w:id="74416"/>
+    </w:p>
     <w:p>
       <w:pPr>
         <w:pStyle w:val="Caption"/>
@@ -17231,7 +17392,6 @@
         <w:t xml:space="preserve">}</w:t>
       </w:r>
     </w:p>
-    <w:bookmarkEnd w:id="74416"/>
     <w:bookmarkEnd w:id="50"/>
     <w:bookmarkStart w:id="51" w:name="base-types-and-inheritance"/>
     <w:p>
@@ -17386,7 +17546,16 @@
         <w:t xml:space="preserve">to create a concrete type:</w:t>
       </w:r>
     </w:p>
-    <w:bookmarkStart w:name="listing-src-model-extend-traceable" w:id="94019"/>
+    <w:p>
+      <w:pPr>
+        <w:spacing w:lineRule="exact" w:before="0" w:after="0" w:line="20"/>
+        <w:rPr>
+          <w:sz w:val="2"/>
+        </w:rPr>
+      </w:pPr>
+      <w:bookmarkStart w:name="listing-src-model-extend-traceable" w:id="94019"/>
+      <w:bookmarkEnd w:id="94019"/>
+    </w:p>
     <w:p>
       <w:pPr>
         <w:pStyle w:val="Caption"/>
@@ -17758,7 +17927,6 @@
         <w:t xml:space="preserve">M</w:t>
       </w:r>
     </w:p>
-    <w:bookmarkEnd w:id="94019"/>
     <w:p>
       <w:pPr>
         <w:pStyle w:val="FirstParagraph"/>
@@ -17903,7 +18071,16 @@
         <w:t xml:space="preserve">utility:</w:t>
       </w:r>
     </w:p>
-    <w:bookmarkStart w:name="listing-src-model-display-text-dic" w:id="25280"/>
+    <w:p>
+      <w:pPr>
+        <w:spacing w:lineRule="exact" w:before="0" w:after="0" w:line="20"/>
+        <w:rPr>
+          <w:sz w:val="2"/>
+        </w:rPr>
+      </w:pPr>
+      <w:bookmarkStart w:name="listing-src-model-display-text-dic" w:id="25280"/>
+      <w:bookmarkEnd w:id="25280"/>
+    </w:p>
     <w:p>
       <w:pPr>
         <w:pStyle w:val="Caption"/>
@@ -18941,7 +19118,6 @@
         <w:t xml:space="preserve">M</w:t>
       </w:r>
     </w:p>
-    <w:bookmarkEnd w:id="25280"/>
     <w:p>
       <w:pPr>
         <w:pStyle w:val="FirstParagraph"/>
@@ -19140,7 +19316,16 @@
         <w:t xml:space="preserve">:</w:t>
       </w:r>
     </w:p>
-    <w:bookmarkStart w:name="listing-src-model-view-type" w:id="31693"/>
+    <w:p>
+      <w:pPr>
+        <w:spacing w:lineRule="exact" w:before="0" w:after="0" w:line="20"/>
+        <w:rPr>
+          <w:sz w:val="2"/>
+        </w:rPr>
+      </w:pPr>
+      <w:bookmarkStart w:name="listing-src-model-view-type" w:id="31693"/>
+      <w:bookmarkEnd w:id="31693"/>
+    </w:p>
     <w:p>
       <w:pPr>
         <w:pStyle w:val="Caption"/>
@@ -22242,7 +22427,6 @@
         <w:t xml:space="preserve">M</w:t>
       </w:r>
     </w:p>
-    <w:bookmarkEnd w:id="31693"/>
     <w:bookmarkEnd w:id="54"/>
     <w:bookmarkStart w:id="55" w:name="step-2-use-in-markdown-2"/>
     <w:p>
@@ -22257,7 +22441,16 @@
         <w:t xml:space="preserve">Step 2: Use in Markdown</w:t>
       </w:r>
     </w:p>
-    <w:bookmarkStart w:name="listing-src-model-view-usage" w:id="12976"/>
+    <w:p>
+      <w:pPr>
+        <w:spacing w:lineRule="exact" w:before="0" w:after="0" w:line="20"/>
+        <w:rPr>
+          <w:sz w:val="2"/>
+        </w:rPr>
+      </w:pPr>
+      <w:bookmarkStart w:name="listing-src-model-view-usage" w:id="12976"/>
+      <w:bookmarkEnd w:id="12976"/>
+    </w:p>
     <w:p>
       <w:pPr>
         <w:pStyle w:val="Caption"/>
@@ -22320,7 +22513,6 @@
         <w:t xml:space="preserve"> is force in Newtons.</w:t>
       </w:r>
     </w:p>
-    <w:bookmarkEnd w:id="12976"/>
     <w:bookmarkEnd w:id="55"/>
     <w:bookmarkStart w:id="56" w:name="view-schema-fields-reference"/>
     <w:p>
@@ -22335,7 +22527,16 @@
         <w:t xml:space="preserve">View Schema Fields Reference</w:t>
       </w:r>
     </w:p>
-    <w:bookmarkStart w:name="csv-tbl-model-view-fields" w:id="48168"/>
+    <w:p>
+      <w:pPr>
+        <w:spacing w:lineRule="exact" w:before="0" w:after="0" w:line="20"/>
+        <w:rPr>
+          <w:sz w:val="2"/>
+        </w:rPr>
+      </w:pPr>
+      <w:bookmarkStart w:name="csv-tbl-model-view-fields" w:id="48168"/>
+      <w:bookmarkEnd w:id="48168"/>
+    </w:p>
     <w:p>
       <w:pPr>
         <w:pStyle w:val="Caption"/>
@@ -22369,18 +22570,18 @@
         <w:tblW w:type="auto" w:w="0"/>
         <w:tblLook w:firstRow="1" w:lastRow="0" w:firstColumn="0" w:lastColumn="0" w:noHBand="0" w:noVBand="0" w:val="0020"/>
         <w:tblBorders>
-          <w:top w:color="000000" w:sz="6" w:space="0" w:val="single"/>
-          <w:left w:color="000000" w:sz="6" w:space="0" w:val="single"/>
-          <w:bottom w:color="000000" w:sz="6" w:space="0" w:val="single"/>
-          <w:right w:color="000000" w:sz="6" w:space="0" w:val="single"/>
-          <w:insideH w:color="000000" w:sz="6" w:space="0" w:val="single"/>
-          <w:insideV w:color="000000" w:sz="6" w:space="0" w:val="single"/>
+          <w:top w:val="single" w:space="0" w:color="000000" w:sz="6"/>
+          <w:left w:val="single" w:space="0" w:color="000000" w:sz="6"/>
+          <w:bottom w:val="single" w:space="0" w:color="000000" w:sz="6"/>
+          <w:right w:val="single" w:space="0" w:color="000000" w:sz="6"/>
+          <w:insideH w:val="single" w:space="0" w:color="000000" w:sz="6"/>
+          <w:insideV w:val="single" w:space="0" w:color="000000" w:sz="6"/>
         </w:tblBorders>
         <w:tblCellMar>
-          <w:top w:w="57" w:type="dxa"/>
-          <w:left w:w="108" w:type="dxa"/>
-          <w:bottom w:w="57" w:type="dxa"/>
-          <w:right w:w="108" w:type="dxa"/>
+          <w:top w:type="dxa" w:w="57"/>
+          <w:left w:type="dxa" w:w="108"/>
+          <w:bottom w:type="dxa" w:w="57"/>
+          <w:right w:type="dxa" w:w="108"/>
         </w:tblCellMar>
       </w:tblPr>
       <w:tblGrid>
@@ -22395,14 +22596,14 @@
         </w:trPr>
         <w:tc>
           <w:tcPr>
-            <w:shd w:color="auto" w:fill="E8E8E8" w:val="clear"/>
+            <w:shd w:val="clear" w:color="auto" w:fill="E8E8E8"/>
           </w:tcPr>
           <w:p>
             <w:pPr>
               <w:pStyle w:val="Compact"/>
               <w:jc w:val="left"/>
-              <w:ind w:right="0" w:firstLine="0" w:left="0"/>
-              <w:spacing w:lineRule="auto" w:after="40" w:line="240" w:before="40"/>
+              <w:ind w:firstLine="0" w:left="0" w:right="0"/>
+              <w:spacing w:after="40" w:before="40" w:lineRule="auto" w:line="240"/>
             </w:pPr>
             <w:r>
               <w:rPr>
@@ -22414,14 +22615,14 @@
         </w:tc>
         <w:tc>
           <w:tcPr>
-            <w:shd w:color="auto" w:fill="E8E8E8" w:val="clear"/>
+            <w:shd w:val="clear" w:color="auto" w:fill="E8E8E8"/>
           </w:tcPr>
           <w:p>
             <w:pPr>
               <w:pStyle w:val="Compact"/>
               <w:jc w:val="left"/>
-              <w:ind w:right="0" w:firstLine="0" w:left="0"/>
-              <w:spacing w:lineRule="auto" w:after="40" w:line="240" w:before="40"/>
+              <w:ind w:firstLine="0" w:left="0" w:right="0"/>
+              <w:spacing w:after="40" w:before="40" w:lineRule="auto" w:line="240"/>
             </w:pPr>
             <w:r>
               <w:rPr>
@@ -22433,14 +22634,14 @@
         </w:tc>
         <w:tc>
           <w:tcPr>
-            <w:shd w:color="auto" w:fill="E8E8E8" w:val="clear"/>
+            <w:shd w:val="clear" w:color="auto" w:fill="E8E8E8"/>
           </w:tcPr>
           <w:p>
             <w:pPr>
               <w:pStyle w:val="Compact"/>
               <w:jc w:val="left"/>
-              <w:ind w:right="0" w:firstLine="0" w:left="0"/>
-              <w:spacing w:lineRule="auto" w:after="40" w:line="240" w:before="40"/>
+              <w:ind w:firstLine="0" w:left="0" w:right="0"/>
+              <w:spacing w:after="40" w:before="40" w:lineRule="auto" w:line="240"/>
             </w:pPr>
             <w:r>
               <w:rPr>
@@ -22452,14 +22653,14 @@
         </w:tc>
         <w:tc>
           <w:tcPr>
-            <w:shd w:color="auto" w:fill="E8E8E8" w:val="clear"/>
+            <w:shd w:val="clear" w:color="auto" w:fill="E8E8E8"/>
           </w:tcPr>
           <w:p>
             <w:pPr>
               <w:pStyle w:val="Compact"/>
               <w:jc w:val="left"/>
-              <w:ind w:right="0" w:firstLine="0" w:left="0"/>
-              <w:spacing w:lineRule="auto" w:after="40" w:line="240" w:before="40"/>
+              <w:ind w:firstLine="0" w:left="0" w:right="0"/>
+              <w:spacing w:after="40" w:before="40" w:lineRule="auto" w:line="240"/>
             </w:pPr>
             <w:r>
               <w:rPr>
@@ -22477,8 +22678,8 @@
             <w:pPr>
               <w:pStyle w:val="Compact"/>
               <w:jc w:val="left"/>
-              <w:ind w:right="0" w:firstLine="0" w:left="0"/>
-              <w:spacing w:lineRule="auto" w:after="40" w:line="240" w:before="40"/>
+              <w:ind w:firstLine="0" w:left="0" w:right="0"/>
+              <w:spacing w:after="40" w:before="40" w:lineRule="auto" w:line="240"/>
             </w:pPr>
             <w:r>
               <w:rPr>
@@ -22494,8 +22695,8 @@
             <w:pPr>
               <w:pStyle w:val="Compact"/>
               <w:jc w:val="left"/>
-              <w:ind w:right="0" w:firstLine="0" w:left="0"/>
-              <w:spacing w:lineRule="auto" w:after="40" w:line="240" w:before="40"/>
+              <w:ind w:firstLine="0" w:left="0" w:right="0"/>
+              <w:spacing w:after="40" w:before="40" w:lineRule="auto" w:line="240"/>
             </w:pPr>
             <w:r>
               <w:t xml:space="preserve">string</w:t>
@@ -22508,8 +22709,8 @@
             <w:pPr>
               <w:pStyle w:val="Compact"/>
               <w:jc w:val="left"/>
-              <w:ind w:right="0" w:firstLine="0" w:left="0"/>
-              <w:spacing w:lineRule="auto" w:after="40" w:line="240" w:before="40"/>
+              <w:ind w:firstLine="0" w:left="0" w:right="0"/>
+              <w:spacing w:after="40" w:before="40" w:lineRule="auto" w:line="240"/>
             </w:pPr>
             <w:r>
               <w:t xml:space="preserve">required</w:t>
@@ -22522,8 +22723,8 @@
             <w:pPr>
               <w:pStyle w:val="Compact"/>
               <w:jc w:val="left"/>
-              <w:ind w:right="0" w:firstLine="0" w:left="0"/>
-              <w:spacing w:lineRule="auto" w:after="40" w:line="240" w:before="40"/>
+              <w:ind w:firstLine="0" w:left="0" w:right="0"/>
+              <w:spacing w:after="40" w:before="40" w:lineRule="auto" w:line="240"/>
             </w:pPr>
             <w:r>
               <w:t xml:space="preserve">Unique identifier (uppercase)</w:t>
@@ -22538,8 +22739,8 @@
             <w:pPr>
               <w:pStyle w:val="Compact"/>
               <w:jc w:val="left"/>
-              <w:ind w:right="0" w:firstLine="0" w:left="0"/>
-              <w:spacing w:lineRule="auto" w:after="40" w:line="240" w:before="40"/>
+              <w:ind w:firstLine="0" w:left="0" w:right="0"/>
+              <w:spacing w:after="40" w:before="40" w:lineRule="auto" w:line="240"/>
             </w:pPr>
             <w:r>
               <w:rPr>
@@ -22555,8 +22756,8 @@
             <w:pPr>
               <w:pStyle w:val="Compact"/>
               <w:jc w:val="left"/>
-              <w:ind w:right="0" w:firstLine="0" w:left="0"/>
-              <w:spacing w:lineRule="auto" w:after="40" w:line="240" w:before="40"/>
+              <w:ind w:firstLine="0" w:left="0" w:right="0"/>
+              <w:spacing w:after="40" w:before="40" w:lineRule="auto" w:line="240"/>
             </w:pPr>
             <w:r>
               <w:t xml:space="preserve">string</w:t>
@@ -22569,8 +22770,8 @@
             <w:pPr>
               <w:pStyle w:val="Compact"/>
               <w:jc w:val="left"/>
-              <w:ind w:right="0" w:firstLine="0" w:left="0"/>
-              <w:spacing w:lineRule="auto" w:after="40" w:line="240" w:before="40"/>
+              <w:ind w:firstLine="0" w:left="0" w:right="0"/>
+              <w:spacing w:after="40" w:before="40" w:lineRule="auto" w:line="240"/>
             </w:pPr>
             <w:r>
               <w:t xml:space="preserve">nil</w:t>
@@ -22583,8 +22784,8 @@
             <w:pPr>
               <w:pStyle w:val="Compact"/>
               <w:jc w:val="left"/>
-              <w:ind w:right="0" w:firstLine="0" w:left="0"/>
-              <w:spacing w:lineRule="auto" w:after="40" w:line="240" w:before="40"/>
+              <w:ind w:firstLine="0" w:left="0" w:right="0"/>
+              <w:spacing w:after="40" w:before="40" w:lineRule="auto" w:line="240"/>
             </w:pPr>
             <w:r>
               <w:t xml:space="preserve">Prefix for inline code dispatch (e.g.,</w:t>
@@ -22629,8 +22830,8 @@
             <w:pPr>
               <w:pStyle w:val="Compact"/>
               <w:jc w:val="left"/>
-              <w:ind w:right="0" w:firstLine="0" w:left="0"/>
-              <w:spacing w:lineRule="auto" w:after="40" w:line="240" w:before="40"/>
+              <w:ind w:firstLine="0" w:left="0" w:right="0"/>
+              <w:spacing w:after="40" w:before="40" w:lineRule="auto" w:line="240"/>
             </w:pPr>
             <w:r>
               <w:rPr>
@@ -22646,8 +22847,8 @@
             <w:pPr>
               <w:pStyle w:val="Compact"/>
               <w:jc w:val="left"/>
-              <w:ind w:right="0" w:firstLine="0" w:left="0"/>
-              <w:spacing w:lineRule="auto" w:after="40" w:line="240" w:before="40"/>
+              <w:ind w:firstLine="0" w:left="0" w:right="0"/>
+              <w:spacing w:after="40" w:before="40" w:lineRule="auto" w:line="240"/>
             </w:pPr>
             <w:r>
               <w:t xml:space="preserve">list</w:t>
@@ -22660,8 +22861,8 @@
             <w:pPr>
               <w:pStyle w:val="Compact"/>
               <w:jc w:val="left"/>
-              <w:ind w:right="0" w:firstLine="0" w:left="0"/>
-              <w:spacing w:lineRule="auto" w:after="40" w:line="240" w:before="40"/>
+              <w:ind w:firstLine="0" w:left="0" w:right="0"/>
+              <w:spacing w:after="40" w:before="40" w:lineRule="auto" w:line="240"/>
             </w:pPr>
             <w:r>
               <w:t xml:space="preserve">nil</w:t>
@@ -22674,8 +22875,8 @@
             <w:pPr>
               <w:pStyle w:val="Compact"/>
               <w:jc w:val="left"/>
-              <w:ind w:right="0" w:firstLine="0" w:left="0"/>
-              <w:spacing w:lineRule="auto" w:after="40" w:line="240" w:before="40"/>
+              <w:ind w:firstLine="0" w:left="0" w:right="0"/>
+              <w:spacing w:after="40" w:before="40" w:lineRule="auto" w:line="240"/>
             </w:pPr>
             <w:r>
               <w:t xml:space="preserve">Alternative prefixes for the same view type</w:t>
@@ -22690,8 +22891,8 @@
             <w:pPr>
               <w:pStyle w:val="Compact"/>
               <w:jc w:val="left"/>
-              <w:ind w:right="0" w:firstLine="0" w:left="0"/>
-              <w:spacing w:lineRule="auto" w:after="40" w:line="240" w:before="40"/>
+              <w:ind w:firstLine="0" w:left="0" w:right="0"/>
+              <w:spacing w:after="40" w:before="40" w:lineRule="auto" w:line="240"/>
             </w:pPr>
             <w:r>
               <w:rPr>
@@ -22707,8 +22908,8 @@
             <w:pPr>
               <w:pStyle w:val="Compact"/>
               <w:jc w:val="left"/>
-              <w:ind w:right="0" w:firstLine="0" w:left="0"/>
-              <w:spacing w:lineRule="auto" w:after="40" w:line="240" w:before="40"/>
+              <w:ind w:firstLine="0" w:left="0" w:right="0"/>
+              <w:spacing w:after="40" w:before="40" w:lineRule="auto" w:line="240"/>
             </w:pPr>
             <w:r>
               <w:t xml:space="preserve">boolean</w:t>
@@ -22721,8 +22922,8 @@
             <w:pPr>
               <w:pStyle w:val="Compact"/>
               <w:jc w:val="left"/>
-              <w:ind w:right="0" w:firstLine="0" w:left="0"/>
-              <w:spacing w:lineRule="auto" w:after="40" w:line="240" w:before="40"/>
+              <w:ind w:firstLine="0" w:left="0" w:right="0"/>
+              <w:spacing w:after="40" w:before="40" w:lineRule="auto" w:line="240"/>
             </w:pPr>
             <w:r>
               <w:t xml:space="preserve">false</w:t>
@@ -22735,8 +22936,8 @@
             <w:pPr>
               <w:pStyle w:val="Compact"/>
               <w:jc w:val="left"/>
-              <w:ind w:right="0" w:firstLine="0" w:left="0"/>
-              <w:spacing w:lineRule="auto" w:after="40" w:line="240" w:before="40"/>
+              <w:ind w:firstLine="0" w:left="0" w:right="0"/>
+              <w:spacing w:after="40" w:before="40" w:lineRule="auto" w:line="240"/>
             </w:pPr>
             <w:r>
               <w:t xml:space="preserve">Whether rendering requires an external tool (batch processing)</w:t>
@@ -22751,8 +22952,8 @@
             <w:pPr>
               <w:pStyle w:val="Compact"/>
               <w:jc w:val="left"/>
-              <w:ind w:right="0" w:firstLine="0" w:left="0"/>
-              <w:spacing w:lineRule="auto" w:after="40" w:line="240" w:before="40"/>
+              <w:ind w:firstLine="0" w:left="0" w:right="0"/>
+              <w:spacing w:after="40" w:before="40" w:lineRule="auto" w:line="240"/>
             </w:pPr>
             <w:r>
               <w:rPr>
@@ -22768,8 +22969,8 @@
             <w:pPr>
               <w:pStyle w:val="Compact"/>
               <w:jc w:val="left"/>
-              <w:ind w:right="0" w:firstLine="0" w:left="0"/>
-              <w:spacing w:lineRule="auto" w:after="40" w:line="240" w:before="40"/>
+              <w:ind w:firstLine="0" w:left="0" w:right="0"/>
+              <w:spacing w:after="40" w:before="40" w:lineRule="auto" w:line="240"/>
             </w:pPr>
             <w:r>
               <w:t xml:space="preserve">string</w:t>
@@ -22782,8 +22983,8 @@
             <w:pPr>
               <w:pStyle w:val="Compact"/>
               <w:jc w:val="left"/>
-              <w:ind w:right="0" w:firstLine="0" w:left="0"/>
-              <w:spacing w:lineRule="auto" w:after="40" w:line="240" w:before="40"/>
+              <w:ind w:firstLine="0" w:left="0" w:right="0"/>
+              <w:spacing w:after="40" w:before="40" w:lineRule="auto" w:line="240"/>
             </w:pPr>
             <w:r>
               <w:t xml:space="preserve">nil</w:t>
@@ -22796,8 +22997,8 @@
             <w:pPr>
               <w:pStyle w:val="Compact"/>
               <w:jc w:val="left"/>
-              <w:ind w:right="0" w:firstLine="0" w:left="0"/>
-              <w:spacing w:lineRule="auto" w:after="40" w:line="240" w:before="40"/>
+              <w:ind w:firstLine="0" w:left="0" w:right="0"/>
+              <w:spacing w:after="40" w:before="40" w:lineRule="auto" w:line="240"/>
             </w:pPr>
             <w:r>
               <w:t xml:space="preserve">Materializer strategy (e.g.,</w:t>
@@ -22839,8 +23040,8 @@
             <w:pPr>
               <w:pStyle w:val="Compact"/>
               <w:jc w:val="left"/>
-              <w:ind w:right="0" w:firstLine="0" w:left="0"/>
-              <w:spacing w:lineRule="auto" w:after="40" w:line="240" w:before="40"/>
+              <w:ind w:firstLine="0" w:left="0" w:right="0"/>
+              <w:spacing w:after="40" w:before="40" w:lineRule="auto" w:line="240"/>
             </w:pPr>
             <w:r>
               <w:rPr>
@@ -22856,8 +23057,8 @@
             <w:pPr>
               <w:pStyle w:val="Compact"/>
               <w:jc w:val="left"/>
-              <w:ind w:right="0" w:firstLine="0" w:left="0"/>
-              <w:spacing w:lineRule="auto" w:after="40" w:line="240" w:before="40"/>
+              <w:ind w:firstLine="0" w:left="0" w:right="0"/>
+              <w:spacing w:after="40" w:before="40" w:lineRule="auto" w:line="240"/>
             </w:pPr>
             <w:r>
               <w:t xml:space="preserve">string</w:t>
@@ -22870,8 +23071,8 @@
             <w:pPr>
               <w:pStyle w:val="Compact"/>
               <w:jc w:val="left"/>
-              <w:ind w:right="0" w:firstLine="0" w:left="0"/>
-              <w:spacing w:lineRule="auto" w:after="40" w:line="240" w:before="40"/>
+              <w:ind w:firstLine="0" w:left="0" w:right="0"/>
+              <w:spacing w:after="40" w:before="40" w:lineRule="auto" w:line="240"/>
             </w:pPr>
             <w:r>
               <w:t xml:space="preserve">nil</w:t>
@@ -22884,8 +23085,8 @@
             <w:pPr>
               <w:pStyle w:val="Compact"/>
               <w:jc w:val="left"/>
-              <w:ind w:right="0" w:firstLine="0" w:left="0"/>
-              <w:spacing w:lineRule="auto" w:after="40" w:line="240" w:before="40"/>
+              <w:ind w:firstLine="0" w:left="0" w:right="0"/>
+              <w:spacing w:after="40" w:before="40" w:lineRule="auto" w:line="240"/>
             </w:pPr>
             <w:r>
               <w:t xml:space="preserve">Counter group for numbered views</w:t>
@@ -22894,7 +23095,6 @@
         </w:tc>
       </w:tr>
     </w:tbl>
-    <w:bookmarkEnd w:id="48168"/>
     <w:bookmarkEnd w:id="56"/>
     <w:bookmarkEnd w:id="57"/>
     <w:bookmarkStart w:id="61" w:name="validation-proofs"/>
@@ -22951,7 +23151,16 @@
         <w:t xml:space="preserve">:</w:t>
       </w:r>
     </w:p>
-    <w:bookmarkStart w:name="listing-src-model-proof" w:id="20655"/>
+    <w:p>
+      <w:pPr>
+        <w:spacing w:lineRule="exact" w:before="0" w:after="0" w:line="20"/>
+        <w:rPr>
+          <w:sz w:val="2"/>
+        </w:rPr>
+      </w:pPr>
+      <w:bookmarkStart w:name="listing-src-model-proof" w:id="20655"/>
+      <w:bookmarkEnd w:id="20655"/>
+    </w:p>
     <w:p>
       <w:pPr>
         <w:pStyle w:val="Caption"/>
@@ -23698,7 +23907,6 @@
         <w:t xml:space="preserve">M</w:t>
       </w:r>
     </w:p>
-    <w:bookmarkEnd w:id="20655"/>
     <w:bookmarkEnd w:id="58"/>
     <w:bookmarkStart w:id="59" w:name="proof-schema"/>
     <w:p>
@@ -23713,7 +23921,16 @@
         <w:t xml:space="preserve">Proof Schema</w:t>
       </w:r>
     </w:p>
-    <w:bookmarkStart w:name="csv-tbl-model-proof-fields" w:id="98525"/>
+    <w:p>
+      <w:pPr>
+        <w:spacing w:lineRule="exact" w:before="0" w:after="0" w:line="20"/>
+        <w:rPr>
+          <w:sz w:val="2"/>
+        </w:rPr>
+      </w:pPr>
+      <w:bookmarkStart w:name="csv-tbl-model-proof-fields" w:id="98525"/>
+      <w:bookmarkEnd w:id="98525"/>
+    </w:p>
     <w:p>
       <w:pPr>
         <w:pStyle w:val="Caption"/>
@@ -23747,18 +23964,18 @@
         <w:tblW w:type="auto" w:w="0"/>
         <w:tblLook w:firstRow="1" w:lastRow="0" w:firstColumn="0" w:lastColumn="0" w:noHBand="0" w:noVBand="0" w:val="0020"/>
         <w:tblBorders>
-          <w:top w:color="000000" w:sz="6" w:space="0" w:val="single"/>
-          <w:left w:color="000000" w:sz="6" w:space="0" w:val="single"/>
-          <w:bottom w:color="000000" w:sz="6" w:space="0" w:val="single"/>
-          <w:right w:color="000000" w:sz="6" w:space="0" w:val="single"/>
-          <w:insideH w:color="000000" w:sz="6" w:space="0" w:val="single"/>
-          <w:insideV w:color="000000" w:sz="6" w:space="0" w:val="single"/>
+          <w:top w:val="single" w:space="0" w:color="000000" w:sz="6"/>
+          <w:left w:val="single" w:space="0" w:color="000000" w:sz="6"/>
+          <w:bottom w:val="single" w:space="0" w:color="000000" w:sz="6"/>
+          <w:right w:val="single" w:space="0" w:color="000000" w:sz="6"/>
+          <w:insideH w:val="single" w:space="0" w:color="000000" w:sz="6"/>
+          <w:insideV w:val="single" w:space="0" w:color="000000" w:sz="6"/>
         </w:tblBorders>
         <w:tblCellMar>
-          <w:top w:w="57" w:type="dxa"/>
-          <w:left w:w="108" w:type="dxa"/>
-          <w:bottom w:w="57" w:type="dxa"/>
-          <w:right w:w="108" w:type="dxa"/>
+          <w:top w:type="dxa" w:w="57"/>
+          <w:left w:type="dxa" w:w="108"/>
+          <w:bottom w:type="dxa" w:w="57"/>
+          <w:right w:type="dxa" w:w="108"/>
         </w:tblCellMar>
       </w:tblPr>
       <w:tblGrid>
@@ -23772,14 +23989,14 @@
         </w:trPr>
         <w:tc>
           <w:tcPr>
-            <w:shd w:color="auto" w:fill="E8E8E8" w:val="clear"/>
+            <w:shd w:val="clear" w:color="auto" w:fill="E8E8E8"/>
           </w:tcPr>
           <w:p>
             <w:pPr>
               <w:pStyle w:val="Compact"/>
               <w:jc w:val="left"/>
-              <w:ind w:right="0" w:firstLine="0" w:left="0"/>
-              <w:spacing w:lineRule="auto" w:after="40" w:line="240" w:before="40"/>
+              <w:ind w:firstLine="0" w:left="0" w:right="0"/>
+              <w:spacing w:after="40" w:before="40" w:lineRule="auto" w:line="240"/>
             </w:pPr>
             <w:r>
               <w:rPr>
@@ -23791,14 +24008,14 @@
         </w:tc>
         <w:tc>
           <w:tcPr>
-            <w:shd w:color="auto" w:fill="E8E8E8" w:val="clear"/>
+            <w:shd w:val="clear" w:color="auto" w:fill="E8E8E8"/>
           </w:tcPr>
           <w:p>
             <w:pPr>
               <w:pStyle w:val="Compact"/>
               <w:jc w:val="left"/>
-              <w:ind w:right="0" w:firstLine="0" w:left="0"/>
-              <w:spacing w:lineRule="auto" w:after="40" w:line="240" w:before="40"/>
+              <w:ind w:firstLine="0" w:left="0" w:right="0"/>
+              <w:spacing w:after="40" w:before="40" w:lineRule="auto" w:line="240"/>
             </w:pPr>
             <w:r>
               <w:rPr>
@@ -23810,14 +24027,14 @@
         </w:tc>
         <w:tc>
           <w:tcPr>
-            <w:shd w:color="auto" w:fill="E8E8E8" w:val="clear"/>
+            <w:shd w:val="clear" w:color="auto" w:fill="E8E8E8"/>
           </w:tcPr>
           <w:p>
             <w:pPr>
               <w:pStyle w:val="Compact"/>
               <w:jc w:val="left"/>
-              <w:ind w:right="0" w:firstLine="0" w:left="0"/>
-              <w:spacing w:lineRule="auto" w:after="40" w:line="240" w:before="40"/>
+              <w:ind w:firstLine="0" w:left="0" w:right="0"/>
+              <w:spacing w:after="40" w:before="40" w:lineRule="auto" w:line="240"/>
             </w:pPr>
             <w:r>
               <w:rPr>
@@ -23835,8 +24052,8 @@
             <w:pPr>
               <w:pStyle w:val="Compact"/>
               <w:jc w:val="left"/>
-              <w:ind w:right="0" w:firstLine="0" w:left="0"/>
-              <w:spacing w:lineRule="auto" w:after="40" w:line="240" w:before="40"/>
+              <w:ind w:firstLine="0" w:left="0" w:right="0"/>
+              <w:spacing w:after="40" w:before="40" w:lineRule="auto" w:line="240"/>
             </w:pPr>
             <w:r>
               <w:rPr>
@@ -23852,8 +24069,8 @@
             <w:pPr>
               <w:pStyle w:val="Compact"/>
               <w:jc w:val="left"/>
-              <w:ind w:right="0" w:firstLine="0" w:left="0"/>
-              <w:spacing w:lineRule="auto" w:after="40" w:line="240" w:before="40"/>
+              <w:ind w:firstLine="0" w:left="0" w:right="0"/>
+              <w:spacing w:after="40" w:before="40" w:lineRule="auto" w:line="240"/>
             </w:pPr>
             <w:r>
               <w:t xml:space="preserve">string</w:t>
@@ -23866,8 +24083,8 @@
             <w:pPr>
               <w:pStyle w:val="Compact"/>
               <w:jc w:val="left"/>
-              <w:ind w:right="0" w:firstLine="0" w:left="0"/>
-              <w:spacing w:lineRule="auto" w:after="40" w:line="240" w:before="40"/>
+              <w:ind w:firstLine="0" w:left="0" w:right="0"/>
+              <w:spacing w:after="40" w:before="40" w:lineRule="auto" w:line="240"/>
             </w:pPr>
             <w:r>
               <w:t xml:space="preserve">SQL view name (must match the CREATE VIEW name)</w:t>
@@ -23882,8 +24099,8 @@
             <w:pPr>
               <w:pStyle w:val="Compact"/>
               <w:jc w:val="left"/>
-              <w:ind w:right="0" w:firstLine="0" w:left="0"/>
-              <w:spacing w:lineRule="auto" w:after="40" w:line="240" w:before="40"/>
+              <w:ind w:firstLine="0" w:left="0" w:right="0"/>
+              <w:spacing w:after="40" w:before="40" w:lineRule="auto" w:line="240"/>
             </w:pPr>
             <w:r>
               <w:rPr>
@@ -23899,8 +24116,8 @@
             <w:pPr>
               <w:pStyle w:val="Compact"/>
               <w:jc w:val="left"/>
-              <w:ind w:right="0" w:firstLine="0" w:left="0"/>
-              <w:spacing w:lineRule="auto" w:after="40" w:line="240" w:before="40"/>
+              <w:ind w:firstLine="0" w:left="0" w:right="0"/>
+              <w:spacing w:after="40" w:before="40" w:lineRule="auto" w:line="240"/>
             </w:pPr>
             <w:r>
               <w:t xml:space="preserve">string</w:t>
@@ -23913,8 +24130,8 @@
             <w:pPr>
               <w:pStyle w:val="Compact"/>
               <w:jc w:val="left"/>
-              <w:ind w:right="0" w:firstLine="0" w:left="0"/>
-              <w:spacing w:lineRule="auto" w:after="40" w:line="240" w:before="40"/>
+              <w:ind w:firstLine="0" w:left="0" w:right="0"/>
+              <w:spacing w:after="40" w:before="40" w:lineRule="auto" w:line="240"/>
             </w:pPr>
             <w:r>
               <w:t xml:space="preserve">Key for suppression in</w:t>
@@ -23944,8 +24161,8 @@
             <w:pPr>
               <w:pStyle w:val="Compact"/>
               <w:jc w:val="left"/>
-              <w:ind w:right="0" w:firstLine="0" w:left="0"/>
-              <w:spacing w:lineRule="auto" w:after="40" w:line="240" w:before="40"/>
+              <w:ind w:firstLine="0" w:left="0" w:right="0"/>
+              <w:spacing w:after="40" w:before="40" w:lineRule="auto" w:line="240"/>
             </w:pPr>
             <w:r>
               <w:rPr>
@@ -23961,8 +24178,8 @@
             <w:pPr>
               <w:pStyle w:val="Compact"/>
               <w:jc w:val="left"/>
-              <w:ind w:right="0" w:firstLine="0" w:left="0"/>
-              <w:spacing w:lineRule="auto" w:after="40" w:line="240" w:before="40"/>
+              <w:ind w:firstLine="0" w:left="0" w:right="0"/>
+              <w:spacing w:after="40" w:before="40" w:lineRule="auto" w:line="240"/>
             </w:pPr>
             <w:r>
               <w:t xml:space="preserve">string</w:t>
@@ -23975,8 +24192,8 @@
             <w:pPr>
               <w:pStyle w:val="Compact"/>
               <w:jc w:val="left"/>
-              <w:ind w:right="0" w:firstLine="0" w:left="0"/>
-              <w:spacing w:lineRule="auto" w:after="40" w:line="240" w:before="40"/>
+              <w:ind w:firstLine="0" w:left="0" w:right="0"/>
+              <w:spacing w:after="40" w:before="40" w:lineRule="auto" w:line="240"/>
             </w:pPr>
             <w:r>
               <w:t xml:space="preserve">SQL CREATE VIEW statement; rows returned = violations</w:t>
@@ -23991,8 +24208,8 @@
             <w:pPr>
               <w:pStyle w:val="Compact"/>
               <w:jc w:val="left"/>
-              <w:ind w:right="0" w:firstLine="0" w:left="0"/>
-              <w:spacing w:lineRule="auto" w:after="40" w:line="240" w:before="40"/>
+              <w:ind w:firstLine="0" w:left="0" w:right="0"/>
+              <w:spacing w:after="40" w:before="40" w:lineRule="auto" w:line="240"/>
             </w:pPr>
             <w:r>
               <w:rPr>
@@ -24008,8 +24225,8 @@
             <w:pPr>
               <w:pStyle w:val="Compact"/>
               <w:jc w:val="left"/>
-              <w:ind w:right="0" w:firstLine="0" w:left="0"/>
-              <w:spacing w:lineRule="auto" w:after="40" w:line="240" w:before="40"/>
+              <w:ind w:firstLine="0" w:left="0" w:right="0"/>
+              <w:spacing w:after="40" w:before="40" w:lineRule="auto" w:line="240"/>
             </w:pPr>
             <w:r>
               <w:t xml:space="preserve">function</w:t>
@@ -24022,8 +24239,8 @@
             <w:pPr>
               <w:pStyle w:val="Compact"/>
               <w:jc w:val="left"/>
-              <w:ind w:right="0" w:firstLine="0" w:left="0"/>
-              <w:spacing w:lineRule="auto" w:after="40" w:line="240" w:before="40"/>
+              <w:ind w:firstLine="0" w:left="0" w:right="0"/>
+              <w:spacing w:after="40" w:before="40" w:lineRule="auto" w:line="240"/>
             </w:pPr>
             <w:r>
               <w:t xml:space="preserve">Takes a row table, returns a diagnostic message string</w:t>
@@ -24032,7 +24249,6 @@
         </w:tc>
       </w:tr>
     </w:tbl>
-    <w:bookmarkEnd w:id="98525"/>
     <w:bookmarkEnd w:id="59"/>
     <w:bookmarkStart w:id="60" w:name="suppressing-proofs"/>
     <w:p>
@@ -24082,7 +24298,16 @@
         <w:t xml:space="preserve">:</w:t>
       </w:r>
     </w:p>
-    <w:bookmarkStart w:name="listing-src-model-suppress-proof" w:id="69731"/>
+    <w:p>
+      <w:pPr>
+        <w:spacing w:lineRule="exact" w:before="0" w:after="0" w:line="20"/>
+        <w:rPr>
+          <w:sz w:val="2"/>
+        </w:rPr>
+      </w:pPr>
+      <w:bookmarkStart w:name="listing-src-model-suppress-proof" w:id="69731"/>
+      <w:bookmarkEnd w:id="69731"/>
+    </w:p>
     <w:p>
       <w:pPr>
         <w:pStyle w:val="Caption"/>
@@ -24160,7 +24385,6 @@
         <w:t xml:space="preserve">   # Suppress this proof</w:t>
       </w:r>
     </w:p>
-    <w:bookmarkEnd w:id="69731"/>
     <w:bookmarkEnd w:id="60"/>
     <w:bookmarkEnd w:id="61"/>
     <w:bookmarkStart w:id="65" w:name="model-overlayextension-pattern"/>
@@ -24395,7 +24619,16 @@
         <w:t xml:space="preserve">A model that only adds an HLR type and a custom proof:</w:t>
       </w:r>
     </w:p>
-    <w:bookmarkStart w:name="listing-src-model-minimal-overlay" w:id="97263"/>
+    <w:p>
+      <w:pPr>
+        <w:spacing w:lineRule="exact" w:before="0" w:after="0" w:line="20"/>
+        <w:rPr>
+          <w:sz w:val="2"/>
+        </w:rPr>
+      </w:pPr>
+      <w:bookmarkStart w:name="listing-src-model-minimal-overlay" w:id="97263"/>
+      <w:bookmarkEnd w:id="97263"/>
+    </w:p>
     <w:p>
       <w:pPr>
         <w:pStyle w:val="Caption"/>
@@ -24497,7 +24730,6 @@
         <w:t xml:space="preserve">    sd_601_vc_missing_hlr.lua  -- Domain-specific validation</w:t>
       </w:r>
     </w:p>
-    <w:bookmarkEnd w:id="97263"/>
     <w:p>
       <w:pPr>
         <w:pStyle w:val="FirstParagraph"/>
@@ -24556,7 +24788,16 @@
         <w:t xml:space="preserve">field to use your custom model:</w:t>
       </w:r>
     </w:p>
-    <w:bookmarkStart w:name="listing-src-model-project-yaml" w:id="53074"/>
+    <w:p>
+      <w:pPr>
+        <w:spacing w:lineRule="exact" w:before="0" w:after="0" w:line="20"/>
+        <w:rPr>
+          <w:sz w:val="2"/>
+        </w:rPr>
+      </w:pPr>
+      <w:bookmarkStart w:name="listing-src-model-project-yaml" w:id="53074"/>
+      <w:bookmarkEnd w:id="53074"/>
+    </w:p>
     <w:p>
       <w:pPr>
         <w:pStyle w:val="Caption"/>
@@ -24724,7 +24965,6 @@
         <w:t xml:space="preserve"> srs.md</w:t>
       </w:r>
     </w:p>
-    <w:bookmarkEnd w:id="53074"/>
     <w:bookmarkEnd w:id="66"/>
     <w:sectPr>
       <w:footerReference r:id="rId9200" w:type="default"/>
@@ -24744,17 +24984,17 @@
 </file>
 
 <file path=word/footer1.xml><?xml version="1.0" encoding="utf-8"?>
-<w:ftr xmlns:w="http://schemas.openxmlformats.org/wordprocessingml/2006/main" xmlns:r="http://schemas.openxmlformats.org/officeDocument/2006/relationships">
+<w:ftr xmlns:r="http://schemas.openxmlformats.org/officeDocument/2006/relationships" xmlns:w="http://schemas.openxmlformats.org/wordprocessingml/2006/main">
   <w:tbl>
     <w:tblPr>
-      <w:tblW w:w="5000" w:type="pct"/>
+      <w:tblW w:type="pct" w:w="5000"/>
       <w:tblBorders>
-        <w:top w:color="CCCCCC" w:sz="4" w:space="1" w:val="single"/>
-        <w:bottom w:color="auto" w:sz="0" w:space="0" w:val="none"/>
-        <w:left w:color="auto" w:sz="0" w:space="0" w:val="none"/>
-        <w:right w:color="auto" w:sz="0" w:space="0" w:val="none"/>
-        <w:insideH w:color="auto" w:sz="0" w:space="0" w:val="none"/>
-        <w:insideV w:color="auto" w:sz="0" w:space="0" w:val="none"/>
+        <w:top w:val="single" w:space="1" w:color="CCCCCC" w:sz="4"/>
+        <w:bottom w:val="none" w:space="0" w:color="auto" w:sz="0"/>
+        <w:left w:val="none" w:space="0" w:color="auto" w:sz="0"/>
+        <w:right w:val="none" w:space="0" w:color="auto" w:sz="0"/>
+        <w:insideH w:val="none" w:space="0" w:color="auto" w:sz="0"/>
+        <w:insideV w:val="none" w:space="0" w:color="auto" w:sz="0"/>
       </w:tblBorders>
       <w:tblLayout w:type="fixed"/>
     </w:tblPr>
@@ -24766,7 +25006,7 @@
     <w:tr>
       <w:tc>
         <w:tcPr>
-          <w:tcW w:w="1667" w:type="pct"/>
+          <w:tcW w:type="pct" w:w="1667"/>
         </w:tcPr>
         <w:p>
           <w:pPr>
@@ -24780,7 +25020,7 @@
       </w:tc>
       <w:tc>
         <w:tcPr>
-          <w:tcW w:w="1667" w:type="pct"/>
+          <w:tcW w:type="pct" w:w="1667"/>
         </w:tcPr>
         <w:p>
           <w:pPr>
@@ -24794,7 +25034,7 @@
       </w:tc>
       <w:tc>
         <w:tcPr>
-          <w:tcW w:w="1667" w:type="pct"/>
+          <w:tcW w:type="pct" w:w="1667"/>
         </w:tcPr>
         <w:p>
           <w:pPr>
@@ -24870,7 +25110,7 @@
 </file>
 
 <file path=word/header1.xml><?xml version="1.0" encoding="utf-8"?>
-<w:hdr xmlns:w="http://schemas.openxmlformats.org/wordprocessingml/2006/main" xmlns:r="http://schemas.openxmlformats.org/officeDocument/2006/relationships">
+<w:hdr xmlns:r="http://schemas.openxmlformats.org/officeDocument/2006/relationships" xmlns:w="http://schemas.openxmlformats.org/wordprocessingml/2006/main">
   <w:p>
     <w:pPr>
       <w:pStyle w:val="Header"/>
@@ -24880,7 +25120,7 @@
 </file>
 
 <file path=word/header2.xml><?xml version="1.0" encoding="utf-8"?>
-<w:hdr xmlns:w="http://schemas.openxmlformats.org/wordprocessingml/2006/main" xmlns:r="http://schemas.openxmlformats.org/officeDocument/2006/relationships">
+<w:hdr xmlns:r="http://schemas.openxmlformats.org/officeDocument/2006/relationships" xmlns:w="http://schemas.openxmlformats.org/wordprocessingml/2006/main">
   <w:p>
     <w:pPr>
       <w:pStyle w:val="Header"/>
@@ -24923,7 +25163,7 @@
       <w:lvlText w:val="%1"/>
       <w:lvlJc w:val="left"/>
       <w:pPr>
-        <w:ind w:left="0" w:hanging="0"/>
+        <w:ind w:hanging="0" w:left="0"/>
       </w:pPr>
     </w:lvl>
     <w:lvl w:ilvl="1">
@@ -24935,7 +25175,7 @@
       <w:lvlText w:val="%1.%2"/>
       <w:lvlJc w:val="left"/>
       <w:pPr>
-        <w:ind w:left="0" w:hanging="0"/>
+        <w:ind w:hanging="0" w:left="0"/>
       </w:pPr>
     </w:lvl>
     <w:lvl w:ilvl="2">
@@ -24947,7 +25187,7 @@
       <w:lvlText w:val="%1.%2.%3"/>
       <w:lvlJc w:val="left"/>
       <w:pPr>
-        <w:ind w:left="0" w:hanging="0"/>
+        <w:ind w:hanging="0" w:left="0"/>
       </w:pPr>
     </w:lvl>
     <w:lvl w:ilvl="3">
@@ -24959,7 +25199,7 @@
       <w:lvlText w:val="%1.%2.%3.%4"/>
       <w:lvlJc w:val="left"/>
       <w:pPr>
-        <w:ind w:left="0" w:hanging="0"/>
+        <w:ind w:hanging="0" w:left="0"/>
       </w:pPr>
     </w:lvl>
     <w:lvl w:ilvl="4">
@@ -24971,7 +25211,7 @@
       <w:lvlText w:val="%1.%2.%3.%4.%5"/>
       <w:lvlJc w:val="left"/>
       <w:pPr>
-        <w:ind w:left="0" w:hanging="0"/>
+        <w:ind w:hanging="0" w:left="0"/>
       </w:pPr>
     </w:lvl>
   </w:abstractNum>
@@ -26301,32 +26541,224 @@
     <w:basedOn w:val="VerbatimChar"/>
     <w:rPr/>
   </w:style>
-  <w:style w:styleId="VerbatimChar" w:type="character" w:customStyle="1">
+  <w:style w:styleId="VerbatimChar" w:customStyle="1" w:type="character">
     <w:name w:val="Verbatim Char"/>
     <w:rPr>
-      <w:rFonts w:hAnsi="Courier New" w:cs="Courier New" w:ascii="Courier New"/>
+      <w:rFonts w:ascii="Courier New" w:hAnsi="Courier New" w:cs="Courier New"/>
       <w:sz w:val="20"/>
       <w:szCs w:val="20"/>
     </w:rPr>
   </w:style>
-  <w:style w:styleId="SourceCode" w:type="paragraph" w:customStyle="1">
+  <w:style w:styleId="SourceCode" w:customStyle="1" w:type="paragraph">
     <w:name w:val="Source Code"/>
     <w:basedOn w:val="Normal"/>
     <w:pPr>
-      <w:spacing w:lineRule="auto" w:after="0" w:line="240" w:before="0"/>
+      <w:spacing w:after="0" w:before="0" w:lineRule="auto" w:line="240"/>
       <w:jc w:val="left"/>
       <w:pBdr>
-        <w:top w:color="CCCCCC" w:sz="4" w:space="1" w:val="single"/>
-        <w:bottom w:color="CCCCCC" w:sz="4" w:space="1" w:val="single"/>
-        <w:left w:color="CCCCCC" w:sz="4" w:space="1" w:val="single"/>
-        <w:right w:color="CCCCCC" w:sz="4" w:space="1" w:val="single"/>
+        <w:top w:val="single" w:space="1" w:color="CCCCCC" w:sz="4"/>
+        <w:bottom w:val="single" w:space="1" w:color="CCCCCC" w:sz="4"/>
+        <w:left w:val="single" w:space="1" w:color="CCCCCC" w:sz="4"/>
+        <w:right w:val="single" w:space="1" w:color="CCCCCC" w:sz="4"/>
       </w:pBdr>
-      <w:shd w:color="auto" w:fill="F5F5F5" w:val="clear"/>
+      <w:shd w:val="clear" w:color="auto" w:fill="F5F5F5"/>
     </w:pPr>
     <w:rPr>
-      <w:rFonts w:hAnsi="Courier New" w:cs="Courier New" w:ascii="Courier New"/>
+      <w:rFonts w:ascii="Courier New" w:hAnsi="Courier New" w:cs="Courier New"/>
       <w:sz w:val="20"/>
       <w:szCs w:val="20"/>
+    </w:rPr>
+  </w:style>
+  <w:style w:styleId="CoverTitle" w:customStyle="1" w:type="paragraph">
+    <w:name w:val="Cover Title"/>
+    <w:basedOn w:val="Normal"/>
+    <w:qFormat/>
+    <w:uiPriority w:val="99"/>
+    <w:pPr>
+      <w:widowControl/>
+      <w:spacing w:after="240" w:before="0" w:lineRule="auto" w:line="240"/>
+      <w:ind w:firstLine="0"/>
+      <w:jc w:val="center"/>
+    </w:pPr>
+    <w:rPr>
+      <w:rFonts w:ascii="Calibri" w:hAnsi="Calibri" w:eastAsia="Calibri" w:cs="Calibri"/>
+      <w:b/>
+      <w:bCs/>
+      <w:sz w:val="56"/>
+      <w:szCs w:val="56"/>
+      <w:color w:val="000000"/>
+    </w:rPr>
+  </w:style>
+  <w:style w:styleId="FigureCenter" w:customStyle="1" w:type="paragraph">
+    <w:name w:val="Figure Center"/>
+    <w:basedOn w:val="Normal"/>
+    <w:qFormat/>
+    <w:uiPriority w:val="99"/>
+    <w:pPr>
+      <w:widowControl/>
+      <w:spacing w:after="120" w:before="120" w:lineRule="auto" w:line="240"/>
+      <w:ind w:firstLine="0"/>
+      <w:jc w:val="center"/>
+    </w:pPr>
+  </w:style>
+  <w:style w:styleId="TOC2" w:type="paragraph">
+    <w:name w:val="TOC 2"/>
+    <w:basedOn w:val="Normal"/>
+    <w:qFormat/>
+    <w:uiPriority w:val="99"/>
+    <w:pPr>
+      <w:widowControl/>
+      <w:spacing w:after="0" w:before="0" w:lineRule="auto" w:line="276"/>
+      <w:ind w:firstLine="0" w:left="360"/>
+    </w:pPr>
+    <w:rPr>
+      <w:rFonts w:ascii="Calibri" w:hAnsi="Calibri" w:eastAsia="Calibri" w:cs="Calibri"/>
+      <w:sz w:val="24"/>
+      <w:szCs w:val="24"/>
+      <w:color w:val="000000"/>
+    </w:rPr>
+  </w:style>
+  <w:style w:styleId="Quote" w:type="paragraph">
+    <w:name w:val="Quote"/>
+    <w:basedOn w:val="Normal"/>
+    <w:qFormat/>
+    <w:uiPriority w:val="99"/>
+    <w:pPr>
+      <w:widowControl/>
+      <w:spacing w:after="160" w:before="200" w:lineRule="auto" w:line="276"/>
+      <w:ind w:firstLine="0" w:left="720" w:right="720"/>
+    </w:pPr>
+    <w:rPr>
+      <w:rFonts w:ascii="Calibri" w:hAnsi="Calibri" w:eastAsia="Calibri" w:cs="Calibri"/>
+      <w:i/>
+      <w:iCs/>
+      <w:sz w:val="24"/>
+      <w:szCs w:val="24"/>
+      <w:color w:val="404040"/>
+    </w:rPr>
+  </w:style>
+  <w:style w:styleId="Reference" w:customStyle="1" w:type="paragraph">
+    <w:name w:val="Reference"/>
+    <w:basedOn w:val="Normal"/>
+    <w:qFormat/>
+    <w:uiPriority w:val="99"/>
+    <w:pPr>
+      <w:widowControl/>
+      <w:spacing w:after="120" w:before="0" w:lineRule="auto" w:line="276"/>
+      <w:ind w:hanging="720" w:left="720"/>
+    </w:pPr>
+    <w:rPr>
+      <w:rFonts w:ascii="Calibri" w:hAnsi="Calibri" w:eastAsia="Calibri" w:cs="Calibri"/>
+      <w:sz w:val="24"/>
+      <w:szCs w:val="24"/>
+    </w:rPr>
+  </w:style>
+  <w:style w:styleId="CoverDocId" w:customStyle="1" w:type="paragraph">
+    <w:name w:val="Cover Document ID"/>
+    <w:basedOn w:val="Normal"/>
+    <w:qFormat/>
+    <w:uiPriority w:val="99"/>
+    <w:pPr>
+      <w:widowControl/>
+      <w:spacing w:after="80" w:before="0" w:lineRule="auto" w:line="240"/>
+      <w:ind w:firstLine="0"/>
+      <w:jc w:val="center"/>
+    </w:pPr>
+    <w:rPr>
+      <w:rFonts w:ascii="Calibri" w:hAnsi="Calibri" w:eastAsia="Calibri" w:cs="Calibri"/>
+      <w:sz w:val="20"/>
+      <w:szCs w:val="20"/>
+      <w:color w:val="888888"/>
+    </w:rPr>
+  </w:style>
+  <w:style w:styleId="CoverAuthor" w:customStyle="1" w:type="paragraph">
+    <w:name w:val="Cover Author"/>
+    <w:basedOn w:val="Normal"/>
+    <w:qFormat/>
+    <w:uiPriority w:val="99"/>
+    <w:pPr>
+      <w:widowControl/>
+      <w:spacing w:after="80" w:before="0" w:lineRule="auto" w:line="240"/>
+      <w:ind w:firstLine="0"/>
+      <w:jc w:val="center"/>
+    </w:pPr>
+    <w:rPr>
+      <w:rFonts w:ascii="Calibri" w:hAnsi="Calibri" w:eastAsia="Calibri" w:cs="Calibri"/>
+      <w:sz w:val="24"/>
+      <w:szCs w:val="24"/>
+      <w:color w:val="000000"/>
+    </w:rPr>
+  </w:style>
+  <w:style w:styleId="CoverDate" w:customStyle="1" w:type="paragraph">
+    <w:name w:val="Cover Date"/>
+    <w:basedOn w:val="Normal"/>
+    <w:qFormat/>
+    <w:uiPriority w:val="99"/>
+    <w:pPr>
+      <w:widowControl/>
+      <w:spacing w:after="80" w:before="0" w:lineRule="auto" w:line="240"/>
+      <w:ind w:firstLine="0"/>
+      <w:jc w:val="center"/>
+    </w:pPr>
+    <w:rPr>
+      <w:rFonts w:ascii="Calibri" w:hAnsi="Calibri" w:eastAsia="Calibri" w:cs="Calibri"/>
+      <w:i/>
+      <w:iCs/>
+      <w:sz w:val="24"/>
+      <w:szCs w:val="24"/>
+      <w:color w:val="666666"/>
+    </w:rPr>
+  </w:style>
+  <w:style w:styleId="CoverSubtitle" w:customStyle="1" w:type="paragraph">
+    <w:name w:val="Cover Subtitle"/>
+    <w:basedOn w:val="Normal"/>
+    <w:qFormat/>
+    <w:uiPriority w:val="99"/>
+    <w:pPr>
+      <w:widowControl/>
+      <w:spacing w:after="160" w:before="0" w:lineRule="auto" w:line="240"/>
+      <w:ind w:firstLine="0"/>
+      <w:jc w:val="center"/>
+    </w:pPr>
+    <w:rPr>
+      <w:rFonts w:ascii="Calibri" w:hAnsi="Calibri" w:eastAsia="Calibri" w:cs="Calibri"/>
+      <w:sz w:val="32"/>
+      <w:szCs w:val="32"/>
+      <w:color w:val="444444"/>
+    </w:rPr>
+  </w:style>
+  <w:style w:styleId="CoverVersion" w:customStyle="1" w:type="paragraph">
+    <w:name w:val="Cover Version"/>
+    <w:basedOn w:val="Normal"/>
+    <w:qFormat/>
+    <w:uiPriority w:val="99"/>
+    <w:pPr>
+      <w:widowControl/>
+      <w:spacing w:after="80" w:before="0" w:lineRule="auto" w:line="240"/>
+      <w:ind w:firstLine="0"/>
+      <w:jc w:val="center"/>
+    </w:pPr>
+    <w:rPr>
+      <w:rFonts w:ascii="Calibri" w:hAnsi="Calibri" w:eastAsia="Calibri" w:cs="Calibri"/>
+      <w:sz w:val="20"/>
+      <w:szCs w:val="20"/>
+      <w:color w:val="888888"/>
+    </w:rPr>
+  </w:style>
+  <w:style w:styleId="Source" w:customStyle="1" w:type="paragraph">
+    <w:name w:val="Source"/>
+    <w:basedOn w:val="Normal"/>
+    <w:qFormat/>
+    <w:uiPriority w:val="99"/>
+    <w:pPr>
+      <w:widowControl/>
+      <w:spacing w:after="80" w:before="0" w:lineRule="auto" w:line="240"/>
+      <w:ind w:firstLine="0"/>
+    </w:pPr>
+    <w:rPr>
+      <w:rFonts w:ascii="Calibri" w:hAnsi="Calibri" w:eastAsia="Calibri" w:cs="Calibri"/>
+      <w:sz w:val="18"/>
+      <w:szCs w:val="18"/>
     </w:rPr>
   </w:style>
   <w:style w:styleId="TOC1" w:type="paragraph">
@@ -26336,11 +26768,11 @@
     <w:uiPriority w:val="99"/>
     <w:pPr>
       <w:widowControl/>
-      <w:spacing w:lineRule="auto" w:after="0" w:line="276" w:before="120"/>
+      <w:spacing w:after="0" w:before="120" w:lineRule="auto" w:line="276"/>
       <w:ind w:firstLine="0"/>
     </w:pPr>
     <w:rPr>
-      <w:rFonts w:eastAsia="Calibri" w:hAnsi="Calibri" w:cs="Calibri" w:ascii="Calibri"/>
+      <w:rFonts w:ascii="Calibri" w:hAnsi="Calibri" w:eastAsia="Calibri" w:cs="Calibri"/>
       <w:b/>
       <w:bCs/>
       <w:sz w:val="24"/>
@@ -26348,168 +26780,7 @@
       <w:color w:val="000000"/>
     </w:rPr>
   </w:style>
-  <w:style w:styleId="CoverSubtitle" w:type="paragraph" w:customStyle="1">
-    <w:name w:val="Cover Subtitle"/>
-    <w:basedOn w:val="Normal"/>
-    <w:qFormat/>
-    <w:uiPriority w:val="99"/>
-    <w:pPr>
-      <w:widowControl/>
-      <w:spacing w:lineRule="auto" w:after="160" w:line="240" w:before="0"/>
-      <w:ind w:firstLine="0"/>
-      <w:jc w:val="center"/>
-    </w:pPr>
-    <w:rPr>
-      <w:rFonts w:eastAsia="Calibri" w:hAnsi="Calibri" w:cs="Calibri" w:ascii="Calibri"/>
-      <w:sz w:val="32"/>
-      <w:szCs w:val="32"/>
-      <w:color w:val="444444"/>
-    </w:rPr>
-  </w:style>
-  <w:style w:styleId="TOC3" w:type="paragraph">
-    <w:name w:val="TOC 3"/>
-    <w:basedOn w:val="Normal"/>
-    <w:qFormat/>
-    <w:uiPriority w:val="99"/>
-    <w:pPr>
-      <w:widowControl/>
-      <w:spacing w:lineRule="auto" w:after="0" w:line="276" w:before="0"/>
-      <w:ind w:firstLine="0" w:left="720"/>
-    </w:pPr>
-    <w:rPr>
-      <w:rFonts w:eastAsia="Calibri" w:hAnsi="Calibri" w:cs="Calibri" w:ascii="Calibri"/>
-      <w:sz w:val="24"/>
-      <w:szCs w:val="24"/>
-      <w:color w:val="000000"/>
-    </w:rPr>
-  </w:style>
-  <w:style w:styleId="Reference" w:type="paragraph" w:customStyle="1">
-    <w:name w:val="Reference"/>
-    <w:basedOn w:val="Normal"/>
-    <w:qFormat/>
-    <w:uiPriority w:val="99"/>
-    <w:pPr>
-      <w:widowControl/>
-      <w:spacing w:lineRule="auto" w:after="120" w:line="276" w:before="0"/>
-      <w:ind w:left="720" w:hanging="720"/>
-    </w:pPr>
-    <w:rPr>
-      <w:rFonts w:eastAsia="Calibri" w:hAnsi="Calibri" w:cs="Calibri" w:ascii="Calibri"/>
-      <w:sz w:val="24"/>
-      <w:szCs w:val="24"/>
-    </w:rPr>
-  </w:style>
-  <w:style w:styleId="CoverDocId" w:type="paragraph" w:customStyle="1">
-    <w:name w:val="Cover Document ID"/>
-    <w:basedOn w:val="Normal"/>
-    <w:qFormat/>
-    <w:uiPriority w:val="99"/>
-    <w:pPr>
-      <w:widowControl/>
-      <w:spacing w:lineRule="auto" w:after="80" w:line="240" w:before="0"/>
-      <w:ind w:firstLine="0"/>
-      <w:jc w:val="center"/>
-    </w:pPr>
-    <w:rPr>
-      <w:rFonts w:eastAsia="Calibri" w:hAnsi="Calibri" w:cs="Calibri" w:ascii="Calibri"/>
-      <w:sz w:val="20"/>
-      <w:szCs w:val="20"/>
-      <w:color w:val="888888"/>
-    </w:rPr>
-  </w:style>
-  <w:style w:styleId="Quote" w:type="paragraph">
-    <w:name w:val="Quote"/>
-    <w:basedOn w:val="Normal"/>
-    <w:qFormat/>
-    <w:uiPriority w:val="99"/>
-    <w:pPr>
-      <w:widowControl/>
-      <w:spacing w:lineRule="auto" w:after="160" w:line="276" w:before="200"/>
-      <w:ind w:right="720" w:firstLine="0" w:left="720"/>
-    </w:pPr>
-    <w:rPr>
-      <w:rFonts w:eastAsia="Calibri" w:hAnsi="Calibri" w:cs="Calibri" w:ascii="Calibri"/>
-      <w:i/>
-      <w:iCs/>
-      <w:sz w:val="24"/>
-      <w:szCs w:val="24"/>
-      <w:color w:val="404040"/>
-    </w:rPr>
-  </w:style>
-  <w:style w:styleId="CoverDate" w:type="paragraph" w:customStyle="1">
-    <w:name w:val="Cover Date"/>
-    <w:basedOn w:val="Normal"/>
-    <w:qFormat/>
-    <w:uiPriority w:val="99"/>
-    <w:pPr>
-      <w:widowControl/>
-      <w:spacing w:lineRule="auto" w:after="80" w:line="240" w:before="0"/>
-      <w:ind w:firstLine="0"/>
-      <w:jc w:val="center"/>
-    </w:pPr>
-    <w:rPr>
-      <w:rFonts w:eastAsia="Calibri" w:hAnsi="Calibri" w:cs="Calibri" w:ascii="Calibri"/>
-      <w:i/>
-      <w:iCs/>
-      <w:sz w:val="24"/>
-      <w:szCs w:val="24"/>
-      <w:color w:val="666666"/>
-    </w:rPr>
-  </w:style>
-  <w:style w:styleId="Source" w:type="paragraph" w:customStyle="1">
-    <w:name w:val="Source"/>
-    <w:basedOn w:val="Normal"/>
-    <w:qFormat/>
-    <w:uiPriority w:val="99"/>
-    <w:pPr>
-      <w:widowControl/>
-      <w:spacing w:lineRule="auto" w:after="80" w:line="240" w:before="0"/>
-      <w:ind w:firstLine="0"/>
-    </w:pPr>
-    <w:rPr>
-      <w:rFonts w:eastAsia="Calibri" w:hAnsi="Calibri" w:cs="Calibri" w:ascii="Calibri"/>
-      <w:sz w:val="18"/>
-      <w:szCs w:val="18"/>
-    </w:rPr>
-  </w:style>
-  <w:style w:styleId="CoverTitle" w:type="paragraph" w:customStyle="1">
-    <w:name w:val="Cover Title"/>
-    <w:basedOn w:val="Normal"/>
-    <w:qFormat/>
-    <w:uiPriority w:val="99"/>
-    <w:pPr>
-      <w:widowControl/>
-      <w:spacing w:lineRule="auto" w:after="240" w:line="240" w:before="0"/>
-      <w:ind w:firstLine="0"/>
-      <w:jc w:val="center"/>
-    </w:pPr>
-    <w:rPr>
-      <w:rFonts w:eastAsia="Calibri" w:hAnsi="Calibri" w:cs="Calibri" w:ascii="Calibri"/>
-      <w:b/>
-      <w:bCs/>
-      <w:sz w:val="56"/>
-      <w:szCs w:val="56"/>
-      <w:color w:val="000000"/>
-    </w:rPr>
-  </w:style>
-  <w:style w:styleId="TOC2" w:type="paragraph">
-    <w:name w:val="TOC 2"/>
-    <w:basedOn w:val="Normal"/>
-    <w:qFormat/>
-    <w:uiPriority w:val="99"/>
-    <w:pPr>
-      <w:widowControl/>
-      <w:spacing w:lineRule="auto" w:after="0" w:line="276" w:before="0"/>
-      <w:ind w:firstLine="0" w:left="360"/>
-    </w:pPr>
-    <w:rPr>
-      <w:rFonts w:eastAsia="Calibri" w:hAnsi="Calibri" w:cs="Calibri" w:ascii="Calibri"/>
-      <w:sz w:val="24"/>
-      <w:szCs w:val="24"/>
-      <w:color w:val="000000"/>
-    </w:rPr>
-  </w:style>
-  <w:style w:styleId="Header" w:type="paragraph" w:customStyle="1">
+  <w:style w:styleId="Header" w:customStyle="1" w:type="paragraph">
     <w:name w:val="Header"/>
     <w:basedOn w:val="Normal"/>
     <w:qFormat/>
@@ -26520,42 +26791,12 @@
       <w:ind w:firstLine="0"/>
     </w:pPr>
     <w:rPr>
-      <w:rFonts w:eastAsia="Calibri" w:hAnsi="Calibri" w:cs="Calibri" w:ascii="Calibri"/>
+      <w:rFonts w:ascii="Calibri" w:hAnsi="Calibri" w:eastAsia="Calibri" w:cs="Calibri"/>
       <w:sz w:val="20"/>
       <w:szCs w:val="20"/>
     </w:rPr>
   </w:style>
-  <w:style w:styleId="FigureCenter" w:type="paragraph" w:customStyle="1">
-    <w:name w:val="Figure Center"/>
-    <w:basedOn w:val="Normal"/>
-    <w:qFormat/>
-    <w:uiPriority w:val="99"/>
-    <w:pPr>
-      <w:widowControl/>
-      <w:spacing w:lineRule="auto" w:after="120" w:line="240" w:before="120"/>
-      <w:ind w:firstLine="0"/>
-      <w:jc w:val="center"/>
-    </w:pPr>
-  </w:style>
-  <w:style w:styleId="CoverAuthor" w:type="paragraph" w:customStyle="1">
-    <w:name w:val="Cover Author"/>
-    <w:basedOn w:val="Normal"/>
-    <w:qFormat/>
-    <w:uiPriority w:val="99"/>
-    <w:pPr>
-      <w:widowControl/>
-      <w:spacing w:lineRule="auto" w:after="80" w:line="240" w:before="0"/>
-      <w:ind w:firstLine="0"/>
-      <w:jc w:val="center"/>
-    </w:pPr>
-    <w:rPr>
-      <w:rFonts w:eastAsia="Calibri" w:hAnsi="Calibri" w:cs="Calibri" w:ascii="Calibri"/>
-      <w:sz w:val="24"/>
-      <w:szCs w:val="24"/>
-      <w:color w:val="000000"/>
-    </w:rPr>
-  </w:style>
-  <w:style w:styleId="Footer" w:type="paragraph" w:customStyle="1">
+  <w:style w:styleId="Footer" w:customStyle="1" w:type="paragraph">
     <w:name w:val="Footer"/>
     <w:basedOn w:val="Normal"/>
     <w:qFormat/>
@@ -26566,27 +26807,26 @@
       <w:ind w:firstLine="0"/>
     </w:pPr>
     <w:rPr>
-      <w:rFonts w:eastAsia="Calibri" w:hAnsi="Calibri" w:cs="Calibri" w:ascii="Calibri"/>
+      <w:rFonts w:ascii="Calibri" w:hAnsi="Calibri" w:eastAsia="Calibri" w:cs="Calibri"/>
       <w:sz w:val="20"/>
       <w:szCs w:val="20"/>
     </w:rPr>
   </w:style>
-  <w:style w:styleId="CoverVersion" w:type="paragraph" w:customStyle="1">
-    <w:name w:val="Cover Version"/>
+  <w:style w:styleId="TOC3" w:type="paragraph">
+    <w:name w:val="TOC 3"/>
     <w:basedOn w:val="Normal"/>
     <w:qFormat/>
     <w:uiPriority w:val="99"/>
     <w:pPr>
       <w:widowControl/>
-      <w:spacing w:lineRule="auto" w:after="80" w:line="240" w:before="0"/>
-      <w:ind w:firstLine="0"/>
-      <w:jc w:val="center"/>
+      <w:spacing w:after="0" w:before="0" w:lineRule="auto" w:line="276"/>
+      <w:ind w:firstLine="0" w:left="720"/>
     </w:pPr>
     <w:rPr>
-      <w:rFonts w:eastAsia="Calibri" w:hAnsi="Calibri" w:cs="Calibri" w:ascii="Calibri"/>
-      <w:sz w:val="20"/>
-      <w:szCs w:val="20"/>
-      <w:color w:val="888888"/>
+      <w:rFonts w:ascii="Calibri" w:hAnsi="Calibri" w:eastAsia="Calibri" w:cs="Calibri"/>
+      <w:sz w:val="24"/>
+      <w:szCs w:val="24"/>
+      <w:color w:val="000000"/>
     </w:rPr>
   </w:style>
 </w:styles>

--- a/manual/downloads/creating-a-model.docx
+++ b/manual/downloads/creating-a-model.docx
@@ -536,12 +536,12 @@
     </w:p>
     <w:p>
       <w:pPr>
-        <w:spacing w:line="20" w:lineRule="exact" w:before="0" w:after="0"/>
+        <w:spacing w:before="0" w:lineRule="exact" w:line="20" w:after="0"/>
         <w:rPr>
           <w:sz w:val="2"/>
         </w:rPr>
       </w:pPr>
-      <w:bookmarkStart w:id="32204" w:name="listing-src-model-quickstart"/>
+      <w:bookmarkStart w:name="listing-src-model-quickstart" w:id="32204"/>
       <w:bookmarkEnd w:id="32204"/>
     </w:p>
     <w:p>
@@ -934,12 +934,12 @@
     </w:p>
     <w:p>
       <w:pPr>
-        <w:spacing w:line="20" w:lineRule="exact" w:before="0" w:after="0"/>
+        <w:spacing w:before="0" w:lineRule="exact" w:line="20" w:after="0"/>
         <w:rPr>
           <w:sz w:val="2"/>
         </w:rPr>
       </w:pPr>
-      <w:bookmarkStart w:id="21471" w:name="listing-src-model-adr-layout"/>
+      <w:bookmarkStart w:name="listing-src-model-adr-layout" w:id="21471"/>
       <w:bookmarkEnd w:id="21471"/>
     </w:p>
     <w:p>
@@ -1045,12 +1045,12 @@
     </w:p>
     <w:p>
       <w:pPr>
-        <w:spacing w:line="20" w:lineRule="exact" w:before="0" w:after="0"/>
+        <w:spacing w:before="0" w:lineRule="exact" w:line="20" w:after="0"/>
         <w:rPr>
           <w:sz w:val="2"/>
         </w:rPr>
       </w:pPr>
-      <w:bookmarkStart w:id="36868" w:name="listing-src-model-adr-descriptor"/>
+      <w:bookmarkStart w:name="listing-src-model-adr-descriptor" w:id="36868"/>
       <w:bookmarkEnd w:id="36868"/>
     </w:p>
     <w:p>
@@ -1272,12 +1272,12 @@
     </w:p>
     <w:p>
       <w:pPr>
-        <w:spacing w:line="20" w:lineRule="exact" w:before="0" w:after="0"/>
+        <w:spacing w:before="0" w:lineRule="exact" w:line="20" w:after="0"/>
         <w:rPr>
           <w:sz w:val="2"/>
         </w:rPr>
       </w:pPr>
-      <w:bookmarkStart w:id="5934" w:name="listing-src-model-adr-usage"/>
+      <w:bookmarkStart w:name="listing-src-model-adr-usage" w:id="5934"/>
       <w:bookmarkEnd w:id="5934"/>
     </w:p>
     <w:p>
@@ -1712,12 +1712,12 @@
     </w:p>
     <w:p>
       <w:pPr>
-        <w:spacing w:line="20" w:lineRule="exact" w:before="0" w:after="0"/>
+        <w:spacing w:before="0" w:lineRule="exact" w:line="20" w:after="0"/>
         <w:rPr>
           <w:sz w:val="2"/>
         </w:rPr>
       </w:pPr>
-      <w:bookmarkStart w:id="46561" w:name="listing-src-model-directory-layout"/>
+      <w:bookmarkStart w:name="listing-src-model-directory-layout" w:id="46561"/>
       <w:bookmarkEnd w:id="46561"/>
     </w:p>
     <w:p>
@@ -1902,12 +1902,12 @@
     </w:p>
     <w:p>
       <w:pPr>
-        <w:spacing w:line="20" w:lineRule="exact" w:before="0" w:after="0"/>
+        <w:spacing w:before="0" w:lineRule="exact" w:line="20" w:after="0"/>
         <w:rPr>
           <w:sz w:val="2"/>
         </w:rPr>
       </w:pPr>
-      <w:bookmarkStart w:id="28870" w:name="listing-src-model-manifest"/>
+      <w:bookmarkStart w:name="listing-src-model-manifest" w:id="28870"/>
       <w:bookmarkEnd w:id="28870"/>
     </w:p>
     <w:p>
@@ -2239,12 +2239,12 @@
     </w:p>
     <w:p>
       <w:pPr>
-        <w:spacing w:line="20" w:lineRule="exact" w:before="0" w:after="0"/>
+        <w:spacing w:before="0" w:lineRule="exact" w:line="20" w:after="0"/>
         <w:rPr>
           <w:sz w:val="2"/>
         </w:rPr>
       </w:pPr>
-      <w:bookmarkStart w:id="36631" w:name="csv-tbl-model-categories"/>
+      <w:bookmarkStart w:name="csv-tbl-model-categories" w:id="36631"/>
       <w:bookmarkEnd w:id="36631"/>
     </w:p>
     <w:p>
@@ -2280,12 +2280,12 @@
         <w:tblW w:type="auto" w:w="0"/>
         <w:tblLook w:firstRow="1" w:lastRow="0" w:firstColumn="0" w:lastColumn="0" w:noHBand="0" w:noVBand="0" w:val="0020"/>
         <w:tblBorders>
-          <w:top w:val="single" w:sz="6" w:color="000000" w:space="0"/>
-          <w:left w:val="single" w:sz="6" w:color="000000" w:space="0"/>
-          <w:bottom w:val="single" w:sz="6" w:color="000000" w:space="0"/>
-          <w:right w:val="single" w:sz="6" w:color="000000" w:space="0"/>
-          <w:insideH w:val="single" w:sz="6" w:color="000000" w:space="0"/>
-          <w:insideV w:val="single" w:sz="6" w:color="000000" w:space="0"/>
+          <w:top w:sz="6" w:color="000000" w:space="0" w:val="single"/>
+          <w:left w:sz="6" w:color="000000" w:space="0" w:val="single"/>
+          <w:bottom w:sz="6" w:color="000000" w:space="0" w:val="single"/>
+          <w:right w:sz="6" w:color="000000" w:space="0" w:val="single"/>
+          <w:insideH w:sz="6" w:color="000000" w:space="0" w:val="single"/>
+          <w:insideV w:sz="6" w:color="000000" w:space="0" w:val="single"/>
         </w:tblBorders>
         <w:tblCellMar>
           <w:top w:type="dxa" w:w="57"/>
@@ -2306,14 +2306,14 @@
         </w:trPr>
         <w:tc>
           <w:tcPr>
-            <w:shd w:val="clear" w:fill="E8E8E8" w:color="auto"/>
+            <w:shd w:color="auto" w:fill="E8E8E8" w:val="clear"/>
           </w:tcPr>
           <w:p>
             <w:pPr>
               <w:pStyle w:val="Compact"/>
               <w:jc w:val="left"/>
-              <w:ind w:left="0" w:right="0" w:firstLine="0"/>
-              <w:spacing w:line="240" w:after="40" w:lineRule="auto" w:before="40"/>
+              <w:ind w:right="0" w:left="0" w:firstLine="0"/>
+              <w:spacing w:lineRule="auto" w:line="240" w:before="40" w:after="40"/>
             </w:pPr>
             <w:r>
               <w:rPr>
@@ -2325,14 +2325,14 @@
         </w:tc>
         <w:tc>
           <w:tcPr>
-            <w:shd w:val="clear" w:fill="E8E8E8" w:color="auto"/>
+            <w:shd w:color="auto" w:fill="E8E8E8" w:val="clear"/>
           </w:tcPr>
           <w:p>
             <w:pPr>
               <w:pStyle w:val="Compact"/>
               <w:jc w:val="left"/>
-              <w:ind w:left="0" w:right="0" w:firstLine="0"/>
-              <w:spacing w:line="240" w:after="40" w:lineRule="auto" w:before="40"/>
+              <w:ind w:right="0" w:left="0" w:firstLine="0"/>
+              <w:spacing w:lineRule="auto" w:line="240" w:before="40" w:after="40"/>
             </w:pPr>
             <w:r>
               <w:rPr>
@@ -2345,14 +2345,14 @@
         </w:tc>
         <w:tc>
           <w:tcPr>
-            <w:shd w:val="clear" w:fill="E8E8E8" w:color="auto"/>
+            <w:shd w:color="auto" w:fill="E8E8E8" w:val="clear"/>
           </w:tcPr>
           <w:p>
             <w:pPr>
               <w:pStyle w:val="Compact"/>
               <w:jc w:val="left"/>
-              <w:ind w:left="0" w:right="0" w:firstLine="0"/>
-              <w:spacing w:line="240" w:after="40" w:lineRule="auto" w:before="40"/>
+              <w:ind w:right="0" w:left="0" w:firstLine="0"/>
+              <w:spacing w:lineRule="auto" w:line="240" w:before="40" w:after="40"/>
             </w:pPr>
             <w:r>
               <w:rPr>
@@ -2364,14 +2364,14 @@
         </w:tc>
         <w:tc>
           <w:tcPr>
-            <w:shd w:val="clear" w:fill="E8E8E8" w:color="auto"/>
+            <w:shd w:color="auto" w:fill="E8E8E8" w:val="clear"/>
           </w:tcPr>
           <w:p>
             <w:pPr>
               <w:pStyle w:val="Compact"/>
               <w:jc w:val="left"/>
-              <w:ind w:left="0" w:right="0" w:firstLine="0"/>
-              <w:spacing w:line="240" w:after="40" w:lineRule="auto" w:before="40"/>
+              <w:ind w:right="0" w:left="0" w:firstLine="0"/>
+              <w:spacing w:lineRule="auto" w:line="240" w:before="40" w:after="40"/>
             </w:pPr>
             <w:r>
               <w:rPr>
@@ -2389,8 +2389,8 @@
             <w:pPr>
               <w:pStyle w:val="Compact"/>
               <w:jc w:val="left"/>
-              <w:ind w:left="0" w:right="0" w:firstLine="0"/>
-              <w:spacing w:line="240" w:after="40" w:lineRule="auto" w:before="40"/>
+              <w:ind w:right="0" w:left="0" w:firstLine="0"/>
+              <w:spacing w:lineRule="auto" w:line="240" w:before="40" w:after="40"/>
             </w:pPr>
             <w:r>
               <w:t xml:space="preserve">Object</w:t>
@@ -2403,8 +2403,8 @@
             <w:pPr>
               <w:pStyle w:val="Compact"/>
               <w:jc w:val="left"/>
-              <w:ind w:left="0" w:right="0" w:firstLine="0"/>
-              <w:spacing w:line="240" w:after="40" w:lineRule="auto" w:before="40"/>
+              <w:ind w:right="0" w:left="0" w:firstLine="0"/>
+              <w:spacing w:lineRule="auto" w:line="240" w:before="40" w:after="40"/>
             </w:pPr>
             <w:r>
               <w:rPr>
@@ -2420,8 +2420,8 @@
             <w:pPr>
               <w:pStyle w:val="Compact"/>
               <w:jc w:val="left"/>
-              <w:ind w:left="0" w:right="0" w:firstLine="0"/>
-              <w:spacing w:line="240" w:after="40" w:lineRule="auto" w:before="40"/>
+              <w:ind w:right="0" w:left="0" w:firstLine="0"/>
+              <w:spacing w:lineRule="auto" w:line="240" w:before="40" w:after="40"/>
             </w:pPr>
             <w:r>
               <w:rPr>
@@ -2437,8 +2437,8 @@
             <w:pPr>
               <w:pStyle w:val="Compact"/>
               <w:jc w:val="left"/>
-              <w:ind w:left="0" w:right="0" w:firstLine="0"/>
-              <w:spacing w:line="240" w:after="40" w:lineRule="auto" w:before="40"/>
+              <w:ind w:right="0" w:left="0" w:firstLine="0"/>
+              <w:spacing w:lineRule="auto" w:line="240" w:before="40" w:after="40"/>
             </w:pPr>
             <w:r>
               <w:t xml:space="preserve">none (omit</w:t>
@@ -2474,8 +2474,8 @@
             <w:pPr>
               <w:pStyle w:val="Compact"/>
               <w:jc w:val="left"/>
-              <w:ind w:left="0" w:right="0" w:firstLine="0"/>
-              <w:spacing w:line="240" w:after="40" w:lineRule="auto" w:before="40"/>
+              <w:ind w:right="0" w:left="0" w:firstLine="0"/>
+              <w:spacing w:lineRule="auto" w:line="240" w:before="40" w:after="40"/>
             </w:pPr>
             <w:r>
               <w:t xml:space="preserve">Float</w:t>
@@ -2488,8 +2488,8 @@
             <w:pPr>
               <w:pStyle w:val="Compact"/>
               <w:jc w:val="left"/>
-              <w:ind w:left="0" w:right="0" w:firstLine="0"/>
-              <w:spacing w:line="240" w:after="40" w:lineRule="auto" w:before="40"/>
+              <w:ind w:right="0" w:left="0" w:firstLine="0"/>
+              <w:spacing w:lineRule="auto" w:line="240" w:before="40" w:after="40"/>
             </w:pPr>
             <w:r>
               <w:rPr>
@@ -2505,8 +2505,8 @@
             <w:pPr>
               <w:pStyle w:val="Compact"/>
               <w:jc w:val="left"/>
-              <w:ind w:left="0" w:right="0" w:firstLine="0"/>
-              <w:spacing w:line="240" w:after="40" w:lineRule="auto" w:before="40"/>
+              <w:ind w:right="0" w:left="0" w:firstLine="0"/>
+              <w:spacing w:lineRule="auto" w:line="240" w:before="40" w:after="40"/>
             </w:pPr>
             <w:r>
               <w:rPr>
@@ -2522,8 +2522,8 @@
             <w:pPr>
               <w:pStyle w:val="Compact"/>
               <w:jc w:val="left"/>
-              <w:ind w:left="0" w:right="0" w:firstLine="0"/>
-              <w:spacing w:line="240" w:after="40" w:lineRule="auto" w:before="40"/>
+              <w:ind w:right="0" w:left="0" w:firstLine="0"/>
+              <w:spacing w:lineRule="auto" w:line="240" w:before="40" w:after="40"/>
             </w:pPr>
             <w:r>
               <w:rPr>
@@ -2568,8 +2568,8 @@
             <w:pPr>
               <w:pStyle w:val="Compact"/>
               <w:jc w:val="left"/>
-              <w:ind w:left="0" w:right="0" w:firstLine="0"/>
-              <w:spacing w:line="240" w:after="40" w:lineRule="auto" w:before="40"/>
+              <w:ind w:right="0" w:left="0" w:firstLine="0"/>
+              <w:spacing w:lineRule="auto" w:line="240" w:before="40" w:after="40"/>
             </w:pPr>
             <w:r>
               <w:t xml:space="preserve">Relation</w:t>
@@ -2582,8 +2582,8 @@
             <w:pPr>
               <w:pStyle w:val="Compact"/>
               <w:jc w:val="left"/>
-              <w:ind w:left="0" w:right="0" w:firstLine="0"/>
-              <w:spacing w:line="240" w:after="40" w:lineRule="auto" w:before="40"/>
+              <w:ind w:right="0" w:left="0" w:firstLine="0"/>
+              <w:spacing w:lineRule="auto" w:line="240" w:before="40" w:after="40"/>
             </w:pPr>
             <w:r>
               <w:rPr>
@@ -2599,8 +2599,8 @@
             <w:pPr>
               <w:pStyle w:val="Compact"/>
               <w:jc w:val="left"/>
-              <w:ind w:left="0" w:right="0" w:firstLine="0"/>
-              <w:spacing w:line="240" w:after="40" w:lineRule="auto" w:before="40"/>
+              <w:ind w:right="0" w:left="0" w:firstLine="0"/>
+              <w:spacing w:lineRule="auto" w:line="240" w:before="40" w:after="40"/>
             </w:pPr>
             <w:r>
               <w:rPr>
@@ -2616,8 +2616,8 @@
             <w:pPr>
               <w:pStyle w:val="Compact"/>
               <w:jc w:val="left"/>
-              <w:ind w:left="0" w:right="0" w:firstLine="0"/>
-              <w:spacing w:line="240" w:after="40" w:lineRule="auto" w:before="40"/>
+              <w:ind w:right="0" w:left="0" w:firstLine="0"/>
+              <w:spacing w:lineRule="auto" w:line="240" w:before="40" w:after="40"/>
             </w:pPr>
             <w:r>
               <w:t xml:space="preserve">none,</w:t>
@@ -2653,8 +2653,8 @@
             <w:pPr>
               <w:pStyle w:val="Compact"/>
               <w:jc w:val="left"/>
-              <w:ind w:left="0" w:right="0" w:firstLine="0"/>
-              <w:spacing w:line="240" w:after="40" w:lineRule="auto" w:before="40"/>
+              <w:ind w:right="0" w:left="0" w:firstLine="0"/>
+              <w:spacing w:lineRule="auto" w:line="240" w:before="40" w:after="40"/>
             </w:pPr>
             <w:r>
               <w:t xml:space="preserve">View</w:t>
@@ -2667,8 +2667,8 @@
             <w:pPr>
               <w:pStyle w:val="Compact"/>
               <w:jc w:val="left"/>
-              <w:ind w:left="0" w:right="0" w:firstLine="0"/>
-              <w:spacing w:line="240" w:after="40" w:lineRule="auto" w:before="40"/>
+              <w:ind w:right="0" w:left="0" w:firstLine="0"/>
+              <w:spacing w:lineRule="auto" w:line="240" w:before="40" w:after="40"/>
             </w:pPr>
             <w:r>
               <w:rPr>
@@ -2684,8 +2684,8 @@
             <w:pPr>
               <w:pStyle w:val="Compact"/>
               <w:jc w:val="left"/>
-              <w:ind w:left="0" w:right="0" w:firstLine="0"/>
-              <w:spacing w:line="240" w:after="40" w:lineRule="auto" w:before="40"/>
+              <w:ind w:right="0" w:left="0" w:firstLine="0"/>
+              <w:spacing w:lineRule="auto" w:line="240" w:before="40" w:after="40"/>
             </w:pPr>
             <w:r>
               <w:rPr>
@@ -2701,8 +2701,8 @@
             <w:pPr>
               <w:pStyle w:val="Compact"/>
               <w:jc w:val="left"/>
-              <w:ind w:left="0" w:right="0" w:firstLine="0"/>
-              <w:spacing w:line="240" w:after="40" w:lineRule="auto" w:before="40"/>
+              <w:ind w:right="0" w:left="0" w:firstLine="0"/>
+              <w:spacing w:lineRule="auto" w:line="240" w:before="40" w:after="40"/>
             </w:pPr>
             <w:r>
               <w:rPr>
@@ -2756,8 +2756,8 @@
             <w:pPr>
               <w:pStyle w:val="Compact"/>
               <w:jc w:val="left"/>
-              <w:ind w:left="0" w:right="0" w:firstLine="0"/>
-              <w:spacing w:line="240" w:after="40" w:lineRule="auto" w:before="40"/>
+              <w:ind w:right="0" w:left="0" w:firstLine="0"/>
+              <w:spacing w:lineRule="auto" w:line="240" w:before="40" w:after="40"/>
             </w:pPr>
             <w:r>
               <w:t xml:space="preserve">Specification</w:t>
@@ -2770,8 +2770,8 @@
             <w:pPr>
               <w:pStyle w:val="Compact"/>
               <w:jc w:val="left"/>
-              <w:ind w:left="0" w:right="0" w:firstLine="0"/>
-              <w:spacing w:line="240" w:after="40" w:lineRule="auto" w:before="40"/>
+              <w:ind w:right="0" w:left="0" w:firstLine="0"/>
+              <w:spacing w:lineRule="auto" w:line="240" w:before="40" w:after="40"/>
             </w:pPr>
             <w:r>
               <w:rPr>
@@ -2787,8 +2787,8 @@
             <w:pPr>
               <w:pStyle w:val="Compact"/>
               <w:jc w:val="left"/>
-              <w:ind w:left="0" w:right="0" w:firstLine="0"/>
-              <w:spacing w:line="240" w:after="40" w:lineRule="auto" w:before="40"/>
+              <w:ind w:right="0" w:left="0" w:firstLine="0"/>
+              <w:spacing w:lineRule="auto" w:line="240" w:before="40" w:after="40"/>
             </w:pPr>
             <w:r>
               <w:rPr>
@@ -2804,8 +2804,8 @@
             <w:pPr>
               <w:pStyle w:val="Compact"/>
               <w:jc w:val="left"/>
-              <w:ind w:left="0" w:right="0" w:firstLine="0"/>
-              <w:spacing w:line="240" w:after="40" w:lineRule="auto" w:before="40"/>
+              <w:ind w:right="0" w:left="0" w:firstLine="0"/>
+              <w:spacing w:lineRule="auto" w:line="240" w:before="40" w:after="40"/>
             </w:pPr>
             <w:r>
               <w:t xml:space="preserve">none (omit</w:t>
@@ -2832,8 +2832,8 @@
             <w:pPr>
               <w:pStyle w:val="Compact"/>
               <w:jc w:val="left"/>
-              <w:ind w:left="0" w:right="0" w:firstLine="0"/>
-              <w:spacing w:line="240" w:after="40" w:lineRule="auto" w:before="40"/>
+              <w:ind w:right="0" w:left="0" w:firstLine="0"/>
+              <w:spacing w:lineRule="auto" w:line="240" w:before="40" w:after="40"/>
             </w:pPr>
             <w:r>
               <w:t xml:space="preserve">Verification</w:t>
@@ -2846,8 +2846,8 @@
             <w:pPr>
               <w:pStyle w:val="Compact"/>
               <w:jc w:val="left"/>
-              <w:ind w:left="0" w:right="0" w:firstLine="0"/>
-              <w:spacing w:line="240" w:after="40" w:lineRule="auto" w:before="40"/>
+              <w:ind w:right="0" w:left="0" w:firstLine="0"/>
+              <w:spacing w:lineRule="auto" w:line="240" w:before="40" w:after="40"/>
             </w:pPr>
             <w:r>
               <w:rPr>
@@ -2863,8 +2863,8 @@
             <w:pPr>
               <w:pStyle w:val="Compact"/>
               <w:jc w:val="left"/>
-              <w:ind w:left="0" w:right="0" w:firstLine="0"/>
-              <w:spacing w:line="240" w:after="40" w:lineRule="auto" w:before="40"/>
+              <w:ind w:right="0" w:left="0" w:firstLine="0"/>
+              <w:spacing w:lineRule="auto" w:line="240" w:before="40" w:after="40"/>
             </w:pPr>
             <w:r>
               <w:rPr>
@@ -2880,8 +2880,8 @@
             <w:pPr>
               <w:pStyle w:val="Compact"/>
               <w:jc w:val="left"/>
-              <w:ind w:left="0" w:right="0" w:firstLine="0"/>
-              <w:spacing w:line="240" w:after="40" w:lineRule="auto" w:before="40"/>
+              <w:ind w:right="0" w:left="0" w:firstLine="0"/>
+              <w:spacing w:lineRule="auto" w:line="240" w:before="40" w:after="40"/>
             </w:pPr>
             <w:r>
               <w:rPr>
@@ -3443,12 +3443,12 @@
     </w:p>
     <w:p>
       <w:pPr>
-        <w:spacing w:line="20" w:lineRule="exact" w:before="0" w:after="0"/>
+        <w:spacing w:before="0" w:lineRule="exact" w:line="20" w:after="0"/>
         <w:rPr>
           <w:sz w:val="2"/>
         </w:rPr>
       </w:pPr>
-      <w:bookmarkStart w:id="5146" w:name="csv-tbl-model-hook-catalogue"/>
+      <w:bookmarkStart w:name="csv-tbl-model-hook-catalogue" w:id="5146"/>
       <w:bookmarkEnd w:id="5146"/>
     </w:p>
     <w:p>
@@ -3484,12 +3484,12 @@
         <w:tblW w:type="auto" w:w="0"/>
         <w:tblLook w:firstRow="1" w:lastRow="0" w:firstColumn="0" w:lastColumn="0" w:noHBand="0" w:noVBand="0" w:val="0020"/>
         <w:tblBorders>
-          <w:top w:val="single" w:sz="6" w:color="000000" w:space="0"/>
-          <w:left w:val="single" w:sz="6" w:color="000000" w:space="0"/>
-          <w:bottom w:val="single" w:sz="6" w:color="000000" w:space="0"/>
-          <w:right w:val="single" w:sz="6" w:color="000000" w:space="0"/>
-          <w:insideH w:val="single" w:sz="6" w:color="000000" w:space="0"/>
-          <w:insideV w:val="single" w:sz="6" w:color="000000" w:space="0"/>
+          <w:top w:sz="6" w:color="000000" w:space="0" w:val="single"/>
+          <w:left w:sz="6" w:color="000000" w:space="0" w:val="single"/>
+          <w:bottom w:sz="6" w:color="000000" w:space="0" w:val="single"/>
+          <w:right w:sz="6" w:color="000000" w:space="0" w:val="single"/>
+          <w:insideH w:sz="6" w:color="000000" w:space="0" w:val="single"/>
+          <w:insideV w:sz="6" w:color="000000" w:space="0" w:val="single"/>
         </w:tblBorders>
         <w:tblCellMar>
           <w:top w:type="dxa" w:w="57"/>
@@ -3511,14 +3511,14 @@
         </w:trPr>
         <w:tc>
           <w:tcPr>
-            <w:shd w:val="clear" w:fill="E8E8E8" w:color="auto"/>
+            <w:shd w:color="auto" w:fill="E8E8E8" w:val="clear"/>
           </w:tcPr>
           <w:p>
             <w:pPr>
               <w:pStyle w:val="Compact"/>
               <w:jc w:val="left"/>
-              <w:ind w:left="0" w:right="0" w:firstLine="0"/>
-              <w:spacing w:line="240" w:after="40" w:lineRule="auto" w:before="40"/>
+              <w:ind w:right="0" w:left="0" w:firstLine="0"/>
+              <w:spacing w:lineRule="auto" w:line="240" w:before="40" w:after="40"/>
             </w:pPr>
             <w:r>
               <w:rPr>
@@ -3530,14 +3530,14 @@
         </w:tc>
         <w:tc>
           <w:tcPr>
-            <w:shd w:val="clear" w:fill="E8E8E8" w:color="auto"/>
+            <w:shd w:color="auto" w:fill="E8E8E8" w:val="clear"/>
           </w:tcPr>
           <w:p>
             <w:pPr>
               <w:pStyle w:val="Compact"/>
               <w:jc w:val="left"/>
-              <w:ind w:left="0" w:right="0" w:firstLine="0"/>
-              <w:spacing w:line="240" w:after="40" w:lineRule="auto" w:before="40"/>
+              <w:ind w:right="0" w:left="0" w:firstLine="0"/>
+              <w:spacing w:lineRule="auto" w:line="240" w:before="40" w:after="40"/>
             </w:pPr>
             <w:r>
               <w:rPr>
@@ -3549,14 +3549,14 @@
         </w:tc>
         <w:tc>
           <w:tcPr>
-            <w:shd w:val="clear" w:fill="E8E8E8" w:color="auto"/>
+            <w:shd w:color="auto" w:fill="E8E8E8" w:val="clear"/>
           </w:tcPr>
           <w:p>
             <w:pPr>
               <w:pStyle w:val="Compact"/>
               <w:jc w:val="left"/>
-              <w:ind w:left="0" w:right="0" w:firstLine="0"/>
-              <w:spacing w:line="240" w:after="40" w:lineRule="auto" w:before="40"/>
+              <w:ind w:right="0" w:left="0" w:firstLine="0"/>
+              <w:spacing w:lineRule="auto" w:line="240" w:before="40" w:after="40"/>
             </w:pPr>
             <w:r>
               <w:rPr>
@@ -3568,14 +3568,14 @@
         </w:tc>
         <w:tc>
           <w:tcPr>
-            <w:shd w:val="clear" w:fill="E8E8E8" w:color="auto"/>
+            <w:shd w:color="auto" w:fill="E8E8E8" w:val="clear"/>
           </w:tcPr>
           <w:p>
             <w:pPr>
               <w:pStyle w:val="Compact"/>
               <w:jc w:val="left"/>
-              <w:ind w:left="0" w:right="0" w:firstLine="0"/>
-              <w:spacing w:line="240" w:after="40" w:lineRule="auto" w:before="40"/>
+              <w:ind w:right="0" w:left="0" w:firstLine="0"/>
+              <w:spacing w:lineRule="auto" w:line="240" w:before="40" w:after="40"/>
             </w:pPr>
             <w:r>
               <w:rPr>
@@ -3587,14 +3587,14 @@
         </w:tc>
         <w:tc>
           <w:tcPr>
-            <w:shd w:val="clear" w:fill="E8E8E8" w:color="auto"/>
+            <w:shd w:color="auto" w:fill="E8E8E8" w:val="clear"/>
           </w:tcPr>
           <w:p>
             <w:pPr>
               <w:pStyle w:val="Compact"/>
               <w:jc w:val="left"/>
-              <w:ind w:left="0" w:right="0" w:firstLine="0"/>
-              <w:spacing w:line="240" w:after="40" w:lineRule="auto" w:before="40"/>
+              <w:ind w:right="0" w:left="0" w:firstLine="0"/>
+              <w:spacing w:lineRule="auto" w:line="240" w:before="40" w:after="40"/>
             </w:pPr>
             <w:r>
               <w:rPr>
@@ -3612,8 +3612,8 @@
             <w:pPr>
               <w:pStyle w:val="Compact"/>
               <w:jc w:val="left"/>
-              <w:ind w:left="0" w:right="0" w:firstLine="0"/>
-              <w:spacing w:line="240" w:after="40" w:lineRule="auto" w:before="40"/>
+              <w:ind w:right="0" w:left="0" w:firstLine="0"/>
+              <w:spacing w:lineRule="auto" w:line="240" w:before="40" w:after="40"/>
             </w:pPr>
             <w:r>
               <w:rPr>
@@ -3629,8 +3629,8 @@
             <w:pPr>
               <w:pStyle w:val="Compact"/>
               <w:jc w:val="left"/>
-              <w:ind w:left="0" w:right="0" w:firstLine="0"/>
-              <w:spacing w:line="240" w:after="40" w:lineRule="auto" w:before="40"/>
+              <w:ind w:right="0" w:left="0" w:firstLine="0"/>
+              <w:spacing w:lineRule="auto" w:line="240" w:before="40" w:after="40"/>
             </w:pPr>
             <w:r>
               <w:t xml:space="preserve">object, specification, float, view</w:t>
@@ -3643,8 +3643,8 @@
             <w:pPr>
               <w:pStyle w:val="Compact"/>
               <w:jc w:val="left"/>
-              <w:ind w:left="0" w:right="0" w:firstLine="0"/>
-              <w:spacing w:line="240" w:after="40" w:lineRule="auto" w:before="40"/>
+              <w:ind w:right="0" w:left="0" w:firstLine="0"/>
+              <w:spacing w:lineRule="auto" w:line="240" w:before="40" w:after="40"/>
             </w:pPr>
             <w:r>
               <w:t xml:space="preserve">render</w:t>
@@ -3657,8 +3657,8 @@
             <w:pPr>
               <w:pStyle w:val="Compact"/>
               <w:jc w:val="left"/>
-              <w:ind w:left="0" w:right="0" w:firstLine="0"/>
-              <w:spacing w:line="240" w:after="40" w:lineRule="auto" w:before="40"/>
+              <w:ind w:right="0" w:left="0" w:firstLine="0"/>
+              <w:spacing w:lineRule="auto" w:line="240" w:before="40" w:after="40"/>
             </w:pPr>
             <w:r>
               <w:t xml:space="preserve">Pandoc Block(s) / Inlines</w:t>
@@ -3671,8 +3671,8 @@
             <w:pPr>
               <w:pStyle w:val="Compact"/>
               <w:jc w:val="left"/>
-              <w:ind w:left="0" w:right="0" w:firstLine="0"/>
-              <w:spacing w:line="240" w:after="40" w:lineRule="auto" w:before="40"/>
+              <w:ind w:right="0" w:left="0" w:firstLine="0"/>
+              <w:spacing w:lineRule="auto" w:line="240" w:before="40" w:after="40"/>
             </w:pPr>
             <w:r>
               <w:t xml:space="preserve">EMIT, when the element of this type is being rendered.</w:t>
@@ -3687,8 +3687,8 @@
             <w:pPr>
               <w:pStyle w:val="Compact"/>
               <w:jc w:val="left"/>
-              <w:ind w:left="0" w:right="0" w:firstLine="0"/>
-              <w:spacing w:line="240" w:after="40" w:lineRule="auto" w:before="40"/>
+              <w:ind w:right="0" w:left="0" w:firstLine="0"/>
+              <w:spacing w:lineRule="auto" w:line="240" w:before="40" w:after="40"/>
             </w:pPr>
             <w:r>
               <w:rPr>
@@ -3704,8 +3704,8 @@
             <w:pPr>
               <w:pStyle w:val="Compact"/>
               <w:jc w:val="left"/>
-              <w:ind w:left="0" w:right="0" w:firstLine="0"/>
-              <w:spacing w:line="240" w:after="40" w:lineRule="auto" w:before="40"/>
+              <w:ind w:right="0" w:left="0" w:firstLine="0"/>
+              <w:spacing w:lineRule="auto" w:line="240" w:before="40" w:after="40"/>
             </w:pPr>
             <w:r>
               <w:t xml:space="preserve">view</w:t>
@@ -3718,8 +3718,8 @@
             <w:pPr>
               <w:pStyle w:val="Compact"/>
               <w:jc w:val="left"/>
-              <w:ind w:left="0" w:right="0" w:firstLine="0"/>
-              <w:spacing w:line="240" w:after="40" w:lineRule="auto" w:before="40"/>
+              <w:ind w:right="0" w:left="0" w:firstLine="0"/>
+              <w:spacing w:lineRule="auto" w:line="240" w:before="40" w:after="40"/>
             </w:pPr>
             <w:r>
               <w:t xml:space="preserve">render</w:t>
@@ -3732,8 +3732,8 @@
             <w:pPr>
               <w:pStyle w:val="Compact"/>
               <w:jc w:val="left"/>
-              <w:ind w:left="0" w:right="0" w:firstLine="0"/>
-              <w:spacing w:line="240" w:after="40" w:lineRule="auto" w:before="40"/>
+              <w:ind w:right="0" w:left="0" w:firstLine="0"/>
+              <w:spacing w:lineRule="auto" w:line="240" w:before="40" w:after="40"/>
             </w:pPr>
             <w:r>
               <w:t xml:space="preserve">Pandoc Block</w:t>
@@ -3746,8 +3746,8 @@
             <w:pPr>
               <w:pStyle w:val="Compact"/>
               <w:jc w:val="left"/>
-              <w:ind w:left="0" w:right="0" w:firstLine="0"/>
-              <w:spacing w:line="240" w:after="40" w:lineRule="auto" w:before="40"/>
+              <w:ind w:right="0" w:left="0" w:firstLine="0"/>
+              <w:spacing w:lineRule="auto" w:line="240" w:before="40" w:after="40"/>
             </w:pPr>
             <w:r>
               <w:t xml:space="preserve">EMIT, for a block view written as a fenced</w:t>
@@ -3777,8 +3777,8 @@
             <w:pPr>
               <w:pStyle w:val="Compact"/>
               <w:jc w:val="left"/>
-              <w:ind w:left="0" w:right="0" w:firstLine="0"/>
-              <w:spacing w:line="240" w:after="40" w:lineRule="auto" w:before="40"/>
+              <w:ind w:right="0" w:left="0" w:firstLine="0"/>
+              <w:spacing w:lineRule="auto" w:line="240" w:before="40" w:after="40"/>
             </w:pPr>
             <w:r>
               <w:rPr>
@@ -3794,8 +3794,8 @@
             <w:pPr>
               <w:pStyle w:val="Compact"/>
               <w:jc w:val="left"/>
-              <w:ind w:left="0" w:right="0" w:firstLine="0"/>
-              <w:spacing w:line="240" w:after="40" w:lineRule="auto" w:before="40"/>
+              <w:ind w:right="0" w:left="0" w:firstLine="0"/>
+              <w:spacing w:lineRule="auto" w:line="240" w:before="40" w:after="40"/>
             </w:pPr>
             <w:r>
               <w:t xml:space="preserve">relation</w:t>
@@ -3808,8 +3808,8 @@
             <w:pPr>
               <w:pStyle w:val="Compact"/>
               <w:jc w:val="left"/>
-              <w:ind w:left="0" w:right="0" w:firstLine="0"/>
-              <w:spacing w:line="240" w:after="40" w:lineRule="auto" w:before="40"/>
+              <w:ind w:right="0" w:left="0" w:firstLine="0"/>
+              <w:spacing w:lineRule="auto" w:line="240" w:before="40" w:after="40"/>
             </w:pPr>
             <w:r>
               <w:t xml:space="preserve">render</w:t>
@@ -3822,8 +3822,8 @@
             <w:pPr>
               <w:pStyle w:val="Compact"/>
               <w:jc w:val="left"/>
-              <w:ind w:left="0" w:right="0" w:firstLine="0"/>
-              <w:spacing w:line="240" w:after="40" w:lineRule="auto" w:before="40"/>
+              <w:ind w:right="0" w:left="0" w:firstLine="0"/>
+              <w:spacing w:lineRule="auto" w:line="240" w:before="40" w:after="40"/>
             </w:pPr>
             <w:r>
               <w:t xml:space="preserve">display string (or</w:t>
@@ -3848,8 +3848,8 @@
             <w:pPr>
               <w:pStyle w:val="Compact"/>
               <w:jc w:val="left"/>
-              <w:ind w:left="0" w:right="0" w:firstLine="0"/>
-              <w:spacing w:line="240" w:after="40" w:lineRule="auto" w:before="40"/>
+              <w:ind w:right="0" w:left="0" w:firstLine="0"/>
+              <w:spacing w:lineRule="auto" w:line="240" w:before="40" w:after="40"/>
             </w:pPr>
             <w:r>
               <w:t xml:space="preserve">EMIT, to produce the visible text of a link of this relation type.</w:t>
@@ -3864,8 +3864,8 @@
             <w:pPr>
               <w:pStyle w:val="Compact"/>
               <w:jc w:val="left"/>
-              <w:ind w:left="0" w:right="0" w:firstLine="0"/>
-              <w:spacing w:line="240" w:after="40" w:lineRule="auto" w:before="40"/>
+              <w:ind w:right="0" w:left="0" w:firstLine="0"/>
+              <w:spacing w:lineRule="auto" w:line="240" w:before="40" w:after="40"/>
             </w:pPr>
             <w:r>
               <w:rPr>
@@ -3881,8 +3881,8 @@
             <w:pPr>
               <w:pStyle w:val="Compact"/>
               <w:jc w:val="left"/>
-              <w:ind w:left="0" w:right="0" w:firstLine="0"/>
-              <w:spacing w:line="240" w:after="40" w:lineRule="auto" w:before="40"/>
+              <w:ind w:right="0" w:left="0" w:firstLine="0"/>
+              <w:spacing w:lineRule="auto" w:line="240" w:before="40" w:after="40"/>
             </w:pPr>
             <w:r>
               <w:t xml:space="preserve">verification</w:t>
@@ -3895,8 +3895,8 @@
             <w:pPr>
               <w:pStyle w:val="Compact"/>
               <w:jc w:val="left"/>
-              <w:ind w:left="0" w:right="0" w:firstLine="0"/>
-              <w:spacing w:line="240" w:after="40" w:lineRule="auto" w:before="40"/>
+              <w:ind w:right="0" w:left="0" w:firstLine="0"/>
+              <w:spacing w:lineRule="auto" w:line="240" w:before="40" w:after="40"/>
             </w:pPr>
             <w:r>
               <w:t xml:space="preserve">render</w:t>
@@ -3909,8 +3909,8 @@
             <w:pPr>
               <w:pStyle w:val="Compact"/>
               <w:jc w:val="left"/>
-              <w:ind w:left="0" w:right="0" w:firstLine="0"/>
-              <w:spacing w:line="240" w:after="40" w:lineRule="auto" w:before="40"/>
+              <w:ind w:right="0" w:left="0" w:firstLine="0"/>
+              <w:spacing w:lineRule="auto" w:line="240" w:before="40" w:after="40"/>
             </w:pPr>
             <w:r>
               <w:t xml:space="preserve">diagnostic string</w:t>
@@ -3923,8 +3923,8 @@
             <w:pPr>
               <w:pStyle w:val="Compact"/>
               <w:jc w:val="left"/>
-              <w:ind w:left="0" w:right="0" w:firstLine="0"/>
-              <w:spacing w:line="240" w:after="40" w:lineRule="auto" w:before="40"/>
+              <w:ind w:right="0" w:left="0" w:firstLine="0"/>
+              <w:spacing w:lineRule="auto" w:line="240" w:before="40" w:after="40"/>
             </w:pPr>
             <w:r>
               <w:t xml:space="preserve">VERIFY, once per row the verification SQL view returns.</w:t>
@@ -3939,8 +3939,8 @@
             <w:pPr>
               <w:pStyle w:val="Compact"/>
               <w:jc w:val="left"/>
-              <w:ind w:left="0" w:right="0" w:firstLine="0"/>
-              <w:spacing w:line="240" w:after="40" w:lineRule="auto" w:before="40"/>
+              <w:ind w:right="0" w:left="0" w:firstLine="0"/>
+              <w:spacing w:lineRule="auto" w:line="240" w:before="40" w:after="40"/>
             </w:pPr>
             <w:r>
               <w:rPr>
@@ -3956,8 +3956,8 @@
             <w:pPr>
               <w:pStyle w:val="Compact"/>
               <w:jc w:val="left"/>
-              <w:ind w:left="0" w:right="0" w:firstLine="0"/>
-              <w:spacing w:line="240" w:after="40" w:lineRule="auto" w:before="40"/>
+              <w:ind w:right="0" w:left="0" w:firstLine="0"/>
+              <w:spacing w:lineRule="auto" w:line="240" w:before="40" w:after="40"/>
             </w:pPr>
             <w:r>
               <w:t xml:space="preserve">view</w:t>
@@ -3970,8 +3970,8 @@
             <w:pPr>
               <w:pStyle w:val="Compact"/>
               <w:jc w:val="left"/>
-              <w:ind w:left="0" w:right="0" w:firstLine="0"/>
-              <w:spacing w:line="240" w:after="40" w:lineRule="auto" w:before="40"/>
+              <w:ind w:right="0" w:left="0" w:firstLine="0"/>
+              <w:spacing w:lineRule="auto" w:line="240" w:before="40" w:after="40"/>
             </w:pPr>
             <w:r>
               <w:t xml:space="preserve">data</w:t>
@@ -3984,8 +3984,8 @@
             <w:pPr>
               <w:pStyle w:val="Compact"/>
               <w:jc w:val="left"/>
-              <w:ind w:left="0" w:right="0" w:firstLine="0"/>
-              <w:spacing w:line="240" w:after="40" w:lineRule="auto" w:before="40"/>
+              <w:ind w:right="0" w:left="0" w:firstLine="0"/>
+              <w:spacing w:lineRule="auto" w:line="240" w:before="40" w:after="40"/>
             </w:pPr>
             <w:r>
               <w:rPr>
@@ -4001,8 +4001,8 @@
             <w:pPr>
               <w:pStyle w:val="Compact"/>
               <w:jc w:val="left"/>
-              <w:ind w:left="0" w:right="0" w:firstLine="0"/>
-              <w:spacing w:line="240" w:after="40" w:lineRule="auto" w:before="40"/>
+              <w:ind w:right="0" w:left="0" w:firstLine="0"/>
+              <w:spacing w:lineRule="auto" w:line="240" w:before="40" w:after="40"/>
             </w:pPr>
             <w:r>
               <w:t xml:space="preserve">When a chart/data view needs its dataset (</w:t>
@@ -4026,8 +4026,8 @@
             <w:pPr>
               <w:pStyle w:val="Compact"/>
               <w:jc w:val="left"/>
-              <w:ind w:left="0" w:right="0" w:firstLine="0"/>
-              <w:spacing w:line="240" w:after="40" w:lineRule="auto" w:before="40"/>
+              <w:ind w:right="0" w:left="0" w:firstLine="0"/>
+              <w:spacing w:lineRule="auto" w:line="240" w:before="40" w:after="40"/>
             </w:pPr>
             <w:r>
               <w:rPr>
@@ -4043,8 +4043,8 @@
             <w:pPr>
               <w:pStyle w:val="Compact"/>
               <w:jc w:val="left"/>
-              <w:ind w:left="0" w:right="0" w:firstLine="0"/>
-              <w:spacing w:line="240" w:after="40" w:lineRule="auto" w:before="40"/>
+              <w:ind w:right="0" w:left="0" w:firstLine="0"/>
+              <w:spacing w:lineRule="auto" w:line="240" w:before="40" w:after="40"/>
             </w:pPr>
             <w:r>
               <w:t xml:space="preserve">view</w:t>
@@ -4057,8 +4057,8 @@
             <w:pPr>
               <w:pStyle w:val="Compact"/>
               <w:jc w:val="left"/>
-              <w:ind w:left="0" w:right="0" w:firstLine="0"/>
-              <w:spacing w:line="240" w:after="40" w:lineRule="auto" w:before="40"/>
+              <w:ind w:right="0" w:left="0" w:firstLine="0"/>
+              <w:spacing w:lineRule="auto" w:line="240" w:before="40" w:after="40"/>
             </w:pPr>
             <w:r>
               <w:t xml:space="preserve">data</w:t>
@@ -4071,8 +4071,8 @@
             <w:pPr>
               <w:pStyle w:val="Compact"/>
               <w:jc w:val="left"/>
-              <w:ind w:left="0" w:right="0" w:firstLine="0"/>
-              <w:spacing w:line="240" w:after="40" w:lineRule="auto" w:before="40"/>
+              <w:ind w:right="0" w:left="0" w:firstLine="0"/>
+              <w:spacing w:lineRule="auto" w:line="240" w:before="40" w:after="40"/>
             </w:pPr>
             <w:r>
               <w:t xml:space="preserve">Pandoc Block</w:t>
@@ -4085,8 +4085,8 @@
             <w:pPr>
               <w:pStyle w:val="Compact"/>
               <w:jc w:val="left"/>
-              <w:ind w:left="0" w:right="0" w:firstLine="0"/>
-              <w:spacing w:line="240" w:after="40" w:lineRule="auto" w:before="40"/>
+              <w:ind w:right="0" w:left="0" w:firstLine="0"/>
+              <w:spacing w:lineRule="auto" w:line="240" w:before="40" w:after="40"/>
             </w:pPr>
             <w:r>
               <w:t xml:space="preserve">When a</w:t>
@@ -4116,8 +4116,8 @@
             <w:pPr>
               <w:pStyle w:val="Compact"/>
               <w:jc w:val="left"/>
-              <w:ind w:left="0" w:right="0" w:firstLine="0"/>
-              <w:spacing w:line="240" w:after="40" w:lineRule="auto" w:before="40"/>
+              <w:ind w:right="0" w:left="0" w:firstLine="0"/>
+              <w:spacing w:lineRule="auto" w:line="240" w:before="40" w:after="40"/>
             </w:pPr>
             <w:r>
               <w:rPr>
@@ -4133,8 +4133,8 @@
             <w:pPr>
               <w:pStyle w:val="Compact"/>
               <w:jc w:val="left"/>
-              <w:ind w:left="0" w:right="0" w:firstLine="0"/>
-              <w:spacing w:line="240" w:after="40" w:lineRule="auto" w:before="40"/>
+              <w:ind w:right="0" w:left="0" w:firstLine="0"/>
+              <w:spacing w:lineRule="auto" w:line="240" w:before="40" w:after="40"/>
             </w:pPr>
             <w:r>
               <w:t xml:space="preserve">float</w:t>
@@ -4147,8 +4147,8 @@
             <w:pPr>
               <w:pStyle w:val="Compact"/>
               <w:jc w:val="left"/>
-              <w:ind w:left="0" w:right="0" w:firstLine="0"/>
-              <w:spacing w:line="240" w:after="40" w:lineRule="auto" w:before="40"/>
+              <w:ind w:right="0" w:left="0" w:firstLine="0"/>
+              <w:spacing w:lineRule="auto" w:line="240" w:before="40" w:after="40"/>
             </w:pPr>
             <w:r>
               <w:t xml:space="preserve">data</w:t>
@@ -4161,8 +4161,8 @@
             <w:pPr>
               <w:pStyle w:val="Compact"/>
               <w:jc w:val="left"/>
-              <w:ind w:left="0" w:right="0" w:firstLine="0"/>
-              <w:spacing w:line="240" w:after="40" w:lineRule="auto" w:before="40"/>
+              <w:ind w:right="0" w:left="0" w:firstLine="0"/>
+              <w:spacing w:lineRule="auto" w:line="240" w:before="40" w:after="40"/>
             </w:pPr>
             <w:r>
               <w:t xml:space="preserve">resolved-AST string</w:t>
@@ -4175,8 +4175,8 @@
             <w:pPr>
               <w:pStyle w:val="Compact"/>
               <w:jc w:val="left"/>
-              <w:ind w:left="0" w:right="0" w:firstLine="0"/>
-              <w:spacing w:line="240" w:after="40" w:lineRule="auto" w:before="40"/>
+              <w:ind w:right="0" w:left="0" w:firstLine="0"/>
+              <w:spacing w:lineRule="auto" w:line="240" w:before="40" w:after="40"/>
             </w:pPr>
             <w:r>
               <w:t xml:space="preserve">TRANSFORM, to resolve a float internally (</w:t>
@@ -4212,8 +4212,8 @@
             <w:pPr>
               <w:pStyle w:val="Compact"/>
               <w:jc w:val="left"/>
-              <w:ind w:left="0" w:right="0" w:firstLine="0"/>
-              <w:spacing w:line="240" w:after="40" w:lineRule="auto" w:before="40"/>
+              <w:ind w:right="0" w:left="0" w:firstLine="0"/>
+              <w:spacing w:lineRule="auto" w:line="240" w:before="40" w:after="40"/>
             </w:pPr>
             <w:r>
               <w:rPr>
@@ -4229,8 +4229,8 @@
             <w:pPr>
               <w:pStyle w:val="Compact"/>
               <w:jc w:val="left"/>
-              <w:ind w:left="0" w:right="0" w:firstLine="0"/>
-              <w:spacing w:line="240" w:after="40" w:lineRule="auto" w:before="40"/>
+              <w:ind w:right="0" w:left="0" w:firstLine="0"/>
+              <w:spacing w:lineRule="auto" w:line="240" w:before="40" w:after="40"/>
             </w:pPr>
             <w:r>
               <w:t xml:space="preserve">float</w:t>
@@ -4243,8 +4243,8 @@
             <w:pPr>
               <w:pStyle w:val="Compact"/>
               <w:jc w:val="left"/>
-              <w:ind w:left="0" w:right="0" w:firstLine="0"/>
-              <w:spacing w:line="240" w:after="40" w:lineRule="auto" w:before="40"/>
+              <w:ind w:right="0" w:left="0" w:firstLine="0"/>
+              <w:spacing w:lineRule="auto" w:line="240" w:before="40" w:after="40"/>
             </w:pPr>
             <w:r>
               <w:t xml:space="preserve">data</w:t>
@@ -4257,8 +4257,8 @@
             <w:pPr>
               <w:pStyle w:val="Compact"/>
               <w:jc w:val="left"/>
-              <w:ind w:left="0" w:right="0" w:firstLine="0"/>
-              <w:spacing w:line="240" w:after="40" w:lineRule="auto" w:before="40"/>
+              <w:ind w:right="0" w:left="0" w:firstLine="0"/>
+              <w:spacing w:lineRule="auto" w:line="240" w:before="40" w:after="40"/>
             </w:pPr>
             <w:r>
               <w:t xml:space="preserve">task table (or</w:t>
@@ -4286,8 +4286,8 @@
             <w:pPr>
               <w:pStyle w:val="Compact"/>
               <w:jc w:val="left"/>
-              <w:ind w:left="0" w:right="0" w:firstLine="0"/>
-              <w:spacing w:line="240" w:after="40" w:lineRule="auto" w:before="40"/>
+              <w:ind w:right="0" w:left="0" w:firstLine="0"/>
+              <w:spacing w:lineRule="auto" w:line="240" w:before="40" w:after="40"/>
             </w:pPr>
             <w:r>
               <w:t xml:space="preserve">TRANSFORM, to spawn an external tool (</w:t>
@@ -4323,8 +4323,8 @@
             <w:pPr>
               <w:pStyle w:val="Compact"/>
               <w:jc w:val="left"/>
-              <w:ind w:left="0" w:right="0" w:firstLine="0"/>
-              <w:spacing w:line="240" w:after="40" w:lineRule="auto" w:before="40"/>
+              <w:ind w:right="0" w:left="0" w:firstLine="0"/>
+              <w:spacing w:lineRule="auto" w:line="240" w:before="40" w:after="40"/>
             </w:pPr>
             <w:r>
               <w:rPr>
@@ -4340,8 +4340,8 @@
             <w:pPr>
               <w:pStyle w:val="Compact"/>
               <w:jc w:val="left"/>
-              <w:ind w:left="0" w:right="0" w:firstLine="0"/>
-              <w:spacing w:line="240" w:after="40" w:lineRule="auto" w:before="40"/>
+              <w:ind w:right="0" w:left="0" w:firstLine="0"/>
+              <w:spacing w:lineRule="auto" w:line="240" w:before="40" w:after="40"/>
             </w:pPr>
             <w:r>
               <w:t xml:space="preserve">float</w:t>
@@ -4354,8 +4354,8 @@
             <w:pPr>
               <w:pStyle w:val="Compact"/>
               <w:jc w:val="left"/>
-              <w:ind w:left="0" w:right="0" w:firstLine="0"/>
-              <w:spacing w:line="240" w:after="40" w:lineRule="auto" w:before="40"/>
+              <w:ind w:right="0" w:left="0" w:firstLine="0"/>
+              <w:spacing w:lineRule="auto" w:line="240" w:before="40" w:after="40"/>
             </w:pPr>
             <w:r>
               <w:t xml:space="preserve">data</w:t>
@@ -4368,8 +4368,8 @@
             <w:pPr>
               <w:pStyle w:val="Compact"/>
               <w:jc w:val="left"/>
-              <w:ind w:left="0" w:right="0" w:firstLine="0"/>
-              <w:spacing w:line="240" w:after="40" w:lineRule="auto" w:before="40"/>
+              <w:ind w:right="0" w:left="0" w:firstLine="0"/>
+              <w:spacing w:lineRule="auto" w:line="240" w:before="40" w:after="40"/>
             </w:pPr>
             <w:r>
               <w:t xml:space="preserve">(writes resolved AST)</w:t>
@@ -4382,8 +4382,8 @@
             <w:pPr>
               <w:pStyle w:val="Compact"/>
               <w:jc w:val="left"/>
-              <w:ind w:left="0" w:right="0" w:firstLine="0"/>
-              <w:spacing w:line="240" w:after="40" w:lineRule="auto" w:before="40"/>
+              <w:ind w:right="0" w:left="0" w:firstLine="0"/>
+              <w:spacing w:lineRule="auto" w:line="240" w:before="40" w:after="40"/>
             </w:pPr>
             <w:r>
               <w:t xml:space="preserve">After the external tool finishes (</w:t>
@@ -4431,8 +4431,8 @@
             <w:pPr>
               <w:pStyle w:val="Compact"/>
               <w:jc w:val="left"/>
-              <w:ind w:left="0" w:right="0" w:firstLine="0"/>
-              <w:spacing w:line="240" w:after="40" w:lineRule="auto" w:before="40"/>
+              <w:ind w:right="0" w:left="0" w:firstLine="0"/>
+              <w:spacing w:lineRule="auto" w:line="240" w:before="40" w:after="40"/>
             </w:pPr>
             <w:r>
               <w:rPr>
@@ -4448,8 +4448,8 @@
             <w:pPr>
               <w:pStyle w:val="Compact"/>
               <w:jc w:val="left"/>
-              <w:ind w:left="0" w:right="0" w:firstLine="0"/>
-              <w:spacing w:line="240" w:after="40" w:lineRule="auto" w:before="40"/>
+              <w:ind w:right="0" w:left="0" w:firstLine="0"/>
+              <w:spacing w:lineRule="auto" w:line="240" w:before="40" w:after="40"/>
             </w:pPr>
             <w:r>
               <w:t xml:space="preserve">relation</w:t>
@@ -4462,8 +4462,8 @@
             <w:pPr>
               <w:pStyle w:val="Compact"/>
               <w:jc w:val="left"/>
-              <w:ind w:left="0" w:right="0" w:firstLine="0"/>
-              <w:spacing w:line="240" w:after="40" w:lineRule="auto" w:before="40"/>
+              <w:ind w:right="0" w:left="0" w:firstLine="0"/>
+              <w:spacing w:lineRule="auto" w:line="240" w:before="40" w:after="40"/>
             </w:pPr>
             <w:r>
               <w:t xml:space="preserve">data</w:t>
@@ -4476,8 +4476,8 @@
             <w:pPr>
               <w:pStyle w:val="Compact"/>
               <w:jc w:val="left"/>
-              <w:ind w:left="0" w:right="0" w:firstLine="0"/>
-              <w:spacing w:line="240" w:after="40" w:lineRule="auto" w:before="40"/>
+              <w:ind w:right="0" w:left="0" w:firstLine="0"/>
+              <w:spacing w:lineRule="auto" w:line="240" w:before="40" w:after="40"/>
             </w:pPr>
             <w:r>
               <w:rPr>
@@ -4493,8 +4493,8 @@
             <w:pPr>
               <w:pStyle w:val="Compact"/>
               <w:jc w:val="left"/>
-              <w:ind w:left="0" w:right="0" w:firstLine="0"/>
-              <w:spacing w:line="240" w:after="40" w:lineRule="auto" w:before="40"/>
+              <w:ind w:right="0" w:left="0" w:firstLine="0"/>
+              <w:spacing w:lineRule="auto" w:line="240" w:before="40" w:after="40"/>
             </w:pPr>
             <w:r>
               <w:t xml:space="preserve">ANALYZE, to resolve a link of this relation type (</w:t>
@@ -4589,12 +4589,12 @@
     </w:p>
     <w:p>
       <w:pPr>
-        <w:spacing w:line="20" w:lineRule="exact" w:before="0" w:after="0"/>
+        <w:spacing w:before="0" w:lineRule="exact" w:line="20" w:after="0"/>
         <w:rPr>
           <w:sz w:val="2"/>
         </w:rPr>
       </w:pPr>
-      <w:bookmarkStart w:id="43610" w:name="csv-tbl-model-ctx-fields"/>
+      <w:bookmarkStart w:name="csv-tbl-model-ctx-fields" w:id="43610"/>
       <w:bookmarkEnd w:id="43610"/>
     </w:p>
     <w:p>
@@ -4630,12 +4630,12 @@
         <w:tblW w:type="auto" w:w="0"/>
         <w:tblLook w:firstRow="1" w:lastRow="0" w:firstColumn="0" w:lastColumn="0" w:noHBand="0" w:noVBand="0" w:val="0020"/>
         <w:tblBorders>
-          <w:top w:val="single" w:sz="6" w:color="000000" w:space="0"/>
-          <w:left w:val="single" w:sz="6" w:color="000000" w:space="0"/>
-          <w:bottom w:val="single" w:sz="6" w:color="000000" w:space="0"/>
-          <w:right w:val="single" w:sz="6" w:color="000000" w:space="0"/>
-          <w:insideH w:val="single" w:sz="6" w:color="000000" w:space="0"/>
-          <w:insideV w:val="single" w:sz="6" w:color="000000" w:space="0"/>
+          <w:top w:sz="6" w:color="000000" w:space="0" w:val="single"/>
+          <w:left w:sz="6" w:color="000000" w:space="0" w:val="single"/>
+          <w:bottom w:sz="6" w:color="000000" w:space="0" w:val="single"/>
+          <w:right w:sz="6" w:color="000000" w:space="0" w:val="single"/>
+          <w:insideH w:sz="6" w:color="000000" w:space="0" w:val="single"/>
+          <w:insideV w:sz="6" w:color="000000" w:space="0" w:val="single"/>
         </w:tblBorders>
         <w:tblCellMar>
           <w:top w:type="dxa" w:w="57"/>
@@ -4654,14 +4654,14 @@
         </w:trPr>
         <w:tc>
           <w:tcPr>
-            <w:shd w:val="clear" w:fill="E8E8E8" w:color="auto"/>
+            <w:shd w:color="auto" w:fill="E8E8E8" w:val="clear"/>
           </w:tcPr>
           <w:p>
             <w:pPr>
               <w:pStyle w:val="Compact"/>
               <w:jc w:val="left"/>
-              <w:ind w:left="0" w:right="0" w:firstLine="0"/>
-              <w:spacing w:line="240" w:after="40" w:lineRule="auto" w:before="40"/>
+              <w:ind w:right="0" w:left="0" w:firstLine="0"/>
+              <w:spacing w:lineRule="auto" w:line="240" w:before="40" w:after="40"/>
             </w:pPr>
             <w:r>
               <w:rPr>
@@ -4673,14 +4673,14 @@
         </w:tc>
         <w:tc>
           <w:tcPr>
-            <w:shd w:val="clear" w:fill="E8E8E8" w:color="auto"/>
+            <w:shd w:color="auto" w:fill="E8E8E8" w:val="clear"/>
           </w:tcPr>
           <w:p>
             <w:pPr>
               <w:pStyle w:val="Compact"/>
               <w:jc w:val="left"/>
-              <w:ind w:left="0" w:right="0" w:firstLine="0"/>
-              <w:spacing w:line="240" w:after="40" w:lineRule="auto" w:before="40"/>
+              <w:ind w:right="0" w:left="0" w:firstLine="0"/>
+              <w:spacing w:lineRule="auto" w:line="240" w:before="40" w:after="40"/>
             </w:pPr>
             <w:r>
               <w:rPr>
@@ -4698,8 +4698,8 @@
             <w:pPr>
               <w:pStyle w:val="Compact"/>
               <w:jc w:val="left"/>
-              <w:ind w:left="0" w:right="0" w:firstLine="0"/>
-              <w:spacing w:line="240" w:after="40" w:lineRule="auto" w:before="40"/>
+              <w:ind w:right="0" w:left="0" w:firstLine="0"/>
+              <w:spacing w:lineRule="auto" w:line="240" w:before="40" w:after="40"/>
             </w:pPr>
             <w:r>
               <w:rPr>
@@ -4715,8 +4715,8 @@
             <w:pPr>
               <w:pStyle w:val="Compact"/>
               <w:jc w:val="left"/>
-              <w:ind w:left="0" w:right="0" w:firstLine="0"/>
-              <w:spacing w:line="240" w:after="40" w:lineRule="auto" w:before="40"/>
+              <w:ind w:right="0" w:left="0" w:firstLine="0"/>
+              <w:spacing w:lineRule="auto" w:line="240" w:before="40" w:after="40"/>
             </w:pPr>
             <w:r>
               <w:t xml:space="preserve">The polymorphic payload for this hook (e.g. </w:t>
@@ -4803,8 +4803,8 @@
             <w:pPr>
               <w:pStyle w:val="Compact"/>
               <w:jc w:val="left"/>
-              <w:ind w:left="0" w:right="0" w:firstLine="0"/>
-              <w:spacing w:line="240" w:after="40" w:lineRule="auto" w:before="40"/>
+              <w:ind w:right="0" w:left="0" w:firstLine="0"/>
+              <w:spacing w:lineRule="auto" w:line="240" w:before="40" w:after="40"/>
             </w:pPr>
             <w:r>
               <w:rPr>
@@ -4820,8 +4820,8 @@
             <w:pPr>
               <w:pStyle w:val="Compact"/>
               <w:jc w:val="left"/>
-              <w:ind w:left="0" w:right="0" w:firstLine="0"/>
-              <w:spacing w:line="240" w:after="40" w:lineRule="auto" w:before="40"/>
+              <w:ind w:right="0" w:left="0" w:firstLine="0"/>
+              <w:spacing w:lineRule="auto" w:line="240" w:before="40" w:after="40"/>
             </w:pPr>
             <w:r>
               <w:t xml:space="preserve">The</w:t>
@@ -4851,8 +4851,8 @@
             <w:pPr>
               <w:pStyle w:val="Compact"/>
               <w:jc w:val="left"/>
-              <w:ind w:left="0" w:right="0" w:firstLine="0"/>
-              <w:spacing w:line="240" w:after="40" w:lineRule="auto" w:before="40"/>
+              <w:ind w:right="0" w:left="0" w:firstLine="0"/>
+              <w:spacing w:lineRule="auto" w:line="240" w:before="40" w:after="40"/>
             </w:pPr>
             <w:r>
               <w:rPr>
@@ -4868,8 +4868,8 @@
             <w:pPr>
               <w:pStyle w:val="Compact"/>
               <w:jc w:val="left"/>
-              <w:ind w:left="0" w:right="0" w:firstLine="0"/>
-              <w:spacing w:line="240" w:after="40" w:lineRule="auto" w:before="40"/>
+              <w:ind w:right="0" w:left="0" w:firstLine="0"/>
+              <w:spacing w:lineRule="auto" w:line="240" w:before="40" w:after="40"/>
             </w:pPr>
             <w:r>
               <w:t xml:space="preserve">Identifier of the specification being processed. Present on both tiers.</w:t>
@@ -4884,8 +4884,8 @@
             <w:pPr>
               <w:pStyle w:val="Compact"/>
               <w:jc w:val="left"/>
-              <w:ind w:left="0" w:right="0" w:firstLine="0"/>
-              <w:spacing w:line="240" w:after="40" w:lineRule="auto" w:before="40"/>
+              <w:ind w:right="0" w:left="0" w:firstLine="0"/>
+              <w:spacing w:lineRule="auto" w:line="240" w:before="40" w:after="40"/>
             </w:pPr>
             <w:r>
               <w:rPr>
@@ -4901,8 +4901,8 @@
             <w:pPr>
               <w:pStyle w:val="Compact"/>
               <w:jc w:val="left"/>
-              <w:ind w:left="0" w:right="0" w:firstLine="0"/>
-              <w:spacing w:line="240" w:after="40" w:lineRule="auto" w:before="40"/>
+              <w:ind w:right="0" w:left="0" w:firstLine="0"/>
+              <w:spacing w:lineRule="auto" w:line="240" w:before="40" w:after="40"/>
             </w:pPr>
             <w:r>
               <w:t xml:space="preserve">Logger (</w:t>
@@ -4938,8 +4938,8 @@
             <w:pPr>
               <w:pStyle w:val="Compact"/>
               <w:jc w:val="left"/>
-              <w:ind w:left="0" w:right="0" w:firstLine="0"/>
-              <w:spacing w:line="240" w:after="40" w:lineRule="auto" w:before="40"/>
+              <w:ind w:right="0" w:left="0" w:firstLine="0"/>
+              <w:spacing w:lineRule="auto" w:line="240" w:before="40" w:after="40"/>
             </w:pPr>
             <w:r>
               <w:rPr>
@@ -4955,8 +4955,8 @@
             <w:pPr>
               <w:pStyle w:val="Compact"/>
               <w:jc w:val="left"/>
-              <w:ind w:left="0" w:right="0" w:firstLine="0"/>
-              <w:spacing w:line="240" w:after="40" w:lineRule="auto" w:before="40"/>
+              <w:ind w:right="0" w:left="0" w:firstLine="0"/>
+              <w:spacing w:lineRule="auto" w:line="240" w:before="40" w:after="40"/>
             </w:pPr>
             <w:r>
               <w:t xml:space="preserve">The Pandoc module.</w:t>
@@ -4987,8 +4987,8 @@
             <w:pPr>
               <w:pStyle w:val="Compact"/>
               <w:jc w:val="left"/>
-              <w:ind w:left="0" w:right="0" w:firstLine="0"/>
-              <w:spacing w:line="240" w:after="40" w:lineRule="auto" w:before="40"/>
+              <w:ind w:right="0" w:left="0" w:firstLine="0"/>
+              <w:spacing w:lineRule="auto" w:line="240" w:before="40" w:after="40"/>
             </w:pPr>
             <w:r>
               <w:rPr>
@@ -5004,8 +5004,8 @@
             <w:pPr>
               <w:pStyle w:val="Compact"/>
               <w:jc w:val="left"/>
-              <w:ind w:left="0" w:right="0" w:firstLine="0"/>
-              <w:spacing w:line="240" w:after="40" w:lineRule="auto" w:before="40"/>
+              <w:ind w:right="0" w:left="0" w:firstLine="0"/>
+              <w:spacing w:lineRule="auto" w:line="240" w:before="40" w:after="40"/>
             </w:pPr>
             <w:r>
               <w:t xml:space="preserve">Target output format (</w:t>
@@ -5075,8 +5075,8 @@
             <w:pPr>
               <w:pStyle w:val="Compact"/>
               <w:jc w:val="left"/>
-              <w:ind w:left="0" w:right="0" w:firstLine="0"/>
-              <w:spacing w:line="240" w:after="40" w:lineRule="auto" w:before="40"/>
+              <w:ind w:right="0" w:left="0" w:firstLine="0"/>
+              <w:spacing w:lineRule="auto" w:line="240" w:before="40" w:after="40"/>
             </w:pPr>
             <w:r>
               <w:rPr>
@@ -5116,8 +5116,8 @@
             <w:pPr>
               <w:pStyle w:val="Compact"/>
               <w:jc w:val="left"/>
-              <w:ind w:left="0" w:right="0" w:firstLine="0"/>
-              <w:spacing w:line="240" w:after="40" w:lineRule="auto" w:before="40"/>
+              <w:ind w:right="0" w:left="0" w:firstLine="0"/>
+              <w:spacing w:lineRule="auto" w:line="240" w:before="40" w:after="40"/>
             </w:pPr>
             <w:r>
               <w:t xml:space="preserve">Diagnostics sink, model name, project config. Always on the render tier; on the data tier when the caller has them.</w:t>
@@ -5132,8 +5132,8 @@
             <w:pPr>
               <w:pStyle w:val="Compact"/>
               <w:jc w:val="left"/>
-              <w:ind w:left="0" w:right="0" w:firstLine="0"/>
-              <w:spacing w:line="240" w:after="40" w:lineRule="auto" w:before="40"/>
+              <w:ind w:right="0" w:left="0" w:firstLine="0"/>
+              <w:spacing w:lineRule="auto" w:line="240" w:before="40" w:after="40"/>
             </w:pPr>
             <w:r>
               <w:rPr>
@@ -5149,8 +5149,8 @@
             <w:pPr>
               <w:pStyle w:val="Compact"/>
               <w:jc w:val="left"/>
-              <w:ind w:left="0" w:right="0" w:firstLine="0"/>
-              <w:spacing w:line="240" w:after="40" w:lineRule="auto" w:before="40"/>
+              <w:ind w:right="0" w:left="0" w:firstLine="0"/>
+              <w:spacing w:lineRule="auto" w:line="240" w:before="40" w:after="40"/>
             </w:pPr>
             <w:r>
               <w:t xml:space="preserve">The registry, for cross-hook dispatch (e.g. </w:t>
@@ -5249,12 +5249,12 @@
     </w:p>
     <w:p>
       <w:pPr>
-        <w:spacing w:line="20" w:lineRule="exact" w:before="0" w:after="0"/>
+        <w:spacing w:before="0" w:lineRule="exact" w:line="20" w:after="0"/>
         <w:rPr>
           <w:sz w:val="2"/>
         </w:rPr>
       </w:pPr>
-      <w:bookmarkStart w:id="99581" w:name="listing-src-model-template-object"/>
+      <w:bookmarkStart w:name="listing-src-model-template-object" w:id="99581"/>
       <w:bookmarkEnd w:id="99581"/>
     </w:p>
     <w:p>
@@ -5635,12 +5635,12 @@
     </w:p>
     <w:p>
       <w:pPr>
-        <w:spacing w:line="20" w:lineRule="exact" w:before="0" w:after="0"/>
+        <w:spacing w:before="0" w:lineRule="exact" w:line="20" w:after="0"/>
         <w:rPr>
           <w:sz w:val="2"/>
         </w:rPr>
       </w:pPr>
-      <w:bookmarkStart w:id="40209" w:name="listing-src-model-template-object-usage"/>
+      <w:bookmarkStart w:name="listing-src-model-template-object-usage" w:id="40209"/>
       <w:bookmarkEnd w:id="40209"/>
     </w:p>
     <w:p>
@@ -5860,12 +5860,12 @@
     </w:p>
     <w:p>
       <w:pPr>
-        <w:spacing w:line="20" w:lineRule="exact" w:before="0" w:after="0"/>
+        <w:spacing w:before="0" w:lineRule="exact" w:line="20" w:after="0"/>
         <w:rPr>
           <w:sz w:val="2"/>
         </w:rPr>
       </w:pPr>
-      <w:bookmarkStart w:id="47527" w:name="listing-src-model-template-relation-simple"/>
+      <w:bookmarkStart w:name="listing-src-model-template-relation-simple" w:id="47527"/>
       <w:bookmarkEnd w:id="47527"/>
     </w:p>
     <w:p>
@@ -6101,12 +6101,12 @@
     </w:p>
     <w:p>
       <w:pPr>
-        <w:spacing w:line="20" w:lineRule="exact" w:before="0" w:after="0"/>
+        <w:spacing w:before="0" w:lineRule="exact" w:line="20" w:after="0"/>
         <w:rPr>
           <w:sz w:val="2"/>
         </w:rPr>
       </w:pPr>
-      <w:bookmarkStart w:id="59215" w:name="listing-src-model-template-relation-display"/>
+      <w:bookmarkStart w:name="listing-src-model-template-relation-display" w:id="59215"/>
       <w:bookmarkEnd w:id="59215"/>
     </w:p>
     <w:p>
@@ -6624,12 +6624,12 @@
     </w:p>
     <w:p>
       <w:pPr>
-        <w:spacing w:line="20" w:lineRule="exact" w:before="0" w:after="0"/>
+        <w:spacing w:before="0" w:lineRule="exact" w:line="20" w:after="0"/>
         <w:rPr>
           <w:sz w:val="2"/>
         </w:rPr>
       </w:pPr>
-      <w:bookmarkStart w:id="84323" w:name="listing-src-model-template-view"/>
+      <w:bookmarkStart w:name="listing-src-model-template-view" w:id="84323"/>
       <w:bookmarkEnd w:id="84323"/>
     </w:p>
     <w:p>
@@ -6989,12 +6989,12 @@
     </w:p>
     <w:p>
       <w:pPr>
-        <w:spacing w:line="20" w:lineRule="exact" w:before="0" w:after="0"/>
+        <w:spacing w:before="0" w:lineRule="exact" w:line="20" w:after="0"/>
         <w:rPr>
           <w:sz w:val="2"/>
         </w:rPr>
       </w:pPr>
-      <w:bookmarkStart w:id="33411" w:name="listing-src-model-template-view-block"/>
+      <w:bookmarkStart w:name="listing-src-model-template-view-block" w:id="33411"/>
       <w:bookmarkEnd w:id="33411"/>
     </w:p>
     <w:p>
@@ -7508,12 +7508,12 @@
     </w:p>
     <w:p>
       <w:pPr>
-        <w:spacing w:line="20" w:lineRule="exact" w:before="0" w:after="0"/>
+        <w:spacing w:before="0" w:lineRule="exact" w:line="20" w:after="0"/>
         <w:rPr>
           <w:sz w:val="2"/>
         </w:rPr>
       </w:pPr>
-      <w:bookmarkStart w:id="36064" w:name="listing-src-model-template-float"/>
+      <w:bookmarkStart w:name="listing-src-model-template-float" w:id="36064"/>
       <w:bookmarkEnd w:id="36064"/>
     </w:p>
     <w:p>
@@ -7645,12 +7645,12 @@
     </w:p>
     <w:p>
       <w:pPr>
-        <w:spacing w:line="20" w:lineRule="exact" w:before="0" w:after="0"/>
+        <w:spacing w:before="0" w:lineRule="exact" w:line="20" w:after="0"/>
         <w:rPr>
           <w:sz w:val="2"/>
         </w:rPr>
       </w:pPr>
-      <w:bookmarkStart w:id="34132" w:name="listing-src-model-template-float-usage"/>
+      <w:bookmarkStart w:name="listing-src-model-template-float-usage" w:id="34132"/>
       <w:bookmarkEnd w:id="34132"/>
     </w:p>
     <w:p>
@@ -7862,12 +7862,12 @@
     </w:p>
     <w:p>
       <w:pPr>
-        <w:spacing w:line="20" w:lineRule="exact" w:before="0" w:after="0"/>
+        <w:spacing w:before="0" w:lineRule="exact" w:line="20" w:after="0"/>
         <w:rPr>
           <w:sz w:val="2"/>
         </w:rPr>
       </w:pPr>
-      <w:bookmarkStart w:id="1657" w:name="listing-src-model-template-spec"/>
+      <w:bookmarkStart w:name="listing-src-model-template-spec" w:id="1657"/>
       <w:bookmarkEnd w:id="1657"/>
     </w:p>
     <w:p>
@@ -8128,12 +8128,12 @@
     </w:p>
     <w:p>
       <w:pPr>
-        <w:spacing w:line="20" w:lineRule="exact" w:before="0" w:after="0"/>
+        <w:spacing w:before="0" w:lineRule="exact" w:line="20" w:after="0"/>
         <w:rPr>
           <w:sz w:val="2"/>
         </w:rPr>
       </w:pPr>
-      <w:bookmarkStart w:id="1646" w:name="csv-tbl-model-object-fields"/>
+      <w:bookmarkStart w:name="csv-tbl-model-object-fields" w:id="1646"/>
       <w:bookmarkEnd w:id="1646"/>
     </w:p>
     <w:p>
@@ -8169,12 +8169,12 @@
         <w:tblW w:type="auto" w:w="0"/>
         <w:tblLook w:firstRow="1" w:lastRow="0" w:firstColumn="0" w:lastColumn="0" w:noHBand="0" w:noVBand="0" w:val="0020"/>
         <w:tblBorders>
-          <w:top w:val="single" w:sz="6" w:color="000000" w:space="0"/>
-          <w:left w:val="single" w:sz="6" w:color="000000" w:space="0"/>
-          <w:bottom w:val="single" w:sz="6" w:color="000000" w:space="0"/>
-          <w:right w:val="single" w:sz="6" w:color="000000" w:space="0"/>
-          <w:insideH w:val="single" w:sz="6" w:color="000000" w:space="0"/>
-          <w:insideV w:val="single" w:sz="6" w:color="000000" w:space="0"/>
+          <w:top w:sz="6" w:color="000000" w:space="0" w:val="single"/>
+          <w:left w:sz="6" w:color="000000" w:space="0" w:val="single"/>
+          <w:bottom w:sz="6" w:color="000000" w:space="0" w:val="single"/>
+          <w:right w:sz="6" w:color="000000" w:space="0" w:val="single"/>
+          <w:insideH w:sz="6" w:color="000000" w:space="0" w:val="single"/>
+          <w:insideV w:sz="6" w:color="000000" w:space="0" w:val="single"/>
         </w:tblBorders>
         <w:tblCellMar>
           <w:top w:type="dxa" w:w="57"/>
@@ -8195,14 +8195,14 @@
         </w:trPr>
         <w:tc>
           <w:tcPr>
-            <w:shd w:val="clear" w:fill="E8E8E8" w:color="auto"/>
+            <w:shd w:color="auto" w:fill="E8E8E8" w:val="clear"/>
           </w:tcPr>
           <w:p>
             <w:pPr>
               <w:pStyle w:val="Compact"/>
               <w:jc w:val="left"/>
-              <w:ind w:left="0" w:right="0" w:firstLine="0"/>
-              <w:spacing w:line="240" w:after="40" w:lineRule="auto" w:before="40"/>
+              <w:ind w:right="0" w:left="0" w:firstLine="0"/>
+              <w:spacing w:lineRule="auto" w:line="240" w:before="40" w:after="40"/>
             </w:pPr>
             <w:r>
               <w:rPr>
@@ -8214,14 +8214,14 @@
         </w:tc>
         <w:tc>
           <w:tcPr>
-            <w:shd w:val="clear" w:fill="E8E8E8" w:color="auto"/>
+            <w:shd w:color="auto" w:fill="E8E8E8" w:val="clear"/>
           </w:tcPr>
           <w:p>
             <w:pPr>
               <w:pStyle w:val="Compact"/>
               <w:jc w:val="left"/>
-              <w:ind w:left="0" w:right="0" w:firstLine="0"/>
-              <w:spacing w:line="240" w:after="40" w:lineRule="auto" w:before="40"/>
+              <w:ind w:right="0" w:left="0" w:firstLine="0"/>
+              <w:spacing w:lineRule="auto" w:line="240" w:before="40" w:after="40"/>
             </w:pPr>
             <w:r>
               <w:rPr>
@@ -8233,14 +8233,14 @@
         </w:tc>
         <w:tc>
           <w:tcPr>
-            <w:shd w:val="clear" w:fill="E8E8E8" w:color="auto"/>
+            <w:shd w:color="auto" w:fill="E8E8E8" w:val="clear"/>
           </w:tcPr>
           <w:p>
             <w:pPr>
               <w:pStyle w:val="Compact"/>
               <w:jc w:val="left"/>
-              <w:ind w:left="0" w:right="0" w:firstLine="0"/>
-              <w:spacing w:line="240" w:after="40" w:lineRule="auto" w:before="40"/>
+              <w:ind w:right="0" w:left="0" w:firstLine="0"/>
+              <w:spacing w:lineRule="auto" w:line="240" w:before="40" w:after="40"/>
             </w:pPr>
             <w:r>
               <w:rPr>
@@ -8252,14 +8252,14 @@
         </w:tc>
         <w:tc>
           <w:tcPr>
-            <w:shd w:val="clear" w:fill="E8E8E8" w:color="auto"/>
+            <w:shd w:color="auto" w:fill="E8E8E8" w:val="clear"/>
           </w:tcPr>
           <w:p>
             <w:pPr>
               <w:pStyle w:val="Compact"/>
               <w:jc w:val="left"/>
-              <w:ind w:left="0" w:right="0" w:firstLine="0"/>
-              <w:spacing w:line="240" w:after="40" w:lineRule="auto" w:before="40"/>
+              <w:ind w:right="0" w:left="0" w:firstLine="0"/>
+              <w:spacing w:lineRule="auto" w:line="240" w:before="40" w:after="40"/>
             </w:pPr>
             <w:r>
               <w:rPr>
@@ -8277,8 +8277,8 @@
             <w:pPr>
               <w:pStyle w:val="Compact"/>
               <w:jc w:val="left"/>
-              <w:ind w:left="0" w:right="0" w:firstLine="0"/>
-              <w:spacing w:line="240" w:after="40" w:lineRule="auto" w:before="40"/>
+              <w:ind w:right="0" w:left="0" w:firstLine="0"/>
+              <w:spacing w:lineRule="auto" w:line="240" w:before="40" w:after="40"/>
             </w:pPr>
             <w:r>
               <w:rPr>
@@ -8294,8 +8294,8 @@
             <w:pPr>
               <w:pStyle w:val="Compact"/>
               <w:jc w:val="left"/>
-              <w:ind w:left="0" w:right="0" w:firstLine="0"/>
-              <w:spacing w:line="240" w:after="40" w:lineRule="auto" w:before="40"/>
+              <w:ind w:right="0" w:left="0" w:firstLine="0"/>
+              <w:spacing w:lineRule="auto" w:line="240" w:before="40" w:after="40"/>
             </w:pPr>
             <w:r>
               <w:t xml:space="preserve">string</w:t>
@@ -8308,8 +8308,8 @@
             <w:pPr>
               <w:pStyle w:val="Compact"/>
               <w:jc w:val="left"/>
-              <w:ind w:left="0" w:right="0" w:firstLine="0"/>
-              <w:spacing w:line="240" w:after="40" w:lineRule="auto" w:before="40"/>
+              <w:ind w:right="0" w:left="0" w:firstLine="0"/>
+              <w:spacing w:lineRule="auto" w:line="240" w:before="40" w:after="40"/>
             </w:pPr>
             <w:r>
               <w:t xml:space="preserve">required</w:t>
@@ -8322,8 +8322,8 @@
             <w:pPr>
               <w:pStyle w:val="Compact"/>
               <w:jc w:val="left"/>
-              <w:ind w:left="0" w:right="0" w:firstLine="0"/>
-              <w:spacing w:line="240" w:after="40" w:lineRule="auto" w:before="40"/>
+              <w:ind w:right="0" w:left="0" w:firstLine="0"/>
+              <w:spacing w:lineRule="auto" w:line="240" w:before="40" w:after="40"/>
             </w:pPr>
             <w:r>
               <w:t xml:space="preserve">Unique identifier (uppercase convention).</w:t>
@@ -8338,8 +8338,8 @@
             <w:pPr>
               <w:pStyle w:val="Compact"/>
               <w:jc w:val="left"/>
-              <w:ind w:left="0" w:right="0" w:firstLine="0"/>
-              <w:spacing w:line="240" w:after="40" w:lineRule="auto" w:before="40"/>
+              <w:ind w:right="0" w:left="0" w:firstLine="0"/>
+              <w:spacing w:lineRule="auto" w:line="240" w:before="40" w:after="40"/>
             </w:pPr>
             <w:r>
               <w:rPr>
@@ -8355,8 +8355,8 @@
             <w:pPr>
               <w:pStyle w:val="Compact"/>
               <w:jc w:val="left"/>
-              <w:ind w:left="0" w:right="0" w:firstLine="0"/>
-              <w:spacing w:line="240" w:after="40" w:lineRule="auto" w:before="40"/>
+              <w:ind w:right="0" w:left="0" w:firstLine="0"/>
+              <w:spacing w:lineRule="auto" w:line="240" w:before="40" w:after="40"/>
             </w:pPr>
             <w:r>
               <w:t xml:space="preserve">string</w:t>
@@ -8369,8 +8369,8 @@
             <w:pPr>
               <w:pStyle w:val="Compact"/>
               <w:jc w:val="left"/>
-              <w:ind w:left="0" w:right="0" w:firstLine="0"/>
-              <w:spacing w:line="240" w:after="40" w:lineRule="auto" w:before="40"/>
+              <w:ind w:right="0" w:left="0" w:firstLine="0"/>
+              <w:spacing w:lineRule="auto" w:line="240" w:before="40" w:after="40"/>
             </w:pPr>
             <w:r>
               <w:t xml:space="preserve">same as</w:t>
@@ -8392,8 +8392,8 @@
             <w:pPr>
               <w:pStyle w:val="Compact"/>
               <w:jc w:val="left"/>
-              <w:ind w:left="0" w:right="0" w:firstLine="0"/>
-              <w:spacing w:line="240" w:after="40" w:lineRule="auto" w:before="40"/>
+              <w:ind w:right="0" w:left="0" w:firstLine="0"/>
+              <w:spacing w:lineRule="auto" w:line="240" w:before="40" w:after="40"/>
             </w:pPr>
             <w:r>
               <w:t xml:space="preserve">Human-readable name.</w:t>
@@ -8408,8 +8408,8 @@
             <w:pPr>
               <w:pStyle w:val="Compact"/>
               <w:jc w:val="left"/>
-              <w:ind w:left="0" w:right="0" w:firstLine="0"/>
-              <w:spacing w:line="240" w:after="40" w:lineRule="auto" w:before="40"/>
+              <w:ind w:right="0" w:left="0" w:firstLine="0"/>
+              <w:spacing w:lineRule="auto" w:line="240" w:before="40" w:after="40"/>
             </w:pPr>
             <w:r>
               <w:rPr>
@@ -8425,8 +8425,8 @@
             <w:pPr>
               <w:pStyle w:val="Compact"/>
               <w:jc w:val="left"/>
-              <w:ind w:left="0" w:right="0" w:firstLine="0"/>
-              <w:spacing w:line="240" w:after="40" w:lineRule="auto" w:before="40"/>
+              <w:ind w:right="0" w:left="0" w:firstLine="0"/>
+              <w:spacing w:lineRule="auto" w:line="240" w:before="40" w:after="40"/>
             </w:pPr>
             <w:r>
               <w:t xml:space="preserve">string</w:t>
@@ -8439,8 +8439,8 @@
             <w:pPr>
               <w:pStyle w:val="Compact"/>
               <w:jc w:val="left"/>
-              <w:ind w:left="0" w:right="0" w:firstLine="0"/>
-              <w:spacing w:line="240" w:after="40" w:lineRule="auto" w:before="40"/>
+              <w:ind w:right="0" w:left="0" w:firstLine="0"/>
+              <w:spacing w:lineRule="auto" w:line="240" w:before="40" w:after="40"/>
             </w:pPr>
             <w:r>
               <w:rPr>
@@ -8456,8 +8456,8 @@
             <w:pPr>
               <w:pStyle w:val="Compact"/>
               <w:jc w:val="left"/>
-              <w:ind w:left="0" w:right="0" w:firstLine="0"/>
-              <w:spacing w:line="240" w:after="40" w:lineRule="auto" w:before="40"/>
+              <w:ind w:right="0" w:left="0" w:firstLine="0"/>
+              <w:spacing w:lineRule="auto" w:line="240" w:before="40" w:after="40"/>
             </w:pPr>
             <w:r>
               <w:t xml:space="preserve">Description text.</w:t>
@@ -8472,8 +8472,8 @@
             <w:pPr>
               <w:pStyle w:val="Compact"/>
               <w:jc w:val="left"/>
-              <w:ind w:left="0" w:right="0" w:firstLine="0"/>
-              <w:spacing w:line="240" w:after="40" w:lineRule="auto" w:before="40"/>
+              <w:ind w:right="0" w:left="0" w:firstLine="0"/>
+              <w:spacing w:lineRule="auto" w:line="240" w:before="40" w:after="40"/>
             </w:pPr>
             <w:r>
               <w:rPr>
@@ -8489,8 +8489,8 @@
             <w:pPr>
               <w:pStyle w:val="Compact"/>
               <w:jc w:val="left"/>
-              <w:ind w:left="0" w:right="0" w:firstLine="0"/>
-              <w:spacing w:line="240" w:after="40" w:lineRule="auto" w:before="40"/>
+              <w:ind w:right="0" w:left="0" w:firstLine="0"/>
+              <w:spacing w:lineRule="auto" w:line="240" w:before="40" w:after="40"/>
             </w:pPr>
             <w:r>
               <w:t xml:space="preserve">string</w:t>
@@ -8503,8 +8503,8 @@
             <w:pPr>
               <w:pStyle w:val="Compact"/>
               <w:jc w:val="left"/>
-              <w:ind w:left="0" w:right="0" w:firstLine="0"/>
-              <w:spacing w:line="240" w:after="40" w:lineRule="auto" w:before="40"/>
+              <w:ind w:right="0" w:left="0" w:firstLine="0"/>
+              <w:spacing w:lineRule="auto" w:line="240" w:before="40" w:after="40"/>
             </w:pPr>
             <w:r>
               <w:t xml:space="preserve">nil</w:t>
@@ -8517,8 +8517,8 @@
             <w:pPr>
               <w:pStyle w:val="Compact"/>
               <w:jc w:val="left"/>
-              <w:ind w:left="0" w:right="0" w:firstLine="0"/>
-              <w:spacing w:line="240" w:after="40" w:lineRule="auto" w:before="40"/>
+              <w:ind w:right="0" w:left="0" w:firstLine="0"/>
+              <w:spacing w:lineRule="auto" w:line="240" w:before="40" w:after="40"/>
             </w:pPr>
             <w:r>
               <w:t xml:space="preserve">Base type for attribute + hook inheritance (e.g. </w:t>
@@ -8542,8 +8542,8 @@
             <w:pPr>
               <w:pStyle w:val="Compact"/>
               <w:jc w:val="left"/>
-              <w:ind w:left="0" w:right="0" w:firstLine="0"/>
-              <w:spacing w:line="240" w:after="40" w:lineRule="auto" w:before="40"/>
+              <w:ind w:right="0" w:left="0" w:firstLine="0"/>
+              <w:spacing w:lineRule="auto" w:line="240" w:before="40" w:after="40"/>
             </w:pPr>
             <w:r>
               <w:rPr>
@@ -8559,8 +8559,8 @@
             <w:pPr>
               <w:pStyle w:val="Compact"/>
               <w:jc w:val="left"/>
-              <w:ind w:left="0" w:right="0" w:firstLine="0"/>
-              <w:spacing w:line="240" w:after="40" w:lineRule="auto" w:before="40"/>
+              <w:ind w:right="0" w:left="0" w:firstLine="0"/>
+              <w:spacing w:lineRule="auto" w:line="240" w:before="40" w:after="40"/>
             </w:pPr>
             <w:r>
               <w:t xml:space="preserve">boolean</w:t>
@@ -8573,8 +8573,8 @@
             <w:pPr>
               <w:pStyle w:val="Compact"/>
               <w:jc w:val="left"/>
-              <w:ind w:left="0" w:right="0" w:firstLine="0"/>
-              <w:spacing w:line="240" w:after="40" w:lineRule="auto" w:before="40"/>
+              <w:ind w:right="0" w:left="0" w:firstLine="0"/>
+              <w:spacing w:lineRule="auto" w:line="240" w:before="40" w:after="40"/>
             </w:pPr>
             <w:r>
               <w:t xml:space="preserve">false</w:t>
@@ -8587,8 +8587,8 @@
             <w:pPr>
               <w:pStyle w:val="Compact"/>
               <w:jc w:val="left"/>
-              <w:ind w:left="0" w:right="0" w:firstLine="0"/>
-              <w:spacing w:line="240" w:after="40" w:lineRule="auto" w:before="40"/>
+              <w:ind w:right="0" w:left="0" w:firstLine="0"/>
+              <w:spacing w:lineRule="auto" w:line="240" w:before="40" w:after="40"/>
             </w:pPr>
             <w:r>
               <w:t xml:space="preserve">Headers without an explicit type match this type.</w:t>
@@ -8603,8 +8603,8 @@
             <w:pPr>
               <w:pStyle w:val="Compact"/>
               <w:jc w:val="left"/>
-              <w:ind w:left="0" w:right="0" w:firstLine="0"/>
-              <w:spacing w:line="240" w:after="40" w:lineRule="auto" w:before="40"/>
+              <w:ind w:right="0" w:left="0" w:firstLine="0"/>
+              <w:spacing w:lineRule="auto" w:line="240" w:before="40" w:after="40"/>
             </w:pPr>
             <w:r>
               <w:rPr>
@@ -8620,8 +8620,8 @@
             <w:pPr>
               <w:pStyle w:val="Compact"/>
               <w:jc w:val="left"/>
-              <w:ind w:left="0" w:right="0" w:firstLine="0"/>
-              <w:spacing w:line="240" w:after="40" w:lineRule="auto" w:before="40"/>
+              <w:ind w:right="0" w:left="0" w:firstLine="0"/>
+              <w:spacing w:lineRule="auto" w:line="240" w:before="40" w:after="40"/>
             </w:pPr>
             <w:r>
               <w:t xml:space="preserve">boolean</w:t>
@@ -8634,8 +8634,8 @@
             <w:pPr>
               <w:pStyle w:val="Compact"/>
               <w:jc w:val="left"/>
-              <w:ind w:left="0" w:right="0" w:firstLine="0"/>
-              <w:spacing w:line="240" w:after="40" w:lineRule="auto" w:before="40"/>
+              <w:ind w:right="0" w:left="0" w:firstLine="0"/>
+              <w:spacing w:lineRule="auto" w:line="240" w:before="40" w:after="40"/>
             </w:pPr>
             <w:r>
               <w:t xml:space="preserve">false</w:t>
@@ -8648,8 +8648,8 @@
             <w:pPr>
               <w:pStyle w:val="Compact"/>
               <w:jc w:val="left"/>
-              <w:ind w:left="0" w:right="0" w:firstLine="0"/>
-              <w:spacing w:line="240" w:after="40" w:lineRule="auto" w:before="40"/>
+              <w:ind w:right="0" w:left="0" w:firstLine="0"/>
+              <w:spacing w:lineRule="auto" w:line="240" w:before="40" w:after="40"/>
             </w:pPr>
             <w:r>
               <w:t xml:space="preserve">Hierarchical object (contains children with their own PIDs).</w:t>
@@ -8664,8 +8664,8 @@
             <w:pPr>
               <w:pStyle w:val="Compact"/>
               <w:jc w:val="left"/>
-              <w:ind w:left="0" w:right="0" w:firstLine="0"/>
-              <w:spacing w:line="240" w:after="40" w:lineRule="auto" w:before="40"/>
+              <w:ind w:right="0" w:left="0" w:firstLine="0"/>
+              <w:spacing w:lineRule="auto" w:line="240" w:before="40" w:after="40"/>
             </w:pPr>
             <w:r>
               <w:rPr>
@@ -8681,8 +8681,8 @@
             <w:pPr>
               <w:pStyle w:val="Compact"/>
               <w:jc w:val="left"/>
-              <w:ind w:left="0" w:right="0" w:firstLine="0"/>
-              <w:spacing w:line="240" w:after="40" w:lineRule="auto" w:before="40"/>
+              <w:ind w:right="0" w:left="0" w:firstLine="0"/>
+              <w:spacing w:lineRule="auto" w:line="240" w:before="40" w:after="40"/>
             </w:pPr>
             <w:r>
               <w:t xml:space="preserve">boolean</w:t>
@@ -8695,8 +8695,8 @@
             <w:pPr>
               <w:pStyle w:val="Compact"/>
               <w:jc w:val="left"/>
-              <w:ind w:left="0" w:right="0" w:firstLine="0"/>
-              <w:spacing w:line="240" w:after="40" w:lineRule="auto" w:before="40"/>
+              <w:ind w:right="0" w:left="0" w:firstLine="0"/>
+              <w:spacing w:lineRule="auto" w:line="240" w:before="40" w:after="40"/>
             </w:pPr>
             <w:r>
               <w:t xml:space="preserve">false</w:t>
@@ -8709,8 +8709,8 @@
             <w:pPr>
               <w:pStyle w:val="Compact"/>
               <w:jc w:val="left"/>
-              <w:ind w:left="0" w:right="0" w:firstLine="0"/>
-              <w:spacing w:line="240" w:after="40" w:lineRule="auto" w:before="40"/>
+              <w:ind w:right="0" w:left="0" w:firstLine="0"/>
+              <w:spacing w:lineRule="auto" w:line="240" w:before="40" w:after="40"/>
             </w:pPr>
             <w:r>
               <w:t xml:space="preserve">The specification must contain at least one object of this type.</w:t>
@@ -8725,8 +8725,8 @@
             <w:pPr>
               <w:pStyle w:val="Compact"/>
               <w:jc w:val="left"/>
-              <w:ind w:left="0" w:right="0" w:firstLine="0"/>
-              <w:spacing w:line="240" w:after="40" w:lineRule="auto" w:before="40"/>
+              <w:ind w:right="0" w:left="0" w:firstLine="0"/>
+              <w:spacing w:lineRule="auto" w:line="240" w:before="40" w:after="40"/>
             </w:pPr>
             <w:r>
               <w:rPr>
@@ -8742,8 +8742,8 @@
             <w:pPr>
               <w:pStyle w:val="Compact"/>
               <w:jc w:val="left"/>
-              <w:ind w:left="0" w:right="0" w:firstLine="0"/>
-              <w:spacing w:line="240" w:after="40" w:lineRule="auto" w:before="40"/>
+              <w:ind w:right="0" w:left="0" w:firstLine="0"/>
+              <w:spacing w:lineRule="auto" w:line="240" w:before="40" w:after="40"/>
             </w:pPr>
             <w:r>
               <w:t xml:space="preserve">string</w:t>
@@ -8756,8 +8756,8 @@
             <w:pPr>
               <w:pStyle w:val="Compact"/>
               <w:jc w:val="left"/>
-              <w:ind w:left="0" w:right="0" w:firstLine="0"/>
-              <w:spacing w:line="240" w:after="40" w:lineRule="auto" w:before="40"/>
+              <w:ind w:right="0" w:left="0" w:firstLine="0"/>
+              <w:spacing w:lineRule="auto" w:line="240" w:before="40" w:after="40"/>
             </w:pPr>
             <w:r>
               <w:t xml:space="preserve">nil</w:t>
@@ -8770,8 +8770,8 @@
             <w:pPr>
               <w:pStyle w:val="Compact"/>
               <w:jc w:val="left"/>
-              <w:ind w:left="0" w:right="0" w:firstLine="0"/>
-              <w:spacing w:line="240" w:after="40" w:lineRule="auto" w:before="40"/>
+              <w:ind w:right="0" w:left="0" w:firstLine="0"/>
+              <w:spacing w:lineRule="auto" w:line="240" w:before="40" w:after="40"/>
             </w:pPr>
             <w:r>
               <w:t xml:space="preserve">Prefix for auto-generated PIDs.</w:t>
@@ -8786,8 +8786,8 @@
             <w:pPr>
               <w:pStyle w:val="Compact"/>
               <w:jc w:val="left"/>
-              <w:ind w:left="0" w:right="0" w:firstLine="0"/>
-              <w:spacing w:line="240" w:after="40" w:lineRule="auto" w:before="40"/>
+              <w:ind w:right="0" w:left="0" w:firstLine="0"/>
+              <w:spacing w:lineRule="auto" w:line="240" w:before="40" w:after="40"/>
             </w:pPr>
             <w:r>
               <w:rPr>
@@ -8803,8 +8803,8 @@
             <w:pPr>
               <w:pStyle w:val="Compact"/>
               <w:jc w:val="left"/>
-              <w:ind w:left="0" w:right="0" w:firstLine="0"/>
-              <w:spacing w:line="240" w:after="40" w:lineRule="auto" w:before="40"/>
+              <w:ind w:right="0" w:left="0" w:firstLine="0"/>
+              <w:spacing w:lineRule="auto" w:line="240" w:before="40" w:after="40"/>
             </w:pPr>
             <w:r>
               <w:t xml:space="preserve">string</w:t>
@@ -8817,8 +8817,8 @@
             <w:pPr>
               <w:pStyle w:val="Compact"/>
               <w:jc w:val="left"/>
-              <w:ind w:left="0" w:right="0" w:firstLine="0"/>
-              <w:spacing w:line="240" w:after="40" w:lineRule="auto" w:before="40"/>
+              <w:ind w:right="0" w:left="0" w:firstLine="0"/>
+              <w:spacing w:lineRule="auto" w:line="240" w:before="40" w:after="40"/>
             </w:pPr>
             <w:r>
               <w:t xml:space="preserve">nil</w:t>
@@ -8831,8 +8831,8 @@
             <w:pPr>
               <w:pStyle w:val="Compact"/>
               <w:jc w:val="left"/>
-              <w:ind w:left="0" w:right="0" w:firstLine="0"/>
-              <w:spacing w:line="240" w:after="40" w:lineRule="auto" w:before="40"/>
+              <w:ind w:right="0" w:left="0" w:firstLine="0"/>
+              <w:spacing w:lineRule="auto" w:line="240" w:before="40" w:after="40"/>
             </w:pPr>
             <w:r>
               <w:t xml:space="preserve">Printf format (e.g. </w:t>
@@ -8856,8 +8856,8 @@
             <w:pPr>
               <w:pStyle w:val="Compact"/>
               <w:jc w:val="left"/>
-              <w:ind w:left="0" w:right="0" w:firstLine="0"/>
-              <w:spacing w:line="240" w:after="40" w:lineRule="auto" w:before="40"/>
+              <w:ind w:right="0" w:left="0" w:firstLine="0"/>
+              <w:spacing w:lineRule="auto" w:line="240" w:before="40" w:after="40"/>
             </w:pPr>
             <w:r>
               <w:rPr>
@@ -8873,8 +8873,8 @@
             <w:pPr>
               <w:pStyle w:val="Compact"/>
               <w:jc w:val="left"/>
-              <w:ind w:left="0" w:right="0" w:firstLine="0"/>
-              <w:spacing w:line="240" w:after="40" w:lineRule="auto" w:before="40"/>
+              <w:ind w:right="0" w:left="0" w:firstLine="0"/>
+              <w:spacing w:lineRule="auto" w:line="240" w:before="40" w:after="40"/>
             </w:pPr>
             <w:r>
               <w:t xml:space="preserve">list</w:t>
@@ -8887,8 +8887,8 @@
             <w:pPr>
               <w:pStyle w:val="Compact"/>
               <w:jc w:val="left"/>
-              <w:ind w:left="0" w:right="0" w:firstLine="0"/>
-              <w:spacing w:line="240" w:after="40" w:lineRule="auto" w:before="40"/>
+              <w:ind w:right="0" w:left="0" w:firstLine="0"/>
+              <w:spacing w:lineRule="auto" w:line="240" w:before="40" w:after="40"/>
             </w:pPr>
             <w:r>
               <w:t xml:space="preserve">nil</w:t>
@@ -8901,8 +8901,8 @@
             <w:pPr>
               <w:pStyle w:val="Compact"/>
               <w:jc w:val="left"/>
-              <w:ind w:left="0" w:right="0" w:firstLine="0"/>
-              <w:spacing w:line="240" w:after="40" w:lineRule="auto" w:before="40"/>
+              <w:ind w:right="0" w:left="0" w:firstLine="0"/>
+              <w:spacing w:lineRule="auto" w:line="240" w:before="40" w:after="40"/>
             </w:pPr>
             <w:r>
               <w:t xml:space="preserve">Alternative identifiers for syntax matching.</w:t>
@@ -8917,8 +8917,8 @@
             <w:pPr>
               <w:pStyle w:val="Compact"/>
               <w:jc w:val="left"/>
-              <w:ind w:left="0" w:right="0" w:firstLine="0"/>
-              <w:spacing w:line="240" w:after="40" w:lineRule="auto" w:before="40"/>
+              <w:ind w:right="0" w:left="0" w:firstLine="0"/>
+              <w:spacing w:lineRule="auto" w:line="240" w:before="40" w:after="40"/>
             </w:pPr>
             <w:r>
               <w:rPr>
@@ -8934,8 +8934,8 @@
             <w:pPr>
               <w:pStyle w:val="Compact"/>
               <w:jc w:val="left"/>
-              <w:ind w:left="0" w:right="0" w:firstLine="0"/>
-              <w:spacing w:line="240" w:after="40" w:lineRule="auto" w:before="40"/>
+              <w:ind w:right="0" w:left="0" w:firstLine="0"/>
+              <w:spacing w:lineRule="auto" w:line="240" w:before="40" w:after="40"/>
             </w:pPr>
             <w:r>
               <w:t xml:space="preserve">list</w:t>
@@ -8948,8 +8948,8 @@
             <w:pPr>
               <w:pStyle w:val="Compact"/>
               <w:jc w:val="left"/>
-              <w:ind w:left="0" w:right="0" w:firstLine="0"/>
-              <w:spacing w:line="240" w:after="40" w:lineRule="auto" w:before="40"/>
+              <w:ind w:right="0" w:left="0" w:firstLine="0"/>
+              <w:spacing w:lineRule="auto" w:line="240" w:before="40" w:after="40"/>
             </w:pPr>
             <w:r>
               <w:t xml:space="preserve">nil</w:t>
@@ -8962,8 +8962,8 @@
             <w:pPr>
               <w:pStyle w:val="Compact"/>
               <w:jc w:val="left"/>
-              <w:ind w:left="0" w:right="0" w:firstLine="0"/>
-              <w:spacing w:line="240" w:after="40" w:lineRule="auto" w:before="40"/>
+              <w:ind w:right="0" w:left="0" w:firstLine="0"/>
+              <w:spacing w:lineRule="auto" w:line="240" w:before="40" w:after="40"/>
             </w:pPr>
             <w:r>
               <w:t xml:space="preserve">Titles that auto-resolve to this type (e.g. </w:t>
@@ -9002,8 +9002,8 @@
             <w:pPr>
               <w:pStyle w:val="Compact"/>
               <w:jc w:val="left"/>
-              <w:ind w:left="0" w:right="0" w:firstLine="0"/>
-              <w:spacing w:line="240" w:after="40" w:lineRule="auto" w:before="40"/>
+              <w:ind w:right="0" w:left="0" w:firstLine="0"/>
+              <w:spacing w:lineRule="auto" w:line="240" w:before="40" w:after="40"/>
             </w:pPr>
             <w:r>
               <w:rPr>
@@ -9019,8 +9019,8 @@
             <w:pPr>
               <w:pStyle w:val="Compact"/>
               <w:jc w:val="left"/>
-              <w:ind w:left="0" w:right="0" w:firstLine="0"/>
-              <w:spacing w:line="240" w:after="40" w:lineRule="auto" w:before="40"/>
+              <w:ind w:right="0" w:left="0" w:firstLine="0"/>
+              <w:spacing w:lineRule="auto" w:line="240" w:before="40" w:after="40"/>
             </w:pPr>
             <w:r>
               <w:t xml:space="preserve">list</w:t>
@@ -9033,8 +9033,8 @@
             <w:pPr>
               <w:pStyle w:val="Compact"/>
               <w:jc w:val="left"/>
-              <w:ind w:left="0" w:right="0" w:firstLine="0"/>
-              <w:spacing w:line="240" w:after="40" w:lineRule="auto" w:before="40"/>
+              <w:ind w:right="0" w:left="0" w:firstLine="0"/>
+              <w:spacing w:lineRule="auto" w:line="240" w:before="40" w:after="40"/>
             </w:pPr>
             <w:r>
               <w:t xml:space="preserve">nil</w:t>
@@ -9047,8 +9047,8 @@
             <w:pPr>
               <w:pStyle w:val="Compact"/>
               <w:jc w:val="left"/>
-              <w:ind w:left="0" w:right="0" w:firstLine="0"/>
-              <w:spacing w:line="240" w:after="40" w:lineRule="auto" w:before="40"/>
+              <w:ind w:right="0" w:left="0" w:firstLine="0"/>
+              <w:spacing w:lineRule="auto" w:line="240" w:before="40" w:after="40"/>
             </w:pPr>
             <w:r>
               <w:t xml:space="preserve">Attribute definitions (see below).</w:t>
@@ -9073,12 +9073,12 @@
     </w:p>
     <w:p>
       <w:pPr>
-        <w:spacing w:line="20" w:lineRule="exact" w:before="0" w:after="0"/>
+        <w:spacing w:before="0" w:lineRule="exact" w:line="20" w:after="0"/>
         <w:rPr>
           <w:sz w:val="2"/>
         </w:rPr>
       </w:pPr>
-      <w:bookmarkStart w:id="62565" w:name="csv-tbl-model-attribute-fields"/>
+      <w:bookmarkStart w:name="csv-tbl-model-attribute-fields" w:id="62565"/>
       <w:bookmarkEnd w:id="62565"/>
     </w:p>
     <w:p>
@@ -9114,12 +9114,12 @@
         <w:tblW w:type="auto" w:w="0"/>
         <w:tblLook w:firstRow="1" w:lastRow="0" w:firstColumn="0" w:lastColumn="0" w:noHBand="0" w:noVBand="0" w:val="0020"/>
         <w:tblBorders>
-          <w:top w:val="single" w:sz="6" w:color="000000" w:space="0"/>
-          <w:left w:val="single" w:sz="6" w:color="000000" w:space="0"/>
-          <w:bottom w:val="single" w:sz="6" w:color="000000" w:space="0"/>
-          <w:right w:val="single" w:sz="6" w:color="000000" w:space="0"/>
-          <w:insideH w:val="single" w:sz="6" w:color="000000" w:space="0"/>
-          <w:insideV w:val="single" w:sz="6" w:color="000000" w:space="0"/>
+          <w:top w:sz="6" w:color="000000" w:space="0" w:val="single"/>
+          <w:left w:sz="6" w:color="000000" w:space="0" w:val="single"/>
+          <w:bottom w:sz="6" w:color="000000" w:space="0" w:val="single"/>
+          <w:right w:sz="6" w:color="000000" w:space="0" w:val="single"/>
+          <w:insideH w:sz="6" w:color="000000" w:space="0" w:val="single"/>
+          <w:insideV w:sz="6" w:color="000000" w:space="0" w:val="single"/>
         </w:tblBorders>
         <w:tblCellMar>
           <w:top w:type="dxa" w:w="57"/>
@@ -9140,14 +9140,14 @@
         </w:trPr>
         <w:tc>
           <w:tcPr>
-            <w:shd w:val="clear" w:fill="E8E8E8" w:color="auto"/>
+            <w:shd w:color="auto" w:fill="E8E8E8" w:val="clear"/>
           </w:tcPr>
           <w:p>
             <w:pPr>
               <w:pStyle w:val="Compact"/>
               <w:jc w:val="left"/>
-              <w:ind w:left="0" w:right="0" w:firstLine="0"/>
-              <w:spacing w:line="240" w:after="40" w:lineRule="auto" w:before="40"/>
+              <w:ind w:right="0" w:left="0" w:firstLine="0"/>
+              <w:spacing w:lineRule="auto" w:line="240" w:before="40" w:after="40"/>
             </w:pPr>
             <w:r>
               <w:rPr>
@@ -9159,14 +9159,14 @@
         </w:tc>
         <w:tc>
           <w:tcPr>
-            <w:shd w:val="clear" w:fill="E8E8E8" w:color="auto"/>
+            <w:shd w:color="auto" w:fill="E8E8E8" w:val="clear"/>
           </w:tcPr>
           <w:p>
             <w:pPr>
               <w:pStyle w:val="Compact"/>
               <w:jc w:val="left"/>
-              <w:ind w:left="0" w:right="0" w:firstLine="0"/>
-              <w:spacing w:line="240" w:after="40" w:lineRule="auto" w:before="40"/>
+              <w:ind w:right="0" w:left="0" w:firstLine="0"/>
+              <w:spacing w:lineRule="auto" w:line="240" w:before="40" w:after="40"/>
             </w:pPr>
             <w:r>
               <w:rPr>
@@ -9178,14 +9178,14 @@
         </w:tc>
         <w:tc>
           <w:tcPr>
-            <w:shd w:val="clear" w:fill="E8E8E8" w:color="auto"/>
+            <w:shd w:color="auto" w:fill="E8E8E8" w:val="clear"/>
           </w:tcPr>
           <w:p>
             <w:pPr>
               <w:pStyle w:val="Compact"/>
               <w:jc w:val="left"/>
-              <w:ind w:left="0" w:right="0" w:firstLine="0"/>
-              <w:spacing w:line="240" w:after="40" w:lineRule="auto" w:before="40"/>
+              <w:ind w:right="0" w:left="0" w:firstLine="0"/>
+              <w:spacing w:lineRule="auto" w:line="240" w:before="40" w:after="40"/>
             </w:pPr>
             <w:r>
               <w:rPr>
@@ -9197,14 +9197,14 @@
         </w:tc>
         <w:tc>
           <w:tcPr>
-            <w:shd w:val="clear" w:fill="E8E8E8" w:color="auto"/>
+            <w:shd w:color="auto" w:fill="E8E8E8" w:val="clear"/>
           </w:tcPr>
           <w:p>
             <w:pPr>
               <w:pStyle w:val="Compact"/>
               <w:jc w:val="left"/>
-              <w:ind w:left="0" w:right="0" w:firstLine="0"/>
-              <w:spacing w:line="240" w:after="40" w:lineRule="auto" w:before="40"/>
+              <w:ind w:right="0" w:left="0" w:firstLine="0"/>
+              <w:spacing w:lineRule="auto" w:line="240" w:before="40" w:after="40"/>
             </w:pPr>
             <w:r>
               <w:rPr>
@@ -9222,8 +9222,8 @@
             <w:pPr>
               <w:pStyle w:val="Compact"/>
               <w:jc w:val="left"/>
-              <w:ind w:left="0" w:right="0" w:firstLine="0"/>
-              <w:spacing w:line="240" w:after="40" w:lineRule="auto" w:before="40"/>
+              <w:ind w:right="0" w:left="0" w:firstLine="0"/>
+              <w:spacing w:lineRule="auto" w:line="240" w:before="40" w:after="40"/>
             </w:pPr>
             <w:r>
               <w:rPr>
@@ -9239,8 +9239,8 @@
             <w:pPr>
               <w:pStyle w:val="Compact"/>
               <w:jc w:val="left"/>
-              <w:ind w:left="0" w:right="0" w:firstLine="0"/>
-              <w:spacing w:line="240" w:after="40" w:lineRule="auto" w:before="40"/>
+              <w:ind w:right="0" w:left="0" w:firstLine="0"/>
+              <w:spacing w:lineRule="auto" w:line="240" w:before="40" w:after="40"/>
             </w:pPr>
             <w:r>
               <w:t xml:space="preserve">string</w:t>
@@ -9253,8 +9253,8 @@
             <w:pPr>
               <w:pStyle w:val="Compact"/>
               <w:jc w:val="left"/>
-              <w:ind w:left="0" w:right="0" w:firstLine="0"/>
-              <w:spacing w:line="240" w:after="40" w:lineRule="auto" w:before="40"/>
+              <w:ind w:right="0" w:left="0" w:firstLine="0"/>
+              <w:spacing w:lineRule="auto" w:line="240" w:before="40" w:after="40"/>
             </w:pPr>
             <w:r>
               <w:t xml:space="preserve">required</w:t>
@@ -9267,8 +9267,8 @@
             <w:pPr>
               <w:pStyle w:val="Compact"/>
               <w:jc w:val="left"/>
-              <w:ind w:left="0" w:right="0" w:firstLine="0"/>
-              <w:spacing w:line="240" w:after="40" w:lineRule="auto" w:before="40"/>
+              <w:ind w:right="0" w:left="0" w:firstLine="0"/>
+              <w:spacing w:lineRule="auto" w:line="240" w:before="40" w:after="40"/>
             </w:pPr>
             <w:r>
               <w:t xml:space="preserve">Attribute identifier.</w:t>
@@ -9283,8 +9283,8 @@
             <w:pPr>
               <w:pStyle w:val="Compact"/>
               <w:jc w:val="left"/>
-              <w:ind w:left="0" w:right="0" w:firstLine="0"/>
-              <w:spacing w:line="240" w:after="40" w:lineRule="auto" w:before="40"/>
+              <w:ind w:right="0" w:left="0" w:firstLine="0"/>
+              <w:spacing w:lineRule="auto" w:line="240" w:before="40" w:after="40"/>
             </w:pPr>
             <w:r>
               <w:rPr>
@@ -9300,8 +9300,8 @@
             <w:pPr>
               <w:pStyle w:val="Compact"/>
               <w:jc w:val="left"/>
-              <w:ind w:left="0" w:right="0" w:firstLine="0"/>
-              <w:spacing w:line="240" w:after="40" w:lineRule="auto" w:before="40"/>
+              <w:ind w:right="0" w:left="0" w:firstLine="0"/>
+              <w:spacing w:lineRule="auto" w:line="240" w:before="40" w:after="40"/>
             </w:pPr>
             <w:r>
               <w:t xml:space="preserve">string</w:t>
@@ -9314,8 +9314,8 @@
             <w:pPr>
               <w:pStyle w:val="Compact"/>
               <w:jc w:val="left"/>
-              <w:ind w:left="0" w:right="0" w:firstLine="0"/>
-              <w:spacing w:line="240" w:after="40" w:lineRule="auto" w:before="40"/>
+              <w:ind w:right="0" w:left="0" w:firstLine="0"/>
+              <w:spacing w:lineRule="auto" w:line="240" w:before="40" w:after="40"/>
             </w:pPr>
             <w:r>
               <w:rPr>
@@ -9331,8 +9331,8 @@
             <w:pPr>
               <w:pStyle w:val="Compact"/>
               <w:jc w:val="left"/>
-              <w:ind w:left="0" w:right="0" w:firstLine="0"/>
-              <w:spacing w:line="240" w:after="40" w:lineRule="auto" w:before="40"/>
+              <w:ind w:right="0" w:left="0" w:firstLine="0"/>
+              <w:spacing w:lineRule="auto" w:line="240" w:before="40" w:after="40"/>
             </w:pPr>
             <w:r>
               <w:t xml:space="preserve">One of:</w:t>
@@ -9446,8 +9446,8 @@
             <w:pPr>
               <w:pStyle w:val="Compact"/>
               <w:jc w:val="left"/>
-              <w:ind w:left="0" w:right="0" w:firstLine="0"/>
-              <w:spacing w:line="240" w:after="40" w:lineRule="auto" w:before="40"/>
+              <w:ind w:right="0" w:left="0" w:firstLine="0"/>
+              <w:spacing w:lineRule="auto" w:line="240" w:before="40" w:after="40"/>
             </w:pPr>
             <w:r>
               <w:rPr>
@@ -9463,8 +9463,8 @@
             <w:pPr>
               <w:pStyle w:val="Compact"/>
               <w:jc w:val="left"/>
-              <w:ind w:left="0" w:right="0" w:firstLine="0"/>
-              <w:spacing w:line="240" w:after="40" w:lineRule="auto" w:before="40"/>
+              <w:ind w:right="0" w:left="0" w:firstLine="0"/>
+              <w:spacing w:lineRule="auto" w:line="240" w:before="40" w:after="40"/>
             </w:pPr>
             <w:r>
               <w:t xml:space="preserve">integer</w:t>
@@ -9477,8 +9477,8 @@
             <w:pPr>
               <w:pStyle w:val="Compact"/>
               <w:jc w:val="left"/>
-              <w:ind w:left="0" w:right="0" w:firstLine="0"/>
-              <w:spacing w:line="240" w:after="40" w:lineRule="auto" w:before="40"/>
+              <w:ind w:right="0" w:left="0" w:firstLine="0"/>
+              <w:spacing w:lineRule="auto" w:line="240" w:before="40" w:after="40"/>
             </w:pPr>
             <w:r>
               <w:t xml:space="preserve">0</w:t>
@@ -9491,8 +9491,8 @@
             <w:pPr>
               <w:pStyle w:val="Compact"/>
               <w:jc w:val="left"/>
-              <w:ind w:left="0" w:right="0" w:firstLine="0"/>
-              <w:spacing w:line="240" w:after="40" w:lineRule="auto" w:before="40"/>
+              <w:ind w:right="0" w:left="0" w:firstLine="0"/>
+              <w:spacing w:lineRule="auto" w:line="240" w:before="40" w:after="40"/>
             </w:pPr>
             <w:r>
               <w:t xml:space="preserve">0 = optional, 1 = required.</w:t>
@@ -9507,8 +9507,8 @@
             <w:pPr>
               <w:pStyle w:val="Compact"/>
               <w:jc w:val="left"/>
-              <w:ind w:left="0" w:right="0" w:firstLine="0"/>
-              <w:spacing w:line="240" w:after="40" w:lineRule="auto" w:before="40"/>
+              <w:ind w:right="0" w:left="0" w:firstLine="0"/>
+              <w:spacing w:lineRule="auto" w:line="240" w:before="40" w:after="40"/>
             </w:pPr>
             <w:r>
               <w:rPr>
@@ -9524,8 +9524,8 @@
             <w:pPr>
               <w:pStyle w:val="Compact"/>
               <w:jc w:val="left"/>
-              <w:ind w:left="0" w:right="0" w:firstLine="0"/>
-              <w:spacing w:line="240" w:after="40" w:lineRule="auto" w:before="40"/>
+              <w:ind w:right="0" w:left="0" w:firstLine="0"/>
+              <w:spacing w:lineRule="auto" w:line="240" w:before="40" w:after="40"/>
             </w:pPr>
             <w:r>
               <w:t xml:space="preserve">integer</w:t>
@@ -9538,8 +9538,8 @@
             <w:pPr>
               <w:pStyle w:val="Compact"/>
               <w:jc w:val="left"/>
-              <w:ind w:left="0" w:right="0" w:firstLine="0"/>
-              <w:spacing w:line="240" w:after="40" w:lineRule="auto" w:before="40"/>
+              <w:ind w:right="0" w:left="0" w:firstLine="0"/>
+              <w:spacing w:lineRule="auto" w:line="240" w:before="40" w:after="40"/>
             </w:pPr>
             <w:r>
               <w:t xml:space="preserve">1</w:t>
@@ -9552,8 +9552,8 @@
             <w:pPr>
               <w:pStyle w:val="Compact"/>
               <w:jc w:val="left"/>
-              <w:ind w:left="0" w:right="0" w:firstLine="0"/>
-              <w:spacing w:line="240" w:after="40" w:lineRule="auto" w:before="40"/>
+              <w:ind w:right="0" w:left="0" w:firstLine="0"/>
+              <w:spacing w:lineRule="auto" w:line="240" w:before="40" w:after="40"/>
             </w:pPr>
             <w:r>
               <w:t xml:space="preserve">Maximum number of values.</w:t>
@@ -9568,8 +9568,8 @@
             <w:pPr>
               <w:pStyle w:val="Compact"/>
               <w:jc w:val="left"/>
-              <w:ind w:left="0" w:right="0" w:firstLine="0"/>
-              <w:spacing w:line="240" w:after="40" w:lineRule="auto" w:before="40"/>
+              <w:ind w:right="0" w:left="0" w:firstLine="0"/>
+              <w:spacing w:lineRule="auto" w:line="240" w:before="40" w:after="40"/>
             </w:pPr>
             <w:r>
               <w:rPr>
@@ -9600,8 +9600,8 @@
             <w:pPr>
               <w:pStyle w:val="Compact"/>
               <w:jc w:val="left"/>
-              <w:ind w:left="0" w:right="0" w:firstLine="0"/>
-              <w:spacing w:line="240" w:after="40" w:lineRule="auto" w:before="40"/>
+              <w:ind w:right="0" w:left="0" w:firstLine="0"/>
+              <w:spacing w:lineRule="auto" w:line="240" w:before="40" w:after="40"/>
             </w:pPr>
             <w:r>
               <w:t xml:space="preserve">number</w:t>
@@ -9614,8 +9614,8 @@
             <w:pPr>
               <w:pStyle w:val="Compact"/>
               <w:jc w:val="left"/>
-              <w:ind w:left="0" w:right="0" w:firstLine="0"/>
-              <w:spacing w:line="240" w:after="40" w:lineRule="auto" w:before="40"/>
+              <w:ind w:right="0" w:left="0" w:firstLine="0"/>
+              <w:spacing w:lineRule="auto" w:line="240" w:before="40" w:after="40"/>
             </w:pPr>
             <w:r>
               <w:t xml:space="preserve">nil</w:t>
@@ -9628,8 +9628,8 @@
             <w:pPr>
               <w:pStyle w:val="Compact"/>
               <w:jc w:val="left"/>
-              <w:ind w:left="0" w:right="0" w:firstLine="0"/>
-              <w:spacing w:line="240" w:after="40" w:lineRule="auto" w:before="40"/>
+              <w:ind w:right="0" w:left="0" w:firstLine="0"/>
+              <w:spacing w:lineRule="auto" w:line="240" w:before="40" w:after="40"/>
             </w:pPr>
             <w:r>
               <w:t xml:space="preserve">Bounds for numeric types.</w:t>
@@ -9644,8 +9644,8 @@
             <w:pPr>
               <w:pStyle w:val="Compact"/>
               <w:jc w:val="left"/>
-              <w:ind w:left="0" w:right="0" w:firstLine="0"/>
-              <w:spacing w:line="240" w:after="40" w:lineRule="auto" w:before="40"/>
+              <w:ind w:right="0" w:left="0" w:firstLine="0"/>
+              <w:spacing w:lineRule="auto" w:line="240" w:before="40" w:after="40"/>
             </w:pPr>
             <w:r>
               <w:rPr>
@@ -9661,8 +9661,8 @@
             <w:pPr>
               <w:pStyle w:val="Compact"/>
               <w:jc w:val="left"/>
-              <w:ind w:left="0" w:right="0" w:firstLine="0"/>
-              <w:spacing w:line="240" w:after="40" w:lineRule="auto" w:before="40"/>
+              <w:ind w:right="0" w:left="0" w:firstLine="0"/>
+              <w:spacing w:lineRule="auto" w:line="240" w:before="40" w:after="40"/>
             </w:pPr>
             <w:r>
               <w:t xml:space="preserve">list</w:t>
@@ -9675,8 +9675,8 @@
             <w:pPr>
               <w:pStyle w:val="Compact"/>
               <w:jc w:val="left"/>
-              <w:ind w:left="0" w:right="0" w:firstLine="0"/>
-              <w:spacing w:line="240" w:after="40" w:lineRule="auto" w:before="40"/>
+              <w:ind w:right="0" w:left="0" w:firstLine="0"/>
+              <w:spacing w:lineRule="auto" w:line="240" w:before="40" w:after="40"/>
             </w:pPr>
             <w:r>
               <w:t xml:space="preserve">nil</w:t>
@@ -9689,8 +9689,8 @@
             <w:pPr>
               <w:pStyle w:val="Compact"/>
               <w:jc w:val="left"/>
-              <w:ind w:left="0" w:right="0" w:firstLine="0"/>
-              <w:spacing w:line="240" w:after="40" w:lineRule="auto" w:before="40"/>
+              <w:ind w:right="0" w:left="0" w:firstLine="0"/>
+              <w:spacing w:lineRule="auto" w:line="240" w:before="40" w:after="40"/>
             </w:pPr>
             <w:r>
               <w:t xml:space="preserve">Required when</w:t>
@@ -9717,8 +9717,8 @@
             <w:pPr>
               <w:pStyle w:val="Compact"/>
               <w:jc w:val="left"/>
-              <w:ind w:left="0" w:right="0" w:firstLine="0"/>
-              <w:spacing w:line="240" w:after="40" w:lineRule="auto" w:before="40"/>
+              <w:ind w:right="0" w:left="0" w:firstLine="0"/>
+              <w:spacing w:lineRule="auto" w:line="240" w:before="40" w:after="40"/>
             </w:pPr>
             <w:r>
               <w:rPr>
@@ -9734,8 +9734,8 @@
             <w:pPr>
               <w:pStyle w:val="Compact"/>
               <w:jc w:val="left"/>
-              <w:ind w:left="0" w:right="0" w:firstLine="0"/>
-              <w:spacing w:line="240" w:after="40" w:lineRule="auto" w:before="40"/>
+              <w:ind w:right="0" w:left="0" w:firstLine="0"/>
+              <w:spacing w:lineRule="auto" w:line="240" w:before="40" w:after="40"/>
             </w:pPr>
             <w:r>
               <w:t xml:space="preserve">string</w:t>
@@ -9748,8 +9748,8 @@
             <w:pPr>
               <w:pStyle w:val="Compact"/>
               <w:jc w:val="left"/>
-              <w:ind w:left="0" w:right="0" w:firstLine="0"/>
-              <w:spacing w:line="240" w:after="40" w:lineRule="auto" w:before="40"/>
+              <w:ind w:right="0" w:left="0" w:firstLine="0"/>
+              <w:spacing w:lineRule="auto" w:line="240" w:before="40" w:after="40"/>
             </w:pPr>
             <w:r>
               <w:t xml:space="preserve">auto</w:t>
@@ -9762,8 +9762,8 @@
             <w:pPr>
               <w:pStyle w:val="Compact"/>
               <w:jc w:val="left"/>
-              <w:ind w:left="0" w:right="0" w:firstLine="0"/>
-              <w:spacing w:line="240" w:after="40" w:lineRule="auto" w:before="40"/>
+              <w:ind w:right="0" w:left="0" w:firstLine="0"/>
+              <w:spacing w:lineRule="auto" w:line="240" w:before="40" w:after="40"/>
             </w:pPr>
             <w:r>
               <w:t xml:space="preserve">Override the auto-generated datatype id. For</w:t>
@@ -9815,12 +9815,12 @@
     </w:p>
     <w:p>
       <w:pPr>
-        <w:spacing w:line="20" w:lineRule="exact" w:before="0" w:after="0"/>
+        <w:spacing w:before="0" w:lineRule="exact" w:line="20" w:after="0"/>
         <w:rPr>
           <w:sz w:val="2"/>
         </w:rPr>
       </w:pPr>
-      <w:bookmarkStart w:id="38789" w:name="csv-tbl-model-float-fields"/>
+      <w:bookmarkStart w:name="csv-tbl-model-float-fields" w:id="38789"/>
       <w:bookmarkEnd w:id="38789"/>
     </w:p>
     <w:p>
@@ -9856,12 +9856,12 @@
         <w:tblW w:type="auto" w:w="0"/>
         <w:tblLook w:firstRow="1" w:lastRow="0" w:firstColumn="0" w:lastColumn="0" w:noHBand="0" w:noVBand="0" w:val="0020"/>
         <w:tblBorders>
-          <w:top w:val="single" w:sz="6" w:color="000000" w:space="0"/>
-          <w:left w:val="single" w:sz="6" w:color="000000" w:space="0"/>
-          <w:bottom w:val="single" w:sz="6" w:color="000000" w:space="0"/>
-          <w:right w:val="single" w:sz="6" w:color="000000" w:space="0"/>
-          <w:insideH w:val="single" w:sz="6" w:color="000000" w:space="0"/>
-          <w:insideV w:val="single" w:sz="6" w:color="000000" w:space="0"/>
+          <w:top w:sz="6" w:color="000000" w:space="0" w:val="single"/>
+          <w:left w:sz="6" w:color="000000" w:space="0" w:val="single"/>
+          <w:bottom w:sz="6" w:color="000000" w:space="0" w:val="single"/>
+          <w:right w:sz="6" w:color="000000" w:space="0" w:val="single"/>
+          <w:insideH w:sz="6" w:color="000000" w:space="0" w:val="single"/>
+          <w:insideV w:sz="6" w:color="000000" w:space="0" w:val="single"/>
         </w:tblBorders>
         <w:tblCellMar>
           <w:top w:type="dxa" w:w="57"/>
@@ -9882,14 +9882,14 @@
         </w:trPr>
         <w:tc>
           <w:tcPr>
-            <w:shd w:val="clear" w:fill="E8E8E8" w:color="auto"/>
+            <w:shd w:color="auto" w:fill="E8E8E8" w:val="clear"/>
           </w:tcPr>
           <w:p>
             <w:pPr>
               <w:pStyle w:val="Compact"/>
               <w:jc w:val="left"/>
-              <w:ind w:left="0" w:right="0" w:firstLine="0"/>
-              <w:spacing w:line="240" w:after="40" w:lineRule="auto" w:before="40"/>
+              <w:ind w:right="0" w:left="0" w:firstLine="0"/>
+              <w:spacing w:lineRule="auto" w:line="240" w:before="40" w:after="40"/>
             </w:pPr>
             <w:r>
               <w:rPr>
@@ -9901,14 +9901,14 @@
         </w:tc>
         <w:tc>
           <w:tcPr>
-            <w:shd w:val="clear" w:fill="E8E8E8" w:color="auto"/>
+            <w:shd w:color="auto" w:fill="E8E8E8" w:val="clear"/>
           </w:tcPr>
           <w:p>
             <w:pPr>
               <w:pStyle w:val="Compact"/>
               <w:jc w:val="left"/>
-              <w:ind w:left="0" w:right="0" w:firstLine="0"/>
-              <w:spacing w:line="240" w:after="40" w:lineRule="auto" w:before="40"/>
+              <w:ind w:right="0" w:left="0" w:firstLine="0"/>
+              <w:spacing w:lineRule="auto" w:line="240" w:before="40" w:after="40"/>
             </w:pPr>
             <w:r>
               <w:rPr>
@@ -9920,14 +9920,14 @@
         </w:tc>
         <w:tc>
           <w:tcPr>
-            <w:shd w:val="clear" w:fill="E8E8E8" w:color="auto"/>
+            <w:shd w:color="auto" w:fill="E8E8E8" w:val="clear"/>
           </w:tcPr>
           <w:p>
             <w:pPr>
               <w:pStyle w:val="Compact"/>
               <w:jc w:val="left"/>
-              <w:ind w:left="0" w:right="0" w:firstLine="0"/>
-              <w:spacing w:line="240" w:after="40" w:lineRule="auto" w:before="40"/>
+              <w:ind w:right="0" w:left="0" w:firstLine="0"/>
+              <w:spacing w:lineRule="auto" w:line="240" w:before="40" w:after="40"/>
             </w:pPr>
             <w:r>
               <w:rPr>
@@ -9939,14 +9939,14 @@
         </w:tc>
         <w:tc>
           <w:tcPr>
-            <w:shd w:val="clear" w:fill="E8E8E8" w:color="auto"/>
+            <w:shd w:color="auto" w:fill="E8E8E8" w:val="clear"/>
           </w:tcPr>
           <w:p>
             <w:pPr>
               <w:pStyle w:val="Compact"/>
               <w:jc w:val="left"/>
-              <w:ind w:left="0" w:right="0" w:firstLine="0"/>
-              <w:spacing w:line="240" w:after="40" w:lineRule="auto" w:before="40"/>
+              <w:ind w:right="0" w:left="0" w:firstLine="0"/>
+              <w:spacing w:lineRule="auto" w:line="240" w:before="40" w:after="40"/>
             </w:pPr>
             <w:r>
               <w:rPr>
@@ -9964,8 +9964,8 @@
             <w:pPr>
               <w:pStyle w:val="Compact"/>
               <w:jc w:val="left"/>
-              <w:ind w:left="0" w:right="0" w:firstLine="0"/>
-              <w:spacing w:line="240" w:after="40" w:lineRule="auto" w:before="40"/>
+              <w:ind w:right="0" w:left="0" w:firstLine="0"/>
+              <w:spacing w:lineRule="auto" w:line="240" w:before="40" w:after="40"/>
             </w:pPr>
             <w:r>
               <w:rPr>
@@ -9981,8 +9981,8 @@
             <w:pPr>
               <w:pStyle w:val="Compact"/>
               <w:jc w:val="left"/>
-              <w:ind w:left="0" w:right="0" w:firstLine="0"/>
-              <w:spacing w:line="240" w:after="40" w:lineRule="auto" w:before="40"/>
+              <w:ind w:right="0" w:left="0" w:firstLine="0"/>
+              <w:spacing w:lineRule="auto" w:line="240" w:before="40" w:after="40"/>
             </w:pPr>
             <w:r>
               <w:t xml:space="preserve">string</w:t>
@@ -9995,8 +9995,8 @@
             <w:pPr>
               <w:pStyle w:val="Compact"/>
               <w:jc w:val="left"/>
-              <w:ind w:left="0" w:right="0" w:firstLine="0"/>
-              <w:spacing w:line="240" w:after="40" w:lineRule="auto" w:before="40"/>
+              <w:ind w:right="0" w:left="0" w:firstLine="0"/>
+              <w:spacing w:lineRule="auto" w:line="240" w:before="40" w:after="40"/>
             </w:pPr>
             <w:r>
               <w:t xml:space="preserve">required</w:t>
@@ -10009,8 +10009,8 @@
             <w:pPr>
               <w:pStyle w:val="Compact"/>
               <w:jc w:val="left"/>
-              <w:ind w:left="0" w:right="0" w:firstLine="0"/>
-              <w:spacing w:line="240" w:after="40" w:lineRule="auto" w:before="40"/>
+              <w:ind w:right="0" w:left="0" w:firstLine="0"/>
+              <w:spacing w:lineRule="auto" w:line="240" w:before="40" w:after="40"/>
             </w:pPr>
             <w:r>
               <w:t xml:space="preserve">Unique identifier.</w:t>
@@ -10025,8 +10025,8 @@
             <w:pPr>
               <w:pStyle w:val="Compact"/>
               <w:jc w:val="left"/>
-              <w:ind w:left="0" w:right="0" w:firstLine="0"/>
-              <w:spacing w:line="240" w:after="40" w:lineRule="auto" w:before="40"/>
+              <w:ind w:right="0" w:left="0" w:firstLine="0"/>
+              <w:spacing w:lineRule="auto" w:line="240" w:before="40" w:after="40"/>
             </w:pPr>
             <w:r>
               <w:rPr>
@@ -10042,8 +10042,8 @@
             <w:pPr>
               <w:pStyle w:val="Compact"/>
               <w:jc w:val="left"/>
-              <w:ind w:left="0" w:right="0" w:firstLine="0"/>
-              <w:spacing w:line="240" w:after="40" w:lineRule="auto" w:before="40"/>
+              <w:ind w:right="0" w:left="0" w:firstLine="0"/>
+              <w:spacing w:lineRule="auto" w:line="240" w:before="40" w:after="40"/>
             </w:pPr>
             <w:r>
               <w:t xml:space="preserve">string</w:t>
@@ -10056,8 +10056,8 @@
             <w:pPr>
               <w:pStyle w:val="Compact"/>
               <w:jc w:val="left"/>
-              <w:ind w:left="0" w:right="0" w:firstLine="0"/>
-              <w:spacing w:line="240" w:after="40" w:lineRule="auto" w:before="40"/>
+              <w:ind w:right="0" w:left="0" w:firstLine="0"/>
+              <w:spacing w:lineRule="auto" w:line="240" w:before="40" w:after="40"/>
             </w:pPr>
             <w:r>
               <w:t xml:space="preserve">same as</w:t>
@@ -10079,8 +10079,8 @@
             <w:pPr>
               <w:pStyle w:val="Compact"/>
               <w:jc w:val="left"/>
-              <w:ind w:left="0" w:right="0" w:firstLine="0"/>
-              <w:spacing w:line="240" w:after="40" w:lineRule="auto" w:before="40"/>
+              <w:ind w:right="0" w:left="0" w:firstLine="0"/>
+              <w:spacing w:lineRule="auto" w:line="240" w:before="40" w:after="40"/>
             </w:pPr>
             <w:r>
               <w:t xml:space="preserve">Human-readable name.</w:t>
@@ -10095,8 +10095,8 @@
             <w:pPr>
               <w:pStyle w:val="Compact"/>
               <w:jc w:val="left"/>
-              <w:ind w:left="0" w:right="0" w:firstLine="0"/>
-              <w:spacing w:line="240" w:after="40" w:lineRule="auto" w:before="40"/>
+              <w:ind w:right="0" w:left="0" w:firstLine="0"/>
+              <w:spacing w:lineRule="auto" w:line="240" w:before="40" w:after="40"/>
             </w:pPr>
             <w:r>
               <w:rPr>
@@ -10112,8 +10112,8 @@
             <w:pPr>
               <w:pStyle w:val="Compact"/>
               <w:jc w:val="left"/>
-              <w:ind w:left="0" w:right="0" w:firstLine="0"/>
-              <w:spacing w:line="240" w:after="40" w:lineRule="auto" w:before="40"/>
+              <w:ind w:right="0" w:left="0" w:firstLine="0"/>
+              <w:spacing w:lineRule="auto" w:line="240" w:before="40" w:after="40"/>
             </w:pPr>
             <w:r>
               <w:t xml:space="preserve">string</w:t>
@@ -10126,8 +10126,8 @@
             <w:pPr>
               <w:pStyle w:val="Compact"/>
               <w:jc w:val="left"/>
-              <w:ind w:left="0" w:right="0" w:firstLine="0"/>
-              <w:spacing w:line="240" w:after="40" w:lineRule="auto" w:before="40"/>
+              <w:ind w:right="0" w:left="0" w:firstLine="0"/>
+              <w:spacing w:lineRule="auto" w:line="240" w:before="40" w:after="40"/>
             </w:pPr>
             <w:r>
               <w:rPr>
@@ -10143,8 +10143,8 @@
             <w:pPr>
               <w:pStyle w:val="Compact"/>
               <w:jc w:val="left"/>
-              <w:ind w:left="0" w:right="0" w:firstLine="0"/>
-              <w:spacing w:line="240" w:after="40" w:lineRule="auto" w:before="40"/>
+              <w:ind w:right="0" w:left="0" w:firstLine="0"/>
+              <w:spacing w:lineRule="auto" w:line="240" w:before="40" w:after="40"/>
             </w:pPr>
             <w:r>
               <w:t xml:space="preserve">Description text.</w:t>
@@ -10159,8 +10159,8 @@
             <w:pPr>
               <w:pStyle w:val="Compact"/>
               <w:jc w:val="left"/>
-              <w:ind w:left="0" w:right="0" w:firstLine="0"/>
-              <w:spacing w:line="240" w:after="40" w:lineRule="auto" w:before="40"/>
+              <w:ind w:right="0" w:left="0" w:firstLine="0"/>
+              <w:spacing w:lineRule="auto" w:line="240" w:before="40" w:after="40"/>
             </w:pPr>
             <w:r>
               <w:rPr>
@@ -10176,8 +10176,8 @@
             <w:pPr>
               <w:pStyle w:val="Compact"/>
               <w:jc w:val="left"/>
-              <w:ind w:left="0" w:right="0" w:firstLine="0"/>
-              <w:spacing w:line="240" w:after="40" w:lineRule="auto" w:before="40"/>
+              <w:ind w:right="0" w:left="0" w:firstLine="0"/>
+              <w:spacing w:lineRule="auto" w:line="240" w:before="40" w:after="40"/>
             </w:pPr>
             <w:r>
               <w:t xml:space="preserve">string</w:t>
@@ -10190,8 +10190,8 @@
             <w:pPr>
               <w:pStyle w:val="Compact"/>
               <w:jc w:val="left"/>
-              <w:ind w:left="0" w:right="0" w:firstLine="0"/>
-              <w:spacing w:line="240" w:after="40" w:lineRule="auto" w:before="40"/>
+              <w:ind w:right="0" w:left="0" w:firstLine="0"/>
+              <w:spacing w:lineRule="auto" w:line="240" w:before="40" w:after="40"/>
             </w:pPr>
             <w:r>
               <w:t xml:space="preserve">same as</w:t>
@@ -10213,8 +10213,8 @@
             <w:pPr>
               <w:pStyle w:val="Compact"/>
               <w:jc w:val="left"/>
-              <w:ind w:left="0" w:right="0" w:firstLine="0"/>
-              <w:spacing w:line="240" w:after="40" w:lineRule="auto" w:before="40"/>
+              <w:ind w:right="0" w:left="0" w:firstLine="0"/>
+              <w:spacing w:lineRule="auto" w:line="240" w:before="40" w:after="40"/>
             </w:pPr>
             <w:r>
               <w:t xml:space="preserve">Prefix used in output captions (e.g. </w:t>
@@ -10238,8 +10238,8 @@
             <w:pPr>
               <w:pStyle w:val="Compact"/>
               <w:jc w:val="left"/>
-              <w:ind w:left="0" w:right="0" w:firstLine="0"/>
-              <w:spacing w:line="240" w:after="40" w:lineRule="auto" w:before="40"/>
+              <w:ind w:right="0" w:left="0" w:firstLine="0"/>
+              <w:spacing w:lineRule="auto" w:line="240" w:before="40" w:after="40"/>
             </w:pPr>
             <w:r>
               <w:rPr>
@@ -10255,8 +10255,8 @@
             <w:pPr>
               <w:pStyle w:val="Compact"/>
               <w:jc w:val="left"/>
-              <w:ind w:left="0" w:right="0" w:firstLine="0"/>
-              <w:spacing w:line="240" w:after="40" w:lineRule="auto" w:before="40"/>
+              <w:ind w:right="0" w:left="0" w:firstLine="0"/>
+              <w:spacing w:lineRule="auto" w:line="240" w:before="40" w:after="40"/>
             </w:pPr>
             <w:r>
               <w:t xml:space="preserve">string</w:t>
@@ -10269,8 +10269,8 @@
             <w:pPr>
               <w:pStyle w:val="Compact"/>
               <w:jc w:val="left"/>
-              <w:ind w:left="0" w:right="0" w:firstLine="0"/>
-              <w:spacing w:line="240" w:after="40" w:lineRule="auto" w:before="40"/>
+              <w:ind w:right="0" w:left="0" w:firstLine="0"/>
+              <w:spacing w:lineRule="auto" w:line="240" w:before="40" w:after="40"/>
             </w:pPr>
             <w:r>
               <w:t xml:space="preserve">same as</w:t>
@@ -10292,8 +10292,8 @@
             <w:pPr>
               <w:pStyle w:val="Compact"/>
               <w:jc w:val="left"/>
-              <w:ind w:left="0" w:right="0" w:firstLine="0"/>
-              <w:spacing w:line="240" w:after="40" w:lineRule="auto" w:before="40"/>
+              <w:ind w:right="0" w:left="0" w:firstLine="0"/>
+              <w:spacing w:lineRule="auto" w:line="240" w:before="40" w:after="40"/>
             </w:pPr>
             <w:r>
               <w:t xml:space="preserve">Counter sharing group. Floats with the same</w:t>
@@ -10323,8 +10323,8 @@
             <w:pPr>
               <w:pStyle w:val="Compact"/>
               <w:jc w:val="left"/>
-              <w:ind w:left="0" w:right="0" w:firstLine="0"/>
-              <w:spacing w:line="240" w:after="40" w:lineRule="auto" w:before="40"/>
+              <w:ind w:right="0" w:left="0" w:firstLine="0"/>
+              <w:spacing w:lineRule="auto" w:line="240" w:before="40" w:after="40"/>
             </w:pPr>
             <w:r>
               <w:rPr>
@@ -10340,8 +10340,8 @@
             <w:pPr>
               <w:pStyle w:val="Compact"/>
               <w:jc w:val="left"/>
-              <w:ind w:left="0" w:right="0" w:firstLine="0"/>
-              <w:spacing w:line="240" w:after="40" w:lineRule="auto" w:before="40"/>
+              <w:ind w:right="0" w:left="0" w:firstLine="0"/>
+              <w:spacing w:lineRule="auto" w:line="240" w:before="40" w:after="40"/>
             </w:pPr>
             <w:r>
               <w:t xml:space="preserve">list</w:t>
@@ -10354,8 +10354,8 @@
             <w:pPr>
               <w:pStyle w:val="Compact"/>
               <w:jc w:val="left"/>
-              <w:ind w:left="0" w:right="0" w:firstLine="0"/>
-              <w:spacing w:line="240" w:after="40" w:lineRule="auto" w:before="40"/>
+              <w:ind w:right="0" w:left="0" w:firstLine="0"/>
+              <w:spacing w:lineRule="auto" w:line="240" w:before="40" w:after="40"/>
             </w:pPr>
             <w:r>
               <w:t xml:space="preserve">nil</w:t>
@@ -10368,8 +10368,8 @@
             <w:pPr>
               <w:pStyle w:val="Compact"/>
               <w:jc w:val="left"/>
-              <w:ind w:left="0" w:right="0" w:firstLine="0"/>
-              <w:spacing w:line="240" w:after="40" w:lineRule="auto" w:before="40"/>
+              <w:ind w:right="0" w:left="0" w:firstLine="0"/>
+              <w:spacing w:lineRule="auto" w:line="240" w:before="40" w:after="40"/>
             </w:pPr>
             <w:r>
               <w:t xml:space="preserve">Alternative fence prefixes.</w:t>
@@ -10384,8 +10384,8 @@
             <w:pPr>
               <w:pStyle w:val="Compact"/>
               <w:jc w:val="left"/>
-              <w:ind w:left="0" w:right="0" w:firstLine="0"/>
-              <w:spacing w:line="240" w:after="40" w:lineRule="auto" w:before="40"/>
+              <w:ind w:right="0" w:left="0" w:firstLine="0"/>
+              <w:spacing w:lineRule="auto" w:line="240" w:before="40" w:after="40"/>
             </w:pPr>
             <w:r>
               <w:rPr>
@@ -10401,8 +10401,8 @@
             <w:pPr>
               <w:pStyle w:val="Compact"/>
               <w:jc w:val="left"/>
-              <w:ind w:left="0" w:right="0" w:firstLine="0"/>
-              <w:spacing w:line="240" w:after="40" w:lineRule="auto" w:before="40"/>
+              <w:ind w:right="0" w:left="0" w:firstLine="0"/>
+              <w:spacing w:lineRule="auto" w:line="240" w:before="40" w:after="40"/>
             </w:pPr>
             <w:r>
               <w:t xml:space="preserve">boolean</w:t>
@@ -10415,8 +10415,8 @@
             <w:pPr>
               <w:pStyle w:val="Compact"/>
               <w:jc w:val="left"/>
-              <w:ind w:left="0" w:right="0" w:firstLine="0"/>
-              <w:spacing w:line="240" w:after="40" w:lineRule="auto" w:before="40"/>
+              <w:ind w:right="0" w:left="0" w:firstLine="0"/>
+              <w:spacing w:lineRule="auto" w:line="240" w:before="40" w:after="40"/>
             </w:pPr>
             <w:r>
               <w:t xml:space="preserve">false</w:t>
@@ -10429,8 +10429,8 @@
             <w:pPr>
               <w:pStyle w:val="Compact"/>
               <w:jc w:val="left"/>
-              <w:ind w:left="0" w:right="0" w:firstLine="0"/>
-              <w:spacing w:line="240" w:after="40" w:lineRule="auto" w:before="40"/>
+              <w:ind w:right="0" w:left="0" w:firstLine="0"/>
+              <w:spacing w:lineRule="auto" w:line="240" w:before="40" w:after="40"/>
             </w:pPr>
             <w:r>
               <w:t xml:space="preserve">See</w:t>
@@ -10469,12 +10469,12 @@
     </w:p>
     <w:p>
       <w:pPr>
-        <w:spacing w:line="20" w:lineRule="exact" w:before="0" w:after="0"/>
+        <w:spacing w:before="0" w:lineRule="exact" w:line="20" w:after="0"/>
         <w:rPr>
           <w:sz w:val="2"/>
         </w:rPr>
       </w:pPr>
-      <w:bookmarkStart w:id="4017" w:name="csv-tbl-model-relation-fields"/>
+      <w:bookmarkStart w:name="csv-tbl-model-relation-fields" w:id="4017"/>
       <w:bookmarkEnd w:id="4017"/>
     </w:p>
     <w:p>
@@ -10510,12 +10510,12 @@
         <w:tblW w:type="auto" w:w="0"/>
         <w:tblLook w:firstRow="1" w:lastRow="0" w:firstColumn="0" w:lastColumn="0" w:noHBand="0" w:noVBand="0" w:val="0020"/>
         <w:tblBorders>
-          <w:top w:val="single" w:sz="6" w:color="000000" w:space="0"/>
-          <w:left w:val="single" w:sz="6" w:color="000000" w:space="0"/>
-          <w:bottom w:val="single" w:sz="6" w:color="000000" w:space="0"/>
-          <w:right w:val="single" w:sz="6" w:color="000000" w:space="0"/>
-          <w:insideH w:val="single" w:sz="6" w:color="000000" w:space="0"/>
-          <w:insideV w:val="single" w:sz="6" w:color="000000" w:space="0"/>
+          <w:top w:sz="6" w:color="000000" w:space="0" w:val="single"/>
+          <w:left w:sz="6" w:color="000000" w:space="0" w:val="single"/>
+          <w:bottom w:sz="6" w:color="000000" w:space="0" w:val="single"/>
+          <w:right w:sz="6" w:color="000000" w:space="0" w:val="single"/>
+          <w:insideH w:sz="6" w:color="000000" w:space="0" w:val="single"/>
+          <w:insideV w:sz="6" w:color="000000" w:space="0" w:val="single"/>
         </w:tblBorders>
         <w:tblCellMar>
           <w:top w:type="dxa" w:w="57"/>
@@ -10536,14 +10536,14 @@
         </w:trPr>
         <w:tc>
           <w:tcPr>
-            <w:shd w:val="clear" w:fill="E8E8E8" w:color="auto"/>
+            <w:shd w:color="auto" w:fill="E8E8E8" w:val="clear"/>
           </w:tcPr>
           <w:p>
             <w:pPr>
               <w:pStyle w:val="Compact"/>
               <w:jc w:val="left"/>
-              <w:ind w:left="0" w:right="0" w:firstLine="0"/>
-              <w:spacing w:line="240" w:after="40" w:lineRule="auto" w:before="40"/>
+              <w:ind w:right="0" w:left="0" w:firstLine="0"/>
+              <w:spacing w:lineRule="auto" w:line="240" w:before="40" w:after="40"/>
             </w:pPr>
             <w:r>
               <w:rPr>
@@ -10555,14 +10555,14 @@
         </w:tc>
         <w:tc>
           <w:tcPr>
-            <w:shd w:val="clear" w:fill="E8E8E8" w:color="auto"/>
+            <w:shd w:color="auto" w:fill="E8E8E8" w:val="clear"/>
           </w:tcPr>
           <w:p>
             <w:pPr>
               <w:pStyle w:val="Compact"/>
               <w:jc w:val="left"/>
-              <w:ind w:left="0" w:right="0" w:firstLine="0"/>
-              <w:spacing w:line="240" w:after="40" w:lineRule="auto" w:before="40"/>
+              <w:ind w:right="0" w:left="0" w:firstLine="0"/>
+              <w:spacing w:lineRule="auto" w:line="240" w:before="40" w:after="40"/>
             </w:pPr>
             <w:r>
               <w:rPr>
@@ -10574,14 +10574,14 @@
         </w:tc>
         <w:tc>
           <w:tcPr>
-            <w:shd w:val="clear" w:fill="E8E8E8" w:color="auto"/>
+            <w:shd w:color="auto" w:fill="E8E8E8" w:val="clear"/>
           </w:tcPr>
           <w:p>
             <w:pPr>
               <w:pStyle w:val="Compact"/>
               <w:jc w:val="left"/>
-              <w:ind w:left="0" w:right="0" w:firstLine="0"/>
-              <w:spacing w:line="240" w:after="40" w:lineRule="auto" w:before="40"/>
+              <w:ind w:right="0" w:left="0" w:firstLine="0"/>
+              <w:spacing w:lineRule="auto" w:line="240" w:before="40" w:after="40"/>
             </w:pPr>
             <w:r>
               <w:rPr>
@@ -10593,14 +10593,14 @@
         </w:tc>
         <w:tc>
           <w:tcPr>
-            <w:shd w:val="clear" w:fill="E8E8E8" w:color="auto"/>
+            <w:shd w:color="auto" w:fill="E8E8E8" w:val="clear"/>
           </w:tcPr>
           <w:p>
             <w:pPr>
               <w:pStyle w:val="Compact"/>
               <w:jc w:val="left"/>
-              <w:ind w:left="0" w:right="0" w:firstLine="0"/>
-              <w:spacing w:line="240" w:after="40" w:lineRule="auto" w:before="40"/>
+              <w:ind w:right="0" w:left="0" w:firstLine="0"/>
+              <w:spacing w:lineRule="auto" w:line="240" w:before="40" w:after="40"/>
             </w:pPr>
             <w:r>
               <w:rPr>
@@ -10618,8 +10618,8 @@
             <w:pPr>
               <w:pStyle w:val="Compact"/>
               <w:jc w:val="left"/>
-              <w:ind w:left="0" w:right="0" w:firstLine="0"/>
-              <w:spacing w:line="240" w:after="40" w:lineRule="auto" w:before="40"/>
+              <w:ind w:right="0" w:left="0" w:firstLine="0"/>
+              <w:spacing w:lineRule="auto" w:line="240" w:before="40" w:after="40"/>
             </w:pPr>
             <w:r>
               <w:rPr>
@@ -10635,8 +10635,8 @@
             <w:pPr>
               <w:pStyle w:val="Compact"/>
               <w:jc w:val="left"/>
-              <w:ind w:left="0" w:right="0" w:firstLine="0"/>
-              <w:spacing w:line="240" w:after="40" w:lineRule="auto" w:before="40"/>
+              <w:ind w:right="0" w:left="0" w:firstLine="0"/>
+              <w:spacing w:lineRule="auto" w:line="240" w:before="40" w:after="40"/>
             </w:pPr>
             <w:r>
               <w:t xml:space="preserve">string</w:t>
@@ -10649,8 +10649,8 @@
             <w:pPr>
               <w:pStyle w:val="Compact"/>
               <w:jc w:val="left"/>
-              <w:ind w:left="0" w:right="0" w:firstLine="0"/>
-              <w:spacing w:line="240" w:after="40" w:lineRule="auto" w:before="40"/>
+              <w:ind w:right="0" w:left="0" w:firstLine="0"/>
+              <w:spacing w:lineRule="auto" w:line="240" w:before="40" w:after="40"/>
             </w:pPr>
             <w:r>
               <w:t xml:space="preserve">required</w:t>
@@ -10663,8 +10663,8 @@
             <w:pPr>
               <w:pStyle w:val="Compact"/>
               <w:jc w:val="left"/>
-              <w:ind w:left="0" w:right="0" w:firstLine="0"/>
-              <w:spacing w:line="240" w:after="40" w:lineRule="auto" w:before="40"/>
+              <w:ind w:right="0" w:left="0" w:firstLine="0"/>
+              <w:spacing w:lineRule="auto" w:line="240" w:before="40" w:after="40"/>
             </w:pPr>
             <w:r>
               <w:t xml:space="preserve">Unique identifier.</w:t>
@@ -10679,8 +10679,8 @@
             <w:pPr>
               <w:pStyle w:val="Compact"/>
               <w:jc w:val="left"/>
-              <w:ind w:left="0" w:right="0" w:firstLine="0"/>
-              <w:spacing w:line="240" w:after="40" w:lineRule="auto" w:before="40"/>
+              <w:ind w:right="0" w:left="0" w:firstLine="0"/>
+              <w:spacing w:lineRule="auto" w:line="240" w:before="40" w:after="40"/>
             </w:pPr>
             <w:r>
               <w:rPr>
@@ -10696,8 +10696,8 @@
             <w:pPr>
               <w:pStyle w:val="Compact"/>
               <w:jc w:val="left"/>
-              <w:ind w:left="0" w:right="0" w:firstLine="0"/>
-              <w:spacing w:line="240" w:after="40" w:lineRule="auto" w:before="40"/>
+              <w:ind w:right="0" w:left="0" w:firstLine="0"/>
+              <w:spacing w:lineRule="auto" w:line="240" w:before="40" w:after="40"/>
             </w:pPr>
             <w:r>
               <w:t xml:space="preserve">string</w:t>
@@ -10710,8 +10710,8 @@
             <w:pPr>
               <w:pStyle w:val="Compact"/>
               <w:jc w:val="left"/>
-              <w:ind w:left="0" w:right="0" w:firstLine="0"/>
-              <w:spacing w:line="240" w:after="40" w:lineRule="auto" w:before="40"/>
+              <w:ind w:right="0" w:left="0" w:firstLine="0"/>
+              <w:spacing w:lineRule="auto" w:line="240" w:before="40" w:after="40"/>
             </w:pPr>
             <w:r>
               <w:t xml:space="preserve">nil</w:t>
@@ -10724,8 +10724,8 @@
             <w:pPr>
               <w:pStyle w:val="Compact"/>
               <w:jc w:val="left"/>
-              <w:ind w:left="0" w:right="0" w:firstLine="0"/>
-              <w:spacing w:line="240" w:after="40" w:lineRule="auto" w:before="40"/>
+              <w:ind w:right="0" w:left="0" w:firstLine="0"/>
+              <w:spacing w:lineRule="auto" w:line="240" w:before="40" w:after="40"/>
             </w:pPr>
             <w:r>
               <w:t xml:space="preserve">Base relation type. Typically</w:t>
@@ -10812,8 +10812,8 @@
             <w:pPr>
               <w:pStyle w:val="Compact"/>
               <w:jc w:val="left"/>
-              <w:ind w:left="0" w:right="0" w:firstLine="0"/>
-              <w:spacing w:line="240" w:after="40" w:lineRule="auto" w:before="40"/>
+              <w:ind w:right="0" w:left="0" w:firstLine="0"/>
+              <w:spacing w:lineRule="auto" w:line="240" w:before="40" w:after="40"/>
             </w:pPr>
             <w:r>
               <w:rPr>
@@ -10829,8 +10829,8 @@
             <w:pPr>
               <w:pStyle w:val="Compact"/>
               <w:jc w:val="left"/>
-              <w:ind w:left="0" w:right="0" w:firstLine="0"/>
-              <w:spacing w:line="240" w:after="40" w:lineRule="auto" w:before="40"/>
+              <w:ind w:right="0" w:left="0" w:firstLine="0"/>
+              <w:spacing w:lineRule="auto" w:line="240" w:before="40" w:after="40"/>
             </w:pPr>
             <w:r>
               <w:t xml:space="preserve">string</w:t>
@@ -10843,8 +10843,8 @@
             <w:pPr>
               <w:pStyle w:val="Compact"/>
               <w:jc w:val="left"/>
-              <w:ind w:left="0" w:right="0" w:firstLine="0"/>
-              <w:spacing w:line="240" w:after="40" w:lineRule="auto" w:before="40"/>
+              <w:ind w:right="0" w:left="0" w:firstLine="0"/>
+              <w:spacing w:lineRule="auto" w:line="240" w:before="40" w:after="40"/>
             </w:pPr>
             <w:r>
               <w:t xml:space="preserve">inherited</w:t>
@@ -10857,8 +10857,8 @@
             <w:pPr>
               <w:pStyle w:val="Compact"/>
               <w:jc w:val="left"/>
-              <w:ind w:left="0" w:right="0" w:firstLine="0"/>
-              <w:spacing w:line="240" w:after="40" w:lineRule="auto" w:before="40"/>
+              <w:ind w:right="0" w:left="0" w:firstLine="0"/>
+              <w:spacing w:lineRule="auto" w:line="240" w:before="40" w:after="40"/>
             </w:pPr>
             <w:r>
               <w:t xml:space="preserve">Override the inherited selector (</w:t>
@@ -10897,8 +10897,8 @@
             <w:pPr>
               <w:pStyle w:val="Compact"/>
               <w:jc w:val="left"/>
-              <w:ind w:left="0" w:right="0" w:firstLine="0"/>
-              <w:spacing w:line="240" w:after="40" w:lineRule="auto" w:before="40"/>
+              <w:ind w:right="0" w:left="0" w:firstLine="0"/>
+              <w:spacing w:lineRule="auto" w:line="240" w:before="40" w:after="40"/>
             </w:pPr>
             <w:r>
               <w:rPr>
@@ -10914,8 +10914,8 @@
             <w:pPr>
               <w:pStyle w:val="Compact"/>
               <w:jc w:val="left"/>
-              <w:ind w:left="0" w:right="0" w:firstLine="0"/>
-              <w:spacing w:line="240" w:after="40" w:lineRule="auto" w:before="40"/>
+              <w:ind w:right="0" w:left="0" w:firstLine="0"/>
+              <w:spacing w:lineRule="auto" w:line="240" w:before="40" w:after="40"/>
             </w:pPr>
             <w:r>
               <w:t xml:space="preserve">string</w:t>
@@ -10928,8 +10928,8 @@
             <w:pPr>
               <w:pStyle w:val="Compact"/>
               <w:jc w:val="left"/>
-              <w:ind w:left="0" w:right="0" w:firstLine="0"/>
-              <w:spacing w:line="240" w:after="40" w:lineRule="auto" w:before="40"/>
+              <w:ind w:right="0" w:left="0" w:firstLine="0"/>
+              <w:spacing w:lineRule="auto" w:line="240" w:before="40" w:after="40"/>
             </w:pPr>
             <w:r>
               <w:t xml:space="preserve">nil</w:t>
@@ -10942,8 +10942,8 @@
             <w:pPr>
               <w:pStyle w:val="Compact"/>
               <w:jc w:val="left"/>
-              <w:ind w:left="0" w:right="0" w:firstLine="0"/>
-              <w:spacing w:line="240" w:after="40" w:lineRule="auto" w:before="40"/>
+              <w:ind w:right="0" w:left="0" w:firstLine="0"/>
+              <w:spacing w:lineRule="auto" w:line="240" w:before="40" w:after="40"/>
             </w:pPr>
             <w:r>
               <w:t xml:space="preserve">Constrain the source object type (nil = any).</w:t>
@@ -10958,8 +10958,8 @@
             <w:pPr>
               <w:pStyle w:val="Compact"/>
               <w:jc w:val="left"/>
-              <w:ind w:left="0" w:right="0" w:firstLine="0"/>
-              <w:spacing w:line="240" w:after="40" w:lineRule="auto" w:before="40"/>
+              <w:ind w:right="0" w:left="0" w:firstLine="0"/>
+              <w:spacing w:lineRule="auto" w:line="240" w:before="40" w:after="40"/>
             </w:pPr>
             <w:r>
               <w:rPr>
@@ -10975,8 +10975,8 @@
             <w:pPr>
               <w:pStyle w:val="Compact"/>
               <w:jc w:val="left"/>
-              <w:ind w:left="0" w:right="0" w:firstLine="0"/>
-              <w:spacing w:line="240" w:after="40" w:lineRule="auto" w:before="40"/>
+              <w:ind w:right="0" w:left="0" w:firstLine="0"/>
+              <w:spacing w:lineRule="auto" w:line="240" w:before="40" w:after="40"/>
             </w:pPr>
             <w:r>
               <w:t xml:space="preserve">string</w:t>
@@ -10989,8 +10989,8 @@
             <w:pPr>
               <w:pStyle w:val="Compact"/>
               <w:jc w:val="left"/>
-              <w:ind w:left="0" w:right="0" w:firstLine="0"/>
-              <w:spacing w:line="240" w:after="40" w:lineRule="auto" w:before="40"/>
+              <w:ind w:right="0" w:left="0" w:firstLine="0"/>
+              <w:spacing w:lineRule="auto" w:line="240" w:before="40" w:after="40"/>
             </w:pPr>
             <w:r>
               <w:t xml:space="preserve">nil</w:t>
@@ -11003,8 +11003,8 @@
             <w:pPr>
               <w:pStyle w:val="Compact"/>
               <w:jc w:val="left"/>
-              <w:ind w:left="0" w:right="0" w:firstLine="0"/>
-              <w:spacing w:line="240" w:after="40" w:lineRule="auto" w:before="40"/>
+              <w:ind w:right="0" w:left="0" w:firstLine="0"/>
+              <w:spacing w:lineRule="auto" w:line="240" w:before="40" w:after="40"/>
             </w:pPr>
             <w:r>
               <w:t xml:space="preserve">Constrain the target type (nil = any). Comma-separated list accepted.</w:t>
@@ -11019,8 +11019,8 @@
             <w:pPr>
               <w:pStyle w:val="Compact"/>
               <w:jc w:val="left"/>
-              <w:ind w:left="0" w:right="0" w:firstLine="0"/>
-              <w:spacing w:line="240" w:after="40" w:lineRule="auto" w:before="40"/>
+              <w:ind w:right="0" w:left="0" w:firstLine="0"/>
+              <w:spacing w:lineRule="auto" w:line="240" w:before="40" w:after="40"/>
             </w:pPr>
             <w:r>
               <w:rPr>
@@ -11036,8 +11036,8 @@
             <w:pPr>
               <w:pStyle w:val="Compact"/>
               <w:jc w:val="left"/>
-              <w:ind w:left="0" w:right="0" w:firstLine="0"/>
-              <w:spacing w:line="240" w:after="40" w:lineRule="auto" w:before="40"/>
+              <w:ind w:right="0" w:left="0" w:firstLine="0"/>
+              <w:spacing w:lineRule="auto" w:line="240" w:before="40" w:after="40"/>
             </w:pPr>
             <w:r>
               <w:t xml:space="preserve">string</w:t>
@@ -11050,8 +11050,8 @@
             <w:pPr>
               <w:pStyle w:val="Compact"/>
               <w:jc w:val="left"/>
-              <w:ind w:left="0" w:right="0" w:firstLine="0"/>
-              <w:spacing w:line="240" w:after="40" w:lineRule="auto" w:before="40"/>
+              <w:ind w:right="0" w:left="0" w:firstLine="0"/>
+              <w:spacing w:lineRule="auto" w:line="240" w:before="40" w:after="40"/>
             </w:pPr>
             <w:r>
               <w:t xml:space="preserve">nil</w:t>
@@ -11064,8 +11064,8 @@
             <w:pPr>
               <w:pStyle w:val="Compact"/>
               <w:jc w:val="left"/>
-              <w:ind w:left="0" w:right="0" w:firstLine="0"/>
-              <w:spacing w:line="240" w:after="40" w:lineRule="auto" w:before="40"/>
+              <w:ind w:right="0" w:left="0" w:firstLine="0"/>
+              <w:spacing w:lineRule="auto" w:line="240" w:before="40" w:after="40"/>
             </w:pPr>
             <w:r>
               <w:t xml:space="preserve">Constrain to links inside this attribute.</w:t>
@@ -11080,8 +11080,8 @@
             <w:pPr>
               <w:pStyle w:val="Compact"/>
               <w:jc w:val="left"/>
-              <w:ind w:left="0" w:right="0" w:firstLine="0"/>
-              <w:spacing w:line="240" w:after="40" w:lineRule="auto" w:before="40"/>
+              <w:ind w:right="0" w:left="0" w:firstLine="0"/>
+              <w:spacing w:lineRule="auto" w:line="240" w:before="40" w:after="40"/>
             </w:pPr>
             <w:r>
               <w:rPr>
@@ -11097,8 +11097,8 @@
             <w:pPr>
               <w:pStyle w:val="Compact"/>
               <w:jc w:val="left"/>
-              <w:ind w:left="0" w:right="0" w:firstLine="0"/>
-              <w:spacing w:line="240" w:after="40" w:lineRule="auto" w:before="40"/>
+              <w:ind w:right="0" w:left="0" w:firstLine="0"/>
+              <w:spacing w:lineRule="auto" w:line="240" w:before="40" w:after="40"/>
             </w:pPr>
             <w:r>
               <w:t xml:space="preserve">boolean</w:t>
@@ -11111,8 +11111,8 @@
             <w:pPr>
               <w:pStyle w:val="Compact"/>
               <w:jc w:val="left"/>
-              <w:ind w:left="0" w:right="0" w:firstLine="0"/>
-              <w:spacing w:line="240" w:after="40" w:lineRule="auto" w:before="40"/>
+              <w:ind w:right="0" w:left="0" w:firstLine="0"/>
+              <w:spacing w:lineRule="auto" w:line="240" w:before="40" w:after="40"/>
             </w:pPr>
             <w:r>
               <w:t xml:space="preserve">false</w:t>
@@ -11125,8 +11125,8 @@
             <w:pPr>
               <w:pStyle w:val="Compact"/>
               <w:jc w:val="left"/>
-              <w:ind w:left="0" w:right="0" w:firstLine="0"/>
-              <w:spacing w:line="240" w:after="40" w:lineRule="auto" w:before="40"/>
+              <w:ind w:right="0" w:left="0" w:firstLine="0"/>
+              <w:spacing w:lineRule="auto" w:line="240" w:before="40" w:after="40"/>
             </w:pPr>
             <w:r>
               <w:t xml:space="preserve">Derive from the containment hierarchy instead of an explicit link.</w:t>
@@ -11314,12 +11314,12 @@
     </w:p>
     <w:p>
       <w:pPr>
-        <w:spacing w:line="20" w:lineRule="exact" w:before="0" w:after="0"/>
+        <w:spacing w:before="0" w:lineRule="exact" w:line="20" w:after="0"/>
         <w:rPr>
           <w:sz w:val="2"/>
         </w:rPr>
       </w:pPr>
-      <w:bookmarkStart w:id="48168" w:name="csv-tbl-model-view-fields"/>
+      <w:bookmarkStart w:name="csv-tbl-model-view-fields" w:id="48168"/>
       <w:bookmarkEnd w:id="48168"/>
     </w:p>
     <w:p>
@@ -11355,12 +11355,12 @@
         <w:tblW w:type="auto" w:w="0"/>
         <w:tblLook w:firstRow="1" w:lastRow="0" w:firstColumn="0" w:lastColumn="0" w:noHBand="0" w:noVBand="0" w:val="0020"/>
         <w:tblBorders>
-          <w:top w:val="single" w:sz="6" w:color="000000" w:space="0"/>
-          <w:left w:val="single" w:sz="6" w:color="000000" w:space="0"/>
-          <w:bottom w:val="single" w:sz="6" w:color="000000" w:space="0"/>
-          <w:right w:val="single" w:sz="6" w:color="000000" w:space="0"/>
-          <w:insideH w:val="single" w:sz="6" w:color="000000" w:space="0"/>
-          <w:insideV w:val="single" w:sz="6" w:color="000000" w:space="0"/>
+          <w:top w:sz="6" w:color="000000" w:space="0" w:val="single"/>
+          <w:left w:sz="6" w:color="000000" w:space="0" w:val="single"/>
+          <w:bottom w:sz="6" w:color="000000" w:space="0" w:val="single"/>
+          <w:right w:sz="6" w:color="000000" w:space="0" w:val="single"/>
+          <w:insideH w:sz="6" w:color="000000" w:space="0" w:val="single"/>
+          <w:insideV w:sz="6" w:color="000000" w:space="0" w:val="single"/>
         </w:tblBorders>
         <w:tblCellMar>
           <w:top w:type="dxa" w:w="57"/>
@@ -11381,14 +11381,14 @@
         </w:trPr>
         <w:tc>
           <w:tcPr>
-            <w:shd w:val="clear" w:fill="E8E8E8" w:color="auto"/>
+            <w:shd w:color="auto" w:fill="E8E8E8" w:val="clear"/>
           </w:tcPr>
           <w:p>
             <w:pPr>
               <w:pStyle w:val="Compact"/>
               <w:jc w:val="left"/>
-              <w:ind w:left="0" w:right="0" w:firstLine="0"/>
-              <w:spacing w:line="240" w:after="40" w:lineRule="auto" w:before="40"/>
+              <w:ind w:right="0" w:left="0" w:firstLine="0"/>
+              <w:spacing w:lineRule="auto" w:line="240" w:before="40" w:after="40"/>
             </w:pPr>
             <w:r>
               <w:rPr>
@@ -11400,14 +11400,14 @@
         </w:tc>
         <w:tc>
           <w:tcPr>
-            <w:shd w:val="clear" w:fill="E8E8E8" w:color="auto"/>
+            <w:shd w:color="auto" w:fill="E8E8E8" w:val="clear"/>
           </w:tcPr>
           <w:p>
             <w:pPr>
               <w:pStyle w:val="Compact"/>
               <w:jc w:val="left"/>
-              <w:ind w:left="0" w:right="0" w:firstLine="0"/>
-              <w:spacing w:line="240" w:after="40" w:lineRule="auto" w:before="40"/>
+              <w:ind w:right="0" w:left="0" w:firstLine="0"/>
+              <w:spacing w:lineRule="auto" w:line="240" w:before="40" w:after="40"/>
             </w:pPr>
             <w:r>
               <w:rPr>
@@ -11419,14 +11419,14 @@
         </w:tc>
         <w:tc>
           <w:tcPr>
-            <w:shd w:val="clear" w:fill="E8E8E8" w:color="auto"/>
+            <w:shd w:color="auto" w:fill="E8E8E8" w:val="clear"/>
           </w:tcPr>
           <w:p>
             <w:pPr>
               <w:pStyle w:val="Compact"/>
               <w:jc w:val="left"/>
-              <w:ind w:left="0" w:right="0" w:firstLine="0"/>
-              <w:spacing w:line="240" w:after="40" w:lineRule="auto" w:before="40"/>
+              <w:ind w:right="0" w:left="0" w:firstLine="0"/>
+              <w:spacing w:lineRule="auto" w:line="240" w:before="40" w:after="40"/>
             </w:pPr>
             <w:r>
               <w:rPr>
@@ -11438,14 +11438,14 @@
         </w:tc>
         <w:tc>
           <w:tcPr>
-            <w:shd w:val="clear" w:fill="E8E8E8" w:color="auto"/>
+            <w:shd w:color="auto" w:fill="E8E8E8" w:val="clear"/>
           </w:tcPr>
           <w:p>
             <w:pPr>
               <w:pStyle w:val="Compact"/>
               <w:jc w:val="left"/>
-              <w:ind w:left="0" w:right="0" w:firstLine="0"/>
-              <w:spacing w:line="240" w:after="40" w:lineRule="auto" w:before="40"/>
+              <w:ind w:right="0" w:left="0" w:firstLine="0"/>
+              <w:spacing w:lineRule="auto" w:line="240" w:before="40" w:after="40"/>
             </w:pPr>
             <w:r>
               <w:rPr>
@@ -11463,8 +11463,8 @@
             <w:pPr>
               <w:pStyle w:val="Compact"/>
               <w:jc w:val="left"/>
-              <w:ind w:left="0" w:right="0" w:firstLine="0"/>
-              <w:spacing w:line="240" w:after="40" w:lineRule="auto" w:before="40"/>
+              <w:ind w:right="0" w:left="0" w:firstLine="0"/>
+              <w:spacing w:lineRule="auto" w:line="240" w:before="40" w:after="40"/>
             </w:pPr>
             <w:r>
               <w:rPr>
@@ -11480,8 +11480,8 @@
             <w:pPr>
               <w:pStyle w:val="Compact"/>
               <w:jc w:val="left"/>
-              <w:ind w:left="0" w:right="0" w:firstLine="0"/>
-              <w:spacing w:line="240" w:after="40" w:lineRule="auto" w:before="40"/>
+              <w:ind w:right="0" w:left="0" w:firstLine="0"/>
+              <w:spacing w:lineRule="auto" w:line="240" w:before="40" w:after="40"/>
             </w:pPr>
             <w:r>
               <w:t xml:space="preserve">string</w:t>
@@ -11494,8 +11494,8 @@
             <w:pPr>
               <w:pStyle w:val="Compact"/>
               <w:jc w:val="left"/>
-              <w:ind w:left="0" w:right="0" w:firstLine="0"/>
-              <w:spacing w:line="240" w:after="40" w:lineRule="auto" w:before="40"/>
+              <w:ind w:right="0" w:left="0" w:firstLine="0"/>
+              <w:spacing w:lineRule="auto" w:line="240" w:before="40" w:after="40"/>
             </w:pPr>
             <w:r>
               <w:t xml:space="preserve">required</w:t>
@@ -11508,8 +11508,8 @@
             <w:pPr>
               <w:pStyle w:val="Compact"/>
               <w:jc w:val="left"/>
-              <w:ind w:left="0" w:right="0" w:firstLine="0"/>
-              <w:spacing w:line="240" w:after="40" w:lineRule="auto" w:before="40"/>
+              <w:ind w:right="0" w:left="0" w:firstLine="0"/>
+              <w:spacing w:lineRule="auto" w:line="240" w:before="40" w:after="40"/>
             </w:pPr>
             <w:r>
               <w:t xml:space="preserve">Unique identifier.</w:t>
@@ -11524,8 +11524,8 @@
             <w:pPr>
               <w:pStyle w:val="Compact"/>
               <w:jc w:val="left"/>
-              <w:ind w:left="0" w:right="0" w:firstLine="0"/>
-              <w:spacing w:line="240" w:after="40" w:lineRule="auto" w:before="40"/>
+              <w:ind w:right="0" w:left="0" w:firstLine="0"/>
+              <w:spacing w:lineRule="auto" w:line="240" w:before="40" w:after="40"/>
             </w:pPr>
             <w:r>
               <w:rPr>
@@ -11541,8 +11541,8 @@
             <w:pPr>
               <w:pStyle w:val="Compact"/>
               <w:jc w:val="left"/>
-              <w:ind w:left="0" w:right="0" w:firstLine="0"/>
-              <w:spacing w:line="240" w:after="40" w:lineRule="auto" w:before="40"/>
+              <w:ind w:right="0" w:left="0" w:firstLine="0"/>
+              <w:spacing w:lineRule="auto" w:line="240" w:before="40" w:after="40"/>
             </w:pPr>
             <w:r>
               <w:t xml:space="preserve">string</w:t>
@@ -11555,8 +11555,8 @@
             <w:pPr>
               <w:pStyle w:val="Compact"/>
               <w:jc w:val="left"/>
-              <w:ind w:left="0" w:right="0" w:firstLine="0"/>
-              <w:spacing w:line="240" w:after="40" w:lineRule="auto" w:before="40"/>
+              <w:ind w:right="0" w:left="0" w:firstLine="0"/>
+              <w:spacing w:lineRule="auto" w:line="240" w:before="40" w:after="40"/>
             </w:pPr>
             <w:r>
               <w:t xml:space="preserve">same as</w:t>
@@ -11578,8 +11578,8 @@
             <w:pPr>
               <w:pStyle w:val="Compact"/>
               <w:jc w:val="left"/>
-              <w:ind w:left="0" w:right="0" w:firstLine="0"/>
-              <w:spacing w:line="240" w:after="40" w:lineRule="auto" w:before="40"/>
+              <w:ind w:right="0" w:left="0" w:firstLine="0"/>
+              <w:spacing w:lineRule="auto" w:line="240" w:before="40" w:after="40"/>
             </w:pPr>
             <w:r>
               <w:t xml:space="preserve">Human-readable name.</w:t>
@@ -11594,8 +11594,8 @@
             <w:pPr>
               <w:pStyle w:val="Compact"/>
               <w:jc w:val="left"/>
-              <w:ind w:left="0" w:right="0" w:firstLine="0"/>
-              <w:spacing w:line="240" w:after="40" w:lineRule="auto" w:before="40"/>
+              <w:ind w:right="0" w:left="0" w:firstLine="0"/>
+              <w:spacing w:lineRule="auto" w:line="240" w:before="40" w:after="40"/>
             </w:pPr>
             <w:r>
               <w:rPr>
@@ -11611,8 +11611,8 @@
             <w:pPr>
               <w:pStyle w:val="Compact"/>
               <w:jc w:val="left"/>
-              <w:ind w:left="0" w:right="0" w:firstLine="0"/>
-              <w:spacing w:line="240" w:after="40" w:lineRule="auto" w:before="40"/>
+              <w:ind w:right="0" w:left="0" w:firstLine="0"/>
+              <w:spacing w:lineRule="auto" w:line="240" w:before="40" w:after="40"/>
             </w:pPr>
             <w:r>
               <w:t xml:space="preserve">string</w:t>
@@ -11625,8 +11625,8 @@
             <w:pPr>
               <w:pStyle w:val="Compact"/>
               <w:jc w:val="left"/>
-              <w:ind w:left="0" w:right="0" w:firstLine="0"/>
-              <w:spacing w:line="240" w:after="40" w:lineRule="auto" w:before="40"/>
+              <w:ind w:right="0" w:left="0" w:firstLine="0"/>
+              <w:spacing w:lineRule="auto" w:line="240" w:before="40" w:after="40"/>
             </w:pPr>
             <w:r>
               <w:t xml:space="preserve">nil</w:t>
@@ -11639,8 +11639,8 @@
             <w:pPr>
               <w:pStyle w:val="Compact"/>
               <w:jc w:val="left"/>
-              <w:ind w:left="0" w:right="0" w:firstLine="0"/>
-              <w:spacing w:line="240" w:after="40" w:lineRule="auto" w:before="40"/>
+              <w:ind w:right="0" w:left="0" w:firstLine="0"/>
+              <w:spacing w:lineRule="auto" w:line="240" w:before="40" w:after="40"/>
             </w:pPr>
             <w:r>
               <w:t xml:space="preserve">Prefix for inline-code dispatch (</w:t>
@@ -11679,8 +11679,8 @@
             <w:pPr>
               <w:pStyle w:val="Compact"/>
               <w:jc w:val="left"/>
-              <w:ind w:left="0" w:right="0" w:firstLine="0"/>
-              <w:spacing w:line="240" w:after="40" w:lineRule="auto" w:before="40"/>
+              <w:ind w:right="0" w:left="0" w:firstLine="0"/>
+              <w:spacing w:lineRule="auto" w:line="240" w:before="40" w:after="40"/>
             </w:pPr>
             <w:r>
               <w:rPr>
@@ -11696,8 +11696,8 @@
             <w:pPr>
               <w:pStyle w:val="Compact"/>
               <w:jc w:val="left"/>
-              <w:ind w:left="0" w:right="0" w:firstLine="0"/>
-              <w:spacing w:line="240" w:after="40" w:lineRule="auto" w:before="40"/>
+              <w:ind w:right="0" w:left="0" w:firstLine="0"/>
+              <w:spacing w:lineRule="auto" w:line="240" w:before="40" w:after="40"/>
             </w:pPr>
             <w:r>
               <w:t xml:space="preserve">list</w:t>
@@ -11710,8 +11710,8 @@
             <w:pPr>
               <w:pStyle w:val="Compact"/>
               <w:jc w:val="left"/>
-              <w:ind w:left="0" w:right="0" w:firstLine="0"/>
-              <w:spacing w:line="240" w:after="40" w:lineRule="auto" w:before="40"/>
+              <w:ind w:right="0" w:left="0" w:firstLine="0"/>
+              <w:spacing w:lineRule="auto" w:line="240" w:before="40" w:after="40"/>
             </w:pPr>
             <w:r>
               <w:t xml:space="preserve">nil</w:t>
@@ -11724,8 +11724,8 @@
             <w:pPr>
               <w:pStyle w:val="Compact"/>
               <w:jc w:val="left"/>
-              <w:ind w:left="0" w:right="0" w:firstLine="0"/>
-              <w:spacing w:line="240" w:after="40" w:lineRule="auto" w:before="40"/>
+              <w:ind w:right="0" w:left="0" w:firstLine="0"/>
+              <w:spacing w:lineRule="auto" w:line="240" w:before="40" w:after="40"/>
             </w:pPr>
             <w:r>
               <w:t xml:space="preserve">Alternative prefixes for the same view type.</w:t>
@@ -11740,8 +11740,8 @@
             <w:pPr>
               <w:pStyle w:val="Compact"/>
               <w:jc w:val="left"/>
-              <w:ind w:left="0" w:right="0" w:firstLine="0"/>
-              <w:spacing w:line="240" w:after="40" w:lineRule="auto" w:before="40"/>
+              <w:ind w:right="0" w:left="0" w:firstLine="0"/>
+              <w:spacing w:lineRule="auto" w:line="240" w:before="40" w:after="40"/>
             </w:pPr>
             <w:r>
               <w:rPr>
@@ -11757,8 +11757,8 @@
             <w:pPr>
               <w:pStyle w:val="Compact"/>
               <w:jc w:val="left"/>
-              <w:ind w:left="0" w:right="0" w:firstLine="0"/>
-              <w:spacing w:line="240" w:after="40" w:lineRule="auto" w:before="40"/>
+              <w:ind w:right="0" w:left="0" w:firstLine="0"/>
+              <w:spacing w:lineRule="auto" w:line="240" w:before="40" w:after="40"/>
             </w:pPr>
             <w:r>
               <w:t xml:space="preserve">string</w:t>
@@ -11771,8 +11771,8 @@
             <w:pPr>
               <w:pStyle w:val="Compact"/>
               <w:jc w:val="left"/>
-              <w:ind w:left="0" w:right="0" w:firstLine="0"/>
-              <w:spacing w:line="240" w:after="40" w:lineRule="auto" w:before="40"/>
+              <w:ind w:right="0" w:left="0" w:firstLine="0"/>
+              <w:spacing w:lineRule="auto" w:line="240" w:before="40" w:after="40"/>
             </w:pPr>
             <w:r>
               <w:t xml:space="preserve">nil</w:t>
@@ -11785,8 +11785,8 @@
             <w:pPr>
               <w:pStyle w:val="Compact"/>
               <w:jc w:val="left"/>
-              <w:ind w:left="0" w:right="0" w:firstLine="0"/>
-              <w:spacing w:line="240" w:after="40" w:lineRule="auto" w:before="40"/>
+              <w:ind w:right="0" w:left="0" w:firstLine="0"/>
+              <w:spacing w:lineRule="auto" w:line="240" w:before="40" w:after="40"/>
             </w:pPr>
             <w:r>
               <w:t xml:space="preserve">Strategy (</w:t>
@@ -11822,8 +11822,8 @@
             <w:pPr>
               <w:pStyle w:val="Compact"/>
               <w:jc w:val="left"/>
-              <w:ind w:left="0" w:right="0" w:firstLine="0"/>
-              <w:spacing w:line="240" w:after="40" w:lineRule="auto" w:before="40"/>
+              <w:ind w:right="0" w:left="0" w:firstLine="0"/>
+              <w:spacing w:lineRule="auto" w:line="240" w:before="40" w:after="40"/>
             </w:pPr>
             <w:r>
               <w:rPr>
@@ -11839,8 +11839,8 @@
             <w:pPr>
               <w:pStyle w:val="Compact"/>
               <w:jc w:val="left"/>
-              <w:ind w:left="0" w:right="0" w:firstLine="0"/>
-              <w:spacing w:line="240" w:after="40" w:lineRule="auto" w:before="40"/>
+              <w:ind w:right="0" w:left="0" w:firstLine="0"/>
+              <w:spacing w:lineRule="auto" w:line="240" w:before="40" w:after="40"/>
             </w:pPr>
             <w:r>
               <w:t xml:space="preserve">string</w:t>
@@ -11853,8 +11853,8 @@
             <w:pPr>
               <w:pStyle w:val="Compact"/>
               <w:jc w:val="left"/>
-              <w:ind w:left="0" w:right="0" w:firstLine="0"/>
-              <w:spacing w:line="240" w:after="40" w:lineRule="auto" w:before="40"/>
+              <w:ind w:right="0" w:left="0" w:firstLine="0"/>
+              <w:spacing w:lineRule="auto" w:line="240" w:before="40" w:after="40"/>
             </w:pPr>
             <w:r>
               <w:t xml:space="preserve">nil</w:t>
@@ -11867,8 +11867,8 @@
             <w:pPr>
               <w:pStyle w:val="Compact"/>
               <w:jc w:val="left"/>
-              <w:ind w:left="0" w:right="0" w:firstLine="0"/>
-              <w:spacing w:line="240" w:after="40" w:lineRule="auto" w:before="40"/>
+              <w:ind w:right="0" w:left="0" w:firstLine="0"/>
+              <w:spacing w:lineRule="auto" w:line="240" w:before="40" w:after="40"/>
             </w:pPr>
             <w:r>
               <w:t xml:space="preserve">Counter group for numbered views.</w:t>
@@ -11883,8 +11883,8 @@
             <w:pPr>
               <w:pStyle w:val="Compact"/>
               <w:jc w:val="left"/>
-              <w:ind w:left="0" w:right="0" w:firstLine="0"/>
-              <w:spacing w:line="240" w:after="40" w:lineRule="auto" w:before="40"/>
+              <w:ind w:right="0" w:left="0" w:firstLine="0"/>
+              <w:spacing w:lineRule="auto" w:line="240" w:before="40" w:after="40"/>
             </w:pPr>
             <w:r>
               <w:rPr>
@@ -11900,8 +11900,8 @@
             <w:pPr>
               <w:pStyle w:val="Compact"/>
               <w:jc w:val="left"/>
-              <w:ind w:left="0" w:right="0" w:firstLine="0"/>
-              <w:spacing w:line="240" w:after="40" w:lineRule="auto" w:before="40"/>
+              <w:ind w:right="0" w:left="0" w:firstLine="0"/>
+              <w:spacing w:lineRule="auto" w:line="240" w:before="40" w:after="40"/>
             </w:pPr>
             <w:r>
               <w:t xml:space="preserve">string</w:t>
@@ -11914,8 +11914,8 @@
             <w:pPr>
               <w:pStyle w:val="Compact"/>
               <w:jc w:val="left"/>
-              <w:ind w:left="0" w:right="0" w:firstLine="0"/>
-              <w:spacing w:line="240" w:after="40" w:lineRule="auto" w:before="40"/>
+              <w:ind w:right="0" w:left="0" w:firstLine="0"/>
+              <w:spacing w:lineRule="auto" w:line="240" w:before="40" w:after="40"/>
             </w:pPr>
             <w:r>
               <w:t xml:space="preserve">nil</w:t>
@@ -11928,8 +11928,8 @@
             <w:pPr>
               <w:pStyle w:val="Compact"/>
               <w:jc w:val="left"/>
-              <w:ind w:left="0" w:right="0" w:firstLine="0"/>
-              <w:spacing w:line="240" w:after="40" w:lineRule="auto" w:before="40"/>
+              <w:ind w:right="0" w:left="0" w:firstLine="0"/>
+              <w:spacing w:lineRule="auto" w:line="240" w:before="40" w:after="40"/>
             </w:pPr>
             <w:r>
               <w:t xml:space="preserve">The view-element subtype this view aggregates (e.g. </w:t>
@@ -11953,8 +11953,8 @@
             <w:pPr>
               <w:pStyle w:val="Compact"/>
               <w:jc w:val="left"/>
-              <w:ind w:left="0" w:right="0" w:firstLine="0"/>
-              <w:spacing w:line="240" w:after="40" w:lineRule="auto" w:before="40"/>
+              <w:ind w:right="0" w:left="0" w:firstLine="0"/>
+              <w:spacing w:lineRule="auto" w:line="240" w:before="40" w:after="40"/>
             </w:pPr>
             <w:r>
               <w:rPr>
@@ -11970,8 +11970,8 @@
             <w:pPr>
               <w:pStyle w:val="Compact"/>
               <w:jc w:val="left"/>
-              <w:ind w:left="0" w:right="0" w:firstLine="0"/>
-              <w:spacing w:line="240" w:after="40" w:lineRule="auto" w:before="40"/>
+              <w:ind w:right="0" w:left="0" w:firstLine="0"/>
+              <w:spacing w:lineRule="auto" w:line="240" w:before="40" w:after="40"/>
             </w:pPr>
             <w:r>
               <w:t xml:space="preserve">boolean</w:t>
@@ -11984,8 +11984,8 @@
             <w:pPr>
               <w:pStyle w:val="Compact"/>
               <w:jc w:val="left"/>
-              <w:ind w:left="0" w:right="0" w:firstLine="0"/>
-              <w:spacing w:line="240" w:after="40" w:lineRule="auto" w:before="40"/>
+              <w:ind w:right="0" w:left="0" w:firstLine="0"/>
+              <w:spacing w:lineRule="auto" w:line="240" w:before="40" w:after="40"/>
             </w:pPr>
             <w:r>
               <w:t xml:space="preserve">false</w:t>
@@ -11998,8 +11998,8 @@
             <w:pPr>
               <w:pStyle w:val="Compact"/>
               <w:jc w:val="left"/>
-              <w:ind w:left="0" w:right="0" w:firstLine="0"/>
-              <w:spacing w:line="240" w:after="40" w:lineRule="auto" w:before="40"/>
+              <w:ind w:right="0" w:left="0" w:firstLine="0"/>
+              <w:spacing w:lineRule="auto" w:line="240" w:before="40" w:after="40"/>
             </w:pPr>
             <w:r>
               <w:t xml:space="preserve">See</w:t>
@@ -12356,12 +12356,12 @@
     </w:p>
     <w:p>
       <w:pPr>
-        <w:spacing w:line="20" w:lineRule="exact" w:before="0" w:after="0"/>
+        <w:spacing w:before="0" w:lineRule="exact" w:line="20" w:after="0"/>
         <w:rPr>
           <w:sz w:val="2"/>
         </w:rPr>
       </w:pPr>
-      <w:bookmarkStart w:id="60226" w:name="listing-src-model-verification-view"/>
+      <w:bookmarkStart w:name="listing-src-model-verification-view" w:id="60226"/>
       <w:bookmarkEnd w:id="60226"/>
     </w:p>
     <w:p>
@@ -12745,12 +12745,12 @@
     </w:p>
     <w:p>
       <w:pPr>
-        <w:spacing w:line="20" w:lineRule="exact" w:before="0" w:after="0"/>
+        <w:spacing w:before="0" w:lineRule="exact" w:line="20" w:after="0"/>
         <w:rPr>
           <w:sz w:val="2"/>
         </w:rPr>
       </w:pPr>
-      <w:bookmarkStart w:id="31062" w:name="listing-src-model-suppress-verification-view"/>
+      <w:bookmarkStart w:name="listing-src-model-suppress-verification-view" w:id="31062"/>
       <w:bookmarkEnd w:id="31062"/>
     </w:p>
     <w:p>
@@ -12987,12 +12987,12 @@
     </w:p>
     <w:p>
       <w:pPr>
-        <w:spacing w:line="20" w:lineRule="exact" w:before="0" w:after="0"/>
+        <w:spacing w:before="0" w:lineRule="exact" w:line="20" w:after="0"/>
         <w:rPr>
           <w:sz w:val="2"/>
         </w:rPr>
       </w:pPr>
-      <w:bookmarkStart w:id="36387" w:name="listing-src-model-external-render"/>
+      <w:bookmarkStart w:name="listing-src-model-external-render" w:id="36387"/>
       <w:bookmarkEnd w:id="36387"/>
     </w:p>
     <w:p>
@@ -13461,12 +13461,12 @@
     </w:p>
     <w:p>
       <w:pPr>
-        <w:spacing w:line="20" w:lineRule="exact" w:before="0" w:after="0"/>
+        <w:spacing w:before="0" w:lineRule="exact" w:line="20" w:after="0"/>
         <w:rPr>
           <w:sz w:val="2"/>
         </w:rPr>
       </w:pPr>
-      <w:bookmarkStart w:id="11166" w:name="csv-tbl-model-task-descriptor"/>
+      <w:bookmarkStart w:name="csv-tbl-model-task-descriptor" w:id="11166"/>
       <w:bookmarkEnd w:id="11166"/>
     </w:p>
     <w:p>
@@ -13502,12 +13502,12 @@
         <w:tblW w:type="auto" w:w="0"/>
         <w:tblLook w:firstRow="1" w:lastRow="0" w:firstColumn="0" w:lastColumn="0" w:noHBand="0" w:noVBand="0" w:val="0020"/>
         <w:tblBorders>
-          <w:top w:val="single" w:sz="6" w:color="000000" w:space="0"/>
-          <w:left w:val="single" w:sz="6" w:color="000000" w:space="0"/>
-          <w:bottom w:val="single" w:sz="6" w:color="000000" w:space="0"/>
-          <w:right w:val="single" w:sz="6" w:color="000000" w:space="0"/>
-          <w:insideH w:val="single" w:sz="6" w:color="000000" w:space="0"/>
-          <w:insideV w:val="single" w:sz="6" w:color="000000" w:space="0"/>
+          <w:top w:sz="6" w:color="000000" w:space="0" w:val="single"/>
+          <w:left w:sz="6" w:color="000000" w:space="0" w:val="single"/>
+          <w:bottom w:sz="6" w:color="000000" w:space="0" w:val="single"/>
+          <w:right w:sz="6" w:color="000000" w:space="0" w:val="single"/>
+          <w:insideH w:sz="6" w:color="000000" w:space="0" w:val="single"/>
+          <w:insideV w:sz="6" w:color="000000" w:space="0" w:val="single"/>
         </w:tblBorders>
         <w:tblCellMar>
           <w:top w:type="dxa" w:w="57"/>
@@ -13526,14 +13526,14 @@
         </w:trPr>
         <w:tc>
           <w:tcPr>
-            <w:shd w:val="clear" w:fill="E8E8E8" w:color="auto"/>
+            <w:shd w:color="auto" w:fill="E8E8E8" w:val="clear"/>
           </w:tcPr>
           <w:p>
             <w:pPr>
               <w:pStyle w:val="Compact"/>
               <w:jc w:val="left"/>
-              <w:ind w:left="0" w:right="0" w:firstLine="0"/>
-              <w:spacing w:line="240" w:after="40" w:lineRule="auto" w:before="40"/>
+              <w:ind w:right="0" w:left="0" w:firstLine="0"/>
+              <w:spacing w:lineRule="auto" w:line="240" w:before="40" w:after="40"/>
             </w:pPr>
             <w:r>
               <w:rPr>
@@ -13545,14 +13545,14 @@
         </w:tc>
         <w:tc>
           <w:tcPr>
-            <w:shd w:val="clear" w:fill="E8E8E8" w:color="auto"/>
+            <w:shd w:color="auto" w:fill="E8E8E8" w:val="clear"/>
           </w:tcPr>
           <w:p>
             <w:pPr>
               <w:pStyle w:val="Compact"/>
               <w:jc w:val="left"/>
-              <w:ind w:left="0" w:right="0" w:firstLine="0"/>
-              <w:spacing w:line="240" w:after="40" w:lineRule="auto" w:before="40"/>
+              <w:ind w:right="0" w:left="0" w:firstLine="0"/>
+              <w:spacing w:lineRule="auto" w:line="240" w:before="40" w:after="40"/>
             </w:pPr>
             <w:r>
               <w:rPr>
@@ -13570,8 +13570,8 @@
             <w:pPr>
               <w:pStyle w:val="Compact"/>
               <w:jc w:val="left"/>
-              <w:ind w:left="0" w:right="0" w:firstLine="0"/>
-              <w:spacing w:line="240" w:after="40" w:lineRule="auto" w:before="40"/>
+              <w:ind w:right="0" w:left="0" w:firstLine="0"/>
+              <w:spacing w:lineRule="auto" w:line="240" w:before="40" w:after="40"/>
             </w:pPr>
             <w:r>
               <w:rPr>
@@ -13611,8 +13611,8 @@
             <w:pPr>
               <w:pStyle w:val="Compact"/>
               <w:jc w:val="left"/>
-              <w:ind w:left="0" w:right="0" w:firstLine="0"/>
-              <w:spacing w:line="240" w:after="40" w:lineRule="auto" w:before="40"/>
+              <w:ind w:right="0" w:left="0" w:firstLine="0"/>
+              <w:spacing w:lineRule="auto" w:line="240" w:before="40" w:after="40"/>
             </w:pPr>
             <w:r>
               <w:t xml:space="preserve">Process to spawn and its options.</w:t>
@@ -13657,8 +13657,8 @@
             <w:pPr>
               <w:pStyle w:val="Compact"/>
               <w:jc w:val="left"/>
-              <w:ind w:left="0" w:right="0" w:firstLine="0"/>
-              <w:spacing w:line="240" w:after="40" w:lineRule="auto" w:before="40"/>
+              <w:ind w:right="0" w:left="0" w:firstLine="0"/>
+              <w:spacing w:lineRule="auto" w:line="240" w:before="40" w:after="40"/>
             </w:pPr>
             <w:r>
               <w:rPr>
@@ -13674,8 +13674,8 @@
             <w:pPr>
               <w:pStyle w:val="Compact"/>
               <w:jc w:val="left"/>
-              <w:ind w:left="0" w:right="0" w:firstLine="0"/>
-              <w:spacing w:line="240" w:after="40" w:lineRule="auto" w:before="40"/>
+              <w:ind w:right="0" w:left="0" w:firstLine="0"/>
+              <w:spacing w:lineRule="auto" w:line="240" w:before="40" w:after="40"/>
             </w:pPr>
             <w:r>
               <w:t xml:space="preserve">File-based cache key. If the file already exists, the process is not spawned —</w:t>
@@ -13705,8 +13705,8 @@
             <w:pPr>
               <w:pStyle w:val="Compact"/>
               <w:jc w:val="left"/>
-              <w:ind w:left="0" w:right="0" w:firstLine="0"/>
-              <w:spacing w:line="240" w:after="40" w:lineRule="auto" w:before="40"/>
+              <w:ind w:right="0" w:left="0" w:firstLine="0"/>
+              <w:spacing w:lineRule="auto" w:line="240" w:before="40" w:after="40"/>
             </w:pPr>
             <w:r>
               <w:rPr>
@@ -13722,8 +13722,8 @@
             <w:pPr>
               <w:pStyle w:val="Compact"/>
               <w:jc w:val="left"/>
-              <w:ind w:left="0" w:right="0" w:firstLine="0"/>
-              <w:spacing w:line="240" w:after="40" w:lineRule="auto" w:before="40"/>
+              <w:ind w:right="0" w:left="0" w:firstLine="0"/>
+              <w:spacing w:lineRule="auto" w:line="240" w:before="40" w:after="40"/>
             </w:pPr>
             <w:r>
               <w:t xml:space="preserve">Arbitrary table passed through to</w:t>
@@ -13814,12 +13814,12 @@
     </w:p>
     <w:p>
       <w:pPr>
-        <w:spacing w:line="20" w:lineRule="exact" w:before="0" w:after="0"/>
+        <w:spacing w:before="0" w:lineRule="exact" w:line="20" w:after="0"/>
         <w:rPr>
           <w:sz w:val="2"/>
         </w:rPr>
       </w:pPr>
-      <w:bookmarkStart w:id="53074" w:name="listing-src-model-project-yaml"/>
+      <w:bookmarkStart w:name="listing-src-model-project-yaml" w:id="53074"/>
       <w:bookmarkEnd w:id="53074"/>
     </w:p>
     <w:p>
@@ -14373,12 +14373,12 @@
     <w:tblPr>
       <w:tblW w:type="pct" w:w="5000"/>
       <w:tblBorders>
-        <w:top w:val="single" w:sz="4" w:color="CCCCCC" w:space="1"/>
-        <w:bottom w:val="none" w:sz="0" w:color="auto" w:space="0"/>
-        <w:left w:val="none" w:sz="0" w:color="auto" w:space="0"/>
-        <w:right w:val="none" w:sz="0" w:color="auto" w:space="0"/>
-        <w:insideH w:val="none" w:sz="0" w:color="auto" w:space="0"/>
-        <w:insideV w:val="none" w:sz="0" w:color="auto" w:space="0"/>
+        <w:top w:sz="4" w:color="CCCCCC" w:space="1" w:val="single"/>
+        <w:bottom w:sz="0" w:color="auto" w:space="0" w:val="none"/>
+        <w:left w:sz="0" w:color="auto" w:space="0" w:val="none"/>
+        <w:right w:sz="0" w:color="auto" w:space="0" w:val="none"/>
+        <w:insideH w:sz="0" w:color="auto" w:space="0" w:val="none"/>
+        <w:insideV w:sz="0" w:color="auto" w:space="0" w:val="none"/>
       </w:tblBorders>
       <w:tblLayout w:type="fixed"/>
     </w:tblPr>
@@ -14547,7 +14547,7 @@
       <w:lvlText w:val="%1"/>
       <w:lvlJc w:val="left"/>
       <w:pPr>
-        <w:ind w:left="0" w:hanging="0"/>
+        <w:ind w:hanging="0" w:left="0"/>
       </w:pPr>
     </w:lvl>
     <w:lvl w:ilvl="1">
@@ -14559,7 +14559,7 @@
       <w:lvlText w:val="%1.%2"/>
       <w:lvlJc w:val="left"/>
       <w:pPr>
-        <w:ind w:left="0" w:hanging="0"/>
+        <w:ind w:hanging="0" w:left="0"/>
       </w:pPr>
     </w:lvl>
     <w:lvl w:ilvl="2">
@@ -14571,7 +14571,7 @@
       <w:lvlText w:val="%1.%2.%3"/>
       <w:lvlJc w:val="left"/>
       <w:pPr>
-        <w:ind w:left="0" w:hanging="0"/>
+        <w:ind w:hanging="0" w:left="0"/>
       </w:pPr>
     </w:lvl>
     <w:lvl w:ilvl="3">
@@ -14583,7 +14583,7 @@
       <w:lvlText w:val="%1.%2.%3.%4"/>
       <w:lvlJc w:val="left"/>
       <w:pPr>
-        <w:ind w:left="0" w:hanging="0"/>
+        <w:ind w:hanging="0" w:left="0"/>
       </w:pPr>
     </w:lvl>
     <w:lvl w:ilvl="4">
@@ -14595,7 +14595,7 @@
       <w:lvlText w:val="%1.%2.%3.%4.%5"/>
       <w:lvlJc w:val="left"/>
       <w:pPr>
-        <w:ind w:left="0" w:hanging="0"/>
+        <w:ind w:hanging="0" w:left="0"/>
       </w:pPr>
     </w:lvl>
   </w:abstractNum>
@@ -15856,7 +15856,7 @@
     <w:basedOn w:val="VerbatimChar"/>
     <w:rPr/>
   </w:style>
-  <w:style w:styleId="VerbatimChar" w:type="character" w:customStyle="1">
+  <w:style w:styleId="VerbatimChar" w:customStyle="1" w:type="character">
     <w:name w:val="Verbatim Char"/>
     <w:rPr>
       <w:rFonts w:hAnsi="Courier New" w:ascii="Courier New" w:cs="Courier New"/>
@@ -15864,19 +15864,19 @@
       <w:szCs w:val="20"/>
     </w:rPr>
   </w:style>
-  <w:style w:styleId="SourceCode" w:type="paragraph" w:customStyle="1">
+  <w:style w:styleId="SourceCode" w:customStyle="1" w:type="paragraph">
     <w:name w:val="Source Code"/>
     <w:basedOn w:val="Normal"/>
     <w:pPr>
-      <w:spacing w:line="240" w:after="0" w:lineRule="auto" w:before="0"/>
+      <w:spacing w:lineRule="auto" w:line="240" w:before="0" w:after="0"/>
       <w:jc w:val="left"/>
       <w:pBdr>
-        <w:top w:val="single" w:sz="4" w:color="CCCCCC" w:space="1"/>
-        <w:bottom w:val="single" w:sz="4" w:color="CCCCCC" w:space="1"/>
-        <w:left w:val="single" w:sz="4" w:color="CCCCCC" w:space="1"/>
-        <w:right w:val="single" w:sz="4" w:color="CCCCCC" w:space="1"/>
+        <w:top w:sz="4" w:color="CCCCCC" w:space="1" w:val="single"/>
+        <w:bottom w:sz="4" w:color="CCCCCC" w:space="1" w:val="single"/>
+        <w:left w:sz="4" w:color="CCCCCC" w:space="1" w:val="single"/>
+        <w:right w:sz="4" w:color="CCCCCC" w:space="1" w:val="single"/>
       </w:pBdr>
-      <w:shd w:val="clear" w:fill="F5F5F5" w:color="auto"/>
+      <w:shd w:color="auto" w:fill="F5F5F5" w:val="clear"/>
     </w:pPr>
     <w:rPr>
       <w:rFonts w:hAnsi="Courier New" w:ascii="Courier New" w:cs="Courier New"/>
@@ -15884,14 +15884,14 @@
       <w:szCs w:val="20"/>
     </w:rPr>
   </w:style>
-  <w:style w:styleId="SpecObjectHeader" w:type="paragraph" w:customStyle="1">
+  <w:style w:styleId="SpecObjectHeader" w:customStyle="1" w:type="paragraph">
     <w:name w:val="Spec Object Header"/>
     <w:basedOn w:val="Normal"/>
     <w:next w:val="FirstParagraph"/>
     <w:qFormat/>
     <w:pPr>
       <w:keepNext/>
-      <w:spacing w:line="276" w:after="120" w:lineRule="auto" w:before="280"/>
+      <w:spacing w:lineRule="auto" w:line="276" w:before="280" w:after="120"/>
       <w:outlineLvl w:val="0"/>
     </w:pPr>
     <w:rPr>

--- a/manual/downloads/creating-a-model.docx
+++ b/manual/downloads/creating-a-model.docx
@@ -2,7 +2,7 @@
 <file path=word/document.xml><?xml version="1.0" encoding="utf-8"?>
 <w:document xmlns:w="http://schemas.openxmlformats.org/wordprocessingml/2006/main" xmlns:m="http://schemas.openxmlformats.org/officeDocument/2006/math" xmlns:r="http://schemas.openxmlformats.org/officeDocument/2006/relationships" xmlns:o="urn:schemas-microsoft-com:office:office" xmlns:v="urn:schemas-microsoft-com:vml" xmlns:w10="urn:schemas-microsoft-com:office:word" xmlns:a="http://schemas.openxmlformats.org/drawingml/2006/main" xmlns:pic="http://schemas.openxmlformats.org/drawingml/2006/picture" xmlns:wp="http://schemas.openxmlformats.org/drawingml/2006/wordprocessingDrawing">
   <w:body>
-    <w:bookmarkStart w:id="9" w:name="SPEC"/>
+    <w:bookmarkStart w:id="20" w:name="SPEC"/>
     <w:p>
       <w:pPr>
         <w:pStyle w:val="Title"/>
@@ -11,8 +11,8 @@
         <w:t xml:space="preserve">Guide: Creating a Custom Model</w:t>
       </w:r>
     </w:p>
-    <w:bookmarkEnd w:id="9"/>
-    <w:bookmarkStart w:id="10" w:name="introduction"/>
+    <w:bookmarkEnd w:id="20"/>
+    <w:bookmarkStart w:id="21" w:name="introduction"/>
     <w:p>
       <w:pPr>
         <w:pStyle w:val="Heading1"/>
@@ -37,8 +37,8 @@
       </w:r>
       <w:r>
         <w:rPr>
+          <w:bCs/>
           <w:b/>
-          <w:bCs/>
         </w:rPr>
         <w:t xml:space="preserve">model</w:t>
       </w:r>
@@ -141,8 +141,8 @@
       </w:r>
       <w:r>
         <w:rPr>
+          <w:bCs/>
           <w:b/>
-          <w:bCs/>
         </w:rPr>
         <w:t xml:space="preserve">one Lua file that returns one descriptor table</w:t>
       </w:r>
@@ -229,11 +229,11 @@
     </w:p>
     <w:p>
       <w:pPr>
-        <w:pStyle w:val="Compact"/>
         <w:numPr>
           <w:ilvl w:val="0"/>
           <w:numId w:val="1001"/>
         </w:numPr>
+        <w:pStyle w:val="Compact"/>
       </w:pPr>
       <w:r>
         <w:t xml:space="preserve">Decide the</w:t>
@@ -243,8 +243,8 @@
       </w:r>
       <w:r>
         <w:rPr>
+          <w:bCs/>
           <w:b/>
-          <w:bCs/>
         </w:rPr>
         <w:t xml:space="preserve">kind</w:t>
       </w:r>
@@ -326,11 +326,11 @@
     </w:p>
     <w:p>
       <w:pPr>
-        <w:pStyle w:val="Compact"/>
         <w:numPr>
           <w:ilvl w:val="0"/>
           <w:numId w:val="1001"/>
         </w:numPr>
+        <w:pStyle w:val="Compact"/>
       </w:pPr>
       <w:r>
         <w:t xml:space="preserve">Put your data in</w:t>
@@ -341,8 +341,8 @@
       <w:r>
         <w:rPr>
           <w:rStyle w:val="VerbatimChar"/>
+          <w:bCs/>
           <w:b/>
-          <w:bCs/>
         </w:rPr>
         <w:t xml:space="preserve">schema</w:t>
       </w:r>
@@ -391,11 +391,11 @@
     </w:p>
     <w:p>
       <w:pPr>
-        <w:pStyle w:val="Compact"/>
         <w:numPr>
           <w:ilvl w:val="0"/>
           <w:numId w:val="1001"/>
         </w:numPr>
+        <w:pStyle w:val="Compact"/>
       </w:pPr>
       <w:r>
         <w:t xml:space="preserve">Pick the</w:t>
@@ -405,8 +405,8 @@
       </w:r>
       <w:r>
         <w:rPr>
+          <w:bCs/>
           <w:b/>
-          <w:bCs/>
         </w:rPr>
         <w:t xml:space="preserve">hook</w:t>
       </w:r>
@@ -512,8 +512,8 @@
         <w:t xml:space="preserve">and inherits everything else.</w:t>
       </w:r>
     </w:p>
-    <w:bookmarkEnd w:id="10"/>
-    <w:bookmarkStart w:id="11" w:name="quick-start-template"/>
+    <w:bookmarkEnd w:id="21"/>
+    <w:bookmarkStart w:id="22" w:name="quick-start-template"/>
     <w:p>
       <w:pPr>
         <w:pStyle w:val="Heading1"/>
@@ -536,7 +536,7 @@
     </w:p>
     <w:p>
       <w:pPr>
-        <w:spacing w:lineRule="exact" w:line="20" w:after="0" w:before="0"/>
+        <w:spacing w:line="20" w:before="0" w:lineRule="exact" w:after="0"/>
         <w:rPr>
           <w:sz w:val="2"/>
         </w:rPr>
@@ -1072,8 +1072,8 @@
         <w:t xml:space="preserve">.</w:t>
       </w:r>
     </w:p>
-    <w:bookmarkEnd w:id="11"/>
-    <w:bookmarkStart w:id="12" w:name="X28a873432c06de18bd58c18d70a0f0b18060895"/>
+    <w:bookmarkEnd w:id="22"/>
+    <w:bookmarkStart w:id="23" w:name="X28a873432c06de18bd58c18d70a0f0b18060895"/>
     <w:p>
       <w:pPr>
         <w:pStyle w:val="Heading1"/>
@@ -1098,8 +1098,8 @@
       </w:r>
       <w:r>
         <w:rPr>
+          <w:bCs/>
           <w:b/>
-          <w:bCs/>
         </w:rPr>
         <w:t xml:space="preserve">inside your project directory</w:t>
       </w:r>
@@ -1150,7 +1150,7 @@
     </w:p>
     <w:p>
       <w:pPr>
-        <w:spacing w:lineRule="exact" w:line="20" w:after="0" w:before="0"/>
+        <w:spacing w:line="20" w:before="0" w:lineRule="exact" w:after="0"/>
         <w:rPr>
           <w:sz w:val="2"/>
         </w:rPr>
@@ -1261,7 +1261,7 @@
     </w:p>
     <w:p>
       <w:pPr>
-        <w:spacing w:lineRule="exact" w:line="20" w:after="0" w:before="0"/>
+        <w:spacing w:line="20" w:before="0" w:lineRule="exact" w:after="0"/>
         <w:rPr>
           <w:sz w:val="2"/>
         </w:rPr>
@@ -2076,7 +2076,7 @@
     </w:p>
     <w:p>
       <w:pPr>
-        <w:spacing w:lineRule="exact" w:line="20" w:after="0" w:before="0"/>
+        <w:spacing w:line="20" w:before="0" w:lineRule="exact" w:after="0"/>
         <w:rPr>
           <w:sz w:val="2"/>
         </w:rPr>
@@ -2334,8 +2334,8 @@
         <w:t xml:space="preserve">cross-references from anywhere in the document — all without a single line of behaviour code.</w:t>
       </w:r>
     </w:p>
-    <w:bookmarkEnd w:id="12"/>
-    <w:bookmarkStart w:id="13" w:name="overlay"/>
+    <w:bookmarkEnd w:id="23"/>
+    <w:bookmarkStart w:id="24" w:name="overlay"/>
     <w:p>
       <w:pPr>
         <w:pStyle w:val="Heading1"/>
@@ -2360,8 +2360,8 @@
       </w:r>
       <w:r>
         <w:rPr>
+          <w:bCs/>
           <w:b/>
-          <w:bCs/>
         </w:rPr>
         <w:t xml:space="preserve">overlays</w:t>
       </w:r>
@@ -2413,11 +2413,11 @@
     </w:p>
     <w:p>
       <w:pPr>
-        <w:pStyle w:val="Compact"/>
         <w:numPr>
           <w:ilvl w:val="0"/>
           <w:numId w:val="1002"/>
         </w:numPr>
+        <w:pStyle w:val="Compact"/>
       </w:pPr>
       <w:r>
         <w:rPr>
@@ -2434,11 +2434,11 @@
     </w:p>
     <w:p>
       <w:pPr>
-        <w:pStyle w:val="Compact"/>
         <w:numPr>
           <w:ilvl w:val="0"/>
           <w:numId w:val="1002"/>
         </w:numPr>
+        <w:pStyle w:val="Compact"/>
       </w:pPr>
       <w:r>
         <w:rPr>
@@ -2500,8 +2500,8 @@
         <w:t xml:space="preserve">s are added alongside the defaults. Everything you don’t redefine is inherited.</w:t>
       </w:r>
     </w:p>
-    <w:bookmarkEnd w:id="13"/>
-    <w:bookmarkStart w:id="14" w:name="model-directory-layout"/>
+    <w:bookmarkEnd w:id="24"/>
+    <w:bookmarkStart w:id="25" w:name="model-directory-layout"/>
     <w:p>
       <w:pPr>
         <w:pStyle w:val="Heading1"/>
@@ -2516,7 +2516,7 @@
     </w:p>
     <w:p>
       <w:pPr>
-        <w:spacing w:lineRule="exact" w:line="20" w:after="0" w:before="0"/>
+        <w:spacing w:line="20" w:before="0" w:lineRule="exact" w:after="0"/>
         <w:rPr>
           <w:sz w:val="2"/>
         </w:rPr>
@@ -2706,7 +2706,7 @@
     </w:p>
     <w:p>
       <w:pPr>
-        <w:spacing w:lineRule="exact" w:line="20" w:after="0" w:before="0"/>
+        <w:spacing w:line="20" w:before="0" w:lineRule="exact" w:after="0"/>
         <w:rPr>
           <w:sz w:val="2"/>
         </w:rPr>
@@ -3034,8 +3034,8 @@
       </w:r>
       <w:r>
         <w:rPr>
+          <w:bCs/>
           <w:b/>
-          <w:bCs/>
         </w:rPr>
         <w:t xml:space="preserve">must</w:t>
       </w:r>
@@ -3087,8 +3087,8 @@
         <w:t xml:space="preserve">) — useful when a type needs helper modules alongside it.</w:t>
       </w:r>
     </w:p>
-    <w:bookmarkEnd w:id="14"/>
-    <w:bookmarkStart w:id="15" w:name="type-categories-at-a-glance"/>
+    <w:bookmarkEnd w:id="25"/>
+    <w:bookmarkStart w:id="26" w:name="type-categories-at-a-glance"/>
     <w:p>
       <w:pPr>
         <w:pStyle w:val="Heading1"/>
@@ -3103,7 +3103,7 @@
     </w:p>
     <w:p>
       <w:pPr>
-        <w:spacing w:lineRule="exact" w:line="20" w:after="0" w:before="0"/>
+        <w:spacing w:line="20" w:before="0" w:lineRule="exact" w:after="0"/>
         <w:rPr>
           <w:sz w:val="2"/>
         </w:rPr>
@@ -3143,19 +3143,20 @@
         <w:tblStyle w:val="Table"/>
         <w:tblW w:type="auto" w:w="0"/>
         <w:tblLook w:firstRow="1" w:lastRow="0" w:firstColumn="0" w:lastColumn="0" w:noHBand="0" w:noVBand="0" w:val="0020"/>
+        <w:jc w:val="start"/>
         <w:tblBorders>
-          <w:top w:space="0" w:color="000000" w:val="single" w:sz="6"/>
-          <w:left w:space="0" w:color="000000" w:val="single" w:sz="6"/>
-          <w:bottom w:space="0" w:color="000000" w:val="single" w:sz="6"/>
-          <w:right w:space="0" w:color="000000" w:val="single" w:sz="6"/>
-          <w:insideH w:space="0" w:color="000000" w:val="single" w:sz="6"/>
-          <w:insideV w:space="0" w:color="000000" w:val="single" w:sz="6"/>
+          <w:top w:space="0" w:color="000000" w:sz="6" w:val="single"/>
+          <w:left w:space="0" w:color="000000" w:sz="6" w:val="single"/>
+          <w:bottom w:space="0" w:color="000000" w:sz="6" w:val="single"/>
+          <w:right w:space="0" w:color="000000" w:sz="6" w:val="single"/>
+          <w:insideH w:space="0" w:color="000000" w:sz="6" w:val="single"/>
+          <w:insideV w:space="0" w:color="000000" w:sz="6" w:val="single"/>
         </w:tblBorders>
         <w:tblCellMar>
-          <w:top w:w="57" w:type="dxa"/>
-          <w:left w:w="108" w:type="dxa"/>
-          <w:bottom w:w="57" w:type="dxa"/>
-          <w:right w:w="108" w:type="dxa"/>
+          <w:top w:type="dxa" w:w="57"/>
+          <w:left w:type="dxa" w:w="108"/>
+          <w:bottom w:type="dxa" w:w="57"/>
+          <w:right w:type="dxa" w:w="108"/>
         </w:tblCellMar>
       </w:tblPr>
       <w:tblGrid>
@@ -3166,17 +3167,17 @@
       </w:tblGrid>
       <w:tr>
         <w:trPr>
-          <w:tblHeader w:val="on"/>
+          <w:tblHeader w:val="true"/>
         </w:trPr>
         <w:tc>
           <w:tcPr>
-            <w:shd w:color="auto" w:val="clear" w:fill="E8E8E8"/>
+            <w:shd w:fill="E8E8E8" w:color="auto" w:val="clear"/>
           </w:tcPr>
           <w:p>
             <w:pPr>
               <w:pStyle w:val="Compact"/>
               <w:jc w:val="left"/>
-              <w:ind w:firstLine="0" w:right="0" w:left="0"/>
+              <w:ind w:left="0" w:firstLine="0" w:right="0"/>
               <w:spacing w:before="40" w:lineRule="auto" w:line="240" w:after="40"/>
             </w:pPr>
             <w:r>
@@ -3189,13 +3190,13 @@
         </w:tc>
         <w:tc>
           <w:tcPr>
-            <w:shd w:color="auto" w:val="clear" w:fill="E8E8E8"/>
+            <w:shd w:fill="E8E8E8" w:color="auto" w:val="clear"/>
           </w:tcPr>
           <w:p>
             <w:pPr>
               <w:pStyle w:val="Compact"/>
               <w:jc w:val="left"/>
-              <w:ind w:firstLine="0" w:right="0" w:left="0"/>
+              <w:ind w:left="0" w:firstLine="0" w:right="0"/>
               <w:spacing w:before="40" w:lineRule="auto" w:line="240" w:after="40"/>
             </w:pPr>
             <w:r>
@@ -3209,13 +3210,13 @@
         </w:tc>
         <w:tc>
           <w:tcPr>
-            <w:shd w:color="auto" w:val="clear" w:fill="E8E8E8"/>
+            <w:shd w:fill="E8E8E8" w:color="auto" w:val="clear"/>
           </w:tcPr>
           <w:p>
             <w:pPr>
               <w:pStyle w:val="Compact"/>
               <w:jc w:val="left"/>
-              <w:ind w:firstLine="0" w:right="0" w:left="0"/>
+              <w:ind w:left="0" w:firstLine="0" w:right="0"/>
               <w:spacing w:before="40" w:lineRule="auto" w:line="240" w:after="40"/>
             </w:pPr>
             <w:r>
@@ -3228,13 +3229,13 @@
         </w:tc>
         <w:tc>
           <w:tcPr>
-            <w:shd w:color="auto" w:val="clear" w:fill="E8E8E8"/>
+            <w:shd w:fill="E8E8E8" w:color="auto" w:val="clear"/>
           </w:tcPr>
           <w:p>
             <w:pPr>
               <w:pStyle w:val="Compact"/>
               <w:jc w:val="left"/>
-              <w:ind w:firstLine="0" w:right="0" w:left="0"/>
+              <w:ind w:left="0" w:firstLine="0" w:right="0"/>
               <w:spacing w:before="40" w:lineRule="auto" w:line="240" w:after="40"/>
             </w:pPr>
             <w:r>
@@ -3253,7 +3254,7 @@
             <w:pPr>
               <w:pStyle w:val="Compact"/>
               <w:jc w:val="left"/>
-              <w:ind w:firstLine="0" w:right="0" w:left="0"/>
+              <w:ind w:left="0" w:firstLine="0" w:right="0"/>
               <w:spacing w:before="40" w:lineRule="auto" w:line="240" w:after="40"/>
             </w:pPr>
             <w:r>
@@ -3267,7 +3268,7 @@
             <w:pPr>
               <w:pStyle w:val="Compact"/>
               <w:jc w:val="left"/>
-              <w:ind w:firstLine="0" w:right="0" w:left="0"/>
+              <w:ind w:left="0" w:firstLine="0" w:right="0"/>
               <w:spacing w:before="40" w:lineRule="auto" w:line="240" w:after="40"/>
             </w:pPr>
             <w:r>
@@ -3284,7 +3285,7 @@
             <w:pPr>
               <w:pStyle w:val="Compact"/>
               <w:jc w:val="left"/>
-              <w:ind w:firstLine="0" w:right="0" w:left="0"/>
+              <w:ind w:left="0" w:firstLine="0" w:right="0"/>
               <w:spacing w:before="40" w:lineRule="auto" w:line="240" w:after="40"/>
             </w:pPr>
             <w:r>
@@ -3301,7 +3302,7 @@
             <w:pPr>
               <w:pStyle w:val="Compact"/>
               <w:jc w:val="left"/>
-              <w:ind w:firstLine="0" w:right="0" w:left="0"/>
+              <w:ind w:left="0" w:firstLine="0" w:right="0"/>
               <w:spacing w:before="40" w:lineRule="auto" w:line="240" w:after="40"/>
             </w:pPr>
             <w:r>
@@ -3338,7 +3339,7 @@
             <w:pPr>
               <w:pStyle w:val="Compact"/>
               <w:jc w:val="left"/>
-              <w:ind w:firstLine="0" w:right="0" w:left="0"/>
+              <w:ind w:left="0" w:firstLine="0" w:right="0"/>
               <w:spacing w:before="40" w:lineRule="auto" w:line="240" w:after="40"/>
             </w:pPr>
             <w:r>
@@ -3352,7 +3353,7 @@
             <w:pPr>
               <w:pStyle w:val="Compact"/>
               <w:jc w:val="left"/>
-              <w:ind w:firstLine="0" w:right="0" w:left="0"/>
+              <w:ind w:left="0" w:firstLine="0" w:right="0"/>
               <w:spacing w:before="40" w:lineRule="auto" w:line="240" w:after="40"/>
             </w:pPr>
             <w:r>
@@ -3369,7 +3370,7 @@
             <w:pPr>
               <w:pStyle w:val="Compact"/>
               <w:jc w:val="left"/>
-              <w:ind w:firstLine="0" w:right="0" w:left="0"/>
+              <w:ind w:left="0" w:firstLine="0" w:right="0"/>
               <w:spacing w:before="40" w:lineRule="auto" w:line="240" w:after="40"/>
             </w:pPr>
             <w:r>
@@ -3386,7 +3387,7 @@
             <w:pPr>
               <w:pStyle w:val="Compact"/>
               <w:jc w:val="left"/>
-              <w:ind w:firstLine="0" w:right="0" w:left="0"/>
+              <w:ind w:left="0" w:firstLine="0" w:right="0"/>
               <w:spacing w:before="40" w:lineRule="auto" w:line="240" w:after="40"/>
             </w:pPr>
             <w:r>
@@ -3432,7 +3433,7 @@
             <w:pPr>
               <w:pStyle w:val="Compact"/>
               <w:jc w:val="left"/>
-              <w:ind w:firstLine="0" w:right="0" w:left="0"/>
+              <w:ind w:left="0" w:firstLine="0" w:right="0"/>
               <w:spacing w:before="40" w:lineRule="auto" w:line="240" w:after="40"/>
             </w:pPr>
             <w:r>
@@ -3446,7 +3447,7 @@
             <w:pPr>
               <w:pStyle w:val="Compact"/>
               <w:jc w:val="left"/>
-              <w:ind w:firstLine="0" w:right="0" w:left="0"/>
+              <w:ind w:left="0" w:firstLine="0" w:right="0"/>
               <w:spacing w:before="40" w:lineRule="auto" w:line="240" w:after="40"/>
             </w:pPr>
             <w:r>
@@ -3463,7 +3464,7 @@
             <w:pPr>
               <w:pStyle w:val="Compact"/>
               <w:jc w:val="left"/>
-              <w:ind w:firstLine="0" w:right="0" w:left="0"/>
+              <w:ind w:left="0" w:firstLine="0" w:right="0"/>
               <w:spacing w:before="40" w:lineRule="auto" w:line="240" w:after="40"/>
             </w:pPr>
             <w:r>
@@ -3480,7 +3481,7 @@
             <w:pPr>
               <w:pStyle w:val="Compact"/>
               <w:jc w:val="left"/>
-              <w:ind w:firstLine="0" w:right="0" w:left="0"/>
+              <w:ind w:left="0" w:firstLine="0" w:right="0"/>
               <w:spacing w:before="40" w:lineRule="auto" w:line="240" w:after="40"/>
             </w:pPr>
             <w:r>
@@ -3517,7 +3518,7 @@
             <w:pPr>
               <w:pStyle w:val="Compact"/>
               <w:jc w:val="left"/>
-              <w:ind w:firstLine="0" w:right="0" w:left="0"/>
+              <w:ind w:left="0" w:firstLine="0" w:right="0"/>
               <w:spacing w:before="40" w:lineRule="auto" w:line="240" w:after="40"/>
             </w:pPr>
             <w:r>
@@ -3531,7 +3532,7 @@
             <w:pPr>
               <w:pStyle w:val="Compact"/>
               <w:jc w:val="left"/>
-              <w:ind w:firstLine="0" w:right="0" w:left="0"/>
+              <w:ind w:left="0" w:firstLine="0" w:right="0"/>
               <w:spacing w:before="40" w:lineRule="auto" w:line="240" w:after="40"/>
             </w:pPr>
             <w:r>
@@ -3548,7 +3549,7 @@
             <w:pPr>
               <w:pStyle w:val="Compact"/>
               <w:jc w:val="left"/>
-              <w:ind w:firstLine="0" w:right="0" w:left="0"/>
+              <w:ind w:left="0" w:firstLine="0" w:right="0"/>
               <w:spacing w:before="40" w:lineRule="auto" w:line="240" w:after="40"/>
             </w:pPr>
             <w:r>
@@ -3565,7 +3566,7 @@
             <w:pPr>
               <w:pStyle w:val="Compact"/>
               <w:jc w:val="left"/>
-              <w:ind w:firstLine="0" w:right="0" w:left="0"/>
+              <w:ind w:left="0" w:firstLine="0" w:right="0"/>
               <w:spacing w:before="40" w:lineRule="auto" w:line="240" w:after="40"/>
             </w:pPr>
             <w:r>
@@ -3620,7 +3621,7 @@
             <w:pPr>
               <w:pStyle w:val="Compact"/>
               <w:jc w:val="left"/>
-              <w:ind w:firstLine="0" w:right="0" w:left="0"/>
+              <w:ind w:left="0" w:firstLine="0" w:right="0"/>
               <w:spacing w:before="40" w:lineRule="auto" w:line="240" w:after="40"/>
             </w:pPr>
             <w:r>
@@ -3634,7 +3635,7 @@
             <w:pPr>
               <w:pStyle w:val="Compact"/>
               <w:jc w:val="left"/>
-              <w:ind w:firstLine="0" w:right="0" w:left="0"/>
+              <w:ind w:left="0" w:firstLine="0" w:right="0"/>
               <w:spacing w:before="40" w:lineRule="auto" w:line="240" w:after="40"/>
             </w:pPr>
             <w:r>
@@ -3651,7 +3652,7 @@
             <w:pPr>
               <w:pStyle w:val="Compact"/>
               <w:jc w:val="left"/>
-              <w:ind w:firstLine="0" w:right="0" w:left="0"/>
+              <w:ind w:left="0" w:firstLine="0" w:right="0"/>
               <w:spacing w:before="40" w:lineRule="auto" w:line="240" w:after="40"/>
             </w:pPr>
             <w:r>
@@ -3668,7 +3669,7 @@
             <w:pPr>
               <w:pStyle w:val="Compact"/>
               <w:jc w:val="left"/>
-              <w:ind w:firstLine="0" w:right="0" w:left="0"/>
+              <w:ind w:left="0" w:firstLine="0" w:right="0"/>
               <w:spacing w:before="40" w:lineRule="auto" w:line="240" w:after="40"/>
             </w:pPr>
             <w:r>
@@ -3696,7 +3697,7 @@
             <w:pPr>
               <w:pStyle w:val="Compact"/>
               <w:jc w:val="left"/>
-              <w:ind w:firstLine="0" w:right="0" w:left="0"/>
+              <w:ind w:left="0" w:firstLine="0" w:right="0"/>
               <w:spacing w:before="40" w:lineRule="auto" w:line="240" w:after="40"/>
             </w:pPr>
             <w:r>
@@ -3710,7 +3711,7 @@
             <w:pPr>
               <w:pStyle w:val="Compact"/>
               <w:jc w:val="left"/>
-              <w:ind w:firstLine="0" w:right="0" w:left="0"/>
+              <w:ind w:left="0" w:firstLine="0" w:right="0"/>
               <w:spacing w:before="40" w:lineRule="auto" w:line="240" w:after="40"/>
             </w:pPr>
             <w:r>
@@ -3727,7 +3728,7 @@
             <w:pPr>
               <w:pStyle w:val="Compact"/>
               <w:jc w:val="left"/>
-              <w:ind w:firstLine="0" w:right="0" w:left="0"/>
+              <w:ind w:left="0" w:firstLine="0" w:right="0"/>
               <w:spacing w:before="40" w:lineRule="auto" w:line="240" w:after="40"/>
             </w:pPr>
             <w:r>
@@ -3744,7 +3745,7 @@
             <w:pPr>
               <w:pStyle w:val="Compact"/>
               <w:jc w:val="left"/>
-              <w:ind w:firstLine="0" w:right="0" w:left="0"/>
+              <w:ind w:left="0" w:firstLine="0" w:right="0"/>
               <w:spacing w:before="40" w:lineRule="auto" w:line="240" w:after="40"/>
             </w:pPr>
             <w:r>
@@ -3757,8 +3758,8 @@
         </w:tc>
       </w:tr>
     </w:tbl>
-    <w:bookmarkEnd w:id="15"/>
-    <w:bookmarkStart w:id="16" w:name="the-descriptor-and-hook-contract"/>
+    <w:bookmarkEnd w:id="26"/>
+    <w:bookmarkStart w:id="27" w:name="the-descriptor-and-hook-contract"/>
     <w:p>
       <w:pPr>
         <w:pStyle w:val="Heading1"/>
@@ -3792,8 +3793,8 @@
       </w:r>
       <w:r>
         <w:rPr>
+          <w:bCs/>
           <w:b/>
-          <w:bCs/>
         </w:rPr>
         <w:t xml:space="preserve">one</w:t>
       </w:r>
@@ -3861,8 +3862,8 @@
       </w:r>
       <w:r>
         <w:rPr>
+          <w:bCs/>
           <w:b/>
-          <w:bCs/>
         </w:rPr>
         <w:t xml:space="preserve">name</w:t>
       </w:r>
@@ -3879,8 +3880,8 @@
       </w:pPr>
       <w:r>
         <w:rPr>
+          <w:bCs/>
           <w:b/>
-          <w:bCs/>
         </w:rPr>
         <w:t xml:space="preserve">Render-tier hooks</w:t>
       </w:r>
@@ -4017,8 +4018,8 @@
       </w:pPr>
       <w:r>
         <w:rPr>
+          <w:bCs/>
           <w:b/>
-          <w:bCs/>
         </w:rPr>
         <w:t xml:space="preserve">Data-tier hooks</w:t>
       </w:r>
@@ -4110,8 +4111,8 @@
       </w:pPr>
       <w:r>
         <w:rPr>
+          <w:bCs/>
           <w:b/>
-          <w:bCs/>
         </w:rPr>
         <w:t xml:space="preserve">Return types are enforced.</w:t>
       </w:r>
@@ -4140,7 +4141,13 @@
         <w:t xml:space="preserve"> </w:t>
       </w:r>
       <w:r>
-        <w:t xml:space="preserve">“nothing produced, fall back”</w:t>
+        <w:t xml:space="preserve">“</w:t>
+      </w:r>
+      <w:r>
+        <w:t xml:space="preserve">nothing produced, fall back</w:t>
+      </w:r>
+      <w:r>
+        <w:t xml:space="preserve">”</w:t>
       </w:r>
       <w:r>
         <w:t xml:space="preserve"> </w:t>
@@ -4170,8 +4177,8 @@
       </w:pPr>
       <w:r>
         <w:rPr>
+          <w:bCs/>
           <w:b/>
-          <w:bCs/>
         </w:rPr>
         <w:t xml:space="preserve">Phase hooks.</w:t>
       </w:r>
@@ -4307,7 +4314,7 @@
     </w:p>
     <w:p>
       <w:pPr>
-        <w:spacing w:lineRule="exact" w:line="20" w:after="0" w:before="0"/>
+        <w:spacing w:line="20" w:before="0" w:lineRule="exact" w:after="0"/>
         <w:rPr>
           <w:sz w:val="2"/>
         </w:rPr>
@@ -4347,19 +4354,20 @@
         <w:tblStyle w:val="Table"/>
         <w:tblW w:type="auto" w:w="0"/>
         <w:tblLook w:firstRow="1" w:lastRow="0" w:firstColumn="0" w:lastColumn="0" w:noHBand="0" w:noVBand="0" w:val="0020"/>
+        <w:jc w:val="start"/>
         <w:tblBorders>
-          <w:top w:space="0" w:color="000000" w:val="single" w:sz="6"/>
-          <w:left w:space="0" w:color="000000" w:val="single" w:sz="6"/>
-          <w:bottom w:space="0" w:color="000000" w:val="single" w:sz="6"/>
-          <w:right w:space="0" w:color="000000" w:val="single" w:sz="6"/>
-          <w:insideH w:space="0" w:color="000000" w:val="single" w:sz="6"/>
-          <w:insideV w:space="0" w:color="000000" w:val="single" w:sz="6"/>
+          <w:top w:space="0" w:color="000000" w:sz="6" w:val="single"/>
+          <w:left w:space="0" w:color="000000" w:sz="6" w:val="single"/>
+          <w:bottom w:space="0" w:color="000000" w:sz="6" w:val="single"/>
+          <w:right w:space="0" w:color="000000" w:sz="6" w:val="single"/>
+          <w:insideH w:space="0" w:color="000000" w:sz="6" w:val="single"/>
+          <w:insideV w:space="0" w:color="000000" w:sz="6" w:val="single"/>
         </w:tblBorders>
         <w:tblCellMar>
-          <w:top w:w="57" w:type="dxa"/>
-          <w:left w:w="108" w:type="dxa"/>
-          <w:bottom w:w="57" w:type="dxa"/>
-          <w:right w:w="108" w:type="dxa"/>
+          <w:top w:type="dxa" w:w="57"/>
+          <w:left w:type="dxa" w:w="108"/>
+          <w:bottom w:type="dxa" w:w="57"/>
+          <w:right w:type="dxa" w:w="108"/>
         </w:tblCellMar>
       </w:tblPr>
       <w:tblGrid>
@@ -4371,17 +4379,17 @@
       </w:tblGrid>
       <w:tr>
         <w:trPr>
-          <w:tblHeader w:val="on"/>
+          <w:tblHeader w:val="true"/>
         </w:trPr>
         <w:tc>
           <w:tcPr>
-            <w:shd w:color="auto" w:val="clear" w:fill="E8E8E8"/>
+            <w:shd w:fill="E8E8E8" w:color="auto" w:val="clear"/>
           </w:tcPr>
           <w:p>
             <w:pPr>
               <w:pStyle w:val="Compact"/>
               <w:jc w:val="left"/>
-              <w:ind w:firstLine="0" w:right="0" w:left="0"/>
+              <w:ind w:left="0" w:firstLine="0" w:right="0"/>
               <w:spacing w:before="40" w:lineRule="auto" w:line="240" w:after="40"/>
             </w:pPr>
             <w:r>
@@ -4394,13 +4402,13 @@
         </w:tc>
         <w:tc>
           <w:tcPr>
-            <w:shd w:color="auto" w:val="clear" w:fill="E8E8E8"/>
+            <w:shd w:fill="E8E8E8" w:color="auto" w:val="clear"/>
           </w:tcPr>
           <w:p>
             <w:pPr>
               <w:pStyle w:val="Compact"/>
               <w:jc w:val="left"/>
-              <w:ind w:firstLine="0" w:right="0" w:left="0"/>
+              <w:ind w:left="0" w:firstLine="0" w:right="0"/>
               <w:spacing w:before="40" w:lineRule="auto" w:line="240" w:after="40"/>
             </w:pPr>
             <w:r>
@@ -4413,13 +4421,13 @@
         </w:tc>
         <w:tc>
           <w:tcPr>
-            <w:shd w:color="auto" w:val="clear" w:fill="E8E8E8"/>
+            <w:shd w:fill="E8E8E8" w:color="auto" w:val="clear"/>
           </w:tcPr>
           <w:p>
             <w:pPr>
               <w:pStyle w:val="Compact"/>
               <w:jc w:val="left"/>
-              <w:ind w:firstLine="0" w:right="0" w:left="0"/>
+              <w:ind w:left="0" w:firstLine="0" w:right="0"/>
               <w:spacing w:before="40" w:lineRule="auto" w:line="240" w:after="40"/>
             </w:pPr>
             <w:r>
@@ -4432,13 +4440,13 @@
         </w:tc>
         <w:tc>
           <w:tcPr>
-            <w:shd w:color="auto" w:val="clear" w:fill="E8E8E8"/>
+            <w:shd w:fill="E8E8E8" w:color="auto" w:val="clear"/>
           </w:tcPr>
           <w:p>
             <w:pPr>
               <w:pStyle w:val="Compact"/>
               <w:jc w:val="left"/>
-              <w:ind w:firstLine="0" w:right="0" w:left="0"/>
+              <w:ind w:left="0" w:firstLine="0" w:right="0"/>
               <w:spacing w:before="40" w:lineRule="auto" w:line="240" w:after="40"/>
             </w:pPr>
             <w:r>
@@ -4451,13 +4459,13 @@
         </w:tc>
         <w:tc>
           <w:tcPr>
-            <w:shd w:color="auto" w:val="clear" w:fill="E8E8E8"/>
+            <w:shd w:fill="E8E8E8" w:color="auto" w:val="clear"/>
           </w:tcPr>
           <w:p>
             <w:pPr>
               <w:pStyle w:val="Compact"/>
               <w:jc w:val="left"/>
-              <w:ind w:firstLine="0" w:right="0" w:left="0"/>
+              <w:ind w:left="0" w:firstLine="0" w:right="0"/>
               <w:spacing w:before="40" w:lineRule="auto" w:line="240" w:after="40"/>
             </w:pPr>
             <w:r>
@@ -4476,7 +4484,7 @@
             <w:pPr>
               <w:pStyle w:val="Compact"/>
               <w:jc w:val="left"/>
-              <w:ind w:firstLine="0" w:right="0" w:left="0"/>
+              <w:ind w:left="0" w:firstLine="0" w:right="0"/>
               <w:spacing w:before="40" w:lineRule="auto" w:line="240" w:after="40"/>
             </w:pPr>
             <w:r>
@@ -4493,7 +4501,7 @@
             <w:pPr>
               <w:pStyle w:val="Compact"/>
               <w:jc w:val="left"/>
-              <w:ind w:firstLine="0" w:right="0" w:left="0"/>
+              <w:ind w:left="0" w:firstLine="0" w:right="0"/>
               <w:spacing w:before="40" w:lineRule="auto" w:line="240" w:after="40"/>
             </w:pPr>
             <w:r>
@@ -4507,7 +4515,7 @@
             <w:pPr>
               <w:pStyle w:val="Compact"/>
               <w:jc w:val="left"/>
-              <w:ind w:firstLine="0" w:right="0" w:left="0"/>
+              <w:ind w:left="0" w:firstLine="0" w:right="0"/>
               <w:spacing w:before="40" w:lineRule="auto" w:line="240" w:after="40"/>
             </w:pPr>
             <w:r>
@@ -4521,7 +4529,7 @@
             <w:pPr>
               <w:pStyle w:val="Compact"/>
               <w:jc w:val="left"/>
-              <w:ind w:firstLine="0" w:right="0" w:left="0"/>
+              <w:ind w:left="0" w:firstLine="0" w:right="0"/>
               <w:spacing w:before="40" w:lineRule="auto" w:line="240" w:after="40"/>
             </w:pPr>
             <w:r>
@@ -4535,7 +4543,7 @@
             <w:pPr>
               <w:pStyle w:val="Compact"/>
               <w:jc w:val="left"/>
-              <w:ind w:firstLine="0" w:right="0" w:left="0"/>
+              <w:ind w:left="0" w:firstLine="0" w:right="0"/>
               <w:spacing w:before="40" w:lineRule="auto" w:line="240" w:after="40"/>
             </w:pPr>
             <w:r>
@@ -4551,7 +4559,7 @@
             <w:pPr>
               <w:pStyle w:val="Compact"/>
               <w:jc w:val="left"/>
-              <w:ind w:firstLine="0" w:right="0" w:left="0"/>
+              <w:ind w:left="0" w:firstLine="0" w:right="0"/>
               <w:spacing w:before="40" w:lineRule="auto" w:line="240" w:after="40"/>
             </w:pPr>
             <w:r>
@@ -4568,7 +4576,7 @@
             <w:pPr>
               <w:pStyle w:val="Compact"/>
               <w:jc w:val="left"/>
-              <w:ind w:firstLine="0" w:right="0" w:left="0"/>
+              <w:ind w:left="0" w:firstLine="0" w:right="0"/>
               <w:spacing w:before="40" w:lineRule="auto" w:line="240" w:after="40"/>
             </w:pPr>
             <w:r>
@@ -4582,7 +4590,7 @@
             <w:pPr>
               <w:pStyle w:val="Compact"/>
               <w:jc w:val="left"/>
-              <w:ind w:firstLine="0" w:right="0" w:left="0"/>
+              <w:ind w:left="0" w:firstLine="0" w:right="0"/>
               <w:spacing w:before="40" w:lineRule="auto" w:line="240" w:after="40"/>
             </w:pPr>
             <w:r>
@@ -4596,7 +4604,7 @@
             <w:pPr>
               <w:pStyle w:val="Compact"/>
               <w:jc w:val="left"/>
-              <w:ind w:firstLine="0" w:right="0" w:left="0"/>
+              <w:ind w:left="0" w:firstLine="0" w:right="0"/>
               <w:spacing w:before="40" w:lineRule="auto" w:line="240" w:after="40"/>
             </w:pPr>
             <w:r>
@@ -4610,7 +4618,7 @@
             <w:pPr>
               <w:pStyle w:val="Compact"/>
               <w:jc w:val="left"/>
-              <w:ind w:firstLine="0" w:right="0" w:left="0"/>
+              <w:ind w:left="0" w:firstLine="0" w:right="0"/>
               <w:spacing w:before="40" w:lineRule="auto" w:line="240" w:after="40"/>
             </w:pPr>
             <w:r>
@@ -4641,7 +4649,7 @@
             <w:pPr>
               <w:pStyle w:val="Compact"/>
               <w:jc w:val="left"/>
-              <w:ind w:firstLine="0" w:right="0" w:left="0"/>
+              <w:ind w:left="0" w:firstLine="0" w:right="0"/>
               <w:spacing w:before="40" w:lineRule="auto" w:line="240" w:after="40"/>
             </w:pPr>
             <w:r>
@@ -4658,7 +4666,7 @@
             <w:pPr>
               <w:pStyle w:val="Compact"/>
               <w:jc w:val="left"/>
-              <w:ind w:firstLine="0" w:right="0" w:left="0"/>
+              <w:ind w:left="0" w:firstLine="0" w:right="0"/>
               <w:spacing w:before="40" w:lineRule="auto" w:line="240" w:after="40"/>
             </w:pPr>
             <w:r>
@@ -4672,7 +4680,7 @@
             <w:pPr>
               <w:pStyle w:val="Compact"/>
               <w:jc w:val="left"/>
-              <w:ind w:firstLine="0" w:right="0" w:left="0"/>
+              <w:ind w:left="0" w:firstLine="0" w:right="0"/>
               <w:spacing w:before="40" w:lineRule="auto" w:line="240" w:after="40"/>
             </w:pPr>
             <w:r>
@@ -4686,7 +4694,7 @@
             <w:pPr>
               <w:pStyle w:val="Compact"/>
               <w:jc w:val="left"/>
-              <w:ind w:firstLine="0" w:right="0" w:left="0"/>
+              <w:ind w:left="0" w:firstLine="0" w:right="0"/>
               <w:spacing w:before="40" w:lineRule="auto" w:line="240" w:after="40"/>
             </w:pPr>
             <w:r>
@@ -4712,7 +4720,7 @@
             <w:pPr>
               <w:pStyle w:val="Compact"/>
               <w:jc w:val="left"/>
-              <w:ind w:firstLine="0" w:right="0" w:left="0"/>
+              <w:ind w:left="0" w:firstLine="0" w:right="0"/>
               <w:spacing w:before="40" w:lineRule="auto" w:line="240" w:after="40"/>
             </w:pPr>
             <w:r>
@@ -4728,7 +4736,7 @@
             <w:pPr>
               <w:pStyle w:val="Compact"/>
               <w:jc w:val="left"/>
-              <w:ind w:firstLine="0" w:right="0" w:left="0"/>
+              <w:ind w:left="0" w:firstLine="0" w:right="0"/>
               <w:spacing w:before="40" w:lineRule="auto" w:line="240" w:after="40"/>
             </w:pPr>
             <w:r>
@@ -4745,7 +4753,7 @@
             <w:pPr>
               <w:pStyle w:val="Compact"/>
               <w:jc w:val="left"/>
-              <w:ind w:firstLine="0" w:right="0" w:left="0"/>
+              <w:ind w:left="0" w:firstLine="0" w:right="0"/>
               <w:spacing w:before="40" w:lineRule="auto" w:line="240" w:after="40"/>
             </w:pPr>
             <w:r>
@@ -4759,7 +4767,7 @@
             <w:pPr>
               <w:pStyle w:val="Compact"/>
               <w:jc w:val="left"/>
-              <w:ind w:firstLine="0" w:right="0" w:left="0"/>
+              <w:ind w:left="0" w:firstLine="0" w:right="0"/>
               <w:spacing w:before="40" w:lineRule="auto" w:line="240" w:after="40"/>
             </w:pPr>
             <w:r>
@@ -4773,7 +4781,7 @@
             <w:pPr>
               <w:pStyle w:val="Compact"/>
               <w:jc w:val="left"/>
-              <w:ind w:firstLine="0" w:right="0" w:left="0"/>
+              <w:ind w:left="0" w:firstLine="0" w:right="0"/>
               <w:spacing w:before="40" w:lineRule="auto" w:line="240" w:after="40"/>
             </w:pPr>
             <w:r>
@@ -4787,7 +4795,7 @@
             <w:pPr>
               <w:pStyle w:val="Compact"/>
               <w:jc w:val="left"/>
-              <w:ind w:firstLine="0" w:right="0" w:left="0"/>
+              <w:ind w:left="0" w:firstLine="0" w:right="0"/>
               <w:spacing w:before="40" w:lineRule="auto" w:line="240" w:after="40"/>
             </w:pPr>
             <w:r>
@@ -4803,7 +4811,7 @@
             <w:pPr>
               <w:pStyle w:val="Compact"/>
               <w:jc w:val="left"/>
-              <w:ind w:firstLine="0" w:right="0" w:left="0"/>
+              <w:ind w:left="0" w:firstLine="0" w:right="0"/>
               <w:spacing w:before="40" w:lineRule="auto" w:line="240" w:after="40"/>
             </w:pPr>
             <w:r>
@@ -4820,7 +4828,7 @@
             <w:pPr>
               <w:pStyle w:val="Compact"/>
               <w:jc w:val="left"/>
-              <w:ind w:firstLine="0" w:right="0" w:left="0"/>
+              <w:ind w:left="0" w:firstLine="0" w:right="0"/>
               <w:spacing w:before="40" w:lineRule="auto" w:line="240" w:after="40"/>
             </w:pPr>
             <w:r>
@@ -4834,7 +4842,7 @@
             <w:pPr>
               <w:pStyle w:val="Compact"/>
               <w:jc w:val="left"/>
-              <w:ind w:firstLine="0" w:right="0" w:left="0"/>
+              <w:ind w:left="0" w:firstLine="0" w:right="0"/>
               <w:spacing w:before="40" w:lineRule="auto" w:line="240" w:after="40"/>
             </w:pPr>
             <w:r>
@@ -4848,7 +4856,7 @@
             <w:pPr>
               <w:pStyle w:val="Compact"/>
               <w:jc w:val="left"/>
-              <w:ind w:firstLine="0" w:right="0" w:left="0"/>
+              <w:ind w:left="0" w:firstLine="0" w:right="0"/>
               <w:spacing w:before="40" w:lineRule="auto" w:line="240" w:after="40"/>
             </w:pPr>
             <w:r>
@@ -4865,7 +4873,7 @@
             <w:pPr>
               <w:pStyle w:val="Compact"/>
               <w:jc w:val="left"/>
-              <w:ind w:firstLine="0" w:right="0" w:left="0"/>
+              <w:ind w:left="0" w:firstLine="0" w:right="0"/>
               <w:spacing w:before="40" w:lineRule="auto" w:line="240" w:after="40"/>
             </w:pPr>
             <w:r>
@@ -4890,7 +4898,7 @@
             <w:pPr>
               <w:pStyle w:val="Compact"/>
               <w:jc w:val="left"/>
-              <w:ind w:firstLine="0" w:right="0" w:left="0"/>
+              <w:ind w:left="0" w:firstLine="0" w:right="0"/>
               <w:spacing w:before="40" w:lineRule="auto" w:line="240" w:after="40"/>
             </w:pPr>
             <w:r>
@@ -4907,7 +4915,7 @@
             <w:pPr>
               <w:pStyle w:val="Compact"/>
               <w:jc w:val="left"/>
-              <w:ind w:firstLine="0" w:right="0" w:left="0"/>
+              <w:ind w:left="0" w:firstLine="0" w:right="0"/>
               <w:spacing w:before="40" w:lineRule="auto" w:line="240" w:after="40"/>
             </w:pPr>
             <w:r>
@@ -4921,7 +4929,7 @@
             <w:pPr>
               <w:pStyle w:val="Compact"/>
               <w:jc w:val="left"/>
-              <w:ind w:firstLine="0" w:right="0" w:left="0"/>
+              <w:ind w:left="0" w:firstLine="0" w:right="0"/>
               <w:spacing w:before="40" w:lineRule="auto" w:line="240" w:after="40"/>
             </w:pPr>
             <w:r>
@@ -4935,7 +4943,7 @@
             <w:pPr>
               <w:pStyle w:val="Compact"/>
               <w:jc w:val="left"/>
-              <w:ind w:firstLine="0" w:right="0" w:left="0"/>
+              <w:ind w:left="0" w:firstLine="0" w:right="0"/>
               <w:spacing w:before="40" w:lineRule="auto" w:line="240" w:after="40"/>
             </w:pPr>
             <w:r>
@@ -4949,7 +4957,7 @@
             <w:pPr>
               <w:pStyle w:val="Compact"/>
               <w:jc w:val="left"/>
-              <w:ind w:firstLine="0" w:right="0" w:left="0"/>
+              <w:ind w:left="0" w:firstLine="0" w:right="0"/>
               <w:spacing w:before="40" w:lineRule="auto" w:line="240" w:after="40"/>
             </w:pPr>
             <w:r>
@@ -4980,7 +4988,7 @@
             <w:pPr>
               <w:pStyle w:val="Compact"/>
               <w:jc w:val="left"/>
-              <w:ind w:firstLine="0" w:right="0" w:left="0"/>
+              <w:ind w:left="0" w:firstLine="0" w:right="0"/>
               <w:spacing w:before="40" w:lineRule="auto" w:line="240" w:after="40"/>
             </w:pPr>
             <w:r>
@@ -4997,7 +5005,7 @@
             <w:pPr>
               <w:pStyle w:val="Compact"/>
               <w:jc w:val="left"/>
-              <w:ind w:firstLine="0" w:right="0" w:left="0"/>
+              <w:ind w:left="0" w:firstLine="0" w:right="0"/>
               <w:spacing w:before="40" w:lineRule="auto" w:line="240" w:after="40"/>
             </w:pPr>
             <w:r>
@@ -5011,7 +5019,7 @@
             <w:pPr>
               <w:pStyle w:val="Compact"/>
               <w:jc w:val="left"/>
-              <w:ind w:firstLine="0" w:right="0" w:left="0"/>
+              <w:ind w:left="0" w:firstLine="0" w:right="0"/>
               <w:spacing w:before="40" w:lineRule="auto" w:line="240" w:after="40"/>
             </w:pPr>
             <w:r>
@@ -5025,7 +5033,7 @@
             <w:pPr>
               <w:pStyle w:val="Compact"/>
               <w:jc w:val="left"/>
-              <w:ind w:firstLine="0" w:right="0" w:left="0"/>
+              <w:ind w:left="0" w:firstLine="0" w:right="0"/>
               <w:spacing w:before="40" w:lineRule="auto" w:line="240" w:after="40"/>
             </w:pPr>
             <w:r>
@@ -5039,7 +5047,7 @@
             <w:pPr>
               <w:pStyle w:val="Compact"/>
               <w:jc w:val="left"/>
-              <w:ind w:firstLine="0" w:right="0" w:left="0"/>
+              <w:ind w:left="0" w:firstLine="0" w:right="0"/>
               <w:spacing w:before="40" w:lineRule="auto" w:line="240" w:after="40"/>
             </w:pPr>
             <w:r>
@@ -5076,7 +5084,7 @@
             <w:pPr>
               <w:pStyle w:val="Compact"/>
               <w:jc w:val="left"/>
-              <w:ind w:firstLine="0" w:right="0" w:left="0"/>
+              <w:ind w:left="0" w:firstLine="0" w:right="0"/>
               <w:spacing w:before="40" w:lineRule="auto" w:line="240" w:after="40"/>
             </w:pPr>
             <w:r>
@@ -5093,7 +5101,7 @@
             <w:pPr>
               <w:pStyle w:val="Compact"/>
               <w:jc w:val="left"/>
-              <w:ind w:firstLine="0" w:right="0" w:left="0"/>
+              <w:ind w:left="0" w:firstLine="0" w:right="0"/>
               <w:spacing w:before="40" w:lineRule="auto" w:line="240" w:after="40"/>
             </w:pPr>
             <w:r>
@@ -5107,7 +5115,7 @@
             <w:pPr>
               <w:pStyle w:val="Compact"/>
               <w:jc w:val="left"/>
-              <w:ind w:firstLine="0" w:right="0" w:left="0"/>
+              <w:ind w:left="0" w:firstLine="0" w:right="0"/>
               <w:spacing w:before="40" w:lineRule="auto" w:line="240" w:after="40"/>
             </w:pPr>
             <w:r>
@@ -5121,7 +5129,7 @@
             <w:pPr>
               <w:pStyle w:val="Compact"/>
               <w:jc w:val="left"/>
-              <w:ind w:firstLine="0" w:right="0" w:left="0"/>
+              <w:ind w:left="0" w:firstLine="0" w:right="0"/>
               <w:spacing w:before="40" w:lineRule="auto" w:line="240" w:after="40"/>
             </w:pPr>
             <w:r>
@@ -5150,7 +5158,7 @@
             <w:pPr>
               <w:pStyle w:val="Compact"/>
               <w:jc w:val="left"/>
-              <w:ind w:firstLine="0" w:right="0" w:left="0"/>
+              <w:ind w:left="0" w:firstLine="0" w:right="0"/>
               <w:spacing w:before="40" w:lineRule="auto" w:line="240" w:after="40"/>
             </w:pPr>
             <w:r>
@@ -5187,7 +5195,7 @@
             <w:pPr>
               <w:pStyle w:val="Compact"/>
               <w:jc w:val="left"/>
-              <w:ind w:firstLine="0" w:right="0" w:left="0"/>
+              <w:ind w:left="0" w:firstLine="0" w:right="0"/>
               <w:spacing w:before="40" w:lineRule="auto" w:line="240" w:after="40"/>
             </w:pPr>
             <w:r>
@@ -5204,7 +5212,7 @@
             <w:pPr>
               <w:pStyle w:val="Compact"/>
               <w:jc w:val="left"/>
-              <w:ind w:firstLine="0" w:right="0" w:left="0"/>
+              <w:ind w:left="0" w:firstLine="0" w:right="0"/>
               <w:spacing w:before="40" w:lineRule="auto" w:line="240" w:after="40"/>
             </w:pPr>
             <w:r>
@@ -5218,7 +5226,7 @@
             <w:pPr>
               <w:pStyle w:val="Compact"/>
               <w:jc w:val="left"/>
-              <w:ind w:firstLine="0" w:right="0" w:left="0"/>
+              <w:ind w:left="0" w:firstLine="0" w:right="0"/>
               <w:spacing w:before="40" w:lineRule="auto" w:line="240" w:after="40"/>
             </w:pPr>
             <w:r>
@@ -5232,7 +5240,7 @@
             <w:pPr>
               <w:pStyle w:val="Compact"/>
               <w:jc w:val="left"/>
-              <w:ind w:firstLine="0" w:right="0" w:left="0"/>
+              <w:ind w:left="0" w:firstLine="0" w:right="0"/>
               <w:spacing w:before="40" w:lineRule="auto" w:line="240" w:after="40"/>
             </w:pPr>
             <w:r>
@@ -5246,7 +5254,7 @@
             <w:pPr>
               <w:pStyle w:val="Compact"/>
               <w:jc w:val="left"/>
-              <w:ind w:firstLine="0" w:right="0" w:left="0"/>
+              <w:ind w:left="0" w:firstLine="0" w:right="0"/>
               <w:spacing w:before="40" w:lineRule="auto" w:line="240" w:after="40"/>
             </w:pPr>
             <w:r>
@@ -5295,7 +5303,7 @@
             <w:pPr>
               <w:pStyle w:val="Compact"/>
               <w:jc w:val="left"/>
-              <w:ind w:firstLine="0" w:right="0" w:left="0"/>
+              <w:ind w:left="0" w:firstLine="0" w:right="0"/>
               <w:spacing w:before="40" w:lineRule="auto" w:line="240" w:after="40"/>
             </w:pPr>
             <w:r>
@@ -5312,7 +5320,7 @@
             <w:pPr>
               <w:pStyle w:val="Compact"/>
               <w:jc w:val="left"/>
-              <w:ind w:firstLine="0" w:right="0" w:left="0"/>
+              <w:ind w:left="0" w:firstLine="0" w:right="0"/>
               <w:spacing w:before="40" w:lineRule="auto" w:line="240" w:after="40"/>
             </w:pPr>
             <w:r>
@@ -5326,7 +5334,7 @@
             <w:pPr>
               <w:pStyle w:val="Compact"/>
               <w:jc w:val="left"/>
-              <w:ind w:firstLine="0" w:right="0" w:left="0"/>
+              <w:ind w:left="0" w:firstLine="0" w:right="0"/>
               <w:spacing w:before="40" w:lineRule="auto" w:line="240" w:after="40"/>
             </w:pPr>
             <w:r>
@@ -5340,7 +5348,7 @@
             <w:pPr>
               <w:pStyle w:val="Compact"/>
               <w:jc w:val="left"/>
-              <w:ind w:firstLine="0" w:right="0" w:left="0"/>
+              <w:ind w:left="0" w:firstLine="0" w:right="0"/>
               <w:spacing w:before="40" w:lineRule="auto" w:line="240" w:after="40"/>
             </w:pPr>
             <w:r>
@@ -5357,7 +5365,7 @@
             <w:pPr>
               <w:pStyle w:val="Compact"/>
               <w:jc w:val="left"/>
-              <w:ind w:firstLine="0" w:right="0" w:left="0"/>
+              <w:ind w:left="0" w:firstLine="0" w:right="0"/>
               <w:spacing w:before="40" w:lineRule="auto" w:line="240" w:after="40"/>
             </w:pPr>
             <w:r>
@@ -5388,8 +5396,8 @@
       </w:r>
       <w:r>
         <w:rPr>
+          <w:bCs/>
           <w:b/>
-          <w:bCs/>
         </w:rPr>
         <w:t xml:space="preserve">or</w:t>
       </w:r>
@@ -5445,15 +5453,15 @@
       </w:pPr>
       <w:r>
         <w:rPr>
+          <w:bCs/>
           <w:b/>
-          <w:bCs/>
         </w:rPr>
         <w:t xml:space="preserve">What’s on the context</w:t>
       </w:r>
     </w:p>
     <w:p>
       <w:pPr>
-        <w:spacing w:lineRule="exact" w:line="20" w:after="0" w:before="0"/>
+        <w:spacing w:line="20" w:before="0" w:lineRule="exact" w:after="0"/>
         <w:rPr>
           <w:sz w:val="2"/>
         </w:rPr>
@@ -5493,19 +5501,20 @@
         <w:tblStyle w:val="Table"/>
         <w:tblW w:type="auto" w:w="0"/>
         <w:tblLook w:firstRow="1" w:lastRow="0" w:firstColumn="0" w:lastColumn="0" w:noHBand="0" w:noVBand="0" w:val="0020"/>
+        <w:jc w:val="start"/>
         <w:tblBorders>
-          <w:top w:space="0" w:color="000000" w:val="single" w:sz="6"/>
-          <w:left w:space="0" w:color="000000" w:val="single" w:sz="6"/>
-          <w:bottom w:space="0" w:color="000000" w:val="single" w:sz="6"/>
-          <w:right w:space="0" w:color="000000" w:val="single" w:sz="6"/>
-          <w:insideH w:space="0" w:color="000000" w:val="single" w:sz="6"/>
-          <w:insideV w:space="0" w:color="000000" w:val="single" w:sz="6"/>
+          <w:top w:space="0" w:color="000000" w:sz="6" w:val="single"/>
+          <w:left w:space="0" w:color="000000" w:sz="6" w:val="single"/>
+          <w:bottom w:space="0" w:color="000000" w:sz="6" w:val="single"/>
+          <w:right w:space="0" w:color="000000" w:sz="6" w:val="single"/>
+          <w:insideH w:space="0" w:color="000000" w:sz="6" w:val="single"/>
+          <w:insideV w:space="0" w:color="000000" w:sz="6" w:val="single"/>
         </w:tblBorders>
         <w:tblCellMar>
-          <w:top w:w="57" w:type="dxa"/>
-          <w:left w:w="108" w:type="dxa"/>
-          <w:bottom w:w="57" w:type="dxa"/>
-          <w:right w:w="108" w:type="dxa"/>
+          <w:top w:type="dxa" w:w="57"/>
+          <w:left w:type="dxa" w:w="108"/>
+          <w:bottom w:type="dxa" w:w="57"/>
+          <w:right w:type="dxa" w:w="108"/>
         </w:tblCellMar>
       </w:tblPr>
       <w:tblGrid>
@@ -5514,17 +5523,17 @@
       </w:tblGrid>
       <w:tr>
         <w:trPr>
-          <w:tblHeader w:val="on"/>
+          <w:tblHeader w:val="true"/>
         </w:trPr>
         <w:tc>
           <w:tcPr>
-            <w:shd w:color="auto" w:val="clear" w:fill="E8E8E8"/>
+            <w:shd w:fill="E8E8E8" w:color="auto" w:val="clear"/>
           </w:tcPr>
           <w:p>
             <w:pPr>
               <w:pStyle w:val="Compact"/>
               <w:jc w:val="left"/>
-              <w:ind w:firstLine="0" w:right="0" w:left="0"/>
+              <w:ind w:left="0" w:firstLine="0" w:right="0"/>
               <w:spacing w:before="40" w:lineRule="auto" w:line="240" w:after="40"/>
             </w:pPr>
             <w:r>
@@ -5537,13 +5546,13 @@
         </w:tc>
         <w:tc>
           <w:tcPr>
-            <w:shd w:color="auto" w:val="clear" w:fill="E8E8E8"/>
+            <w:shd w:fill="E8E8E8" w:color="auto" w:val="clear"/>
           </w:tcPr>
           <w:p>
             <w:pPr>
               <w:pStyle w:val="Compact"/>
               <w:jc w:val="left"/>
-              <w:ind w:firstLine="0" w:right="0" w:left="0"/>
+              <w:ind w:left="0" w:firstLine="0" w:right="0"/>
               <w:spacing w:before="40" w:lineRule="auto" w:line="240" w:after="40"/>
             </w:pPr>
             <w:r>
@@ -5562,7 +5571,7 @@
             <w:pPr>
               <w:pStyle w:val="Compact"/>
               <w:jc w:val="left"/>
-              <w:ind w:firstLine="0" w:right="0" w:left="0"/>
+              <w:ind w:left="0" w:firstLine="0" w:right="0"/>
               <w:spacing w:before="40" w:lineRule="auto" w:line="240" w:after="40"/>
             </w:pPr>
             <w:r>
@@ -5579,7 +5588,7 @@
             <w:pPr>
               <w:pStyle w:val="Compact"/>
               <w:jc w:val="left"/>
-              <w:ind w:firstLine="0" w:right="0" w:left="0"/>
+              <w:ind w:left="0" w:firstLine="0" w:right="0"/>
               <w:spacing w:before="40" w:lineRule="auto" w:line="240" w:after="40"/>
             </w:pPr>
             <w:r>
@@ -5667,7 +5676,7 @@
             <w:pPr>
               <w:pStyle w:val="Compact"/>
               <w:jc w:val="left"/>
-              <w:ind w:firstLine="0" w:right="0" w:left="0"/>
+              <w:ind w:left="0" w:firstLine="0" w:right="0"/>
               <w:spacing w:before="40" w:lineRule="auto" w:line="240" w:after="40"/>
             </w:pPr>
             <w:r>
@@ -5684,7 +5693,7 @@
             <w:pPr>
               <w:pStyle w:val="Compact"/>
               <w:jc w:val="left"/>
-              <w:ind w:firstLine="0" w:right="0" w:left="0"/>
+              <w:ind w:left="0" w:firstLine="0" w:right="0"/>
               <w:spacing w:before="40" w:lineRule="auto" w:line="240" w:after="40"/>
             </w:pPr>
             <w:r>
@@ -5715,7 +5724,7 @@
             <w:pPr>
               <w:pStyle w:val="Compact"/>
               <w:jc w:val="left"/>
-              <w:ind w:firstLine="0" w:right="0" w:left="0"/>
+              <w:ind w:left="0" w:firstLine="0" w:right="0"/>
               <w:spacing w:before="40" w:lineRule="auto" w:line="240" w:after="40"/>
             </w:pPr>
             <w:r>
@@ -5732,7 +5741,7 @@
             <w:pPr>
               <w:pStyle w:val="Compact"/>
               <w:jc w:val="left"/>
-              <w:ind w:firstLine="0" w:right="0" w:left="0"/>
+              <w:ind w:left="0" w:firstLine="0" w:right="0"/>
               <w:spacing w:before="40" w:lineRule="auto" w:line="240" w:after="40"/>
             </w:pPr>
             <w:r>
@@ -5748,7 +5757,7 @@
             <w:pPr>
               <w:pStyle w:val="Compact"/>
               <w:jc w:val="left"/>
-              <w:ind w:firstLine="0" w:right="0" w:left="0"/>
+              <w:ind w:left="0" w:firstLine="0" w:right="0"/>
               <w:spacing w:before="40" w:lineRule="auto" w:line="240" w:after="40"/>
             </w:pPr>
             <w:r>
@@ -5765,7 +5774,7 @@
             <w:pPr>
               <w:pStyle w:val="Compact"/>
               <w:jc w:val="left"/>
-              <w:ind w:firstLine="0" w:right="0" w:left="0"/>
+              <w:ind w:left="0" w:firstLine="0" w:right="0"/>
               <w:spacing w:before="40" w:lineRule="auto" w:line="240" w:after="40"/>
             </w:pPr>
             <w:r>
@@ -5802,7 +5811,7 @@
             <w:pPr>
               <w:pStyle w:val="Compact"/>
               <w:jc w:val="left"/>
-              <w:ind w:firstLine="0" w:right="0" w:left="0"/>
+              <w:ind w:left="0" w:firstLine="0" w:right="0"/>
               <w:spacing w:before="40" w:lineRule="auto" w:line="240" w:after="40"/>
             </w:pPr>
             <w:r>
@@ -5819,7 +5828,7 @@
             <w:pPr>
               <w:pStyle w:val="Compact"/>
               <w:jc w:val="left"/>
-              <w:ind w:firstLine="0" w:right="0" w:left="0"/>
+              <w:ind w:left="0" w:firstLine="0" w:right="0"/>
               <w:spacing w:before="40" w:lineRule="auto" w:line="240" w:after="40"/>
             </w:pPr>
             <w:r>
@@ -5830,8 +5839,8 @@
             </w:r>
             <w:r>
               <w:rPr>
+                <w:bCs/>
                 <w:b/>
-                <w:bCs/>
               </w:rPr>
               <w:t xml:space="preserve">Render tier only</w:t>
             </w:r>
@@ -5851,7 +5860,7 @@
             <w:pPr>
               <w:pStyle w:val="Compact"/>
               <w:jc w:val="left"/>
-              <w:ind w:firstLine="0" w:right="0" w:left="0"/>
+              <w:ind w:left="0" w:firstLine="0" w:right="0"/>
               <w:spacing w:before="40" w:lineRule="auto" w:line="240" w:after="40"/>
             </w:pPr>
             <w:r>
@@ -5868,7 +5877,7 @@
             <w:pPr>
               <w:pStyle w:val="Compact"/>
               <w:jc w:val="left"/>
-              <w:ind w:firstLine="0" w:right="0" w:left="0"/>
+              <w:ind w:left="0" w:firstLine="0" w:right="0"/>
               <w:spacing w:before="40" w:lineRule="auto" w:line="240" w:after="40"/>
             </w:pPr>
             <w:r>
@@ -5924,8 +5933,8 @@
             </w:r>
             <w:r>
               <w:rPr>
+                <w:bCs/>
                 <w:b/>
-                <w:bCs/>
               </w:rPr>
               <w:t xml:space="preserve">Render tier only.</w:t>
             </w:r>
@@ -5939,7 +5948,7 @@
             <w:pPr>
               <w:pStyle w:val="Compact"/>
               <w:jc w:val="left"/>
-              <w:ind w:firstLine="0" w:right="0" w:left="0"/>
+              <w:ind w:left="0" w:firstLine="0" w:right="0"/>
               <w:spacing w:before="40" w:lineRule="auto" w:line="240" w:after="40"/>
             </w:pPr>
             <w:r>
@@ -5980,7 +5989,7 @@
             <w:pPr>
               <w:pStyle w:val="Compact"/>
               <w:jc w:val="left"/>
-              <w:ind w:firstLine="0" w:right="0" w:left="0"/>
+              <w:ind w:left="0" w:firstLine="0" w:right="0"/>
               <w:spacing w:before="40" w:lineRule="auto" w:line="240" w:after="40"/>
             </w:pPr>
             <w:r>
@@ -5996,7 +6005,7 @@
             <w:pPr>
               <w:pStyle w:val="Compact"/>
               <w:jc w:val="left"/>
-              <w:ind w:firstLine="0" w:right="0" w:left="0"/>
+              <w:ind w:left="0" w:firstLine="0" w:right="0"/>
               <w:spacing w:before="40" w:lineRule="auto" w:line="240" w:after="40"/>
             </w:pPr>
             <w:r>
@@ -6013,7 +6022,7 @@
             <w:pPr>
               <w:pStyle w:val="Compact"/>
               <w:jc w:val="left"/>
-              <w:ind w:firstLine="0" w:right="0" w:left="0"/>
+              <w:ind w:left="0" w:firstLine="0" w:right="0"/>
               <w:spacing w:before="40" w:lineRule="auto" w:line="240" w:after="40"/>
             </w:pPr>
             <w:r>
@@ -6043,7 +6052,13 @@
         <w:t xml:space="preserve"> </w:t>
       </w:r>
       <w:r>
-        <w:t xml:space="preserve">“the thing I’m rendering”</w:t>
+        <w:t xml:space="preserve">“</w:t>
+      </w:r>
+      <w:r>
+        <w:t xml:space="preserve">the thing I’m rendering</w:t>
+      </w:r>
+      <w:r>
+        <w:t xml:space="preserve">”</w:t>
       </w:r>
       <w:r>
         <w:t xml:space="preserve">, check</w:t>
@@ -6064,8 +6079,8 @@
         <w:t xml:space="preserve">first — the pipeline has already resolved the element and its attributes onto it, so you rarely need a query for your own item.</w:t>
       </w:r>
     </w:p>
-    <w:bookmarkEnd w:id="16"/>
-    <w:bookmarkStart w:id="22" w:name="five-canonical-templates"/>
+    <w:bookmarkEnd w:id="27"/>
+    <w:bookmarkStart w:id="33" w:name="five-canonical-templates"/>
     <w:p>
       <w:pPr>
         <w:pStyle w:val="Heading1"/>
@@ -6078,7 +6093,7 @@
         <w:t xml:space="preserve">Five canonical templates</w:t>
       </w:r>
     </w:p>
-    <w:bookmarkStart w:id="17" w:name="object-type"/>
+    <w:bookmarkStart w:id="28" w:name="object-type"/>
     <w:p>
       <w:pPr>
         <w:pStyle w:val="Heading2"/>
@@ -6113,7 +6128,7 @@
     </w:p>
     <w:p>
       <w:pPr>
-        <w:spacing w:lineRule="exact" w:line="20" w:after="0" w:before="0"/>
+        <w:spacing w:line="20" w:before="0" w:lineRule="exact" w:after="0"/>
         <w:rPr>
           <w:sz w:val="2"/>
         </w:rPr>
@@ -8389,7 +8404,7 @@
     </w:p>
     <w:p>
       <w:pPr>
-        <w:spacing w:lineRule="exact" w:line="20" w:after="0" w:before="0"/>
+        <w:spacing w:line="20" w:before="0" w:lineRule="exact" w:after="0"/>
         <w:rPr>
           <w:sz w:val="2"/>
         </w:rPr>
@@ -8521,8 +8536,8 @@
         <w:t xml:space="preserve">hook only when the default layout isn’t what you want.</w:t>
       </w:r>
     </w:p>
-    <w:bookmarkEnd w:id="17"/>
-    <w:bookmarkStart w:id="18" w:name="relation-type"/>
+    <w:bookmarkEnd w:id="28"/>
+    <w:bookmarkStart w:id="29" w:name="relation-type"/>
     <w:p>
       <w:pPr>
         <w:pStyle w:val="Heading2"/>
@@ -8614,7 +8629,7 @@
     </w:p>
     <w:p>
       <w:pPr>
-        <w:spacing w:lineRule="exact" w:line="20" w:after="0" w:before="0"/>
+        <w:spacing w:line="20" w:before="0" w:lineRule="exact" w:after="0"/>
         <w:rPr>
           <w:sz w:val="2"/>
         </w:rPr>
@@ -9155,7 +9170,7 @@
     </w:p>
     <w:p>
       <w:pPr>
-        <w:spacing w:lineRule="exact" w:line="20" w:after="0" w:before="0"/>
+        <w:spacing w:line="20" w:before="0" w:lineRule="exact" w:after="0"/>
         <w:rPr>
           <w:sz w:val="2"/>
         </w:rPr>
@@ -10177,8 +10192,8 @@
         <w:t xml:space="preserve">provide the standard ones, so subtypes almost never need their own).</w:t>
       </w:r>
     </w:p>
-    <w:bookmarkEnd w:id="18"/>
-    <w:bookmarkStart w:id="19" w:name="walkthrough-custom-view"/>
+    <w:bookmarkEnd w:id="29"/>
+    <w:bookmarkStart w:id="30" w:name="walkthrough-custom-view"/>
     <w:p>
       <w:pPr>
         <w:pStyle w:val="Heading2"/>
@@ -10203,48 +10218,48 @@
       </w:r>
       <w:r>
         <w:rPr>
+          <w:bCs/>
           <w:b/>
+        </w:rPr>
+        <w:t xml:space="preserve">inline</w:t>
+      </w:r>
+      <w:r>
+        <w:t xml:space="preserve"> </w:t>
+      </w:r>
+      <w:r>
+        <w:t xml:space="preserve">view (</w:t>
+      </w:r>
+      <w:r>
+        <w:rPr>
+          <w:rStyle w:val="VerbatimChar"/>
+        </w:rPr>
+        <w:t xml:space="preserve">`prefix: content`</w:t>
+      </w:r>
+      <w:r>
+        <w:t xml:space="preserve">) uses a</w:t>
+      </w:r>
+      <w:r>
+        <w:t xml:space="preserve"> </w:t>
+      </w:r>
+      <w:r>
+        <w:rPr>
+          <w:rStyle w:val="VerbatimChar"/>
+        </w:rPr>
+        <w:t xml:space="preserve">render</w:t>
+      </w:r>
+      <w:r>
+        <w:t xml:space="preserve"> </w:t>
+      </w:r>
+      <w:r>
+        <w:t xml:space="preserve">hook returning inlines; a</w:t>
+      </w:r>
+      <w:r>
+        <w:t xml:space="preserve"> </w:t>
+      </w:r>
+      <w:r>
+        <w:rPr>
           <w:bCs/>
-        </w:rPr>
-        <w:t xml:space="preserve">inline</w:t>
-      </w:r>
-      <w:r>
-        <w:t xml:space="preserve"> </w:t>
-      </w:r>
-      <w:r>
-        <w:t xml:space="preserve">view (</w:t>
-      </w:r>
-      <w:r>
-        <w:rPr>
-          <w:rStyle w:val="VerbatimChar"/>
-        </w:rPr>
-        <w:t xml:space="preserve">`prefix: content`</w:t>
-      </w:r>
-      <w:r>
-        <w:t xml:space="preserve">) uses a</w:t>
-      </w:r>
-      <w:r>
-        <w:t xml:space="preserve"> </w:t>
-      </w:r>
-      <w:r>
-        <w:rPr>
-          <w:rStyle w:val="VerbatimChar"/>
-        </w:rPr>
-        <w:t xml:space="preserve">render</w:t>
-      </w:r>
-      <w:r>
-        <w:t xml:space="preserve"> </w:t>
-      </w:r>
-      <w:r>
-        <w:t xml:space="preserve">hook returning inlines; a</w:t>
-      </w:r>
-      <w:r>
-        <w:t xml:space="preserve"> </w:t>
-      </w:r>
-      <w:r>
-        <w:rPr>
           <w:b/>
-          <w:bCs/>
         </w:rPr>
         <w:t xml:space="preserve">block</w:t>
       </w:r>
@@ -10314,7 +10329,7 @@
     </w:p>
     <w:p>
       <w:pPr>
-        <w:spacing w:lineRule="exact" w:line="20" w:after="0" w:before="0"/>
+        <w:spacing w:line="20" w:before="0" w:lineRule="exact" w:after="0"/>
         <w:rPr>
           <w:sz w:val="2"/>
         </w:rPr>
@@ -11391,8 +11406,8 @@
       </w:r>
       <w:r>
         <w:rPr>
+          <w:bCs/>
           <w:b/>
-          <w:bCs/>
         </w:rPr>
         <w:t xml:space="preserve">block</w:t>
       </w:r>
@@ -11507,7 +11522,7 @@
     </w:p>
     <w:p>
       <w:pPr>
-        <w:spacing w:lineRule="exact" w:line="20" w:after="0" w:before="0"/>
+        <w:spacing w:line="20" w:before="0" w:lineRule="exact" w:after="0"/>
         <w:rPr>
           <w:sz w:val="2"/>
         </w:rPr>
@@ -13474,9 +13489,15 @@
       </w:r>
       <w:r>
         <w:rPr>
-          <w:rStyle w:val="VariableTok"/>
-        </w:rPr>
-        <w:t xml:space="preserve">AlignLeft</w:t>
+          <w:rStyle w:val="ConstantTok"/>
+        </w:rPr>
+        <w:t xml:space="preserve">A</w:t>
+      </w:r>
+      <w:r>
+        <w:rPr>
+          <w:rStyle w:val="VariableTok"/>
+        </w:rPr>
+        <w:t xml:space="preserve">lignLeft</w:t>
       </w:r>
       <w:r>
         <w:rPr>
@@ -13504,9 +13525,15 @@
       </w:r>
       <w:r>
         <w:rPr>
-          <w:rStyle w:val="VariableTok"/>
-        </w:rPr>
-        <w:t xml:space="preserve">AlignLeft</w:t>
+          <w:rStyle w:val="ConstantTok"/>
+        </w:rPr>
+        <w:t xml:space="preserve">A</w:t>
+      </w:r>
+      <w:r>
+        <w:rPr>
+          <w:rStyle w:val="VariableTok"/>
+        </w:rPr>
+        <w:t xml:space="preserve">lignLeft</w:t>
       </w:r>
       <w:r>
         <w:rPr>
@@ -13796,8 +13823,8 @@
         <w:t xml:space="preserve">model (its chart capability) is the canonical example.</w:t>
       </w:r>
     </w:p>
-    <w:bookmarkEnd w:id="19"/>
-    <w:bookmarkStart w:id="20" w:name="walkthrough-custom-float-type"/>
+    <w:bookmarkEnd w:id="30"/>
+    <w:bookmarkStart w:id="31" w:name="walkthrough-custom-float-type"/>
     <w:p>
       <w:pPr>
         <w:pStyle w:val="Heading2"/>
@@ -13832,7 +13859,7 @@
     </w:p>
     <w:p>
       <w:pPr>
-        <w:spacing w:lineRule="exact" w:line="20" w:after="0" w:before="0"/>
+        <w:spacing w:line="20" w:before="0" w:lineRule="exact" w:after="0"/>
         <w:rPr>
           <w:sz w:val="2"/>
         </w:rPr>
@@ -14281,7 +14308,7 @@
     </w:p>
     <w:p>
       <w:pPr>
-        <w:spacing w:lineRule="exact" w:line="20" w:after="0" w:before="0"/>
+        <w:spacing w:line="20" w:before="0" w:lineRule="exact" w:after="0"/>
         <w:rPr>
           <w:sz w:val="2"/>
         </w:rPr>
@@ -14357,84 +14384,84 @@
       </w:r>
       <w:r>
         <w:rPr>
+          <w:bCs/>
           <w:b/>
+        </w:rPr>
+        <w:t xml:space="preserve">internally</w:t>
+      </w:r>
+      <w:r>
+        <w:t xml:space="preserve"> </w:t>
+      </w:r>
+      <w:r>
+        <w:t xml:space="preserve">(no external tool) declares a single</w:t>
+      </w:r>
+      <w:r>
+        <w:t xml:space="preserve"> </w:t>
+      </w:r>
+      <w:r>
+        <w:rPr>
+          <w:rStyle w:val="VerbatimChar"/>
+        </w:rPr>
+        <w:t xml:space="preserve">transform</w:t>
+      </w:r>
+      <w:r>
+        <w:t xml:space="preserve"> </w:t>
+      </w:r>
+      <w:r>
+        <w:t xml:space="preserve">data hook. It reads</w:t>
+      </w:r>
+      <w:r>
+        <w:t xml:space="preserve"> </w:t>
+      </w:r>
+      <w:r>
+        <w:rPr>
+          <w:rStyle w:val="VerbatimChar"/>
+        </w:rPr>
+        <w:t xml:space="preserve">ctx.subject.raw_content</w:t>
+      </w:r>
+      <w:r>
+        <w:t xml:space="preserve"> </w:t>
+      </w:r>
+      <w:r>
+        <w:t xml:space="preserve">and</w:t>
+      </w:r>
+      <w:r>
+        <w:t xml:space="preserve"> </w:t>
+      </w:r>
+      <w:r>
+        <w:rPr>
+          <w:rStyle w:val="VerbatimChar"/>
+        </w:rPr>
+        <w:t xml:space="preserve">ctx.subject.float</w:t>
+      </w:r>
+      <w:r>
+        <w:t xml:space="preserve"> </w:t>
+      </w:r>
+      <w:r>
+        <w:t xml:space="preserve">and returns the resolved-AST string the backend consumes — the</w:t>
+      </w:r>
+      <w:r>
+        <w:t xml:space="preserve"> </w:t>
+      </w:r>
+      <w:r>
+        <w:rPr>
+          <w:rStyle w:val="VerbatimChar"/>
+        </w:rPr>
+        <w:t xml:space="preserve">FIGURE</w:t>
+      </w:r>
+      <w:r>
+        <w:t xml:space="preserve"> </w:t>
+      </w:r>
+      <w:r>
+        <w:t xml:space="preserve">type does exactly this to turn an image path into the JSON the image fallback renders. For floats that need an</w:t>
+      </w:r>
+      <w:r>
+        <w:t xml:space="preserve"> </w:t>
+      </w:r>
+      <w:r>
+        <w:rPr>
           <w:bCs/>
-        </w:rPr>
-        <w:t xml:space="preserve">internally</w:t>
-      </w:r>
-      <w:r>
-        <w:t xml:space="preserve"> </w:t>
-      </w:r>
-      <w:r>
-        <w:t xml:space="preserve">(no external tool) declares a single</w:t>
-      </w:r>
-      <w:r>
-        <w:t xml:space="preserve"> </w:t>
-      </w:r>
-      <w:r>
-        <w:rPr>
-          <w:rStyle w:val="VerbatimChar"/>
-        </w:rPr>
-        <w:t xml:space="preserve">transform</w:t>
-      </w:r>
-      <w:r>
-        <w:t xml:space="preserve"> </w:t>
-      </w:r>
-      <w:r>
-        <w:t xml:space="preserve">data hook. It reads</w:t>
-      </w:r>
-      <w:r>
-        <w:t xml:space="preserve"> </w:t>
-      </w:r>
-      <w:r>
-        <w:rPr>
-          <w:rStyle w:val="VerbatimChar"/>
-        </w:rPr>
-        <w:t xml:space="preserve">ctx.subject.raw_content</w:t>
-      </w:r>
-      <w:r>
-        <w:t xml:space="preserve"> </w:t>
-      </w:r>
-      <w:r>
-        <w:t xml:space="preserve">and</w:t>
-      </w:r>
-      <w:r>
-        <w:t xml:space="preserve"> </w:t>
-      </w:r>
-      <w:r>
-        <w:rPr>
-          <w:rStyle w:val="VerbatimChar"/>
-        </w:rPr>
-        <w:t xml:space="preserve">ctx.subject.float</w:t>
-      </w:r>
-      <w:r>
-        <w:t xml:space="preserve"> </w:t>
-      </w:r>
-      <w:r>
-        <w:t xml:space="preserve">and returns the resolved-AST string the backend consumes — the</w:t>
-      </w:r>
-      <w:r>
-        <w:t xml:space="preserve"> </w:t>
-      </w:r>
-      <w:r>
-        <w:rPr>
-          <w:rStyle w:val="VerbatimChar"/>
-        </w:rPr>
-        <w:t xml:space="preserve">FIGURE</w:t>
-      </w:r>
-      <w:r>
-        <w:t xml:space="preserve"> </w:t>
-      </w:r>
-      <w:r>
-        <w:t xml:space="preserve">type does exactly this to turn an image path into the JSON the image fallback renders. For floats that need an</w:t>
-      </w:r>
-      <w:r>
-        <w:t xml:space="preserve"> </w:t>
-      </w:r>
-      <w:r>
-        <w:rPr>
           <w:b/>
-          <w:bCs/>
         </w:rPr>
         <w:t xml:space="preserve">external</w:t>
       </w:r>
@@ -14459,8 +14486,8 @@
         <w:t xml:space="preserve">.</w:t>
       </w:r>
     </w:p>
-    <w:bookmarkEnd w:id="20"/>
-    <w:bookmarkStart w:id="21" w:name="specification-type"/>
+    <w:bookmarkEnd w:id="31"/>
+    <w:bookmarkStart w:id="32" w:name="specification-type"/>
     <w:p>
       <w:pPr>
         <w:pStyle w:val="Heading2"/>
@@ -14498,7 +14525,7 @@
     </w:p>
     <w:p>
       <w:pPr>
-        <w:spacing w:lineRule="exact" w:line="20" w:after="0" w:before="0"/>
+        <w:spacing w:line="20" w:before="0" w:lineRule="exact" w:after="0"/>
         <w:rPr>
           <w:sz w:val="2"/>
         </w:rPr>
@@ -15227,9 +15254,9 @@
         <w:t xml:space="preserve">file.</w:t>
       </w:r>
     </w:p>
-    <w:bookmarkEnd w:id="21"/>
-    <w:bookmarkEnd w:id="22"/>
-    <w:bookmarkStart w:id="29" w:name="schema-field-reference"/>
+    <w:bookmarkEnd w:id="32"/>
+    <w:bookmarkEnd w:id="33"/>
+    <w:bookmarkStart w:id="40" w:name="schema-field-reference"/>
     <w:p>
       <w:pPr>
         <w:pStyle w:val="Heading1"/>
@@ -15277,7 +15304,7 @@
         <w:t xml:space="preserve">). Anything not listed is ignored by the insert.</w:t>
       </w:r>
     </w:p>
-    <w:bookmarkStart w:id="23" w:name="object-schema"/>
+    <w:bookmarkStart w:id="34" w:name="object-schema"/>
     <w:p>
       <w:pPr>
         <w:pStyle w:val="Heading2"/>
@@ -15292,7 +15319,7 @@
     </w:p>
     <w:p>
       <w:pPr>
-        <w:spacing w:lineRule="exact" w:line="20" w:after="0" w:before="0"/>
+        <w:spacing w:line="20" w:before="0" w:lineRule="exact" w:after="0"/>
         <w:rPr>
           <w:sz w:val="2"/>
         </w:rPr>
@@ -15332,19 +15359,20 @@
         <w:tblStyle w:val="Table"/>
         <w:tblW w:type="auto" w:w="0"/>
         <w:tblLook w:firstRow="1" w:lastRow="0" w:firstColumn="0" w:lastColumn="0" w:noHBand="0" w:noVBand="0" w:val="0020"/>
+        <w:jc w:val="start"/>
         <w:tblBorders>
-          <w:top w:space="0" w:color="000000" w:val="single" w:sz="6"/>
-          <w:left w:space="0" w:color="000000" w:val="single" w:sz="6"/>
-          <w:bottom w:space="0" w:color="000000" w:val="single" w:sz="6"/>
-          <w:right w:space="0" w:color="000000" w:val="single" w:sz="6"/>
-          <w:insideH w:space="0" w:color="000000" w:val="single" w:sz="6"/>
-          <w:insideV w:space="0" w:color="000000" w:val="single" w:sz="6"/>
+          <w:top w:space="0" w:color="000000" w:sz="6" w:val="single"/>
+          <w:left w:space="0" w:color="000000" w:sz="6" w:val="single"/>
+          <w:bottom w:space="0" w:color="000000" w:sz="6" w:val="single"/>
+          <w:right w:space="0" w:color="000000" w:sz="6" w:val="single"/>
+          <w:insideH w:space="0" w:color="000000" w:sz="6" w:val="single"/>
+          <w:insideV w:space="0" w:color="000000" w:sz="6" w:val="single"/>
         </w:tblBorders>
         <w:tblCellMar>
-          <w:top w:w="57" w:type="dxa"/>
-          <w:left w:w="108" w:type="dxa"/>
-          <w:bottom w:w="57" w:type="dxa"/>
-          <w:right w:w="108" w:type="dxa"/>
+          <w:top w:type="dxa" w:w="57"/>
+          <w:left w:type="dxa" w:w="108"/>
+          <w:bottom w:type="dxa" w:w="57"/>
+          <w:right w:type="dxa" w:w="108"/>
         </w:tblCellMar>
       </w:tblPr>
       <w:tblGrid>
@@ -15355,17 +15383,17 @@
       </w:tblGrid>
       <w:tr>
         <w:trPr>
-          <w:tblHeader w:val="on"/>
+          <w:tblHeader w:val="true"/>
         </w:trPr>
         <w:tc>
           <w:tcPr>
-            <w:shd w:color="auto" w:val="clear" w:fill="E8E8E8"/>
+            <w:shd w:fill="E8E8E8" w:color="auto" w:val="clear"/>
           </w:tcPr>
           <w:p>
             <w:pPr>
               <w:pStyle w:val="Compact"/>
               <w:jc w:val="left"/>
-              <w:ind w:firstLine="0" w:right="0" w:left="0"/>
+              <w:ind w:left="0" w:firstLine="0" w:right="0"/>
               <w:spacing w:before="40" w:lineRule="auto" w:line="240" w:after="40"/>
             </w:pPr>
             <w:r>
@@ -15378,13 +15406,13 @@
         </w:tc>
         <w:tc>
           <w:tcPr>
-            <w:shd w:color="auto" w:val="clear" w:fill="E8E8E8"/>
+            <w:shd w:fill="E8E8E8" w:color="auto" w:val="clear"/>
           </w:tcPr>
           <w:p>
             <w:pPr>
               <w:pStyle w:val="Compact"/>
               <w:jc w:val="left"/>
-              <w:ind w:firstLine="0" w:right="0" w:left="0"/>
+              <w:ind w:left="0" w:firstLine="0" w:right="0"/>
               <w:spacing w:before="40" w:lineRule="auto" w:line="240" w:after="40"/>
             </w:pPr>
             <w:r>
@@ -15397,13 +15425,13 @@
         </w:tc>
         <w:tc>
           <w:tcPr>
-            <w:shd w:color="auto" w:val="clear" w:fill="E8E8E8"/>
+            <w:shd w:fill="E8E8E8" w:color="auto" w:val="clear"/>
           </w:tcPr>
           <w:p>
             <w:pPr>
               <w:pStyle w:val="Compact"/>
               <w:jc w:val="left"/>
-              <w:ind w:firstLine="0" w:right="0" w:left="0"/>
+              <w:ind w:left="0" w:firstLine="0" w:right="0"/>
               <w:spacing w:before="40" w:lineRule="auto" w:line="240" w:after="40"/>
             </w:pPr>
             <w:r>
@@ -15416,13 +15444,13 @@
         </w:tc>
         <w:tc>
           <w:tcPr>
-            <w:shd w:color="auto" w:val="clear" w:fill="E8E8E8"/>
+            <w:shd w:fill="E8E8E8" w:color="auto" w:val="clear"/>
           </w:tcPr>
           <w:p>
             <w:pPr>
               <w:pStyle w:val="Compact"/>
               <w:jc w:val="left"/>
-              <w:ind w:firstLine="0" w:right="0" w:left="0"/>
+              <w:ind w:left="0" w:firstLine="0" w:right="0"/>
               <w:spacing w:before="40" w:lineRule="auto" w:line="240" w:after="40"/>
             </w:pPr>
             <w:r>
@@ -15441,7 +15469,7 @@
             <w:pPr>
               <w:pStyle w:val="Compact"/>
               <w:jc w:val="left"/>
-              <w:ind w:firstLine="0" w:right="0" w:left="0"/>
+              <w:ind w:left="0" w:firstLine="0" w:right="0"/>
               <w:spacing w:before="40" w:lineRule="auto" w:line="240" w:after="40"/>
             </w:pPr>
             <w:r>
@@ -15458,7 +15486,7 @@
             <w:pPr>
               <w:pStyle w:val="Compact"/>
               <w:jc w:val="left"/>
-              <w:ind w:firstLine="0" w:right="0" w:left="0"/>
+              <w:ind w:left="0" w:firstLine="0" w:right="0"/>
               <w:spacing w:before="40" w:lineRule="auto" w:line="240" w:after="40"/>
             </w:pPr>
             <w:r>
@@ -15472,7 +15500,7 @@
             <w:pPr>
               <w:pStyle w:val="Compact"/>
               <w:jc w:val="left"/>
-              <w:ind w:firstLine="0" w:right="0" w:left="0"/>
+              <w:ind w:left="0" w:firstLine="0" w:right="0"/>
               <w:spacing w:before="40" w:lineRule="auto" w:line="240" w:after="40"/>
             </w:pPr>
             <w:r>
@@ -15486,7 +15514,7 @@
             <w:pPr>
               <w:pStyle w:val="Compact"/>
               <w:jc w:val="left"/>
-              <w:ind w:firstLine="0" w:right="0" w:left="0"/>
+              <w:ind w:left="0" w:firstLine="0" w:right="0"/>
               <w:spacing w:before="40" w:lineRule="auto" w:line="240" w:after="40"/>
             </w:pPr>
             <w:r>
@@ -15502,7 +15530,7 @@
             <w:pPr>
               <w:pStyle w:val="Compact"/>
               <w:jc w:val="left"/>
-              <w:ind w:firstLine="0" w:right="0" w:left="0"/>
+              <w:ind w:left="0" w:firstLine="0" w:right="0"/>
               <w:spacing w:before="40" w:lineRule="auto" w:line="240" w:after="40"/>
             </w:pPr>
             <w:r>
@@ -15519,7 +15547,7 @@
             <w:pPr>
               <w:pStyle w:val="Compact"/>
               <w:jc w:val="left"/>
-              <w:ind w:firstLine="0" w:right="0" w:left="0"/>
+              <w:ind w:left="0" w:firstLine="0" w:right="0"/>
               <w:spacing w:before="40" w:lineRule="auto" w:line="240" w:after="40"/>
             </w:pPr>
             <w:r>
@@ -15533,7 +15561,7 @@
             <w:pPr>
               <w:pStyle w:val="Compact"/>
               <w:jc w:val="left"/>
-              <w:ind w:firstLine="0" w:right="0" w:left="0"/>
+              <w:ind w:left="0" w:firstLine="0" w:right="0"/>
               <w:spacing w:before="40" w:lineRule="auto" w:line="240" w:after="40"/>
             </w:pPr>
             <w:r>
@@ -15556,7 +15584,7 @@
             <w:pPr>
               <w:pStyle w:val="Compact"/>
               <w:jc w:val="left"/>
-              <w:ind w:firstLine="0" w:right="0" w:left="0"/>
+              <w:ind w:left="0" w:firstLine="0" w:right="0"/>
               <w:spacing w:before="40" w:lineRule="auto" w:line="240" w:after="40"/>
             </w:pPr>
             <w:r>
@@ -15572,7 +15600,7 @@
             <w:pPr>
               <w:pStyle w:val="Compact"/>
               <w:jc w:val="left"/>
-              <w:ind w:firstLine="0" w:right="0" w:left="0"/>
+              <w:ind w:left="0" w:firstLine="0" w:right="0"/>
               <w:spacing w:before="40" w:lineRule="auto" w:line="240" w:after="40"/>
             </w:pPr>
             <w:r>
@@ -15589,7 +15617,7 @@
             <w:pPr>
               <w:pStyle w:val="Compact"/>
               <w:jc w:val="left"/>
-              <w:ind w:firstLine="0" w:right="0" w:left="0"/>
+              <w:ind w:left="0" w:firstLine="0" w:right="0"/>
               <w:spacing w:before="40" w:lineRule="auto" w:line="240" w:after="40"/>
             </w:pPr>
             <w:r>
@@ -15603,7 +15631,7 @@
             <w:pPr>
               <w:pStyle w:val="Compact"/>
               <w:jc w:val="left"/>
-              <w:ind w:firstLine="0" w:right="0" w:left="0"/>
+              <w:ind w:left="0" w:firstLine="0" w:right="0"/>
               <w:spacing w:before="40" w:lineRule="auto" w:line="240" w:after="40"/>
             </w:pPr>
             <w:r>
@@ -15620,7 +15648,7 @@
             <w:pPr>
               <w:pStyle w:val="Compact"/>
               <w:jc w:val="left"/>
-              <w:ind w:firstLine="0" w:right="0" w:left="0"/>
+              <w:ind w:left="0" w:firstLine="0" w:right="0"/>
               <w:spacing w:before="40" w:lineRule="auto" w:line="240" w:after="40"/>
             </w:pPr>
             <w:r>
@@ -15636,7 +15664,7 @@
             <w:pPr>
               <w:pStyle w:val="Compact"/>
               <w:jc w:val="left"/>
-              <w:ind w:firstLine="0" w:right="0" w:left="0"/>
+              <w:ind w:left="0" w:firstLine="0" w:right="0"/>
               <w:spacing w:before="40" w:lineRule="auto" w:line="240" w:after="40"/>
             </w:pPr>
             <w:r>
@@ -15653,7 +15681,7 @@
             <w:pPr>
               <w:pStyle w:val="Compact"/>
               <w:jc w:val="left"/>
-              <w:ind w:firstLine="0" w:right="0" w:left="0"/>
+              <w:ind w:left="0" w:firstLine="0" w:right="0"/>
               <w:spacing w:before="40" w:lineRule="auto" w:line="240" w:after="40"/>
             </w:pPr>
             <w:r>
@@ -15667,7 +15695,7 @@
             <w:pPr>
               <w:pStyle w:val="Compact"/>
               <w:jc w:val="left"/>
-              <w:ind w:firstLine="0" w:right="0" w:left="0"/>
+              <w:ind w:left="0" w:firstLine="0" w:right="0"/>
               <w:spacing w:before="40" w:lineRule="auto" w:line="240" w:after="40"/>
             </w:pPr>
             <w:r>
@@ -15681,7 +15709,7 @@
             <w:pPr>
               <w:pStyle w:val="Compact"/>
               <w:jc w:val="left"/>
-              <w:ind w:firstLine="0" w:right="0" w:left="0"/>
+              <w:ind w:left="0" w:firstLine="0" w:right="0"/>
               <w:spacing w:before="40" w:lineRule="auto" w:line="240" w:after="40"/>
             </w:pPr>
             <w:r>
@@ -15706,7 +15734,7 @@
             <w:pPr>
               <w:pStyle w:val="Compact"/>
               <w:jc w:val="left"/>
-              <w:ind w:firstLine="0" w:right="0" w:left="0"/>
+              <w:ind w:left="0" w:firstLine="0" w:right="0"/>
               <w:spacing w:before="40" w:lineRule="auto" w:line="240" w:after="40"/>
             </w:pPr>
             <w:r>
@@ -15723,7 +15751,7 @@
             <w:pPr>
               <w:pStyle w:val="Compact"/>
               <w:jc w:val="left"/>
-              <w:ind w:firstLine="0" w:right="0" w:left="0"/>
+              <w:ind w:left="0" w:firstLine="0" w:right="0"/>
               <w:spacing w:before="40" w:lineRule="auto" w:line="240" w:after="40"/>
             </w:pPr>
             <w:r>
@@ -15737,7 +15765,7 @@
             <w:pPr>
               <w:pStyle w:val="Compact"/>
               <w:jc w:val="left"/>
-              <w:ind w:firstLine="0" w:right="0" w:left="0"/>
+              <w:ind w:left="0" w:firstLine="0" w:right="0"/>
               <w:spacing w:before="40" w:lineRule="auto" w:line="240" w:after="40"/>
             </w:pPr>
             <w:r>
@@ -15751,7 +15779,7 @@
             <w:pPr>
               <w:pStyle w:val="Compact"/>
               <w:jc w:val="left"/>
-              <w:ind w:firstLine="0" w:right="0" w:left="0"/>
+              <w:ind w:left="0" w:firstLine="0" w:right="0"/>
               <w:spacing w:before="40" w:lineRule="auto" w:line="240" w:after="40"/>
             </w:pPr>
             <w:r>
@@ -15767,7 +15795,7 @@
             <w:pPr>
               <w:pStyle w:val="Compact"/>
               <w:jc w:val="left"/>
-              <w:ind w:firstLine="0" w:right="0" w:left="0"/>
+              <w:ind w:left="0" w:firstLine="0" w:right="0"/>
               <w:spacing w:before="40" w:lineRule="auto" w:line="240" w:after="40"/>
             </w:pPr>
             <w:r>
@@ -15784,7 +15812,7 @@
             <w:pPr>
               <w:pStyle w:val="Compact"/>
               <w:jc w:val="left"/>
-              <w:ind w:firstLine="0" w:right="0" w:left="0"/>
+              <w:ind w:left="0" w:firstLine="0" w:right="0"/>
               <w:spacing w:before="40" w:lineRule="auto" w:line="240" w:after="40"/>
             </w:pPr>
             <w:r>
@@ -15798,7 +15826,7 @@
             <w:pPr>
               <w:pStyle w:val="Compact"/>
               <w:jc w:val="left"/>
-              <w:ind w:firstLine="0" w:right="0" w:left="0"/>
+              <w:ind w:left="0" w:firstLine="0" w:right="0"/>
               <w:spacing w:before="40" w:lineRule="auto" w:line="240" w:after="40"/>
             </w:pPr>
             <w:r>
@@ -15812,7 +15840,7 @@
             <w:pPr>
               <w:pStyle w:val="Compact"/>
               <w:jc w:val="left"/>
-              <w:ind w:firstLine="0" w:right="0" w:left="0"/>
+              <w:ind w:left="0" w:firstLine="0" w:right="0"/>
               <w:spacing w:before="40" w:lineRule="auto" w:line="240" w:after="40"/>
             </w:pPr>
             <w:r>
@@ -15828,7 +15856,7 @@
             <w:pPr>
               <w:pStyle w:val="Compact"/>
               <w:jc w:val="left"/>
-              <w:ind w:firstLine="0" w:right="0" w:left="0"/>
+              <w:ind w:left="0" w:firstLine="0" w:right="0"/>
               <w:spacing w:before="40" w:lineRule="auto" w:line="240" w:after="40"/>
             </w:pPr>
             <w:r>
@@ -15845,7 +15873,7 @@
             <w:pPr>
               <w:pStyle w:val="Compact"/>
               <w:jc w:val="left"/>
-              <w:ind w:firstLine="0" w:right="0" w:left="0"/>
+              <w:ind w:left="0" w:firstLine="0" w:right="0"/>
               <w:spacing w:before="40" w:lineRule="auto" w:line="240" w:after="40"/>
             </w:pPr>
             <w:r>
@@ -15859,7 +15887,7 @@
             <w:pPr>
               <w:pStyle w:val="Compact"/>
               <w:jc w:val="left"/>
-              <w:ind w:firstLine="0" w:right="0" w:left="0"/>
+              <w:ind w:left="0" w:firstLine="0" w:right="0"/>
               <w:spacing w:before="40" w:lineRule="auto" w:line="240" w:after="40"/>
             </w:pPr>
             <w:r>
@@ -15873,7 +15901,7 @@
             <w:pPr>
               <w:pStyle w:val="Compact"/>
               <w:jc w:val="left"/>
-              <w:ind w:firstLine="0" w:right="0" w:left="0"/>
+              <w:ind w:left="0" w:firstLine="0" w:right="0"/>
               <w:spacing w:before="40" w:lineRule="auto" w:line="240" w:after="40"/>
             </w:pPr>
             <w:r>
@@ -15889,7 +15917,7 @@
             <w:pPr>
               <w:pStyle w:val="Compact"/>
               <w:jc w:val="left"/>
-              <w:ind w:firstLine="0" w:right="0" w:left="0"/>
+              <w:ind w:left="0" w:firstLine="0" w:right="0"/>
               <w:spacing w:before="40" w:lineRule="auto" w:line="240" w:after="40"/>
             </w:pPr>
             <w:r>
@@ -15906,7 +15934,7 @@
             <w:pPr>
               <w:pStyle w:val="Compact"/>
               <w:jc w:val="left"/>
-              <w:ind w:firstLine="0" w:right="0" w:left="0"/>
+              <w:ind w:left="0" w:firstLine="0" w:right="0"/>
               <w:spacing w:before="40" w:lineRule="auto" w:line="240" w:after="40"/>
             </w:pPr>
             <w:r>
@@ -15920,7 +15948,7 @@
             <w:pPr>
               <w:pStyle w:val="Compact"/>
               <w:jc w:val="left"/>
-              <w:ind w:firstLine="0" w:right="0" w:left="0"/>
+              <w:ind w:left="0" w:firstLine="0" w:right="0"/>
               <w:spacing w:before="40" w:lineRule="auto" w:line="240" w:after="40"/>
             </w:pPr>
             <w:r>
@@ -15934,7 +15962,7 @@
             <w:pPr>
               <w:pStyle w:val="Compact"/>
               <w:jc w:val="left"/>
-              <w:ind w:firstLine="0" w:right="0" w:left="0"/>
+              <w:ind w:left="0" w:firstLine="0" w:right="0"/>
               <w:spacing w:before="40" w:lineRule="auto" w:line="240" w:after="40"/>
             </w:pPr>
             <w:r>
@@ -15950,7 +15978,7 @@
             <w:pPr>
               <w:pStyle w:val="Compact"/>
               <w:jc w:val="left"/>
-              <w:ind w:firstLine="0" w:right="0" w:left="0"/>
+              <w:ind w:left="0" w:firstLine="0" w:right="0"/>
               <w:spacing w:before="40" w:lineRule="auto" w:line="240" w:after="40"/>
             </w:pPr>
             <w:r>
@@ -15967,7 +15995,7 @@
             <w:pPr>
               <w:pStyle w:val="Compact"/>
               <w:jc w:val="left"/>
-              <w:ind w:firstLine="0" w:right="0" w:left="0"/>
+              <w:ind w:left="0" w:firstLine="0" w:right="0"/>
               <w:spacing w:before="40" w:lineRule="auto" w:line="240" w:after="40"/>
             </w:pPr>
             <w:r>
@@ -15981,7 +16009,7 @@
             <w:pPr>
               <w:pStyle w:val="Compact"/>
               <w:jc w:val="left"/>
-              <w:ind w:firstLine="0" w:right="0" w:left="0"/>
+              <w:ind w:left="0" w:firstLine="0" w:right="0"/>
               <w:spacing w:before="40" w:lineRule="auto" w:line="240" w:after="40"/>
             </w:pPr>
             <w:r>
@@ -15995,7 +16023,7 @@
             <w:pPr>
               <w:pStyle w:val="Compact"/>
               <w:jc w:val="left"/>
-              <w:ind w:firstLine="0" w:right="0" w:left="0"/>
+              <w:ind w:left="0" w:firstLine="0" w:right="0"/>
               <w:spacing w:before="40" w:lineRule="auto" w:line="240" w:after="40"/>
             </w:pPr>
             <w:r>
@@ -16020,7 +16048,7 @@
             <w:pPr>
               <w:pStyle w:val="Compact"/>
               <w:jc w:val="left"/>
-              <w:ind w:firstLine="0" w:right="0" w:left="0"/>
+              <w:ind w:left="0" w:firstLine="0" w:right="0"/>
               <w:spacing w:before="40" w:lineRule="auto" w:line="240" w:after="40"/>
             </w:pPr>
             <w:r>
@@ -16037,7 +16065,7 @@
             <w:pPr>
               <w:pStyle w:val="Compact"/>
               <w:jc w:val="left"/>
-              <w:ind w:firstLine="0" w:right="0" w:left="0"/>
+              <w:ind w:left="0" w:firstLine="0" w:right="0"/>
               <w:spacing w:before="40" w:lineRule="auto" w:line="240" w:after="40"/>
             </w:pPr>
             <w:r>
@@ -16051,7 +16079,7 @@
             <w:pPr>
               <w:pStyle w:val="Compact"/>
               <w:jc w:val="left"/>
-              <w:ind w:firstLine="0" w:right="0" w:left="0"/>
+              <w:ind w:left="0" w:firstLine="0" w:right="0"/>
               <w:spacing w:before="40" w:lineRule="auto" w:line="240" w:after="40"/>
             </w:pPr>
             <w:r>
@@ -16065,7 +16093,7 @@
             <w:pPr>
               <w:pStyle w:val="Compact"/>
               <w:jc w:val="left"/>
-              <w:ind w:firstLine="0" w:right="0" w:left="0"/>
+              <w:ind w:left="0" w:firstLine="0" w:right="0"/>
               <w:spacing w:before="40" w:lineRule="auto" w:line="240" w:after="40"/>
             </w:pPr>
             <w:r>
@@ -16081,7 +16109,7 @@
             <w:pPr>
               <w:pStyle w:val="Compact"/>
               <w:jc w:val="left"/>
-              <w:ind w:firstLine="0" w:right="0" w:left="0"/>
+              <w:ind w:left="0" w:firstLine="0" w:right="0"/>
               <w:spacing w:before="40" w:lineRule="auto" w:line="240" w:after="40"/>
             </w:pPr>
             <w:r>
@@ -16098,7 +16126,7 @@
             <w:pPr>
               <w:pStyle w:val="Compact"/>
               <w:jc w:val="left"/>
-              <w:ind w:firstLine="0" w:right="0" w:left="0"/>
+              <w:ind w:left="0" w:firstLine="0" w:right="0"/>
               <w:spacing w:before="40" w:lineRule="auto" w:line="240" w:after="40"/>
             </w:pPr>
             <w:r>
@@ -16112,7 +16140,7 @@
             <w:pPr>
               <w:pStyle w:val="Compact"/>
               <w:jc w:val="left"/>
-              <w:ind w:firstLine="0" w:right="0" w:left="0"/>
+              <w:ind w:left="0" w:firstLine="0" w:right="0"/>
               <w:spacing w:before="40" w:lineRule="auto" w:line="240" w:after="40"/>
             </w:pPr>
             <w:r>
@@ -16126,7 +16154,7 @@
             <w:pPr>
               <w:pStyle w:val="Compact"/>
               <w:jc w:val="left"/>
-              <w:ind w:firstLine="0" w:right="0" w:left="0"/>
+              <w:ind w:left="0" w:firstLine="0" w:right="0"/>
               <w:spacing w:before="40" w:lineRule="auto" w:line="240" w:after="40"/>
             </w:pPr>
             <w:r>
@@ -16166,7 +16194,7 @@
             <w:pPr>
               <w:pStyle w:val="Compact"/>
               <w:jc w:val="left"/>
-              <w:ind w:firstLine="0" w:right="0" w:left="0"/>
+              <w:ind w:left="0" w:firstLine="0" w:right="0"/>
               <w:spacing w:before="40" w:lineRule="auto" w:line="240" w:after="40"/>
             </w:pPr>
             <w:r>
@@ -16183,7 +16211,7 @@
             <w:pPr>
               <w:pStyle w:val="Compact"/>
               <w:jc w:val="left"/>
-              <w:ind w:firstLine="0" w:right="0" w:left="0"/>
+              <w:ind w:left="0" w:firstLine="0" w:right="0"/>
               <w:spacing w:before="40" w:lineRule="auto" w:line="240" w:after="40"/>
             </w:pPr>
             <w:r>
@@ -16197,7 +16225,7 @@
             <w:pPr>
               <w:pStyle w:val="Compact"/>
               <w:jc w:val="left"/>
-              <w:ind w:firstLine="0" w:right="0" w:left="0"/>
+              <w:ind w:left="0" w:firstLine="0" w:right="0"/>
               <w:spacing w:before="40" w:lineRule="auto" w:line="240" w:after="40"/>
             </w:pPr>
             <w:r>
@@ -16211,7 +16239,7 @@
             <w:pPr>
               <w:pStyle w:val="Compact"/>
               <w:jc w:val="left"/>
-              <w:ind w:firstLine="0" w:right="0" w:left="0"/>
+              <w:ind w:left="0" w:firstLine="0" w:right="0"/>
               <w:spacing w:before="40" w:lineRule="auto" w:line="240" w:after="40"/>
             </w:pPr>
             <w:r>
@@ -16221,8 +16249,8 @@
         </w:tc>
       </w:tr>
     </w:tbl>
-    <w:bookmarkEnd w:id="23"/>
-    <w:bookmarkStart w:id="24" w:name="attribute-definitions"/>
+    <w:bookmarkEnd w:id="34"/>
+    <w:bookmarkStart w:id="35" w:name="attribute-definitions"/>
     <w:p>
       <w:pPr>
         <w:pStyle w:val="Heading2"/>
@@ -16237,7 +16265,7 @@
     </w:p>
     <w:p>
       <w:pPr>
-        <w:spacing w:lineRule="exact" w:line="20" w:after="0" w:before="0"/>
+        <w:spacing w:line="20" w:before="0" w:lineRule="exact" w:after="0"/>
         <w:rPr>
           <w:sz w:val="2"/>
         </w:rPr>
@@ -16277,19 +16305,20 @@
         <w:tblStyle w:val="Table"/>
         <w:tblW w:type="auto" w:w="0"/>
         <w:tblLook w:firstRow="1" w:lastRow="0" w:firstColumn="0" w:lastColumn="0" w:noHBand="0" w:noVBand="0" w:val="0020"/>
+        <w:jc w:val="start"/>
         <w:tblBorders>
-          <w:top w:space="0" w:color="000000" w:val="single" w:sz="6"/>
-          <w:left w:space="0" w:color="000000" w:val="single" w:sz="6"/>
-          <w:bottom w:space="0" w:color="000000" w:val="single" w:sz="6"/>
-          <w:right w:space="0" w:color="000000" w:val="single" w:sz="6"/>
-          <w:insideH w:space="0" w:color="000000" w:val="single" w:sz="6"/>
-          <w:insideV w:space="0" w:color="000000" w:val="single" w:sz="6"/>
+          <w:top w:space="0" w:color="000000" w:sz="6" w:val="single"/>
+          <w:left w:space="0" w:color="000000" w:sz="6" w:val="single"/>
+          <w:bottom w:space="0" w:color="000000" w:sz="6" w:val="single"/>
+          <w:right w:space="0" w:color="000000" w:sz="6" w:val="single"/>
+          <w:insideH w:space="0" w:color="000000" w:sz="6" w:val="single"/>
+          <w:insideV w:space="0" w:color="000000" w:sz="6" w:val="single"/>
         </w:tblBorders>
         <w:tblCellMar>
-          <w:top w:w="57" w:type="dxa"/>
-          <w:left w:w="108" w:type="dxa"/>
-          <w:bottom w:w="57" w:type="dxa"/>
-          <w:right w:w="108" w:type="dxa"/>
+          <w:top w:type="dxa" w:w="57"/>
+          <w:left w:type="dxa" w:w="108"/>
+          <w:bottom w:type="dxa" w:w="57"/>
+          <w:right w:type="dxa" w:w="108"/>
         </w:tblCellMar>
       </w:tblPr>
       <w:tblGrid>
@@ -16300,17 +16329,17 @@
       </w:tblGrid>
       <w:tr>
         <w:trPr>
-          <w:tblHeader w:val="on"/>
+          <w:tblHeader w:val="true"/>
         </w:trPr>
         <w:tc>
           <w:tcPr>
-            <w:shd w:color="auto" w:val="clear" w:fill="E8E8E8"/>
+            <w:shd w:fill="E8E8E8" w:color="auto" w:val="clear"/>
           </w:tcPr>
           <w:p>
             <w:pPr>
               <w:pStyle w:val="Compact"/>
               <w:jc w:val="left"/>
-              <w:ind w:firstLine="0" w:right="0" w:left="0"/>
+              <w:ind w:left="0" w:firstLine="0" w:right="0"/>
               <w:spacing w:before="40" w:lineRule="auto" w:line="240" w:after="40"/>
             </w:pPr>
             <w:r>
@@ -16323,13 +16352,13 @@
         </w:tc>
         <w:tc>
           <w:tcPr>
-            <w:shd w:color="auto" w:val="clear" w:fill="E8E8E8"/>
+            <w:shd w:fill="E8E8E8" w:color="auto" w:val="clear"/>
           </w:tcPr>
           <w:p>
             <w:pPr>
               <w:pStyle w:val="Compact"/>
               <w:jc w:val="left"/>
-              <w:ind w:firstLine="0" w:right="0" w:left="0"/>
+              <w:ind w:left="0" w:firstLine="0" w:right="0"/>
               <w:spacing w:before="40" w:lineRule="auto" w:line="240" w:after="40"/>
             </w:pPr>
             <w:r>
@@ -16342,13 +16371,13 @@
         </w:tc>
         <w:tc>
           <w:tcPr>
-            <w:shd w:color="auto" w:val="clear" w:fill="E8E8E8"/>
+            <w:shd w:fill="E8E8E8" w:color="auto" w:val="clear"/>
           </w:tcPr>
           <w:p>
             <w:pPr>
               <w:pStyle w:val="Compact"/>
               <w:jc w:val="left"/>
-              <w:ind w:firstLine="0" w:right="0" w:left="0"/>
+              <w:ind w:left="0" w:firstLine="0" w:right="0"/>
               <w:spacing w:before="40" w:lineRule="auto" w:line="240" w:after="40"/>
             </w:pPr>
             <w:r>
@@ -16361,13 +16390,13 @@
         </w:tc>
         <w:tc>
           <w:tcPr>
-            <w:shd w:color="auto" w:val="clear" w:fill="E8E8E8"/>
+            <w:shd w:fill="E8E8E8" w:color="auto" w:val="clear"/>
           </w:tcPr>
           <w:p>
             <w:pPr>
               <w:pStyle w:val="Compact"/>
               <w:jc w:val="left"/>
-              <w:ind w:firstLine="0" w:right="0" w:left="0"/>
+              <w:ind w:left="0" w:firstLine="0" w:right="0"/>
               <w:spacing w:before="40" w:lineRule="auto" w:line="240" w:after="40"/>
             </w:pPr>
             <w:r>
@@ -16386,7 +16415,7 @@
             <w:pPr>
               <w:pStyle w:val="Compact"/>
               <w:jc w:val="left"/>
-              <w:ind w:firstLine="0" w:right="0" w:left="0"/>
+              <w:ind w:left="0" w:firstLine="0" w:right="0"/>
               <w:spacing w:before="40" w:lineRule="auto" w:line="240" w:after="40"/>
             </w:pPr>
             <w:r>
@@ -16403,7 +16432,7 @@
             <w:pPr>
               <w:pStyle w:val="Compact"/>
               <w:jc w:val="left"/>
-              <w:ind w:firstLine="0" w:right="0" w:left="0"/>
+              <w:ind w:left="0" w:firstLine="0" w:right="0"/>
               <w:spacing w:before="40" w:lineRule="auto" w:line="240" w:after="40"/>
             </w:pPr>
             <w:r>
@@ -16417,7 +16446,7 @@
             <w:pPr>
               <w:pStyle w:val="Compact"/>
               <w:jc w:val="left"/>
-              <w:ind w:firstLine="0" w:right="0" w:left="0"/>
+              <w:ind w:left="0" w:firstLine="0" w:right="0"/>
               <w:spacing w:before="40" w:lineRule="auto" w:line="240" w:after="40"/>
             </w:pPr>
             <w:r>
@@ -16431,7 +16460,7 @@
             <w:pPr>
               <w:pStyle w:val="Compact"/>
               <w:jc w:val="left"/>
-              <w:ind w:firstLine="0" w:right="0" w:left="0"/>
+              <w:ind w:left="0" w:firstLine="0" w:right="0"/>
               <w:spacing w:before="40" w:lineRule="auto" w:line="240" w:after="40"/>
             </w:pPr>
             <w:r>
@@ -16447,7 +16476,7 @@
             <w:pPr>
               <w:pStyle w:val="Compact"/>
               <w:jc w:val="left"/>
-              <w:ind w:firstLine="0" w:right="0" w:left="0"/>
+              <w:ind w:left="0" w:firstLine="0" w:right="0"/>
               <w:spacing w:before="40" w:lineRule="auto" w:line="240" w:after="40"/>
             </w:pPr>
             <w:r>
@@ -16464,7 +16493,7 @@
             <w:pPr>
               <w:pStyle w:val="Compact"/>
               <w:jc w:val="left"/>
-              <w:ind w:firstLine="0" w:right="0" w:left="0"/>
+              <w:ind w:left="0" w:firstLine="0" w:right="0"/>
               <w:spacing w:before="40" w:lineRule="auto" w:line="240" w:after="40"/>
             </w:pPr>
             <w:r>
@@ -16478,7 +16507,7 @@
             <w:pPr>
               <w:pStyle w:val="Compact"/>
               <w:jc w:val="left"/>
-              <w:ind w:firstLine="0" w:right="0" w:left="0"/>
+              <w:ind w:left="0" w:firstLine="0" w:right="0"/>
               <w:spacing w:before="40" w:lineRule="auto" w:line="240" w:after="40"/>
             </w:pPr>
             <w:r>
@@ -16495,7 +16524,7 @@
             <w:pPr>
               <w:pStyle w:val="Compact"/>
               <w:jc w:val="left"/>
-              <w:ind w:firstLine="0" w:right="0" w:left="0"/>
+              <w:ind w:left="0" w:firstLine="0" w:right="0"/>
               <w:spacing w:before="40" w:lineRule="auto" w:line="240" w:after="40"/>
             </w:pPr>
             <w:r>
@@ -16610,7 +16639,7 @@
             <w:pPr>
               <w:pStyle w:val="Compact"/>
               <w:jc w:val="left"/>
-              <w:ind w:firstLine="0" w:right="0" w:left="0"/>
+              <w:ind w:left="0" w:firstLine="0" w:right="0"/>
               <w:spacing w:before="40" w:lineRule="auto" w:line="240" w:after="40"/>
             </w:pPr>
             <w:r>
@@ -16627,7 +16656,7 @@
             <w:pPr>
               <w:pStyle w:val="Compact"/>
               <w:jc w:val="left"/>
-              <w:ind w:firstLine="0" w:right="0" w:left="0"/>
+              <w:ind w:left="0" w:firstLine="0" w:right="0"/>
               <w:spacing w:before="40" w:lineRule="auto" w:line="240" w:after="40"/>
             </w:pPr>
             <w:r>
@@ -16641,7 +16670,7 @@
             <w:pPr>
               <w:pStyle w:val="Compact"/>
               <w:jc w:val="left"/>
-              <w:ind w:firstLine="0" w:right="0" w:left="0"/>
+              <w:ind w:left="0" w:firstLine="0" w:right="0"/>
               <w:spacing w:before="40" w:lineRule="auto" w:line="240" w:after="40"/>
             </w:pPr>
             <w:r>
@@ -16655,7 +16684,7 @@
             <w:pPr>
               <w:pStyle w:val="Compact"/>
               <w:jc w:val="left"/>
-              <w:ind w:firstLine="0" w:right="0" w:left="0"/>
+              <w:ind w:left="0" w:firstLine="0" w:right="0"/>
               <w:spacing w:before="40" w:lineRule="auto" w:line="240" w:after="40"/>
             </w:pPr>
             <w:r>
@@ -16671,7 +16700,7 @@
             <w:pPr>
               <w:pStyle w:val="Compact"/>
               <w:jc w:val="left"/>
-              <w:ind w:firstLine="0" w:right="0" w:left="0"/>
+              <w:ind w:left="0" w:firstLine="0" w:right="0"/>
               <w:spacing w:before="40" w:lineRule="auto" w:line="240" w:after="40"/>
             </w:pPr>
             <w:r>
@@ -16688,7 +16717,7 @@
             <w:pPr>
               <w:pStyle w:val="Compact"/>
               <w:jc w:val="left"/>
-              <w:ind w:firstLine="0" w:right="0" w:left="0"/>
+              <w:ind w:left="0" w:firstLine="0" w:right="0"/>
               <w:spacing w:before="40" w:lineRule="auto" w:line="240" w:after="40"/>
             </w:pPr>
             <w:r>
@@ -16702,7 +16731,7 @@
             <w:pPr>
               <w:pStyle w:val="Compact"/>
               <w:jc w:val="left"/>
-              <w:ind w:firstLine="0" w:right="0" w:left="0"/>
+              <w:ind w:left="0" w:firstLine="0" w:right="0"/>
               <w:spacing w:before="40" w:lineRule="auto" w:line="240" w:after="40"/>
             </w:pPr>
             <w:r>
@@ -16716,7 +16745,7 @@
             <w:pPr>
               <w:pStyle w:val="Compact"/>
               <w:jc w:val="left"/>
-              <w:ind w:firstLine="0" w:right="0" w:left="0"/>
+              <w:ind w:left="0" w:firstLine="0" w:right="0"/>
               <w:spacing w:before="40" w:lineRule="auto" w:line="240" w:after="40"/>
             </w:pPr>
             <w:r>
@@ -16732,7 +16761,7 @@
             <w:pPr>
               <w:pStyle w:val="Compact"/>
               <w:jc w:val="left"/>
-              <w:ind w:firstLine="0" w:right="0" w:left="0"/>
+              <w:ind w:left="0" w:firstLine="0" w:right="0"/>
               <w:spacing w:before="40" w:lineRule="auto" w:line="240" w:after="40"/>
             </w:pPr>
             <w:r>
@@ -16764,7 +16793,7 @@
             <w:pPr>
               <w:pStyle w:val="Compact"/>
               <w:jc w:val="left"/>
-              <w:ind w:firstLine="0" w:right="0" w:left="0"/>
+              <w:ind w:left="0" w:firstLine="0" w:right="0"/>
               <w:spacing w:before="40" w:lineRule="auto" w:line="240" w:after="40"/>
             </w:pPr>
             <w:r>
@@ -16778,7 +16807,7 @@
             <w:pPr>
               <w:pStyle w:val="Compact"/>
               <w:jc w:val="left"/>
-              <w:ind w:firstLine="0" w:right="0" w:left="0"/>
+              <w:ind w:left="0" w:firstLine="0" w:right="0"/>
               <w:spacing w:before="40" w:lineRule="auto" w:line="240" w:after="40"/>
             </w:pPr>
             <w:r>
@@ -16792,7 +16821,7 @@
             <w:pPr>
               <w:pStyle w:val="Compact"/>
               <w:jc w:val="left"/>
-              <w:ind w:firstLine="0" w:right="0" w:left="0"/>
+              <w:ind w:left="0" w:firstLine="0" w:right="0"/>
               <w:spacing w:before="40" w:lineRule="auto" w:line="240" w:after="40"/>
             </w:pPr>
             <w:r>
@@ -16808,7 +16837,7 @@
             <w:pPr>
               <w:pStyle w:val="Compact"/>
               <w:jc w:val="left"/>
-              <w:ind w:firstLine="0" w:right="0" w:left="0"/>
+              <w:ind w:left="0" w:firstLine="0" w:right="0"/>
               <w:spacing w:before="40" w:lineRule="auto" w:line="240" w:after="40"/>
             </w:pPr>
             <w:r>
@@ -16825,7 +16854,7 @@
             <w:pPr>
               <w:pStyle w:val="Compact"/>
               <w:jc w:val="left"/>
-              <w:ind w:firstLine="0" w:right="0" w:left="0"/>
+              <w:ind w:left="0" w:firstLine="0" w:right="0"/>
               <w:spacing w:before="40" w:lineRule="auto" w:line="240" w:after="40"/>
             </w:pPr>
             <w:r>
@@ -16839,7 +16868,7 @@
             <w:pPr>
               <w:pStyle w:val="Compact"/>
               <w:jc w:val="left"/>
-              <w:ind w:firstLine="0" w:right="0" w:left="0"/>
+              <w:ind w:left="0" w:firstLine="0" w:right="0"/>
               <w:spacing w:before="40" w:lineRule="auto" w:line="240" w:after="40"/>
             </w:pPr>
             <w:r>
@@ -16853,7 +16882,7 @@
             <w:pPr>
               <w:pStyle w:val="Compact"/>
               <w:jc w:val="left"/>
-              <w:ind w:firstLine="0" w:right="0" w:left="0"/>
+              <w:ind w:left="0" w:firstLine="0" w:right="0"/>
               <w:spacing w:before="40" w:lineRule="auto" w:line="240" w:after="40"/>
             </w:pPr>
             <w:r>
@@ -16881,7 +16910,7 @@
             <w:pPr>
               <w:pStyle w:val="Compact"/>
               <w:jc w:val="left"/>
-              <w:ind w:firstLine="0" w:right="0" w:left="0"/>
+              <w:ind w:left="0" w:firstLine="0" w:right="0"/>
               <w:spacing w:before="40" w:lineRule="auto" w:line="240" w:after="40"/>
             </w:pPr>
             <w:r>
@@ -16898,7 +16927,7 @@
             <w:pPr>
               <w:pStyle w:val="Compact"/>
               <w:jc w:val="left"/>
-              <w:ind w:firstLine="0" w:right="0" w:left="0"/>
+              <w:ind w:left="0" w:firstLine="0" w:right="0"/>
               <w:spacing w:before="40" w:lineRule="auto" w:line="240" w:after="40"/>
             </w:pPr>
             <w:r>
@@ -16912,7 +16941,7 @@
             <w:pPr>
               <w:pStyle w:val="Compact"/>
               <w:jc w:val="left"/>
-              <w:ind w:firstLine="0" w:right="0" w:left="0"/>
+              <w:ind w:left="0" w:firstLine="0" w:right="0"/>
               <w:spacing w:before="40" w:lineRule="auto" w:line="240" w:after="40"/>
             </w:pPr>
             <w:r>
@@ -16926,7 +16955,7 @@
             <w:pPr>
               <w:pStyle w:val="Compact"/>
               <w:jc w:val="left"/>
-              <w:ind w:firstLine="0" w:right="0" w:left="0"/>
+              <w:ind w:left="0" w:firstLine="0" w:right="0"/>
               <w:spacing w:before="40" w:lineRule="auto" w:line="240" w:after="40"/>
             </w:pPr>
             <w:r>
@@ -16963,8 +16992,8 @@
         </w:tc>
       </w:tr>
     </w:tbl>
-    <w:bookmarkEnd w:id="24"/>
-    <w:bookmarkStart w:id="25" w:name="float-schema"/>
+    <w:bookmarkEnd w:id="35"/>
+    <w:bookmarkStart w:id="36" w:name="float-schema"/>
     <w:p>
       <w:pPr>
         <w:pStyle w:val="Heading2"/>
@@ -16979,7 +17008,7 @@
     </w:p>
     <w:p>
       <w:pPr>
-        <w:spacing w:lineRule="exact" w:line="20" w:after="0" w:before="0"/>
+        <w:spacing w:line="20" w:before="0" w:lineRule="exact" w:after="0"/>
         <w:rPr>
           <w:sz w:val="2"/>
         </w:rPr>
@@ -17019,19 +17048,20 @@
         <w:tblStyle w:val="Table"/>
         <w:tblW w:type="auto" w:w="0"/>
         <w:tblLook w:firstRow="1" w:lastRow="0" w:firstColumn="0" w:lastColumn="0" w:noHBand="0" w:noVBand="0" w:val="0020"/>
+        <w:jc w:val="start"/>
         <w:tblBorders>
-          <w:top w:space="0" w:color="000000" w:val="single" w:sz="6"/>
-          <w:left w:space="0" w:color="000000" w:val="single" w:sz="6"/>
-          <w:bottom w:space="0" w:color="000000" w:val="single" w:sz="6"/>
-          <w:right w:space="0" w:color="000000" w:val="single" w:sz="6"/>
-          <w:insideH w:space="0" w:color="000000" w:val="single" w:sz="6"/>
-          <w:insideV w:space="0" w:color="000000" w:val="single" w:sz="6"/>
+          <w:top w:space="0" w:color="000000" w:sz="6" w:val="single"/>
+          <w:left w:space="0" w:color="000000" w:sz="6" w:val="single"/>
+          <w:bottom w:space="0" w:color="000000" w:sz="6" w:val="single"/>
+          <w:right w:space="0" w:color="000000" w:sz="6" w:val="single"/>
+          <w:insideH w:space="0" w:color="000000" w:sz="6" w:val="single"/>
+          <w:insideV w:space="0" w:color="000000" w:sz="6" w:val="single"/>
         </w:tblBorders>
         <w:tblCellMar>
-          <w:top w:w="57" w:type="dxa"/>
-          <w:left w:w="108" w:type="dxa"/>
-          <w:bottom w:w="57" w:type="dxa"/>
-          <w:right w:w="108" w:type="dxa"/>
+          <w:top w:type="dxa" w:w="57"/>
+          <w:left w:type="dxa" w:w="108"/>
+          <w:bottom w:type="dxa" w:w="57"/>
+          <w:right w:type="dxa" w:w="108"/>
         </w:tblCellMar>
       </w:tblPr>
       <w:tblGrid>
@@ -17042,17 +17072,17 @@
       </w:tblGrid>
       <w:tr>
         <w:trPr>
-          <w:tblHeader w:val="on"/>
+          <w:tblHeader w:val="true"/>
         </w:trPr>
         <w:tc>
           <w:tcPr>
-            <w:shd w:color="auto" w:val="clear" w:fill="E8E8E8"/>
+            <w:shd w:fill="E8E8E8" w:color="auto" w:val="clear"/>
           </w:tcPr>
           <w:p>
             <w:pPr>
               <w:pStyle w:val="Compact"/>
               <w:jc w:val="left"/>
-              <w:ind w:firstLine="0" w:right="0" w:left="0"/>
+              <w:ind w:left="0" w:firstLine="0" w:right="0"/>
               <w:spacing w:before="40" w:lineRule="auto" w:line="240" w:after="40"/>
             </w:pPr>
             <w:r>
@@ -17065,13 +17095,13 @@
         </w:tc>
         <w:tc>
           <w:tcPr>
-            <w:shd w:color="auto" w:val="clear" w:fill="E8E8E8"/>
+            <w:shd w:fill="E8E8E8" w:color="auto" w:val="clear"/>
           </w:tcPr>
           <w:p>
             <w:pPr>
               <w:pStyle w:val="Compact"/>
               <w:jc w:val="left"/>
-              <w:ind w:firstLine="0" w:right="0" w:left="0"/>
+              <w:ind w:left="0" w:firstLine="0" w:right="0"/>
               <w:spacing w:before="40" w:lineRule="auto" w:line="240" w:after="40"/>
             </w:pPr>
             <w:r>
@@ -17084,13 +17114,13 @@
         </w:tc>
         <w:tc>
           <w:tcPr>
-            <w:shd w:color="auto" w:val="clear" w:fill="E8E8E8"/>
+            <w:shd w:fill="E8E8E8" w:color="auto" w:val="clear"/>
           </w:tcPr>
           <w:p>
             <w:pPr>
               <w:pStyle w:val="Compact"/>
               <w:jc w:val="left"/>
-              <w:ind w:firstLine="0" w:right="0" w:left="0"/>
+              <w:ind w:left="0" w:firstLine="0" w:right="0"/>
               <w:spacing w:before="40" w:lineRule="auto" w:line="240" w:after="40"/>
             </w:pPr>
             <w:r>
@@ -17103,13 +17133,13 @@
         </w:tc>
         <w:tc>
           <w:tcPr>
-            <w:shd w:color="auto" w:val="clear" w:fill="E8E8E8"/>
+            <w:shd w:fill="E8E8E8" w:color="auto" w:val="clear"/>
           </w:tcPr>
           <w:p>
             <w:pPr>
               <w:pStyle w:val="Compact"/>
               <w:jc w:val="left"/>
-              <w:ind w:firstLine="0" w:right="0" w:left="0"/>
+              <w:ind w:left="0" w:firstLine="0" w:right="0"/>
               <w:spacing w:before="40" w:lineRule="auto" w:line="240" w:after="40"/>
             </w:pPr>
             <w:r>
@@ -17128,7 +17158,7 @@
             <w:pPr>
               <w:pStyle w:val="Compact"/>
               <w:jc w:val="left"/>
-              <w:ind w:firstLine="0" w:right="0" w:left="0"/>
+              <w:ind w:left="0" w:firstLine="0" w:right="0"/>
               <w:spacing w:before="40" w:lineRule="auto" w:line="240" w:after="40"/>
             </w:pPr>
             <w:r>
@@ -17145,7 +17175,7 @@
             <w:pPr>
               <w:pStyle w:val="Compact"/>
               <w:jc w:val="left"/>
-              <w:ind w:firstLine="0" w:right="0" w:left="0"/>
+              <w:ind w:left="0" w:firstLine="0" w:right="0"/>
               <w:spacing w:before="40" w:lineRule="auto" w:line="240" w:after="40"/>
             </w:pPr>
             <w:r>
@@ -17159,7 +17189,7 @@
             <w:pPr>
               <w:pStyle w:val="Compact"/>
               <w:jc w:val="left"/>
-              <w:ind w:firstLine="0" w:right="0" w:left="0"/>
+              <w:ind w:left="0" w:firstLine="0" w:right="0"/>
               <w:spacing w:before="40" w:lineRule="auto" w:line="240" w:after="40"/>
             </w:pPr>
             <w:r>
@@ -17173,7 +17203,7 @@
             <w:pPr>
               <w:pStyle w:val="Compact"/>
               <w:jc w:val="left"/>
-              <w:ind w:firstLine="0" w:right="0" w:left="0"/>
+              <w:ind w:left="0" w:firstLine="0" w:right="0"/>
               <w:spacing w:before="40" w:lineRule="auto" w:line="240" w:after="40"/>
             </w:pPr>
             <w:r>
@@ -17189,7 +17219,7 @@
             <w:pPr>
               <w:pStyle w:val="Compact"/>
               <w:jc w:val="left"/>
-              <w:ind w:firstLine="0" w:right="0" w:left="0"/>
+              <w:ind w:left="0" w:firstLine="0" w:right="0"/>
               <w:spacing w:before="40" w:lineRule="auto" w:line="240" w:after="40"/>
             </w:pPr>
             <w:r>
@@ -17206,7 +17236,7 @@
             <w:pPr>
               <w:pStyle w:val="Compact"/>
               <w:jc w:val="left"/>
-              <w:ind w:firstLine="0" w:right="0" w:left="0"/>
+              <w:ind w:left="0" w:firstLine="0" w:right="0"/>
               <w:spacing w:before="40" w:lineRule="auto" w:line="240" w:after="40"/>
             </w:pPr>
             <w:r>
@@ -17220,7 +17250,7 @@
             <w:pPr>
               <w:pStyle w:val="Compact"/>
               <w:jc w:val="left"/>
-              <w:ind w:firstLine="0" w:right="0" w:left="0"/>
+              <w:ind w:left="0" w:firstLine="0" w:right="0"/>
               <w:spacing w:before="40" w:lineRule="auto" w:line="240" w:after="40"/>
             </w:pPr>
             <w:r>
@@ -17243,7 +17273,7 @@
             <w:pPr>
               <w:pStyle w:val="Compact"/>
               <w:jc w:val="left"/>
-              <w:ind w:firstLine="0" w:right="0" w:left="0"/>
+              <w:ind w:left="0" w:firstLine="0" w:right="0"/>
               <w:spacing w:before="40" w:lineRule="auto" w:line="240" w:after="40"/>
             </w:pPr>
             <w:r>
@@ -17259,7 +17289,7 @@
             <w:pPr>
               <w:pStyle w:val="Compact"/>
               <w:jc w:val="left"/>
-              <w:ind w:firstLine="0" w:right="0" w:left="0"/>
+              <w:ind w:left="0" w:firstLine="0" w:right="0"/>
               <w:spacing w:before="40" w:lineRule="auto" w:line="240" w:after="40"/>
             </w:pPr>
             <w:r>
@@ -17276,7 +17306,7 @@
             <w:pPr>
               <w:pStyle w:val="Compact"/>
               <w:jc w:val="left"/>
-              <w:ind w:firstLine="0" w:right="0" w:left="0"/>
+              <w:ind w:left="0" w:firstLine="0" w:right="0"/>
               <w:spacing w:before="40" w:lineRule="auto" w:line="240" w:after="40"/>
             </w:pPr>
             <w:r>
@@ -17290,7 +17320,7 @@
             <w:pPr>
               <w:pStyle w:val="Compact"/>
               <w:jc w:val="left"/>
-              <w:ind w:firstLine="0" w:right="0" w:left="0"/>
+              <w:ind w:left="0" w:firstLine="0" w:right="0"/>
               <w:spacing w:before="40" w:lineRule="auto" w:line="240" w:after="40"/>
             </w:pPr>
             <w:r>
@@ -17307,7 +17337,7 @@
             <w:pPr>
               <w:pStyle w:val="Compact"/>
               <w:jc w:val="left"/>
-              <w:ind w:firstLine="0" w:right="0" w:left="0"/>
+              <w:ind w:left="0" w:firstLine="0" w:right="0"/>
               <w:spacing w:before="40" w:lineRule="auto" w:line="240" w:after="40"/>
             </w:pPr>
             <w:r>
@@ -17323,7 +17353,7 @@
             <w:pPr>
               <w:pStyle w:val="Compact"/>
               <w:jc w:val="left"/>
-              <w:ind w:firstLine="0" w:right="0" w:left="0"/>
+              <w:ind w:left="0" w:firstLine="0" w:right="0"/>
               <w:spacing w:before="40" w:lineRule="auto" w:line="240" w:after="40"/>
             </w:pPr>
             <w:r>
@@ -17340,7 +17370,7 @@
             <w:pPr>
               <w:pStyle w:val="Compact"/>
               <w:jc w:val="left"/>
-              <w:ind w:firstLine="0" w:right="0" w:left="0"/>
+              <w:ind w:left="0" w:firstLine="0" w:right="0"/>
               <w:spacing w:before="40" w:lineRule="auto" w:line="240" w:after="40"/>
             </w:pPr>
             <w:r>
@@ -17354,7 +17384,7 @@
             <w:pPr>
               <w:pStyle w:val="Compact"/>
               <w:jc w:val="left"/>
-              <w:ind w:firstLine="0" w:right="0" w:left="0"/>
+              <w:ind w:left="0" w:firstLine="0" w:right="0"/>
               <w:spacing w:before="40" w:lineRule="auto" w:line="240" w:after="40"/>
             </w:pPr>
             <w:r>
@@ -17377,7 +17407,7 @@
             <w:pPr>
               <w:pStyle w:val="Compact"/>
               <w:jc w:val="left"/>
-              <w:ind w:firstLine="0" w:right="0" w:left="0"/>
+              <w:ind w:left="0" w:firstLine="0" w:right="0"/>
               <w:spacing w:before="40" w:lineRule="auto" w:line="240" w:after="40"/>
             </w:pPr>
             <w:r>
@@ -17402,7 +17432,7 @@
             <w:pPr>
               <w:pStyle w:val="Compact"/>
               <w:jc w:val="left"/>
-              <w:ind w:firstLine="0" w:right="0" w:left="0"/>
+              <w:ind w:left="0" w:firstLine="0" w:right="0"/>
               <w:spacing w:before="40" w:lineRule="auto" w:line="240" w:after="40"/>
             </w:pPr>
             <w:r>
@@ -17419,7 +17449,7 @@
             <w:pPr>
               <w:pStyle w:val="Compact"/>
               <w:jc w:val="left"/>
-              <w:ind w:firstLine="0" w:right="0" w:left="0"/>
+              <w:ind w:left="0" w:firstLine="0" w:right="0"/>
               <w:spacing w:before="40" w:lineRule="auto" w:line="240" w:after="40"/>
             </w:pPr>
             <w:r>
@@ -17433,7 +17463,7 @@
             <w:pPr>
               <w:pStyle w:val="Compact"/>
               <w:jc w:val="left"/>
-              <w:ind w:firstLine="0" w:right="0" w:left="0"/>
+              <w:ind w:left="0" w:firstLine="0" w:right="0"/>
               <w:spacing w:before="40" w:lineRule="auto" w:line="240" w:after="40"/>
             </w:pPr>
             <w:r>
@@ -17456,7 +17486,7 @@
             <w:pPr>
               <w:pStyle w:val="Compact"/>
               <w:jc w:val="left"/>
-              <w:ind w:firstLine="0" w:right="0" w:left="0"/>
+              <w:ind w:left="0" w:firstLine="0" w:right="0"/>
               <w:spacing w:before="40" w:lineRule="auto" w:line="240" w:after="40"/>
             </w:pPr>
             <w:r>
@@ -17487,7 +17517,7 @@
             <w:pPr>
               <w:pStyle w:val="Compact"/>
               <w:jc w:val="left"/>
-              <w:ind w:firstLine="0" w:right="0" w:left="0"/>
+              <w:ind w:left="0" w:firstLine="0" w:right="0"/>
               <w:spacing w:before="40" w:lineRule="auto" w:line="240" w:after="40"/>
             </w:pPr>
             <w:r>
@@ -17504,7 +17534,7 @@
             <w:pPr>
               <w:pStyle w:val="Compact"/>
               <w:jc w:val="left"/>
-              <w:ind w:firstLine="0" w:right="0" w:left="0"/>
+              <w:ind w:left="0" w:firstLine="0" w:right="0"/>
               <w:spacing w:before="40" w:lineRule="auto" w:line="240" w:after="40"/>
             </w:pPr>
             <w:r>
@@ -17518,7 +17548,7 @@
             <w:pPr>
               <w:pStyle w:val="Compact"/>
               <w:jc w:val="left"/>
-              <w:ind w:firstLine="0" w:right="0" w:left="0"/>
+              <w:ind w:left="0" w:firstLine="0" w:right="0"/>
               <w:spacing w:before="40" w:lineRule="auto" w:line="240" w:after="40"/>
             </w:pPr>
             <w:r>
@@ -17532,7 +17562,7 @@
             <w:pPr>
               <w:pStyle w:val="Compact"/>
               <w:jc w:val="left"/>
-              <w:ind w:firstLine="0" w:right="0" w:left="0"/>
+              <w:ind w:left="0" w:firstLine="0" w:right="0"/>
               <w:spacing w:before="40" w:lineRule="auto" w:line="240" w:after="40"/>
             </w:pPr>
             <w:r>
@@ -17548,7 +17578,7 @@
             <w:pPr>
               <w:pStyle w:val="Compact"/>
               <w:jc w:val="left"/>
-              <w:ind w:firstLine="0" w:right="0" w:left="0"/>
+              <w:ind w:left="0" w:firstLine="0" w:right="0"/>
               <w:spacing w:before="40" w:lineRule="auto" w:line="240" w:after="40"/>
             </w:pPr>
             <w:r>
@@ -17565,7 +17595,7 @@
             <w:pPr>
               <w:pStyle w:val="Compact"/>
               <w:jc w:val="left"/>
-              <w:ind w:firstLine="0" w:right="0" w:left="0"/>
+              <w:ind w:left="0" w:firstLine="0" w:right="0"/>
               <w:spacing w:before="40" w:lineRule="auto" w:line="240" w:after="40"/>
             </w:pPr>
             <w:r>
@@ -17579,7 +17609,7 @@
             <w:pPr>
               <w:pStyle w:val="Compact"/>
               <w:jc w:val="left"/>
-              <w:ind w:firstLine="0" w:right="0" w:left="0"/>
+              <w:ind w:left="0" w:firstLine="0" w:right="0"/>
               <w:spacing w:before="40" w:lineRule="auto" w:line="240" w:after="40"/>
             </w:pPr>
             <w:r>
@@ -17593,7 +17623,7 @@
             <w:pPr>
               <w:pStyle w:val="Compact"/>
               <w:jc w:val="left"/>
-              <w:ind w:firstLine="0" w:right="0" w:left="0"/>
+              <w:ind w:left="0" w:firstLine="0" w:right="0"/>
               <w:spacing w:before="40" w:lineRule="auto" w:line="240" w:after="40"/>
             </w:pPr>
             <w:r>
@@ -17617,8 +17647,8 @@
         </w:tc>
       </w:tr>
     </w:tbl>
-    <w:bookmarkEnd w:id="25"/>
-    <w:bookmarkStart w:id="26" w:name="relation-schema"/>
+    <w:bookmarkEnd w:id="36"/>
+    <w:bookmarkStart w:id="37" w:name="relation-schema"/>
     <w:p>
       <w:pPr>
         <w:pStyle w:val="Heading2"/>
@@ -17633,7 +17663,7 @@
     </w:p>
     <w:p>
       <w:pPr>
-        <w:spacing w:lineRule="exact" w:line="20" w:after="0" w:before="0"/>
+        <w:spacing w:line="20" w:before="0" w:lineRule="exact" w:after="0"/>
         <w:rPr>
           <w:sz w:val="2"/>
         </w:rPr>
@@ -17673,19 +17703,20 @@
         <w:tblStyle w:val="Table"/>
         <w:tblW w:type="auto" w:w="0"/>
         <w:tblLook w:firstRow="1" w:lastRow="0" w:firstColumn="0" w:lastColumn="0" w:noHBand="0" w:noVBand="0" w:val="0020"/>
+        <w:jc w:val="start"/>
         <w:tblBorders>
-          <w:top w:space="0" w:color="000000" w:val="single" w:sz="6"/>
-          <w:left w:space="0" w:color="000000" w:val="single" w:sz="6"/>
-          <w:bottom w:space="0" w:color="000000" w:val="single" w:sz="6"/>
-          <w:right w:space="0" w:color="000000" w:val="single" w:sz="6"/>
-          <w:insideH w:space="0" w:color="000000" w:val="single" w:sz="6"/>
-          <w:insideV w:space="0" w:color="000000" w:val="single" w:sz="6"/>
+          <w:top w:space="0" w:color="000000" w:sz="6" w:val="single"/>
+          <w:left w:space="0" w:color="000000" w:sz="6" w:val="single"/>
+          <w:bottom w:space="0" w:color="000000" w:sz="6" w:val="single"/>
+          <w:right w:space="0" w:color="000000" w:sz="6" w:val="single"/>
+          <w:insideH w:space="0" w:color="000000" w:sz="6" w:val="single"/>
+          <w:insideV w:space="0" w:color="000000" w:sz="6" w:val="single"/>
         </w:tblBorders>
         <w:tblCellMar>
-          <w:top w:w="57" w:type="dxa"/>
-          <w:left w:w="108" w:type="dxa"/>
-          <w:bottom w:w="57" w:type="dxa"/>
-          <w:right w:w="108" w:type="dxa"/>
+          <w:top w:type="dxa" w:w="57"/>
+          <w:left w:type="dxa" w:w="108"/>
+          <w:bottom w:type="dxa" w:w="57"/>
+          <w:right w:type="dxa" w:w="108"/>
         </w:tblCellMar>
       </w:tblPr>
       <w:tblGrid>
@@ -17696,17 +17727,17 @@
       </w:tblGrid>
       <w:tr>
         <w:trPr>
-          <w:tblHeader w:val="on"/>
+          <w:tblHeader w:val="true"/>
         </w:trPr>
         <w:tc>
           <w:tcPr>
-            <w:shd w:color="auto" w:val="clear" w:fill="E8E8E8"/>
+            <w:shd w:fill="E8E8E8" w:color="auto" w:val="clear"/>
           </w:tcPr>
           <w:p>
             <w:pPr>
               <w:pStyle w:val="Compact"/>
               <w:jc w:val="left"/>
-              <w:ind w:firstLine="0" w:right="0" w:left="0"/>
+              <w:ind w:left="0" w:firstLine="0" w:right="0"/>
               <w:spacing w:before="40" w:lineRule="auto" w:line="240" w:after="40"/>
             </w:pPr>
             <w:r>
@@ -17719,13 +17750,13 @@
         </w:tc>
         <w:tc>
           <w:tcPr>
-            <w:shd w:color="auto" w:val="clear" w:fill="E8E8E8"/>
+            <w:shd w:fill="E8E8E8" w:color="auto" w:val="clear"/>
           </w:tcPr>
           <w:p>
             <w:pPr>
               <w:pStyle w:val="Compact"/>
               <w:jc w:val="left"/>
-              <w:ind w:firstLine="0" w:right="0" w:left="0"/>
+              <w:ind w:left="0" w:firstLine="0" w:right="0"/>
               <w:spacing w:before="40" w:lineRule="auto" w:line="240" w:after="40"/>
             </w:pPr>
             <w:r>
@@ -17738,13 +17769,13 @@
         </w:tc>
         <w:tc>
           <w:tcPr>
-            <w:shd w:color="auto" w:val="clear" w:fill="E8E8E8"/>
+            <w:shd w:fill="E8E8E8" w:color="auto" w:val="clear"/>
           </w:tcPr>
           <w:p>
             <w:pPr>
               <w:pStyle w:val="Compact"/>
               <w:jc w:val="left"/>
-              <w:ind w:firstLine="0" w:right="0" w:left="0"/>
+              <w:ind w:left="0" w:firstLine="0" w:right="0"/>
               <w:spacing w:before="40" w:lineRule="auto" w:line="240" w:after="40"/>
             </w:pPr>
             <w:r>
@@ -17757,13 +17788,13 @@
         </w:tc>
         <w:tc>
           <w:tcPr>
-            <w:shd w:color="auto" w:val="clear" w:fill="E8E8E8"/>
+            <w:shd w:fill="E8E8E8" w:color="auto" w:val="clear"/>
           </w:tcPr>
           <w:p>
             <w:pPr>
               <w:pStyle w:val="Compact"/>
               <w:jc w:val="left"/>
-              <w:ind w:firstLine="0" w:right="0" w:left="0"/>
+              <w:ind w:left="0" w:firstLine="0" w:right="0"/>
               <w:spacing w:before="40" w:lineRule="auto" w:line="240" w:after="40"/>
             </w:pPr>
             <w:r>
@@ -17782,7 +17813,7 @@
             <w:pPr>
               <w:pStyle w:val="Compact"/>
               <w:jc w:val="left"/>
-              <w:ind w:firstLine="0" w:right="0" w:left="0"/>
+              <w:ind w:left="0" w:firstLine="0" w:right="0"/>
               <w:spacing w:before="40" w:lineRule="auto" w:line="240" w:after="40"/>
             </w:pPr>
             <w:r>
@@ -17799,7 +17830,7 @@
             <w:pPr>
               <w:pStyle w:val="Compact"/>
               <w:jc w:val="left"/>
-              <w:ind w:firstLine="0" w:right="0" w:left="0"/>
+              <w:ind w:left="0" w:firstLine="0" w:right="0"/>
               <w:spacing w:before="40" w:lineRule="auto" w:line="240" w:after="40"/>
             </w:pPr>
             <w:r>
@@ -17813,7 +17844,7 @@
             <w:pPr>
               <w:pStyle w:val="Compact"/>
               <w:jc w:val="left"/>
-              <w:ind w:firstLine="0" w:right="0" w:left="0"/>
+              <w:ind w:left="0" w:firstLine="0" w:right="0"/>
               <w:spacing w:before="40" w:lineRule="auto" w:line="240" w:after="40"/>
             </w:pPr>
             <w:r>
@@ -17827,7 +17858,7 @@
             <w:pPr>
               <w:pStyle w:val="Compact"/>
               <w:jc w:val="left"/>
-              <w:ind w:firstLine="0" w:right="0" w:left="0"/>
+              <w:ind w:left="0" w:firstLine="0" w:right="0"/>
               <w:spacing w:before="40" w:lineRule="auto" w:line="240" w:after="40"/>
             </w:pPr>
             <w:r>
@@ -17843,7 +17874,7 @@
             <w:pPr>
               <w:pStyle w:val="Compact"/>
               <w:jc w:val="left"/>
-              <w:ind w:firstLine="0" w:right="0" w:left="0"/>
+              <w:ind w:left="0" w:firstLine="0" w:right="0"/>
               <w:spacing w:before="40" w:lineRule="auto" w:line="240" w:after="40"/>
             </w:pPr>
             <w:r>
@@ -17860,7 +17891,7 @@
             <w:pPr>
               <w:pStyle w:val="Compact"/>
               <w:jc w:val="left"/>
-              <w:ind w:firstLine="0" w:right="0" w:left="0"/>
+              <w:ind w:left="0" w:firstLine="0" w:right="0"/>
               <w:spacing w:before="40" w:lineRule="auto" w:line="240" w:after="40"/>
             </w:pPr>
             <w:r>
@@ -17874,7 +17905,7 @@
             <w:pPr>
               <w:pStyle w:val="Compact"/>
               <w:jc w:val="left"/>
-              <w:ind w:firstLine="0" w:right="0" w:left="0"/>
+              <w:ind w:left="0" w:firstLine="0" w:right="0"/>
               <w:spacing w:before="40" w:lineRule="auto" w:line="240" w:after="40"/>
             </w:pPr>
             <w:r>
@@ -17888,7 +17919,7 @@
             <w:pPr>
               <w:pStyle w:val="Compact"/>
               <w:jc w:val="left"/>
-              <w:ind w:firstLine="0" w:right="0" w:left="0"/>
+              <w:ind w:left="0" w:firstLine="0" w:right="0"/>
               <w:spacing w:before="40" w:lineRule="auto" w:line="240" w:after="40"/>
             </w:pPr>
             <w:r>
@@ -17976,7 +18007,7 @@
             <w:pPr>
               <w:pStyle w:val="Compact"/>
               <w:jc w:val="left"/>
-              <w:ind w:firstLine="0" w:right="0" w:left="0"/>
+              <w:ind w:left="0" w:firstLine="0" w:right="0"/>
               <w:spacing w:before="40" w:lineRule="auto" w:line="240" w:after="40"/>
             </w:pPr>
             <w:r>
@@ -17993,7 +18024,7 @@
             <w:pPr>
               <w:pStyle w:val="Compact"/>
               <w:jc w:val="left"/>
-              <w:ind w:firstLine="0" w:right="0" w:left="0"/>
+              <w:ind w:left="0" w:firstLine="0" w:right="0"/>
               <w:spacing w:before="40" w:lineRule="auto" w:line="240" w:after="40"/>
             </w:pPr>
             <w:r>
@@ -18007,7 +18038,7 @@
             <w:pPr>
               <w:pStyle w:val="Compact"/>
               <w:jc w:val="left"/>
-              <w:ind w:firstLine="0" w:right="0" w:left="0"/>
+              <w:ind w:left="0" w:firstLine="0" w:right="0"/>
               <w:spacing w:before="40" w:lineRule="auto" w:line="240" w:after="40"/>
             </w:pPr>
             <w:r>
@@ -18021,7 +18052,7 @@
             <w:pPr>
               <w:pStyle w:val="Compact"/>
               <w:jc w:val="left"/>
-              <w:ind w:firstLine="0" w:right="0" w:left="0"/>
+              <w:ind w:left="0" w:firstLine="0" w:right="0"/>
               <w:spacing w:before="40" w:lineRule="auto" w:line="240" w:after="40"/>
             </w:pPr>
             <w:r>
@@ -18061,7 +18092,7 @@
             <w:pPr>
               <w:pStyle w:val="Compact"/>
               <w:jc w:val="left"/>
-              <w:ind w:firstLine="0" w:right="0" w:left="0"/>
+              <w:ind w:left="0" w:firstLine="0" w:right="0"/>
               <w:spacing w:before="40" w:lineRule="auto" w:line="240" w:after="40"/>
             </w:pPr>
             <w:r>
@@ -18078,7 +18109,7 @@
             <w:pPr>
               <w:pStyle w:val="Compact"/>
               <w:jc w:val="left"/>
-              <w:ind w:firstLine="0" w:right="0" w:left="0"/>
+              <w:ind w:left="0" w:firstLine="0" w:right="0"/>
               <w:spacing w:before="40" w:lineRule="auto" w:line="240" w:after="40"/>
             </w:pPr>
             <w:r>
@@ -18092,7 +18123,7 @@
             <w:pPr>
               <w:pStyle w:val="Compact"/>
               <w:jc w:val="left"/>
-              <w:ind w:firstLine="0" w:right="0" w:left="0"/>
+              <w:ind w:left="0" w:firstLine="0" w:right="0"/>
               <w:spacing w:before="40" w:lineRule="auto" w:line="240" w:after="40"/>
             </w:pPr>
             <w:r>
@@ -18106,7 +18137,7 @@
             <w:pPr>
               <w:pStyle w:val="Compact"/>
               <w:jc w:val="left"/>
-              <w:ind w:firstLine="0" w:right="0" w:left="0"/>
+              <w:ind w:left="0" w:firstLine="0" w:right="0"/>
               <w:spacing w:before="40" w:lineRule="auto" w:line="240" w:after="40"/>
             </w:pPr>
             <w:r>
@@ -18122,7 +18153,7 @@
             <w:pPr>
               <w:pStyle w:val="Compact"/>
               <w:jc w:val="left"/>
-              <w:ind w:firstLine="0" w:right="0" w:left="0"/>
+              <w:ind w:left="0" w:firstLine="0" w:right="0"/>
               <w:spacing w:before="40" w:lineRule="auto" w:line="240" w:after="40"/>
             </w:pPr>
             <w:r>
@@ -18139,7 +18170,7 @@
             <w:pPr>
               <w:pStyle w:val="Compact"/>
               <w:jc w:val="left"/>
-              <w:ind w:firstLine="0" w:right="0" w:left="0"/>
+              <w:ind w:left="0" w:firstLine="0" w:right="0"/>
               <w:spacing w:before="40" w:lineRule="auto" w:line="240" w:after="40"/>
             </w:pPr>
             <w:r>
@@ -18153,7 +18184,7 @@
             <w:pPr>
               <w:pStyle w:val="Compact"/>
               <w:jc w:val="left"/>
-              <w:ind w:firstLine="0" w:right="0" w:left="0"/>
+              <w:ind w:left="0" w:firstLine="0" w:right="0"/>
               <w:spacing w:before="40" w:lineRule="auto" w:line="240" w:after="40"/>
             </w:pPr>
             <w:r>
@@ -18167,7 +18198,7 @@
             <w:pPr>
               <w:pStyle w:val="Compact"/>
               <w:jc w:val="left"/>
-              <w:ind w:firstLine="0" w:right="0" w:left="0"/>
+              <w:ind w:left="0" w:firstLine="0" w:right="0"/>
               <w:spacing w:before="40" w:lineRule="auto" w:line="240" w:after="40"/>
             </w:pPr>
             <w:r>
@@ -18183,7 +18214,7 @@
             <w:pPr>
               <w:pStyle w:val="Compact"/>
               <w:jc w:val="left"/>
-              <w:ind w:firstLine="0" w:right="0" w:left="0"/>
+              <w:ind w:left="0" w:firstLine="0" w:right="0"/>
               <w:spacing w:before="40" w:lineRule="auto" w:line="240" w:after="40"/>
             </w:pPr>
             <w:r>
@@ -18200,7 +18231,7 @@
             <w:pPr>
               <w:pStyle w:val="Compact"/>
               <w:jc w:val="left"/>
-              <w:ind w:firstLine="0" w:right="0" w:left="0"/>
+              <w:ind w:left="0" w:firstLine="0" w:right="0"/>
               <w:spacing w:before="40" w:lineRule="auto" w:line="240" w:after="40"/>
             </w:pPr>
             <w:r>
@@ -18214,7 +18245,7 @@
             <w:pPr>
               <w:pStyle w:val="Compact"/>
               <w:jc w:val="left"/>
-              <w:ind w:firstLine="0" w:right="0" w:left="0"/>
+              <w:ind w:left="0" w:firstLine="0" w:right="0"/>
               <w:spacing w:before="40" w:lineRule="auto" w:line="240" w:after="40"/>
             </w:pPr>
             <w:r>
@@ -18228,7 +18259,7 @@
             <w:pPr>
               <w:pStyle w:val="Compact"/>
               <w:jc w:val="left"/>
-              <w:ind w:firstLine="0" w:right="0" w:left="0"/>
+              <w:ind w:left="0" w:firstLine="0" w:right="0"/>
               <w:spacing w:before="40" w:lineRule="auto" w:line="240" w:after="40"/>
             </w:pPr>
             <w:r>
@@ -18244,7 +18275,7 @@
             <w:pPr>
               <w:pStyle w:val="Compact"/>
               <w:jc w:val="left"/>
-              <w:ind w:firstLine="0" w:right="0" w:left="0"/>
+              <w:ind w:left="0" w:firstLine="0" w:right="0"/>
               <w:spacing w:before="40" w:lineRule="auto" w:line="240" w:after="40"/>
             </w:pPr>
             <w:r>
@@ -18261,7 +18292,7 @@
             <w:pPr>
               <w:pStyle w:val="Compact"/>
               <w:jc w:val="left"/>
-              <w:ind w:firstLine="0" w:right="0" w:left="0"/>
+              <w:ind w:left="0" w:firstLine="0" w:right="0"/>
               <w:spacing w:before="40" w:lineRule="auto" w:line="240" w:after="40"/>
             </w:pPr>
             <w:r>
@@ -18275,7 +18306,7 @@
             <w:pPr>
               <w:pStyle w:val="Compact"/>
               <w:jc w:val="left"/>
-              <w:ind w:firstLine="0" w:right="0" w:left="0"/>
+              <w:ind w:left="0" w:firstLine="0" w:right="0"/>
               <w:spacing w:before="40" w:lineRule="auto" w:line="240" w:after="40"/>
             </w:pPr>
             <w:r>
@@ -18289,7 +18320,7 @@
             <w:pPr>
               <w:pStyle w:val="Compact"/>
               <w:jc w:val="left"/>
-              <w:ind w:firstLine="0" w:right="0" w:left="0"/>
+              <w:ind w:left="0" w:firstLine="0" w:right="0"/>
               <w:spacing w:before="40" w:lineRule="auto" w:line="240" w:after="40"/>
             </w:pPr>
             <w:r>
@@ -18299,8 +18330,8 @@
         </w:tc>
       </w:tr>
     </w:tbl>
-    <w:bookmarkEnd w:id="26"/>
-    <w:bookmarkStart w:id="27" w:name="inference-scoring"/>
+    <w:bookmarkEnd w:id="37"/>
+    <w:bookmarkStart w:id="38" w:name="inference-scoring"/>
     <w:p>
       <w:pPr>
         <w:pStyle w:val="Heading2"/>
@@ -18462,8 +18493,8 @@
         <w:t xml:space="preserve">only = 1).</w:t>
       </w:r>
     </w:p>
-    <w:bookmarkEnd w:id="27"/>
-    <w:bookmarkStart w:id="28" w:name="view-schema"/>
+    <w:bookmarkEnd w:id="38"/>
+    <w:bookmarkStart w:id="39" w:name="view-schema"/>
     <w:p>
       <w:pPr>
         <w:pStyle w:val="Heading2"/>
@@ -18478,7 +18509,7 @@
     </w:p>
     <w:p>
       <w:pPr>
-        <w:spacing w:lineRule="exact" w:line="20" w:after="0" w:before="0"/>
+        <w:spacing w:line="20" w:before="0" w:lineRule="exact" w:after="0"/>
         <w:rPr>
           <w:sz w:val="2"/>
         </w:rPr>
@@ -18518,19 +18549,20 @@
         <w:tblStyle w:val="Table"/>
         <w:tblW w:type="auto" w:w="0"/>
         <w:tblLook w:firstRow="1" w:lastRow="0" w:firstColumn="0" w:lastColumn="0" w:noHBand="0" w:noVBand="0" w:val="0020"/>
+        <w:jc w:val="start"/>
         <w:tblBorders>
-          <w:top w:space="0" w:color="000000" w:val="single" w:sz="6"/>
-          <w:left w:space="0" w:color="000000" w:val="single" w:sz="6"/>
-          <w:bottom w:space="0" w:color="000000" w:val="single" w:sz="6"/>
-          <w:right w:space="0" w:color="000000" w:val="single" w:sz="6"/>
-          <w:insideH w:space="0" w:color="000000" w:val="single" w:sz="6"/>
-          <w:insideV w:space="0" w:color="000000" w:val="single" w:sz="6"/>
+          <w:top w:space="0" w:color="000000" w:sz="6" w:val="single"/>
+          <w:left w:space="0" w:color="000000" w:sz="6" w:val="single"/>
+          <w:bottom w:space="0" w:color="000000" w:sz="6" w:val="single"/>
+          <w:right w:space="0" w:color="000000" w:sz="6" w:val="single"/>
+          <w:insideH w:space="0" w:color="000000" w:sz="6" w:val="single"/>
+          <w:insideV w:space="0" w:color="000000" w:sz="6" w:val="single"/>
         </w:tblBorders>
         <w:tblCellMar>
-          <w:top w:w="57" w:type="dxa"/>
-          <w:left w:w="108" w:type="dxa"/>
-          <w:bottom w:w="57" w:type="dxa"/>
-          <w:right w:w="108" w:type="dxa"/>
+          <w:top w:type="dxa" w:w="57"/>
+          <w:left w:type="dxa" w:w="108"/>
+          <w:bottom w:type="dxa" w:w="57"/>
+          <w:right w:type="dxa" w:w="108"/>
         </w:tblCellMar>
       </w:tblPr>
       <w:tblGrid>
@@ -18541,17 +18573,17 @@
       </w:tblGrid>
       <w:tr>
         <w:trPr>
-          <w:tblHeader w:val="on"/>
+          <w:tblHeader w:val="true"/>
         </w:trPr>
         <w:tc>
           <w:tcPr>
-            <w:shd w:color="auto" w:val="clear" w:fill="E8E8E8"/>
+            <w:shd w:fill="E8E8E8" w:color="auto" w:val="clear"/>
           </w:tcPr>
           <w:p>
             <w:pPr>
               <w:pStyle w:val="Compact"/>
               <w:jc w:val="left"/>
-              <w:ind w:firstLine="0" w:right="0" w:left="0"/>
+              <w:ind w:left="0" w:firstLine="0" w:right="0"/>
               <w:spacing w:before="40" w:lineRule="auto" w:line="240" w:after="40"/>
             </w:pPr>
             <w:r>
@@ -18564,13 +18596,13 @@
         </w:tc>
         <w:tc>
           <w:tcPr>
-            <w:shd w:color="auto" w:val="clear" w:fill="E8E8E8"/>
+            <w:shd w:fill="E8E8E8" w:color="auto" w:val="clear"/>
           </w:tcPr>
           <w:p>
             <w:pPr>
               <w:pStyle w:val="Compact"/>
               <w:jc w:val="left"/>
-              <w:ind w:firstLine="0" w:right="0" w:left="0"/>
+              <w:ind w:left="0" w:firstLine="0" w:right="0"/>
               <w:spacing w:before="40" w:lineRule="auto" w:line="240" w:after="40"/>
             </w:pPr>
             <w:r>
@@ -18583,13 +18615,13 @@
         </w:tc>
         <w:tc>
           <w:tcPr>
-            <w:shd w:color="auto" w:val="clear" w:fill="E8E8E8"/>
+            <w:shd w:fill="E8E8E8" w:color="auto" w:val="clear"/>
           </w:tcPr>
           <w:p>
             <w:pPr>
               <w:pStyle w:val="Compact"/>
               <w:jc w:val="left"/>
-              <w:ind w:firstLine="0" w:right="0" w:left="0"/>
+              <w:ind w:left="0" w:firstLine="0" w:right="0"/>
               <w:spacing w:before="40" w:lineRule="auto" w:line="240" w:after="40"/>
             </w:pPr>
             <w:r>
@@ -18602,13 +18634,13 @@
         </w:tc>
         <w:tc>
           <w:tcPr>
-            <w:shd w:color="auto" w:val="clear" w:fill="E8E8E8"/>
+            <w:shd w:fill="E8E8E8" w:color="auto" w:val="clear"/>
           </w:tcPr>
           <w:p>
             <w:pPr>
               <w:pStyle w:val="Compact"/>
               <w:jc w:val="left"/>
-              <w:ind w:firstLine="0" w:right="0" w:left="0"/>
+              <w:ind w:left="0" w:firstLine="0" w:right="0"/>
               <w:spacing w:before="40" w:lineRule="auto" w:line="240" w:after="40"/>
             </w:pPr>
             <w:r>
@@ -18627,7 +18659,7 @@
             <w:pPr>
               <w:pStyle w:val="Compact"/>
               <w:jc w:val="left"/>
-              <w:ind w:firstLine="0" w:right="0" w:left="0"/>
+              <w:ind w:left="0" w:firstLine="0" w:right="0"/>
               <w:spacing w:before="40" w:lineRule="auto" w:line="240" w:after="40"/>
             </w:pPr>
             <w:r>
@@ -18644,7 +18676,7 @@
             <w:pPr>
               <w:pStyle w:val="Compact"/>
               <w:jc w:val="left"/>
-              <w:ind w:firstLine="0" w:right="0" w:left="0"/>
+              <w:ind w:left="0" w:firstLine="0" w:right="0"/>
               <w:spacing w:before="40" w:lineRule="auto" w:line="240" w:after="40"/>
             </w:pPr>
             <w:r>
@@ -18658,7 +18690,7 @@
             <w:pPr>
               <w:pStyle w:val="Compact"/>
               <w:jc w:val="left"/>
-              <w:ind w:firstLine="0" w:right="0" w:left="0"/>
+              <w:ind w:left="0" w:firstLine="0" w:right="0"/>
               <w:spacing w:before="40" w:lineRule="auto" w:line="240" w:after="40"/>
             </w:pPr>
             <w:r>
@@ -18672,7 +18704,7 @@
             <w:pPr>
               <w:pStyle w:val="Compact"/>
               <w:jc w:val="left"/>
-              <w:ind w:firstLine="0" w:right="0" w:left="0"/>
+              <w:ind w:left="0" w:firstLine="0" w:right="0"/>
               <w:spacing w:before="40" w:lineRule="auto" w:line="240" w:after="40"/>
             </w:pPr>
             <w:r>
@@ -18688,7 +18720,7 @@
             <w:pPr>
               <w:pStyle w:val="Compact"/>
               <w:jc w:val="left"/>
-              <w:ind w:firstLine="0" w:right="0" w:left="0"/>
+              <w:ind w:left="0" w:firstLine="0" w:right="0"/>
               <w:spacing w:before="40" w:lineRule="auto" w:line="240" w:after="40"/>
             </w:pPr>
             <w:r>
@@ -18705,7 +18737,7 @@
             <w:pPr>
               <w:pStyle w:val="Compact"/>
               <w:jc w:val="left"/>
-              <w:ind w:firstLine="0" w:right="0" w:left="0"/>
+              <w:ind w:left="0" w:firstLine="0" w:right="0"/>
               <w:spacing w:before="40" w:lineRule="auto" w:line="240" w:after="40"/>
             </w:pPr>
             <w:r>
@@ -18719,7 +18751,7 @@
             <w:pPr>
               <w:pStyle w:val="Compact"/>
               <w:jc w:val="left"/>
-              <w:ind w:firstLine="0" w:right="0" w:left="0"/>
+              <w:ind w:left="0" w:firstLine="0" w:right="0"/>
               <w:spacing w:before="40" w:lineRule="auto" w:line="240" w:after="40"/>
             </w:pPr>
             <w:r>
@@ -18742,7 +18774,7 @@
             <w:pPr>
               <w:pStyle w:val="Compact"/>
               <w:jc w:val="left"/>
-              <w:ind w:firstLine="0" w:right="0" w:left="0"/>
+              <w:ind w:left="0" w:firstLine="0" w:right="0"/>
               <w:spacing w:before="40" w:lineRule="auto" w:line="240" w:after="40"/>
             </w:pPr>
             <w:r>
@@ -18758,7 +18790,7 @@
             <w:pPr>
               <w:pStyle w:val="Compact"/>
               <w:jc w:val="left"/>
-              <w:ind w:firstLine="0" w:right="0" w:left="0"/>
+              <w:ind w:left="0" w:firstLine="0" w:right="0"/>
               <w:spacing w:before="40" w:lineRule="auto" w:line="240" w:after="40"/>
             </w:pPr>
             <w:r>
@@ -18775,7 +18807,7 @@
             <w:pPr>
               <w:pStyle w:val="Compact"/>
               <w:jc w:val="left"/>
-              <w:ind w:firstLine="0" w:right="0" w:left="0"/>
+              <w:ind w:left="0" w:firstLine="0" w:right="0"/>
               <w:spacing w:before="40" w:lineRule="auto" w:line="240" w:after="40"/>
             </w:pPr>
             <w:r>
@@ -18789,7 +18821,7 @@
             <w:pPr>
               <w:pStyle w:val="Compact"/>
               <w:jc w:val="left"/>
-              <w:ind w:firstLine="0" w:right="0" w:left="0"/>
+              <w:ind w:left="0" w:firstLine="0" w:right="0"/>
               <w:spacing w:before="40" w:lineRule="auto" w:line="240" w:after="40"/>
             </w:pPr>
             <w:r>
@@ -18803,7 +18835,7 @@
             <w:pPr>
               <w:pStyle w:val="Compact"/>
               <w:jc w:val="left"/>
-              <w:ind w:firstLine="0" w:right="0" w:left="0"/>
+              <w:ind w:left="0" w:firstLine="0" w:right="0"/>
               <w:spacing w:before="40" w:lineRule="auto" w:line="240" w:after="40"/>
             </w:pPr>
             <w:r>
@@ -18843,7 +18875,7 @@
             <w:pPr>
               <w:pStyle w:val="Compact"/>
               <w:jc w:val="left"/>
-              <w:ind w:firstLine="0" w:right="0" w:left="0"/>
+              <w:ind w:left="0" w:firstLine="0" w:right="0"/>
               <w:spacing w:before="40" w:lineRule="auto" w:line="240" w:after="40"/>
             </w:pPr>
             <w:r>
@@ -18860,7 +18892,7 @@
             <w:pPr>
               <w:pStyle w:val="Compact"/>
               <w:jc w:val="left"/>
-              <w:ind w:firstLine="0" w:right="0" w:left="0"/>
+              <w:ind w:left="0" w:firstLine="0" w:right="0"/>
               <w:spacing w:before="40" w:lineRule="auto" w:line="240" w:after="40"/>
             </w:pPr>
             <w:r>
@@ -18874,7 +18906,7 @@
             <w:pPr>
               <w:pStyle w:val="Compact"/>
               <w:jc w:val="left"/>
-              <w:ind w:firstLine="0" w:right="0" w:left="0"/>
+              <w:ind w:left="0" w:firstLine="0" w:right="0"/>
               <w:spacing w:before="40" w:lineRule="auto" w:line="240" w:after="40"/>
             </w:pPr>
             <w:r>
@@ -18888,7 +18920,7 @@
             <w:pPr>
               <w:pStyle w:val="Compact"/>
               <w:jc w:val="left"/>
-              <w:ind w:firstLine="0" w:right="0" w:left="0"/>
+              <w:ind w:left="0" w:firstLine="0" w:right="0"/>
               <w:spacing w:before="40" w:lineRule="auto" w:line="240" w:after="40"/>
             </w:pPr>
             <w:r>
@@ -18904,7 +18936,7 @@
             <w:pPr>
               <w:pStyle w:val="Compact"/>
               <w:jc w:val="left"/>
-              <w:ind w:firstLine="0" w:right="0" w:left="0"/>
+              <w:ind w:left="0" w:firstLine="0" w:right="0"/>
               <w:spacing w:before="40" w:lineRule="auto" w:line="240" w:after="40"/>
             </w:pPr>
             <w:r>
@@ -18921,7 +18953,7 @@
             <w:pPr>
               <w:pStyle w:val="Compact"/>
               <w:jc w:val="left"/>
-              <w:ind w:firstLine="0" w:right="0" w:left="0"/>
+              <w:ind w:left="0" w:firstLine="0" w:right="0"/>
               <w:spacing w:before="40" w:lineRule="auto" w:line="240" w:after="40"/>
             </w:pPr>
             <w:r>
@@ -18935,7 +18967,7 @@
             <w:pPr>
               <w:pStyle w:val="Compact"/>
               <w:jc w:val="left"/>
-              <w:ind w:firstLine="0" w:right="0" w:left="0"/>
+              <w:ind w:left="0" w:firstLine="0" w:right="0"/>
               <w:spacing w:before="40" w:lineRule="auto" w:line="240" w:after="40"/>
             </w:pPr>
             <w:r>
@@ -18949,7 +18981,7 @@
             <w:pPr>
               <w:pStyle w:val="Compact"/>
               <w:jc w:val="left"/>
-              <w:ind w:firstLine="0" w:right="0" w:left="0"/>
+              <w:ind w:left="0" w:firstLine="0" w:right="0"/>
               <w:spacing w:before="40" w:lineRule="auto" w:line="240" w:after="40"/>
             </w:pPr>
             <w:r>
@@ -18986,7 +19018,7 @@
             <w:pPr>
               <w:pStyle w:val="Compact"/>
               <w:jc w:val="left"/>
-              <w:ind w:firstLine="0" w:right="0" w:left="0"/>
+              <w:ind w:left="0" w:firstLine="0" w:right="0"/>
               <w:spacing w:before="40" w:lineRule="auto" w:line="240" w:after="40"/>
             </w:pPr>
             <w:r>
@@ -19003,7 +19035,7 @@
             <w:pPr>
               <w:pStyle w:val="Compact"/>
               <w:jc w:val="left"/>
-              <w:ind w:firstLine="0" w:right="0" w:left="0"/>
+              <w:ind w:left="0" w:firstLine="0" w:right="0"/>
               <w:spacing w:before="40" w:lineRule="auto" w:line="240" w:after="40"/>
             </w:pPr>
             <w:r>
@@ -19017,7 +19049,7 @@
             <w:pPr>
               <w:pStyle w:val="Compact"/>
               <w:jc w:val="left"/>
-              <w:ind w:firstLine="0" w:right="0" w:left="0"/>
+              <w:ind w:left="0" w:firstLine="0" w:right="0"/>
               <w:spacing w:before="40" w:lineRule="auto" w:line="240" w:after="40"/>
             </w:pPr>
             <w:r>
@@ -19031,7 +19063,7 @@
             <w:pPr>
               <w:pStyle w:val="Compact"/>
               <w:jc w:val="left"/>
-              <w:ind w:firstLine="0" w:right="0" w:left="0"/>
+              <w:ind w:left="0" w:firstLine="0" w:right="0"/>
               <w:spacing w:before="40" w:lineRule="auto" w:line="240" w:after="40"/>
             </w:pPr>
             <w:r>
@@ -19047,7 +19079,7 @@
             <w:pPr>
               <w:pStyle w:val="Compact"/>
               <w:jc w:val="left"/>
-              <w:ind w:firstLine="0" w:right="0" w:left="0"/>
+              <w:ind w:left="0" w:firstLine="0" w:right="0"/>
               <w:spacing w:before="40" w:lineRule="auto" w:line="240" w:after="40"/>
             </w:pPr>
             <w:r>
@@ -19064,7 +19096,7 @@
             <w:pPr>
               <w:pStyle w:val="Compact"/>
               <w:jc w:val="left"/>
-              <w:ind w:firstLine="0" w:right="0" w:left="0"/>
+              <w:ind w:left="0" w:firstLine="0" w:right="0"/>
               <w:spacing w:before="40" w:lineRule="auto" w:line="240" w:after="40"/>
             </w:pPr>
             <w:r>
@@ -19078,7 +19110,7 @@
             <w:pPr>
               <w:pStyle w:val="Compact"/>
               <w:jc w:val="left"/>
-              <w:ind w:firstLine="0" w:right="0" w:left="0"/>
+              <w:ind w:left="0" w:firstLine="0" w:right="0"/>
               <w:spacing w:before="40" w:lineRule="auto" w:line="240" w:after="40"/>
             </w:pPr>
             <w:r>
@@ -19092,7 +19124,7 @@
             <w:pPr>
               <w:pStyle w:val="Compact"/>
               <w:jc w:val="left"/>
-              <w:ind w:firstLine="0" w:right="0" w:left="0"/>
+              <w:ind w:left="0" w:firstLine="0" w:right="0"/>
               <w:spacing w:before="40" w:lineRule="auto" w:line="240" w:after="40"/>
             </w:pPr>
             <w:r>
@@ -19117,7 +19149,7 @@
             <w:pPr>
               <w:pStyle w:val="Compact"/>
               <w:jc w:val="left"/>
-              <w:ind w:firstLine="0" w:right="0" w:left="0"/>
+              <w:ind w:left="0" w:firstLine="0" w:right="0"/>
               <w:spacing w:before="40" w:lineRule="auto" w:line="240" w:after="40"/>
             </w:pPr>
             <w:r>
@@ -19134,7 +19166,7 @@
             <w:pPr>
               <w:pStyle w:val="Compact"/>
               <w:jc w:val="left"/>
-              <w:ind w:firstLine="0" w:right="0" w:left="0"/>
+              <w:ind w:left="0" w:firstLine="0" w:right="0"/>
               <w:spacing w:before="40" w:lineRule="auto" w:line="240" w:after="40"/>
             </w:pPr>
             <w:r>
@@ -19148,7 +19180,7 @@
             <w:pPr>
               <w:pStyle w:val="Compact"/>
               <w:jc w:val="left"/>
-              <w:ind w:firstLine="0" w:right="0" w:left="0"/>
+              <w:ind w:left="0" w:firstLine="0" w:right="0"/>
               <w:spacing w:before="40" w:lineRule="auto" w:line="240" w:after="40"/>
             </w:pPr>
             <w:r>
@@ -19162,7 +19194,7 @@
             <w:pPr>
               <w:pStyle w:val="Compact"/>
               <w:jc w:val="left"/>
-              <w:ind w:firstLine="0" w:right="0" w:left="0"/>
+              <w:ind w:left="0" w:firstLine="0" w:right="0"/>
               <w:spacing w:before="40" w:lineRule="auto" w:line="240" w:after="40"/>
             </w:pPr>
             <w:r>
@@ -19186,9 +19218,9 @@
         </w:tc>
       </w:tr>
     </w:tbl>
-    <w:bookmarkEnd w:id="28"/>
-    <w:bookmarkEnd w:id="29"/>
-    <w:bookmarkStart w:id="30" w:name="extension-checklist"/>
+    <w:bookmarkEnd w:id="39"/>
+    <w:bookmarkEnd w:id="40"/>
+    <w:bookmarkStart w:id="41" w:name="extension-checklist"/>
     <w:p>
       <w:pPr>
         <w:pStyle w:val="Heading1"/>
@@ -19203,11 +19235,11 @@
     </w:p>
     <w:p>
       <w:pPr>
-        <w:pStyle w:val="Compact"/>
         <w:numPr>
           <w:ilvl w:val="0"/>
           <w:numId w:val="1003"/>
         </w:numPr>
+        <w:pStyle w:val="Compact"/>
       </w:pPr>
       <w:r>
         <w:t xml:space="preserve">Pick a model name (lowercase, matches the directory name).</w:t>
@@ -19215,11 +19247,11 @@
     </w:p>
     <w:p>
       <w:pPr>
-        <w:pStyle w:val="Compact"/>
         <w:numPr>
           <w:ilvl w:val="0"/>
           <w:numId w:val="1003"/>
         </w:numPr>
+        <w:pStyle w:val="Compact"/>
       </w:pPr>
       <w:r>
         <w:t xml:space="preserve">Create</w:t>
@@ -19242,11 +19274,11 @@
     </w:p>
     <w:p>
       <w:pPr>
-        <w:pStyle w:val="Compact"/>
         <w:numPr>
           <w:ilvl w:val="0"/>
           <w:numId w:val="1003"/>
         </w:numPr>
+        <w:pStyle w:val="Compact"/>
       </w:pPr>
       <w:r>
         <w:t xml:space="preserve">Write each type as one descriptor: pick the</w:t>
@@ -19290,11 +19322,11 @@
     </w:p>
     <w:p>
       <w:pPr>
-        <w:pStyle w:val="Compact"/>
         <w:numPr>
           <w:ilvl w:val="0"/>
           <w:numId w:val="1003"/>
         </w:numPr>
+        <w:pStyle w:val="Compact"/>
       </w:pPr>
       <w:r>
         <w:t xml:space="preserve">Add a hook to</w:t>
@@ -19317,11 +19349,11 @@
     </w:p>
     <w:p>
       <w:pPr>
-        <w:pStyle w:val="Compact"/>
         <w:numPr>
           <w:ilvl w:val="0"/>
           <w:numId w:val="1003"/>
         </w:numPr>
+        <w:pStyle w:val="Compact"/>
       </w:pPr>
       <w:r>
         <w:t xml:space="preserve">Set</w:t>
@@ -19356,11 +19388,11 @@
     </w:p>
     <w:p>
       <w:pPr>
-        <w:pStyle w:val="Compact"/>
         <w:numPr>
           <w:ilvl w:val="0"/>
           <w:numId w:val="1003"/>
         </w:numPr>
+        <w:pStyle w:val="Compact"/>
       </w:pPr>
       <w:r>
         <w:t xml:space="preserve">Run</w:t>
@@ -19383,11 +19415,11 @@
     </w:p>
     <w:p>
       <w:pPr>
-        <w:pStyle w:val="Compact"/>
         <w:numPr>
           <w:ilvl w:val="0"/>
           <w:numId w:val="1003"/>
         </w:numPr>
+        <w:pStyle w:val="Compact"/>
       </w:pPr>
       <w:r>
         <w:t xml:space="preserve">Add a verification descriptor if the domain has rules to enforce (see</w:t>
@@ -19407,8 +19439,8 @@
         <w:t xml:space="preserve">).</w:t>
       </w:r>
     </w:p>
-    <w:bookmarkEnd w:id="30"/>
-    <w:bookmarkStart w:id="31" w:name="verification-views"/>
+    <w:bookmarkEnd w:id="41"/>
+    <w:bookmarkStart w:id="42" w:name="verification-views"/>
     <w:p>
       <w:pPr>
         <w:pStyle w:val="Heading1"/>
@@ -19520,7 +19552,7 @@
     </w:p>
     <w:p>
       <w:pPr>
-        <w:spacing w:lineRule="exact" w:line="20" w:after="0" w:before="0"/>
+        <w:spacing w:line="20" w:before="0" w:lineRule="exact" w:after="0"/>
         <w:rPr>
           <w:sz w:val="2"/>
         </w:rPr>
@@ -20485,7 +20517,7 @@
     </w:p>
     <w:p>
       <w:pPr>
-        <w:spacing w:lineRule="exact" w:line="20" w:after="0" w:before="0"/>
+        <w:spacing w:line="20" w:before="0" w:lineRule="exact" w:after="0"/>
         <w:rPr>
           <w:sz w:val="2"/>
         </w:rPr>
@@ -20564,8 +20596,8 @@
         <w:t xml:space="preserve"> ignore</w:t>
       </w:r>
     </w:p>
-    <w:bookmarkEnd w:id="31"/>
-    <w:bookmarkStart w:id="32" w:name="external-renderers"/>
+    <w:bookmarkEnd w:id="42"/>
+    <w:bookmarkStart w:id="43" w:name="external-renderers"/>
     <w:p>
       <w:pPr>
         <w:pStyle w:val="Heading1"/>
@@ -20667,33 +20699,33 @@
       </w:r>
       <w:r>
         <w:rPr>
+          <w:bCs/>
           <w:b/>
+        </w:rPr>
+        <w:t xml:space="preserve">either</w:t>
+      </w:r>
+      <w:r>
+        <w:t xml:space="preserve"> </w:t>
+      </w:r>
+      <w:r>
+        <w:t xml:space="preserve">an internal</w:t>
+      </w:r>
+      <w:r>
+        <w:t xml:space="preserve"> </w:t>
+      </w:r>
+      <w:r>
+        <w:rPr>
+          <w:rStyle w:val="VerbatimChar"/>
+        </w:rPr>
+        <w:t xml:space="preserve">transform</w:t>
+      </w:r>
+      <w:r>
+        <w:t xml:space="preserve"> </w:t>
+      </w:r>
+      <w:r>
+        <w:rPr>
           <w:bCs/>
-        </w:rPr>
-        <w:t xml:space="preserve">either</w:t>
-      </w:r>
-      <w:r>
-        <w:t xml:space="preserve"> </w:t>
-      </w:r>
-      <w:r>
-        <w:t xml:space="preserve">an internal</w:t>
-      </w:r>
-      <w:r>
-        <w:t xml:space="preserve"> </w:t>
-      </w:r>
-      <w:r>
-        <w:rPr>
-          <w:rStyle w:val="VerbatimChar"/>
-        </w:rPr>
-        <w:t xml:space="preserve">transform</w:t>
-      </w:r>
-      <w:r>
-        <w:t xml:space="preserve"> </w:t>
-      </w:r>
-      <w:r>
-        <w:rPr>
           <w:b/>
-          <w:bCs/>
         </w:rPr>
         <w:t xml:space="preserve">or</w:t>
       </w:r>
@@ -20751,7 +20783,7 @@
     </w:p>
     <w:p>
       <w:pPr>
-        <w:spacing w:lineRule="exact" w:line="20" w:after="0" w:before="0"/>
+        <w:spacing w:line="20" w:before="0" w:lineRule="exact" w:after="0"/>
         <w:rPr>
           <w:sz w:val="2"/>
         </w:rPr>
@@ -23427,7 +23459,7 @@
     </w:p>
     <w:p>
       <w:pPr>
-        <w:spacing w:lineRule="exact" w:line="20" w:after="0" w:before="0"/>
+        <w:spacing w:line="20" w:before="0" w:lineRule="exact" w:after="0"/>
         <w:rPr>
           <w:sz w:val="2"/>
         </w:rPr>
@@ -23467,19 +23499,20 @@
         <w:tblStyle w:val="Table"/>
         <w:tblW w:type="auto" w:w="0"/>
         <w:tblLook w:firstRow="1" w:lastRow="0" w:firstColumn="0" w:lastColumn="0" w:noHBand="0" w:noVBand="0" w:val="0020"/>
+        <w:jc w:val="start"/>
         <w:tblBorders>
-          <w:top w:space="0" w:color="000000" w:val="single" w:sz="6"/>
-          <w:left w:space="0" w:color="000000" w:val="single" w:sz="6"/>
-          <w:bottom w:space="0" w:color="000000" w:val="single" w:sz="6"/>
-          <w:right w:space="0" w:color="000000" w:val="single" w:sz="6"/>
-          <w:insideH w:space="0" w:color="000000" w:val="single" w:sz="6"/>
-          <w:insideV w:space="0" w:color="000000" w:val="single" w:sz="6"/>
+          <w:top w:space="0" w:color="000000" w:sz="6" w:val="single"/>
+          <w:left w:space="0" w:color="000000" w:sz="6" w:val="single"/>
+          <w:bottom w:space="0" w:color="000000" w:sz="6" w:val="single"/>
+          <w:right w:space="0" w:color="000000" w:sz="6" w:val="single"/>
+          <w:insideH w:space="0" w:color="000000" w:sz="6" w:val="single"/>
+          <w:insideV w:space="0" w:color="000000" w:sz="6" w:val="single"/>
         </w:tblBorders>
         <w:tblCellMar>
-          <w:top w:w="57" w:type="dxa"/>
-          <w:left w:w="108" w:type="dxa"/>
-          <w:bottom w:w="57" w:type="dxa"/>
-          <w:right w:w="108" w:type="dxa"/>
+          <w:top w:type="dxa" w:w="57"/>
+          <w:left w:type="dxa" w:w="108"/>
+          <w:bottom w:type="dxa" w:w="57"/>
+          <w:right w:type="dxa" w:w="108"/>
         </w:tblCellMar>
       </w:tblPr>
       <w:tblGrid>
@@ -23488,17 +23521,17 @@
       </w:tblGrid>
       <w:tr>
         <w:trPr>
-          <w:tblHeader w:val="on"/>
+          <w:tblHeader w:val="true"/>
         </w:trPr>
         <w:tc>
           <w:tcPr>
-            <w:shd w:color="auto" w:val="clear" w:fill="E8E8E8"/>
+            <w:shd w:fill="E8E8E8" w:color="auto" w:val="clear"/>
           </w:tcPr>
           <w:p>
             <w:pPr>
               <w:pStyle w:val="Compact"/>
               <w:jc w:val="left"/>
-              <w:ind w:firstLine="0" w:right="0" w:left="0"/>
+              <w:ind w:left="0" w:firstLine="0" w:right="0"/>
               <w:spacing w:before="40" w:lineRule="auto" w:line="240" w:after="40"/>
             </w:pPr>
             <w:r>
@@ -23511,13 +23544,13 @@
         </w:tc>
         <w:tc>
           <w:tcPr>
-            <w:shd w:color="auto" w:val="clear" w:fill="E8E8E8"/>
+            <w:shd w:fill="E8E8E8" w:color="auto" w:val="clear"/>
           </w:tcPr>
           <w:p>
             <w:pPr>
               <w:pStyle w:val="Compact"/>
               <w:jc w:val="left"/>
-              <w:ind w:firstLine="0" w:right="0" w:left="0"/>
+              <w:ind w:left="0" w:firstLine="0" w:right="0"/>
               <w:spacing w:before="40" w:lineRule="auto" w:line="240" w:after="40"/>
             </w:pPr>
             <w:r>
@@ -23536,7 +23569,7 @@
             <w:pPr>
               <w:pStyle w:val="Compact"/>
               <w:jc w:val="left"/>
-              <w:ind w:firstLine="0" w:right="0" w:left="0"/>
+              <w:ind w:left="0" w:firstLine="0" w:right="0"/>
               <w:spacing w:before="40" w:lineRule="auto" w:line="240" w:after="40"/>
             </w:pPr>
             <w:r>
@@ -23577,7 +23610,7 @@
             <w:pPr>
               <w:pStyle w:val="Compact"/>
               <w:jc w:val="left"/>
-              <w:ind w:firstLine="0" w:right="0" w:left="0"/>
+              <w:ind w:left="0" w:firstLine="0" w:right="0"/>
               <w:spacing w:before="40" w:lineRule="auto" w:line="240" w:after="40"/>
             </w:pPr>
             <w:r>
@@ -23623,7 +23656,7 @@
             <w:pPr>
               <w:pStyle w:val="Compact"/>
               <w:jc w:val="left"/>
-              <w:ind w:firstLine="0" w:right="0" w:left="0"/>
+              <w:ind w:left="0" w:firstLine="0" w:right="0"/>
               <w:spacing w:before="40" w:lineRule="auto" w:line="240" w:after="40"/>
             </w:pPr>
             <w:r>
@@ -23640,7 +23673,7 @@
             <w:pPr>
               <w:pStyle w:val="Compact"/>
               <w:jc w:val="left"/>
-              <w:ind w:firstLine="0" w:right="0" w:left="0"/>
+              <w:ind w:left="0" w:firstLine="0" w:right="0"/>
               <w:spacing w:before="40" w:lineRule="auto" w:line="240" w:after="40"/>
             </w:pPr>
             <w:r>
@@ -23671,7 +23704,7 @@
             <w:pPr>
               <w:pStyle w:val="Compact"/>
               <w:jc w:val="left"/>
-              <w:ind w:firstLine="0" w:right="0" w:left="0"/>
+              <w:ind w:left="0" w:firstLine="0" w:right="0"/>
               <w:spacing w:before="40" w:lineRule="auto" w:line="240" w:after="40"/>
             </w:pPr>
             <w:r>
@@ -23688,7 +23721,7 @@
             <w:pPr>
               <w:pStyle w:val="Compact"/>
               <w:jc w:val="left"/>
-              <w:ind w:firstLine="0" w:right="0" w:left="0"/>
+              <w:ind w:left="0" w:firstLine="0" w:right="0"/>
               <w:spacing w:before="40" w:lineRule="auto" w:line="240" w:after="40"/>
             </w:pPr>
             <w:r>
@@ -23737,8 +23770,8 @@
       </w:r>
       <w:r>
         <w:rPr>
+          <w:bCs/>
           <w:b/>
-          <w:bCs/>
         </w:rPr>
         <w:t xml:space="preserve">views</w:t>
       </w:r>
@@ -23764,8 +23797,8 @@
         <w:t xml:space="preserve">uses it to convert AsciiMath to OMML. The render handler queries the view rows (instead of float rows) for view-typed items.</w:t>
       </w:r>
     </w:p>
-    <w:bookmarkEnd w:id="32"/>
-    <w:bookmarkStart w:id="33" w:name="project-integration"/>
+    <w:bookmarkEnd w:id="43"/>
+    <w:bookmarkStart w:id="44" w:name="project-integration"/>
     <w:p>
       <w:pPr>
         <w:pStyle w:val="Heading1"/>
@@ -23780,7 +23813,7 @@
     </w:p>
     <w:p>
       <w:pPr>
-        <w:spacing w:lineRule="exact" w:line="20" w:after="0" w:before="0"/>
+        <w:spacing w:line="20" w:before="0" w:lineRule="exact" w:after="0"/>
         <w:rPr>
           <w:sz w:val="2"/>
         </w:rPr>
@@ -23955,8 +23988,8 @@
         <w:t xml:space="preserve"> srs.md</w:t>
       </w:r>
     </w:p>
-    <w:bookmarkEnd w:id="33"/>
-    <w:bookmarkStart w:id="34" w:name="troubleshooting"/>
+    <w:bookmarkEnd w:id="44"/>
+    <w:bookmarkStart w:id="45" w:name="troubleshooting"/>
     <w:p>
       <w:pPr>
         <w:pStyle w:val="Heading1"/>
@@ -23975,48 +24008,48 @@
       </w:pPr>
       <w:r>
         <w:rPr>
+          <w:bCs/>
           <w:b/>
+        </w:rPr>
+        <w:t xml:space="preserve">My type doesn’t load.</w:t>
+      </w:r>
+      <w:r>
+        <w:t xml:space="preserve"> </w:t>
+      </w:r>
+      <w:r>
+        <w:t xml:space="preserve">Check that the file is under</w:t>
+      </w:r>
+      <w:r>
+        <w:t xml:space="preserve"> </w:t>
+      </w:r>
+      <w:r>
+        <w:rPr>
+          <w:rStyle w:val="VerbatimChar"/>
+        </w:rPr>
+        <w:t xml:space="preserve">types/&lt;category&gt;/&lt;name&gt;.lua</w:t>
+      </w:r>
+      <w:r>
+        <w:t xml:space="preserve">, that the category is one of</w:t>
+      </w:r>
+      <w:r>
+        <w:t xml:space="preserve"> </w:t>
+      </w:r>
+      <w:r>
+        <w:rPr>
+          <w:rStyle w:val="VerbatimChar"/>
+        </w:rPr>
+        <w:t xml:space="preserve">{objects, floats, views, relations, specifications}</w:t>
+      </w:r>
+      <w:r>
+        <w:t xml:space="preserve">, and that the module</w:t>
+      </w:r>
+      <w:r>
+        <w:t xml:space="preserve"> </w:t>
+      </w:r>
+      <w:r>
+        <w:rPr>
           <w:bCs/>
-        </w:rPr>
-        <w:t xml:space="preserve">My type doesn’t load.</w:t>
-      </w:r>
-      <w:r>
-        <w:t xml:space="preserve"> </w:t>
-      </w:r>
-      <w:r>
-        <w:t xml:space="preserve">Check that the file is under</w:t>
-      </w:r>
-      <w:r>
-        <w:t xml:space="preserve"> </w:t>
-      </w:r>
-      <w:r>
-        <w:rPr>
-          <w:rStyle w:val="VerbatimChar"/>
-        </w:rPr>
-        <w:t xml:space="preserve">types/&lt;category&gt;/&lt;name&gt;.lua</w:t>
-      </w:r>
-      <w:r>
-        <w:t xml:space="preserve">, that the category is one of</w:t>
-      </w:r>
-      <w:r>
-        <w:t xml:space="preserve"> </w:t>
-      </w:r>
-      <w:r>
-        <w:rPr>
-          <w:rStyle w:val="VerbatimChar"/>
-        </w:rPr>
-        <w:t xml:space="preserve">{objects, floats, views, relations, specifications}</w:t>
-      </w:r>
-      <w:r>
-        <w:t xml:space="preserve">, and that the module</w:t>
-      </w:r>
-      <w:r>
-        <w:t xml:space="preserve"> </w:t>
-      </w:r>
-      <w:r>
-        <w:rPr>
           <w:b/>
-          <w:bCs/>
         </w:rPr>
         <w:t xml:space="preserve">returns its descriptor table</w:t>
       </w:r>
@@ -24045,8 +24078,8 @@
       </w:pPr>
       <w:r>
         <w:rPr>
+          <w:bCs/>
           <w:b/>
-          <w:bCs/>
         </w:rPr>
         <w:t xml:space="preserve">The host rejected my hook.</w:t>
       </w:r>
@@ -24104,51 +24137,51 @@
       </w:pPr>
       <w:r>
         <w:rPr>
+          <w:bCs/>
           <w:b/>
+        </w:rPr>
+        <w:t xml:space="preserve">My override isn’t taking effect.</w:t>
+      </w:r>
+      <w:r>
+        <w:t xml:space="preserve"> </w:t>
+      </w:r>
+      <w:r>
+        <w:t xml:space="preserve">Overrides replace by</w:t>
+      </w:r>
+      <w:r>
+        <w:t xml:space="preserve"> </w:t>
+      </w:r>
+      <w:r>
+        <w:rPr>
+          <w:rStyle w:val="VerbatimChar"/>
+        </w:rPr>
+        <w:t xml:space="preserve">schema.id</w:t>
+      </w:r>
+      <w:r>
+        <w:t xml:space="preserve">, not by filename. The custom type must declare the</w:t>
+      </w:r>
+      <w:r>
+        <w:t xml:space="preserve"> </w:t>
+      </w:r>
+      <w:r>
+        <w:rPr>
           <w:bCs/>
-        </w:rPr>
-        <w:t xml:space="preserve">My override isn’t taking effect.</w:t>
-      </w:r>
-      <w:r>
-        <w:t xml:space="preserve"> </w:t>
-      </w:r>
-      <w:r>
-        <w:t xml:space="preserve">Overrides replace by</w:t>
-      </w:r>
-      <w:r>
+          <w:b/>
+        </w:rPr>
+        <w:t xml:space="preserve">same</w:t>
+      </w:r>
+      <w:r>
+        <w:rPr>
+          <w:bCs/>
+          <w:b/>
+        </w:rPr>
         <w:t xml:space="preserve"> </w:t>
       </w:r>
       <w:r>
         <w:rPr>
           <w:rStyle w:val="VerbatimChar"/>
-        </w:rPr>
-        <w:t xml:space="preserve">schema.id</w:t>
-      </w:r>
-      <w:r>
-        <w:t xml:space="preserve">, not by filename. The custom type must declare the</w:t>
-      </w:r>
-      <w:r>
-        <w:t xml:space="preserve"> </w:t>
-      </w:r>
-      <w:r>
-        <w:rPr>
+          <w:bCs/>
           <w:b/>
-          <w:bCs/>
-        </w:rPr>
-        <w:t xml:space="preserve">same</w:t>
-      </w:r>
-      <w:r>
-        <w:rPr>
-          <w:b/>
-          <w:bCs/>
-        </w:rPr>
-        <w:t xml:space="preserve"> </w:t>
-      </w:r>
-      <w:r>
-        <w:rPr>
-          <w:rStyle w:val="VerbatimChar"/>
-          <w:b/>
-          <w:bCs/>
         </w:rPr>
         <w:t xml:space="preserve">id</w:t>
       </w:r>
@@ -24165,8 +24198,8 @@
       </w:pPr>
       <w:r>
         <w:rPr>
+          <w:bCs/>
           <w:b/>
-          <w:bCs/>
         </w:rPr>
         <w:t xml:space="preserve">My render hook produces nothing.</w:t>
       </w:r>
@@ -24243,8 +24276,8 @@
       </w:pPr>
       <w:r>
         <w:rPr>
+          <w:bCs/>
           <w:b/>
-          <w:bCs/>
         </w:rPr>
         <w:t xml:space="preserve">My external renderer runs every build even without changes.</w:t>
       </w:r>
@@ -24270,8 +24303,8 @@
         <w:t xml:space="preserve">isn’t content-addressed. Include the content hash in the filename so unchanged input hits the file-based cache.</w:t>
       </w:r>
     </w:p>
-    <w:bookmarkEnd w:id="34"/>
-    <w:bookmarkStart w:id="40" w:name="pointers"/>
+    <w:bookmarkEnd w:id="45"/>
+    <w:bookmarkStart w:id="51" w:name="pointers"/>
     <w:p>
       <w:pPr>
         <w:pStyle w:val="Heading1"/>
@@ -24286,13 +24319,13 @@
     </w:p>
     <w:p>
       <w:pPr>
-        <w:pStyle w:val="Compact"/>
         <w:numPr>
           <w:ilvl w:val="0"/>
           <w:numId w:val="1004"/>
         </w:numPr>
+        <w:pStyle w:val="Compact"/>
       </w:pPr>
-      <w:hyperlink r:id="rId35">
+      <w:hyperlink r:id="rId46">
         <w:r>
           <w:rPr>
             <w:rStyle w:val="Hyperlink"/>
@@ -24309,11 +24342,11 @@
     </w:p>
     <w:p>
       <w:pPr>
-        <w:pStyle w:val="Compact"/>
         <w:numPr>
           <w:ilvl w:val="0"/>
           <w:numId w:val="1004"/>
         </w:numPr>
+        <w:pStyle w:val="Compact"/>
       </w:pPr>
       <w:r>
         <w:t xml:space="preserve">Engineering docs — the</w:t>
@@ -24321,7 +24354,7 @@
       <w:r>
         <w:t xml:space="preserve"> </w:t>
       </w:r>
-      <w:hyperlink r:id="rId36">
+      <w:hyperlink r:id="rId47">
         <w:r>
           <w:rPr>
             <w:rStyle w:val="Hyperlink"/>
@@ -24338,7 +24371,7 @@
       <w:r>
         <w:t xml:space="preserve"> </w:t>
       </w:r>
-      <w:hyperlink r:id="rId37">
+      <w:hyperlink r:id="rId48">
         <w:r>
           <w:rPr>
             <w:rStyle w:val="Hyperlink"/>
@@ -24355,7 +24388,7 @@
       <w:r>
         <w:t xml:space="preserve"> </w:t>
       </w:r>
-      <w:hyperlink r:id="rId38">
+      <w:hyperlink r:id="rId49">
         <w:r>
           <w:rPr>
             <w:rStyle w:val="Hyperlink"/>
@@ -24372,13 +24405,13 @@
     </w:p>
     <w:p>
       <w:pPr>
-        <w:pStyle w:val="Compact"/>
         <w:numPr>
           <w:ilvl w:val="0"/>
           <w:numId w:val="1004"/>
         </w:numPr>
+        <w:pStyle w:val="Compact"/>
       </w:pPr>
-      <w:hyperlink r:id="rId39">
+      <w:hyperlink r:id="rId50">
         <w:r>
           <w:rPr>
             <w:rStyle w:val="Hyperlink"/>
@@ -24393,14 +24426,11 @@
         <w:t xml:space="preserve">— vocabulary reference.</w:t>
       </w:r>
     </w:p>
-    <w:bookmarkEnd w:id="40"/>
+    <w:bookmarkEnd w:id="51"/>
     <w:sectPr>
-      <w:footerReference w:type="default" r:id="rId9200"/>
-      <w:headerReference w:type="default" r:id="rId9101"/>
-      <w:headerReference w:type="first" r:id="rId9100"/>
-      <w:footnotePr>
-        <w:numRestart w:val="eachSect"/>
-      </w:footnotePr>
+      <w:footerReference r:id="rId9200" w:type="default"/>
+      <w:headerReference r:id="rId9101" w:type="default"/>
+      <w:headerReference r:id="rId9100" w:type="first"/>
       <w:titlePg/>
     </w:sectPr>
   </w:body>
@@ -24415,14 +24445,14 @@
 <w:ftr xmlns:w="http://schemas.openxmlformats.org/wordprocessingml/2006/main" xmlns:r="http://schemas.openxmlformats.org/officeDocument/2006/relationships">
   <w:tbl>
     <w:tblPr>
-      <w:tblW w:w="5000" w:type="pct"/>
+      <w:tblW w:type="pct" w:w="5000"/>
       <w:tblBorders>
-        <w:top w:space="1" w:color="CCCCCC" w:val="single" w:sz="4"/>
-        <w:bottom w:space="0" w:color="auto" w:val="none" w:sz="0"/>
-        <w:left w:space="0" w:color="auto" w:val="none" w:sz="0"/>
-        <w:right w:space="0" w:color="auto" w:val="none" w:sz="0"/>
-        <w:insideH w:space="0" w:color="auto" w:val="none" w:sz="0"/>
-        <w:insideV w:space="0" w:color="auto" w:val="none" w:sz="0"/>
+        <w:top w:space="1" w:color="CCCCCC" w:sz="4" w:val="single"/>
+        <w:bottom w:space="0" w:color="auto" w:sz="0" w:val="none"/>
+        <w:left w:space="0" w:color="auto" w:sz="0" w:val="none"/>
+        <w:right w:space="0" w:color="auto" w:sz="0" w:val="none"/>
+        <w:insideH w:space="0" w:color="auto" w:sz="0" w:val="none"/>
+        <w:insideV w:space="0" w:color="auto" w:sz="0" w:val="none"/>
       </w:tblBorders>
       <w:tblLayout w:type="fixed"/>
     </w:tblPr>
@@ -24434,7 +24464,7 @@
     <w:tr>
       <w:tc>
         <w:tcPr>
-          <w:tcW w:w="1667" w:type="pct"/>
+          <w:tcW w:type="pct" w:w="1667"/>
         </w:tcPr>
         <w:p>
           <w:pPr>
@@ -24448,7 +24478,7 @@
       </w:tc>
       <w:tc>
         <w:tcPr>
-          <w:tcW w:w="1667" w:type="pct"/>
+          <w:tcW w:type="pct" w:w="1667"/>
         </w:tcPr>
         <w:p>
           <w:pPr>
@@ -24462,7 +24492,7 @@
       </w:tc>
       <w:tc>
         <w:tcPr>
-          <w:tcW w:w="1667" w:type="pct"/>
+          <w:tcW w:type="pct" w:w="1667"/>
         </w:tcPr>
         <w:p>
           <w:pPr>
@@ -24591,7 +24621,7 @@
       <w:lvlText w:val="%1"/>
       <w:lvlJc w:val="left"/>
       <w:pPr>
-        <w:ind w:hanging="0" w:left="0"/>
+        <w:ind w:left="0" w:hanging="0"/>
       </w:pPr>
     </w:lvl>
     <w:lvl w:ilvl="1">
@@ -24603,7 +24633,7 @@
       <w:lvlText w:val="%1.%2"/>
       <w:lvlJc w:val="left"/>
       <w:pPr>
-        <w:ind w:hanging="0" w:left="0"/>
+        <w:ind w:left="0" w:hanging="0"/>
       </w:pPr>
     </w:lvl>
     <w:lvl w:ilvl="2">
@@ -24615,7 +24645,7 @@
       <w:lvlText w:val="%1.%2.%3"/>
       <w:lvlJc w:val="left"/>
       <w:pPr>
-        <w:ind w:hanging="0" w:left="0"/>
+        <w:ind w:left="0" w:hanging="0"/>
       </w:pPr>
     </w:lvl>
     <w:lvl w:ilvl="3">
@@ -24627,7 +24657,7 @@
       <w:lvlText w:val="%1.%2.%3.%4"/>
       <w:lvlJc w:val="left"/>
       <w:pPr>
-        <w:ind w:hanging="0" w:left="0"/>
+        <w:ind w:left="0" w:hanging="0"/>
       </w:pPr>
     </w:lvl>
     <w:lvl w:ilvl="4">
@@ -24639,19 +24669,19 @@
       <w:lvlText w:val="%1.%2.%3.%4.%5"/>
       <w:lvlJc w:val="left"/>
       <w:pPr>
-        <w:ind w:hanging="0" w:left="0"/>
+        <w:ind w:left="0" w:hanging="0"/>
       </w:pPr>
     </w:lvl>
   </w:abstractNum>
   <w:abstractNum w:abstractNumId="990">
-    <w:nsid w:val="0000A990"/>
+    <w:nsid w:val="A990"/>
     <w:multiLevelType w:val="multilevel"/>
     <w:lvl w:ilvl="0">
       <w:numFmt w:val="bullet"/>
       <w:lvlText w:val=" "/>
       <w:lvlJc w:val="left"/>
       <w:pPr>
-        <w:ind w:left="720" w:hanging="360"/>
+        <w:ind w:left="720" w:hanging="480"/>
       </w:pPr>
     </w:lvl>
     <w:lvl w:ilvl="1">
@@ -24659,7 +24689,7 @@
       <w:lvlText w:val=" "/>
       <w:lvlJc w:val="left"/>
       <w:pPr>
-        <w:ind w:left="1440" w:hanging="360"/>
+        <w:ind w:left="1440" w:hanging="480"/>
       </w:pPr>
     </w:lvl>
     <w:lvl w:ilvl="2">
@@ -24667,7 +24697,7 @@
       <w:lvlText w:val=" "/>
       <w:lvlJc w:val="left"/>
       <w:pPr>
-        <w:ind w:left="2160" w:hanging="360"/>
+        <w:ind w:left="2160" w:hanging="480"/>
       </w:pPr>
     </w:lvl>
     <w:lvl w:ilvl="3">
@@ -24675,7 +24705,7 @@
       <w:lvlText w:val=" "/>
       <w:lvlJc w:val="left"/>
       <w:pPr>
-        <w:ind w:left="2880" w:hanging="360"/>
+        <w:ind w:left="2880" w:hanging="480"/>
       </w:pPr>
     </w:lvl>
     <w:lvl w:ilvl="4">
@@ -24683,7 +24713,7 @@
       <w:lvlText w:val=" "/>
       <w:lvlJc w:val="left"/>
       <w:pPr>
-        <w:ind w:left="3600" w:hanging="360"/>
+        <w:ind w:left="3600" w:hanging="480"/>
       </w:pPr>
     </w:lvl>
     <w:lvl w:ilvl="5">
@@ -24691,7 +24721,7 @@
       <w:lvlText w:val=" "/>
       <w:lvlJc w:val="left"/>
       <w:pPr>
-        <w:ind w:left="4320" w:hanging="360"/>
+        <w:ind w:left="4320" w:hanging="480"/>
       </w:pPr>
     </w:lvl>
     <w:lvl w:ilvl="6">
@@ -24699,7 +24729,7 @@
       <w:lvlText w:val=" "/>
       <w:lvlJc w:val="left"/>
       <w:pPr>
-        <w:ind w:left="5040" w:hanging="360"/>
+        <w:ind w:left="5040" w:hanging="480"/>
       </w:pPr>
     </w:lvl>
     <w:lvl w:ilvl="7">
@@ -24707,7 +24737,7 @@
       <w:lvlText w:val=" "/>
       <w:lvlJc w:val="left"/>
       <w:pPr>
-        <w:ind w:left="5760" w:hanging="360"/>
+        <w:ind w:left="5760" w:hanging="480"/>
       </w:pPr>
     </w:lvl>
     <w:lvl w:ilvl="8">
@@ -24715,12 +24745,12 @@
       <w:lvlText w:val=" "/>
       <w:lvlJc w:val="left"/>
       <w:pPr>
-        <w:ind w:left="6480" w:hanging="360"/>
+        <w:ind w:left="6480" w:hanging="480"/>
       </w:pPr>
     </w:lvl>
   </w:abstractNum>
   <w:abstractNum w:abstractNumId="99411">
-    <w:nsid w:val="00A99411"/>
+    <w:nsid w:val="A99411"/>
     <w:multiLevelType w:val="multilevel"/>
     <w:lvl w:ilvl="0">
       <w:start w:val="1"/>
@@ -24728,7 +24758,7 @@
       <w:lvlText w:val="%1."/>
       <w:lvlJc w:val="left"/>
       <w:pPr>
-        <w:ind w:left="720" w:hanging="360"/>
+        <w:ind w:left="720" w:hanging="480"/>
       </w:pPr>
     </w:lvl>
     <w:lvl w:ilvl="1">
@@ -24737,7 +24767,7 @@
       <w:lvlText w:val="%2."/>
       <w:lvlJc w:val="left"/>
       <w:pPr>
-        <w:ind w:left="1440" w:hanging="360"/>
+        <w:ind w:left="1440" w:hanging="480"/>
       </w:pPr>
     </w:lvl>
     <w:lvl w:ilvl="2">
@@ -24746,7 +24776,7 @@
       <w:lvlText w:val="%3."/>
       <w:lvlJc w:val="left"/>
       <w:pPr>
-        <w:ind w:left="2160" w:hanging="360"/>
+        <w:ind w:left="2160" w:hanging="480"/>
       </w:pPr>
     </w:lvl>
     <w:lvl w:ilvl="3">
@@ -24755,7 +24785,7 @@
       <w:lvlText w:val="%4."/>
       <w:lvlJc w:val="left"/>
       <w:pPr>
-        <w:ind w:left="2880" w:hanging="360"/>
+        <w:ind w:left="2880" w:hanging="480"/>
       </w:pPr>
     </w:lvl>
     <w:lvl w:ilvl="4">
@@ -24764,7 +24794,7 @@
       <w:lvlText w:val="%5."/>
       <w:lvlJc w:val="left"/>
       <w:pPr>
-        <w:ind w:left="3600" w:hanging="360"/>
+        <w:ind w:left="3600" w:hanging="480"/>
       </w:pPr>
     </w:lvl>
     <w:lvl w:ilvl="5">
@@ -24773,7 +24803,7 @@
       <w:lvlText w:val="%6."/>
       <w:lvlJc w:val="left"/>
       <w:pPr>
-        <w:ind w:left="4320" w:hanging="360"/>
+        <w:ind w:left="4320" w:hanging="480"/>
       </w:pPr>
     </w:lvl>
     <w:lvl w:ilvl="6">
@@ -24782,7 +24812,7 @@
       <w:lvlText w:val="%7."/>
       <w:lvlJc w:val="left"/>
       <w:pPr>
-        <w:ind w:left="5040" w:hanging="360"/>
+        <w:ind w:left="5040" w:hanging="480"/>
       </w:pPr>
     </w:lvl>
     <w:lvl w:ilvl="7">
@@ -24791,7 +24821,7 @@
       <w:lvlText w:val="%8."/>
       <w:lvlJc w:val="left"/>
       <w:pPr>
-        <w:ind w:left="5760" w:hanging="360"/>
+        <w:ind w:left="5760" w:hanging="480"/>
       </w:pPr>
     </w:lvl>
     <w:lvl w:ilvl="8">
@@ -24800,111 +24830,84 @@
       <w:lvlText w:val="%9."/>
       <w:lvlJc w:val="left"/>
       <w:pPr>
-        <w:ind w:left="6480" w:hanging="360"/>
+        <w:ind w:left="6480" w:hanging="480"/>
       </w:pPr>
     </w:lvl>
   </w:abstractNum>
   <w:abstractNum w:abstractNumId="991">
-    <w:nsid w:val="0000A991"/>
+    <w:nsid w:val="A991"/>
     <w:multiLevelType w:val="multilevel"/>
     <w:lvl w:ilvl="0">
       <w:numFmt w:val="bullet"/>
-      <w:lvlText w:val=""/>
+      <w:lvlText w:val="•"/>
       <w:lvlJc w:val="left"/>
       <w:pPr>
-        <w:ind w:left="720" w:hanging="360"/>
+        <w:ind w:left="720" w:hanging="480"/>
       </w:pPr>
-      <w:rPr>
-        <w:rFonts w:ascii="Symbol" w:hAnsi="Symbol" w:cs="Symbol" w:hint="default"/>
-      </w:rPr>
     </w:lvl>
     <w:lvl w:ilvl="1">
       <w:numFmt w:val="bullet"/>
-      <w:lvlText w:val="o"/>
+      <w:lvlText w:val="–"/>
       <w:lvlJc w:val="left"/>
       <w:pPr>
-        <w:ind w:left="1440" w:hanging="360"/>
+        <w:ind w:left="1440" w:hanging="480"/>
       </w:pPr>
-      <w:rPr>
-        <w:rFonts w:ascii="Courier New" w:hAnsi="Courier New" w:cs="Courier New" w:hint="default"/>
-      </w:rPr>
     </w:lvl>
     <w:lvl w:ilvl="2">
       <w:numFmt w:val="bullet"/>
-      <w:lvlText w:val=""/>
+      <w:lvlText w:val="•"/>
       <w:lvlJc w:val="left"/>
       <w:pPr>
-        <w:ind w:left="2160" w:hanging="360"/>
+        <w:ind w:left="2160" w:hanging="480"/>
       </w:pPr>
-      <w:rPr>
-        <w:rFonts w:ascii="Wingdings" w:hAnsi="Wingdings" w:cs="Wingdings" w:hint="default"/>
-      </w:rPr>
     </w:lvl>
     <w:lvl w:ilvl="3">
       <w:numFmt w:val="bullet"/>
-      <w:lvlText w:val=""/>
+      <w:lvlText w:val="–"/>
       <w:lvlJc w:val="left"/>
       <w:pPr>
-        <w:ind w:left="2880" w:hanging="360"/>
+        <w:ind w:left="2880" w:hanging="480"/>
       </w:pPr>
-      <w:rPr>
-        <w:rFonts w:ascii="Symbol" w:hAnsi="Symbol" w:cs="Symbol" w:hint="default"/>
-      </w:rPr>
     </w:lvl>
     <w:lvl w:ilvl="4">
       <w:numFmt w:val="bullet"/>
-      <w:lvlText w:val="o"/>
+      <w:lvlText w:val="•"/>
       <w:lvlJc w:val="left"/>
       <w:pPr>
-        <w:ind w:left="3600" w:hanging="360"/>
+        <w:ind w:left="3600" w:hanging="480"/>
       </w:pPr>
-      <w:rPr>
-        <w:rFonts w:ascii="Courier New" w:hAnsi="Courier New" w:cs="Courier New" w:hint="default"/>
-      </w:rPr>
     </w:lvl>
     <w:lvl w:ilvl="5">
       <w:numFmt w:val="bullet"/>
-      <w:lvlText w:val=""/>
+      <w:lvlText w:val="–"/>
       <w:lvlJc w:val="left"/>
       <w:pPr>
-        <w:ind w:left="4320" w:hanging="360"/>
+        <w:ind w:left="4320" w:hanging="480"/>
       </w:pPr>
-      <w:rPr>
-        <w:rFonts w:ascii="Wingdings" w:hAnsi="Wingdings" w:cs="Wingdings" w:hint="default"/>
-      </w:rPr>
     </w:lvl>
     <w:lvl w:ilvl="6">
       <w:numFmt w:val="bullet"/>
-      <w:lvlText w:val=""/>
+      <w:lvlText w:val="•"/>
       <w:lvlJc w:val="left"/>
       <w:pPr>
-        <w:ind w:left="5040" w:hanging="360"/>
+        <w:ind w:left="5040" w:hanging="480"/>
       </w:pPr>
-      <w:rPr>
-        <w:rFonts w:ascii="Symbol" w:hAnsi="Symbol" w:cs="Symbol" w:hint="default"/>
-      </w:rPr>
     </w:lvl>
     <w:lvl w:ilvl="7">
       <w:numFmt w:val="bullet"/>
-      <w:lvlText w:val="o"/>
+      <w:lvlText w:val="–"/>
       <w:lvlJc w:val="left"/>
       <w:pPr>
-        <w:ind w:left="5760" w:hanging="360"/>
+        <w:ind w:left="5760" w:hanging="480"/>
       </w:pPr>
-      <w:rPr>
-        <w:rFonts w:ascii="Courier New" w:hAnsi="Courier New" w:cs="Courier New" w:hint="default"/>
-      </w:rPr>
     </w:lvl>
     <w:lvl w:ilvl="8">
       <w:numFmt w:val="bullet"/>
-      <w:lvlText w:val=""/>
+      <w:lvlText w:val="•"/>
       <w:lvlJc w:val="left"/>
       <w:pPr>
-        <w:ind w:left="6480" w:hanging="360"/>
+        <w:ind w:left="6480" w:hanging="480"/>
       </w:pPr>
-      <w:rPr>
-        <w:rFonts w:ascii="Wingdings" w:hAnsi="Wingdings" w:cs="Wingdings" w:hint="default"/>
-      </w:rPr>
     </w:lvl>
   </w:abstractNum>
   <w:num w:numId="1000">
@@ -25014,10 +25017,10 @@
   <w:docDefaults>
     <w:rPrDefault>
       <w:rPr>
-        <w:rFonts w:asciiTheme="minorHAnsi" w:cstheme="minorBidi" w:eastAsiaTheme="minorEastAsia" w:hAnsiTheme="minorHAnsi"/>
+        <w:rFonts w:asciiTheme="minorHAnsi" w:cstheme="minorBidi" w:eastAsiaTheme="minorHAnsi" w:hAnsiTheme="minorHAnsi"/>
         <w:sz w:val="24"/>
         <w:szCs w:val="24"/>
-        <w:lang w:bidi="ar-SA" w:eastAsia="zh-CN" w:val="en-US"/>
+        <w:lang w:bidi="ar-SA" w:eastAsia="en-US" w:val="en-US"/>
       </w:rPr>
     </w:rPrDefault>
     <w:pPrDefault>
@@ -25035,10 +25038,10 @@
     <w:name w:val="Body Text"/>
     <w:basedOn w:val="Normal"/>
     <w:link w:val="BodyTextChar"/>
-    <w:qFormat/>
     <w:pPr>
       <w:spacing w:after="180" w:before="180"/>
     </w:pPr>
+    <w:qFormat/>
   </w:style>
   <w:style w:customStyle="1" w:styleId="FirstParagraph" w:type="paragraph">
     <w:name w:val="First Paragraph"/>
@@ -25058,94 +25061,57 @@
     <w:name w:val="Title"/>
     <w:basedOn w:val="Normal"/>
     <w:next w:val="BodyText"/>
-    <w:link w:val="TitleChar"/>
-    <w:uiPriority w:val="10"/>
     <w:qFormat/>
-    <w:rsid w:val="00A10FD9"/>
     <w:pPr>
-      <w:spacing w:after="80" w:line="240" w:lineRule="auto"/>
-      <w:contextualSpacing/>
+      <w:keepNext/>
+      <w:keepLines/>
+      <w:spacing w:after="240" w:before="480"/>
       <w:jc w:val="center"/>
     </w:pPr>
     <w:rPr>
       <w:rFonts w:asciiTheme="majorHAnsi" w:cstheme="majorBidi" w:eastAsiaTheme="majorEastAsia" w:hAnsiTheme="majorHAnsi"/>
-      <w:sz w:val="56"/>
-      <w:szCs w:val="56"/>
-    </w:rPr>
-  </w:style>
-  <w:style w:customStyle="1" w:styleId="TitleChar" w:type="character">
-    <w:name w:val="Title Char"/>
-    <w:basedOn w:val="DefaultParagraphFont"/>
-    <w:link w:val="Title"/>
-    <w:uiPriority w:val="10"/>
-    <w:rsid w:val="00A10FD9"/>
-    <w:rPr>
-      <w:rFonts w:asciiTheme="majorHAnsi" w:cstheme="majorBidi" w:eastAsiaTheme="majorEastAsia" w:hAnsiTheme="majorHAnsi"/>
-      <w:sz w:val="56"/>
-      <w:szCs w:val="56"/>
+      <w:b/>
+      <w:bCs/>
+      <w:color w:themeColor="accent1" w:themeShade="B5" w:val="345A8A"/>
+      <w:sz w:val="36"/>
+      <w:szCs w:val="36"/>
     </w:rPr>
   </w:style>
   <w:style w:styleId="Subtitle" w:type="paragraph">
     <w:name w:val="Subtitle"/>
     <w:basedOn w:val="Title"/>
     <w:next w:val="BodyText"/>
-    <w:link w:val="SubtitleChar"/>
-    <w:uiPriority w:val="11"/>
     <w:qFormat/>
-    <w:rsid w:val="00A10FD9"/>
     <w:pPr>
-      <w:numPr>
-        <w:ilvl w:val="1"/>
-      </w:numPr>
+      <w:keepNext/>
+      <w:keepLines/>
+      <w:spacing w:after="240" w:before="240"/>
+      <w:jc w:val="center"/>
     </w:pPr>
     <w:rPr>
-      <w:rFonts w:cstheme="majorBidi" w:eastAsiaTheme="majorEastAsia"/>
-      <w:spacing w:val="15"/>
-      <w:sz w:val="28"/>
-      <w:szCs w:val="28"/>
-    </w:rPr>
-  </w:style>
-  <w:style w:customStyle="1" w:styleId="SubtitleChar" w:type="character">
-    <w:name w:val="Subtitle Char"/>
-    <w:basedOn w:val="DefaultParagraphFont"/>
-    <w:link w:val="Subtitle"/>
-    <w:uiPriority w:val="11"/>
-    <w:rsid w:val="00A10FD9"/>
-    <w:rPr>
-      <w:rFonts w:cstheme="majorBidi" w:eastAsiaTheme="majorEastAsia"/>
-      <w:color w:themeColor="text1" w:themeTint="A6" w:val="595959"/>
-      <w:spacing w:val="15"/>
-      <w:sz w:val="28"/>
-      <w:szCs w:val="28"/>
+      <w:sz w:val="30"/>
+      <w:szCs w:val="30"/>
     </w:rPr>
   </w:style>
   <w:style w:customStyle="1" w:styleId="Author" w:type="paragraph">
     <w:name w:val="Author"/>
-    <w:basedOn w:val="Title"/>
     <w:next w:val="BodyText"/>
     <w:qFormat/>
     <w:pPr>
       <w:keepNext/>
       <w:keepLines/>
+      <w:jc w:val="center"/>
     </w:pPr>
-    <w:rPr>
-      <w:sz w:val="24"/>
-      <w:szCs w:val="24"/>
-    </w:rPr>
   </w:style>
   <w:style w:styleId="Date" w:type="paragraph">
     <w:name w:val="Date"/>
-    <w:basedOn w:val="Title"/>
     <w:next w:val="BodyText"/>
     <w:qFormat/>
     <w:pPr>
       <w:keepNext/>
       <w:keepLines/>
+      <w:jc w:val="center"/>
     </w:pPr>
-    <w:rPr>
-      <w:sz w:val="24"/>
-      <w:szCs w:val="24"/>
-    </w:rPr>
   </w:style>
   <w:style w:customStyle="1" w:styleId="AbstractTitle" w:type="paragraph">
     <w:name w:val="Abstract Title"/>
@@ -25155,13 +25121,15 @@
     <w:pPr>
       <w:keepNext/>
       <w:keepLines/>
+      <w:jc w:val="center"/>
       <w:spacing w:after="0" w:before="300"/>
-      <w:jc w:val="center"/>
     </w:pPr>
     <w:rPr>
-      <w:b/>
       <w:sz w:val="20"/>
       <w:szCs w:val="20"/>
+      <w:b/>
+      <w:color w:val="345A8A"/>
+      &gt;
     </w:rPr>
   </w:style>
   <w:style w:customStyle="1" w:styleId="Abstract" w:type="paragraph">
@@ -25188,322 +25156,192 @@
     <w:rPr/>
   </w:style>
   <w:style w:styleId="Heading1" w:type="paragraph">
-    <w:name w:val="heading 1"/>
+    <w:name w:val="Heading 1"/>
     <w:basedOn w:val="Normal"/>
     <w:next w:val="BodyText"/>
-    <w:link w:val="Heading1Char"/>
     <w:uiPriority w:val="9"/>
     <w:qFormat/>
-    <w:rsid w:val="00A10FD9"/>
     <w:pPr>
       <w:keepNext/>
       <w:keepLines/>
-      <w:spacing w:after="80" w:before="360"/>
+      <w:spacing w:after="0" w:before="480"/>
       <w:outlineLvl w:val="0"/>
       <w:pageBreakBefore/>
     </w:pPr>
     <w:rPr>
       <w:rFonts w:asciiTheme="majorHAnsi" w:cstheme="majorBidi" w:eastAsiaTheme="majorEastAsia" w:hAnsiTheme="majorHAnsi"/>
-      <w:color w:themeColor="accent1" w:themeShade="BF" w:val="000000"/>
-      <w:sz w:val="40"/>
-      <w:szCs w:val="40"/>
+      <w:b/>
+      <w:bCs/>
+      <w:color w:themeColor="accent1" w:val="000000"/>
+      <w:sz w:val="32"/>
+      <w:szCs w:val="32"/>
     </w:rPr>
   </w:style>
   <w:style w:styleId="Heading2" w:type="paragraph">
-    <w:name w:val="heading 2"/>
+    <w:name w:val="Heading 2"/>
     <w:basedOn w:val="Normal"/>
     <w:next w:val="BodyText"/>
-    <w:link w:val="Heading2Char"/>
     <w:uiPriority w:val="9"/>
-    <w:semiHidden/>
     <w:unhideWhenUsed/>
     <w:qFormat/>
-    <w:rsid w:val="00A10FD9"/>
     <w:pPr>
       <w:keepNext/>
       <w:keepLines/>
-      <w:spacing w:after="80" w:before="160"/>
+      <w:spacing w:after="0" w:before="200"/>
       <w:outlineLvl w:val="1"/>
     </w:pPr>
     <w:rPr>
       <w:rFonts w:asciiTheme="majorHAnsi" w:cstheme="majorBidi" w:eastAsiaTheme="majorEastAsia" w:hAnsiTheme="majorHAnsi"/>
-      <w:color w:themeColor="accent1" w:themeShade="BF" w:val="000000"/>
-      <w:sz w:val="32"/>
-      <w:szCs w:val="32"/>
-    </w:rPr>
-  </w:style>
-  <w:style w:styleId="Heading3" w:type="paragraph">
-    <w:name w:val="heading 3"/>
-    <w:basedOn w:val="Normal"/>
-    <w:next w:val="BodyText"/>
-    <w:link w:val="Heading3Char"/>
-    <w:uiPriority w:val="9"/>
-    <w:semiHidden/>
-    <w:unhideWhenUsed/>
-    <w:qFormat/>
-    <w:rsid w:val="00A10FD9"/>
-    <w:pPr>
-      <w:keepNext/>
-      <w:keepLines/>
-      <w:spacing w:after="80" w:before="160"/>
-      <w:outlineLvl w:val="2"/>
-    </w:pPr>
-    <w:rPr>
-      <w:rFonts w:cstheme="majorBidi" w:eastAsiaTheme="majorEastAsia"/>
-      <w:color w:themeColor="accent1" w:themeShade="BF" w:val="000000"/>
+      <w:b/>
+      <w:bCs/>
+      <w:color w:themeColor="accent1" w:val="000000"/>
       <w:sz w:val="28"/>
       <w:szCs w:val="28"/>
     </w:rPr>
   </w:style>
-  <w:style w:styleId="Heading4" w:type="paragraph">
-    <w:name w:val="heading 4"/>
+  <w:style w:styleId="Heading3" w:type="paragraph">
+    <w:name w:val="Heading 3"/>
     <w:basedOn w:val="Normal"/>
     <w:next w:val="BodyText"/>
-    <w:link w:val="Heading4Char"/>
     <w:uiPriority w:val="9"/>
-    <w:semiHidden/>
     <w:unhideWhenUsed/>
     <w:qFormat/>
-    <w:rsid w:val="00A10FD9"/>
     <w:pPr>
       <w:keepNext/>
       <w:keepLines/>
-      <w:spacing w:after="40" w:before="80"/>
+      <w:spacing w:after="0" w:before="200"/>
+      <w:outlineLvl w:val="2"/>
+    </w:pPr>
+    <w:rPr>
+      <w:rFonts w:asciiTheme="majorHAnsi" w:cstheme="majorBidi" w:eastAsiaTheme="majorEastAsia" w:hAnsiTheme="majorHAnsi"/>
+      <w:b/>
+      <w:bCs/>
+      <w:color w:themeColor="accent1" w:val="000000"/>
+      <w:sz w:val="24"/>
+      <w:szCs w:val="24"/>
+    </w:rPr>
+  </w:style>
+  <w:style w:styleId="Heading4" w:type="paragraph">
+    <w:name w:val="Heading 4"/>
+    <w:basedOn w:val="Normal"/>
+    <w:next w:val="BodyText"/>
+    <w:uiPriority w:val="9"/>
+    <w:unhideWhenUsed/>
+    <w:qFormat/>
+    <w:pPr>
+      <w:keepNext/>
+      <w:keepLines/>
+      <w:spacing w:after="0" w:before="200"/>
       <w:outlineLvl w:val="3"/>
     </w:pPr>
     <w:rPr>
-      <w:rFonts w:cstheme="majorBidi" w:eastAsiaTheme="majorEastAsia"/>
+      <w:rFonts w:asciiTheme="majorHAnsi" w:cstheme="majorBidi" w:eastAsiaTheme="majorEastAsia" w:hAnsiTheme="majorHAnsi"/>
       <w:i/>
-      <w:iCs/>
-      <w:color w:themeColor="accent1" w:themeShade="BF" w:val="000000"/>
+      <w:bCs/>
+      <w:color w:themeColor="accent1" w:val="000000"/>
+      <w:sz w:val="24"/>
+      <w:szCs w:val="24"/>
     </w:rPr>
   </w:style>
   <w:style w:styleId="Heading5" w:type="paragraph">
-    <w:name w:val="heading 5"/>
+    <w:name w:val="Heading 5"/>
     <w:basedOn w:val="Normal"/>
     <w:next w:val="BodyText"/>
-    <w:link w:val="Heading5Char"/>
     <w:uiPriority w:val="9"/>
-    <w:semiHidden/>
     <w:unhideWhenUsed/>
     <w:qFormat/>
-    <w:rsid w:val="00A10FD9"/>
     <w:pPr>
       <w:keepNext/>
       <w:keepLines/>
-      <w:spacing w:after="40" w:before="80"/>
+      <w:spacing w:after="0" w:before="200"/>
       <w:outlineLvl w:val="4"/>
     </w:pPr>
     <w:rPr>
-      <w:rFonts w:cstheme="majorBidi" w:eastAsiaTheme="majorEastAsia"/>
-      <w:color w:themeColor="accent1" w:themeShade="BF" w:val="000000"/>
+      <w:rFonts w:asciiTheme="majorHAnsi" w:cstheme="majorBidi" w:eastAsiaTheme="majorEastAsia" w:hAnsiTheme="majorHAnsi"/>
+      <w:iCs/>
+      <w:color w:themeColor="accent1" w:val="000000"/>
+      <w:sz w:val="24"/>
+      <w:szCs w:val="24"/>
     </w:rPr>
   </w:style>
   <w:style w:styleId="Heading6" w:type="paragraph">
-    <w:name w:val="heading 6"/>
+    <w:name w:val="Heading 6"/>
     <w:basedOn w:val="Normal"/>
     <w:next w:val="BodyText"/>
-    <w:link w:val="Heading6Char"/>
     <w:uiPriority w:val="9"/>
-    <w:semiHidden/>
     <w:unhideWhenUsed/>
     <w:qFormat/>
-    <w:rsid w:val="00A10FD9"/>
     <w:pPr>
       <w:keepNext/>
       <w:keepLines/>
-      <w:spacing w:after="0" w:before="40"/>
+      <w:spacing w:after="0" w:before="200"/>
       <w:outlineLvl w:val="5"/>
     </w:pPr>
     <w:rPr>
-      <w:rFonts w:cstheme="majorBidi" w:eastAsiaTheme="majorEastAsia"/>
-      <w:i/>
-      <w:iCs/>
-      <w:color w:themeColor="text1" w:themeTint="A6" w:val="595959"/>
+      <w:rFonts w:asciiTheme="majorHAnsi" w:cstheme="majorBidi" w:eastAsiaTheme="majorEastAsia" w:hAnsiTheme="majorHAnsi"/>
+      <w:color w:themeColor="accent1" w:val="4F81BD"/>
+      <w:sz w:val="24"/>
+      <w:szCs w:val="24"/>
     </w:rPr>
   </w:style>
   <w:style w:styleId="Heading7" w:type="paragraph">
-    <w:name w:val="heading 7"/>
+    <w:name w:val="Heading 7"/>
     <w:basedOn w:val="Normal"/>
     <w:next w:val="BodyText"/>
-    <w:link w:val="Heading7Char"/>
     <w:uiPriority w:val="9"/>
-    <w:semiHidden/>
     <w:unhideWhenUsed/>
     <w:qFormat/>
-    <w:rsid w:val="00A10FD9"/>
     <w:pPr>
       <w:keepNext/>
       <w:keepLines/>
-      <w:spacing w:after="0" w:before="40"/>
+      <w:spacing w:after="0" w:before="200"/>
       <w:outlineLvl w:val="6"/>
     </w:pPr>
     <w:rPr>
-      <w:rFonts w:cstheme="majorBidi" w:eastAsiaTheme="majorEastAsia"/>
-      <w:color w:themeColor="text1" w:themeTint="A6" w:val="595959"/>
+      <w:rFonts w:asciiTheme="majorHAnsi" w:cstheme="majorBidi" w:eastAsiaTheme="majorEastAsia" w:hAnsiTheme="majorHAnsi"/>
+      <w:color w:themeColor="accent1" w:val="4F81BD"/>
+      <w:sz w:val="24"/>
+      <w:szCs w:val="24"/>
     </w:rPr>
   </w:style>
   <w:style w:styleId="Heading8" w:type="paragraph">
-    <w:name w:val="heading 8"/>
+    <w:name w:val="Heading 8"/>
     <w:basedOn w:val="Normal"/>
     <w:next w:val="BodyText"/>
-    <w:link w:val="Heading8Char"/>
     <w:uiPriority w:val="9"/>
-    <w:semiHidden/>
     <w:unhideWhenUsed/>
     <w:qFormat/>
-    <w:rsid w:val="00A10FD9"/>
     <w:pPr>
       <w:keepNext/>
       <w:keepLines/>
-      <w:spacing w:after="0"/>
+      <w:spacing w:after="0" w:before="200"/>
       <w:outlineLvl w:val="7"/>
     </w:pPr>
     <w:rPr>
-      <w:rFonts w:cstheme="majorBidi" w:eastAsiaTheme="majorEastAsia"/>
-      <w:i/>
-      <w:iCs/>
-      <w:color w:themeColor="text1" w:themeTint="D8" w:val="272727"/>
+      <w:rFonts w:asciiTheme="majorHAnsi" w:cstheme="majorBidi" w:eastAsiaTheme="majorEastAsia" w:hAnsiTheme="majorHAnsi"/>
+      <w:color w:themeColor="accent1" w:val="4F81BD"/>
+      <w:sz w:val="24"/>
+      <w:szCs w:val="24"/>
     </w:rPr>
   </w:style>
   <w:style w:styleId="Heading9" w:type="paragraph">
-    <w:name w:val="heading 9"/>
+    <w:name w:val="Heading 9"/>
     <w:basedOn w:val="Normal"/>
     <w:next w:val="BodyText"/>
-    <w:link w:val="Heading9Char"/>
     <w:uiPriority w:val="9"/>
-    <w:semiHidden/>
     <w:unhideWhenUsed/>
     <w:qFormat/>
-    <w:rsid w:val="00A10FD9"/>
     <w:pPr>
       <w:keepNext/>
       <w:keepLines/>
-      <w:spacing w:after="0"/>
+      <w:spacing w:after="0" w:before="200"/>
       <w:outlineLvl w:val="8"/>
     </w:pPr>
     <w:rPr>
-      <w:rFonts w:cstheme="majorBidi" w:eastAsiaTheme="majorEastAsia"/>
-      <w:color w:themeColor="text1" w:themeTint="D8" w:val="272727"/>
-    </w:rPr>
-  </w:style>
-  <w:style w:customStyle="1" w:styleId="Heading1Char" w:type="character">
-    <w:name w:val="Heading 1 Char"/>
-    <w:basedOn w:val="DefaultParagraphFont"/>
-    <w:link w:val="Heading1"/>
-    <w:uiPriority w:val="9"/>
-    <w:rsid w:val="00A10FD9"/>
-    <w:rPr>
       <w:rFonts w:asciiTheme="majorHAnsi" w:cstheme="majorBidi" w:eastAsiaTheme="majorEastAsia" w:hAnsiTheme="majorHAnsi"/>
-      <w:color w:themeColor="accent1" w:themeShade="BF" w:val="0F4761"/>
-      <w:sz w:val="40"/>
-      <w:szCs w:val="40"/>
-    </w:rPr>
-  </w:style>
-  <w:style w:customStyle="1" w:styleId="Heading2Char" w:type="character">
-    <w:name w:val="Heading 2 Char"/>
-    <w:basedOn w:val="DefaultParagraphFont"/>
-    <w:link w:val="Heading2"/>
-    <w:uiPriority w:val="9"/>
-    <w:semiHidden/>
-    <w:rsid w:val="00A10FD9"/>
-    <w:rPr>
-      <w:rFonts w:asciiTheme="majorHAnsi" w:cstheme="majorBidi" w:eastAsiaTheme="majorEastAsia" w:hAnsiTheme="majorHAnsi"/>
-      <w:color w:themeColor="accent1" w:themeShade="BF" w:val="0F4761"/>
-      <w:sz w:val="32"/>
-      <w:szCs w:val="32"/>
-    </w:rPr>
-  </w:style>
-  <w:style w:customStyle="1" w:styleId="Heading3Char" w:type="character">
-    <w:name w:val="Heading 3 Char"/>
-    <w:basedOn w:val="DefaultParagraphFont"/>
-    <w:link w:val="Heading3"/>
-    <w:uiPriority w:val="9"/>
-    <w:semiHidden/>
-    <w:rsid w:val="00A10FD9"/>
-    <w:rPr>
-      <w:rFonts w:cstheme="majorBidi" w:eastAsiaTheme="majorEastAsia"/>
-      <w:color w:themeColor="accent1" w:themeShade="BF" w:val="0F4761"/>
-      <w:sz w:val="28"/>
-      <w:szCs w:val="28"/>
-    </w:rPr>
-  </w:style>
-  <w:style w:customStyle="1" w:styleId="Heading4Char" w:type="character">
-    <w:name w:val="Heading 4 Char"/>
-    <w:basedOn w:val="DefaultParagraphFont"/>
-    <w:link w:val="Heading4"/>
-    <w:uiPriority w:val="9"/>
-    <w:semiHidden/>
-    <w:rsid w:val="00A10FD9"/>
-    <w:rPr>
-      <w:rFonts w:cstheme="majorBidi" w:eastAsiaTheme="majorEastAsia"/>
-      <w:i/>
-      <w:iCs/>
-      <w:color w:themeColor="accent1" w:themeShade="BF" w:val="0F4761"/>
-    </w:rPr>
-  </w:style>
-  <w:style w:customStyle="1" w:styleId="Heading5Char" w:type="character">
-    <w:name w:val="Heading 5 Char"/>
-    <w:basedOn w:val="DefaultParagraphFont"/>
-    <w:link w:val="Heading5"/>
-    <w:uiPriority w:val="9"/>
-    <w:semiHidden/>
-    <w:rsid w:val="00A10FD9"/>
-    <w:rPr>
-      <w:rFonts w:cstheme="majorBidi" w:eastAsiaTheme="majorEastAsia"/>
-      <w:color w:themeColor="accent1" w:themeShade="BF" w:val="0F4761"/>
-    </w:rPr>
-  </w:style>
-  <w:style w:customStyle="1" w:styleId="Heading6Char" w:type="character">
-    <w:name w:val="Heading 6 Char"/>
-    <w:basedOn w:val="DefaultParagraphFont"/>
-    <w:link w:val="Heading6"/>
-    <w:uiPriority w:val="9"/>
-    <w:semiHidden/>
-    <w:rsid w:val="00A10FD9"/>
-    <w:rPr>
-      <w:rFonts w:cstheme="majorBidi" w:eastAsiaTheme="majorEastAsia"/>
-      <w:i/>
-      <w:iCs/>
-      <w:color w:themeColor="text1" w:themeTint="A6" w:val="595959"/>
-    </w:rPr>
-  </w:style>
-  <w:style w:customStyle="1" w:styleId="Heading7Char" w:type="character">
-    <w:name w:val="Heading 7 Char"/>
-    <w:basedOn w:val="DefaultParagraphFont"/>
-    <w:link w:val="Heading7"/>
-    <w:uiPriority w:val="9"/>
-    <w:semiHidden/>
-    <w:rsid w:val="00A10FD9"/>
-    <w:rPr>
-      <w:rFonts w:cstheme="majorBidi" w:eastAsiaTheme="majorEastAsia"/>
-      <w:color w:themeColor="text1" w:themeTint="A6" w:val="595959"/>
-    </w:rPr>
-  </w:style>
-  <w:style w:customStyle="1" w:styleId="Heading8Char" w:type="character">
-    <w:name w:val="Heading 8 Char"/>
-    <w:basedOn w:val="DefaultParagraphFont"/>
-    <w:link w:val="Heading8"/>
-    <w:uiPriority w:val="9"/>
-    <w:semiHidden/>
-    <w:rsid w:val="00A10FD9"/>
-    <w:rPr>
-      <w:rFonts w:cstheme="majorBidi" w:eastAsiaTheme="majorEastAsia"/>
-      <w:i/>
-      <w:iCs/>
-      <w:color w:themeColor="text1" w:themeTint="D8" w:val="272727"/>
-    </w:rPr>
-  </w:style>
-  <w:style w:customStyle="1" w:styleId="Heading9Char" w:type="character">
-    <w:name w:val="Heading 9 Char"/>
-    <w:basedOn w:val="DefaultParagraphFont"/>
-    <w:link w:val="Heading9"/>
-    <w:uiPriority w:val="9"/>
-    <w:semiHidden/>
-    <w:rsid w:val="00A10FD9"/>
-    <w:rPr>
-      <w:rFonts w:cstheme="majorBidi" w:eastAsiaTheme="majorEastAsia"/>
-      <w:color w:themeColor="text1" w:themeTint="D8" w:val="272727"/>
+      <w:color w:themeColor="accent1" w:val="4F81BD"/>
+      <w:sz w:val="24"/>
+      <w:szCs w:val="24"/>
     </w:rPr>
   </w:style>
   <w:style w:styleId="BlockText" w:type="paragraph">
@@ -25526,18 +25364,6 @@
     <w:unhideWhenUsed/>
     <w:qFormat/>
   </w:style>
-  <w:style w:styleId="FootnoteBlockText" w:type="paragraph">
-    <w:name w:val="Footnote Block Text"/>
-    <w:basedOn w:val="FootnoteText"/>
-    <w:next w:val="FootnoteText"/>
-    <w:uiPriority w:val="9"/>
-    <w:unhideWhenUsed/>
-    <w:qFormat/>
-    <w:pPr>
-      <w:spacing w:after="100" w:before="100"/>
-      <w:ind w:firstLine="0" w:left="480" w:right="480"/>
-    </w:pPr>
-  </w:style>
   <w:style w:default="1" w:styleId="DefaultParagraphFont" w:type="character">
     <w:name w:val="Default Paragraph Font"/>
     <w:semiHidden/>
@@ -25559,11 +25385,18 @@
       </w:tblCellMar>
     </w:tblPr>
     <w:tblStylePr w:type="firstRow">
+      <w:tblPr>
+        <w:jc w:val="left"/>
+        <w:tblInd w:type="dxa" w:w="0"/>
+      </w:tblPr>
+      <w:trPr>
+        <w:jc w:val="left"/>
+      </w:trPr>
       <w:tcPr>
+        <w:vAlign w:val="bottom"/>
         <w:tcBorders>
           <w:bottom w:val="single"/>
         </w:tcBorders>
-        <w:vAlign w:val="bottom"/>
       </w:tcPr>
     </w:tblStylePr>
   </w:style>
@@ -25678,8 +25511,8 @@
     <w:name w:val="KeywordTok"/>
     <w:basedOn w:val="VerbatimChar"/>
     <w:rPr>
+      <w:color w:val="007020"/>
       <w:b/>
-      <w:color w:val="007020"/>
     </w:rPr>
   </w:style>
   <w:style w:type="character" w:customStyle="1" w:styleId="DataTypeTok">
@@ -25756,42 +25589,42 @@
     <w:name w:val="ImportTok"/>
     <w:basedOn w:val="VerbatimChar"/>
     <w:rPr>
+      <w:color w:val="008000"/>
       <w:b/>
-      <w:color w:val="008000"/>
     </w:rPr>
   </w:style>
   <w:style w:type="character" w:customStyle="1" w:styleId="CommentTok">
     <w:name w:val="CommentTok"/>
     <w:basedOn w:val="VerbatimChar"/>
     <w:rPr>
+      <w:color w:val="60a0b0"/>
       <w:i/>
-      <w:color w:val="60a0b0"/>
     </w:rPr>
   </w:style>
   <w:style w:type="character" w:customStyle="1" w:styleId="DocumentationTok">
     <w:name w:val="DocumentationTok"/>
     <w:basedOn w:val="VerbatimChar"/>
     <w:rPr>
+      <w:color w:val="ba2121"/>
       <w:i/>
-      <w:color w:val="ba2121"/>
     </w:rPr>
   </w:style>
   <w:style w:type="character" w:customStyle="1" w:styleId="AnnotationTok">
     <w:name w:val="AnnotationTok"/>
     <w:basedOn w:val="VerbatimChar"/>
     <w:rPr>
+      <w:color w:val="60a0b0"/>
       <w:b/>
       <w:i/>
-      <w:color w:val="60a0b0"/>
     </w:rPr>
   </w:style>
   <w:style w:type="character" w:customStyle="1" w:styleId="CommentVarTok">
     <w:name w:val="CommentVarTok"/>
     <w:basedOn w:val="VerbatimChar"/>
     <w:rPr>
+      <w:color w:val="60a0b0"/>
       <w:b/>
       <w:i/>
-      <w:color w:val="60a0b0"/>
     </w:rPr>
   </w:style>
   <w:style w:type="character" w:customStyle="1" w:styleId="OtherTok">
@@ -25819,8 +25652,8 @@
     <w:name w:val="ControlFlowTok"/>
     <w:basedOn w:val="VerbatimChar"/>
     <w:rPr>
+      <w:color w:val="007020"/>
       <w:b/>
-      <w:color w:val="007020"/>
     </w:rPr>
   </w:style>
   <w:style w:type="character" w:customStyle="1" w:styleId="OperatorTok">
@@ -25865,34 +25698,34 @@
     <w:name w:val="InformationTok"/>
     <w:basedOn w:val="VerbatimChar"/>
     <w:rPr>
+      <w:color w:val="60a0b0"/>
       <w:b/>
       <w:i/>
-      <w:color w:val="60a0b0"/>
     </w:rPr>
   </w:style>
   <w:style w:type="character" w:customStyle="1" w:styleId="WarningTok">
     <w:name w:val="WarningTok"/>
     <w:basedOn w:val="VerbatimChar"/>
     <w:rPr>
+      <w:color w:val="60a0b0"/>
       <w:b/>
       <w:i/>
-      <w:color w:val="60a0b0"/>
     </w:rPr>
   </w:style>
   <w:style w:type="character" w:customStyle="1" w:styleId="AlertTok">
     <w:name w:val="AlertTok"/>
     <w:basedOn w:val="VerbatimChar"/>
     <w:rPr>
+      <w:color w:val="ff0000"/>
       <w:b/>
-      <w:color w:val="ff0000"/>
     </w:rPr>
   </w:style>
   <w:style w:type="character" w:customStyle="1" w:styleId="ErrorTok">
     <w:name w:val="ErrorTok"/>
     <w:basedOn w:val="VerbatimChar"/>
     <w:rPr>
+      <w:color w:val="ff0000"/>
       <w:b/>
-      <w:color w:val="ff0000"/>
     </w:rPr>
   </w:style>
   <w:style w:type="character" w:customStyle="1" w:styleId="NormalTok">
@@ -25900,7 +25733,7 @@
     <w:basedOn w:val="VerbatimChar"/>
     <w:rPr/>
   </w:style>
-  <w:style w:type="paragraph" w:customStyle="1" w:styleId="SpecObjectHeader">
+  <w:style w:type="paragraph" w:styleId="SpecObjectHeader" w:customStyle="1">
     <w:name w:val="Spec Object Header"/>
     <w:basedOn w:val="Normal"/>
     <w:next w:val="FirstParagraph"/>
@@ -25911,7 +25744,7 @@
       <w:outlineLvl w:val="0"/>
     </w:pPr>
     <w:rPr>
-      <w:rFonts w:ascii="Calibri Light" w:hAnsi="Calibri Light" w:cs="Calibri Light"/>
+      <w:rFonts w:cs="Calibri Light" w:hAnsi="Calibri Light" w:ascii="Calibri Light"/>
       <w:b/>
       <w:bCs/>
       <w:color w:val="0F4C64"/>
@@ -25933,44 +25766,44 @@
         <a:sysClr val="window" lastClr="FFFFFF"/>
       </a:lt1>
       <a:dk2>
-        <a:srgbClr val="0E2841"/>
+        <a:srgbClr val="1F497D"/>
       </a:dk2>
       <a:lt2>
-        <a:srgbClr val="E8E8E8"/>
+        <a:srgbClr val="EEECE1"/>
       </a:lt2>
       <a:accent1>
-        <a:srgbClr val="156082"/>
+        <a:srgbClr val="4F81BD"/>
       </a:accent1>
       <a:accent2>
-        <a:srgbClr val="E97132"/>
+        <a:srgbClr val="C0504D"/>
       </a:accent2>
       <a:accent3>
-        <a:srgbClr val="196B24"/>
+        <a:srgbClr val="9BBB59"/>
       </a:accent3>
       <a:accent4>
-        <a:srgbClr val="0F9ED5"/>
+        <a:srgbClr val="8064A2"/>
       </a:accent4>
       <a:accent5>
-        <a:srgbClr val="A02B93"/>
+        <a:srgbClr val="4BACC6"/>
       </a:accent5>
       <a:accent6>
-        <a:srgbClr val="4EA72E"/>
+        <a:srgbClr val="F79646"/>
       </a:accent6>
       <a:hlink>
-        <a:srgbClr val="467886"/>
+        <a:srgbClr val="0000FF"/>
       </a:hlink>
       <a:folHlink>
-        <a:srgbClr val="96607D"/>
+        <a:srgbClr val="800080"/>
       </a:folHlink>
     </a:clrScheme>
     <a:fontScheme name="Office">
       <a:majorFont>
-        <a:latin typeface="Aptos Display" panose="02110004020202020204"/>
+        <a:latin typeface="Calibri"/>
         <a:ea typeface=""/>
         <a:cs typeface=""/>
-        <a:font script="Jpan" typeface="游ゴシック Light"/>
+        <a:font script="Jpan" typeface="ＭＳ ゴシック"/>
         <a:font script="Hang" typeface="맑은 고딕"/>
-        <a:font script="Hans" typeface="等线 Light"/>
+        <a:font script="Hans" typeface="宋体"/>
         <a:font script="Hant" typeface="新細明體"/>
         <a:font script="Arab" typeface="Times New Roman"/>
         <a:font script="Hebr" typeface="Times New Roman"/>
@@ -25997,32 +25830,14 @@
         <a:font script="Mong" typeface="Mongolian Baiti"/>
         <a:font script="Viet" typeface="Times New Roman"/>
         <a:font script="Uigh" typeface="Microsoft Uighur"/>
-        <a:font script="Geor" typeface="Sylfaen"/>
-        <a:font script="Armn" typeface="Arial"/>
-        <a:font script="Bugi" typeface="Leelawadee UI"/>
-        <a:font script="Bopo" typeface="Microsoft JhengHei"/>
-        <a:font script="Java" typeface="Javanese Text"/>
-        <a:font script="Lisu" typeface="Segoe UI"/>
-        <a:font script="Mymr" typeface="Myanmar Text"/>
-        <a:font script="Nkoo" typeface="Ebrima"/>
-        <a:font script="Olck" typeface="Nirmala UI"/>
-        <a:font script="Osma" typeface="Ebrima"/>
-        <a:font script="Phag" typeface="Phagspa"/>
-        <a:font script="Syrn" typeface="Estrangelo Edessa"/>
-        <a:font script="Syrj" typeface="Estrangelo Edessa"/>
-        <a:font script="Syre" typeface="Estrangelo Edessa"/>
-        <a:font script="Sora" typeface="Nirmala UI"/>
-        <a:font script="Tale" typeface="Microsoft Tai Le"/>
-        <a:font script="Talu" typeface="Microsoft New Tai Lue"/>
-        <a:font script="Tfng" typeface="Ebrima"/>
       </a:majorFont>
       <a:minorFont>
-        <a:latin typeface="Aptos" panose="02110004020202020204"/>
+        <a:latin typeface="Cambria"/>
         <a:ea typeface=""/>
         <a:cs typeface=""/>
-        <a:font script="Jpan" typeface="游明朝"/>
+        <a:font script="Jpan" typeface="ＭＳ 明朝"/>
         <a:font script="Hang" typeface="맑은 고딕"/>
-        <a:font script="Hans" typeface="等线"/>
+        <a:font script="Hans" typeface="宋体"/>
         <a:font script="Hant" typeface="新細明體"/>
         <a:font script="Arab" typeface="Arial"/>
         <a:font script="Hebr" typeface="Arial"/>
@@ -26049,24 +25864,6 @@
         <a:font script="Mong" typeface="Mongolian Baiti"/>
         <a:font script="Viet" typeface="Arial"/>
         <a:font script="Uigh" typeface="Microsoft Uighur"/>
-        <a:font script="Geor" typeface="Sylfaen"/>
-        <a:font script="Armn" typeface="Arial"/>
-        <a:font script="Bugi" typeface="Leelawadee UI"/>
-        <a:font script="Bopo" typeface="Microsoft JhengHei"/>
-        <a:font script="Java" typeface="Javanese Text"/>
-        <a:font script="Lisu" typeface="Segoe UI"/>
-        <a:font script="Mymr" typeface="Myanmar Text"/>
-        <a:font script="Nkoo" typeface="Ebrima"/>
-        <a:font script="Olck" typeface="Nirmala UI"/>
-        <a:font script="Osma" typeface="Ebrima"/>
-        <a:font script="Phag" typeface="Phagspa"/>
-        <a:font script="Syrn" typeface="Estrangelo Edessa"/>
-        <a:font script="Syrj" typeface="Estrangelo Edessa"/>
-        <a:font script="Syre" typeface="Estrangelo Edessa"/>
-        <a:font script="Sora" typeface="Nirmala UI"/>
-        <a:font script="Tale" typeface="Microsoft Tai Le"/>
-        <a:font script="Talu" typeface="Microsoft New Tai Lue"/>
-        <a:font script="Tfng" typeface="Ebrima"/>
       </a:minorFont>
     </a:fontScheme>
     <a:fmtScheme name="Office">
@@ -26078,141 +25875,200 @@
           <a:gsLst>
             <a:gs pos="0">
               <a:schemeClr val="phClr">
-                <a:lumMod val="110000"/>
-                <a:satMod val="105000"/>
-                <a:tint val="67000"/>
+                <a:tint val="50000"/>
+                <a:satMod val="300000"/>
               </a:schemeClr>
             </a:gs>
-            <a:gs pos="50000">
+            <a:gs pos="35000">
               <a:schemeClr val="phClr">
-                <a:lumMod val="105000"/>
-                <a:satMod val="103000"/>
-                <a:tint val="73000"/>
+                <a:tint val="37000"/>
+                <a:satMod val="300000"/>
               </a:schemeClr>
             </a:gs>
             <a:gs pos="100000">
               <a:schemeClr val="phClr">
-                <a:lumMod val="105000"/>
-                <a:satMod val="109000"/>
-                <a:tint val="81000"/>
+                <a:tint val="15000"/>
+                <a:satMod val="350000"/>
               </a:schemeClr>
             </a:gs>
           </a:gsLst>
-          <a:lin ang="5400000" scaled="0"/>
+          <a:lin ang="16200000" scaled="1"/>
         </a:gradFill>
         <a:gradFill rotWithShape="1">
           <a:gsLst>
             <a:gs pos="0">
               <a:schemeClr val="phClr">
-                <a:satMod val="103000"/>
-                <a:lumMod val="102000"/>
-                <a:tint val="94000"/>
-              </a:schemeClr>
-            </a:gs>
-            <a:gs pos="50000">
-              <a:schemeClr val="phClr">
-                <a:satMod val="110000"/>
-                <a:lumMod val="100000"/>
+                <a:tint val="100000"/>
                 <a:shade val="100000"/>
+                <a:satMod val="130000"/>
               </a:schemeClr>
             </a:gs>
             <a:gs pos="100000">
               <a:schemeClr val="phClr">
-                <a:lumMod val="99000"/>
-                <a:satMod val="120000"/>
-                <a:shade val="78000"/>
+                <a:tint val="50000"/>
+                <a:shade val="100000"/>
+                <a:satMod val="350000"/>
               </a:schemeClr>
             </a:gs>
           </a:gsLst>
-          <a:lin ang="5400000" scaled="0"/>
+          <a:lin ang="16200000" scaled="0"/>
         </a:gradFill>
       </a:fillStyleLst>
       <a:lnStyleLst>
-        <a:ln w="6350" cap="flat" cmpd="sng" algn="ctr">
+        <a:ln w="9525" cap="flat" cmpd="sng" algn="ctr">
+          <a:solidFill>
+            <a:schemeClr val="phClr">
+              <a:shade val="95000"/>
+              <a:satMod val="105000"/>
+            </a:schemeClr>
+          </a:solidFill>
+          <a:prstDash val="solid"/>
+        </a:ln>
+        <a:ln w="25400" cap="flat" cmpd="sng" algn="ctr">
           <a:solidFill>
             <a:schemeClr val="phClr"/>
           </a:solidFill>
           <a:prstDash val="solid"/>
-          <a:miter lim="800000"/>
         </a:ln>
-        <a:ln w="12700" cap="flat" cmpd="sng" algn="ctr">
+        <a:ln w="38100" cap="flat" cmpd="sng" algn="ctr">
           <a:solidFill>
             <a:schemeClr val="phClr"/>
           </a:solidFill>
           <a:prstDash val="solid"/>
-          <a:miter lim="800000"/>
-        </a:ln>
-        <a:ln w="19050" cap="flat" cmpd="sng" algn="ctr">
-          <a:solidFill>
-            <a:schemeClr val="phClr"/>
-          </a:solidFill>
-          <a:prstDash val="solid"/>
-          <a:miter lim="800000"/>
         </a:ln>
       </a:lnStyleLst>
       <a:effectStyleLst>
         <a:effectStyle>
-          <a:effectLst/>
-        </a:effectStyle>
-        <a:effectStyle>
-          <a:effectLst/>
+          <a:effectLst>
+            <a:outerShdw blurRad="40000" dist="20000" dir="5400000" rotWithShape="0">
+              <a:srgbClr val="000000">
+                <a:alpha val="38000"/>
+              </a:srgbClr>
+            </a:outerShdw>
+          </a:effectLst>
         </a:effectStyle>
         <a:effectStyle>
           <a:effectLst>
-            <a:outerShdw blurRad="57150" dist="19050" dir="5400000" algn="ctr" rotWithShape="0">
+            <a:outerShdw blurRad="40000" dist="23000" dir="5400000" rotWithShape="0">
               <a:srgbClr val="000000">
-                <a:alpha val="63000"/>
+                <a:alpha val="35000"/>
               </a:srgbClr>
             </a:outerShdw>
           </a:effectLst>
+        </a:effectStyle>
+        <a:effectStyle>
+          <a:effectLst>
+            <a:outerShdw blurRad="40000" dist="23000" dir="5400000" rotWithShape="0">
+              <a:srgbClr val="000000">
+                <a:alpha val="35000"/>
+              </a:srgbClr>
+            </a:outerShdw>
+          </a:effectLst>
+          <a:scene3d>
+            <a:camera prst="orthographicFront">
+              <a:rot lat="0" lon="0" rev="0"/>
+            </a:camera>
+            <a:lightRig rig="threePt" dir="t">
+              <a:rot lat="0" lon="0" rev="1200000"/>
+            </a:lightRig>
+          </a:scene3d>
+          <a:sp3d>
+            <a:bevelT w="63500" h="25400"/>
+          </a:sp3d>
         </a:effectStyle>
       </a:effectStyleLst>
       <a:bgFillStyleLst>
         <a:solidFill>
           <a:schemeClr val="phClr"/>
         </a:solidFill>
-        <a:solidFill>
-          <a:schemeClr val="phClr">
-            <a:tint val="95000"/>
-            <a:satMod val="170000"/>
-          </a:schemeClr>
-        </a:solidFill>
         <a:gradFill rotWithShape="1">
           <a:gsLst>
             <a:gs pos="0">
               <a:schemeClr val="phClr">
-                <a:tint val="93000"/>
-                <a:satMod val="150000"/>
-                <a:shade val="98000"/>
-                <a:lumMod val="102000"/>
+                <a:tint val="40000"/>
+                <a:satMod val="350000"/>
               </a:schemeClr>
             </a:gs>
-            <a:gs pos="50000">
+            <a:gs pos="40000">
               <a:schemeClr val="phClr">
-                <a:tint val="98000"/>
-                <a:satMod val="130000"/>
-                <a:shade val="90000"/>
-                <a:lumMod val="103000"/>
+                <a:tint val="45000"/>
+                <a:shade val="99000"/>
+                <a:satMod val="350000"/>
               </a:schemeClr>
             </a:gs>
             <a:gs pos="100000">
               <a:schemeClr val="phClr">
-                <a:shade val="63000"/>
-                <a:satMod val="120000"/>
+                <a:shade val="20000"/>
+                <a:satMod val="255000"/>
               </a:schemeClr>
             </a:gs>
           </a:gsLst>
-          <a:lin ang="5400000" scaled="0"/>
+          <a:path path="circle">
+            <a:fillToRect l="50000" t="-80000" r="50000" b="180000"/>
+          </a:path>
+        </a:gradFill>
+        <a:gradFill rotWithShape="1">
+          <a:gsLst>
+            <a:gs pos="0">
+              <a:schemeClr val="phClr">
+                <a:tint val="80000"/>
+                <a:satMod val="300000"/>
+              </a:schemeClr>
+            </a:gs>
+            <a:gs pos="100000">
+              <a:schemeClr val="phClr">
+                <a:shade val="30000"/>
+                <a:satMod val="200000"/>
+              </a:schemeClr>
+            </a:gs>
+          </a:gsLst>
+          <a:path path="circle">
+            <a:fillToRect l="50000" t="50000" r="50000" b="50000"/>
+          </a:path>
         </a:gradFill>
       </a:bgFillStyleLst>
     </a:fmtScheme>
   </a:themeElements>
-  <a:objectDefaults/>
+  <a:objectDefaults>
+    <a:spDef>
+      <a:spPr/>
+      <a:bodyPr/>
+      <a:lstStyle/>
+      <a:style>
+        <a:lnRef idx="1">
+          <a:schemeClr val="accent1"/>
+        </a:lnRef>
+        <a:fillRef idx="3">
+          <a:schemeClr val="accent1"/>
+        </a:fillRef>
+        <a:effectRef idx="2">
+          <a:schemeClr val="accent1"/>
+        </a:effectRef>
+        <a:fontRef idx="minor">
+          <a:schemeClr val="lt1"/>
+        </a:fontRef>
+      </a:style>
+    </a:spDef>
+    <a:lnDef>
+      <a:spPr/>
+      <a:bodyPr/>
+      <a:lstStyle/>
+      <a:style>
+        <a:lnRef idx="2">
+          <a:schemeClr val="accent1"/>
+        </a:lnRef>
+        <a:fillRef idx="0">
+          <a:schemeClr val="accent1"/>
+        </a:fillRef>
+        <a:effectRef idx="1">
+          <a:schemeClr val="accent1"/>
+        </a:effectRef>
+        <a:fontRef idx="minor">
+          <a:schemeClr val="tx1"/>
+        </a:fontRef>
+      </a:style>
+    </a:lnDef>
+  </a:objectDefaults>
   <a:extraClrSchemeLst/>
-  <a:extLst>
-    <a:ext uri="{05A4C25C-085E-4340-85A3-A5531E510DB2}">
-      <thm15:themeFamily xmlns:thm15="http://schemas.microsoft.com/office/thememl/2012/main" name="Office Theme" id="{2E142A2C-CD16-42D6-873A-C26D2A0506FA}" vid="{1BDDFF52-6CD6-40A5-AB3C-68EB2F1E4D0A}"/>
-    </a:ext>
-  </a:extLst>
 </a:theme>
 </file>
--- a/manual/downloads/creating-a-model.docx
+++ b/manual/downloads/creating-a-model.docx
@@ -536,7 +536,7 @@
     </w:p>
     <w:p>
       <w:pPr>
-        <w:spacing w:line="20" w:before="0" w:lineRule="exact" w:after="0"/>
+        <w:spacing w:before="0" w:after="0" w:lineRule="exact" w:line="20"/>
         <w:rPr>
           <w:sz w:val="2"/>
         </w:rPr>
@@ -1150,7 +1150,7 @@
     </w:p>
     <w:p>
       <w:pPr>
-        <w:spacing w:line="20" w:before="0" w:lineRule="exact" w:after="0"/>
+        <w:spacing w:before="0" w:after="0" w:lineRule="exact" w:line="20"/>
         <w:rPr>
           <w:sz w:val="2"/>
         </w:rPr>
@@ -1261,7 +1261,7 @@
     </w:p>
     <w:p>
       <w:pPr>
-        <w:spacing w:line="20" w:before="0" w:lineRule="exact" w:after="0"/>
+        <w:spacing w:before="0" w:after="0" w:lineRule="exact" w:line="20"/>
         <w:rPr>
           <w:sz w:val="2"/>
         </w:rPr>
@@ -2076,7 +2076,7 @@
     </w:p>
     <w:p>
       <w:pPr>
-        <w:spacing w:line="20" w:before="0" w:lineRule="exact" w:after="0"/>
+        <w:spacing w:before="0" w:after="0" w:lineRule="exact" w:line="20"/>
         <w:rPr>
           <w:sz w:val="2"/>
         </w:rPr>
@@ -2516,7 +2516,7 @@
     </w:p>
     <w:p>
       <w:pPr>
-        <w:spacing w:line="20" w:before="0" w:lineRule="exact" w:after="0"/>
+        <w:spacing w:before="0" w:after="0" w:lineRule="exact" w:line="20"/>
         <w:rPr>
           <w:sz w:val="2"/>
         </w:rPr>
@@ -2706,7 +2706,7 @@
     </w:p>
     <w:p>
       <w:pPr>
-        <w:spacing w:line="20" w:before="0" w:lineRule="exact" w:after="0"/>
+        <w:spacing w:before="0" w:after="0" w:lineRule="exact" w:line="20"/>
         <w:rPr>
           <w:sz w:val="2"/>
         </w:rPr>
@@ -3103,7 +3103,7 @@
     </w:p>
     <w:p>
       <w:pPr>
-        <w:spacing w:line="20" w:before="0" w:lineRule="exact" w:after="0"/>
+        <w:spacing w:before="0" w:after="0" w:lineRule="exact" w:line="20"/>
         <w:rPr>
           <w:sz w:val="2"/>
         </w:rPr>
@@ -3145,12 +3145,12 @@
         <w:tblLook w:firstRow="1" w:lastRow="0" w:firstColumn="0" w:lastColumn="0" w:noHBand="0" w:noVBand="0" w:val="0020"/>
         <w:jc w:val="start"/>
         <w:tblBorders>
-          <w:top w:space="0" w:color="000000" w:sz="6" w:val="single"/>
-          <w:left w:space="0" w:color="000000" w:sz="6" w:val="single"/>
-          <w:bottom w:space="0" w:color="000000" w:sz="6" w:val="single"/>
-          <w:right w:space="0" w:color="000000" w:sz="6" w:val="single"/>
-          <w:insideH w:space="0" w:color="000000" w:sz="6" w:val="single"/>
-          <w:insideV w:space="0" w:color="000000" w:sz="6" w:val="single"/>
+          <w:top w:color="000000" w:val="single" w:sz="6" w:space="0"/>
+          <w:left w:color="000000" w:val="single" w:sz="6" w:space="0"/>
+          <w:bottom w:color="000000" w:val="single" w:sz="6" w:space="0"/>
+          <w:right w:color="000000" w:val="single" w:sz="6" w:space="0"/>
+          <w:insideH w:color="000000" w:val="single" w:sz="6" w:space="0"/>
+          <w:insideV w:color="000000" w:val="single" w:sz="6" w:space="0"/>
         </w:tblBorders>
         <w:tblCellMar>
           <w:top w:type="dxa" w:w="57"/>
@@ -3171,14 +3171,14 @@
         </w:trPr>
         <w:tc>
           <w:tcPr>
-            <w:shd w:fill="E8E8E8" w:color="auto" w:val="clear"/>
+            <w:shd w:val="clear" w:fill="E8E8E8" w:color="auto"/>
           </w:tcPr>
           <w:p>
             <w:pPr>
               <w:pStyle w:val="Compact"/>
               <w:jc w:val="left"/>
-              <w:ind w:left="0" w:firstLine="0" w:right="0"/>
-              <w:spacing w:before="40" w:lineRule="auto" w:line="240" w:after="40"/>
+              <w:ind w:left="0" w:right="0" w:firstLine="0"/>
+              <w:spacing w:before="40" w:after="40" w:lineRule="auto" w:line="240"/>
             </w:pPr>
             <w:r>
               <w:rPr>
@@ -3190,14 +3190,14 @@
         </w:tc>
         <w:tc>
           <w:tcPr>
-            <w:shd w:fill="E8E8E8" w:color="auto" w:val="clear"/>
+            <w:shd w:val="clear" w:fill="E8E8E8" w:color="auto"/>
           </w:tcPr>
           <w:p>
             <w:pPr>
               <w:pStyle w:val="Compact"/>
               <w:jc w:val="left"/>
-              <w:ind w:left="0" w:firstLine="0" w:right="0"/>
-              <w:spacing w:before="40" w:lineRule="auto" w:line="240" w:after="40"/>
+              <w:ind w:left="0" w:right="0" w:firstLine="0"/>
+              <w:spacing w:before="40" w:after="40" w:lineRule="auto" w:line="240"/>
             </w:pPr>
             <w:r>
               <w:rPr>
@@ -3210,14 +3210,14 @@
         </w:tc>
         <w:tc>
           <w:tcPr>
-            <w:shd w:fill="E8E8E8" w:color="auto" w:val="clear"/>
+            <w:shd w:val="clear" w:fill="E8E8E8" w:color="auto"/>
           </w:tcPr>
           <w:p>
             <w:pPr>
               <w:pStyle w:val="Compact"/>
               <w:jc w:val="left"/>
-              <w:ind w:left="0" w:firstLine="0" w:right="0"/>
-              <w:spacing w:before="40" w:lineRule="auto" w:line="240" w:after="40"/>
+              <w:ind w:left="0" w:right="0" w:firstLine="0"/>
+              <w:spacing w:before="40" w:after="40" w:lineRule="auto" w:line="240"/>
             </w:pPr>
             <w:r>
               <w:rPr>
@@ -3229,14 +3229,14 @@
         </w:tc>
         <w:tc>
           <w:tcPr>
-            <w:shd w:fill="E8E8E8" w:color="auto" w:val="clear"/>
+            <w:shd w:val="clear" w:fill="E8E8E8" w:color="auto"/>
           </w:tcPr>
           <w:p>
             <w:pPr>
               <w:pStyle w:val="Compact"/>
               <w:jc w:val="left"/>
-              <w:ind w:left="0" w:firstLine="0" w:right="0"/>
-              <w:spacing w:before="40" w:lineRule="auto" w:line="240" w:after="40"/>
+              <w:ind w:left="0" w:right="0" w:firstLine="0"/>
+              <w:spacing w:before="40" w:after="40" w:lineRule="auto" w:line="240"/>
             </w:pPr>
             <w:r>
               <w:rPr>
@@ -3254,8 +3254,8 @@
             <w:pPr>
               <w:pStyle w:val="Compact"/>
               <w:jc w:val="left"/>
-              <w:ind w:left="0" w:firstLine="0" w:right="0"/>
-              <w:spacing w:before="40" w:lineRule="auto" w:line="240" w:after="40"/>
+              <w:ind w:left="0" w:right="0" w:firstLine="0"/>
+              <w:spacing w:before="40" w:after="40" w:lineRule="auto" w:line="240"/>
             </w:pPr>
             <w:r>
               <w:t xml:space="preserve">Object</w:t>
@@ -3268,8 +3268,8 @@
             <w:pPr>
               <w:pStyle w:val="Compact"/>
               <w:jc w:val="left"/>
-              <w:ind w:left="0" w:firstLine="0" w:right="0"/>
-              <w:spacing w:before="40" w:lineRule="auto" w:line="240" w:after="40"/>
+              <w:ind w:left="0" w:right="0" w:firstLine="0"/>
+              <w:spacing w:before="40" w:after="40" w:lineRule="auto" w:line="240"/>
             </w:pPr>
             <w:r>
               <w:rPr>
@@ -3285,8 +3285,8 @@
             <w:pPr>
               <w:pStyle w:val="Compact"/>
               <w:jc w:val="left"/>
-              <w:ind w:left="0" w:firstLine="0" w:right="0"/>
-              <w:spacing w:before="40" w:lineRule="auto" w:line="240" w:after="40"/>
+              <w:ind w:left="0" w:right="0" w:firstLine="0"/>
+              <w:spacing w:before="40" w:after="40" w:lineRule="auto" w:line="240"/>
             </w:pPr>
             <w:r>
               <w:rPr>
@@ -3302,8 +3302,8 @@
             <w:pPr>
               <w:pStyle w:val="Compact"/>
               <w:jc w:val="left"/>
-              <w:ind w:left="0" w:firstLine="0" w:right="0"/>
-              <w:spacing w:before="40" w:lineRule="auto" w:line="240" w:after="40"/>
+              <w:ind w:left="0" w:right="0" w:firstLine="0"/>
+              <w:spacing w:before="40" w:after="40" w:lineRule="auto" w:line="240"/>
             </w:pPr>
             <w:r>
               <w:t xml:space="preserve">none (omit</w:t>
@@ -3339,8 +3339,8 @@
             <w:pPr>
               <w:pStyle w:val="Compact"/>
               <w:jc w:val="left"/>
-              <w:ind w:left="0" w:firstLine="0" w:right="0"/>
-              <w:spacing w:before="40" w:lineRule="auto" w:line="240" w:after="40"/>
+              <w:ind w:left="0" w:right="0" w:firstLine="0"/>
+              <w:spacing w:before="40" w:after="40" w:lineRule="auto" w:line="240"/>
             </w:pPr>
             <w:r>
               <w:t xml:space="preserve">Float</w:t>
@@ -3353,8 +3353,8 @@
             <w:pPr>
               <w:pStyle w:val="Compact"/>
               <w:jc w:val="left"/>
-              <w:ind w:left="0" w:firstLine="0" w:right="0"/>
-              <w:spacing w:before="40" w:lineRule="auto" w:line="240" w:after="40"/>
+              <w:ind w:left="0" w:right="0" w:firstLine="0"/>
+              <w:spacing w:before="40" w:after="40" w:lineRule="auto" w:line="240"/>
             </w:pPr>
             <w:r>
               <w:rPr>
@@ -3370,8 +3370,8 @@
             <w:pPr>
               <w:pStyle w:val="Compact"/>
               <w:jc w:val="left"/>
-              <w:ind w:left="0" w:firstLine="0" w:right="0"/>
-              <w:spacing w:before="40" w:lineRule="auto" w:line="240" w:after="40"/>
+              <w:ind w:left="0" w:right="0" w:firstLine="0"/>
+              <w:spacing w:before="40" w:after="40" w:lineRule="auto" w:line="240"/>
             </w:pPr>
             <w:r>
               <w:rPr>
@@ -3387,8 +3387,8 @@
             <w:pPr>
               <w:pStyle w:val="Compact"/>
               <w:jc w:val="left"/>
-              <w:ind w:left="0" w:firstLine="0" w:right="0"/>
-              <w:spacing w:before="40" w:lineRule="auto" w:line="240" w:after="40"/>
+              <w:ind w:left="0" w:right="0" w:firstLine="0"/>
+              <w:spacing w:before="40" w:after="40" w:lineRule="auto" w:line="240"/>
             </w:pPr>
             <w:r>
               <w:rPr>
@@ -3433,8 +3433,8 @@
             <w:pPr>
               <w:pStyle w:val="Compact"/>
               <w:jc w:val="left"/>
-              <w:ind w:left="0" w:firstLine="0" w:right="0"/>
-              <w:spacing w:before="40" w:lineRule="auto" w:line="240" w:after="40"/>
+              <w:ind w:left="0" w:right="0" w:firstLine="0"/>
+              <w:spacing w:before="40" w:after="40" w:lineRule="auto" w:line="240"/>
             </w:pPr>
             <w:r>
               <w:t xml:space="preserve">Relation</w:t>
@@ -3447,8 +3447,8 @@
             <w:pPr>
               <w:pStyle w:val="Compact"/>
               <w:jc w:val="left"/>
-              <w:ind w:left="0" w:firstLine="0" w:right="0"/>
-              <w:spacing w:before="40" w:lineRule="auto" w:line="240" w:after="40"/>
+              <w:ind w:left="0" w:right="0" w:firstLine="0"/>
+              <w:spacing w:before="40" w:after="40" w:lineRule="auto" w:line="240"/>
             </w:pPr>
             <w:r>
               <w:rPr>
@@ -3464,8 +3464,8 @@
             <w:pPr>
               <w:pStyle w:val="Compact"/>
               <w:jc w:val="left"/>
-              <w:ind w:left="0" w:firstLine="0" w:right="0"/>
-              <w:spacing w:before="40" w:lineRule="auto" w:line="240" w:after="40"/>
+              <w:ind w:left="0" w:right="0" w:firstLine="0"/>
+              <w:spacing w:before="40" w:after="40" w:lineRule="auto" w:line="240"/>
             </w:pPr>
             <w:r>
               <w:rPr>
@@ -3481,8 +3481,8 @@
             <w:pPr>
               <w:pStyle w:val="Compact"/>
               <w:jc w:val="left"/>
-              <w:ind w:left="0" w:firstLine="0" w:right="0"/>
-              <w:spacing w:before="40" w:lineRule="auto" w:line="240" w:after="40"/>
+              <w:ind w:left="0" w:right="0" w:firstLine="0"/>
+              <w:spacing w:before="40" w:after="40" w:lineRule="auto" w:line="240"/>
             </w:pPr>
             <w:r>
               <w:t xml:space="preserve">none,</w:t>
@@ -3518,8 +3518,8 @@
             <w:pPr>
               <w:pStyle w:val="Compact"/>
               <w:jc w:val="left"/>
-              <w:ind w:left="0" w:firstLine="0" w:right="0"/>
-              <w:spacing w:before="40" w:lineRule="auto" w:line="240" w:after="40"/>
+              <w:ind w:left="0" w:right="0" w:firstLine="0"/>
+              <w:spacing w:before="40" w:after="40" w:lineRule="auto" w:line="240"/>
             </w:pPr>
             <w:r>
               <w:t xml:space="preserve">View</w:t>
@@ -3532,8 +3532,8 @@
             <w:pPr>
               <w:pStyle w:val="Compact"/>
               <w:jc w:val="left"/>
-              <w:ind w:left="0" w:firstLine="0" w:right="0"/>
-              <w:spacing w:before="40" w:lineRule="auto" w:line="240" w:after="40"/>
+              <w:ind w:left="0" w:right="0" w:firstLine="0"/>
+              <w:spacing w:before="40" w:after="40" w:lineRule="auto" w:line="240"/>
             </w:pPr>
             <w:r>
               <w:rPr>
@@ -3549,8 +3549,8 @@
             <w:pPr>
               <w:pStyle w:val="Compact"/>
               <w:jc w:val="left"/>
-              <w:ind w:left="0" w:firstLine="0" w:right="0"/>
-              <w:spacing w:before="40" w:lineRule="auto" w:line="240" w:after="40"/>
+              <w:ind w:left="0" w:right="0" w:firstLine="0"/>
+              <w:spacing w:before="40" w:after="40" w:lineRule="auto" w:line="240"/>
             </w:pPr>
             <w:r>
               <w:rPr>
@@ -3566,8 +3566,8 @@
             <w:pPr>
               <w:pStyle w:val="Compact"/>
               <w:jc w:val="left"/>
-              <w:ind w:left="0" w:firstLine="0" w:right="0"/>
-              <w:spacing w:before="40" w:lineRule="auto" w:line="240" w:after="40"/>
+              <w:ind w:left="0" w:right="0" w:firstLine="0"/>
+              <w:spacing w:before="40" w:after="40" w:lineRule="auto" w:line="240"/>
             </w:pPr>
             <w:r>
               <w:rPr>
@@ -3621,8 +3621,8 @@
             <w:pPr>
               <w:pStyle w:val="Compact"/>
               <w:jc w:val="left"/>
-              <w:ind w:left="0" w:firstLine="0" w:right="0"/>
-              <w:spacing w:before="40" w:lineRule="auto" w:line="240" w:after="40"/>
+              <w:ind w:left="0" w:right="0" w:firstLine="0"/>
+              <w:spacing w:before="40" w:after="40" w:lineRule="auto" w:line="240"/>
             </w:pPr>
             <w:r>
               <w:t xml:space="preserve">Specification</w:t>
@@ -3635,8 +3635,8 @@
             <w:pPr>
               <w:pStyle w:val="Compact"/>
               <w:jc w:val="left"/>
-              <w:ind w:left="0" w:firstLine="0" w:right="0"/>
-              <w:spacing w:before="40" w:lineRule="auto" w:line="240" w:after="40"/>
+              <w:ind w:left="0" w:right="0" w:firstLine="0"/>
+              <w:spacing w:before="40" w:after="40" w:lineRule="auto" w:line="240"/>
             </w:pPr>
             <w:r>
               <w:rPr>
@@ -3652,8 +3652,8 @@
             <w:pPr>
               <w:pStyle w:val="Compact"/>
               <w:jc w:val="left"/>
-              <w:ind w:left="0" w:firstLine="0" w:right="0"/>
-              <w:spacing w:before="40" w:lineRule="auto" w:line="240" w:after="40"/>
+              <w:ind w:left="0" w:right="0" w:firstLine="0"/>
+              <w:spacing w:before="40" w:after="40" w:lineRule="auto" w:line="240"/>
             </w:pPr>
             <w:r>
               <w:rPr>
@@ -3669,8 +3669,8 @@
             <w:pPr>
               <w:pStyle w:val="Compact"/>
               <w:jc w:val="left"/>
-              <w:ind w:left="0" w:firstLine="0" w:right="0"/>
-              <w:spacing w:before="40" w:lineRule="auto" w:line="240" w:after="40"/>
+              <w:ind w:left="0" w:right="0" w:firstLine="0"/>
+              <w:spacing w:before="40" w:after="40" w:lineRule="auto" w:line="240"/>
             </w:pPr>
             <w:r>
               <w:t xml:space="preserve">none (omit</w:t>
@@ -3697,8 +3697,8 @@
             <w:pPr>
               <w:pStyle w:val="Compact"/>
               <w:jc w:val="left"/>
-              <w:ind w:left="0" w:firstLine="0" w:right="0"/>
-              <w:spacing w:before="40" w:lineRule="auto" w:line="240" w:after="40"/>
+              <w:ind w:left="0" w:right="0" w:firstLine="0"/>
+              <w:spacing w:before="40" w:after="40" w:lineRule="auto" w:line="240"/>
             </w:pPr>
             <w:r>
               <w:t xml:space="preserve">Verification</w:t>
@@ -3711,8 +3711,8 @@
             <w:pPr>
               <w:pStyle w:val="Compact"/>
               <w:jc w:val="left"/>
-              <w:ind w:left="0" w:firstLine="0" w:right="0"/>
-              <w:spacing w:before="40" w:lineRule="auto" w:line="240" w:after="40"/>
+              <w:ind w:left="0" w:right="0" w:firstLine="0"/>
+              <w:spacing w:before="40" w:after="40" w:lineRule="auto" w:line="240"/>
             </w:pPr>
             <w:r>
               <w:rPr>
@@ -3728,8 +3728,8 @@
             <w:pPr>
               <w:pStyle w:val="Compact"/>
               <w:jc w:val="left"/>
-              <w:ind w:left="0" w:firstLine="0" w:right="0"/>
-              <w:spacing w:before="40" w:lineRule="auto" w:line="240" w:after="40"/>
+              <w:ind w:left="0" w:right="0" w:firstLine="0"/>
+              <w:spacing w:before="40" w:after="40" w:lineRule="auto" w:line="240"/>
             </w:pPr>
             <w:r>
               <w:rPr>
@@ -3745,8 +3745,8 @@
             <w:pPr>
               <w:pStyle w:val="Compact"/>
               <w:jc w:val="left"/>
-              <w:ind w:left="0" w:firstLine="0" w:right="0"/>
-              <w:spacing w:before="40" w:lineRule="auto" w:line="240" w:after="40"/>
+              <w:ind w:left="0" w:right="0" w:firstLine="0"/>
+              <w:spacing w:before="40" w:after="40" w:lineRule="auto" w:line="240"/>
             </w:pPr>
             <w:r>
               <w:rPr>
@@ -4314,7 +4314,7 @@
     </w:p>
     <w:p>
       <w:pPr>
-        <w:spacing w:line="20" w:before="0" w:lineRule="exact" w:after="0"/>
+        <w:spacing w:before="0" w:after="0" w:lineRule="exact" w:line="20"/>
         <w:rPr>
           <w:sz w:val="2"/>
         </w:rPr>
@@ -4356,12 +4356,12 @@
         <w:tblLook w:firstRow="1" w:lastRow="0" w:firstColumn="0" w:lastColumn="0" w:noHBand="0" w:noVBand="0" w:val="0020"/>
         <w:jc w:val="start"/>
         <w:tblBorders>
-          <w:top w:space="0" w:color="000000" w:sz="6" w:val="single"/>
-          <w:left w:space="0" w:color="000000" w:sz="6" w:val="single"/>
-          <w:bottom w:space="0" w:color="000000" w:sz="6" w:val="single"/>
-          <w:right w:space="0" w:color="000000" w:sz="6" w:val="single"/>
-          <w:insideH w:space="0" w:color="000000" w:sz="6" w:val="single"/>
-          <w:insideV w:space="0" w:color="000000" w:sz="6" w:val="single"/>
+          <w:top w:color="000000" w:val="single" w:sz="6" w:space="0"/>
+          <w:left w:color="000000" w:val="single" w:sz="6" w:space="0"/>
+          <w:bottom w:color="000000" w:val="single" w:sz="6" w:space="0"/>
+          <w:right w:color="000000" w:val="single" w:sz="6" w:space="0"/>
+          <w:insideH w:color="000000" w:val="single" w:sz="6" w:space="0"/>
+          <w:insideV w:color="000000" w:val="single" w:sz="6" w:space="0"/>
         </w:tblBorders>
         <w:tblCellMar>
           <w:top w:type="dxa" w:w="57"/>
@@ -4383,14 +4383,14 @@
         </w:trPr>
         <w:tc>
           <w:tcPr>
-            <w:shd w:fill="E8E8E8" w:color="auto" w:val="clear"/>
+            <w:shd w:val="clear" w:fill="E8E8E8" w:color="auto"/>
           </w:tcPr>
           <w:p>
             <w:pPr>
               <w:pStyle w:val="Compact"/>
               <w:jc w:val="left"/>
-              <w:ind w:left="0" w:firstLine="0" w:right="0"/>
-              <w:spacing w:before="40" w:lineRule="auto" w:line="240" w:after="40"/>
+              <w:ind w:left="0" w:right="0" w:firstLine="0"/>
+              <w:spacing w:before="40" w:after="40" w:lineRule="auto" w:line="240"/>
             </w:pPr>
             <w:r>
               <w:rPr>
@@ -4402,14 +4402,14 @@
         </w:tc>
         <w:tc>
           <w:tcPr>
-            <w:shd w:fill="E8E8E8" w:color="auto" w:val="clear"/>
+            <w:shd w:val="clear" w:fill="E8E8E8" w:color="auto"/>
           </w:tcPr>
           <w:p>
             <w:pPr>
               <w:pStyle w:val="Compact"/>
               <w:jc w:val="left"/>
-              <w:ind w:left="0" w:firstLine="0" w:right="0"/>
-              <w:spacing w:before="40" w:lineRule="auto" w:line="240" w:after="40"/>
+              <w:ind w:left="0" w:right="0" w:firstLine="0"/>
+              <w:spacing w:before="40" w:after="40" w:lineRule="auto" w:line="240"/>
             </w:pPr>
             <w:r>
               <w:rPr>
@@ -4421,14 +4421,14 @@
         </w:tc>
         <w:tc>
           <w:tcPr>
-            <w:shd w:fill="E8E8E8" w:color="auto" w:val="clear"/>
+            <w:shd w:val="clear" w:fill="E8E8E8" w:color="auto"/>
           </w:tcPr>
           <w:p>
             <w:pPr>
               <w:pStyle w:val="Compact"/>
               <w:jc w:val="left"/>
-              <w:ind w:left="0" w:firstLine="0" w:right="0"/>
-              <w:spacing w:before="40" w:lineRule="auto" w:line="240" w:after="40"/>
+              <w:ind w:left="0" w:right="0" w:firstLine="0"/>
+              <w:spacing w:before="40" w:after="40" w:lineRule="auto" w:line="240"/>
             </w:pPr>
             <w:r>
               <w:rPr>
@@ -4440,14 +4440,14 @@
         </w:tc>
         <w:tc>
           <w:tcPr>
-            <w:shd w:fill="E8E8E8" w:color="auto" w:val="clear"/>
+            <w:shd w:val="clear" w:fill="E8E8E8" w:color="auto"/>
           </w:tcPr>
           <w:p>
             <w:pPr>
               <w:pStyle w:val="Compact"/>
               <w:jc w:val="left"/>
-              <w:ind w:left="0" w:firstLine="0" w:right="0"/>
-              <w:spacing w:before="40" w:lineRule="auto" w:line="240" w:after="40"/>
+              <w:ind w:left="0" w:right="0" w:firstLine="0"/>
+              <w:spacing w:before="40" w:after="40" w:lineRule="auto" w:line="240"/>
             </w:pPr>
             <w:r>
               <w:rPr>
@@ -4459,14 +4459,14 @@
         </w:tc>
         <w:tc>
           <w:tcPr>
-            <w:shd w:fill="E8E8E8" w:color="auto" w:val="clear"/>
+            <w:shd w:val="clear" w:fill="E8E8E8" w:color="auto"/>
           </w:tcPr>
           <w:p>
             <w:pPr>
               <w:pStyle w:val="Compact"/>
               <w:jc w:val="left"/>
-              <w:ind w:left="0" w:firstLine="0" w:right="0"/>
-              <w:spacing w:before="40" w:lineRule="auto" w:line="240" w:after="40"/>
+              <w:ind w:left="0" w:right="0" w:firstLine="0"/>
+              <w:spacing w:before="40" w:after="40" w:lineRule="auto" w:line="240"/>
             </w:pPr>
             <w:r>
               <w:rPr>
@@ -4484,8 +4484,8 @@
             <w:pPr>
               <w:pStyle w:val="Compact"/>
               <w:jc w:val="left"/>
-              <w:ind w:left="0" w:firstLine="0" w:right="0"/>
-              <w:spacing w:before="40" w:lineRule="auto" w:line="240" w:after="40"/>
+              <w:ind w:left="0" w:right="0" w:firstLine="0"/>
+              <w:spacing w:before="40" w:after="40" w:lineRule="auto" w:line="240"/>
             </w:pPr>
             <w:r>
               <w:rPr>
@@ -4501,8 +4501,8 @@
             <w:pPr>
               <w:pStyle w:val="Compact"/>
               <w:jc w:val="left"/>
-              <w:ind w:left="0" w:firstLine="0" w:right="0"/>
-              <w:spacing w:before="40" w:lineRule="auto" w:line="240" w:after="40"/>
+              <w:ind w:left="0" w:right="0" w:firstLine="0"/>
+              <w:spacing w:before="40" w:after="40" w:lineRule="auto" w:line="240"/>
             </w:pPr>
             <w:r>
               <w:t xml:space="preserve">object, specification, float, view</w:t>
@@ -4515,8 +4515,8 @@
             <w:pPr>
               <w:pStyle w:val="Compact"/>
               <w:jc w:val="left"/>
-              <w:ind w:left="0" w:firstLine="0" w:right="0"/>
-              <w:spacing w:before="40" w:lineRule="auto" w:line="240" w:after="40"/>
+              <w:ind w:left="0" w:right="0" w:firstLine="0"/>
+              <w:spacing w:before="40" w:after="40" w:lineRule="auto" w:line="240"/>
             </w:pPr>
             <w:r>
               <w:t xml:space="preserve">render</w:t>
@@ -4529,8 +4529,8 @@
             <w:pPr>
               <w:pStyle w:val="Compact"/>
               <w:jc w:val="left"/>
-              <w:ind w:left="0" w:firstLine="0" w:right="0"/>
-              <w:spacing w:before="40" w:lineRule="auto" w:line="240" w:after="40"/>
+              <w:ind w:left="0" w:right="0" w:firstLine="0"/>
+              <w:spacing w:before="40" w:after="40" w:lineRule="auto" w:line="240"/>
             </w:pPr>
             <w:r>
               <w:t xml:space="preserve">Pandoc Block(s) / Inlines</w:t>
@@ -4543,8 +4543,8 @@
             <w:pPr>
               <w:pStyle w:val="Compact"/>
               <w:jc w:val="left"/>
-              <w:ind w:left="0" w:firstLine="0" w:right="0"/>
-              <w:spacing w:before="40" w:lineRule="auto" w:line="240" w:after="40"/>
+              <w:ind w:left="0" w:right="0" w:firstLine="0"/>
+              <w:spacing w:before="40" w:after="40" w:lineRule="auto" w:line="240"/>
             </w:pPr>
             <w:r>
               <w:t xml:space="preserve">EMIT, when the element of this type is being rendered.</w:t>
@@ -4559,8 +4559,8 @@
             <w:pPr>
               <w:pStyle w:val="Compact"/>
               <w:jc w:val="left"/>
-              <w:ind w:left="0" w:firstLine="0" w:right="0"/>
-              <w:spacing w:before="40" w:lineRule="auto" w:line="240" w:after="40"/>
+              <w:ind w:left="0" w:right="0" w:firstLine="0"/>
+              <w:spacing w:before="40" w:after="40" w:lineRule="auto" w:line="240"/>
             </w:pPr>
             <w:r>
               <w:rPr>
@@ -4576,8 +4576,8 @@
             <w:pPr>
               <w:pStyle w:val="Compact"/>
               <w:jc w:val="left"/>
-              <w:ind w:left="0" w:firstLine="0" w:right="0"/>
-              <w:spacing w:before="40" w:lineRule="auto" w:line="240" w:after="40"/>
+              <w:ind w:left="0" w:right="0" w:firstLine="0"/>
+              <w:spacing w:before="40" w:after="40" w:lineRule="auto" w:line="240"/>
             </w:pPr>
             <w:r>
               <w:t xml:space="preserve">view</w:t>
@@ -4590,8 +4590,8 @@
             <w:pPr>
               <w:pStyle w:val="Compact"/>
               <w:jc w:val="left"/>
-              <w:ind w:left="0" w:firstLine="0" w:right="0"/>
-              <w:spacing w:before="40" w:lineRule="auto" w:line="240" w:after="40"/>
+              <w:ind w:left="0" w:right="0" w:firstLine="0"/>
+              <w:spacing w:before="40" w:after="40" w:lineRule="auto" w:line="240"/>
             </w:pPr>
             <w:r>
               <w:t xml:space="preserve">render</w:t>
@@ -4604,8 +4604,8 @@
             <w:pPr>
               <w:pStyle w:val="Compact"/>
               <w:jc w:val="left"/>
-              <w:ind w:left="0" w:firstLine="0" w:right="0"/>
-              <w:spacing w:before="40" w:lineRule="auto" w:line="240" w:after="40"/>
+              <w:ind w:left="0" w:right="0" w:firstLine="0"/>
+              <w:spacing w:before="40" w:after="40" w:lineRule="auto" w:line="240"/>
             </w:pPr>
             <w:r>
               <w:t xml:space="preserve">Pandoc Block</w:t>
@@ -4618,8 +4618,8 @@
             <w:pPr>
               <w:pStyle w:val="Compact"/>
               <w:jc w:val="left"/>
-              <w:ind w:left="0" w:firstLine="0" w:right="0"/>
-              <w:spacing w:before="40" w:lineRule="auto" w:line="240" w:after="40"/>
+              <w:ind w:left="0" w:right="0" w:firstLine="0"/>
+              <w:spacing w:before="40" w:after="40" w:lineRule="auto" w:line="240"/>
             </w:pPr>
             <w:r>
               <w:t xml:space="preserve">EMIT, for a block view written as a fenced</w:t>
@@ -4649,8 +4649,8 @@
             <w:pPr>
               <w:pStyle w:val="Compact"/>
               <w:jc w:val="left"/>
-              <w:ind w:left="0" w:firstLine="0" w:right="0"/>
-              <w:spacing w:before="40" w:lineRule="auto" w:line="240" w:after="40"/>
+              <w:ind w:left="0" w:right="0" w:firstLine="0"/>
+              <w:spacing w:before="40" w:after="40" w:lineRule="auto" w:line="240"/>
             </w:pPr>
             <w:r>
               <w:rPr>
@@ -4666,8 +4666,8 @@
             <w:pPr>
               <w:pStyle w:val="Compact"/>
               <w:jc w:val="left"/>
-              <w:ind w:left="0" w:firstLine="0" w:right="0"/>
-              <w:spacing w:before="40" w:lineRule="auto" w:line="240" w:after="40"/>
+              <w:ind w:left="0" w:right="0" w:firstLine="0"/>
+              <w:spacing w:before="40" w:after="40" w:lineRule="auto" w:line="240"/>
             </w:pPr>
             <w:r>
               <w:t xml:space="preserve">relation</w:t>
@@ -4680,8 +4680,8 @@
             <w:pPr>
               <w:pStyle w:val="Compact"/>
               <w:jc w:val="left"/>
-              <w:ind w:left="0" w:firstLine="0" w:right="0"/>
-              <w:spacing w:before="40" w:lineRule="auto" w:line="240" w:after="40"/>
+              <w:ind w:left="0" w:right="0" w:firstLine="0"/>
+              <w:spacing w:before="40" w:after="40" w:lineRule="auto" w:line="240"/>
             </w:pPr>
             <w:r>
               <w:t xml:space="preserve">render</w:t>
@@ -4694,8 +4694,8 @@
             <w:pPr>
               <w:pStyle w:val="Compact"/>
               <w:jc w:val="left"/>
-              <w:ind w:left="0" w:firstLine="0" w:right="0"/>
-              <w:spacing w:before="40" w:lineRule="auto" w:line="240" w:after="40"/>
+              <w:ind w:left="0" w:right="0" w:firstLine="0"/>
+              <w:spacing w:before="40" w:after="40" w:lineRule="auto" w:line="240"/>
             </w:pPr>
             <w:r>
               <w:t xml:space="preserve">display string (or</w:t>
@@ -4720,8 +4720,8 @@
             <w:pPr>
               <w:pStyle w:val="Compact"/>
               <w:jc w:val="left"/>
-              <w:ind w:left="0" w:firstLine="0" w:right="0"/>
-              <w:spacing w:before="40" w:lineRule="auto" w:line="240" w:after="40"/>
+              <w:ind w:left="0" w:right="0" w:firstLine="0"/>
+              <w:spacing w:before="40" w:after="40" w:lineRule="auto" w:line="240"/>
             </w:pPr>
             <w:r>
               <w:t xml:space="preserve">EMIT, to produce the visible text of a link of this relation type.</w:t>
@@ -4736,8 +4736,8 @@
             <w:pPr>
               <w:pStyle w:val="Compact"/>
               <w:jc w:val="left"/>
-              <w:ind w:left="0" w:firstLine="0" w:right="0"/>
-              <w:spacing w:before="40" w:lineRule="auto" w:line="240" w:after="40"/>
+              <w:ind w:left="0" w:right="0" w:firstLine="0"/>
+              <w:spacing w:before="40" w:after="40" w:lineRule="auto" w:line="240"/>
             </w:pPr>
             <w:r>
               <w:rPr>
@@ -4753,8 +4753,8 @@
             <w:pPr>
               <w:pStyle w:val="Compact"/>
               <w:jc w:val="left"/>
-              <w:ind w:left="0" w:firstLine="0" w:right="0"/>
-              <w:spacing w:before="40" w:lineRule="auto" w:line="240" w:after="40"/>
+              <w:ind w:left="0" w:right="0" w:firstLine="0"/>
+              <w:spacing w:before="40" w:after="40" w:lineRule="auto" w:line="240"/>
             </w:pPr>
             <w:r>
               <w:t xml:space="preserve">verification</w:t>
@@ -4767,8 +4767,8 @@
             <w:pPr>
               <w:pStyle w:val="Compact"/>
               <w:jc w:val="left"/>
-              <w:ind w:left="0" w:firstLine="0" w:right="0"/>
-              <w:spacing w:before="40" w:lineRule="auto" w:line="240" w:after="40"/>
+              <w:ind w:left="0" w:right="0" w:firstLine="0"/>
+              <w:spacing w:before="40" w:after="40" w:lineRule="auto" w:line="240"/>
             </w:pPr>
             <w:r>
               <w:t xml:space="preserve">render</w:t>
@@ -4781,8 +4781,8 @@
             <w:pPr>
               <w:pStyle w:val="Compact"/>
               <w:jc w:val="left"/>
-              <w:ind w:left="0" w:firstLine="0" w:right="0"/>
-              <w:spacing w:before="40" w:lineRule="auto" w:line="240" w:after="40"/>
+              <w:ind w:left="0" w:right="0" w:firstLine="0"/>
+              <w:spacing w:before="40" w:after="40" w:lineRule="auto" w:line="240"/>
             </w:pPr>
             <w:r>
               <w:t xml:space="preserve">diagnostic string</w:t>
@@ -4795,8 +4795,8 @@
             <w:pPr>
               <w:pStyle w:val="Compact"/>
               <w:jc w:val="left"/>
-              <w:ind w:left="0" w:firstLine="0" w:right="0"/>
-              <w:spacing w:before="40" w:lineRule="auto" w:line="240" w:after="40"/>
+              <w:ind w:left="0" w:right="0" w:firstLine="0"/>
+              <w:spacing w:before="40" w:after="40" w:lineRule="auto" w:line="240"/>
             </w:pPr>
             <w:r>
               <w:t xml:space="preserve">VERIFY, once per row the verification SQL view returns.</w:t>
@@ -4811,8 +4811,8 @@
             <w:pPr>
               <w:pStyle w:val="Compact"/>
               <w:jc w:val="left"/>
-              <w:ind w:left="0" w:firstLine="0" w:right="0"/>
-              <w:spacing w:before="40" w:lineRule="auto" w:line="240" w:after="40"/>
+              <w:ind w:left="0" w:right="0" w:firstLine="0"/>
+              <w:spacing w:before="40" w:after="40" w:lineRule="auto" w:line="240"/>
             </w:pPr>
             <w:r>
               <w:rPr>
@@ -4828,8 +4828,8 @@
             <w:pPr>
               <w:pStyle w:val="Compact"/>
               <w:jc w:val="left"/>
-              <w:ind w:left="0" w:firstLine="0" w:right="0"/>
-              <w:spacing w:before="40" w:lineRule="auto" w:line="240" w:after="40"/>
+              <w:ind w:left="0" w:right="0" w:firstLine="0"/>
+              <w:spacing w:before="40" w:after="40" w:lineRule="auto" w:line="240"/>
             </w:pPr>
             <w:r>
               <w:t xml:space="preserve">view</w:t>
@@ -4842,8 +4842,8 @@
             <w:pPr>
               <w:pStyle w:val="Compact"/>
               <w:jc w:val="left"/>
-              <w:ind w:left="0" w:firstLine="0" w:right="0"/>
-              <w:spacing w:before="40" w:lineRule="auto" w:line="240" w:after="40"/>
+              <w:ind w:left="0" w:right="0" w:firstLine="0"/>
+              <w:spacing w:before="40" w:after="40" w:lineRule="auto" w:line="240"/>
             </w:pPr>
             <w:r>
               <w:t xml:space="preserve">data</w:t>
@@ -4856,8 +4856,8 @@
             <w:pPr>
               <w:pStyle w:val="Compact"/>
               <w:jc w:val="left"/>
-              <w:ind w:left="0" w:firstLine="0" w:right="0"/>
-              <w:spacing w:before="40" w:lineRule="auto" w:line="240" w:after="40"/>
+              <w:ind w:left="0" w:right="0" w:firstLine="0"/>
+              <w:spacing w:before="40" w:after="40" w:lineRule="auto" w:line="240"/>
             </w:pPr>
             <w:r>
               <w:rPr>
@@ -4873,8 +4873,8 @@
             <w:pPr>
               <w:pStyle w:val="Compact"/>
               <w:jc w:val="left"/>
-              <w:ind w:left="0" w:firstLine="0" w:right="0"/>
-              <w:spacing w:before="40" w:lineRule="auto" w:line="240" w:after="40"/>
+              <w:ind w:left="0" w:right="0" w:firstLine="0"/>
+              <w:spacing w:before="40" w:after="40" w:lineRule="auto" w:line="240"/>
             </w:pPr>
             <w:r>
               <w:t xml:space="preserve">When a chart/data view needs its dataset (</w:t>
@@ -4898,8 +4898,8 @@
             <w:pPr>
               <w:pStyle w:val="Compact"/>
               <w:jc w:val="left"/>
-              <w:ind w:left="0" w:firstLine="0" w:right="0"/>
-              <w:spacing w:before="40" w:lineRule="auto" w:line="240" w:after="40"/>
+              <w:ind w:left="0" w:right="0" w:firstLine="0"/>
+              <w:spacing w:before="40" w:after="40" w:lineRule="auto" w:line="240"/>
             </w:pPr>
             <w:r>
               <w:rPr>
@@ -4915,8 +4915,8 @@
             <w:pPr>
               <w:pStyle w:val="Compact"/>
               <w:jc w:val="left"/>
-              <w:ind w:left="0" w:firstLine="0" w:right="0"/>
-              <w:spacing w:before="40" w:lineRule="auto" w:line="240" w:after="40"/>
+              <w:ind w:left="0" w:right="0" w:firstLine="0"/>
+              <w:spacing w:before="40" w:after="40" w:lineRule="auto" w:line="240"/>
             </w:pPr>
             <w:r>
               <w:t xml:space="preserve">view</w:t>
@@ -4929,8 +4929,8 @@
             <w:pPr>
               <w:pStyle w:val="Compact"/>
               <w:jc w:val="left"/>
-              <w:ind w:left="0" w:firstLine="0" w:right="0"/>
-              <w:spacing w:before="40" w:lineRule="auto" w:line="240" w:after="40"/>
+              <w:ind w:left="0" w:right="0" w:firstLine="0"/>
+              <w:spacing w:before="40" w:after="40" w:lineRule="auto" w:line="240"/>
             </w:pPr>
             <w:r>
               <w:t xml:space="preserve">data</w:t>
@@ -4943,8 +4943,8 @@
             <w:pPr>
               <w:pStyle w:val="Compact"/>
               <w:jc w:val="left"/>
-              <w:ind w:left="0" w:firstLine="0" w:right="0"/>
-              <w:spacing w:before="40" w:lineRule="auto" w:line="240" w:after="40"/>
+              <w:ind w:left="0" w:right="0" w:firstLine="0"/>
+              <w:spacing w:before="40" w:after="40" w:lineRule="auto" w:line="240"/>
             </w:pPr>
             <w:r>
               <w:t xml:space="preserve">Pandoc Block</w:t>
@@ -4957,8 +4957,8 @@
             <w:pPr>
               <w:pStyle w:val="Compact"/>
               <w:jc w:val="left"/>
-              <w:ind w:left="0" w:firstLine="0" w:right="0"/>
-              <w:spacing w:before="40" w:lineRule="auto" w:line="240" w:after="40"/>
+              <w:ind w:left="0" w:right="0" w:firstLine="0"/>
+              <w:spacing w:before="40" w:after="40" w:lineRule="auto" w:line="240"/>
             </w:pPr>
             <w:r>
               <w:t xml:space="preserve">When a</w:t>
@@ -4988,8 +4988,8 @@
             <w:pPr>
               <w:pStyle w:val="Compact"/>
               <w:jc w:val="left"/>
-              <w:ind w:left="0" w:firstLine="0" w:right="0"/>
-              <w:spacing w:before="40" w:lineRule="auto" w:line="240" w:after="40"/>
+              <w:ind w:left="0" w:right="0" w:firstLine="0"/>
+              <w:spacing w:before="40" w:after="40" w:lineRule="auto" w:line="240"/>
             </w:pPr>
             <w:r>
               <w:rPr>
@@ -5005,8 +5005,8 @@
             <w:pPr>
               <w:pStyle w:val="Compact"/>
               <w:jc w:val="left"/>
-              <w:ind w:left="0" w:firstLine="0" w:right="0"/>
-              <w:spacing w:before="40" w:lineRule="auto" w:line="240" w:after="40"/>
+              <w:ind w:left="0" w:right="0" w:firstLine="0"/>
+              <w:spacing w:before="40" w:after="40" w:lineRule="auto" w:line="240"/>
             </w:pPr>
             <w:r>
               <w:t xml:space="preserve">float</w:t>
@@ -5019,8 +5019,8 @@
             <w:pPr>
               <w:pStyle w:val="Compact"/>
               <w:jc w:val="left"/>
-              <w:ind w:left="0" w:firstLine="0" w:right="0"/>
-              <w:spacing w:before="40" w:lineRule="auto" w:line="240" w:after="40"/>
+              <w:ind w:left="0" w:right="0" w:firstLine="0"/>
+              <w:spacing w:before="40" w:after="40" w:lineRule="auto" w:line="240"/>
             </w:pPr>
             <w:r>
               <w:t xml:space="preserve">data</w:t>
@@ -5033,8 +5033,8 @@
             <w:pPr>
               <w:pStyle w:val="Compact"/>
               <w:jc w:val="left"/>
-              <w:ind w:left="0" w:firstLine="0" w:right="0"/>
-              <w:spacing w:before="40" w:lineRule="auto" w:line="240" w:after="40"/>
+              <w:ind w:left="0" w:right="0" w:firstLine="0"/>
+              <w:spacing w:before="40" w:after="40" w:lineRule="auto" w:line="240"/>
             </w:pPr>
             <w:r>
               <w:t xml:space="preserve">resolved-AST string</w:t>
@@ -5047,8 +5047,8 @@
             <w:pPr>
               <w:pStyle w:val="Compact"/>
               <w:jc w:val="left"/>
-              <w:ind w:left="0" w:firstLine="0" w:right="0"/>
-              <w:spacing w:before="40" w:lineRule="auto" w:line="240" w:after="40"/>
+              <w:ind w:left="0" w:right="0" w:firstLine="0"/>
+              <w:spacing w:before="40" w:after="40" w:lineRule="auto" w:line="240"/>
             </w:pPr>
             <w:r>
               <w:t xml:space="preserve">TRANSFORM, to resolve a float internally (</w:t>
@@ -5084,8 +5084,8 @@
             <w:pPr>
               <w:pStyle w:val="Compact"/>
               <w:jc w:val="left"/>
-              <w:ind w:left="0" w:firstLine="0" w:right="0"/>
-              <w:spacing w:before="40" w:lineRule="auto" w:line="240" w:after="40"/>
+              <w:ind w:left="0" w:right="0" w:firstLine="0"/>
+              <w:spacing w:before="40" w:after="40" w:lineRule="auto" w:line="240"/>
             </w:pPr>
             <w:r>
               <w:rPr>
@@ -5101,8 +5101,8 @@
             <w:pPr>
               <w:pStyle w:val="Compact"/>
               <w:jc w:val="left"/>
-              <w:ind w:left="0" w:firstLine="0" w:right="0"/>
-              <w:spacing w:before="40" w:lineRule="auto" w:line="240" w:after="40"/>
+              <w:ind w:left="0" w:right="0" w:firstLine="0"/>
+              <w:spacing w:before="40" w:after="40" w:lineRule="auto" w:line="240"/>
             </w:pPr>
             <w:r>
               <w:t xml:space="preserve">float</w:t>
@@ -5115,8 +5115,8 @@
             <w:pPr>
               <w:pStyle w:val="Compact"/>
               <w:jc w:val="left"/>
-              <w:ind w:left="0" w:firstLine="0" w:right="0"/>
-              <w:spacing w:before="40" w:lineRule="auto" w:line="240" w:after="40"/>
+              <w:ind w:left="0" w:right="0" w:firstLine="0"/>
+              <w:spacing w:before="40" w:after="40" w:lineRule="auto" w:line="240"/>
             </w:pPr>
             <w:r>
               <w:t xml:space="preserve">data</w:t>
@@ -5129,8 +5129,8 @@
             <w:pPr>
               <w:pStyle w:val="Compact"/>
               <w:jc w:val="left"/>
-              <w:ind w:left="0" w:firstLine="0" w:right="0"/>
-              <w:spacing w:before="40" w:lineRule="auto" w:line="240" w:after="40"/>
+              <w:ind w:left="0" w:right="0" w:firstLine="0"/>
+              <w:spacing w:before="40" w:after="40" w:lineRule="auto" w:line="240"/>
             </w:pPr>
             <w:r>
               <w:t xml:space="preserve">task table (or</w:t>
@@ -5158,8 +5158,8 @@
             <w:pPr>
               <w:pStyle w:val="Compact"/>
               <w:jc w:val="left"/>
-              <w:ind w:left="0" w:firstLine="0" w:right="0"/>
-              <w:spacing w:before="40" w:lineRule="auto" w:line="240" w:after="40"/>
+              <w:ind w:left="0" w:right="0" w:firstLine="0"/>
+              <w:spacing w:before="40" w:after="40" w:lineRule="auto" w:line="240"/>
             </w:pPr>
             <w:r>
               <w:t xml:space="preserve">TRANSFORM, to spawn an external tool (</w:t>
@@ -5195,8 +5195,8 @@
             <w:pPr>
               <w:pStyle w:val="Compact"/>
               <w:jc w:val="left"/>
-              <w:ind w:left="0" w:firstLine="0" w:right="0"/>
-              <w:spacing w:before="40" w:lineRule="auto" w:line="240" w:after="40"/>
+              <w:ind w:left="0" w:right="0" w:firstLine="0"/>
+              <w:spacing w:before="40" w:after="40" w:lineRule="auto" w:line="240"/>
             </w:pPr>
             <w:r>
               <w:rPr>
@@ -5212,8 +5212,8 @@
             <w:pPr>
               <w:pStyle w:val="Compact"/>
               <w:jc w:val="left"/>
-              <w:ind w:left="0" w:firstLine="0" w:right="0"/>
-              <w:spacing w:before="40" w:lineRule="auto" w:line="240" w:after="40"/>
+              <w:ind w:left="0" w:right="0" w:firstLine="0"/>
+              <w:spacing w:before="40" w:after="40" w:lineRule="auto" w:line="240"/>
             </w:pPr>
             <w:r>
               <w:t xml:space="preserve">float</w:t>
@@ -5226,8 +5226,8 @@
             <w:pPr>
               <w:pStyle w:val="Compact"/>
               <w:jc w:val="left"/>
-              <w:ind w:left="0" w:firstLine="0" w:right="0"/>
-              <w:spacing w:before="40" w:lineRule="auto" w:line="240" w:after="40"/>
+              <w:ind w:left="0" w:right="0" w:firstLine="0"/>
+              <w:spacing w:before="40" w:after="40" w:lineRule="auto" w:line="240"/>
             </w:pPr>
             <w:r>
               <w:t xml:space="preserve">data</w:t>
@@ -5240,8 +5240,8 @@
             <w:pPr>
               <w:pStyle w:val="Compact"/>
               <w:jc w:val="left"/>
-              <w:ind w:left="0" w:firstLine="0" w:right="0"/>
-              <w:spacing w:before="40" w:lineRule="auto" w:line="240" w:after="40"/>
+              <w:ind w:left="0" w:right="0" w:firstLine="0"/>
+              <w:spacing w:before="40" w:after="40" w:lineRule="auto" w:line="240"/>
             </w:pPr>
             <w:r>
               <w:t xml:space="preserve">(writes resolved AST)</w:t>
@@ -5254,8 +5254,8 @@
             <w:pPr>
               <w:pStyle w:val="Compact"/>
               <w:jc w:val="left"/>
-              <w:ind w:left="0" w:firstLine="0" w:right="0"/>
-              <w:spacing w:before="40" w:lineRule="auto" w:line="240" w:after="40"/>
+              <w:ind w:left="0" w:right="0" w:firstLine="0"/>
+              <w:spacing w:before="40" w:after="40" w:lineRule="auto" w:line="240"/>
             </w:pPr>
             <w:r>
               <w:t xml:space="preserve">After the external tool finishes (</w:t>
@@ -5303,8 +5303,8 @@
             <w:pPr>
               <w:pStyle w:val="Compact"/>
               <w:jc w:val="left"/>
-              <w:ind w:left="0" w:firstLine="0" w:right="0"/>
-              <w:spacing w:before="40" w:lineRule="auto" w:line="240" w:after="40"/>
+              <w:ind w:left="0" w:right="0" w:firstLine="0"/>
+              <w:spacing w:before="40" w:after="40" w:lineRule="auto" w:line="240"/>
             </w:pPr>
             <w:r>
               <w:rPr>
@@ -5320,8 +5320,8 @@
             <w:pPr>
               <w:pStyle w:val="Compact"/>
               <w:jc w:val="left"/>
-              <w:ind w:left="0" w:firstLine="0" w:right="0"/>
-              <w:spacing w:before="40" w:lineRule="auto" w:line="240" w:after="40"/>
+              <w:ind w:left="0" w:right="0" w:firstLine="0"/>
+              <w:spacing w:before="40" w:after="40" w:lineRule="auto" w:line="240"/>
             </w:pPr>
             <w:r>
               <w:t xml:space="preserve">relation</w:t>
@@ -5334,8 +5334,8 @@
             <w:pPr>
               <w:pStyle w:val="Compact"/>
               <w:jc w:val="left"/>
-              <w:ind w:left="0" w:firstLine="0" w:right="0"/>
-              <w:spacing w:before="40" w:lineRule="auto" w:line="240" w:after="40"/>
+              <w:ind w:left="0" w:right="0" w:firstLine="0"/>
+              <w:spacing w:before="40" w:after="40" w:lineRule="auto" w:line="240"/>
             </w:pPr>
             <w:r>
               <w:t xml:space="preserve">data</w:t>
@@ -5348,8 +5348,8 @@
             <w:pPr>
               <w:pStyle w:val="Compact"/>
               <w:jc w:val="left"/>
-              <w:ind w:left="0" w:firstLine="0" w:right="0"/>
-              <w:spacing w:before="40" w:lineRule="auto" w:line="240" w:after="40"/>
+              <w:ind w:left="0" w:right="0" w:firstLine="0"/>
+              <w:spacing w:before="40" w:after="40" w:lineRule="auto" w:line="240"/>
             </w:pPr>
             <w:r>
               <w:rPr>
@@ -5365,8 +5365,8 @@
             <w:pPr>
               <w:pStyle w:val="Compact"/>
               <w:jc w:val="left"/>
-              <w:ind w:left="0" w:firstLine="0" w:right="0"/>
-              <w:spacing w:before="40" w:lineRule="auto" w:line="240" w:after="40"/>
+              <w:ind w:left="0" w:right="0" w:firstLine="0"/>
+              <w:spacing w:before="40" w:after="40" w:lineRule="auto" w:line="240"/>
             </w:pPr>
             <w:r>
               <w:t xml:space="preserve">ANALYZE, to resolve a link of this relation type (</w:t>
@@ -5461,7 +5461,7 @@
     </w:p>
     <w:p>
       <w:pPr>
-        <w:spacing w:line="20" w:before="0" w:lineRule="exact" w:after="0"/>
+        <w:spacing w:before="0" w:after="0" w:lineRule="exact" w:line="20"/>
         <w:rPr>
           <w:sz w:val="2"/>
         </w:rPr>
@@ -5503,12 +5503,12 @@
         <w:tblLook w:firstRow="1" w:lastRow="0" w:firstColumn="0" w:lastColumn="0" w:noHBand="0" w:noVBand="0" w:val="0020"/>
         <w:jc w:val="start"/>
         <w:tblBorders>
-          <w:top w:space="0" w:color="000000" w:sz="6" w:val="single"/>
-          <w:left w:space="0" w:color="000000" w:sz="6" w:val="single"/>
-          <w:bottom w:space="0" w:color="000000" w:sz="6" w:val="single"/>
-          <w:right w:space="0" w:color="000000" w:sz="6" w:val="single"/>
-          <w:insideH w:space="0" w:color="000000" w:sz="6" w:val="single"/>
-          <w:insideV w:space="0" w:color="000000" w:sz="6" w:val="single"/>
+          <w:top w:color="000000" w:val="single" w:sz="6" w:space="0"/>
+          <w:left w:color="000000" w:val="single" w:sz="6" w:space="0"/>
+          <w:bottom w:color="000000" w:val="single" w:sz="6" w:space="0"/>
+          <w:right w:color="000000" w:val="single" w:sz="6" w:space="0"/>
+          <w:insideH w:color="000000" w:val="single" w:sz="6" w:space="0"/>
+          <w:insideV w:color="000000" w:val="single" w:sz="6" w:space="0"/>
         </w:tblBorders>
         <w:tblCellMar>
           <w:top w:type="dxa" w:w="57"/>
@@ -5527,14 +5527,14 @@
         </w:trPr>
         <w:tc>
           <w:tcPr>
-            <w:shd w:fill="E8E8E8" w:color="auto" w:val="clear"/>
+            <w:shd w:val="clear" w:fill="E8E8E8" w:color="auto"/>
           </w:tcPr>
           <w:p>
             <w:pPr>
               <w:pStyle w:val="Compact"/>
               <w:jc w:val="left"/>
-              <w:ind w:left="0" w:firstLine="0" w:right="0"/>
-              <w:spacing w:before="40" w:lineRule="auto" w:line="240" w:after="40"/>
+              <w:ind w:left="0" w:right="0" w:firstLine="0"/>
+              <w:spacing w:before="40" w:after="40" w:lineRule="auto" w:line="240"/>
             </w:pPr>
             <w:r>
               <w:rPr>
@@ -5546,14 +5546,14 @@
         </w:tc>
         <w:tc>
           <w:tcPr>
-            <w:shd w:fill="E8E8E8" w:color="auto" w:val="clear"/>
+            <w:shd w:val="clear" w:fill="E8E8E8" w:color="auto"/>
           </w:tcPr>
           <w:p>
             <w:pPr>
               <w:pStyle w:val="Compact"/>
               <w:jc w:val="left"/>
-              <w:ind w:left="0" w:firstLine="0" w:right="0"/>
-              <w:spacing w:before="40" w:lineRule="auto" w:line="240" w:after="40"/>
+              <w:ind w:left="0" w:right="0" w:firstLine="0"/>
+              <w:spacing w:before="40" w:after="40" w:lineRule="auto" w:line="240"/>
             </w:pPr>
             <w:r>
               <w:rPr>
@@ -5571,8 +5571,8 @@
             <w:pPr>
               <w:pStyle w:val="Compact"/>
               <w:jc w:val="left"/>
-              <w:ind w:left="0" w:firstLine="0" w:right="0"/>
-              <w:spacing w:before="40" w:lineRule="auto" w:line="240" w:after="40"/>
+              <w:ind w:left="0" w:right="0" w:firstLine="0"/>
+              <w:spacing w:before="40" w:after="40" w:lineRule="auto" w:line="240"/>
             </w:pPr>
             <w:r>
               <w:rPr>
@@ -5588,8 +5588,8 @@
             <w:pPr>
               <w:pStyle w:val="Compact"/>
               <w:jc w:val="left"/>
-              <w:ind w:left="0" w:firstLine="0" w:right="0"/>
-              <w:spacing w:before="40" w:lineRule="auto" w:line="240" w:after="40"/>
+              <w:ind w:left="0" w:right="0" w:firstLine="0"/>
+              <w:spacing w:before="40" w:after="40" w:lineRule="auto" w:line="240"/>
             </w:pPr>
             <w:r>
               <w:t xml:space="preserve">The polymorphic payload for this hook (e.g. </w:t>
@@ -5676,8 +5676,8 @@
             <w:pPr>
               <w:pStyle w:val="Compact"/>
               <w:jc w:val="left"/>
-              <w:ind w:left="0" w:firstLine="0" w:right="0"/>
-              <w:spacing w:before="40" w:lineRule="auto" w:line="240" w:after="40"/>
+              <w:ind w:left="0" w:right="0" w:firstLine="0"/>
+              <w:spacing w:before="40" w:after="40" w:lineRule="auto" w:line="240"/>
             </w:pPr>
             <w:r>
               <w:rPr>
@@ -5693,8 +5693,8 @@
             <w:pPr>
               <w:pStyle w:val="Compact"/>
               <w:jc w:val="left"/>
-              <w:ind w:left="0" w:firstLine="0" w:right="0"/>
-              <w:spacing w:before="40" w:lineRule="auto" w:line="240" w:after="40"/>
+              <w:ind w:left="0" w:right="0" w:firstLine="0"/>
+              <w:spacing w:before="40" w:after="40" w:lineRule="auto" w:line="240"/>
             </w:pPr>
             <w:r>
               <w:t xml:space="preserve">The</w:t>
@@ -5724,8 +5724,8 @@
             <w:pPr>
               <w:pStyle w:val="Compact"/>
               <w:jc w:val="left"/>
-              <w:ind w:left="0" w:firstLine="0" w:right="0"/>
-              <w:spacing w:before="40" w:lineRule="auto" w:line="240" w:after="40"/>
+              <w:ind w:left="0" w:right="0" w:firstLine="0"/>
+              <w:spacing w:before="40" w:after="40" w:lineRule="auto" w:line="240"/>
             </w:pPr>
             <w:r>
               <w:rPr>
@@ -5741,8 +5741,8 @@
             <w:pPr>
               <w:pStyle w:val="Compact"/>
               <w:jc w:val="left"/>
-              <w:ind w:left="0" w:firstLine="0" w:right="0"/>
-              <w:spacing w:before="40" w:lineRule="auto" w:line="240" w:after="40"/>
+              <w:ind w:left="0" w:right="0" w:firstLine="0"/>
+              <w:spacing w:before="40" w:after="40" w:lineRule="auto" w:line="240"/>
             </w:pPr>
             <w:r>
               <w:t xml:space="preserve">Identifier of the specification being processed. Present on both tiers.</w:t>
@@ -5757,8 +5757,8 @@
             <w:pPr>
               <w:pStyle w:val="Compact"/>
               <w:jc w:val="left"/>
-              <w:ind w:left="0" w:firstLine="0" w:right="0"/>
-              <w:spacing w:before="40" w:lineRule="auto" w:line="240" w:after="40"/>
+              <w:ind w:left="0" w:right="0" w:firstLine="0"/>
+              <w:spacing w:before="40" w:after="40" w:lineRule="auto" w:line="240"/>
             </w:pPr>
             <w:r>
               <w:rPr>
@@ -5774,8 +5774,8 @@
             <w:pPr>
               <w:pStyle w:val="Compact"/>
               <w:jc w:val="left"/>
-              <w:ind w:left="0" w:firstLine="0" w:right="0"/>
-              <w:spacing w:before="40" w:lineRule="auto" w:line="240" w:after="40"/>
+              <w:ind w:left="0" w:right="0" w:firstLine="0"/>
+              <w:spacing w:before="40" w:after="40" w:lineRule="auto" w:line="240"/>
             </w:pPr>
             <w:r>
               <w:t xml:space="preserve">Logger (</w:t>
@@ -5811,8 +5811,8 @@
             <w:pPr>
               <w:pStyle w:val="Compact"/>
               <w:jc w:val="left"/>
-              <w:ind w:left="0" w:firstLine="0" w:right="0"/>
-              <w:spacing w:before="40" w:lineRule="auto" w:line="240" w:after="40"/>
+              <w:ind w:left="0" w:right="0" w:firstLine="0"/>
+              <w:spacing w:before="40" w:after="40" w:lineRule="auto" w:line="240"/>
             </w:pPr>
             <w:r>
               <w:rPr>
@@ -5828,8 +5828,8 @@
             <w:pPr>
               <w:pStyle w:val="Compact"/>
               <w:jc w:val="left"/>
-              <w:ind w:left="0" w:firstLine="0" w:right="0"/>
-              <w:spacing w:before="40" w:lineRule="auto" w:line="240" w:after="40"/>
+              <w:ind w:left="0" w:right="0" w:firstLine="0"/>
+              <w:spacing w:before="40" w:after="40" w:lineRule="auto" w:line="240"/>
             </w:pPr>
             <w:r>
               <w:t xml:space="preserve">The Pandoc module.</w:t>
@@ -5860,8 +5860,8 @@
             <w:pPr>
               <w:pStyle w:val="Compact"/>
               <w:jc w:val="left"/>
-              <w:ind w:left="0" w:firstLine="0" w:right="0"/>
-              <w:spacing w:before="40" w:lineRule="auto" w:line="240" w:after="40"/>
+              <w:ind w:left="0" w:right="0" w:firstLine="0"/>
+              <w:spacing w:before="40" w:after="40" w:lineRule="auto" w:line="240"/>
             </w:pPr>
             <w:r>
               <w:rPr>
@@ -5877,8 +5877,8 @@
             <w:pPr>
               <w:pStyle w:val="Compact"/>
               <w:jc w:val="left"/>
-              <w:ind w:left="0" w:firstLine="0" w:right="0"/>
-              <w:spacing w:before="40" w:lineRule="auto" w:line="240" w:after="40"/>
+              <w:ind w:left="0" w:right="0" w:firstLine="0"/>
+              <w:spacing w:before="40" w:after="40" w:lineRule="auto" w:line="240"/>
             </w:pPr>
             <w:r>
               <w:t xml:space="preserve">Target output format (</w:t>
@@ -5948,8 +5948,8 @@
             <w:pPr>
               <w:pStyle w:val="Compact"/>
               <w:jc w:val="left"/>
-              <w:ind w:left="0" w:firstLine="0" w:right="0"/>
-              <w:spacing w:before="40" w:lineRule="auto" w:line="240" w:after="40"/>
+              <w:ind w:left="0" w:right="0" w:firstLine="0"/>
+              <w:spacing w:before="40" w:after="40" w:lineRule="auto" w:line="240"/>
             </w:pPr>
             <w:r>
               <w:rPr>
@@ -5989,8 +5989,8 @@
             <w:pPr>
               <w:pStyle w:val="Compact"/>
               <w:jc w:val="left"/>
-              <w:ind w:left="0" w:firstLine="0" w:right="0"/>
-              <w:spacing w:before="40" w:lineRule="auto" w:line="240" w:after="40"/>
+              <w:ind w:left="0" w:right="0" w:firstLine="0"/>
+              <w:spacing w:before="40" w:after="40" w:lineRule="auto" w:line="240"/>
             </w:pPr>
             <w:r>
               <w:t xml:space="preserve">Diagnostics sink, model name, project config. Always on the render tier; on the data tier when the caller has them.</w:t>
@@ -6005,8 +6005,8 @@
             <w:pPr>
               <w:pStyle w:val="Compact"/>
               <w:jc w:val="left"/>
-              <w:ind w:left="0" w:firstLine="0" w:right="0"/>
-              <w:spacing w:before="40" w:lineRule="auto" w:line="240" w:after="40"/>
+              <w:ind w:left="0" w:right="0" w:firstLine="0"/>
+              <w:spacing w:before="40" w:after="40" w:lineRule="auto" w:line="240"/>
             </w:pPr>
             <w:r>
               <w:rPr>
@@ -6022,8 +6022,8 @@
             <w:pPr>
               <w:pStyle w:val="Compact"/>
               <w:jc w:val="left"/>
-              <w:ind w:left="0" w:firstLine="0" w:right="0"/>
-              <w:spacing w:before="40" w:lineRule="auto" w:line="240" w:after="40"/>
+              <w:ind w:left="0" w:right="0" w:firstLine="0"/>
+              <w:spacing w:before="40" w:after="40" w:lineRule="auto" w:line="240"/>
             </w:pPr>
             <w:r>
               <w:t xml:space="preserve">The registry, for cross-hook dispatch (e.g. </w:t>
@@ -6128,7 +6128,7 @@
     </w:p>
     <w:p>
       <w:pPr>
-        <w:spacing w:line="20" w:before="0" w:lineRule="exact" w:after="0"/>
+        <w:spacing w:before="0" w:after="0" w:lineRule="exact" w:line="20"/>
         <w:rPr>
           <w:sz w:val="2"/>
         </w:rPr>
@@ -8404,7 +8404,7 @@
     </w:p>
     <w:p>
       <w:pPr>
-        <w:spacing w:line="20" w:before="0" w:lineRule="exact" w:after="0"/>
+        <w:spacing w:before="0" w:after="0" w:lineRule="exact" w:line="20"/>
         <w:rPr>
           <w:sz w:val="2"/>
         </w:rPr>
@@ -8629,7 +8629,7 @@
     </w:p>
     <w:p>
       <w:pPr>
-        <w:spacing w:line="20" w:before="0" w:lineRule="exact" w:after="0"/>
+        <w:spacing w:before="0" w:after="0" w:lineRule="exact" w:line="20"/>
         <w:rPr>
           <w:sz w:val="2"/>
         </w:rPr>
@@ -9170,7 +9170,7 @@
     </w:p>
     <w:p>
       <w:pPr>
-        <w:spacing w:line="20" w:before="0" w:lineRule="exact" w:after="0"/>
+        <w:spacing w:before="0" w:after="0" w:lineRule="exact" w:line="20"/>
         <w:rPr>
           <w:sz w:val="2"/>
         </w:rPr>
@@ -10329,7 +10329,7 @@
     </w:p>
     <w:p>
       <w:pPr>
-        <w:spacing w:line="20" w:before="0" w:lineRule="exact" w:after="0"/>
+        <w:spacing w:before="0" w:after="0" w:lineRule="exact" w:line="20"/>
         <w:rPr>
           <w:sz w:val="2"/>
         </w:rPr>
@@ -11522,7 +11522,7 @@
     </w:p>
     <w:p>
       <w:pPr>
-        <w:spacing w:line="20" w:before="0" w:lineRule="exact" w:after="0"/>
+        <w:spacing w:before="0" w:after="0" w:lineRule="exact" w:line="20"/>
         <w:rPr>
           <w:sz w:val="2"/>
         </w:rPr>
@@ -13859,7 +13859,7 @@
     </w:p>
     <w:p>
       <w:pPr>
-        <w:spacing w:line="20" w:before="0" w:lineRule="exact" w:after="0"/>
+        <w:spacing w:before="0" w:after="0" w:lineRule="exact" w:line="20"/>
         <w:rPr>
           <w:sz w:val="2"/>
         </w:rPr>
@@ -14308,7 +14308,7 @@
     </w:p>
     <w:p>
       <w:pPr>
-        <w:spacing w:line="20" w:before="0" w:lineRule="exact" w:after="0"/>
+        <w:spacing w:before="0" w:after="0" w:lineRule="exact" w:line="20"/>
         <w:rPr>
           <w:sz w:val="2"/>
         </w:rPr>
@@ -14525,7 +14525,7 @@
     </w:p>
     <w:p>
       <w:pPr>
-        <w:spacing w:line="20" w:before="0" w:lineRule="exact" w:after="0"/>
+        <w:spacing w:before="0" w:after="0" w:lineRule="exact" w:line="20"/>
         <w:rPr>
           <w:sz w:val="2"/>
         </w:rPr>
@@ -15319,7 +15319,7 @@
     </w:p>
     <w:p>
       <w:pPr>
-        <w:spacing w:line="20" w:before="0" w:lineRule="exact" w:after="0"/>
+        <w:spacing w:before="0" w:after="0" w:lineRule="exact" w:line="20"/>
         <w:rPr>
           <w:sz w:val="2"/>
         </w:rPr>
@@ -15361,12 +15361,12 @@
         <w:tblLook w:firstRow="1" w:lastRow="0" w:firstColumn="0" w:lastColumn="0" w:noHBand="0" w:noVBand="0" w:val="0020"/>
         <w:jc w:val="start"/>
         <w:tblBorders>
-          <w:top w:space="0" w:color="000000" w:sz="6" w:val="single"/>
-          <w:left w:space="0" w:color="000000" w:sz="6" w:val="single"/>
-          <w:bottom w:space="0" w:color="000000" w:sz="6" w:val="single"/>
-          <w:right w:space="0" w:color="000000" w:sz="6" w:val="single"/>
-          <w:insideH w:space="0" w:color="000000" w:sz="6" w:val="single"/>
-          <w:insideV w:space="0" w:color="000000" w:sz="6" w:val="single"/>
+          <w:top w:color="000000" w:val="single" w:sz="6" w:space="0"/>
+          <w:left w:color="000000" w:val="single" w:sz="6" w:space="0"/>
+          <w:bottom w:color="000000" w:val="single" w:sz="6" w:space="0"/>
+          <w:right w:color="000000" w:val="single" w:sz="6" w:space="0"/>
+          <w:insideH w:color="000000" w:val="single" w:sz="6" w:space="0"/>
+          <w:insideV w:color="000000" w:val="single" w:sz="6" w:space="0"/>
         </w:tblBorders>
         <w:tblCellMar>
           <w:top w:type="dxa" w:w="57"/>
@@ -15387,14 +15387,14 @@
         </w:trPr>
         <w:tc>
           <w:tcPr>
-            <w:shd w:fill="E8E8E8" w:color="auto" w:val="clear"/>
+            <w:shd w:val="clear" w:fill="E8E8E8" w:color="auto"/>
           </w:tcPr>
           <w:p>
             <w:pPr>
               <w:pStyle w:val="Compact"/>
               <w:jc w:val="left"/>
-              <w:ind w:left="0" w:firstLine="0" w:right="0"/>
-              <w:spacing w:before="40" w:lineRule="auto" w:line="240" w:after="40"/>
+              <w:ind w:left="0" w:right="0" w:firstLine="0"/>
+              <w:spacing w:before="40" w:after="40" w:lineRule="auto" w:line="240"/>
             </w:pPr>
             <w:r>
               <w:rPr>
@@ -15406,14 +15406,14 @@
         </w:tc>
         <w:tc>
           <w:tcPr>
-            <w:shd w:fill="E8E8E8" w:color="auto" w:val="clear"/>
+            <w:shd w:val="clear" w:fill="E8E8E8" w:color="auto"/>
           </w:tcPr>
           <w:p>
             <w:pPr>
               <w:pStyle w:val="Compact"/>
               <w:jc w:val="left"/>
-              <w:ind w:left="0" w:firstLine="0" w:right="0"/>
-              <w:spacing w:before="40" w:lineRule="auto" w:line="240" w:after="40"/>
+              <w:ind w:left="0" w:right="0" w:firstLine="0"/>
+              <w:spacing w:before="40" w:after="40" w:lineRule="auto" w:line="240"/>
             </w:pPr>
             <w:r>
               <w:rPr>
@@ -15425,14 +15425,14 @@
         </w:tc>
         <w:tc>
           <w:tcPr>
-            <w:shd w:fill="E8E8E8" w:color="auto" w:val="clear"/>
+            <w:shd w:val="clear" w:fill="E8E8E8" w:color="auto"/>
           </w:tcPr>
           <w:p>
             <w:pPr>
               <w:pStyle w:val="Compact"/>
               <w:jc w:val="left"/>
-              <w:ind w:left="0" w:firstLine="0" w:right="0"/>
-              <w:spacing w:before="40" w:lineRule="auto" w:line="240" w:after="40"/>
+              <w:ind w:left="0" w:right="0" w:firstLine="0"/>
+              <w:spacing w:before="40" w:after="40" w:lineRule="auto" w:line="240"/>
             </w:pPr>
             <w:r>
               <w:rPr>
@@ -15444,14 +15444,14 @@
         </w:tc>
         <w:tc>
           <w:tcPr>
-            <w:shd w:fill="E8E8E8" w:color="auto" w:val="clear"/>
+            <w:shd w:val="clear" w:fill="E8E8E8" w:color="auto"/>
           </w:tcPr>
           <w:p>
             <w:pPr>
               <w:pStyle w:val="Compact"/>
               <w:jc w:val="left"/>
-              <w:ind w:left="0" w:firstLine="0" w:right="0"/>
-              <w:spacing w:before="40" w:lineRule="auto" w:line="240" w:after="40"/>
+              <w:ind w:left="0" w:right="0" w:firstLine="0"/>
+              <w:spacing w:before="40" w:after="40" w:lineRule="auto" w:line="240"/>
             </w:pPr>
             <w:r>
               <w:rPr>
@@ -15469,8 +15469,8 @@
             <w:pPr>
               <w:pStyle w:val="Compact"/>
               <w:jc w:val="left"/>
-              <w:ind w:left="0" w:firstLine="0" w:right="0"/>
-              <w:spacing w:before="40" w:lineRule="auto" w:line="240" w:after="40"/>
+              <w:ind w:left="0" w:right="0" w:firstLine="0"/>
+              <w:spacing w:before="40" w:after="40" w:lineRule="auto" w:line="240"/>
             </w:pPr>
             <w:r>
               <w:rPr>
@@ -15486,8 +15486,8 @@
             <w:pPr>
               <w:pStyle w:val="Compact"/>
               <w:jc w:val="left"/>
-              <w:ind w:left="0" w:firstLine="0" w:right="0"/>
-              <w:spacing w:before="40" w:lineRule="auto" w:line="240" w:after="40"/>
+              <w:ind w:left="0" w:right="0" w:firstLine="0"/>
+              <w:spacing w:before="40" w:after="40" w:lineRule="auto" w:line="240"/>
             </w:pPr>
             <w:r>
               <w:t xml:space="preserve">string</w:t>
@@ -15500,8 +15500,8 @@
             <w:pPr>
               <w:pStyle w:val="Compact"/>
               <w:jc w:val="left"/>
-              <w:ind w:left="0" w:firstLine="0" w:right="0"/>
-              <w:spacing w:before="40" w:lineRule="auto" w:line="240" w:after="40"/>
+              <w:ind w:left="0" w:right="0" w:firstLine="0"/>
+              <w:spacing w:before="40" w:after="40" w:lineRule="auto" w:line="240"/>
             </w:pPr>
             <w:r>
               <w:t xml:space="preserve">required</w:t>
@@ -15514,8 +15514,8 @@
             <w:pPr>
               <w:pStyle w:val="Compact"/>
               <w:jc w:val="left"/>
-              <w:ind w:left="0" w:firstLine="0" w:right="0"/>
-              <w:spacing w:before="40" w:lineRule="auto" w:line="240" w:after="40"/>
+              <w:ind w:left="0" w:right="0" w:firstLine="0"/>
+              <w:spacing w:before="40" w:after="40" w:lineRule="auto" w:line="240"/>
             </w:pPr>
             <w:r>
               <w:t xml:space="preserve">Unique identifier (uppercase convention).</w:t>
@@ -15530,8 +15530,8 @@
             <w:pPr>
               <w:pStyle w:val="Compact"/>
               <w:jc w:val="left"/>
-              <w:ind w:left="0" w:firstLine="0" w:right="0"/>
-              <w:spacing w:before="40" w:lineRule="auto" w:line="240" w:after="40"/>
+              <w:ind w:left="0" w:right="0" w:firstLine="0"/>
+              <w:spacing w:before="40" w:after="40" w:lineRule="auto" w:line="240"/>
             </w:pPr>
             <w:r>
               <w:rPr>
@@ -15547,8 +15547,8 @@
             <w:pPr>
               <w:pStyle w:val="Compact"/>
               <w:jc w:val="left"/>
-              <w:ind w:left="0" w:firstLine="0" w:right="0"/>
-              <w:spacing w:before="40" w:lineRule="auto" w:line="240" w:after="40"/>
+              <w:ind w:left="0" w:right="0" w:firstLine="0"/>
+              <w:spacing w:before="40" w:after="40" w:lineRule="auto" w:line="240"/>
             </w:pPr>
             <w:r>
               <w:t xml:space="preserve">string</w:t>
@@ -15561,8 +15561,8 @@
             <w:pPr>
               <w:pStyle w:val="Compact"/>
               <w:jc w:val="left"/>
-              <w:ind w:left="0" w:firstLine="0" w:right="0"/>
-              <w:spacing w:before="40" w:lineRule="auto" w:line="240" w:after="40"/>
+              <w:ind w:left="0" w:right="0" w:firstLine="0"/>
+              <w:spacing w:before="40" w:after="40" w:lineRule="auto" w:line="240"/>
             </w:pPr>
             <w:r>
               <w:t xml:space="preserve">same as</w:t>
@@ -15584,8 +15584,8 @@
             <w:pPr>
               <w:pStyle w:val="Compact"/>
               <w:jc w:val="left"/>
-              <w:ind w:left="0" w:firstLine="0" w:right="0"/>
-              <w:spacing w:before="40" w:lineRule="auto" w:line="240" w:after="40"/>
+              <w:ind w:left="0" w:right="0" w:firstLine="0"/>
+              <w:spacing w:before="40" w:after="40" w:lineRule="auto" w:line="240"/>
             </w:pPr>
             <w:r>
               <w:t xml:space="preserve">Human-readable name.</w:t>
@@ -15600,8 +15600,8 @@
             <w:pPr>
               <w:pStyle w:val="Compact"/>
               <w:jc w:val="left"/>
-              <w:ind w:left="0" w:firstLine="0" w:right="0"/>
-              <w:spacing w:before="40" w:lineRule="auto" w:line="240" w:after="40"/>
+              <w:ind w:left="0" w:right="0" w:firstLine="0"/>
+              <w:spacing w:before="40" w:after="40" w:lineRule="auto" w:line="240"/>
             </w:pPr>
             <w:r>
               <w:rPr>
@@ -15617,8 +15617,8 @@
             <w:pPr>
               <w:pStyle w:val="Compact"/>
               <w:jc w:val="left"/>
-              <w:ind w:left="0" w:firstLine="0" w:right="0"/>
-              <w:spacing w:before="40" w:lineRule="auto" w:line="240" w:after="40"/>
+              <w:ind w:left="0" w:right="0" w:firstLine="0"/>
+              <w:spacing w:before="40" w:after="40" w:lineRule="auto" w:line="240"/>
             </w:pPr>
             <w:r>
               <w:t xml:space="preserve">string</w:t>
@@ -15631,8 +15631,8 @@
             <w:pPr>
               <w:pStyle w:val="Compact"/>
               <w:jc w:val="left"/>
-              <w:ind w:left="0" w:firstLine="0" w:right="0"/>
-              <w:spacing w:before="40" w:lineRule="auto" w:line="240" w:after="40"/>
+              <w:ind w:left="0" w:right="0" w:firstLine="0"/>
+              <w:spacing w:before="40" w:after="40" w:lineRule="auto" w:line="240"/>
             </w:pPr>
             <w:r>
               <w:rPr>
@@ -15648,8 +15648,8 @@
             <w:pPr>
               <w:pStyle w:val="Compact"/>
               <w:jc w:val="left"/>
-              <w:ind w:left="0" w:firstLine="0" w:right="0"/>
-              <w:spacing w:before="40" w:lineRule="auto" w:line="240" w:after="40"/>
+              <w:ind w:left="0" w:right="0" w:firstLine="0"/>
+              <w:spacing w:before="40" w:after="40" w:lineRule="auto" w:line="240"/>
             </w:pPr>
             <w:r>
               <w:t xml:space="preserve">Description text.</w:t>
@@ -15664,8 +15664,8 @@
             <w:pPr>
               <w:pStyle w:val="Compact"/>
               <w:jc w:val="left"/>
-              <w:ind w:left="0" w:firstLine="0" w:right="0"/>
-              <w:spacing w:before="40" w:lineRule="auto" w:line="240" w:after="40"/>
+              <w:ind w:left="0" w:right="0" w:firstLine="0"/>
+              <w:spacing w:before="40" w:after="40" w:lineRule="auto" w:line="240"/>
             </w:pPr>
             <w:r>
               <w:rPr>
@@ -15681,8 +15681,8 @@
             <w:pPr>
               <w:pStyle w:val="Compact"/>
               <w:jc w:val="left"/>
-              <w:ind w:left="0" w:firstLine="0" w:right="0"/>
-              <w:spacing w:before="40" w:lineRule="auto" w:line="240" w:after="40"/>
+              <w:ind w:left="0" w:right="0" w:firstLine="0"/>
+              <w:spacing w:before="40" w:after="40" w:lineRule="auto" w:line="240"/>
             </w:pPr>
             <w:r>
               <w:t xml:space="preserve">string</w:t>
@@ -15695,8 +15695,8 @@
             <w:pPr>
               <w:pStyle w:val="Compact"/>
               <w:jc w:val="left"/>
-              <w:ind w:left="0" w:firstLine="0" w:right="0"/>
-              <w:spacing w:before="40" w:lineRule="auto" w:line="240" w:after="40"/>
+              <w:ind w:left="0" w:right="0" w:firstLine="0"/>
+              <w:spacing w:before="40" w:after="40" w:lineRule="auto" w:line="240"/>
             </w:pPr>
             <w:r>
               <w:t xml:space="preserve">nil</w:t>
@@ -15709,8 +15709,8 @@
             <w:pPr>
               <w:pStyle w:val="Compact"/>
               <w:jc w:val="left"/>
-              <w:ind w:left="0" w:firstLine="0" w:right="0"/>
-              <w:spacing w:before="40" w:lineRule="auto" w:line="240" w:after="40"/>
+              <w:ind w:left="0" w:right="0" w:firstLine="0"/>
+              <w:spacing w:before="40" w:after="40" w:lineRule="auto" w:line="240"/>
             </w:pPr>
             <w:r>
               <w:t xml:space="preserve">Base type for attribute + hook inheritance (e.g. </w:t>
@@ -15734,8 +15734,8 @@
             <w:pPr>
               <w:pStyle w:val="Compact"/>
               <w:jc w:val="left"/>
-              <w:ind w:left="0" w:firstLine="0" w:right="0"/>
-              <w:spacing w:before="40" w:lineRule="auto" w:line="240" w:after="40"/>
+              <w:ind w:left="0" w:right="0" w:firstLine="0"/>
+              <w:spacing w:before="40" w:after="40" w:lineRule="auto" w:line="240"/>
             </w:pPr>
             <w:r>
               <w:rPr>
@@ -15751,8 +15751,8 @@
             <w:pPr>
               <w:pStyle w:val="Compact"/>
               <w:jc w:val="left"/>
-              <w:ind w:left="0" w:firstLine="0" w:right="0"/>
-              <w:spacing w:before="40" w:lineRule="auto" w:line="240" w:after="40"/>
+              <w:ind w:left="0" w:right="0" w:firstLine="0"/>
+              <w:spacing w:before="40" w:after="40" w:lineRule="auto" w:line="240"/>
             </w:pPr>
             <w:r>
               <w:t xml:space="preserve">boolean</w:t>
@@ -15765,8 +15765,8 @@
             <w:pPr>
               <w:pStyle w:val="Compact"/>
               <w:jc w:val="left"/>
-              <w:ind w:left="0" w:firstLine="0" w:right="0"/>
-              <w:spacing w:before="40" w:lineRule="auto" w:line="240" w:after="40"/>
+              <w:ind w:left="0" w:right="0" w:firstLine="0"/>
+              <w:spacing w:before="40" w:after="40" w:lineRule="auto" w:line="240"/>
             </w:pPr>
             <w:r>
               <w:t xml:space="preserve">false</w:t>
@@ -15779,8 +15779,8 @@
             <w:pPr>
               <w:pStyle w:val="Compact"/>
               <w:jc w:val="left"/>
-              <w:ind w:left="0" w:firstLine="0" w:right="0"/>
-              <w:spacing w:before="40" w:lineRule="auto" w:line="240" w:after="40"/>
+              <w:ind w:left="0" w:right="0" w:firstLine="0"/>
+              <w:spacing w:before="40" w:after="40" w:lineRule="auto" w:line="240"/>
             </w:pPr>
             <w:r>
               <w:t xml:space="preserve">Headers without an explicit type match this type.</w:t>
@@ -15795,8 +15795,8 @@
             <w:pPr>
               <w:pStyle w:val="Compact"/>
               <w:jc w:val="left"/>
-              <w:ind w:left="0" w:firstLine="0" w:right="0"/>
-              <w:spacing w:before="40" w:lineRule="auto" w:line="240" w:after="40"/>
+              <w:ind w:left="0" w:right="0" w:firstLine="0"/>
+              <w:spacing w:before="40" w:after="40" w:lineRule="auto" w:line="240"/>
             </w:pPr>
             <w:r>
               <w:rPr>
@@ -15812,8 +15812,8 @@
             <w:pPr>
               <w:pStyle w:val="Compact"/>
               <w:jc w:val="left"/>
-              <w:ind w:left="0" w:firstLine="0" w:right="0"/>
-              <w:spacing w:before="40" w:lineRule="auto" w:line="240" w:after="40"/>
+              <w:ind w:left="0" w:right="0" w:firstLine="0"/>
+              <w:spacing w:before="40" w:after="40" w:lineRule="auto" w:line="240"/>
             </w:pPr>
             <w:r>
               <w:t xml:space="preserve">boolean</w:t>
@@ -15826,8 +15826,8 @@
             <w:pPr>
               <w:pStyle w:val="Compact"/>
               <w:jc w:val="left"/>
-              <w:ind w:left="0" w:firstLine="0" w:right="0"/>
-              <w:spacing w:before="40" w:lineRule="auto" w:line="240" w:after="40"/>
+              <w:ind w:left="0" w:right="0" w:firstLine="0"/>
+              <w:spacing w:before="40" w:after="40" w:lineRule="auto" w:line="240"/>
             </w:pPr>
             <w:r>
               <w:t xml:space="preserve">false</w:t>
@@ -15840,8 +15840,8 @@
             <w:pPr>
               <w:pStyle w:val="Compact"/>
               <w:jc w:val="left"/>
-              <w:ind w:left="0" w:firstLine="0" w:right="0"/>
-              <w:spacing w:before="40" w:lineRule="auto" w:line="240" w:after="40"/>
+              <w:ind w:left="0" w:right="0" w:firstLine="0"/>
+              <w:spacing w:before="40" w:after="40" w:lineRule="auto" w:line="240"/>
             </w:pPr>
             <w:r>
               <w:t xml:space="preserve">Hierarchical object (contains children with their own PIDs).</w:t>
@@ -15856,8 +15856,8 @@
             <w:pPr>
               <w:pStyle w:val="Compact"/>
               <w:jc w:val="left"/>
-              <w:ind w:left="0" w:firstLine="0" w:right="0"/>
-              <w:spacing w:before="40" w:lineRule="auto" w:line="240" w:after="40"/>
+              <w:ind w:left="0" w:right="0" w:firstLine="0"/>
+              <w:spacing w:before="40" w:after="40" w:lineRule="auto" w:line="240"/>
             </w:pPr>
             <w:r>
               <w:rPr>
@@ -15873,8 +15873,8 @@
             <w:pPr>
               <w:pStyle w:val="Compact"/>
               <w:jc w:val="left"/>
-              <w:ind w:left="0" w:firstLine="0" w:right="0"/>
-              <w:spacing w:before="40" w:lineRule="auto" w:line="240" w:after="40"/>
+              <w:ind w:left="0" w:right="0" w:firstLine="0"/>
+              <w:spacing w:before="40" w:after="40" w:lineRule="auto" w:line="240"/>
             </w:pPr>
             <w:r>
               <w:t xml:space="preserve">boolean</w:t>
@@ -15887,8 +15887,8 @@
             <w:pPr>
               <w:pStyle w:val="Compact"/>
               <w:jc w:val="left"/>
-              <w:ind w:left="0" w:firstLine="0" w:right="0"/>
-              <w:spacing w:before="40" w:lineRule="auto" w:line="240" w:after="40"/>
+              <w:ind w:left="0" w:right="0" w:firstLine="0"/>
+              <w:spacing w:before="40" w:after="40" w:lineRule="auto" w:line="240"/>
             </w:pPr>
             <w:r>
               <w:t xml:space="preserve">false</w:t>
@@ -15901,8 +15901,8 @@
             <w:pPr>
               <w:pStyle w:val="Compact"/>
               <w:jc w:val="left"/>
-              <w:ind w:left="0" w:firstLine="0" w:right="0"/>
-              <w:spacing w:before="40" w:lineRule="auto" w:line="240" w:after="40"/>
+              <w:ind w:left="0" w:right="0" w:firstLine="0"/>
+              <w:spacing w:before="40" w:after="40" w:lineRule="auto" w:line="240"/>
             </w:pPr>
             <w:r>
               <w:t xml:space="preserve">The specification must contain at least one object of this type.</w:t>
@@ -15917,8 +15917,8 @@
             <w:pPr>
               <w:pStyle w:val="Compact"/>
               <w:jc w:val="left"/>
-              <w:ind w:left="0" w:firstLine="0" w:right="0"/>
-              <w:spacing w:before="40" w:lineRule="auto" w:line="240" w:after="40"/>
+              <w:ind w:left="0" w:right="0" w:firstLine="0"/>
+              <w:spacing w:before="40" w:after="40" w:lineRule="auto" w:line="240"/>
             </w:pPr>
             <w:r>
               <w:rPr>
@@ -15934,8 +15934,8 @@
             <w:pPr>
               <w:pStyle w:val="Compact"/>
               <w:jc w:val="left"/>
-              <w:ind w:left="0" w:firstLine="0" w:right="0"/>
-              <w:spacing w:before="40" w:lineRule="auto" w:line="240" w:after="40"/>
+              <w:ind w:left="0" w:right="0" w:firstLine="0"/>
+              <w:spacing w:before="40" w:after="40" w:lineRule="auto" w:line="240"/>
             </w:pPr>
             <w:r>
               <w:t xml:space="preserve">string</w:t>
@@ -15948,8 +15948,8 @@
             <w:pPr>
               <w:pStyle w:val="Compact"/>
               <w:jc w:val="left"/>
-              <w:ind w:left="0" w:firstLine="0" w:right="0"/>
-              <w:spacing w:before="40" w:lineRule="auto" w:line="240" w:after="40"/>
+              <w:ind w:left="0" w:right="0" w:firstLine="0"/>
+              <w:spacing w:before="40" w:after="40" w:lineRule="auto" w:line="240"/>
             </w:pPr>
             <w:r>
               <w:t xml:space="preserve">nil</w:t>
@@ -15962,8 +15962,8 @@
             <w:pPr>
               <w:pStyle w:val="Compact"/>
               <w:jc w:val="left"/>
-              <w:ind w:left="0" w:firstLine="0" w:right="0"/>
-              <w:spacing w:before="40" w:lineRule="auto" w:line="240" w:after="40"/>
+              <w:ind w:left="0" w:right="0" w:firstLine="0"/>
+              <w:spacing w:before="40" w:after="40" w:lineRule="auto" w:line="240"/>
             </w:pPr>
             <w:r>
               <w:t xml:space="preserve">Prefix for auto-generated PIDs.</w:t>
@@ -15978,8 +15978,8 @@
             <w:pPr>
               <w:pStyle w:val="Compact"/>
               <w:jc w:val="left"/>
-              <w:ind w:left="0" w:firstLine="0" w:right="0"/>
-              <w:spacing w:before="40" w:lineRule="auto" w:line="240" w:after="40"/>
+              <w:ind w:left="0" w:right="0" w:firstLine="0"/>
+              <w:spacing w:before="40" w:after="40" w:lineRule="auto" w:line="240"/>
             </w:pPr>
             <w:r>
               <w:rPr>
@@ -15995,8 +15995,8 @@
             <w:pPr>
               <w:pStyle w:val="Compact"/>
               <w:jc w:val="left"/>
-              <w:ind w:left="0" w:firstLine="0" w:right="0"/>
-              <w:spacing w:before="40" w:lineRule="auto" w:line="240" w:after="40"/>
+              <w:ind w:left="0" w:right="0" w:firstLine="0"/>
+              <w:spacing w:before="40" w:after="40" w:lineRule="auto" w:line="240"/>
             </w:pPr>
             <w:r>
               <w:t xml:space="preserve">string</w:t>
@@ -16009,8 +16009,8 @@
             <w:pPr>
               <w:pStyle w:val="Compact"/>
               <w:jc w:val="left"/>
-              <w:ind w:left="0" w:firstLine="0" w:right="0"/>
-              <w:spacing w:before="40" w:lineRule="auto" w:line="240" w:after="40"/>
+              <w:ind w:left="0" w:right="0" w:firstLine="0"/>
+              <w:spacing w:before="40" w:after="40" w:lineRule="auto" w:line="240"/>
             </w:pPr>
             <w:r>
               <w:t xml:space="preserve">nil</w:t>
@@ -16023,8 +16023,8 @@
             <w:pPr>
               <w:pStyle w:val="Compact"/>
               <w:jc w:val="left"/>
-              <w:ind w:left="0" w:firstLine="0" w:right="0"/>
-              <w:spacing w:before="40" w:lineRule="auto" w:line="240" w:after="40"/>
+              <w:ind w:left="0" w:right="0" w:firstLine="0"/>
+              <w:spacing w:before="40" w:after="40" w:lineRule="auto" w:line="240"/>
             </w:pPr>
             <w:r>
               <w:t xml:space="preserve">Printf format (e.g. </w:t>
@@ -16048,8 +16048,8 @@
             <w:pPr>
               <w:pStyle w:val="Compact"/>
               <w:jc w:val="left"/>
-              <w:ind w:left="0" w:firstLine="0" w:right="0"/>
-              <w:spacing w:before="40" w:lineRule="auto" w:line="240" w:after="40"/>
+              <w:ind w:left="0" w:right="0" w:firstLine="0"/>
+              <w:spacing w:before="40" w:after="40" w:lineRule="auto" w:line="240"/>
             </w:pPr>
             <w:r>
               <w:rPr>
@@ -16065,8 +16065,8 @@
             <w:pPr>
               <w:pStyle w:val="Compact"/>
               <w:jc w:val="left"/>
-              <w:ind w:left="0" w:firstLine="0" w:right="0"/>
-              <w:spacing w:before="40" w:lineRule="auto" w:line="240" w:after="40"/>
+              <w:ind w:left="0" w:right="0" w:firstLine="0"/>
+              <w:spacing w:before="40" w:after="40" w:lineRule="auto" w:line="240"/>
             </w:pPr>
             <w:r>
               <w:t xml:space="preserve">list</w:t>
@@ -16079,8 +16079,8 @@
             <w:pPr>
               <w:pStyle w:val="Compact"/>
               <w:jc w:val="left"/>
-              <w:ind w:left="0" w:firstLine="0" w:right="0"/>
-              <w:spacing w:before="40" w:lineRule="auto" w:line="240" w:after="40"/>
+              <w:ind w:left="0" w:right="0" w:firstLine="0"/>
+              <w:spacing w:before="40" w:after="40" w:lineRule="auto" w:line="240"/>
             </w:pPr>
             <w:r>
               <w:t xml:space="preserve">nil</w:t>
@@ -16093,8 +16093,8 @@
             <w:pPr>
               <w:pStyle w:val="Compact"/>
               <w:jc w:val="left"/>
-              <w:ind w:left="0" w:firstLine="0" w:right="0"/>
-              <w:spacing w:before="40" w:lineRule="auto" w:line="240" w:after="40"/>
+              <w:ind w:left="0" w:right="0" w:firstLine="0"/>
+              <w:spacing w:before="40" w:after="40" w:lineRule="auto" w:line="240"/>
             </w:pPr>
             <w:r>
               <w:t xml:space="preserve">Alternative identifiers for syntax matching.</w:t>
@@ -16109,8 +16109,8 @@
             <w:pPr>
               <w:pStyle w:val="Compact"/>
               <w:jc w:val="left"/>
-              <w:ind w:left="0" w:firstLine="0" w:right="0"/>
-              <w:spacing w:before="40" w:lineRule="auto" w:line="240" w:after="40"/>
+              <w:ind w:left="0" w:right="0" w:firstLine="0"/>
+              <w:spacing w:before="40" w:after="40" w:lineRule="auto" w:line="240"/>
             </w:pPr>
             <w:r>
               <w:rPr>
@@ -16126,8 +16126,8 @@
             <w:pPr>
               <w:pStyle w:val="Compact"/>
               <w:jc w:val="left"/>
-              <w:ind w:left="0" w:firstLine="0" w:right="0"/>
-              <w:spacing w:before="40" w:lineRule="auto" w:line="240" w:after="40"/>
+              <w:ind w:left="0" w:right="0" w:firstLine="0"/>
+              <w:spacing w:before="40" w:after="40" w:lineRule="auto" w:line="240"/>
             </w:pPr>
             <w:r>
               <w:t xml:space="preserve">list</w:t>
@@ -16140,8 +16140,8 @@
             <w:pPr>
               <w:pStyle w:val="Compact"/>
               <w:jc w:val="left"/>
-              <w:ind w:left="0" w:firstLine="0" w:right="0"/>
-              <w:spacing w:before="40" w:lineRule="auto" w:line="240" w:after="40"/>
+              <w:ind w:left="0" w:right="0" w:firstLine="0"/>
+              <w:spacing w:before="40" w:after="40" w:lineRule="auto" w:line="240"/>
             </w:pPr>
             <w:r>
               <w:t xml:space="preserve">nil</w:t>
@@ -16154,8 +16154,8 @@
             <w:pPr>
               <w:pStyle w:val="Compact"/>
               <w:jc w:val="left"/>
-              <w:ind w:left="0" w:firstLine="0" w:right="0"/>
-              <w:spacing w:before="40" w:lineRule="auto" w:line="240" w:after="40"/>
+              <w:ind w:left="0" w:right="0" w:firstLine="0"/>
+              <w:spacing w:before="40" w:after="40" w:lineRule="auto" w:line="240"/>
             </w:pPr>
             <w:r>
               <w:t xml:space="preserve">Titles that auto-resolve to this type (e.g. </w:t>
@@ -16194,8 +16194,8 @@
             <w:pPr>
               <w:pStyle w:val="Compact"/>
               <w:jc w:val="left"/>
-              <w:ind w:left="0" w:firstLine="0" w:right="0"/>
-              <w:spacing w:before="40" w:lineRule="auto" w:line="240" w:after="40"/>
+              <w:ind w:left="0" w:right="0" w:firstLine="0"/>
+              <w:spacing w:before="40" w:after="40" w:lineRule="auto" w:line="240"/>
             </w:pPr>
             <w:r>
               <w:rPr>
@@ -16211,8 +16211,8 @@
             <w:pPr>
               <w:pStyle w:val="Compact"/>
               <w:jc w:val="left"/>
-              <w:ind w:left="0" w:firstLine="0" w:right="0"/>
-              <w:spacing w:before="40" w:lineRule="auto" w:line="240" w:after="40"/>
+              <w:ind w:left="0" w:right="0" w:firstLine="0"/>
+              <w:spacing w:before="40" w:after="40" w:lineRule="auto" w:line="240"/>
             </w:pPr>
             <w:r>
               <w:t xml:space="preserve">list</w:t>
@@ -16225,8 +16225,8 @@
             <w:pPr>
               <w:pStyle w:val="Compact"/>
               <w:jc w:val="left"/>
-              <w:ind w:left="0" w:firstLine="0" w:right="0"/>
-              <w:spacing w:before="40" w:lineRule="auto" w:line="240" w:after="40"/>
+              <w:ind w:left="0" w:right="0" w:firstLine="0"/>
+              <w:spacing w:before="40" w:after="40" w:lineRule="auto" w:line="240"/>
             </w:pPr>
             <w:r>
               <w:t xml:space="preserve">nil</w:t>
@@ -16239,8 +16239,8 @@
             <w:pPr>
               <w:pStyle w:val="Compact"/>
               <w:jc w:val="left"/>
-              <w:ind w:left="0" w:firstLine="0" w:right="0"/>
-              <w:spacing w:before="40" w:lineRule="auto" w:line="240" w:after="40"/>
+              <w:ind w:left="0" w:right="0" w:firstLine="0"/>
+              <w:spacing w:before="40" w:after="40" w:lineRule="auto" w:line="240"/>
             </w:pPr>
             <w:r>
               <w:t xml:space="preserve">Attribute definitions (see below).</w:t>
@@ -16265,7 +16265,7 @@
     </w:p>
     <w:p>
       <w:pPr>
-        <w:spacing w:line="20" w:before="0" w:lineRule="exact" w:after="0"/>
+        <w:spacing w:before="0" w:after="0" w:lineRule="exact" w:line="20"/>
         <w:rPr>
           <w:sz w:val="2"/>
         </w:rPr>
@@ -16307,12 +16307,12 @@
         <w:tblLook w:firstRow="1" w:lastRow="0" w:firstColumn="0" w:lastColumn="0" w:noHBand="0" w:noVBand="0" w:val="0020"/>
         <w:jc w:val="start"/>
         <w:tblBorders>
-          <w:top w:space="0" w:color="000000" w:sz="6" w:val="single"/>
-          <w:left w:space="0" w:color="000000" w:sz="6" w:val="single"/>
-          <w:bottom w:space="0" w:color="000000" w:sz="6" w:val="single"/>
-          <w:right w:space="0" w:color="000000" w:sz="6" w:val="single"/>
-          <w:insideH w:space="0" w:color="000000" w:sz="6" w:val="single"/>
-          <w:insideV w:space="0" w:color="000000" w:sz="6" w:val="single"/>
+          <w:top w:color="000000" w:val="single" w:sz="6" w:space="0"/>
+          <w:left w:color="000000" w:val="single" w:sz="6" w:space="0"/>
+          <w:bottom w:color="000000" w:val="single" w:sz="6" w:space="0"/>
+          <w:right w:color="000000" w:val="single" w:sz="6" w:space="0"/>
+          <w:insideH w:color="000000" w:val="single" w:sz="6" w:space="0"/>
+          <w:insideV w:color="000000" w:val="single" w:sz="6" w:space="0"/>
         </w:tblBorders>
         <w:tblCellMar>
           <w:top w:type="dxa" w:w="57"/>
@@ -16333,14 +16333,14 @@
         </w:trPr>
         <w:tc>
           <w:tcPr>
-            <w:shd w:fill="E8E8E8" w:color="auto" w:val="clear"/>
+            <w:shd w:val="clear" w:fill="E8E8E8" w:color="auto"/>
           </w:tcPr>
           <w:p>
             <w:pPr>
               <w:pStyle w:val="Compact"/>
               <w:jc w:val="left"/>
-              <w:ind w:left="0" w:firstLine="0" w:right="0"/>
-              <w:spacing w:before="40" w:lineRule="auto" w:line="240" w:after="40"/>
+              <w:ind w:left="0" w:right="0" w:firstLine="0"/>
+              <w:spacing w:before="40" w:after="40" w:lineRule="auto" w:line="240"/>
             </w:pPr>
             <w:r>
               <w:rPr>
@@ -16352,14 +16352,14 @@
         </w:tc>
         <w:tc>
           <w:tcPr>
-            <w:shd w:fill="E8E8E8" w:color="auto" w:val="clear"/>
+            <w:shd w:val="clear" w:fill="E8E8E8" w:color="auto"/>
           </w:tcPr>
           <w:p>
             <w:pPr>
               <w:pStyle w:val="Compact"/>
               <w:jc w:val="left"/>
-              <w:ind w:left="0" w:firstLine="0" w:right="0"/>
-              <w:spacing w:before="40" w:lineRule="auto" w:line="240" w:after="40"/>
+              <w:ind w:left="0" w:right="0" w:firstLine="0"/>
+              <w:spacing w:before="40" w:after="40" w:lineRule="auto" w:line="240"/>
             </w:pPr>
             <w:r>
               <w:rPr>
@@ -16371,14 +16371,14 @@
         </w:tc>
         <w:tc>
           <w:tcPr>
-            <w:shd w:fill="E8E8E8" w:color="auto" w:val="clear"/>
+            <w:shd w:val="clear" w:fill="E8E8E8" w:color="auto"/>
           </w:tcPr>
           <w:p>
             <w:pPr>
               <w:pStyle w:val="Compact"/>
               <w:jc w:val="left"/>
-              <w:ind w:left="0" w:firstLine="0" w:right="0"/>
-              <w:spacing w:before="40" w:lineRule="auto" w:line="240" w:after="40"/>
+              <w:ind w:left="0" w:right="0" w:firstLine="0"/>
+              <w:spacing w:before="40" w:after="40" w:lineRule="auto" w:line="240"/>
             </w:pPr>
             <w:r>
               <w:rPr>
@@ -16390,14 +16390,14 @@
         </w:tc>
         <w:tc>
           <w:tcPr>
-            <w:shd w:fill="E8E8E8" w:color="auto" w:val="clear"/>
+            <w:shd w:val="clear" w:fill="E8E8E8" w:color="auto"/>
           </w:tcPr>
           <w:p>
             <w:pPr>
               <w:pStyle w:val="Compact"/>
               <w:jc w:val="left"/>
-              <w:ind w:left="0" w:firstLine="0" w:right="0"/>
-              <w:spacing w:before="40" w:lineRule="auto" w:line="240" w:after="40"/>
+              <w:ind w:left="0" w:right="0" w:firstLine="0"/>
+              <w:spacing w:before="40" w:after="40" w:lineRule="auto" w:line="240"/>
             </w:pPr>
             <w:r>
               <w:rPr>
@@ -16415,8 +16415,8 @@
             <w:pPr>
               <w:pStyle w:val="Compact"/>
               <w:jc w:val="left"/>
-              <w:ind w:left="0" w:firstLine="0" w:right="0"/>
-              <w:spacing w:before="40" w:lineRule="auto" w:line="240" w:after="40"/>
+              <w:ind w:left="0" w:right="0" w:firstLine="0"/>
+              <w:spacing w:before="40" w:after="40" w:lineRule="auto" w:line="240"/>
             </w:pPr>
             <w:r>
               <w:rPr>
@@ -16432,8 +16432,8 @@
             <w:pPr>
               <w:pStyle w:val="Compact"/>
               <w:jc w:val="left"/>
-              <w:ind w:left="0" w:firstLine="0" w:right="0"/>
-              <w:spacing w:before="40" w:lineRule="auto" w:line="240" w:after="40"/>
+              <w:ind w:left="0" w:right="0" w:firstLine="0"/>
+              <w:spacing w:before="40" w:after="40" w:lineRule="auto" w:line="240"/>
             </w:pPr>
             <w:r>
               <w:t xml:space="preserve">string</w:t>
@@ -16446,8 +16446,8 @@
             <w:pPr>
               <w:pStyle w:val="Compact"/>
               <w:jc w:val="left"/>
-              <w:ind w:left="0" w:firstLine="0" w:right="0"/>
-              <w:spacing w:before="40" w:lineRule="auto" w:line="240" w:after="40"/>
+              <w:ind w:left="0" w:right="0" w:firstLine="0"/>
+              <w:spacing w:before="40" w:after="40" w:lineRule="auto" w:line="240"/>
             </w:pPr>
             <w:r>
               <w:t xml:space="preserve">required</w:t>
@@ -16460,8 +16460,8 @@
             <w:pPr>
               <w:pStyle w:val="Compact"/>
               <w:jc w:val="left"/>
-              <w:ind w:left="0" w:firstLine="0" w:right="0"/>
-              <w:spacing w:before="40" w:lineRule="auto" w:line="240" w:after="40"/>
+              <w:ind w:left="0" w:right="0" w:firstLine="0"/>
+              <w:spacing w:before="40" w:after="40" w:lineRule="auto" w:line="240"/>
             </w:pPr>
             <w:r>
               <w:t xml:space="preserve">Attribute identifier.</w:t>
@@ -16476,8 +16476,8 @@
             <w:pPr>
               <w:pStyle w:val="Compact"/>
               <w:jc w:val="left"/>
-              <w:ind w:left="0" w:firstLine="0" w:right="0"/>
-              <w:spacing w:before="40" w:lineRule="auto" w:line="240" w:after="40"/>
+              <w:ind w:left="0" w:right="0" w:firstLine="0"/>
+              <w:spacing w:before="40" w:after="40" w:lineRule="auto" w:line="240"/>
             </w:pPr>
             <w:r>
               <w:rPr>
@@ -16493,8 +16493,8 @@
             <w:pPr>
               <w:pStyle w:val="Compact"/>
               <w:jc w:val="left"/>
-              <w:ind w:left="0" w:firstLine="0" w:right="0"/>
-              <w:spacing w:before="40" w:lineRule="auto" w:line="240" w:after="40"/>
+              <w:ind w:left="0" w:right="0" w:firstLine="0"/>
+              <w:spacing w:before="40" w:after="40" w:lineRule="auto" w:line="240"/>
             </w:pPr>
             <w:r>
               <w:t xml:space="preserve">string</w:t>
@@ -16507,8 +16507,8 @@
             <w:pPr>
               <w:pStyle w:val="Compact"/>
               <w:jc w:val="left"/>
-              <w:ind w:left="0" w:firstLine="0" w:right="0"/>
-              <w:spacing w:before="40" w:lineRule="auto" w:line="240" w:after="40"/>
+              <w:ind w:left="0" w:right="0" w:firstLine="0"/>
+              <w:spacing w:before="40" w:after="40" w:lineRule="auto" w:line="240"/>
             </w:pPr>
             <w:r>
               <w:rPr>
@@ -16524,8 +16524,8 @@
             <w:pPr>
               <w:pStyle w:val="Compact"/>
               <w:jc w:val="left"/>
-              <w:ind w:left="0" w:firstLine="0" w:right="0"/>
-              <w:spacing w:before="40" w:lineRule="auto" w:line="240" w:after="40"/>
+              <w:ind w:left="0" w:right="0" w:firstLine="0"/>
+              <w:spacing w:before="40" w:after="40" w:lineRule="auto" w:line="240"/>
             </w:pPr>
             <w:r>
               <w:t xml:space="preserve">One of:</w:t>
@@ -16639,8 +16639,8 @@
             <w:pPr>
               <w:pStyle w:val="Compact"/>
               <w:jc w:val="left"/>
-              <w:ind w:left="0" w:firstLine="0" w:right="0"/>
-              <w:spacing w:before="40" w:lineRule="auto" w:line="240" w:after="40"/>
+              <w:ind w:left="0" w:right="0" w:firstLine="0"/>
+              <w:spacing w:before="40" w:after="40" w:lineRule="auto" w:line="240"/>
             </w:pPr>
             <w:r>
               <w:rPr>
@@ -16656,8 +16656,8 @@
             <w:pPr>
               <w:pStyle w:val="Compact"/>
               <w:jc w:val="left"/>
-              <w:ind w:left="0" w:firstLine="0" w:right="0"/>
-              <w:spacing w:before="40" w:lineRule="auto" w:line="240" w:after="40"/>
+              <w:ind w:left="0" w:right="0" w:firstLine="0"/>
+              <w:spacing w:before="40" w:after="40" w:lineRule="auto" w:line="240"/>
             </w:pPr>
             <w:r>
               <w:t xml:space="preserve">integer</w:t>
@@ -16670,8 +16670,8 @@
             <w:pPr>
               <w:pStyle w:val="Compact"/>
               <w:jc w:val="left"/>
-              <w:ind w:left="0" w:firstLine="0" w:right="0"/>
-              <w:spacing w:before="40" w:lineRule="auto" w:line="240" w:after="40"/>
+              <w:ind w:left="0" w:right="0" w:firstLine="0"/>
+              <w:spacing w:before="40" w:after="40" w:lineRule="auto" w:line="240"/>
             </w:pPr>
             <w:r>
               <w:t xml:space="preserve">0</w:t>
@@ -16684,8 +16684,8 @@
             <w:pPr>
               <w:pStyle w:val="Compact"/>
               <w:jc w:val="left"/>
-              <w:ind w:left="0" w:firstLine="0" w:right="0"/>
-              <w:spacing w:before="40" w:lineRule="auto" w:line="240" w:after="40"/>
+              <w:ind w:left="0" w:right="0" w:firstLine="0"/>
+              <w:spacing w:before="40" w:after="40" w:lineRule="auto" w:line="240"/>
             </w:pPr>
             <w:r>
               <w:t xml:space="preserve">0 = optional, 1 = required.</w:t>
@@ -16700,8 +16700,8 @@
             <w:pPr>
               <w:pStyle w:val="Compact"/>
               <w:jc w:val="left"/>
-              <w:ind w:left="0" w:firstLine="0" w:right="0"/>
-              <w:spacing w:before="40" w:lineRule="auto" w:line="240" w:after="40"/>
+              <w:ind w:left="0" w:right="0" w:firstLine="0"/>
+              <w:spacing w:before="40" w:after="40" w:lineRule="auto" w:line="240"/>
             </w:pPr>
             <w:r>
               <w:rPr>
@@ -16717,8 +16717,8 @@
             <w:pPr>
               <w:pStyle w:val="Compact"/>
               <w:jc w:val="left"/>
-              <w:ind w:left="0" w:firstLine="0" w:right="0"/>
-              <w:spacing w:before="40" w:lineRule="auto" w:line="240" w:after="40"/>
+              <w:ind w:left="0" w:right="0" w:firstLine="0"/>
+              <w:spacing w:before="40" w:after="40" w:lineRule="auto" w:line="240"/>
             </w:pPr>
             <w:r>
               <w:t xml:space="preserve">integer</w:t>
@@ -16731,8 +16731,8 @@
             <w:pPr>
               <w:pStyle w:val="Compact"/>
               <w:jc w:val="left"/>
-              <w:ind w:left="0" w:firstLine="0" w:right="0"/>
-              <w:spacing w:before="40" w:lineRule="auto" w:line="240" w:after="40"/>
+              <w:ind w:left="0" w:right="0" w:firstLine="0"/>
+              <w:spacing w:before="40" w:after="40" w:lineRule="auto" w:line="240"/>
             </w:pPr>
             <w:r>
               <w:t xml:space="preserve">1</w:t>
@@ -16745,8 +16745,8 @@
             <w:pPr>
               <w:pStyle w:val="Compact"/>
               <w:jc w:val="left"/>
-              <w:ind w:left="0" w:firstLine="0" w:right="0"/>
-              <w:spacing w:before="40" w:lineRule="auto" w:line="240" w:after="40"/>
+              <w:ind w:left="0" w:right="0" w:firstLine="0"/>
+              <w:spacing w:before="40" w:after="40" w:lineRule="auto" w:line="240"/>
             </w:pPr>
             <w:r>
               <w:t xml:space="preserve">Maximum number of values.</w:t>
@@ -16761,8 +16761,8 @@
             <w:pPr>
               <w:pStyle w:val="Compact"/>
               <w:jc w:val="left"/>
-              <w:ind w:left="0" w:firstLine="0" w:right="0"/>
-              <w:spacing w:before="40" w:lineRule="auto" w:line="240" w:after="40"/>
+              <w:ind w:left="0" w:right="0" w:firstLine="0"/>
+              <w:spacing w:before="40" w:after="40" w:lineRule="auto" w:line="240"/>
             </w:pPr>
             <w:r>
               <w:rPr>
@@ -16793,8 +16793,8 @@
             <w:pPr>
               <w:pStyle w:val="Compact"/>
               <w:jc w:val="left"/>
-              <w:ind w:left="0" w:firstLine="0" w:right="0"/>
-              <w:spacing w:before="40" w:lineRule="auto" w:line="240" w:after="40"/>
+              <w:ind w:left="0" w:right="0" w:firstLine="0"/>
+              <w:spacing w:before="40" w:after="40" w:lineRule="auto" w:line="240"/>
             </w:pPr>
             <w:r>
               <w:t xml:space="preserve">number</w:t>
@@ -16807,8 +16807,8 @@
             <w:pPr>
               <w:pStyle w:val="Compact"/>
               <w:jc w:val="left"/>
-              <w:ind w:left="0" w:firstLine="0" w:right="0"/>
-              <w:spacing w:before="40" w:lineRule="auto" w:line="240" w:after="40"/>
+              <w:ind w:left="0" w:right="0" w:firstLine="0"/>
+              <w:spacing w:before="40" w:after="40" w:lineRule="auto" w:line="240"/>
             </w:pPr>
             <w:r>
               <w:t xml:space="preserve">nil</w:t>
@@ -16821,8 +16821,8 @@
             <w:pPr>
               <w:pStyle w:val="Compact"/>
               <w:jc w:val="left"/>
-              <w:ind w:left="0" w:firstLine="0" w:right="0"/>
-              <w:spacing w:before="40" w:lineRule="auto" w:line="240" w:after="40"/>
+              <w:ind w:left="0" w:right="0" w:firstLine="0"/>
+              <w:spacing w:before="40" w:after="40" w:lineRule="auto" w:line="240"/>
             </w:pPr>
             <w:r>
               <w:t xml:space="preserve">Bounds for numeric types.</w:t>
@@ -16837,8 +16837,8 @@
             <w:pPr>
               <w:pStyle w:val="Compact"/>
               <w:jc w:val="left"/>
-              <w:ind w:left="0" w:firstLine="0" w:right="0"/>
-              <w:spacing w:before="40" w:lineRule="auto" w:line="240" w:after="40"/>
+              <w:ind w:left="0" w:right="0" w:firstLine="0"/>
+              <w:spacing w:before="40" w:after="40" w:lineRule="auto" w:line="240"/>
             </w:pPr>
             <w:r>
               <w:rPr>
@@ -16854,8 +16854,8 @@
             <w:pPr>
               <w:pStyle w:val="Compact"/>
               <w:jc w:val="left"/>
-              <w:ind w:left="0" w:firstLine="0" w:right="0"/>
-              <w:spacing w:before="40" w:lineRule="auto" w:line="240" w:after="40"/>
+              <w:ind w:left="0" w:right="0" w:firstLine="0"/>
+              <w:spacing w:before="40" w:after="40" w:lineRule="auto" w:line="240"/>
             </w:pPr>
             <w:r>
               <w:t xml:space="preserve">list</w:t>
@@ -16868,8 +16868,8 @@
             <w:pPr>
               <w:pStyle w:val="Compact"/>
               <w:jc w:val="left"/>
-              <w:ind w:left="0" w:firstLine="0" w:right="0"/>
-              <w:spacing w:before="40" w:lineRule="auto" w:line="240" w:after="40"/>
+              <w:ind w:left="0" w:right="0" w:firstLine="0"/>
+              <w:spacing w:before="40" w:after="40" w:lineRule="auto" w:line="240"/>
             </w:pPr>
             <w:r>
               <w:t xml:space="preserve">nil</w:t>
@@ -16882,8 +16882,8 @@
             <w:pPr>
               <w:pStyle w:val="Compact"/>
               <w:jc w:val="left"/>
-              <w:ind w:left="0" w:firstLine="0" w:right="0"/>
-              <w:spacing w:before="40" w:lineRule="auto" w:line="240" w:after="40"/>
+              <w:ind w:left="0" w:right="0" w:firstLine="0"/>
+              <w:spacing w:before="40" w:after="40" w:lineRule="auto" w:line="240"/>
             </w:pPr>
             <w:r>
               <w:t xml:space="preserve">Required when</w:t>
@@ -16910,8 +16910,8 @@
             <w:pPr>
               <w:pStyle w:val="Compact"/>
               <w:jc w:val="left"/>
-              <w:ind w:left="0" w:firstLine="0" w:right="0"/>
-              <w:spacing w:before="40" w:lineRule="auto" w:line="240" w:after="40"/>
+              <w:ind w:left="0" w:right="0" w:firstLine="0"/>
+              <w:spacing w:before="40" w:after="40" w:lineRule="auto" w:line="240"/>
             </w:pPr>
             <w:r>
               <w:rPr>
@@ -16927,8 +16927,8 @@
             <w:pPr>
               <w:pStyle w:val="Compact"/>
               <w:jc w:val="left"/>
-              <w:ind w:left="0" w:firstLine="0" w:right="0"/>
-              <w:spacing w:before="40" w:lineRule="auto" w:line="240" w:after="40"/>
+              <w:ind w:left="0" w:right="0" w:firstLine="0"/>
+              <w:spacing w:before="40" w:after="40" w:lineRule="auto" w:line="240"/>
             </w:pPr>
             <w:r>
               <w:t xml:space="preserve">string</w:t>
@@ -16941,8 +16941,8 @@
             <w:pPr>
               <w:pStyle w:val="Compact"/>
               <w:jc w:val="left"/>
-              <w:ind w:left="0" w:firstLine="0" w:right="0"/>
-              <w:spacing w:before="40" w:lineRule="auto" w:line="240" w:after="40"/>
+              <w:ind w:left="0" w:right="0" w:firstLine="0"/>
+              <w:spacing w:before="40" w:after="40" w:lineRule="auto" w:line="240"/>
             </w:pPr>
             <w:r>
               <w:t xml:space="preserve">auto</w:t>
@@ -16955,8 +16955,8 @@
             <w:pPr>
               <w:pStyle w:val="Compact"/>
               <w:jc w:val="left"/>
-              <w:ind w:left="0" w:firstLine="0" w:right="0"/>
-              <w:spacing w:before="40" w:lineRule="auto" w:line="240" w:after="40"/>
+              <w:ind w:left="0" w:right="0" w:firstLine="0"/>
+              <w:spacing w:before="40" w:after="40" w:lineRule="auto" w:line="240"/>
             </w:pPr>
             <w:r>
               <w:t xml:space="preserve">Override the auto-generated datatype id. For</w:t>
@@ -17008,7 +17008,7 @@
     </w:p>
     <w:p>
       <w:pPr>
-        <w:spacing w:line="20" w:before="0" w:lineRule="exact" w:after="0"/>
+        <w:spacing w:before="0" w:after="0" w:lineRule="exact" w:line="20"/>
         <w:rPr>
           <w:sz w:val="2"/>
         </w:rPr>
@@ -17050,12 +17050,12 @@
         <w:tblLook w:firstRow="1" w:lastRow="0" w:firstColumn="0" w:lastColumn="0" w:noHBand="0" w:noVBand="0" w:val="0020"/>
         <w:jc w:val="start"/>
         <w:tblBorders>
-          <w:top w:space="0" w:color="000000" w:sz="6" w:val="single"/>
-          <w:left w:space="0" w:color="000000" w:sz="6" w:val="single"/>
-          <w:bottom w:space="0" w:color="000000" w:sz="6" w:val="single"/>
-          <w:right w:space="0" w:color="000000" w:sz="6" w:val="single"/>
-          <w:insideH w:space="0" w:color="000000" w:sz="6" w:val="single"/>
-          <w:insideV w:space="0" w:color="000000" w:sz="6" w:val="single"/>
+          <w:top w:color="000000" w:val="single" w:sz="6" w:space="0"/>
+          <w:left w:color="000000" w:val="single" w:sz="6" w:space="0"/>
+          <w:bottom w:color="000000" w:val="single" w:sz="6" w:space="0"/>
+          <w:right w:color="000000" w:val="single" w:sz="6" w:space="0"/>
+          <w:insideH w:color="000000" w:val="single" w:sz="6" w:space="0"/>
+          <w:insideV w:color="000000" w:val="single" w:sz="6" w:space="0"/>
         </w:tblBorders>
         <w:tblCellMar>
           <w:top w:type="dxa" w:w="57"/>
@@ -17076,14 +17076,14 @@
         </w:trPr>
         <w:tc>
           <w:tcPr>
-            <w:shd w:fill="E8E8E8" w:color="auto" w:val="clear"/>
+            <w:shd w:val="clear" w:fill="E8E8E8" w:color="auto"/>
           </w:tcPr>
           <w:p>
             <w:pPr>
               <w:pStyle w:val="Compact"/>
               <w:jc w:val="left"/>
-              <w:ind w:left="0" w:firstLine="0" w:right="0"/>
-              <w:spacing w:before="40" w:lineRule="auto" w:line="240" w:after="40"/>
+              <w:ind w:left="0" w:right="0" w:firstLine="0"/>
+              <w:spacing w:before="40" w:after="40" w:lineRule="auto" w:line="240"/>
             </w:pPr>
             <w:r>
               <w:rPr>
@@ -17095,14 +17095,14 @@
         </w:tc>
         <w:tc>
           <w:tcPr>
-            <w:shd w:fill="E8E8E8" w:color="auto" w:val="clear"/>
+            <w:shd w:val="clear" w:fill="E8E8E8" w:color="auto"/>
           </w:tcPr>
           <w:p>
             <w:pPr>
               <w:pStyle w:val="Compact"/>
               <w:jc w:val="left"/>
-              <w:ind w:left="0" w:firstLine="0" w:right="0"/>
-              <w:spacing w:before="40" w:lineRule="auto" w:line="240" w:after="40"/>
+              <w:ind w:left="0" w:right="0" w:firstLine="0"/>
+              <w:spacing w:before="40" w:after="40" w:lineRule="auto" w:line="240"/>
             </w:pPr>
             <w:r>
               <w:rPr>
@@ -17114,14 +17114,14 @@
         </w:tc>
         <w:tc>
           <w:tcPr>
-            <w:shd w:fill="E8E8E8" w:color="auto" w:val="clear"/>
+            <w:shd w:val="clear" w:fill="E8E8E8" w:color="auto"/>
           </w:tcPr>
           <w:p>
             <w:pPr>
               <w:pStyle w:val="Compact"/>
               <w:jc w:val="left"/>
-              <w:ind w:left="0" w:firstLine="0" w:right="0"/>
-              <w:spacing w:before="40" w:lineRule="auto" w:line="240" w:after="40"/>
+              <w:ind w:left="0" w:right="0" w:firstLine="0"/>
+              <w:spacing w:before="40" w:after="40" w:lineRule="auto" w:line="240"/>
             </w:pPr>
             <w:r>
               <w:rPr>
@@ -17133,14 +17133,14 @@
         </w:tc>
         <w:tc>
           <w:tcPr>
-            <w:shd w:fill="E8E8E8" w:color="auto" w:val="clear"/>
+            <w:shd w:val="clear" w:fill="E8E8E8" w:color="auto"/>
           </w:tcPr>
           <w:p>
             <w:pPr>
               <w:pStyle w:val="Compact"/>
               <w:jc w:val="left"/>
-              <w:ind w:left="0" w:firstLine="0" w:right="0"/>
-              <w:spacing w:before="40" w:lineRule="auto" w:line="240" w:after="40"/>
+              <w:ind w:left="0" w:right="0" w:firstLine="0"/>
+              <w:spacing w:before="40" w:after="40" w:lineRule="auto" w:line="240"/>
             </w:pPr>
             <w:r>
               <w:rPr>
@@ -17158,8 +17158,8 @@
             <w:pPr>
               <w:pStyle w:val="Compact"/>
               <w:jc w:val="left"/>
-              <w:ind w:left="0" w:firstLine="0" w:right="0"/>
-              <w:spacing w:before="40" w:lineRule="auto" w:line="240" w:after="40"/>
+              <w:ind w:left="0" w:right="0" w:firstLine="0"/>
+              <w:spacing w:before="40" w:after="40" w:lineRule="auto" w:line="240"/>
             </w:pPr>
             <w:r>
               <w:rPr>
@@ -17175,8 +17175,8 @@
             <w:pPr>
               <w:pStyle w:val="Compact"/>
               <w:jc w:val="left"/>
-              <w:ind w:left="0" w:firstLine="0" w:right="0"/>
-              <w:spacing w:before="40" w:lineRule="auto" w:line="240" w:after="40"/>
+              <w:ind w:left="0" w:right="0" w:firstLine="0"/>
+              <w:spacing w:before="40" w:after="40" w:lineRule="auto" w:line="240"/>
             </w:pPr>
             <w:r>
               <w:t xml:space="preserve">string</w:t>
@@ -17189,8 +17189,8 @@
             <w:pPr>
               <w:pStyle w:val="Compact"/>
               <w:jc w:val="left"/>
-              <w:ind w:left="0" w:firstLine="0" w:right="0"/>
-              <w:spacing w:before="40" w:lineRule="auto" w:line="240" w:after="40"/>
+              <w:ind w:left="0" w:right="0" w:firstLine="0"/>
+              <w:spacing w:before="40" w:after="40" w:lineRule="auto" w:line="240"/>
             </w:pPr>
             <w:r>
               <w:t xml:space="preserve">required</w:t>
@@ -17203,8 +17203,8 @@
             <w:pPr>
               <w:pStyle w:val="Compact"/>
               <w:jc w:val="left"/>
-              <w:ind w:left="0" w:firstLine="0" w:right="0"/>
-              <w:spacing w:before="40" w:lineRule="auto" w:line="240" w:after="40"/>
+              <w:ind w:left="0" w:right="0" w:firstLine="0"/>
+              <w:spacing w:before="40" w:after="40" w:lineRule="auto" w:line="240"/>
             </w:pPr>
             <w:r>
               <w:t xml:space="preserve">Unique identifier.</w:t>
@@ -17219,8 +17219,8 @@
             <w:pPr>
               <w:pStyle w:val="Compact"/>
               <w:jc w:val="left"/>
-              <w:ind w:left="0" w:firstLine="0" w:right="0"/>
-              <w:spacing w:before="40" w:lineRule="auto" w:line="240" w:after="40"/>
+              <w:ind w:left="0" w:right="0" w:firstLine="0"/>
+              <w:spacing w:before="40" w:after="40" w:lineRule="auto" w:line="240"/>
             </w:pPr>
             <w:r>
               <w:rPr>
@@ -17236,8 +17236,8 @@
             <w:pPr>
               <w:pStyle w:val="Compact"/>
               <w:jc w:val="left"/>
-              <w:ind w:left="0" w:firstLine="0" w:right="0"/>
-              <w:spacing w:before="40" w:lineRule="auto" w:line="240" w:after="40"/>
+              <w:ind w:left="0" w:right="0" w:firstLine="0"/>
+              <w:spacing w:before="40" w:after="40" w:lineRule="auto" w:line="240"/>
             </w:pPr>
             <w:r>
               <w:t xml:space="preserve">string</w:t>
@@ -17250,8 +17250,8 @@
             <w:pPr>
               <w:pStyle w:val="Compact"/>
               <w:jc w:val="left"/>
-              <w:ind w:left="0" w:firstLine="0" w:right="0"/>
-              <w:spacing w:before="40" w:lineRule="auto" w:line="240" w:after="40"/>
+              <w:ind w:left="0" w:right="0" w:firstLine="0"/>
+              <w:spacing w:before="40" w:after="40" w:lineRule="auto" w:line="240"/>
             </w:pPr>
             <w:r>
               <w:t xml:space="preserve">same as</w:t>
@@ -17273,8 +17273,8 @@
             <w:pPr>
               <w:pStyle w:val="Compact"/>
               <w:jc w:val="left"/>
-              <w:ind w:left="0" w:firstLine="0" w:right="0"/>
-              <w:spacing w:before="40" w:lineRule="auto" w:line="240" w:after="40"/>
+              <w:ind w:left="0" w:right="0" w:firstLine="0"/>
+              <w:spacing w:before="40" w:after="40" w:lineRule="auto" w:line="240"/>
             </w:pPr>
             <w:r>
               <w:t xml:space="preserve">Human-readable name.</w:t>
@@ -17289,8 +17289,8 @@
             <w:pPr>
               <w:pStyle w:val="Compact"/>
               <w:jc w:val="left"/>
-              <w:ind w:left="0" w:firstLine="0" w:right="0"/>
-              <w:spacing w:before="40" w:lineRule="auto" w:line="240" w:after="40"/>
+              <w:ind w:left="0" w:right="0" w:firstLine="0"/>
+              <w:spacing w:before="40" w:after="40" w:lineRule="auto" w:line="240"/>
             </w:pPr>
             <w:r>
               <w:rPr>
@@ -17306,8 +17306,8 @@
             <w:pPr>
               <w:pStyle w:val="Compact"/>
               <w:jc w:val="left"/>
-              <w:ind w:left="0" w:firstLine="0" w:right="0"/>
-              <w:spacing w:before="40" w:lineRule="auto" w:line="240" w:after="40"/>
+              <w:ind w:left="0" w:right="0" w:firstLine="0"/>
+              <w:spacing w:before="40" w:after="40" w:lineRule="auto" w:line="240"/>
             </w:pPr>
             <w:r>
               <w:t xml:space="preserve">string</w:t>
@@ -17320,8 +17320,8 @@
             <w:pPr>
               <w:pStyle w:val="Compact"/>
               <w:jc w:val="left"/>
-              <w:ind w:left="0" w:firstLine="0" w:right="0"/>
-              <w:spacing w:before="40" w:lineRule="auto" w:line="240" w:after="40"/>
+              <w:ind w:left="0" w:right="0" w:firstLine="0"/>
+              <w:spacing w:before="40" w:after="40" w:lineRule="auto" w:line="240"/>
             </w:pPr>
             <w:r>
               <w:rPr>
@@ -17337,8 +17337,8 @@
             <w:pPr>
               <w:pStyle w:val="Compact"/>
               <w:jc w:val="left"/>
-              <w:ind w:left="0" w:firstLine="0" w:right="0"/>
-              <w:spacing w:before="40" w:lineRule="auto" w:line="240" w:after="40"/>
+              <w:ind w:left="0" w:right="0" w:firstLine="0"/>
+              <w:spacing w:before="40" w:after="40" w:lineRule="auto" w:line="240"/>
             </w:pPr>
             <w:r>
               <w:t xml:space="preserve">Description text.</w:t>
@@ -17353,8 +17353,8 @@
             <w:pPr>
               <w:pStyle w:val="Compact"/>
               <w:jc w:val="left"/>
-              <w:ind w:left="0" w:firstLine="0" w:right="0"/>
-              <w:spacing w:before="40" w:lineRule="auto" w:line="240" w:after="40"/>
+              <w:ind w:left="0" w:right="0" w:firstLine="0"/>
+              <w:spacing w:before="40" w:after="40" w:lineRule="auto" w:line="240"/>
             </w:pPr>
             <w:r>
               <w:rPr>
@@ -17370,8 +17370,8 @@
             <w:pPr>
               <w:pStyle w:val="Compact"/>
               <w:jc w:val="left"/>
-              <w:ind w:left="0" w:firstLine="0" w:right="0"/>
-              <w:spacing w:before="40" w:lineRule="auto" w:line="240" w:after="40"/>
+              <w:ind w:left="0" w:right="0" w:firstLine="0"/>
+              <w:spacing w:before="40" w:after="40" w:lineRule="auto" w:line="240"/>
             </w:pPr>
             <w:r>
               <w:t xml:space="preserve">string</w:t>
@@ -17384,8 +17384,8 @@
             <w:pPr>
               <w:pStyle w:val="Compact"/>
               <w:jc w:val="left"/>
-              <w:ind w:left="0" w:firstLine="0" w:right="0"/>
-              <w:spacing w:before="40" w:lineRule="auto" w:line="240" w:after="40"/>
+              <w:ind w:left="0" w:right="0" w:firstLine="0"/>
+              <w:spacing w:before="40" w:after="40" w:lineRule="auto" w:line="240"/>
             </w:pPr>
             <w:r>
               <w:t xml:space="preserve">same as</w:t>
@@ -17407,8 +17407,8 @@
             <w:pPr>
               <w:pStyle w:val="Compact"/>
               <w:jc w:val="left"/>
-              <w:ind w:left="0" w:firstLine="0" w:right="0"/>
-              <w:spacing w:before="40" w:lineRule="auto" w:line="240" w:after="40"/>
+              <w:ind w:left="0" w:right="0" w:firstLine="0"/>
+              <w:spacing w:before="40" w:after="40" w:lineRule="auto" w:line="240"/>
             </w:pPr>
             <w:r>
               <w:t xml:space="preserve">Prefix used in output captions (e.g. </w:t>
@@ -17432,8 +17432,8 @@
             <w:pPr>
               <w:pStyle w:val="Compact"/>
               <w:jc w:val="left"/>
-              <w:ind w:left="0" w:firstLine="0" w:right="0"/>
-              <w:spacing w:before="40" w:lineRule="auto" w:line="240" w:after="40"/>
+              <w:ind w:left="0" w:right="0" w:firstLine="0"/>
+              <w:spacing w:before="40" w:after="40" w:lineRule="auto" w:line="240"/>
             </w:pPr>
             <w:r>
               <w:rPr>
@@ -17449,8 +17449,8 @@
             <w:pPr>
               <w:pStyle w:val="Compact"/>
               <w:jc w:val="left"/>
-              <w:ind w:left="0" w:firstLine="0" w:right="0"/>
-              <w:spacing w:before="40" w:lineRule="auto" w:line="240" w:after="40"/>
+              <w:ind w:left="0" w:right="0" w:firstLine="0"/>
+              <w:spacing w:before="40" w:after="40" w:lineRule="auto" w:line="240"/>
             </w:pPr>
             <w:r>
               <w:t xml:space="preserve">string</w:t>
@@ -17463,8 +17463,8 @@
             <w:pPr>
               <w:pStyle w:val="Compact"/>
               <w:jc w:val="left"/>
-              <w:ind w:left="0" w:firstLine="0" w:right="0"/>
-              <w:spacing w:before="40" w:lineRule="auto" w:line="240" w:after="40"/>
+              <w:ind w:left="0" w:right="0" w:firstLine="0"/>
+              <w:spacing w:before="40" w:after="40" w:lineRule="auto" w:line="240"/>
             </w:pPr>
             <w:r>
               <w:t xml:space="preserve">same as</w:t>
@@ -17486,8 +17486,8 @@
             <w:pPr>
               <w:pStyle w:val="Compact"/>
               <w:jc w:val="left"/>
-              <w:ind w:left="0" w:firstLine="0" w:right="0"/>
-              <w:spacing w:before="40" w:lineRule="auto" w:line="240" w:after="40"/>
+              <w:ind w:left="0" w:right="0" w:firstLine="0"/>
+              <w:spacing w:before="40" w:after="40" w:lineRule="auto" w:line="240"/>
             </w:pPr>
             <w:r>
               <w:t xml:space="preserve">Counter sharing group. Floats with the same</w:t>
@@ -17517,8 +17517,8 @@
             <w:pPr>
               <w:pStyle w:val="Compact"/>
               <w:jc w:val="left"/>
-              <w:ind w:left="0" w:firstLine="0" w:right="0"/>
-              <w:spacing w:before="40" w:lineRule="auto" w:line="240" w:after="40"/>
+              <w:ind w:left="0" w:right="0" w:firstLine="0"/>
+              <w:spacing w:before="40" w:after="40" w:lineRule="auto" w:line="240"/>
             </w:pPr>
             <w:r>
               <w:rPr>
@@ -17534,8 +17534,8 @@
             <w:pPr>
               <w:pStyle w:val="Compact"/>
               <w:jc w:val="left"/>
-              <w:ind w:left="0" w:firstLine="0" w:right="0"/>
-              <w:spacing w:before="40" w:lineRule="auto" w:line="240" w:after="40"/>
+              <w:ind w:left="0" w:right="0" w:firstLine="0"/>
+              <w:spacing w:before="40" w:after="40" w:lineRule="auto" w:line="240"/>
             </w:pPr>
             <w:r>
               <w:t xml:space="preserve">list</w:t>
@@ -17548,8 +17548,8 @@
             <w:pPr>
               <w:pStyle w:val="Compact"/>
               <w:jc w:val="left"/>
-              <w:ind w:left="0" w:firstLine="0" w:right="0"/>
-              <w:spacing w:before="40" w:lineRule="auto" w:line="240" w:after="40"/>
+              <w:ind w:left="0" w:right="0" w:firstLine="0"/>
+              <w:spacing w:before="40" w:after="40" w:lineRule="auto" w:line="240"/>
             </w:pPr>
             <w:r>
               <w:t xml:space="preserve">nil</w:t>
@@ -17562,8 +17562,8 @@
             <w:pPr>
               <w:pStyle w:val="Compact"/>
               <w:jc w:val="left"/>
-              <w:ind w:left="0" w:firstLine="0" w:right="0"/>
-              <w:spacing w:before="40" w:lineRule="auto" w:line="240" w:after="40"/>
+              <w:ind w:left="0" w:right="0" w:firstLine="0"/>
+              <w:spacing w:before="40" w:after="40" w:lineRule="auto" w:line="240"/>
             </w:pPr>
             <w:r>
               <w:t xml:space="preserve">Alternative fence prefixes.</w:t>
@@ -17578,8 +17578,8 @@
             <w:pPr>
               <w:pStyle w:val="Compact"/>
               <w:jc w:val="left"/>
-              <w:ind w:left="0" w:firstLine="0" w:right="0"/>
-              <w:spacing w:before="40" w:lineRule="auto" w:line="240" w:after="40"/>
+              <w:ind w:left="0" w:right="0" w:firstLine="0"/>
+              <w:spacing w:before="40" w:after="40" w:lineRule="auto" w:line="240"/>
             </w:pPr>
             <w:r>
               <w:rPr>
@@ -17595,8 +17595,8 @@
             <w:pPr>
               <w:pStyle w:val="Compact"/>
               <w:jc w:val="left"/>
-              <w:ind w:left="0" w:firstLine="0" w:right="0"/>
-              <w:spacing w:before="40" w:lineRule="auto" w:line="240" w:after="40"/>
+              <w:ind w:left="0" w:right="0" w:firstLine="0"/>
+              <w:spacing w:before="40" w:after="40" w:lineRule="auto" w:line="240"/>
             </w:pPr>
             <w:r>
               <w:t xml:space="preserve">boolean</w:t>
@@ -17609,8 +17609,8 @@
             <w:pPr>
               <w:pStyle w:val="Compact"/>
               <w:jc w:val="left"/>
-              <w:ind w:left="0" w:firstLine="0" w:right="0"/>
-              <w:spacing w:before="40" w:lineRule="auto" w:line="240" w:after="40"/>
+              <w:ind w:left="0" w:right="0" w:firstLine="0"/>
+              <w:spacing w:before="40" w:after="40" w:lineRule="auto" w:line="240"/>
             </w:pPr>
             <w:r>
               <w:t xml:space="preserve">false</w:t>
@@ -17623,8 +17623,8 @@
             <w:pPr>
               <w:pStyle w:val="Compact"/>
               <w:jc w:val="left"/>
-              <w:ind w:left="0" w:firstLine="0" w:right="0"/>
-              <w:spacing w:before="40" w:lineRule="auto" w:line="240" w:after="40"/>
+              <w:ind w:left="0" w:right="0" w:firstLine="0"/>
+              <w:spacing w:before="40" w:after="40" w:lineRule="auto" w:line="240"/>
             </w:pPr>
             <w:r>
               <w:t xml:space="preserve">See</w:t>
@@ -17663,7 +17663,7 @@
     </w:p>
     <w:p>
       <w:pPr>
-        <w:spacing w:line="20" w:before="0" w:lineRule="exact" w:after="0"/>
+        <w:spacing w:before="0" w:after="0" w:lineRule="exact" w:line="20"/>
         <w:rPr>
           <w:sz w:val="2"/>
         </w:rPr>
@@ -17705,12 +17705,12 @@
         <w:tblLook w:firstRow="1" w:lastRow="0" w:firstColumn="0" w:lastColumn="0" w:noHBand="0" w:noVBand="0" w:val="0020"/>
         <w:jc w:val="start"/>
         <w:tblBorders>
-          <w:top w:space="0" w:color="000000" w:sz="6" w:val="single"/>
-          <w:left w:space="0" w:color="000000" w:sz="6" w:val="single"/>
-          <w:bottom w:space="0" w:color="000000" w:sz="6" w:val="single"/>
-          <w:right w:space="0" w:color="000000" w:sz="6" w:val="single"/>
-          <w:insideH w:space="0" w:color="000000" w:sz="6" w:val="single"/>
-          <w:insideV w:space="0" w:color="000000" w:sz="6" w:val="single"/>
+          <w:top w:color="000000" w:val="single" w:sz="6" w:space="0"/>
+          <w:left w:color="000000" w:val="single" w:sz="6" w:space="0"/>
+          <w:bottom w:color="000000" w:val="single" w:sz="6" w:space="0"/>
+          <w:right w:color="000000" w:val="single" w:sz="6" w:space="0"/>
+          <w:insideH w:color="000000" w:val="single" w:sz="6" w:space="0"/>
+          <w:insideV w:color="000000" w:val="single" w:sz="6" w:space="0"/>
         </w:tblBorders>
         <w:tblCellMar>
           <w:top w:type="dxa" w:w="57"/>
@@ -17731,14 +17731,14 @@
         </w:trPr>
         <w:tc>
           <w:tcPr>
-            <w:shd w:fill="E8E8E8" w:color="auto" w:val="clear"/>
+            <w:shd w:val="clear" w:fill="E8E8E8" w:color="auto"/>
           </w:tcPr>
           <w:p>
             <w:pPr>
               <w:pStyle w:val="Compact"/>
               <w:jc w:val="left"/>
-              <w:ind w:left="0" w:firstLine="0" w:right="0"/>
-              <w:spacing w:before="40" w:lineRule="auto" w:line="240" w:after="40"/>
+              <w:ind w:left="0" w:right="0" w:firstLine="0"/>
+              <w:spacing w:before="40" w:after="40" w:lineRule="auto" w:line="240"/>
             </w:pPr>
             <w:r>
               <w:rPr>
@@ -17750,14 +17750,14 @@
         </w:tc>
         <w:tc>
           <w:tcPr>
-            <w:shd w:fill="E8E8E8" w:color="auto" w:val="clear"/>
+            <w:shd w:val="clear" w:fill="E8E8E8" w:color="auto"/>
           </w:tcPr>
           <w:p>
             <w:pPr>
               <w:pStyle w:val="Compact"/>
               <w:jc w:val="left"/>
-              <w:ind w:left="0" w:firstLine="0" w:right="0"/>
-              <w:spacing w:before="40" w:lineRule="auto" w:line="240" w:after="40"/>
+              <w:ind w:left="0" w:right="0" w:firstLine="0"/>
+              <w:spacing w:before="40" w:after="40" w:lineRule="auto" w:line="240"/>
             </w:pPr>
             <w:r>
               <w:rPr>
@@ -17769,14 +17769,14 @@
         </w:tc>
         <w:tc>
           <w:tcPr>
-            <w:shd w:fill="E8E8E8" w:color="auto" w:val="clear"/>
+            <w:shd w:val="clear" w:fill="E8E8E8" w:color="auto"/>
           </w:tcPr>
           <w:p>
             <w:pPr>
               <w:pStyle w:val="Compact"/>
               <w:jc w:val="left"/>
-              <w:ind w:left="0" w:firstLine="0" w:right="0"/>
-              <w:spacing w:before="40" w:lineRule="auto" w:line="240" w:after="40"/>
+              <w:ind w:left="0" w:right="0" w:firstLine="0"/>
+              <w:spacing w:before="40" w:after="40" w:lineRule="auto" w:line="240"/>
             </w:pPr>
             <w:r>
               <w:rPr>
@@ -17788,14 +17788,14 @@
         </w:tc>
         <w:tc>
           <w:tcPr>
-            <w:shd w:fill="E8E8E8" w:color="auto" w:val="clear"/>
+            <w:shd w:val="clear" w:fill="E8E8E8" w:color="auto"/>
           </w:tcPr>
           <w:p>
             <w:pPr>
               <w:pStyle w:val="Compact"/>
               <w:jc w:val="left"/>
-              <w:ind w:left="0" w:firstLine="0" w:right="0"/>
-              <w:spacing w:before="40" w:lineRule="auto" w:line="240" w:after="40"/>
+              <w:ind w:left="0" w:right="0" w:firstLine="0"/>
+              <w:spacing w:before="40" w:after="40" w:lineRule="auto" w:line="240"/>
             </w:pPr>
             <w:r>
               <w:rPr>
@@ -17813,8 +17813,8 @@
             <w:pPr>
               <w:pStyle w:val="Compact"/>
               <w:jc w:val="left"/>
-              <w:ind w:left="0" w:firstLine="0" w:right="0"/>
-              <w:spacing w:before="40" w:lineRule="auto" w:line="240" w:after="40"/>
+              <w:ind w:left="0" w:right="0" w:firstLine="0"/>
+              <w:spacing w:before="40" w:after="40" w:lineRule="auto" w:line="240"/>
             </w:pPr>
             <w:r>
               <w:rPr>
@@ -17830,8 +17830,8 @@
             <w:pPr>
               <w:pStyle w:val="Compact"/>
               <w:jc w:val="left"/>
-              <w:ind w:left="0" w:firstLine="0" w:right="0"/>
-              <w:spacing w:before="40" w:lineRule="auto" w:line="240" w:after="40"/>
+              <w:ind w:left="0" w:right="0" w:firstLine="0"/>
+              <w:spacing w:before="40" w:after="40" w:lineRule="auto" w:line="240"/>
             </w:pPr>
             <w:r>
               <w:t xml:space="preserve">string</w:t>
@@ -17844,8 +17844,8 @@
             <w:pPr>
               <w:pStyle w:val="Compact"/>
               <w:jc w:val="left"/>
-              <w:ind w:left="0" w:firstLine="0" w:right="0"/>
-              <w:spacing w:before="40" w:lineRule="auto" w:line="240" w:after="40"/>
+              <w:ind w:left="0" w:right="0" w:firstLine="0"/>
+              <w:spacing w:before="40" w:after="40" w:lineRule="auto" w:line="240"/>
             </w:pPr>
             <w:r>
               <w:t xml:space="preserve">required</w:t>
@@ -17858,8 +17858,8 @@
             <w:pPr>
               <w:pStyle w:val="Compact"/>
               <w:jc w:val="left"/>
-              <w:ind w:left="0" w:firstLine="0" w:right="0"/>
-              <w:spacing w:before="40" w:lineRule="auto" w:line="240" w:after="40"/>
+              <w:ind w:left="0" w:right="0" w:firstLine="0"/>
+              <w:spacing w:before="40" w:after="40" w:lineRule="auto" w:line="240"/>
             </w:pPr>
             <w:r>
               <w:t xml:space="preserve">Unique identifier.</w:t>
@@ -17874,8 +17874,8 @@
             <w:pPr>
               <w:pStyle w:val="Compact"/>
               <w:jc w:val="left"/>
-              <w:ind w:left="0" w:firstLine="0" w:right="0"/>
-              <w:spacing w:before="40" w:lineRule="auto" w:line="240" w:after="40"/>
+              <w:ind w:left="0" w:right="0" w:firstLine="0"/>
+              <w:spacing w:before="40" w:after="40" w:lineRule="auto" w:line="240"/>
             </w:pPr>
             <w:r>
               <w:rPr>
@@ -17891,8 +17891,8 @@
             <w:pPr>
               <w:pStyle w:val="Compact"/>
               <w:jc w:val="left"/>
-              <w:ind w:left="0" w:firstLine="0" w:right="0"/>
-              <w:spacing w:before="40" w:lineRule="auto" w:line="240" w:after="40"/>
+              <w:ind w:left="0" w:right="0" w:firstLine="0"/>
+              <w:spacing w:before="40" w:after="40" w:lineRule="auto" w:line="240"/>
             </w:pPr>
             <w:r>
               <w:t xml:space="preserve">string</w:t>
@@ -17905,8 +17905,8 @@
             <w:pPr>
               <w:pStyle w:val="Compact"/>
               <w:jc w:val="left"/>
-              <w:ind w:left="0" w:firstLine="0" w:right="0"/>
-              <w:spacing w:before="40" w:lineRule="auto" w:line="240" w:after="40"/>
+              <w:ind w:left="0" w:right="0" w:firstLine="0"/>
+              <w:spacing w:before="40" w:after="40" w:lineRule="auto" w:line="240"/>
             </w:pPr>
             <w:r>
               <w:t xml:space="preserve">nil</w:t>
@@ -17919,8 +17919,8 @@
             <w:pPr>
               <w:pStyle w:val="Compact"/>
               <w:jc w:val="left"/>
-              <w:ind w:left="0" w:firstLine="0" w:right="0"/>
-              <w:spacing w:before="40" w:lineRule="auto" w:line="240" w:after="40"/>
+              <w:ind w:left="0" w:right="0" w:firstLine="0"/>
+              <w:spacing w:before="40" w:after="40" w:lineRule="auto" w:line="240"/>
             </w:pPr>
             <w:r>
               <w:t xml:space="preserve">Base relation type. Typically</w:t>
@@ -18007,8 +18007,8 @@
             <w:pPr>
               <w:pStyle w:val="Compact"/>
               <w:jc w:val="left"/>
-              <w:ind w:left="0" w:firstLine="0" w:right="0"/>
-              <w:spacing w:before="40" w:lineRule="auto" w:line="240" w:after="40"/>
+              <w:ind w:left="0" w:right="0" w:firstLine="0"/>
+              <w:spacing w:before="40" w:after="40" w:lineRule="auto" w:line="240"/>
             </w:pPr>
             <w:r>
               <w:rPr>
@@ -18024,8 +18024,8 @@
             <w:pPr>
               <w:pStyle w:val="Compact"/>
               <w:jc w:val="left"/>
-              <w:ind w:left="0" w:firstLine="0" w:right="0"/>
-              <w:spacing w:before="40" w:lineRule="auto" w:line="240" w:after="40"/>
+              <w:ind w:left="0" w:right="0" w:firstLine="0"/>
+              <w:spacing w:before="40" w:after="40" w:lineRule="auto" w:line="240"/>
             </w:pPr>
             <w:r>
               <w:t xml:space="preserve">string</w:t>
@@ -18038,8 +18038,8 @@
             <w:pPr>
               <w:pStyle w:val="Compact"/>
               <w:jc w:val="left"/>
-              <w:ind w:left="0" w:firstLine="0" w:right="0"/>
-              <w:spacing w:before="40" w:lineRule="auto" w:line="240" w:after="40"/>
+              <w:ind w:left="0" w:right="0" w:firstLine="0"/>
+              <w:spacing w:before="40" w:after="40" w:lineRule="auto" w:line="240"/>
             </w:pPr>
             <w:r>
               <w:t xml:space="preserve">inherited</w:t>
@@ -18052,8 +18052,8 @@
             <w:pPr>
               <w:pStyle w:val="Compact"/>
               <w:jc w:val="left"/>
-              <w:ind w:left="0" w:firstLine="0" w:right="0"/>
-              <w:spacing w:before="40" w:lineRule="auto" w:line="240" w:after="40"/>
+              <w:ind w:left="0" w:right="0" w:firstLine="0"/>
+              <w:spacing w:before="40" w:after="40" w:lineRule="auto" w:line="240"/>
             </w:pPr>
             <w:r>
               <w:t xml:space="preserve">Override the inherited selector (</w:t>
@@ -18092,8 +18092,8 @@
             <w:pPr>
               <w:pStyle w:val="Compact"/>
               <w:jc w:val="left"/>
-              <w:ind w:left="0" w:firstLine="0" w:right="0"/>
-              <w:spacing w:before="40" w:lineRule="auto" w:line="240" w:after="40"/>
+              <w:ind w:left="0" w:right="0" w:firstLine="0"/>
+              <w:spacing w:before="40" w:after="40" w:lineRule="auto" w:line="240"/>
             </w:pPr>
             <w:r>
               <w:rPr>
@@ -18109,8 +18109,8 @@
             <w:pPr>
               <w:pStyle w:val="Compact"/>
               <w:jc w:val="left"/>
-              <w:ind w:left="0" w:firstLine="0" w:right="0"/>
-              <w:spacing w:before="40" w:lineRule="auto" w:line="240" w:after="40"/>
+              <w:ind w:left="0" w:right="0" w:firstLine="0"/>
+              <w:spacing w:before="40" w:after="40" w:lineRule="auto" w:line="240"/>
             </w:pPr>
             <w:r>
               <w:t xml:space="preserve">string</w:t>
@@ -18123,8 +18123,8 @@
             <w:pPr>
               <w:pStyle w:val="Compact"/>
               <w:jc w:val="left"/>
-              <w:ind w:left="0" w:firstLine="0" w:right="0"/>
-              <w:spacing w:before="40" w:lineRule="auto" w:line="240" w:after="40"/>
+              <w:ind w:left="0" w:right="0" w:firstLine="0"/>
+              <w:spacing w:before="40" w:after="40" w:lineRule="auto" w:line="240"/>
             </w:pPr>
             <w:r>
               <w:t xml:space="preserve">nil</w:t>
@@ -18137,8 +18137,8 @@
             <w:pPr>
               <w:pStyle w:val="Compact"/>
               <w:jc w:val="left"/>
-              <w:ind w:left="0" w:firstLine="0" w:right="0"/>
-              <w:spacing w:before="40" w:lineRule="auto" w:line="240" w:after="40"/>
+              <w:ind w:left="0" w:right="0" w:firstLine="0"/>
+              <w:spacing w:before="40" w:after="40" w:lineRule="auto" w:line="240"/>
             </w:pPr>
             <w:r>
               <w:t xml:space="preserve">Constrain the source object type (nil = any).</w:t>
@@ -18153,8 +18153,8 @@
             <w:pPr>
               <w:pStyle w:val="Compact"/>
               <w:jc w:val="left"/>
-              <w:ind w:left="0" w:firstLine="0" w:right="0"/>
-              <w:spacing w:before="40" w:lineRule="auto" w:line="240" w:after="40"/>
+              <w:ind w:left="0" w:right="0" w:firstLine="0"/>
+              <w:spacing w:before="40" w:after="40" w:lineRule="auto" w:line="240"/>
             </w:pPr>
             <w:r>
               <w:rPr>
@@ -18170,8 +18170,8 @@
             <w:pPr>
               <w:pStyle w:val="Compact"/>
               <w:jc w:val="left"/>
-              <w:ind w:left="0" w:firstLine="0" w:right="0"/>
-              <w:spacing w:before="40" w:lineRule="auto" w:line="240" w:after="40"/>
+              <w:ind w:left="0" w:right="0" w:firstLine="0"/>
+              <w:spacing w:before="40" w:after="40" w:lineRule="auto" w:line="240"/>
             </w:pPr>
             <w:r>
               <w:t xml:space="preserve">string</w:t>
@@ -18184,8 +18184,8 @@
             <w:pPr>
               <w:pStyle w:val="Compact"/>
               <w:jc w:val="left"/>
-              <w:ind w:left="0" w:firstLine="0" w:right="0"/>
-              <w:spacing w:before="40" w:lineRule="auto" w:line="240" w:after="40"/>
+              <w:ind w:left="0" w:right="0" w:firstLine="0"/>
+              <w:spacing w:before="40" w:after="40" w:lineRule="auto" w:line="240"/>
             </w:pPr>
             <w:r>
               <w:t xml:space="preserve">nil</w:t>
@@ -18198,8 +18198,8 @@
             <w:pPr>
               <w:pStyle w:val="Compact"/>
               <w:jc w:val="left"/>
-              <w:ind w:left="0" w:firstLine="0" w:right="0"/>
-              <w:spacing w:before="40" w:lineRule="auto" w:line="240" w:after="40"/>
+              <w:ind w:left="0" w:right="0" w:firstLine="0"/>
+              <w:spacing w:before="40" w:after="40" w:lineRule="auto" w:line="240"/>
             </w:pPr>
             <w:r>
               <w:t xml:space="preserve">Constrain the target type (nil = any). Comma-separated list accepted.</w:t>
@@ -18214,8 +18214,8 @@
             <w:pPr>
               <w:pStyle w:val="Compact"/>
               <w:jc w:val="left"/>
-              <w:ind w:left="0" w:firstLine="0" w:right="0"/>
-              <w:spacing w:before="40" w:lineRule="auto" w:line="240" w:after="40"/>
+              <w:ind w:left="0" w:right="0" w:firstLine="0"/>
+              <w:spacing w:before="40" w:after="40" w:lineRule="auto" w:line="240"/>
             </w:pPr>
             <w:r>
               <w:rPr>
@@ -18231,8 +18231,8 @@
             <w:pPr>
               <w:pStyle w:val="Compact"/>
               <w:jc w:val="left"/>
-              <w:ind w:left="0" w:firstLine="0" w:right="0"/>
-              <w:spacing w:before="40" w:lineRule="auto" w:line="240" w:after="40"/>
+              <w:ind w:left="0" w:right="0" w:firstLine="0"/>
+              <w:spacing w:before="40" w:after="40" w:lineRule="auto" w:line="240"/>
             </w:pPr>
             <w:r>
               <w:t xml:space="preserve">string</w:t>
@@ -18245,8 +18245,8 @@
             <w:pPr>
               <w:pStyle w:val="Compact"/>
               <w:jc w:val="left"/>
-              <w:ind w:left="0" w:firstLine="0" w:right="0"/>
-              <w:spacing w:before="40" w:lineRule="auto" w:line="240" w:after="40"/>
+              <w:ind w:left="0" w:right="0" w:firstLine="0"/>
+              <w:spacing w:before="40" w:after="40" w:lineRule="auto" w:line="240"/>
             </w:pPr>
             <w:r>
               <w:t xml:space="preserve">nil</w:t>
@@ -18259,8 +18259,8 @@
             <w:pPr>
               <w:pStyle w:val="Compact"/>
               <w:jc w:val="left"/>
-              <w:ind w:left="0" w:firstLine="0" w:right="0"/>
-              <w:spacing w:before="40" w:lineRule="auto" w:line="240" w:after="40"/>
+              <w:ind w:left="0" w:right="0" w:firstLine="0"/>
+              <w:spacing w:before="40" w:after="40" w:lineRule="auto" w:line="240"/>
             </w:pPr>
             <w:r>
               <w:t xml:space="preserve">Constrain to links inside this attribute.</w:t>
@@ -18275,8 +18275,8 @@
             <w:pPr>
               <w:pStyle w:val="Compact"/>
               <w:jc w:val="left"/>
-              <w:ind w:left="0" w:firstLine="0" w:right="0"/>
-              <w:spacing w:before="40" w:lineRule="auto" w:line="240" w:after="40"/>
+              <w:ind w:left="0" w:right="0" w:firstLine="0"/>
+              <w:spacing w:before="40" w:after="40" w:lineRule="auto" w:line="240"/>
             </w:pPr>
             <w:r>
               <w:rPr>
@@ -18292,8 +18292,8 @@
             <w:pPr>
               <w:pStyle w:val="Compact"/>
               <w:jc w:val="left"/>
-              <w:ind w:left="0" w:firstLine="0" w:right="0"/>
-              <w:spacing w:before="40" w:lineRule="auto" w:line="240" w:after="40"/>
+              <w:ind w:left="0" w:right="0" w:firstLine="0"/>
+              <w:spacing w:before="40" w:after="40" w:lineRule="auto" w:line="240"/>
             </w:pPr>
             <w:r>
               <w:t xml:space="preserve">boolean</w:t>
@@ -18306,8 +18306,8 @@
             <w:pPr>
               <w:pStyle w:val="Compact"/>
               <w:jc w:val="left"/>
-              <w:ind w:left="0" w:firstLine="0" w:right="0"/>
-              <w:spacing w:before="40" w:lineRule="auto" w:line="240" w:after="40"/>
+              <w:ind w:left="0" w:right="0" w:firstLine="0"/>
+              <w:spacing w:before="40" w:after="40" w:lineRule="auto" w:line="240"/>
             </w:pPr>
             <w:r>
               <w:t xml:space="preserve">false</w:t>
@@ -18320,8 +18320,8 @@
             <w:pPr>
               <w:pStyle w:val="Compact"/>
               <w:jc w:val="left"/>
-              <w:ind w:left="0" w:firstLine="0" w:right="0"/>
-              <w:spacing w:before="40" w:lineRule="auto" w:line="240" w:after="40"/>
+              <w:ind w:left="0" w:right="0" w:firstLine="0"/>
+              <w:spacing w:before="40" w:after="40" w:lineRule="auto" w:line="240"/>
             </w:pPr>
             <w:r>
               <w:t xml:space="preserve">Derive from the containment hierarchy instead of an explicit link.</w:t>
@@ -18509,7 +18509,7 @@
     </w:p>
     <w:p>
       <w:pPr>
-        <w:spacing w:line="20" w:before="0" w:lineRule="exact" w:after="0"/>
+        <w:spacing w:before="0" w:after="0" w:lineRule="exact" w:line="20"/>
         <w:rPr>
           <w:sz w:val="2"/>
         </w:rPr>
@@ -18551,12 +18551,12 @@
         <w:tblLook w:firstRow="1" w:lastRow="0" w:firstColumn="0" w:lastColumn="0" w:noHBand="0" w:noVBand="0" w:val="0020"/>
         <w:jc w:val="start"/>
         <w:tblBorders>
-          <w:top w:space="0" w:color="000000" w:sz="6" w:val="single"/>
-          <w:left w:space="0" w:color="000000" w:sz="6" w:val="single"/>
-          <w:bottom w:space="0" w:color="000000" w:sz="6" w:val="single"/>
-          <w:right w:space="0" w:color="000000" w:sz="6" w:val="single"/>
-          <w:insideH w:space="0" w:color="000000" w:sz="6" w:val="single"/>
-          <w:insideV w:space="0" w:color="000000" w:sz="6" w:val="single"/>
+          <w:top w:color="000000" w:val="single" w:sz="6" w:space="0"/>
+          <w:left w:color="000000" w:val="single" w:sz="6" w:space="0"/>
+          <w:bottom w:color="000000" w:val="single" w:sz="6" w:space="0"/>
+          <w:right w:color="000000" w:val="single" w:sz="6" w:space="0"/>
+          <w:insideH w:color="000000" w:val="single" w:sz="6" w:space="0"/>
+          <w:insideV w:color="000000" w:val="single" w:sz="6" w:space="0"/>
         </w:tblBorders>
         <w:tblCellMar>
           <w:top w:type="dxa" w:w="57"/>
@@ -18577,14 +18577,14 @@
         </w:trPr>
         <w:tc>
           <w:tcPr>
-            <w:shd w:fill="E8E8E8" w:color="auto" w:val="clear"/>
+            <w:shd w:val="clear" w:fill="E8E8E8" w:color="auto"/>
           </w:tcPr>
           <w:p>
             <w:pPr>
               <w:pStyle w:val="Compact"/>
               <w:jc w:val="left"/>
-              <w:ind w:left="0" w:firstLine="0" w:right="0"/>
-              <w:spacing w:before="40" w:lineRule="auto" w:line="240" w:after="40"/>
+              <w:ind w:left="0" w:right="0" w:firstLine="0"/>
+              <w:spacing w:before="40" w:after="40" w:lineRule="auto" w:line="240"/>
             </w:pPr>
             <w:r>
               <w:rPr>
@@ -18596,14 +18596,14 @@
         </w:tc>
         <w:tc>
           <w:tcPr>
-            <w:shd w:fill="E8E8E8" w:color="auto" w:val="clear"/>
+            <w:shd w:val="clear" w:fill="E8E8E8" w:color="auto"/>
           </w:tcPr>
           <w:p>
             <w:pPr>
               <w:pStyle w:val="Compact"/>
               <w:jc w:val="left"/>
-              <w:ind w:left="0" w:firstLine="0" w:right="0"/>
-              <w:spacing w:before="40" w:lineRule="auto" w:line="240" w:after="40"/>
+              <w:ind w:left="0" w:right="0" w:firstLine="0"/>
+              <w:spacing w:before="40" w:after="40" w:lineRule="auto" w:line="240"/>
             </w:pPr>
             <w:r>
               <w:rPr>
@@ -18615,14 +18615,14 @@
         </w:tc>
         <w:tc>
           <w:tcPr>
-            <w:shd w:fill="E8E8E8" w:color="auto" w:val="clear"/>
+            <w:shd w:val="clear" w:fill="E8E8E8" w:color="auto"/>
           </w:tcPr>
           <w:p>
             <w:pPr>
               <w:pStyle w:val="Compact"/>
               <w:jc w:val="left"/>
-              <w:ind w:left="0" w:firstLine="0" w:right="0"/>
-              <w:spacing w:before="40" w:lineRule="auto" w:line="240" w:after="40"/>
+              <w:ind w:left="0" w:right="0" w:firstLine="0"/>
+              <w:spacing w:before="40" w:after="40" w:lineRule="auto" w:line="240"/>
             </w:pPr>
             <w:r>
               <w:rPr>
@@ -18634,14 +18634,14 @@
         </w:tc>
         <w:tc>
           <w:tcPr>
-            <w:shd w:fill="E8E8E8" w:color="auto" w:val="clear"/>
+            <w:shd w:val="clear" w:fill="E8E8E8" w:color="auto"/>
           </w:tcPr>
           <w:p>
             <w:pPr>
               <w:pStyle w:val="Compact"/>
               <w:jc w:val="left"/>
-              <w:ind w:left="0" w:firstLine="0" w:right="0"/>
-              <w:spacing w:before="40" w:lineRule="auto" w:line="240" w:after="40"/>
+              <w:ind w:left="0" w:right="0" w:firstLine="0"/>
+              <w:spacing w:before="40" w:after="40" w:lineRule="auto" w:line="240"/>
             </w:pPr>
             <w:r>
               <w:rPr>
@@ -18659,8 +18659,8 @@
             <w:pPr>
               <w:pStyle w:val="Compact"/>
               <w:jc w:val="left"/>
-              <w:ind w:left="0" w:firstLine="0" w:right="0"/>
-              <w:spacing w:before="40" w:lineRule="auto" w:line="240" w:after="40"/>
+              <w:ind w:left="0" w:right="0" w:firstLine="0"/>
+              <w:spacing w:before="40" w:after="40" w:lineRule="auto" w:line="240"/>
             </w:pPr>
             <w:r>
               <w:rPr>
@@ -18676,8 +18676,8 @@
             <w:pPr>
               <w:pStyle w:val="Compact"/>
               <w:jc w:val="left"/>
-              <w:ind w:left="0" w:firstLine="0" w:right="0"/>
-              <w:spacing w:before="40" w:lineRule="auto" w:line="240" w:after="40"/>
+              <w:ind w:left="0" w:right="0" w:firstLine="0"/>
+              <w:spacing w:before="40" w:after="40" w:lineRule="auto" w:line="240"/>
             </w:pPr>
             <w:r>
               <w:t xml:space="preserve">string</w:t>
@@ -18690,8 +18690,8 @@
             <w:pPr>
               <w:pStyle w:val="Compact"/>
               <w:jc w:val="left"/>
-              <w:ind w:left="0" w:firstLine="0" w:right="0"/>
-              <w:spacing w:before="40" w:lineRule="auto" w:line="240" w:after="40"/>
+              <w:ind w:left="0" w:right="0" w:firstLine="0"/>
+              <w:spacing w:before="40" w:after="40" w:lineRule="auto" w:line="240"/>
             </w:pPr>
             <w:r>
               <w:t xml:space="preserve">required</w:t>
@@ -18704,8 +18704,8 @@
             <w:pPr>
               <w:pStyle w:val="Compact"/>
               <w:jc w:val="left"/>
-              <w:ind w:left="0" w:firstLine="0" w:right="0"/>
-              <w:spacing w:before="40" w:lineRule="auto" w:line="240" w:after="40"/>
+              <w:ind w:left="0" w:right="0" w:firstLine="0"/>
+              <w:spacing w:before="40" w:after="40" w:lineRule="auto" w:line="240"/>
             </w:pPr>
             <w:r>
               <w:t xml:space="preserve">Unique identifier.</w:t>
@@ -18720,8 +18720,8 @@
             <w:pPr>
               <w:pStyle w:val="Compact"/>
               <w:jc w:val="left"/>
-              <w:ind w:left="0" w:firstLine="0" w:right="0"/>
-              <w:spacing w:before="40" w:lineRule="auto" w:line="240" w:after="40"/>
+              <w:ind w:left="0" w:right="0" w:firstLine="0"/>
+              <w:spacing w:before="40" w:after="40" w:lineRule="auto" w:line="240"/>
             </w:pPr>
             <w:r>
               <w:rPr>
@@ -18737,8 +18737,8 @@
             <w:pPr>
               <w:pStyle w:val="Compact"/>
               <w:jc w:val="left"/>
-              <w:ind w:left="0" w:firstLine="0" w:right="0"/>
-              <w:spacing w:before="40" w:lineRule="auto" w:line="240" w:after="40"/>
+              <w:ind w:left="0" w:right="0" w:firstLine="0"/>
+              <w:spacing w:before="40" w:after="40" w:lineRule="auto" w:line="240"/>
             </w:pPr>
             <w:r>
               <w:t xml:space="preserve">string</w:t>
@@ -18751,8 +18751,8 @@
             <w:pPr>
               <w:pStyle w:val="Compact"/>
               <w:jc w:val="left"/>
-              <w:ind w:left="0" w:firstLine="0" w:right="0"/>
-              <w:spacing w:before="40" w:lineRule="auto" w:line="240" w:after="40"/>
+              <w:ind w:left="0" w:right="0" w:firstLine="0"/>
+              <w:spacing w:before="40" w:after="40" w:lineRule="auto" w:line="240"/>
             </w:pPr>
             <w:r>
               <w:t xml:space="preserve">same as</w:t>
@@ -18774,8 +18774,8 @@
             <w:pPr>
               <w:pStyle w:val="Compact"/>
               <w:jc w:val="left"/>
-              <w:ind w:left="0" w:firstLine="0" w:right="0"/>
-              <w:spacing w:before="40" w:lineRule="auto" w:line="240" w:after="40"/>
+              <w:ind w:left="0" w:right="0" w:firstLine="0"/>
+              <w:spacing w:before="40" w:after="40" w:lineRule="auto" w:line="240"/>
             </w:pPr>
             <w:r>
               <w:t xml:space="preserve">Human-readable name.</w:t>
@@ -18790,8 +18790,8 @@
             <w:pPr>
               <w:pStyle w:val="Compact"/>
               <w:jc w:val="left"/>
-              <w:ind w:left="0" w:firstLine="0" w:right="0"/>
-              <w:spacing w:before="40" w:lineRule="auto" w:line="240" w:after="40"/>
+              <w:ind w:left="0" w:right="0" w:firstLine="0"/>
+              <w:spacing w:before="40" w:after="40" w:lineRule="auto" w:line="240"/>
             </w:pPr>
             <w:r>
               <w:rPr>
@@ -18807,8 +18807,8 @@
             <w:pPr>
               <w:pStyle w:val="Compact"/>
               <w:jc w:val="left"/>
-              <w:ind w:left="0" w:firstLine="0" w:right="0"/>
-              <w:spacing w:before="40" w:lineRule="auto" w:line="240" w:after="40"/>
+              <w:ind w:left="0" w:right="0" w:firstLine="0"/>
+              <w:spacing w:before="40" w:after="40" w:lineRule="auto" w:line="240"/>
             </w:pPr>
             <w:r>
               <w:t xml:space="preserve">string</w:t>
@@ -18821,8 +18821,8 @@
             <w:pPr>
               <w:pStyle w:val="Compact"/>
               <w:jc w:val="left"/>
-              <w:ind w:left="0" w:firstLine="0" w:right="0"/>
-              <w:spacing w:before="40" w:lineRule="auto" w:line="240" w:after="40"/>
+              <w:ind w:left="0" w:right="0" w:firstLine="0"/>
+              <w:spacing w:before="40" w:after="40" w:lineRule="auto" w:line="240"/>
             </w:pPr>
             <w:r>
               <w:t xml:space="preserve">nil</w:t>
@@ -18835,8 +18835,8 @@
             <w:pPr>
               <w:pStyle w:val="Compact"/>
               <w:jc w:val="left"/>
-              <w:ind w:left="0" w:firstLine="0" w:right="0"/>
-              <w:spacing w:before="40" w:lineRule="auto" w:line="240" w:after="40"/>
+              <w:ind w:left="0" w:right="0" w:firstLine="0"/>
+              <w:spacing w:before="40" w:after="40" w:lineRule="auto" w:line="240"/>
             </w:pPr>
             <w:r>
               <w:t xml:space="preserve">Prefix for inline-code dispatch (</w:t>
@@ -18875,8 +18875,8 @@
             <w:pPr>
               <w:pStyle w:val="Compact"/>
               <w:jc w:val="left"/>
-              <w:ind w:left="0" w:firstLine="0" w:right="0"/>
-              <w:spacing w:before="40" w:lineRule="auto" w:line="240" w:after="40"/>
+              <w:ind w:left="0" w:right="0" w:firstLine="0"/>
+              <w:spacing w:before="40" w:after="40" w:lineRule="auto" w:line="240"/>
             </w:pPr>
             <w:r>
               <w:rPr>
@@ -18892,8 +18892,8 @@
             <w:pPr>
               <w:pStyle w:val="Compact"/>
               <w:jc w:val="left"/>
-              <w:ind w:left="0" w:firstLine="0" w:right="0"/>
-              <w:spacing w:before="40" w:lineRule="auto" w:line="240" w:after="40"/>
+              <w:ind w:left="0" w:right="0" w:firstLine="0"/>
+              <w:spacing w:before="40" w:after="40" w:lineRule="auto" w:line="240"/>
             </w:pPr>
             <w:r>
               <w:t xml:space="preserve">list</w:t>
@@ -18906,8 +18906,8 @@
             <w:pPr>
               <w:pStyle w:val="Compact"/>
               <w:jc w:val="left"/>
-              <w:ind w:left="0" w:firstLine="0" w:right="0"/>
-              <w:spacing w:before="40" w:lineRule="auto" w:line="240" w:after="40"/>
+              <w:ind w:left="0" w:right="0" w:firstLine="0"/>
+              <w:spacing w:before="40" w:after="40" w:lineRule="auto" w:line="240"/>
             </w:pPr>
             <w:r>
               <w:t xml:space="preserve">nil</w:t>
@@ -18920,8 +18920,8 @@
             <w:pPr>
               <w:pStyle w:val="Compact"/>
               <w:jc w:val="left"/>
-              <w:ind w:left="0" w:firstLine="0" w:right="0"/>
-              <w:spacing w:before="40" w:lineRule="auto" w:line="240" w:after="40"/>
+              <w:ind w:left="0" w:right="0" w:firstLine="0"/>
+              <w:spacing w:before="40" w:after="40" w:lineRule="auto" w:line="240"/>
             </w:pPr>
             <w:r>
               <w:t xml:space="preserve">Alternative prefixes for the same view type.</w:t>
@@ -18936,8 +18936,8 @@
             <w:pPr>
               <w:pStyle w:val="Compact"/>
               <w:jc w:val="left"/>
-              <w:ind w:left="0" w:firstLine="0" w:right="0"/>
-              <w:spacing w:before="40" w:lineRule="auto" w:line="240" w:after="40"/>
+              <w:ind w:left="0" w:right="0" w:firstLine="0"/>
+              <w:spacing w:before="40" w:after="40" w:lineRule="auto" w:line="240"/>
             </w:pPr>
             <w:r>
               <w:rPr>
@@ -18953,8 +18953,8 @@
             <w:pPr>
               <w:pStyle w:val="Compact"/>
               <w:jc w:val="left"/>
-              <w:ind w:left="0" w:firstLine="0" w:right="0"/>
-              <w:spacing w:before="40" w:lineRule="auto" w:line="240" w:after="40"/>
+              <w:ind w:left="0" w:right="0" w:firstLine="0"/>
+              <w:spacing w:before="40" w:after="40" w:lineRule="auto" w:line="240"/>
             </w:pPr>
             <w:r>
               <w:t xml:space="preserve">string</w:t>
@@ -18967,8 +18967,8 @@
             <w:pPr>
               <w:pStyle w:val="Compact"/>
               <w:jc w:val="left"/>
-              <w:ind w:left="0" w:firstLine="0" w:right="0"/>
-              <w:spacing w:before="40" w:lineRule="auto" w:line="240" w:after="40"/>
+              <w:ind w:left="0" w:right="0" w:firstLine="0"/>
+              <w:spacing w:before="40" w:after="40" w:lineRule="auto" w:line="240"/>
             </w:pPr>
             <w:r>
               <w:t xml:space="preserve">nil</w:t>
@@ -18981,8 +18981,8 @@
             <w:pPr>
               <w:pStyle w:val="Compact"/>
               <w:jc w:val="left"/>
-              <w:ind w:left="0" w:firstLine="0" w:right="0"/>
-              <w:spacing w:before="40" w:lineRule="auto" w:line="240" w:after="40"/>
+              <w:ind w:left="0" w:right="0" w:firstLine="0"/>
+              <w:spacing w:before="40" w:after="40" w:lineRule="auto" w:line="240"/>
             </w:pPr>
             <w:r>
               <w:t xml:space="preserve">Strategy (</w:t>
@@ -19018,8 +19018,8 @@
             <w:pPr>
               <w:pStyle w:val="Compact"/>
               <w:jc w:val="left"/>
-              <w:ind w:left="0" w:firstLine="0" w:right="0"/>
-              <w:spacing w:before="40" w:lineRule="auto" w:line="240" w:after="40"/>
+              <w:ind w:left="0" w:right="0" w:firstLine="0"/>
+              <w:spacing w:before="40" w:after="40" w:lineRule="auto" w:line="240"/>
             </w:pPr>
             <w:r>
               <w:rPr>
@@ -19035,8 +19035,8 @@
             <w:pPr>
               <w:pStyle w:val="Compact"/>
               <w:jc w:val="left"/>
-              <w:ind w:left="0" w:firstLine="0" w:right="0"/>
-              <w:spacing w:before="40" w:lineRule="auto" w:line="240" w:after="40"/>
+              <w:ind w:left="0" w:right="0" w:firstLine="0"/>
+              <w:spacing w:before="40" w:after="40" w:lineRule="auto" w:line="240"/>
             </w:pPr>
             <w:r>
               <w:t xml:space="preserve">string</w:t>
@@ -19049,8 +19049,8 @@
             <w:pPr>
               <w:pStyle w:val="Compact"/>
               <w:jc w:val="left"/>
-              <w:ind w:left="0" w:firstLine="0" w:right="0"/>
-              <w:spacing w:before="40" w:lineRule="auto" w:line="240" w:after="40"/>
+              <w:ind w:left="0" w:right="0" w:firstLine="0"/>
+              <w:spacing w:before="40" w:after="40" w:lineRule="auto" w:line="240"/>
             </w:pPr>
             <w:r>
               <w:t xml:space="preserve">nil</w:t>
@@ -19063,8 +19063,8 @@
             <w:pPr>
               <w:pStyle w:val="Compact"/>
               <w:jc w:val="left"/>
-              <w:ind w:left="0" w:firstLine="0" w:right="0"/>
-              <w:spacing w:before="40" w:lineRule="auto" w:line="240" w:after="40"/>
+              <w:ind w:left="0" w:right="0" w:firstLine="0"/>
+              <w:spacing w:before="40" w:after="40" w:lineRule="auto" w:line="240"/>
             </w:pPr>
             <w:r>
               <w:t xml:space="preserve">Counter group for numbered views.</w:t>
@@ -19079,8 +19079,8 @@
             <w:pPr>
               <w:pStyle w:val="Compact"/>
               <w:jc w:val="left"/>
-              <w:ind w:left="0" w:firstLine="0" w:right="0"/>
-              <w:spacing w:before="40" w:lineRule="auto" w:line="240" w:after="40"/>
+              <w:ind w:left="0" w:right="0" w:firstLine="0"/>
+              <w:spacing w:before="40" w:after="40" w:lineRule="auto" w:line="240"/>
             </w:pPr>
             <w:r>
               <w:rPr>
@@ -19096,8 +19096,8 @@
             <w:pPr>
               <w:pStyle w:val="Compact"/>
               <w:jc w:val="left"/>
-              <w:ind w:left="0" w:firstLine="0" w:right="0"/>
-              <w:spacing w:before="40" w:lineRule="auto" w:line="240" w:after="40"/>
+              <w:ind w:left="0" w:right="0" w:firstLine="0"/>
+              <w:spacing w:before="40" w:after="40" w:lineRule="auto" w:line="240"/>
             </w:pPr>
             <w:r>
               <w:t xml:space="preserve">string</w:t>
@@ -19110,8 +19110,8 @@
             <w:pPr>
               <w:pStyle w:val="Compact"/>
               <w:jc w:val="left"/>
-              <w:ind w:left="0" w:firstLine="0" w:right="0"/>
-              <w:spacing w:before="40" w:lineRule="auto" w:line="240" w:after="40"/>
+              <w:ind w:left="0" w:right="0" w:firstLine="0"/>
+              <w:spacing w:before="40" w:after="40" w:lineRule="auto" w:line="240"/>
             </w:pPr>
             <w:r>
               <w:t xml:space="preserve">nil</w:t>
@@ -19124,8 +19124,8 @@
             <w:pPr>
               <w:pStyle w:val="Compact"/>
               <w:jc w:val="left"/>
-              <w:ind w:left="0" w:firstLine="0" w:right="0"/>
-              <w:spacing w:before="40" w:lineRule="auto" w:line="240" w:after="40"/>
+              <w:ind w:left="0" w:right="0" w:firstLine="0"/>
+              <w:spacing w:before="40" w:after="40" w:lineRule="auto" w:line="240"/>
             </w:pPr>
             <w:r>
               <w:t xml:space="preserve">The view-element subtype this view aggregates (e.g. </w:t>
@@ -19149,8 +19149,8 @@
             <w:pPr>
               <w:pStyle w:val="Compact"/>
               <w:jc w:val="left"/>
-              <w:ind w:left="0" w:firstLine="0" w:right="0"/>
-              <w:spacing w:before="40" w:lineRule="auto" w:line="240" w:after="40"/>
+              <w:ind w:left="0" w:right="0" w:firstLine="0"/>
+              <w:spacing w:before="40" w:after="40" w:lineRule="auto" w:line="240"/>
             </w:pPr>
             <w:r>
               <w:rPr>
@@ -19166,8 +19166,8 @@
             <w:pPr>
               <w:pStyle w:val="Compact"/>
               <w:jc w:val="left"/>
-              <w:ind w:left="0" w:firstLine="0" w:right="0"/>
-              <w:spacing w:before="40" w:lineRule="auto" w:line="240" w:after="40"/>
+              <w:ind w:left="0" w:right="0" w:firstLine="0"/>
+              <w:spacing w:before="40" w:after="40" w:lineRule="auto" w:line="240"/>
             </w:pPr>
             <w:r>
               <w:t xml:space="preserve">boolean</w:t>
@@ -19180,8 +19180,8 @@
             <w:pPr>
               <w:pStyle w:val="Compact"/>
               <w:jc w:val="left"/>
-              <w:ind w:left="0" w:firstLine="0" w:right="0"/>
-              <w:spacing w:before="40" w:lineRule="auto" w:line="240" w:after="40"/>
+              <w:ind w:left="0" w:right="0" w:firstLine="0"/>
+              <w:spacing w:before="40" w:after="40" w:lineRule="auto" w:line="240"/>
             </w:pPr>
             <w:r>
               <w:t xml:space="preserve">false</w:t>
@@ -19194,8 +19194,8 @@
             <w:pPr>
               <w:pStyle w:val="Compact"/>
               <w:jc w:val="left"/>
-              <w:ind w:left="0" w:firstLine="0" w:right="0"/>
-              <w:spacing w:before="40" w:lineRule="auto" w:line="240" w:after="40"/>
+              <w:ind w:left="0" w:right="0" w:firstLine="0"/>
+              <w:spacing w:before="40" w:after="40" w:lineRule="auto" w:line="240"/>
             </w:pPr>
             <w:r>
               <w:t xml:space="preserve">See</w:t>
@@ -19552,7 +19552,7 @@
     </w:p>
     <w:p>
       <w:pPr>
-        <w:spacing w:line="20" w:before="0" w:lineRule="exact" w:after="0"/>
+        <w:spacing w:before="0" w:after="0" w:lineRule="exact" w:line="20"/>
         <w:rPr>
           <w:sz w:val="2"/>
         </w:rPr>
@@ -20517,7 +20517,7 @@
     </w:p>
     <w:p>
       <w:pPr>
-        <w:spacing w:line="20" w:before="0" w:lineRule="exact" w:after="0"/>
+        <w:spacing w:before="0" w:after="0" w:lineRule="exact" w:line="20"/>
         <w:rPr>
           <w:sz w:val="2"/>
         </w:rPr>
@@ -20783,7 +20783,7 @@
     </w:p>
     <w:p>
       <w:pPr>
-        <w:spacing w:line="20" w:before="0" w:lineRule="exact" w:after="0"/>
+        <w:spacing w:before="0" w:after="0" w:lineRule="exact" w:line="20"/>
         <w:rPr>
           <w:sz w:val="2"/>
         </w:rPr>
@@ -23459,7 +23459,7 @@
     </w:p>
     <w:p>
       <w:pPr>
-        <w:spacing w:line="20" w:before="0" w:lineRule="exact" w:after="0"/>
+        <w:spacing w:before="0" w:after="0" w:lineRule="exact" w:line="20"/>
         <w:rPr>
           <w:sz w:val="2"/>
         </w:rPr>
@@ -23501,12 +23501,12 @@
         <w:tblLook w:firstRow="1" w:lastRow="0" w:firstColumn="0" w:lastColumn="0" w:noHBand="0" w:noVBand="0" w:val="0020"/>
         <w:jc w:val="start"/>
         <w:tblBorders>
-          <w:top w:space="0" w:color="000000" w:sz="6" w:val="single"/>
-          <w:left w:space="0" w:color="000000" w:sz="6" w:val="single"/>
-          <w:bottom w:space="0" w:color="000000" w:sz="6" w:val="single"/>
-          <w:right w:space="0" w:color="000000" w:sz="6" w:val="single"/>
-          <w:insideH w:space="0" w:color="000000" w:sz="6" w:val="single"/>
-          <w:insideV w:space="0" w:color="000000" w:sz="6" w:val="single"/>
+          <w:top w:color="000000" w:val="single" w:sz="6" w:space="0"/>
+          <w:left w:color="000000" w:val="single" w:sz="6" w:space="0"/>
+          <w:bottom w:color="000000" w:val="single" w:sz="6" w:space="0"/>
+          <w:right w:color="000000" w:val="single" w:sz="6" w:space="0"/>
+          <w:insideH w:color="000000" w:val="single" w:sz="6" w:space="0"/>
+          <w:insideV w:color="000000" w:val="single" w:sz="6" w:space="0"/>
         </w:tblBorders>
         <w:tblCellMar>
           <w:top w:type="dxa" w:w="57"/>
@@ -23525,14 +23525,14 @@
         </w:trPr>
         <w:tc>
           <w:tcPr>
-            <w:shd w:fill="E8E8E8" w:color="auto" w:val="clear"/>
+            <w:shd w:val="clear" w:fill="E8E8E8" w:color="auto"/>
           </w:tcPr>
           <w:p>
             <w:pPr>
               <w:pStyle w:val="Compact"/>
               <w:jc w:val="left"/>
-              <w:ind w:left="0" w:firstLine="0" w:right="0"/>
-              <w:spacing w:before="40" w:lineRule="auto" w:line="240" w:after="40"/>
+              <w:ind w:left="0" w:right="0" w:firstLine="0"/>
+              <w:spacing w:before="40" w:after="40" w:lineRule="auto" w:line="240"/>
             </w:pPr>
             <w:r>
               <w:rPr>
@@ -23544,14 +23544,14 @@
         </w:tc>
         <w:tc>
           <w:tcPr>
-            <w:shd w:fill="E8E8E8" w:color="auto" w:val="clear"/>
+            <w:shd w:val="clear" w:fill="E8E8E8" w:color="auto"/>
           </w:tcPr>
           <w:p>
             <w:pPr>
               <w:pStyle w:val="Compact"/>
               <w:jc w:val="left"/>
-              <w:ind w:left="0" w:firstLine="0" w:right="0"/>
-              <w:spacing w:before="40" w:lineRule="auto" w:line="240" w:after="40"/>
+              <w:ind w:left="0" w:right="0" w:firstLine="0"/>
+              <w:spacing w:before="40" w:after="40" w:lineRule="auto" w:line="240"/>
             </w:pPr>
             <w:r>
               <w:rPr>
@@ -23569,8 +23569,8 @@
             <w:pPr>
               <w:pStyle w:val="Compact"/>
               <w:jc w:val="left"/>
-              <w:ind w:left="0" w:firstLine="0" w:right="0"/>
-              <w:spacing w:before="40" w:lineRule="auto" w:line="240" w:after="40"/>
+              <w:ind w:left="0" w:right="0" w:firstLine="0"/>
+              <w:spacing w:before="40" w:after="40" w:lineRule="auto" w:line="240"/>
             </w:pPr>
             <w:r>
               <w:rPr>
@@ -23610,8 +23610,8 @@
             <w:pPr>
               <w:pStyle w:val="Compact"/>
               <w:jc w:val="left"/>
-              <w:ind w:left="0" w:firstLine="0" w:right="0"/>
-              <w:spacing w:before="40" w:lineRule="auto" w:line="240" w:after="40"/>
+              <w:ind w:left="0" w:right="0" w:firstLine="0"/>
+              <w:spacing w:before="40" w:after="40" w:lineRule="auto" w:line="240"/>
             </w:pPr>
             <w:r>
               <w:t xml:space="preserve">Process to spawn and its options.</w:t>
@@ -23656,8 +23656,8 @@
             <w:pPr>
               <w:pStyle w:val="Compact"/>
               <w:jc w:val="left"/>
-              <w:ind w:left="0" w:firstLine="0" w:right="0"/>
-              <w:spacing w:before="40" w:lineRule="auto" w:line="240" w:after="40"/>
+              <w:ind w:left="0" w:right="0" w:firstLine="0"/>
+              <w:spacing w:before="40" w:after="40" w:lineRule="auto" w:line="240"/>
             </w:pPr>
             <w:r>
               <w:rPr>
@@ -23673,8 +23673,8 @@
             <w:pPr>
               <w:pStyle w:val="Compact"/>
               <w:jc w:val="left"/>
-              <w:ind w:left="0" w:firstLine="0" w:right="0"/>
-              <w:spacing w:before="40" w:lineRule="auto" w:line="240" w:after="40"/>
+              <w:ind w:left="0" w:right="0" w:firstLine="0"/>
+              <w:spacing w:before="40" w:after="40" w:lineRule="auto" w:line="240"/>
             </w:pPr>
             <w:r>
               <w:t xml:space="preserve">File-based cache key. If the file already exists, the process is not spawned —</w:t>
@@ -23704,8 +23704,8 @@
             <w:pPr>
               <w:pStyle w:val="Compact"/>
               <w:jc w:val="left"/>
-              <w:ind w:left="0" w:firstLine="0" w:right="0"/>
-              <w:spacing w:before="40" w:lineRule="auto" w:line="240" w:after="40"/>
+              <w:ind w:left="0" w:right="0" w:firstLine="0"/>
+              <w:spacing w:before="40" w:after="40" w:lineRule="auto" w:line="240"/>
             </w:pPr>
             <w:r>
               <w:rPr>
@@ -23721,8 +23721,8 @@
             <w:pPr>
               <w:pStyle w:val="Compact"/>
               <w:jc w:val="left"/>
-              <w:ind w:left="0" w:firstLine="0" w:right="0"/>
-              <w:spacing w:before="40" w:lineRule="auto" w:line="240" w:after="40"/>
+              <w:ind w:left="0" w:right="0" w:firstLine="0"/>
+              <w:spacing w:before="40" w:after="40" w:lineRule="auto" w:line="240"/>
             </w:pPr>
             <w:r>
               <w:t xml:space="preserve">Arbitrary table passed through to</w:t>
@@ -23813,7 +23813,7 @@
     </w:p>
     <w:p>
       <w:pPr>
-        <w:spacing w:line="20" w:before="0" w:lineRule="exact" w:after="0"/>
+        <w:spacing w:before="0" w:after="0" w:lineRule="exact" w:line="20"/>
         <w:rPr>
           <w:sz w:val="2"/>
         </w:rPr>
@@ -24428,9 +24428,9 @@
     </w:p>
     <w:bookmarkEnd w:id="51"/>
     <w:sectPr>
-      <w:footerReference r:id="rId9200" w:type="default"/>
-      <w:headerReference r:id="rId9101" w:type="default"/>
-      <w:headerReference r:id="rId9100" w:type="first"/>
+      <w:footerReference w:type="default" r:id="rId9200"/>
+      <w:headerReference w:type="default" r:id="rId9101"/>
+      <w:headerReference w:type="first" r:id="rId9100"/>
       <w:titlePg/>
     </w:sectPr>
   </w:body>
@@ -24447,12 +24447,12 @@
     <w:tblPr>
       <w:tblW w:type="pct" w:w="5000"/>
       <w:tblBorders>
-        <w:top w:space="1" w:color="CCCCCC" w:sz="4" w:val="single"/>
-        <w:bottom w:space="0" w:color="auto" w:sz="0" w:val="none"/>
-        <w:left w:space="0" w:color="auto" w:sz="0" w:val="none"/>
-        <w:right w:space="0" w:color="auto" w:sz="0" w:val="none"/>
-        <w:insideH w:space="0" w:color="auto" w:sz="0" w:val="none"/>
-        <w:insideV w:space="0" w:color="auto" w:sz="0" w:val="none"/>
+        <w:top w:color="CCCCCC" w:val="single" w:sz="4" w:space="1"/>
+        <w:bottom w:color="auto" w:val="none" w:sz="0" w:space="0"/>
+        <w:left w:color="auto" w:val="none" w:sz="0" w:space="0"/>
+        <w:right w:color="auto" w:val="none" w:sz="0" w:space="0"/>
+        <w:insideH w:color="auto" w:val="none" w:sz="0" w:space="0"/>
+        <w:insideV w:color="auto" w:val="none" w:sz="0" w:space="0"/>
       </w:tblBorders>
       <w:tblLayout w:type="fixed"/>
     </w:tblPr>
@@ -25733,18 +25733,18 @@
     <w:basedOn w:val="VerbatimChar"/>
     <w:rPr/>
   </w:style>
-  <w:style w:type="paragraph" w:styleId="SpecObjectHeader" w:customStyle="1">
+  <w:style w:type="paragraph" w:customStyle="1" w:styleId="SpecObjectHeader">
     <w:name w:val="Spec Object Header"/>
     <w:basedOn w:val="Normal"/>
     <w:next w:val="FirstParagraph"/>
     <w:qFormat/>
     <w:pPr>
       <w:keepNext/>
-      <w:spacing w:before="280" w:lineRule="auto" w:line="276" w:after="120"/>
+      <w:spacing w:before="280" w:after="120" w:lineRule="auto" w:line="276"/>
       <w:outlineLvl w:val="0"/>
     </w:pPr>
     <w:rPr>
-      <w:rFonts w:cs="Calibri Light" w:hAnsi="Calibri Light" w:ascii="Calibri Light"/>
+      <w:rFonts w:ascii="Calibri Light" w:hAnsi="Calibri Light" w:cs="Calibri Light"/>
       <w:b/>
       <w:bCs/>
       <w:color w:val="0F4C64"/>

--- a/manual/downloads/creating-a-model.docx
+++ b/manual/downloads/creating-a-model.docx
@@ -46,7 +46,7 @@
         <w:t xml:space="preserve"> </w:t>
       </w:r>
       <w:r>
-        <w:t xml:space="preserve">is the vocabulary and behaviour of your specification documents. It declares what object types exist (requirements, design items, test cases), what floats are available (diagrams, tables, code listings), how cross-references resolve, and what validation rules run. When your domain needs a type the defaults don’t cover, you write a model.</w:t>
+        <w:t xml:space="preserve">defines the vocabulary and behavior of specification documents. It declares object types, floats, relations, views, and verification rules.</w:t>
       </w:r>
     </w:p>
     <w:p>
@@ -54,7 +54,7 @@
         <w:pStyle w:val="BodyText"/>
       </w:pPr>
       <w:r>
-        <w:t xml:space="preserve">SpecCompiler ships with a</w:t>
+        <w:t xml:space="preserve">The</w:t>
       </w:r>
       <w:r>
         <w:t xml:space="preserve"> </w:t>
@@ -69,7 +69,10 @@
         <w:t xml:space="preserve"> </w:t>
       </w:r>
       <w:r>
-        <w:t xml:space="preserve">model that gives you the base types (</w:t>
+        <w:t xml:space="preserve">model provides base types such as</w:t>
+      </w:r>
+      <w:r>
+        <w:t xml:space="preserve"> </w:t>
       </w:r>
       <w:r>
         <w:rPr>
@@ -102,7 +105,7 @@
         <w:t xml:space="preserve">TABLE</w:t>
       </w:r>
       <w:r>
-        <w:t xml:space="preserve">,</w:t>
+        <w:t xml:space="preserve">, and</w:t>
       </w:r>
       <w:r>
         <w:t xml:space="preserve"> </w:t>
@@ -114,7 +117,7 @@
         <w:t xml:space="preserve">PLANTUML</w:t>
       </w:r>
       <w:r>
-        <w:t xml:space="preserve">, …). You create a custom model when your domain needs extra types, specialised rendering, or extra validation. Your model layers on top of</w:t>
+        <w:t xml:space="preserve">. A custom model can add or replace types. SpecCompiler loads the custom model as an overlay on</w:t>
       </w:r>
       <w:r>
         <w:t xml:space="preserve"> </w:t>
@@ -126,7 +129,7 @@
         <w:t xml:space="preserve">default</w:t>
       </w:r>
       <w:r>
-        <w:t xml:space="preserve">, so you only write the parts you want to change.</w:t>
+        <w:t xml:space="preserve">.</w:t>
       </w:r>
     </w:p>
     <w:p>
@@ -134,20 +137,7 @@
         <w:pStyle w:val="BodyText"/>
       </w:pPr>
       <w:r>
-        <w:t xml:space="preserve">Here is the whole mental model in one breath: each extension point is</w:t>
-      </w:r>
-      <w:r>
-        <w:t xml:space="preserve"> </w:t>
-      </w:r>
-      <w:r>
-        <w:rPr>
-          <w:bCs/>
-          <w:b/>
-        </w:rPr>
-        <w:t xml:space="preserve">one Lua file that returns one descriptor table</w:t>
-      </w:r>
-      <w:r>
-        <w:t xml:space="preserve">. A descriptor has two required keys — a</w:t>
+        <w:t xml:space="preserve">Each extension module returns one Lua descriptor table. The descriptor contains a</w:t>
       </w:r>
       <w:r>
         <w:t xml:space="preserve"> </w:t>
@@ -159,10 +149,7 @@
         <w:t xml:space="preserve">kind</w:t>
       </w:r>
       <w:r>
-        <w:t xml:space="preserve"> </w:t>
-      </w:r>
-      <w:r>
-        <w:t xml:space="preserve">and a</w:t>
+        <w:t xml:space="preserve">, a</w:t>
       </w:r>
       <w:r>
         <w:t xml:space="preserve"> </w:t>
@@ -174,10 +161,7 @@
         <w:t xml:space="preserve">schema</w:t>
       </w:r>
       <w:r>
-        <w:t xml:space="preserve"> </w:t>
-      </w:r>
-      <w:r>
-        <w:t xml:space="preserve">holding your data — plus an optional</w:t>
+        <w:t xml:space="preserve">, and an optional</w:t>
       </w:r>
       <w:r>
         <w:t xml:space="preserve"> </w:t>
@@ -192,7 +176,7 @@
         <w:t xml:space="preserve"> </w:t>
       </w:r>
       <w:r>
-        <w:t xml:space="preserve">table holding any behaviour. You pick the</w:t>
+        <w:t xml:space="preserve">table. The host registers the schema and indexes the hooks. The value of</w:t>
       </w:r>
       <w:r>
         <w:t xml:space="preserve"> </w:t>
@@ -201,22 +185,13 @@
         <w:rPr>
           <w:rStyle w:val="VerbatimChar"/>
         </w:rPr>
-        <w:t xml:space="preserve">kind</w:t>
-      </w:r>
-      <w:r>
-        <w:t xml:space="preserve">, put your data in</w:t>
-      </w:r>
-      <w:r>
-        <w:t xml:space="preserve"> </w:t>
-      </w:r>
-      <w:r>
-        <w:rPr>
-          <w:rStyle w:val="VerbatimChar"/>
-        </w:rPr>
-        <w:t xml:space="preserve">schema</w:t>
-      </w:r>
-      <w:r>
-        <w:t xml:space="preserve">, and (only when you need behaviour) pick the hook whose name matches what you want to do. The host engine reads that table, writes your type into the database, and indexes your hooks. That’s it — there is no second registration step and no magic file naming.</w:t>
+        <w:t xml:space="preserve">schema.id</w:t>
+      </w:r>
+      <w:r>
+        <w:t xml:space="preserve"> </w:t>
+      </w:r>
+      <w:r>
+        <w:t xml:space="preserve">identifies the type.</w:t>
       </w:r>
     </w:p>
     <w:p>
@@ -224,7 +199,7 @@
         <w:pStyle w:val="BodyText"/>
       </w:pPr>
       <w:r>
-        <w:t xml:space="preserve">The recipe never changes:</w:t>
+        <w:t xml:space="preserve">Create a type as follows:</w:t>
       </w:r>
     </w:p>
     <w:p>
@@ -318,7 +293,7 @@
         <w:rPr>
           <w:rStyle w:val="VerbatimChar"/>
         </w:rPr>
-        <w:t xml:space="preserve">verification</w:t>
+        <w:t xml:space="preserve">analyze</w:t>
       </w:r>
       <w:r>
         <w:t xml:space="preserve">).</w:t>
@@ -333,7 +308,7 @@
         <w:pStyle w:val="Compact"/>
       </w:pPr>
       <w:r>
-        <w:t xml:space="preserve">Put your data in</w:t>
+        <w:t xml:space="preserve">Define the type in</w:t>
       </w:r>
       <w:r>
         <w:t xml:space="preserve"> </w:t>
@@ -347,10 +322,7 @@
         <w:t xml:space="preserve">schema</w:t>
       </w:r>
       <w:r>
-        <w:t xml:space="preserve"> </w:t>
-      </w:r>
-      <w:r>
-        <w:t xml:space="preserve">(the authoritative</w:t>
+        <w:t xml:space="preserve">. The</w:t>
       </w:r>
       <w:r>
         <w:t xml:space="preserve"> </w:t>
@@ -359,34 +331,13 @@
         <w:rPr>
           <w:rStyle w:val="VerbatimChar"/>
         </w:rPr>
-        <w:t xml:space="preserve">id</w:t>
-      </w:r>
-      <w:r>
-        <w:t xml:space="preserve">,</w:t>
-      </w:r>
-      <w:r>
-        <w:t xml:space="preserve"> </w:t>
-      </w:r>
-      <w:r>
-        <w:rPr>
-          <w:rStyle w:val="VerbatimChar"/>
-        </w:rPr>
-        <w:t xml:space="preserve">extends</w:t>
-      </w:r>
-      <w:r>
-        <w:t xml:space="preserve">,</w:t>
-      </w:r>
-      <w:r>
-        <w:t xml:space="preserve"> </w:t>
-      </w:r>
-      <w:r>
-        <w:rPr>
-          <w:rStyle w:val="VerbatimChar"/>
-        </w:rPr>
-        <w:t xml:space="preserve">attributes</w:t>
-      </w:r>
-      <w:r>
-        <w:t xml:space="preserve">, …).</w:t>
+        <w:t xml:space="preserve">schema.id</w:t>
+      </w:r>
+      <w:r>
+        <w:t xml:space="preserve"> </w:t>
+      </w:r>
+      <w:r>
+        <w:t xml:space="preserve">field is the authoritative identifier.</w:t>
       </w:r>
     </w:p>
     <w:p>
@@ -398,7 +349,7 @@
         <w:pStyle w:val="Compact"/>
       </w:pPr>
       <w:r>
-        <w:t xml:space="preserve">Pick the</w:t>
+        <w:t xml:space="preserve">Add a</w:t>
       </w:r>
       <w:r>
         <w:t xml:space="preserve"> </w:t>
@@ -414,79 +365,7 @@
         <w:t xml:space="preserve"> </w:t>
       </w:r>
       <w:r>
-        <w:t xml:space="preserve">whose name matches the intent — a</w:t>
-      </w:r>
-      <w:r>
-        <w:t xml:space="preserve"> </w:t>
-      </w:r>
-      <w:r>
-        <w:rPr>
-          <w:rStyle w:val="VerbatimChar"/>
-        </w:rPr>
-        <w:t xml:space="preserve">render</w:t>
-      </w:r>
-      <w:r>
-        <w:t xml:space="preserve">/</w:t>
-      </w:r>
-      <w:r>
-        <w:rPr>
-          <w:rStyle w:val="VerbatimChar"/>
-        </w:rPr>
-        <w:t xml:space="preserve">render_block</w:t>
-      </w:r>
-      <w:r>
-        <w:t xml:space="preserve">/</w:t>
-      </w:r>
-      <w:r>
-        <w:rPr>
-          <w:rStyle w:val="VerbatimChar"/>
-        </w:rPr>
-        <w:t xml:space="preserve">render_link</w:t>
-      </w:r>
-      <w:r>
-        <w:t xml:space="preserve"> </w:t>
-      </w:r>
-      <w:r>
-        <w:t xml:space="preserve">hook to produce output during EMIT, or a data hook like</w:t>
-      </w:r>
-      <w:r>
-        <w:t xml:space="preserve"> </w:t>
-      </w:r>
-      <w:r>
-        <w:rPr>
-          <w:rStyle w:val="VerbatimChar"/>
-        </w:rPr>
-        <w:t xml:space="preserve">dataset</w:t>
-      </w:r>
-      <w:r>
-        <w:t xml:space="preserve">,</w:t>
-      </w:r>
-      <w:r>
-        <w:t xml:space="preserve"> </w:t>
-      </w:r>
-      <w:r>
-        <w:rPr>
-          <w:rStyle w:val="VerbatimChar"/>
-        </w:rPr>
-        <w:t xml:space="preserve">transform</w:t>
-      </w:r>
-      <w:r>
-        <w:t xml:space="preserve">, or</w:t>
-      </w:r>
-      <w:r>
-        <w:t xml:space="preserve"> </w:t>
-      </w:r>
-      <w:r>
-        <w:rPr>
-          <w:rStyle w:val="VerbatimChar"/>
-        </w:rPr>
-        <w:t xml:space="preserve">resolve</w:t>
-      </w:r>
-      <w:r>
-        <w:t xml:space="preserve"> </w:t>
-      </w:r>
-      <w:r>
-        <w:t xml:space="preserve">to produce data earlier. The hook name decides both the context you receive and the type you must return.</w:t>
+        <w:t xml:space="preserve">only when the type requires custom behavior. The hook name determines its context and return type.</w:t>
       </w:r>
     </w:p>
     <w:p>
@@ -494,7 +373,7 @@
         <w:pStyle w:val="FirstParagraph"/>
       </w:pPr>
       <w:r>
-        <w:t xml:space="preserve">A pure-data type — most objects and floats — simply omits</w:t>
+        <w:t xml:space="preserve">Most object and float types contain only data. These types omit</w:t>
       </w:r>
       <w:r>
         <w:t xml:space="preserve"> </w:t>
@@ -509,7 +388,7 @@
         <w:t xml:space="preserve"> </w:t>
       </w:r>
       <w:r>
-        <w:t xml:space="preserve">and inherits everything else.</w:t>
+        <w:t xml:space="preserve">and inherit the applicable behavior.</w:t>
       </w:r>
     </w:p>
     <w:bookmarkEnd w:id="21"/>
@@ -531,12 +410,12 @@
         <w:pStyle w:val="FirstParagraph"/>
       </w:pPr>
       <w:r>
-        <w:t xml:space="preserve">Every type module has the same shape. Copy this skeleton and keep only what you need:</w:t>
+        <w:t xml:space="preserve">Each type module has the following structure:</w:t>
       </w:r>
     </w:p>
     <w:p>
       <w:pPr>
-        <w:spacing w:before="0" w:after="0" w:lineRule="exact" w:line="20"/>
+        <w:spacing w:after="0" w:line="20" w:lineRule="exact" w:before="0"/>
         <w:rPr>
           <w:sz w:val="2"/>
         </w:rPr>
@@ -588,7 +467,7 @@
         <w:rPr>
           <w:rStyle w:val="CommentTok"/>
         </w:rPr>
-        <w:t xml:space="preserve">-- The module returns ONE descriptor table; the host reads only this table.</w:t>
+        <w:t xml:space="preserve">-- The module returns one descriptor table.</w:t>
       </w:r>
       <w:r>
         <w:br/>
@@ -624,7 +503,7 @@
         <w:rPr>
           <w:rStyle w:val="CommentTok"/>
         </w:rPr>
-        <w:t xml:space="preserve">-- kind: object | float | view | relation | specification | verification.</w:t>
+        <w:t xml:space="preserve">-- kind: object | float | view | relation | specification | analyze.</w:t>
       </w:r>
       <w:r>
         <w:br/>
@@ -702,7 +581,7 @@
         <w:rPr>
           <w:rStyle w:val="CommentTok"/>
         </w:rPr>
-        <w:t xml:space="preserve">-- schema: your DATA. schema.id is authoritative (NOT the filename).</w:t>
+        <w:t xml:space="preserve">-- schema contains data. schema.id is authoritative.</w:t>
       </w:r>
       <w:r>
         <w:br/>
@@ -876,7 +755,7 @@
         <w:rPr>
           <w:rStyle w:val="CommentTok"/>
         </w:rPr>
-        <w:t xml:space="preserve">-- hooks (OPTIONAL): your BEHAVIOUR, and the ONLY place behaviour may live.</w:t>
+        <w:t xml:space="preserve">-- hooks contains optional custom behavior.</w:t>
       </w:r>
       <w:r>
         <w:br/>
@@ -1025,39 +904,7 @@
         <w:t xml:space="preserve">project.yaml</w:t>
       </w:r>
       <w:r>
-        <w:t xml:space="preserve"> </w:t>
-      </w:r>
-      <w:r>
-        <w:t xml:space="preserve">(see</w:t>
-      </w:r>
-      <w:r>
-        <w:t xml:space="preserve"> </w:t>
-      </w:r>
-      <w:hyperlink w:anchor="project-integration">
-        <w:r>
-          <w:rPr>
-            <w:rStyle w:val="Hyperlink"/>
-          </w:rPr>
-          <w:t xml:space="preserve">Project Integration</w:t>
-        </w:r>
-      </w:hyperlink>
-      <w:r>
-        <w:t xml:space="preserve">) and</w:t>
-      </w:r>
-      <w:r>
-        <w:t xml:space="preserve"> </w:t>
-      </w:r>
-      <w:r>
-        <w:rPr>
-          <w:rStyle w:val="VerbatimChar"/>
-        </w:rPr>
-        <w:t xml:space="preserve">specc build</w:t>
-      </w:r>
-      <w:r>
-        <w:t xml:space="preserve"> </w:t>
-      </w:r>
-      <w:r>
-        <w:t xml:space="preserve">will load your types on top of</w:t>
+        <w:t xml:space="preserve">. The build then loads the model as an overlay on</w:t>
       </w:r>
       <w:r>
         <w:t xml:space="preserve"> </w:t>
@@ -1091,23 +938,7 @@
         <w:pStyle w:val="FirstParagraph"/>
       </w:pPr>
       <w:r>
-        <w:t xml:space="preserve">The smallest useful model is a single descriptor, and it can live</w:t>
-      </w:r>
-      <w:r>
-        <w:t xml:space="preserve"> </w:t>
-      </w:r>
-      <w:r>
-        <w:rPr>
-          <w:bCs/>
-          <w:b/>
-        </w:rPr>
-        <w:t xml:space="preserve">inside your project directory</w:t>
-      </w:r>
-      <w:r>
-        <w:t xml:space="preserve"> </w:t>
-      </w:r>
-      <w:r>
-        <w:t xml:space="preserve">— no need to touch the SpecCompiler installation. The loader resolves</w:t>
+        <w:t xml:space="preserve">A project-local model can contain one descriptor. The loader first searches</w:t>
       </w:r>
       <w:r>
         <w:t xml:space="preserve"> </w:t>
@@ -1116,28 +947,10 @@
         <w:rPr>
           <w:rStyle w:val="VerbatimChar"/>
         </w:rPr>
-        <w:t xml:space="preserve">models/&lt;name&gt;/</w:t>
-      </w:r>
-      <w:r>
-        <w:t xml:space="preserve"> </w:t>
-      </w:r>
-      <w:r>
-        <w:t xml:space="preserve">under</w:t>
-      </w:r>
-      <w:r>
-        <w:t xml:space="preserve"> </w:t>
-      </w:r>
-      <w:r>
-        <w:rPr>
-          <w:rStyle w:val="VerbatimChar"/>
-        </w:rPr>
-        <w:t xml:space="preserve">SPECCOMPILER_HOME</w:t>
-      </w:r>
-      <w:r>
-        <w:t xml:space="preserve"> </w:t>
-      </w:r>
-      <w:r>
-        <w:t xml:space="preserve">first, then under the project’s working directory.</w:t>
+        <w:t xml:space="preserve">SPECCOMPILER_HOME/models/&lt;name&gt;/</w:t>
+      </w:r>
+      <w:r>
+        <w:t xml:space="preserve">. It then searches the project working directory.</w:t>
       </w:r>
     </w:p>
     <w:p>
@@ -1145,12 +958,12 @@
         <w:pStyle w:val="BodyText"/>
       </w:pPr>
       <w:r>
-        <w:t xml:space="preserve">Suppose you want to record architecture decisions (ADRs) as first-class, traceable objects:</w:t>
+        <w:t xml:space="preserve">The following model defines architecture decisions as traceable objects:</w:t>
       </w:r>
     </w:p>
     <w:p>
       <w:pPr>
-        <w:spacing w:before="0" w:after="0" w:lineRule="exact" w:line="20"/>
+        <w:spacing w:after="0" w:line="20" w:lineRule="exact" w:before="0"/>
         <w:rPr>
           <w:sz w:val="2"/>
         </w:rPr>
@@ -1261,7 +1074,7 @@
     </w:p>
     <w:p>
       <w:pPr>
-        <w:spacing w:before="0" w:after="0" w:lineRule="exact" w:line="20"/>
+        <w:spacing w:after="0" w:line="20" w:lineRule="exact" w:before="0"/>
         <w:rPr>
           <w:sz w:val="2"/>
         </w:rPr>
@@ -2076,7 +1889,7 @@
     </w:p>
     <w:p>
       <w:pPr>
-        <w:spacing w:before="0" w:after="0" w:lineRule="exact" w:line="20"/>
+        <w:spacing w:after="0" w:line="20" w:lineRule="exact" w:before="0"/>
         <w:rPr>
           <w:sz w:val="2"/>
         </w:rPr>
@@ -2155,7 +1968,7 @@
         <w:rPr>
           <w:rStyle w:val="AttributeTok"/>
         </w:rPr>
-        <w:t xml:space="preserve">&gt; consequences: Single-file build artifact; traceability is SQL-queryable.</w:t>
+        <w:t xml:space="preserve">&gt; consequences: The build produces one file. SQL queries provide traceability data.</w:t>
       </w:r>
       <w:r>
         <w:br/>
@@ -2176,7 +1989,7 @@
         <w:rPr>
           <w:rStyle w:val="NormalTok"/>
         </w:rPr>
-        <w:t xml:space="preserve">in-memory tables, so verification views can run plain SQL.</w:t>
+        <w:t xml:space="preserve">in-memory tables, so analyze queries can use SQL.</w:t>
       </w:r>
       <w:r>
         <w:br/>
@@ -2212,16 +2025,7 @@
         <w:rPr>
           <w:rStyle w:val="NormalTok"/>
         </w:rPr>
-        <w:t xml:space="preserve">No custom pandoc build; ship Lua + C extensions that load into the system</w:t>
-      </w:r>
-      <w:r>
-        <w:br/>
-      </w:r>
-      <w:r>
-        <w:rPr>
-          <w:rStyle w:val="NormalTok"/>
-        </w:rPr>
-        <w:t xml:space="preserve">pandoc.</w:t>
+        <w:t xml:space="preserve">Use the system Pandoc with Lua and C extensions.</w:t>
       </w:r>
     </w:p>
     <w:p>
@@ -2229,16 +2033,22 @@
         <w:pStyle w:val="FirstParagraph"/>
       </w:pPr>
       <w:r>
+        <w:t xml:space="preserve">The build registers</w:t>
+      </w:r>
+      <w:r>
+        <w:t xml:space="preserve"> </w:t>
+      </w:r>
+      <w:r>
         <w:rPr>
           <w:rStyle w:val="VerbatimChar"/>
         </w:rPr>
-        <w:t xml:space="preserve">specc build</w:t>
-      </w:r>
-      <w:r>
-        <w:t xml:space="preserve"> </w:t>
-      </w:r>
-      <w:r>
-        <w:t xml:space="preserve">registers</w:t>
+        <w:t xml:space="preserve">DECISION</w:t>
+      </w:r>
+      <w:r>
+        <w:t xml:space="preserve"> </w:t>
+      </w:r>
+      <w:r>
+        <w:t xml:space="preserve">and assigns the second decision the PID</w:t>
       </w:r>
       <w:r>
         <w:t xml:space="preserve"> </w:t>
@@ -2247,10 +2057,10 @@
         <w:rPr>
           <w:rStyle w:val="VerbatimChar"/>
         </w:rPr>
-        <w:t xml:space="preserve">DECISION</w:t>
-      </w:r>
-      <w:r>
-        <w:t xml:space="preserve">, gives the second decision the auto-generated PID</w:t>
+        <w:t xml:space="preserve">ADR-002</w:t>
+      </w:r>
+      <w:r>
+        <w:t xml:space="preserve">. It stores the attributes for queries. It also resolves</w:t>
       </w:r>
       <w:r>
         <w:t xml:space="preserve"> </w:t>
@@ -2259,79 +2069,13 @@
         <w:rPr>
           <w:rStyle w:val="VerbatimChar"/>
         </w:rPr>
-        <w:t xml:space="preserve">ADR-002</w:t>
-      </w:r>
-      <w:r>
-        <w:t xml:space="preserve"> </w:t>
-      </w:r>
-      <w:r>
-        <w:t xml:space="preserve">(from</w:t>
-      </w:r>
-      <w:r>
-        <w:t xml:space="preserve"> </w:t>
-      </w:r>
-      <w:r>
-        <w:rPr>
-          <w:rStyle w:val="VerbatimChar"/>
-        </w:rPr>
-        <w:t xml:space="preserve">pid_prefix</w:t>
-      </w:r>
-      <w:r>
-        <w:t xml:space="preserve">/</w:t>
-      </w:r>
-      <w:r>
-        <w:rPr>
-          <w:rStyle w:val="VerbatimChar"/>
-        </w:rPr>
-        <w:t xml:space="preserve">pid_format</w:t>
-      </w:r>
-      <w:r>
-        <w:t xml:space="preserve">), stores</w:t>
-      </w:r>
-      <w:r>
-        <w:t xml:space="preserve"> </w:t>
-      </w:r>
-      <w:r>
-        <w:rPr>
-          <w:rStyle w:val="VerbatimChar"/>
-        </w:rPr>
-        <w:t xml:space="preserve">status</w:t>
-      </w:r>
-      <w:r>
-        <w:t xml:space="preserve"> </w:t>
-      </w:r>
-      <w:r>
-        <w:t xml:space="preserve">and</w:t>
-      </w:r>
-      <w:r>
-        <w:t xml:space="preserve"> </w:t>
-      </w:r>
-      <w:r>
-        <w:rPr>
-          <w:rStyle w:val="VerbatimChar"/>
-        </w:rPr>
-        <w:t xml:space="preserve">consequences</w:t>
-      </w:r>
-      <w:r>
-        <w:t xml:space="preserve"> </w:t>
-      </w:r>
-      <w:r>
-        <w:t xml:space="preserve">as queryable attributes, and resolves</w:t>
-      </w:r>
-      <w:r>
-        <w:t xml:space="preserve"> </w:t>
-      </w:r>
-      <w:r>
-        <w:rPr>
-          <w:rStyle w:val="VerbatimChar"/>
-        </w:rPr>
         <w:t xml:space="preserve">[ADR-001](@)</w:t>
       </w:r>
       <w:r>
         <w:t xml:space="preserve"> </w:t>
       </w:r>
       <w:r>
-        <w:t xml:space="preserve">cross-references from anywhere in the document — all without a single line of behaviour code.</w:t>
+        <w:t xml:space="preserve">references. The type requires no custom behavior.</w:t>
       </w:r>
     </w:p>
     <w:bookmarkEnd w:id="23"/>
@@ -2450,7 +2194,7 @@
         <w:t xml:space="preserve"> </w:t>
       </w:r>
       <w:r>
-        <w:t xml:space="preserve">— loaded second; a descriptor whose</w:t>
+        <w:t xml:space="preserve">— loaded second. A descriptor with the same kind and</w:t>
       </w:r>
       <w:r>
         <w:t xml:space="preserve"> </w:t>
@@ -2465,19 +2209,7 @@
         <w:t xml:space="preserve"> </w:t>
       </w:r>
       <w:r>
-        <w:t xml:space="preserve">matches a default one replaces the default (the database insert is</w:t>
-      </w:r>
-      <w:r>
-        <w:t xml:space="preserve"> </w:t>
-      </w:r>
-      <w:r>
-        <w:rPr>
-          <w:rStyle w:val="VerbatimChar"/>
-        </w:rPr>
-        <w:t xml:space="preserve">INSERT OR REPLACE</w:t>
-      </w:r>
-      <w:r>
-        <w:t xml:space="preserve">, so the last writer per id wins).</w:t>
+        <w:t xml:space="preserve">replaces the default descriptor.</w:t>
       </w:r>
     </w:p>
     <w:p>
@@ -2485,19 +2217,7 @@
         <w:pStyle w:val="FirstParagraph"/>
       </w:pPr>
       <w:r>
-        <w:t xml:space="preserve">Descriptors with new</w:t>
-      </w:r>
-      <w:r>
-        <w:t xml:space="preserve"> </w:t>
-      </w:r>
-      <w:r>
-        <w:rPr>
-          <w:rStyle w:val="VerbatimChar"/>
-        </w:rPr>
-        <w:t xml:space="preserve">id</w:t>
-      </w:r>
-      <w:r>
-        <w:t xml:space="preserve">s are added alongside the defaults. Everything you don’t redefine is inherited.</w:t>
+        <w:t xml:space="preserve">Descriptors with new identifiers supplement the default descriptors. The model inherits definitions that it does not replace.</w:t>
       </w:r>
     </w:p>
     <w:bookmarkEnd w:id="24"/>
@@ -2516,7 +2236,7 @@
     </w:p>
     <w:p>
       <w:pPr>
-        <w:spacing w:before="0" w:after="0" w:lineRule="exact" w:line="20"/>
+        <w:spacing w:after="0" w:line="20" w:lineRule="exact" w:before="0"/>
         <w:rPr>
           <w:sz w:val="2"/>
         </w:rPr>
@@ -2622,7 +2342,7 @@
         <w:rPr>
           <w:rStyle w:val="VerbatimChar"/>
         </w:rPr>
-        <w:t xml:space="preserve">  verification_views/ -- Verification descriptors (e.g., vc_missing_hlr.lua)</w:t>
+        <w:t xml:space="preserve">  analyze_queries/     -- Analyze descriptors (e.g., vc_missing_hlr.lua)</w:t>
       </w:r>
       <w:r>
         <w:br/>
@@ -2681,7 +2401,7 @@
         <w:t xml:space="preserve"> </w:t>
       </w:r>
       <w:r>
-        <w:t xml:space="preserve">is required; everything else is optional.</w:t>
+        <w:t xml:space="preserve">is required. All other directories are optional.</w:t>
       </w:r>
     </w:p>
     <w:p>
@@ -2706,7 +2426,7 @@
     </w:p>
     <w:p>
       <w:pPr>
-        <w:spacing w:before="0" w:after="0" w:lineRule="exact" w:line="20"/>
+        <w:spacing w:after="0" w:line="20" w:lineRule="exact" w:before="0"/>
         <w:rPr>
           <w:sz w:val="2"/>
         </w:rPr>
@@ -2827,7 +2547,7 @@
         <w:rPr>
           <w:rStyle w:val="CommentTok"/>
         </w:rPr>
-        <w:t xml:space="preserve">   # loaded before this model; missing = loud load error</w:t>
+        <w:t xml:space="preserve">   # Load this model first.</w:t>
       </w:r>
     </w:p>
     <w:p>
@@ -2835,7 +2555,7 @@
         <w:pStyle w:val="FirstParagraph"/>
       </w:pPr>
       <w:r>
-        <w:t xml:space="preserve">When the engine loads a model it first loads every model in</w:t>
+        <w:t xml:space="preserve">The engine loads each model in</w:t>
       </w:r>
       <w:r>
         <w:t xml:space="preserve"> </w:t>
@@ -2850,7 +2570,7 @@
         <w:t xml:space="preserve"> </w:t>
       </w:r>
       <w:r>
-        <w:t xml:space="preserve">(recursively, each at most once), erroring loudly if a required model is absent. A model can also carry its own external tooling under a</w:t>
+        <w:t xml:space="preserve">before it loads the requesting model. It loads each dependency once. A missing dependency stops the build. A model can contain external tools in</w:t>
       </w:r>
       <w:r>
         <w:t xml:space="preserve"> </w:t>
@@ -2862,10 +2582,7 @@
         <w:t xml:space="preserve">tools/</w:t>
       </w:r>
       <w:r>
-        <w:t xml:space="preserve"> </w:t>
-      </w:r>
-      <w:r>
-        <w:t xml:space="preserve">directory — the</w:t>
+        <w:t xml:space="preserve">. The five</w:t>
       </w:r>
       <w:r>
         <w:t xml:space="preserve"> </w:t>
@@ -2874,13 +2591,13 @@
         <w:rPr>
           <w:rStyle w:val="VerbatimChar"/>
         </w:rPr>
-        <w:t xml:space="preserve">abnt</w:t>
-      </w:r>
-      <w:r>
-        <w:t xml:space="preserve"> </w:t>
-      </w:r>
-      <w:r>
-        <w:t xml:space="preserve">model does exactly this for chart rendering: it owns the</w:t>
+        <w:t xml:space="preserve">types/</w:t>
+      </w:r>
+      <w:r>
+        <w:t xml:space="preserve"> </w:t>
+      </w:r>
+      <w:r>
+        <w:t xml:space="preserve">directory names are fixed. Each directory maps to one descriptor kind. A mismatch between the directory and</w:t>
       </w:r>
       <w:r>
         <w:t xml:space="preserve"> </w:t>
@@ -2889,161 +2606,13 @@
         <w:rPr>
           <w:rStyle w:val="VerbatimChar"/>
         </w:rPr>
-        <w:t xml:space="preserve">CHART</w:t>
-      </w:r>
-      <w:r>
-        <w:t xml:space="preserve"> </w:t>
-      </w:r>
-      <w:r>
-        <w:t xml:space="preserve">float, the</w:t>
-      </w:r>
-      <w:r>
-        <w:t xml:space="preserve"> </w:t>
-      </w:r>
-      <w:r>
-        <w:rPr>
-          <w:rStyle w:val="VerbatimChar"/>
-        </w:rPr>
-        <w:t xml:space="preserve">gauss</w:t>
-      </w:r>
-      <w:r>
-        <w:t xml:space="preserve"> </w:t>
-      </w:r>
-      <w:r>
-        <w:t xml:space="preserve">dataset view, and the deno-based renderer at</w:t>
-      </w:r>
-      <w:r>
-        <w:t xml:space="preserve"> </w:t>
-      </w:r>
-      <w:r>
-        <w:rPr>
-          <w:rStyle w:val="VerbatimChar"/>
-        </w:rPr>
-        <w:t xml:space="preserve">models/abnt/tools/echarts-render.ts</w:t>
-      </w:r>
-      <w:r>
-        <w:t xml:space="preserve">, plus a</w:t>
-      </w:r>
-      <w:r>
-        <w:t xml:space="preserve"> </w:t>
-      </w:r>
-      <w:r>
-        <w:rPr>
-          <w:rStyle w:val="VerbatimChar"/>
-        </w:rPr>
-        <w:t xml:space="preserve">scripts/bootstrap.sh</w:t>
-      </w:r>
-      <w:r>
-        <w:t xml:space="preserve"> </w:t>
-      </w:r>
-      <w:r>
-        <w:t xml:space="preserve">to provision the deno dependency on native installs. The five</w:t>
-      </w:r>
-      <w:r>
-        <w:t xml:space="preserve"> </w:t>
-      </w:r>
-      <w:r>
-        <w:rPr>
-          <w:rStyle w:val="VerbatimChar"/>
-        </w:rPr>
-        <w:t xml:space="preserve">types/</w:t>
-      </w:r>
-      <w:r>
-        <w:t xml:space="preserve"> </w:t>
-      </w:r>
-      <w:r>
-        <w:t xml:space="preserve">subdirectory names are fixed — the loader maps each directory to a</w:t>
-      </w:r>
-      <w:r>
-        <w:t xml:space="preserve"> </w:t>
-      </w:r>
-      <w:r>
-        <w:rPr>
-          <w:rStyle w:val="VerbatimChar"/>
-        </w:rPr>
         <w:t xml:space="preserve">kind</w:t>
       </w:r>
       <w:r>
         <w:t xml:space="preserve"> </w:t>
       </w:r>
       <w:r>
-        <w:t xml:space="preserve">(</w:t>
-      </w:r>
-      <w:r>
-        <w:rPr>
-          <w:rStyle w:val="VerbatimChar"/>
-        </w:rPr>
-        <w:t xml:space="preserve">objects</w:t>
-      </w:r>
-      <w:r>
-        <w:t xml:space="preserve"> </w:t>
-      </w:r>
-      <w:r>
-        <w:t xml:space="preserve">-&gt;</w:t>
-      </w:r>
-      <w:r>
-        <w:t xml:space="preserve"> </w:t>
-      </w:r>
-      <w:r>
-        <w:rPr>
-          <w:rStyle w:val="VerbatimChar"/>
-        </w:rPr>
-        <w:t xml:space="preserve">object</w:t>
-      </w:r>
-      <w:r>
-        <w:t xml:space="preserve">,</w:t>
-      </w:r>
-      <w:r>
-        <w:t xml:space="preserve"> </w:t>
-      </w:r>
-      <w:r>
-        <w:rPr>
-          <w:rStyle w:val="VerbatimChar"/>
-        </w:rPr>
-        <w:t xml:space="preserve">floats</w:t>
-      </w:r>
-      <w:r>
-        <w:t xml:space="preserve"> </w:t>
-      </w:r>
-      <w:r>
-        <w:t xml:space="preserve">-&gt;</w:t>
-      </w:r>
-      <w:r>
-        <w:t xml:space="preserve"> </w:t>
-      </w:r>
-      <w:r>
-        <w:rPr>
-          <w:rStyle w:val="VerbatimChar"/>
-        </w:rPr>
-        <w:t xml:space="preserve">float</w:t>
-      </w:r>
-      <w:r>
-        <w:t xml:space="preserve">, and so on) and a descriptor’s</w:t>
-      </w:r>
-      <w:r>
-        <w:t xml:space="preserve"> </w:t>
-      </w:r>
-      <w:r>
-        <w:rPr>
-          <w:rStyle w:val="VerbatimChar"/>
-        </w:rPr>
-        <w:t xml:space="preserve">kind</w:t>
-      </w:r>
-      <w:r>
-        <w:t xml:space="preserve"> </w:t>
-      </w:r>
-      <w:r>
-        <w:rPr>
-          <w:bCs/>
-          <w:b/>
-        </w:rPr>
-        <w:t xml:space="preserve">must</w:t>
-      </w:r>
-      <w:r>
-        <w:t xml:space="preserve"> </w:t>
-      </w:r>
-      <w:r>
-        <w:t xml:space="preserve">match the directory it lives in, or load fails loudly.</w:t>
+        <w:t xml:space="preserve">stops the build.</w:t>
       </w:r>
     </w:p>
     <w:p>
@@ -3051,7 +2620,10 @@
         <w:pStyle w:val="BodyText"/>
       </w:pPr>
       <w:r>
-        <w:t xml:space="preserve">The loader supports both single files (</w:t>
+        <w:t xml:space="preserve">The loader supports single files such as</w:t>
+      </w:r>
+      <w:r>
+        <w:t xml:space="preserve"> </w:t>
       </w:r>
       <w:r>
         <w:rPr>
@@ -3060,7 +2632,7 @@
         <w:t xml:space="preserve">types/floats/figure.lua</w:t>
       </w:r>
       <w:r>
-        <w:t xml:space="preserve">) and subdirectories with an</w:t>
+        <w:t xml:space="preserve">. It also supports directories with an</w:t>
       </w:r>
       <w:r>
         <w:t xml:space="preserve"> </w:t>
@@ -3075,20 +2647,11 @@
         <w:t xml:space="preserve"> </w:t>
       </w:r>
       <w:r>
-        <w:t xml:space="preserve">(</w:t>
-      </w:r>
-      <w:r>
-        <w:rPr>
-          <w:rStyle w:val="VerbatimChar"/>
-        </w:rPr>
-        <w:t xml:space="preserve">types/floats/figure/init.lua</w:t>
-      </w:r>
-      <w:r>
-        <w:t xml:space="preserve">) — useful when a type needs helper modules alongside it.</w:t>
+        <w:t xml:space="preserve">file.</w:t>
       </w:r>
     </w:p>
     <w:bookmarkEnd w:id="25"/>
-    <w:bookmarkStart w:id="26" w:name="type-categories-at-a-glance"/>
+    <w:bookmarkStart w:id="26" w:name="type-categories"/>
     <w:p>
       <w:pPr>
         <w:pStyle w:val="Heading1"/>
@@ -3098,12 +2661,12 @@
         </w:numPr>
       </w:pPr>
       <w:r>
-        <w:t xml:space="preserve">Type categories at a glance</w:t>
+        <w:t xml:space="preserve">Type categories</w:t>
       </w:r>
     </w:p>
     <w:p>
       <w:pPr>
-        <w:spacing w:before="0" w:after="0" w:lineRule="exact" w:line="20"/>
+        <w:spacing w:after="0" w:line="20" w:lineRule="exact" w:before="0"/>
         <w:rPr>
           <w:sz w:val="2"/>
         </w:rPr>
@@ -3145,12 +2708,12 @@
         <w:tblLook w:firstRow="1" w:lastRow="0" w:firstColumn="0" w:lastColumn="0" w:noHBand="0" w:noVBand="0" w:val="0020"/>
         <w:jc w:val="start"/>
         <w:tblBorders>
-          <w:top w:color="000000" w:val="single" w:sz="6" w:space="0"/>
-          <w:left w:color="000000" w:val="single" w:sz="6" w:space="0"/>
-          <w:bottom w:color="000000" w:val="single" w:sz="6" w:space="0"/>
-          <w:right w:color="000000" w:val="single" w:sz="6" w:space="0"/>
-          <w:insideH w:color="000000" w:val="single" w:sz="6" w:space="0"/>
-          <w:insideV w:color="000000" w:val="single" w:sz="6" w:space="0"/>
+          <w:top w:color="000000" w:sz="6" w:val="single" w:space="0"/>
+          <w:left w:color="000000" w:sz="6" w:val="single" w:space="0"/>
+          <w:bottom w:color="000000" w:sz="6" w:val="single" w:space="0"/>
+          <w:right w:color="000000" w:sz="6" w:val="single" w:space="0"/>
+          <w:insideH w:color="000000" w:sz="6" w:val="single" w:space="0"/>
+          <w:insideV w:color="000000" w:sz="6" w:val="single" w:space="0"/>
         </w:tblBorders>
         <w:tblCellMar>
           <w:top w:type="dxa" w:w="57"/>
@@ -3171,14 +2734,14 @@
         </w:trPr>
         <w:tc>
           <w:tcPr>
-            <w:shd w:val="clear" w:fill="E8E8E8" w:color="auto"/>
+            <w:shd w:color="auto" w:val="clear" w:fill="E8E8E8"/>
           </w:tcPr>
           <w:p>
             <w:pPr>
               <w:pStyle w:val="Compact"/>
               <w:jc w:val="left"/>
-              <w:ind w:left="0" w:right="0" w:firstLine="0"/>
-              <w:spacing w:before="40" w:after="40" w:lineRule="auto" w:line="240"/>
+              <w:ind w:left="0" w:firstLine="0" w:right="0"/>
+              <w:spacing w:lineRule="auto" w:after="40" w:line="240" w:before="40"/>
             </w:pPr>
             <w:r>
               <w:rPr>
@@ -3190,14 +2753,14 @@
         </w:tc>
         <w:tc>
           <w:tcPr>
-            <w:shd w:val="clear" w:fill="E8E8E8" w:color="auto"/>
+            <w:shd w:color="auto" w:val="clear" w:fill="E8E8E8"/>
           </w:tcPr>
           <w:p>
             <w:pPr>
               <w:pStyle w:val="Compact"/>
               <w:jc w:val="left"/>
-              <w:ind w:left="0" w:right="0" w:firstLine="0"/>
-              <w:spacing w:before="40" w:after="40" w:lineRule="auto" w:line="240"/>
+              <w:ind w:left="0" w:firstLine="0" w:right="0"/>
+              <w:spacing w:lineRule="auto" w:after="40" w:line="240" w:before="40"/>
             </w:pPr>
             <w:r>
               <w:rPr>
@@ -3210,14 +2773,14 @@
         </w:tc>
         <w:tc>
           <w:tcPr>
-            <w:shd w:val="clear" w:fill="E8E8E8" w:color="auto"/>
+            <w:shd w:color="auto" w:val="clear" w:fill="E8E8E8"/>
           </w:tcPr>
           <w:p>
             <w:pPr>
               <w:pStyle w:val="Compact"/>
               <w:jc w:val="left"/>
-              <w:ind w:left="0" w:right="0" w:firstLine="0"/>
-              <w:spacing w:before="40" w:after="40" w:lineRule="auto" w:line="240"/>
+              <w:ind w:left="0" w:firstLine="0" w:right="0"/>
+              <w:spacing w:lineRule="auto" w:after="40" w:line="240" w:before="40"/>
             </w:pPr>
             <w:r>
               <w:rPr>
@@ -3229,14 +2792,14 @@
         </w:tc>
         <w:tc>
           <w:tcPr>
-            <w:shd w:val="clear" w:fill="E8E8E8" w:color="auto"/>
+            <w:shd w:color="auto" w:val="clear" w:fill="E8E8E8"/>
           </w:tcPr>
           <w:p>
             <w:pPr>
               <w:pStyle w:val="Compact"/>
               <w:jc w:val="left"/>
-              <w:ind w:left="0" w:right="0" w:firstLine="0"/>
-              <w:spacing w:before="40" w:after="40" w:lineRule="auto" w:line="240"/>
+              <w:ind w:left="0" w:firstLine="0" w:right="0"/>
+              <w:spacing w:lineRule="auto" w:after="40" w:line="240" w:before="40"/>
             </w:pPr>
             <w:r>
               <w:rPr>
@@ -3254,8 +2817,8 @@
             <w:pPr>
               <w:pStyle w:val="Compact"/>
               <w:jc w:val="left"/>
-              <w:ind w:left="0" w:right="0" w:firstLine="0"/>
-              <w:spacing w:before="40" w:after="40" w:lineRule="auto" w:line="240"/>
+              <w:ind w:left="0" w:firstLine="0" w:right="0"/>
+              <w:spacing w:lineRule="auto" w:after="40" w:line="240" w:before="40"/>
             </w:pPr>
             <w:r>
               <w:t xml:space="preserve">Object</w:t>
@@ -3268,8 +2831,8 @@
             <w:pPr>
               <w:pStyle w:val="Compact"/>
               <w:jc w:val="left"/>
-              <w:ind w:left="0" w:right="0" w:firstLine="0"/>
-              <w:spacing w:before="40" w:after="40" w:lineRule="auto" w:line="240"/>
+              <w:ind w:left="0" w:firstLine="0" w:right="0"/>
+              <w:spacing w:lineRule="auto" w:after="40" w:line="240" w:before="40"/>
             </w:pPr>
             <w:r>
               <w:rPr>
@@ -3285,8 +2848,8 @@
             <w:pPr>
               <w:pStyle w:val="Compact"/>
               <w:jc w:val="left"/>
-              <w:ind w:left="0" w:right="0" w:firstLine="0"/>
-              <w:spacing w:before="40" w:after="40" w:lineRule="auto" w:line="240"/>
+              <w:ind w:left="0" w:firstLine="0" w:right="0"/>
+              <w:spacing w:lineRule="auto" w:after="40" w:line="240" w:before="40"/>
             </w:pPr>
             <w:r>
               <w:rPr>
@@ -3302,8 +2865,8 @@
             <w:pPr>
               <w:pStyle w:val="Compact"/>
               <w:jc w:val="left"/>
-              <w:ind w:left="0" w:right="0" w:firstLine="0"/>
-              <w:spacing w:before="40" w:after="40" w:lineRule="auto" w:line="240"/>
+              <w:ind w:left="0" w:firstLine="0" w:right="0"/>
+              <w:spacing w:lineRule="auto" w:after="40" w:line="240" w:before="40"/>
             </w:pPr>
             <w:r>
               <w:t xml:space="preserve">none (omit</w:t>
@@ -3339,8 +2902,8 @@
             <w:pPr>
               <w:pStyle w:val="Compact"/>
               <w:jc w:val="left"/>
-              <w:ind w:left="0" w:right="0" w:firstLine="0"/>
-              <w:spacing w:before="40" w:after="40" w:lineRule="auto" w:line="240"/>
+              <w:ind w:left="0" w:firstLine="0" w:right="0"/>
+              <w:spacing w:lineRule="auto" w:after="40" w:line="240" w:before="40"/>
             </w:pPr>
             <w:r>
               <w:t xml:space="preserve">Float</w:t>
@@ -3353,8 +2916,8 @@
             <w:pPr>
               <w:pStyle w:val="Compact"/>
               <w:jc w:val="left"/>
-              <w:ind w:left="0" w:right="0" w:firstLine="0"/>
-              <w:spacing w:before="40" w:after="40" w:lineRule="auto" w:line="240"/>
+              <w:ind w:left="0" w:firstLine="0" w:right="0"/>
+              <w:spacing w:lineRule="auto" w:after="40" w:line="240" w:before="40"/>
             </w:pPr>
             <w:r>
               <w:rPr>
@@ -3370,8 +2933,8 @@
             <w:pPr>
               <w:pStyle w:val="Compact"/>
               <w:jc w:val="left"/>
-              <w:ind w:left="0" w:right="0" w:firstLine="0"/>
-              <w:spacing w:before="40" w:after="40" w:lineRule="auto" w:line="240"/>
+              <w:ind w:left="0" w:firstLine="0" w:right="0"/>
+              <w:spacing w:lineRule="auto" w:after="40" w:line="240" w:before="40"/>
             </w:pPr>
             <w:r>
               <w:rPr>
@@ -3387,8 +2950,8 @@
             <w:pPr>
               <w:pStyle w:val="Compact"/>
               <w:jc w:val="left"/>
-              <w:ind w:left="0" w:right="0" w:firstLine="0"/>
-              <w:spacing w:before="40" w:after="40" w:lineRule="auto" w:line="240"/>
+              <w:ind w:left="0" w:firstLine="0" w:right="0"/>
+              <w:spacing w:lineRule="auto" w:after="40" w:line="240" w:before="40"/>
             </w:pPr>
             <w:r>
               <w:rPr>
@@ -3433,8 +2996,8 @@
             <w:pPr>
               <w:pStyle w:val="Compact"/>
               <w:jc w:val="left"/>
-              <w:ind w:left="0" w:right="0" w:firstLine="0"/>
-              <w:spacing w:before="40" w:after="40" w:lineRule="auto" w:line="240"/>
+              <w:ind w:left="0" w:firstLine="0" w:right="0"/>
+              <w:spacing w:lineRule="auto" w:after="40" w:line="240" w:before="40"/>
             </w:pPr>
             <w:r>
               <w:t xml:space="preserve">Relation</w:t>
@@ -3447,8 +3010,8 @@
             <w:pPr>
               <w:pStyle w:val="Compact"/>
               <w:jc w:val="left"/>
-              <w:ind w:left="0" w:right="0" w:firstLine="0"/>
-              <w:spacing w:before="40" w:after="40" w:lineRule="auto" w:line="240"/>
+              <w:ind w:left="0" w:firstLine="0" w:right="0"/>
+              <w:spacing w:lineRule="auto" w:after="40" w:line="240" w:before="40"/>
             </w:pPr>
             <w:r>
               <w:rPr>
@@ -3464,8 +3027,8 @@
             <w:pPr>
               <w:pStyle w:val="Compact"/>
               <w:jc w:val="left"/>
-              <w:ind w:left="0" w:right="0" w:firstLine="0"/>
-              <w:spacing w:before="40" w:after="40" w:lineRule="auto" w:line="240"/>
+              <w:ind w:left="0" w:firstLine="0" w:right="0"/>
+              <w:spacing w:lineRule="auto" w:after="40" w:line="240" w:before="40"/>
             </w:pPr>
             <w:r>
               <w:rPr>
@@ -3481,8 +3044,8 @@
             <w:pPr>
               <w:pStyle w:val="Compact"/>
               <w:jc w:val="left"/>
-              <w:ind w:left="0" w:right="0" w:firstLine="0"/>
-              <w:spacing w:before="40" w:after="40" w:lineRule="auto" w:line="240"/>
+              <w:ind w:left="0" w:firstLine="0" w:right="0"/>
+              <w:spacing w:lineRule="auto" w:after="40" w:line="240" w:before="40"/>
             </w:pPr>
             <w:r>
               <w:t xml:space="preserve">none,</w:t>
@@ -3518,8 +3081,8 @@
             <w:pPr>
               <w:pStyle w:val="Compact"/>
               <w:jc w:val="left"/>
-              <w:ind w:left="0" w:right="0" w:firstLine="0"/>
-              <w:spacing w:before="40" w:after="40" w:lineRule="auto" w:line="240"/>
+              <w:ind w:left="0" w:firstLine="0" w:right="0"/>
+              <w:spacing w:lineRule="auto" w:after="40" w:line="240" w:before="40"/>
             </w:pPr>
             <w:r>
               <w:t xml:space="preserve">View</w:t>
@@ -3532,8 +3095,8 @@
             <w:pPr>
               <w:pStyle w:val="Compact"/>
               <w:jc w:val="left"/>
-              <w:ind w:left="0" w:right="0" w:firstLine="0"/>
-              <w:spacing w:before="40" w:after="40" w:lineRule="auto" w:line="240"/>
+              <w:ind w:left="0" w:firstLine="0" w:right="0"/>
+              <w:spacing w:lineRule="auto" w:after="40" w:line="240" w:before="40"/>
             </w:pPr>
             <w:r>
               <w:rPr>
@@ -3549,8 +3112,8 @@
             <w:pPr>
               <w:pStyle w:val="Compact"/>
               <w:jc w:val="left"/>
-              <w:ind w:left="0" w:right="0" w:firstLine="0"/>
-              <w:spacing w:before="40" w:after="40" w:lineRule="auto" w:line="240"/>
+              <w:ind w:left="0" w:firstLine="0" w:right="0"/>
+              <w:spacing w:lineRule="auto" w:after="40" w:line="240" w:before="40"/>
             </w:pPr>
             <w:r>
               <w:rPr>
@@ -3566,8 +3129,8 @@
             <w:pPr>
               <w:pStyle w:val="Compact"/>
               <w:jc w:val="left"/>
-              <w:ind w:left="0" w:right="0" w:firstLine="0"/>
-              <w:spacing w:before="40" w:after="40" w:lineRule="auto" w:line="240"/>
+              <w:ind w:left="0" w:firstLine="0" w:right="0"/>
+              <w:spacing w:lineRule="auto" w:after="40" w:line="240" w:before="40"/>
             </w:pPr>
             <w:r>
               <w:rPr>
@@ -3621,8 +3184,8 @@
             <w:pPr>
               <w:pStyle w:val="Compact"/>
               <w:jc w:val="left"/>
-              <w:ind w:left="0" w:right="0" w:firstLine="0"/>
-              <w:spacing w:before="40" w:after="40" w:lineRule="auto" w:line="240"/>
+              <w:ind w:left="0" w:firstLine="0" w:right="0"/>
+              <w:spacing w:lineRule="auto" w:after="40" w:line="240" w:before="40"/>
             </w:pPr>
             <w:r>
               <w:t xml:space="preserve">Specification</w:t>
@@ -3635,8 +3198,8 @@
             <w:pPr>
               <w:pStyle w:val="Compact"/>
               <w:jc w:val="left"/>
-              <w:ind w:left="0" w:right="0" w:firstLine="0"/>
-              <w:spacing w:before="40" w:after="40" w:lineRule="auto" w:line="240"/>
+              <w:ind w:left="0" w:firstLine="0" w:right="0"/>
+              <w:spacing w:lineRule="auto" w:after="40" w:line="240" w:before="40"/>
             </w:pPr>
             <w:r>
               <w:rPr>
@@ -3652,8 +3215,8 @@
             <w:pPr>
               <w:pStyle w:val="Compact"/>
               <w:jc w:val="left"/>
-              <w:ind w:left="0" w:right="0" w:firstLine="0"/>
-              <w:spacing w:before="40" w:after="40" w:lineRule="auto" w:line="240"/>
+              <w:ind w:left="0" w:firstLine="0" w:right="0"/>
+              <w:spacing w:lineRule="auto" w:after="40" w:line="240" w:before="40"/>
             </w:pPr>
             <w:r>
               <w:rPr>
@@ -3669,8 +3232,8 @@
             <w:pPr>
               <w:pStyle w:val="Compact"/>
               <w:jc w:val="left"/>
-              <w:ind w:left="0" w:right="0" w:firstLine="0"/>
-              <w:spacing w:before="40" w:after="40" w:lineRule="auto" w:line="240"/>
+              <w:ind w:left="0" w:firstLine="0" w:right="0"/>
+              <w:spacing w:lineRule="auto" w:after="40" w:line="240" w:before="40"/>
             </w:pPr>
             <w:r>
               <w:t xml:space="preserve">none (omit</w:t>
@@ -3697,56 +3260,56 @@
             <w:pPr>
               <w:pStyle w:val="Compact"/>
               <w:jc w:val="left"/>
-              <w:ind w:left="0" w:right="0" w:firstLine="0"/>
-              <w:spacing w:before="40" w:after="40" w:lineRule="auto" w:line="240"/>
-            </w:pPr>
-            <w:r>
-              <w:t xml:space="preserve">Verification</w:t>
-            </w:r>
-          </w:p>
-        </w:tc>
-        <w:tc>
-          <w:tcPr/>
-          <w:p>
-            <w:pPr>
-              <w:pStyle w:val="Compact"/>
-              <w:jc w:val="left"/>
-              <w:ind w:left="0" w:right="0" w:firstLine="0"/>
-              <w:spacing w:before="40" w:after="40" w:lineRule="auto" w:line="240"/>
+              <w:ind w:left="0" w:firstLine="0" w:right="0"/>
+              <w:spacing w:lineRule="auto" w:after="40" w:line="240" w:before="40"/>
+            </w:pPr>
+            <w:r>
+              <w:t xml:space="preserve">Analyze query</w:t>
+            </w:r>
+          </w:p>
+        </w:tc>
+        <w:tc>
+          <w:tcPr/>
+          <w:p>
+            <w:pPr>
+              <w:pStyle w:val="Compact"/>
+              <w:jc w:val="left"/>
+              <w:ind w:left="0" w:firstLine="0" w:right="0"/>
+              <w:spacing w:lineRule="auto" w:after="40" w:line="240" w:before="40"/>
             </w:pPr>
             <w:r>
               <w:rPr>
                 <w:rStyle w:val="VerbatimChar"/>
               </w:rPr>
-              <w:t xml:space="preserve">"verification"</w:t>
-            </w:r>
-          </w:p>
-        </w:tc>
-        <w:tc>
-          <w:tcPr/>
-          <w:p>
-            <w:pPr>
-              <w:pStyle w:val="Compact"/>
-              <w:jc w:val="left"/>
-              <w:ind w:left="0" w:right="0" w:firstLine="0"/>
-              <w:spacing w:before="40" w:after="40" w:lineRule="auto" w:line="240"/>
+              <w:t xml:space="preserve">"analyze"</w:t>
+            </w:r>
+          </w:p>
+        </w:tc>
+        <w:tc>
+          <w:tcPr/>
+          <w:p>
+            <w:pPr>
+              <w:pStyle w:val="Compact"/>
+              <w:jc w:val="left"/>
+              <w:ind w:left="0" w:firstLine="0" w:right="0"/>
+              <w:spacing w:lineRule="auto" w:after="40" w:line="240" w:before="40"/>
             </w:pPr>
             <w:r>
               <w:rPr>
                 <w:rStyle w:val="VerbatimChar"/>
               </w:rPr>
-              <w:t xml:space="preserve">verification_views/vc_missing_hlr.lua</w:t>
-            </w:r>
-          </w:p>
-        </w:tc>
-        <w:tc>
-          <w:tcPr/>
-          <w:p>
-            <w:pPr>
-              <w:pStyle w:val="Compact"/>
-              <w:jc w:val="left"/>
-              <w:ind w:left="0" w:right="0" w:firstLine="0"/>
-              <w:spacing w:before="40" w:after="40" w:lineRule="auto" w:line="240"/>
+              <w:t xml:space="preserve">analyze_queries/vc_missing_hlr.lua</w:t>
+            </w:r>
+          </w:p>
+        </w:tc>
+        <w:tc>
+          <w:tcPr/>
+          <w:p>
+            <w:pPr>
+              <w:pStyle w:val="Compact"/>
+              <w:jc w:val="left"/>
+              <w:ind w:left="0" w:firstLine="0" w:right="0"/>
+              <w:spacing w:lineRule="auto" w:after="40" w:line="240" w:before="40"/>
             </w:pPr>
             <w:r>
               <w:rPr>
@@ -3777,6 +3340,12 @@
         <w:pStyle w:val="FirstParagraph"/>
       </w:pPr>
       <w:r>
+        <w:t xml:space="preserve">The</w:t>
+      </w:r>
+      <w:r>
+        <w:t xml:space="preserve"> </w:t>
+      </w:r>
+      <w:r>
         <w:rPr>
           <w:rStyle w:val="VerbatimChar"/>
         </w:rPr>
@@ -3786,23 +3355,7 @@
         <w:t xml:space="preserve"> </w:t>
       </w:r>
       <w:r>
-        <w:t xml:space="preserve">is the single behaviour surface for every type. Every hook takes exactly</w:t>
-      </w:r>
-      <w:r>
-        <w:t xml:space="preserve"> </w:t>
-      </w:r>
-      <w:r>
-        <w:rPr>
-          <w:bCs/>
-          <w:b/>
-        </w:rPr>
-        <w:t xml:space="preserve">one</w:t>
-      </w:r>
-      <w:r>
-        <w:t xml:space="preserve"> </w:t>
-      </w:r>
-      <w:r>
-        <w:t xml:space="preserve">frozen context table as its sole argument. That context carries a polymorphic</w:t>
+        <w:t xml:space="preserve">table contains all custom type behavior. Each hook accepts one frozen context table. The polymorphic</w:t>
       </w:r>
       <w:r>
         <w:t xml:space="preserve"> </w:t>
@@ -3817,7 +3370,7 @@
         <w:t xml:space="preserve"> </w:t>
       </w:r>
       <w:r>
-        <w:t xml:space="preserve">(the thing being acted on) and a</w:t>
+        <w:t xml:space="preserve">field contains the hook input. The</w:t>
       </w:r>
       <w:r>
         <w:t xml:space="preserve"> </w:t>
@@ -3832,7 +3385,7 @@
         <w:t xml:space="preserve"> </w:t>
       </w:r>
       <w:r>
-        <w:t xml:space="preserve">(which hook this is). Use</w:t>
+        <w:t xml:space="preserve">field identifies the hook. Use</w:t>
       </w:r>
       <w:r>
         <w:t xml:space="preserve"> </w:t>
@@ -3847,7 +3400,7 @@
         <w:t xml:space="preserve"> </w:t>
       </w:r>
       <w:r>
-        <w:t xml:space="preserve">to fetch a field, erroring loudly if it is nil.</w:t>
+        <w:t xml:space="preserve">to require a non-nil field.</w:t>
       </w:r>
     </w:p>
     <w:p>
@@ -3855,23 +3408,7 @@
         <w:pStyle w:val="BodyText"/>
       </w:pPr>
       <w:r>
-        <w:t xml:space="preserve">The hook</w:t>
-      </w:r>
-      <w:r>
-        <w:t xml:space="preserve"> </w:t>
-      </w:r>
-      <w:r>
-        <w:rPr>
-          <w:bCs/>
-          <w:b/>
-        </w:rPr>
-        <w:t xml:space="preserve">name</w:t>
-      </w:r>
-      <w:r>
-        <w:t xml:space="preserve"> </w:t>
-      </w:r>
-      <w:r>
-        <w:t xml:space="preserve">decides everything: which of the two context tiers you receive, and which single value you must return. The host validates the name against the kind at load time, so a misspelled or wrong-kind hook is a loud register-time error, not a silent no-op.</w:t>
+        <w:t xml:space="preserve">The hook name determines the context tier and return type. During model loading, the host validates each hook against the descriptor kind. An invalid hook stops the build.</w:t>
       </w:r>
     </w:p>
     <w:p>
@@ -3889,127 +3426,19 @@
         <w:t xml:space="preserve"> </w:t>
       </w:r>
       <w:r>
-        <w:t xml:space="preserve">run during the EMIT walk, where a Pandoc element is being turned into output. They receive the render context (</w:t>
+        <w:t xml:space="preserve">run during EMIT. They receive the render context and a resolved payload in</w:t>
+      </w:r>
+      <w:r>
+        <w:t xml:space="preserve"> </w:t>
       </w:r>
       <w:r>
         <w:rPr>
           <w:rStyle w:val="VerbatimChar"/>
         </w:rPr>
-        <w:t xml:space="preserve">data</w:t>
-      </w:r>
-      <w:r>
-        <w:t xml:space="preserve">,</w:t>
-      </w:r>
-      <w:r>
-        <w:t xml:space="preserve"> </w:t>
-      </w:r>
-      <w:r>
-        <w:rPr>
-          <w:rStyle w:val="VerbatimChar"/>
-        </w:rPr>
-        <w:t xml:space="preserve">pandoc</w:t>
-      </w:r>
-      <w:r>
-        <w:t xml:space="preserve">,</w:t>
-      </w:r>
-      <w:r>
-        <w:t xml:space="preserve"> </w:t>
-      </w:r>
-      <w:r>
-        <w:rPr>
-          <w:rStyle w:val="VerbatimChar"/>
-        </w:rPr>
-        <w:t xml:space="preserve">log</w:t>
-      </w:r>
-      <w:r>
-        <w:t xml:space="preserve">,</w:t>
-      </w:r>
-      <w:r>
-        <w:t xml:space="preserve"> </w:t>
-      </w:r>
-      <w:r>
-        <w:rPr>
-          <w:rStyle w:val="VerbatimChar"/>
-        </w:rPr>
-        <w:t xml:space="preserve">diagnostics</w:t>
-      </w:r>
-      <w:r>
-        <w:t xml:space="preserve">,</w:t>
-      </w:r>
-      <w:r>
-        <w:t xml:space="preserve"> </w:t>
-      </w:r>
-      <w:r>
-        <w:rPr>
-          <w:rStyle w:val="VerbatimChar"/>
-        </w:rPr>
-        <w:t xml:space="preserve">format</w:t>
-      </w:r>
-      <w:r>
-        <w:t xml:space="preserve">,</w:t>
-      </w:r>
-      <w:r>
-        <w:t xml:space="preserve"> </w:t>
-      </w:r>
-      <w:r>
-        <w:rPr>
-          <w:rStyle w:val="VerbatimChar"/>
-        </w:rPr>
-        <w:t xml:space="preserve">spec_id</w:t>
-      </w:r>
-      <w:r>
-        <w:t xml:space="preserve">,</w:t>
-      </w:r>
-      <w:r>
-        <w:t xml:space="preserve"> </w:t>
-      </w:r>
-      <w:r>
-        <w:rPr>
-          <w:rStyle w:val="VerbatimChar"/>
-        </w:rPr>
-        <w:t xml:space="preserve">model</w:t>
-      </w:r>
-      <w:r>
-        <w:t xml:space="preserve">,</w:t>
-      </w:r>
-      <w:r>
-        <w:t xml:space="preserve"> </w:t>
-      </w:r>
-      <w:r>
-        <w:rPr>
-          <w:rStyle w:val="VerbatimChar"/>
-        </w:rPr>
-        <w:t xml:space="preserve">config</w:t>
-      </w:r>
-      <w:r>
-        <w:t xml:space="preserve">,</w:t>
-      </w:r>
-      <w:r>
-        <w:t xml:space="preserve"> </w:t>
-      </w:r>
-      <w:r>
-        <w:rPr>
-          <w:rStyle w:val="VerbatimChar"/>
-        </w:rPr>
-        <w:t xml:space="preserve">host</w:t>
-      </w:r>
-      <w:r>
-        <w:t xml:space="preserve">) and</w:t>
-      </w:r>
-      <w:r>
-        <w:t xml:space="preserve"> </w:t>
-      </w:r>
-      <w:r>
-        <w:rPr>
-          <w:rStyle w:val="VerbatimChar"/>
-        </w:rPr>
         <w:t xml:space="preserve">ctx.subject</w:t>
       </w:r>
       <w:r>
-        <w:t xml:space="preserve"> </w:t>
-      </w:r>
-      <w:r>
-        <w:t xml:space="preserve">holds the Pandoc element plus its resolved payload. They return Pandoc AST (or, for links, a display string).</w:t>
+        <w:t xml:space="preserve">. They return Pandoc AST. Link hooks return display text.</w:t>
       </w:r>
     </w:p>
     <w:p>
@@ -4027,82 +3456,7 @@
         <w:t xml:space="preserve"> </w:t>
       </w:r>
       <w:r>
-        <w:t xml:space="preserve">run earlier, in a data or lifecycle phase (TRANSFORM / ANALYZE / external render). There is no Pandoc element and no chosen output format yet, so they receive the leaner data context (</w:t>
-      </w:r>
-      <w:r>
-        <w:rPr>
-          <w:rStyle w:val="VerbatimChar"/>
-        </w:rPr>
-        <w:t xml:space="preserve">data</w:t>
-      </w:r>
-      <w:r>
-        <w:t xml:space="preserve">,</w:t>
-      </w:r>
-      <w:r>
-        <w:t xml:space="preserve"> </w:t>
-      </w:r>
-      <w:r>
-        <w:rPr>
-          <w:rStyle w:val="VerbatimChar"/>
-        </w:rPr>
-        <w:t xml:space="preserve">spec_id</w:t>
-      </w:r>
-      <w:r>
-        <w:t xml:space="preserve">,</w:t>
-      </w:r>
-      <w:r>
-        <w:t xml:space="preserve"> </w:t>
-      </w:r>
-      <w:r>
-        <w:rPr>
-          <w:rStyle w:val="VerbatimChar"/>
-        </w:rPr>
-        <w:t xml:space="preserve">log</w:t>
-      </w:r>
-      <w:r>
-        <w:t xml:space="preserve">;</w:t>
-      </w:r>
-      <w:r>
-        <w:t xml:space="preserve"> </w:t>
-      </w:r>
-      <w:r>
-        <w:rPr>
-          <w:rStyle w:val="VerbatimChar"/>
-        </w:rPr>
-        <w:t xml:space="preserve">model</w:t>
-      </w:r>
-      <w:r>
-        <w:t xml:space="preserve">/</w:t>
-      </w:r>
-      <w:r>
-        <w:rPr>
-          <w:rStyle w:val="VerbatimChar"/>
-        </w:rPr>
-        <w:t xml:space="preserve">config</w:t>
-      </w:r>
-      <w:r>
-        <w:t xml:space="preserve">/</w:t>
-      </w:r>
-      <w:r>
-        <w:rPr>
-          <w:rStyle w:val="VerbatimChar"/>
-        </w:rPr>
-        <w:t xml:space="preserve">diagnostics</w:t>
-      </w:r>
-      <w:r>
-        <w:t xml:space="preserve">/</w:t>
-      </w:r>
-      <w:r>
-        <w:rPr>
-          <w:rStyle w:val="VerbatimChar"/>
-        </w:rPr>
-        <w:t xml:space="preserve">host</w:t>
-      </w:r>
-      <w:r>
-        <w:t xml:space="preserve"> </w:t>
-      </w:r>
-      <w:r>
-        <w:t xml:space="preserve">ride along when available). Each returns one documented value.</w:t>
+        <w:t xml:space="preserve">run during a data or lifecycle phase. They receive a data context without a Pandoc element or output format. Each hook returns its documented value.</w:t>
       </w:r>
     </w:p>
     <w:p>
@@ -4114,13 +3468,13 @@
           <w:bCs/>
           <w:b/>
         </w:rPr>
-        <w:t xml:space="preserve">Return types are enforced.</w:t>
-      </w:r>
-      <w:r>
-        <w:t xml:space="preserve"> </w:t>
-      </w:r>
-      <w:r>
-        <w:t xml:space="preserve">Every hook’s contract declares what it must return — Pandoc AST (a table/element) or a string — and the host checks the value at dispatch time. A wrong-typed return fails loudly with the kind, type id, and hook name, instead of surfacing as a confusing pandoc error or silently missing output. Returning</w:t>
+        <w:t xml:space="preserve">The host enforces return types.</w:t>
+      </w:r>
+      <w:r>
+        <w:t xml:space="preserve"> </w:t>
+      </w:r>
+      <w:r>
+        <w:t xml:space="preserve">The host checks the value when it dispatches a hook. An invalid value stops the build and identifies the kind, type, and hook. A</w:t>
       </w:r>
       <w:r>
         <w:t xml:space="preserve"> </w:t>
@@ -4135,25 +3489,7 @@
         <w:t xml:space="preserve"> </w:t>
       </w:r>
       <w:r>
-        <w:t xml:space="preserve">always means</w:t>
-      </w:r>
-      <w:r>
-        <w:t xml:space="preserve"> </w:t>
-      </w:r>
-      <w:r>
-        <w:t xml:space="preserve">“</w:t>
-      </w:r>
-      <w:r>
-        <w:t xml:space="preserve">nothing produced, fall back</w:t>
-      </w:r>
-      <w:r>
-        <w:t xml:space="preserve">”</w:t>
-      </w:r>
-      <w:r>
-        <w:t xml:space="preserve"> </w:t>
-      </w:r>
-      <w:r>
-        <w:t xml:space="preserve">(except the verification</w:t>
+        <w:t xml:space="preserve">value selects inherited behavior. The analyze-query</w:t>
       </w:r>
       <w:r>
         <w:t xml:space="preserve"> </w:t>
@@ -4168,7 +3504,7 @@
         <w:t xml:space="preserve"> </w:t>
       </w:r>
       <w:r>
-        <w:t xml:space="preserve">hook, which must return a string).</w:t>
+        <w:t xml:space="preserve">hook must return a string.</w:t>
       </w:r>
     </w:p>
     <w:p>
@@ -4180,13 +3516,13 @@
           <w:bCs/>
           <w:b/>
         </w:rPr>
-        <w:t xml:space="preserve">Phase hooks.</w:t>
-      </w:r>
-      <w:r>
-        <w:t xml:space="preserve"> </w:t>
-      </w:r>
-      <w:r>
-        <w:t xml:space="preserve">A type that needs to participate in a pipeline phase declares</w:t>
+        <w:t xml:space="preserve">Phase hooks</w:t>
+      </w:r>
+      <w:r>
+        <w:t xml:space="preserve"> </w:t>
+      </w:r>
+      <w:r>
+        <w:t xml:space="preserve">participate in pipeline phases. Declare them as</w:t>
       </w:r>
       <w:r>
         <w:t xml:space="preserve"> </w:t>
@@ -4201,16 +3537,19 @@
         <w:t xml:space="preserve"> </w:t>
       </w:r>
       <w:r>
-        <w:t xml:space="preserve">functions (</w:t>
+        <w:t xml:space="preserve">functions in</w:t>
+      </w:r>
+      <w:r>
+        <w:t xml:space="preserve"> </w:t>
       </w:r>
       <w:r>
         <w:rPr>
           <w:rStyle w:val="VerbatimChar"/>
         </w:rPr>
-        <w:t xml:space="preserve">on_initialize</w:t>
-      </w:r>
-      <w:r>
-        <w:t xml:space="preserve">,</w:t>
+        <w:t xml:space="preserve">hooks</w:t>
+      </w:r>
+      <w:r>
+        <w:t xml:space="preserve">. Each phase hook runs once per phase with</w:t>
       </w:r>
       <w:r>
         <w:t xml:space="preserve"> </w:t>
@@ -4219,10 +3558,10 @@
         <w:rPr>
           <w:rStyle w:val="VerbatimChar"/>
         </w:rPr>
-        <w:t xml:space="preserve">on_analyze</w:t>
-      </w:r>
-      <w:r>
-        <w:t xml:space="preserve">,</w:t>
+        <w:t xml:space="preserve">(data, contexts, diagnostics)</w:t>
+      </w:r>
+      <w:r>
+        <w:t xml:space="preserve">. Use</w:t>
       </w:r>
       <w:r>
         <w:t xml:space="preserve"> </w:t>
@@ -4231,10 +3570,13 @@
         <w:rPr>
           <w:rStyle w:val="VerbatimChar"/>
         </w:rPr>
-        <w:t xml:space="preserve">on_transform</w:t>
-      </w:r>
-      <w:r>
-        <w:t xml:space="preserve">,</w:t>
+        <w:t xml:space="preserve">schema.phase_prerequisites</w:t>
+      </w:r>
+      <w:r>
+        <w:t xml:space="preserve"> </w:t>
+      </w:r>
+      <w:r>
+        <w:t xml:space="preserve">to declare ordering constraints. The host names the handler</w:t>
       </w:r>
       <w:r>
         <w:t xml:space="preserve"> </w:t>
@@ -4243,78 +3585,15 @@
         <w:rPr>
           <w:rStyle w:val="VerbatimChar"/>
         </w:rPr>
-        <w:t xml:space="preserve">on_verify</w:t>
-      </w:r>
-      <w:r>
-        <w:t xml:space="preserve">,</w:t>
-      </w:r>
-      <w:r>
-        <w:t xml:space="preserve"> </w:t>
-      </w:r>
-      <w:r>
-        <w:rPr>
-          <w:rStyle w:val="VerbatimChar"/>
-        </w:rPr>
-        <w:t xml:space="preserve">on_emit</w:t>
-      </w:r>
-      <w:r>
-        <w:t xml:space="preserve">) directly in</w:t>
-      </w:r>
-      <w:r>
-        <w:t xml:space="preserve"> </w:t>
-      </w:r>
-      <w:r>
-        <w:rPr>
-          <w:rStyle w:val="VerbatimChar"/>
-        </w:rPr>
-        <w:t xml:space="preserve">hooks</w:t>
-      </w:r>
-      <w:r>
-        <w:t xml:space="preserve">, beside its behaviour hooks. These run once per phase with the signature</w:t>
-      </w:r>
-      <w:r>
-        <w:t xml:space="preserve"> </w:t>
-      </w:r>
-      <w:r>
-        <w:rPr>
-          <w:rStyle w:val="VerbatimChar"/>
-        </w:rPr>
-        <w:t xml:space="preserve">(data, contexts, diagnostics)</w:t>
-      </w:r>
-      <w:r>
-        <w:t xml:space="preserve"> </w:t>
-      </w:r>
-      <w:r>
-        <w:t xml:space="preserve">— they are pipeline handlers, not per-element hooks. If the work must run after another handler, declare the ordering in the schema:</w:t>
-      </w:r>
-      <w:r>
-        <w:t xml:space="preserve"> </w:t>
-      </w:r>
-      <w:r>
-        <w:rPr>
-          <w:rStyle w:val="VerbatimChar"/>
-        </w:rPr>
-        <w:t xml:space="preserve">schema.phase_prerequisites = { "spec_views" }</w:t>
-      </w:r>
-      <w:r>
-        <w:t xml:space="preserve">. (The host registers the handler under the derived name</w:t>
-      </w:r>
-      <w:r>
-        <w:t xml:space="preserve"> </w:t>
-      </w:r>
-      <w:r>
-        <w:rPr>
-          <w:rStyle w:val="VerbatimChar"/>
-        </w:rPr>
         <w:t xml:space="preserve">&lt;lowercase id&gt;_handler</w:t>
       </w:r>
       <w:r>
-        <w:t xml:space="preserve">.)</w:t>
+        <w:t xml:space="preserve">.</w:t>
       </w:r>
     </w:p>
     <w:p>
       <w:pPr>
-        <w:spacing w:before="0" w:after="0" w:lineRule="exact" w:line="20"/>
+        <w:spacing w:after="0" w:line="20" w:lineRule="exact" w:before="0"/>
         <w:rPr>
           <w:sz w:val="2"/>
         </w:rPr>
@@ -4356,12 +3635,12 @@
         <w:tblLook w:firstRow="1" w:lastRow="0" w:firstColumn="0" w:lastColumn="0" w:noHBand="0" w:noVBand="0" w:val="0020"/>
         <w:jc w:val="start"/>
         <w:tblBorders>
-          <w:top w:color="000000" w:val="single" w:sz="6" w:space="0"/>
-          <w:left w:color="000000" w:val="single" w:sz="6" w:space="0"/>
-          <w:bottom w:color="000000" w:val="single" w:sz="6" w:space="0"/>
-          <w:right w:color="000000" w:val="single" w:sz="6" w:space="0"/>
-          <w:insideH w:color="000000" w:val="single" w:sz="6" w:space="0"/>
-          <w:insideV w:color="000000" w:val="single" w:sz="6" w:space="0"/>
+          <w:top w:color="000000" w:sz="6" w:val="single" w:space="0"/>
+          <w:left w:color="000000" w:sz="6" w:val="single" w:space="0"/>
+          <w:bottom w:color="000000" w:sz="6" w:val="single" w:space="0"/>
+          <w:right w:color="000000" w:sz="6" w:val="single" w:space="0"/>
+          <w:insideH w:color="000000" w:sz="6" w:val="single" w:space="0"/>
+          <w:insideV w:color="000000" w:sz="6" w:val="single" w:space="0"/>
         </w:tblBorders>
         <w:tblCellMar>
           <w:top w:type="dxa" w:w="57"/>
@@ -4383,14 +3662,14 @@
         </w:trPr>
         <w:tc>
           <w:tcPr>
-            <w:shd w:val="clear" w:fill="E8E8E8" w:color="auto"/>
+            <w:shd w:color="auto" w:val="clear" w:fill="E8E8E8"/>
           </w:tcPr>
           <w:p>
             <w:pPr>
               <w:pStyle w:val="Compact"/>
               <w:jc w:val="left"/>
-              <w:ind w:left="0" w:right="0" w:firstLine="0"/>
-              <w:spacing w:before="40" w:after="40" w:lineRule="auto" w:line="240"/>
+              <w:ind w:left="0" w:firstLine="0" w:right="0"/>
+              <w:spacing w:lineRule="auto" w:after="40" w:line="240" w:before="40"/>
             </w:pPr>
             <w:r>
               <w:rPr>
@@ -4402,14 +3681,14 @@
         </w:tc>
         <w:tc>
           <w:tcPr>
-            <w:shd w:val="clear" w:fill="E8E8E8" w:color="auto"/>
+            <w:shd w:color="auto" w:val="clear" w:fill="E8E8E8"/>
           </w:tcPr>
           <w:p>
             <w:pPr>
               <w:pStyle w:val="Compact"/>
               <w:jc w:val="left"/>
-              <w:ind w:left="0" w:right="0" w:firstLine="0"/>
-              <w:spacing w:before="40" w:after="40" w:lineRule="auto" w:line="240"/>
+              <w:ind w:left="0" w:firstLine="0" w:right="0"/>
+              <w:spacing w:lineRule="auto" w:after="40" w:line="240" w:before="40"/>
             </w:pPr>
             <w:r>
               <w:rPr>
@@ -4421,14 +3700,14 @@
         </w:tc>
         <w:tc>
           <w:tcPr>
-            <w:shd w:val="clear" w:fill="E8E8E8" w:color="auto"/>
+            <w:shd w:color="auto" w:val="clear" w:fill="E8E8E8"/>
           </w:tcPr>
           <w:p>
             <w:pPr>
               <w:pStyle w:val="Compact"/>
               <w:jc w:val="left"/>
-              <w:ind w:left="0" w:right="0" w:firstLine="0"/>
-              <w:spacing w:before="40" w:after="40" w:lineRule="auto" w:line="240"/>
+              <w:ind w:left="0" w:firstLine="0" w:right="0"/>
+              <w:spacing w:lineRule="auto" w:after="40" w:line="240" w:before="40"/>
             </w:pPr>
             <w:r>
               <w:rPr>
@@ -4440,14 +3719,14 @@
         </w:tc>
         <w:tc>
           <w:tcPr>
-            <w:shd w:val="clear" w:fill="E8E8E8" w:color="auto"/>
+            <w:shd w:color="auto" w:val="clear" w:fill="E8E8E8"/>
           </w:tcPr>
           <w:p>
             <w:pPr>
               <w:pStyle w:val="Compact"/>
               <w:jc w:val="left"/>
-              <w:ind w:left="0" w:right="0" w:firstLine="0"/>
-              <w:spacing w:before="40" w:after="40" w:lineRule="auto" w:line="240"/>
+              <w:ind w:left="0" w:firstLine="0" w:right="0"/>
+              <w:spacing w:lineRule="auto" w:after="40" w:line="240" w:before="40"/>
             </w:pPr>
             <w:r>
               <w:rPr>
@@ -4459,14 +3738,14 @@
         </w:tc>
         <w:tc>
           <w:tcPr>
-            <w:shd w:val="clear" w:fill="E8E8E8" w:color="auto"/>
+            <w:shd w:color="auto" w:val="clear" w:fill="E8E8E8"/>
           </w:tcPr>
           <w:p>
             <w:pPr>
               <w:pStyle w:val="Compact"/>
               <w:jc w:val="left"/>
-              <w:ind w:left="0" w:right="0" w:firstLine="0"/>
-              <w:spacing w:before="40" w:after="40" w:lineRule="auto" w:line="240"/>
+              <w:ind w:left="0" w:firstLine="0" w:right="0"/>
+              <w:spacing w:lineRule="auto" w:after="40" w:line="240" w:before="40"/>
             </w:pPr>
             <w:r>
               <w:rPr>
@@ -4484,8 +3763,8 @@
             <w:pPr>
               <w:pStyle w:val="Compact"/>
               <w:jc w:val="left"/>
-              <w:ind w:left="0" w:right="0" w:firstLine="0"/>
-              <w:spacing w:before="40" w:after="40" w:lineRule="auto" w:line="240"/>
+              <w:ind w:left="0" w:firstLine="0" w:right="0"/>
+              <w:spacing w:lineRule="auto" w:after="40" w:line="240" w:before="40"/>
             </w:pPr>
             <w:r>
               <w:rPr>
@@ -4501,8 +3780,8 @@
             <w:pPr>
               <w:pStyle w:val="Compact"/>
               <w:jc w:val="left"/>
-              <w:ind w:left="0" w:right="0" w:firstLine="0"/>
-              <w:spacing w:before="40" w:after="40" w:lineRule="auto" w:line="240"/>
+              <w:ind w:left="0" w:firstLine="0" w:right="0"/>
+              <w:spacing w:lineRule="auto" w:after="40" w:line="240" w:before="40"/>
             </w:pPr>
             <w:r>
               <w:t xml:space="preserve">object, specification, float, view</w:t>
@@ -4515,8 +3794,8 @@
             <w:pPr>
               <w:pStyle w:val="Compact"/>
               <w:jc w:val="left"/>
-              <w:ind w:left="0" w:right="0" w:firstLine="0"/>
-              <w:spacing w:before="40" w:after="40" w:lineRule="auto" w:line="240"/>
+              <w:ind w:left="0" w:firstLine="0" w:right="0"/>
+              <w:spacing w:lineRule="auto" w:after="40" w:line="240" w:before="40"/>
             </w:pPr>
             <w:r>
               <w:t xml:space="preserve">render</w:t>
@@ -4529,8 +3808,8 @@
             <w:pPr>
               <w:pStyle w:val="Compact"/>
               <w:jc w:val="left"/>
-              <w:ind w:left="0" w:right="0" w:firstLine="0"/>
-              <w:spacing w:before="40" w:after="40" w:lineRule="auto" w:line="240"/>
+              <w:ind w:left="0" w:firstLine="0" w:right="0"/>
+              <w:spacing w:lineRule="auto" w:after="40" w:line="240" w:before="40"/>
             </w:pPr>
             <w:r>
               <w:t xml:space="preserve">Pandoc Block(s) / Inlines</w:t>
@@ -4543,8 +3822,8 @@
             <w:pPr>
               <w:pStyle w:val="Compact"/>
               <w:jc w:val="left"/>
-              <w:ind w:left="0" w:right="0" w:firstLine="0"/>
-              <w:spacing w:before="40" w:after="40" w:lineRule="auto" w:line="240"/>
+              <w:ind w:left="0" w:firstLine="0" w:right="0"/>
+              <w:spacing w:lineRule="auto" w:after="40" w:line="240" w:before="40"/>
             </w:pPr>
             <w:r>
               <w:t xml:space="preserve">EMIT, when the element of this type is being rendered.</w:t>
@@ -4559,8 +3838,8 @@
             <w:pPr>
               <w:pStyle w:val="Compact"/>
               <w:jc w:val="left"/>
-              <w:ind w:left="0" w:right="0" w:firstLine="0"/>
-              <w:spacing w:before="40" w:after="40" w:lineRule="auto" w:line="240"/>
+              <w:ind w:left="0" w:firstLine="0" w:right="0"/>
+              <w:spacing w:lineRule="auto" w:after="40" w:line="240" w:before="40"/>
             </w:pPr>
             <w:r>
               <w:rPr>
@@ -4576,8 +3855,8 @@
             <w:pPr>
               <w:pStyle w:val="Compact"/>
               <w:jc w:val="left"/>
-              <w:ind w:left="0" w:right="0" w:firstLine="0"/>
-              <w:spacing w:before="40" w:after="40" w:lineRule="auto" w:line="240"/>
+              <w:ind w:left="0" w:firstLine="0" w:right="0"/>
+              <w:spacing w:lineRule="auto" w:after="40" w:line="240" w:before="40"/>
             </w:pPr>
             <w:r>
               <w:t xml:space="preserve">view</w:t>
@@ -4590,8 +3869,8 @@
             <w:pPr>
               <w:pStyle w:val="Compact"/>
               <w:jc w:val="left"/>
-              <w:ind w:left="0" w:right="0" w:firstLine="0"/>
-              <w:spacing w:before="40" w:after="40" w:lineRule="auto" w:line="240"/>
+              <w:ind w:left="0" w:firstLine="0" w:right="0"/>
+              <w:spacing w:lineRule="auto" w:after="40" w:line="240" w:before="40"/>
             </w:pPr>
             <w:r>
               <w:t xml:space="preserve">render</w:t>
@@ -4604,8 +3883,8 @@
             <w:pPr>
               <w:pStyle w:val="Compact"/>
               <w:jc w:val="left"/>
-              <w:ind w:left="0" w:right="0" w:firstLine="0"/>
-              <w:spacing w:before="40" w:after="40" w:lineRule="auto" w:line="240"/>
+              <w:ind w:left="0" w:firstLine="0" w:right="0"/>
+              <w:spacing w:lineRule="auto" w:after="40" w:line="240" w:before="40"/>
             </w:pPr>
             <w:r>
               <w:t xml:space="preserve">Pandoc Block</w:t>
@@ -4618,8 +3897,8 @@
             <w:pPr>
               <w:pStyle w:val="Compact"/>
               <w:jc w:val="left"/>
-              <w:ind w:left="0" w:right="0" w:firstLine="0"/>
-              <w:spacing w:before="40" w:after="40" w:lineRule="auto" w:line="240"/>
+              <w:ind w:left="0" w:firstLine="0" w:right="0"/>
+              <w:spacing w:lineRule="auto" w:after="40" w:line="240" w:before="40"/>
             </w:pPr>
             <w:r>
               <w:t xml:space="preserve">EMIT, for a block view written as a fenced</w:t>
@@ -4649,8 +3928,8 @@
             <w:pPr>
               <w:pStyle w:val="Compact"/>
               <w:jc w:val="left"/>
-              <w:ind w:left="0" w:right="0" w:firstLine="0"/>
-              <w:spacing w:before="40" w:after="40" w:lineRule="auto" w:line="240"/>
+              <w:ind w:left="0" w:firstLine="0" w:right="0"/>
+              <w:spacing w:lineRule="auto" w:after="40" w:line="240" w:before="40"/>
             </w:pPr>
             <w:r>
               <w:rPr>
@@ -4666,8 +3945,8 @@
             <w:pPr>
               <w:pStyle w:val="Compact"/>
               <w:jc w:val="left"/>
-              <w:ind w:left="0" w:right="0" w:firstLine="0"/>
-              <w:spacing w:before="40" w:after="40" w:lineRule="auto" w:line="240"/>
+              <w:ind w:left="0" w:firstLine="0" w:right="0"/>
+              <w:spacing w:lineRule="auto" w:after="40" w:line="240" w:before="40"/>
             </w:pPr>
             <w:r>
               <w:t xml:space="preserve">relation</w:t>
@@ -4680,8 +3959,8 @@
             <w:pPr>
               <w:pStyle w:val="Compact"/>
               <w:jc w:val="left"/>
-              <w:ind w:left="0" w:right="0" w:firstLine="0"/>
-              <w:spacing w:before="40" w:after="40" w:lineRule="auto" w:line="240"/>
+              <w:ind w:left="0" w:firstLine="0" w:right="0"/>
+              <w:spacing w:lineRule="auto" w:after="40" w:line="240" w:before="40"/>
             </w:pPr>
             <w:r>
               <w:t xml:space="preserve">render</w:t>
@@ -4694,8 +3973,8 @@
             <w:pPr>
               <w:pStyle w:val="Compact"/>
               <w:jc w:val="left"/>
-              <w:ind w:left="0" w:right="0" w:firstLine="0"/>
-              <w:spacing w:before="40" w:after="40" w:lineRule="auto" w:line="240"/>
+              <w:ind w:left="0" w:firstLine="0" w:right="0"/>
+              <w:spacing w:lineRule="auto" w:after="40" w:line="240" w:before="40"/>
             </w:pPr>
             <w:r>
               <w:t xml:space="preserve">display string (or</w:t>
@@ -4720,8 +3999,8 @@
             <w:pPr>
               <w:pStyle w:val="Compact"/>
               <w:jc w:val="left"/>
-              <w:ind w:left="0" w:right="0" w:firstLine="0"/>
-              <w:spacing w:before="40" w:after="40" w:lineRule="auto" w:line="240"/>
+              <w:ind w:left="0" w:firstLine="0" w:right="0"/>
+              <w:spacing w:lineRule="auto" w:after="40" w:line="240" w:before="40"/>
             </w:pPr>
             <w:r>
               <w:t xml:space="preserve">EMIT, to produce the visible text of a link of this relation type.</w:t>
@@ -4736,8 +4015,8 @@
             <w:pPr>
               <w:pStyle w:val="Compact"/>
               <w:jc w:val="left"/>
-              <w:ind w:left="0" w:right="0" w:firstLine="0"/>
-              <w:spacing w:before="40" w:after="40" w:lineRule="auto" w:line="240"/>
+              <w:ind w:left="0" w:firstLine="0" w:right="0"/>
+              <w:spacing w:lineRule="auto" w:after="40" w:line="240" w:before="40"/>
             </w:pPr>
             <w:r>
               <w:rPr>
@@ -4753,22 +4032,22 @@
             <w:pPr>
               <w:pStyle w:val="Compact"/>
               <w:jc w:val="left"/>
-              <w:ind w:left="0" w:right="0" w:firstLine="0"/>
-              <w:spacing w:before="40" w:after="40" w:lineRule="auto" w:line="240"/>
-            </w:pPr>
-            <w:r>
-              <w:t xml:space="preserve">verification</w:t>
-            </w:r>
-          </w:p>
-        </w:tc>
-        <w:tc>
-          <w:tcPr/>
-          <w:p>
-            <w:pPr>
-              <w:pStyle w:val="Compact"/>
-              <w:jc w:val="left"/>
-              <w:ind w:left="0" w:right="0" w:firstLine="0"/>
-              <w:spacing w:before="40" w:after="40" w:lineRule="auto" w:line="240"/>
+              <w:ind w:left="0" w:firstLine="0" w:right="0"/>
+              <w:spacing w:lineRule="auto" w:after="40" w:line="240" w:before="40"/>
+            </w:pPr>
+            <w:r>
+              <w:t xml:space="preserve">analyze</w:t>
+            </w:r>
+          </w:p>
+        </w:tc>
+        <w:tc>
+          <w:tcPr/>
+          <w:p>
+            <w:pPr>
+              <w:pStyle w:val="Compact"/>
+              <w:jc w:val="left"/>
+              <w:ind w:left="0" w:firstLine="0" w:right="0"/>
+              <w:spacing w:lineRule="auto" w:after="40" w:line="240" w:before="40"/>
             </w:pPr>
             <w:r>
               <w:t xml:space="preserve">render</w:t>
@@ -4781,8 +4060,8 @@
             <w:pPr>
               <w:pStyle w:val="Compact"/>
               <w:jc w:val="left"/>
-              <w:ind w:left="0" w:right="0" w:firstLine="0"/>
-              <w:spacing w:before="40" w:after="40" w:lineRule="auto" w:line="240"/>
+              <w:ind w:left="0" w:firstLine="0" w:right="0"/>
+              <w:spacing w:lineRule="auto" w:after="40" w:line="240" w:before="40"/>
             </w:pPr>
             <w:r>
               <w:t xml:space="preserve">diagnostic string</w:t>
@@ -4795,11 +4074,11 @@
             <w:pPr>
               <w:pStyle w:val="Compact"/>
               <w:jc w:val="left"/>
-              <w:ind w:left="0" w:right="0" w:firstLine="0"/>
-              <w:spacing w:before="40" w:after="40" w:lineRule="auto" w:line="240"/>
-            </w:pPr>
-            <w:r>
-              <w:t xml:space="preserve">VERIFY, once per row the verification SQL view returns.</w:t>
+              <w:ind w:left="0" w:firstLine="0" w:right="0"/>
+              <w:spacing w:lineRule="auto" w:after="40" w:line="240" w:before="40"/>
+            </w:pPr>
+            <w:r>
+              <w:t xml:space="preserve">ANALYZE, once per row the SQL view returns.</w:t>
             </w:r>
           </w:p>
         </w:tc>
@@ -4811,8 +4090,8 @@
             <w:pPr>
               <w:pStyle w:val="Compact"/>
               <w:jc w:val="left"/>
-              <w:ind w:left="0" w:right="0" w:firstLine="0"/>
-              <w:spacing w:before="40" w:after="40" w:lineRule="auto" w:line="240"/>
+              <w:ind w:left="0" w:firstLine="0" w:right="0"/>
+              <w:spacing w:lineRule="auto" w:after="40" w:line="240" w:before="40"/>
             </w:pPr>
             <w:r>
               <w:rPr>
@@ -4828,8 +4107,8 @@
             <w:pPr>
               <w:pStyle w:val="Compact"/>
               <w:jc w:val="left"/>
-              <w:ind w:left="0" w:right="0" w:firstLine="0"/>
-              <w:spacing w:before="40" w:after="40" w:lineRule="auto" w:line="240"/>
+              <w:ind w:left="0" w:firstLine="0" w:right="0"/>
+              <w:spacing w:lineRule="auto" w:after="40" w:line="240" w:before="40"/>
             </w:pPr>
             <w:r>
               <w:t xml:space="preserve">view</w:t>
@@ -4842,8 +4121,8 @@
             <w:pPr>
               <w:pStyle w:val="Compact"/>
               <w:jc w:val="left"/>
-              <w:ind w:left="0" w:right="0" w:firstLine="0"/>
-              <w:spacing w:before="40" w:after="40" w:lineRule="auto" w:line="240"/>
+              <w:ind w:left="0" w:firstLine="0" w:right="0"/>
+              <w:spacing w:lineRule="auto" w:after="40" w:line="240" w:before="40"/>
             </w:pPr>
             <w:r>
               <w:t xml:space="preserve">data</w:t>
@@ -4856,8 +4135,8 @@
             <w:pPr>
               <w:pStyle w:val="Compact"/>
               <w:jc w:val="left"/>
-              <w:ind w:left="0" w:right="0" w:firstLine="0"/>
-              <w:spacing w:before="40" w:after="40" w:lineRule="auto" w:line="240"/>
+              <w:ind w:left="0" w:firstLine="0" w:right="0"/>
+              <w:spacing w:lineRule="auto" w:after="40" w:line="240" w:before="40"/>
             </w:pPr>
             <w:r>
               <w:rPr>
@@ -4873,8 +4152,8 @@
             <w:pPr>
               <w:pStyle w:val="Compact"/>
               <w:jc w:val="left"/>
-              <w:ind w:left="0" w:right="0" w:firstLine="0"/>
-              <w:spacing w:before="40" w:after="40" w:lineRule="auto" w:line="240"/>
+              <w:ind w:left="0" w:firstLine="0" w:right="0"/>
+              <w:spacing w:lineRule="auto" w:after="40" w:line="240" w:before="40"/>
             </w:pPr>
             <w:r>
               <w:t xml:space="preserve">When a chart/data view needs its dataset (</w:t>
@@ -4898,8 +4177,8 @@
             <w:pPr>
               <w:pStyle w:val="Compact"/>
               <w:jc w:val="left"/>
-              <w:ind w:left="0" w:right="0" w:firstLine="0"/>
-              <w:spacing w:before="40" w:after="40" w:lineRule="auto" w:line="240"/>
+              <w:ind w:left="0" w:firstLine="0" w:right="0"/>
+              <w:spacing w:lineRule="auto" w:after="40" w:line="240" w:before="40"/>
             </w:pPr>
             <w:r>
               <w:rPr>
@@ -4915,8 +4194,8 @@
             <w:pPr>
               <w:pStyle w:val="Compact"/>
               <w:jc w:val="left"/>
-              <w:ind w:left="0" w:right="0" w:firstLine="0"/>
-              <w:spacing w:before="40" w:after="40" w:lineRule="auto" w:line="240"/>
+              <w:ind w:left="0" w:firstLine="0" w:right="0"/>
+              <w:spacing w:lineRule="auto" w:after="40" w:line="240" w:before="40"/>
             </w:pPr>
             <w:r>
               <w:t xml:space="preserve">view</w:t>
@@ -4929,8 +4208,8 @@
             <w:pPr>
               <w:pStyle w:val="Compact"/>
               <w:jc w:val="left"/>
-              <w:ind w:left="0" w:right="0" w:firstLine="0"/>
-              <w:spacing w:before="40" w:after="40" w:lineRule="auto" w:line="240"/>
+              <w:ind w:left="0" w:firstLine="0" w:right="0"/>
+              <w:spacing w:lineRule="auto" w:after="40" w:line="240" w:before="40"/>
             </w:pPr>
             <w:r>
               <w:t xml:space="preserve">data</w:t>
@@ -4943,8 +4222,8 @@
             <w:pPr>
               <w:pStyle w:val="Compact"/>
               <w:jc w:val="left"/>
-              <w:ind w:left="0" w:right="0" w:firstLine="0"/>
-              <w:spacing w:before="40" w:after="40" w:lineRule="auto" w:line="240"/>
+              <w:ind w:left="0" w:firstLine="0" w:right="0"/>
+              <w:spacing w:lineRule="auto" w:after="40" w:line="240" w:before="40"/>
             </w:pPr>
             <w:r>
               <w:t xml:space="preserve">Pandoc Block</w:t>
@@ -4957,8 +4236,8 @@
             <w:pPr>
               <w:pStyle w:val="Compact"/>
               <w:jc w:val="left"/>
-              <w:ind w:left="0" w:right="0" w:firstLine="0"/>
-              <w:spacing w:before="40" w:after="40" w:lineRule="auto" w:line="240"/>
+              <w:ind w:left="0" w:firstLine="0" w:right="0"/>
+              <w:spacing w:lineRule="auto" w:after="40" w:line="240" w:before="40"/>
             </w:pPr>
             <w:r>
               <w:t xml:space="preserve">When a</w:t>
@@ -4988,8 +4267,8 @@
             <w:pPr>
               <w:pStyle w:val="Compact"/>
               <w:jc w:val="left"/>
-              <w:ind w:left="0" w:right="0" w:firstLine="0"/>
-              <w:spacing w:before="40" w:after="40" w:lineRule="auto" w:line="240"/>
+              <w:ind w:left="0" w:firstLine="0" w:right="0"/>
+              <w:spacing w:lineRule="auto" w:after="40" w:line="240" w:before="40"/>
             </w:pPr>
             <w:r>
               <w:rPr>
@@ -5005,8 +4284,8 @@
             <w:pPr>
               <w:pStyle w:val="Compact"/>
               <w:jc w:val="left"/>
-              <w:ind w:left="0" w:right="0" w:firstLine="0"/>
-              <w:spacing w:before="40" w:after="40" w:lineRule="auto" w:line="240"/>
+              <w:ind w:left="0" w:firstLine="0" w:right="0"/>
+              <w:spacing w:lineRule="auto" w:after="40" w:line="240" w:before="40"/>
             </w:pPr>
             <w:r>
               <w:t xml:space="preserve">float</w:t>
@@ -5019,8 +4298,8 @@
             <w:pPr>
               <w:pStyle w:val="Compact"/>
               <w:jc w:val="left"/>
-              <w:ind w:left="0" w:right="0" w:firstLine="0"/>
-              <w:spacing w:before="40" w:after="40" w:lineRule="auto" w:line="240"/>
+              <w:ind w:left="0" w:firstLine="0" w:right="0"/>
+              <w:spacing w:lineRule="auto" w:after="40" w:line="240" w:before="40"/>
             </w:pPr>
             <w:r>
               <w:t xml:space="preserve">data</w:t>
@@ -5033,8 +4312,8 @@
             <w:pPr>
               <w:pStyle w:val="Compact"/>
               <w:jc w:val="left"/>
-              <w:ind w:left="0" w:right="0" w:firstLine="0"/>
-              <w:spacing w:before="40" w:after="40" w:lineRule="auto" w:line="240"/>
+              <w:ind w:left="0" w:firstLine="0" w:right="0"/>
+              <w:spacing w:lineRule="auto" w:after="40" w:line="240" w:before="40"/>
             </w:pPr>
             <w:r>
               <w:t xml:space="preserve">resolved-AST string</w:t>
@@ -5047,8 +4326,8 @@
             <w:pPr>
               <w:pStyle w:val="Compact"/>
               <w:jc w:val="left"/>
-              <w:ind w:left="0" w:right="0" w:firstLine="0"/>
-              <w:spacing w:before="40" w:after="40" w:lineRule="auto" w:line="240"/>
+              <w:ind w:left="0" w:firstLine="0" w:right="0"/>
+              <w:spacing w:lineRule="auto" w:after="40" w:line="240" w:before="40"/>
             </w:pPr>
             <w:r>
               <w:t xml:space="preserve">TRANSFORM, to resolve a float internally (</w:t>
@@ -5084,8 +4363,8 @@
             <w:pPr>
               <w:pStyle w:val="Compact"/>
               <w:jc w:val="left"/>
-              <w:ind w:left="0" w:right="0" w:firstLine="0"/>
-              <w:spacing w:before="40" w:after="40" w:lineRule="auto" w:line="240"/>
+              <w:ind w:left="0" w:firstLine="0" w:right="0"/>
+              <w:spacing w:lineRule="auto" w:after="40" w:line="240" w:before="40"/>
             </w:pPr>
             <w:r>
               <w:rPr>
@@ -5101,8 +4380,8 @@
             <w:pPr>
               <w:pStyle w:val="Compact"/>
               <w:jc w:val="left"/>
-              <w:ind w:left="0" w:right="0" w:firstLine="0"/>
-              <w:spacing w:before="40" w:after="40" w:lineRule="auto" w:line="240"/>
+              <w:ind w:left="0" w:firstLine="0" w:right="0"/>
+              <w:spacing w:lineRule="auto" w:after="40" w:line="240" w:before="40"/>
             </w:pPr>
             <w:r>
               <w:t xml:space="preserve">float</w:t>
@@ -5115,8 +4394,8 @@
             <w:pPr>
               <w:pStyle w:val="Compact"/>
               <w:jc w:val="left"/>
-              <w:ind w:left="0" w:right="0" w:firstLine="0"/>
-              <w:spacing w:before="40" w:after="40" w:lineRule="auto" w:line="240"/>
+              <w:ind w:left="0" w:firstLine="0" w:right="0"/>
+              <w:spacing w:lineRule="auto" w:after="40" w:line="240" w:before="40"/>
             </w:pPr>
             <w:r>
               <w:t xml:space="preserve">data</w:t>
@@ -5129,8 +4408,8 @@
             <w:pPr>
               <w:pStyle w:val="Compact"/>
               <w:jc w:val="left"/>
-              <w:ind w:left="0" w:right="0" w:firstLine="0"/>
-              <w:spacing w:before="40" w:after="40" w:lineRule="auto" w:line="240"/>
+              <w:ind w:left="0" w:firstLine="0" w:right="0"/>
+              <w:spacing w:lineRule="auto" w:after="40" w:line="240" w:before="40"/>
             </w:pPr>
             <w:r>
               <w:t xml:space="preserve">task table (or</w:t>
@@ -5158,8 +4437,8 @@
             <w:pPr>
               <w:pStyle w:val="Compact"/>
               <w:jc w:val="left"/>
-              <w:ind w:left="0" w:right="0" w:firstLine="0"/>
-              <w:spacing w:before="40" w:after="40" w:lineRule="auto" w:line="240"/>
+              <w:ind w:left="0" w:firstLine="0" w:right="0"/>
+              <w:spacing w:lineRule="auto" w:after="40" w:line="240" w:before="40"/>
             </w:pPr>
             <w:r>
               <w:t xml:space="preserve">TRANSFORM, to spawn an external tool (</w:t>
@@ -5195,8 +4474,8 @@
             <w:pPr>
               <w:pStyle w:val="Compact"/>
               <w:jc w:val="left"/>
-              <w:ind w:left="0" w:right="0" w:firstLine="0"/>
-              <w:spacing w:before="40" w:after="40" w:lineRule="auto" w:line="240"/>
+              <w:ind w:left="0" w:firstLine="0" w:right="0"/>
+              <w:spacing w:lineRule="auto" w:after="40" w:line="240" w:before="40"/>
             </w:pPr>
             <w:r>
               <w:rPr>
@@ -5212,8 +4491,8 @@
             <w:pPr>
               <w:pStyle w:val="Compact"/>
               <w:jc w:val="left"/>
-              <w:ind w:left="0" w:right="0" w:firstLine="0"/>
-              <w:spacing w:before="40" w:after="40" w:lineRule="auto" w:line="240"/>
+              <w:ind w:left="0" w:firstLine="0" w:right="0"/>
+              <w:spacing w:lineRule="auto" w:after="40" w:line="240" w:before="40"/>
             </w:pPr>
             <w:r>
               <w:t xml:space="preserve">float</w:t>
@@ -5226,8 +4505,8 @@
             <w:pPr>
               <w:pStyle w:val="Compact"/>
               <w:jc w:val="left"/>
-              <w:ind w:left="0" w:right="0" w:firstLine="0"/>
-              <w:spacing w:before="40" w:after="40" w:lineRule="auto" w:line="240"/>
+              <w:ind w:left="0" w:firstLine="0" w:right="0"/>
+              <w:spacing w:lineRule="auto" w:after="40" w:line="240" w:before="40"/>
             </w:pPr>
             <w:r>
               <w:t xml:space="preserve">data</w:t>
@@ -5240,8 +4519,8 @@
             <w:pPr>
               <w:pStyle w:val="Compact"/>
               <w:jc w:val="left"/>
-              <w:ind w:left="0" w:right="0" w:firstLine="0"/>
-              <w:spacing w:before="40" w:after="40" w:lineRule="auto" w:line="240"/>
+              <w:ind w:left="0" w:firstLine="0" w:right="0"/>
+              <w:spacing w:lineRule="auto" w:after="40" w:line="240" w:before="40"/>
             </w:pPr>
             <w:r>
               <w:t xml:space="preserve">(writes resolved AST)</w:t>
@@ -5254,8 +4533,8 @@
             <w:pPr>
               <w:pStyle w:val="Compact"/>
               <w:jc w:val="left"/>
-              <w:ind w:left="0" w:right="0" w:firstLine="0"/>
-              <w:spacing w:before="40" w:after="40" w:lineRule="auto" w:line="240"/>
+              <w:ind w:left="0" w:firstLine="0" w:right="0"/>
+              <w:spacing w:lineRule="auto" w:after="40" w:line="240" w:before="40"/>
             </w:pPr>
             <w:r>
               <w:t xml:space="preserve">After the external tool finishes (</w:t>
@@ -5303,8 +4582,8 @@
             <w:pPr>
               <w:pStyle w:val="Compact"/>
               <w:jc w:val="left"/>
-              <w:ind w:left="0" w:right="0" w:firstLine="0"/>
-              <w:spacing w:before="40" w:after="40" w:lineRule="auto" w:line="240"/>
+              <w:ind w:left="0" w:firstLine="0" w:right="0"/>
+              <w:spacing w:lineRule="auto" w:after="40" w:line="240" w:before="40"/>
             </w:pPr>
             <w:r>
               <w:rPr>
@@ -5320,8 +4599,8 @@
             <w:pPr>
               <w:pStyle w:val="Compact"/>
               <w:jc w:val="left"/>
-              <w:ind w:left="0" w:right="0" w:firstLine="0"/>
-              <w:spacing w:before="40" w:after="40" w:lineRule="auto" w:line="240"/>
+              <w:ind w:left="0" w:firstLine="0" w:right="0"/>
+              <w:spacing w:lineRule="auto" w:after="40" w:line="240" w:before="40"/>
             </w:pPr>
             <w:r>
               <w:t xml:space="preserve">relation</w:t>
@@ -5334,8 +4613,8 @@
             <w:pPr>
               <w:pStyle w:val="Compact"/>
               <w:jc w:val="left"/>
-              <w:ind w:left="0" w:right="0" w:firstLine="0"/>
-              <w:spacing w:before="40" w:after="40" w:lineRule="auto" w:line="240"/>
+              <w:ind w:left="0" w:firstLine="0" w:right="0"/>
+              <w:spacing w:lineRule="auto" w:after="40" w:line="240" w:before="40"/>
             </w:pPr>
             <w:r>
               <w:t xml:space="preserve">data</w:t>
@@ -5348,8 +4627,8 @@
             <w:pPr>
               <w:pStyle w:val="Compact"/>
               <w:jc w:val="left"/>
-              <w:ind w:left="0" w:right="0" w:firstLine="0"/>
-              <w:spacing w:before="40" w:after="40" w:lineRule="auto" w:line="240"/>
+              <w:ind w:left="0" w:firstLine="0" w:right="0"/>
+              <w:spacing w:lineRule="auto" w:after="40" w:line="240" w:before="40"/>
             </w:pPr>
             <w:r>
               <w:rPr>
@@ -5365,8 +4644,8 @@
             <w:pPr>
               <w:pStyle w:val="Compact"/>
               <w:jc w:val="left"/>
-              <w:ind w:left="0" w:right="0" w:firstLine="0"/>
-              <w:spacing w:before="40" w:after="40" w:lineRule="auto" w:line="240"/>
+              <w:ind w:left="0" w:firstLine="0" w:right="0"/>
+              <w:spacing w:lineRule="auto" w:after="40" w:line="240" w:before="40"/>
             </w:pPr>
             <w:r>
               <w:t xml:space="preserve">ANALYZE, to resolve a link of this relation type (</w:t>
@@ -5456,12 +4735,12 @@
           <w:bCs/>
           <w:b/>
         </w:rPr>
-        <w:t xml:space="preserve">What’s on the context</w:t>
+        <w:t xml:space="preserve">Context fields</w:t>
       </w:r>
     </w:p>
     <w:p>
       <w:pPr>
-        <w:spacing w:before="0" w:after="0" w:lineRule="exact" w:line="20"/>
+        <w:spacing w:after="0" w:line="20" w:lineRule="exact" w:before="0"/>
         <w:rPr>
           <w:sz w:val="2"/>
         </w:rPr>
@@ -5503,12 +4782,12 @@
         <w:tblLook w:firstRow="1" w:lastRow="0" w:firstColumn="0" w:lastColumn="0" w:noHBand="0" w:noVBand="0" w:val="0020"/>
         <w:jc w:val="start"/>
         <w:tblBorders>
-          <w:top w:color="000000" w:val="single" w:sz="6" w:space="0"/>
-          <w:left w:color="000000" w:val="single" w:sz="6" w:space="0"/>
-          <w:bottom w:color="000000" w:val="single" w:sz="6" w:space="0"/>
-          <w:right w:color="000000" w:val="single" w:sz="6" w:space="0"/>
-          <w:insideH w:color="000000" w:val="single" w:sz="6" w:space="0"/>
-          <w:insideV w:color="000000" w:val="single" w:sz="6" w:space="0"/>
+          <w:top w:color="000000" w:sz="6" w:val="single" w:space="0"/>
+          <w:left w:color="000000" w:sz="6" w:val="single" w:space="0"/>
+          <w:bottom w:color="000000" w:sz="6" w:val="single" w:space="0"/>
+          <w:right w:color="000000" w:sz="6" w:val="single" w:space="0"/>
+          <w:insideH w:color="000000" w:sz="6" w:val="single" w:space="0"/>
+          <w:insideV w:color="000000" w:sz="6" w:val="single" w:space="0"/>
         </w:tblBorders>
         <w:tblCellMar>
           <w:top w:type="dxa" w:w="57"/>
@@ -5527,14 +4806,14 @@
         </w:trPr>
         <w:tc>
           <w:tcPr>
-            <w:shd w:val="clear" w:fill="E8E8E8" w:color="auto"/>
+            <w:shd w:color="auto" w:val="clear" w:fill="E8E8E8"/>
           </w:tcPr>
           <w:p>
             <w:pPr>
               <w:pStyle w:val="Compact"/>
               <w:jc w:val="left"/>
-              <w:ind w:left="0" w:right="0" w:firstLine="0"/>
-              <w:spacing w:before="40" w:after="40" w:lineRule="auto" w:line="240"/>
+              <w:ind w:left="0" w:firstLine="0" w:right="0"/>
+              <w:spacing w:lineRule="auto" w:after="40" w:line="240" w:before="40"/>
             </w:pPr>
             <w:r>
               <w:rPr>
@@ -5546,14 +4825,14 @@
         </w:tc>
         <w:tc>
           <w:tcPr>
-            <w:shd w:val="clear" w:fill="E8E8E8" w:color="auto"/>
+            <w:shd w:color="auto" w:val="clear" w:fill="E8E8E8"/>
           </w:tcPr>
           <w:p>
             <w:pPr>
               <w:pStyle w:val="Compact"/>
               <w:jc w:val="left"/>
-              <w:ind w:left="0" w:right="0" w:firstLine="0"/>
-              <w:spacing w:before="40" w:after="40" w:lineRule="auto" w:line="240"/>
+              <w:ind w:left="0" w:firstLine="0" w:right="0"/>
+              <w:spacing w:lineRule="auto" w:after="40" w:line="240" w:before="40"/>
             </w:pPr>
             <w:r>
               <w:rPr>
@@ -5571,8 +4850,8 @@
             <w:pPr>
               <w:pStyle w:val="Compact"/>
               <w:jc w:val="left"/>
-              <w:ind w:left="0" w:right="0" w:firstLine="0"/>
-              <w:spacing w:before="40" w:after="40" w:lineRule="auto" w:line="240"/>
+              <w:ind w:left="0" w:firstLine="0" w:right="0"/>
+              <w:spacing w:lineRule="auto" w:after="40" w:line="240" w:before="40"/>
             </w:pPr>
             <w:r>
               <w:rPr>
@@ -5588,83 +4867,11 @@
             <w:pPr>
               <w:pStyle w:val="Compact"/>
               <w:jc w:val="left"/>
-              <w:ind w:left="0" w:right="0" w:firstLine="0"/>
-              <w:spacing w:before="40" w:after="40" w:lineRule="auto" w:line="240"/>
-            </w:pPr>
-            <w:r>
-              <w:t xml:space="preserve">The polymorphic payload for this hook (e.g. </w:t>
-            </w:r>
-            <w:r>
-              <w:rPr>
-                <w:rStyle w:val="VerbatimChar"/>
-              </w:rPr>
-              <w:t xml:space="preserve">{ object, attributes, specification, element }</w:t>
-            </w:r>
-            <w:r>
-              <w:t xml:space="preserve"> </w:t>
-            </w:r>
-            <w:r>
-              <w:t xml:space="preserve">for an object render,</w:t>
-            </w:r>
-            <w:r>
-              <w:t xml:space="preserve"> </w:t>
-            </w:r>
-            <w:r>
-              <w:rPr>
-                <w:rStyle w:val="VerbatimChar"/>
-              </w:rPr>
-              <w:t xml:space="preserve">{ float, raw_content }</w:t>
-            </w:r>
-            <w:r>
-              <w:t xml:space="preserve"> </w:t>
-            </w:r>
-            <w:r>
-              <w:t xml:space="preserve">for a float transform,</w:t>
-            </w:r>
-            <w:r>
-              <w:t xml:space="preserve"> </w:t>
-            </w:r>
-            <w:r>
-              <w:rPr>
-                <w:rStyle w:val="VerbatimChar"/>
-              </w:rPr>
-              <w:t xml:space="preserve">{ params }</w:t>
-            </w:r>
-            <w:r>
-              <w:t xml:space="preserve"> </w:t>
-            </w:r>
-            <w:r>
-              <w:t xml:space="preserve">for a view dataset,</w:t>
-            </w:r>
-            <w:r>
-              <w:t xml:space="preserve"> </w:t>
-            </w:r>
-            <w:r>
-              <w:rPr>
-                <w:rStyle w:val="VerbatimChar"/>
-              </w:rPr>
-              <w:t xml:space="preserve">{ target }</w:t>
-            </w:r>
-            <w:r>
-              <w:t xml:space="preserve"> </w:t>
-            </w:r>
-            <w:r>
-              <w:t xml:space="preserve">for a link render,</w:t>
-            </w:r>
-            <w:r>
-              <w:t xml:space="preserve"> </w:t>
-            </w:r>
-            <w:r>
-              <w:rPr>
-                <w:rStyle w:val="VerbatimChar"/>
-              </w:rPr>
-              <w:t xml:space="preserve">{ row }</w:t>
-            </w:r>
-            <w:r>
-              <w:t xml:space="preserve"> </w:t>
-            </w:r>
-            <w:r>
-              <w:t xml:space="preserve">for a verification message). The shape depends on the hook.</w:t>
+              <w:ind w:left="0" w:firstLine="0" w:right="0"/>
+              <w:spacing w:lineRule="auto" w:after="40" w:line="240" w:before="40"/>
+            </w:pPr>
+            <w:r>
+              <w:t xml:space="preserve">The hook-specific payload. Examples include an object, float, view parameters, relation target, or analyze-query row.</w:t>
             </w:r>
           </w:p>
         </w:tc>
@@ -5676,8 +4883,8 @@
             <w:pPr>
               <w:pStyle w:val="Compact"/>
               <w:jc w:val="left"/>
-              <w:ind w:left="0" w:right="0" w:firstLine="0"/>
-              <w:spacing w:before="40" w:after="40" w:lineRule="auto" w:line="240"/>
+              <w:ind w:left="0" w:firstLine="0" w:right="0"/>
+              <w:spacing w:lineRule="auto" w:after="40" w:line="240" w:before="40"/>
             </w:pPr>
             <w:r>
               <w:rPr>
@@ -5693,8 +4900,8 @@
             <w:pPr>
               <w:pStyle w:val="Compact"/>
               <w:jc w:val="left"/>
-              <w:ind w:left="0" w:right="0" w:firstLine="0"/>
-              <w:spacing w:before="40" w:after="40" w:lineRule="auto" w:line="240"/>
+              <w:ind w:left="0" w:firstLine="0" w:right="0"/>
+              <w:spacing w:lineRule="auto" w:after="40" w:line="240" w:before="40"/>
             </w:pPr>
             <w:r>
               <w:t xml:space="preserve">The</w:t>
@@ -5724,8 +4931,8 @@
             <w:pPr>
               <w:pStyle w:val="Compact"/>
               <w:jc w:val="left"/>
-              <w:ind w:left="0" w:right="0" w:firstLine="0"/>
-              <w:spacing w:before="40" w:after="40" w:lineRule="auto" w:line="240"/>
+              <w:ind w:left="0" w:firstLine="0" w:right="0"/>
+              <w:spacing w:lineRule="auto" w:after="40" w:line="240" w:before="40"/>
             </w:pPr>
             <w:r>
               <w:rPr>
@@ -5741,8 +4948,8 @@
             <w:pPr>
               <w:pStyle w:val="Compact"/>
               <w:jc w:val="left"/>
-              <w:ind w:left="0" w:right="0" w:firstLine="0"/>
-              <w:spacing w:before="40" w:after="40" w:lineRule="auto" w:line="240"/>
+              <w:ind w:left="0" w:firstLine="0" w:right="0"/>
+              <w:spacing w:lineRule="auto" w:after="40" w:line="240" w:before="40"/>
             </w:pPr>
             <w:r>
               <w:t xml:space="preserve">Identifier of the specification being processed. Present on both tiers.</w:t>
@@ -5757,8 +4964,8 @@
             <w:pPr>
               <w:pStyle w:val="Compact"/>
               <w:jc w:val="left"/>
-              <w:ind w:left="0" w:right="0" w:firstLine="0"/>
-              <w:spacing w:before="40" w:after="40" w:lineRule="auto" w:line="240"/>
+              <w:ind w:left="0" w:firstLine="0" w:right="0"/>
+              <w:spacing w:lineRule="auto" w:after="40" w:line="240" w:before="40"/>
             </w:pPr>
             <w:r>
               <w:rPr>
@@ -5774,8 +4981,8 @@
             <w:pPr>
               <w:pStyle w:val="Compact"/>
               <w:jc w:val="left"/>
-              <w:ind w:left="0" w:right="0" w:firstLine="0"/>
-              <w:spacing w:before="40" w:after="40" w:lineRule="auto" w:line="240"/>
+              <w:ind w:left="0" w:firstLine="0" w:right="0"/>
+              <w:spacing w:lineRule="auto" w:after="40" w:line="240" w:before="40"/>
             </w:pPr>
             <w:r>
               <w:t xml:space="preserve">Logger (</w:t>
@@ -5811,8 +5018,8 @@
             <w:pPr>
               <w:pStyle w:val="Compact"/>
               <w:jc w:val="left"/>
-              <w:ind w:left="0" w:right="0" w:firstLine="0"/>
-              <w:spacing w:before="40" w:after="40" w:lineRule="auto" w:line="240"/>
+              <w:ind w:left="0" w:firstLine="0" w:right="0"/>
+              <w:spacing w:lineRule="auto" w:after="40" w:line="240" w:before="40"/>
             </w:pPr>
             <w:r>
               <w:rPr>
@@ -5828,8 +5035,8 @@
             <w:pPr>
               <w:pStyle w:val="Compact"/>
               <w:jc w:val="left"/>
-              <w:ind w:left="0" w:right="0" w:firstLine="0"/>
-              <w:spacing w:before="40" w:after="40" w:lineRule="auto" w:line="240"/>
+              <w:ind w:left="0" w:firstLine="0" w:right="0"/>
+              <w:spacing w:lineRule="auto" w:after="40" w:line="240" w:before="40"/>
             </w:pPr>
             <w:r>
               <w:t xml:space="preserve">The Pandoc module.</w:t>
@@ -5860,8 +5067,8 @@
             <w:pPr>
               <w:pStyle w:val="Compact"/>
               <w:jc w:val="left"/>
-              <w:ind w:left="0" w:right="0" w:firstLine="0"/>
-              <w:spacing w:before="40" w:after="40" w:lineRule="auto" w:line="240"/>
+              <w:ind w:left="0" w:firstLine="0" w:right="0"/>
+              <w:spacing w:lineRule="auto" w:after="40" w:line="240" w:before="40"/>
             </w:pPr>
             <w:r>
               <w:rPr>
@@ -5877,8 +5084,8 @@
             <w:pPr>
               <w:pStyle w:val="Compact"/>
               <w:jc w:val="left"/>
-              <w:ind w:left="0" w:right="0" w:firstLine="0"/>
-              <w:spacing w:before="40" w:after="40" w:lineRule="auto" w:line="240"/>
+              <w:ind w:left="0" w:firstLine="0" w:right="0"/>
+              <w:spacing w:lineRule="auto" w:after="40" w:line="240" w:before="40"/>
             </w:pPr>
             <w:r>
               <w:t xml:space="preserve">Target output format (</w:t>
@@ -5948,8 +5155,8 @@
             <w:pPr>
               <w:pStyle w:val="Compact"/>
               <w:jc w:val="left"/>
-              <w:ind w:left="0" w:right="0" w:firstLine="0"/>
-              <w:spacing w:before="40" w:after="40" w:lineRule="auto" w:line="240"/>
+              <w:ind w:left="0" w:firstLine="0" w:right="0"/>
+              <w:spacing w:lineRule="auto" w:after="40" w:line="240" w:before="40"/>
             </w:pPr>
             <w:r>
               <w:rPr>
@@ -5989,11 +5196,11 @@
             <w:pPr>
               <w:pStyle w:val="Compact"/>
               <w:jc w:val="left"/>
-              <w:ind w:left="0" w:right="0" w:firstLine="0"/>
-              <w:spacing w:before="40" w:after="40" w:lineRule="auto" w:line="240"/>
-            </w:pPr>
-            <w:r>
-              <w:t xml:space="preserve">Diagnostics sink, model name, project config. Always on the render tier; on the data tier when the caller has them.</w:t>
+              <w:ind w:left="0" w:firstLine="0" w:right="0"/>
+              <w:spacing w:lineRule="auto" w:after="40" w:line="240" w:before="40"/>
+            </w:pPr>
+            <w:r>
+              <w:t xml:space="preserve">Diagnostics sink, model name, and project config. These fields are always in the render tier. A data context contains them when available.</w:t>
             </w:r>
           </w:p>
         </w:tc>
@@ -6005,8 +5212,8 @@
             <w:pPr>
               <w:pStyle w:val="Compact"/>
               <w:jc w:val="left"/>
-              <w:ind w:left="0" w:right="0" w:firstLine="0"/>
-              <w:spacing w:before="40" w:after="40" w:lineRule="auto" w:line="240"/>
+              <w:ind w:left="0" w:firstLine="0" w:right="0"/>
+              <w:spacing w:lineRule="auto" w:after="40" w:line="240" w:before="40"/>
             </w:pPr>
             <w:r>
               <w:rPr>
@@ -6022,8 +5229,8 @@
             <w:pPr>
               <w:pStyle w:val="Compact"/>
               <w:jc w:val="left"/>
-              <w:ind w:left="0" w:right="0" w:firstLine="0"/>
-              <w:spacing w:before="40" w:after="40" w:lineRule="auto" w:line="240"/>
+              <w:ind w:left="0" w:firstLine="0" w:right="0"/>
+              <w:spacing w:lineRule="auto" w:after="40" w:line="240" w:before="40"/>
             </w:pPr>
             <w:r>
               <w:t xml:space="preserve">The registry, for cross-hook dispatch (e.g. </w:t>
@@ -6046,22 +5253,7 @@
         <w:pStyle w:val="BlockText"/>
       </w:pPr>
       <w:r>
-        <w:t xml:space="preserve">If you catch yourself starting a render hook with a DB query for</w:t>
-      </w:r>
-      <w:r>
-        <w:t xml:space="preserve"> </w:t>
-      </w:r>
-      <w:r>
-        <w:t xml:space="preserve">“</w:t>
-      </w:r>
-      <w:r>
-        <w:t xml:space="preserve">the thing I’m rendering</w:t>
-      </w:r>
-      <w:r>
-        <w:t xml:space="preserve">”</w:t>
-      </w:r>
-      <w:r>
-        <w:t xml:space="preserve">, check</w:t>
+        <w:t xml:space="preserve">Read the resolved element and its attributes from</w:t>
       </w:r>
       <w:r>
         <w:t xml:space="preserve"> </w:t>
@@ -6073,10 +5265,7 @@
         <w:t xml:space="preserve">ctx.subject</w:t>
       </w:r>
       <w:r>
-        <w:t xml:space="preserve"> </w:t>
-      </w:r>
-      <w:r>
-        <w:t xml:space="preserve">first — the pipeline has already resolved the element and its attributes onto it, so you rarely need a query for your own item.</w:t>
+        <w:t xml:space="preserve">. Query the database only for data that the subject does not contain.</w:t>
       </w:r>
     </w:p>
     <w:bookmarkEnd w:id="27"/>
@@ -6128,7 +5317,7 @@
     </w:p>
     <w:p>
       <w:pPr>
-        <w:spacing w:before="0" w:after="0" w:lineRule="exact" w:line="20"/>
+        <w:spacing w:after="0" w:line="20" w:lineRule="exact" w:before="0"/>
         <w:rPr>
           <w:sz w:val="2"/>
         </w:rPr>
@@ -8404,7 +7593,7 @@
     </w:p>
     <w:p>
       <w:pPr>
-        <w:spacing w:before="0" w:after="0" w:lineRule="exact" w:line="20"/>
+        <w:spacing w:after="0" w:line="20" w:lineRule="exact" w:before="0"/>
         <w:rPr>
           <w:sz w:val="2"/>
         </w:rPr>
@@ -8488,7 +7677,7 @@
         <w:pStyle w:val="FirstParagraph"/>
       </w:pPr>
       <w:r>
-        <w:t xml:space="preserve">Most object types don’t need a</w:t>
+        <w:t xml:space="preserve">Most object types do not require a</w:t>
       </w:r>
       <w:r>
         <w:t xml:space="preserve"> </w:t>
@@ -8503,7 +7692,7 @@
         <w:t xml:space="preserve"> </w:t>
       </w:r>
       <w:r>
-        <w:t xml:space="preserve">hook at all — omit</w:t>
+        <w:t xml:space="preserve">hook. Without this hook, the host emits the standard PID, attributes, and body. Add</w:t>
       </w:r>
       <w:r>
         <w:t xml:space="preserve"> </w:t>
@@ -8512,28 +7701,13 @@
         <w:rPr>
           <w:rStyle w:val="VerbatimChar"/>
         </w:rPr>
-        <w:t xml:space="preserve">hooks</w:t>
-      </w:r>
-      <w:r>
-        <w:t xml:space="preserve"> </w:t>
-      </w:r>
-      <w:r>
-        <w:t xml:space="preserve">and the host emits the standard PID-header / attributes / body card. Add a</w:t>
-      </w:r>
-      <w:r>
-        <w:t xml:space="preserve"> </w:t>
-      </w:r>
-      <w:r>
-        <w:rPr>
-          <w:rStyle w:val="VerbatimChar"/>
-        </w:rPr>
         <w:t xml:space="preserve">render</w:t>
       </w:r>
       <w:r>
         <w:t xml:space="preserve"> </w:t>
       </w:r>
       <w:r>
-        <w:t xml:space="preserve">hook only when the default layout isn’t what you want.</w:t>
+        <w:t xml:space="preserve">only for a different layout.</w:t>
       </w:r>
     </w:p>
     <w:bookmarkEnd w:id="28"/>
@@ -8629,7 +7803,7 @@
     </w:p>
     <w:p>
       <w:pPr>
-        <w:spacing w:before="0" w:after="0" w:lineRule="exact" w:line="20"/>
+        <w:spacing w:after="0" w:line="20" w:lineRule="exact" w:before="0"/>
         <w:rPr>
           <w:sz w:val="2"/>
         </w:rPr>
@@ -9070,7 +8244,7 @@
         <w:pStyle w:val="FirstParagraph"/>
       </w:pPr>
       <w:r>
-        <w:t xml:space="preserve">That’s complete. The link</w:t>
+        <w:t xml:space="preserve">The link</w:t>
       </w:r>
       <w:r>
         <w:t xml:space="preserve"> </w:t>
@@ -9085,7 +8259,7 @@
         <w:t xml:space="preserve"> </w:t>
       </w:r>
       <w:r>
-        <w:t xml:space="preserve">written inside an LLR will resolve as</w:t>
+        <w:t xml:space="preserve">inside an LLR resolves as</w:t>
       </w:r>
       <w:r>
         <w:t xml:space="preserve"> </w:t>
@@ -9170,7 +8344,7 @@
     </w:p>
     <w:p>
       <w:pPr>
-        <w:spacing w:before="0" w:after="0" w:lineRule="exact" w:line="20"/>
+        <w:spacing w:after="0" w:line="20" w:lineRule="exact" w:before="0"/>
         <w:rPr>
           <w:sz w:val="2"/>
         </w:rPr>
@@ -9956,7 +9130,7 @@
         <w:t xml:space="preserve"> </w:t>
       </w:r>
       <w:r>
-        <w:t xml:space="preserve">is pre-resolved. Object targets carry</w:t>
+        <w:t xml:space="preserve">contains the resolved target. Object targets contain the kind, PID, title, and type. Float targets contain the kind, caption, and number. Return a string to replace the display text. Return</w:t>
       </w:r>
       <w:r>
         <w:t xml:space="preserve"> </w:t>
@@ -9965,10 +9139,13 @@
         <w:rPr>
           <w:rStyle w:val="VerbatimChar"/>
         </w:rPr>
-        <w:t xml:space="preserve">{ kind = "object", pid, title, type_ref }</w:t>
-      </w:r>
-      <w:r>
-        <w:t xml:space="preserve">; float targets carry</w:t>
+        <w:t xml:space="preserve">nil</w:t>
+      </w:r>
+      <w:r>
+        <w:t xml:space="preserve"> </w:t>
+      </w:r>
+      <w:r>
+        <w:t xml:space="preserve">to use inherited behavior.</w:t>
       </w:r>
       <w:r>
         <w:t xml:space="preserve"> </w:t>
@@ -9977,10 +9154,13 @@
         <w:rPr>
           <w:rStyle w:val="VerbatimChar"/>
         </w:rPr>
-        <w:t xml:space="preserve">{ kind = "float", caption, number, ... }</w:t>
-      </w:r>
-      <w:r>
-        <w:t xml:space="preserve">. Return a string to override the display text, or</w:t>
+        <w:t xml:space="preserve">LABEL_REF</w:t>
+      </w:r>
+      <w:r>
+        <w:t xml:space="preserve"> </w:t>
+      </w:r>
+      <w:r>
+        <w:t xml:space="preserve">and</w:t>
       </w:r>
       <w:r>
         <w:t xml:space="preserve"> </w:t>
@@ -9989,115 +9169,13 @@
         <w:rPr>
           <w:rStyle w:val="VerbatimChar"/>
         </w:rPr>
-        <w:t xml:space="preserve">nil</w:t>
-      </w:r>
-      <w:r>
-        <w:t xml:space="preserve"> </w:t>
-      </w:r>
-      <w:r>
-        <w:t xml:space="preserve">to let the base type’s</w:t>
-      </w:r>
-      <w:r>
-        <w:t xml:space="preserve"> </w:t>
-      </w:r>
-      <w:r>
-        <w:rPr>
-          <w:rStyle w:val="VerbatimChar"/>
-        </w:rPr>
-        <w:t xml:space="preserve">render_link</w:t>
-      </w:r>
-      <w:r>
-        <w:t xml:space="preserve"> </w:t>
-      </w:r>
-      <w:r>
-        <w:t xml:space="preserve">take over.</w:t>
-      </w:r>
-      <w:r>
-        <w:t xml:space="preserve"> </w:t>
-      </w:r>
-      <w:r>
-        <w:rPr>
-          <w:rStyle w:val="VerbatimChar"/>
-        </w:rPr>
-        <w:t xml:space="preserve">LABEL_REF</w:t>
-      </w:r>
-      <w:r>
-        <w:t xml:space="preserve"> </w:t>
-      </w:r>
-      <w:r>
-        <w:t xml:space="preserve">and</w:t>
-      </w:r>
-      <w:r>
-        <w:t xml:space="preserve"> </w:t>
-      </w:r>
-      <w:r>
-        <w:rPr>
-          <w:rStyle w:val="VerbatimChar"/>
-        </w:rPr>
         <w:t xml:space="preserve">PID_REF</w:t>
       </w:r>
       <w:r>
         <w:t xml:space="preserve"> </w:t>
       </w:r>
       <w:r>
-        <w:t xml:space="preserve">each ship with a default</w:t>
-      </w:r>
-      <w:r>
-        <w:t xml:space="preserve"> </w:t>
-      </w:r>
-      <w:r>
-        <w:rPr>
-          <w:rStyle w:val="VerbatimChar"/>
-        </w:rPr>
-        <w:t xml:space="preserve">render_link</w:t>
-      </w:r>
-      <w:r>
-        <w:t xml:space="preserve"> </w:t>
-      </w:r>
-      <w:r>
-        <w:t xml:space="preserve">(title for sections, PID for other objects,</w:t>
-      </w:r>
-      <w:r>
-        <w:t xml:space="preserve"> </w:t>
-      </w:r>
-      <w:r>
-        <w:rPr>
-          <w:rStyle w:val="VerbatimChar"/>
-        </w:rPr>
-        <w:t xml:space="preserve">"&lt;caption&gt; &lt;number&gt;"</w:t>
-      </w:r>
-      <w:r>
-        <w:t xml:space="preserve"> </w:t>
-      </w:r>
-      <w:r>
-        <w:t xml:space="preserve">for floats), inherited automatically through</w:t>
-      </w:r>
-      <w:r>
-        <w:t xml:space="preserve"> </w:t>
-      </w:r>
-      <w:r>
-        <w:rPr>
-          <w:rStyle w:val="VerbatimChar"/>
-        </w:rPr>
-        <w:t xml:space="preserve">extends</w:t>
-      </w:r>
-      <w:r>
-        <w:t xml:space="preserve">, so you only write</w:t>
-      </w:r>
-      <w:r>
-        <w:t xml:space="preserve"> </w:t>
-      </w:r>
-      <w:r>
-        <w:rPr>
-          <w:rStyle w:val="VerbatimChar"/>
-        </w:rPr>
-        <w:t xml:space="preserve">render_link</w:t>
-      </w:r>
-      <w:r>
-        <w:t xml:space="preserve"> </w:t>
-      </w:r>
-      <w:r>
-        <w:t xml:space="preserve">when you want something different.</w:t>
+        <w:t xml:space="preserve">provide default link rendering.</w:t>
       </w:r>
     </w:p>
     <w:p>
@@ -10105,7 +9183,7 @@
         <w:pStyle w:val="BodyText"/>
       </w:pPr>
       <w:r>
-        <w:t xml:space="preserve">If a relation needs custom resolution (how the link text maps to a target object), declare a</w:t>
+        <w:t xml:space="preserve">For custom relation resolution, declare a</w:t>
       </w:r>
       <w:r>
         <w:t xml:space="preserve"> </w:t>
@@ -10120,7 +9198,7 @@
         <w:t xml:space="preserve"> </w:t>
       </w:r>
       <w:r>
-        <w:t xml:space="preserve">data hook returning</w:t>
+        <w:t xml:space="preserve">data hook. It reads the target text and source identifier from</w:t>
       </w:r>
       <w:r>
         <w:t xml:space="preserve"> </w:t>
@@ -10129,10 +9207,22 @@
         <w:rPr>
           <w:rStyle w:val="VerbatimChar"/>
         </w:rPr>
+        <w:t xml:space="preserve">ctx.subject</w:t>
+      </w:r>
+      <w:r>
+        <w:t xml:space="preserve">. It returns</w:t>
+      </w:r>
+      <w:r>
+        <w:t xml:space="preserve"> </w:t>
+      </w:r>
+      <w:r>
+        <w:rPr>
+          <w:rStyle w:val="VerbatimChar"/>
+        </w:rPr>
         <w:t xml:space="preserve">{ target, ambiguous }</w:t>
       </w:r>
       <w:r>
-        <w:t xml:space="preserve">. It reads</w:t>
+        <w:t xml:space="preserve">. Subtypes of</w:t>
       </w:r>
       <w:r>
         <w:t xml:space="preserve"> </w:t>
@@ -10141,7 +9231,7 @@
         <w:rPr>
           <w:rStyle w:val="VerbatimChar"/>
         </w:rPr>
-        <w:t xml:space="preserve">ctx.subject.target_text</w:t>
+        <w:t xml:space="preserve">PID_REF</w:t>
       </w:r>
       <w:r>
         <w:t xml:space="preserve"> </w:t>
@@ -10156,40 +9246,13 @@
         <w:rPr>
           <w:rStyle w:val="VerbatimChar"/>
         </w:rPr>
-        <w:t xml:space="preserve">ctx.subject.source_object_id</w:t>
-      </w:r>
-      <w:r>
-        <w:t xml:space="preserve"> </w:t>
-      </w:r>
-      <w:r>
-        <w:t xml:space="preserve">from the leaner data context (</w:t>
-      </w:r>
-      <w:r>
-        <w:rPr>
-          <w:rStyle w:val="VerbatimChar"/>
-        </w:rPr>
-        <w:t xml:space="preserve">PID_REF</w:t>
-      </w:r>
-      <w:r>
-        <w:t xml:space="preserve"> </w:t>
-      </w:r>
-      <w:r>
-        <w:t xml:space="preserve">and</w:t>
-      </w:r>
-      <w:r>
-        <w:t xml:space="preserve"> </w:t>
-      </w:r>
-      <w:r>
-        <w:rPr>
-          <w:rStyle w:val="VerbatimChar"/>
-        </w:rPr>
         <w:t xml:space="preserve">LABEL_REF</w:t>
       </w:r>
       <w:r>
         <w:t xml:space="preserve"> </w:t>
       </w:r>
       <w:r>
-        <w:t xml:space="preserve">provide the standard ones, so subtypes almost never need their own).</w:t>
+        <w:t xml:space="preserve">inherit their resolvers.</w:t>
       </w:r>
     </w:p>
     <w:bookmarkEnd w:id="29"/>
@@ -10211,7 +9274,7 @@
         <w:pStyle w:val="FirstParagraph"/>
       </w:pPr>
       <w:r>
-        <w:t xml:space="preserve">Views are written with backtick syntax. An</w:t>
+        <w:t xml:space="preserve">Backtick syntax invokes views. An</w:t>
       </w:r>
       <w:r>
         <w:t xml:space="preserve"> </w:t>
@@ -10227,31 +9290,22 @@
         <w:t xml:space="preserve"> </w:t>
       </w:r>
       <w:r>
-        <w:t xml:space="preserve">view (</w:t>
+        <w:t xml:space="preserve">view uses</w:t>
+      </w:r>
+      <w:r>
+        <w:t xml:space="preserve"> </w:t>
       </w:r>
       <w:r>
         <w:rPr>
           <w:rStyle w:val="VerbatimChar"/>
         </w:rPr>
-        <w:t xml:space="preserve">`prefix: content`</w:t>
-      </w:r>
-      <w:r>
-        <w:t xml:space="preserve">) uses a</w:t>
-      </w:r>
-      <w:r>
-        <w:t xml:space="preserve"> </w:t>
-      </w:r>
-      <w:r>
-        <w:rPr>
-          <w:rStyle w:val="VerbatimChar"/>
-        </w:rPr>
         <w:t xml:space="preserve">render</w:t>
       </w:r>
       <w:r>
         <w:t xml:space="preserve"> </w:t>
       </w:r>
       <w:r>
-        <w:t xml:space="preserve">hook returning inlines; a</w:t>
+        <w:t xml:space="preserve">and returns inlines. A</w:t>
       </w:r>
       <w:r>
         <w:t xml:space="preserve"> </w:t>
@@ -10267,7 +9321,7 @@
         <w:t xml:space="preserve"> </w:t>
       </w:r>
       <w:r>
-        <w:t xml:space="preserve">view (a fenced</w:t>
+        <w:t xml:space="preserve">view uses</w:t>
       </w:r>
       <w:r>
         <w:t xml:space="preserve"> </w:t>
@@ -10276,13 +9330,13 @@
         <w:rPr>
           <w:rStyle w:val="VerbatimChar"/>
         </w:rPr>
-        <w:t xml:space="preserve">```prefix</w:t>
-      </w:r>
-      <w:r>
-        <w:t xml:space="preserve"> </w:t>
-      </w:r>
-      <w:r>
-        <w:t xml:space="preserve">code block) uses a</w:t>
+        <w:t xml:space="preserve">render_block</w:t>
+      </w:r>
+      <w:r>
+        <w:t xml:space="preserve"> </w:t>
+      </w:r>
+      <w:r>
+        <w:t xml:space="preserve">and returns a block. The</w:t>
       </w:r>
       <w:r>
         <w:t xml:space="preserve"> </w:t>
@@ -10291,13 +9345,13 @@
         <w:rPr>
           <w:rStyle w:val="VerbatimChar"/>
         </w:rPr>
-        <w:t xml:space="preserve">render_block</w:t>
-      </w:r>
-      <w:r>
-        <w:t xml:space="preserve"> </w:t>
-      </w:r>
-      <w:r>
-        <w:t xml:space="preserve">hook returning a block. The view’s</w:t>
+        <w:t xml:space="preserve">inline_prefix</w:t>
+      </w:r>
+      <w:r>
+        <w:t xml:space="preserve"> </w:t>
+      </w:r>
+      <w:r>
+        <w:t xml:space="preserve">and</w:t>
       </w:r>
       <w:r>
         <w:t xml:space="preserve"> </w:t>
@@ -10306,30 +9360,18 @@
         <w:rPr>
           <w:rStyle w:val="VerbatimChar"/>
         </w:rPr>
-        <w:t xml:space="preserve">inline_prefix</w:t>
-      </w:r>
-      <w:r>
-        <w:t xml:space="preserve"> </w:t>
-      </w:r>
-      <w:r>
-        <w:t xml:space="preserve">(plus any</w:t>
-      </w:r>
-      <w:r>
-        <w:t xml:space="preserve"> </w:t>
-      </w:r>
-      <w:r>
-        <w:rPr>
-          <w:rStyle w:val="VerbatimChar"/>
-        </w:rPr>
         <w:t xml:space="preserve">aliases</w:t>
       </w:r>
       <w:r>
-        <w:t xml:space="preserve">) is what routes the syntax to your hook.</w:t>
+        <w:t xml:space="preserve"> </w:t>
+      </w:r>
+      <w:r>
+        <w:t xml:space="preserve">fields select the view.</w:t>
       </w:r>
     </w:p>
     <w:p>
       <w:pPr>
-        <w:spacing w:before="0" w:after="0" w:lineRule="exact" w:line="20"/>
+        <w:spacing w:after="0" w:line="20" w:lineRule="exact" w:before="0"/>
         <w:rPr>
           <w:sz w:val="2"/>
         </w:rPr>
@@ -11399,7 +10441,7 @@
         <w:pStyle w:val="BodyText"/>
       </w:pPr>
       <w:r>
-        <w:t xml:space="preserve">Views that build their content from the database (lists of figures, abbreviation lists, traceability matrices) usually render a</w:t>
+        <w:t xml:space="preserve">Database-backed views usually render a</w:t>
       </w:r>
       <w:r>
         <w:t xml:space="preserve"> </w:t>
@@ -11412,7 +10454,7 @@
         <w:t xml:space="preserve">block</w:t>
       </w:r>
       <w:r>
-        <w:t xml:space="preserve">. The cleanest way to do this is to extend</w:t>
+        <w:t xml:space="preserve">. Extend</w:t>
       </w:r>
       <w:r>
         <w:t xml:space="preserve"> </w:t>
@@ -11427,7 +10469,7 @@
         <w:t xml:space="preserve"> </w:t>
       </w:r>
       <w:r>
-        <w:t xml:space="preserve">and declare only a</w:t>
+        <w:t xml:space="preserve">and declare a</w:t>
       </w:r>
       <w:r>
         <w:t xml:space="preserve"> </w:t>
@@ -11442,7 +10484,7 @@
         <w:t xml:space="preserve"> </w:t>
       </w:r>
       <w:r>
-        <w:t xml:space="preserve">data hook — the shared</w:t>
+        <w:t xml:space="preserve">data hook. The inherited</w:t>
       </w:r>
       <w:r>
         <w:t xml:space="preserve"> </w:t>
@@ -11457,7 +10499,7 @@
         <w:t xml:space="preserve"> </w:t>
       </w:r>
       <w:r>
-        <w:t xml:space="preserve">on</w:t>
+        <w:t xml:space="preserve">hook dispatches</w:t>
       </w:r>
       <w:r>
         <w:t xml:space="preserve"> </w:t>
@@ -11466,13 +10508,25 @@
         <w:rPr>
           <w:rStyle w:val="VerbatimChar"/>
         </w:rPr>
+        <w:t xml:space="preserve">build_block</w:t>
+      </w:r>
+      <w:r>
+        <w:t xml:space="preserve">. A</w:t>
+      </w:r>
+      <w:r>
+        <w:t xml:space="preserve"> </w:t>
+      </w:r>
+      <w:r>
+        <w:rPr>
+          <w:rStyle w:val="VerbatimChar"/>
+        </w:rPr>
         <w:t xml:space="preserve">TABLE_VIEW</w:t>
       </w:r>
       <w:r>
         <w:t xml:space="preserve"> </w:t>
       </w:r>
       <w:r>
-        <w:t xml:space="preserve">finds your</w:t>
+        <w:t xml:space="preserve">subtype without</w:t>
       </w:r>
       <w:r>
         <w:t xml:space="preserve"> </w:t>
@@ -11487,42 +10541,12 @@
         <w:t xml:space="preserve"> </w:t>
       </w:r>
       <w:r>
-        <w:t xml:space="preserve">through the host and runs it. (The host enforces this: a view that extends</w:t>
-      </w:r>
-      <w:r>
-        <w:t xml:space="preserve"> </w:t>
-      </w:r>
-      <w:r>
-        <w:rPr>
-          <w:rStyle w:val="VerbatimChar"/>
-        </w:rPr>
-        <w:t xml:space="preserve">TABLE_VIEW</w:t>
-      </w:r>
-      <w:r>
-        <w:t xml:space="preserve"> </w:t>
-      </w:r>
-      <w:r>
-        <w:t xml:space="preserve">but provides no</w:t>
-      </w:r>
-      <w:r>
-        <w:t xml:space="preserve"> </w:t>
-      </w:r>
-      <w:r>
-        <w:rPr>
-          <w:rStyle w:val="VerbatimChar"/>
-        </w:rPr>
-        <w:t xml:space="preserve">build_block</w:t>
-      </w:r>
-      <w:r>
-        <w:t xml:space="preserve"> </w:t>
-      </w:r>
-      <w:r>
-        <w:t xml:space="preserve">is a load error.)</w:t>
+        <w:t xml:space="preserve">causes a load error.</w:t>
       </w:r>
     </w:p>
     <w:p>
       <w:pPr>
-        <w:spacing w:before="0" w:after="0" w:lineRule="exact" w:line="20"/>
+        <w:spacing w:after="0" w:line="20" w:lineRule="exact" w:before="0"/>
         <w:rPr>
           <w:sz w:val="2"/>
         </w:rPr>
@@ -11967,7 +10991,7 @@
         <w:rPr>
           <w:rStyle w:val="CommentTok"/>
         </w:rPr>
-        <w:t xml:space="preserve">-- DATA: build the generated table. dctx.data is the SpecIR database;</w:t>
+        <w:t xml:space="preserve">-- DATA: build the generated table. dctx.data is the SpecIR database.</w:t>
       </w:r>
       <w:r>
         <w:br/>
@@ -13760,7 +12784,7 @@
         <w:pStyle w:val="FirstParagraph"/>
       </w:pPr>
       <w:r>
-        <w:t xml:space="preserve">A view that feeds a chart (rather than emitting its own block) declares a</w:t>
+        <w:t xml:space="preserve">A view that supplies chart data declares a</w:t>
       </w:r>
       <w:r>
         <w:t xml:space="preserve"> </w:t>
@@ -13775,7 +12799,7 @@
         <w:t xml:space="preserve"> </w:t>
       </w:r>
       <w:r>
-        <w:t xml:space="preserve">data hook instead, returning a</w:t>
+        <w:t xml:space="preserve">hook. The hook returns</w:t>
       </w:r>
       <w:r>
         <w:t xml:space="preserve"> </w:t>
@@ -13790,37 +12814,7 @@
         <w:t xml:space="preserve"> </w:t>
       </w:r>
       <w:r>
-        <w:t xml:space="preserve">dataset that the chart consumes. The</w:t>
-      </w:r>
-      <w:r>
-        <w:t xml:space="preserve"> </w:t>
-      </w:r>
-      <w:r>
-        <w:rPr>
-          <w:rStyle w:val="VerbatimChar"/>
-        </w:rPr>
-        <w:t xml:space="preserve">gauss</w:t>
-      </w:r>
-      <w:r>
-        <w:t xml:space="preserve"> </w:t>
-      </w:r>
-      <w:r>
-        <w:t xml:space="preserve">view in the</w:t>
-      </w:r>
-      <w:r>
-        <w:t xml:space="preserve"> </w:t>
-      </w:r>
-      <w:r>
-        <w:rPr>
-          <w:rStyle w:val="VerbatimChar"/>
-        </w:rPr>
-        <w:t xml:space="preserve">abnt</w:t>
-      </w:r>
-      <w:r>
-        <w:t xml:space="preserve"> </w:t>
-      </w:r>
-      <w:r>
-        <w:t xml:space="preserve">model (its chart capability) is the canonical example.</w:t>
+        <w:t xml:space="preserve">or the data shape required by the chart type.</w:t>
       </w:r>
     </w:p>
     <w:bookmarkEnd w:id="30"/>
@@ -13842,7 +12836,7 @@
         <w:pStyle w:val="FirstParagraph"/>
       </w:pPr>
       <w:r>
-        <w:t xml:space="preserve">Floats are usually purely declarative — most just need a</w:t>
+        <w:t xml:space="preserve">Most floats require only a</w:t>
       </w:r>
       <w:r>
         <w:t xml:space="preserve"> </w:t>
@@ -13859,7 +12853,7 @@
     </w:p>
     <w:p>
       <w:pPr>
-        <w:spacing w:before="0" w:after="0" w:lineRule="exact" w:line="20"/>
+        <w:spacing w:after="0" w:line="20" w:lineRule="exact" w:before="0"/>
         <w:rPr>
           <w:sz w:val="2"/>
         </w:rPr>
@@ -14308,7 +13302,7 @@
     </w:p>
     <w:p>
       <w:pPr>
-        <w:spacing w:before="0" w:after="0" w:lineRule="exact" w:line="20"/>
+        <w:spacing w:after="0" w:line="20" w:lineRule="exact" w:before="0"/>
         <w:rPr>
           <w:sz w:val="2"/>
         </w:rPr>
@@ -14377,23 +13371,7 @@
         <w:pStyle w:val="FirstParagraph"/>
       </w:pPr>
       <w:r>
-        <w:t xml:space="preserve">A float that resolves its own content</w:t>
-      </w:r>
-      <w:r>
-        <w:t xml:space="preserve"> </w:t>
-      </w:r>
-      <w:r>
-        <w:rPr>
-          <w:bCs/>
-          <w:b/>
-        </w:rPr>
-        <w:t xml:space="preserve">internally</w:t>
-      </w:r>
-      <w:r>
-        <w:t xml:space="preserve"> </w:t>
-      </w:r>
-      <w:r>
-        <w:t xml:space="preserve">(no external tool) declares a single</w:t>
+        <w:t xml:space="preserve">An internally rendered float can declare a</w:t>
       </w:r>
       <w:r>
         <w:t xml:space="preserve"> </w:t>
@@ -14408,7 +13386,7 @@
         <w:t xml:space="preserve"> </w:t>
       </w:r>
       <w:r>
-        <w:t xml:space="preserve">data hook. It reads</w:t>
+        <w:t xml:space="preserve">data hook. The hook reads</w:t>
       </w:r>
       <w:r>
         <w:t xml:space="preserve"> </w:t>
@@ -14435,41 +13413,7 @@
         <w:t xml:space="preserve">ctx.subject.float</w:t>
       </w:r>
       <w:r>
-        <w:t xml:space="preserve"> </w:t>
-      </w:r>
-      <w:r>
-        <w:t xml:space="preserve">and returns the resolved-AST string the backend consumes — the</w:t>
-      </w:r>
-      <w:r>
-        <w:t xml:space="preserve"> </w:t>
-      </w:r>
-      <w:r>
-        <w:rPr>
-          <w:rStyle w:val="VerbatimChar"/>
-        </w:rPr>
-        <w:t xml:space="preserve">FIGURE</w:t>
-      </w:r>
-      <w:r>
-        <w:t xml:space="preserve"> </w:t>
-      </w:r>
-      <w:r>
-        <w:t xml:space="preserve">type does exactly this to turn an image path into the JSON the image fallback renders. For floats that need an</w:t>
-      </w:r>
-      <w:r>
-        <w:t xml:space="preserve"> </w:t>
-      </w:r>
-      <w:r>
-        <w:rPr>
-          <w:bCs/>
-          <w:b/>
-        </w:rPr>
-        <w:t xml:space="preserve">external</w:t>
-      </w:r>
-      <w:r>
-        <w:t xml:space="preserve"> </w:t>
-      </w:r>
-      <w:r>
-        <w:t xml:space="preserve">tool (PlantUML, charts), see</w:t>
+        <w:t xml:space="preserve">. It returns a resolved-AST string. See</w:t>
       </w:r>
       <w:r>
         <w:t xml:space="preserve"> </w:t>
@@ -14483,7 +13427,10 @@
         </w:r>
       </w:hyperlink>
       <w:r>
-        <w:t xml:space="preserve">.</w:t>
+        <w:t xml:space="preserve"> </w:t>
+      </w:r>
+      <w:r>
+        <w:t xml:space="preserve">for process-based rendering.</w:t>
       </w:r>
     </w:p>
     <w:bookmarkEnd w:id="31"/>
@@ -14525,7 +13472,7 @@
     </w:p>
     <w:p>
       <w:pPr>
-        <w:spacing w:before="0" w:after="0" w:lineRule="exact" w:line="20"/>
+        <w:spacing w:after="0" w:line="20" w:lineRule="exact" w:before="0"/>
         <w:rPr>
           <w:sz w:val="2"/>
         </w:rPr>
@@ -15274,34 +14221,7 @@
         <w:pStyle w:val="FirstParagraph"/>
       </w:pPr>
       <w:r>
-        <w:t xml:space="preserve">The fields below are the real</w:t>
-      </w:r>
-      <w:r>
-        <w:t xml:space="preserve"> </w:t>
-      </w:r>
-      <w:r>
-        <w:rPr>
-          <w:rStyle w:val="VerbatimChar"/>
-        </w:rPr>
-        <w:t xml:space="preserve">schema</w:t>
-      </w:r>
-      <w:r>
-        <w:t xml:space="preserve"> </w:t>
-      </w:r>
-      <w:r>
-        <w:t xml:space="preserve">keys the host writes into the SpecIR database (from</w:t>
-      </w:r>
-      <w:r>
-        <w:t xml:space="preserve"> </w:t>
-      </w:r>
-      <w:r>
-        <w:rPr>
-          <w:rStyle w:val="VerbatimChar"/>
-        </w:rPr>
-        <w:t xml:space="preserve">contract.registry</w:t>
-      </w:r>
-      <w:r>
-        <w:t xml:space="preserve">). Anything not listed is ignored by the insert.</w:t>
+        <w:t xml:space="preserve">The following tables define common schema fields. Some model hooks also read additional schema fields for rendering.</w:t>
       </w:r>
     </w:p>
     <w:bookmarkStart w:id="34" w:name="object-schema"/>
@@ -15319,7 +14239,7 @@
     </w:p>
     <w:p>
       <w:pPr>
-        <w:spacing w:before="0" w:after="0" w:lineRule="exact" w:line="20"/>
+        <w:spacing w:after="0" w:line="20" w:lineRule="exact" w:before="0"/>
         <w:rPr>
           <w:sz w:val="2"/>
         </w:rPr>
@@ -15361,12 +14281,12 @@
         <w:tblLook w:firstRow="1" w:lastRow="0" w:firstColumn="0" w:lastColumn="0" w:noHBand="0" w:noVBand="0" w:val="0020"/>
         <w:jc w:val="start"/>
         <w:tblBorders>
-          <w:top w:color="000000" w:val="single" w:sz="6" w:space="0"/>
-          <w:left w:color="000000" w:val="single" w:sz="6" w:space="0"/>
-          <w:bottom w:color="000000" w:val="single" w:sz="6" w:space="0"/>
-          <w:right w:color="000000" w:val="single" w:sz="6" w:space="0"/>
-          <w:insideH w:color="000000" w:val="single" w:sz="6" w:space="0"/>
-          <w:insideV w:color="000000" w:val="single" w:sz="6" w:space="0"/>
+          <w:top w:color="000000" w:sz="6" w:val="single" w:space="0"/>
+          <w:left w:color="000000" w:sz="6" w:val="single" w:space="0"/>
+          <w:bottom w:color="000000" w:sz="6" w:val="single" w:space="0"/>
+          <w:right w:color="000000" w:sz="6" w:val="single" w:space="0"/>
+          <w:insideH w:color="000000" w:sz="6" w:val="single" w:space="0"/>
+          <w:insideV w:color="000000" w:sz="6" w:val="single" w:space="0"/>
         </w:tblBorders>
         <w:tblCellMar>
           <w:top w:type="dxa" w:w="57"/>
@@ -15387,14 +14307,14 @@
         </w:trPr>
         <w:tc>
           <w:tcPr>
-            <w:shd w:val="clear" w:fill="E8E8E8" w:color="auto"/>
+            <w:shd w:color="auto" w:val="clear" w:fill="E8E8E8"/>
           </w:tcPr>
           <w:p>
             <w:pPr>
               <w:pStyle w:val="Compact"/>
               <w:jc w:val="left"/>
-              <w:ind w:left="0" w:right="0" w:firstLine="0"/>
-              <w:spacing w:before="40" w:after="40" w:lineRule="auto" w:line="240"/>
+              <w:ind w:left="0" w:firstLine="0" w:right="0"/>
+              <w:spacing w:lineRule="auto" w:after="40" w:line="240" w:before="40"/>
             </w:pPr>
             <w:r>
               <w:rPr>
@@ -15406,14 +14326,14 @@
         </w:tc>
         <w:tc>
           <w:tcPr>
-            <w:shd w:val="clear" w:fill="E8E8E8" w:color="auto"/>
+            <w:shd w:color="auto" w:val="clear" w:fill="E8E8E8"/>
           </w:tcPr>
           <w:p>
             <w:pPr>
               <w:pStyle w:val="Compact"/>
               <w:jc w:val="left"/>
-              <w:ind w:left="0" w:right="0" w:firstLine="0"/>
-              <w:spacing w:before="40" w:after="40" w:lineRule="auto" w:line="240"/>
+              <w:ind w:left="0" w:firstLine="0" w:right="0"/>
+              <w:spacing w:lineRule="auto" w:after="40" w:line="240" w:before="40"/>
             </w:pPr>
             <w:r>
               <w:rPr>
@@ -15425,14 +14345,14 @@
         </w:tc>
         <w:tc>
           <w:tcPr>
-            <w:shd w:val="clear" w:fill="E8E8E8" w:color="auto"/>
+            <w:shd w:color="auto" w:val="clear" w:fill="E8E8E8"/>
           </w:tcPr>
           <w:p>
             <w:pPr>
               <w:pStyle w:val="Compact"/>
               <w:jc w:val="left"/>
-              <w:ind w:left="0" w:right="0" w:firstLine="0"/>
-              <w:spacing w:before="40" w:after="40" w:lineRule="auto" w:line="240"/>
+              <w:ind w:left="0" w:firstLine="0" w:right="0"/>
+              <w:spacing w:lineRule="auto" w:after="40" w:line="240" w:before="40"/>
             </w:pPr>
             <w:r>
               <w:rPr>
@@ -15444,14 +14364,14 @@
         </w:tc>
         <w:tc>
           <w:tcPr>
-            <w:shd w:val="clear" w:fill="E8E8E8" w:color="auto"/>
+            <w:shd w:color="auto" w:val="clear" w:fill="E8E8E8"/>
           </w:tcPr>
           <w:p>
             <w:pPr>
               <w:pStyle w:val="Compact"/>
               <w:jc w:val="left"/>
-              <w:ind w:left="0" w:right="0" w:firstLine="0"/>
-              <w:spacing w:before="40" w:after="40" w:lineRule="auto" w:line="240"/>
+              <w:ind w:left="0" w:firstLine="0" w:right="0"/>
+              <w:spacing w:lineRule="auto" w:after="40" w:line="240" w:before="40"/>
             </w:pPr>
             <w:r>
               <w:rPr>
@@ -15469,8 +14389,8 @@
             <w:pPr>
               <w:pStyle w:val="Compact"/>
               <w:jc w:val="left"/>
-              <w:ind w:left="0" w:right="0" w:firstLine="0"/>
-              <w:spacing w:before="40" w:after="40" w:lineRule="auto" w:line="240"/>
+              <w:ind w:left="0" w:firstLine="0" w:right="0"/>
+              <w:spacing w:lineRule="auto" w:after="40" w:line="240" w:before="40"/>
             </w:pPr>
             <w:r>
               <w:rPr>
@@ -15486,8 +14406,8 @@
             <w:pPr>
               <w:pStyle w:val="Compact"/>
               <w:jc w:val="left"/>
-              <w:ind w:left="0" w:right="0" w:firstLine="0"/>
-              <w:spacing w:before="40" w:after="40" w:lineRule="auto" w:line="240"/>
+              <w:ind w:left="0" w:firstLine="0" w:right="0"/>
+              <w:spacing w:lineRule="auto" w:after="40" w:line="240" w:before="40"/>
             </w:pPr>
             <w:r>
               <w:t xml:space="preserve">string</w:t>
@@ -15500,8 +14420,8 @@
             <w:pPr>
               <w:pStyle w:val="Compact"/>
               <w:jc w:val="left"/>
-              <w:ind w:left="0" w:right="0" w:firstLine="0"/>
-              <w:spacing w:before="40" w:after="40" w:lineRule="auto" w:line="240"/>
+              <w:ind w:left="0" w:firstLine="0" w:right="0"/>
+              <w:spacing w:lineRule="auto" w:after="40" w:line="240" w:before="40"/>
             </w:pPr>
             <w:r>
               <w:t xml:space="preserve">required</w:t>
@@ -15514,8 +14434,8 @@
             <w:pPr>
               <w:pStyle w:val="Compact"/>
               <w:jc w:val="left"/>
-              <w:ind w:left="0" w:right="0" w:firstLine="0"/>
-              <w:spacing w:before="40" w:after="40" w:lineRule="auto" w:line="240"/>
+              <w:ind w:left="0" w:firstLine="0" w:right="0"/>
+              <w:spacing w:lineRule="auto" w:after="40" w:line="240" w:before="40"/>
             </w:pPr>
             <w:r>
               <w:t xml:space="preserve">Unique identifier (uppercase convention).</w:t>
@@ -15530,8 +14450,8 @@
             <w:pPr>
               <w:pStyle w:val="Compact"/>
               <w:jc w:val="left"/>
-              <w:ind w:left="0" w:right="0" w:firstLine="0"/>
-              <w:spacing w:before="40" w:after="40" w:lineRule="auto" w:line="240"/>
+              <w:ind w:left="0" w:firstLine="0" w:right="0"/>
+              <w:spacing w:lineRule="auto" w:after="40" w:line="240" w:before="40"/>
             </w:pPr>
             <w:r>
               <w:rPr>
@@ -15547,8 +14467,8 @@
             <w:pPr>
               <w:pStyle w:val="Compact"/>
               <w:jc w:val="left"/>
-              <w:ind w:left="0" w:right="0" w:firstLine="0"/>
-              <w:spacing w:before="40" w:after="40" w:lineRule="auto" w:line="240"/>
+              <w:ind w:left="0" w:firstLine="0" w:right="0"/>
+              <w:spacing w:lineRule="auto" w:after="40" w:line="240" w:before="40"/>
             </w:pPr>
             <w:r>
               <w:t xml:space="preserve">string</w:t>
@@ -15561,8 +14481,8 @@
             <w:pPr>
               <w:pStyle w:val="Compact"/>
               <w:jc w:val="left"/>
-              <w:ind w:left="0" w:right="0" w:firstLine="0"/>
-              <w:spacing w:before="40" w:after="40" w:lineRule="auto" w:line="240"/>
+              <w:ind w:left="0" w:firstLine="0" w:right="0"/>
+              <w:spacing w:lineRule="auto" w:after="40" w:line="240" w:before="40"/>
             </w:pPr>
             <w:r>
               <w:t xml:space="preserve">same as</w:t>
@@ -15584,8 +14504,8 @@
             <w:pPr>
               <w:pStyle w:val="Compact"/>
               <w:jc w:val="left"/>
-              <w:ind w:left="0" w:right="0" w:firstLine="0"/>
-              <w:spacing w:before="40" w:after="40" w:lineRule="auto" w:line="240"/>
+              <w:ind w:left="0" w:firstLine="0" w:right="0"/>
+              <w:spacing w:lineRule="auto" w:after="40" w:line="240" w:before="40"/>
             </w:pPr>
             <w:r>
               <w:t xml:space="preserve">Human-readable name.</w:t>
@@ -15600,8 +14520,8 @@
             <w:pPr>
               <w:pStyle w:val="Compact"/>
               <w:jc w:val="left"/>
-              <w:ind w:left="0" w:right="0" w:firstLine="0"/>
-              <w:spacing w:before="40" w:after="40" w:lineRule="auto" w:line="240"/>
+              <w:ind w:left="0" w:firstLine="0" w:right="0"/>
+              <w:spacing w:lineRule="auto" w:after="40" w:line="240" w:before="40"/>
             </w:pPr>
             <w:r>
               <w:rPr>
@@ -15617,8 +14537,8 @@
             <w:pPr>
               <w:pStyle w:val="Compact"/>
               <w:jc w:val="left"/>
-              <w:ind w:left="0" w:right="0" w:firstLine="0"/>
-              <w:spacing w:before="40" w:after="40" w:lineRule="auto" w:line="240"/>
+              <w:ind w:left="0" w:firstLine="0" w:right="0"/>
+              <w:spacing w:lineRule="auto" w:after="40" w:line="240" w:before="40"/>
             </w:pPr>
             <w:r>
               <w:t xml:space="preserve">string</w:t>
@@ -15631,8 +14551,8 @@
             <w:pPr>
               <w:pStyle w:val="Compact"/>
               <w:jc w:val="left"/>
-              <w:ind w:left="0" w:right="0" w:firstLine="0"/>
-              <w:spacing w:before="40" w:after="40" w:lineRule="auto" w:line="240"/>
+              <w:ind w:left="0" w:firstLine="0" w:right="0"/>
+              <w:spacing w:lineRule="auto" w:after="40" w:line="240" w:before="40"/>
             </w:pPr>
             <w:r>
               <w:rPr>
@@ -15648,8 +14568,8 @@
             <w:pPr>
               <w:pStyle w:val="Compact"/>
               <w:jc w:val="left"/>
-              <w:ind w:left="0" w:right="0" w:firstLine="0"/>
-              <w:spacing w:before="40" w:after="40" w:lineRule="auto" w:line="240"/>
+              <w:ind w:left="0" w:firstLine="0" w:right="0"/>
+              <w:spacing w:lineRule="auto" w:after="40" w:line="240" w:before="40"/>
             </w:pPr>
             <w:r>
               <w:t xml:space="preserve">Description text.</w:t>
@@ -15664,8 +14584,8 @@
             <w:pPr>
               <w:pStyle w:val="Compact"/>
               <w:jc w:val="left"/>
-              <w:ind w:left="0" w:right="0" w:firstLine="0"/>
-              <w:spacing w:before="40" w:after="40" w:lineRule="auto" w:line="240"/>
+              <w:ind w:left="0" w:firstLine="0" w:right="0"/>
+              <w:spacing w:lineRule="auto" w:after="40" w:line="240" w:before="40"/>
             </w:pPr>
             <w:r>
               <w:rPr>
@@ -15681,8 +14601,8 @@
             <w:pPr>
               <w:pStyle w:val="Compact"/>
               <w:jc w:val="left"/>
-              <w:ind w:left="0" w:right="0" w:firstLine="0"/>
-              <w:spacing w:before="40" w:after="40" w:lineRule="auto" w:line="240"/>
+              <w:ind w:left="0" w:firstLine="0" w:right="0"/>
+              <w:spacing w:lineRule="auto" w:after="40" w:line="240" w:before="40"/>
             </w:pPr>
             <w:r>
               <w:t xml:space="preserve">string</w:t>
@@ -15695,8 +14615,8 @@
             <w:pPr>
               <w:pStyle w:val="Compact"/>
               <w:jc w:val="left"/>
-              <w:ind w:left="0" w:right="0" w:firstLine="0"/>
-              <w:spacing w:before="40" w:after="40" w:lineRule="auto" w:line="240"/>
+              <w:ind w:left="0" w:firstLine="0" w:right="0"/>
+              <w:spacing w:lineRule="auto" w:after="40" w:line="240" w:before="40"/>
             </w:pPr>
             <w:r>
               <w:t xml:space="preserve">nil</w:t>
@@ -15709,8 +14629,8 @@
             <w:pPr>
               <w:pStyle w:val="Compact"/>
               <w:jc w:val="left"/>
-              <w:ind w:left="0" w:right="0" w:firstLine="0"/>
-              <w:spacing w:before="40" w:after="40" w:lineRule="auto" w:line="240"/>
+              <w:ind w:left="0" w:firstLine="0" w:right="0"/>
+              <w:spacing w:lineRule="auto" w:after="40" w:line="240" w:before="40"/>
             </w:pPr>
             <w:r>
               <w:t xml:space="preserve">Base type for attribute + hook inheritance (e.g. </w:t>
@@ -15734,8 +14654,8 @@
             <w:pPr>
               <w:pStyle w:val="Compact"/>
               <w:jc w:val="left"/>
-              <w:ind w:left="0" w:right="0" w:firstLine="0"/>
-              <w:spacing w:before="40" w:after="40" w:lineRule="auto" w:line="240"/>
+              <w:ind w:left="0" w:firstLine="0" w:right="0"/>
+              <w:spacing w:lineRule="auto" w:after="40" w:line="240" w:before="40"/>
             </w:pPr>
             <w:r>
               <w:rPr>
@@ -15751,8 +14671,8 @@
             <w:pPr>
               <w:pStyle w:val="Compact"/>
               <w:jc w:val="left"/>
-              <w:ind w:left="0" w:right="0" w:firstLine="0"/>
-              <w:spacing w:before="40" w:after="40" w:lineRule="auto" w:line="240"/>
+              <w:ind w:left="0" w:firstLine="0" w:right="0"/>
+              <w:spacing w:lineRule="auto" w:after="40" w:line="240" w:before="40"/>
             </w:pPr>
             <w:r>
               <w:t xml:space="preserve">boolean</w:t>
@@ -15765,8 +14685,8 @@
             <w:pPr>
               <w:pStyle w:val="Compact"/>
               <w:jc w:val="left"/>
-              <w:ind w:left="0" w:right="0" w:firstLine="0"/>
-              <w:spacing w:before="40" w:after="40" w:lineRule="auto" w:line="240"/>
+              <w:ind w:left="0" w:firstLine="0" w:right="0"/>
+              <w:spacing w:lineRule="auto" w:after="40" w:line="240" w:before="40"/>
             </w:pPr>
             <w:r>
               <w:t xml:space="preserve">false</w:t>
@@ -15779,8 +14699,8 @@
             <w:pPr>
               <w:pStyle w:val="Compact"/>
               <w:jc w:val="left"/>
-              <w:ind w:left="0" w:right="0" w:firstLine="0"/>
-              <w:spacing w:before="40" w:after="40" w:lineRule="auto" w:line="240"/>
+              <w:ind w:left="0" w:firstLine="0" w:right="0"/>
+              <w:spacing w:lineRule="auto" w:after="40" w:line="240" w:before="40"/>
             </w:pPr>
             <w:r>
               <w:t xml:space="preserve">Headers without an explicit type match this type.</w:t>
@@ -15795,8 +14715,8 @@
             <w:pPr>
               <w:pStyle w:val="Compact"/>
               <w:jc w:val="left"/>
-              <w:ind w:left="0" w:right="0" w:firstLine="0"/>
-              <w:spacing w:before="40" w:after="40" w:lineRule="auto" w:line="240"/>
+              <w:ind w:left="0" w:firstLine="0" w:right="0"/>
+              <w:spacing w:lineRule="auto" w:after="40" w:line="240" w:before="40"/>
             </w:pPr>
             <w:r>
               <w:rPr>
@@ -15812,8 +14732,8 @@
             <w:pPr>
               <w:pStyle w:val="Compact"/>
               <w:jc w:val="left"/>
-              <w:ind w:left="0" w:right="0" w:firstLine="0"/>
-              <w:spacing w:before="40" w:after="40" w:lineRule="auto" w:line="240"/>
+              <w:ind w:left="0" w:firstLine="0" w:right="0"/>
+              <w:spacing w:lineRule="auto" w:after="40" w:line="240" w:before="40"/>
             </w:pPr>
             <w:r>
               <w:t xml:space="preserve">boolean</w:t>
@@ -15826,8 +14746,8 @@
             <w:pPr>
               <w:pStyle w:val="Compact"/>
               <w:jc w:val="left"/>
-              <w:ind w:left="0" w:right="0" w:firstLine="0"/>
-              <w:spacing w:before="40" w:after="40" w:lineRule="auto" w:line="240"/>
+              <w:ind w:left="0" w:firstLine="0" w:right="0"/>
+              <w:spacing w:lineRule="auto" w:after="40" w:line="240" w:before="40"/>
             </w:pPr>
             <w:r>
               <w:t xml:space="preserve">false</w:t>
@@ -15840,8 +14760,8 @@
             <w:pPr>
               <w:pStyle w:val="Compact"/>
               <w:jc w:val="left"/>
-              <w:ind w:left="0" w:right="0" w:firstLine="0"/>
-              <w:spacing w:before="40" w:after="40" w:lineRule="auto" w:line="240"/>
+              <w:ind w:left="0" w:firstLine="0" w:right="0"/>
+              <w:spacing w:lineRule="auto" w:after="40" w:line="240" w:before="40"/>
             </w:pPr>
             <w:r>
               <w:t xml:space="preserve">Hierarchical object (contains children with their own PIDs).</w:t>
@@ -15856,8 +14776,8 @@
             <w:pPr>
               <w:pStyle w:val="Compact"/>
               <w:jc w:val="left"/>
-              <w:ind w:left="0" w:right="0" w:firstLine="0"/>
-              <w:spacing w:before="40" w:after="40" w:lineRule="auto" w:line="240"/>
+              <w:ind w:left="0" w:firstLine="0" w:right="0"/>
+              <w:spacing w:lineRule="auto" w:after="40" w:line="240" w:before="40"/>
             </w:pPr>
             <w:r>
               <w:rPr>
@@ -15873,8 +14793,8 @@
             <w:pPr>
               <w:pStyle w:val="Compact"/>
               <w:jc w:val="left"/>
-              <w:ind w:left="0" w:right="0" w:firstLine="0"/>
-              <w:spacing w:before="40" w:after="40" w:lineRule="auto" w:line="240"/>
+              <w:ind w:left="0" w:firstLine="0" w:right="0"/>
+              <w:spacing w:lineRule="auto" w:after="40" w:line="240" w:before="40"/>
             </w:pPr>
             <w:r>
               <w:t xml:space="preserve">boolean</w:t>
@@ -15887,8 +14807,8 @@
             <w:pPr>
               <w:pStyle w:val="Compact"/>
               <w:jc w:val="left"/>
-              <w:ind w:left="0" w:right="0" w:firstLine="0"/>
-              <w:spacing w:before="40" w:after="40" w:lineRule="auto" w:line="240"/>
+              <w:ind w:left="0" w:firstLine="0" w:right="0"/>
+              <w:spacing w:lineRule="auto" w:after="40" w:line="240" w:before="40"/>
             </w:pPr>
             <w:r>
               <w:t xml:space="preserve">false</w:t>
@@ -15901,8 +14821,8 @@
             <w:pPr>
               <w:pStyle w:val="Compact"/>
               <w:jc w:val="left"/>
-              <w:ind w:left="0" w:right="0" w:firstLine="0"/>
-              <w:spacing w:before="40" w:after="40" w:lineRule="auto" w:line="240"/>
+              <w:ind w:left="0" w:firstLine="0" w:right="0"/>
+              <w:spacing w:lineRule="auto" w:after="40" w:line="240" w:before="40"/>
             </w:pPr>
             <w:r>
               <w:t xml:space="preserve">The specification must contain at least one object of this type.</w:t>
@@ -15917,8 +14837,8 @@
             <w:pPr>
               <w:pStyle w:val="Compact"/>
               <w:jc w:val="left"/>
-              <w:ind w:left="0" w:right="0" w:firstLine="0"/>
-              <w:spacing w:before="40" w:after="40" w:lineRule="auto" w:line="240"/>
+              <w:ind w:left="0" w:firstLine="0" w:right="0"/>
+              <w:spacing w:lineRule="auto" w:after="40" w:line="240" w:before="40"/>
             </w:pPr>
             <w:r>
               <w:rPr>
@@ -15934,8 +14854,8 @@
             <w:pPr>
               <w:pStyle w:val="Compact"/>
               <w:jc w:val="left"/>
-              <w:ind w:left="0" w:right="0" w:firstLine="0"/>
-              <w:spacing w:before="40" w:after="40" w:lineRule="auto" w:line="240"/>
+              <w:ind w:left="0" w:firstLine="0" w:right="0"/>
+              <w:spacing w:lineRule="auto" w:after="40" w:line="240" w:before="40"/>
             </w:pPr>
             <w:r>
               <w:t xml:space="preserve">string</w:t>
@@ -15948,8 +14868,8 @@
             <w:pPr>
               <w:pStyle w:val="Compact"/>
               <w:jc w:val="left"/>
-              <w:ind w:left="0" w:right="0" w:firstLine="0"/>
-              <w:spacing w:before="40" w:after="40" w:lineRule="auto" w:line="240"/>
+              <w:ind w:left="0" w:firstLine="0" w:right="0"/>
+              <w:spacing w:lineRule="auto" w:after="40" w:line="240" w:before="40"/>
             </w:pPr>
             <w:r>
               <w:t xml:space="preserve">nil</w:t>
@@ -15962,8 +14882,8 @@
             <w:pPr>
               <w:pStyle w:val="Compact"/>
               <w:jc w:val="left"/>
-              <w:ind w:left="0" w:right="0" w:firstLine="0"/>
-              <w:spacing w:before="40" w:after="40" w:lineRule="auto" w:line="240"/>
+              <w:ind w:left="0" w:firstLine="0" w:right="0"/>
+              <w:spacing w:lineRule="auto" w:after="40" w:line="240" w:before="40"/>
             </w:pPr>
             <w:r>
               <w:t xml:space="preserve">Prefix for auto-generated PIDs.</w:t>
@@ -15978,8 +14898,8 @@
             <w:pPr>
               <w:pStyle w:val="Compact"/>
               <w:jc w:val="left"/>
-              <w:ind w:left="0" w:right="0" w:firstLine="0"/>
-              <w:spacing w:before="40" w:after="40" w:lineRule="auto" w:line="240"/>
+              <w:ind w:left="0" w:firstLine="0" w:right="0"/>
+              <w:spacing w:lineRule="auto" w:after="40" w:line="240" w:before="40"/>
             </w:pPr>
             <w:r>
               <w:rPr>
@@ -15995,8 +14915,8 @@
             <w:pPr>
               <w:pStyle w:val="Compact"/>
               <w:jc w:val="left"/>
-              <w:ind w:left="0" w:right="0" w:firstLine="0"/>
-              <w:spacing w:before="40" w:after="40" w:lineRule="auto" w:line="240"/>
+              <w:ind w:left="0" w:firstLine="0" w:right="0"/>
+              <w:spacing w:lineRule="auto" w:after="40" w:line="240" w:before="40"/>
             </w:pPr>
             <w:r>
               <w:t xml:space="preserve">string</w:t>
@@ -16009,8 +14929,8 @@
             <w:pPr>
               <w:pStyle w:val="Compact"/>
               <w:jc w:val="left"/>
-              <w:ind w:left="0" w:right="0" w:firstLine="0"/>
-              <w:spacing w:before="40" w:after="40" w:lineRule="auto" w:line="240"/>
+              <w:ind w:left="0" w:firstLine="0" w:right="0"/>
+              <w:spacing w:lineRule="auto" w:after="40" w:line="240" w:before="40"/>
             </w:pPr>
             <w:r>
               <w:t xml:space="preserve">nil</w:t>
@@ -16023,8 +14943,8 @@
             <w:pPr>
               <w:pStyle w:val="Compact"/>
               <w:jc w:val="left"/>
-              <w:ind w:left="0" w:right="0" w:firstLine="0"/>
-              <w:spacing w:before="40" w:after="40" w:lineRule="auto" w:line="240"/>
+              <w:ind w:left="0" w:firstLine="0" w:right="0"/>
+              <w:spacing w:lineRule="auto" w:after="40" w:line="240" w:before="40"/>
             </w:pPr>
             <w:r>
               <w:t xml:space="preserve">Printf format (e.g. </w:t>
@@ -16048,8 +14968,8 @@
             <w:pPr>
               <w:pStyle w:val="Compact"/>
               <w:jc w:val="left"/>
-              <w:ind w:left="0" w:right="0" w:firstLine="0"/>
-              <w:spacing w:before="40" w:after="40" w:lineRule="auto" w:line="240"/>
+              <w:ind w:left="0" w:firstLine="0" w:right="0"/>
+              <w:spacing w:lineRule="auto" w:after="40" w:line="240" w:before="40"/>
             </w:pPr>
             <w:r>
               <w:rPr>
@@ -16065,8 +14985,8 @@
             <w:pPr>
               <w:pStyle w:val="Compact"/>
               <w:jc w:val="left"/>
-              <w:ind w:left="0" w:right="0" w:firstLine="0"/>
-              <w:spacing w:before="40" w:after="40" w:lineRule="auto" w:line="240"/>
+              <w:ind w:left="0" w:firstLine="0" w:right="0"/>
+              <w:spacing w:lineRule="auto" w:after="40" w:line="240" w:before="40"/>
             </w:pPr>
             <w:r>
               <w:t xml:space="preserve">list</w:t>
@@ -16079,8 +14999,8 @@
             <w:pPr>
               <w:pStyle w:val="Compact"/>
               <w:jc w:val="left"/>
-              <w:ind w:left="0" w:right="0" w:firstLine="0"/>
-              <w:spacing w:before="40" w:after="40" w:lineRule="auto" w:line="240"/>
+              <w:ind w:left="0" w:firstLine="0" w:right="0"/>
+              <w:spacing w:lineRule="auto" w:after="40" w:line="240" w:before="40"/>
             </w:pPr>
             <w:r>
               <w:t xml:space="preserve">nil</w:t>
@@ -16093,8 +15013,8 @@
             <w:pPr>
               <w:pStyle w:val="Compact"/>
               <w:jc w:val="left"/>
-              <w:ind w:left="0" w:right="0" w:firstLine="0"/>
-              <w:spacing w:before="40" w:after="40" w:lineRule="auto" w:line="240"/>
+              <w:ind w:left="0" w:firstLine="0" w:right="0"/>
+              <w:spacing w:lineRule="auto" w:after="40" w:line="240" w:before="40"/>
             </w:pPr>
             <w:r>
               <w:t xml:space="preserve">Alternative identifiers for syntax matching.</w:t>
@@ -16109,8 +15029,8 @@
             <w:pPr>
               <w:pStyle w:val="Compact"/>
               <w:jc w:val="left"/>
-              <w:ind w:left="0" w:right="0" w:firstLine="0"/>
-              <w:spacing w:before="40" w:after="40" w:lineRule="auto" w:line="240"/>
+              <w:ind w:left="0" w:firstLine="0" w:right="0"/>
+              <w:spacing w:lineRule="auto" w:after="40" w:line="240" w:before="40"/>
             </w:pPr>
             <w:r>
               <w:rPr>
@@ -16126,8 +15046,8 @@
             <w:pPr>
               <w:pStyle w:val="Compact"/>
               <w:jc w:val="left"/>
-              <w:ind w:left="0" w:right="0" w:firstLine="0"/>
-              <w:spacing w:before="40" w:after="40" w:lineRule="auto" w:line="240"/>
+              <w:ind w:left="0" w:firstLine="0" w:right="0"/>
+              <w:spacing w:lineRule="auto" w:after="40" w:line="240" w:before="40"/>
             </w:pPr>
             <w:r>
               <w:t xml:space="preserve">list</w:t>
@@ -16140,8 +15060,8 @@
             <w:pPr>
               <w:pStyle w:val="Compact"/>
               <w:jc w:val="left"/>
-              <w:ind w:left="0" w:right="0" w:firstLine="0"/>
-              <w:spacing w:before="40" w:after="40" w:lineRule="auto" w:line="240"/>
+              <w:ind w:left="0" w:firstLine="0" w:right="0"/>
+              <w:spacing w:lineRule="auto" w:after="40" w:line="240" w:before="40"/>
             </w:pPr>
             <w:r>
               <w:t xml:space="preserve">nil</w:t>
@@ -16154,8 +15074,8 @@
             <w:pPr>
               <w:pStyle w:val="Compact"/>
               <w:jc w:val="left"/>
-              <w:ind w:left="0" w:right="0" w:firstLine="0"/>
-              <w:spacing w:before="40" w:after="40" w:lineRule="auto" w:line="240"/>
+              <w:ind w:left="0" w:firstLine="0" w:right="0"/>
+              <w:spacing w:lineRule="auto" w:after="40" w:line="240" w:before="40"/>
             </w:pPr>
             <w:r>
               <w:t xml:space="preserve">Titles that auto-resolve to this type (e.g. </w:t>
@@ -16194,8 +15114,8 @@
             <w:pPr>
               <w:pStyle w:val="Compact"/>
               <w:jc w:val="left"/>
-              <w:ind w:left="0" w:right="0" w:firstLine="0"/>
-              <w:spacing w:before="40" w:after="40" w:lineRule="auto" w:line="240"/>
+              <w:ind w:left="0" w:firstLine="0" w:right="0"/>
+              <w:spacing w:lineRule="auto" w:after="40" w:line="240" w:before="40"/>
             </w:pPr>
             <w:r>
               <w:rPr>
@@ -16211,8 +15131,8 @@
             <w:pPr>
               <w:pStyle w:val="Compact"/>
               <w:jc w:val="left"/>
-              <w:ind w:left="0" w:right="0" w:firstLine="0"/>
-              <w:spacing w:before="40" w:after="40" w:lineRule="auto" w:line="240"/>
+              <w:ind w:left="0" w:firstLine="0" w:right="0"/>
+              <w:spacing w:lineRule="auto" w:after="40" w:line="240" w:before="40"/>
             </w:pPr>
             <w:r>
               <w:t xml:space="preserve">list</w:t>
@@ -16225,8 +15145,8 @@
             <w:pPr>
               <w:pStyle w:val="Compact"/>
               <w:jc w:val="left"/>
-              <w:ind w:left="0" w:right="0" w:firstLine="0"/>
-              <w:spacing w:before="40" w:after="40" w:lineRule="auto" w:line="240"/>
+              <w:ind w:left="0" w:firstLine="0" w:right="0"/>
+              <w:spacing w:lineRule="auto" w:after="40" w:line="240" w:before="40"/>
             </w:pPr>
             <w:r>
               <w:t xml:space="preserve">nil</w:t>
@@ -16239,8 +15159,8 @@
             <w:pPr>
               <w:pStyle w:val="Compact"/>
               <w:jc w:val="left"/>
-              <w:ind w:left="0" w:right="0" w:firstLine="0"/>
-              <w:spacing w:before="40" w:after="40" w:lineRule="auto" w:line="240"/>
+              <w:ind w:left="0" w:firstLine="0" w:right="0"/>
+              <w:spacing w:lineRule="auto" w:after="40" w:line="240" w:before="40"/>
             </w:pPr>
             <w:r>
               <w:t xml:space="preserve">Attribute definitions (see below).</w:t>
@@ -16265,7 +15185,7 @@
     </w:p>
     <w:p>
       <w:pPr>
-        <w:spacing w:before="0" w:after="0" w:lineRule="exact" w:line="20"/>
+        <w:spacing w:after="0" w:line="20" w:lineRule="exact" w:before="0"/>
         <w:rPr>
           <w:sz w:val="2"/>
         </w:rPr>
@@ -16307,12 +15227,12 @@
         <w:tblLook w:firstRow="1" w:lastRow="0" w:firstColumn="0" w:lastColumn="0" w:noHBand="0" w:noVBand="0" w:val="0020"/>
         <w:jc w:val="start"/>
         <w:tblBorders>
-          <w:top w:color="000000" w:val="single" w:sz="6" w:space="0"/>
-          <w:left w:color="000000" w:val="single" w:sz="6" w:space="0"/>
-          <w:bottom w:color="000000" w:val="single" w:sz="6" w:space="0"/>
-          <w:right w:color="000000" w:val="single" w:sz="6" w:space="0"/>
-          <w:insideH w:color="000000" w:val="single" w:sz="6" w:space="0"/>
-          <w:insideV w:color="000000" w:val="single" w:sz="6" w:space="0"/>
+          <w:top w:color="000000" w:sz="6" w:val="single" w:space="0"/>
+          <w:left w:color="000000" w:sz="6" w:val="single" w:space="0"/>
+          <w:bottom w:color="000000" w:sz="6" w:val="single" w:space="0"/>
+          <w:right w:color="000000" w:sz="6" w:val="single" w:space="0"/>
+          <w:insideH w:color="000000" w:sz="6" w:val="single" w:space="0"/>
+          <w:insideV w:color="000000" w:sz="6" w:val="single" w:space="0"/>
         </w:tblBorders>
         <w:tblCellMar>
           <w:top w:type="dxa" w:w="57"/>
@@ -16333,14 +15253,14 @@
         </w:trPr>
         <w:tc>
           <w:tcPr>
-            <w:shd w:val="clear" w:fill="E8E8E8" w:color="auto"/>
+            <w:shd w:color="auto" w:val="clear" w:fill="E8E8E8"/>
           </w:tcPr>
           <w:p>
             <w:pPr>
               <w:pStyle w:val="Compact"/>
               <w:jc w:val="left"/>
-              <w:ind w:left="0" w:right="0" w:firstLine="0"/>
-              <w:spacing w:before="40" w:after="40" w:lineRule="auto" w:line="240"/>
+              <w:ind w:left="0" w:firstLine="0" w:right="0"/>
+              <w:spacing w:lineRule="auto" w:after="40" w:line="240" w:before="40"/>
             </w:pPr>
             <w:r>
               <w:rPr>
@@ -16352,14 +15272,14 @@
         </w:tc>
         <w:tc>
           <w:tcPr>
-            <w:shd w:val="clear" w:fill="E8E8E8" w:color="auto"/>
+            <w:shd w:color="auto" w:val="clear" w:fill="E8E8E8"/>
           </w:tcPr>
           <w:p>
             <w:pPr>
               <w:pStyle w:val="Compact"/>
               <w:jc w:val="left"/>
-              <w:ind w:left="0" w:right="0" w:firstLine="0"/>
-              <w:spacing w:before="40" w:after="40" w:lineRule="auto" w:line="240"/>
+              <w:ind w:left="0" w:firstLine="0" w:right="0"/>
+              <w:spacing w:lineRule="auto" w:after="40" w:line="240" w:before="40"/>
             </w:pPr>
             <w:r>
               <w:rPr>
@@ -16371,14 +15291,14 @@
         </w:tc>
         <w:tc>
           <w:tcPr>
-            <w:shd w:val="clear" w:fill="E8E8E8" w:color="auto"/>
+            <w:shd w:color="auto" w:val="clear" w:fill="E8E8E8"/>
           </w:tcPr>
           <w:p>
             <w:pPr>
               <w:pStyle w:val="Compact"/>
               <w:jc w:val="left"/>
-              <w:ind w:left="0" w:right="0" w:firstLine="0"/>
-              <w:spacing w:before="40" w:after="40" w:lineRule="auto" w:line="240"/>
+              <w:ind w:left="0" w:firstLine="0" w:right="0"/>
+              <w:spacing w:lineRule="auto" w:after="40" w:line="240" w:before="40"/>
             </w:pPr>
             <w:r>
               <w:rPr>
@@ -16390,14 +15310,14 @@
         </w:tc>
         <w:tc>
           <w:tcPr>
-            <w:shd w:val="clear" w:fill="E8E8E8" w:color="auto"/>
+            <w:shd w:color="auto" w:val="clear" w:fill="E8E8E8"/>
           </w:tcPr>
           <w:p>
             <w:pPr>
               <w:pStyle w:val="Compact"/>
               <w:jc w:val="left"/>
-              <w:ind w:left="0" w:right="0" w:firstLine="0"/>
-              <w:spacing w:before="40" w:after="40" w:lineRule="auto" w:line="240"/>
+              <w:ind w:left="0" w:firstLine="0" w:right="0"/>
+              <w:spacing w:lineRule="auto" w:after="40" w:line="240" w:before="40"/>
             </w:pPr>
             <w:r>
               <w:rPr>
@@ -16415,8 +15335,8 @@
             <w:pPr>
               <w:pStyle w:val="Compact"/>
               <w:jc w:val="left"/>
-              <w:ind w:left="0" w:right="0" w:firstLine="0"/>
-              <w:spacing w:before="40" w:after="40" w:lineRule="auto" w:line="240"/>
+              <w:ind w:left="0" w:firstLine="0" w:right="0"/>
+              <w:spacing w:lineRule="auto" w:after="40" w:line="240" w:before="40"/>
             </w:pPr>
             <w:r>
               <w:rPr>
@@ -16432,8 +15352,8 @@
             <w:pPr>
               <w:pStyle w:val="Compact"/>
               <w:jc w:val="left"/>
-              <w:ind w:left="0" w:right="0" w:firstLine="0"/>
-              <w:spacing w:before="40" w:after="40" w:lineRule="auto" w:line="240"/>
+              <w:ind w:left="0" w:firstLine="0" w:right="0"/>
+              <w:spacing w:lineRule="auto" w:after="40" w:line="240" w:before="40"/>
             </w:pPr>
             <w:r>
               <w:t xml:space="preserve">string</w:t>
@@ -16446,8 +15366,8 @@
             <w:pPr>
               <w:pStyle w:val="Compact"/>
               <w:jc w:val="left"/>
-              <w:ind w:left="0" w:right="0" w:firstLine="0"/>
-              <w:spacing w:before="40" w:after="40" w:lineRule="auto" w:line="240"/>
+              <w:ind w:left="0" w:firstLine="0" w:right="0"/>
+              <w:spacing w:lineRule="auto" w:after="40" w:line="240" w:before="40"/>
             </w:pPr>
             <w:r>
               <w:t xml:space="preserve">required</w:t>
@@ -16460,8 +15380,8 @@
             <w:pPr>
               <w:pStyle w:val="Compact"/>
               <w:jc w:val="left"/>
-              <w:ind w:left="0" w:right="0" w:firstLine="0"/>
-              <w:spacing w:before="40" w:after="40" w:lineRule="auto" w:line="240"/>
+              <w:ind w:left="0" w:firstLine="0" w:right="0"/>
+              <w:spacing w:lineRule="auto" w:after="40" w:line="240" w:before="40"/>
             </w:pPr>
             <w:r>
               <w:t xml:space="preserve">Attribute identifier.</w:t>
@@ -16476,8 +15396,8 @@
             <w:pPr>
               <w:pStyle w:val="Compact"/>
               <w:jc w:val="left"/>
-              <w:ind w:left="0" w:right="0" w:firstLine="0"/>
-              <w:spacing w:before="40" w:after="40" w:lineRule="auto" w:line="240"/>
+              <w:ind w:left="0" w:firstLine="0" w:right="0"/>
+              <w:spacing w:lineRule="auto" w:after="40" w:line="240" w:before="40"/>
             </w:pPr>
             <w:r>
               <w:rPr>
@@ -16493,8 +15413,8 @@
             <w:pPr>
               <w:pStyle w:val="Compact"/>
               <w:jc w:val="left"/>
-              <w:ind w:left="0" w:right="0" w:firstLine="0"/>
-              <w:spacing w:before="40" w:after="40" w:lineRule="auto" w:line="240"/>
+              <w:ind w:left="0" w:firstLine="0" w:right="0"/>
+              <w:spacing w:lineRule="auto" w:after="40" w:line="240" w:before="40"/>
             </w:pPr>
             <w:r>
               <w:t xml:space="preserve">string</w:t>
@@ -16507,8 +15427,8 @@
             <w:pPr>
               <w:pStyle w:val="Compact"/>
               <w:jc w:val="left"/>
-              <w:ind w:left="0" w:right="0" w:firstLine="0"/>
-              <w:spacing w:before="40" w:after="40" w:lineRule="auto" w:line="240"/>
+              <w:ind w:left="0" w:firstLine="0" w:right="0"/>
+              <w:spacing w:lineRule="auto" w:after="40" w:line="240" w:before="40"/>
             </w:pPr>
             <w:r>
               <w:rPr>
@@ -16524,8 +15444,8 @@
             <w:pPr>
               <w:pStyle w:val="Compact"/>
               <w:jc w:val="left"/>
-              <w:ind w:left="0" w:right="0" w:firstLine="0"/>
-              <w:spacing w:before="40" w:after="40" w:lineRule="auto" w:line="240"/>
+              <w:ind w:left="0" w:firstLine="0" w:right="0"/>
+              <w:spacing w:lineRule="auto" w:after="40" w:line="240" w:before="40"/>
             </w:pPr>
             <w:r>
               <w:t xml:space="preserve">One of:</w:t>
@@ -16639,8 +15559,8 @@
             <w:pPr>
               <w:pStyle w:val="Compact"/>
               <w:jc w:val="left"/>
-              <w:ind w:left="0" w:right="0" w:firstLine="0"/>
-              <w:spacing w:before="40" w:after="40" w:lineRule="auto" w:line="240"/>
+              <w:ind w:left="0" w:firstLine="0" w:right="0"/>
+              <w:spacing w:lineRule="auto" w:after="40" w:line="240" w:before="40"/>
             </w:pPr>
             <w:r>
               <w:rPr>
@@ -16656,8 +15576,8 @@
             <w:pPr>
               <w:pStyle w:val="Compact"/>
               <w:jc w:val="left"/>
-              <w:ind w:left="0" w:right="0" w:firstLine="0"/>
-              <w:spacing w:before="40" w:after="40" w:lineRule="auto" w:line="240"/>
+              <w:ind w:left="0" w:firstLine="0" w:right="0"/>
+              <w:spacing w:lineRule="auto" w:after="40" w:line="240" w:before="40"/>
             </w:pPr>
             <w:r>
               <w:t xml:space="preserve">integer</w:t>
@@ -16670,8 +15590,8 @@
             <w:pPr>
               <w:pStyle w:val="Compact"/>
               <w:jc w:val="left"/>
-              <w:ind w:left="0" w:right="0" w:firstLine="0"/>
-              <w:spacing w:before="40" w:after="40" w:lineRule="auto" w:line="240"/>
+              <w:ind w:left="0" w:firstLine="0" w:right="0"/>
+              <w:spacing w:lineRule="auto" w:after="40" w:line="240" w:before="40"/>
             </w:pPr>
             <w:r>
               <w:t xml:space="preserve">0</w:t>
@@ -16684,8 +15604,8 @@
             <w:pPr>
               <w:pStyle w:val="Compact"/>
               <w:jc w:val="left"/>
-              <w:ind w:left="0" w:right="0" w:firstLine="0"/>
-              <w:spacing w:before="40" w:after="40" w:lineRule="auto" w:line="240"/>
+              <w:ind w:left="0" w:firstLine="0" w:right="0"/>
+              <w:spacing w:lineRule="auto" w:after="40" w:line="240" w:before="40"/>
             </w:pPr>
             <w:r>
               <w:t xml:space="preserve">0 = optional, 1 = required.</w:t>
@@ -16700,8 +15620,8 @@
             <w:pPr>
               <w:pStyle w:val="Compact"/>
               <w:jc w:val="left"/>
-              <w:ind w:left="0" w:right="0" w:firstLine="0"/>
-              <w:spacing w:before="40" w:after="40" w:lineRule="auto" w:line="240"/>
+              <w:ind w:left="0" w:firstLine="0" w:right="0"/>
+              <w:spacing w:lineRule="auto" w:after="40" w:line="240" w:before="40"/>
             </w:pPr>
             <w:r>
               <w:rPr>
@@ -16717,8 +15637,8 @@
             <w:pPr>
               <w:pStyle w:val="Compact"/>
               <w:jc w:val="left"/>
-              <w:ind w:left="0" w:right="0" w:firstLine="0"/>
-              <w:spacing w:before="40" w:after="40" w:lineRule="auto" w:line="240"/>
+              <w:ind w:left="0" w:firstLine="0" w:right="0"/>
+              <w:spacing w:lineRule="auto" w:after="40" w:line="240" w:before="40"/>
             </w:pPr>
             <w:r>
               <w:t xml:space="preserve">integer</w:t>
@@ -16731,8 +15651,8 @@
             <w:pPr>
               <w:pStyle w:val="Compact"/>
               <w:jc w:val="left"/>
-              <w:ind w:left="0" w:right="0" w:firstLine="0"/>
-              <w:spacing w:before="40" w:after="40" w:lineRule="auto" w:line="240"/>
+              <w:ind w:left="0" w:firstLine="0" w:right="0"/>
+              <w:spacing w:lineRule="auto" w:after="40" w:line="240" w:before="40"/>
             </w:pPr>
             <w:r>
               <w:t xml:space="preserve">1</w:t>
@@ -16745,8 +15665,8 @@
             <w:pPr>
               <w:pStyle w:val="Compact"/>
               <w:jc w:val="left"/>
-              <w:ind w:left="0" w:right="0" w:firstLine="0"/>
-              <w:spacing w:before="40" w:after="40" w:lineRule="auto" w:line="240"/>
+              <w:ind w:left="0" w:firstLine="0" w:right="0"/>
+              <w:spacing w:lineRule="auto" w:after="40" w:line="240" w:before="40"/>
             </w:pPr>
             <w:r>
               <w:t xml:space="preserve">Maximum number of values.</w:t>
@@ -16761,8 +15681,8 @@
             <w:pPr>
               <w:pStyle w:val="Compact"/>
               <w:jc w:val="left"/>
-              <w:ind w:left="0" w:right="0" w:firstLine="0"/>
-              <w:spacing w:before="40" w:after="40" w:lineRule="auto" w:line="240"/>
+              <w:ind w:left="0" w:firstLine="0" w:right="0"/>
+              <w:spacing w:lineRule="auto" w:after="40" w:line="240" w:before="40"/>
             </w:pPr>
             <w:r>
               <w:rPr>
@@ -16793,8 +15713,8 @@
             <w:pPr>
               <w:pStyle w:val="Compact"/>
               <w:jc w:val="left"/>
-              <w:ind w:left="0" w:right="0" w:firstLine="0"/>
-              <w:spacing w:before="40" w:after="40" w:lineRule="auto" w:line="240"/>
+              <w:ind w:left="0" w:firstLine="0" w:right="0"/>
+              <w:spacing w:lineRule="auto" w:after="40" w:line="240" w:before="40"/>
             </w:pPr>
             <w:r>
               <w:t xml:space="preserve">number</w:t>
@@ -16807,8 +15727,8 @@
             <w:pPr>
               <w:pStyle w:val="Compact"/>
               <w:jc w:val="left"/>
-              <w:ind w:left="0" w:right="0" w:firstLine="0"/>
-              <w:spacing w:before="40" w:after="40" w:lineRule="auto" w:line="240"/>
+              <w:ind w:left="0" w:firstLine="0" w:right="0"/>
+              <w:spacing w:lineRule="auto" w:after="40" w:line="240" w:before="40"/>
             </w:pPr>
             <w:r>
               <w:t xml:space="preserve">nil</w:t>
@@ -16821,8 +15741,8 @@
             <w:pPr>
               <w:pStyle w:val="Compact"/>
               <w:jc w:val="left"/>
-              <w:ind w:left="0" w:right="0" w:firstLine="0"/>
-              <w:spacing w:before="40" w:after="40" w:lineRule="auto" w:line="240"/>
+              <w:ind w:left="0" w:firstLine="0" w:right="0"/>
+              <w:spacing w:lineRule="auto" w:after="40" w:line="240" w:before="40"/>
             </w:pPr>
             <w:r>
               <w:t xml:space="preserve">Bounds for numeric types.</w:t>
@@ -16837,8 +15757,8 @@
             <w:pPr>
               <w:pStyle w:val="Compact"/>
               <w:jc w:val="left"/>
-              <w:ind w:left="0" w:right="0" w:firstLine="0"/>
-              <w:spacing w:before="40" w:after="40" w:lineRule="auto" w:line="240"/>
+              <w:ind w:left="0" w:firstLine="0" w:right="0"/>
+              <w:spacing w:lineRule="auto" w:after="40" w:line="240" w:before="40"/>
             </w:pPr>
             <w:r>
               <w:rPr>
@@ -16854,8 +15774,8 @@
             <w:pPr>
               <w:pStyle w:val="Compact"/>
               <w:jc w:val="left"/>
-              <w:ind w:left="0" w:right="0" w:firstLine="0"/>
-              <w:spacing w:before="40" w:after="40" w:lineRule="auto" w:line="240"/>
+              <w:ind w:left="0" w:firstLine="0" w:right="0"/>
+              <w:spacing w:lineRule="auto" w:after="40" w:line="240" w:before="40"/>
             </w:pPr>
             <w:r>
               <w:t xml:space="preserve">list</w:t>
@@ -16868,8 +15788,8 @@
             <w:pPr>
               <w:pStyle w:val="Compact"/>
               <w:jc w:val="left"/>
-              <w:ind w:left="0" w:right="0" w:firstLine="0"/>
-              <w:spacing w:before="40" w:after="40" w:lineRule="auto" w:line="240"/>
+              <w:ind w:left="0" w:firstLine="0" w:right="0"/>
+              <w:spacing w:lineRule="auto" w:after="40" w:line="240" w:before="40"/>
             </w:pPr>
             <w:r>
               <w:t xml:space="preserve">nil</w:t>
@@ -16882,8 +15802,8 @@
             <w:pPr>
               <w:pStyle w:val="Compact"/>
               <w:jc w:val="left"/>
-              <w:ind w:left="0" w:right="0" w:firstLine="0"/>
-              <w:spacing w:before="40" w:after="40" w:lineRule="auto" w:line="240"/>
+              <w:ind w:left="0" w:firstLine="0" w:right="0"/>
+              <w:spacing w:lineRule="auto" w:after="40" w:line="240" w:before="40"/>
             </w:pPr>
             <w:r>
               <w:t xml:space="preserve">Required when</w:t>
@@ -16910,8 +15830,8 @@
             <w:pPr>
               <w:pStyle w:val="Compact"/>
               <w:jc w:val="left"/>
-              <w:ind w:left="0" w:right="0" w:firstLine="0"/>
-              <w:spacing w:before="40" w:after="40" w:lineRule="auto" w:line="240"/>
+              <w:ind w:left="0" w:firstLine="0" w:right="0"/>
+              <w:spacing w:lineRule="auto" w:after="40" w:line="240" w:before="40"/>
             </w:pPr>
             <w:r>
               <w:rPr>
@@ -16927,8 +15847,8 @@
             <w:pPr>
               <w:pStyle w:val="Compact"/>
               <w:jc w:val="left"/>
-              <w:ind w:left="0" w:right="0" w:firstLine="0"/>
-              <w:spacing w:before="40" w:after="40" w:lineRule="auto" w:line="240"/>
+              <w:ind w:left="0" w:firstLine="0" w:right="0"/>
+              <w:spacing w:lineRule="auto" w:after="40" w:line="240" w:before="40"/>
             </w:pPr>
             <w:r>
               <w:t xml:space="preserve">string</w:t>
@@ -16941,8 +15861,8 @@
             <w:pPr>
               <w:pStyle w:val="Compact"/>
               <w:jc w:val="left"/>
-              <w:ind w:left="0" w:right="0" w:firstLine="0"/>
-              <w:spacing w:before="40" w:after="40" w:lineRule="auto" w:line="240"/>
+              <w:ind w:left="0" w:firstLine="0" w:right="0"/>
+              <w:spacing w:lineRule="auto" w:after="40" w:line="240" w:before="40"/>
             </w:pPr>
             <w:r>
               <w:t xml:space="preserve">auto</w:t>
@@ -16955,8 +15875,8 @@
             <w:pPr>
               <w:pStyle w:val="Compact"/>
               <w:jc w:val="left"/>
-              <w:ind w:left="0" w:right="0" w:firstLine="0"/>
-              <w:spacing w:before="40" w:after="40" w:lineRule="auto" w:line="240"/>
+              <w:ind w:left="0" w:firstLine="0" w:right="0"/>
+              <w:spacing w:lineRule="auto" w:after="40" w:line="240" w:before="40"/>
             </w:pPr>
             <w:r>
               <w:t xml:space="preserve">Override the auto-generated datatype id. For</w:t>
@@ -17008,7 +15928,7 @@
     </w:p>
     <w:p>
       <w:pPr>
-        <w:spacing w:before="0" w:after="0" w:lineRule="exact" w:line="20"/>
+        <w:spacing w:after="0" w:line="20" w:lineRule="exact" w:before="0"/>
         <w:rPr>
           <w:sz w:val="2"/>
         </w:rPr>
@@ -17050,12 +15970,12 @@
         <w:tblLook w:firstRow="1" w:lastRow="0" w:firstColumn="0" w:lastColumn="0" w:noHBand="0" w:noVBand="0" w:val="0020"/>
         <w:jc w:val="start"/>
         <w:tblBorders>
-          <w:top w:color="000000" w:val="single" w:sz="6" w:space="0"/>
-          <w:left w:color="000000" w:val="single" w:sz="6" w:space="0"/>
-          <w:bottom w:color="000000" w:val="single" w:sz="6" w:space="0"/>
-          <w:right w:color="000000" w:val="single" w:sz="6" w:space="0"/>
-          <w:insideH w:color="000000" w:val="single" w:sz="6" w:space="0"/>
-          <w:insideV w:color="000000" w:val="single" w:sz="6" w:space="0"/>
+          <w:top w:color="000000" w:sz="6" w:val="single" w:space="0"/>
+          <w:left w:color="000000" w:sz="6" w:val="single" w:space="0"/>
+          <w:bottom w:color="000000" w:sz="6" w:val="single" w:space="0"/>
+          <w:right w:color="000000" w:sz="6" w:val="single" w:space="0"/>
+          <w:insideH w:color="000000" w:sz="6" w:val="single" w:space="0"/>
+          <w:insideV w:color="000000" w:sz="6" w:val="single" w:space="0"/>
         </w:tblBorders>
         <w:tblCellMar>
           <w:top w:type="dxa" w:w="57"/>
@@ -17076,14 +15996,14 @@
         </w:trPr>
         <w:tc>
           <w:tcPr>
-            <w:shd w:val="clear" w:fill="E8E8E8" w:color="auto"/>
+            <w:shd w:color="auto" w:val="clear" w:fill="E8E8E8"/>
           </w:tcPr>
           <w:p>
             <w:pPr>
               <w:pStyle w:val="Compact"/>
               <w:jc w:val="left"/>
-              <w:ind w:left="0" w:right="0" w:firstLine="0"/>
-              <w:spacing w:before="40" w:after="40" w:lineRule="auto" w:line="240"/>
+              <w:ind w:left="0" w:firstLine="0" w:right="0"/>
+              <w:spacing w:lineRule="auto" w:after="40" w:line="240" w:before="40"/>
             </w:pPr>
             <w:r>
               <w:rPr>
@@ -17095,14 +16015,14 @@
         </w:tc>
         <w:tc>
           <w:tcPr>
-            <w:shd w:val="clear" w:fill="E8E8E8" w:color="auto"/>
+            <w:shd w:color="auto" w:val="clear" w:fill="E8E8E8"/>
           </w:tcPr>
           <w:p>
             <w:pPr>
               <w:pStyle w:val="Compact"/>
               <w:jc w:val="left"/>
-              <w:ind w:left="0" w:right="0" w:firstLine="0"/>
-              <w:spacing w:before="40" w:after="40" w:lineRule="auto" w:line="240"/>
+              <w:ind w:left="0" w:firstLine="0" w:right="0"/>
+              <w:spacing w:lineRule="auto" w:after="40" w:line="240" w:before="40"/>
             </w:pPr>
             <w:r>
               <w:rPr>
@@ -17114,14 +16034,14 @@
         </w:tc>
         <w:tc>
           <w:tcPr>
-            <w:shd w:val="clear" w:fill="E8E8E8" w:color="auto"/>
+            <w:shd w:color="auto" w:val="clear" w:fill="E8E8E8"/>
           </w:tcPr>
           <w:p>
             <w:pPr>
               <w:pStyle w:val="Compact"/>
               <w:jc w:val="left"/>
-              <w:ind w:left="0" w:right="0" w:firstLine="0"/>
-              <w:spacing w:before="40" w:after="40" w:lineRule="auto" w:line="240"/>
+              <w:ind w:left="0" w:firstLine="0" w:right="0"/>
+              <w:spacing w:lineRule="auto" w:after="40" w:line="240" w:before="40"/>
             </w:pPr>
             <w:r>
               <w:rPr>
@@ -17133,14 +16053,14 @@
         </w:tc>
         <w:tc>
           <w:tcPr>
-            <w:shd w:val="clear" w:fill="E8E8E8" w:color="auto"/>
+            <w:shd w:color="auto" w:val="clear" w:fill="E8E8E8"/>
           </w:tcPr>
           <w:p>
             <w:pPr>
               <w:pStyle w:val="Compact"/>
               <w:jc w:val="left"/>
-              <w:ind w:left="0" w:right="0" w:firstLine="0"/>
-              <w:spacing w:before="40" w:after="40" w:lineRule="auto" w:line="240"/>
+              <w:ind w:left="0" w:firstLine="0" w:right="0"/>
+              <w:spacing w:lineRule="auto" w:after="40" w:line="240" w:before="40"/>
             </w:pPr>
             <w:r>
               <w:rPr>
@@ -17158,8 +16078,8 @@
             <w:pPr>
               <w:pStyle w:val="Compact"/>
               <w:jc w:val="left"/>
-              <w:ind w:left="0" w:right="0" w:firstLine="0"/>
-              <w:spacing w:before="40" w:after="40" w:lineRule="auto" w:line="240"/>
+              <w:ind w:left="0" w:firstLine="0" w:right="0"/>
+              <w:spacing w:lineRule="auto" w:after="40" w:line="240" w:before="40"/>
             </w:pPr>
             <w:r>
               <w:rPr>
@@ -17175,8 +16095,8 @@
             <w:pPr>
               <w:pStyle w:val="Compact"/>
               <w:jc w:val="left"/>
-              <w:ind w:left="0" w:right="0" w:firstLine="0"/>
-              <w:spacing w:before="40" w:after="40" w:lineRule="auto" w:line="240"/>
+              <w:ind w:left="0" w:firstLine="0" w:right="0"/>
+              <w:spacing w:lineRule="auto" w:after="40" w:line="240" w:before="40"/>
             </w:pPr>
             <w:r>
               <w:t xml:space="preserve">string</w:t>
@@ -17189,8 +16109,8 @@
             <w:pPr>
               <w:pStyle w:val="Compact"/>
               <w:jc w:val="left"/>
-              <w:ind w:left="0" w:right="0" w:firstLine="0"/>
-              <w:spacing w:before="40" w:after="40" w:lineRule="auto" w:line="240"/>
+              <w:ind w:left="0" w:firstLine="0" w:right="0"/>
+              <w:spacing w:lineRule="auto" w:after="40" w:line="240" w:before="40"/>
             </w:pPr>
             <w:r>
               <w:t xml:space="preserve">required</w:t>
@@ -17203,8 +16123,8 @@
             <w:pPr>
               <w:pStyle w:val="Compact"/>
               <w:jc w:val="left"/>
-              <w:ind w:left="0" w:right="0" w:firstLine="0"/>
-              <w:spacing w:before="40" w:after="40" w:lineRule="auto" w:line="240"/>
+              <w:ind w:left="0" w:firstLine="0" w:right="0"/>
+              <w:spacing w:lineRule="auto" w:after="40" w:line="240" w:before="40"/>
             </w:pPr>
             <w:r>
               <w:t xml:space="preserve">Unique identifier.</w:t>
@@ -17219,8 +16139,8 @@
             <w:pPr>
               <w:pStyle w:val="Compact"/>
               <w:jc w:val="left"/>
-              <w:ind w:left="0" w:right="0" w:firstLine="0"/>
-              <w:spacing w:before="40" w:after="40" w:lineRule="auto" w:line="240"/>
+              <w:ind w:left="0" w:firstLine="0" w:right="0"/>
+              <w:spacing w:lineRule="auto" w:after="40" w:line="240" w:before="40"/>
             </w:pPr>
             <w:r>
               <w:rPr>
@@ -17236,8 +16156,8 @@
             <w:pPr>
               <w:pStyle w:val="Compact"/>
               <w:jc w:val="left"/>
-              <w:ind w:left="0" w:right="0" w:firstLine="0"/>
-              <w:spacing w:before="40" w:after="40" w:lineRule="auto" w:line="240"/>
+              <w:ind w:left="0" w:firstLine="0" w:right="0"/>
+              <w:spacing w:lineRule="auto" w:after="40" w:line="240" w:before="40"/>
             </w:pPr>
             <w:r>
               <w:t xml:space="preserve">string</w:t>
@@ -17250,8 +16170,8 @@
             <w:pPr>
               <w:pStyle w:val="Compact"/>
               <w:jc w:val="left"/>
-              <w:ind w:left="0" w:right="0" w:firstLine="0"/>
-              <w:spacing w:before="40" w:after="40" w:lineRule="auto" w:line="240"/>
+              <w:ind w:left="0" w:firstLine="0" w:right="0"/>
+              <w:spacing w:lineRule="auto" w:after="40" w:line="240" w:before="40"/>
             </w:pPr>
             <w:r>
               <w:t xml:space="preserve">same as</w:t>
@@ -17273,8 +16193,8 @@
             <w:pPr>
               <w:pStyle w:val="Compact"/>
               <w:jc w:val="left"/>
-              <w:ind w:left="0" w:right="0" w:firstLine="0"/>
-              <w:spacing w:before="40" w:after="40" w:lineRule="auto" w:line="240"/>
+              <w:ind w:left="0" w:firstLine="0" w:right="0"/>
+              <w:spacing w:lineRule="auto" w:after="40" w:line="240" w:before="40"/>
             </w:pPr>
             <w:r>
               <w:t xml:space="preserve">Human-readable name.</w:t>
@@ -17289,8 +16209,8 @@
             <w:pPr>
               <w:pStyle w:val="Compact"/>
               <w:jc w:val="left"/>
-              <w:ind w:left="0" w:right="0" w:firstLine="0"/>
-              <w:spacing w:before="40" w:after="40" w:lineRule="auto" w:line="240"/>
+              <w:ind w:left="0" w:firstLine="0" w:right="0"/>
+              <w:spacing w:lineRule="auto" w:after="40" w:line="240" w:before="40"/>
             </w:pPr>
             <w:r>
               <w:rPr>
@@ -17306,8 +16226,8 @@
             <w:pPr>
               <w:pStyle w:val="Compact"/>
               <w:jc w:val="left"/>
-              <w:ind w:left="0" w:right="0" w:firstLine="0"/>
-              <w:spacing w:before="40" w:after="40" w:lineRule="auto" w:line="240"/>
+              <w:ind w:left="0" w:firstLine="0" w:right="0"/>
+              <w:spacing w:lineRule="auto" w:after="40" w:line="240" w:before="40"/>
             </w:pPr>
             <w:r>
               <w:t xml:space="preserve">string</w:t>
@@ -17320,8 +16240,8 @@
             <w:pPr>
               <w:pStyle w:val="Compact"/>
               <w:jc w:val="left"/>
-              <w:ind w:left="0" w:right="0" w:firstLine="0"/>
-              <w:spacing w:before="40" w:after="40" w:lineRule="auto" w:line="240"/>
+              <w:ind w:left="0" w:firstLine="0" w:right="0"/>
+              <w:spacing w:lineRule="auto" w:after="40" w:line="240" w:before="40"/>
             </w:pPr>
             <w:r>
               <w:rPr>
@@ -17337,8 +16257,8 @@
             <w:pPr>
               <w:pStyle w:val="Compact"/>
               <w:jc w:val="left"/>
-              <w:ind w:left="0" w:right="0" w:firstLine="0"/>
-              <w:spacing w:before="40" w:after="40" w:lineRule="auto" w:line="240"/>
+              <w:ind w:left="0" w:firstLine="0" w:right="0"/>
+              <w:spacing w:lineRule="auto" w:after="40" w:line="240" w:before="40"/>
             </w:pPr>
             <w:r>
               <w:t xml:space="preserve">Description text.</w:t>
@@ -17353,8 +16273,8 @@
             <w:pPr>
               <w:pStyle w:val="Compact"/>
               <w:jc w:val="left"/>
-              <w:ind w:left="0" w:right="0" w:firstLine="0"/>
-              <w:spacing w:before="40" w:after="40" w:lineRule="auto" w:line="240"/>
+              <w:ind w:left="0" w:firstLine="0" w:right="0"/>
+              <w:spacing w:lineRule="auto" w:after="40" w:line="240" w:before="40"/>
             </w:pPr>
             <w:r>
               <w:rPr>
@@ -17370,8 +16290,8 @@
             <w:pPr>
               <w:pStyle w:val="Compact"/>
               <w:jc w:val="left"/>
-              <w:ind w:left="0" w:right="0" w:firstLine="0"/>
-              <w:spacing w:before="40" w:after="40" w:lineRule="auto" w:line="240"/>
+              <w:ind w:left="0" w:firstLine="0" w:right="0"/>
+              <w:spacing w:lineRule="auto" w:after="40" w:line="240" w:before="40"/>
             </w:pPr>
             <w:r>
               <w:t xml:space="preserve">string</w:t>
@@ -17384,8 +16304,8 @@
             <w:pPr>
               <w:pStyle w:val="Compact"/>
               <w:jc w:val="left"/>
-              <w:ind w:left="0" w:right="0" w:firstLine="0"/>
-              <w:spacing w:before="40" w:after="40" w:lineRule="auto" w:line="240"/>
+              <w:ind w:left="0" w:firstLine="0" w:right="0"/>
+              <w:spacing w:lineRule="auto" w:after="40" w:line="240" w:before="40"/>
             </w:pPr>
             <w:r>
               <w:t xml:space="preserve">same as</w:t>
@@ -17407,8 +16327,8 @@
             <w:pPr>
               <w:pStyle w:val="Compact"/>
               <w:jc w:val="left"/>
-              <w:ind w:left="0" w:right="0" w:firstLine="0"/>
-              <w:spacing w:before="40" w:after="40" w:lineRule="auto" w:line="240"/>
+              <w:ind w:left="0" w:firstLine="0" w:right="0"/>
+              <w:spacing w:lineRule="auto" w:after="40" w:line="240" w:before="40"/>
             </w:pPr>
             <w:r>
               <w:t xml:space="preserve">Prefix used in output captions (e.g. </w:t>
@@ -17432,8 +16352,8 @@
             <w:pPr>
               <w:pStyle w:val="Compact"/>
               <w:jc w:val="left"/>
-              <w:ind w:left="0" w:right="0" w:firstLine="0"/>
-              <w:spacing w:before="40" w:after="40" w:lineRule="auto" w:line="240"/>
+              <w:ind w:left="0" w:firstLine="0" w:right="0"/>
+              <w:spacing w:lineRule="auto" w:after="40" w:line="240" w:before="40"/>
             </w:pPr>
             <w:r>
               <w:rPr>
@@ -17449,8 +16369,8 @@
             <w:pPr>
               <w:pStyle w:val="Compact"/>
               <w:jc w:val="left"/>
-              <w:ind w:left="0" w:right="0" w:firstLine="0"/>
-              <w:spacing w:before="40" w:after="40" w:lineRule="auto" w:line="240"/>
+              <w:ind w:left="0" w:firstLine="0" w:right="0"/>
+              <w:spacing w:lineRule="auto" w:after="40" w:line="240" w:before="40"/>
             </w:pPr>
             <w:r>
               <w:t xml:space="preserve">string</w:t>
@@ -17463,8 +16383,8 @@
             <w:pPr>
               <w:pStyle w:val="Compact"/>
               <w:jc w:val="left"/>
-              <w:ind w:left="0" w:right="0" w:firstLine="0"/>
-              <w:spacing w:before="40" w:after="40" w:lineRule="auto" w:line="240"/>
+              <w:ind w:left="0" w:firstLine="0" w:right="0"/>
+              <w:spacing w:lineRule="auto" w:after="40" w:line="240" w:before="40"/>
             </w:pPr>
             <w:r>
               <w:t xml:space="preserve">same as</w:t>
@@ -17486,8 +16406,8 @@
             <w:pPr>
               <w:pStyle w:val="Compact"/>
               <w:jc w:val="left"/>
-              <w:ind w:left="0" w:right="0" w:firstLine="0"/>
-              <w:spacing w:before="40" w:after="40" w:lineRule="auto" w:line="240"/>
+              <w:ind w:left="0" w:firstLine="0" w:right="0"/>
+              <w:spacing w:lineRule="auto" w:after="40" w:line="240" w:before="40"/>
             </w:pPr>
             <w:r>
               <w:t xml:space="preserve">Counter sharing group. Floats with the same</w:t>
@@ -17517,8 +16437,8 @@
             <w:pPr>
               <w:pStyle w:val="Compact"/>
               <w:jc w:val="left"/>
-              <w:ind w:left="0" w:right="0" w:firstLine="0"/>
-              <w:spacing w:before="40" w:after="40" w:lineRule="auto" w:line="240"/>
+              <w:ind w:left="0" w:firstLine="0" w:right="0"/>
+              <w:spacing w:lineRule="auto" w:after="40" w:line="240" w:before="40"/>
             </w:pPr>
             <w:r>
               <w:rPr>
@@ -17534,8 +16454,8 @@
             <w:pPr>
               <w:pStyle w:val="Compact"/>
               <w:jc w:val="left"/>
-              <w:ind w:left="0" w:right="0" w:firstLine="0"/>
-              <w:spacing w:before="40" w:after="40" w:lineRule="auto" w:line="240"/>
+              <w:ind w:left="0" w:firstLine="0" w:right="0"/>
+              <w:spacing w:lineRule="auto" w:after="40" w:line="240" w:before="40"/>
             </w:pPr>
             <w:r>
               <w:t xml:space="preserve">list</w:t>
@@ -17548,8 +16468,8 @@
             <w:pPr>
               <w:pStyle w:val="Compact"/>
               <w:jc w:val="left"/>
-              <w:ind w:left="0" w:right="0" w:firstLine="0"/>
-              <w:spacing w:before="40" w:after="40" w:lineRule="auto" w:line="240"/>
+              <w:ind w:left="0" w:firstLine="0" w:right="0"/>
+              <w:spacing w:lineRule="auto" w:after="40" w:line="240" w:before="40"/>
             </w:pPr>
             <w:r>
               <w:t xml:space="preserve">nil</w:t>
@@ -17562,8 +16482,8 @@
             <w:pPr>
               <w:pStyle w:val="Compact"/>
               <w:jc w:val="left"/>
-              <w:ind w:left="0" w:right="0" w:firstLine="0"/>
-              <w:spacing w:before="40" w:after="40" w:lineRule="auto" w:line="240"/>
+              <w:ind w:left="0" w:firstLine="0" w:right="0"/>
+              <w:spacing w:lineRule="auto" w:after="40" w:line="240" w:before="40"/>
             </w:pPr>
             <w:r>
               <w:t xml:space="preserve">Alternative fence prefixes.</w:t>
@@ -17578,8 +16498,8 @@
             <w:pPr>
               <w:pStyle w:val="Compact"/>
               <w:jc w:val="left"/>
-              <w:ind w:left="0" w:right="0" w:firstLine="0"/>
-              <w:spacing w:before="40" w:after="40" w:lineRule="auto" w:line="240"/>
+              <w:ind w:left="0" w:firstLine="0" w:right="0"/>
+              <w:spacing w:lineRule="auto" w:after="40" w:line="240" w:before="40"/>
             </w:pPr>
             <w:r>
               <w:rPr>
@@ -17595,8 +16515,8 @@
             <w:pPr>
               <w:pStyle w:val="Compact"/>
               <w:jc w:val="left"/>
-              <w:ind w:left="0" w:right="0" w:firstLine="0"/>
-              <w:spacing w:before="40" w:after="40" w:lineRule="auto" w:line="240"/>
+              <w:ind w:left="0" w:firstLine="0" w:right="0"/>
+              <w:spacing w:lineRule="auto" w:after="40" w:line="240" w:before="40"/>
             </w:pPr>
             <w:r>
               <w:t xml:space="preserve">boolean</w:t>
@@ -17609,8 +16529,8 @@
             <w:pPr>
               <w:pStyle w:val="Compact"/>
               <w:jc w:val="left"/>
-              <w:ind w:left="0" w:right="0" w:firstLine="0"/>
-              <w:spacing w:before="40" w:after="40" w:lineRule="auto" w:line="240"/>
+              <w:ind w:left="0" w:firstLine="0" w:right="0"/>
+              <w:spacing w:lineRule="auto" w:after="40" w:line="240" w:before="40"/>
             </w:pPr>
             <w:r>
               <w:t xml:space="preserve">false</w:t>
@@ -17623,8 +16543,8 @@
             <w:pPr>
               <w:pStyle w:val="Compact"/>
               <w:jc w:val="left"/>
-              <w:ind w:left="0" w:right="0" w:firstLine="0"/>
-              <w:spacing w:before="40" w:after="40" w:lineRule="auto" w:line="240"/>
+              <w:ind w:left="0" w:firstLine="0" w:right="0"/>
+              <w:spacing w:lineRule="auto" w:after="40" w:line="240" w:before="40"/>
             </w:pPr>
             <w:r>
               <w:t xml:space="preserve">See</w:t>
@@ -17663,7 +16583,7 @@
     </w:p>
     <w:p>
       <w:pPr>
-        <w:spacing w:before="0" w:after="0" w:lineRule="exact" w:line="20"/>
+        <w:spacing w:after="0" w:line="20" w:lineRule="exact" w:before="0"/>
         <w:rPr>
           <w:sz w:val="2"/>
         </w:rPr>
@@ -17705,12 +16625,12 @@
         <w:tblLook w:firstRow="1" w:lastRow="0" w:firstColumn="0" w:lastColumn="0" w:noHBand="0" w:noVBand="0" w:val="0020"/>
         <w:jc w:val="start"/>
         <w:tblBorders>
-          <w:top w:color="000000" w:val="single" w:sz="6" w:space="0"/>
-          <w:left w:color="000000" w:val="single" w:sz="6" w:space="0"/>
-          <w:bottom w:color="000000" w:val="single" w:sz="6" w:space="0"/>
-          <w:right w:color="000000" w:val="single" w:sz="6" w:space="0"/>
-          <w:insideH w:color="000000" w:val="single" w:sz="6" w:space="0"/>
-          <w:insideV w:color="000000" w:val="single" w:sz="6" w:space="0"/>
+          <w:top w:color="000000" w:sz="6" w:val="single" w:space="0"/>
+          <w:left w:color="000000" w:sz="6" w:val="single" w:space="0"/>
+          <w:bottom w:color="000000" w:sz="6" w:val="single" w:space="0"/>
+          <w:right w:color="000000" w:sz="6" w:val="single" w:space="0"/>
+          <w:insideH w:color="000000" w:sz="6" w:val="single" w:space="0"/>
+          <w:insideV w:color="000000" w:sz="6" w:val="single" w:space="0"/>
         </w:tblBorders>
         <w:tblCellMar>
           <w:top w:type="dxa" w:w="57"/>
@@ -17731,14 +16651,14 @@
         </w:trPr>
         <w:tc>
           <w:tcPr>
-            <w:shd w:val="clear" w:fill="E8E8E8" w:color="auto"/>
+            <w:shd w:color="auto" w:val="clear" w:fill="E8E8E8"/>
           </w:tcPr>
           <w:p>
             <w:pPr>
               <w:pStyle w:val="Compact"/>
               <w:jc w:val="left"/>
-              <w:ind w:left="0" w:right="0" w:firstLine="0"/>
-              <w:spacing w:before="40" w:after="40" w:lineRule="auto" w:line="240"/>
+              <w:ind w:left="0" w:firstLine="0" w:right="0"/>
+              <w:spacing w:lineRule="auto" w:after="40" w:line="240" w:before="40"/>
             </w:pPr>
             <w:r>
               <w:rPr>
@@ -17750,14 +16670,14 @@
         </w:tc>
         <w:tc>
           <w:tcPr>
-            <w:shd w:val="clear" w:fill="E8E8E8" w:color="auto"/>
+            <w:shd w:color="auto" w:val="clear" w:fill="E8E8E8"/>
           </w:tcPr>
           <w:p>
             <w:pPr>
               <w:pStyle w:val="Compact"/>
               <w:jc w:val="left"/>
-              <w:ind w:left="0" w:right="0" w:firstLine="0"/>
-              <w:spacing w:before="40" w:after="40" w:lineRule="auto" w:line="240"/>
+              <w:ind w:left="0" w:firstLine="0" w:right="0"/>
+              <w:spacing w:lineRule="auto" w:after="40" w:line="240" w:before="40"/>
             </w:pPr>
             <w:r>
               <w:rPr>
@@ -17769,14 +16689,14 @@
         </w:tc>
         <w:tc>
           <w:tcPr>
-            <w:shd w:val="clear" w:fill="E8E8E8" w:color="auto"/>
+            <w:shd w:color="auto" w:val="clear" w:fill="E8E8E8"/>
           </w:tcPr>
           <w:p>
             <w:pPr>
               <w:pStyle w:val="Compact"/>
               <w:jc w:val="left"/>
-              <w:ind w:left="0" w:right="0" w:firstLine="0"/>
-              <w:spacing w:before="40" w:after="40" w:lineRule="auto" w:line="240"/>
+              <w:ind w:left="0" w:firstLine="0" w:right="0"/>
+              <w:spacing w:lineRule="auto" w:after="40" w:line="240" w:before="40"/>
             </w:pPr>
             <w:r>
               <w:rPr>
@@ -17788,14 +16708,14 @@
         </w:tc>
         <w:tc>
           <w:tcPr>
-            <w:shd w:val="clear" w:fill="E8E8E8" w:color="auto"/>
+            <w:shd w:color="auto" w:val="clear" w:fill="E8E8E8"/>
           </w:tcPr>
           <w:p>
             <w:pPr>
               <w:pStyle w:val="Compact"/>
               <w:jc w:val="left"/>
-              <w:ind w:left="0" w:right="0" w:firstLine="0"/>
-              <w:spacing w:before="40" w:after="40" w:lineRule="auto" w:line="240"/>
+              <w:ind w:left="0" w:firstLine="0" w:right="0"/>
+              <w:spacing w:lineRule="auto" w:after="40" w:line="240" w:before="40"/>
             </w:pPr>
             <w:r>
               <w:rPr>
@@ -17813,8 +16733,8 @@
             <w:pPr>
               <w:pStyle w:val="Compact"/>
               <w:jc w:val="left"/>
-              <w:ind w:left="0" w:right="0" w:firstLine="0"/>
-              <w:spacing w:before="40" w:after="40" w:lineRule="auto" w:line="240"/>
+              <w:ind w:left="0" w:firstLine="0" w:right="0"/>
+              <w:spacing w:lineRule="auto" w:after="40" w:line="240" w:before="40"/>
             </w:pPr>
             <w:r>
               <w:rPr>
@@ -17830,8 +16750,8 @@
             <w:pPr>
               <w:pStyle w:val="Compact"/>
               <w:jc w:val="left"/>
-              <w:ind w:left="0" w:right="0" w:firstLine="0"/>
-              <w:spacing w:before="40" w:after="40" w:lineRule="auto" w:line="240"/>
+              <w:ind w:left="0" w:firstLine="0" w:right="0"/>
+              <w:spacing w:lineRule="auto" w:after="40" w:line="240" w:before="40"/>
             </w:pPr>
             <w:r>
               <w:t xml:space="preserve">string</w:t>
@@ -17844,8 +16764,8 @@
             <w:pPr>
               <w:pStyle w:val="Compact"/>
               <w:jc w:val="left"/>
-              <w:ind w:left="0" w:right="0" w:firstLine="0"/>
-              <w:spacing w:before="40" w:after="40" w:lineRule="auto" w:line="240"/>
+              <w:ind w:left="0" w:firstLine="0" w:right="0"/>
+              <w:spacing w:lineRule="auto" w:after="40" w:line="240" w:before="40"/>
             </w:pPr>
             <w:r>
               <w:t xml:space="preserve">required</w:t>
@@ -17858,8 +16778,8 @@
             <w:pPr>
               <w:pStyle w:val="Compact"/>
               <w:jc w:val="left"/>
-              <w:ind w:left="0" w:right="0" w:firstLine="0"/>
-              <w:spacing w:before="40" w:after="40" w:lineRule="auto" w:line="240"/>
+              <w:ind w:left="0" w:firstLine="0" w:right="0"/>
+              <w:spacing w:lineRule="auto" w:after="40" w:line="240" w:before="40"/>
             </w:pPr>
             <w:r>
               <w:t xml:space="preserve">Unique identifier.</w:t>
@@ -17874,8 +16794,8 @@
             <w:pPr>
               <w:pStyle w:val="Compact"/>
               <w:jc w:val="left"/>
-              <w:ind w:left="0" w:right="0" w:firstLine="0"/>
-              <w:spacing w:before="40" w:after="40" w:lineRule="auto" w:line="240"/>
+              <w:ind w:left="0" w:firstLine="0" w:right="0"/>
+              <w:spacing w:lineRule="auto" w:after="40" w:line="240" w:before="40"/>
             </w:pPr>
             <w:r>
               <w:rPr>
@@ -17891,8 +16811,8 @@
             <w:pPr>
               <w:pStyle w:val="Compact"/>
               <w:jc w:val="left"/>
-              <w:ind w:left="0" w:right="0" w:firstLine="0"/>
-              <w:spacing w:before="40" w:after="40" w:lineRule="auto" w:line="240"/>
+              <w:ind w:left="0" w:firstLine="0" w:right="0"/>
+              <w:spacing w:lineRule="auto" w:after="40" w:line="240" w:before="40"/>
             </w:pPr>
             <w:r>
               <w:t xml:space="preserve">string</w:t>
@@ -17905,8 +16825,8 @@
             <w:pPr>
               <w:pStyle w:val="Compact"/>
               <w:jc w:val="left"/>
-              <w:ind w:left="0" w:right="0" w:firstLine="0"/>
-              <w:spacing w:before="40" w:after="40" w:lineRule="auto" w:line="240"/>
+              <w:ind w:left="0" w:firstLine="0" w:right="0"/>
+              <w:spacing w:lineRule="auto" w:after="40" w:line="240" w:before="40"/>
             </w:pPr>
             <w:r>
               <w:t xml:space="preserve">nil</w:t>
@@ -17919,8 +16839,8 @@
             <w:pPr>
               <w:pStyle w:val="Compact"/>
               <w:jc w:val="left"/>
-              <w:ind w:left="0" w:right="0" w:firstLine="0"/>
-              <w:spacing w:before="40" w:after="40" w:lineRule="auto" w:line="240"/>
+              <w:ind w:left="0" w:firstLine="0" w:right="0"/>
+              <w:spacing w:lineRule="auto" w:after="40" w:line="240" w:before="40"/>
             </w:pPr>
             <w:r>
               <w:t xml:space="preserve">Base relation type. Typically</w:t>
@@ -18007,8 +16927,8 @@
             <w:pPr>
               <w:pStyle w:val="Compact"/>
               <w:jc w:val="left"/>
-              <w:ind w:left="0" w:right="0" w:firstLine="0"/>
-              <w:spacing w:before="40" w:after="40" w:lineRule="auto" w:line="240"/>
+              <w:ind w:left="0" w:firstLine="0" w:right="0"/>
+              <w:spacing w:lineRule="auto" w:after="40" w:line="240" w:before="40"/>
             </w:pPr>
             <w:r>
               <w:rPr>
@@ -18024,8 +16944,8 @@
             <w:pPr>
               <w:pStyle w:val="Compact"/>
               <w:jc w:val="left"/>
-              <w:ind w:left="0" w:right="0" w:firstLine="0"/>
-              <w:spacing w:before="40" w:after="40" w:lineRule="auto" w:line="240"/>
+              <w:ind w:left="0" w:firstLine="0" w:right="0"/>
+              <w:spacing w:lineRule="auto" w:after="40" w:line="240" w:before="40"/>
             </w:pPr>
             <w:r>
               <w:t xml:space="preserve">string</w:t>
@@ -18038,8 +16958,8 @@
             <w:pPr>
               <w:pStyle w:val="Compact"/>
               <w:jc w:val="left"/>
-              <w:ind w:left="0" w:right="0" w:firstLine="0"/>
-              <w:spacing w:before="40" w:after="40" w:lineRule="auto" w:line="240"/>
+              <w:ind w:left="0" w:firstLine="0" w:right="0"/>
+              <w:spacing w:lineRule="auto" w:after="40" w:line="240" w:before="40"/>
             </w:pPr>
             <w:r>
               <w:t xml:space="preserve">inherited</w:t>
@@ -18052,8 +16972,8 @@
             <w:pPr>
               <w:pStyle w:val="Compact"/>
               <w:jc w:val="left"/>
-              <w:ind w:left="0" w:right="0" w:firstLine="0"/>
-              <w:spacing w:before="40" w:after="40" w:lineRule="auto" w:line="240"/>
+              <w:ind w:left="0" w:firstLine="0" w:right="0"/>
+              <w:spacing w:lineRule="auto" w:after="40" w:line="240" w:before="40"/>
             </w:pPr>
             <w:r>
               <w:t xml:space="preserve">Override the inherited selector (</w:t>
@@ -18092,8 +17012,8 @@
             <w:pPr>
               <w:pStyle w:val="Compact"/>
               <w:jc w:val="left"/>
-              <w:ind w:left="0" w:right="0" w:firstLine="0"/>
-              <w:spacing w:before="40" w:after="40" w:lineRule="auto" w:line="240"/>
+              <w:ind w:left="0" w:firstLine="0" w:right="0"/>
+              <w:spacing w:lineRule="auto" w:after="40" w:line="240" w:before="40"/>
             </w:pPr>
             <w:r>
               <w:rPr>
@@ -18109,8 +17029,8 @@
             <w:pPr>
               <w:pStyle w:val="Compact"/>
               <w:jc w:val="left"/>
-              <w:ind w:left="0" w:right="0" w:firstLine="0"/>
-              <w:spacing w:before="40" w:after="40" w:lineRule="auto" w:line="240"/>
+              <w:ind w:left="0" w:firstLine="0" w:right="0"/>
+              <w:spacing w:lineRule="auto" w:after="40" w:line="240" w:before="40"/>
             </w:pPr>
             <w:r>
               <w:t xml:space="preserve">string</w:t>
@@ -18123,8 +17043,8 @@
             <w:pPr>
               <w:pStyle w:val="Compact"/>
               <w:jc w:val="left"/>
-              <w:ind w:left="0" w:right="0" w:firstLine="0"/>
-              <w:spacing w:before="40" w:after="40" w:lineRule="auto" w:line="240"/>
+              <w:ind w:left="0" w:firstLine="0" w:right="0"/>
+              <w:spacing w:lineRule="auto" w:after="40" w:line="240" w:before="40"/>
             </w:pPr>
             <w:r>
               <w:t xml:space="preserve">nil</w:t>
@@ -18137,8 +17057,8 @@
             <w:pPr>
               <w:pStyle w:val="Compact"/>
               <w:jc w:val="left"/>
-              <w:ind w:left="0" w:right="0" w:firstLine="0"/>
-              <w:spacing w:before="40" w:after="40" w:lineRule="auto" w:line="240"/>
+              <w:ind w:left="0" w:firstLine="0" w:right="0"/>
+              <w:spacing w:lineRule="auto" w:after="40" w:line="240" w:before="40"/>
             </w:pPr>
             <w:r>
               <w:t xml:space="preserve">Constrain the source object type (nil = any).</w:t>
@@ -18153,8 +17073,8 @@
             <w:pPr>
               <w:pStyle w:val="Compact"/>
               <w:jc w:val="left"/>
-              <w:ind w:left="0" w:right="0" w:firstLine="0"/>
-              <w:spacing w:before="40" w:after="40" w:lineRule="auto" w:line="240"/>
+              <w:ind w:left="0" w:firstLine="0" w:right="0"/>
+              <w:spacing w:lineRule="auto" w:after="40" w:line="240" w:before="40"/>
             </w:pPr>
             <w:r>
               <w:rPr>
@@ -18170,8 +17090,8 @@
             <w:pPr>
               <w:pStyle w:val="Compact"/>
               <w:jc w:val="left"/>
-              <w:ind w:left="0" w:right="0" w:firstLine="0"/>
-              <w:spacing w:before="40" w:after="40" w:lineRule="auto" w:line="240"/>
+              <w:ind w:left="0" w:firstLine="0" w:right="0"/>
+              <w:spacing w:lineRule="auto" w:after="40" w:line="240" w:before="40"/>
             </w:pPr>
             <w:r>
               <w:t xml:space="preserve">string</w:t>
@@ -18184,8 +17104,8 @@
             <w:pPr>
               <w:pStyle w:val="Compact"/>
               <w:jc w:val="left"/>
-              <w:ind w:left="0" w:right="0" w:firstLine="0"/>
-              <w:spacing w:before="40" w:after="40" w:lineRule="auto" w:line="240"/>
+              <w:ind w:left="0" w:firstLine="0" w:right="0"/>
+              <w:spacing w:lineRule="auto" w:after="40" w:line="240" w:before="40"/>
             </w:pPr>
             <w:r>
               <w:t xml:space="preserve">nil</w:t>
@@ -18198,8 +17118,8 @@
             <w:pPr>
               <w:pStyle w:val="Compact"/>
               <w:jc w:val="left"/>
-              <w:ind w:left="0" w:right="0" w:firstLine="0"/>
-              <w:spacing w:before="40" w:after="40" w:lineRule="auto" w:line="240"/>
+              <w:ind w:left="0" w:firstLine="0" w:right="0"/>
+              <w:spacing w:lineRule="auto" w:after="40" w:line="240" w:before="40"/>
             </w:pPr>
             <w:r>
               <w:t xml:space="preserve">Constrain the target type (nil = any). Comma-separated list accepted.</w:t>
@@ -18214,8 +17134,8 @@
             <w:pPr>
               <w:pStyle w:val="Compact"/>
               <w:jc w:val="left"/>
-              <w:ind w:left="0" w:right="0" w:firstLine="0"/>
-              <w:spacing w:before="40" w:after="40" w:lineRule="auto" w:line="240"/>
+              <w:ind w:left="0" w:firstLine="0" w:right="0"/>
+              <w:spacing w:lineRule="auto" w:after="40" w:line="240" w:before="40"/>
             </w:pPr>
             <w:r>
               <w:rPr>
@@ -18231,8 +17151,8 @@
             <w:pPr>
               <w:pStyle w:val="Compact"/>
               <w:jc w:val="left"/>
-              <w:ind w:left="0" w:right="0" w:firstLine="0"/>
-              <w:spacing w:before="40" w:after="40" w:lineRule="auto" w:line="240"/>
+              <w:ind w:left="0" w:firstLine="0" w:right="0"/>
+              <w:spacing w:lineRule="auto" w:after="40" w:line="240" w:before="40"/>
             </w:pPr>
             <w:r>
               <w:t xml:space="preserve">string</w:t>
@@ -18245,8 +17165,8 @@
             <w:pPr>
               <w:pStyle w:val="Compact"/>
               <w:jc w:val="left"/>
-              <w:ind w:left="0" w:right="0" w:firstLine="0"/>
-              <w:spacing w:before="40" w:after="40" w:lineRule="auto" w:line="240"/>
+              <w:ind w:left="0" w:firstLine="0" w:right="0"/>
+              <w:spacing w:lineRule="auto" w:after="40" w:line="240" w:before="40"/>
             </w:pPr>
             <w:r>
               <w:t xml:space="preserve">nil</w:t>
@@ -18259,8 +17179,8 @@
             <w:pPr>
               <w:pStyle w:val="Compact"/>
               <w:jc w:val="left"/>
-              <w:ind w:left="0" w:right="0" w:firstLine="0"/>
-              <w:spacing w:before="40" w:after="40" w:lineRule="auto" w:line="240"/>
+              <w:ind w:left="0" w:firstLine="0" w:right="0"/>
+              <w:spacing w:lineRule="auto" w:after="40" w:line="240" w:before="40"/>
             </w:pPr>
             <w:r>
               <w:t xml:space="preserve">Constrain to links inside this attribute.</w:t>
@@ -18275,8 +17195,8 @@
             <w:pPr>
               <w:pStyle w:val="Compact"/>
               <w:jc w:val="left"/>
-              <w:ind w:left="0" w:right="0" w:firstLine="0"/>
-              <w:spacing w:before="40" w:after="40" w:lineRule="auto" w:line="240"/>
+              <w:ind w:left="0" w:firstLine="0" w:right="0"/>
+              <w:spacing w:lineRule="auto" w:after="40" w:line="240" w:before="40"/>
             </w:pPr>
             <w:r>
               <w:rPr>
@@ -18292,8 +17212,8 @@
             <w:pPr>
               <w:pStyle w:val="Compact"/>
               <w:jc w:val="left"/>
-              <w:ind w:left="0" w:right="0" w:firstLine="0"/>
-              <w:spacing w:before="40" w:after="40" w:lineRule="auto" w:line="240"/>
+              <w:ind w:left="0" w:firstLine="0" w:right="0"/>
+              <w:spacing w:lineRule="auto" w:after="40" w:line="240" w:before="40"/>
             </w:pPr>
             <w:r>
               <w:t xml:space="preserve">boolean</w:t>
@@ -18306,8 +17226,8 @@
             <w:pPr>
               <w:pStyle w:val="Compact"/>
               <w:jc w:val="left"/>
-              <w:ind w:left="0" w:right="0" w:firstLine="0"/>
-              <w:spacing w:before="40" w:after="40" w:lineRule="auto" w:line="240"/>
+              <w:ind w:left="0" w:firstLine="0" w:right="0"/>
+              <w:spacing w:lineRule="auto" w:after="40" w:line="240" w:before="40"/>
             </w:pPr>
             <w:r>
               <w:t xml:space="preserve">false</w:t>
@@ -18320,8 +17240,8 @@
             <w:pPr>
               <w:pStyle w:val="Compact"/>
               <w:jc w:val="left"/>
-              <w:ind w:left="0" w:right="0" w:firstLine="0"/>
-              <w:spacing w:before="40" w:after="40" w:lineRule="auto" w:line="240"/>
+              <w:ind w:left="0" w:firstLine="0" w:right="0"/>
+              <w:spacing w:lineRule="auto" w:after="40" w:line="240" w:before="40"/>
             </w:pPr>
             <w:r>
               <w:t xml:space="preserve">Derive from the containment hierarchy instead of an explicit link.</w:t>
@@ -18349,19 +17269,22 @@
         <w:pStyle w:val="FirstParagraph"/>
       </w:pPr>
       <w:r>
-        <w:t xml:space="preserve">When more than one relation type matches a link, the resolver scores each candidate (</w:t>
+        <w:t xml:space="preserve">When multiple relation types match a link, the resolver scores each candidate. A matching constraint adds one point. A mismatch removes the candidate. A</w:t>
+      </w:r>
+      <w:r>
+        <w:t xml:space="preserve"> </w:t>
       </w:r>
       <w:r>
         <w:rPr>
           <w:rStyle w:val="VerbatimChar"/>
         </w:rPr>
-        <w:t xml:space="preserve">+1</w:t>
-      </w:r>
-      <w:r>
-        <w:t xml:space="preserve"> </w:t>
-      </w:r>
-      <w:r>
-        <w:t xml:space="preserve">for each constraint that matches, eliminated on mismatch,</w:t>
+        <w:t xml:space="preserve">nil</w:t>
+      </w:r>
+      <w:r>
+        <w:t xml:space="preserve"> </w:t>
+      </w:r>
+      <w:r>
+        <w:t xml:space="preserve">constraint adds no points. The highest score wins. A tie produces an</w:t>
       </w:r>
       <w:r>
         <w:t xml:space="preserve"> </w:t>
@@ -18370,127 +17293,13 @@
         <w:rPr>
           <w:rStyle w:val="VerbatimChar"/>
         </w:rPr>
-        <w:t xml:space="preserve">+0</w:t>
-      </w:r>
-      <w:r>
-        <w:t xml:space="preserve"> </w:t>
-      </w:r>
-      <w:r>
-        <w:t xml:space="preserve">on</w:t>
-      </w:r>
-      <w:r>
-        <w:t xml:space="preserve"> </w:t>
-      </w:r>
-      <w:r>
-        <w:rPr>
-          <w:rStyle w:val="VerbatimChar"/>
-        </w:rPr>
-        <w:t xml:space="preserve">nil</w:t>
-      </w:r>
-      <w:r>
-        <w:t xml:space="preserve">). The highest scorer wins; ties are flagged as</w:t>
-      </w:r>
-      <w:r>
-        <w:t xml:space="preserve"> </w:t>
-      </w:r>
-      <w:r>
-        <w:rPr>
-          <w:rStyle w:val="VerbatimChar"/>
-        </w:rPr>
         <w:t xml:space="preserve">ambiguous_relation</w:t>
       </w:r>
       <w:r>
-        <w:t xml:space="preserve">. A link</w:t>
-      </w:r>
-      <w:r>
-        <w:t xml:space="preserve"> </w:t>
-      </w:r>
-      <w:r>
-        <w:rPr>
-          <w:rStyle w:val="VerbatimChar"/>
-        </w:rPr>
-        <w:t xml:space="preserve">[fig:diagram](#)</w:t>
-      </w:r>
-      <w:r>
-        <w:t xml:space="preserve"> </w:t>
-      </w:r>
-      <w:r>
-        <w:t xml:space="preserve">resolving against a FIGURE matches</w:t>
-      </w:r>
-      <w:r>
-        <w:t xml:space="preserve"> </w:t>
-      </w:r>
-      <w:r>
-        <w:rPr>
-          <w:rStyle w:val="VerbatimChar"/>
-        </w:rPr>
-        <w:t xml:space="preserve">XREF_FIGURE</w:t>
-      </w:r>
-      <w:r>
-        <w:t xml:space="preserve"> </w:t>
-      </w:r>
-      <w:r>
-        <w:t xml:space="preserve">(selector</w:t>
-      </w:r>
-      <w:r>
-        <w:t xml:space="preserve"> </w:t>
-      </w:r>
-      <w:r>
-        <w:rPr>
-          <w:rStyle w:val="VerbatimChar"/>
-        </w:rPr>
-        <w:t xml:space="preserve">#</w:t>
-      </w:r>
-      <w:r>
-        <w:t xml:space="preserve"> </w:t>
-      </w:r>
-      <w:r>
-        <w:t xml:space="preserve">+ target_type_ref</w:t>
-      </w:r>
-      <w:r>
-        <w:t xml:space="preserve"> </w:t>
-      </w:r>
-      <w:r>
-        <w:rPr>
-          <w:rStyle w:val="VerbatimChar"/>
-        </w:rPr>
-        <w:t xml:space="preserve">FIGURE</w:t>
-      </w:r>
-      <w:r>
-        <w:t xml:space="preserve"> </w:t>
-      </w:r>
-      <w:r>
-        <w:t xml:space="preserve">= 2) over the generic</w:t>
-      </w:r>
-      <w:r>
-        <w:t xml:space="preserve"> </w:t>
-      </w:r>
-      <w:r>
-        <w:rPr>
-          <w:rStyle w:val="VerbatimChar"/>
-        </w:rPr>
-        <w:t xml:space="preserve">LABEL_REF</w:t>
-      </w:r>
-      <w:r>
-        <w:t xml:space="preserve"> </w:t>
-      </w:r>
-      <w:r>
-        <w:t xml:space="preserve">(selector</w:t>
-      </w:r>
-      <w:r>
-        <w:t xml:space="preserve"> </w:t>
-      </w:r>
-      <w:r>
-        <w:rPr>
-          <w:rStyle w:val="VerbatimChar"/>
-        </w:rPr>
-        <w:t xml:space="preserve">#</w:t>
-      </w:r>
-      <w:r>
-        <w:t xml:space="preserve"> </w:t>
-      </w:r>
-      <w:r>
-        <w:t xml:space="preserve">only = 1).</w:t>
+        <w:t xml:space="preserve"> </w:t>
+      </w:r>
+      <w:r>
+        <w:t xml:space="preserve">diagnostic.</w:t>
       </w:r>
     </w:p>
     <w:bookmarkEnd w:id="38"/>
@@ -18509,7 +17318,7 @@
     </w:p>
     <w:p>
       <w:pPr>
-        <w:spacing w:before="0" w:after="0" w:lineRule="exact" w:line="20"/>
+        <w:spacing w:after="0" w:line="20" w:lineRule="exact" w:before="0"/>
         <w:rPr>
           <w:sz w:val="2"/>
         </w:rPr>
@@ -18551,12 +17360,12 @@
         <w:tblLook w:firstRow="1" w:lastRow="0" w:firstColumn="0" w:lastColumn="0" w:noHBand="0" w:noVBand="0" w:val="0020"/>
         <w:jc w:val="start"/>
         <w:tblBorders>
-          <w:top w:color="000000" w:val="single" w:sz="6" w:space="0"/>
-          <w:left w:color="000000" w:val="single" w:sz="6" w:space="0"/>
-          <w:bottom w:color="000000" w:val="single" w:sz="6" w:space="0"/>
-          <w:right w:color="000000" w:val="single" w:sz="6" w:space="0"/>
-          <w:insideH w:color="000000" w:val="single" w:sz="6" w:space="0"/>
-          <w:insideV w:color="000000" w:val="single" w:sz="6" w:space="0"/>
+          <w:top w:color="000000" w:sz="6" w:val="single" w:space="0"/>
+          <w:left w:color="000000" w:sz="6" w:val="single" w:space="0"/>
+          <w:bottom w:color="000000" w:sz="6" w:val="single" w:space="0"/>
+          <w:right w:color="000000" w:sz="6" w:val="single" w:space="0"/>
+          <w:insideH w:color="000000" w:sz="6" w:val="single" w:space="0"/>
+          <w:insideV w:color="000000" w:sz="6" w:val="single" w:space="0"/>
         </w:tblBorders>
         <w:tblCellMar>
           <w:top w:type="dxa" w:w="57"/>
@@ -18577,14 +17386,14 @@
         </w:trPr>
         <w:tc>
           <w:tcPr>
-            <w:shd w:val="clear" w:fill="E8E8E8" w:color="auto"/>
+            <w:shd w:color="auto" w:val="clear" w:fill="E8E8E8"/>
           </w:tcPr>
           <w:p>
             <w:pPr>
               <w:pStyle w:val="Compact"/>
               <w:jc w:val="left"/>
-              <w:ind w:left="0" w:right="0" w:firstLine="0"/>
-              <w:spacing w:before="40" w:after="40" w:lineRule="auto" w:line="240"/>
+              <w:ind w:left="0" w:firstLine="0" w:right="0"/>
+              <w:spacing w:lineRule="auto" w:after="40" w:line="240" w:before="40"/>
             </w:pPr>
             <w:r>
               <w:rPr>
@@ -18596,14 +17405,14 @@
         </w:tc>
         <w:tc>
           <w:tcPr>
-            <w:shd w:val="clear" w:fill="E8E8E8" w:color="auto"/>
+            <w:shd w:color="auto" w:val="clear" w:fill="E8E8E8"/>
           </w:tcPr>
           <w:p>
             <w:pPr>
               <w:pStyle w:val="Compact"/>
               <w:jc w:val="left"/>
-              <w:ind w:left="0" w:right="0" w:firstLine="0"/>
-              <w:spacing w:before="40" w:after="40" w:lineRule="auto" w:line="240"/>
+              <w:ind w:left="0" w:firstLine="0" w:right="0"/>
+              <w:spacing w:lineRule="auto" w:after="40" w:line="240" w:before="40"/>
             </w:pPr>
             <w:r>
               <w:rPr>
@@ -18615,14 +17424,14 @@
         </w:tc>
         <w:tc>
           <w:tcPr>
-            <w:shd w:val="clear" w:fill="E8E8E8" w:color="auto"/>
+            <w:shd w:color="auto" w:val="clear" w:fill="E8E8E8"/>
           </w:tcPr>
           <w:p>
             <w:pPr>
               <w:pStyle w:val="Compact"/>
               <w:jc w:val="left"/>
-              <w:ind w:left="0" w:right="0" w:firstLine="0"/>
-              <w:spacing w:before="40" w:after="40" w:lineRule="auto" w:line="240"/>
+              <w:ind w:left="0" w:firstLine="0" w:right="0"/>
+              <w:spacing w:lineRule="auto" w:after="40" w:line="240" w:before="40"/>
             </w:pPr>
             <w:r>
               <w:rPr>
@@ -18634,14 +17443,14 @@
         </w:tc>
         <w:tc>
           <w:tcPr>
-            <w:shd w:val="clear" w:fill="E8E8E8" w:color="auto"/>
+            <w:shd w:color="auto" w:val="clear" w:fill="E8E8E8"/>
           </w:tcPr>
           <w:p>
             <w:pPr>
               <w:pStyle w:val="Compact"/>
               <w:jc w:val="left"/>
-              <w:ind w:left="0" w:right="0" w:firstLine="0"/>
-              <w:spacing w:before="40" w:after="40" w:lineRule="auto" w:line="240"/>
+              <w:ind w:left="0" w:firstLine="0" w:right="0"/>
+              <w:spacing w:lineRule="auto" w:after="40" w:line="240" w:before="40"/>
             </w:pPr>
             <w:r>
               <w:rPr>
@@ -18659,8 +17468,8 @@
             <w:pPr>
               <w:pStyle w:val="Compact"/>
               <w:jc w:val="left"/>
-              <w:ind w:left="0" w:right="0" w:firstLine="0"/>
-              <w:spacing w:before="40" w:after="40" w:lineRule="auto" w:line="240"/>
+              <w:ind w:left="0" w:firstLine="0" w:right="0"/>
+              <w:spacing w:lineRule="auto" w:after="40" w:line="240" w:before="40"/>
             </w:pPr>
             <w:r>
               <w:rPr>
@@ -18676,8 +17485,8 @@
             <w:pPr>
               <w:pStyle w:val="Compact"/>
               <w:jc w:val="left"/>
-              <w:ind w:left="0" w:right="0" w:firstLine="0"/>
-              <w:spacing w:before="40" w:after="40" w:lineRule="auto" w:line="240"/>
+              <w:ind w:left="0" w:firstLine="0" w:right="0"/>
+              <w:spacing w:lineRule="auto" w:after="40" w:line="240" w:before="40"/>
             </w:pPr>
             <w:r>
               <w:t xml:space="preserve">string</w:t>
@@ -18690,8 +17499,8 @@
             <w:pPr>
               <w:pStyle w:val="Compact"/>
               <w:jc w:val="left"/>
-              <w:ind w:left="0" w:right="0" w:firstLine="0"/>
-              <w:spacing w:before="40" w:after="40" w:lineRule="auto" w:line="240"/>
+              <w:ind w:left="0" w:firstLine="0" w:right="0"/>
+              <w:spacing w:lineRule="auto" w:after="40" w:line="240" w:before="40"/>
             </w:pPr>
             <w:r>
               <w:t xml:space="preserve">required</w:t>
@@ -18704,8 +17513,8 @@
             <w:pPr>
               <w:pStyle w:val="Compact"/>
               <w:jc w:val="left"/>
-              <w:ind w:left="0" w:right="0" w:firstLine="0"/>
-              <w:spacing w:before="40" w:after="40" w:lineRule="auto" w:line="240"/>
+              <w:ind w:left="0" w:firstLine="0" w:right="0"/>
+              <w:spacing w:lineRule="auto" w:after="40" w:line="240" w:before="40"/>
             </w:pPr>
             <w:r>
               <w:t xml:space="preserve">Unique identifier.</w:t>
@@ -18720,8 +17529,8 @@
             <w:pPr>
               <w:pStyle w:val="Compact"/>
               <w:jc w:val="left"/>
-              <w:ind w:left="0" w:right="0" w:firstLine="0"/>
-              <w:spacing w:before="40" w:after="40" w:lineRule="auto" w:line="240"/>
+              <w:ind w:left="0" w:firstLine="0" w:right="0"/>
+              <w:spacing w:lineRule="auto" w:after="40" w:line="240" w:before="40"/>
             </w:pPr>
             <w:r>
               <w:rPr>
@@ -18737,8 +17546,8 @@
             <w:pPr>
               <w:pStyle w:val="Compact"/>
               <w:jc w:val="left"/>
-              <w:ind w:left="0" w:right="0" w:firstLine="0"/>
-              <w:spacing w:before="40" w:after="40" w:lineRule="auto" w:line="240"/>
+              <w:ind w:left="0" w:firstLine="0" w:right="0"/>
+              <w:spacing w:lineRule="auto" w:after="40" w:line="240" w:before="40"/>
             </w:pPr>
             <w:r>
               <w:t xml:space="preserve">string</w:t>
@@ -18751,8 +17560,8 @@
             <w:pPr>
               <w:pStyle w:val="Compact"/>
               <w:jc w:val="left"/>
-              <w:ind w:left="0" w:right="0" w:firstLine="0"/>
-              <w:spacing w:before="40" w:after="40" w:lineRule="auto" w:line="240"/>
+              <w:ind w:left="0" w:firstLine="0" w:right="0"/>
+              <w:spacing w:lineRule="auto" w:after="40" w:line="240" w:before="40"/>
             </w:pPr>
             <w:r>
               <w:t xml:space="preserve">same as</w:t>
@@ -18774,8 +17583,8 @@
             <w:pPr>
               <w:pStyle w:val="Compact"/>
               <w:jc w:val="left"/>
-              <w:ind w:left="0" w:right="0" w:firstLine="0"/>
-              <w:spacing w:before="40" w:after="40" w:lineRule="auto" w:line="240"/>
+              <w:ind w:left="0" w:firstLine="0" w:right="0"/>
+              <w:spacing w:lineRule="auto" w:after="40" w:line="240" w:before="40"/>
             </w:pPr>
             <w:r>
               <w:t xml:space="preserve">Human-readable name.</w:t>
@@ -18790,8 +17599,8 @@
             <w:pPr>
               <w:pStyle w:val="Compact"/>
               <w:jc w:val="left"/>
-              <w:ind w:left="0" w:right="0" w:firstLine="0"/>
-              <w:spacing w:before="40" w:after="40" w:lineRule="auto" w:line="240"/>
+              <w:ind w:left="0" w:firstLine="0" w:right="0"/>
+              <w:spacing w:lineRule="auto" w:after="40" w:line="240" w:before="40"/>
             </w:pPr>
             <w:r>
               <w:rPr>
@@ -18807,8 +17616,8 @@
             <w:pPr>
               <w:pStyle w:val="Compact"/>
               <w:jc w:val="left"/>
-              <w:ind w:left="0" w:right="0" w:firstLine="0"/>
-              <w:spacing w:before="40" w:after="40" w:lineRule="auto" w:line="240"/>
+              <w:ind w:left="0" w:firstLine="0" w:right="0"/>
+              <w:spacing w:lineRule="auto" w:after="40" w:line="240" w:before="40"/>
             </w:pPr>
             <w:r>
               <w:t xml:space="preserve">string</w:t>
@@ -18821,8 +17630,8 @@
             <w:pPr>
               <w:pStyle w:val="Compact"/>
               <w:jc w:val="left"/>
-              <w:ind w:left="0" w:right="0" w:firstLine="0"/>
-              <w:spacing w:before="40" w:after="40" w:lineRule="auto" w:line="240"/>
+              <w:ind w:left="0" w:firstLine="0" w:right="0"/>
+              <w:spacing w:lineRule="auto" w:after="40" w:line="240" w:before="40"/>
             </w:pPr>
             <w:r>
               <w:t xml:space="preserve">nil</w:t>
@@ -18835,8 +17644,8 @@
             <w:pPr>
               <w:pStyle w:val="Compact"/>
               <w:jc w:val="left"/>
-              <w:ind w:left="0" w:right="0" w:firstLine="0"/>
-              <w:spacing w:before="40" w:after="40" w:lineRule="auto" w:line="240"/>
+              <w:ind w:left="0" w:firstLine="0" w:right="0"/>
+              <w:spacing w:lineRule="auto" w:after="40" w:line="240" w:before="40"/>
             </w:pPr>
             <w:r>
               <w:t xml:space="preserve">Prefix for inline-code dispatch (</w:t>
@@ -18875,8 +17684,8 @@
             <w:pPr>
               <w:pStyle w:val="Compact"/>
               <w:jc w:val="left"/>
-              <w:ind w:left="0" w:right="0" w:firstLine="0"/>
-              <w:spacing w:before="40" w:after="40" w:lineRule="auto" w:line="240"/>
+              <w:ind w:left="0" w:firstLine="0" w:right="0"/>
+              <w:spacing w:lineRule="auto" w:after="40" w:line="240" w:before="40"/>
             </w:pPr>
             <w:r>
               <w:rPr>
@@ -18892,8 +17701,8 @@
             <w:pPr>
               <w:pStyle w:val="Compact"/>
               <w:jc w:val="left"/>
-              <w:ind w:left="0" w:right="0" w:firstLine="0"/>
-              <w:spacing w:before="40" w:after="40" w:lineRule="auto" w:line="240"/>
+              <w:ind w:left="0" w:firstLine="0" w:right="0"/>
+              <w:spacing w:lineRule="auto" w:after="40" w:line="240" w:before="40"/>
             </w:pPr>
             <w:r>
               <w:t xml:space="preserve">list</w:t>
@@ -18906,8 +17715,8 @@
             <w:pPr>
               <w:pStyle w:val="Compact"/>
               <w:jc w:val="left"/>
-              <w:ind w:left="0" w:right="0" w:firstLine="0"/>
-              <w:spacing w:before="40" w:after="40" w:lineRule="auto" w:line="240"/>
+              <w:ind w:left="0" w:firstLine="0" w:right="0"/>
+              <w:spacing w:lineRule="auto" w:after="40" w:line="240" w:before="40"/>
             </w:pPr>
             <w:r>
               <w:t xml:space="preserve">nil</w:t>
@@ -18920,8 +17729,8 @@
             <w:pPr>
               <w:pStyle w:val="Compact"/>
               <w:jc w:val="left"/>
-              <w:ind w:left="0" w:right="0" w:firstLine="0"/>
-              <w:spacing w:before="40" w:after="40" w:lineRule="auto" w:line="240"/>
+              <w:ind w:left="0" w:firstLine="0" w:right="0"/>
+              <w:spacing w:lineRule="auto" w:after="40" w:line="240" w:before="40"/>
             </w:pPr>
             <w:r>
               <w:t xml:space="preserve">Alternative prefixes for the same view type.</w:t>
@@ -18936,8 +17745,8 @@
             <w:pPr>
               <w:pStyle w:val="Compact"/>
               <w:jc w:val="left"/>
-              <w:ind w:left="0" w:right="0" w:firstLine="0"/>
-              <w:spacing w:before="40" w:after="40" w:lineRule="auto" w:line="240"/>
+              <w:ind w:left="0" w:firstLine="0" w:right="0"/>
+              <w:spacing w:lineRule="auto" w:after="40" w:line="240" w:before="40"/>
             </w:pPr>
             <w:r>
               <w:rPr>
@@ -18953,8 +17762,8 @@
             <w:pPr>
               <w:pStyle w:val="Compact"/>
               <w:jc w:val="left"/>
-              <w:ind w:left="0" w:right="0" w:firstLine="0"/>
-              <w:spacing w:before="40" w:after="40" w:lineRule="auto" w:line="240"/>
+              <w:ind w:left="0" w:firstLine="0" w:right="0"/>
+              <w:spacing w:lineRule="auto" w:after="40" w:line="240" w:before="40"/>
             </w:pPr>
             <w:r>
               <w:t xml:space="preserve">string</w:t>
@@ -18967,8 +17776,8 @@
             <w:pPr>
               <w:pStyle w:val="Compact"/>
               <w:jc w:val="left"/>
-              <w:ind w:left="0" w:right="0" w:firstLine="0"/>
-              <w:spacing w:before="40" w:after="40" w:lineRule="auto" w:line="240"/>
+              <w:ind w:left="0" w:firstLine="0" w:right="0"/>
+              <w:spacing w:lineRule="auto" w:after="40" w:line="240" w:before="40"/>
             </w:pPr>
             <w:r>
               <w:t xml:space="preserve">nil</w:t>
@@ -18981,8 +17790,8 @@
             <w:pPr>
               <w:pStyle w:val="Compact"/>
               <w:jc w:val="left"/>
-              <w:ind w:left="0" w:right="0" w:firstLine="0"/>
-              <w:spacing w:before="40" w:after="40" w:lineRule="auto" w:line="240"/>
+              <w:ind w:left="0" w:firstLine="0" w:right="0"/>
+              <w:spacing w:lineRule="auto" w:after="40" w:line="240" w:before="40"/>
             </w:pPr>
             <w:r>
               <w:t xml:space="preserve">Strategy (</w:t>
@@ -19018,8 +17827,8 @@
             <w:pPr>
               <w:pStyle w:val="Compact"/>
               <w:jc w:val="left"/>
-              <w:ind w:left="0" w:right="0" w:firstLine="0"/>
-              <w:spacing w:before="40" w:after="40" w:lineRule="auto" w:line="240"/>
+              <w:ind w:left="0" w:firstLine="0" w:right="0"/>
+              <w:spacing w:lineRule="auto" w:after="40" w:line="240" w:before="40"/>
             </w:pPr>
             <w:r>
               <w:rPr>
@@ -19035,8 +17844,8 @@
             <w:pPr>
               <w:pStyle w:val="Compact"/>
               <w:jc w:val="left"/>
-              <w:ind w:left="0" w:right="0" w:firstLine="0"/>
-              <w:spacing w:before="40" w:after="40" w:lineRule="auto" w:line="240"/>
+              <w:ind w:left="0" w:firstLine="0" w:right="0"/>
+              <w:spacing w:lineRule="auto" w:after="40" w:line="240" w:before="40"/>
             </w:pPr>
             <w:r>
               <w:t xml:space="preserve">string</w:t>
@@ -19049,8 +17858,8 @@
             <w:pPr>
               <w:pStyle w:val="Compact"/>
               <w:jc w:val="left"/>
-              <w:ind w:left="0" w:right="0" w:firstLine="0"/>
-              <w:spacing w:before="40" w:after="40" w:lineRule="auto" w:line="240"/>
+              <w:ind w:left="0" w:firstLine="0" w:right="0"/>
+              <w:spacing w:lineRule="auto" w:after="40" w:line="240" w:before="40"/>
             </w:pPr>
             <w:r>
               <w:t xml:space="preserve">nil</w:t>
@@ -19063,8 +17872,8 @@
             <w:pPr>
               <w:pStyle w:val="Compact"/>
               <w:jc w:val="left"/>
-              <w:ind w:left="0" w:right="0" w:firstLine="0"/>
-              <w:spacing w:before="40" w:after="40" w:lineRule="auto" w:line="240"/>
+              <w:ind w:left="0" w:firstLine="0" w:right="0"/>
+              <w:spacing w:lineRule="auto" w:after="40" w:line="240" w:before="40"/>
             </w:pPr>
             <w:r>
               <w:t xml:space="preserve">Counter group for numbered views.</w:t>
@@ -19079,8 +17888,8 @@
             <w:pPr>
               <w:pStyle w:val="Compact"/>
               <w:jc w:val="left"/>
-              <w:ind w:left="0" w:right="0" w:firstLine="0"/>
-              <w:spacing w:before="40" w:after="40" w:lineRule="auto" w:line="240"/>
+              <w:ind w:left="0" w:firstLine="0" w:right="0"/>
+              <w:spacing w:lineRule="auto" w:after="40" w:line="240" w:before="40"/>
             </w:pPr>
             <w:r>
               <w:rPr>
@@ -19096,8 +17905,8 @@
             <w:pPr>
               <w:pStyle w:val="Compact"/>
               <w:jc w:val="left"/>
-              <w:ind w:left="0" w:right="0" w:firstLine="0"/>
-              <w:spacing w:before="40" w:after="40" w:lineRule="auto" w:line="240"/>
+              <w:ind w:left="0" w:firstLine="0" w:right="0"/>
+              <w:spacing w:lineRule="auto" w:after="40" w:line="240" w:before="40"/>
             </w:pPr>
             <w:r>
               <w:t xml:space="preserve">string</w:t>
@@ -19110,8 +17919,8 @@
             <w:pPr>
               <w:pStyle w:val="Compact"/>
               <w:jc w:val="left"/>
-              <w:ind w:left="0" w:right="0" w:firstLine="0"/>
-              <w:spacing w:before="40" w:after="40" w:lineRule="auto" w:line="240"/>
+              <w:ind w:left="0" w:firstLine="0" w:right="0"/>
+              <w:spacing w:lineRule="auto" w:after="40" w:line="240" w:before="40"/>
             </w:pPr>
             <w:r>
               <w:t xml:space="preserve">nil</w:t>
@@ -19124,8 +17933,8 @@
             <w:pPr>
               <w:pStyle w:val="Compact"/>
               <w:jc w:val="left"/>
-              <w:ind w:left="0" w:right="0" w:firstLine="0"/>
-              <w:spacing w:before="40" w:after="40" w:lineRule="auto" w:line="240"/>
+              <w:ind w:left="0" w:firstLine="0" w:right="0"/>
+              <w:spacing w:lineRule="auto" w:after="40" w:line="240" w:before="40"/>
             </w:pPr>
             <w:r>
               <w:t xml:space="preserve">The view-element subtype this view aggregates (e.g. </w:t>
@@ -19149,8 +17958,8 @@
             <w:pPr>
               <w:pStyle w:val="Compact"/>
               <w:jc w:val="left"/>
-              <w:ind w:left="0" w:right="0" w:firstLine="0"/>
-              <w:spacing w:before="40" w:after="40" w:lineRule="auto" w:line="240"/>
+              <w:ind w:left="0" w:firstLine="0" w:right="0"/>
+              <w:spacing w:lineRule="auto" w:after="40" w:line="240" w:before="40"/>
             </w:pPr>
             <w:r>
               <w:rPr>
@@ -19166,8 +17975,8 @@
             <w:pPr>
               <w:pStyle w:val="Compact"/>
               <w:jc w:val="left"/>
-              <w:ind w:left="0" w:right="0" w:firstLine="0"/>
-              <w:spacing w:before="40" w:after="40" w:lineRule="auto" w:line="240"/>
+              <w:ind w:left="0" w:firstLine="0" w:right="0"/>
+              <w:spacing w:lineRule="auto" w:after="40" w:line="240" w:before="40"/>
             </w:pPr>
             <w:r>
               <w:t xml:space="preserve">boolean</w:t>
@@ -19180,8 +17989,8 @@
             <w:pPr>
               <w:pStyle w:val="Compact"/>
               <w:jc w:val="left"/>
-              <w:ind w:left="0" w:right="0" w:firstLine="0"/>
-              <w:spacing w:before="40" w:after="40" w:lineRule="auto" w:line="240"/>
+              <w:ind w:left="0" w:firstLine="0" w:right="0"/>
+              <w:spacing w:lineRule="auto" w:after="40" w:line="240" w:before="40"/>
             </w:pPr>
             <w:r>
               <w:t xml:space="preserve">false</w:t>
@@ -19194,8 +18003,8 @@
             <w:pPr>
               <w:pStyle w:val="Compact"/>
               <w:jc w:val="left"/>
-              <w:ind w:left="0" w:right="0" w:firstLine="0"/>
-              <w:spacing w:before="40" w:after="40" w:lineRule="auto" w:line="240"/>
+              <w:ind w:left="0" w:firstLine="0" w:right="0"/>
+              <w:spacing w:lineRule="auto" w:after="40" w:line="240" w:before="40"/>
             </w:pPr>
             <w:r>
               <w:t xml:space="preserve">See</w:t>
@@ -19281,7 +18090,7 @@
         <w:pStyle w:val="Compact"/>
       </w:pPr>
       <w:r>
-        <w:t xml:space="preserve">Write each type as one descriptor: pick the</w:t>
+        <w:t xml:space="preserve">Return one descriptor with</w:t>
       </w:r>
       <w:r>
         <w:t xml:space="preserve"> </w:t>
@@ -19293,7 +18102,7 @@
         <w:t xml:space="preserve">kind</w:t>
       </w:r>
       <w:r>
-        <w:t xml:space="preserve">, fill</w:t>
+        <w:t xml:space="preserve">,</w:t>
       </w:r>
       <w:r>
         <w:t xml:space="preserve"> </w:t>
@@ -19305,7 +18114,7 @@
         <w:t xml:space="preserve">schema</w:t>
       </w:r>
       <w:r>
-        <w:t xml:space="preserve">, return</w:t>
+        <w:t xml:space="preserve">, and optional</w:t>
       </w:r>
       <w:r>
         <w:t xml:space="preserve"> </w:t>
@@ -19314,10 +18123,13 @@
         <w:rPr>
           <w:rStyle w:val="VerbatimChar"/>
         </w:rPr>
-        <w:t xml:space="preserve">{ kind, schema, hooks }</w:t>
-      </w:r>
-      <w:r>
-        <w:t xml:space="preserve">.</w:t>
+        <w:t xml:space="preserve">hooks</w:t>
+      </w:r>
+      <w:r>
+        <w:t xml:space="preserve"> </w:t>
+      </w:r>
+      <w:r>
+        <w:t xml:space="preserve">fields.</w:t>
       </w:r>
     </w:p>
     <w:p>
@@ -19329,22 +18141,7 @@
         <w:pStyle w:val="Compact"/>
       </w:pPr>
       <w:r>
-        <w:t xml:space="preserve">Add a hook to</w:t>
-      </w:r>
-      <w:r>
-        <w:t xml:space="preserve"> </w:t>
-      </w:r>
-      <w:r>
-        <w:rPr>
-          <w:rStyle w:val="VerbatimChar"/>
-        </w:rPr>
-        <w:t xml:space="preserve">hooks</w:t>
-      </w:r>
-      <w:r>
-        <w:t xml:space="preserve"> </w:t>
-      </w:r>
-      <w:r>
-        <w:t xml:space="preserve">only if you need custom behaviour — pick the hook whose name matches the intent.</w:t>
+        <w:t xml:space="preserve">Add only the hooks that implement required custom behavior.</w:t>
       </w:r>
     </w:p>
     <w:p>
@@ -19422,25 +18219,11 @@
         <w:pStyle w:val="Compact"/>
       </w:pPr>
       <w:r>
-        <w:t xml:space="preserve">Add a verification descriptor if the domain has rules to enforce (see</w:t>
-      </w:r>
-      <w:r>
-        <w:t xml:space="preserve"> </w:t>
-      </w:r>
-      <w:hyperlink w:anchor="verification-views">
-        <w:r>
-          <w:rPr>
-            <w:rStyle w:val="Hyperlink"/>
-          </w:rPr>
-          <w:t xml:space="preserve">Verification views</w:t>
-        </w:r>
-      </w:hyperlink>
-      <w:r>
-        <w:t xml:space="preserve">).</w:t>
+        <w:t xml:space="preserve">Add an analyze descriptor if the domain has rules to enforce.</w:t>
       </w:r>
     </w:p>
     <w:bookmarkEnd w:id="41"/>
-    <w:bookmarkStart w:id="42" w:name="verification-views"/>
+    <w:bookmarkStart w:id="42" w:name="analyze-queries"/>
     <w:p>
       <w:pPr>
         <w:pStyle w:val="Heading1"/>
@@ -19450,7 +18233,7 @@
         </w:numPr>
       </w:pPr>
       <w:r>
-        <w:t xml:space="preserve">Verification views</w:t>
+        <w:t xml:space="preserve">Analyze queries</w:t>
       </w:r>
     </w:p>
     <w:p>
@@ -19458,7 +18241,7 @@
         <w:pStyle w:val="FirstParagraph"/>
       </w:pPr>
       <w:r>
-        <w:t xml:space="preserve">Verification views are SQL-based validation rules that run during the VERIFY phase. Each one is a descriptor with</w:t>
+        <w:t xml:space="preserve">Analyze queries are SQL-based validation rules that run during ANALYZE. Each query uses a descriptor with</w:t>
       </w:r>
       <w:r>
         <w:t xml:space="preserve"> </w:t>
@@ -19467,10 +18250,10 @@
         <w:rPr>
           <w:rStyle w:val="VerbatimChar"/>
         </w:rPr>
-        <w:t xml:space="preserve">kind = "verification"</w:t>
-      </w:r>
-      <w:r>
-        <w:t xml:space="preserve">: its</w:t>
+        <w:t xml:space="preserve">kind = "analyze"</w:t>
+      </w:r>
+      <w:r>
+        <w:t xml:space="preserve">. Its schema defines a SQL view. Its optional</w:t>
       </w:r>
       <w:r>
         <w:t xml:space="preserve"> </w:t>
@@ -19479,28 +18262,13 @@
         <w:rPr>
           <w:rStyle w:val="VerbatimChar"/>
         </w:rPr>
-        <w:t xml:space="preserve">schema</w:t>
-      </w:r>
-      <w:r>
-        <w:t xml:space="preserve"> </w:t>
-      </w:r>
-      <w:r>
-        <w:t xml:space="preserve">holds the SQL that creates a database view, and its</w:t>
-      </w:r>
-      <w:r>
-        <w:t xml:space="preserve"> </w:t>
-      </w:r>
-      <w:r>
-        <w:rPr>
-          <w:rStyle w:val="VerbatimChar"/>
-        </w:rPr>
         <w:t xml:space="preserve">message</w:t>
       </w:r>
       <w:r>
         <w:t xml:space="preserve"> </w:t>
       </w:r>
       <w:r>
-        <w:t xml:space="preserve">hook turns each row the view returns into a diagnostic.</w:t>
+        <w:t xml:space="preserve">hook converts a result row into a diagnostic.</w:t>
       </w:r>
     </w:p>
     <w:p>
@@ -19508,7 +18276,7 @@
         <w:pStyle w:val="BodyText"/>
       </w:pPr>
       <w:r>
-        <w:t xml:space="preserve">Place verification files under</w:t>
+        <w:t xml:space="preserve">Place analyze descriptors under</w:t>
       </w:r>
       <w:r>
         <w:t xml:space="preserve"> </w:t>
@@ -19517,42 +18285,15 @@
         <w:rPr>
           <w:rStyle w:val="VerbatimChar"/>
         </w:rPr>
-        <w:t xml:space="preserve">models/&lt;name&gt;/verification_views/</w:t>
-      </w:r>
-      <w:r>
-        <w:t xml:space="preserve">. The loader scans that directory automatically — file names don’t need a particular convention, but matching the</w:t>
-      </w:r>
-      <w:r>
-        <w:t xml:space="preserve"> </w:t>
-      </w:r>
-      <w:r>
-        <w:rPr>
-          <w:rStyle w:val="VerbatimChar"/>
-        </w:rPr>
-        <w:t xml:space="preserve">policy_key</w:t>
-      </w:r>
-      <w:r>
-        <w:t xml:space="preserve"> </w:t>
-      </w:r>
-      <w:r>
-        <w:t xml:space="preserve">helps (e.g.</w:t>
-      </w:r>
-      <w:r>
-        <w:t xml:space="preserve"> </w:t>
-      </w:r>
-      <w:r>
-        <w:rPr>
-          <w:rStyle w:val="VerbatimChar"/>
-        </w:rPr>
-        <w:t xml:space="preserve">vc_missing_hlr.lua</w:t>
-      </w:r>
-      <w:r>
-        <w:t xml:space="preserve">).</w:t>
+        <w:t xml:space="preserve">models/&lt;name&gt;/analyze_queries/</w:t>
+      </w:r>
+      <w:r>
+        <w:t xml:space="preserve">. The loader scans all Lua files in this directory. Use the policy key as the file name when practical.</w:t>
       </w:r>
     </w:p>
     <w:p>
       <w:pPr>
-        <w:spacing w:before="0" w:after="0" w:lineRule="exact" w:line="20"/>
+        <w:spacing w:after="0" w:line="20" w:lineRule="exact" w:before="0"/>
         <w:rPr>
           <w:sz w:val="2"/>
         </w:rPr>
@@ -19584,7 +18325,7 @@
         <w:fldChar w:fldCharType="end"/>
       </w:r>
       <w:r>
-        <w:t xml:space="preserve"> :  models/mymodel/verification_views/vc_missing_hlr.lua</w:t>
+        <w:t xml:space="preserve"> :  models/mymodel/analyze_queries/vc_missing_hlr.lua</w:t>
       </w:r>
     </w:p>
     <w:p>
@@ -19646,7 +18387,7 @@
         <w:rPr>
           <w:rStyle w:val="StringTok"/>
         </w:rPr>
-        <w:t xml:space="preserve">"verification"</w:t>
+        <w:t xml:space="preserve">"analyze"</w:t>
       </w:r>
       <w:r>
         <w:rPr>
@@ -20039,7 +18780,7 @@
         <w:rPr>
           <w:rStyle w:val="CommentTok"/>
         </w:rPr>
-        <w:t xml:space="preserve">-- VERIFY: one call per row the SQL view returns. ctx.subject.row is the row.</w:t>
+        <w:t xml:space="preserve">-- ANALYZE: one call per row. ctx.subject.row contains the query result.</w:t>
       </w:r>
       <w:r>
         <w:br/>
@@ -20431,6 +19172,12 @@
         <w:pStyle w:val="FirstParagraph"/>
       </w:pPr>
       <w:r>
+        <w:t xml:space="preserve">The</w:t>
+      </w:r>
+      <w:r>
+        <w:t xml:space="preserve"> </w:t>
+      </w:r>
+      <w:r>
         <w:rPr>
           <w:rStyle w:val="VerbatimChar"/>
         </w:rPr>
@@ -20440,7 +19187,7 @@
         <w:t xml:space="preserve"> </w:t>
       </w:r>
       <w:r>
-        <w:t xml:space="preserve">is the handle authors use to tune severity. Repeating a</w:t>
+        <w:t xml:space="preserve">controls diagnostic severity. An overlay descriptor with the same key replaces the earlier descriptor. A schema with</w:t>
       </w:r>
       <w:r>
         <w:t xml:space="preserve"> </w:t>
@@ -20449,13 +19196,13 @@
         <w:rPr>
           <w:rStyle w:val="VerbatimChar"/>
         </w:rPr>
-        <w:t xml:space="preserve">policy_key</w:t>
-      </w:r>
-      <w:r>
-        <w:t xml:space="preserve"> </w:t>
-      </w:r>
-      <w:r>
-        <w:t xml:space="preserve">in an overlay replaces the earlier descriptor in place; setting</w:t>
+        <w:t xml:space="preserve">disabled = true</w:t>
+      </w:r>
+      <w:r>
+        <w:t xml:space="preserve"> </w:t>
+      </w:r>
+      <w:r>
+        <w:t xml:space="preserve">removes the key. Set a policy to</w:t>
       </w:r>
       <w:r>
         <w:t xml:space="preserve"> </w:t>
@@ -20464,13 +19211,13 @@
         <w:rPr>
           <w:rStyle w:val="VerbatimChar"/>
         </w:rPr>
-        <w:t xml:space="preserve">disabled = true</w:t>
-      </w:r>
-      <w:r>
-        <w:t xml:space="preserve"> </w:t>
-      </w:r>
-      <w:r>
-        <w:t xml:space="preserve">in the</w:t>
+        <w:t xml:space="preserve">ignore</w:t>
+      </w:r>
+      <w:r>
+        <w:t xml:space="preserve"> </w:t>
+      </w:r>
+      <w:r>
+        <w:t xml:space="preserve">in</w:t>
       </w:r>
       <w:r>
         <w:t xml:space="preserve"> </w:t>
@@ -20479,45 +19226,18 @@
         <w:rPr>
           <w:rStyle w:val="VerbatimChar"/>
         </w:rPr>
-        <w:t xml:space="preserve">schema</w:t>
-      </w:r>
-      <w:r>
-        <w:t xml:space="preserve"> </w:t>
-      </w:r>
-      <w:r>
-        <w:t xml:space="preserve">removes it entirely (model layering). Suppress a verification view in</w:t>
-      </w:r>
-      <w:r>
-        <w:t xml:space="preserve"> </w:t>
-      </w:r>
-      <w:r>
-        <w:rPr>
-          <w:rStyle w:val="VerbatimChar"/>
-        </w:rPr>
         <w:t xml:space="preserve">project.yaml</w:t>
       </w:r>
       <w:r>
         <w:t xml:space="preserve"> </w:t>
       </w:r>
       <w:r>
-        <w:t xml:space="preserve">via its</w:t>
-      </w:r>
-      <w:r>
-        <w:t xml:space="preserve"> </w:t>
-      </w:r>
-      <w:r>
-        <w:rPr>
-          <w:rStyle w:val="VerbatimChar"/>
-        </w:rPr>
-        <w:t xml:space="preserve">policy_key</w:t>
-      </w:r>
-      <w:r>
-        <w:t xml:space="preserve">:</w:t>
+        <w:t xml:space="preserve">to suppress its diagnostics:</w:t>
       </w:r>
     </w:p>
     <w:p>
       <w:pPr>
-        <w:spacing w:before="0" w:after="0" w:lineRule="exact" w:line="20"/>
+        <w:spacing w:after="0" w:line="20" w:lineRule="exact" w:before="0"/>
         <w:rPr>
           <w:sz w:val="2"/>
         </w:rPr>
@@ -20549,7 +19269,7 @@
         <w:fldChar w:fldCharType="end"/>
       </w:r>
       <w:r>
-        <w:t xml:space="preserve"> :  Suppressing a verification view</w:t>
+        <w:t xml:space="preserve"> :  Suppressing an analyze query</w:t>
       </w:r>
     </w:p>
     <w:p>
@@ -20615,7 +19335,7 @@
         <w:pStyle w:val="FirstParagraph"/>
       </w:pPr>
       <w:r>
-        <w:t xml:space="preserve">Float and view types that need an external tool (PlantUML, ECharts, Graphviz, …) set</w:t>
+        <w:t xml:space="preserve">Floats that require an external tool set</w:t>
       </w:r>
       <w:r>
         <w:t xml:space="preserve"> </w:t>
@@ -20627,10 +19347,7 @@
         <w:t xml:space="preserve">needs_external_render = true</w:t>
       </w:r>
       <w:r>
-        <w:t xml:space="preserve"> </w:t>
-      </w:r>
-      <w:r>
-        <w:t xml:space="preserve">and declare a pair of float data hooks:</w:t>
+        <w:t xml:space="preserve">. They declare</w:t>
       </w:r>
       <w:r>
         <w:t xml:space="preserve"> </w:t>
@@ -20645,7 +19362,7 @@
         <w:t xml:space="preserve"> </w:t>
       </w:r>
       <w:r>
-        <w:t xml:space="preserve">builds the spawn task, and</w:t>
+        <w:t xml:space="preserve">and</w:t>
       </w:r>
       <w:r>
         <w:t xml:space="preserve"> </w:t>
@@ -20660,19 +19377,7 @@
         <w:t xml:space="preserve"> </w:t>
       </w:r>
       <w:r>
-        <w:t xml:space="preserve">writes the resolved AST once the tool finishes. The pipeline collects every such item, spawns the processes in parallel, and dispatches each result back through</w:t>
-      </w:r>
-      <w:r>
-        <w:t xml:space="preserve"> </w:t>
-      </w:r>
-      <w:r>
-        <w:rPr>
-          <w:rStyle w:val="VerbatimChar"/>
-        </w:rPr>
-        <w:t xml:space="preserve">handle_result</w:t>
-      </w:r>
-      <w:r>
-        <w:t xml:space="preserve">.</w:t>
+        <w:t xml:space="preserve">data hooks. The pipeline collects tasks, runs processes, and dispatches each result.</w:t>
       </w:r>
     </w:p>
     <w:p>
@@ -20680,7 +19385,7 @@
         <w:pStyle w:val="BodyText"/>
       </w:pPr>
       <w:r>
-        <w:t xml:space="preserve">These two hooks are the external counterpart to</w:t>
+        <w:t xml:space="preserve">The</w:t>
       </w:r>
       <w:r>
         <w:t xml:space="preserve"> </w:t>
@@ -20689,26 +19394,13 @@
         <w:rPr>
           <w:rStyle w:val="VerbatimChar"/>
         </w:rPr>
-        <w:t xml:space="preserve">transform</w:t>
-      </w:r>
-      <w:r>
-        <w:t xml:space="preserve">. A float declares</w:t>
-      </w:r>
-      <w:r>
-        <w:t xml:space="preserve"> </w:t>
-      </w:r>
-      <w:r>
-        <w:rPr>
-          <w:bCs/>
-          <w:b/>
-        </w:rPr>
-        <w:t xml:space="preserve">either</w:t>
-      </w:r>
-      <w:r>
-        <w:t xml:space="preserve"> </w:t>
-      </w:r>
-      <w:r>
-        <w:t xml:space="preserve">an internal</w:t>
+        <w:t xml:space="preserve">prepare_task</w:t>
+      </w:r>
+      <w:r>
+        <w:t xml:space="preserve"> </w:t>
+      </w:r>
+      <w:r>
+        <w:t xml:space="preserve">hook returns a task descriptor. The</w:t>
       </w:r>
       <w:r>
         <w:t xml:space="preserve"> </w:t>
@@ -20717,23 +19409,13 @@
         <w:rPr>
           <w:rStyle w:val="VerbatimChar"/>
         </w:rPr>
-        <w:t xml:space="preserve">transform</w:t>
-      </w:r>
-      <w:r>
-        <w:t xml:space="preserve"> </w:t>
-      </w:r>
-      <w:r>
-        <w:rPr>
-          <w:bCs/>
-          <w:b/>
-        </w:rPr>
-        <w:t xml:space="preserve">or</w:t>
-      </w:r>
-      <w:r>
-        <w:t xml:space="preserve"> </w:t>
-      </w:r>
-      <w:r>
-        <w:t xml:space="preserve">the external</w:t>
+        <w:t xml:space="preserve">handle_result</w:t>
+      </w:r>
+      <w:r>
+        <w:t xml:space="preserve"> </w:t>
+      </w:r>
+      <w:r>
+        <w:t xml:space="preserve">hook stores the resolved result. A float cannot declare</w:t>
       </w:r>
       <w:r>
         <w:t xml:space="preserve"> </w:t>
@@ -20742,48 +19424,18 @@
         <w:rPr>
           <w:rStyle w:val="VerbatimChar"/>
         </w:rPr>
-        <w:t xml:space="preserve">prepare_task</w:t>
-      </w:r>
-      <w:r>
-        <w:t xml:space="preserve"> </w:t>
-      </w:r>
-      <w:r>
-        <w:t xml:space="preserve">+</w:t>
-      </w:r>
-      <w:r>
-        <w:t xml:space="preserve"> </w:t>
-      </w:r>
-      <w:r>
-        <w:rPr>
-          <w:rStyle w:val="VerbatimChar"/>
-        </w:rPr>
-        <w:t xml:space="preserve">handle_result</w:t>
-      </w:r>
-      <w:r>
-        <w:t xml:space="preserve"> </w:t>
-      </w:r>
-      <w:r>
-        <w:t xml:space="preserve">pair — never both. (Declaring</w:t>
-      </w:r>
-      <w:r>
-        <w:t xml:space="preserve"> </w:t>
-      </w:r>
-      <w:r>
-        <w:rPr>
-          <w:rStyle w:val="VerbatimChar"/>
-        </w:rPr>
         <w:t xml:space="preserve">render</w:t>
       </w:r>
       <w:r>
         <w:t xml:space="preserve"> </w:t>
       </w:r>
       <w:r>
-        <w:t xml:space="preserve">alongside the external pair is also rejected.)</w:t>
+        <w:t xml:space="preserve">with either external-render hook.</w:t>
       </w:r>
     </w:p>
     <w:p>
       <w:pPr>
-        <w:spacing w:before="0" w:after="0" w:lineRule="exact" w:line="20"/>
+        <w:spacing w:after="0" w:line="20" w:lineRule="exact" w:before="0"/>
         <w:rPr>
           <w:sz w:val="2"/>
         </w:rPr>
@@ -21426,7 +20078,7 @@
         <w:rPr>
           <w:rStyle w:val="CommentTok"/>
         </w:rPr>
-        <w:t xml:space="preserve">-- DATA: build the spawn task. dctx.subject carries { float, build_dir };</w:t>
+        <w:t xml:space="preserve">-- DATA: build the spawn task. dctx.subject contains { float, build_dir }.</w:t>
       </w:r>
       <w:r>
         <w:br/>
@@ -22794,7 +21446,7 @@
         <w:rPr>
           <w:rStyle w:val="CommentTok"/>
         </w:rPr>
-        <w:t xml:space="preserve">-- { task, success, stdout, stderr }; dctx.data is the SpecIR database.</w:t>
+        <w:t xml:space="preserve">-- { task, success, stdout, stderr }. dctx.data is the SpecIR database.</w:t>
       </w:r>
       <w:r>
         <w:br/>
@@ -23459,7 +22111,7 @@
     </w:p>
     <w:p>
       <w:pPr>
-        <w:spacing w:before="0" w:after="0" w:lineRule="exact" w:line="20"/>
+        <w:spacing w:after="0" w:line="20" w:lineRule="exact" w:before="0"/>
         <w:rPr>
           <w:sz w:val="2"/>
         </w:rPr>
@@ -23501,12 +22153,12 @@
         <w:tblLook w:firstRow="1" w:lastRow="0" w:firstColumn="0" w:lastColumn="0" w:noHBand="0" w:noVBand="0" w:val="0020"/>
         <w:jc w:val="start"/>
         <w:tblBorders>
-          <w:top w:color="000000" w:val="single" w:sz="6" w:space="0"/>
-          <w:left w:color="000000" w:val="single" w:sz="6" w:space="0"/>
-          <w:bottom w:color="000000" w:val="single" w:sz="6" w:space="0"/>
-          <w:right w:color="000000" w:val="single" w:sz="6" w:space="0"/>
-          <w:insideH w:color="000000" w:val="single" w:sz="6" w:space="0"/>
-          <w:insideV w:color="000000" w:val="single" w:sz="6" w:space="0"/>
+          <w:top w:color="000000" w:sz="6" w:val="single" w:space="0"/>
+          <w:left w:color="000000" w:sz="6" w:val="single" w:space="0"/>
+          <w:bottom w:color="000000" w:sz="6" w:val="single" w:space="0"/>
+          <w:right w:color="000000" w:sz="6" w:val="single" w:space="0"/>
+          <w:insideH w:color="000000" w:sz="6" w:val="single" w:space="0"/>
+          <w:insideV w:color="000000" w:sz="6" w:val="single" w:space="0"/>
         </w:tblBorders>
         <w:tblCellMar>
           <w:top w:type="dxa" w:w="57"/>
@@ -23525,14 +22177,14 @@
         </w:trPr>
         <w:tc>
           <w:tcPr>
-            <w:shd w:val="clear" w:fill="E8E8E8" w:color="auto"/>
+            <w:shd w:color="auto" w:val="clear" w:fill="E8E8E8"/>
           </w:tcPr>
           <w:p>
             <w:pPr>
               <w:pStyle w:val="Compact"/>
               <w:jc w:val="left"/>
-              <w:ind w:left="0" w:right="0" w:firstLine="0"/>
-              <w:spacing w:before="40" w:after="40" w:lineRule="auto" w:line="240"/>
+              <w:ind w:left="0" w:firstLine="0" w:right="0"/>
+              <w:spacing w:lineRule="auto" w:after="40" w:line="240" w:before="40"/>
             </w:pPr>
             <w:r>
               <w:rPr>
@@ -23544,14 +22196,14 @@
         </w:tc>
         <w:tc>
           <w:tcPr>
-            <w:shd w:val="clear" w:fill="E8E8E8" w:color="auto"/>
+            <w:shd w:color="auto" w:val="clear" w:fill="E8E8E8"/>
           </w:tcPr>
           <w:p>
             <w:pPr>
               <w:pStyle w:val="Compact"/>
               <w:jc w:val="left"/>
-              <w:ind w:left="0" w:right="0" w:firstLine="0"/>
-              <w:spacing w:before="40" w:after="40" w:lineRule="auto" w:line="240"/>
+              <w:ind w:left="0" w:firstLine="0" w:right="0"/>
+              <w:spacing w:lineRule="auto" w:after="40" w:line="240" w:before="40"/>
             </w:pPr>
             <w:r>
               <w:rPr>
@@ -23569,8 +22221,8 @@
             <w:pPr>
               <w:pStyle w:val="Compact"/>
               <w:jc w:val="left"/>
-              <w:ind w:left="0" w:right="0" w:firstLine="0"/>
-              <w:spacing w:before="40" w:after="40" w:lineRule="auto" w:line="240"/>
+              <w:ind w:left="0" w:firstLine="0" w:right="0"/>
+              <w:spacing w:lineRule="auto" w:after="40" w:line="240" w:before="40"/>
             </w:pPr>
             <w:r>
               <w:rPr>
@@ -23610,11 +22262,11 @@
             <w:pPr>
               <w:pStyle w:val="Compact"/>
               <w:jc w:val="left"/>
-              <w:ind w:left="0" w:right="0" w:firstLine="0"/>
-              <w:spacing w:before="40" w:after="40" w:lineRule="auto" w:line="240"/>
-            </w:pPr>
-            <w:r>
-              <w:t xml:space="preserve">Process to spawn and its options.</w:t>
+              <w:ind w:left="0" w:firstLine="0" w:right="0"/>
+              <w:spacing w:lineRule="auto" w:after="40" w:line="240" w:before="40"/>
+            </w:pPr>
+            <w:r>
+              <w:t xml:space="preserve">Process and options.</w:t>
             </w:r>
             <w:r>
               <w:t xml:space="preserve"> </w:t>
@@ -23629,7 +22281,7 @@
               <w:t xml:space="preserve"> </w:t>
             </w:r>
             <w:r>
-              <w:t xml:space="preserve">is in milliseconds;</w:t>
+              <w:t xml:space="preserve">is in milliseconds.</w:t>
             </w:r>
             <w:r>
               <w:t xml:space="preserve"> </w:t>
@@ -23656,8 +22308,8 @@
             <w:pPr>
               <w:pStyle w:val="Compact"/>
               <w:jc w:val="left"/>
-              <w:ind w:left="0" w:right="0" w:firstLine="0"/>
-              <w:spacing w:before="40" w:after="40" w:lineRule="auto" w:line="240"/>
+              <w:ind w:left="0" w:firstLine="0" w:right="0"/>
+              <w:spacing w:lineRule="auto" w:after="40" w:line="240" w:before="40"/>
             </w:pPr>
             <w:r>
               <w:rPr>
@@ -23673,8 +22325,8 @@
             <w:pPr>
               <w:pStyle w:val="Compact"/>
               <w:jc w:val="left"/>
-              <w:ind w:left="0" w:right="0" w:firstLine="0"/>
-              <w:spacing w:before="40" w:after="40" w:lineRule="auto" w:line="240"/>
+              <w:ind w:left="0" w:firstLine="0" w:right="0"/>
+              <w:spacing w:lineRule="auto" w:after="40" w:line="240" w:before="40"/>
             </w:pPr>
             <w:r>
               <w:t xml:space="preserve">File-based cache key. If the file already exists, the process is not spawned —</w:t>
@@ -23704,8 +22356,8 @@
             <w:pPr>
               <w:pStyle w:val="Compact"/>
               <w:jc w:val="left"/>
-              <w:ind w:left="0" w:right="0" w:firstLine="0"/>
-              <w:spacing w:before="40" w:after="40" w:lineRule="auto" w:line="240"/>
+              <w:ind w:left="0" w:firstLine="0" w:right="0"/>
+              <w:spacing w:lineRule="auto" w:after="40" w:line="240" w:before="40"/>
             </w:pPr>
             <w:r>
               <w:rPr>
@@ -23721,8 +22373,8 @@
             <w:pPr>
               <w:pStyle w:val="Compact"/>
               <w:jc w:val="left"/>
-              <w:ind w:left="0" w:right="0" w:firstLine="0"/>
-              <w:spacing w:before="40" w:after="40" w:lineRule="auto" w:line="240"/>
+              <w:ind w:left="0" w:firstLine="0" w:right="0"/>
+              <w:spacing w:lineRule="auto" w:after="40" w:line="240" w:before="40"/>
             </w:pPr>
             <w:r>
               <w:t xml:space="preserve">Arbitrary table passed through to</w:t>
@@ -23758,45 +22410,6 @@
         </w:tc>
       </w:tr>
     </w:tbl>
-    <w:p>
-      <w:pPr>
-        <w:pStyle w:val="BodyText"/>
-      </w:pPr>
-      <w:r>
-        <w:t xml:space="preserve">The same mechanism works for</w:t>
-      </w:r>
-      <w:r>
-        <w:t xml:space="preserve"> </w:t>
-      </w:r>
-      <w:r>
-        <w:rPr>
-          <w:bCs/>
-          <w:b/>
-        </w:rPr>
-        <w:t xml:space="preserve">views</w:t>
-      </w:r>
-      <w:r>
-        <w:t xml:space="preserve"> </w:t>
-      </w:r>
-      <w:r>
-        <w:t xml:space="preserve">—</w:t>
-      </w:r>
-      <w:r>
-        <w:t xml:space="preserve"> </w:t>
-      </w:r>
-      <w:r>
-        <w:rPr>
-          <w:rStyle w:val="VerbatimChar"/>
-        </w:rPr>
-        <w:t xml:space="preserve">math_inline</w:t>
-      </w:r>
-      <w:r>
-        <w:t xml:space="preserve"> </w:t>
-      </w:r>
-      <w:r>
-        <w:t xml:space="preserve">uses it to convert AsciiMath to OMML. The render handler queries the view rows (instead of float rows) for view-typed items.</w:t>
-      </w:r>
-    </w:p>
     <w:bookmarkEnd w:id="43"/>
     <w:bookmarkStart w:id="44" w:name="project-integration"/>
     <w:p>
@@ -23813,7 +22426,7 @@
     </w:p>
     <w:p>
       <w:pPr>
-        <w:spacing w:before="0" w:after="0" w:lineRule="exact" w:line="20"/>
+        <w:spacing w:after="0" w:line="20" w:lineRule="exact" w:before="0"/>
         <w:rPr>
           <w:sz w:val="2"/>
         </w:rPr>
@@ -24011,65 +22624,13 @@
           <w:bCs/>
           <w:b/>
         </w:rPr>
-        <w:t xml:space="preserve">My type doesn’t load.</w:t>
-      </w:r>
-      <w:r>
-        <w:t xml:space="preserve"> </w:t>
-      </w:r>
-      <w:r>
-        <w:t xml:space="preserve">Check that the file is under</w:t>
-      </w:r>
-      <w:r>
-        <w:t xml:space="preserve"> </w:t>
-      </w:r>
-      <w:r>
-        <w:rPr>
-          <w:rStyle w:val="VerbatimChar"/>
-        </w:rPr>
-        <w:t xml:space="preserve">types/&lt;category&gt;/&lt;name&gt;.lua</w:t>
-      </w:r>
-      <w:r>
-        <w:t xml:space="preserve">, that the category is one of</w:t>
-      </w:r>
-      <w:r>
-        <w:t xml:space="preserve"> </w:t>
-      </w:r>
-      <w:r>
-        <w:rPr>
-          <w:rStyle w:val="VerbatimChar"/>
-        </w:rPr>
-        <w:t xml:space="preserve">{objects, floats, views, relations, specifications}</w:t>
-      </w:r>
-      <w:r>
-        <w:t xml:space="preserve">, and that the module</w:t>
-      </w:r>
-      <w:r>
-        <w:t xml:space="preserve"> </w:t>
-      </w:r>
-      <w:r>
-        <w:rPr>
-          <w:bCs/>
-          <w:b/>
-        </w:rPr>
-        <w:t xml:space="preserve">returns its descriptor table</w:t>
-      </w:r>
-      <w:r>
-        <w:t xml:space="preserve">. The descriptor’s</w:t>
-      </w:r>
-      <w:r>
-        <w:t xml:space="preserve"> </w:t>
-      </w:r>
-      <w:r>
-        <w:rPr>
-          <w:rStyle w:val="VerbatimChar"/>
-        </w:rPr>
-        <w:t xml:space="preserve">kind</w:t>
-      </w:r>
-      <w:r>
-        <w:t xml:space="preserve"> </w:t>
-      </w:r>
-      <w:r>
-        <w:t xml:space="preserve">must match the directory; a mismatch is a hard error. Non-view categories fail loudly; view load failures become warnings on stderr — watch the build output.</w:t>
+        <w:t xml:space="preserve">A type does not load.</w:t>
+      </w:r>
+      <w:r>
+        <w:t xml:space="preserve"> </w:t>
+      </w:r>
+      <w:r>
+        <w:t xml:space="preserve">Check the file location and returned descriptor. The kind must match its category directory. Type-load errors stop the build. View module load errors produce warnings.</w:t>
       </w:r>
     </w:p>
     <w:p>
@@ -24081,27 +22642,13 @@
           <w:bCs/>
           <w:b/>
         </w:rPr>
-        <w:t xml:space="preserve">The host rejected my hook.</w:t>
-      </w:r>
-      <w:r>
-        <w:t xml:space="preserve"> </w:t>
-      </w:r>
-      <w:r>
-        <w:t xml:space="preserve">Each hook name is valid only for certain kinds (see</w:t>
-      </w:r>
-      <w:r>
-        <w:t xml:space="preserve"> </w:t>
-      </w:r>
-      <w:hyperlink w:anchor="csv-tbl-model-hook-catalogue">
-        <w:r>
-          <w:rPr>
-            <w:rStyle w:val="Hyperlink"/>
-          </w:rPr>
-          <w:t xml:space="preserve">Table 2</w:t>
-        </w:r>
-      </w:hyperlink>
-      <w:r>
-        <w:t xml:space="preserve">). A name that isn’t allowed for the kind, or a function hung off a top-level key other than</w:t>
+        <w:t xml:space="preserve">The host rejects a hook.</w:t>
+      </w:r>
+      <w:r>
+        <w:t xml:space="preserve"> </w:t>
+      </w:r>
+      <w:r>
+        <w:t xml:space="preserve">Check that the hook is valid for the descriptor kind. Put all custom behavior in</w:t>
       </w:r>
       <w:r>
         <w:t xml:space="preserve"> </w:t>
@@ -24113,22 +22660,7 @@
         <w:t xml:space="preserve">hooks</w:t>
       </w:r>
       <w:r>
-        <w:t xml:space="preserve">, is a loud register-time error — by design, so behaviour never silently fails to fire. Move behaviour into</w:t>
-      </w:r>
-      <w:r>
-        <w:t xml:space="preserve"> </w:t>
-      </w:r>
-      <w:r>
-        <w:rPr>
-          <w:rStyle w:val="VerbatimChar"/>
-        </w:rPr>
-        <w:t xml:space="preserve">hooks</w:t>
-      </w:r>
-      <w:r>
-        <w:t xml:space="preserve"> </w:t>
-      </w:r>
-      <w:r>
-        <w:t xml:space="preserve">and check the spelling.</w:t>
+        <w:t xml:space="preserve">.</w:t>
       </w:r>
     </w:p>
     <w:p>
@@ -24140,13 +22672,13 @@
           <w:bCs/>
           <w:b/>
         </w:rPr>
-        <w:t xml:space="preserve">My override isn’t taking effect.</w:t>
-      </w:r>
-      <w:r>
-        <w:t xml:space="preserve"> </w:t>
-      </w:r>
-      <w:r>
-        <w:t xml:space="preserve">Overrides replace by</w:t>
+        <w:t xml:space="preserve">An overlay does not replace a type.</w:t>
+      </w:r>
+      <w:r>
+        <w:t xml:space="preserve"> </w:t>
+      </w:r>
+      <w:r>
+        <w:t xml:space="preserve">Use the same case-sensitive</w:t>
       </w:r>
       <w:r>
         <w:t xml:space="preserve"> </w:t>
@@ -24158,38 +22690,10 @@
         <w:t xml:space="preserve">schema.id</w:t>
       </w:r>
       <w:r>
-        <w:t xml:space="preserve">, not by filename. The custom type must declare the</w:t>
-      </w:r>
-      <w:r>
-        <w:t xml:space="preserve"> </w:t>
-      </w:r>
-      <w:r>
-        <w:rPr>
-          <w:bCs/>
-          <w:b/>
-        </w:rPr>
-        <w:t xml:space="preserve">same</w:t>
-      </w:r>
-      <w:r>
-        <w:rPr>
-          <w:bCs/>
-          <w:b/>
-        </w:rPr>
-        <w:t xml:space="preserve"> </w:t>
-      </w:r>
-      <w:r>
-        <w:rPr>
-          <w:rStyle w:val="VerbatimChar"/>
-          <w:bCs/>
-          <w:b/>
-        </w:rPr>
-        <w:t xml:space="preserve">id</w:t>
-      </w:r>
-      <w:r>
-        <w:t xml:space="preserve"> </w:t>
-      </w:r>
-      <w:r>
-        <w:t xml:space="preserve">as the default (case-sensitive). The filename is irrelevant.</w:t>
+        <w:t xml:space="preserve"> </w:t>
+      </w:r>
+      <w:r>
+        <w:t xml:space="preserve">and kind as the base descriptor.</w:t>
       </w:r>
     </w:p>
     <w:p>
@@ -24201,13 +22705,13 @@
           <w:bCs/>
           <w:b/>
         </w:rPr>
-        <w:t xml:space="preserve">My render hook produces nothing.</w:t>
-      </w:r>
-      <w:r>
-        <w:t xml:space="preserve"> </w:t>
-      </w:r>
-      <w:r>
-        <w:t xml:space="preserve">A view that</w:t>
+        <w:t xml:space="preserve">A render hook produces no output.</w:t>
+      </w:r>
+      <w:r>
+        <w:t xml:space="preserve"> </w:t>
+      </w:r>
+      <w:r>
+        <w:t xml:space="preserve">A</w:t>
       </w:r>
       <w:r>
         <w:t xml:space="preserve"> </w:t>
@@ -24216,13 +22720,13 @@
         <w:rPr>
           <w:rStyle w:val="VerbatimChar"/>
         </w:rPr>
-        <w:t xml:space="preserve">extends = "TABLE_VIEW"</w:t>
-      </w:r>
-      <w:r>
-        <w:t xml:space="preserve"> </w:t>
-      </w:r>
-      <w:r>
-        <w:t xml:space="preserve">but declares no</w:t>
+        <w:t xml:space="preserve">TABLE_VIEW</w:t>
+      </w:r>
+      <w:r>
+        <w:t xml:space="preserve"> </w:t>
+      </w:r>
+      <w:r>
+        <w:t xml:space="preserve">subtype must declare</w:t>
       </w:r>
       <w:r>
         <w:t xml:space="preserve"> </w:t>
@@ -24234,10 +22738,7 @@
         <w:t xml:space="preserve">build_block</w:t>
       </w:r>
       <w:r>
-        <w:t xml:space="preserve"> </w:t>
-      </w:r>
-      <w:r>
-        <w:t xml:space="preserve">is a load error — add the</w:t>
+        <w:t xml:space="preserve">. An object hook that returns</w:t>
       </w:r>
       <w:r>
         <w:t xml:space="preserve"> </w:t>
@@ -24246,28 +22747,13 @@
         <w:rPr>
           <w:rStyle w:val="VerbatimChar"/>
         </w:rPr>
-        <w:t xml:space="preserve">build_block</w:t>
-      </w:r>
-      <w:r>
-        <w:t xml:space="preserve"> </w:t>
-      </w:r>
-      <w:r>
-        <w:t xml:space="preserve">data hook. For an object, remember that returning</w:t>
-      </w:r>
-      <w:r>
-        <w:t xml:space="preserve"> </w:t>
-      </w:r>
-      <w:r>
-        <w:rPr>
-          <w:rStyle w:val="VerbatimChar"/>
-        </w:rPr>
         <w:t xml:space="preserve">nil</w:t>
       </w:r>
       <w:r>
         <w:t xml:space="preserve"> </w:t>
       </w:r>
       <w:r>
-        <w:t xml:space="preserve">leaves the original element untouched; return the blocks you built.</w:t>
+        <w:t xml:space="preserve">retains the original element. Return the generated blocks to replace it.</w:t>
       </w:r>
     </w:p>
     <w:p>
@@ -24279,13 +22765,13 @@
           <w:bCs/>
           <w:b/>
         </w:rPr>
-        <w:t xml:space="preserve">My external renderer runs every build even without changes.</w:t>
-      </w:r>
-      <w:r>
-        <w:t xml:space="preserve"> </w:t>
-      </w:r>
-      <w:r>
-        <w:t xml:space="preserve">Your</w:t>
+        <w:t xml:space="preserve">An external renderer runs for unchanged input.</w:t>
+      </w:r>
+      <w:r>
+        <w:t xml:space="preserve"> </w:t>
+      </w:r>
+      <w:r>
+        <w:t xml:space="preserve">Include the content hash in</w:t>
       </w:r>
       <w:r>
         <w:t xml:space="preserve"> </w:t>
@@ -24300,7 +22786,7 @@
         <w:t xml:space="preserve"> </w:t>
       </w:r>
       <w:r>
-        <w:t xml:space="preserve">isn’t content-addressed. Include the content hash in the filename so unchanged input hits the file-based cache.</w:t>
+        <w:t xml:space="preserve">to use the file cache.</w:t>
       </w:r>
     </w:p>
     <w:bookmarkEnd w:id="45"/>
@@ -24366,7 +22852,7 @@
         <w:t xml:space="preserve"> </w:t>
       </w:r>
       <w:r>
-        <w:t xml:space="preserve">is the authoritative contract;</w:t>
+        <w:t xml:space="preserve">defines the contract.</w:t>
       </w:r>
       <w:r>
         <w:t xml:space="preserve"> </w:t>
@@ -24376,7 +22862,7 @@
           <w:rPr>
             <w:rStyle w:val="Hyperlink"/>
           </w:rPr>
-          <w:t xml:space="preserve">type discovery</w:t>
+          <w:t xml:space="preserve">Type discovery</w:t>
         </w:r>
       </w:hyperlink>
       <w:r>
@@ -24400,7 +22886,7 @@
         <w:t xml:space="preserve"> </w:t>
       </w:r>
       <w:r>
-        <w:t xml:space="preserve">cover internals.</w:t>
+        <w:t xml:space="preserve">define internal behavior.</w:t>
       </w:r>
     </w:p>
     <w:p>
@@ -24447,12 +22933,12 @@
     <w:tblPr>
       <w:tblW w:type="pct" w:w="5000"/>
       <w:tblBorders>
-        <w:top w:color="CCCCCC" w:val="single" w:sz="4" w:space="1"/>
-        <w:bottom w:color="auto" w:val="none" w:sz="0" w:space="0"/>
-        <w:left w:color="auto" w:val="none" w:sz="0" w:space="0"/>
-        <w:right w:color="auto" w:val="none" w:sz="0" w:space="0"/>
-        <w:insideH w:color="auto" w:val="none" w:sz="0" w:space="0"/>
-        <w:insideV w:color="auto" w:val="none" w:sz="0" w:space="0"/>
+        <w:top w:color="CCCCCC" w:sz="4" w:val="single" w:space="1"/>
+        <w:bottom w:color="auto" w:sz="0" w:val="none" w:space="0"/>
+        <w:left w:color="auto" w:sz="0" w:val="none" w:space="0"/>
+        <w:right w:color="auto" w:sz="0" w:val="none" w:space="0"/>
+        <w:insideH w:color="auto" w:sz="0" w:val="none" w:space="0"/>
+        <w:insideV w:color="auto" w:sz="0" w:val="none" w:space="0"/>
       </w:tblBorders>
       <w:tblLayout w:type="fixed"/>
     </w:tblPr>
@@ -25740,11 +24226,11 @@
     <w:qFormat/>
     <w:pPr>
       <w:keepNext/>
-      <w:spacing w:before="280" w:after="120" w:lineRule="auto" w:line="276"/>
+      <w:spacing w:lineRule="auto" w:after="120" w:line="276" w:before="280"/>
       <w:outlineLvl w:val="0"/>
     </w:pPr>
     <w:rPr>
-      <w:rFonts w:ascii="Calibri Light" w:hAnsi="Calibri Light" w:cs="Calibri Light"/>
+      <w:rFonts w:ascii="Calibri Light" w:cs="Calibri Light" w:hAnsi="Calibri Light"/>
       <w:b/>
       <w:bCs/>
       <w:color w:val="0F4C64"/>

--- a/manual/downloads/creating-a-model.docx
+++ b/manual/downloads/creating-a-model.docx
@@ -415,7 +415,7 @@
     </w:p>
     <w:p>
       <w:pPr>
-        <w:spacing w:after="0" w:line="20" w:lineRule="exact" w:before="0"/>
+        <w:spacing w:line="20" w:after="0" w:lineRule="exact" w:before="0"/>
         <w:rPr>
           <w:sz w:val="2"/>
         </w:rPr>
@@ -963,7 +963,7 @@
     </w:p>
     <w:p>
       <w:pPr>
-        <w:spacing w:after="0" w:line="20" w:lineRule="exact" w:before="0"/>
+        <w:spacing w:line="20" w:after="0" w:lineRule="exact" w:before="0"/>
         <w:rPr>
           <w:sz w:val="2"/>
         </w:rPr>
@@ -1074,7 +1074,7 @@
     </w:p>
     <w:p>
       <w:pPr>
-        <w:spacing w:after="0" w:line="20" w:lineRule="exact" w:before="0"/>
+        <w:spacing w:line="20" w:after="0" w:lineRule="exact" w:before="0"/>
         <w:rPr>
           <w:sz w:val="2"/>
         </w:rPr>
@@ -1889,7 +1889,7 @@
     </w:p>
     <w:p>
       <w:pPr>
-        <w:spacing w:after="0" w:line="20" w:lineRule="exact" w:before="0"/>
+        <w:spacing w:line="20" w:after="0" w:lineRule="exact" w:before="0"/>
         <w:rPr>
           <w:sz w:val="2"/>
         </w:rPr>
@@ -2236,7 +2236,7 @@
     </w:p>
     <w:p>
       <w:pPr>
-        <w:spacing w:after="0" w:line="20" w:lineRule="exact" w:before="0"/>
+        <w:spacing w:line="20" w:after="0" w:lineRule="exact" w:before="0"/>
         <w:rPr>
           <w:sz w:val="2"/>
         </w:rPr>
@@ -2426,7 +2426,7 @@
     </w:p>
     <w:p>
       <w:pPr>
-        <w:spacing w:after="0" w:line="20" w:lineRule="exact" w:before="0"/>
+        <w:spacing w:line="20" w:after="0" w:lineRule="exact" w:before="0"/>
         <w:rPr>
           <w:sz w:val="2"/>
         </w:rPr>
@@ -2666,7 +2666,7 @@
     </w:p>
     <w:p>
       <w:pPr>
-        <w:spacing w:after="0" w:line="20" w:lineRule="exact" w:before="0"/>
+        <w:spacing w:line="20" w:after="0" w:lineRule="exact" w:before="0"/>
         <w:rPr>
           <w:sz w:val="2"/>
         </w:rPr>
@@ -2708,12 +2708,12 @@
         <w:tblLook w:firstRow="1" w:lastRow="0" w:firstColumn="0" w:lastColumn="0" w:noHBand="0" w:noVBand="0" w:val="0020"/>
         <w:jc w:val="start"/>
         <w:tblBorders>
-          <w:top w:color="000000" w:sz="6" w:val="single" w:space="0"/>
-          <w:left w:color="000000" w:sz="6" w:val="single" w:space="0"/>
-          <w:bottom w:color="000000" w:sz="6" w:val="single" w:space="0"/>
-          <w:right w:color="000000" w:sz="6" w:val="single" w:space="0"/>
-          <w:insideH w:color="000000" w:sz="6" w:val="single" w:space="0"/>
-          <w:insideV w:color="000000" w:sz="6" w:val="single" w:space="0"/>
+          <w:top w:color="000000" w:val="single" w:space="0" w:sz="6"/>
+          <w:left w:color="000000" w:val="single" w:space="0" w:sz="6"/>
+          <w:bottom w:color="000000" w:val="single" w:space="0" w:sz="6"/>
+          <w:right w:color="000000" w:val="single" w:space="0" w:sz="6"/>
+          <w:insideH w:color="000000" w:val="single" w:space="0" w:sz="6"/>
+          <w:insideV w:color="000000" w:val="single" w:space="0" w:sz="6"/>
         </w:tblBorders>
         <w:tblCellMar>
           <w:top w:type="dxa" w:w="57"/>
@@ -2740,8 +2740,8 @@
             <w:pPr>
               <w:pStyle w:val="Compact"/>
               <w:jc w:val="left"/>
-              <w:ind w:left="0" w:firstLine="0" w:right="0"/>
-              <w:spacing w:lineRule="auto" w:after="40" w:line="240" w:before="40"/>
+              <w:ind w:left="0" w:right="0" w:firstLine="0"/>
+              <w:spacing w:before="40" w:after="40" w:lineRule="auto" w:line="240"/>
             </w:pPr>
             <w:r>
               <w:rPr>
@@ -2759,8 +2759,8 @@
             <w:pPr>
               <w:pStyle w:val="Compact"/>
               <w:jc w:val="left"/>
-              <w:ind w:left="0" w:firstLine="0" w:right="0"/>
-              <w:spacing w:lineRule="auto" w:after="40" w:line="240" w:before="40"/>
+              <w:ind w:left="0" w:right="0" w:firstLine="0"/>
+              <w:spacing w:before="40" w:after="40" w:lineRule="auto" w:line="240"/>
             </w:pPr>
             <w:r>
               <w:rPr>
@@ -2779,8 +2779,8 @@
             <w:pPr>
               <w:pStyle w:val="Compact"/>
               <w:jc w:val="left"/>
-              <w:ind w:left="0" w:firstLine="0" w:right="0"/>
-              <w:spacing w:lineRule="auto" w:after="40" w:line="240" w:before="40"/>
+              <w:ind w:left="0" w:right="0" w:firstLine="0"/>
+              <w:spacing w:before="40" w:after="40" w:lineRule="auto" w:line="240"/>
             </w:pPr>
             <w:r>
               <w:rPr>
@@ -2798,8 +2798,8 @@
             <w:pPr>
               <w:pStyle w:val="Compact"/>
               <w:jc w:val="left"/>
-              <w:ind w:left="0" w:firstLine="0" w:right="0"/>
-              <w:spacing w:lineRule="auto" w:after="40" w:line="240" w:before="40"/>
+              <w:ind w:left="0" w:right="0" w:firstLine="0"/>
+              <w:spacing w:before="40" w:after="40" w:lineRule="auto" w:line="240"/>
             </w:pPr>
             <w:r>
               <w:rPr>
@@ -2817,8 +2817,8 @@
             <w:pPr>
               <w:pStyle w:val="Compact"/>
               <w:jc w:val="left"/>
-              <w:ind w:left="0" w:firstLine="0" w:right="0"/>
-              <w:spacing w:lineRule="auto" w:after="40" w:line="240" w:before="40"/>
+              <w:ind w:left="0" w:right="0" w:firstLine="0"/>
+              <w:spacing w:before="40" w:after="40" w:lineRule="auto" w:line="240"/>
             </w:pPr>
             <w:r>
               <w:t xml:space="preserve">Object</w:t>
@@ -2831,8 +2831,8 @@
             <w:pPr>
               <w:pStyle w:val="Compact"/>
               <w:jc w:val="left"/>
-              <w:ind w:left="0" w:firstLine="0" w:right="0"/>
-              <w:spacing w:lineRule="auto" w:after="40" w:line="240" w:before="40"/>
+              <w:ind w:left="0" w:right="0" w:firstLine="0"/>
+              <w:spacing w:before="40" w:after="40" w:lineRule="auto" w:line="240"/>
             </w:pPr>
             <w:r>
               <w:rPr>
@@ -2848,8 +2848,8 @@
             <w:pPr>
               <w:pStyle w:val="Compact"/>
               <w:jc w:val="left"/>
-              <w:ind w:left="0" w:firstLine="0" w:right="0"/>
-              <w:spacing w:lineRule="auto" w:after="40" w:line="240" w:before="40"/>
+              <w:ind w:left="0" w:right="0" w:firstLine="0"/>
+              <w:spacing w:before="40" w:after="40" w:lineRule="auto" w:line="240"/>
             </w:pPr>
             <w:r>
               <w:rPr>
@@ -2865,8 +2865,8 @@
             <w:pPr>
               <w:pStyle w:val="Compact"/>
               <w:jc w:val="left"/>
-              <w:ind w:left="0" w:firstLine="0" w:right="0"/>
-              <w:spacing w:lineRule="auto" w:after="40" w:line="240" w:before="40"/>
+              <w:ind w:left="0" w:right="0" w:firstLine="0"/>
+              <w:spacing w:before="40" w:after="40" w:lineRule="auto" w:line="240"/>
             </w:pPr>
             <w:r>
               <w:t xml:space="preserve">none (omit</w:t>
@@ -2902,8 +2902,8 @@
             <w:pPr>
               <w:pStyle w:val="Compact"/>
               <w:jc w:val="left"/>
-              <w:ind w:left="0" w:firstLine="0" w:right="0"/>
-              <w:spacing w:lineRule="auto" w:after="40" w:line="240" w:before="40"/>
+              <w:ind w:left="0" w:right="0" w:firstLine="0"/>
+              <w:spacing w:before="40" w:after="40" w:lineRule="auto" w:line="240"/>
             </w:pPr>
             <w:r>
               <w:t xml:space="preserve">Float</w:t>
@@ -2916,8 +2916,8 @@
             <w:pPr>
               <w:pStyle w:val="Compact"/>
               <w:jc w:val="left"/>
-              <w:ind w:left="0" w:firstLine="0" w:right="0"/>
-              <w:spacing w:lineRule="auto" w:after="40" w:line="240" w:before="40"/>
+              <w:ind w:left="0" w:right="0" w:firstLine="0"/>
+              <w:spacing w:before="40" w:after="40" w:lineRule="auto" w:line="240"/>
             </w:pPr>
             <w:r>
               <w:rPr>
@@ -2933,8 +2933,8 @@
             <w:pPr>
               <w:pStyle w:val="Compact"/>
               <w:jc w:val="left"/>
-              <w:ind w:left="0" w:firstLine="0" w:right="0"/>
-              <w:spacing w:lineRule="auto" w:after="40" w:line="240" w:before="40"/>
+              <w:ind w:left="0" w:right="0" w:firstLine="0"/>
+              <w:spacing w:before="40" w:after="40" w:lineRule="auto" w:line="240"/>
             </w:pPr>
             <w:r>
               <w:rPr>
@@ -2950,8 +2950,8 @@
             <w:pPr>
               <w:pStyle w:val="Compact"/>
               <w:jc w:val="left"/>
-              <w:ind w:left="0" w:firstLine="0" w:right="0"/>
-              <w:spacing w:lineRule="auto" w:after="40" w:line="240" w:before="40"/>
+              <w:ind w:left="0" w:right="0" w:firstLine="0"/>
+              <w:spacing w:before="40" w:after="40" w:lineRule="auto" w:line="240"/>
             </w:pPr>
             <w:r>
               <w:rPr>
@@ -2996,8 +2996,8 @@
             <w:pPr>
               <w:pStyle w:val="Compact"/>
               <w:jc w:val="left"/>
-              <w:ind w:left="0" w:firstLine="0" w:right="0"/>
-              <w:spacing w:lineRule="auto" w:after="40" w:line="240" w:before="40"/>
+              <w:ind w:left="0" w:right="0" w:firstLine="0"/>
+              <w:spacing w:before="40" w:after="40" w:lineRule="auto" w:line="240"/>
             </w:pPr>
             <w:r>
               <w:t xml:space="preserve">Relation</w:t>
@@ -3010,8 +3010,8 @@
             <w:pPr>
               <w:pStyle w:val="Compact"/>
               <w:jc w:val="left"/>
-              <w:ind w:left="0" w:firstLine="0" w:right="0"/>
-              <w:spacing w:lineRule="auto" w:after="40" w:line="240" w:before="40"/>
+              <w:ind w:left="0" w:right="0" w:firstLine="0"/>
+              <w:spacing w:before="40" w:after="40" w:lineRule="auto" w:line="240"/>
             </w:pPr>
             <w:r>
               <w:rPr>
@@ -3027,8 +3027,8 @@
             <w:pPr>
               <w:pStyle w:val="Compact"/>
               <w:jc w:val="left"/>
-              <w:ind w:left="0" w:firstLine="0" w:right="0"/>
-              <w:spacing w:lineRule="auto" w:after="40" w:line="240" w:before="40"/>
+              <w:ind w:left="0" w:right="0" w:firstLine="0"/>
+              <w:spacing w:before="40" w:after="40" w:lineRule="auto" w:line="240"/>
             </w:pPr>
             <w:r>
               <w:rPr>
@@ -3044,8 +3044,8 @@
             <w:pPr>
               <w:pStyle w:val="Compact"/>
               <w:jc w:val="left"/>
-              <w:ind w:left="0" w:firstLine="0" w:right="0"/>
-              <w:spacing w:lineRule="auto" w:after="40" w:line="240" w:before="40"/>
+              <w:ind w:left="0" w:right="0" w:firstLine="0"/>
+              <w:spacing w:before="40" w:after="40" w:lineRule="auto" w:line="240"/>
             </w:pPr>
             <w:r>
               <w:t xml:space="preserve">none,</w:t>
@@ -3081,8 +3081,8 @@
             <w:pPr>
               <w:pStyle w:val="Compact"/>
               <w:jc w:val="left"/>
-              <w:ind w:left="0" w:firstLine="0" w:right="0"/>
-              <w:spacing w:lineRule="auto" w:after="40" w:line="240" w:before="40"/>
+              <w:ind w:left="0" w:right="0" w:firstLine="0"/>
+              <w:spacing w:before="40" w:after="40" w:lineRule="auto" w:line="240"/>
             </w:pPr>
             <w:r>
               <w:t xml:space="preserve">View</w:t>
@@ -3095,8 +3095,8 @@
             <w:pPr>
               <w:pStyle w:val="Compact"/>
               <w:jc w:val="left"/>
-              <w:ind w:left="0" w:firstLine="0" w:right="0"/>
-              <w:spacing w:lineRule="auto" w:after="40" w:line="240" w:before="40"/>
+              <w:ind w:left="0" w:right="0" w:firstLine="0"/>
+              <w:spacing w:before="40" w:after="40" w:lineRule="auto" w:line="240"/>
             </w:pPr>
             <w:r>
               <w:rPr>
@@ -3112,8 +3112,8 @@
             <w:pPr>
               <w:pStyle w:val="Compact"/>
               <w:jc w:val="left"/>
-              <w:ind w:left="0" w:firstLine="0" w:right="0"/>
-              <w:spacing w:lineRule="auto" w:after="40" w:line="240" w:before="40"/>
+              <w:ind w:left="0" w:right="0" w:firstLine="0"/>
+              <w:spacing w:before="40" w:after="40" w:lineRule="auto" w:line="240"/>
             </w:pPr>
             <w:r>
               <w:rPr>
@@ -3129,8 +3129,8 @@
             <w:pPr>
               <w:pStyle w:val="Compact"/>
               <w:jc w:val="left"/>
-              <w:ind w:left="0" w:firstLine="0" w:right="0"/>
-              <w:spacing w:lineRule="auto" w:after="40" w:line="240" w:before="40"/>
+              <w:ind w:left="0" w:right="0" w:firstLine="0"/>
+              <w:spacing w:before="40" w:after="40" w:lineRule="auto" w:line="240"/>
             </w:pPr>
             <w:r>
               <w:rPr>
@@ -3184,8 +3184,8 @@
             <w:pPr>
               <w:pStyle w:val="Compact"/>
               <w:jc w:val="left"/>
-              <w:ind w:left="0" w:firstLine="0" w:right="0"/>
-              <w:spacing w:lineRule="auto" w:after="40" w:line="240" w:before="40"/>
+              <w:ind w:left="0" w:right="0" w:firstLine="0"/>
+              <w:spacing w:before="40" w:after="40" w:lineRule="auto" w:line="240"/>
             </w:pPr>
             <w:r>
               <w:t xml:space="preserve">Specification</w:t>
@@ -3198,8 +3198,8 @@
             <w:pPr>
               <w:pStyle w:val="Compact"/>
               <w:jc w:val="left"/>
-              <w:ind w:left="0" w:firstLine="0" w:right="0"/>
-              <w:spacing w:lineRule="auto" w:after="40" w:line="240" w:before="40"/>
+              <w:ind w:left="0" w:right="0" w:firstLine="0"/>
+              <w:spacing w:before="40" w:after="40" w:lineRule="auto" w:line="240"/>
             </w:pPr>
             <w:r>
               <w:rPr>
@@ -3215,8 +3215,8 @@
             <w:pPr>
               <w:pStyle w:val="Compact"/>
               <w:jc w:val="left"/>
-              <w:ind w:left="0" w:firstLine="0" w:right="0"/>
-              <w:spacing w:lineRule="auto" w:after="40" w:line="240" w:before="40"/>
+              <w:ind w:left="0" w:right="0" w:firstLine="0"/>
+              <w:spacing w:before="40" w:after="40" w:lineRule="auto" w:line="240"/>
             </w:pPr>
             <w:r>
               <w:rPr>
@@ -3232,8 +3232,8 @@
             <w:pPr>
               <w:pStyle w:val="Compact"/>
               <w:jc w:val="left"/>
-              <w:ind w:left="0" w:firstLine="0" w:right="0"/>
-              <w:spacing w:lineRule="auto" w:after="40" w:line="240" w:before="40"/>
+              <w:ind w:left="0" w:right="0" w:firstLine="0"/>
+              <w:spacing w:before="40" w:after="40" w:lineRule="auto" w:line="240"/>
             </w:pPr>
             <w:r>
               <w:t xml:space="preserve">none (omit</w:t>
@@ -3260,8 +3260,8 @@
             <w:pPr>
               <w:pStyle w:val="Compact"/>
               <w:jc w:val="left"/>
-              <w:ind w:left="0" w:firstLine="0" w:right="0"/>
-              <w:spacing w:lineRule="auto" w:after="40" w:line="240" w:before="40"/>
+              <w:ind w:left="0" w:right="0" w:firstLine="0"/>
+              <w:spacing w:before="40" w:after="40" w:lineRule="auto" w:line="240"/>
             </w:pPr>
             <w:r>
               <w:t xml:space="preserve">Analyze query</w:t>
@@ -3274,8 +3274,8 @@
             <w:pPr>
               <w:pStyle w:val="Compact"/>
               <w:jc w:val="left"/>
-              <w:ind w:left="0" w:firstLine="0" w:right="0"/>
-              <w:spacing w:lineRule="auto" w:after="40" w:line="240" w:before="40"/>
+              <w:ind w:left="0" w:right="0" w:firstLine="0"/>
+              <w:spacing w:before="40" w:after="40" w:lineRule="auto" w:line="240"/>
             </w:pPr>
             <w:r>
               <w:rPr>
@@ -3291,8 +3291,8 @@
             <w:pPr>
               <w:pStyle w:val="Compact"/>
               <w:jc w:val="left"/>
-              <w:ind w:left="0" w:firstLine="0" w:right="0"/>
-              <w:spacing w:lineRule="auto" w:after="40" w:line="240" w:before="40"/>
+              <w:ind w:left="0" w:right="0" w:firstLine="0"/>
+              <w:spacing w:before="40" w:after="40" w:lineRule="auto" w:line="240"/>
             </w:pPr>
             <w:r>
               <w:rPr>
@@ -3308,8 +3308,8 @@
             <w:pPr>
               <w:pStyle w:val="Compact"/>
               <w:jc w:val="left"/>
-              <w:ind w:left="0" w:firstLine="0" w:right="0"/>
-              <w:spacing w:lineRule="auto" w:after="40" w:line="240" w:before="40"/>
+              <w:ind w:left="0" w:right="0" w:firstLine="0"/>
+              <w:spacing w:before="40" w:after="40" w:lineRule="auto" w:line="240"/>
             </w:pPr>
             <w:r>
               <w:rPr>
@@ -3593,7 +3593,7 @@
     </w:p>
     <w:p>
       <w:pPr>
-        <w:spacing w:after="0" w:line="20" w:lineRule="exact" w:before="0"/>
+        <w:spacing w:line="20" w:after="0" w:lineRule="exact" w:before="0"/>
         <w:rPr>
           <w:sz w:val="2"/>
         </w:rPr>
@@ -3635,12 +3635,12 @@
         <w:tblLook w:firstRow="1" w:lastRow="0" w:firstColumn="0" w:lastColumn="0" w:noHBand="0" w:noVBand="0" w:val="0020"/>
         <w:jc w:val="start"/>
         <w:tblBorders>
-          <w:top w:color="000000" w:sz="6" w:val="single" w:space="0"/>
-          <w:left w:color="000000" w:sz="6" w:val="single" w:space="0"/>
-          <w:bottom w:color="000000" w:sz="6" w:val="single" w:space="0"/>
-          <w:right w:color="000000" w:sz="6" w:val="single" w:space="0"/>
-          <w:insideH w:color="000000" w:sz="6" w:val="single" w:space="0"/>
-          <w:insideV w:color="000000" w:sz="6" w:val="single" w:space="0"/>
+          <w:top w:color="000000" w:val="single" w:space="0" w:sz="6"/>
+          <w:left w:color="000000" w:val="single" w:space="0" w:sz="6"/>
+          <w:bottom w:color="000000" w:val="single" w:space="0" w:sz="6"/>
+          <w:right w:color="000000" w:val="single" w:space="0" w:sz="6"/>
+          <w:insideH w:color="000000" w:val="single" w:space="0" w:sz="6"/>
+          <w:insideV w:color="000000" w:val="single" w:space="0" w:sz="6"/>
         </w:tblBorders>
         <w:tblCellMar>
           <w:top w:type="dxa" w:w="57"/>
@@ -3668,8 +3668,8 @@
             <w:pPr>
               <w:pStyle w:val="Compact"/>
               <w:jc w:val="left"/>
-              <w:ind w:left="0" w:firstLine="0" w:right="0"/>
-              <w:spacing w:lineRule="auto" w:after="40" w:line="240" w:before="40"/>
+              <w:ind w:left="0" w:right="0" w:firstLine="0"/>
+              <w:spacing w:before="40" w:after="40" w:lineRule="auto" w:line="240"/>
             </w:pPr>
             <w:r>
               <w:rPr>
@@ -3687,8 +3687,8 @@
             <w:pPr>
               <w:pStyle w:val="Compact"/>
               <w:jc w:val="left"/>
-              <w:ind w:left="0" w:firstLine="0" w:right="0"/>
-              <w:spacing w:lineRule="auto" w:after="40" w:line="240" w:before="40"/>
+              <w:ind w:left="0" w:right="0" w:firstLine="0"/>
+              <w:spacing w:before="40" w:after="40" w:lineRule="auto" w:line="240"/>
             </w:pPr>
             <w:r>
               <w:rPr>
@@ -3706,8 +3706,8 @@
             <w:pPr>
               <w:pStyle w:val="Compact"/>
               <w:jc w:val="left"/>
-              <w:ind w:left="0" w:firstLine="0" w:right="0"/>
-              <w:spacing w:lineRule="auto" w:after="40" w:line="240" w:before="40"/>
+              <w:ind w:left="0" w:right="0" w:firstLine="0"/>
+              <w:spacing w:before="40" w:after="40" w:lineRule="auto" w:line="240"/>
             </w:pPr>
             <w:r>
               <w:rPr>
@@ -3725,8 +3725,8 @@
             <w:pPr>
               <w:pStyle w:val="Compact"/>
               <w:jc w:val="left"/>
-              <w:ind w:left="0" w:firstLine="0" w:right="0"/>
-              <w:spacing w:lineRule="auto" w:after="40" w:line="240" w:before="40"/>
+              <w:ind w:left="0" w:right="0" w:firstLine="0"/>
+              <w:spacing w:before="40" w:after="40" w:lineRule="auto" w:line="240"/>
             </w:pPr>
             <w:r>
               <w:rPr>
@@ -3744,8 +3744,8 @@
             <w:pPr>
               <w:pStyle w:val="Compact"/>
               <w:jc w:val="left"/>
-              <w:ind w:left="0" w:firstLine="0" w:right="0"/>
-              <w:spacing w:lineRule="auto" w:after="40" w:line="240" w:before="40"/>
+              <w:ind w:left="0" w:right="0" w:firstLine="0"/>
+              <w:spacing w:before="40" w:after="40" w:lineRule="auto" w:line="240"/>
             </w:pPr>
             <w:r>
               <w:rPr>
@@ -3763,8 +3763,8 @@
             <w:pPr>
               <w:pStyle w:val="Compact"/>
               <w:jc w:val="left"/>
-              <w:ind w:left="0" w:firstLine="0" w:right="0"/>
-              <w:spacing w:lineRule="auto" w:after="40" w:line="240" w:before="40"/>
+              <w:ind w:left="0" w:right="0" w:firstLine="0"/>
+              <w:spacing w:before="40" w:after="40" w:lineRule="auto" w:line="240"/>
             </w:pPr>
             <w:r>
               <w:rPr>
@@ -3780,8 +3780,8 @@
             <w:pPr>
               <w:pStyle w:val="Compact"/>
               <w:jc w:val="left"/>
-              <w:ind w:left="0" w:firstLine="0" w:right="0"/>
-              <w:spacing w:lineRule="auto" w:after="40" w:line="240" w:before="40"/>
+              <w:ind w:left="0" w:right="0" w:firstLine="0"/>
+              <w:spacing w:before="40" w:after="40" w:lineRule="auto" w:line="240"/>
             </w:pPr>
             <w:r>
               <w:t xml:space="preserve">object, specification, float, view</w:t>
@@ -3794,8 +3794,8 @@
             <w:pPr>
               <w:pStyle w:val="Compact"/>
               <w:jc w:val="left"/>
-              <w:ind w:left="0" w:firstLine="0" w:right="0"/>
-              <w:spacing w:lineRule="auto" w:after="40" w:line="240" w:before="40"/>
+              <w:ind w:left="0" w:right="0" w:firstLine="0"/>
+              <w:spacing w:before="40" w:after="40" w:lineRule="auto" w:line="240"/>
             </w:pPr>
             <w:r>
               <w:t xml:space="preserve">render</w:t>
@@ -3808,8 +3808,8 @@
             <w:pPr>
               <w:pStyle w:val="Compact"/>
               <w:jc w:val="left"/>
-              <w:ind w:left="0" w:firstLine="0" w:right="0"/>
-              <w:spacing w:lineRule="auto" w:after="40" w:line="240" w:before="40"/>
+              <w:ind w:left="0" w:right="0" w:firstLine="0"/>
+              <w:spacing w:before="40" w:after="40" w:lineRule="auto" w:line="240"/>
             </w:pPr>
             <w:r>
               <w:t xml:space="preserve">Pandoc Block(s) / Inlines</w:t>
@@ -3822,8 +3822,8 @@
             <w:pPr>
               <w:pStyle w:val="Compact"/>
               <w:jc w:val="left"/>
-              <w:ind w:left="0" w:firstLine="0" w:right="0"/>
-              <w:spacing w:lineRule="auto" w:after="40" w:line="240" w:before="40"/>
+              <w:ind w:left="0" w:right="0" w:firstLine="0"/>
+              <w:spacing w:before="40" w:after="40" w:lineRule="auto" w:line="240"/>
             </w:pPr>
             <w:r>
               <w:t xml:space="preserve">EMIT, when the element of this type is being rendered.</w:t>
@@ -3838,8 +3838,8 @@
             <w:pPr>
               <w:pStyle w:val="Compact"/>
               <w:jc w:val="left"/>
-              <w:ind w:left="0" w:firstLine="0" w:right="0"/>
-              <w:spacing w:lineRule="auto" w:after="40" w:line="240" w:before="40"/>
+              <w:ind w:left="0" w:right="0" w:firstLine="0"/>
+              <w:spacing w:before="40" w:after="40" w:lineRule="auto" w:line="240"/>
             </w:pPr>
             <w:r>
               <w:rPr>
@@ -3855,8 +3855,8 @@
             <w:pPr>
               <w:pStyle w:val="Compact"/>
               <w:jc w:val="left"/>
-              <w:ind w:left="0" w:firstLine="0" w:right="0"/>
-              <w:spacing w:lineRule="auto" w:after="40" w:line="240" w:before="40"/>
+              <w:ind w:left="0" w:right="0" w:firstLine="0"/>
+              <w:spacing w:before="40" w:after="40" w:lineRule="auto" w:line="240"/>
             </w:pPr>
             <w:r>
               <w:t xml:space="preserve">view</w:t>
@@ -3869,8 +3869,8 @@
             <w:pPr>
               <w:pStyle w:val="Compact"/>
               <w:jc w:val="left"/>
-              <w:ind w:left="0" w:firstLine="0" w:right="0"/>
-              <w:spacing w:lineRule="auto" w:after="40" w:line="240" w:before="40"/>
+              <w:ind w:left="0" w:right="0" w:firstLine="0"/>
+              <w:spacing w:before="40" w:after="40" w:lineRule="auto" w:line="240"/>
             </w:pPr>
             <w:r>
               <w:t xml:space="preserve">render</w:t>
@@ -3883,8 +3883,8 @@
             <w:pPr>
               <w:pStyle w:val="Compact"/>
               <w:jc w:val="left"/>
-              <w:ind w:left="0" w:firstLine="0" w:right="0"/>
-              <w:spacing w:lineRule="auto" w:after="40" w:line="240" w:before="40"/>
+              <w:ind w:left="0" w:right="0" w:firstLine="0"/>
+              <w:spacing w:before="40" w:after="40" w:lineRule="auto" w:line="240"/>
             </w:pPr>
             <w:r>
               <w:t xml:space="preserve">Pandoc Block</w:t>
@@ -3897,8 +3897,8 @@
             <w:pPr>
               <w:pStyle w:val="Compact"/>
               <w:jc w:val="left"/>
-              <w:ind w:left="0" w:firstLine="0" w:right="0"/>
-              <w:spacing w:lineRule="auto" w:after="40" w:line="240" w:before="40"/>
+              <w:ind w:left="0" w:right="0" w:firstLine="0"/>
+              <w:spacing w:before="40" w:after="40" w:lineRule="auto" w:line="240"/>
             </w:pPr>
             <w:r>
               <w:t xml:space="preserve">EMIT, for a block view written as a fenced</w:t>
@@ -3928,8 +3928,8 @@
             <w:pPr>
               <w:pStyle w:val="Compact"/>
               <w:jc w:val="left"/>
-              <w:ind w:left="0" w:firstLine="0" w:right="0"/>
-              <w:spacing w:lineRule="auto" w:after="40" w:line="240" w:before="40"/>
+              <w:ind w:left="0" w:right="0" w:firstLine="0"/>
+              <w:spacing w:before="40" w:after="40" w:lineRule="auto" w:line="240"/>
             </w:pPr>
             <w:r>
               <w:rPr>
@@ -3945,8 +3945,8 @@
             <w:pPr>
               <w:pStyle w:val="Compact"/>
               <w:jc w:val="left"/>
-              <w:ind w:left="0" w:firstLine="0" w:right="0"/>
-              <w:spacing w:lineRule="auto" w:after="40" w:line="240" w:before="40"/>
+              <w:ind w:left="0" w:right="0" w:firstLine="0"/>
+              <w:spacing w:before="40" w:after="40" w:lineRule="auto" w:line="240"/>
             </w:pPr>
             <w:r>
               <w:t xml:space="preserve">relation</w:t>
@@ -3959,8 +3959,8 @@
             <w:pPr>
               <w:pStyle w:val="Compact"/>
               <w:jc w:val="left"/>
-              <w:ind w:left="0" w:firstLine="0" w:right="0"/>
-              <w:spacing w:lineRule="auto" w:after="40" w:line="240" w:before="40"/>
+              <w:ind w:left="0" w:right="0" w:firstLine="0"/>
+              <w:spacing w:before="40" w:after="40" w:lineRule="auto" w:line="240"/>
             </w:pPr>
             <w:r>
               <w:t xml:space="preserve">render</w:t>
@@ -3973,8 +3973,8 @@
             <w:pPr>
               <w:pStyle w:val="Compact"/>
               <w:jc w:val="left"/>
-              <w:ind w:left="0" w:firstLine="0" w:right="0"/>
-              <w:spacing w:lineRule="auto" w:after="40" w:line="240" w:before="40"/>
+              <w:ind w:left="0" w:right="0" w:firstLine="0"/>
+              <w:spacing w:before="40" w:after="40" w:lineRule="auto" w:line="240"/>
             </w:pPr>
             <w:r>
               <w:t xml:space="preserve">display string (or</w:t>
@@ -3999,8 +3999,8 @@
             <w:pPr>
               <w:pStyle w:val="Compact"/>
               <w:jc w:val="left"/>
-              <w:ind w:left="0" w:firstLine="0" w:right="0"/>
-              <w:spacing w:lineRule="auto" w:after="40" w:line="240" w:before="40"/>
+              <w:ind w:left="0" w:right="0" w:firstLine="0"/>
+              <w:spacing w:before="40" w:after="40" w:lineRule="auto" w:line="240"/>
             </w:pPr>
             <w:r>
               <w:t xml:space="preserve">EMIT, to produce the visible text of a link of this relation type.</w:t>
@@ -4015,8 +4015,8 @@
             <w:pPr>
               <w:pStyle w:val="Compact"/>
               <w:jc w:val="left"/>
-              <w:ind w:left="0" w:firstLine="0" w:right="0"/>
-              <w:spacing w:lineRule="auto" w:after="40" w:line="240" w:before="40"/>
+              <w:ind w:left="0" w:right="0" w:firstLine="0"/>
+              <w:spacing w:before="40" w:after="40" w:lineRule="auto" w:line="240"/>
             </w:pPr>
             <w:r>
               <w:rPr>
@@ -4032,8 +4032,8 @@
             <w:pPr>
               <w:pStyle w:val="Compact"/>
               <w:jc w:val="left"/>
-              <w:ind w:left="0" w:firstLine="0" w:right="0"/>
-              <w:spacing w:lineRule="auto" w:after="40" w:line="240" w:before="40"/>
+              <w:ind w:left="0" w:right="0" w:firstLine="0"/>
+              <w:spacing w:before="40" w:after="40" w:lineRule="auto" w:line="240"/>
             </w:pPr>
             <w:r>
               <w:t xml:space="preserve">analyze</w:t>
@@ -4046,8 +4046,8 @@
             <w:pPr>
               <w:pStyle w:val="Compact"/>
               <w:jc w:val="left"/>
-              <w:ind w:left="0" w:firstLine="0" w:right="0"/>
-              <w:spacing w:lineRule="auto" w:after="40" w:line="240" w:before="40"/>
+              <w:ind w:left="0" w:right="0" w:firstLine="0"/>
+              <w:spacing w:before="40" w:after="40" w:lineRule="auto" w:line="240"/>
             </w:pPr>
             <w:r>
               <w:t xml:space="preserve">render</w:t>
@@ -4060,8 +4060,8 @@
             <w:pPr>
               <w:pStyle w:val="Compact"/>
               <w:jc w:val="left"/>
-              <w:ind w:left="0" w:firstLine="0" w:right="0"/>
-              <w:spacing w:lineRule="auto" w:after="40" w:line="240" w:before="40"/>
+              <w:ind w:left="0" w:right="0" w:firstLine="0"/>
+              <w:spacing w:before="40" w:after="40" w:lineRule="auto" w:line="240"/>
             </w:pPr>
             <w:r>
               <w:t xml:space="preserve">diagnostic string</w:t>
@@ -4074,8 +4074,8 @@
             <w:pPr>
               <w:pStyle w:val="Compact"/>
               <w:jc w:val="left"/>
-              <w:ind w:left="0" w:firstLine="0" w:right="0"/>
-              <w:spacing w:lineRule="auto" w:after="40" w:line="240" w:before="40"/>
+              <w:ind w:left="0" w:right="0" w:firstLine="0"/>
+              <w:spacing w:before="40" w:after="40" w:lineRule="auto" w:line="240"/>
             </w:pPr>
             <w:r>
               <w:t xml:space="preserve">ANALYZE, once per row the SQL view returns.</w:t>
@@ -4090,8 +4090,8 @@
             <w:pPr>
               <w:pStyle w:val="Compact"/>
               <w:jc w:val="left"/>
-              <w:ind w:left="0" w:firstLine="0" w:right="0"/>
-              <w:spacing w:lineRule="auto" w:after="40" w:line="240" w:before="40"/>
+              <w:ind w:left="0" w:right="0" w:firstLine="0"/>
+              <w:spacing w:before="40" w:after="40" w:lineRule="auto" w:line="240"/>
             </w:pPr>
             <w:r>
               <w:rPr>
@@ -4107,8 +4107,8 @@
             <w:pPr>
               <w:pStyle w:val="Compact"/>
               <w:jc w:val="left"/>
-              <w:ind w:left="0" w:firstLine="0" w:right="0"/>
-              <w:spacing w:lineRule="auto" w:after="40" w:line="240" w:before="40"/>
+              <w:ind w:left="0" w:right="0" w:firstLine="0"/>
+              <w:spacing w:before="40" w:after="40" w:lineRule="auto" w:line="240"/>
             </w:pPr>
             <w:r>
               <w:t xml:space="preserve">view</w:t>
@@ -4121,8 +4121,8 @@
             <w:pPr>
               <w:pStyle w:val="Compact"/>
               <w:jc w:val="left"/>
-              <w:ind w:left="0" w:firstLine="0" w:right="0"/>
-              <w:spacing w:lineRule="auto" w:after="40" w:line="240" w:before="40"/>
+              <w:ind w:left="0" w:right="0" w:firstLine="0"/>
+              <w:spacing w:before="40" w:after="40" w:lineRule="auto" w:line="240"/>
             </w:pPr>
             <w:r>
               <w:t xml:space="preserve">data</w:t>
@@ -4135,8 +4135,8 @@
             <w:pPr>
               <w:pStyle w:val="Compact"/>
               <w:jc w:val="left"/>
-              <w:ind w:left="0" w:firstLine="0" w:right="0"/>
-              <w:spacing w:lineRule="auto" w:after="40" w:line="240" w:before="40"/>
+              <w:ind w:left="0" w:right="0" w:firstLine="0"/>
+              <w:spacing w:before="40" w:after="40" w:lineRule="auto" w:line="240"/>
             </w:pPr>
             <w:r>
               <w:rPr>
@@ -4152,8 +4152,8 @@
             <w:pPr>
               <w:pStyle w:val="Compact"/>
               <w:jc w:val="left"/>
-              <w:ind w:left="0" w:firstLine="0" w:right="0"/>
-              <w:spacing w:lineRule="auto" w:after="40" w:line="240" w:before="40"/>
+              <w:ind w:left="0" w:right="0" w:firstLine="0"/>
+              <w:spacing w:before="40" w:after="40" w:lineRule="auto" w:line="240"/>
             </w:pPr>
             <w:r>
               <w:t xml:space="preserve">When a chart/data view needs its dataset (</w:t>
@@ -4177,8 +4177,8 @@
             <w:pPr>
               <w:pStyle w:val="Compact"/>
               <w:jc w:val="left"/>
-              <w:ind w:left="0" w:firstLine="0" w:right="0"/>
-              <w:spacing w:lineRule="auto" w:after="40" w:line="240" w:before="40"/>
+              <w:ind w:left="0" w:right="0" w:firstLine="0"/>
+              <w:spacing w:before="40" w:after="40" w:lineRule="auto" w:line="240"/>
             </w:pPr>
             <w:r>
               <w:rPr>
@@ -4194,8 +4194,8 @@
             <w:pPr>
               <w:pStyle w:val="Compact"/>
               <w:jc w:val="left"/>
-              <w:ind w:left="0" w:firstLine="0" w:right="0"/>
-              <w:spacing w:lineRule="auto" w:after="40" w:line="240" w:before="40"/>
+              <w:ind w:left="0" w:right="0" w:firstLine="0"/>
+              <w:spacing w:before="40" w:after="40" w:lineRule="auto" w:line="240"/>
             </w:pPr>
             <w:r>
               <w:t xml:space="preserve">view</w:t>
@@ -4208,8 +4208,8 @@
             <w:pPr>
               <w:pStyle w:val="Compact"/>
               <w:jc w:val="left"/>
-              <w:ind w:left="0" w:firstLine="0" w:right="0"/>
-              <w:spacing w:lineRule="auto" w:after="40" w:line="240" w:before="40"/>
+              <w:ind w:left="0" w:right="0" w:firstLine="0"/>
+              <w:spacing w:before="40" w:after="40" w:lineRule="auto" w:line="240"/>
             </w:pPr>
             <w:r>
               <w:t xml:space="preserve">data</w:t>
@@ -4222,8 +4222,8 @@
             <w:pPr>
               <w:pStyle w:val="Compact"/>
               <w:jc w:val="left"/>
-              <w:ind w:left="0" w:firstLine="0" w:right="0"/>
-              <w:spacing w:lineRule="auto" w:after="40" w:line="240" w:before="40"/>
+              <w:ind w:left="0" w:right="0" w:firstLine="0"/>
+              <w:spacing w:before="40" w:after="40" w:lineRule="auto" w:line="240"/>
             </w:pPr>
             <w:r>
               <w:t xml:space="preserve">Pandoc Block</w:t>
@@ -4236,8 +4236,8 @@
             <w:pPr>
               <w:pStyle w:val="Compact"/>
               <w:jc w:val="left"/>
-              <w:ind w:left="0" w:firstLine="0" w:right="0"/>
-              <w:spacing w:lineRule="auto" w:after="40" w:line="240" w:before="40"/>
+              <w:ind w:left="0" w:right="0" w:firstLine="0"/>
+              <w:spacing w:before="40" w:after="40" w:lineRule="auto" w:line="240"/>
             </w:pPr>
             <w:r>
               <w:t xml:space="preserve">When a</w:t>
@@ -4267,8 +4267,8 @@
             <w:pPr>
               <w:pStyle w:val="Compact"/>
               <w:jc w:val="left"/>
-              <w:ind w:left="0" w:firstLine="0" w:right="0"/>
-              <w:spacing w:lineRule="auto" w:after="40" w:line="240" w:before="40"/>
+              <w:ind w:left="0" w:right="0" w:firstLine="0"/>
+              <w:spacing w:before="40" w:after="40" w:lineRule="auto" w:line="240"/>
             </w:pPr>
             <w:r>
               <w:rPr>
@@ -4284,8 +4284,8 @@
             <w:pPr>
               <w:pStyle w:val="Compact"/>
               <w:jc w:val="left"/>
-              <w:ind w:left="0" w:firstLine="0" w:right="0"/>
-              <w:spacing w:lineRule="auto" w:after="40" w:line="240" w:before="40"/>
+              <w:ind w:left="0" w:right="0" w:firstLine="0"/>
+              <w:spacing w:before="40" w:after="40" w:lineRule="auto" w:line="240"/>
             </w:pPr>
             <w:r>
               <w:t xml:space="preserve">float</w:t>
@@ -4298,8 +4298,8 @@
             <w:pPr>
               <w:pStyle w:val="Compact"/>
               <w:jc w:val="left"/>
-              <w:ind w:left="0" w:firstLine="0" w:right="0"/>
-              <w:spacing w:lineRule="auto" w:after="40" w:line="240" w:before="40"/>
+              <w:ind w:left="0" w:right="0" w:firstLine="0"/>
+              <w:spacing w:before="40" w:after="40" w:lineRule="auto" w:line="240"/>
             </w:pPr>
             <w:r>
               <w:t xml:space="preserve">data</w:t>
@@ -4312,8 +4312,8 @@
             <w:pPr>
               <w:pStyle w:val="Compact"/>
               <w:jc w:val="left"/>
-              <w:ind w:left="0" w:firstLine="0" w:right="0"/>
-              <w:spacing w:lineRule="auto" w:after="40" w:line="240" w:before="40"/>
+              <w:ind w:left="0" w:right="0" w:firstLine="0"/>
+              <w:spacing w:before="40" w:after="40" w:lineRule="auto" w:line="240"/>
             </w:pPr>
             <w:r>
               <w:t xml:space="preserve">resolved-AST string</w:t>
@@ -4326,8 +4326,8 @@
             <w:pPr>
               <w:pStyle w:val="Compact"/>
               <w:jc w:val="left"/>
-              <w:ind w:left="0" w:firstLine="0" w:right="0"/>
-              <w:spacing w:lineRule="auto" w:after="40" w:line="240" w:before="40"/>
+              <w:ind w:left="0" w:right="0" w:firstLine="0"/>
+              <w:spacing w:before="40" w:after="40" w:lineRule="auto" w:line="240"/>
             </w:pPr>
             <w:r>
               <w:t xml:space="preserve">TRANSFORM, to resolve a float internally (</w:t>
@@ -4363,8 +4363,8 @@
             <w:pPr>
               <w:pStyle w:val="Compact"/>
               <w:jc w:val="left"/>
-              <w:ind w:left="0" w:firstLine="0" w:right="0"/>
-              <w:spacing w:lineRule="auto" w:after="40" w:line="240" w:before="40"/>
+              <w:ind w:left="0" w:right="0" w:firstLine="0"/>
+              <w:spacing w:before="40" w:after="40" w:lineRule="auto" w:line="240"/>
             </w:pPr>
             <w:r>
               <w:rPr>
@@ -4380,8 +4380,8 @@
             <w:pPr>
               <w:pStyle w:val="Compact"/>
               <w:jc w:val="left"/>
-              <w:ind w:left="0" w:firstLine="0" w:right="0"/>
-              <w:spacing w:lineRule="auto" w:after="40" w:line="240" w:before="40"/>
+              <w:ind w:left="0" w:right="0" w:firstLine="0"/>
+              <w:spacing w:before="40" w:after="40" w:lineRule="auto" w:line="240"/>
             </w:pPr>
             <w:r>
               <w:t xml:space="preserve">float</w:t>
@@ -4394,8 +4394,8 @@
             <w:pPr>
               <w:pStyle w:val="Compact"/>
               <w:jc w:val="left"/>
-              <w:ind w:left="0" w:firstLine="0" w:right="0"/>
-              <w:spacing w:lineRule="auto" w:after="40" w:line="240" w:before="40"/>
+              <w:ind w:left="0" w:right="0" w:firstLine="0"/>
+              <w:spacing w:before="40" w:after="40" w:lineRule="auto" w:line="240"/>
             </w:pPr>
             <w:r>
               <w:t xml:space="preserve">data</w:t>
@@ -4408,8 +4408,8 @@
             <w:pPr>
               <w:pStyle w:val="Compact"/>
               <w:jc w:val="left"/>
-              <w:ind w:left="0" w:firstLine="0" w:right="0"/>
-              <w:spacing w:lineRule="auto" w:after="40" w:line="240" w:before="40"/>
+              <w:ind w:left="0" w:right="0" w:firstLine="0"/>
+              <w:spacing w:before="40" w:after="40" w:lineRule="auto" w:line="240"/>
             </w:pPr>
             <w:r>
               <w:t xml:space="preserve">task table (or</w:t>
@@ -4437,8 +4437,8 @@
             <w:pPr>
               <w:pStyle w:val="Compact"/>
               <w:jc w:val="left"/>
-              <w:ind w:left="0" w:firstLine="0" w:right="0"/>
-              <w:spacing w:lineRule="auto" w:after="40" w:line="240" w:before="40"/>
+              <w:ind w:left="0" w:right="0" w:firstLine="0"/>
+              <w:spacing w:before="40" w:after="40" w:lineRule="auto" w:line="240"/>
             </w:pPr>
             <w:r>
               <w:t xml:space="preserve">TRANSFORM, to spawn an external tool (</w:t>
@@ -4474,8 +4474,8 @@
             <w:pPr>
               <w:pStyle w:val="Compact"/>
               <w:jc w:val="left"/>
-              <w:ind w:left="0" w:firstLine="0" w:right="0"/>
-              <w:spacing w:lineRule="auto" w:after="40" w:line="240" w:before="40"/>
+              <w:ind w:left="0" w:right="0" w:firstLine="0"/>
+              <w:spacing w:before="40" w:after="40" w:lineRule="auto" w:line="240"/>
             </w:pPr>
             <w:r>
               <w:rPr>
@@ -4491,8 +4491,8 @@
             <w:pPr>
               <w:pStyle w:val="Compact"/>
               <w:jc w:val="left"/>
-              <w:ind w:left="0" w:firstLine="0" w:right="0"/>
-              <w:spacing w:lineRule="auto" w:after="40" w:line="240" w:before="40"/>
+              <w:ind w:left="0" w:right="0" w:firstLine="0"/>
+              <w:spacing w:before="40" w:after="40" w:lineRule="auto" w:line="240"/>
             </w:pPr>
             <w:r>
               <w:t xml:space="preserve">float</w:t>
@@ -4505,8 +4505,8 @@
             <w:pPr>
               <w:pStyle w:val="Compact"/>
               <w:jc w:val="left"/>
-              <w:ind w:left="0" w:firstLine="0" w:right="0"/>
-              <w:spacing w:lineRule="auto" w:after="40" w:line="240" w:before="40"/>
+              <w:ind w:left="0" w:right="0" w:firstLine="0"/>
+              <w:spacing w:before="40" w:after="40" w:lineRule="auto" w:line="240"/>
             </w:pPr>
             <w:r>
               <w:t xml:space="preserve">data</w:t>
@@ -4519,8 +4519,8 @@
             <w:pPr>
               <w:pStyle w:val="Compact"/>
               <w:jc w:val="left"/>
-              <w:ind w:left="0" w:firstLine="0" w:right="0"/>
-              <w:spacing w:lineRule="auto" w:after="40" w:line="240" w:before="40"/>
+              <w:ind w:left="0" w:right="0" w:firstLine="0"/>
+              <w:spacing w:before="40" w:after="40" w:lineRule="auto" w:line="240"/>
             </w:pPr>
             <w:r>
               <w:t xml:space="preserve">(writes resolved AST)</w:t>
@@ -4533,8 +4533,8 @@
             <w:pPr>
               <w:pStyle w:val="Compact"/>
               <w:jc w:val="left"/>
-              <w:ind w:left="0" w:firstLine="0" w:right="0"/>
-              <w:spacing w:lineRule="auto" w:after="40" w:line="240" w:before="40"/>
+              <w:ind w:left="0" w:right="0" w:firstLine="0"/>
+              <w:spacing w:before="40" w:after="40" w:lineRule="auto" w:line="240"/>
             </w:pPr>
             <w:r>
               <w:t xml:space="preserve">After the external tool finishes (</w:t>
@@ -4582,8 +4582,8 @@
             <w:pPr>
               <w:pStyle w:val="Compact"/>
               <w:jc w:val="left"/>
-              <w:ind w:left="0" w:firstLine="0" w:right="0"/>
-              <w:spacing w:lineRule="auto" w:after="40" w:line="240" w:before="40"/>
+              <w:ind w:left="0" w:right="0" w:firstLine="0"/>
+              <w:spacing w:before="40" w:after="40" w:lineRule="auto" w:line="240"/>
             </w:pPr>
             <w:r>
               <w:rPr>
@@ -4599,8 +4599,8 @@
             <w:pPr>
               <w:pStyle w:val="Compact"/>
               <w:jc w:val="left"/>
-              <w:ind w:left="0" w:firstLine="0" w:right="0"/>
-              <w:spacing w:lineRule="auto" w:after="40" w:line="240" w:before="40"/>
+              <w:ind w:left="0" w:right="0" w:firstLine="0"/>
+              <w:spacing w:before="40" w:after="40" w:lineRule="auto" w:line="240"/>
             </w:pPr>
             <w:r>
               <w:t xml:space="preserve">relation</w:t>
@@ -4613,8 +4613,8 @@
             <w:pPr>
               <w:pStyle w:val="Compact"/>
               <w:jc w:val="left"/>
-              <w:ind w:left="0" w:firstLine="0" w:right="0"/>
-              <w:spacing w:lineRule="auto" w:after="40" w:line="240" w:before="40"/>
+              <w:ind w:left="0" w:right="0" w:firstLine="0"/>
+              <w:spacing w:before="40" w:after="40" w:lineRule="auto" w:line="240"/>
             </w:pPr>
             <w:r>
               <w:t xml:space="preserve">data</w:t>
@@ -4627,8 +4627,8 @@
             <w:pPr>
               <w:pStyle w:val="Compact"/>
               <w:jc w:val="left"/>
-              <w:ind w:left="0" w:firstLine="0" w:right="0"/>
-              <w:spacing w:lineRule="auto" w:after="40" w:line="240" w:before="40"/>
+              <w:ind w:left="0" w:right="0" w:firstLine="0"/>
+              <w:spacing w:before="40" w:after="40" w:lineRule="auto" w:line="240"/>
             </w:pPr>
             <w:r>
               <w:rPr>
@@ -4644,8 +4644,8 @@
             <w:pPr>
               <w:pStyle w:val="Compact"/>
               <w:jc w:val="left"/>
-              <w:ind w:left="0" w:firstLine="0" w:right="0"/>
-              <w:spacing w:lineRule="auto" w:after="40" w:line="240" w:before="40"/>
+              <w:ind w:left="0" w:right="0" w:firstLine="0"/>
+              <w:spacing w:before="40" w:after="40" w:lineRule="auto" w:line="240"/>
             </w:pPr>
             <w:r>
               <w:t xml:space="preserve">ANALYZE, to resolve a link of this relation type (</w:t>
@@ -4740,7 +4740,7 @@
     </w:p>
     <w:p>
       <w:pPr>
-        <w:spacing w:after="0" w:line="20" w:lineRule="exact" w:before="0"/>
+        <w:spacing w:line="20" w:after="0" w:lineRule="exact" w:before="0"/>
         <w:rPr>
           <w:sz w:val="2"/>
         </w:rPr>
@@ -4782,12 +4782,12 @@
         <w:tblLook w:firstRow="1" w:lastRow="0" w:firstColumn="0" w:lastColumn="0" w:noHBand="0" w:noVBand="0" w:val="0020"/>
         <w:jc w:val="start"/>
         <w:tblBorders>
-          <w:top w:color="000000" w:sz="6" w:val="single" w:space="0"/>
-          <w:left w:color="000000" w:sz="6" w:val="single" w:space="0"/>
-          <w:bottom w:color="000000" w:sz="6" w:val="single" w:space="0"/>
-          <w:right w:color="000000" w:sz="6" w:val="single" w:space="0"/>
-          <w:insideH w:color="000000" w:sz="6" w:val="single" w:space="0"/>
-          <w:insideV w:color="000000" w:sz="6" w:val="single" w:space="0"/>
+          <w:top w:color="000000" w:val="single" w:space="0" w:sz="6"/>
+          <w:left w:color="000000" w:val="single" w:space="0" w:sz="6"/>
+          <w:bottom w:color="000000" w:val="single" w:space="0" w:sz="6"/>
+          <w:right w:color="000000" w:val="single" w:space="0" w:sz="6"/>
+          <w:insideH w:color="000000" w:val="single" w:space="0" w:sz="6"/>
+          <w:insideV w:color="000000" w:val="single" w:space="0" w:sz="6"/>
         </w:tblBorders>
         <w:tblCellMar>
           <w:top w:type="dxa" w:w="57"/>
@@ -4812,8 +4812,8 @@
             <w:pPr>
               <w:pStyle w:val="Compact"/>
               <w:jc w:val="left"/>
-              <w:ind w:left="0" w:firstLine="0" w:right="0"/>
-              <w:spacing w:lineRule="auto" w:after="40" w:line="240" w:before="40"/>
+              <w:ind w:left="0" w:right="0" w:firstLine="0"/>
+              <w:spacing w:before="40" w:after="40" w:lineRule="auto" w:line="240"/>
             </w:pPr>
             <w:r>
               <w:rPr>
@@ -4831,8 +4831,8 @@
             <w:pPr>
               <w:pStyle w:val="Compact"/>
               <w:jc w:val="left"/>
-              <w:ind w:left="0" w:firstLine="0" w:right="0"/>
-              <w:spacing w:lineRule="auto" w:after="40" w:line="240" w:before="40"/>
+              <w:ind w:left="0" w:right="0" w:firstLine="0"/>
+              <w:spacing w:before="40" w:after="40" w:lineRule="auto" w:line="240"/>
             </w:pPr>
             <w:r>
               <w:rPr>
@@ -4850,8 +4850,8 @@
             <w:pPr>
               <w:pStyle w:val="Compact"/>
               <w:jc w:val="left"/>
-              <w:ind w:left="0" w:firstLine="0" w:right="0"/>
-              <w:spacing w:lineRule="auto" w:after="40" w:line="240" w:before="40"/>
+              <w:ind w:left="0" w:right="0" w:firstLine="0"/>
+              <w:spacing w:before="40" w:after="40" w:lineRule="auto" w:line="240"/>
             </w:pPr>
             <w:r>
               <w:rPr>
@@ -4867,8 +4867,8 @@
             <w:pPr>
               <w:pStyle w:val="Compact"/>
               <w:jc w:val="left"/>
-              <w:ind w:left="0" w:firstLine="0" w:right="0"/>
-              <w:spacing w:lineRule="auto" w:after="40" w:line="240" w:before="40"/>
+              <w:ind w:left="0" w:right="0" w:firstLine="0"/>
+              <w:spacing w:before="40" w:after="40" w:lineRule="auto" w:line="240"/>
             </w:pPr>
             <w:r>
               <w:t xml:space="preserve">The hook-specific payload. Examples include an object, float, view parameters, relation target, or analyze-query row.</w:t>
@@ -4883,8 +4883,8 @@
             <w:pPr>
               <w:pStyle w:val="Compact"/>
               <w:jc w:val="left"/>
-              <w:ind w:left="0" w:firstLine="0" w:right="0"/>
-              <w:spacing w:lineRule="auto" w:after="40" w:line="240" w:before="40"/>
+              <w:ind w:left="0" w:right="0" w:firstLine="0"/>
+              <w:spacing w:before="40" w:after="40" w:lineRule="auto" w:line="240"/>
             </w:pPr>
             <w:r>
               <w:rPr>
@@ -4900,8 +4900,8 @@
             <w:pPr>
               <w:pStyle w:val="Compact"/>
               <w:jc w:val="left"/>
-              <w:ind w:left="0" w:firstLine="0" w:right="0"/>
-              <w:spacing w:lineRule="auto" w:after="40" w:line="240" w:before="40"/>
+              <w:ind w:left="0" w:right="0" w:firstLine="0"/>
+              <w:spacing w:before="40" w:after="40" w:lineRule="auto" w:line="240"/>
             </w:pPr>
             <w:r>
               <w:t xml:space="preserve">The</w:t>
@@ -4931,8 +4931,8 @@
             <w:pPr>
               <w:pStyle w:val="Compact"/>
               <w:jc w:val="left"/>
-              <w:ind w:left="0" w:firstLine="0" w:right="0"/>
-              <w:spacing w:lineRule="auto" w:after="40" w:line="240" w:before="40"/>
+              <w:ind w:left="0" w:right="0" w:firstLine="0"/>
+              <w:spacing w:before="40" w:after="40" w:lineRule="auto" w:line="240"/>
             </w:pPr>
             <w:r>
               <w:rPr>
@@ -4948,8 +4948,8 @@
             <w:pPr>
               <w:pStyle w:val="Compact"/>
               <w:jc w:val="left"/>
-              <w:ind w:left="0" w:firstLine="0" w:right="0"/>
-              <w:spacing w:lineRule="auto" w:after="40" w:line="240" w:before="40"/>
+              <w:ind w:left="0" w:right="0" w:firstLine="0"/>
+              <w:spacing w:before="40" w:after="40" w:lineRule="auto" w:line="240"/>
             </w:pPr>
             <w:r>
               <w:t xml:space="preserve">Identifier of the specification being processed. Present on both tiers.</w:t>
@@ -4964,8 +4964,8 @@
             <w:pPr>
               <w:pStyle w:val="Compact"/>
               <w:jc w:val="left"/>
-              <w:ind w:left="0" w:firstLine="0" w:right="0"/>
-              <w:spacing w:lineRule="auto" w:after="40" w:line="240" w:before="40"/>
+              <w:ind w:left="0" w:right="0" w:firstLine="0"/>
+              <w:spacing w:before="40" w:after="40" w:lineRule="auto" w:line="240"/>
             </w:pPr>
             <w:r>
               <w:rPr>
@@ -4981,8 +4981,8 @@
             <w:pPr>
               <w:pStyle w:val="Compact"/>
               <w:jc w:val="left"/>
-              <w:ind w:left="0" w:firstLine="0" w:right="0"/>
-              <w:spacing w:lineRule="auto" w:after="40" w:line="240" w:before="40"/>
+              <w:ind w:left="0" w:right="0" w:firstLine="0"/>
+              <w:spacing w:before="40" w:after="40" w:lineRule="auto" w:line="240"/>
             </w:pPr>
             <w:r>
               <w:t xml:space="preserve">Logger (</w:t>
@@ -5018,8 +5018,8 @@
             <w:pPr>
               <w:pStyle w:val="Compact"/>
               <w:jc w:val="left"/>
-              <w:ind w:left="0" w:firstLine="0" w:right="0"/>
-              <w:spacing w:lineRule="auto" w:after="40" w:line="240" w:before="40"/>
+              <w:ind w:left="0" w:right="0" w:firstLine="0"/>
+              <w:spacing w:before="40" w:after="40" w:lineRule="auto" w:line="240"/>
             </w:pPr>
             <w:r>
               <w:rPr>
@@ -5035,8 +5035,8 @@
             <w:pPr>
               <w:pStyle w:val="Compact"/>
               <w:jc w:val="left"/>
-              <w:ind w:left="0" w:firstLine="0" w:right="0"/>
-              <w:spacing w:lineRule="auto" w:after="40" w:line="240" w:before="40"/>
+              <w:ind w:left="0" w:right="0" w:firstLine="0"/>
+              <w:spacing w:before="40" w:after="40" w:lineRule="auto" w:line="240"/>
             </w:pPr>
             <w:r>
               <w:t xml:space="preserve">The Pandoc module.</w:t>
@@ -5067,8 +5067,8 @@
             <w:pPr>
               <w:pStyle w:val="Compact"/>
               <w:jc w:val="left"/>
-              <w:ind w:left="0" w:firstLine="0" w:right="0"/>
-              <w:spacing w:lineRule="auto" w:after="40" w:line="240" w:before="40"/>
+              <w:ind w:left="0" w:right="0" w:firstLine="0"/>
+              <w:spacing w:before="40" w:after="40" w:lineRule="auto" w:line="240"/>
             </w:pPr>
             <w:r>
               <w:rPr>
@@ -5084,8 +5084,8 @@
             <w:pPr>
               <w:pStyle w:val="Compact"/>
               <w:jc w:val="left"/>
-              <w:ind w:left="0" w:firstLine="0" w:right="0"/>
-              <w:spacing w:lineRule="auto" w:after="40" w:line="240" w:before="40"/>
+              <w:ind w:left="0" w:right="0" w:firstLine="0"/>
+              <w:spacing w:before="40" w:after="40" w:lineRule="auto" w:line="240"/>
             </w:pPr>
             <w:r>
               <w:t xml:space="preserve">Target output format (</w:t>
@@ -5155,8 +5155,8 @@
             <w:pPr>
               <w:pStyle w:val="Compact"/>
               <w:jc w:val="left"/>
-              <w:ind w:left="0" w:firstLine="0" w:right="0"/>
-              <w:spacing w:lineRule="auto" w:after="40" w:line="240" w:before="40"/>
+              <w:ind w:left="0" w:right="0" w:firstLine="0"/>
+              <w:spacing w:before="40" w:after="40" w:lineRule="auto" w:line="240"/>
             </w:pPr>
             <w:r>
               <w:rPr>
@@ -5196,8 +5196,8 @@
             <w:pPr>
               <w:pStyle w:val="Compact"/>
               <w:jc w:val="left"/>
-              <w:ind w:left="0" w:firstLine="0" w:right="0"/>
-              <w:spacing w:lineRule="auto" w:after="40" w:line="240" w:before="40"/>
+              <w:ind w:left="0" w:right="0" w:firstLine="0"/>
+              <w:spacing w:before="40" w:after="40" w:lineRule="auto" w:line="240"/>
             </w:pPr>
             <w:r>
               <w:t xml:space="preserve">Diagnostics sink, model name, and project config. These fields are always in the render tier. A data context contains them when available.</w:t>
@@ -5212,8 +5212,8 @@
             <w:pPr>
               <w:pStyle w:val="Compact"/>
               <w:jc w:val="left"/>
-              <w:ind w:left="0" w:firstLine="0" w:right="0"/>
-              <w:spacing w:lineRule="auto" w:after="40" w:line="240" w:before="40"/>
+              <w:ind w:left="0" w:right="0" w:firstLine="0"/>
+              <w:spacing w:before="40" w:after="40" w:lineRule="auto" w:line="240"/>
             </w:pPr>
             <w:r>
               <w:rPr>
@@ -5229,8 +5229,8 @@
             <w:pPr>
               <w:pStyle w:val="Compact"/>
               <w:jc w:val="left"/>
-              <w:ind w:left="0" w:firstLine="0" w:right="0"/>
-              <w:spacing w:lineRule="auto" w:after="40" w:line="240" w:before="40"/>
+              <w:ind w:left="0" w:right="0" w:firstLine="0"/>
+              <w:spacing w:before="40" w:after="40" w:lineRule="auto" w:line="240"/>
             </w:pPr>
             <w:r>
               <w:t xml:space="preserve">The registry, for cross-hook dispatch (e.g. </w:t>
@@ -5317,7 +5317,7 @@
     </w:p>
     <w:p>
       <w:pPr>
-        <w:spacing w:after="0" w:line="20" w:lineRule="exact" w:before="0"/>
+        <w:spacing w:line="20" w:after="0" w:lineRule="exact" w:before="0"/>
         <w:rPr>
           <w:sz w:val="2"/>
         </w:rPr>
@@ -7593,7 +7593,7 @@
     </w:p>
     <w:p>
       <w:pPr>
-        <w:spacing w:after="0" w:line="20" w:lineRule="exact" w:before="0"/>
+        <w:spacing w:line="20" w:after="0" w:lineRule="exact" w:before="0"/>
         <w:rPr>
           <w:sz w:val="2"/>
         </w:rPr>
@@ -7803,7 +7803,7 @@
     </w:p>
     <w:p>
       <w:pPr>
-        <w:spacing w:after="0" w:line="20" w:lineRule="exact" w:before="0"/>
+        <w:spacing w:line="20" w:after="0" w:lineRule="exact" w:before="0"/>
         <w:rPr>
           <w:sz w:val="2"/>
         </w:rPr>
@@ -8344,7 +8344,7 @@
     </w:p>
     <w:p>
       <w:pPr>
-        <w:spacing w:after="0" w:line="20" w:lineRule="exact" w:before="0"/>
+        <w:spacing w:line="20" w:after="0" w:lineRule="exact" w:before="0"/>
         <w:rPr>
           <w:sz w:val="2"/>
         </w:rPr>
@@ -9371,7 +9371,7 @@
     </w:p>
     <w:p>
       <w:pPr>
-        <w:spacing w:after="0" w:line="20" w:lineRule="exact" w:before="0"/>
+        <w:spacing w:line="20" w:after="0" w:lineRule="exact" w:before="0"/>
         <w:rPr>
           <w:sz w:val="2"/>
         </w:rPr>
@@ -10546,7 +10546,7 @@
     </w:p>
     <w:p>
       <w:pPr>
-        <w:spacing w:after="0" w:line="20" w:lineRule="exact" w:before="0"/>
+        <w:spacing w:line="20" w:after="0" w:lineRule="exact" w:before="0"/>
         <w:rPr>
           <w:sz w:val="2"/>
         </w:rPr>
@@ -12853,7 +12853,7 @@
     </w:p>
     <w:p>
       <w:pPr>
-        <w:spacing w:after="0" w:line="20" w:lineRule="exact" w:before="0"/>
+        <w:spacing w:line="20" w:after="0" w:lineRule="exact" w:before="0"/>
         <w:rPr>
           <w:sz w:val="2"/>
         </w:rPr>
@@ -13302,7 +13302,7 @@
     </w:p>
     <w:p>
       <w:pPr>
-        <w:spacing w:after="0" w:line="20" w:lineRule="exact" w:before="0"/>
+        <w:spacing w:line="20" w:after="0" w:lineRule="exact" w:before="0"/>
         <w:rPr>
           <w:sz w:val="2"/>
         </w:rPr>
@@ -13472,7 +13472,7 @@
     </w:p>
     <w:p>
       <w:pPr>
-        <w:spacing w:after="0" w:line="20" w:lineRule="exact" w:before="0"/>
+        <w:spacing w:line="20" w:after="0" w:lineRule="exact" w:before="0"/>
         <w:rPr>
           <w:sz w:val="2"/>
         </w:rPr>
@@ -14239,7 +14239,7 @@
     </w:p>
     <w:p>
       <w:pPr>
-        <w:spacing w:after="0" w:line="20" w:lineRule="exact" w:before="0"/>
+        <w:spacing w:line="20" w:after="0" w:lineRule="exact" w:before="0"/>
         <w:rPr>
           <w:sz w:val="2"/>
         </w:rPr>
@@ -14281,12 +14281,12 @@
         <w:tblLook w:firstRow="1" w:lastRow="0" w:firstColumn="0" w:lastColumn="0" w:noHBand="0" w:noVBand="0" w:val="0020"/>
         <w:jc w:val="start"/>
         <w:tblBorders>
-          <w:top w:color="000000" w:sz="6" w:val="single" w:space="0"/>
-          <w:left w:color="000000" w:sz="6" w:val="single" w:space="0"/>
-          <w:bottom w:color="000000" w:sz="6" w:val="single" w:space="0"/>
-          <w:right w:color="000000" w:sz="6" w:val="single" w:space="0"/>
-          <w:insideH w:color="000000" w:sz="6" w:val="single" w:space="0"/>
-          <w:insideV w:color="000000" w:sz="6" w:val="single" w:space="0"/>
+          <w:top w:color="000000" w:val="single" w:space="0" w:sz="6"/>
+          <w:left w:color="000000" w:val="single" w:space="0" w:sz="6"/>
+          <w:bottom w:color="000000" w:val="single" w:space="0" w:sz="6"/>
+          <w:right w:color="000000" w:val="single" w:space="0" w:sz="6"/>
+          <w:insideH w:color="000000" w:val="single" w:space="0" w:sz="6"/>
+          <w:insideV w:color="000000" w:val="single" w:space="0" w:sz="6"/>
         </w:tblBorders>
         <w:tblCellMar>
           <w:top w:type="dxa" w:w="57"/>
@@ -14313,8 +14313,8 @@
             <w:pPr>
               <w:pStyle w:val="Compact"/>
               <w:jc w:val="left"/>
-              <w:ind w:left="0" w:firstLine="0" w:right="0"/>
-              <w:spacing w:lineRule="auto" w:after="40" w:line="240" w:before="40"/>
+              <w:ind w:left="0" w:right="0" w:firstLine="0"/>
+              <w:spacing w:before="40" w:after="40" w:lineRule="auto" w:line="240"/>
             </w:pPr>
             <w:r>
               <w:rPr>
@@ -14332,8 +14332,8 @@
             <w:pPr>
               <w:pStyle w:val="Compact"/>
               <w:jc w:val="left"/>
-              <w:ind w:left="0" w:firstLine="0" w:right="0"/>
-              <w:spacing w:lineRule="auto" w:after="40" w:line="240" w:before="40"/>
+              <w:ind w:left="0" w:right="0" w:firstLine="0"/>
+              <w:spacing w:before="40" w:after="40" w:lineRule="auto" w:line="240"/>
             </w:pPr>
             <w:r>
               <w:rPr>
@@ -14351,8 +14351,8 @@
             <w:pPr>
               <w:pStyle w:val="Compact"/>
               <w:jc w:val="left"/>
-              <w:ind w:left="0" w:firstLine="0" w:right="0"/>
-              <w:spacing w:lineRule="auto" w:after="40" w:line="240" w:before="40"/>
+              <w:ind w:left="0" w:right="0" w:firstLine="0"/>
+              <w:spacing w:before="40" w:after="40" w:lineRule="auto" w:line="240"/>
             </w:pPr>
             <w:r>
               <w:rPr>
@@ -14370,8 +14370,8 @@
             <w:pPr>
               <w:pStyle w:val="Compact"/>
               <w:jc w:val="left"/>
-              <w:ind w:left="0" w:firstLine="0" w:right="0"/>
-              <w:spacing w:lineRule="auto" w:after="40" w:line="240" w:before="40"/>
+              <w:ind w:left="0" w:right="0" w:firstLine="0"/>
+              <w:spacing w:before="40" w:after="40" w:lineRule="auto" w:line="240"/>
             </w:pPr>
             <w:r>
               <w:rPr>
@@ -14389,8 +14389,8 @@
             <w:pPr>
               <w:pStyle w:val="Compact"/>
               <w:jc w:val="left"/>
-              <w:ind w:left="0" w:firstLine="0" w:right="0"/>
-              <w:spacing w:lineRule="auto" w:after="40" w:line="240" w:before="40"/>
+              <w:ind w:left="0" w:right="0" w:firstLine="0"/>
+              <w:spacing w:before="40" w:after="40" w:lineRule="auto" w:line="240"/>
             </w:pPr>
             <w:r>
               <w:rPr>
@@ -14406,8 +14406,8 @@
             <w:pPr>
               <w:pStyle w:val="Compact"/>
               <w:jc w:val="left"/>
-              <w:ind w:left="0" w:firstLine="0" w:right="0"/>
-              <w:spacing w:lineRule="auto" w:after="40" w:line="240" w:before="40"/>
+              <w:ind w:left="0" w:right="0" w:firstLine="0"/>
+              <w:spacing w:before="40" w:after="40" w:lineRule="auto" w:line="240"/>
             </w:pPr>
             <w:r>
               <w:t xml:space="preserve">string</w:t>
@@ -14420,8 +14420,8 @@
             <w:pPr>
               <w:pStyle w:val="Compact"/>
               <w:jc w:val="left"/>
-              <w:ind w:left="0" w:firstLine="0" w:right="0"/>
-              <w:spacing w:lineRule="auto" w:after="40" w:line="240" w:before="40"/>
+              <w:ind w:left="0" w:right="0" w:firstLine="0"/>
+              <w:spacing w:before="40" w:after="40" w:lineRule="auto" w:line="240"/>
             </w:pPr>
             <w:r>
               <w:t xml:space="preserve">required</w:t>
@@ -14434,8 +14434,8 @@
             <w:pPr>
               <w:pStyle w:val="Compact"/>
               <w:jc w:val="left"/>
-              <w:ind w:left="0" w:firstLine="0" w:right="0"/>
-              <w:spacing w:lineRule="auto" w:after="40" w:line="240" w:before="40"/>
+              <w:ind w:left="0" w:right="0" w:firstLine="0"/>
+              <w:spacing w:before="40" w:after="40" w:lineRule="auto" w:line="240"/>
             </w:pPr>
             <w:r>
               <w:t xml:space="preserve">Unique identifier (uppercase convention).</w:t>
@@ -14450,8 +14450,8 @@
             <w:pPr>
               <w:pStyle w:val="Compact"/>
               <w:jc w:val="left"/>
-              <w:ind w:left="0" w:firstLine="0" w:right="0"/>
-              <w:spacing w:lineRule="auto" w:after="40" w:line="240" w:before="40"/>
+              <w:ind w:left="0" w:right="0" w:firstLine="0"/>
+              <w:spacing w:before="40" w:after="40" w:lineRule="auto" w:line="240"/>
             </w:pPr>
             <w:r>
               <w:rPr>
@@ -14467,8 +14467,8 @@
             <w:pPr>
               <w:pStyle w:val="Compact"/>
               <w:jc w:val="left"/>
-              <w:ind w:left="0" w:firstLine="0" w:right="0"/>
-              <w:spacing w:lineRule="auto" w:after="40" w:line="240" w:before="40"/>
+              <w:ind w:left="0" w:right="0" w:firstLine="0"/>
+              <w:spacing w:before="40" w:after="40" w:lineRule="auto" w:line="240"/>
             </w:pPr>
             <w:r>
               <w:t xml:space="preserve">string</w:t>
@@ -14481,8 +14481,8 @@
             <w:pPr>
               <w:pStyle w:val="Compact"/>
               <w:jc w:val="left"/>
-              <w:ind w:left="0" w:firstLine="0" w:right="0"/>
-              <w:spacing w:lineRule="auto" w:after="40" w:line="240" w:before="40"/>
+              <w:ind w:left="0" w:right="0" w:firstLine="0"/>
+              <w:spacing w:before="40" w:after="40" w:lineRule="auto" w:line="240"/>
             </w:pPr>
             <w:r>
               <w:t xml:space="preserve">same as</w:t>
@@ -14504,8 +14504,8 @@
             <w:pPr>
               <w:pStyle w:val="Compact"/>
               <w:jc w:val="left"/>
-              <w:ind w:left="0" w:firstLine="0" w:right="0"/>
-              <w:spacing w:lineRule="auto" w:after="40" w:line="240" w:before="40"/>
+              <w:ind w:left="0" w:right="0" w:firstLine="0"/>
+              <w:spacing w:before="40" w:after="40" w:lineRule="auto" w:line="240"/>
             </w:pPr>
             <w:r>
               <w:t xml:space="preserve">Human-readable name.</w:t>
@@ -14520,8 +14520,8 @@
             <w:pPr>
               <w:pStyle w:val="Compact"/>
               <w:jc w:val="left"/>
-              <w:ind w:left="0" w:firstLine="0" w:right="0"/>
-              <w:spacing w:lineRule="auto" w:after="40" w:line="240" w:before="40"/>
+              <w:ind w:left="0" w:right="0" w:firstLine="0"/>
+              <w:spacing w:before="40" w:after="40" w:lineRule="auto" w:line="240"/>
             </w:pPr>
             <w:r>
               <w:rPr>
@@ -14537,8 +14537,8 @@
             <w:pPr>
               <w:pStyle w:val="Compact"/>
               <w:jc w:val="left"/>
-              <w:ind w:left="0" w:firstLine="0" w:right="0"/>
-              <w:spacing w:lineRule="auto" w:after="40" w:line="240" w:before="40"/>
+              <w:ind w:left="0" w:right="0" w:firstLine="0"/>
+              <w:spacing w:before="40" w:after="40" w:lineRule="auto" w:line="240"/>
             </w:pPr>
             <w:r>
               <w:t xml:space="preserve">string</w:t>
@@ -14551,8 +14551,8 @@
             <w:pPr>
               <w:pStyle w:val="Compact"/>
               <w:jc w:val="left"/>
-              <w:ind w:left="0" w:firstLine="0" w:right="0"/>
-              <w:spacing w:lineRule="auto" w:after="40" w:line="240" w:before="40"/>
+              <w:ind w:left="0" w:right="0" w:firstLine="0"/>
+              <w:spacing w:before="40" w:after="40" w:lineRule="auto" w:line="240"/>
             </w:pPr>
             <w:r>
               <w:rPr>
@@ -14568,8 +14568,8 @@
             <w:pPr>
               <w:pStyle w:val="Compact"/>
               <w:jc w:val="left"/>
-              <w:ind w:left="0" w:firstLine="0" w:right="0"/>
-              <w:spacing w:lineRule="auto" w:after="40" w:line="240" w:before="40"/>
+              <w:ind w:left="0" w:right="0" w:firstLine="0"/>
+              <w:spacing w:before="40" w:after="40" w:lineRule="auto" w:line="240"/>
             </w:pPr>
             <w:r>
               <w:t xml:space="preserve">Description text.</w:t>
@@ -14584,8 +14584,8 @@
             <w:pPr>
               <w:pStyle w:val="Compact"/>
               <w:jc w:val="left"/>
-              <w:ind w:left="0" w:firstLine="0" w:right="0"/>
-              <w:spacing w:lineRule="auto" w:after="40" w:line="240" w:before="40"/>
+              <w:ind w:left="0" w:right="0" w:firstLine="0"/>
+              <w:spacing w:before="40" w:after="40" w:lineRule="auto" w:line="240"/>
             </w:pPr>
             <w:r>
               <w:rPr>
@@ -14601,8 +14601,8 @@
             <w:pPr>
               <w:pStyle w:val="Compact"/>
               <w:jc w:val="left"/>
-              <w:ind w:left="0" w:firstLine="0" w:right="0"/>
-              <w:spacing w:lineRule="auto" w:after="40" w:line="240" w:before="40"/>
+              <w:ind w:left="0" w:right="0" w:firstLine="0"/>
+              <w:spacing w:before="40" w:after="40" w:lineRule="auto" w:line="240"/>
             </w:pPr>
             <w:r>
               <w:t xml:space="preserve">string</w:t>
@@ -14615,8 +14615,8 @@
             <w:pPr>
               <w:pStyle w:val="Compact"/>
               <w:jc w:val="left"/>
-              <w:ind w:left="0" w:firstLine="0" w:right="0"/>
-              <w:spacing w:lineRule="auto" w:after="40" w:line="240" w:before="40"/>
+              <w:ind w:left="0" w:right="0" w:firstLine="0"/>
+              <w:spacing w:before="40" w:after="40" w:lineRule="auto" w:line="240"/>
             </w:pPr>
             <w:r>
               <w:t xml:space="preserve">nil</w:t>
@@ -14629,8 +14629,8 @@
             <w:pPr>
               <w:pStyle w:val="Compact"/>
               <w:jc w:val="left"/>
-              <w:ind w:left="0" w:firstLine="0" w:right="0"/>
-              <w:spacing w:lineRule="auto" w:after="40" w:line="240" w:before="40"/>
+              <w:ind w:left="0" w:right="0" w:firstLine="0"/>
+              <w:spacing w:before="40" w:after="40" w:lineRule="auto" w:line="240"/>
             </w:pPr>
             <w:r>
               <w:t xml:space="preserve">Base type for attribute + hook inheritance (e.g. </w:t>
@@ -14654,8 +14654,8 @@
             <w:pPr>
               <w:pStyle w:val="Compact"/>
               <w:jc w:val="left"/>
-              <w:ind w:left="0" w:firstLine="0" w:right="0"/>
-              <w:spacing w:lineRule="auto" w:after="40" w:line="240" w:before="40"/>
+              <w:ind w:left="0" w:right="0" w:firstLine="0"/>
+              <w:spacing w:before="40" w:after="40" w:lineRule="auto" w:line="240"/>
             </w:pPr>
             <w:r>
               <w:rPr>
@@ -14671,8 +14671,8 @@
             <w:pPr>
               <w:pStyle w:val="Compact"/>
               <w:jc w:val="left"/>
-              <w:ind w:left="0" w:firstLine="0" w:right="0"/>
-              <w:spacing w:lineRule="auto" w:after="40" w:line="240" w:before="40"/>
+              <w:ind w:left="0" w:right="0" w:firstLine="0"/>
+              <w:spacing w:before="40" w:after="40" w:lineRule="auto" w:line="240"/>
             </w:pPr>
             <w:r>
               <w:t xml:space="preserve">boolean</w:t>
@@ -14685,8 +14685,8 @@
             <w:pPr>
               <w:pStyle w:val="Compact"/>
               <w:jc w:val="left"/>
-              <w:ind w:left="0" w:firstLine="0" w:right="0"/>
-              <w:spacing w:lineRule="auto" w:after="40" w:line="240" w:before="40"/>
+              <w:ind w:left="0" w:right="0" w:firstLine="0"/>
+              <w:spacing w:before="40" w:after="40" w:lineRule="auto" w:line="240"/>
             </w:pPr>
             <w:r>
               <w:t xml:space="preserve">false</w:t>
@@ -14699,8 +14699,8 @@
             <w:pPr>
               <w:pStyle w:val="Compact"/>
               <w:jc w:val="left"/>
-              <w:ind w:left="0" w:firstLine="0" w:right="0"/>
-              <w:spacing w:lineRule="auto" w:after="40" w:line="240" w:before="40"/>
+              <w:ind w:left="0" w:right="0" w:firstLine="0"/>
+              <w:spacing w:before="40" w:after="40" w:lineRule="auto" w:line="240"/>
             </w:pPr>
             <w:r>
               <w:t xml:space="preserve">Headers without an explicit type match this type.</w:t>
@@ -14715,8 +14715,8 @@
             <w:pPr>
               <w:pStyle w:val="Compact"/>
               <w:jc w:val="left"/>
-              <w:ind w:left="0" w:firstLine="0" w:right="0"/>
-              <w:spacing w:lineRule="auto" w:after="40" w:line="240" w:before="40"/>
+              <w:ind w:left="0" w:right="0" w:firstLine="0"/>
+              <w:spacing w:before="40" w:after="40" w:lineRule="auto" w:line="240"/>
             </w:pPr>
             <w:r>
               <w:rPr>
@@ -14732,8 +14732,8 @@
             <w:pPr>
               <w:pStyle w:val="Compact"/>
               <w:jc w:val="left"/>
-              <w:ind w:left="0" w:firstLine="0" w:right="0"/>
-              <w:spacing w:lineRule="auto" w:after="40" w:line="240" w:before="40"/>
+              <w:ind w:left="0" w:right="0" w:firstLine="0"/>
+              <w:spacing w:before="40" w:after="40" w:lineRule="auto" w:line="240"/>
             </w:pPr>
             <w:r>
               <w:t xml:space="preserve">boolean</w:t>
@@ -14746,8 +14746,8 @@
             <w:pPr>
               <w:pStyle w:val="Compact"/>
               <w:jc w:val="left"/>
-              <w:ind w:left="0" w:firstLine="0" w:right="0"/>
-              <w:spacing w:lineRule="auto" w:after="40" w:line="240" w:before="40"/>
+              <w:ind w:left="0" w:right="0" w:firstLine="0"/>
+              <w:spacing w:before="40" w:after="40" w:lineRule="auto" w:line="240"/>
             </w:pPr>
             <w:r>
               <w:t xml:space="preserve">false</w:t>
@@ -14760,8 +14760,8 @@
             <w:pPr>
               <w:pStyle w:val="Compact"/>
               <w:jc w:val="left"/>
-              <w:ind w:left="0" w:firstLine="0" w:right="0"/>
-              <w:spacing w:lineRule="auto" w:after="40" w:line="240" w:before="40"/>
+              <w:ind w:left="0" w:right="0" w:firstLine="0"/>
+              <w:spacing w:before="40" w:after="40" w:lineRule="auto" w:line="240"/>
             </w:pPr>
             <w:r>
               <w:t xml:space="preserve">Hierarchical object (contains children with their own PIDs).</w:t>
@@ -14776,8 +14776,8 @@
             <w:pPr>
               <w:pStyle w:val="Compact"/>
               <w:jc w:val="left"/>
-              <w:ind w:left="0" w:firstLine="0" w:right="0"/>
-              <w:spacing w:lineRule="auto" w:after="40" w:line="240" w:before="40"/>
+              <w:ind w:left="0" w:right="0" w:firstLine="0"/>
+              <w:spacing w:before="40" w:after="40" w:lineRule="auto" w:line="240"/>
             </w:pPr>
             <w:r>
               <w:rPr>
@@ -14793,8 +14793,8 @@
             <w:pPr>
               <w:pStyle w:val="Compact"/>
               <w:jc w:val="left"/>
-              <w:ind w:left="0" w:firstLine="0" w:right="0"/>
-              <w:spacing w:lineRule="auto" w:after="40" w:line="240" w:before="40"/>
+              <w:ind w:left="0" w:right="0" w:firstLine="0"/>
+              <w:spacing w:before="40" w:after="40" w:lineRule="auto" w:line="240"/>
             </w:pPr>
             <w:r>
               <w:t xml:space="preserve">boolean</w:t>
@@ -14807,8 +14807,8 @@
             <w:pPr>
               <w:pStyle w:val="Compact"/>
               <w:jc w:val="left"/>
-              <w:ind w:left="0" w:firstLine="0" w:right="0"/>
-              <w:spacing w:lineRule="auto" w:after="40" w:line="240" w:before="40"/>
+              <w:ind w:left="0" w:right="0" w:firstLine="0"/>
+              <w:spacing w:before="40" w:after="40" w:lineRule="auto" w:line="240"/>
             </w:pPr>
             <w:r>
               <w:t xml:space="preserve">false</w:t>
@@ -14821,8 +14821,8 @@
             <w:pPr>
               <w:pStyle w:val="Compact"/>
               <w:jc w:val="left"/>
-              <w:ind w:left="0" w:firstLine="0" w:right="0"/>
-              <w:spacing w:lineRule="auto" w:after="40" w:line="240" w:before="40"/>
+              <w:ind w:left="0" w:right="0" w:firstLine="0"/>
+              <w:spacing w:before="40" w:after="40" w:lineRule="auto" w:line="240"/>
             </w:pPr>
             <w:r>
               <w:t xml:space="preserve">The specification must contain at least one object of this type.</w:t>
@@ -14837,8 +14837,8 @@
             <w:pPr>
               <w:pStyle w:val="Compact"/>
               <w:jc w:val="left"/>
-              <w:ind w:left="0" w:firstLine="0" w:right="0"/>
-              <w:spacing w:lineRule="auto" w:after="40" w:line="240" w:before="40"/>
+              <w:ind w:left="0" w:right="0" w:firstLine="0"/>
+              <w:spacing w:before="40" w:after="40" w:lineRule="auto" w:line="240"/>
             </w:pPr>
             <w:r>
               <w:rPr>
@@ -14854,8 +14854,8 @@
             <w:pPr>
               <w:pStyle w:val="Compact"/>
               <w:jc w:val="left"/>
-              <w:ind w:left="0" w:firstLine="0" w:right="0"/>
-              <w:spacing w:lineRule="auto" w:after="40" w:line="240" w:before="40"/>
+              <w:ind w:left="0" w:right="0" w:firstLine="0"/>
+              <w:spacing w:before="40" w:after="40" w:lineRule="auto" w:line="240"/>
             </w:pPr>
             <w:r>
               <w:t xml:space="preserve">string</w:t>
@@ -14868,8 +14868,8 @@
             <w:pPr>
               <w:pStyle w:val="Compact"/>
               <w:jc w:val="left"/>
-              <w:ind w:left="0" w:firstLine="0" w:right="0"/>
-              <w:spacing w:lineRule="auto" w:after="40" w:line="240" w:before="40"/>
+              <w:ind w:left="0" w:right="0" w:firstLine="0"/>
+              <w:spacing w:before="40" w:after="40" w:lineRule="auto" w:line="240"/>
             </w:pPr>
             <w:r>
               <w:t xml:space="preserve">nil</w:t>
@@ -14882,8 +14882,8 @@
             <w:pPr>
               <w:pStyle w:val="Compact"/>
               <w:jc w:val="left"/>
-              <w:ind w:left="0" w:firstLine="0" w:right="0"/>
-              <w:spacing w:lineRule="auto" w:after="40" w:line="240" w:before="40"/>
+              <w:ind w:left="0" w:right="0" w:firstLine="0"/>
+              <w:spacing w:before="40" w:after="40" w:lineRule="auto" w:line="240"/>
             </w:pPr>
             <w:r>
               <w:t xml:space="preserve">Prefix for auto-generated PIDs.</w:t>
@@ -14898,8 +14898,8 @@
             <w:pPr>
               <w:pStyle w:val="Compact"/>
               <w:jc w:val="left"/>
-              <w:ind w:left="0" w:firstLine="0" w:right="0"/>
-              <w:spacing w:lineRule="auto" w:after="40" w:line="240" w:before="40"/>
+              <w:ind w:left="0" w:right="0" w:firstLine="0"/>
+              <w:spacing w:before="40" w:after="40" w:lineRule="auto" w:line="240"/>
             </w:pPr>
             <w:r>
               <w:rPr>
@@ -14915,8 +14915,8 @@
             <w:pPr>
               <w:pStyle w:val="Compact"/>
               <w:jc w:val="left"/>
-              <w:ind w:left="0" w:firstLine="0" w:right="0"/>
-              <w:spacing w:lineRule="auto" w:after="40" w:line="240" w:before="40"/>
+              <w:ind w:left="0" w:right="0" w:firstLine="0"/>
+              <w:spacing w:before="40" w:after="40" w:lineRule="auto" w:line="240"/>
             </w:pPr>
             <w:r>
               <w:t xml:space="preserve">string</w:t>
@@ -14929,8 +14929,8 @@
             <w:pPr>
               <w:pStyle w:val="Compact"/>
               <w:jc w:val="left"/>
-              <w:ind w:left="0" w:firstLine="0" w:right="0"/>
-              <w:spacing w:lineRule="auto" w:after="40" w:line="240" w:before="40"/>
+              <w:ind w:left="0" w:right="0" w:firstLine="0"/>
+              <w:spacing w:before="40" w:after="40" w:lineRule="auto" w:line="240"/>
             </w:pPr>
             <w:r>
               <w:t xml:space="preserve">nil</w:t>
@@ -14943,8 +14943,8 @@
             <w:pPr>
               <w:pStyle w:val="Compact"/>
               <w:jc w:val="left"/>
-              <w:ind w:left="0" w:firstLine="0" w:right="0"/>
-              <w:spacing w:lineRule="auto" w:after="40" w:line="240" w:before="40"/>
+              <w:ind w:left="0" w:right="0" w:firstLine="0"/>
+              <w:spacing w:before="40" w:after="40" w:lineRule="auto" w:line="240"/>
             </w:pPr>
             <w:r>
               <w:t xml:space="preserve">Printf format (e.g. </w:t>
@@ -14968,8 +14968,8 @@
             <w:pPr>
               <w:pStyle w:val="Compact"/>
               <w:jc w:val="left"/>
-              <w:ind w:left="0" w:firstLine="0" w:right="0"/>
-              <w:spacing w:lineRule="auto" w:after="40" w:line="240" w:before="40"/>
+              <w:ind w:left="0" w:right="0" w:firstLine="0"/>
+              <w:spacing w:before="40" w:after="40" w:lineRule="auto" w:line="240"/>
             </w:pPr>
             <w:r>
               <w:rPr>
@@ -14985,8 +14985,8 @@
             <w:pPr>
               <w:pStyle w:val="Compact"/>
               <w:jc w:val="left"/>
-              <w:ind w:left="0" w:firstLine="0" w:right="0"/>
-              <w:spacing w:lineRule="auto" w:after="40" w:line="240" w:before="40"/>
+              <w:ind w:left="0" w:right="0" w:firstLine="0"/>
+              <w:spacing w:before="40" w:after="40" w:lineRule="auto" w:line="240"/>
             </w:pPr>
             <w:r>
               <w:t xml:space="preserve">list</w:t>
@@ -14999,8 +14999,8 @@
             <w:pPr>
               <w:pStyle w:val="Compact"/>
               <w:jc w:val="left"/>
-              <w:ind w:left="0" w:firstLine="0" w:right="0"/>
-              <w:spacing w:lineRule="auto" w:after="40" w:line="240" w:before="40"/>
+              <w:ind w:left="0" w:right="0" w:firstLine="0"/>
+              <w:spacing w:before="40" w:after="40" w:lineRule="auto" w:line="240"/>
             </w:pPr>
             <w:r>
               <w:t xml:space="preserve">nil</w:t>
@@ -15013,8 +15013,8 @@
             <w:pPr>
               <w:pStyle w:val="Compact"/>
               <w:jc w:val="left"/>
-              <w:ind w:left="0" w:firstLine="0" w:right="0"/>
-              <w:spacing w:lineRule="auto" w:after="40" w:line="240" w:before="40"/>
+              <w:ind w:left="0" w:right="0" w:firstLine="0"/>
+              <w:spacing w:before="40" w:after="40" w:lineRule="auto" w:line="240"/>
             </w:pPr>
             <w:r>
               <w:t xml:space="preserve">Alternative identifiers for syntax matching.</w:t>
@@ -15029,8 +15029,8 @@
             <w:pPr>
               <w:pStyle w:val="Compact"/>
               <w:jc w:val="left"/>
-              <w:ind w:left="0" w:firstLine="0" w:right="0"/>
-              <w:spacing w:lineRule="auto" w:after="40" w:line="240" w:before="40"/>
+              <w:ind w:left="0" w:right="0" w:firstLine="0"/>
+              <w:spacing w:before="40" w:after="40" w:lineRule="auto" w:line="240"/>
             </w:pPr>
             <w:r>
               <w:rPr>
@@ -15046,8 +15046,8 @@
             <w:pPr>
               <w:pStyle w:val="Compact"/>
               <w:jc w:val="left"/>
-              <w:ind w:left="0" w:firstLine="0" w:right="0"/>
-              <w:spacing w:lineRule="auto" w:after="40" w:line="240" w:before="40"/>
+              <w:ind w:left="0" w:right="0" w:firstLine="0"/>
+              <w:spacing w:before="40" w:after="40" w:lineRule="auto" w:line="240"/>
             </w:pPr>
             <w:r>
               <w:t xml:space="preserve">list</w:t>
@@ -15060,8 +15060,8 @@
             <w:pPr>
               <w:pStyle w:val="Compact"/>
               <w:jc w:val="left"/>
-              <w:ind w:left="0" w:firstLine="0" w:right="0"/>
-              <w:spacing w:lineRule="auto" w:after="40" w:line="240" w:before="40"/>
+              <w:ind w:left="0" w:right="0" w:firstLine="0"/>
+              <w:spacing w:before="40" w:after="40" w:lineRule="auto" w:line="240"/>
             </w:pPr>
             <w:r>
               <w:t xml:space="preserve">nil</w:t>
@@ -15074,8 +15074,8 @@
             <w:pPr>
               <w:pStyle w:val="Compact"/>
               <w:jc w:val="left"/>
-              <w:ind w:left="0" w:firstLine="0" w:right="0"/>
-              <w:spacing w:lineRule="auto" w:after="40" w:line="240" w:before="40"/>
+              <w:ind w:left="0" w:right="0" w:firstLine="0"/>
+              <w:spacing w:before="40" w:after="40" w:lineRule="auto" w:line="240"/>
             </w:pPr>
             <w:r>
               <w:t xml:space="preserve">Titles that auto-resolve to this type (e.g. </w:t>
@@ -15114,8 +15114,8 @@
             <w:pPr>
               <w:pStyle w:val="Compact"/>
               <w:jc w:val="left"/>
-              <w:ind w:left="0" w:firstLine="0" w:right="0"/>
-              <w:spacing w:lineRule="auto" w:after="40" w:line="240" w:before="40"/>
+              <w:ind w:left="0" w:right="0" w:firstLine="0"/>
+              <w:spacing w:before="40" w:after="40" w:lineRule="auto" w:line="240"/>
             </w:pPr>
             <w:r>
               <w:rPr>
@@ -15131,8 +15131,8 @@
             <w:pPr>
               <w:pStyle w:val="Compact"/>
               <w:jc w:val="left"/>
-              <w:ind w:left="0" w:firstLine="0" w:right="0"/>
-              <w:spacing w:lineRule="auto" w:after="40" w:line="240" w:before="40"/>
+              <w:ind w:left="0" w:right="0" w:firstLine="0"/>
+              <w:spacing w:before="40" w:after="40" w:lineRule="auto" w:line="240"/>
             </w:pPr>
             <w:r>
               <w:t xml:space="preserve">list</w:t>
@@ -15145,8 +15145,8 @@
             <w:pPr>
               <w:pStyle w:val="Compact"/>
               <w:jc w:val="left"/>
-              <w:ind w:left="0" w:firstLine="0" w:right="0"/>
-              <w:spacing w:lineRule="auto" w:after="40" w:line="240" w:before="40"/>
+              <w:ind w:left="0" w:right="0" w:firstLine="0"/>
+              <w:spacing w:before="40" w:after="40" w:lineRule="auto" w:line="240"/>
             </w:pPr>
             <w:r>
               <w:t xml:space="preserve">nil</w:t>
@@ -15159,8 +15159,8 @@
             <w:pPr>
               <w:pStyle w:val="Compact"/>
               <w:jc w:val="left"/>
-              <w:ind w:left="0" w:firstLine="0" w:right="0"/>
-              <w:spacing w:lineRule="auto" w:after="40" w:line="240" w:before="40"/>
+              <w:ind w:left="0" w:right="0" w:firstLine="0"/>
+              <w:spacing w:before="40" w:after="40" w:lineRule="auto" w:line="240"/>
             </w:pPr>
             <w:r>
               <w:t xml:space="preserve">Attribute definitions (see below).</w:t>
@@ -15185,7 +15185,7 @@
     </w:p>
     <w:p>
       <w:pPr>
-        <w:spacing w:after="0" w:line="20" w:lineRule="exact" w:before="0"/>
+        <w:spacing w:line="20" w:after="0" w:lineRule="exact" w:before="0"/>
         <w:rPr>
           <w:sz w:val="2"/>
         </w:rPr>
@@ -15227,12 +15227,12 @@
         <w:tblLook w:firstRow="1" w:lastRow="0" w:firstColumn="0" w:lastColumn="0" w:noHBand="0" w:noVBand="0" w:val="0020"/>
         <w:jc w:val="start"/>
         <w:tblBorders>
-          <w:top w:color="000000" w:sz="6" w:val="single" w:space="0"/>
-          <w:left w:color="000000" w:sz="6" w:val="single" w:space="0"/>
-          <w:bottom w:color="000000" w:sz="6" w:val="single" w:space="0"/>
-          <w:right w:color="000000" w:sz="6" w:val="single" w:space="0"/>
-          <w:insideH w:color="000000" w:sz="6" w:val="single" w:space="0"/>
-          <w:insideV w:color="000000" w:sz="6" w:val="single" w:space="0"/>
+          <w:top w:color="000000" w:val="single" w:space="0" w:sz="6"/>
+          <w:left w:color="000000" w:val="single" w:space="0" w:sz="6"/>
+          <w:bottom w:color="000000" w:val="single" w:space="0" w:sz="6"/>
+          <w:right w:color="000000" w:val="single" w:space="0" w:sz="6"/>
+          <w:insideH w:color="000000" w:val="single" w:space="0" w:sz="6"/>
+          <w:insideV w:color="000000" w:val="single" w:space="0" w:sz="6"/>
         </w:tblBorders>
         <w:tblCellMar>
           <w:top w:type="dxa" w:w="57"/>
@@ -15259,8 +15259,8 @@
             <w:pPr>
               <w:pStyle w:val="Compact"/>
               <w:jc w:val="left"/>
-              <w:ind w:left="0" w:firstLine="0" w:right="0"/>
-              <w:spacing w:lineRule="auto" w:after="40" w:line="240" w:before="40"/>
+              <w:ind w:left="0" w:right="0" w:firstLine="0"/>
+              <w:spacing w:before="40" w:after="40" w:lineRule="auto" w:line="240"/>
             </w:pPr>
             <w:r>
               <w:rPr>
@@ -15278,8 +15278,8 @@
             <w:pPr>
               <w:pStyle w:val="Compact"/>
               <w:jc w:val="left"/>
-              <w:ind w:left="0" w:firstLine="0" w:right="0"/>
-              <w:spacing w:lineRule="auto" w:after="40" w:line="240" w:before="40"/>
+              <w:ind w:left="0" w:right="0" w:firstLine="0"/>
+              <w:spacing w:before="40" w:after="40" w:lineRule="auto" w:line="240"/>
             </w:pPr>
             <w:r>
               <w:rPr>
@@ -15297,8 +15297,8 @@
             <w:pPr>
               <w:pStyle w:val="Compact"/>
               <w:jc w:val="left"/>
-              <w:ind w:left="0" w:firstLine="0" w:right="0"/>
-              <w:spacing w:lineRule="auto" w:after="40" w:line="240" w:before="40"/>
+              <w:ind w:left="0" w:right="0" w:firstLine="0"/>
+              <w:spacing w:before="40" w:after="40" w:lineRule="auto" w:line="240"/>
             </w:pPr>
             <w:r>
               <w:rPr>
@@ -15316,8 +15316,8 @@
             <w:pPr>
               <w:pStyle w:val="Compact"/>
               <w:jc w:val="left"/>
-              <w:ind w:left="0" w:firstLine="0" w:right="0"/>
-              <w:spacing w:lineRule="auto" w:after="40" w:line="240" w:before="40"/>
+              <w:ind w:left="0" w:right="0" w:firstLine="0"/>
+              <w:spacing w:before="40" w:after="40" w:lineRule="auto" w:line="240"/>
             </w:pPr>
             <w:r>
               <w:rPr>
@@ -15335,8 +15335,8 @@
             <w:pPr>
               <w:pStyle w:val="Compact"/>
               <w:jc w:val="left"/>
-              <w:ind w:left="0" w:firstLine="0" w:right="0"/>
-              <w:spacing w:lineRule="auto" w:after="40" w:line="240" w:before="40"/>
+              <w:ind w:left="0" w:right="0" w:firstLine="0"/>
+              <w:spacing w:before="40" w:after="40" w:lineRule="auto" w:line="240"/>
             </w:pPr>
             <w:r>
               <w:rPr>
@@ -15352,8 +15352,8 @@
             <w:pPr>
               <w:pStyle w:val="Compact"/>
               <w:jc w:val="left"/>
-              <w:ind w:left="0" w:firstLine="0" w:right="0"/>
-              <w:spacing w:lineRule="auto" w:after="40" w:line="240" w:before="40"/>
+              <w:ind w:left="0" w:right="0" w:firstLine="0"/>
+              <w:spacing w:before="40" w:after="40" w:lineRule="auto" w:line="240"/>
             </w:pPr>
             <w:r>
               <w:t xml:space="preserve">string</w:t>
@@ -15366,8 +15366,8 @@
             <w:pPr>
               <w:pStyle w:val="Compact"/>
               <w:jc w:val="left"/>
-              <w:ind w:left="0" w:firstLine="0" w:right="0"/>
-              <w:spacing w:lineRule="auto" w:after="40" w:line="240" w:before="40"/>
+              <w:ind w:left="0" w:right="0" w:firstLine="0"/>
+              <w:spacing w:before="40" w:after="40" w:lineRule="auto" w:line="240"/>
             </w:pPr>
             <w:r>
               <w:t xml:space="preserve">required</w:t>
@@ -15380,8 +15380,8 @@
             <w:pPr>
               <w:pStyle w:val="Compact"/>
               <w:jc w:val="left"/>
-              <w:ind w:left="0" w:firstLine="0" w:right="0"/>
-              <w:spacing w:lineRule="auto" w:after="40" w:line="240" w:before="40"/>
+              <w:ind w:left="0" w:right="0" w:firstLine="0"/>
+              <w:spacing w:before="40" w:after="40" w:lineRule="auto" w:line="240"/>
             </w:pPr>
             <w:r>
               <w:t xml:space="preserve">Attribute identifier.</w:t>
@@ -15396,8 +15396,8 @@
             <w:pPr>
               <w:pStyle w:val="Compact"/>
               <w:jc w:val="left"/>
-              <w:ind w:left="0" w:firstLine="0" w:right="0"/>
-              <w:spacing w:lineRule="auto" w:after="40" w:line="240" w:before="40"/>
+              <w:ind w:left="0" w:right="0" w:firstLine="0"/>
+              <w:spacing w:before="40" w:after="40" w:lineRule="auto" w:line="240"/>
             </w:pPr>
             <w:r>
               <w:rPr>
@@ -15413,8 +15413,8 @@
             <w:pPr>
               <w:pStyle w:val="Compact"/>
               <w:jc w:val="left"/>
-              <w:ind w:left="0" w:firstLine="0" w:right="0"/>
-              <w:spacing w:lineRule="auto" w:after="40" w:line="240" w:before="40"/>
+              <w:ind w:left="0" w:right="0" w:firstLine="0"/>
+              <w:spacing w:before="40" w:after="40" w:lineRule="auto" w:line="240"/>
             </w:pPr>
             <w:r>
               <w:t xml:space="preserve">string</w:t>
@@ -15427,8 +15427,8 @@
             <w:pPr>
               <w:pStyle w:val="Compact"/>
               <w:jc w:val="left"/>
-              <w:ind w:left="0" w:firstLine="0" w:right="0"/>
-              <w:spacing w:lineRule="auto" w:after="40" w:line="240" w:before="40"/>
+              <w:ind w:left="0" w:right="0" w:firstLine="0"/>
+              <w:spacing w:before="40" w:after="40" w:lineRule="auto" w:line="240"/>
             </w:pPr>
             <w:r>
               <w:rPr>
@@ -15444,8 +15444,8 @@
             <w:pPr>
               <w:pStyle w:val="Compact"/>
               <w:jc w:val="left"/>
-              <w:ind w:left="0" w:firstLine="0" w:right="0"/>
-              <w:spacing w:lineRule="auto" w:after="40" w:line="240" w:before="40"/>
+              <w:ind w:left="0" w:right="0" w:firstLine="0"/>
+              <w:spacing w:before="40" w:after="40" w:lineRule="auto" w:line="240"/>
             </w:pPr>
             <w:r>
               <w:t xml:space="preserve">One of:</w:t>
@@ -15559,8 +15559,8 @@
             <w:pPr>
               <w:pStyle w:val="Compact"/>
               <w:jc w:val="left"/>
-              <w:ind w:left="0" w:firstLine="0" w:right="0"/>
-              <w:spacing w:lineRule="auto" w:after="40" w:line="240" w:before="40"/>
+              <w:ind w:left="0" w:right="0" w:firstLine="0"/>
+              <w:spacing w:before="40" w:after="40" w:lineRule="auto" w:line="240"/>
             </w:pPr>
             <w:r>
               <w:rPr>
@@ -15576,8 +15576,8 @@
             <w:pPr>
               <w:pStyle w:val="Compact"/>
               <w:jc w:val="left"/>
-              <w:ind w:left="0" w:firstLine="0" w:right="0"/>
-              <w:spacing w:lineRule="auto" w:after="40" w:line="240" w:before="40"/>
+              <w:ind w:left="0" w:right="0" w:firstLine="0"/>
+              <w:spacing w:before="40" w:after="40" w:lineRule="auto" w:line="240"/>
             </w:pPr>
             <w:r>
               <w:t xml:space="preserve">integer</w:t>
@@ -15590,8 +15590,8 @@
             <w:pPr>
               <w:pStyle w:val="Compact"/>
               <w:jc w:val="left"/>
-              <w:ind w:left="0" w:firstLine="0" w:right="0"/>
-              <w:spacing w:lineRule="auto" w:after="40" w:line="240" w:before="40"/>
+              <w:ind w:left="0" w:right="0" w:firstLine="0"/>
+              <w:spacing w:before="40" w:after="40" w:lineRule="auto" w:line="240"/>
             </w:pPr>
             <w:r>
               <w:t xml:space="preserve">0</w:t>
@@ -15604,8 +15604,8 @@
             <w:pPr>
               <w:pStyle w:val="Compact"/>
               <w:jc w:val="left"/>
-              <w:ind w:left="0" w:firstLine="0" w:right="0"/>
-              <w:spacing w:lineRule="auto" w:after="40" w:line="240" w:before="40"/>
+              <w:ind w:left="0" w:right="0" w:firstLine="0"/>
+              <w:spacing w:before="40" w:after="40" w:lineRule="auto" w:line="240"/>
             </w:pPr>
             <w:r>
               <w:t xml:space="preserve">0 = optional, 1 = required.</w:t>
@@ -15620,8 +15620,8 @@
             <w:pPr>
               <w:pStyle w:val="Compact"/>
               <w:jc w:val="left"/>
-              <w:ind w:left="0" w:firstLine="0" w:right="0"/>
-              <w:spacing w:lineRule="auto" w:after="40" w:line="240" w:before="40"/>
+              <w:ind w:left="0" w:right="0" w:firstLine="0"/>
+              <w:spacing w:before="40" w:after="40" w:lineRule="auto" w:line="240"/>
             </w:pPr>
             <w:r>
               <w:rPr>
@@ -15637,8 +15637,8 @@
             <w:pPr>
               <w:pStyle w:val="Compact"/>
               <w:jc w:val="left"/>
-              <w:ind w:left="0" w:firstLine="0" w:right="0"/>
-              <w:spacing w:lineRule="auto" w:after="40" w:line="240" w:before="40"/>
+              <w:ind w:left="0" w:right="0" w:firstLine="0"/>
+              <w:spacing w:before="40" w:after="40" w:lineRule="auto" w:line="240"/>
             </w:pPr>
             <w:r>
               <w:t xml:space="preserve">integer</w:t>
@@ -15651,8 +15651,8 @@
             <w:pPr>
               <w:pStyle w:val="Compact"/>
               <w:jc w:val="left"/>
-              <w:ind w:left="0" w:firstLine="0" w:right="0"/>
-              <w:spacing w:lineRule="auto" w:after="40" w:line="240" w:before="40"/>
+              <w:ind w:left="0" w:right="0" w:firstLine="0"/>
+              <w:spacing w:before="40" w:after="40" w:lineRule="auto" w:line="240"/>
             </w:pPr>
             <w:r>
               <w:t xml:space="preserve">1</w:t>
@@ -15665,8 +15665,8 @@
             <w:pPr>
               <w:pStyle w:val="Compact"/>
               <w:jc w:val="left"/>
-              <w:ind w:left="0" w:firstLine="0" w:right="0"/>
-              <w:spacing w:lineRule="auto" w:after="40" w:line="240" w:before="40"/>
+              <w:ind w:left="0" w:right="0" w:firstLine="0"/>
+              <w:spacing w:before="40" w:after="40" w:lineRule="auto" w:line="240"/>
             </w:pPr>
             <w:r>
               <w:t xml:space="preserve">Maximum number of values.</w:t>
@@ -15681,8 +15681,8 @@
             <w:pPr>
               <w:pStyle w:val="Compact"/>
               <w:jc w:val="left"/>
-              <w:ind w:left="0" w:firstLine="0" w:right="0"/>
-              <w:spacing w:lineRule="auto" w:after="40" w:line="240" w:before="40"/>
+              <w:ind w:left="0" w:right="0" w:firstLine="0"/>
+              <w:spacing w:before="40" w:after="40" w:lineRule="auto" w:line="240"/>
             </w:pPr>
             <w:r>
               <w:rPr>
@@ -15713,8 +15713,8 @@
             <w:pPr>
               <w:pStyle w:val="Compact"/>
               <w:jc w:val="left"/>
-              <w:ind w:left="0" w:firstLine="0" w:right="0"/>
-              <w:spacing w:lineRule="auto" w:after="40" w:line="240" w:before="40"/>
+              <w:ind w:left="0" w:right="0" w:firstLine="0"/>
+              <w:spacing w:before="40" w:after="40" w:lineRule="auto" w:line="240"/>
             </w:pPr>
             <w:r>
               <w:t xml:space="preserve">number</w:t>
@@ -15727,8 +15727,8 @@
             <w:pPr>
               <w:pStyle w:val="Compact"/>
               <w:jc w:val="left"/>
-              <w:ind w:left="0" w:firstLine="0" w:right="0"/>
-              <w:spacing w:lineRule="auto" w:after="40" w:line="240" w:before="40"/>
+              <w:ind w:left="0" w:right="0" w:firstLine="0"/>
+              <w:spacing w:before="40" w:after="40" w:lineRule="auto" w:line="240"/>
             </w:pPr>
             <w:r>
               <w:t xml:space="preserve">nil</w:t>
@@ -15741,8 +15741,8 @@
             <w:pPr>
               <w:pStyle w:val="Compact"/>
               <w:jc w:val="left"/>
-              <w:ind w:left="0" w:firstLine="0" w:right="0"/>
-              <w:spacing w:lineRule="auto" w:after="40" w:line="240" w:before="40"/>
+              <w:ind w:left="0" w:right="0" w:firstLine="0"/>
+              <w:spacing w:before="40" w:after="40" w:lineRule="auto" w:line="240"/>
             </w:pPr>
             <w:r>
               <w:t xml:space="preserve">Bounds for numeric types.</w:t>
@@ -15757,8 +15757,8 @@
             <w:pPr>
               <w:pStyle w:val="Compact"/>
               <w:jc w:val="left"/>
-              <w:ind w:left="0" w:firstLine="0" w:right="0"/>
-              <w:spacing w:lineRule="auto" w:after="40" w:line="240" w:before="40"/>
+              <w:ind w:left="0" w:right="0" w:firstLine="0"/>
+              <w:spacing w:before="40" w:after="40" w:lineRule="auto" w:line="240"/>
             </w:pPr>
             <w:r>
               <w:rPr>
@@ -15774,8 +15774,8 @@
             <w:pPr>
               <w:pStyle w:val="Compact"/>
               <w:jc w:val="left"/>
-              <w:ind w:left="0" w:firstLine="0" w:right="0"/>
-              <w:spacing w:lineRule="auto" w:after="40" w:line="240" w:before="40"/>
+              <w:ind w:left="0" w:right="0" w:firstLine="0"/>
+              <w:spacing w:before="40" w:after="40" w:lineRule="auto" w:line="240"/>
             </w:pPr>
             <w:r>
               <w:t xml:space="preserve">list</w:t>
@@ -15788,8 +15788,8 @@
             <w:pPr>
               <w:pStyle w:val="Compact"/>
               <w:jc w:val="left"/>
-              <w:ind w:left="0" w:firstLine="0" w:right="0"/>
-              <w:spacing w:lineRule="auto" w:after="40" w:line="240" w:before="40"/>
+              <w:ind w:left="0" w:right="0" w:firstLine="0"/>
+              <w:spacing w:before="40" w:after="40" w:lineRule="auto" w:line="240"/>
             </w:pPr>
             <w:r>
               <w:t xml:space="preserve">nil</w:t>
@@ -15802,8 +15802,8 @@
             <w:pPr>
               <w:pStyle w:val="Compact"/>
               <w:jc w:val="left"/>
-              <w:ind w:left="0" w:firstLine="0" w:right="0"/>
-              <w:spacing w:lineRule="auto" w:after="40" w:line="240" w:before="40"/>
+              <w:ind w:left="0" w:right="0" w:firstLine="0"/>
+              <w:spacing w:before="40" w:after="40" w:lineRule="auto" w:line="240"/>
             </w:pPr>
             <w:r>
               <w:t xml:space="preserve">Required when</w:t>
@@ -15830,8 +15830,8 @@
             <w:pPr>
               <w:pStyle w:val="Compact"/>
               <w:jc w:val="left"/>
-              <w:ind w:left="0" w:firstLine="0" w:right="0"/>
-              <w:spacing w:lineRule="auto" w:after="40" w:line="240" w:before="40"/>
+              <w:ind w:left="0" w:right="0" w:firstLine="0"/>
+              <w:spacing w:before="40" w:after="40" w:lineRule="auto" w:line="240"/>
             </w:pPr>
             <w:r>
               <w:rPr>
@@ -15847,8 +15847,8 @@
             <w:pPr>
               <w:pStyle w:val="Compact"/>
               <w:jc w:val="left"/>
-              <w:ind w:left="0" w:firstLine="0" w:right="0"/>
-              <w:spacing w:lineRule="auto" w:after="40" w:line="240" w:before="40"/>
+              <w:ind w:left="0" w:right="0" w:firstLine="0"/>
+              <w:spacing w:before="40" w:after="40" w:lineRule="auto" w:line="240"/>
             </w:pPr>
             <w:r>
               <w:t xml:space="preserve">string</w:t>
@@ -15861,8 +15861,8 @@
             <w:pPr>
               <w:pStyle w:val="Compact"/>
               <w:jc w:val="left"/>
-              <w:ind w:left="0" w:firstLine="0" w:right="0"/>
-              <w:spacing w:lineRule="auto" w:after="40" w:line="240" w:before="40"/>
+              <w:ind w:left="0" w:right="0" w:firstLine="0"/>
+              <w:spacing w:before="40" w:after="40" w:lineRule="auto" w:line="240"/>
             </w:pPr>
             <w:r>
               <w:t xml:space="preserve">auto</w:t>
@@ -15875,8 +15875,8 @@
             <w:pPr>
               <w:pStyle w:val="Compact"/>
               <w:jc w:val="left"/>
-              <w:ind w:left="0" w:firstLine="0" w:right="0"/>
-              <w:spacing w:lineRule="auto" w:after="40" w:line="240" w:before="40"/>
+              <w:ind w:left="0" w:right="0" w:firstLine="0"/>
+              <w:spacing w:before="40" w:after="40" w:lineRule="auto" w:line="240"/>
             </w:pPr>
             <w:r>
               <w:t xml:space="preserve">Override the auto-generated datatype id. For</w:t>
@@ -15928,7 +15928,7 @@
     </w:p>
     <w:p>
       <w:pPr>
-        <w:spacing w:after="0" w:line="20" w:lineRule="exact" w:before="0"/>
+        <w:spacing w:line="20" w:after="0" w:lineRule="exact" w:before="0"/>
         <w:rPr>
           <w:sz w:val="2"/>
         </w:rPr>
@@ -15970,12 +15970,12 @@
         <w:tblLook w:firstRow="1" w:lastRow="0" w:firstColumn="0" w:lastColumn="0" w:noHBand="0" w:noVBand="0" w:val="0020"/>
         <w:jc w:val="start"/>
         <w:tblBorders>
-          <w:top w:color="000000" w:sz="6" w:val="single" w:space="0"/>
-          <w:left w:color="000000" w:sz="6" w:val="single" w:space="0"/>
-          <w:bottom w:color="000000" w:sz="6" w:val="single" w:space="0"/>
-          <w:right w:color="000000" w:sz="6" w:val="single" w:space="0"/>
-          <w:insideH w:color="000000" w:sz="6" w:val="single" w:space="0"/>
-          <w:insideV w:color="000000" w:sz="6" w:val="single" w:space="0"/>
+          <w:top w:color="000000" w:val="single" w:space="0" w:sz="6"/>
+          <w:left w:color="000000" w:val="single" w:space="0" w:sz="6"/>
+          <w:bottom w:color="000000" w:val="single" w:space="0" w:sz="6"/>
+          <w:right w:color="000000" w:val="single" w:space="0" w:sz="6"/>
+          <w:insideH w:color="000000" w:val="single" w:space="0" w:sz="6"/>
+          <w:insideV w:color="000000" w:val="single" w:space="0" w:sz="6"/>
         </w:tblBorders>
         <w:tblCellMar>
           <w:top w:type="dxa" w:w="57"/>
@@ -16002,8 +16002,8 @@
             <w:pPr>
               <w:pStyle w:val="Compact"/>
               <w:jc w:val="left"/>
-              <w:ind w:left="0" w:firstLine="0" w:right="0"/>
-              <w:spacing w:lineRule="auto" w:after="40" w:line="240" w:before="40"/>
+              <w:ind w:left="0" w:right="0" w:firstLine="0"/>
+              <w:spacing w:before="40" w:after="40" w:lineRule="auto" w:line="240"/>
             </w:pPr>
             <w:r>
               <w:rPr>
@@ -16021,8 +16021,8 @@
             <w:pPr>
               <w:pStyle w:val="Compact"/>
               <w:jc w:val="left"/>
-              <w:ind w:left="0" w:firstLine="0" w:right="0"/>
-              <w:spacing w:lineRule="auto" w:after="40" w:line="240" w:before="40"/>
+              <w:ind w:left="0" w:right="0" w:firstLine="0"/>
+              <w:spacing w:before="40" w:after="40" w:lineRule="auto" w:line="240"/>
             </w:pPr>
             <w:r>
               <w:rPr>
@@ -16040,8 +16040,8 @@
             <w:pPr>
               <w:pStyle w:val="Compact"/>
               <w:jc w:val="left"/>
-              <w:ind w:left="0" w:firstLine="0" w:right="0"/>
-              <w:spacing w:lineRule="auto" w:after="40" w:line="240" w:before="40"/>
+              <w:ind w:left="0" w:right="0" w:firstLine="0"/>
+              <w:spacing w:before="40" w:after="40" w:lineRule="auto" w:line="240"/>
             </w:pPr>
             <w:r>
               <w:rPr>
@@ -16059,8 +16059,8 @@
             <w:pPr>
               <w:pStyle w:val="Compact"/>
               <w:jc w:val="left"/>
-              <w:ind w:left="0" w:firstLine="0" w:right="0"/>
-              <w:spacing w:lineRule="auto" w:after="40" w:line="240" w:before="40"/>
+              <w:ind w:left="0" w:right="0" w:firstLine="0"/>
+              <w:spacing w:before="40" w:after="40" w:lineRule="auto" w:line="240"/>
             </w:pPr>
             <w:r>
               <w:rPr>
@@ -16078,8 +16078,8 @@
             <w:pPr>
               <w:pStyle w:val="Compact"/>
               <w:jc w:val="left"/>
-              <w:ind w:left="0" w:firstLine="0" w:right="0"/>
-              <w:spacing w:lineRule="auto" w:after="40" w:line="240" w:before="40"/>
+              <w:ind w:left="0" w:right="0" w:firstLine="0"/>
+              <w:spacing w:before="40" w:after="40" w:lineRule="auto" w:line="240"/>
             </w:pPr>
             <w:r>
               <w:rPr>
@@ -16095,8 +16095,8 @@
             <w:pPr>
               <w:pStyle w:val="Compact"/>
               <w:jc w:val="left"/>
-              <w:ind w:left="0" w:firstLine="0" w:right="0"/>
-              <w:spacing w:lineRule="auto" w:after="40" w:line="240" w:before="40"/>
+              <w:ind w:left="0" w:right="0" w:firstLine="0"/>
+              <w:spacing w:before="40" w:after="40" w:lineRule="auto" w:line="240"/>
             </w:pPr>
             <w:r>
               <w:t xml:space="preserve">string</w:t>
@@ -16109,8 +16109,8 @@
             <w:pPr>
               <w:pStyle w:val="Compact"/>
               <w:jc w:val="left"/>
-              <w:ind w:left="0" w:firstLine="0" w:right="0"/>
-              <w:spacing w:lineRule="auto" w:after="40" w:line="240" w:before="40"/>
+              <w:ind w:left="0" w:right="0" w:firstLine="0"/>
+              <w:spacing w:before="40" w:after="40" w:lineRule="auto" w:line="240"/>
             </w:pPr>
             <w:r>
               <w:t xml:space="preserve">required</w:t>
@@ -16123,8 +16123,8 @@
             <w:pPr>
               <w:pStyle w:val="Compact"/>
               <w:jc w:val="left"/>
-              <w:ind w:left="0" w:firstLine="0" w:right="0"/>
-              <w:spacing w:lineRule="auto" w:after="40" w:line="240" w:before="40"/>
+              <w:ind w:left="0" w:right="0" w:firstLine="0"/>
+              <w:spacing w:before="40" w:after="40" w:lineRule="auto" w:line="240"/>
             </w:pPr>
             <w:r>
               <w:t xml:space="preserve">Unique identifier.</w:t>
@@ -16139,8 +16139,8 @@
             <w:pPr>
               <w:pStyle w:val="Compact"/>
               <w:jc w:val="left"/>
-              <w:ind w:left="0" w:firstLine="0" w:right="0"/>
-              <w:spacing w:lineRule="auto" w:after="40" w:line="240" w:before="40"/>
+              <w:ind w:left="0" w:right="0" w:firstLine="0"/>
+              <w:spacing w:before="40" w:after="40" w:lineRule="auto" w:line="240"/>
             </w:pPr>
             <w:r>
               <w:rPr>
@@ -16156,8 +16156,8 @@
             <w:pPr>
               <w:pStyle w:val="Compact"/>
               <w:jc w:val="left"/>
-              <w:ind w:left="0" w:firstLine="0" w:right="0"/>
-              <w:spacing w:lineRule="auto" w:after="40" w:line="240" w:before="40"/>
+              <w:ind w:left="0" w:right="0" w:firstLine="0"/>
+              <w:spacing w:before="40" w:after="40" w:lineRule="auto" w:line="240"/>
             </w:pPr>
             <w:r>
               <w:t xml:space="preserve">string</w:t>
@@ -16170,8 +16170,8 @@
             <w:pPr>
               <w:pStyle w:val="Compact"/>
               <w:jc w:val="left"/>
-              <w:ind w:left="0" w:firstLine="0" w:right="0"/>
-              <w:spacing w:lineRule="auto" w:after="40" w:line="240" w:before="40"/>
+              <w:ind w:left="0" w:right="0" w:firstLine="0"/>
+              <w:spacing w:before="40" w:after="40" w:lineRule="auto" w:line="240"/>
             </w:pPr>
             <w:r>
               <w:t xml:space="preserve">same as</w:t>
@@ -16193,8 +16193,8 @@
             <w:pPr>
               <w:pStyle w:val="Compact"/>
               <w:jc w:val="left"/>
-              <w:ind w:left="0" w:firstLine="0" w:right="0"/>
-              <w:spacing w:lineRule="auto" w:after="40" w:line="240" w:before="40"/>
+              <w:ind w:left="0" w:right="0" w:firstLine="0"/>
+              <w:spacing w:before="40" w:after="40" w:lineRule="auto" w:line="240"/>
             </w:pPr>
             <w:r>
               <w:t xml:space="preserve">Human-readable name.</w:t>
@@ -16209,8 +16209,8 @@
             <w:pPr>
               <w:pStyle w:val="Compact"/>
               <w:jc w:val="left"/>
-              <w:ind w:left="0" w:firstLine="0" w:right="0"/>
-              <w:spacing w:lineRule="auto" w:after="40" w:line="240" w:before="40"/>
+              <w:ind w:left="0" w:right="0" w:firstLine="0"/>
+              <w:spacing w:before="40" w:after="40" w:lineRule="auto" w:line="240"/>
             </w:pPr>
             <w:r>
               <w:rPr>
@@ -16226,8 +16226,8 @@
             <w:pPr>
               <w:pStyle w:val="Compact"/>
               <w:jc w:val="left"/>
-              <w:ind w:left="0" w:firstLine="0" w:right="0"/>
-              <w:spacing w:lineRule="auto" w:after="40" w:line="240" w:before="40"/>
+              <w:ind w:left="0" w:right="0" w:firstLine="0"/>
+              <w:spacing w:before="40" w:after="40" w:lineRule="auto" w:line="240"/>
             </w:pPr>
             <w:r>
               <w:t xml:space="preserve">string</w:t>
@@ -16240,8 +16240,8 @@
             <w:pPr>
               <w:pStyle w:val="Compact"/>
               <w:jc w:val="left"/>
-              <w:ind w:left="0" w:firstLine="0" w:right="0"/>
-              <w:spacing w:lineRule="auto" w:after="40" w:line="240" w:before="40"/>
+              <w:ind w:left="0" w:right="0" w:firstLine="0"/>
+              <w:spacing w:before="40" w:after="40" w:lineRule="auto" w:line="240"/>
             </w:pPr>
             <w:r>
               <w:rPr>
@@ -16257,8 +16257,8 @@
             <w:pPr>
               <w:pStyle w:val="Compact"/>
               <w:jc w:val="left"/>
-              <w:ind w:left="0" w:firstLine="0" w:right="0"/>
-              <w:spacing w:lineRule="auto" w:after="40" w:line="240" w:before="40"/>
+              <w:ind w:left="0" w:right="0" w:firstLine="0"/>
+              <w:spacing w:before="40" w:after="40" w:lineRule="auto" w:line="240"/>
             </w:pPr>
             <w:r>
               <w:t xml:space="preserve">Description text.</w:t>
@@ -16273,8 +16273,8 @@
             <w:pPr>
               <w:pStyle w:val="Compact"/>
               <w:jc w:val="left"/>
-              <w:ind w:left="0" w:firstLine="0" w:right="0"/>
-              <w:spacing w:lineRule="auto" w:after="40" w:line="240" w:before="40"/>
+              <w:ind w:left="0" w:right="0" w:firstLine="0"/>
+              <w:spacing w:before="40" w:after="40" w:lineRule="auto" w:line="240"/>
             </w:pPr>
             <w:r>
               <w:rPr>
@@ -16290,8 +16290,8 @@
             <w:pPr>
               <w:pStyle w:val="Compact"/>
               <w:jc w:val="left"/>
-              <w:ind w:left="0" w:firstLine="0" w:right="0"/>
-              <w:spacing w:lineRule="auto" w:after="40" w:line="240" w:before="40"/>
+              <w:ind w:left="0" w:right="0" w:firstLine="0"/>
+              <w:spacing w:before="40" w:after="40" w:lineRule="auto" w:line="240"/>
             </w:pPr>
             <w:r>
               <w:t xml:space="preserve">string</w:t>
@@ -16304,8 +16304,8 @@
             <w:pPr>
               <w:pStyle w:val="Compact"/>
               <w:jc w:val="left"/>
-              <w:ind w:left="0" w:firstLine="0" w:right="0"/>
-              <w:spacing w:lineRule="auto" w:after="40" w:line="240" w:before="40"/>
+              <w:ind w:left="0" w:right="0" w:firstLine="0"/>
+              <w:spacing w:before="40" w:after="40" w:lineRule="auto" w:line="240"/>
             </w:pPr>
             <w:r>
               <w:t xml:space="preserve">same as</w:t>
@@ -16327,8 +16327,8 @@
             <w:pPr>
               <w:pStyle w:val="Compact"/>
               <w:jc w:val="left"/>
-              <w:ind w:left="0" w:firstLine="0" w:right="0"/>
-              <w:spacing w:lineRule="auto" w:after="40" w:line="240" w:before="40"/>
+              <w:ind w:left="0" w:right="0" w:firstLine="0"/>
+              <w:spacing w:before="40" w:after="40" w:lineRule="auto" w:line="240"/>
             </w:pPr>
             <w:r>
               <w:t xml:space="preserve">Prefix used in output captions (e.g. </w:t>
@@ -16352,8 +16352,8 @@
             <w:pPr>
               <w:pStyle w:val="Compact"/>
               <w:jc w:val="left"/>
-              <w:ind w:left="0" w:firstLine="0" w:right="0"/>
-              <w:spacing w:lineRule="auto" w:after="40" w:line="240" w:before="40"/>
+              <w:ind w:left="0" w:right="0" w:firstLine="0"/>
+              <w:spacing w:before="40" w:after="40" w:lineRule="auto" w:line="240"/>
             </w:pPr>
             <w:r>
               <w:rPr>
@@ -16369,8 +16369,8 @@
             <w:pPr>
               <w:pStyle w:val="Compact"/>
               <w:jc w:val="left"/>
-              <w:ind w:left="0" w:firstLine="0" w:right="0"/>
-              <w:spacing w:lineRule="auto" w:after="40" w:line="240" w:before="40"/>
+              <w:ind w:left="0" w:right="0" w:firstLine="0"/>
+              <w:spacing w:before="40" w:after="40" w:lineRule="auto" w:line="240"/>
             </w:pPr>
             <w:r>
               <w:t xml:space="preserve">string</w:t>
@@ -16383,8 +16383,8 @@
             <w:pPr>
               <w:pStyle w:val="Compact"/>
               <w:jc w:val="left"/>
-              <w:ind w:left="0" w:firstLine="0" w:right="0"/>
-              <w:spacing w:lineRule="auto" w:after="40" w:line="240" w:before="40"/>
+              <w:ind w:left="0" w:right="0" w:firstLine="0"/>
+              <w:spacing w:before="40" w:after="40" w:lineRule="auto" w:line="240"/>
             </w:pPr>
             <w:r>
               <w:t xml:space="preserve">same as</w:t>
@@ -16406,8 +16406,8 @@
             <w:pPr>
               <w:pStyle w:val="Compact"/>
               <w:jc w:val="left"/>
-              <w:ind w:left="0" w:firstLine="0" w:right="0"/>
-              <w:spacing w:lineRule="auto" w:after="40" w:line="240" w:before="40"/>
+              <w:ind w:left="0" w:right="0" w:firstLine="0"/>
+              <w:spacing w:before="40" w:after="40" w:lineRule="auto" w:line="240"/>
             </w:pPr>
             <w:r>
               <w:t xml:space="preserve">Counter sharing group. Floats with the same</w:t>
@@ -16437,8 +16437,8 @@
             <w:pPr>
               <w:pStyle w:val="Compact"/>
               <w:jc w:val="left"/>
-              <w:ind w:left="0" w:firstLine="0" w:right="0"/>
-              <w:spacing w:lineRule="auto" w:after="40" w:line="240" w:before="40"/>
+              <w:ind w:left="0" w:right="0" w:firstLine="0"/>
+              <w:spacing w:before="40" w:after="40" w:lineRule="auto" w:line="240"/>
             </w:pPr>
             <w:r>
               <w:rPr>
@@ -16454,8 +16454,8 @@
             <w:pPr>
               <w:pStyle w:val="Compact"/>
               <w:jc w:val="left"/>
-              <w:ind w:left="0" w:firstLine="0" w:right="0"/>
-              <w:spacing w:lineRule="auto" w:after="40" w:line="240" w:before="40"/>
+              <w:ind w:left="0" w:right="0" w:firstLine="0"/>
+              <w:spacing w:before="40" w:after="40" w:lineRule="auto" w:line="240"/>
             </w:pPr>
             <w:r>
               <w:t xml:space="preserve">list</w:t>
@@ -16468,8 +16468,8 @@
             <w:pPr>
               <w:pStyle w:val="Compact"/>
               <w:jc w:val="left"/>
-              <w:ind w:left="0" w:firstLine="0" w:right="0"/>
-              <w:spacing w:lineRule="auto" w:after="40" w:line="240" w:before="40"/>
+              <w:ind w:left="0" w:right="0" w:firstLine="0"/>
+              <w:spacing w:before="40" w:after="40" w:lineRule="auto" w:line="240"/>
             </w:pPr>
             <w:r>
               <w:t xml:space="preserve">nil</w:t>
@@ -16482,8 +16482,8 @@
             <w:pPr>
               <w:pStyle w:val="Compact"/>
               <w:jc w:val="left"/>
-              <w:ind w:left="0" w:firstLine="0" w:right="0"/>
-              <w:spacing w:lineRule="auto" w:after="40" w:line="240" w:before="40"/>
+              <w:ind w:left="0" w:right="0" w:firstLine="0"/>
+              <w:spacing w:before="40" w:after="40" w:lineRule="auto" w:line="240"/>
             </w:pPr>
             <w:r>
               <w:t xml:space="preserve">Alternative fence prefixes.</w:t>
@@ -16498,8 +16498,8 @@
             <w:pPr>
               <w:pStyle w:val="Compact"/>
               <w:jc w:val="left"/>
-              <w:ind w:left="0" w:firstLine="0" w:right="0"/>
-              <w:spacing w:lineRule="auto" w:after="40" w:line="240" w:before="40"/>
+              <w:ind w:left="0" w:right="0" w:firstLine="0"/>
+              <w:spacing w:before="40" w:after="40" w:lineRule="auto" w:line="240"/>
             </w:pPr>
             <w:r>
               <w:rPr>
@@ -16515,8 +16515,8 @@
             <w:pPr>
               <w:pStyle w:val="Compact"/>
               <w:jc w:val="left"/>
-              <w:ind w:left="0" w:firstLine="0" w:right="0"/>
-              <w:spacing w:lineRule="auto" w:after="40" w:line="240" w:before="40"/>
+              <w:ind w:left="0" w:right="0" w:firstLine="0"/>
+              <w:spacing w:before="40" w:after="40" w:lineRule="auto" w:line="240"/>
             </w:pPr>
             <w:r>
               <w:t xml:space="preserve">boolean</w:t>
@@ -16529,8 +16529,8 @@
             <w:pPr>
               <w:pStyle w:val="Compact"/>
               <w:jc w:val="left"/>
-              <w:ind w:left="0" w:firstLine="0" w:right="0"/>
-              <w:spacing w:lineRule="auto" w:after="40" w:line="240" w:before="40"/>
+              <w:ind w:left="0" w:right="0" w:firstLine="0"/>
+              <w:spacing w:before="40" w:after="40" w:lineRule="auto" w:line="240"/>
             </w:pPr>
             <w:r>
               <w:t xml:space="preserve">false</w:t>
@@ -16543,8 +16543,8 @@
             <w:pPr>
               <w:pStyle w:val="Compact"/>
               <w:jc w:val="left"/>
-              <w:ind w:left="0" w:firstLine="0" w:right="0"/>
-              <w:spacing w:lineRule="auto" w:after="40" w:line="240" w:before="40"/>
+              <w:ind w:left="0" w:right="0" w:firstLine="0"/>
+              <w:spacing w:before="40" w:after="40" w:lineRule="auto" w:line="240"/>
             </w:pPr>
             <w:r>
               <w:t xml:space="preserve">See</w:t>
@@ -16583,7 +16583,7 @@
     </w:p>
     <w:p>
       <w:pPr>
-        <w:spacing w:after="0" w:line="20" w:lineRule="exact" w:before="0"/>
+        <w:spacing w:line="20" w:after="0" w:lineRule="exact" w:before="0"/>
         <w:rPr>
           <w:sz w:val="2"/>
         </w:rPr>
@@ -16625,12 +16625,12 @@
         <w:tblLook w:firstRow="1" w:lastRow="0" w:firstColumn="0" w:lastColumn="0" w:noHBand="0" w:noVBand="0" w:val="0020"/>
         <w:jc w:val="start"/>
         <w:tblBorders>
-          <w:top w:color="000000" w:sz="6" w:val="single" w:space="0"/>
-          <w:left w:color="000000" w:sz="6" w:val="single" w:space="0"/>
-          <w:bottom w:color="000000" w:sz="6" w:val="single" w:space="0"/>
-          <w:right w:color="000000" w:sz="6" w:val="single" w:space="0"/>
-          <w:insideH w:color="000000" w:sz="6" w:val="single" w:space="0"/>
-          <w:insideV w:color="000000" w:sz="6" w:val="single" w:space="0"/>
+          <w:top w:color="000000" w:val="single" w:space="0" w:sz="6"/>
+          <w:left w:color="000000" w:val="single" w:space="0" w:sz="6"/>
+          <w:bottom w:color="000000" w:val="single" w:space="0" w:sz="6"/>
+          <w:right w:color="000000" w:val="single" w:space="0" w:sz="6"/>
+          <w:insideH w:color="000000" w:val="single" w:space="0" w:sz="6"/>
+          <w:insideV w:color="000000" w:val="single" w:space="0" w:sz="6"/>
         </w:tblBorders>
         <w:tblCellMar>
           <w:top w:type="dxa" w:w="57"/>
@@ -16657,8 +16657,8 @@
             <w:pPr>
               <w:pStyle w:val="Compact"/>
               <w:jc w:val="left"/>
-              <w:ind w:left="0" w:firstLine="0" w:right="0"/>
-              <w:spacing w:lineRule="auto" w:after="40" w:line="240" w:before="40"/>
+              <w:ind w:left="0" w:right="0" w:firstLine="0"/>
+              <w:spacing w:before="40" w:after="40" w:lineRule="auto" w:line="240"/>
             </w:pPr>
             <w:r>
               <w:rPr>
@@ -16676,8 +16676,8 @@
             <w:pPr>
               <w:pStyle w:val="Compact"/>
               <w:jc w:val="left"/>
-              <w:ind w:left="0" w:firstLine="0" w:right="0"/>
-              <w:spacing w:lineRule="auto" w:after="40" w:line="240" w:before="40"/>
+              <w:ind w:left="0" w:right="0" w:firstLine="0"/>
+              <w:spacing w:before="40" w:after="40" w:lineRule="auto" w:line="240"/>
             </w:pPr>
             <w:r>
               <w:rPr>
@@ -16695,8 +16695,8 @@
             <w:pPr>
               <w:pStyle w:val="Compact"/>
               <w:jc w:val="left"/>
-              <w:ind w:left="0" w:firstLine="0" w:right="0"/>
-              <w:spacing w:lineRule="auto" w:after="40" w:line="240" w:before="40"/>
+              <w:ind w:left="0" w:right="0" w:firstLine="0"/>
+              <w:spacing w:before="40" w:after="40" w:lineRule="auto" w:line="240"/>
             </w:pPr>
             <w:r>
               <w:rPr>
@@ -16714,8 +16714,8 @@
             <w:pPr>
               <w:pStyle w:val="Compact"/>
               <w:jc w:val="left"/>
-              <w:ind w:left="0" w:firstLine="0" w:right="0"/>
-              <w:spacing w:lineRule="auto" w:after="40" w:line="240" w:before="40"/>
+              <w:ind w:left="0" w:right="0" w:firstLine="0"/>
+              <w:spacing w:before="40" w:after="40" w:lineRule="auto" w:line="240"/>
             </w:pPr>
             <w:r>
               <w:rPr>
@@ -16733,8 +16733,8 @@
             <w:pPr>
               <w:pStyle w:val="Compact"/>
               <w:jc w:val="left"/>
-              <w:ind w:left="0" w:firstLine="0" w:right="0"/>
-              <w:spacing w:lineRule="auto" w:after="40" w:line="240" w:before="40"/>
+              <w:ind w:left="0" w:right="0" w:firstLine="0"/>
+              <w:spacing w:before="40" w:after="40" w:lineRule="auto" w:line="240"/>
             </w:pPr>
             <w:r>
               <w:rPr>
@@ -16750,8 +16750,8 @@
             <w:pPr>
               <w:pStyle w:val="Compact"/>
               <w:jc w:val="left"/>
-              <w:ind w:left="0" w:firstLine="0" w:right="0"/>
-              <w:spacing w:lineRule="auto" w:after="40" w:line="240" w:before="40"/>
+              <w:ind w:left="0" w:right="0" w:firstLine="0"/>
+              <w:spacing w:before="40" w:after="40" w:lineRule="auto" w:line="240"/>
             </w:pPr>
             <w:r>
               <w:t xml:space="preserve">string</w:t>
@@ -16764,8 +16764,8 @@
             <w:pPr>
               <w:pStyle w:val="Compact"/>
               <w:jc w:val="left"/>
-              <w:ind w:left="0" w:firstLine="0" w:right="0"/>
-              <w:spacing w:lineRule="auto" w:after="40" w:line="240" w:before="40"/>
+              <w:ind w:left="0" w:right="0" w:firstLine="0"/>
+              <w:spacing w:before="40" w:after="40" w:lineRule="auto" w:line="240"/>
             </w:pPr>
             <w:r>
               <w:t xml:space="preserve">required</w:t>
@@ -16778,8 +16778,8 @@
             <w:pPr>
               <w:pStyle w:val="Compact"/>
               <w:jc w:val="left"/>
-              <w:ind w:left="0" w:firstLine="0" w:right="0"/>
-              <w:spacing w:lineRule="auto" w:after="40" w:line="240" w:before="40"/>
+              <w:ind w:left="0" w:right="0" w:firstLine="0"/>
+              <w:spacing w:before="40" w:after="40" w:lineRule="auto" w:line="240"/>
             </w:pPr>
             <w:r>
               <w:t xml:space="preserve">Unique identifier.</w:t>
@@ -16794,8 +16794,8 @@
             <w:pPr>
               <w:pStyle w:val="Compact"/>
               <w:jc w:val="left"/>
-              <w:ind w:left="0" w:firstLine="0" w:right="0"/>
-              <w:spacing w:lineRule="auto" w:after="40" w:line="240" w:before="40"/>
+              <w:ind w:left="0" w:right="0" w:firstLine="0"/>
+              <w:spacing w:before="40" w:after="40" w:lineRule="auto" w:line="240"/>
             </w:pPr>
             <w:r>
               <w:rPr>
@@ -16811,8 +16811,8 @@
             <w:pPr>
               <w:pStyle w:val="Compact"/>
               <w:jc w:val="left"/>
-              <w:ind w:left="0" w:firstLine="0" w:right="0"/>
-              <w:spacing w:lineRule="auto" w:after="40" w:line="240" w:before="40"/>
+              <w:ind w:left="0" w:right="0" w:firstLine="0"/>
+              <w:spacing w:before="40" w:after="40" w:lineRule="auto" w:line="240"/>
             </w:pPr>
             <w:r>
               <w:t xml:space="preserve">string</w:t>
@@ -16825,8 +16825,8 @@
             <w:pPr>
               <w:pStyle w:val="Compact"/>
               <w:jc w:val="left"/>
-              <w:ind w:left="0" w:firstLine="0" w:right="0"/>
-              <w:spacing w:lineRule="auto" w:after="40" w:line="240" w:before="40"/>
+              <w:ind w:left="0" w:right="0" w:firstLine="0"/>
+              <w:spacing w:before="40" w:after="40" w:lineRule="auto" w:line="240"/>
             </w:pPr>
             <w:r>
               <w:t xml:space="preserve">nil</w:t>
@@ -16839,8 +16839,8 @@
             <w:pPr>
               <w:pStyle w:val="Compact"/>
               <w:jc w:val="left"/>
-              <w:ind w:left="0" w:firstLine="0" w:right="0"/>
-              <w:spacing w:lineRule="auto" w:after="40" w:line="240" w:before="40"/>
+              <w:ind w:left="0" w:right="0" w:firstLine="0"/>
+              <w:spacing w:before="40" w:after="40" w:lineRule="auto" w:line="240"/>
             </w:pPr>
             <w:r>
               <w:t xml:space="preserve">Base relation type. Typically</w:t>
@@ -16927,8 +16927,8 @@
             <w:pPr>
               <w:pStyle w:val="Compact"/>
               <w:jc w:val="left"/>
-              <w:ind w:left="0" w:firstLine="0" w:right="0"/>
-              <w:spacing w:lineRule="auto" w:after="40" w:line="240" w:before="40"/>
+              <w:ind w:left="0" w:right="0" w:firstLine="0"/>
+              <w:spacing w:before="40" w:after="40" w:lineRule="auto" w:line="240"/>
             </w:pPr>
             <w:r>
               <w:rPr>
@@ -16944,8 +16944,8 @@
             <w:pPr>
               <w:pStyle w:val="Compact"/>
               <w:jc w:val="left"/>
-              <w:ind w:left="0" w:firstLine="0" w:right="0"/>
-              <w:spacing w:lineRule="auto" w:after="40" w:line="240" w:before="40"/>
+              <w:ind w:left="0" w:right="0" w:firstLine="0"/>
+              <w:spacing w:before="40" w:after="40" w:lineRule="auto" w:line="240"/>
             </w:pPr>
             <w:r>
               <w:t xml:space="preserve">string</w:t>
@@ -16958,8 +16958,8 @@
             <w:pPr>
               <w:pStyle w:val="Compact"/>
               <w:jc w:val="left"/>
-              <w:ind w:left="0" w:firstLine="0" w:right="0"/>
-              <w:spacing w:lineRule="auto" w:after="40" w:line="240" w:before="40"/>
+              <w:ind w:left="0" w:right="0" w:firstLine="0"/>
+              <w:spacing w:before="40" w:after="40" w:lineRule="auto" w:line="240"/>
             </w:pPr>
             <w:r>
               <w:t xml:space="preserve">inherited</w:t>
@@ -16972,8 +16972,8 @@
             <w:pPr>
               <w:pStyle w:val="Compact"/>
               <w:jc w:val="left"/>
-              <w:ind w:left="0" w:firstLine="0" w:right="0"/>
-              <w:spacing w:lineRule="auto" w:after="40" w:line="240" w:before="40"/>
+              <w:ind w:left="0" w:right="0" w:firstLine="0"/>
+              <w:spacing w:before="40" w:after="40" w:lineRule="auto" w:line="240"/>
             </w:pPr>
             <w:r>
               <w:t xml:space="preserve">Override the inherited selector (</w:t>
@@ -17012,8 +17012,8 @@
             <w:pPr>
               <w:pStyle w:val="Compact"/>
               <w:jc w:val="left"/>
-              <w:ind w:left="0" w:firstLine="0" w:right="0"/>
-              <w:spacing w:lineRule="auto" w:after="40" w:line="240" w:before="40"/>
+              <w:ind w:left="0" w:right="0" w:firstLine="0"/>
+              <w:spacing w:before="40" w:after="40" w:lineRule="auto" w:line="240"/>
             </w:pPr>
             <w:r>
               <w:rPr>
@@ -17029,8 +17029,8 @@
             <w:pPr>
               <w:pStyle w:val="Compact"/>
               <w:jc w:val="left"/>
-              <w:ind w:left="0" w:firstLine="0" w:right="0"/>
-              <w:spacing w:lineRule="auto" w:after="40" w:line="240" w:before="40"/>
+              <w:ind w:left="0" w:right="0" w:firstLine="0"/>
+              <w:spacing w:before="40" w:after="40" w:lineRule="auto" w:line="240"/>
             </w:pPr>
             <w:r>
               <w:t xml:space="preserve">string</w:t>
@@ -17043,8 +17043,8 @@
             <w:pPr>
               <w:pStyle w:val="Compact"/>
               <w:jc w:val="left"/>
-              <w:ind w:left="0" w:firstLine="0" w:right="0"/>
-              <w:spacing w:lineRule="auto" w:after="40" w:line="240" w:before="40"/>
+              <w:ind w:left="0" w:right="0" w:firstLine="0"/>
+              <w:spacing w:before="40" w:after="40" w:lineRule="auto" w:line="240"/>
             </w:pPr>
             <w:r>
               <w:t xml:space="preserve">nil</w:t>
@@ -17057,8 +17057,8 @@
             <w:pPr>
               <w:pStyle w:val="Compact"/>
               <w:jc w:val="left"/>
-              <w:ind w:left="0" w:firstLine="0" w:right="0"/>
-              <w:spacing w:lineRule="auto" w:after="40" w:line="240" w:before="40"/>
+              <w:ind w:left="0" w:right="0" w:firstLine="0"/>
+              <w:spacing w:before="40" w:after="40" w:lineRule="auto" w:line="240"/>
             </w:pPr>
             <w:r>
               <w:t xml:space="preserve">Constrain the source object type (nil = any).</w:t>
@@ -17073,8 +17073,8 @@
             <w:pPr>
               <w:pStyle w:val="Compact"/>
               <w:jc w:val="left"/>
-              <w:ind w:left="0" w:firstLine="0" w:right="0"/>
-              <w:spacing w:lineRule="auto" w:after="40" w:line="240" w:before="40"/>
+              <w:ind w:left="0" w:right="0" w:firstLine="0"/>
+              <w:spacing w:before="40" w:after="40" w:lineRule="auto" w:line="240"/>
             </w:pPr>
             <w:r>
               <w:rPr>
@@ -17090,8 +17090,8 @@
             <w:pPr>
               <w:pStyle w:val="Compact"/>
               <w:jc w:val="left"/>
-              <w:ind w:left="0" w:firstLine="0" w:right="0"/>
-              <w:spacing w:lineRule="auto" w:after="40" w:line="240" w:before="40"/>
+              <w:ind w:left="0" w:right="0" w:firstLine="0"/>
+              <w:spacing w:before="40" w:after="40" w:lineRule="auto" w:line="240"/>
             </w:pPr>
             <w:r>
               <w:t xml:space="preserve">string</w:t>
@@ -17104,8 +17104,8 @@
             <w:pPr>
               <w:pStyle w:val="Compact"/>
               <w:jc w:val="left"/>
-              <w:ind w:left="0" w:firstLine="0" w:right="0"/>
-              <w:spacing w:lineRule="auto" w:after="40" w:line="240" w:before="40"/>
+              <w:ind w:left="0" w:right="0" w:firstLine="0"/>
+              <w:spacing w:before="40" w:after="40" w:lineRule="auto" w:line="240"/>
             </w:pPr>
             <w:r>
               <w:t xml:space="preserve">nil</w:t>
@@ -17118,8 +17118,8 @@
             <w:pPr>
               <w:pStyle w:val="Compact"/>
               <w:jc w:val="left"/>
-              <w:ind w:left="0" w:firstLine="0" w:right="0"/>
-              <w:spacing w:lineRule="auto" w:after="40" w:line="240" w:before="40"/>
+              <w:ind w:left="0" w:right="0" w:firstLine="0"/>
+              <w:spacing w:before="40" w:after="40" w:lineRule="auto" w:line="240"/>
             </w:pPr>
             <w:r>
               <w:t xml:space="preserve">Constrain the target type (nil = any). Comma-separated list accepted.</w:t>
@@ -17134,8 +17134,8 @@
             <w:pPr>
               <w:pStyle w:val="Compact"/>
               <w:jc w:val="left"/>
-              <w:ind w:left="0" w:firstLine="0" w:right="0"/>
-              <w:spacing w:lineRule="auto" w:after="40" w:line="240" w:before="40"/>
+              <w:ind w:left="0" w:right="0" w:firstLine="0"/>
+              <w:spacing w:before="40" w:after="40" w:lineRule="auto" w:line="240"/>
             </w:pPr>
             <w:r>
               <w:rPr>
@@ -17151,8 +17151,8 @@
             <w:pPr>
               <w:pStyle w:val="Compact"/>
               <w:jc w:val="left"/>
-              <w:ind w:left="0" w:firstLine="0" w:right="0"/>
-              <w:spacing w:lineRule="auto" w:after="40" w:line="240" w:before="40"/>
+              <w:ind w:left="0" w:right="0" w:firstLine="0"/>
+              <w:spacing w:before="40" w:after="40" w:lineRule="auto" w:line="240"/>
             </w:pPr>
             <w:r>
               <w:t xml:space="preserve">string</w:t>
@@ -17165,8 +17165,8 @@
             <w:pPr>
               <w:pStyle w:val="Compact"/>
               <w:jc w:val="left"/>
-              <w:ind w:left="0" w:firstLine="0" w:right="0"/>
-              <w:spacing w:lineRule="auto" w:after="40" w:line="240" w:before="40"/>
+              <w:ind w:left="0" w:right="0" w:firstLine="0"/>
+              <w:spacing w:before="40" w:after="40" w:lineRule="auto" w:line="240"/>
             </w:pPr>
             <w:r>
               <w:t xml:space="preserve">nil</w:t>
@@ -17179,8 +17179,8 @@
             <w:pPr>
               <w:pStyle w:val="Compact"/>
               <w:jc w:val="left"/>
-              <w:ind w:left="0" w:firstLine="0" w:right="0"/>
-              <w:spacing w:lineRule="auto" w:after="40" w:line="240" w:before="40"/>
+              <w:ind w:left="0" w:right="0" w:firstLine="0"/>
+              <w:spacing w:before="40" w:after="40" w:lineRule="auto" w:line="240"/>
             </w:pPr>
             <w:r>
               <w:t xml:space="preserve">Constrain to links inside this attribute.</w:t>
@@ -17195,8 +17195,8 @@
             <w:pPr>
               <w:pStyle w:val="Compact"/>
               <w:jc w:val="left"/>
-              <w:ind w:left="0" w:firstLine="0" w:right="0"/>
-              <w:spacing w:lineRule="auto" w:after="40" w:line="240" w:before="40"/>
+              <w:ind w:left="0" w:right="0" w:firstLine="0"/>
+              <w:spacing w:before="40" w:after="40" w:lineRule="auto" w:line="240"/>
             </w:pPr>
             <w:r>
               <w:rPr>
@@ -17212,8 +17212,8 @@
             <w:pPr>
               <w:pStyle w:val="Compact"/>
               <w:jc w:val="left"/>
-              <w:ind w:left="0" w:firstLine="0" w:right="0"/>
-              <w:spacing w:lineRule="auto" w:after="40" w:line="240" w:before="40"/>
+              <w:ind w:left="0" w:right="0" w:firstLine="0"/>
+              <w:spacing w:before="40" w:after="40" w:lineRule="auto" w:line="240"/>
             </w:pPr>
             <w:r>
               <w:t xml:space="preserve">boolean</w:t>
@@ -17226,8 +17226,8 @@
             <w:pPr>
               <w:pStyle w:val="Compact"/>
               <w:jc w:val="left"/>
-              <w:ind w:left="0" w:firstLine="0" w:right="0"/>
-              <w:spacing w:lineRule="auto" w:after="40" w:line="240" w:before="40"/>
+              <w:ind w:left="0" w:right="0" w:firstLine="0"/>
+              <w:spacing w:before="40" w:after="40" w:lineRule="auto" w:line="240"/>
             </w:pPr>
             <w:r>
               <w:t xml:space="preserve">false</w:t>
@@ -17240,8 +17240,8 @@
             <w:pPr>
               <w:pStyle w:val="Compact"/>
               <w:jc w:val="left"/>
-              <w:ind w:left="0" w:firstLine="0" w:right="0"/>
-              <w:spacing w:lineRule="auto" w:after="40" w:line="240" w:before="40"/>
+              <w:ind w:left="0" w:right="0" w:firstLine="0"/>
+              <w:spacing w:before="40" w:after="40" w:lineRule="auto" w:line="240"/>
             </w:pPr>
             <w:r>
               <w:t xml:space="preserve">Derive from the containment hierarchy instead of an explicit link.</w:t>
@@ -17318,7 +17318,7 @@
     </w:p>
     <w:p>
       <w:pPr>
-        <w:spacing w:after="0" w:line="20" w:lineRule="exact" w:before="0"/>
+        <w:spacing w:line="20" w:after="0" w:lineRule="exact" w:before="0"/>
         <w:rPr>
           <w:sz w:val="2"/>
         </w:rPr>
@@ -17360,12 +17360,12 @@
         <w:tblLook w:firstRow="1" w:lastRow="0" w:firstColumn="0" w:lastColumn="0" w:noHBand="0" w:noVBand="0" w:val="0020"/>
         <w:jc w:val="start"/>
         <w:tblBorders>
-          <w:top w:color="000000" w:sz="6" w:val="single" w:space="0"/>
-          <w:left w:color="000000" w:sz="6" w:val="single" w:space="0"/>
-          <w:bottom w:color="000000" w:sz="6" w:val="single" w:space="0"/>
-          <w:right w:color="000000" w:sz="6" w:val="single" w:space="0"/>
-          <w:insideH w:color="000000" w:sz="6" w:val="single" w:space="0"/>
-          <w:insideV w:color="000000" w:sz="6" w:val="single" w:space="0"/>
+          <w:top w:color="000000" w:val="single" w:space="0" w:sz="6"/>
+          <w:left w:color="000000" w:val="single" w:space="0" w:sz="6"/>
+          <w:bottom w:color="000000" w:val="single" w:space="0" w:sz="6"/>
+          <w:right w:color="000000" w:val="single" w:space="0" w:sz="6"/>
+          <w:insideH w:color="000000" w:val="single" w:space="0" w:sz="6"/>
+          <w:insideV w:color="000000" w:val="single" w:space="0" w:sz="6"/>
         </w:tblBorders>
         <w:tblCellMar>
           <w:top w:type="dxa" w:w="57"/>
@@ -17392,8 +17392,8 @@
             <w:pPr>
               <w:pStyle w:val="Compact"/>
               <w:jc w:val="left"/>
-              <w:ind w:left="0" w:firstLine="0" w:right="0"/>
-              <w:spacing w:lineRule="auto" w:after="40" w:line="240" w:before="40"/>
+              <w:ind w:left="0" w:right="0" w:firstLine="0"/>
+              <w:spacing w:before="40" w:after="40" w:lineRule="auto" w:line="240"/>
             </w:pPr>
             <w:r>
               <w:rPr>
@@ -17411,8 +17411,8 @@
             <w:pPr>
               <w:pStyle w:val="Compact"/>
               <w:jc w:val="left"/>
-              <w:ind w:left="0" w:firstLine="0" w:right="0"/>
-              <w:spacing w:lineRule="auto" w:after="40" w:line="240" w:before="40"/>
+              <w:ind w:left="0" w:right="0" w:firstLine="0"/>
+              <w:spacing w:before="40" w:after="40" w:lineRule="auto" w:line="240"/>
             </w:pPr>
             <w:r>
               <w:rPr>
@@ -17430,8 +17430,8 @@
             <w:pPr>
               <w:pStyle w:val="Compact"/>
               <w:jc w:val="left"/>
-              <w:ind w:left="0" w:firstLine="0" w:right="0"/>
-              <w:spacing w:lineRule="auto" w:after="40" w:line="240" w:before="40"/>
+              <w:ind w:left="0" w:right="0" w:firstLine="0"/>
+              <w:spacing w:before="40" w:after="40" w:lineRule="auto" w:line="240"/>
             </w:pPr>
             <w:r>
               <w:rPr>
@@ -17449,8 +17449,8 @@
             <w:pPr>
               <w:pStyle w:val="Compact"/>
               <w:jc w:val="left"/>
-              <w:ind w:left="0" w:firstLine="0" w:right="0"/>
-              <w:spacing w:lineRule="auto" w:after="40" w:line="240" w:before="40"/>
+              <w:ind w:left="0" w:right="0" w:firstLine="0"/>
+              <w:spacing w:before="40" w:after="40" w:lineRule="auto" w:line="240"/>
             </w:pPr>
             <w:r>
               <w:rPr>
@@ -17468,8 +17468,8 @@
             <w:pPr>
               <w:pStyle w:val="Compact"/>
               <w:jc w:val="left"/>
-              <w:ind w:left="0" w:firstLine="0" w:right="0"/>
-              <w:spacing w:lineRule="auto" w:after="40" w:line="240" w:before="40"/>
+              <w:ind w:left="0" w:right="0" w:firstLine="0"/>
+              <w:spacing w:before="40" w:after="40" w:lineRule="auto" w:line="240"/>
             </w:pPr>
             <w:r>
               <w:rPr>
@@ -17485,8 +17485,8 @@
             <w:pPr>
               <w:pStyle w:val="Compact"/>
               <w:jc w:val="left"/>
-              <w:ind w:left="0" w:firstLine="0" w:right="0"/>
-              <w:spacing w:lineRule="auto" w:after="40" w:line="240" w:before="40"/>
+              <w:ind w:left="0" w:right="0" w:firstLine="0"/>
+              <w:spacing w:before="40" w:after="40" w:lineRule="auto" w:line="240"/>
             </w:pPr>
             <w:r>
               <w:t xml:space="preserve">string</w:t>
@@ -17499,8 +17499,8 @@
             <w:pPr>
               <w:pStyle w:val="Compact"/>
               <w:jc w:val="left"/>
-              <w:ind w:left="0" w:firstLine="0" w:right="0"/>
-              <w:spacing w:lineRule="auto" w:after="40" w:line="240" w:before="40"/>
+              <w:ind w:left="0" w:right="0" w:firstLine="0"/>
+              <w:spacing w:before="40" w:after="40" w:lineRule="auto" w:line="240"/>
             </w:pPr>
             <w:r>
               <w:t xml:space="preserve">required</w:t>
@@ -17513,8 +17513,8 @@
             <w:pPr>
               <w:pStyle w:val="Compact"/>
               <w:jc w:val="left"/>
-              <w:ind w:left="0" w:firstLine="0" w:right="0"/>
-              <w:spacing w:lineRule="auto" w:after="40" w:line="240" w:before="40"/>
+              <w:ind w:left="0" w:right="0" w:firstLine="0"/>
+              <w:spacing w:before="40" w:after="40" w:lineRule="auto" w:line="240"/>
             </w:pPr>
             <w:r>
               <w:t xml:space="preserve">Unique identifier.</w:t>
@@ -17529,8 +17529,8 @@
             <w:pPr>
               <w:pStyle w:val="Compact"/>
               <w:jc w:val="left"/>
-              <w:ind w:left="0" w:firstLine="0" w:right="0"/>
-              <w:spacing w:lineRule="auto" w:after="40" w:line="240" w:before="40"/>
+              <w:ind w:left="0" w:right="0" w:firstLine="0"/>
+              <w:spacing w:before="40" w:after="40" w:lineRule="auto" w:line="240"/>
             </w:pPr>
             <w:r>
               <w:rPr>
@@ -17546,8 +17546,8 @@
             <w:pPr>
               <w:pStyle w:val="Compact"/>
               <w:jc w:val="left"/>
-              <w:ind w:left="0" w:firstLine="0" w:right="0"/>
-              <w:spacing w:lineRule="auto" w:after="40" w:line="240" w:before="40"/>
+              <w:ind w:left="0" w:right="0" w:firstLine="0"/>
+              <w:spacing w:before="40" w:after="40" w:lineRule="auto" w:line="240"/>
             </w:pPr>
             <w:r>
               <w:t xml:space="preserve">string</w:t>
@@ -17560,8 +17560,8 @@
             <w:pPr>
               <w:pStyle w:val="Compact"/>
               <w:jc w:val="left"/>
-              <w:ind w:left="0" w:firstLine="0" w:right="0"/>
-              <w:spacing w:lineRule="auto" w:after="40" w:line="240" w:before="40"/>
+              <w:ind w:left="0" w:right="0" w:firstLine="0"/>
+              <w:spacing w:before="40" w:after="40" w:lineRule="auto" w:line="240"/>
             </w:pPr>
             <w:r>
               <w:t xml:space="preserve">same as</w:t>
@@ -17583,8 +17583,8 @@
             <w:pPr>
               <w:pStyle w:val="Compact"/>
               <w:jc w:val="left"/>
-              <w:ind w:left="0" w:firstLine="0" w:right="0"/>
-              <w:spacing w:lineRule="auto" w:after="40" w:line="240" w:before="40"/>
+              <w:ind w:left="0" w:right="0" w:firstLine="0"/>
+              <w:spacing w:before="40" w:after="40" w:lineRule="auto" w:line="240"/>
             </w:pPr>
             <w:r>
               <w:t xml:space="preserve">Human-readable name.</w:t>
@@ -17599,8 +17599,8 @@
             <w:pPr>
               <w:pStyle w:val="Compact"/>
               <w:jc w:val="left"/>
-              <w:ind w:left="0" w:firstLine="0" w:right="0"/>
-              <w:spacing w:lineRule="auto" w:after="40" w:line="240" w:before="40"/>
+              <w:ind w:left="0" w:right="0" w:firstLine="0"/>
+              <w:spacing w:before="40" w:after="40" w:lineRule="auto" w:line="240"/>
             </w:pPr>
             <w:r>
               <w:rPr>
@@ -17616,8 +17616,8 @@
             <w:pPr>
               <w:pStyle w:val="Compact"/>
               <w:jc w:val="left"/>
-              <w:ind w:left="0" w:firstLine="0" w:right="0"/>
-              <w:spacing w:lineRule="auto" w:after="40" w:line="240" w:before="40"/>
+              <w:ind w:left="0" w:right="0" w:firstLine="0"/>
+              <w:spacing w:before="40" w:after="40" w:lineRule="auto" w:line="240"/>
             </w:pPr>
             <w:r>
               <w:t xml:space="preserve">string</w:t>
@@ -17630,8 +17630,8 @@
             <w:pPr>
               <w:pStyle w:val="Compact"/>
               <w:jc w:val="left"/>
-              <w:ind w:left="0" w:firstLine="0" w:right="0"/>
-              <w:spacing w:lineRule="auto" w:after="40" w:line="240" w:before="40"/>
+              <w:ind w:left="0" w:right="0" w:firstLine="0"/>
+              <w:spacing w:before="40" w:after="40" w:lineRule="auto" w:line="240"/>
             </w:pPr>
             <w:r>
               <w:t xml:space="preserve">nil</w:t>
@@ -17644,8 +17644,8 @@
             <w:pPr>
               <w:pStyle w:val="Compact"/>
               <w:jc w:val="left"/>
-              <w:ind w:left="0" w:firstLine="0" w:right="0"/>
-              <w:spacing w:lineRule="auto" w:after="40" w:line="240" w:before="40"/>
+              <w:ind w:left="0" w:right="0" w:firstLine="0"/>
+              <w:spacing w:before="40" w:after="40" w:lineRule="auto" w:line="240"/>
             </w:pPr>
             <w:r>
               <w:t xml:space="preserve">Prefix for inline-code dispatch (</w:t>
@@ -17684,8 +17684,8 @@
             <w:pPr>
               <w:pStyle w:val="Compact"/>
               <w:jc w:val="left"/>
-              <w:ind w:left="0" w:firstLine="0" w:right="0"/>
-              <w:spacing w:lineRule="auto" w:after="40" w:line="240" w:before="40"/>
+              <w:ind w:left="0" w:right="0" w:firstLine="0"/>
+              <w:spacing w:before="40" w:after="40" w:lineRule="auto" w:line="240"/>
             </w:pPr>
             <w:r>
               <w:rPr>
@@ -17701,8 +17701,8 @@
             <w:pPr>
               <w:pStyle w:val="Compact"/>
               <w:jc w:val="left"/>
-              <w:ind w:left="0" w:firstLine="0" w:right="0"/>
-              <w:spacing w:lineRule="auto" w:after="40" w:line="240" w:before="40"/>
+              <w:ind w:left="0" w:right="0" w:firstLine="0"/>
+              <w:spacing w:before="40" w:after="40" w:lineRule="auto" w:line="240"/>
             </w:pPr>
             <w:r>
               <w:t xml:space="preserve">list</w:t>
@@ -17715,8 +17715,8 @@
             <w:pPr>
               <w:pStyle w:val="Compact"/>
               <w:jc w:val="left"/>
-              <w:ind w:left="0" w:firstLine="0" w:right="0"/>
-              <w:spacing w:lineRule="auto" w:after="40" w:line="240" w:before="40"/>
+              <w:ind w:left="0" w:right="0" w:firstLine="0"/>
+              <w:spacing w:before="40" w:after="40" w:lineRule="auto" w:line="240"/>
             </w:pPr>
             <w:r>
               <w:t xml:space="preserve">nil</w:t>
@@ -17729,8 +17729,8 @@
             <w:pPr>
               <w:pStyle w:val="Compact"/>
               <w:jc w:val="left"/>
-              <w:ind w:left="0" w:firstLine="0" w:right="0"/>
-              <w:spacing w:lineRule="auto" w:after="40" w:line="240" w:before="40"/>
+              <w:ind w:left="0" w:right="0" w:firstLine="0"/>
+              <w:spacing w:before="40" w:after="40" w:lineRule="auto" w:line="240"/>
             </w:pPr>
             <w:r>
               <w:t xml:space="preserve">Alternative prefixes for the same view type.</w:t>
@@ -17745,8 +17745,8 @@
             <w:pPr>
               <w:pStyle w:val="Compact"/>
               <w:jc w:val="left"/>
-              <w:ind w:left="0" w:firstLine="0" w:right="0"/>
-              <w:spacing w:lineRule="auto" w:after="40" w:line="240" w:before="40"/>
+              <w:ind w:left="0" w:right="0" w:firstLine="0"/>
+              <w:spacing w:before="40" w:after="40" w:lineRule="auto" w:line="240"/>
             </w:pPr>
             <w:r>
               <w:rPr>
@@ -17762,8 +17762,8 @@
             <w:pPr>
               <w:pStyle w:val="Compact"/>
               <w:jc w:val="left"/>
-              <w:ind w:left="0" w:firstLine="0" w:right="0"/>
-              <w:spacing w:lineRule="auto" w:after="40" w:line="240" w:before="40"/>
+              <w:ind w:left="0" w:right="0" w:firstLine="0"/>
+              <w:spacing w:before="40" w:after="40" w:lineRule="auto" w:line="240"/>
             </w:pPr>
             <w:r>
               <w:t xml:space="preserve">string</w:t>
@@ -17776,8 +17776,8 @@
             <w:pPr>
               <w:pStyle w:val="Compact"/>
               <w:jc w:val="left"/>
-              <w:ind w:left="0" w:firstLine="0" w:right="0"/>
-              <w:spacing w:lineRule="auto" w:after="40" w:line="240" w:before="40"/>
+              <w:ind w:left="0" w:right="0" w:firstLine="0"/>
+              <w:spacing w:before="40" w:after="40" w:lineRule="auto" w:line="240"/>
             </w:pPr>
             <w:r>
               <w:t xml:space="preserve">nil</w:t>
@@ -17790,8 +17790,8 @@
             <w:pPr>
               <w:pStyle w:val="Compact"/>
               <w:jc w:val="left"/>
-              <w:ind w:left="0" w:firstLine="0" w:right="0"/>
-              <w:spacing w:lineRule="auto" w:after="40" w:line="240" w:before="40"/>
+              <w:ind w:left="0" w:right="0" w:firstLine="0"/>
+              <w:spacing w:before="40" w:after="40" w:lineRule="auto" w:line="240"/>
             </w:pPr>
             <w:r>
               <w:t xml:space="preserve">Strategy (</w:t>
@@ -17827,8 +17827,8 @@
             <w:pPr>
               <w:pStyle w:val="Compact"/>
               <w:jc w:val="left"/>
-              <w:ind w:left="0" w:firstLine="0" w:right="0"/>
-              <w:spacing w:lineRule="auto" w:after="40" w:line="240" w:before="40"/>
+              <w:ind w:left="0" w:right="0" w:firstLine="0"/>
+              <w:spacing w:before="40" w:after="40" w:lineRule="auto" w:line="240"/>
             </w:pPr>
             <w:r>
               <w:rPr>
@@ -17844,8 +17844,8 @@
             <w:pPr>
               <w:pStyle w:val="Compact"/>
               <w:jc w:val="left"/>
-              <w:ind w:left="0" w:firstLine="0" w:right="0"/>
-              <w:spacing w:lineRule="auto" w:after="40" w:line="240" w:before="40"/>
+              <w:ind w:left="0" w:right="0" w:firstLine="0"/>
+              <w:spacing w:before="40" w:after="40" w:lineRule="auto" w:line="240"/>
             </w:pPr>
             <w:r>
               <w:t xml:space="preserve">string</w:t>
@@ -17858,8 +17858,8 @@
             <w:pPr>
               <w:pStyle w:val="Compact"/>
               <w:jc w:val="left"/>
-              <w:ind w:left="0" w:firstLine="0" w:right="0"/>
-              <w:spacing w:lineRule="auto" w:after="40" w:line="240" w:before="40"/>
+              <w:ind w:left="0" w:right="0" w:firstLine="0"/>
+              <w:spacing w:before="40" w:after="40" w:lineRule="auto" w:line="240"/>
             </w:pPr>
             <w:r>
               <w:t xml:space="preserve">nil</w:t>
@@ -17872,8 +17872,8 @@
             <w:pPr>
               <w:pStyle w:val="Compact"/>
               <w:jc w:val="left"/>
-              <w:ind w:left="0" w:firstLine="0" w:right="0"/>
-              <w:spacing w:lineRule="auto" w:after="40" w:line="240" w:before="40"/>
+              <w:ind w:left="0" w:right="0" w:firstLine="0"/>
+              <w:spacing w:before="40" w:after="40" w:lineRule="auto" w:line="240"/>
             </w:pPr>
             <w:r>
               <w:t xml:space="preserve">Counter group for numbered views.</w:t>
@@ -17888,8 +17888,8 @@
             <w:pPr>
               <w:pStyle w:val="Compact"/>
               <w:jc w:val="left"/>
-              <w:ind w:left="0" w:firstLine="0" w:right="0"/>
-              <w:spacing w:lineRule="auto" w:after="40" w:line="240" w:before="40"/>
+              <w:ind w:left="0" w:right="0" w:firstLine="0"/>
+              <w:spacing w:before="40" w:after="40" w:lineRule="auto" w:line="240"/>
             </w:pPr>
             <w:r>
               <w:rPr>
@@ -17905,8 +17905,8 @@
             <w:pPr>
               <w:pStyle w:val="Compact"/>
               <w:jc w:val="left"/>
-              <w:ind w:left="0" w:firstLine="0" w:right="0"/>
-              <w:spacing w:lineRule="auto" w:after="40" w:line="240" w:before="40"/>
+              <w:ind w:left="0" w:right="0" w:firstLine="0"/>
+              <w:spacing w:before="40" w:after="40" w:lineRule="auto" w:line="240"/>
             </w:pPr>
             <w:r>
               <w:t xml:space="preserve">string</w:t>
@@ -17919,8 +17919,8 @@
             <w:pPr>
               <w:pStyle w:val="Compact"/>
               <w:jc w:val="left"/>
-              <w:ind w:left="0" w:firstLine="0" w:right="0"/>
-              <w:spacing w:lineRule="auto" w:after="40" w:line="240" w:before="40"/>
+              <w:ind w:left="0" w:right="0" w:firstLine="0"/>
+              <w:spacing w:before="40" w:after="40" w:lineRule="auto" w:line="240"/>
             </w:pPr>
             <w:r>
               <w:t xml:space="preserve">nil</w:t>
@@ -17933,8 +17933,8 @@
             <w:pPr>
               <w:pStyle w:val="Compact"/>
               <w:jc w:val="left"/>
-              <w:ind w:left="0" w:firstLine="0" w:right="0"/>
-              <w:spacing w:lineRule="auto" w:after="40" w:line="240" w:before="40"/>
+              <w:ind w:left="0" w:right="0" w:firstLine="0"/>
+              <w:spacing w:before="40" w:after="40" w:lineRule="auto" w:line="240"/>
             </w:pPr>
             <w:r>
               <w:t xml:space="preserve">The view-element subtype this view aggregates (e.g. </w:t>
@@ -17958,8 +17958,8 @@
             <w:pPr>
               <w:pStyle w:val="Compact"/>
               <w:jc w:val="left"/>
-              <w:ind w:left="0" w:firstLine="0" w:right="0"/>
-              <w:spacing w:lineRule="auto" w:after="40" w:line="240" w:before="40"/>
+              <w:ind w:left="0" w:right="0" w:firstLine="0"/>
+              <w:spacing w:before="40" w:after="40" w:lineRule="auto" w:line="240"/>
             </w:pPr>
             <w:r>
               <w:rPr>
@@ -17975,8 +17975,8 @@
             <w:pPr>
               <w:pStyle w:val="Compact"/>
               <w:jc w:val="left"/>
-              <w:ind w:left="0" w:firstLine="0" w:right="0"/>
-              <w:spacing w:lineRule="auto" w:after="40" w:line="240" w:before="40"/>
+              <w:ind w:left="0" w:right="0" w:firstLine="0"/>
+              <w:spacing w:before="40" w:after="40" w:lineRule="auto" w:line="240"/>
             </w:pPr>
             <w:r>
               <w:t xml:space="preserve">boolean</w:t>
@@ -17989,8 +17989,8 @@
             <w:pPr>
               <w:pStyle w:val="Compact"/>
               <w:jc w:val="left"/>
-              <w:ind w:left="0" w:firstLine="0" w:right="0"/>
-              <w:spacing w:lineRule="auto" w:after="40" w:line="240" w:before="40"/>
+              <w:ind w:left="0" w:right="0" w:firstLine="0"/>
+              <w:spacing w:before="40" w:after="40" w:lineRule="auto" w:line="240"/>
             </w:pPr>
             <w:r>
               <w:t xml:space="preserve">false</w:t>
@@ -18003,8 +18003,8 @@
             <w:pPr>
               <w:pStyle w:val="Compact"/>
               <w:jc w:val="left"/>
-              <w:ind w:left="0" w:firstLine="0" w:right="0"/>
-              <w:spacing w:lineRule="auto" w:after="40" w:line="240" w:before="40"/>
+              <w:ind w:left="0" w:right="0" w:firstLine="0"/>
+              <w:spacing w:before="40" w:after="40" w:lineRule="auto" w:line="240"/>
             </w:pPr>
             <w:r>
               <w:t xml:space="preserve">See</w:t>
@@ -18293,7 +18293,7 @@
     </w:p>
     <w:p>
       <w:pPr>
-        <w:spacing w:after="0" w:line="20" w:lineRule="exact" w:before="0"/>
+        <w:spacing w:line="20" w:after="0" w:lineRule="exact" w:before="0"/>
         <w:rPr>
           <w:sz w:val="2"/>
         </w:rPr>
@@ -19237,7 +19237,7 @@
     </w:p>
     <w:p>
       <w:pPr>
-        <w:spacing w:after="0" w:line="20" w:lineRule="exact" w:before="0"/>
+        <w:spacing w:line="20" w:after="0" w:lineRule="exact" w:before="0"/>
         <w:rPr>
           <w:sz w:val="2"/>
         </w:rPr>
@@ -19435,7 +19435,7 @@
     </w:p>
     <w:p>
       <w:pPr>
-        <w:spacing w:after="0" w:line="20" w:lineRule="exact" w:before="0"/>
+        <w:spacing w:line="20" w:after="0" w:lineRule="exact" w:before="0"/>
         <w:rPr>
           <w:sz w:val="2"/>
         </w:rPr>
@@ -22111,7 +22111,7 @@
     </w:p>
     <w:p>
       <w:pPr>
-        <w:spacing w:after="0" w:line="20" w:lineRule="exact" w:before="0"/>
+        <w:spacing w:line="20" w:after="0" w:lineRule="exact" w:before="0"/>
         <w:rPr>
           <w:sz w:val="2"/>
         </w:rPr>
@@ -22153,12 +22153,12 @@
         <w:tblLook w:firstRow="1" w:lastRow="0" w:firstColumn="0" w:lastColumn="0" w:noHBand="0" w:noVBand="0" w:val="0020"/>
         <w:jc w:val="start"/>
         <w:tblBorders>
-          <w:top w:color="000000" w:sz="6" w:val="single" w:space="0"/>
-          <w:left w:color="000000" w:sz="6" w:val="single" w:space="0"/>
-          <w:bottom w:color="000000" w:sz="6" w:val="single" w:space="0"/>
-          <w:right w:color="000000" w:sz="6" w:val="single" w:space="0"/>
-          <w:insideH w:color="000000" w:sz="6" w:val="single" w:space="0"/>
-          <w:insideV w:color="000000" w:sz="6" w:val="single" w:space="0"/>
+          <w:top w:color="000000" w:val="single" w:space="0" w:sz="6"/>
+          <w:left w:color="000000" w:val="single" w:space="0" w:sz="6"/>
+          <w:bottom w:color="000000" w:val="single" w:space="0" w:sz="6"/>
+          <w:right w:color="000000" w:val="single" w:space="0" w:sz="6"/>
+          <w:insideH w:color="000000" w:val="single" w:space="0" w:sz="6"/>
+          <w:insideV w:color="000000" w:val="single" w:space="0" w:sz="6"/>
         </w:tblBorders>
         <w:tblCellMar>
           <w:top w:type="dxa" w:w="57"/>
@@ -22183,8 +22183,8 @@
             <w:pPr>
               <w:pStyle w:val="Compact"/>
               <w:jc w:val="left"/>
-              <w:ind w:left="0" w:firstLine="0" w:right="0"/>
-              <w:spacing w:lineRule="auto" w:after="40" w:line="240" w:before="40"/>
+              <w:ind w:left="0" w:right="0" w:firstLine="0"/>
+              <w:spacing w:before="40" w:after="40" w:lineRule="auto" w:line="240"/>
             </w:pPr>
             <w:r>
               <w:rPr>
@@ -22202,8 +22202,8 @@
             <w:pPr>
               <w:pStyle w:val="Compact"/>
               <w:jc w:val="left"/>
-              <w:ind w:left="0" w:firstLine="0" w:right="0"/>
-              <w:spacing w:lineRule="auto" w:after="40" w:line="240" w:before="40"/>
+              <w:ind w:left="0" w:right="0" w:firstLine="0"/>
+              <w:spacing w:before="40" w:after="40" w:lineRule="auto" w:line="240"/>
             </w:pPr>
             <w:r>
               <w:rPr>
@@ -22221,8 +22221,8 @@
             <w:pPr>
               <w:pStyle w:val="Compact"/>
               <w:jc w:val="left"/>
-              <w:ind w:left="0" w:firstLine="0" w:right="0"/>
-              <w:spacing w:lineRule="auto" w:after="40" w:line="240" w:before="40"/>
+              <w:ind w:left="0" w:right="0" w:firstLine="0"/>
+              <w:spacing w:before="40" w:after="40" w:lineRule="auto" w:line="240"/>
             </w:pPr>
             <w:r>
               <w:rPr>
@@ -22262,8 +22262,8 @@
             <w:pPr>
               <w:pStyle w:val="Compact"/>
               <w:jc w:val="left"/>
-              <w:ind w:left="0" w:firstLine="0" w:right="0"/>
-              <w:spacing w:lineRule="auto" w:after="40" w:line="240" w:before="40"/>
+              <w:ind w:left="0" w:right="0" w:firstLine="0"/>
+              <w:spacing w:before="40" w:after="40" w:lineRule="auto" w:line="240"/>
             </w:pPr>
             <w:r>
               <w:t xml:space="preserve">Process and options.</w:t>
@@ -22308,8 +22308,8 @@
             <w:pPr>
               <w:pStyle w:val="Compact"/>
               <w:jc w:val="left"/>
-              <w:ind w:left="0" w:firstLine="0" w:right="0"/>
-              <w:spacing w:lineRule="auto" w:after="40" w:line="240" w:before="40"/>
+              <w:ind w:left="0" w:right="0" w:firstLine="0"/>
+              <w:spacing w:before="40" w:after="40" w:lineRule="auto" w:line="240"/>
             </w:pPr>
             <w:r>
               <w:rPr>
@@ -22325,8 +22325,8 @@
             <w:pPr>
               <w:pStyle w:val="Compact"/>
               <w:jc w:val="left"/>
-              <w:ind w:left="0" w:firstLine="0" w:right="0"/>
-              <w:spacing w:lineRule="auto" w:after="40" w:line="240" w:before="40"/>
+              <w:ind w:left="0" w:right="0" w:firstLine="0"/>
+              <w:spacing w:before="40" w:after="40" w:lineRule="auto" w:line="240"/>
             </w:pPr>
             <w:r>
               <w:t xml:space="preserve">File-based cache key. If the file already exists, the process is not spawned —</w:t>
@@ -22356,8 +22356,8 @@
             <w:pPr>
               <w:pStyle w:val="Compact"/>
               <w:jc w:val="left"/>
-              <w:ind w:left="0" w:firstLine="0" w:right="0"/>
-              <w:spacing w:lineRule="auto" w:after="40" w:line="240" w:before="40"/>
+              <w:ind w:left="0" w:right="0" w:firstLine="0"/>
+              <w:spacing w:before="40" w:after="40" w:lineRule="auto" w:line="240"/>
             </w:pPr>
             <w:r>
               <w:rPr>
@@ -22373,8 +22373,8 @@
             <w:pPr>
               <w:pStyle w:val="Compact"/>
               <w:jc w:val="left"/>
-              <w:ind w:left="0" w:firstLine="0" w:right="0"/>
-              <w:spacing w:lineRule="auto" w:after="40" w:line="240" w:before="40"/>
+              <w:ind w:left="0" w:right="0" w:firstLine="0"/>
+              <w:spacing w:before="40" w:after="40" w:lineRule="auto" w:line="240"/>
             </w:pPr>
             <w:r>
               <w:t xml:space="preserve">Arbitrary table passed through to</w:t>
@@ -22426,7 +22426,7 @@
     </w:p>
     <w:p>
       <w:pPr>
-        <w:spacing w:after="0" w:line="20" w:lineRule="exact" w:before="0"/>
+        <w:spacing w:line="20" w:after="0" w:lineRule="exact" w:before="0"/>
         <w:rPr>
           <w:sz w:val="2"/>
         </w:rPr>
@@ -22914,9 +22914,9 @@
     </w:p>
     <w:bookmarkEnd w:id="51"/>
     <w:sectPr>
-      <w:footerReference w:type="default" r:id="rId9200"/>
-      <w:headerReference w:type="default" r:id="rId9101"/>
-      <w:headerReference w:type="first" r:id="rId9100"/>
+      <w:footerReference r:id="rId9200" w:type="default"/>
+      <w:headerReference r:id="rId9101" w:type="default"/>
+      <w:headerReference r:id="rId9100" w:type="first"/>
       <w:titlePg/>
     </w:sectPr>
   </w:body>
@@ -22928,17 +22928,17 @@
 </file>
 
 <file path=word/footer1.xml><?xml version="1.0" encoding="utf-8"?>
-<w:ftr xmlns:w="http://schemas.openxmlformats.org/wordprocessingml/2006/main" xmlns:r="http://schemas.openxmlformats.org/officeDocument/2006/relationships">
+<w:ftr xmlns:r="http://schemas.openxmlformats.org/officeDocument/2006/relationships" xmlns:w="http://schemas.openxmlformats.org/wordprocessingml/2006/main">
   <w:tbl>
     <w:tblPr>
       <w:tblW w:type="pct" w:w="5000"/>
       <w:tblBorders>
-        <w:top w:color="CCCCCC" w:sz="4" w:val="single" w:space="1"/>
-        <w:bottom w:color="auto" w:sz="0" w:val="none" w:space="0"/>
-        <w:left w:color="auto" w:sz="0" w:val="none" w:space="0"/>
-        <w:right w:color="auto" w:sz="0" w:val="none" w:space="0"/>
-        <w:insideH w:color="auto" w:sz="0" w:val="none" w:space="0"/>
-        <w:insideV w:color="auto" w:sz="0" w:val="none" w:space="0"/>
+        <w:top w:color="CCCCCC" w:val="single" w:space="1" w:sz="4"/>
+        <w:bottom w:color="auto" w:val="none" w:space="0" w:sz="0"/>
+        <w:left w:color="auto" w:val="none" w:space="0" w:sz="0"/>
+        <w:right w:color="auto" w:val="none" w:space="0" w:sz="0"/>
+        <w:insideH w:color="auto" w:val="none" w:space="0" w:sz="0"/>
+        <w:insideV w:color="auto" w:val="none" w:space="0" w:sz="0"/>
       </w:tblBorders>
       <w:tblLayout w:type="fixed"/>
     </w:tblPr>
@@ -23054,7 +23054,7 @@
 </file>
 
 <file path=word/header1.xml><?xml version="1.0" encoding="utf-8"?>
-<w:hdr xmlns:w="http://schemas.openxmlformats.org/wordprocessingml/2006/main" xmlns:r="http://schemas.openxmlformats.org/officeDocument/2006/relationships">
+<w:hdr xmlns:r="http://schemas.openxmlformats.org/officeDocument/2006/relationships" xmlns:w="http://schemas.openxmlformats.org/wordprocessingml/2006/main">
   <w:p>
     <w:pPr>
       <w:pStyle w:val="Header"/>
@@ -23064,7 +23064,7 @@
 </file>
 
 <file path=word/header2.xml><?xml version="1.0" encoding="utf-8"?>
-<w:hdr xmlns:w="http://schemas.openxmlformats.org/wordprocessingml/2006/main" xmlns:r="http://schemas.openxmlformats.org/officeDocument/2006/relationships">
+<w:hdr xmlns:r="http://schemas.openxmlformats.org/officeDocument/2006/relationships" xmlns:w="http://schemas.openxmlformats.org/wordprocessingml/2006/main">
   <w:p>
     <w:pPr>
       <w:pStyle w:val="Header"/>
@@ -23107,7 +23107,7 @@
       <w:lvlText w:val="%1"/>
       <w:lvlJc w:val="left"/>
       <w:pPr>
-        <w:ind w:left="0" w:hanging="0"/>
+        <w:ind w:hanging="0" w:left="0"/>
       </w:pPr>
     </w:lvl>
     <w:lvl w:ilvl="1">
@@ -23119,7 +23119,7 @@
       <w:lvlText w:val="%1.%2"/>
       <w:lvlJc w:val="left"/>
       <w:pPr>
-        <w:ind w:left="0" w:hanging="0"/>
+        <w:ind w:hanging="0" w:left="0"/>
       </w:pPr>
     </w:lvl>
     <w:lvl w:ilvl="2">
@@ -23131,7 +23131,7 @@
       <w:lvlText w:val="%1.%2.%3"/>
       <w:lvlJc w:val="left"/>
       <w:pPr>
-        <w:ind w:left="0" w:hanging="0"/>
+        <w:ind w:hanging="0" w:left="0"/>
       </w:pPr>
     </w:lvl>
     <w:lvl w:ilvl="3">
@@ -23143,7 +23143,7 @@
       <w:lvlText w:val="%1.%2.%3.%4"/>
       <w:lvlJc w:val="left"/>
       <w:pPr>
-        <w:ind w:left="0" w:hanging="0"/>
+        <w:ind w:hanging="0" w:left="0"/>
       </w:pPr>
     </w:lvl>
     <w:lvl w:ilvl="4">
@@ -23155,7 +23155,7 @@
       <w:lvlText w:val="%1.%2.%3.%4.%5"/>
       <w:lvlJc w:val="left"/>
       <w:pPr>
-        <w:ind w:left="0" w:hanging="0"/>
+        <w:ind w:hanging="0" w:left="0"/>
       </w:pPr>
     </w:lvl>
   </w:abstractNum>
@@ -24219,18 +24219,18 @@
     <w:basedOn w:val="VerbatimChar"/>
     <w:rPr/>
   </w:style>
-  <w:style w:type="paragraph" w:customStyle="1" w:styleId="SpecObjectHeader">
+  <w:style w:customStyle="1" w:styleId="SpecObjectHeader" w:type="paragraph">
     <w:name w:val="Spec Object Header"/>
     <w:basedOn w:val="Normal"/>
     <w:next w:val="FirstParagraph"/>
     <w:qFormat/>
     <w:pPr>
       <w:keepNext/>
-      <w:spacing w:lineRule="auto" w:after="120" w:line="276" w:before="280"/>
+      <w:spacing w:before="280" w:after="120" w:lineRule="auto" w:line="276"/>
       <w:outlineLvl w:val="0"/>
     </w:pPr>
     <w:rPr>
-      <w:rFonts w:ascii="Calibri Light" w:cs="Calibri Light" w:hAnsi="Calibri Light"/>
+      <w:rFonts w:ascii="Calibri Light" w:hAnsi="Calibri Light" w:cs="Calibri Light"/>
       <w:b/>
       <w:bCs/>
       <w:color w:val="0F4C64"/>

--- a/manual/downloads/creating-a-model.docx
+++ b/manual/downloads/creating-a-model.docx
@@ -415,12 +415,12 @@
     </w:p>
     <w:p>
       <w:pPr>
-        <w:spacing w:line="20" w:after="0" w:lineRule="exact" w:before="0"/>
+        <w:spacing w:lineRule="exact" w:line="20" w:before="0" w:after="0"/>
         <w:rPr>
           <w:sz w:val="2"/>
         </w:rPr>
       </w:pPr>
-      <w:bookmarkStart w:id="32204" w:name="listing-src-model-quickstart"/>
+      <w:bookmarkStart w:name="listing-src-model-quickstart" w:id="32204"/>
       <w:bookmarkEnd w:id="32204"/>
     </w:p>
     <w:p>
@@ -963,12 +963,12 @@
     </w:p>
     <w:p>
       <w:pPr>
-        <w:spacing w:line="20" w:after="0" w:lineRule="exact" w:before="0"/>
+        <w:spacing w:lineRule="exact" w:line="20" w:before="0" w:after="0"/>
         <w:rPr>
           <w:sz w:val="2"/>
         </w:rPr>
       </w:pPr>
-      <w:bookmarkStart w:id="21471" w:name="listing-src-model-adr-layout"/>
+      <w:bookmarkStart w:name="listing-src-model-adr-layout" w:id="21471"/>
       <w:bookmarkEnd w:id="21471"/>
     </w:p>
     <w:p>
@@ -1074,12 +1074,12 @@
     </w:p>
     <w:p>
       <w:pPr>
-        <w:spacing w:line="20" w:after="0" w:lineRule="exact" w:before="0"/>
+        <w:spacing w:lineRule="exact" w:line="20" w:before="0" w:after="0"/>
         <w:rPr>
           <w:sz w:val="2"/>
         </w:rPr>
       </w:pPr>
-      <w:bookmarkStart w:id="36868" w:name="listing-src-model-adr-descriptor"/>
+      <w:bookmarkStart w:name="listing-src-model-adr-descriptor" w:id="36868"/>
       <w:bookmarkEnd w:id="36868"/>
     </w:p>
     <w:p>
@@ -1889,12 +1889,12 @@
     </w:p>
     <w:p>
       <w:pPr>
-        <w:spacing w:line="20" w:after="0" w:lineRule="exact" w:before="0"/>
+        <w:spacing w:lineRule="exact" w:line="20" w:before="0" w:after="0"/>
         <w:rPr>
           <w:sz w:val="2"/>
         </w:rPr>
       </w:pPr>
-      <w:bookmarkStart w:id="5934" w:name="listing-src-model-adr-usage"/>
+      <w:bookmarkStart w:name="listing-src-model-adr-usage" w:id="5934"/>
       <w:bookmarkEnd w:id="5934"/>
     </w:p>
     <w:p>
@@ -2236,12 +2236,12 @@
     </w:p>
     <w:p>
       <w:pPr>
-        <w:spacing w:line="20" w:after="0" w:lineRule="exact" w:before="0"/>
+        <w:spacing w:lineRule="exact" w:line="20" w:before="0" w:after="0"/>
         <w:rPr>
           <w:sz w:val="2"/>
         </w:rPr>
       </w:pPr>
-      <w:bookmarkStart w:id="46561" w:name="listing-src-model-directory-layout"/>
+      <w:bookmarkStart w:name="listing-src-model-directory-layout" w:id="46561"/>
       <w:bookmarkEnd w:id="46561"/>
     </w:p>
     <w:p>
@@ -2426,12 +2426,12 @@
     </w:p>
     <w:p>
       <w:pPr>
-        <w:spacing w:line="20" w:after="0" w:lineRule="exact" w:before="0"/>
+        <w:spacing w:lineRule="exact" w:line="20" w:before="0" w:after="0"/>
         <w:rPr>
           <w:sz w:val="2"/>
         </w:rPr>
       </w:pPr>
-      <w:bookmarkStart w:id="28870" w:name="listing-src-model-manifest"/>
+      <w:bookmarkStart w:name="listing-src-model-manifest" w:id="28870"/>
       <w:bookmarkEnd w:id="28870"/>
     </w:p>
     <w:p>
@@ -2666,12 +2666,12 @@
     </w:p>
     <w:p>
       <w:pPr>
-        <w:spacing w:line="20" w:after="0" w:lineRule="exact" w:before="0"/>
+        <w:spacing w:lineRule="exact" w:line="20" w:before="0" w:after="0"/>
         <w:rPr>
           <w:sz w:val="2"/>
         </w:rPr>
       </w:pPr>
-      <w:bookmarkStart w:id="36631" w:name="csv-tbl-model-categories"/>
+      <w:bookmarkStart w:name="csv-tbl-model-categories" w:id="36631"/>
       <w:bookmarkEnd w:id="36631"/>
     </w:p>
     <w:p>
@@ -2708,18 +2708,18 @@
         <w:tblLook w:firstRow="1" w:lastRow="0" w:firstColumn="0" w:lastColumn="0" w:noHBand="0" w:noVBand="0" w:val="0020"/>
         <w:jc w:val="start"/>
         <w:tblBorders>
-          <w:top w:color="000000" w:val="single" w:space="0" w:sz="6"/>
-          <w:left w:color="000000" w:val="single" w:space="0" w:sz="6"/>
-          <w:bottom w:color="000000" w:val="single" w:space="0" w:sz="6"/>
-          <w:right w:color="000000" w:val="single" w:space="0" w:sz="6"/>
-          <w:insideH w:color="000000" w:val="single" w:space="0" w:sz="6"/>
-          <w:insideV w:color="000000" w:val="single" w:space="0" w:sz="6"/>
+          <w:top w:color="000000" w:space="0" w:val="single" w:sz="6"/>
+          <w:left w:color="000000" w:space="0" w:val="single" w:sz="6"/>
+          <w:bottom w:color="000000" w:space="0" w:val="single" w:sz="6"/>
+          <w:right w:color="000000" w:space="0" w:val="single" w:sz="6"/>
+          <w:insideH w:color="000000" w:space="0" w:val="single" w:sz="6"/>
+          <w:insideV w:color="000000" w:space="0" w:val="single" w:sz="6"/>
         </w:tblBorders>
         <w:tblCellMar>
-          <w:top w:type="dxa" w:w="57"/>
-          <w:left w:type="dxa" w:w="108"/>
-          <w:bottom w:type="dxa" w:w="57"/>
-          <w:right w:type="dxa" w:w="108"/>
+          <w:top w:w="57" w:type="dxa"/>
+          <w:left w:w="108" w:type="dxa"/>
+          <w:bottom w:w="57" w:type="dxa"/>
+          <w:right w:w="108" w:type="dxa"/>
         </w:tblCellMar>
       </w:tblPr>
       <w:tblGrid>
@@ -2740,8 +2740,8 @@
             <w:pPr>
               <w:pStyle w:val="Compact"/>
               <w:jc w:val="left"/>
-              <w:ind w:left="0" w:right="0" w:firstLine="0"/>
-              <w:spacing w:before="40" w:after="40" w:lineRule="auto" w:line="240"/>
+              <w:ind w:right="0" w:left="0" w:firstLine="0"/>
+              <w:spacing w:after="40" w:line="240" w:lineRule="auto" w:before="40"/>
             </w:pPr>
             <w:r>
               <w:rPr>
@@ -2759,8 +2759,8 @@
             <w:pPr>
               <w:pStyle w:val="Compact"/>
               <w:jc w:val="left"/>
-              <w:ind w:left="0" w:right="0" w:firstLine="0"/>
-              <w:spacing w:before="40" w:after="40" w:lineRule="auto" w:line="240"/>
+              <w:ind w:right="0" w:left="0" w:firstLine="0"/>
+              <w:spacing w:after="40" w:line="240" w:lineRule="auto" w:before="40"/>
             </w:pPr>
             <w:r>
               <w:rPr>
@@ -2779,8 +2779,8 @@
             <w:pPr>
               <w:pStyle w:val="Compact"/>
               <w:jc w:val="left"/>
-              <w:ind w:left="0" w:right="0" w:firstLine="0"/>
-              <w:spacing w:before="40" w:after="40" w:lineRule="auto" w:line="240"/>
+              <w:ind w:right="0" w:left="0" w:firstLine="0"/>
+              <w:spacing w:after="40" w:line="240" w:lineRule="auto" w:before="40"/>
             </w:pPr>
             <w:r>
               <w:rPr>
@@ -2798,8 +2798,8 @@
             <w:pPr>
               <w:pStyle w:val="Compact"/>
               <w:jc w:val="left"/>
-              <w:ind w:left="0" w:right="0" w:firstLine="0"/>
-              <w:spacing w:before="40" w:after="40" w:lineRule="auto" w:line="240"/>
+              <w:ind w:right="0" w:left="0" w:firstLine="0"/>
+              <w:spacing w:after="40" w:line="240" w:lineRule="auto" w:before="40"/>
             </w:pPr>
             <w:r>
               <w:rPr>
@@ -2817,8 +2817,8 @@
             <w:pPr>
               <w:pStyle w:val="Compact"/>
               <w:jc w:val="left"/>
-              <w:ind w:left="0" w:right="0" w:firstLine="0"/>
-              <w:spacing w:before="40" w:after="40" w:lineRule="auto" w:line="240"/>
+              <w:ind w:right="0" w:left="0" w:firstLine="0"/>
+              <w:spacing w:after="40" w:line="240" w:lineRule="auto" w:before="40"/>
             </w:pPr>
             <w:r>
               <w:t xml:space="preserve">Object</w:t>
@@ -2831,8 +2831,8 @@
             <w:pPr>
               <w:pStyle w:val="Compact"/>
               <w:jc w:val="left"/>
-              <w:ind w:left="0" w:right="0" w:firstLine="0"/>
-              <w:spacing w:before="40" w:after="40" w:lineRule="auto" w:line="240"/>
+              <w:ind w:right="0" w:left="0" w:firstLine="0"/>
+              <w:spacing w:after="40" w:line="240" w:lineRule="auto" w:before="40"/>
             </w:pPr>
             <w:r>
               <w:rPr>
@@ -2848,8 +2848,8 @@
             <w:pPr>
               <w:pStyle w:val="Compact"/>
               <w:jc w:val="left"/>
-              <w:ind w:left="0" w:right="0" w:firstLine="0"/>
-              <w:spacing w:before="40" w:after="40" w:lineRule="auto" w:line="240"/>
+              <w:ind w:right="0" w:left="0" w:firstLine="0"/>
+              <w:spacing w:after="40" w:line="240" w:lineRule="auto" w:before="40"/>
             </w:pPr>
             <w:r>
               <w:rPr>
@@ -2865,8 +2865,8 @@
             <w:pPr>
               <w:pStyle w:val="Compact"/>
               <w:jc w:val="left"/>
-              <w:ind w:left="0" w:right="0" w:firstLine="0"/>
-              <w:spacing w:before="40" w:after="40" w:lineRule="auto" w:line="240"/>
+              <w:ind w:right="0" w:left="0" w:firstLine="0"/>
+              <w:spacing w:after="40" w:line="240" w:lineRule="auto" w:before="40"/>
             </w:pPr>
             <w:r>
               <w:t xml:space="preserve">none (omit</w:t>
@@ -2902,8 +2902,8 @@
             <w:pPr>
               <w:pStyle w:val="Compact"/>
               <w:jc w:val="left"/>
-              <w:ind w:left="0" w:right="0" w:firstLine="0"/>
-              <w:spacing w:before="40" w:after="40" w:lineRule="auto" w:line="240"/>
+              <w:ind w:right="0" w:left="0" w:firstLine="0"/>
+              <w:spacing w:after="40" w:line="240" w:lineRule="auto" w:before="40"/>
             </w:pPr>
             <w:r>
               <w:t xml:space="preserve">Float</w:t>
@@ -2916,8 +2916,8 @@
             <w:pPr>
               <w:pStyle w:val="Compact"/>
               <w:jc w:val="left"/>
-              <w:ind w:left="0" w:right="0" w:firstLine="0"/>
-              <w:spacing w:before="40" w:after="40" w:lineRule="auto" w:line="240"/>
+              <w:ind w:right="0" w:left="0" w:firstLine="0"/>
+              <w:spacing w:after="40" w:line="240" w:lineRule="auto" w:before="40"/>
             </w:pPr>
             <w:r>
               <w:rPr>
@@ -2933,8 +2933,8 @@
             <w:pPr>
               <w:pStyle w:val="Compact"/>
               <w:jc w:val="left"/>
-              <w:ind w:left="0" w:right="0" w:firstLine="0"/>
-              <w:spacing w:before="40" w:after="40" w:lineRule="auto" w:line="240"/>
+              <w:ind w:right="0" w:left="0" w:firstLine="0"/>
+              <w:spacing w:after="40" w:line="240" w:lineRule="auto" w:before="40"/>
             </w:pPr>
             <w:r>
               <w:rPr>
@@ -2950,8 +2950,8 @@
             <w:pPr>
               <w:pStyle w:val="Compact"/>
               <w:jc w:val="left"/>
-              <w:ind w:left="0" w:right="0" w:firstLine="0"/>
-              <w:spacing w:before="40" w:after="40" w:lineRule="auto" w:line="240"/>
+              <w:ind w:right="0" w:left="0" w:firstLine="0"/>
+              <w:spacing w:after="40" w:line="240" w:lineRule="auto" w:before="40"/>
             </w:pPr>
             <w:r>
               <w:rPr>
@@ -2996,8 +2996,8 @@
             <w:pPr>
               <w:pStyle w:val="Compact"/>
               <w:jc w:val="left"/>
-              <w:ind w:left="0" w:right="0" w:firstLine="0"/>
-              <w:spacing w:before="40" w:after="40" w:lineRule="auto" w:line="240"/>
+              <w:ind w:right="0" w:left="0" w:firstLine="0"/>
+              <w:spacing w:after="40" w:line="240" w:lineRule="auto" w:before="40"/>
             </w:pPr>
             <w:r>
               <w:t xml:space="preserve">Relation</w:t>
@@ -3010,8 +3010,8 @@
             <w:pPr>
               <w:pStyle w:val="Compact"/>
               <w:jc w:val="left"/>
-              <w:ind w:left="0" w:right="0" w:firstLine="0"/>
-              <w:spacing w:before="40" w:after="40" w:lineRule="auto" w:line="240"/>
+              <w:ind w:right="0" w:left="0" w:firstLine="0"/>
+              <w:spacing w:after="40" w:line="240" w:lineRule="auto" w:before="40"/>
             </w:pPr>
             <w:r>
               <w:rPr>
@@ -3027,8 +3027,8 @@
             <w:pPr>
               <w:pStyle w:val="Compact"/>
               <w:jc w:val="left"/>
-              <w:ind w:left="0" w:right="0" w:firstLine="0"/>
-              <w:spacing w:before="40" w:after="40" w:lineRule="auto" w:line="240"/>
+              <w:ind w:right="0" w:left="0" w:firstLine="0"/>
+              <w:spacing w:after="40" w:line="240" w:lineRule="auto" w:before="40"/>
             </w:pPr>
             <w:r>
               <w:rPr>
@@ -3044,8 +3044,8 @@
             <w:pPr>
               <w:pStyle w:val="Compact"/>
               <w:jc w:val="left"/>
-              <w:ind w:left="0" w:right="0" w:firstLine="0"/>
-              <w:spacing w:before="40" w:after="40" w:lineRule="auto" w:line="240"/>
+              <w:ind w:right="0" w:left="0" w:firstLine="0"/>
+              <w:spacing w:after="40" w:line="240" w:lineRule="auto" w:before="40"/>
             </w:pPr>
             <w:r>
               <w:t xml:space="preserve">none,</w:t>
@@ -3081,8 +3081,8 @@
             <w:pPr>
               <w:pStyle w:val="Compact"/>
               <w:jc w:val="left"/>
-              <w:ind w:left="0" w:right="0" w:firstLine="0"/>
-              <w:spacing w:before="40" w:after="40" w:lineRule="auto" w:line="240"/>
+              <w:ind w:right="0" w:left="0" w:firstLine="0"/>
+              <w:spacing w:after="40" w:line="240" w:lineRule="auto" w:before="40"/>
             </w:pPr>
             <w:r>
               <w:t xml:space="preserve">View</w:t>
@@ -3095,8 +3095,8 @@
             <w:pPr>
               <w:pStyle w:val="Compact"/>
               <w:jc w:val="left"/>
-              <w:ind w:left="0" w:right="0" w:firstLine="0"/>
-              <w:spacing w:before="40" w:after="40" w:lineRule="auto" w:line="240"/>
+              <w:ind w:right="0" w:left="0" w:firstLine="0"/>
+              <w:spacing w:after="40" w:line="240" w:lineRule="auto" w:before="40"/>
             </w:pPr>
             <w:r>
               <w:rPr>
@@ -3112,8 +3112,8 @@
             <w:pPr>
               <w:pStyle w:val="Compact"/>
               <w:jc w:val="left"/>
-              <w:ind w:left="0" w:right="0" w:firstLine="0"/>
-              <w:spacing w:before="40" w:after="40" w:lineRule="auto" w:line="240"/>
+              <w:ind w:right="0" w:left="0" w:firstLine="0"/>
+              <w:spacing w:after="40" w:line="240" w:lineRule="auto" w:before="40"/>
             </w:pPr>
             <w:r>
               <w:rPr>
@@ -3129,8 +3129,8 @@
             <w:pPr>
               <w:pStyle w:val="Compact"/>
               <w:jc w:val="left"/>
-              <w:ind w:left="0" w:right="0" w:firstLine="0"/>
-              <w:spacing w:before="40" w:after="40" w:lineRule="auto" w:line="240"/>
+              <w:ind w:right="0" w:left="0" w:firstLine="0"/>
+              <w:spacing w:after="40" w:line="240" w:lineRule="auto" w:before="40"/>
             </w:pPr>
             <w:r>
               <w:rPr>
@@ -3184,8 +3184,8 @@
             <w:pPr>
               <w:pStyle w:val="Compact"/>
               <w:jc w:val="left"/>
-              <w:ind w:left="0" w:right="0" w:firstLine="0"/>
-              <w:spacing w:before="40" w:after="40" w:lineRule="auto" w:line="240"/>
+              <w:ind w:right="0" w:left="0" w:firstLine="0"/>
+              <w:spacing w:after="40" w:line="240" w:lineRule="auto" w:before="40"/>
             </w:pPr>
             <w:r>
               <w:t xml:space="preserve">Specification</w:t>
@@ -3198,8 +3198,8 @@
             <w:pPr>
               <w:pStyle w:val="Compact"/>
               <w:jc w:val="left"/>
-              <w:ind w:left="0" w:right="0" w:firstLine="0"/>
-              <w:spacing w:before="40" w:after="40" w:lineRule="auto" w:line="240"/>
+              <w:ind w:right="0" w:left="0" w:firstLine="0"/>
+              <w:spacing w:after="40" w:line="240" w:lineRule="auto" w:before="40"/>
             </w:pPr>
             <w:r>
               <w:rPr>
@@ -3215,8 +3215,8 @@
             <w:pPr>
               <w:pStyle w:val="Compact"/>
               <w:jc w:val="left"/>
-              <w:ind w:left="0" w:right="0" w:firstLine="0"/>
-              <w:spacing w:before="40" w:after="40" w:lineRule="auto" w:line="240"/>
+              <w:ind w:right="0" w:left="0" w:firstLine="0"/>
+              <w:spacing w:after="40" w:line="240" w:lineRule="auto" w:before="40"/>
             </w:pPr>
             <w:r>
               <w:rPr>
@@ -3232,8 +3232,8 @@
             <w:pPr>
               <w:pStyle w:val="Compact"/>
               <w:jc w:val="left"/>
-              <w:ind w:left="0" w:right="0" w:firstLine="0"/>
-              <w:spacing w:before="40" w:after="40" w:lineRule="auto" w:line="240"/>
+              <w:ind w:right="0" w:left="0" w:firstLine="0"/>
+              <w:spacing w:after="40" w:line="240" w:lineRule="auto" w:before="40"/>
             </w:pPr>
             <w:r>
               <w:t xml:space="preserve">none (omit</w:t>
@@ -3260,8 +3260,8 @@
             <w:pPr>
               <w:pStyle w:val="Compact"/>
               <w:jc w:val="left"/>
-              <w:ind w:left="0" w:right="0" w:firstLine="0"/>
-              <w:spacing w:before="40" w:after="40" w:lineRule="auto" w:line="240"/>
+              <w:ind w:right="0" w:left="0" w:firstLine="0"/>
+              <w:spacing w:after="40" w:line="240" w:lineRule="auto" w:before="40"/>
             </w:pPr>
             <w:r>
               <w:t xml:space="preserve">Analyze query</w:t>
@@ -3274,8 +3274,8 @@
             <w:pPr>
               <w:pStyle w:val="Compact"/>
               <w:jc w:val="left"/>
-              <w:ind w:left="0" w:right="0" w:firstLine="0"/>
-              <w:spacing w:before="40" w:after="40" w:lineRule="auto" w:line="240"/>
+              <w:ind w:right="0" w:left="0" w:firstLine="0"/>
+              <w:spacing w:after="40" w:line="240" w:lineRule="auto" w:before="40"/>
             </w:pPr>
             <w:r>
               <w:rPr>
@@ -3291,8 +3291,8 @@
             <w:pPr>
               <w:pStyle w:val="Compact"/>
               <w:jc w:val="left"/>
-              <w:ind w:left="0" w:right="0" w:firstLine="0"/>
-              <w:spacing w:before="40" w:after="40" w:lineRule="auto" w:line="240"/>
+              <w:ind w:right="0" w:left="0" w:firstLine="0"/>
+              <w:spacing w:after="40" w:line="240" w:lineRule="auto" w:before="40"/>
             </w:pPr>
             <w:r>
               <w:rPr>
@@ -3308,8 +3308,8 @@
             <w:pPr>
               <w:pStyle w:val="Compact"/>
               <w:jc w:val="left"/>
-              <w:ind w:left="0" w:right="0" w:firstLine="0"/>
-              <w:spacing w:before="40" w:after="40" w:lineRule="auto" w:line="240"/>
+              <w:ind w:right="0" w:left="0" w:firstLine="0"/>
+              <w:spacing w:after="40" w:line="240" w:lineRule="auto" w:before="40"/>
             </w:pPr>
             <w:r>
               <w:rPr>
@@ -3593,12 +3593,12 @@
     </w:p>
     <w:p>
       <w:pPr>
-        <w:spacing w:line="20" w:after="0" w:lineRule="exact" w:before="0"/>
+        <w:spacing w:lineRule="exact" w:line="20" w:before="0" w:after="0"/>
         <w:rPr>
           <w:sz w:val="2"/>
         </w:rPr>
       </w:pPr>
-      <w:bookmarkStart w:id="5146" w:name="csv-tbl-model-hook-catalogue"/>
+      <w:bookmarkStart w:name="csv-tbl-model-hook-catalogue" w:id="5146"/>
       <w:bookmarkEnd w:id="5146"/>
     </w:p>
     <w:p>
@@ -3635,18 +3635,18 @@
         <w:tblLook w:firstRow="1" w:lastRow="0" w:firstColumn="0" w:lastColumn="0" w:noHBand="0" w:noVBand="0" w:val="0020"/>
         <w:jc w:val="start"/>
         <w:tblBorders>
-          <w:top w:color="000000" w:val="single" w:space="0" w:sz="6"/>
-          <w:left w:color="000000" w:val="single" w:space="0" w:sz="6"/>
-          <w:bottom w:color="000000" w:val="single" w:space="0" w:sz="6"/>
-          <w:right w:color="000000" w:val="single" w:space="0" w:sz="6"/>
-          <w:insideH w:color="000000" w:val="single" w:space="0" w:sz="6"/>
-          <w:insideV w:color="000000" w:val="single" w:space="0" w:sz="6"/>
+          <w:top w:color="000000" w:space="0" w:val="single" w:sz="6"/>
+          <w:left w:color="000000" w:space="0" w:val="single" w:sz="6"/>
+          <w:bottom w:color="000000" w:space="0" w:val="single" w:sz="6"/>
+          <w:right w:color="000000" w:space="0" w:val="single" w:sz="6"/>
+          <w:insideH w:color="000000" w:space="0" w:val="single" w:sz="6"/>
+          <w:insideV w:color="000000" w:space="0" w:val="single" w:sz="6"/>
         </w:tblBorders>
         <w:tblCellMar>
-          <w:top w:type="dxa" w:w="57"/>
-          <w:left w:type="dxa" w:w="108"/>
-          <w:bottom w:type="dxa" w:w="57"/>
-          <w:right w:type="dxa" w:w="108"/>
+          <w:top w:w="57" w:type="dxa"/>
+          <w:left w:w="108" w:type="dxa"/>
+          <w:bottom w:w="57" w:type="dxa"/>
+          <w:right w:w="108" w:type="dxa"/>
         </w:tblCellMar>
       </w:tblPr>
       <w:tblGrid>
@@ -3668,8 +3668,8 @@
             <w:pPr>
               <w:pStyle w:val="Compact"/>
               <w:jc w:val="left"/>
-              <w:ind w:left="0" w:right="0" w:firstLine="0"/>
-              <w:spacing w:before="40" w:after="40" w:lineRule="auto" w:line="240"/>
+              <w:ind w:right="0" w:left="0" w:firstLine="0"/>
+              <w:spacing w:after="40" w:line="240" w:lineRule="auto" w:before="40"/>
             </w:pPr>
             <w:r>
               <w:rPr>
@@ -3687,8 +3687,8 @@
             <w:pPr>
               <w:pStyle w:val="Compact"/>
               <w:jc w:val="left"/>
-              <w:ind w:left="0" w:right="0" w:firstLine="0"/>
-              <w:spacing w:before="40" w:after="40" w:lineRule="auto" w:line="240"/>
+              <w:ind w:right="0" w:left="0" w:firstLine="0"/>
+              <w:spacing w:after="40" w:line="240" w:lineRule="auto" w:before="40"/>
             </w:pPr>
             <w:r>
               <w:rPr>
@@ -3706,8 +3706,8 @@
             <w:pPr>
               <w:pStyle w:val="Compact"/>
               <w:jc w:val="left"/>
-              <w:ind w:left="0" w:right="0" w:firstLine="0"/>
-              <w:spacing w:before="40" w:after="40" w:lineRule="auto" w:line="240"/>
+              <w:ind w:right="0" w:left="0" w:firstLine="0"/>
+              <w:spacing w:after="40" w:line="240" w:lineRule="auto" w:before="40"/>
             </w:pPr>
             <w:r>
               <w:rPr>
@@ -3725,8 +3725,8 @@
             <w:pPr>
               <w:pStyle w:val="Compact"/>
               <w:jc w:val="left"/>
-              <w:ind w:left="0" w:right="0" w:firstLine="0"/>
-              <w:spacing w:before="40" w:after="40" w:lineRule="auto" w:line="240"/>
+              <w:ind w:right="0" w:left="0" w:firstLine="0"/>
+              <w:spacing w:after="40" w:line="240" w:lineRule="auto" w:before="40"/>
             </w:pPr>
             <w:r>
               <w:rPr>
@@ -3744,8 +3744,8 @@
             <w:pPr>
               <w:pStyle w:val="Compact"/>
               <w:jc w:val="left"/>
-              <w:ind w:left="0" w:right="0" w:firstLine="0"/>
-              <w:spacing w:before="40" w:after="40" w:lineRule="auto" w:line="240"/>
+              <w:ind w:right="0" w:left="0" w:firstLine="0"/>
+              <w:spacing w:after="40" w:line="240" w:lineRule="auto" w:before="40"/>
             </w:pPr>
             <w:r>
               <w:rPr>
@@ -3763,8 +3763,8 @@
             <w:pPr>
               <w:pStyle w:val="Compact"/>
               <w:jc w:val="left"/>
-              <w:ind w:left="0" w:right="0" w:firstLine="0"/>
-              <w:spacing w:before="40" w:after="40" w:lineRule="auto" w:line="240"/>
+              <w:ind w:right="0" w:left="0" w:firstLine="0"/>
+              <w:spacing w:after="40" w:line="240" w:lineRule="auto" w:before="40"/>
             </w:pPr>
             <w:r>
               <w:rPr>
@@ -3780,8 +3780,8 @@
             <w:pPr>
               <w:pStyle w:val="Compact"/>
               <w:jc w:val="left"/>
-              <w:ind w:left="0" w:right="0" w:firstLine="0"/>
-              <w:spacing w:before="40" w:after="40" w:lineRule="auto" w:line="240"/>
+              <w:ind w:right="0" w:left="0" w:firstLine="0"/>
+              <w:spacing w:after="40" w:line="240" w:lineRule="auto" w:before="40"/>
             </w:pPr>
             <w:r>
               <w:t xml:space="preserve">object, specification, float, view</w:t>
@@ -3794,8 +3794,8 @@
             <w:pPr>
               <w:pStyle w:val="Compact"/>
               <w:jc w:val="left"/>
-              <w:ind w:left="0" w:right="0" w:firstLine="0"/>
-              <w:spacing w:before="40" w:after="40" w:lineRule="auto" w:line="240"/>
+              <w:ind w:right="0" w:left="0" w:firstLine="0"/>
+              <w:spacing w:after="40" w:line="240" w:lineRule="auto" w:before="40"/>
             </w:pPr>
             <w:r>
               <w:t xml:space="preserve">render</w:t>
@@ -3808,8 +3808,8 @@
             <w:pPr>
               <w:pStyle w:val="Compact"/>
               <w:jc w:val="left"/>
-              <w:ind w:left="0" w:right="0" w:firstLine="0"/>
-              <w:spacing w:before="40" w:after="40" w:lineRule="auto" w:line="240"/>
+              <w:ind w:right="0" w:left="0" w:firstLine="0"/>
+              <w:spacing w:after="40" w:line="240" w:lineRule="auto" w:before="40"/>
             </w:pPr>
             <w:r>
               <w:t xml:space="preserve">Pandoc Block(s) / Inlines</w:t>
@@ -3822,8 +3822,8 @@
             <w:pPr>
               <w:pStyle w:val="Compact"/>
               <w:jc w:val="left"/>
-              <w:ind w:left="0" w:right="0" w:firstLine="0"/>
-              <w:spacing w:before="40" w:after="40" w:lineRule="auto" w:line="240"/>
+              <w:ind w:right="0" w:left="0" w:firstLine="0"/>
+              <w:spacing w:after="40" w:line="240" w:lineRule="auto" w:before="40"/>
             </w:pPr>
             <w:r>
               <w:t xml:space="preserve">EMIT, when the element of this type is being rendered.</w:t>
@@ -3838,8 +3838,8 @@
             <w:pPr>
               <w:pStyle w:val="Compact"/>
               <w:jc w:val="left"/>
-              <w:ind w:left="0" w:right="0" w:firstLine="0"/>
-              <w:spacing w:before="40" w:after="40" w:lineRule="auto" w:line="240"/>
+              <w:ind w:right="0" w:left="0" w:firstLine="0"/>
+              <w:spacing w:after="40" w:line="240" w:lineRule="auto" w:before="40"/>
             </w:pPr>
             <w:r>
               <w:rPr>
@@ -3855,8 +3855,8 @@
             <w:pPr>
               <w:pStyle w:val="Compact"/>
               <w:jc w:val="left"/>
-              <w:ind w:left="0" w:right="0" w:firstLine="0"/>
-              <w:spacing w:before="40" w:after="40" w:lineRule="auto" w:line="240"/>
+              <w:ind w:right="0" w:left="0" w:firstLine="0"/>
+              <w:spacing w:after="40" w:line="240" w:lineRule="auto" w:before="40"/>
             </w:pPr>
             <w:r>
               <w:t xml:space="preserve">view</w:t>
@@ -3869,8 +3869,8 @@
             <w:pPr>
               <w:pStyle w:val="Compact"/>
               <w:jc w:val="left"/>
-              <w:ind w:left="0" w:right="0" w:firstLine="0"/>
-              <w:spacing w:before="40" w:after="40" w:lineRule="auto" w:line="240"/>
+              <w:ind w:right="0" w:left="0" w:firstLine="0"/>
+              <w:spacing w:after="40" w:line="240" w:lineRule="auto" w:before="40"/>
             </w:pPr>
             <w:r>
               <w:t xml:space="preserve">render</w:t>
@@ -3883,8 +3883,8 @@
             <w:pPr>
               <w:pStyle w:val="Compact"/>
               <w:jc w:val="left"/>
-              <w:ind w:left="0" w:right="0" w:firstLine="0"/>
-              <w:spacing w:before="40" w:after="40" w:lineRule="auto" w:line="240"/>
+              <w:ind w:right="0" w:left="0" w:firstLine="0"/>
+              <w:spacing w:after="40" w:line="240" w:lineRule="auto" w:before="40"/>
             </w:pPr>
             <w:r>
               <w:t xml:space="preserve">Pandoc Block</w:t>
@@ -3897,8 +3897,8 @@
             <w:pPr>
               <w:pStyle w:val="Compact"/>
               <w:jc w:val="left"/>
-              <w:ind w:left="0" w:right="0" w:firstLine="0"/>
-              <w:spacing w:before="40" w:after="40" w:lineRule="auto" w:line="240"/>
+              <w:ind w:right="0" w:left="0" w:firstLine="0"/>
+              <w:spacing w:after="40" w:line="240" w:lineRule="auto" w:before="40"/>
             </w:pPr>
             <w:r>
               <w:t xml:space="preserve">EMIT, for a block view written as a fenced</w:t>
@@ -3928,8 +3928,8 @@
             <w:pPr>
               <w:pStyle w:val="Compact"/>
               <w:jc w:val="left"/>
-              <w:ind w:left="0" w:right="0" w:firstLine="0"/>
-              <w:spacing w:before="40" w:after="40" w:lineRule="auto" w:line="240"/>
+              <w:ind w:right="0" w:left="0" w:firstLine="0"/>
+              <w:spacing w:after="40" w:line="240" w:lineRule="auto" w:before="40"/>
             </w:pPr>
             <w:r>
               <w:rPr>
@@ -3945,8 +3945,8 @@
             <w:pPr>
               <w:pStyle w:val="Compact"/>
               <w:jc w:val="left"/>
-              <w:ind w:left="0" w:right="0" w:firstLine="0"/>
-              <w:spacing w:before="40" w:after="40" w:lineRule="auto" w:line="240"/>
+              <w:ind w:right="0" w:left="0" w:firstLine="0"/>
+              <w:spacing w:after="40" w:line="240" w:lineRule="auto" w:before="40"/>
             </w:pPr>
             <w:r>
               <w:t xml:space="preserve">relation</w:t>
@@ -3959,8 +3959,8 @@
             <w:pPr>
               <w:pStyle w:val="Compact"/>
               <w:jc w:val="left"/>
-              <w:ind w:left="0" w:right="0" w:firstLine="0"/>
-              <w:spacing w:before="40" w:after="40" w:lineRule="auto" w:line="240"/>
+              <w:ind w:right="0" w:left="0" w:firstLine="0"/>
+              <w:spacing w:after="40" w:line="240" w:lineRule="auto" w:before="40"/>
             </w:pPr>
             <w:r>
               <w:t xml:space="preserve">render</w:t>
@@ -3973,8 +3973,8 @@
             <w:pPr>
               <w:pStyle w:val="Compact"/>
               <w:jc w:val="left"/>
-              <w:ind w:left="0" w:right="0" w:firstLine="0"/>
-              <w:spacing w:before="40" w:after="40" w:lineRule="auto" w:line="240"/>
+              <w:ind w:right="0" w:left="0" w:firstLine="0"/>
+              <w:spacing w:after="40" w:line="240" w:lineRule="auto" w:before="40"/>
             </w:pPr>
             <w:r>
               <w:t xml:space="preserve">display string (or</w:t>
@@ -3999,8 +3999,8 @@
             <w:pPr>
               <w:pStyle w:val="Compact"/>
               <w:jc w:val="left"/>
-              <w:ind w:left="0" w:right="0" w:firstLine="0"/>
-              <w:spacing w:before="40" w:after="40" w:lineRule="auto" w:line="240"/>
+              <w:ind w:right="0" w:left="0" w:firstLine="0"/>
+              <w:spacing w:after="40" w:line="240" w:lineRule="auto" w:before="40"/>
             </w:pPr>
             <w:r>
               <w:t xml:space="preserve">EMIT, to produce the visible text of a link of this relation type.</w:t>
@@ -4015,8 +4015,8 @@
             <w:pPr>
               <w:pStyle w:val="Compact"/>
               <w:jc w:val="left"/>
-              <w:ind w:left="0" w:right="0" w:firstLine="0"/>
-              <w:spacing w:before="40" w:after="40" w:lineRule="auto" w:line="240"/>
+              <w:ind w:right="0" w:left="0" w:firstLine="0"/>
+              <w:spacing w:after="40" w:line="240" w:lineRule="auto" w:before="40"/>
             </w:pPr>
             <w:r>
               <w:rPr>
@@ -4032,8 +4032,8 @@
             <w:pPr>
               <w:pStyle w:val="Compact"/>
               <w:jc w:val="left"/>
-              <w:ind w:left="0" w:right="0" w:firstLine="0"/>
-              <w:spacing w:before="40" w:after="40" w:lineRule="auto" w:line="240"/>
+              <w:ind w:right="0" w:left="0" w:firstLine="0"/>
+              <w:spacing w:after="40" w:line="240" w:lineRule="auto" w:before="40"/>
             </w:pPr>
             <w:r>
               <w:t xml:space="preserve">analyze</w:t>
@@ -4046,8 +4046,8 @@
             <w:pPr>
               <w:pStyle w:val="Compact"/>
               <w:jc w:val="left"/>
-              <w:ind w:left="0" w:right="0" w:firstLine="0"/>
-              <w:spacing w:before="40" w:after="40" w:lineRule="auto" w:line="240"/>
+              <w:ind w:right="0" w:left="0" w:firstLine="0"/>
+              <w:spacing w:after="40" w:line="240" w:lineRule="auto" w:before="40"/>
             </w:pPr>
             <w:r>
               <w:t xml:space="preserve">render</w:t>
@@ -4060,8 +4060,8 @@
             <w:pPr>
               <w:pStyle w:val="Compact"/>
               <w:jc w:val="left"/>
-              <w:ind w:left="0" w:right="0" w:firstLine="0"/>
-              <w:spacing w:before="40" w:after="40" w:lineRule="auto" w:line="240"/>
+              <w:ind w:right="0" w:left="0" w:firstLine="0"/>
+              <w:spacing w:after="40" w:line="240" w:lineRule="auto" w:before="40"/>
             </w:pPr>
             <w:r>
               <w:t xml:space="preserve">diagnostic string</w:t>
@@ -4074,8 +4074,8 @@
             <w:pPr>
               <w:pStyle w:val="Compact"/>
               <w:jc w:val="left"/>
-              <w:ind w:left="0" w:right="0" w:firstLine="0"/>
-              <w:spacing w:before="40" w:after="40" w:lineRule="auto" w:line="240"/>
+              <w:ind w:right="0" w:left="0" w:firstLine="0"/>
+              <w:spacing w:after="40" w:line="240" w:lineRule="auto" w:before="40"/>
             </w:pPr>
             <w:r>
               <w:t xml:space="preserve">ANALYZE, once per row the SQL view returns.</w:t>
@@ -4090,8 +4090,8 @@
             <w:pPr>
               <w:pStyle w:val="Compact"/>
               <w:jc w:val="left"/>
-              <w:ind w:left="0" w:right="0" w:firstLine="0"/>
-              <w:spacing w:before="40" w:after="40" w:lineRule="auto" w:line="240"/>
+              <w:ind w:right="0" w:left="0" w:firstLine="0"/>
+              <w:spacing w:after="40" w:line="240" w:lineRule="auto" w:before="40"/>
             </w:pPr>
             <w:r>
               <w:rPr>
@@ -4107,8 +4107,8 @@
             <w:pPr>
               <w:pStyle w:val="Compact"/>
               <w:jc w:val="left"/>
-              <w:ind w:left="0" w:right="0" w:firstLine="0"/>
-              <w:spacing w:before="40" w:after="40" w:lineRule="auto" w:line="240"/>
+              <w:ind w:right="0" w:left="0" w:firstLine="0"/>
+              <w:spacing w:after="40" w:line="240" w:lineRule="auto" w:before="40"/>
             </w:pPr>
             <w:r>
               <w:t xml:space="preserve">view</w:t>
@@ -4121,8 +4121,8 @@
             <w:pPr>
               <w:pStyle w:val="Compact"/>
               <w:jc w:val="left"/>
-              <w:ind w:left="0" w:right="0" w:firstLine="0"/>
-              <w:spacing w:before="40" w:after="40" w:lineRule="auto" w:line="240"/>
+              <w:ind w:right="0" w:left="0" w:firstLine="0"/>
+              <w:spacing w:after="40" w:line="240" w:lineRule="auto" w:before="40"/>
             </w:pPr>
             <w:r>
               <w:t xml:space="preserve">data</w:t>
@@ -4135,8 +4135,8 @@
             <w:pPr>
               <w:pStyle w:val="Compact"/>
               <w:jc w:val="left"/>
-              <w:ind w:left="0" w:right="0" w:firstLine="0"/>
-              <w:spacing w:before="40" w:after="40" w:lineRule="auto" w:line="240"/>
+              <w:ind w:right="0" w:left="0" w:firstLine="0"/>
+              <w:spacing w:after="40" w:line="240" w:lineRule="auto" w:before="40"/>
             </w:pPr>
             <w:r>
               <w:rPr>
@@ -4152,8 +4152,8 @@
             <w:pPr>
               <w:pStyle w:val="Compact"/>
               <w:jc w:val="left"/>
-              <w:ind w:left="0" w:right="0" w:firstLine="0"/>
-              <w:spacing w:before="40" w:after="40" w:lineRule="auto" w:line="240"/>
+              <w:ind w:right="0" w:left="0" w:firstLine="0"/>
+              <w:spacing w:after="40" w:line="240" w:lineRule="auto" w:before="40"/>
             </w:pPr>
             <w:r>
               <w:t xml:space="preserve">When a chart/data view needs its dataset (</w:t>
@@ -4177,8 +4177,8 @@
             <w:pPr>
               <w:pStyle w:val="Compact"/>
               <w:jc w:val="left"/>
-              <w:ind w:left="0" w:right="0" w:firstLine="0"/>
-              <w:spacing w:before="40" w:after="40" w:lineRule="auto" w:line="240"/>
+              <w:ind w:right="0" w:left="0" w:firstLine="0"/>
+              <w:spacing w:after="40" w:line="240" w:lineRule="auto" w:before="40"/>
             </w:pPr>
             <w:r>
               <w:rPr>
@@ -4194,8 +4194,8 @@
             <w:pPr>
               <w:pStyle w:val="Compact"/>
               <w:jc w:val="left"/>
-              <w:ind w:left="0" w:right="0" w:firstLine="0"/>
-              <w:spacing w:before="40" w:after="40" w:lineRule="auto" w:line="240"/>
+              <w:ind w:right="0" w:left="0" w:firstLine="0"/>
+              <w:spacing w:after="40" w:line="240" w:lineRule="auto" w:before="40"/>
             </w:pPr>
             <w:r>
               <w:t xml:space="preserve">view</w:t>
@@ -4208,8 +4208,8 @@
             <w:pPr>
               <w:pStyle w:val="Compact"/>
               <w:jc w:val="left"/>
-              <w:ind w:left="0" w:right="0" w:firstLine="0"/>
-              <w:spacing w:before="40" w:after="40" w:lineRule="auto" w:line="240"/>
+              <w:ind w:right="0" w:left="0" w:firstLine="0"/>
+              <w:spacing w:after="40" w:line="240" w:lineRule="auto" w:before="40"/>
             </w:pPr>
             <w:r>
               <w:t xml:space="preserve">data</w:t>
@@ -4222,8 +4222,8 @@
             <w:pPr>
               <w:pStyle w:val="Compact"/>
               <w:jc w:val="left"/>
-              <w:ind w:left="0" w:right="0" w:firstLine="0"/>
-              <w:spacing w:before="40" w:after="40" w:lineRule="auto" w:line="240"/>
+              <w:ind w:right="0" w:left="0" w:firstLine="0"/>
+              <w:spacing w:after="40" w:line="240" w:lineRule="auto" w:before="40"/>
             </w:pPr>
             <w:r>
               <w:t xml:space="preserve">Pandoc Block</w:t>
@@ -4236,8 +4236,8 @@
             <w:pPr>
               <w:pStyle w:val="Compact"/>
               <w:jc w:val="left"/>
-              <w:ind w:left="0" w:right="0" w:firstLine="0"/>
-              <w:spacing w:before="40" w:after="40" w:lineRule="auto" w:line="240"/>
+              <w:ind w:right="0" w:left="0" w:firstLine="0"/>
+              <w:spacing w:after="40" w:line="240" w:lineRule="auto" w:before="40"/>
             </w:pPr>
             <w:r>
               <w:t xml:space="preserve">When a</w:t>
@@ -4267,8 +4267,8 @@
             <w:pPr>
               <w:pStyle w:val="Compact"/>
               <w:jc w:val="left"/>
-              <w:ind w:left="0" w:right="0" w:firstLine="0"/>
-              <w:spacing w:before="40" w:after="40" w:lineRule="auto" w:line="240"/>
+              <w:ind w:right="0" w:left="0" w:firstLine="0"/>
+              <w:spacing w:after="40" w:line="240" w:lineRule="auto" w:before="40"/>
             </w:pPr>
             <w:r>
               <w:rPr>
@@ -4284,8 +4284,8 @@
             <w:pPr>
               <w:pStyle w:val="Compact"/>
               <w:jc w:val="left"/>
-              <w:ind w:left="0" w:right="0" w:firstLine="0"/>
-              <w:spacing w:before="40" w:after="40" w:lineRule="auto" w:line="240"/>
+              <w:ind w:right="0" w:left="0" w:firstLine="0"/>
+              <w:spacing w:after="40" w:line="240" w:lineRule="auto" w:before="40"/>
             </w:pPr>
             <w:r>
               <w:t xml:space="preserve">float</w:t>
@@ -4298,8 +4298,8 @@
             <w:pPr>
               <w:pStyle w:val="Compact"/>
               <w:jc w:val="left"/>
-              <w:ind w:left="0" w:right="0" w:firstLine="0"/>
-              <w:spacing w:before="40" w:after="40" w:lineRule="auto" w:line="240"/>
+              <w:ind w:right="0" w:left="0" w:firstLine="0"/>
+              <w:spacing w:after="40" w:line="240" w:lineRule="auto" w:before="40"/>
             </w:pPr>
             <w:r>
               <w:t xml:space="preserve">data</w:t>
@@ -4312,8 +4312,8 @@
             <w:pPr>
               <w:pStyle w:val="Compact"/>
               <w:jc w:val="left"/>
-              <w:ind w:left="0" w:right="0" w:firstLine="0"/>
-              <w:spacing w:before="40" w:after="40" w:lineRule="auto" w:line="240"/>
+              <w:ind w:right="0" w:left="0" w:firstLine="0"/>
+              <w:spacing w:after="40" w:line="240" w:lineRule="auto" w:before="40"/>
             </w:pPr>
             <w:r>
               <w:t xml:space="preserve">resolved-AST string</w:t>
@@ -4326,8 +4326,8 @@
             <w:pPr>
               <w:pStyle w:val="Compact"/>
               <w:jc w:val="left"/>
-              <w:ind w:left="0" w:right="0" w:firstLine="0"/>
-              <w:spacing w:before="40" w:after="40" w:lineRule="auto" w:line="240"/>
+              <w:ind w:right="0" w:left="0" w:firstLine="0"/>
+              <w:spacing w:after="40" w:line="240" w:lineRule="auto" w:before="40"/>
             </w:pPr>
             <w:r>
               <w:t xml:space="preserve">TRANSFORM, to resolve a float internally (</w:t>
@@ -4363,8 +4363,8 @@
             <w:pPr>
               <w:pStyle w:val="Compact"/>
               <w:jc w:val="left"/>
-              <w:ind w:left="0" w:right="0" w:firstLine="0"/>
-              <w:spacing w:before="40" w:after="40" w:lineRule="auto" w:line="240"/>
+              <w:ind w:right="0" w:left="0" w:firstLine="0"/>
+              <w:spacing w:after="40" w:line="240" w:lineRule="auto" w:before="40"/>
             </w:pPr>
             <w:r>
               <w:rPr>
@@ -4380,8 +4380,8 @@
             <w:pPr>
               <w:pStyle w:val="Compact"/>
               <w:jc w:val="left"/>
-              <w:ind w:left="0" w:right="0" w:firstLine="0"/>
-              <w:spacing w:before="40" w:after="40" w:lineRule="auto" w:line="240"/>
+              <w:ind w:right="0" w:left="0" w:firstLine="0"/>
+              <w:spacing w:after="40" w:line="240" w:lineRule="auto" w:before="40"/>
             </w:pPr>
             <w:r>
               <w:t xml:space="preserve">float</w:t>
@@ -4394,8 +4394,8 @@
             <w:pPr>
               <w:pStyle w:val="Compact"/>
               <w:jc w:val="left"/>
-              <w:ind w:left="0" w:right="0" w:firstLine="0"/>
-              <w:spacing w:before="40" w:after="40" w:lineRule="auto" w:line="240"/>
+              <w:ind w:right="0" w:left="0" w:firstLine="0"/>
+              <w:spacing w:after="40" w:line="240" w:lineRule="auto" w:before="40"/>
             </w:pPr>
             <w:r>
               <w:t xml:space="preserve">data</w:t>
@@ -4408,8 +4408,8 @@
             <w:pPr>
               <w:pStyle w:val="Compact"/>
               <w:jc w:val="left"/>
-              <w:ind w:left="0" w:right="0" w:firstLine="0"/>
-              <w:spacing w:before="40" w:after="40" w:lineRule="auto" w:line="240"/>
+              <w:ind w:right="0" w:left="0" w:firstLine="0"/>
+              <w:spacing w:after="40" w:line="240" w:lineRule="auto" w:before="40"/>
             </w:pPr>
             <w:r>
               <w:t xml:space="preserve">task table (or</w:t>
@@ -4437,8 +4437,8 @@
             <w:pPr>
               <w:pStyle w:val="Compact"/>
               <w:jc w:val="left"/>
-              <w:ind w:left="0" w:right="0" w:firstLine="0"/>
-              <w:spacing w:before="40" w:after="40" w:lineRule="auto" w:line="240"/>
+              <w:ind w:right="0" w:left="0" w:firstLine="0"/>
+              <w:spacing w:after="40" w:line="240" w:lineRule="auto" w:before="40"/>
             </w:pPr>
             <w:r>
               <w:t xml:space="preserve">TRANSFORM, to spawn an external tool (</w:t>
@@ -4474,8 +4474,8 @@
             <w:pPr>
               <w:pStyle w:val="Compact"/>
               <w:jc w:val="left"/>
-              <w:ind w:left="0" w:right="0" w:firstLine="0"/>
-              <w:spacing w:before="40" w:after="40" w:lineRule="auto" w:line="240"/>
+              <w:ind w:right="0" w:left="0" w:firstLine="0"/>
+              <w:spacing w:after="40" w:line="240" w:lineRule="auto" w:before="40"/>
             </w:pPr>
             <w:r>
               <w:rPr>
@@ -4491,8 +4491,8 @@
             <w:pPr>
               <w:pStyle w:val="Compact"/>
               <w:jc w:val="left"/>
-              <w:ind w:left="0" w:right="0" w:firstLine="0"/>
-              <w:spacing w:before="40" w:after="40" w:lineRule="auto" w:line="240"/>
+              <w:ind w:right="0" w:left="0" w:firstLine="0"/>
+              <w:spacing w:after="40" w:line="240" w:lineRule="auto" w:before="40"/>
             </w:pPr>
             <w:r>
               <w:t xml:space="preserve">float</w:t>
@@ -4505,8 +4505,8 @@
             <w:pPr>
               <w:pStyle w:val="Compact"/>
               <w:jc w:val="left"/>
-              <w:ind w:left="0" w:right="0" w:firstLine="0"/>
-              <w:spacing w:before="40" w:after="40" w:lineRule="auto" w:line="240"/>
+              <w:ind w:right="0" w:left="0" w:firstLine="0"/>
+              <w:spacing w:after="40" w:line="240" w:lineRule="auto" w:before="40"/>
             </w:pPr>
             <w:r>
               <w:t xml:space="preserve">data</w:t>
@@ -4519,8 +4519,8 @@
             <w:pPr>
               <w:pStyle w:val="Compact"/>
               <w:jc w:val="left"/>
-              <w:ind w:left="0" w:right="0" w:firstLine="0"/>
-              <w:spacing w:before="40" w:after="40" w:lineRule="auto" w:line="240"/>
+              <w:ind w:right="0" w:left="0" w:firstLine="0"/>
+              <w:spacing w:after="40" w:line="240" w:lineRule="auto" w:before="40"/>
             </w:pPr>
             <w:r>
               <w:t xml:space="preserve">(writes resolved AST)</w:t>
@@ -4533,8 +4533,8 @@
             <w:pPr>
               <w:pStyle w:val="Compact"/>
               <w:jc w:val="left"/>
-              <w:ind w:left="0" w:right="0" w:firstLine="0"/>
-              <w:spacing w:before="40" w:after="40" w:lineRule="auto" w:line="240"/>
+              <w:ind w:right="0" w:left="0" w:firstLine="0"/>
+              <w:spacing w:after="40" w:line="240" w:lineRule="auto" w:before="40"/>
             </w:pPr>
             <w:r>
               <w:t xml:space="preserve">After the external tool finishes (</w:t>
@@ -4582,8 +4582,8 @@
             <w:pPr>
               <w:pStyle w:val="Compact"/>
               <w:jc w:val="left"/>
-              <w:ind w:left="0" w:right="0" w:firstLine="0"/>
-              <w:spacing w:before="40" w:after="40" w:lineRule="auto" w:line="240"/>
+              <w:ind w:right="0" w:left="0" w:firstLine="0"/>
+              <w:spacing w:after="40" w:line="240" w:lineRule="auto" w:before="40"/>
             </w:pPr>
             <w:r>
               <w:rPr>
@@ -4599,8 +4599,8 @@
             <w:pPr>
               <w:pStyle w:val="Compact"/>
               <w:jc w:val="left"/>
-              <w:ind w:left="0" w:right="0" w:firstLine="0"/>
-              <w:spacing w:before="40" w:after="40" w:lineRule="auto" w:line="240"/>
+              <w:ind w:right="0" w:left="0" w:firstLine="0"/>
+              <w:spacing w:after="40" w:line="240" w:lineRule="auto" w:before="40"/>
             </w:pPr>
             <w:r>
               <w:t xml:space="preserve">relation</w:t>
@@ -4613,8 +4613,8 @@
             <w:pPr>
               <w:pStyle w:val="Compact"/>
               <w:jc w:val="left"/>
-              <w:ind w:left="0" w:right="0" w:firstLine="0"/>
-              <w:spacing w:before="40" w:after="40" w:lineRule="auto" w:line="240"/>
+              <w:ind w:right="0" w:left="0" w:firstLine="0"/>
+              <w:spacing w:after="40" w:line="240" w:lineRule="auto" w:before="40"/>
             </w:pPr>
             <w:r>
               <w:t xml:space="preserve">data</w:t>
@@ -4627,8 +4627,8 @@
             <w:pPr>
               <w:pStyle w:val="Compact"/>
               <w:jc w:val="left"/>
-              <w:ind w:left="0" w:right="0" w:firstLine="0"/>
-              <w:spacing w:before="40" w:after="40" w:lineRule="auto" w:line="240"/>
+              <w:ind w:right="0" w:left="0" w:firstLine="0"/>
+              <w:spacing w:after="40" w:line="240" w:lineRule="auto" w:before="40"/>
             </w:pPr>
             <w:r>
               <w:rPr>
@@ -4644,8 +4644,8 @@
             <w:pPr>
               <w:pStyle w:val="Compact"/>
               <w:jc w:val="left"/>
-              <w:ind w:left="0" w:right="0" w:firstLine="0"/>
-              <w:spacing w:before="40" w:after="40" w:lineRule="auto" w:line="240"/>
+              <w:ind w:right="0" w:left="0" w:firstLine="0"/>
+              <w:spacing w:after="40" w:line="240" w:lineRule="auto" w:before="40"/>
             </w:pPr>
             <w:r>
               <w:t xml:space="preserve">ANALYZE, to resolve a link of this relation type (</w:t>
@@ -4740,12 +4740,12 @@
     </w:p>
     <w:p>
       <w:pPr>
-        <w:spacing w:line="20" w:after="0" w:lineRule="exact" w:before="0"/>
+        <w:spacing w:lineRule="exact" w:line="20" w:before="0" w:after="0"/>
         <w:rPr>
           <w:sz w:val="2"/>
         </w:rPr>
       </w:pPr>
-      <w:bookmarkStart w:id="43610" w:name="csv-tbl-model-ctx-fields"/>
+      <w:bookmarkStart w:name="csv-tbl-model-ctx-fields" w:id="43610"/>
       <w:bookmarkEnd w:id="43610"/>
     </w:p>
     <w:p>
@@ -4782,18 +4782,18 @@
         <w:tblLook w:firstRow="1" w:lastRow="0" w:firstColumn="0" w:lastColumn="0" w:noHBand="0" w:noVBand="0" w:val="0020"/>
         <w:jc w:val="start"/>
         <w:tblBorders>
-          <w:top w:color="000000" w:val="single" w:space="0" w:sz="6"/>
-          <w:left w:color="000000" w:val="single" w:space="0" w:sz="6"/>
-          <w:bottom w:color="000000" w:val="single" w:space="0" w:sz="6"/>
-          <w:right w:color="000000" w:val="single" w:space="0" w:sz="6"/>
-          <w:insideH w:color="000000" w:val="single" w:space="0" w:sz="6"/>
-          <w:insideV w:color="000000" w:val="single" w:space="0" w:sz="6"/>
+          <w:top w:color="000000" w:space="0" w:val="single" w:sz="6"/>
+          <w:left w:color="000000" w:space="0" w:val="single" w:sz="6"/>
+          <w:bottom w:color="000000" w:space="0" w:val="single" w:sz="6"/>
+          <w:right w:color="000000" w:space="0" w:val="single" w:sz="6"/>
+          <w:insideH w:color="000000" w:space="0" w:val="single" w:sz="6"/>
+          <w:insideV w:color="000000" w:space="0" w:val="single" w:sz="6"/>
         </w:tblBorders>
         <w:tblCellMar>
-          <w:top w:type="dxa" w:w="57"/>
-          <w:left w:type="dxa" w:w="108"/>
-          <w:bottom w:type="dxa" w:w="57"/>
-          <w:right w:type="dxa" w:w="108"/>
+          <w:top w:w="57" w:type="dxa"/>
+          <w:left w:w="108" w:type="dxa"/>
+          <w:bottom w:w="57" w:type="dxa"/>
+          <w:right w:w="108" w:type="dxa"/>
         </w:tblCellMar>
       </w:tblPr>
       <w:tblGrid>
@@ -4812,8 +4812,8 @@
             <w:pPr>
               <w:pStyle w:val="Compact"/>
               <w:jc w:val="left"/>
-              <w:ind w:left="0" w:right="0" w:firstLine="0"/>
-              <w:spacing w:before="40" w:after="40" w:lineRule="auto" w:line="240"/>
+              <w:ind w:right="0" w:left="0" w:firstLine="0"/>
+              <w:spacing w:after="40" w:line="240" w:lineRule="auto" w:before="40"/>
             </w:pPr>
             <w:r>
               <w:rPr>
@@ -4831,8 +4831,8 @@
             <w:pPr>
               <w:pStyle w:val="Compact"/>
               <w:jc w:val="left"/>
-              <w:ind w:left="0" w:right="0" w:firstLine="0"/>
-              <w:spacing w:before="40" w:after="40" w:lineRule="auto" w:line="240"/>
+              <w:ind w:right="0" w:left="0" w:firstLine="0"/>
+              <w:spacing w:after="40" w:line="240" w:lineRule="auto" w:before="40"/>
             </w:pPr>
             <w:r>
               <w:rPr>
@@ -4850,8 +4850,8 @@
             <w:pPr>
               <w:pStyle w:val="Compact"/>
               <w:jc w:val="left"/>
-              <w:ind w:left="0" w:right="0" w:firstLine="0"/>
-              <w:spacing w:before="40" w:after="40" w:lineRule="auto" w:line="240"/>
+              <w:ind w:right="0" w:left="0" w:firstLine="0"/>
+              <w:spacing w:after="40" w:line="240" w:lineRule="auto" w:before="40"/>
             </w:pPr>
             <w:r>
               <w:rPr>
@@ -4867,8 +4867,8 @@
             <w:pPr>
               <w:pStyle w:val="Compact"/>
               <w:jc w:val="left"/>
-              <w:ind w:left="0" w:right="0" w:firstLine="0"/>
-              <w:spacing w:before="40" w:after="40" w:lineRule="auto" w:line="240"/>
+              <w:ind w:right="0" w:left="0" w:firstLine="0"/>
+              <w:spacing w:after="40" w:line="240" w:lineRule="auto" w:before="40"/>
             </w:pPr>
             <w:r>
               <w:t xml:space="preserve">The hook-specific payload. Examples include an object, float, view parameters, relation target, or analyze-query row.</w:t>
@@ -4883,8 +4883,8 @@
             <w:pPr>
               <w:pStyle w:val="Compact"/>
               <w:jc w:val="left"/>
-              <w:ind w:left="0" w:right="0" w:firstLine="0"/>
-              <w:spacing w:before="40" w:after="40" w:lineRule="auto" w:line="240"/>
+              <w:ind w:right="0" w:left="0" w:firstLine="0"/>
+              <w:spacing w:after="40" w:line="240" w:lineRule="auto" w:before="40"/>
             </w:pPr>
             <w:r>
               <w:rPr>
@@ -4900,8 +4900,8 @@
             <w:pPr>
               <w:pStyle w:val="Compact"/>
               <w:jc w:val="left"/>
-              <w:ind w:left="0" w:right="0" w:firstLine="0"/>
-              <w:spacing w:before="40" w:after="40" w:lineRule="auto" w:line="240"/>
+              <w:ind w:right="0" w:left="0" w:firstLine="0"/>
+              <w:spacing w:after="40" w:line="240" w:lineRule="auto" w:before="40"/>
             </w:pPr>
             <w:r>
               <w:t xml:space="preserve">The</w:t>
@@ -4931,8 +4931,8 @@
             <w:pPr>
               <w:pStyle w:val="Compact"/>
               <w:jc w:val="left"/>
-              <w:ind w:left="0" w:right="0" w:firstLine="0"/>
-              <w:spacing w:before="40" w:after="40" w:lineRule="auto" w:line="240"/>
+              <w:ind w:right="0" w:left="0" w:firstLine="0"/>
+              <w:spacing w:after="40" w:line="240" w:lineRule="auto" w:before="40"/>
             </w:pPr>
             <w:r>
               <w:rPr>
@@ -4948,8 +4948,8 @@
             <w:pPr>
               <w:pStyle w:val="Compact"/>
               <w:jc w:val="left"/>
-              <w:ind w:left="0" w:right="0" w:firstLine="0"/>
-              <w:spacing w:before="40" w:after="40" w:lineRule="auto" w:line="240"/>
+              <w:ind w:right="0" w:left="0" w:firstLine="0"/>
+              <w:spacing w:after="40" w:line="240" w:lineRule="auto" w:before="40"/>
             </w:pPr>
             <w:r>
               <w:t xml:space="preserve">Identifier of the specification being processed. Present on both tiers.</w:t>
@@ -4964,8 +4964,8 @@
             <w:pPr>
               <w:pStyle w:val="Compact"/>
               <w:jc w:val="left"/>
-              <w:ind w:left="0" w:right="0" w:firstLine="0"/>
-              <w:spacing w:before="40" w:after="40" w:lineRule="auto" w:line="240"/>
+              <w:ind w:right="0" w:left="0" w:firstLine="0"/>
+              <w:spacing w:after="40" w:line="240" w:lineRule="auto" w:before="40"/>
             </w:pPr>
             <w:r>
               <w:rPr>
@@ -4981,8 +4981,8 @@
             <w:pPr>
               <w:pStyle w:val="Compact"/>
               <w:jc w:val="left"/>
-              <w:ind w:left="0" w:right="0" w:firstLine="0"/>
-              <w:spacing w:before="40" w:after="40" w:lineRule="auto" w:line="240"/>
+              <w:ind w:right="0" w:left="0" w:firstLine="0"/>
+              <w:spacing w:after="40" w:line="240" w:lineRule="auto" w:before="40"/>
             </w:pPr>
             <w:r>
               <w:t xml:space="preserve">Logger (</w:t>
@@ -5018,8 +5018,8 @@
             <w:pPr>
               <w:pStyle w:val="Compact"/>
               <w:jc w:val="left"/>
-              <w:ind w:left="0" w:right="0" w:firstLine="0"/>
-              <w:spacing w:before="40" w:after="40" w:lineRule="auto" w:line="240"/>
+              <w:ind w:right="0" w:left="0" w:firstLine="0"/>
+              <w:spacing w:after="40" w:line="240" w:lineRule="auto" w:before="40"/>
             </w:pPr>
             <w:r>
               <w:rPr>
@@ -5035,8 +5035,8 @@
             <w:pPr>
               <w:pStyle w:val="Compact"/>
               <w:jc w:val="left"/>
-              <w:ind w:left="0" w:right="0" w:firstLine="0"/>
-              <w:spacing w:before="40" w:after="40" w:lineRule="auto" w:line="240"/>
+              <w:ind w:right="0" w:left="0" w:firstLine="0"/>
+              <w:spacing w:after="40" w:line="240" w:lineRule="auto" w:before="40"/>
             </w:pPr>
             <w:r>
               <w:t xml:space="preserve">The Pandoc module.</w:t>
@@ -5067,8 +5067,8 @@
             <w:pPr>
               <w:pStyle w:val="Compact"/>
               <w:jc w:val="left"/>
-              <w:ind w:left="0" w:right="0" w:firstLine="0"/>
-              <w:spacing w:before="40" w:after="40" w:lineRule="auto" w:line="240"/>
+              <w:ind w:right="0" w:left="0" w:firstLine="0"/>
+              <w:spacing w:after="40" w:line="240" w:lineRule="auto" w:before="40"/>
             </w:pPr>
             <w:r>
               <w:rPr>
@@ -5084,8 +5084,8 @@
             <w:pPr>
               <w:pStyle w:val="Compact"/>
               <w:jc w:val="left"/>
-              <w:ind w:left="0" w:right="0" w:firstLine="0"/>
-              <w:spacing w:before="40" w:after="40" w:lineRule="auto" w:line="240"/>
+              <w:ind w:right="0" w:left="0" w:firstLine="0"/>
+              <w:spacing w:after="40" w:line="240" w:lineRule="auto" w:before="40"/>
             </w:pPr>
             <w:r>
               <w:t xml:space="preserve">Target output format (</w:t>
@@ -5155,8 +5155,8 @@
             <w:pPr>
               <w:pStyle w:val="Compact"/>
               <w:jc w:val="left"/>
-              <w:ind w:left="0" w:right="0" w:firstLine="0"/>
-              <w:spacing w:before="40" w:after="40" w:lineRule="auto" w:line="240"/>
+              <w:ind w:right="0" w:left="0" w:firstLine="0"/>
+              <w:spacing w:after="40" w:line="240" w:lineRule="auto" w:before="40"/>
             </w:pPr>
             <w:r>
               <w:rPr>
@@ -5196,8 +5196,8 @@
             <w:pPr>
               <w:pStyle w:val="Compact"/>
               <w:jc w:val="left"/>
-              <w:ind w:left="0" w:right="0" w:firstLine="0"/>
-              <w:spacing w:before="40" w:after="40" w:lineRule="auto" w:line="240"/>
+              <w:ind w:right="0" w:left="0" w:firstLine="0"/>
+              <w:spacing w:after="40" w:line="240" w:lineRule="auto" w:before="40"/>
             </w:pPr>
             <w:r>
               <w:t xml:space="preserve">Diagnostics sink, model name, and project config. These fields are always in the render tier. A data context contains them when available.</w:t>
@@ -5212,8 +5212,8 @@
             <w:pPr>
               <w:pStyle w:val="Compact"/>
               <w:jc w:val="left"/>
-              <w:ind w:left="0" w:right="0" w:firstLine="0"/>
-              <w:spacing w:before="40" w:after="40" w:lineRule="auto" w:line="240"/>
+              <w:ind w:right="0" w:left="0" w:firstLine="0"/>
+              <w:spacing w:after="40" w:line="240" w:lineRule="auto" w:before="40"/>
             </w:pPr>
             <w:r>
               <w:rPr>
@@ -5229,8 +5229,8 @@
             <w:pPr>
               <w:pStyle w:val="Compact"/>
               <w:jc w:val="left"/>
-              <w:ind w:left="0" w:right="0" w:firstLine="0"/>
-              <w:spacing w:before="40" w:after="40" w:lineRule="auto" w:line="240"/>
+              <w:ind w:right="0" w:left="0" w:firstLine="0"/>
+              <w:spacing w:after="40" w:line="240" w:lineRule="auto" w:before="40"/>
             </w:pPr>
             <w:r>
               <w:t xml:space="preserve">The registry, for cross-hook dispatch (e.g. </w:t>
@@ -5317,12 +5317,12 @@
     </w:p>
     <w:p>
       <w:pPr>
-        <w:spacing w:line="20" w:after="0" w:lineRule="exact" w:before="0"/>
+        <w:spacing w:lineRule="exact" w:line="20" w:before="0" w:after="0"/>
         <w:rPr>
           <w:sz w:val="2"/>
         </w:rPr>
       </w:pPr>
-      <w:bookmarkStart w:id="99581" w:name="listing-src-model-template-object"/>
+      <w:bookmarkStart w:name="listing-src-model-template-object" w:id="99581"/>
       <w:bookmarkEnd w:id="99581"/>
     </w:p>
     <w:p>
@@ -7593,12 +7593,12 @@
     </w:p>
     <w:p>
       <w:pPr>
-        <w:spacing w:line="20" w:after="0" w:lineRule="exact" w:before="0"/>
+        <w:spacing w:lineRule="exact" w:line="20" w:before="0" w:after="0"/>
         <w:rPr>
           <w:sz w:val="2"/>
         </w:rPr>
       </w:pPr>
-      <w:bookmarkStart w:id="40209" w:name="listing-src-model-template-object-usage"/>
+      <w:bookmarkStart w:name="listing-src-model-template-object-usage" w:id="40209"/>
       <w:bookmarkEnd w:id="40209"/>
     </w:p>
     <w:p>
@@ -7803,12 +7803,12 @@
     </w:p>
     <w:p>
       <w:pPr>
-        <w:spacing w:line="20" w:after="0" w:lineRule="exact" w:before="0"/>
+        <w:spacing w:lineRule="exact" w:line="20" w:before="0" w:after="0"/>
         <w:rPr>
           <w:sz w:val="2"/>
         </w:rPr>
       </w:pPr>
-      <w:bookmarkStart w:id="47527" w:name="listing-src-model-template-relation-simple"/>
+      <w:bookmarkStart w:name="listing-src-model-template-relation-simple" w:id="47527"/>
       <w:bookmarkEnd w:id="47527"/>
     </w:p>
     <w:p>
@@ -8344,12 +8344,12 @@
     </w:p>
     <w:p>
       <w:pPr>
-        <w:spacing w:line="20" w:after="0" w:lineRule="exact" w:before="0"/>
+        <w:spacing w:lineRule="exact" w:line="20" w:before="0" w:after="0"/>
         <w:rPr>
           <w:sz w:val="2"/>
         </w:rPr>
       </w:pPr>
-      <w:bookmarkStart w:id="59215" w:name="listing-src-model-template-relation-display"/>
+      <w:bookmarkStart w:name="listing-src-model-template-relation-display" w:id="59215"/>
       <w:bookmarkEnd w:id="59215"/>
     </w:p>
     <w:p>
@@ -9371,12 +9371,12 @@
     </w:p>
     <w:p>
       <w:pPr>
-        <w:spacing w:line="20" w:after="0" w:lineRule="exact" w:before="0"/>
+        <w:spacing w:lineRule="exact" w:line="20" w:before="0" w:after="0"/>
         <w:rPr>
           <w:sz w:val="2"/>
         </w:rPr>
       </w:pPr>
-      <w:bookmarkStart w:id="84323" w:name="listing-src-model-template-view"/>
+      <w:bookmarkStart w:name="listing-src-model-template-view" w:id="84323"/>
       <w:bookmarkEnd w:id="84323"/>
     </w:p>
     <w:p>
@@ -10546,12 +10546,12 @@
     </w:p>
     <w:p>
       <w:pPr>
-        <w:spacing w:line="20" w:after="0" w:lineRule="exact" w:before="0"/>
+        <w:spacing w:lineRule="exact" w:line="20" w:before="0" w:after="0"/>
         <w:rPr>
           <w:sz w:val="2"/>
         </w:rPr>
       </w:pPr>
-      <w:bookmarkStart w:id="33411" w:name="listing-src-model-template-view-block"/>
+      <w:bookmarkStart w:name="listing-src-model-template-view-block" w:id="33411"/>
       <w:bookmarkEnd w:id="33411"/>
     </w:p>
     <w:p>
@@ -12853,12 +12853,12 @@
     </w:p>
     <w:p>
       <w:pPr>
-        <w:spacing w:line="20" w:after="0" w:lineRule="exact" w:before="0"/>
+        <w:spacing w:lineRule="exact" w:line="20" w:before="0" w:after="0"/>
         <w:rPr>
           <w:sz w:val="2"/>
         </w:rPr>
       </w:pPr>
-      <w:bookmarkStart w:id="36064" w:name="listing-src-model-template-float"/>
+      <w:bookmarkStart w:name="listing-src-model-template-float" w:id="36064"/>
       <w:bookmarkEnd w:id="36064"/>
     </w:p>
     <w:p>
@@ -13302,12 +13302,12 @@
     </w:p>
     <w:p>
       <w:pPr>
-        <w:spacing w:line="20" w:after="0" w:lineRule="exact" w:before="0"/>
+        <w:spacing w:lineRule="exact" w:line="20" w:before="0" w:after="0"/>
         <w:rPr>
           <w:sz w:val="2"/>
         </w:rPr>
       </w:pPr>
-      <w:bookmarkStart w:id="34132" w:name="listing-src-model-template-float-usage"/>
+      <w:bookmarkStart w:name="listing-src-model-template-float-usage" w:id="34132"/>
       <w:bookmarkEnd w:id="34132"/>
     </w:p>
     <w:p>
@@ -13472,12 +13472,12 @@
     </w:p>
     <w:p>
       <w:pPr>
-        <w:spacing w:line="20" w:after="0" w:lineRule="exact" w:before="0"/>
+        <w:spacing w:lineRule="exact" w:line="20" w:before="0" w:after="0"/>
         <w:rPr>
           <w:sz w:val="2"/>
         </w:rPr>
       </w:pPr>
-      <w:bookmarkStart w:id="1657" w:name="listing-src-model-template-spec"/>
+      <w:bookmarkStart w:name="listing-src-model-template-spec" w:id="1657"/>
       <w:bookmarkEnd w:id="1657"/>
     </w:p>
     <w:p>
@@ -14239,12 +14239,12 @@
     </w:p>
     <w:p>
       <w:pPr>
-        <w:spacing w:line="20" w:after="0" w:lineRule="exact" w:before="0"/>
+        <w:spacing w:lineRule="exact" w:line="20" w:before="0" w:after="0"/>
         <w:rPr>
           <w:sz w:val="2"/>
         </w:rPr>
       </w:pPr>
-      <w:bookmarkStart w:id="1646" w:name="csv-tbl-model-object-fields"/>
+      <w:bookmarkStart w:name="csv-tbl-model-object-fields" w:id="1646"/>
       <w:bookmarkEnd w:id="1646"/>
     </w:p>
     <w:p>
@@ -14281,18 +14281,18 @@
         <w:tblLook w:firstRow="1" w:lastRow="0" w:firstColumn="0" w:lastColumn="0" w:noHBand="0" w:noVBand="0" w:val="0020"/>
         <w:jc w:val="start"/>
         <w:tblBorders>
-          <w:top w:color="000000" w:val="single" w:space="0" w:sz="6"/>
-          <w:left w:color="000000" w:val="single" w:space="0" w:sz="6"/>
-          <w:bottom w:color="000000" w:val="single" w:space="0" w:sz="6"/>
-          <w:right w:color="000000" w:val="single" w:space="0" w:sz="6"/>
-          <w:insideH w:color="000000" w:val="single" w:space="0" w:sz="6"/>
-          <w:insideV w:color="000000" w:val="single" w:space="0" w:sz="6"/>
+          <w:top w:color="000000" w:space="0" w:val="single" w:sz="6"/>
+          <w:left w:color="000000" w:space="0" w:val="single" w:sz="6"/>
+          <w:bottom w:color="000000" w:space="0" w:val="single" w:sz="6"/>
+          <w:right w:color="000000" w:space="0" w:val="single" w:sz="6"/>
+          <w:insideH w:color="000000" w:space="0" w:val="single" w:sz="6"/>
+          <w:insideV w:color="000000" w:space="0" w:val="single" w:sz="6"/>
         </w:tblBorders>
         <w:tblCellMar>
-          <w:top w:type="dxa" w:w="57"/>
-          <w:left w:type="dxa" w:w="108"/>
-          <w:bottom w:type="dxa" w:w="57"/>
-          <w:right w:type="dxa" w:w="108"/>
+          <w:top w:w="57" w:type="dxa"/>
+          <w:left w:w="108" w:type="dxa"/>
+          <w:bottom w:w="57" w:type="dxa"/>
+          <w:right w:w="108" w:type="dxa"/>
         </w:tblCellMar>
       </w:tblPr>
       <w:tblGrid>
@@ -14313,8 +14313,8 @@
             <w:pPr>
               <w:pStyle w:val="Compact"/>
               <w:jc w:val="left"/>
-              <w:ind w:left="0" w:right="0" w:firstLine="0"/>
-              <w:spacing w:before="40" w:after="40" w:lineRule="auto" w:line="240"/>
+              <w:ind w:right="0" w:left="0" w:firstLine="0"/>
+              <w:spacing w:after="40" w:line="240" w:lineRule="auto" w:before="40"/>
             </w:pPr>
             <w:r>
               <w:rPr>
@@ -14332,8 +14332,8 @@
             <w:pPr>
               <w:pStyle w:val="Compact"/>
               <w:jc w:val="left"/>
-              <w:ind w:left="0" w:right="0" w:firstLine="0"/>
-              <w:spacing w:before="40" w:after="40" w:lineRule="auto" w:line="240"/>
+              <w:ind w:right="0" w:left="0" w:firstLine="0"/>
+              <w:spacing w:after="40" w:line="240" w:lineRule="auto" w:before="40"/>
             </w:pPr>
             <w:r>
               <w:rPr>
@@ -14351,8 +14351,8 @@
             <w:pPr>
               <w:pStyle w:val="Compact"/>
               <w:jc w:val="left"/>
-              <w:ind w:left="0" w:right="0" w:firstLine="0"/>
-              <w:spacing w:before="40" w:after="40" w:lineRule="auto" w:line="240"/>
+              <w:ind w:right="0" w:left="0" w:firstLine="0"/>
+              <w:spacing w:after="40" w:line="240" w:lineRule="auto" w:before="40"/>
             </w:pPr>
             <w:r>
               <w:rPr>
@@ -14370,8 +14370,8 @@
             <w:pPr>
               <w:pStyle w:val="Compact"/>
               <w:jc w:val="left"/>
-              <w:ind w:left="0" w:right="0" w:firstLine="0"/>
-              <w:spacing w:before="40" w:after="40" w:lineRule="auto" w:line="240"/>
+              <w:ind w:right="0" w:left="0" w:firstLine="0"/>
+              <w:spacing w:after="40" w:line="240" w:lineRule="auto" w:before="40"/>
             </w:pPr>
             <w:r>
               <w:rPr>
@@ -14389,8 +14389,8 @@
             <w:pPr>
               <w:pStyle w:val="Compact"/>
               <w:jc w:val="left"/>
-              <w:ind w:left="0" w:right="0" w:firstLine="0"/>
-              <w:spacing w:before="40" w:after="40" w:lineRule="auto" w:line="240"/>
+              <w:ind w:right="0" w:left="0" w:firstLine="0"/>
+              <w:spacing w:after="40" w:line="240" w:lineRule="auto" w:before="40"/>
             </w:pPr>
             <w:r>
               <w:rPr>
@@ -14406,8 +14406,8 @@
             <w:pPr>
               <w:pStyle w:val="Compact"/>
               <w:jc w:val="left"/>
-              <w:ind w:left="0" w:right="0" w:firstLine="0"/>
-              <w:spacing w:before="40" w:after="40" w:lineRule="auto" w:line="240"/>
+              <w:ind w:right="0" w:left="0" w:firstLine="0"/>
+              <w:spacing w:after="40" w:line="240" w:lineRule="auto" w:before="40"/>
             </w:pPr>
             <w:r>
               <w:t xml:space="preserve">string</w:t>
@@ -14420,8 +14420,8 @@
             <w:pPr>
               <w:pStyle w:val="Compact"/>
               <w:jc w:val="left"/>
-              <w:ind w:left="0" w:right="0" w:firstLine="0"/>
-              <w:spacing w:before="40" w:after="40" w:lineRule="auto" w:line="240"/>
+              <w:ind w:right="0" w:left="0" w:firstLine="0"/>
+              <w:spacing w:after="40" w:line="240" w:lineRule="auto" w:before="40"/>
             </w:pPr>
             <w:r>
               <w:t xml:space="preserve">required</w:t>
@@ -14434,8 +14434,8 @@
             <w:pPr>
               <w:pStyle w:val="Compact"/>
               <w:jc w:val="left"/>
-              <w:ind w:left="0" w:right="0" w:firstLine="0"/>
-              <w:spacing w:before="40" w:after="40" w:lineRule="auto" w:line="240"/>
+              <w:ind w:right="0" w:left="0" w:firstLine="0"/>
+              <w:spacing w:after="40" w:line="240" w:lineRule="auto" w:before="40"/>
             </w:pPr>
             <w:r>
               <w:t xml:space="preserve">Unique identifier (uppercase convention).</w:t>
@@ -14450,8 +14450,8 @@
             <w:pPr>
               <w:pStyle w:val="Compact"/>
               <w:jc w:val="left"/>
-              <w:ind w:left="0" w:right="0" w:firstLine="0"/>
-              <w:spacing w:before="40" w:after="40" w:lineRule="auto" w:line="240"/>
+              <w:ind w:right="0" w:left="0" w:firstLine="0"/>
+              <w:spacing w:after="40" w:line="240" w:lineRule="auto" w:before="40"/>
             </w:pPr>
             <w:r>
               <w:rPr>
@@ -14467,8 +14467,8 @@
             <w:pPr>
               <w:pStyle w:val="Compact"/>
               <w:jc w:val="left"/>
-              <w:ind w:left="0" w:right="0" w:firstLine="0"/>
-              <w:spacing w:before="40" w:after="40" w:lineRule="auto" w:line="240"/>
+              <w:ind w:right="0" w:left="0" w:firstLine="0"/>
+              <w:spacing w:after="40" w:line="240" w:lineRule="auto" w:before="40"/>
             </w:pPr>
             <w:r>
               <w:t xml:space="preserve">string</w:t>
@@ -14481,8 +14481,8 @@
             <w:pPr>
               <w:pStyle w:val="Compact"/>
               <w:jc w:val="left"/>
-              <w:ind w:left="0" w:right="0" w:firstLine="0"/>
-              <w:spacing w:before="40" w:after="40" w:lineRule="auto" w:line="240"/>
+              <w:ind w:right="0" w:left="0" w:firstLine="0"/>
+              <w:spacing w:after="40" w:line="240" w:lineRule="auto" w:before="40"/>
             </w:pPr>
             <w:r>
               <w:t xml:space="preserve">same as</w:t>
@@ -14504,8 +14504,8 @@
             <w:pPr>
               <w:pStyle w:val="Compact"/>
               <w:jc w:val="left"/>
-              <w:ind w:left="0" w:right="0" w:firstLine="0"/>
-              <w:spacing w:before="40" w:after="40" w:lineRule="auto" w:line="240"/>
+              <w:ind w:right="0" w:left="0" w:firstLine="0"/>
+              <w:spacing w:after="40" w:line="240" w:lineRule="auto" w:before="40"/>
             </w:pPr>
             <w:r>
               <w:t xml:space="preserve">Human-readable name.</w:t>
@@ -14520,8 +14520,8 @@
             <w:pPr>
               <w:pStyle w:val="Compact"/>
               <w:jc w:val="left"/>
-              <w:ind w:left="0" w:right="0" w:firstLine="0"/>
-              <w:spacing w:before="40" w:after="40" w:lineRule="auto" w:line="240"/>
+              <w:ind w:right="0" w:left="0" w:firstLine="0"/>
+              <w:spacing w:after="40" w:line="240" w:lineRule="auto" w:before="40"/>
             </w:pPr>
             <w:r>
               <w:rPr>
@@ -14537,8 +14537,8 @@
             <w:pPr>
               <w:pStyle w:val="Compact"/>
               <w:jc w:val="left"/>
-              <w:ind w:left="0" w:right="0" w:firstLine="0"/>
-              <w:spacing w:before="40" w:after="40" w:lineRule="auto" w:line="240"/>
+              <w:ind w:right="0" w:left="0" w:firstLine="0"/>
+              <w:spacing w:after="40" w:line="240" w:lineRule="auto" w:before="40"/>
             </w:pPr>
             <w:r>
               <w:t xml:space="preserve">string</w:t>
@@ -14551,8 +14551,8 @@
             <w:pPr>
               <w:pStyle w:val="Compact"/>
               <w:jc w:val="left"/>
-              <w:ind w:left="0" w:right="0" w:firstLine="0"/>
-              <w:spacing w:before="40" w:after="40" w:lineRule="auto" w:line="240"/>
+              <w:ind w:right="0" w:left="0" w:firstLine="0"/>
+              <w:spacing w:after="40" w:line="240" w:lineRule="auto" w:before="40"/>
             </w:pPr>
             <w:r>
               <w:rPr>
@@ -14568,8 +14568,8 @@
             <w:pPr>
               <w:pStyle w:val="Compact"/>
               <w:jc w:val="left"/>
-              <w:ind w:left="0" w:right="0" w:firstLine="0"/>
-              <w:spacing w:before="40" w:after="40" w:lineRule="auto" w:line="240"/>
+              <w:ind w:right="0" w:left="0" w:firstLine="0"/>
+              <w:spacing w:after="40" w:line="240" w:lineRule="auto" w:before="40"/>
             </w:pPr>
             <w:r>
               <w:t xml:space="preserve">Description text.</w:t>
@@ -14584,8 +14584,8 @@
             <w:pPr>
               <w:pStyle w:val="Compact"/>
               <w:jc w:val="left"/>
-              <w:ind w:left="0" w:right="0" w:firstLine="0"/>
-              <w:spacing w:before="40" w:after="40" w:lineRule="auto" w:line="240"/>
+              <w:ind w:right="0" w:left="0" w:firstLine="0"/>
+              <w:spacing w:after="40" w:line="240" w:lineRule="auto" w:before="40"/>
             </w:pPr>
             <w:r>
               <w:rPr>
@@ -14601,8 +14601,8 @@
             <w:pPr>
               <w:pStyle w:val="Compact"/>
               <w:jc w:val="left"/>
-              <w:ind w:left="0" w:right="0" w:firstLine="0"/>
-              <w:spacing w:before="40" w:after="40" w:lineRule="auto" w:line="240"/>
+              <w:ind w:right="0" w:left="0" w:firstLine="0"/>
+              <w:spacing w:after="40" w:line="240" w:lineRule="auto" w:before="40"/>
             </w:pPr>
             <w:r>
               <w:t xml:space="preserve">string</w:t>
@@ -14615,8 +14615,8 @@
             <w:pPr>
               <w:pStyle w:val="Compact"/>
               <w:jc w:val="left"/>
-              <w:ind w:left="0" w:right="0" w:firstLine="0"/>
-              <w:spacing w:before="40" w:after="40" w:lineRule="auto" w:line="240"/>
+              <w:ind w:right="0" w:left="0" w:firstLine="0"/>
+              <w:spacing w:after="40" w:line="240" w:lineRule="auto" w:before="40"/>
             </w:pPr>
             <w:r>
               <w:t xml:space="preserve">nil</w:t>
@@ -14629,8 +14629,8 @@
             <w:pPr>
               <w:pStyle w:val="Compact"/>
               <w:jc w:val="left"/>
-              <w:ind w:left="0" w:right="0" w:firstLine="0"/>
-              <w:spacing w:before="40" w:after="40" w:lineRule="auto" w:line="240"/>
+              <w:ind w:right="0" w:left="0" w:firstLine="0"/>
+              <w:spacing w:after="40" w:line="240" w:lineRule="auto" w:before="40"/>
             </w:pPr>
             <w:r>
               <w:t xml:space="preserve">Base type for attribute + hook inheritance (e.g. </w:t>
@@ -14654,8 +14654,8 @@
             <w:pPr>
               <w:pStyle w:val="Compact"/>
               <w:jc w:val="left"/>
-              <w:ind w:left="0" w:right="0" w:firstLine="0"/>
-              <w:spacing w:before="40" w:after="40" w:lineRule="auto" w:line="240"/>
+              <w:ind w:right="0" w:left="0" w:firstLine="0"/>
+              <w:spacing w:after="40" w:line="240" w:lineRule="auto" w:before="40"/>
             </w:pPr>
             <w:r>
               <w:rPr>
@@ -14671,8 +14671,8 @@
             <w:pPr>
               <w:pStyle w:val="Compact"/>
               <w:jc w:val="left"/>
-              <w:ind w:left="0" w:right="0" w:firstLine="0"/>
-              <w:spacing w:before="40" w:after="40" w:lineRule="auto" w:line="240"/>
+              <w:ind w:right="0" w:left="0" w:firstLine="0"/>
+              <w:spacing w:after="40" w:line="240" w:lineRule="auto" w:before="40"/>
             </w:pPr>
             <w:r>
               <w:t xml:space="preserve">boolean</w:t>
@@ -14685,8 +14685,8 @@
             <w:pPr>
               <w:pStyle w:val="Compact"/>
               <w:jc w:val="left"/>
-              <w:ind w:left="0" w:right="0" w:firstLine="0"/>
-              <w:spacing w:before="40" w:after="40" w:lineRule="auto" w:line="240"/>
+              <w:ind w:right="0" w:left="0" w:firstLine="0"/>
+              <w:spacing w:after="40" w:line="240" w:lineRule="auto" w:before="40"/>
             </w:pPr>
             <w:r>
               <w:t xml:space="preserve">false</w:t>
@@ -14699,8 +14699,8 @@
             <w:pPr>
               <w:pStyle w:val="Compact"/>
               <w:jc w:val="left"/>
-              <w:ind w:left="0" w:right="0" w:firstLine="0"/>
-              <w:spacing w:before="40" w:after="40" w:lineRule="auto" w:line="240"/>
+              <w:ind w:right="0" w:left="0" w:firstLine="0"/>
+              <w:spacing w:after="40" w:line="240" w:lineRule="auto" w:before="40"/>
             </w:pPr>
             <w:r>
               <w:t xml:space="preserve">Headers without an explicit type match this type.</w:t>
@@ -14715,8 +14715,8 @@
             <w:pPr>
               <w:pStyle w:val="Compact"/>
               <w:jc w:val="left"/>
-              <w:ind w:left="0" w:right="0" w:firstLine="0"/>
-              <w:spacing w:before="40" w:after="40" w:lineRule="auto" w:line="240"/>
+              <w:ind w:right="0" w:left="0" w:firstLine="0"/>
+              <w:spacing w:after="40" w:line="240" w:lineRule="auto" w:before="40"/>
             </w:pPr>
             <w:r>
               <w:rPr>
@@ -14732,8 +14732,8 @@
             <w:pPr>
               <w:pStyle w:val="Compact"/>
               <w:jc w:val="left"/>
-              <w:ind w:left="0" w:right="0" w:firstLine="0"/>
-              <w:spacing w:before="40" w:after="40" w:lineRule="auto" w:line="240"/>
+              <w:ind w:right="0" w:left="0" w:firstLine="0"/>
+              <w:spacing w:after="40" w:line="240" w:lineRule="auto" w:before="40"/>
             </w:pPr>
             <w:r>
               <w:t xml:space="preserve">boolean</w:t>
@@ -14746,8 +14746,8 @@
             <w:pPr>
               <w:pStyle w:val="Compact"/>
               <w:jc w:val="left"/>
-              <w:ind w:left="0" w:right="0" w:firstLine="0"/>
-              <w:spacing w:before="40" w:after="40" w:lineRule="auto" w:line="240"/>
+              <w:ind w:right="0" w:left="0" w:firstLine="0"/>
+              <w:spacing w:after="40" w:line="240" w:lineRule="auto" w:before="40"/>
             </w:pPr>
             <w:r>
               <w:t xml:space="preserve">false</w:t>
@@ -14760,8 +14760,8 @@
             <w:pPr>
               <w:pStyle w:val="Compact"/>
               <w:jc w:val="left"/>
-              <w:ind w:left="0" w:right="0" w:firstLine="0"/>
-              <w:spacing w:before="40" w:after="40" w:lineRule="auto" w:line="240"/>
+              <w:ind w:right="0" w:left="0" w:firstLine="0"/>
+              <w:spacing w:after="40" w:line="240" w:lineRule="auto" w:before="40"/>
             </w:pPr>
             <w:r>
               <w:t xml:space="preserve">Hierarchical object (contains children with their own PIDs).</w:t>
@@ -14776,8 +14776,8 @@
             <w:pPr>
               <w:pStyle w:val="Compact"/>
               <w:jc w:val="left"/>
-              <w:ind w:left="0" w:right="0" w:firstLine="0"/>
-              <w:spacing w:before="40" w:after="40" w:lineRule="auto" w:line="240"/>
+              <w:ind w:right="0" w:left="0" w:firstLine="0"/>
+              <w:spacing w:after="40" w:line="240" w:lineRule="auto" w:before="40"/>
             </w:pPr>
             <w:r>
               <w:rPr>
@@ -14793,8 +14793,8 @@
             <w:pPr>
               <w:pStyle w:val="Compact"/>
               <w:jc w:val="left"/>
-              <w:ind w:left="0" w:right="0" w:firstLine="0"/>
-              <w:spacing w:before="40" w:after="40" w:lineRule="auto" w:line="240"/>
+              <w:ind w:right="0" w:left="0" w:firstLine="0"/>
+              <w:spacing w:after="40" w:line="240" w:lineRule="auto" w:before="40"/>
             </w:pPr>
             <w:r>
               <w:t xml:space="preserve">boolean</w:t>
@@ -14807,8 +14807,8 @@
             <w:pPr>
               <w:pStyle w:val="Compact"/>
               <w:jc w:val="left"/>
-              <w:ind w:left="0" w:right="0" w:firstLine="0"/>
-              <w:spacing w:before="40" w:after="40" w:lineRule="auto" w:line="240"/>
+              <w:ind w:right="0" w:left="0" w:firstLine="0"/>
+              <w:spacing w:after="40" w:line="240" w:lineRule="auto" w:before="40"/>
             </w:pPr>
             <w:r>
               <w:t xml:space="preserve">false</w:t>
@@ -14821,8 +14821,8 @@
             <w:pPr>
               <w:pStyle w:val="Compact"/>
               <w:jc w:val="left"/>
-              <w:ind w:left="0" w:right="0" w:firstLine="0"/>
-              <w:spacing w:before="40" w:after="40" w:lineRule="auto" w:line="240"/>
+              <w:ind w:right="0" w:left="0" w:firstLine="0"/>
+              <w:spacing w:after="40" w:line="240" w:lineRule="auto" w:before="40"/>
             </w:pPr>
             <w:r>
               <w:t xml:space="preserve">The specification must contain at least one object of this type.</w:t>
@@ -14837,8 +14837,8 @@
             <w:pPr>
               <w:pStyle w:val="Compact"/>
               <w:jc w:val="left"/>
-              <w:ind w:left="0" w:right="0" w:firstLine="0"/>
-              <w:spacing w:before="40" w:after="40" w:lineRule="auto" w:line="240"/>
+              <w:ind w:right="0" w:left="0" w:firstLine="0"/>
+              <w:spacing w:after="40" w:line="240" w:lineRule="auto" w:before="40"/>
             </w:pPr>
             <w:r>
               <w:rPr>
@@ -14854,8 +14854,8 @@
             <w:pPr>
               <w:pStyle w:val="Compact"/>
               <w:jc w:val="left"/>
-              <w:ind w:left="0" w:right="0" w:firstLine="0"/>
-              <w:spacing w:before="40" w:after="40" w:lineRule="auto" w:line="240"/>
+              <w:ind w:right="0" w:left="0" w:firstLine="0"/>
+              <w:spacing w:after="40" w:line="240" w:lineRule="auto" w:before="40"/>
             </w:pPr>
             <w:r>
               <w:t xml:space="preserve">string</w:t>
@@ -14868,8 +14868,8 @@
             <w:pPr>
               <w:pStyle w:val="Compact"/>
               <w:jc w:val="left"/>
-              <w:ind w:left="0" w:right="0" w:firstLine="0"/>
-              <w:spacing w:before="40" w:after="40" w:lineRule="auto" w:line="240"/>
+              <w:ind w:right="0" w:left="0" w:firstLine="0"/>
+              <w:spacing w:after="40" w:line="240" w:lineRule="auto" w:before="40"/>
             </w:pPr>
             <w:r>
               <w:t xml:space="preserve">nil</w:t>
@@ -14882,8 +14882,8 @@
             <w:pPr>
               <w:pStyle w:val="Compact"/>
               <w:jc w:val="left"/>
-              <w:ind w:left="0" w:right="0" w:firstLine="0"/>
-              <w:spacing w:before="40" w:after="40" w:lineRule="auto" w:line="240"/>
+              <w:ind w:right="0" w:left="0" w:firstLine="0"/>
+              <w:spacing w:after="40" w:line="240" w:lineRule="auto" w:before="40"/>
             </w:pPr>
             <w:r>
               <w:t xml:space="preserve">Prefix for auto-generated PIDs.</w:t>
@@ -14898,8 +14898,8 @@
             <w:pPr>
               <w:pStyle w:val="Compact"/>
               <w:jc w:val="left"/>
-              <w:ind w:left="0" w:right="0" w:firstLine="0"/>
-              <w:spacing w:before="40" w:after="40" w:lineRule="auto" w:line="240"/>
+              <w:ind w:right="0" w:left="0" w:firstLine="0"/>
+              <w:spacing w:after="40" w:line="240" w:lineRule="auto" w:before="40"/>
             </w:pPr>
             <w:r>
               <w:rPr>
@@ -14915,8 +14915,8 @@
             <w:pPr>
               <w:pStyle w:val="Compact"/>
               <w:jc w:val="left"/>
-              <w:ind w:left="0" w:right="0" w:firstLine="0"/>
-              <w:spacing w:before="40" w:after="40" w:lineRule="auto" w:line="240"/>
+              <w:ind w:right="0" w:left="0" w:firstLine="0"/>
+              <w:spacing w:after="40" w:line="240" w:lineRule="auto" w:before="40"/>
             </w:pPr>
             <w:r>
               <w:t xml:space="preserve">string</w:t>
@@ -14929,8 +14929,8 @@
             <w:pPr>
               <w:pStyle w:val="Compact"/>
               <w:jc w:val="left"/>
-              <w:ind w:left="0" w:right="0" w:firstLine="0"/>
-              <w:spacing w:before="40" w:after="40" w:lineRule="auto" w:line="240"/>
+              <w:ind w:right="0" w:left="0" w:firstLine="0"/>
+              <w:spacing w:after="40" w:line="240" w:lineRule="auto" w:before="40"/>
             </w:pPr>
             <w:r>
               <w:t xml:space="preserve">nil</w:t>
@@ -14943,8 +14943,8 @@
             <w:pPr>
               <w:pStyle w:val="Compact"/>
               <w:jc w:val="left"/>
-              <w:ind w:left="0" w:right="0" w:firstLine="0"/>
-              <w:spacing w:before="40" w:after="40" w:lineRule="auto" w:line="240"/>
+              <w:ind w:right="0" w:left="0" w:firstLine="0"/>
+              <w:spacing w:after="40" w:line="240" w:lineRule="auto" w:before="40"/>
             </w:pPr>
             <w:r>
               <w:t xml:space="preserve">Printf format (e.g. </w:t>
@@ -14968,8 +14968,8 @@
             <w:pPr>
               <w:pStyle w:val="Compact"/>
               <w:jc w:val="left"/>
-              <w:ind w:left="0" w:right="0" w:firstLine="0"/>
-              <w:spacing w:before="40" w:after="40" w:lineRule="auto" w:line="240"/>
+              <w:ind w:right="0" w:left="0" w:firstLine="0"/>
+              <w:spacing w:after="40" w:line="240" w:lineRule="auto" w:before="40"/>
             </w:pPr>
             <w:r>
               <w:rPr>
@@ -14985,8 +14985,8 @@
             <w:pPr>
               <w:pStyle w:val="Compact"/>
               <w:jc w:val="left"/>
-              <w:ind w:left="0" w:right="0" w:firstLine="0"/>
-              <w:spacing w:before="40" w:after="40" w:lineRule="auto" w:line="240"/>
+              <w:ind w:right="0" w:left="0" w:firstLine="0"/>
+              <w:spacing w:after="40" w:line="240" w:lineRule="auto" w:before="40"/>
             </w:pPr>
             <w:r>
               <w:t xml:space="preserve">list</w:t>
@@ -14999,8 +14999,8 @@
             <w:pPr>
               <w:pStyle w:val="Compact"/>
               <w:jc w:val="left"/>
-              <w:ind w:left="0" w:right="0" w:firstLine="0"/>
-              <w:spacing w:before="40" w:after="40" w:lineRule="auto" w:line="240"/>
+              <w:ind w:right="0" w:left="0" w:firstLine="0"/>
+              <w:spacing w:after="40" w:line="240" w:lineRule="auto" w:before="40"/>
             </w:pPr>
             <w:r>
               <w:t xml:space="preserve">nil</w:t>
@@ -15013,8 +15013,8 @@
             <w:pPr>
               <w:pStyle w:val="Compact"/>
               <w:jc w:val="left"/>
-              <w:ind w:left="0" w:right="0" w:firstLine="0"/>
-              <w:spacing w:before="40" w:after="40" w:lineRule="auto" w:line="240"/>
+              <w:ind w:right="0" w:left="0" w:firstLine="0"/>
+              <w:spacing w:after="40" w:line="240" w:lineRule="auto" w:before="40"/>
             </w:pPr>
             <w:r>
               <w:t xml:space="preserve">Alternative identifiers for syntax matching.</w:t>
@@ -15029,8 +15029,8 @@
             <w:pPr>
               <w:pStyle w:val="Compact"/>
               <w:jc w:val="left"/>
-              <w:ind w:left="0" w:right="0" w:firstLine="0"/>
-              <w:spacing w:before="40" w:after="40" w:lineRule="auto" w:line="240"/>
+              <w:ind w:right="0" w:left="0" w:firstLine="0"/>
+              <w:spacing w:after="40" w:line="240" w:lineRule="auto" w:before="40"/>
             </w:pPr>
             <w:r>
               <w:rPr>
@@ -15046,8 +15046,8 @@
             <w:pPr>
               <w:pStyle w:val="Compact"/>
               <w:jc w:val="left"/>
-              <w:ind w:left="0" w:right="0" w:firstLine="0"/>
-              <w:spacing w:before="40" w:after="40" w:lineRule="auto" w:line="240"/>
+              <w:ind w:right="0" w:left="0" w:firstLine="0"/>
+              <w:spacing w:after="40" w:line="240" w:lineRule="auto" w:before="40"/>
             </w:pPr>
             <w:r>
               <w:t xml:space="preserve">list</w:t>
@@ -15060,8 +15060,8 @@
             <w:pPr>
               <w:pStyle w:val="Compact"/>
               <w:jc w:val="left"/>
-              <w:ind w:left="0" w:right="0" w:firstLine="0"/>
-              <w:spacing w:before="40" w:after="40" w:lineRule="auto" w:line="240"/>
+              <w:ind w:right="0" w:left="0" w:firstLine="0"/>
+              <w:spacing w:after="40" w:line="240" w:lineRule="auto" w:before="40"/>
             </w:pPr>
             <w:r>
               <w:t xml:space="preserve">nil</w:t>
@@ -15074,8 +15074,8 @@
             <w:pPr>
               <w:pStyle w:val="Compact"/>
               <w:jc w:val="left"/>
-              <w:ind w:left="0" w:right="0" w:firstLine="0"/>
-              <w:spacing w:before="40" w:after="40" w:lineRule="auto" w:line="240"/>
+              <w:ind w:right="0" w:left="0" w:firstLine="0"/>
+              <w:spacing w:after="40" w:line="240" w:lineRule="auto" w:before="40"/>
             </w:pPr>
             <w:r>
               <w:t xml:space="preserve">Titles that auto-resolve to this type (e.g. </w:t>
@@ -15114,8 +15114,8 @@
             <w:pPr>
               <w:pStyle w:val="Compact"/>
               <w:jc w:val="left"/>
-              <w:ind w:left="0" w:right="0" w:firstLine="0"/>
-              <w:spacing w:before="40" w:after="40" w:lineRule="auto" w:line="240"/>
+              <w:ind w:right="0" w:left="0" w:firstLine="0"/>
+              <w:spacing w:after="40" w:line="240" w:lineRule="auto" w:before="40"/>
             </w:pPr>
             <w:r>
               <w:rPr>
@@ -15131,8 +15131,8 @@
             <w:pPr>
               <w:pStyle w:val="Compact"/>
               <w:jc w:val="left"/>
-              <w:ind w:left="0" w:right="0" w:firstLine="0"/>
-              <w:spacing w:before="40" w:after="40" w:lineRule="auto" w:line="240"/>
+              <w:ind w:right="0" w:left="0" w:firstLine="0"/>
+              <w:spacing w:after="40" w:line="240" w:lineRule="auto" w:before="40"/>
             </w:pPr>
             <w:r>
               <w:t xml:space="preserve">list</w:t>
@@ -15145,8 +15145,8 @@
             <w:pPr>
               <w:pStyle w:val="Compact"/>
               <w:jc w:val="left"/>
-              <w:ind w:left="0" w:right="0" w:firstLine="0"/>
-              <w:spacing w:before="40" w:after="40" w:lineRule="auto" w:line="240"/>
+              <w:ind w:right="0" w:left="0" w:firstLine="0"/>
+              <w:spacing w:after="40" w:line="240" w:lineRule="auto" w:before="40"/>
             </w:pPr>
             <w:r>
               <w:t xml:space="preserve">nil</w:t>
@@ -15159,8 +15159,8 @@
             <w:pPr>
               <w:pStyle w:val="Compact"/>
               <w:jc w:val="left"/>
-              <w:ind w:left="0" w:right="0" w:firstLine="0"/>
-              <w:spacing w:before="40" w:after="40" w:lineRule="auto" w:line="240"/>
+              <w:ind w:right="0" w:left="0" w:firstLine="0"/>
+              <w:spacing w:after="40" w:line="240" w:lineRule="auto" w:before="40"/>
             </w:pPr>
             <w:r>
               <w:t xml:space="preserve">Attribute definitions (see below).</w:t>
@@ -15185,12 +15185,12 @@
     </w:p>
     <w:p>
       <w:pPr>
-        <w:spacing w:line="20" w:after="0" w:lineRule="exact" w:before="0"/>
+        <w:spacing w:lineRule="exact" w:line="20" w:before="0" w:after="0"/>
         <w:rPr>
           <w:sz w:val="2"/>
         </w:rPr>
       </w:pPr>
-      <w:bookmarkStart w:id="62565" w:name="csv-tbl-model-attribute-fields"/>
+      <w:bookmarkStart w:name="csv-tbl-model-attribute-fields" w:id="62565"/>
       <w:bookmarkEnd w:id="62565"/>
     </w:p>
     <w:p>
@@ -15227,18 +15227,18 @@
         <w:tblLook w:firstRow="1" w:lastRow="0" w:firstColumn="0" w:lastColumn="0" w:noHBand="0" w:noVBand="0" w:val="0020"/>
         <w:jc w:val="start"/>
         <w:tblBorders>
-          <w:top w:color="000000" w:val="single" w:space="0" w:sz="6"/>
-          <w:left w:color="000000" w:val="single" w:space="0" w:sz="6"/>
-          <w:bottom w:color="000000" w:val="single" w:space="0" w:sz="6"/>
-          <w:right w:color="000000" w:val="single" w:space="0" w:sz="6"/>
-          <w:insideH w:color="000000" w:val="single" w:space="0" w:sz="6"/>
-          <w:insideV w:color="000000" w:val="single" w:space="0" w:sz="6"/>
+          <w:top w:color="000000" w:space="0" w:val="single" w:sz="6"/>
+          <w:left w:color="000000" w:space="0" w:val="single" w:sz="6"/>
+          <w:bottom w:color="000000" w:space="0" w:val="single" w:sz="6"/>
+          <w:right w:color="000000" w:space="0" w:val="single" w:sz="6"/>
+          <w:insideH w:color="000000" w:space="0" w:val="single" w:sz="6"/>
+          <w:insideV w:color="000000" w:space="0" w:val="single" w:sz="6"/>
         </w:tblBorders>
         <w:tblCellMar>
-          <w:top w:type="dxa" w:w="57"/>
-          <w:left w:type="dxa" w:w="108"/>
-          <w:bottom w:type="dxa" w:w="57"/>
-          <w:right w:type="dxa" w:w="108"/>
+          <w:top w:w="57" w:type="dxa"/>
+          <w:left w:w="108" w:type="dxa"/>
+          <w:bottom w:w="57" w:type="dxa"/>
+          <w:right w:w="108" w:type="dxa"/>
         </w:tblCellMar>
       </w:tblPr>
       <w:tblGrid>
@@ -15259,8 +15259,8 @@
             <w:pPr>
               <w:pStyle w:val="Compact"/>
               <w:jc w:val="left"/>
-              <w:ind w:left="0" w:right="0" w:firstLine="0"/>
-              <w:spacing w:before="40" w:after="40" w:lineRule="auto" w:line="240"/>
+              <w:ind w:right="0" w:left="0" w:firstLine="0"/>
+              <w:spacing w:after="40" w:line="240" w:lineRule="auto" w:before="40"/>
             </w:pPr>
             <w:r>
               <w:rPr>
@@ -15278,8 +15278,8 @@
             <w:pPr>
               <w:pStyle w:val="Compact"/>
               <w:jc w:val="left"/>
-              <w:ind w:left="0" w:right="0" w:firstLine="0"/>
-              <w:spacing w:before="40" w:after="40" w:lineRule="auto" w:line="240"/>
+              <w:ind w:right="0" w:left="0" w:firstLine="0"/>
+              <w:spacing w:after="40" w:line="240" w:lineRule="auto" w:before="40"/>
             </w:pPr>
             <w:r>
               <w:rPr>
@@ -15297,8 +15297,8 @@
             <w:pPr>
               <w:pStyle w:val="Compact"/>
               <w:jc w:val="left"/>
-              <w:ind w:left="0" w:right="0" w:firstLine="0"/>
-              <w:spacing w:before="40" w:after="40" w:lineRule="auto" w:line="240"/>
+              <w:ind w:right="0" w:left="0" w:firstLine="0"/>
+              <w:spacing w:after="40" w:line="240" w:lineRule="auto" w:before="40"/>
             </w:pPr>
             <w:r>
               <w:rPr>
@@ -15316,8 +15316,8 @@
             <w:pPr>
               <w:pStyle w:val="Compact"/>
               <w:jc w:val="left"/>
-              <w:ind w:left="0" w:right="0" w:firstLine="0"/>
-              <w:spacing w:before="40" w:after="40" w:lineRule="auto" w:line="240"/>
+              <w:ind w:right="0" w:left="0" w:firstLine="0"/>
+              <w:spacing w:after="40" w:line="240" w:lineRule="auto" w:before="40"/>
             </w:pPr>
             <w:r>
               <w:rPr>
@@ -15335,8 +15335,8 @@
             <w:pPr>
               <w:pStyle w:val="Compact"/>
               <w:jc w:val="left"/>
-              <w:ind w:left="0" w:right="0" w:firstLine="0"/>
-              <w:spacing w:before="40" w:after="40" w:lineRule="auto" w:line="240"/>
+              <w:ind w:right="0" w:left="0" w:firstLine="0"/>
+              <w:spacing w:after="40" w:line="240" w:lineRule="auto" w:before="40"/>
             </w:pPr>
             <w:r>
               <w:rPr>
@@ -15352,8 +15352,8 @@
             <w:pPr>
               <w:pStyle w:val="Compact"/>
               <w:jc w:val="left"/>
-              <w:ind w:left="0" w:right="0" w:firstLine="0"/>
-              <w:spacing w:before="40" w:after="40" w:lineRule="auto" w:line="240"/>
+              <w:ind w:right="0" w:left="0" w:firstLine="0"/>
+              <w:spacing w:after="40" w:line="240" w:lineRule="auto" w:before="40"/>
             </w:pPr>
             <w:r>
               <w:t xml:space="preserve">string</w:t>
@@ -15366,8 +15366,8 @@
             <w:pPr>
               <w:pStyle w:val="Compact"/>
               <w:jc w:val="left"/>
-              <w:ind w:left="0" w:right="0" w:firstLine="0"/>
-              <w:spacing w:before="40" w:after="40" w:lineRule="auto" w:line="240"/>
+              <w:ind w:right="0" w:left="0" w:firstLine="0"/>
+              <w:spacing w:after="40" w:line="240" w:lineRule="auto" w:before="40"/>
             </w:pPr>
             <w:r>
               <w:t xml:space="preserve">required</w:t>
@@ -15380,8 +15380,8 @@
             <w:pPr>
               <w:pStyle w:val="Compact"/>
               <w:jc w:val="left"/>
-              <w:ind w:left="0" w:right="0" w:firstLine="0"/>
-              <w:spacing w:before="40" w:after="40" w:lineRule="auto" w:line="240"/>
+              <w:ind w:right="0" w:left="0" w:firstLine="0"/>
+              <w:spacing w:after="40" w:line="240" w:lineRule="auto" w:before="40"/>
             </w:pPr>
             <w:r>
               <w:t xml:space="preserve">Attribute identifier.</w:t>
@@ -15396,8 +15396,8 @@
             <w:pPr>
               <w:pStyle w:val="Compact"/>
               <w:jc w:val="left"/>
-              <w:ind w:left="0" w:right="0" w:firstLine="0"/>
-              <w:spacing w:before="40" w:after="40" w:lineRule="auto" w:line="240"/>
+              <w:ind w:right="0" w:left="0" w:firstLine="0"/>
+              <w:spacing w:after="40" w:line="240" w:lineRule="auto" w:before="40"/>
             </w:pPr>
             <w:r>
               <w:rPr>
@@ -15413,8 +15413,8 @@
             <w:pPr>
               <w:pStyle w:val="Compact"/>
               <w:jc w:val="left"/>
-              <w:ind w:left="0" w:right="0" w:firstLine="0"/>
-              <w:spacing w:before="40" w:after="40" w:lineRule="auto" w:line="240"/>
+              <w:ind w:right="0" w:left="0" w:firstLine="0"/>
+              <w:spacing w:after="40" w:line="240" w:lineRule="auto" w:before="40"/>
             </w:pPr>
             <w:r>
               <w:t xml:space="preserve">string</w:t>
@@ -15427,8 +15427,8 @@
             <w:pPr>
               <w:pStyle w:val="Compact"/>
               <w:jc w:val="left"/>
-              <w:ind w:left="0" w:right="0" w:firstLine="0"/>
-              <w:spacing w:before="40" w:after="40" w:lineRule="auto" w:line="240"/>
+              <w:ind w:right="0" w:left="0" w:firstLine="0"/>
+              <w:spacing w:after="40" w:line="240" w:lineRule="auto" w:before="40"/>
             </w:pPr>
             <w:r>
               <w:rPr>
@@ -15444,8 +15444,8 @@
             <w:pPr>
               <w:pStyle w:val="Compact"/>
               <w:jc w:val="left"/>
-              <w:ind w:left="0" w:right="0" w:firstLine="0"/>
-              <w:spacing w:before="40" w:after="40" w:lineRule="auto" w:line="240"/>
+              <w:ind w:right="0" w:left="0" w:firstLine="0"/>
+              <w:spacing w:after="40" w:line="240" w:lineRule="auto" w:before="40"/>
             </w:pPr>
             <w:r>
               <w:t xml:space="preserve">One of:</w:t>
@@ -15559,8 +15559,8 @@
             <w:pPr>
               <w:pStyle w:val="Compact"/>
               <w:jc w:val="left"/>
-              <w:ind w:left="0" w:right="0" w:firstLine="0"/>
-              <w:spacing w:before="40" w:after="40" w:lineRule="auto" w:line="240"/>
+              <w:ind w:right="0" w:left="0" w:firstLine="0"/>
+              <w:spacing w:after="40" w:line="240" w:lineRule="auto" w:before="40"/>
             </w:pPr>
             <w:r>
               <w:rPr>
@@ -15576,8 +15576,8 @@
             <w:pPr>
               <w:pStyle w:val="Compact"/>
               <w:jc w:val="left"/>
-              <w:ind w:left="0" w:right="0" w:firstLine="0"/>
-              <w:spacing w:before="40" w:after="40" w:lineRule="auto" w:line="240"/>
+              <w:ind w:right="0" w:left="0" w:firstLine="0"/>
+              <w:spacing w:after="40" w:line="240" w:lineRule="auto" w:before="40"/>
             </w:pPr>
             <w:r>
               <w:t xml:space="preserve">integer</w:t>
@@ -15590,8 +15590,8 @@
             <w:pPr>
               <w:pStyle w:val="Compact"/>
               <w:jc w:val="left"/>
-              <w:ind w:left="0" w:right="0" w:firstLine="0"/>
-              <w:spacing w:before="40" w:after="40" w:lineRule="auto" w:line="240"/>
+              <w:ind w:right="0" w:left="0" w:firstLine="0"/>
+              <w:spacing w:after="40" w:line="240" w:lineRule="auto" w:before="40"/>
             </w:pPr>
             <w:r>
               <w:t xml:space="preserve">0</w:t>
@@ -15604,8 +15604,8 @@
             <w:pPr>
               <w:pStyle w:val="Compact"/>
               <w:jc w:val="left"/>
-              <w:ind w:left="0" w:right="0" w:firstLine="0"/>
-              <w:spacing w:before="40" w:after="40" w:lineRule="auto" w:line="240"/>
+              <w:ind w:right="0" w:left="0" w:firstLine="0"/>
+              <w:spacing w:after="40" w:line="240" w:lineRule="auto" w:before="40"/>
             </w:pPr>
             <w:r>
               <w:t xml:space="preserve">0 = optional, 1 = required.</w:t>
@@ -15620,8 +15620,8 @@
             <w:pPr>
               <w:pStyle w:val="Compact"/>
               <w:jc w:val="left"/>
-              <w:ind w:left="0" w:right="0" w:firstLine="0"/>
-              <w:spacing w:before="40" w:after="40" w:lineRule="auto" w:line="240"/>
+              <w:ind w:right="0" w:left="0" w:firstLine="0"/>
+              <w:spacing w:after="40" w:line="240" w:lineRule="auto" w:before="40"/>
             </w:pPr>
             <w:r>
               <w:rPr>
@@ -15637,8 +15637,8 @@
             <w:pPr>
               <w:pStyle w:val="Compact"/>
               <w:jc w:val="left"/>
-              <w:ind w:left="0" w:right="0" w:firstLine="0"/>
-              <w:spacing w:before="40" w:after="40" w:lineRule="auto" w:line="240"/>
+              <w:ind w:right="0" w:left="0" w:firstLine="0"/>
+              <w:spacing w:after="40" w:line="240" w:lineRule="auto" w:before="40"/>
             </w:pPr>
             <w:r>
               <w:t xml:space="preserve">integer</w:t>
@@ -15651,8 +15651,8 @@
             <w:pPr>
               <w:pStyle w:val="Compact"/>
               <w:jc w:val="left"/>
-              <w:ind w:left="0" w:right="0" w:firstLine="0"/>
-              <w:spacing w:before="40" w:after="40" w:lineRule="auto" w:line="240"/>
+              <w:ind w:right="0" w:left="0" w:firstLine="0"/>
+              <w:spacing w:after="40" w:line="240" w:lineRule="auto" w:before="40"/>
             </w:pPr>
             <w:r>
               <w:t xml:space="preserve">1</w:t>
@@ -15665,8 +15665,8 @@
             <w:pPr>
               <w:pStyle w:val="Compact"/>
               <w:jc w:val="left"/>
-              <w:ind w:left="0" w:right="0" w:firstLine="0"/>
-              <w:spacing w:before="40" w:after="40" w:lineRule="auto" w:line="240"/>
+              <w:ind w:right="0" w:left="0" w:firstLine="0"/>
+              <w:spacing w:after="40" w:line="240" w:lineRule="auto" w:before="40"/>
             </w:pPr>
             <w:r>
               <w:t xml:space="preserve">Maximum number of values.</w:t>
@@ -15681,8 +15681,8 @@
             <w:pPr>
               <w:pStyle w:val="Compact"/>
               <w:jc w:val="left"/>
-              <w:ind w:left="0" w:right="0" w:firstLine="0"/>
-              <w:spacing w:before="40" w:after="40" w:lineRule="auto" w:line="240"/>
+              <w:ind w:right="0" w:left="0" w:firstLine="0"/>
+              <w:spacing w:after="40" w:line="240" w:lineRule="auto" w:before="40"/>
             </w:pPr>
             <w:r>
               <w:rPr>
@@ -15713,8 +15713,8 @@
             <w:pPr>
               <w:pStyle w:val="Compact"/>
               <w:jc w:val="left"/>
-              <w:ind w:left="0" w:right="0" w:firstLine="0"/>
-              <w:spacing w:before="40" w:after="40" w:lineRule="auto" w:line="240"/>
+              <w:ind w:right="0" w:left="0" w:firstLine="0"/>
+              <w:spacing w:after="40" w:line="240" w:lineRule="auto" w:before="40"/>
             </w:pPr>
             <w:r>
               <w:t xml:space="preserve">number</w:t>
@@ -15727,8 +15727,8 @@
             <w:pPr>
               <w:pStyle w:val="Compact"/>
               <w:jc w:val="left"/>
-              <w:ind w:left="0" w:right="0" w:firstLine="0"/>
-              <w:spacing w:before="40" w:after="40" w:lineRule="auto" w:line="240"/>
+              <w:ind w:right="0" w:left="0" w:firstLine="0"/>
+              <w:spacing w:after="40" w:line="240" w:lineRule="auto" w:before="40"/>
             </w:pPr>
             <w:r>
               <w:t xml:space="preserve">nil</w:t>
@@ -15741,8 +15741,8 @@
             <w:pPr>
               <w:pStyle w:val="Compact"/>
               <w:jc w:val="left"/>
-              <w:ind w:left="0" w:right="0" w:firstLine="0"/>
-              <w:spacing w:before="40" w:after="40" w:lineRule="auto" w:line="240"/>
+              <w:ind w:right="0" w:left="0" w:firstLine="0"/>
+              <w:spacing w:after="40" w:line="240" w:lineRule="auto" w:before="40"/>
             </w:pPr>
             <w:r>
               <w:t xml:space="preserve">Bounds for numeric types.</w:t>
@@ -15757,8 +15757,8 @@
             <w:pPr>
               <w:pStyle w:val="Compact"/>
               <w:jc w:val="left"/>
-              <w:ind w:left="0" w:right="0" w:firstLine="0"/>
-              <w:spacing w:before="40" w:after="40" w:lineRule="auto" w:line="240"/>
+              <w:ind w:right="0" w:left="0" w:firstLine="0"/>
+              <w:spacing w:after="40" w:line="240" w:lineRule="auto" w:before="40"/>
             </w:pPr>
             <w:r>
               <w:rPr>
@@ -15774,8 +15774,8 @@
             <w:pPr>
               <w:pStyle w:val="Compact"/>
               <w:jc w:val="left"/>
-              <w:ind w:left="0" w:right="0" w:firstLine="0"/>
-              <w:spacing w:before="40" w:after="40" w:lineRule="auto" w:line="240"/>
+              <w:ind w:right="0" w:left="0" w:firstLine="0"/>
+              <w:spacing w:after="40" w:line="240" w:lineRule="auto" w:before="40"/>
             </w:pPr>
             <w:r>
               <w:t xml:space="preserve">list</w:t>
@@ -15788,8 +15788,8 @@
             <w:pPr>
               <w:pStyle w:val="Compact"/>
               <w:jc w:val="left"/>
-              <w:ind w:left="0" w:right="0" w:firstLine="0"/>
-              <w:spacing w:before="40" w:after="40" w:lineRule="auto" w:line="240"/>
+              <w:ind w:right="0" w:left="0" w:firstLine="0"/>
+              <w:spacing w:after="40" w:line="240" w:lineRule="auto" w:before="40"/>
             </w:pPr>
             <w:r>
               <w:t xml:space="preserve">nil</w:t>
@@ -15802,8 +15802,8 @@
             <w:pPr>
               <w:pStyle w:val="Compact"/>
               <w:jc w:val="left"/>
-              <w:ind w:left="0" w:right="0" w:firstLine="0"/>
-              <w:spacing w:before="40" w:after="40" w:lineRule="auto" w:line="240"/>
+              <w:ind w:right="0" w:left="0" w:firstLine="0"/>
+              <w:spacing w:after="40" w:line="240" w:lineRule="auto" w:before="40"/>
             </w:pPr>
             <w:r>
               <w:t xml:space="preserve">Required when</w:t>
@@ -15830,8 +15830,8 @@
             <w:pPr>
               <w:pStyle w:val="Compact"/>
               <w:jc w:val="left"/>
-              <w:ind w:left="0" w:right="0" w:firstLine="0"/>
-              <w:spacing w:before="40" w:after="40" w:lineRule="auto" w:line="240"/>
+              <w:ind w:right="0" w:left="0" w:firstLine="0"/>
+              <w:spacing w:after="40" w:line="240" w:lineRule="auto" w:before="40"/>
             </w:pPr>
             <w:r>
               <w:rPr>
@@ -15847,8 +15847,8 @@
             <w:pPr>
               <w:pStyle w:val="Compact"/>
               <w:jc w:val="left"/>
-              <w:ind w:left="0" w:right="0" w:firstLine="0"/>
-              <w:spacing w:before="40" w:after="40" w:lineRule="auto" w:line="240"/>
+              <w:ind w:right="0" w:left="0" w:firstLine="0"/>
+              <w:spacing w:after="40" w:line="240" w:lineRule="auto" w:before="40"/>
             </w:pPr>
             <w:r>
               <w:t xml:space="preserve">string</w:t>
@@ -15861,8 +15861,8 @@
             <w:pPr>
               <w:pStyle w:val="Compact"/>
               <w:jc w:val="left"/>
-              <w:ind w:left="0" w:right="0" w:firstLine="0"/>
-              <w:spacing w:before="40" w:after="40" w:lineRule="auto" w:line="240"/>
+              <w:ind w:right="0" w:left="0" w:firstLine="0"/>
+              <w:spacing w:after="40" w:line="240" w:lineRule="auto" w:before="40"/>
             </w:pPr>
             <w:r>
               <w:t xml:space="preserve">auto</w:t>
@@ -15875,8 +15875,8 @@
             <w:pPr>
               <w:pStyle w:val="Compact"/>
               <w:jc w:val="left"/>
-              <w:ind w:left="0" w:right="0" w:firstLine="0"/>
-              <w:spacing w:before="40" w:after="40" w:lineRule="auto" w:line="240"/>
+              <w:ind w:right="0" w:left="0" w:firstLine="0"/>
+              <w:spacing w:after="40" w:line="240" w:lineRule="auto" w:before="40"/>
             </w:pPr>
             <w:r>
               <w:t xml:space="preserve">Override the auto-generated datatype id. For</w:t>
@@ -15928,12 +15928,12 @@
     </w:p>
     <w:p>
       <w:pPr>
-        <w:spacing w:line="20" w:after="0" w:lineRule="exact" w:before="0"/>
+        <w:spacing w:lineRule="exact" w:line="20" w:before="0" w:after="0"/>
         <w:rPr>
           <w:sz w:val="2"/>
         </w:rPr>
       </w:pPr>
-      <w:bookmarkStart w:id="38789" w:name="csv-tbl-model-float-fields"/>
+      <w:bookmarkStart w:name="csv-tbl-model-float-fields" w:id="38789"/>
       <w:bookmarkEnd w:id="38789"/>
     </w:p>
     <w:p>
@@ -15970,18 +15970,18 @@
         <w:tblLook w:firstRow="1" w:lastRow="0" w:firstColumn="0" w:lastColumn="0" w:noHBand="0" w:noVBand="0" w:val="0020"/>
         <w:jc w:val="start"/>
         <w:tblBorders>
-          <w:top w:color="000000" w:val="single" w:space="0" w:sz="6"/>
-          <w:left w:color="000000" w:val="single" w:space="0" w:sz="6"/>
-          <w:bottom w:color="000000" w:val="single" w:space="0" w:sz="6"/>
-          <w:right w:color="000000" w:val="single" w:space="0" w:sz="6"/>
-          <w:insideH w:color="000000" w:val="single" w:space="0" w:sz="6"/>
-          <w:insideV w:color="000000" w:val="single" w:space="0" w:sz="6"/>
+          <w:top w:color="000000" w:space="0" w:val="single" w:sz="6"/>
+          <w:left w:color="000000" w:space="0" w:val="single" w:sz="6"/>
+          <w:bottom w:color="000000" w:space="0" w:val="single" w:sz="6"/>
+          <w:right w:color="000000" w:space="0" w:val="single" w:sz="6"/>
+          <w:insideH w:color="000000" w:space="0" w:val="single" w:sz="6"/>
+          <w:insideV w:color="000000" w:space="0" w:val="single" w:sz="6"/>
         </w:tblBorders>
         <w:tblCellMar>
-          <w:top w:type="dxa" w:w="57"/>
-          <w:left w:type="dxa" w:w="108"/>
-          <w:bottom w:type="dxa" w:w="57"/>
-          <w:right w:type="dxa" w:w="108"/>
+          <w:top w:w="57" w:type="dxa"/>
+          <w:left w:w="108" w:type="dxa"/>
+          <w:bottom w:w="57" w:type="dxa"/>
+          <w:right w:w="108" w:type="dxa"/>
         </w:tblCellMar>
       </w:tblPr>
       <w:tblGrid>
@@ -16002,8 +16002,8 @@
             <w:pPr>
               <w:pStyle w:val="Compact"/>
               <w:jc w:val="left"/>
-              <w:ind w:left="0" w:right="0" w:firstLine="0"/>
-              <w:spacing w:before="40" w:after="40" w:lineRule="auto" w:line="240"/>
+              <w:ind w:right="0" w:left="0" w:firstLine="0"/>
+              <w:spacing w:after="40" w:line="240" w:lineRule="auto" w:before="40"/>
             </w:pPr>
             <w:r>
               <w:rPr>
@@ -16021,8 +16021,8 @@
             <w:pPr>
               <w:pStyle w:val="Compact"/>
               <w:jc w:val="left"/>
-              <w:ind w:left="0" w:right="0" w:firstLine="0"/>
-              <w:spacing w:before="40" w:after="40" w:lineRule="auto" w:line="240"/>
+              <w:ind w:right="0" w:left="0" w:firstLine="0"/>
+              <w:spacing w:after="40" w:line="240" w:lineRule="auto" w:before="40"/>
             </w:pPr>
             <w:r>
               <w:rPr>
@@ -16040,8 +16040,8 @@
             <w:pPr>
               <w:pStyle w:val="Compact"/>
               <w:jc w:val="left"/>
-              <w:ind w:left="0" w:right="0" w:firstLine="0"/>
-              <w:spacing w:before="40" w:after="40" w:lineRule="auto" w:line="240"/>
+              <w:ind w:right="0" w:left="0" w:firstLine="0"/>
+              <w:spacing w:after="40" w:line="240" w:lineRule="auto" w:before="40"/>
             </w:pPr>
             <w:r>
               <w:rPr>
@@ -16059,8 +16059,8 @@
             <w:pPr>
               <w:pStyle w:val="Compact"/>
               <w:jc w:val="left"/>
-              <w:ind w:left="0" w:right="0" w:firstLine="0"/>
-              <w:spacing w:before="40" w:after="40" w:lineRule="auto" w:line="240"/>
+              <w:ind w:right="0" w:left="0" w:firstLine="0"/>
+              <w:spacing w:after="40" w:line="240" w:lineRule="auto" w:before="40"/>
             </w:pPr>
             <w:r>
               <w:rPr>
@@ -16078,8 +16078,8 @@
             <w:pPr>
               <w:pStyle w:val="Compact"/>
               <w:jc w:val="left"/>
-              <w:ind w:left="0" w:right="0" w:firstLine="0"/>
-              <w:spacing w:before="40" w:after="40" w:lineRule="auto" w:line="240"/>
+              <w:ind w:right="0" w:left="0" w:firstLine="0"/>
+              <w:spacing w:after="40" w:line="240" w:lineRule="auto" w:before="40"/>
             </w:pPr>
             <w:r>
               <w:rPr>
@@ -16095,8 +16095,8 @@
             <w:pPr>
               <w:pStyle w:val="Compact"/>
               <w:jc w:val="left"/>
-              <w:ind w:left="0" w:right="0" w:firstLine="0"/>
-              <w:spacing w:before="40" w:after="40" w:lineRule="auto" w:line="240"/>
+              <w:ind w:right="0" w:left="0" w:firstLine="0"/>
+              <w:spacing w:after="40" w:line="240" w:lineRule="auto" w:before="40"/>
             </w:pPr>
             <w:r>
               <w:t xml:space="preserve">string</w:t>
@@ -16109,8 +16109,8 @@
             <w:pPr>
               <w:pStyle w:val="Compact"/>
               <w:jc w:val="left"/>
-              <w:ind w:left="0" w:right="0" w:firstLine="0"/>
-              <w:spacing w:before="40" w:after="40" w:lineRule="auto" w:line="240"/>
+              <w:ind w:right="0" w:left="0" w:firstLine="0"/>
+              <w:spacing w:after="40" w:line="240" w:lineRule="auto" w:before="40"/>
             </w:pPr>
             <w:r>
               <w:t xml:space="preserve">required</w:t>
@@ -16123,8 +16123,8 @@
             <w:pPr>
               <w:pStyle w:val="Compact"/>
               <w:jc w:val="left"/>
-              <w:ind w:left="0" w:right="0" w:firstLine="0"/>
-              <w:spacing w:before="40" w:after="40" w:lineRule="auto" w:line="240"/>
+              <w:ind w:right="0" w:left="0" w:firstLine="0"/>
+              <w:spacing w:after="40" w:line="240" w:lineRule="auto" w:before="40"/>
             </w:pPr>
             <w:r>
               <w:t xml:space="preserve">Unique identifier.</w:t>
@@ -16139,8 +16139,8 @@
             <w:pPr>
               <w:pStyle w:val="Compact"/>
               <w:jc w:val="left"/>
-              <w:ind w:left="0" w:right="0" w:firstLine="0"/>
-              <w:spacing w:before="40" w:after="40" w:lineRule="auto" w:line="240"/>
+              <w:ind w:right="0" w:left="0" w:firstLine="0"/>
+              <w:spacing w:after="40" w:line="240" w:lineRule="auto" w:before="40"/>
             </w:pPr>
             <w:r>
               <w:rPr>
@@ -16156,8 +16156,8 @@
             <w:pPr>
               <w:pStyle w:val="Compact"/>
               <w:jc w:val="left"/>
-              <w:ind w:left="0" w:right="0" w:firstLine="0"/>
-              <w:spacing w:before="40" w:after="40" w:lineRule="auto" w:line="240"/>
+              <w:ind w:right="0" w:left="0" w:firstLine="0"/>
+              <w:spacing w:after="40" w:line="240" w:lineRule="auto" w:before="40"/>
             </w:pPr>
             <w:r>
               <w:t xml:space="preserve">string</w:t>
@@ -16170,8 +16170,8 @@
             <w:pPr>
               <w:pStyle w:val="Compact"/>
               <w:jc w:val="left"/>
-              <w:ind w:left="0" w:right="0" w:firstLine="0"/>
-              <w:spacing w:before="40" w:after="40" w:lineRule="auto" w:line="240"/>
+              <w:ind w:right="0" w:left="0" w:firstLine="0"/>
+              <w:spacing w:after="40" w:line="240" w:lineRule="auto" w:before="40"/>
             </w:pPr>
             <w:r>
               <w:t xml:space="preserve">same as</w:t>
@@ -16193,8 +16193,8 @@
             <w:pPr>
               <w:pStyle w:val="Compact"/>
               <w:jc w:val="left"/>
-              <w:ind w:left="0" w:right="0" w:firstLine="0"/>
-              <w:spacing w:before="40" w:after="40" w:lineRule="auto" w:line="240"/>
+              <w:ind w:right="0" w:left="0" w:firstLine="0"/>
+              <w:spacing w:after="40" w:line="240" w:lineRule="auto" w:before="40"/>
             </w:pPr>
             <w:r>
               <w:t xml:space="preserve">Human-readable name.</w:t>
@@ -16209,8 +16209,8 @@
             <w:pPr>
               <w:pStyle w:val="Compact"/>
               <w:jc w:val="left"/>
-              <w:ind w:left="0" w:right="0" w:firstLine="0"/>
-              <w:spacing w:before="40" w:after="40" w:lineRule="auto" w:line="240"/>
+              <w:ind w:right="0" w:left="0" w:firstLine="0"/>
+              <w:spacing w:after="40" w:line="240" w:lineRule="auto" w:before="40"/>
             </w:pPr>
             <w:r>
               <w:rPr>
@@ -16226,8 +16226,8 @@
             <w:pPr>
               <w:pStyle w:val="Compact"/>
               <w:jc w:val="left"/>
-              <w:ind w:left="0" w:right="0" w:firstLine="0"/>
-              <w:spacing w:before="40" w:after="40" w:lineRule="auto" w:line="240"/>
+              <w:ind w:right="0" w:left="0" w:firstLine="0"/>
+              <w:spacing w:after="40" w:line="240" w:lineRule="auto" w:before="40"/>
             </w:pPr>
             <w:r>
               <w:t xml:space="preserve">string</w:t>
@@ -16240,8 +16240,8 @@
             <w:pPr>
               <w:pStyle w:val="Compact"/>
               <w:jc w:val="left"/>
-              <w:ind w:left="0" w:right="0" w:firstLine="0"/>
-              <w:spacing w:before="40" w:after="40" w:lineRule="auto" w:line="240"/>
+              <w:ind w:right="0" w:left="0" w:firstLine="0"/>
+              <w:spacing w:after="40" w:line="240" w:lineRule="auto" w:before="40"/>
             </w:pPr>
             <w:r>
               <w:rPr>
@@ -16257,8 +16257,8 @@
             <w:pPr>
               <w:pStyle w:val="Compact"/>
               <w:jc w:val="left"/>
-              <w:ind w:left="0" w:right="0" w:firstLine="0"/>
-              <w:spacing w:before="40" w:after="40" w:lineRule="auto" w:line="240"/>
+              <w:ind w:right="0" w:left="0" w:firstLine="0"/>
+              <w:spacing w:after="40" w:line="240" w:lineRule="auto" w:before="40"/>
             </w:pPr>
             <w:r>
               <w:t xml:space="preserve">Description text.</w:t>
@@ -16273,8 +16273,8 @@
             <w:pPr>
               <w:pStyle w:val="Compact"/>
               <w:jc w:val="left"/>
-              <w:ind w:left="0" w:right="0" w:firstLine="0"/>
-              <w:spacing w:before="40" w:after="40" w:lineRule="auto" w:line="240"/>
+              <w:ind w:right="0" w:left="0" w:firstLine="0"/>
+              <w:spacing w:after="40" w:line="240" w:lineRule="auto" w:before="40"/>
             </w:pPr>
             <w:r>
               <w:rPr>
@@ -16290,8 +16290,8 @@
             <w:pPr>
               <w:pStyle w:val="Compact"/>
               <w:jc w:val="left"/>
-              <w:ind w:left="0" w:right="0" w:firstLine="0"/>
-              <w:spacing w:before="40" w:after="40" w:lineRule="auto" w:line="240"/>
+              <w:ind w:right="0" w:left="0" w:firstLine="0"/>
+              <w:spacing w:after="40" w:line="240" w:lineRule="auto" w:before="40"/>
             </w:pPr>
             <w:r>
               <w:t xml:space="preserve">string</w:t>
@@ -16304,8 +16304,8 @@
             <w:pPr>
               <w:pStyle w:val="Compact"/>
               <w:jc w:val="left"/>
-              <w:ind w:left="0" w:right="0" w:firstLine="0"/>
-              <w:spacing w:before="40" w:after="40" w:lineRule="auto" w:line="240"/>
+              <w:ind w:right="0" w:left="0" w:firstLine="0"/>
+              <w:spacing w:after="40" w:line="240" w:lineRule="auto" w:before="40"/>
             </w:pPr>
             <w:r>
               <w:t xml:space="preserve">same as</w:t>
@@ -16327,8 +16327,8 @@
             <w:pPr>
               <w:pStyle w:val="Compact"/>
               <w:jc w:val="left"/>
-              <w:ind w:left="0" w:right="0" w:firstLine="0"/>
-              <w:spacing w:before="40" w:after="40" w:lineRule="auto" w:line="240"/>
+              <w:ind w:right="0" w:left="0" w:firstLine="0"/>
+              <w:spacing w:after="40" w:line="240" w:lineRule="auto" w:before="40"/>
             </w:pPr>
             <w:r>
               <w:t xml:space="preserve">Prefix used in output captions (e.g. </w:t>
@@ -16352,8 +16352,8 @@
             <w:pPr>
               <w:pStyle w:val="Compact"/>
               <w:jc w:val="left"/>
-              <w:ind w:left="0" w:right="0" w:firstLine="0"/>
-              <w:spacing w:before="40" w:after="40" w:lineRule="auto" w:line="240"/>
+              <w:ind w:right="0" w:left="0" w:firstLine="0"/>
+              <w:spacing w:after="40" w:line="240" w:lineRule="auto" w:before="40"/>
             </w:pPr>
             <w:r>
               <w:rPr>
@@ -16369,8 +16369,8 @@
             <w:pPr>
               <w:pStyle w:val="Compact"/>
               <w:jc w:val="left"/>
-              <w:ind w:left="0" w:right="0" w:firstLine="0"/>
-              <w:spacing w:before="40" w:after="40" w:lineRule="auto" w:line="240"/>
+              <w:ind w:right="0" w:left="0" w:firstLine="0"/>
+              <w:spacing w:after="40" w:line="240" w:lineRule="auto" w:before="40"/>
             </w:pPr>
             <w:r>
               <w:t xml:space="preserve">string</w:t>
@@ -16383,8 +16383,8 @@
             <w:pPr>
               <w:pStyle w:val="Compact"/>
               <w:jc w:val="left"/>
-              <w:ind w:left="0" w:right="0" w:firstLine="0"/>
-              <w:spacing w:before="40" w:after="40" w:lineRule="auto" w:line="240"/>
+              <w:ind w:right="0" w:left="0" w:firstLine="0"/>
+              <w:spacing w:after="40" w:line="240" w:lineRule="auto" w:before="40"/>
             </w:pPr>
             <w:r>
               <w:t xml:space="preserve">same as</w:t>
@@ -16406,8 +16406,8 @@
             <w:pPr>
               <w:pStyle w:val="Compact"/>
               <w:jc w:val="left"/>
-              <w:ind w:left="0" w:right="0" w:firstLine="0"/>
-              <w:spacing w:before="40" w:after="40" w:lineRule="auto" w:line="240"/>
+              <w:ind w:right="0" w:left="0" w:firstLine="0"/>
+              <w:spacing w:after="40" w:line="240" w:lineRule="auto" w:before="40"/>
             </w:pPr>
             <w:r>
               <w:t xml:space="preserve">Counter sharing group. Floats with the same</w:t>
@@ -16437,8 +16437,8 @@
             <w:pPr>
               <w:pStyle w:val="Compact"/>
               <w:jc w:val="left"/>
-              <w:ind w:left="0" w:right="0" w:firstLine="0"/>
-              <w:spacing w:before="40" w:after="40" w:lineRule="auto" w:line="240"/>
+              <w:ind w:right="0" w:left="0" w:firstLine="0"/>
+              <w:spacing w:after="40" w:line="240" w:lineRule="auto" w:before="40"/>
             </w:pPr>
             <w:r>
               <w:rPr>
@@ -16454,8 +16454,8 @@
             <w:pPr>
               <w:pStyle w:val="Compact"/>
               <w:jc w:val="left"/>
-              <w:ind w:left="0" w:right="0" w:firstLine="0"/>
-              <w:spacing w:before="40" w:after="40" w:lineRule="auto" w:line="240"/>
+              <w:ind w:right="0" w:left="0" w:firstLine="0"/>
+              <w:spacing w:after="40" w:line="240" w:lineRule="auto" w:before="40"/>
             </w:pPr>
             <w:r>
               <w:t xml:space="preserve">list</w:t>
@@ -16468,8 +16468,8 @@
             <w:pPr>
               <w:pStyle w:val="Compact"/>
               <w:jc w:val="left"/>
-              <w:ind w:left="0" w:right="0" w:firstLine="0"/>
-              <w:spacing w:before="40" w:after="40" w:lineRule="auto" w:line="240"/>
+              <w:ind w:right="0" w:left="0" w:firstLine="0"/>
+              <w:spacing w:after="40" w:line="240" w:lineRule="auto" w:before="40"/>
             </w:pPr>
             <w:r>
               <w:t xml:space="preserve">nil</w:t>
@@ -16482,8 +16482,8 @@
             <w:pPr>
               <w:pStyle w:val="Compact"/>
               <w:jc w:val="left"/>
-              <w:ind w:left="0" w:right="0" w:firstLine="0"/>
-              <w:spacing w:before="40" w:after="40" w:lineRule="auto" w:line="240"/>
+              <w:ind w:right="0" w:left="0" w:firstLine="0"/>
+              <w:spacing w:after="40" w:line="240" w:lineRule="auto" w:before="40"/>
             </w:pPr>
             <w:r>
               <w:t xml:space="preserve">Alternative fence prefixes.</w:t>
@@ -16498,8 +16498,8 @@
             <w:pPr>
               <w:pStyle w:val="Compact"/>
               <w:jc w:val="left"/>
-              <w:ind w:left="0" w:right="0" w:firstLine="0"/>
-              <w:spacing w:before="40" w:after="40" w:lineRule="auto" w:line="240"/>
+              <w:ind w:right="0" w:left="0" w:firstLine="0"/>
+              <w:spacing w:after="40" w:line="240" w:lineRule="auto" w:before="40"/>
             </w:pPr>
             <w:r>
               <w:rPr>
@@ -16515,8 +16515,8 @@
             <w:pPr>
               <w:pStyle w:val="Compact"/>
               <w:jc w:val="left"/>
-              <w:ind w:left="0" w:right="0" w:firstLine="0"/>
-              <w:spacing w:before="40" w:after="40" w:lineRule="auto" w:line="240"/>
+              <w:ind w:right="0" w:left="0" w:firstLine="0"/>
+              <w:spacing w:after="40" w:line="240" w:lineRule="auto" w:before="40"/>
             </w:pPr>
             <w:r>
               <w:t xml:space="preserve">boolean</w:t>
@@ -16529,8 +16529,8 @@
             <w:pPr>
               <w:pStyle w:val="Compact"/>
               <w:jc w:val="left"/>
-              <w:ind w:left="0" w:right="0" w:firstLine="0"/>
-              <w:spacing w:before="40" w:after="40" w:lineRule="auto" w:line="240"/>
+              <w:ind w:right="0" w:left="0" w:firstLine="0"/>
+              <w:spacing w:after="40" w:line="240" w:lineRule="auto" w:before="40"/>
             </w:pPr>
             <w:r>
               <w:t xml:space="preserve">false</w:t>
@@ -16543,8 +16543,8 @@
             <w:pPr>
               <w:pStyle w:val="Compact"/>
               <w:jc w:val="left"/>
-              <w:ind w:left="0" w:right="0" w:firstLine="0"/>
-              <w:spacing w:before="40" w:after="40" w:lineRule="auto" w:line="240"/>
+              <w:ind w:right="0" w:left="0" w:firstLine="0"/>
+              <w:spacing w:after="40" w:line="240" w:lineRule="auto" w:before="40"/>
             </w:pPr>
             <w:r>
               <w:t xml:space="preserve">See</w:t>
@@ -16583,12 +16583,12 @@
     </w:p>
     <w:p>
       <w:pPr>
-        <w:spacing w:line="20" w:after="0" w:lineRule="exact" w:before="0"/>
+        <w:spacing w:lineRule="exact" w:line="20" w:before="0" w:after="0"/>
         <w:rPr>
           <w:sz w:val="2"/>
         </w:rPr>
       </w:pPr>
-      <w:bookmarkStart w:id="4017" w:name="csv-tbl-model-relation-fields"/>
+      <w:bookmarkStart w:name="csv-tbl-model-relation-fields" w:id="4017"/>
       <w:bookmarkEnd w:id="4017"/>
     </w:p>
     <w:p>
@@ -16625,18 +16625,18 @@
         <w:tblLook w:firstRow="1" w:lastRow="0" w:firstColumn="0" w:lastColumn="0" w:noHBand="0" w:noVBand="0" w:val="0020"/>
         <w:jc w:val="start"/>
         <w:tblBorders>
-          <w:top w:color="000000" w:val="single" w:space="0" w:sz="6"/>
-          <w:left w:color="000000" w:val="single" w:space="0" w:sz="6"/>
-          <w:bottom w:color="000000" w:val="single" w:space="0" w:sz="6"/>
-          <w:right w:color="000000" w:val="single" w:space="0" w:sz="6"/>
-          <w:insideH w:color="000000" w:val="single" w:space="0" w:sz="6"/>
-          <w:insideV w:color="000000" w:val="single" w:space="0" w:sz="6"/>
+          <w:top w:color="000000" w:space="0" w:val="single" w:sz="6"/>
+          <w:left w:color="000000" w:space="0" w:val="single" w:sz="6"/>
+          <w:bottom w:color="000000" w:space="0" w:val="single" w:sz="6"/>
+          <w:right w:color="000000" w:space="0" w:val="single" w:sz="6"/>
+          <w:insideH w:color="000000" w:space="0" w:val="single" w:sz="6"/>
+          <w:insideV w:color="000000" w:space="0" w:val="single" w:sz="6"/>
         </w:tblBorders>
         <w:tblCellMar>
-          <w:top w:type="dxa" w:w="57"/>
-          <w:left w:type="dxa" w:w="108"/>
-          <w:bottom w:type="dxa" w:w="57"/>
-          <w:right w:type="dxa" w:w="108"/>
+          <w:top w:w="57" w:type="dxa"/>
+          <w:left w:w="108" w:type="dxa"/>
+          <w:bottom w:w="57" w:type="dxa"/>
+          <w:right w:w="108" w:type="dxa"/>
         </w:tblCellMar>
       </w:tblPr>
       <w:tblGrid>
@@ -16657,8 +16657,8 @@
             <w:pPr>
               <w:pStyle w:val="Compact"/>
               <w:jc w:val="left"/>
-              <w:ind w:left="0" w:right="0" w:firstLine="0"/>
-              <w:spacing w:before="40" w:after="40" w:lineRule="auto" w:line="240"/>
+              <w:ind w:right="0" w:left="0" w:firstLine="0"/>
+              <w:spacing w:after="40" w:line="240" w:lineRule="auto" w:before="40"/>
             </w:pPr>
             <w:r>
               <w:rPr>
@@ -16676,8 +16676,8 @@
             <w:pPr>
               <w:pStyle w:val="Compact"/>
               <w:jc w:val="left"/>
-              <w:ind w:left="0" w:right="0" w:firstLine="0"/>
-              <w:spacing w:before="40" w:after="40" w:lineRule="auto" w:line="240"/>
+              <w:ind w:right="0" w:left="0" w:firstLine="0"/>
+              <w:spacing w:after="40" w:line="240" w:lineRule="auto" w:before="40"/>
             </w:pPr>
             <w:r>
               <w:rPr>
@@ -16695,8 +16695,8 @@
             <w:pPr>
               <w:pStyle w:val="Compact"/>
               <w:jc w:val="left"/>
-              <w:ind w:left="0" w:right="0" w:firstLine="0"/>
-              <w:spacing w:before="40" w:after="40" w:lineRule="auto" w:line="240"/>
+              <w:ind w:right="0" w:left="0" w:firstLine="0"/>
+              <w:spacing w:after="40" w:line="240" w:lineRule="auto" w:before="40"/>
             </w:pPr>
             <w:r>
               <w:rPr>
@@ -16714,8 +16714,8 @@
             <w:pPr>
               <w:pStyle w:val="Compact"/>
               <w:jc w:val="left"/>
-              <w:ind w:left="0" w:right="0" w:firstLine="0"/>
-              <w:spacing w:before="40" w:after="40" w:lineRule="auto" w:line="240"/>
+              <w:ind w:right="0" w:left="0" w:firstLine="0"/>
+              <w:spacing w:after="40" w:line="240" w:lineRule="auto" w:before="40"/>
             </w:pPr>
             <w:r>
               <w:rPr>
@@ -16733,8 +16733,8 @@
             <w:pPr>
               <w:pStyle w:val="Compact"/>
               <w:jc w:val="left"/>
-              <w:ind w:left="0" w:right="0" w:firstLine="0"/>
-              <w:spacing w:before="40" w:after="40" w:lineRule="auto" w:line="240"/>
+              <w:ind w:right="0" w:left="0" w:firstLine="0"/>
+              <w:spacing w:after="40" w:line="240" w:lineRule="auto" w:before="40"/>
             </w:pPr>
             <w:r>
               <w:rPr>
@@ -16750,8 +16750,8 @@
             <w:pPr>
               <w:pStyle w:val="Compact"/>
               <w:jc w:val="left"/>
-              <w:ind w:left="0" w:right="0" w:firstLine="0"/>
-              <w:spacing w:before="40" w:after="40" w:lineRule="auto" w:line="240"/>
+              <w:ind w:right="0" w:left="0" w:firstLine="0"/>
+              <w:spacing w:after="40" w:line="240" w:lineRule="auto" w:before="40"/>
             </w:pPr>
             <w:r>
               <w:t xml:space="preserve">string</w:t>
@@ -16764,8 +16764,8 @@
             <w:pPr>
               <w:pStyle w:val="Compact"/>
               <w:jc w:val="left"/>
-              <w:ind w:left="0" w:right="0" w:firstLine="0"/>
-              <w:spacing w:before="40" w:after="40" w:lineRule="auto" w:line="240"/>
+              <w:ind w:right="0" w:left="0" w:firstLine="0"/>
+              <w:spacing w:after="40" w:line="240" w:lineRule="auto" w:before="40"/>
             </w:pPr>
             <w:r>
               <w:t xml:space="preserve">required</w:t>
@@ -16778,8 +16778,8 @@
             <w:pPr>
               <w:pStyle w:val="Compact"/>
               <w:jc w:val="left"/>
-              <w:ind w:left="0" w:right="0" w:firstLine="0"/>
-              <w:spacing w:before="40" w:after="40" w:lineRule="auto" w:line="240"/>
+              <w:ind w:right="0" w:left="0" w:firstLine="0"/>
+              <w:spacing w:after="40" w:line="240" w:lineRule="auto" w:before="40"/>
             </w:pPr>
             <w:r>
               <w:t xml:space="preserve">Unique identifier.</w:t>
@@ -16794,8 +16794,8 @@
             <w:pPr>
               <w:pStyle w:val="Compact"/>
               <w:jc w:val="left"/>
-              <w:ind w:left="0" w:right="0" w:firstLine="0"/>
-              <w:spacing w:before="40" w:after="40" w:lineRule="auto" w:line="240"/>
+              <w:ind w:right="0" w:left="0" w:firstLine="0"/>
+              <w:spacing w:after="40" w:line="240" w:lineRule="auto" w:before="40"/>
             </w:pPr>
             <w:r>
               <w:rPr>
@@ -16811,8 +16811,8 @@
             <w:pPr>
               <w:pStyle w:val="Compact"/>
               <w:jc w:val="left"/>
-              <w:ind w:left="0" w:right="0" w:firstLine="0"/>
-              <w:spacing w:before="40" w:after="40" w:lineRule="auto" w:line="240"/>
+              <w:ind w:right="0" w:left="0" w:firstLine="0"/>
+              <w:spacing w:after="40" w:line="240" w:lineRule="auto" w:before="40"/>
             </w:pPr>
             <w:r>
               <w:t xml:space="preserve">string</w:t>
@@ -16825,8 +16825,8 @@
             <w:pPr>
               <w:pStyle w:val="Compact"/>
               <w:jc w:val="left"/>
-              <w:ind w:left="0" w:right="0" w:firstLine="0"/>
-              <w:spacing w:before="40" w:after="40" w:lineRule="auto" w:line="240"/>
+              <w:ind w:right="0" w:left="0" w:firstLine="0"/>
+              <w:spacing w:after="40" w:line="240" w:lineRule="auto" w:before="40"/>
             </w:pPr>
             <w:r>
               <w:t xml:space="preserve">nil</w:t>
@@ -16839,8 +16839,8 @@
             <w:pPr>
               <w:pStyle w:val="Compact"/>
               <w:jc w:val="left"/>
-              <w:ind w:left="0" w:right="0" w:firstLine="0"/>
-              <w:spacing w:before="40" w:after="40" w:lineRule="auto" w:line="240"/>
+              <w:ind w:right="0" w:left="0" w:firstLine="0"/>
+              <w:spacing w:after="40" w:line="240" w:lineRule="auto" w:before="40"/>
             </w:pPr>
             <w:r>
               <w:t xml:space="preserve">Base relation type. Typically</w:t>
@@ -16927,8 +16927,8 @@
             <w:pPr>
               <w:pStyle w:val="Compact"/>
               <w:jc w:val="left"/>
-              <w:ind w:left="0" w:right="0" w:firstLine="0"/>
-              <w:spacing w:before="40" w:after="40" w:lineRule="auto" w:line="240"/>
+              <w:ind w:right="0" w:left="0" w:firstLine="0"/>
+              <w:spacing w:after="40" w:line="240" w:lineRule="auto" w:before="40"/>
             </w:pPr>
             <w:r>
               <w:rPr>
@@ -16944,8 +16944,8 @@
             <w:pPr>
               <w:pStyle w:val="Compact"/>
               <w:jc w:val="left"/>
-              <w:ind w:left="0" w:right="0" w:firstLine="0"/>
-              <w:spacing w:before="40" w:after="40" w:lineRule="auto" w:line="240"/>
+              <w:ind w:right="0" w:left="0" w:firstLine="0"/>
+              <w:spacing w:after="40" w:line="240" w:lineRule="auto" w:before="40"/>
             </w:pPr>
             <w:r>
               <w:t xml:space="preserve">string</w:t>
@@ -16958,8 +16958,8 @@
             <w:pPr>
               <w:pStyle w:val="Compact"/>
               <w:jc w:val="left"/>
-              <w:ind w:left="0" w:right="0" w:firstLine="0"/>
-              <w:spacing w:before="40" w:after="40" w:lineRule="auto" w:line="240"/>
+              <w:ind w:right="0" w:left="0" w:firstLine="0"/>
+              <w:spacing w:after="40" w:line="240" w:lineRule="auto" w:before="40"/>
             </w:pPr>
             <w:r>
               <w:t xml:space="preserve">inherited</w:t>
@@ -16972,8 +16972,8 @@
             <w:pPr>
               <w:pStyle w:val="Compact"/>
               <w:jc w:val="left"/>
-              <w:ind w:left="0" w:right="0" w:firstLine="0"/>
-              <w:spacing w:before="40" w:after="40" w:lineRule="auto" w:line="240"/>
+              <w:ind w:right="0" w:left="0" w:firstLine="0"/>
+              <w:spacing w:after="40" w:line="240" w:lineRule="auto" w:before="40"/>
             </w:pPr>
             <w:r>
               <w:t xml:space="preserve">Override the inherited selector (</w:t>
@@ -17012,8 +17012,8 @@
             <w:pPr>
               <w:pStyle w:val="Compact"/>
               <w:jc w:val="left"/>
-              <w:ind w:left="0" w:right="0" w:firstLine="0"/>
-              <w:spacing w:before="40" w:after="40" w:lineRule="auto" w:line="240"/>
+              <w:ind w:right="0" w:left="0" w:firstLine="0"/>
+              <w:spacing w:after="40" w:line="240" w:lineRule="auto" w:before="40"/>
             </w:pPr>
             <w:r>
               <w:rPr>
@@ -17029,8 +17029,8 @@
             <w:pPr>
               <w:pStyle w:val="Compact"/>
               <w:jc w:val="left"/>
-              <w:ind w:left="0" w:right="0" w:firstLine="0"/>
-              <w:spacing w:before="40" w:after="40" w:lineRule="auto" w:line="240"/>
+              <w:ind w:right="0" w:left="0" w:firstLine="0"/>
+              <w:spacing w:after="40" w:line="240" w:lineRule="auto" w:before="40"/>
             </w:pPr>
             <w:r>
               <w:t xml:space="preserve">string</w:t>
@@ -17043,8 +17043,8 @@
             <w:pPr>
               <w:pStyle w:val="Compact"/>
               <w:jc w:val="left"/>
-              <w:ind w:left="0" w:right="0" w:firstLine="0"/>
-              <w:spacing w:before="40" w:after="40" w:lineRule="auto" w:line="240"/>
+              <w:ind w:right="0" w:left="0" w:firstLine="0"/>
+              <w:spacing w:after="40" w:line="240" w:lineRule="auto" w:before="40"/>
             </w:pPr>
             <w:r>
               <w:t xml:space="preserve">nil</w:t>
@@ -17057,8 +17057,8 @@
             <w:pPr>
               <w:pStyle w:val="Compact"/>
               <w:jc w:val="left"/>
-              <w:ind w:left="0" w:right="0" w:firstLine="0"/>
-              <w:spacing w:before="40" w:after="40" w:lineRule="auto" w:line="240"/>
+              <w:ind w:right="0" w:left="0" w:firstLine="0"/>
+              <w:spacing w:after="40" w:line="240" w:lineRule="auto" w:before="40"/>
             </w:pPr>
             <w:r>
               <w:t xml:space="preserve">Constrain the source object type (nil = any).</w:t>
@@ -17073,8 +17073,8 @@
             <w:pPr>
               <w:pStyle w:val="Compact"/>
               <w:jc w:val="left"/>
-              <w:ind w:left="0" w:right="0" w:firstLine="0"/>
-              <w:spacing w:before="40" w:after="40" w:lineRule="auto" w:line="240"/>
+              <w:ind w:right="0" w:left="0" w:firstLine="0"/>
+              <w:spacing w:after="40" w:line="240" w:lineRule="auto" w:before="40"/>
             </w:pPr>
             <w:r>
               <w:rPr>
@@ -17090,8 +17090,8 @@
             <w:pPr>
               <w:pStyle w:val="Compact"/>
               <w:jc w:val="left"/>
-              <w:ind w:left="0" w:right="0" w:firstLine="0"/>
-              <w:spacing w:before="40" w:after="40" w:lineRule="auto" w:line="240"/>
+              <w:ind w:right="0" w:left="0" w:firstLine="0"/>
+              <w:spacing w:after="40" w:line="240" w:lineRule="auto" w:before="40"/>
             </w:pPr>
             <w:r>
               <w:t xml:space="preserve">string</w:t>
@@ -17104,8 +17104,8 @@
             <w:pPr>
               <w:pStyle w:val="Compact"/>
               <w:jc w:val="left"/>
-              <w:ind w:left="0" w:right="0" w:firstLine="0"/>
-              <w:spacing w:before="40" w:after="40" w:lineRule="auto" w:line="240"/>
+              <w:ind w:right="0" w:left="0" w:firstLine="0"/>
+              <w:spacing w:after="40" w:line="240" w:lineRule="auto" w:before="40"/>
             </w:pPr>
             <w:r>
               <w:t xml:space="preserve">nil</w:t>
@@ -17118,8 +17118,8 @@
             <w:pPr>
               <w:pStyle w:val="Compact"/>
               <w:jc w:val="left"/>
-              <w:ind w:left="0" w:right="0" w:firstLine="0"/>
-              <w:spacing w:before="40" w:after="40" w:lineRule="auto" w:line="240"/>
+              <w:ind w:right="0" w:left="0" w:firstLine="0"/>
+              <w:spacing w:after="40" w:line="240" w:lineRule="auto" w:before="40"/>
             </w:pPr>
             <w:r>
               <w:t xml:space="preserve">Constrain the target type (nil = any). Comma-separated list accepted.</w:t>
@@ -17134,8 +17134,8 @@
             <w:pPr>
               <w:pStyle w:val="Compact"/>
               <w:jc w:val="left"/>
-              <w:ind w:left="0" w:right="0" w:firstLine="0"/>
-              <w:spacing w:before="40" w:after="40" w:lineRule="auto" w:line="240"/>
+              <w:ind w:right="0" w:left="0" w:firstLine="0"/>
+              <w:spacing w:after="40" w:line="240" w:lineRule="auto" w:before="40"/>
             </w:pPr>
             <w:r>
               <w:rPr>
@@ -17151,8 +17151,8 @@
             <w:pPr>
               <w:pStyle w:val="Compact"/>
               <w:jc w:val="left"/>
-              <w:ind w:left="0" w:right="0" w:firstLine="0"/>
-              <w:spacing w:before="40" w:after="40" w:lineRule="auto" w:line="240"/>
+              <w:ind w:right="0" w:left="0" w:firstLine="0"/>
+              <w:spacing w:after="40" w:line="240" w:lineRule="auto" w:before="40"/>
             </w:pPr>
             <w:r>
               <w:t xml:space="preserve">string</w:t>
@@ -17165,8 +17165,8 @@
             <w:pPr>
               <w:pStyle w:val="Compact"/>
               <w:jc w:val="left"/>
-              <w:ind w:left="0" w:right="0" w:firstLine="0"/>
-              <w:spacing w:before="40" w:after="40" w:lineRule="auto" w:line="240"/>
+              <w:ind w:right="0" w:left="0" w:firstLine="0"/>
+              <w:spacing w:after="40" w:line="240" w:lineRule="auto" w:before="40"/>
             </w:pPr>
             <w:r>
               <w:t xml:space="preserve">nil</w:t>
@@ -17179,8 +17179,8 @@
             <w:pPr>
               <w:pStyle w:val="Compact"/>
               <w:jc w:val="left"/>
-              <w:ind w:left="0" w:right="0" w:firstLine="0"/>
-              <w:spacing w:before="40" w:after="40" w:lineRule="auto" w:line="240"/>
+              <w:ind w:right="0" w:left="0" w:firstLine="0"/>
+              <w:spacing w:after="40" w:line="240" w:lineRule="auto" w:before="40"/>
             </w:pPr>
             <w:r>
               <w:t xml:space="preserve">Constrain to links inside this attribute.</w:t>
@@ -17195,8 +17195,8 @@
             <w:pPr>
               <w:pStyle w:val="Compact"/>
               <w:jc w:val="left"/>
-              <w:ind w:left="0" w:right="0" w:firstLine="0"/>
-              <w:spacing w:before="40" w:after="40" w:lineRule="auto" w:line="240"/>
+              <w:ind w:right="0" w:left="0" w:firstLine="0"/>
+              <w:spacing w:after="40" w:line="240" w:lineRule="auto" w:before="40"/>
             </w:pPr>
             <w:r>
               <w:rPr>
@@ -17212,8 +17212,8 @@
             <w:pPr>
               <w:pStyle w:val="Compact"/>
               <w:jc w:val="left"/>
-              <w:ind w:left="0" w:right="0" w:firstLine="0"/>
-              <w:spacing w:before="40" w:after="40" w:lineRule="auto" w:line="240"/>
+              <w:ind w:right="0" w:left="0" w:firstLine="0"/>
+              <w:spacing w:after="40" w:line="240" w:lineRule="auto" w:before="40"/>
             </w:pPr>
             <w:r>
               <w:t xml:space="preserve">boolean</w:t>
@@ -17226,8 +17226,8 @@
             <w:pPr>
               <w:pStyle w:val="Compact"/>
               <w:jc w:val="left"/>
-              <w:ind w:left="0" w:right="0" w:firstLine="0"/>
-              <w:spacing w:before="40" w:after="40" w:lineRule="auto" w:line="240"/>
+              <w:ind w:right="0" w:left="0" w:firstLine="0"/>
+              <w:spacing w:after="40" w:line="240" w:lineRule="auto" w:before="40"/>
             </w:pPr>
             <w:r>
               <w:t xml:space="preserve">false</w:t>
@@ -17240,8 +17240,8 @@
             <w:pPr>
               <w:pStyle w:val="Compact"/>
               <w:jc w:val="left"/>
-              <w:ind w:left="0" w:right="0" w:firstLine="0"/>
-              <w:spacing w:before="40" w:after="40" w:lineRule="auto" w:line="240"/>
+              <w:ind w:right="0" w:left="0" w:firstLine="0"/>
+              <w:spacing w:after="40" w:line="240" w:lineRule="auto" w:before="40"/>
             </w:pPr>
             <w:r>
               <w:t xml:space="preserve">Derive from the containment hierarchy instead of an explicit link.</w:t>
@@ -17318,12 +17318,12 @@
     </w:p>
     <w:p>
       <w:pPr>
-        <w:spacing w:line="20" w:after="0" w:lineRule="exact" w:before="0"/>
+        <w:spacing w:lineRule="exact" w:line="20" w:before="0" w:after="0"/>
         <w:rPr>
           <w:sz w:val="2"/>
         </w:rPr>
       </w:pPr>
-      <w:bookmarkStart w:id="48168" w:name="csv-tbl-model-view-fields"/>
+      <w:bookmarkStart w:name="csv-tbl-model-view-fields" w:id="48168"/>
       <w:bookmarkEnd w:id="48168"/>
     </w:p>
     <w:p>
@@ -17360,18 +17360,18 @@
         <w:tblLook w:firstRow="1" w:lastRow="0" w:firstColumn="0" w:lastColumn="0" w:noHBand="0" w:noVBand="0" w:val="0020"/>
         <w:jc w:val="start"/>
         <w:tblBorders>
-          <w:top w:color="000000" w:val="single" w:space="0" w:sz="6"/>
-          <w:left w:color="000000" w:val="single" w:space="0" w:sz="6"/>
-          <w:bottom w:color="000000" w:val="single" w:space="0" w:sz="6"/>
-          <w:right w:color="000000" w:val="single" w:space="0" w:sz="6"/>
-          <w:insideH w:color="000000" w:val="single" w:space="0" w:sz="6"/>
-          <w:insideV w:color="000000" w:val="single" w:space="0" w:sz="6"/>
+          <w:top w:color="000000" w:space="0" w:val="single" w:sz="6"/>
+          <w:left w:color="000000" w:space="0" w:val="single" w:sz="6"/>
+          <w:bottom w:color="000000" w:space="0" w:val="single" w:sz="6"/>
+          <w:right w:color="000000" w:space="0" w:val="single" w:sz="6"/>
+          <w:insideH w:color="000000" w:space="0" w:val="single" w:sz="6"/>
+          <w:insideV w:color="000000" w:space="0" w:val="single" w:sz="6"/>
         </w:tblBorders>
         <w:tblCellMar>
-          <w:top w:type="dxa" w:w="57"/>
-          <w:left w:type="dxa" w:w="108"/>
-          <w:bottom w:type="dxa" w:w="57"/>
-          <w:right w:type="dxa" w:w="108"/>
+          <w:top w:w="57" w:type="dxa"/>
+          <w:left w:w="108" w:type="dxa"/>
+          <w:bottom w:w="57" w:type="dxa"/>
+          <w:right w:w="108" w:type="dxa"/>
         </w:tblCellMar>
       </w:tblPr>
       <w:tblGrid>
@@ -17392,8 +17392,8 @@
             <w:pPr>
               <w:pStyle w:val="Compact"/>
               <w:jc w:val="left"/>
-              <w:ind w:left="0" w:right="0" w:firstLine="0"/>
-              <w:spacing w:before="40" w:after="40" w:lineRule="auto" w:line="240"/>
+              <w:ind w:right="0" w:left="0" w:firstLine="0"/>
+              <w:spacing w:after="40" w:line="240" w:lineRule="auto" w:before="40"/>
             </w:pPr>
             <w:r>
               <w:rPr>
@@ -17411,8 +17411,8 @@
             <w:pPr>
               <w:pStyle w:val="Compact"/>
               <w:jc w:val="left"/>
-              <w:ind w:left="0" w:right="0" w:firstLine="0"/>
-              <w:spacing w:before="40" w:after="40" w:lineRule="auto" w:line="240"/>
+              <w:ind w:right="0" w:left="0" w:firstLine="0"/>
+              <w:spacing w:after="40" w:line="240" w:lineRule="auto" w:before="40"/>
             </w:pPr>
             <w:r>
               <w:rPr>
@@ -17430,8 +17430,8 @@
             <w:pPr>
               <w:pStyle w:val="Compact"/>
               <w:jc w:val="left"/>
-              <w:ind w:left="0" w:right="0" w:firstLine="0"/>
-              <w:spacing w:before="40" w:after="40" w:lineRule="auto" w:line="240"/>
+              <w:ind w:right="0" w:left="0" w:firstLine="0"/>
+              <w:spacing w:after="40" w:line="240" w:lineRule="auto" w:before="40"/>
             </w:pPr>
             <w:r>
               <w:rPr>
@@ -17449,8 +17449,8 @@
             <w:pPr>
               <w:pStyle w:val="Compact"/>
               <w:jc w:val="left"/>
-              <w:ind w:left="0" w:right="0" w:firstLine="0"/>
-              <w:spacing w:before="40" w:after="40" w:lineRule="auto" w:line="240"/>
+              <w:ind w:right="0" w:left="0" w:firstLine="0"/>
+              <w:spacing w:after="40" w:line="240" w:lineRule="auto" w:before="40"/>
             </w:pPr>
             <w:r>
               <w:rPr>
@@ -17468,8 +17468,8 @@
             <w:pPr>
               <w:pStyle w:val="Compact"/>
               <w:jc w:val="left"/>
-              <w:ind w:left="0" w:right="0" w:firstLine="0"/>
-              <w:spacing w:before="40" w:after="40" w:lineRule="auto" w:line="240"/>
+              <w:ind w:right="0" w:left="0" w:firstLine="0"/>
+              <w:spacing w:after="40" w:line="240" w:lineRule="auto" w:before="40"/>
             </w:pPr>
             <w:r>
               <w:rPr>
@@ -17485,8 +17485,8 @@
             <w:pPr>
               <w:pStyle w:val="Compact"/>
               <w:jc w:val="left"/>
-              <w:ind w:left="0" w:right="0" w:firstLine="0"/>
-              <w:spacing w:before="40" w:after="40" w:lineRule="auto" w:line="240"/>
+              <w:ind w:right="0" w:left="0" w:firstLine="0"/>
+              <w:spacing w:after="40" w:line="240" w:lineRule="auto" w:before="40"/>
             </w:pPr>
             <w:r>
               <w:t xml:space="preserve">string</w:t>
@@ -17499,8 +17499,8 @@
             <w:pPr>
               <w:pStyle w:val="Compact"/>
               <w:jc w:val="left"/>
-              <w:ind w:left="0" w:right="0" w:firstLine="0"/>
-              <w:spacing w:before="40" w:after="40" w:lineRule="auto" w:line="240"/>
+              <w:ind w:right="0" w:left="0" w:firstLine="0"/>
+              <w:spacing w:after="40" w:line="240" w:lineRule="auto" w:before="40"/>
             </w:pPr>
             <w:r>
               <w:t xml:space="preserve">required</w:t>
@@ -17513,8 +17513,8 @@
             <w:pPr>
               <w:pStyle w:val="Compact"/>
               <w:jc w:val="left"/>
-              <w:ind w:left="0" w:right="0" w:firstLine="0"/>
-              <w:spacing w:before="40" w:after="40" w:lineRule="auto" w:line="240"/>
+              <w:ind w:right="0" w:left="0" w:firstLine="0"/>
+              <w:spacing w:after="40" w:line="240" w:lineRule="auto" w:before="40"/>
             </w:pPr>
             <w:r>
               <w:t xml:space="preserve">Unique identifier.</w:t>
@@ -17529,8 +17529,8 @@
             <w:pPr>
               <w:pStyle w:val="Compact"/>
               <w:jc w:val="left"/>
-              <w:ind w:left="0" w:right="0" w:firstLine="0"/>
-              <w:spacing w:before="40" w:after="40" w:lineRule="auto" w:line="240"/>
+              <w:ind w:right="0" w:left="0" w:firstLine="0"/>
+              <w:spacing w:after="40" w:line="240" w:lineRule="auto" w:before="40"/>
             </w:pPr>
             <w:r>
               <w:rPr>
@@ -17546,8 +17546,8 @@
             <w:pPr>
               <w:pStyle w:val="Compact"/>
               <w:jc w:val="left"/>
-              <w:ind w:left="0" w:right="0" w:firstLine="0"/>
-              <w:spacing w:before="40" w:after="40" w:lineRule="auto" w:line="240"/>
+              <w:ind w:right="0" w:left="0" w:firstLine="0"/>
+              <w:spacing w:after="40" w:line="240" w:lineRule="auto" w:before="40"/>
             </w:pPr>
             <w:r>
               <w:t xml:space="preserve">string</w:t>
@@ -17560,8 +17560,8 @@
             <w:pPr>
               <w:pStyle w:val="Compact"/>
               <w:jc w:val="left"/>
-              <w:ind w:left="0" w:right="0" w:firstLine="0"/>
-              <w:spacing w:before="40" w:after="40" w:lineRule="auto" w:line="240"/>
+              <w:ind w:right="0" w:left="0" w:firstLine="0"/>
+              <w:spacing w:after="40" w:line="240" w:lineRule="auto" w:before="40"/>
             </w:pPr>
             <w:r>
               <w:t xml:space="preserve">same as</w:t>
@@ -17583,8 +17583,8 @@
             <w:pPr>
               <w:pStyle w:val="Compact"/>
               <w:jc w:val="left"/>
-              <w:ind w:left="0" w:right="0" w:firstLine="0"/>
-              <w:spacing w:before="40" w:after="40" w:lineRule="auto" w:line="240"/>
+              <w:ind w:right="0" w:left="0" w:firstLine="0"/>
+              <w:spacing w:after="40" w:line="240" w:lineRule="auto" w:before="40"/>
             </w:pPr>
             <w:r>
               <w:t xml:space="preserve">Human-readable name.</w:t>
@@ -17599,8 +17599,8 @@
             <w:pPr>
               <w:pStyle w:val="Compact"/>
               <w:jc w:val="left"/>
-              <w:ind w:left="0" w:right="0" w:firstLine="0"/>
-              <w:spacing w:before="40" w:after="40" w:lineRule="auto" w:line="240"/>
+              <w:ind w:right="0" w:left="0" w:firstLine="0"/>
+              <w:spacing w:after="40" w:line="240" w:lineRule="auto" w:before="40"/>
             </w:pPr>
             <w:r>
               <w:rPr>
@@ -17616,8 +17616,8 @@
             <w:pPr>
               <w:pStyle w:val="Compact"/>
               <w:jc w:val="left"/>
-              <w:ind w:left="0" w:right="0" w:firstLine="0"/>
-              <w:spacing w:before="40" w:after="40" w:lineRule="auto" w:line="240"/>
+              <w:ind w:right="0" w:left="0" w:firstLine="0"/>
+              <w:spacing w:after="40" w:line="240" w:lineRule="auto" w:before="40"/>
             </w:pPr>
             <w:r>
               <w:t xml:space="preserve">string</w:t>
@@ -17630,8 +17630,8 @@
             <w:pPr>
               <w:pStyle w:val="Compact"/>
               <w:jc w:val="left"/>
-              <w:ind w:left="0" w:right="0" w:firstLine="0"/>
-              <w:spacing w:before="40" w:after="40" w:lineRule="auto" w:line="240"/>
+              <w:ind w:right="0" w:left="0" w:firstLine="0"/>
+              <w:spacing w:after="40" w:line="240" w:lineRule="auto" w:before="40"/>
             </w:pPr>
             <w:r>
               <w:t xml:space="preserve">nil</w:t>
@@ -17644,8 +17644,8 @@
             <w:pPr>
               <w:pStyle w:val="Compact"/>
               <w:jc w:val="left"/>
-              <w:ind w:left="0" w:right="0" w:firstLine="0"/>
-              <w:spacing w:before="40" w:after="40" w:lineRule="auto" w:line="240"/>
+              <w:ind w:right="0" w:left="0" w:firstLine="0"/>
+              <w:spacing w:after="40" w:line="240" w:lineRule="auto" w:before="40"/>
             </w:pPr>
             <w:r>
               <w:t xml:space="preserve">Prefix for inline-code dispatch (</w:t>
@@ -17684,8 +17684,8 @@
             <w:pPr>
               <w:pStyle w:val="Compact"/>
               <w:jc w:val="left"/>
-              <w:ind w:left="0" w:right="0" w:firstLine="0"/>
-              <w:spacing w:before="40" w:after="40" w:lineRule="auto" w:line="240"/>
+              <w:ind w:right="0" w:left="0" w:firstLine="0"/>
+              <w:spacing w:after="40" w:line="240" w:lineRule="auto" w:before="40"/>
             </w:pPr>
             <w:r>
               <w:rPr>
@@ -17701,8 +17701,8 @@
             <w:pPr>
               <w:pStyle w:val="Compact"/>
               <w:jc w:val="left"/>
-              <w:ind w:left="0" w:right="0" w:firstLine="0"/>
-              <w:spacing w:before="40" w:after="40" w:lineRule="auto" w:line="240"/>
+              <w:ind w:right="0" w:left="0" w:firstLine="0"/>
+              <w:spacing w:after="40" w:line="240" w:lineRule="auto" w:before="40"/>
             </w:pPr>
             <w:r>
               <w:t xml:space="preserve">list</w:t>
@@ -17715,8 +17715,8 @@
             <w:pPr>
               <w:pStyle w:val="Compact"/>
               <w:jc w:val="left"/>
-              <w:ind w:left="0" w:right="0" w:firstLine="0"/>
-              <w:spacing w:before="40" w:after="40" w:lineRule="auto" w:line="240"/>
+              <w:ind w:right="0" w:left="0" w:firstLine="0"/>
+              <w:spacing w:after="40" w:line="240" w:lineRule="auto" w:before="40"/>
             </w:pPr>
             <w:r>
               <w:t xml:space="preserve">nil</w:t>
@@ -17729,8 +17729,8 @@
             <w:pPr>
               <w:pStyle w:val="Compact"/>
               <w:jc w:val="left"/>
-              <w:ind w:left="0" w:right="0" w:firstLine="0"/>
-              <w:spacing w:before="40" w:after="40" w:lineRule="auto" w:line="240"/>
+              <w:ind w:right="0" w:left="0" w:firstLine="0"/>
+              <w:spacing w:after="40" w:line="240" w:lineRule="auto" w:before="40"/>
             </w:pPr>
             <w:r>
               <w:t xml:space="preserve">Alternative prefixes for the same view type.</w:t>
@@ -17745,8 +17745,8 @@
             <w:pPr>
               <w:pStyle w:val="Compact"/>
               <w:jc w:val="left"/>
-              <w:ind w:left="0" w:right="0" w:firstLine="0"/>
-              <w:spacing w:before="40" w:after="40" w:lineRule="auto" w:line="240"/>
+              <w:ind w:right="0" w:left="0" w:firstLine="0"/>
+              <w:spacing w:after="40" w:line="240" w:lineRule="auto" w:before="40"/>
             </w:pPr>
             <w:r>
               <w:rPr>
@@ -17762,8 +17762,8 @@
             <w:pPr>
               <w:pStyle w:val="Compact"/>
               <w:jc w:val="left"/>
-              <w:ind w:left="0" w:right="0" w:firstLine="0"/>
-              <w:spacing w:before="40" w:after="40" w:lineRule="auto" w:line="240"/>
+              <w:ind w:right="0" w:left="0" w:firstLine="0"/>
+              <w:spacing w:after="40" w:line="240" w:lineRule="auto" w:before="40"/>
             </w:pPr>
             <w:r>
               <w:t xml:space="preserve">string</w:t>
@@ -17776,8 +17776,8 @@
             <w:pPr>
               <w:pStyle w:val="Compact"/>
               <w:jc w:val="left"/>
-              <w:ind w:left="0" w:right="0" w:firstLine="0"/>
-              <w:spacing w:before="40" w:after="40" w:lineRule="auto" w:line="240"/>
+              <w:ind w:right="0" w:left="0" w:firstLine="0"/>
+              <w:spacing w:after="40" w:line="240" w:lineRule="auto" w:before="40"/>
             </w:pPr>
             <w:r>
               <w:t xml:space="preserve">nil</w:t>
@@ -17790,8 +17790,8 @@
             <w:pPr>
               <w:pStyle w:val="Compact"/>
               <w:jc w:val="left"/>
-              <w:ind w:left="0" w:right="0" w:firstLine="0"/>
-              <w:spacing w:before="40" w:after="40" w:lineRule="auto" w:line="240"/>
+              <w:ind w:right="0" w:left="0" w:firstLine="0"/>
+              <w:spacing w:after="40" w:line="240" w:lineRule="auto" w:before="40"/>
             </w:pPr>
             <w:r>
               <w:t xml:space="preserve">Strategy (</w:t>
@@ -17827,8 +17827,8 @@
             <w:pPr>
               <w:pStyle w:val="Compact"/>
               <w:jc w:val="left"/>
-              <w:ind w:left="0" w:right="0" w:firstLine="0"/>
-              <w:spacing w:before="40" w:after="40" w:lineRule="auto" w:line="240"/>
+              <w:ind w:right="0" w:left="0" w:firstLine="0"/>
+              <w:spacing w:after="40" w:line="240" w:lineRule="auto" w:before="40"/>
             </w:pPr>
             <w:r>
               <w:rPr>
@@ -17844,8 +17844,8 @@
             <w:pPr>
               <w:pStyle w:val="Compact"/>
               <w:jc w:val="left"/>
-              <w:ind w:left="0" w:right="0" w:firstLine="0"/>
-              <w:spacing w:before="40" w:after="40" w:lineRule="auto" w:line="240"/>
+              <w:ind w:right="0" w:left="0" w:firstLine="0"/>
+              <w:spacing w:after="40" w:line="240" w:lineRule="auto" w:before="40"/>
             </w:pPr>
             <w:r>
               <w:t xml:space="preserve">string</w:t>
@@ -17858,8 +17858,8 @@
             <w:pPr>
               <w:pStyle w:val="Compact"/>
               <w:jc w:val="left"/>
-              <w:ind w:left="0" w:right="0" w:firstLine="0"/>
-              <w:spacing w:before="40" w:after="40" w:lineRule="auto" w:line="240"/>
+              <w:ind w:right="0" w:left="0" w:firstLine="0"/>
+              <w:spacing w:after="40" w:line="240" w:lineRule="auto" w:before="40"/>
             </w:pPr>
             <w:r>
               <w:t xml:space="preserve">nil</w:t>
@@ -17872,8 +17872,8 @@
             <w:pPr>
               <w:pStyle w:val="Compact"/>
               <w:jc w:val="left"/>
-              <w:ind w:left="0" w:right="0" w:firstLine="0"/>
-              <w:spacing w:before="40" w:after="40" w:lineRule="auto" w:line="240"/>
+              <w:ind w:right="0" w:left="0" w:firstLine="0"/>
+              <w:spacing w:after="40" w:line="240" w:lineRule="auto" w:before="40"/>
             </w:pPr>
             <w:r>
               <w:t xml:space="preserve">Counter group for numbered views.</w:t>
@@ -17888,8 +17888,8 @@
             <w:pPr>
               <w:pStyle w:val="Compact"/>
               <w:jc w:val="left"/>
-              <w:ind w:left="0" w:right="0" w:firstLine="0"/>
-              <w:spacing w:before="40" w:after="40" w:lineRule="auto" w:line="240"/>
+              <w:ind w:right="0" w:left="0" w:firstLine="0"/>
+              <w:spacing w:after="40" w:line="240" w:lineRule="auto" w:before="40"/>
             </w:pPr>
             <w:r>
               <w:rPr>
@@ -17905,8 +17905,8 @@
             <w:pPr>
               <w:pStyle w:val="Compact"/>
               <w:jc w:val="left"/>
-              <w:ind w:left="0" w:right="0" w:firstLine="0"/>
-              <w:spacing w:before="40" w:after="40" w:lineRule="auto" w:line="240"/>
+              <w:ind w:right="0" w:left="0" w:firstLine="0"/>
+              <w:spacing w:after="40" w:line="240" w:lineRule="auto" w:before="40"/>
             </w:pPr>
             <w:r>
               <w:t xml:space="preserve">string</w:t>
@@ -17919,8 +17919,8 @@
             <w:pPr>
               <w:pStyle w:val="Compact"/>
               <w:jc w:val="left"/>
-              <w:ind w:left="0" w:right="0" w:firstLine="0"/>
-              <w:spacing w:before="40" w:after="40" w:lineRule="auto" w:line="240"/>
+              <w:ind w:right="0" w:left="0" w:firstLine="0"/>
+              <w:spacing w:after="40" w:line="240" w:lineRule="auto" w:before="40"/>
             </w:pPr>
             <w:r>
               <w:t xml:space="preserve">nil</w:t>
@@ -17933,8 +17933,8 @@
             <w:pPr>
               <w:pStyle w:val="Compact"/>
               <w:jc w:val="left"/>
-              <w:ind w:left="0" w:right="0" w:firstLine="0"/>
-              <w:spacing w:before="40" w:after="40" w:lineRule="auto" w:line="240"/>
+              <w:ind w:right="0" w:left="0" w:firstLine="0"/>
+              <w:spacing w:after="40" w:line="240" w:lineRule="auto" w:before="40"/>
             </w:pPr>
             <w:r>
               <w:t xml:space="preserve">The view-element subtype this view aggregates (e.g. </w:t>
@@ -17958,8 +17958,8 @@
             <w:pPr>
               <w:pStyle w:val="Compact"/>
               <w:jc w:val="left"/>
-              <w:ind w:left="0" w:right="0" w:firstLine="0"/>
-              <w:spacing w:before="40" w:after="40" w:lineRule="auto" w:line="240"/>
+              <w:ind w:right="0" w:left="0" w:firstLine="0"/>
+              <w:spacing w:after="40" w:line="240" w:lineRule="auto" w:before="40"/>
             </w:pPr>
             <w:r>
               <w:rPr>
@@ -17975,8 +17975,8 @@
             <w:pPr>
               <w:pStyle w:val="Compact"/>
               <w:jc w:val="left"/>
-              <w:ind w:left="0" w:right="0" w:firstLine="0"/>
-              <w:spacing w:before="40" w:after="40" w:lineRule="auto" w:line="240"/>
+              <w:ind w:right="0" w:left="0" w:firstLine="0"/>
+              <w:spacing w:after="40" w:line="240" w:lineRule="auto" w:before="40"/>
             </w:pPr>
             <w:r>
               <w:t xml:space="preserve">boolean</w:t>
@@ -17989,8 +17989,8 @@
             <w:pPr>
               <w:pStyle w:val="Compact"/>
               <w:jc w:val="left"/>
-              <w:ind w:left="0" w:right="0" w:firstLine="0"/>
-              <w:spacing w:before="40" w:after="40" w:lineRule="auto" w:line="240"/>
+              <w:ind w:right="0" w:left="0" w:firstLine="0"/>
+              <w:spacing w:after="40" w:line="240" w:lineRule="auto" w:before="40"/>
             </w:pPr>
             <w:r>
               <w:t xml:space="preserve">false</w:t>
@@ -18003,8 +18003,8 @@
             <w:pPr>
               <w:pStyle w:val="Compact"/>
               <w:jc w:val="left"/>
-              <w:ind w:left="0" w:right="0" w:firstLine="0"/>
-              <w:spacing w:before="40" w:after="40" w:lineRule="auto" w:line="240"/>
+              <w:ind w:right="0" w:left="0" w:firstLine="0"/>
+              <w:spacing w:after="40" w:line="240" w:lineRule="auto" w:before="40"/>
             </w:pPr>
             <w:r>
               <w:t xml:space="preserve">See</w:t>
@@ -18293,12 +18293,12 @@
     </w:p>
     <w:p>
       <w:pPr>
-        <w:spacing w:line="20" w:after="0" w:lineRule="exact" w:before="0"/>
+        <w:spacing w:lineRule="exact" w:line="20" w:before="0" w:after="0"/>
         <w:rPr>
           <w:sz w:val="2"/>
         </w:rPr>
       </w:pPr>
-      <w:bookmarkStart w:id="60226" w:name="listing-src-model-verification-view"/>
+      <w:bookmarkStart w:name="listing-src-model-verification-view" w:id="60226"/>
       <w:bookmarkEnd w:id="60226"/>
     </w:p>
     <w:p>
@@ -19237,12 +19237,12 @@
     </w:p>
     <w:p>
       <w:pPr>
-        <w:spacing w:line="20" w:after="0" w:lineRule="exact" w:before="0"/>
+        <w:spacing w:lineRule="exact" w:line="20" w:before="0" w:after="0"/>
         <w:rPr>
           <w:sz w:val="2"/>
         </w:rPr>
       </w:pPr>
-      <w:bookmarkStart w:id="31062" w:name="listing-src-model-suppress-verification-view"/>
+      <w:bookmarkStart w:name="listing-src-model-suppress-verification-view" w:id="31062"/>
       <w:bookmarkEnd w:id="31062"/>
     </w:p>
     <w:p>
@@ -19435,12 +19435,12 @@
     </w:p>
     <w:p>
       <w:pPr>
-        <w:spacing w:line="20" w:after="0" w:lineRule="exact" w:before="0"/>
+        <w:spacing w:lineRule="exact" w:line="20" w:before="0" w:after="0"/>
         <w:rPr>
           <w:sz w:val="2"/>
         </w:rPr>
       </w:pPr>
-      <w:bookmarkStart w:id="36387" w:name="listing-src-model-external-render"/>
+      <w:bookmarkStart w:name="listing-src-model-external-render" w:id="36387"/>
       <w:bookmarkEnd w:id="36387"/>
     </w:p>
     <w:p>
@@ -22111,12 +22111,12 @@
     </w:p>
     <w:p>
       <w:pPr>
-        <w:spacing w:line="20" w:after="0" w:lineRule="exact" w:before="0"/>
+        <w:spacing w:lineRule="exact" w:line="20" w:before="0" w:after="0"/>
         <w:rPr>
           <w:sz w:val="2"/>
         </w:rPr>
       </w:pPr>
-      <w:bookmarkStart w:id="11166" w:name="csv-tbl-model-task-descriptor"/>
+      <w:bookmarkStart w:name="csv-tbl-model-task-descriptor" w:id="11166"/>
       <w:bookmarkEnd w:id="11166"/>
     </w:p>
     <w:p>
@@ -22153,18 +22153,18 @@
         <w:tblLook w:firstRow="1" w:lastRow="0" w:firstColumn="0" w:lastColumn="0" w:noHBand="0" w:noVBand="0" w:val="0020"/>
         <w:jc w:val="start"/>
         <w:tblBorders>
-          <w:top w:color="000000" w:val="single" w:space="0" w:sz="6"/>
-          <w:left w:color="000000" w:val="single" w:space="0" w:sz="6"/>
-          <w:bottom w:color="000000" w:val="single" w:space="0" w:sz="6"/>
-          <w:right w:color="000000" w:val="single" w:space="0" w:sz="6"/>
-          <w:insideH w:color="000000" w:val="single" w:space="0" w:sz="6"/>
-          <w:insideV w:color="000000" w:val="single" w:space="0" w:sz="6"/>
+          <w:top w:color="000000" w:space="0" w:val="single" w:sz="6"/>
+          <w:left w:color="000000" w:space="0" w:val="single" w:sz="6"/>
+          <w:bottom w:color="000000" w:space="0" w:val="single" w:sz="6"/>
+          <w:right w:color="000000" w:space="0" w:val="single" w:sz="6"/>
+          <w:insideH w:color="000000" w:space="0" w:val="single" w:sz="6"/>
+          <w:insideV w:color="000000" w:space="0" w:val="single" w:sz="6"/>
         </w:tblBorders>
         <w:tblCellMar>
-          <w:top w:type="dxa" w:w="57"/>
-          <w:left w:type="dxa" w:w="108"/>
-          <w:bottom w:type="dxa" w:w="57"/>
-          <w:right w:type="dxa" w:w="108"/>
+          <w:top w:w="57" w:type="dxa"/>
+          <w:left w:w="108" w:type="dxa"/>
+          <w:bottom w:w="57" w:type="dxa"/>
+          <w:right w:w="108" w:type="dxa"/>
         </w:tblCellMar>
       </w:tblPr>
       <w:tblGrid>
@@ -22183,8 +22183,8 @@
             <w:pPr>
               <w:pStyle w:val="Compact"/>
               <w:jc w:val="left"/>
-              <w:ind w:left="0" w:right="0" w:firstLine="0"/>
-              <w:spacing w:before="40" w:after="40" w:lineRule="auto" w:line="240"/>
+              <w:ind w:right="0" w:left="0" w:firstLine="0"/>
+              <w:spacing w:after="40" w:line="240" w:lineRule="auto" w:before="40"/>
             </w:pPr>
             <w:r>
               <w:rPr>
@@ -22202,8 +22202,8 @@
             <w:pPr>
               <w:pStyle w:val="Compact"/>
               <w:jc w:val="left"/>
-              <w:ind w:left="0" w:right="0" w:firstLine="0"/>
-              <w:spacing w:before="40" w:after="40" w:lineRule="auto" w:line="240"/>
+              <w:ind w:right="0" w:left="0" w:firstLine="0"/>
+              <w:spacing w:after="40" w:line="240" w:lineRule="auto" w:before="40"/>
             </w:pPr>
             <w:r>
               <w:rPr>
@@ -22221,8 +22221,8 @@
             <w:pPr>
               <w:pStyle w:val="Compact"/>
               <w:jc w:val="left"/>
-              <w:ind w:left="0" w:right="0" w:firstLine="0"/>
-              <w:spacing w:before="40" w:after="40" w:lineRule="auto" w:line="240"/>
+              <w:ind w:right="0" w:left="0" w:firstLine="0"/>
+              <w:spacing w:after="40" w:line="240" w:lineRule="auto" w:before="40"/>
             </w:pPr>
             <w:r>
               <w:rPr>
@@ -22262,8 +22262,8 @@
             <w:pPr>
               <w:pStyle w:val="Compact"/>
               <w:jc w:val="left"/>
-              <w:ind w:left="0" w:right="0" w:firstLine="0"/>
-              <w:spacing w:before="40" w:after="40" w:lineRule="auto" w:line="240"/>
+              <w:ind w:right="0" w:left="0" w:firstLine="0"/>
+              <w:spacing w:after="40" w:line="240" w:lineRule="auto" w:before="40"/>
             </w:pPr>
             <w:r>
               <w:t xml:space="preserve">Process and options.</w:t>
@@ -22308,8 +22308,8 @@
             <w:pPr>
               <w:pStyle w:val="Compact"/>
               <w:jc w:val="left"/>
-              <w:ind w:left="0" w:right="0" w:firstLine="0"/>
-              <w:spacing w:before="40" w:after="40" w:lineRule="auto" w:line="240"/>
+              <w:ind w:right="0" w:left="0" w:firstLine="0"/>
+              <w:spacing w:after="40" w:line="240" w:lineRule="auto" w:before="40"/>
             </w:pPr>
             <w:r>
               <w:rPr>
@@ -22325,8 +22325,8 @@
             <w:pPr>
               <w:pStyle w:val="Compact"/>
               <w:jc w:val="left"/>
-              <w:ind w:left="0" w:right="0" w:firstLine="0"/>
-              <w:spacing w:before="40" w:after="40" w:lineRule="auto" w:line="240"/>
+              <w:ind w:right="0" w:left="0" w:firstLine="0"/>
+              <w:spacing w:after="40" w:line="240" w:lineRule="auto" w:before="40"/>
             </w:pPr>
             <w:r>
               <w:t xml:space="preserve">File-based cache key. If the file already exists, the process is not spawned —</w:t>
@@ -22356,8 +22356,8 @@
             <w:pPr>
               <w:pStyle w:val="Compact"/>
               <w:jc w:val="left"/>
-              <w:ind w:left="0" w:right="0" w:firstLine="0"/>
-              <w:spacing w:before="40" w:after="40" w:lineRule="auto" w:line="240"/>
+              <w:ind w:right="0" w:left="0" w:firstLine="0"/>
+              <w:spacing w:after="40" w:line="240" w:lineRule="auto" w:before="40"/>
             </w:pPr>
             <w:r>
               <w:rPr>
@@ -22373,8 +22373,8 @@
             <w:pPr>
               <w:pStyle w:val="Compact"/>
               <w:jc w:val="left"/>
-              <w:ind w:left="0" w:right="0" w:firstLine="0"/>
-              <w:spacing w:before="40" w:after="40" w:lineRule="auto" w:line="240"/>
+              <w:ind w:right="0" w:left="0" w:firstLine="0"/>
+              <w:spacing w:after="40" w:line="240" w:lineRule="auto" w:before="40"/>
             </w:pPr>
             <w:r>
               <w:t xml:space="preserve">Arbitrary table passed through to</w:t>
@@ -22426,12 +22426,12 @@
     </w:p>
     <w:p>
       <w:pPr>
-        <w:spacing w:line="20" w:after="0" w:lineRule="exact" w:before="0"/>
+        <w:spacing w:lineRule="exact" w:line="20" w:before="0" w:after="0"/>
         <w:rPr>
           <w:sz w:val="2"/>
         </w:rPr>
       </w:pPr>
-      <w:bookmarkStart w:id="53074" w:name="listing-src-model-project-yaml"/>
+      <w:bookmarkStart w:name="listing-src-model-project-yaml" w:id="53074"/>
       <w:bookmarkEnd w:id="53074"/>
     </w:p>
     <w:p>
@@ -22931,14 +22931,14 @@
 <w:ftr xmlns:r="http://schemas.openxmlformats.org/officeDocument/2006/relationships" xmlns:w="http://schemas.openxmlformats.org/wordprocessingml/2006/main">
   <w:tbl>
     <w:tblPr>
-      <w:tblW w:type="pct" w:w="5000"/>
+      <w:tblW w:w="5000" w:type="pct"/>
       <w:tblBorders>
-        <w:top w:color="CCCCCC" w:val="single" w:space="1" w:sz="4"/>
-        <w:bottom w:color="auto" w:val="none" w:space="0" w:sz="0"/>
-        <w:left w:color="auto" w:val="none" w:space="0" w:sz="0"/>
-        <w:right w:color="auto" w:val="none" w:space="0" w:sz="0"/>
-        <w:insideH w:color="auto" w:val="none" w:space="0" w:sz="0"/>
-        <w:insideV w:color="auto" w:val="none" w:space="0" w:sz="0"/>
+        <w:top w:color="CCCCCC" w:space="1" w:val="single" w:sz="4"/>
+        <w:bottom w:color="auto" w:space="0" w:val="none" w:sz="0"/>
+        <w:left w:color="auto" w:space="0" w:val="none" w:sz="0"/>
+        <w:right w:color="auto" w:space="0" w:val="none" w:sz="0"/>
+        <w:insideH w:color="auto" w:space="0" w:val="none" w:sz="0"/>
+        <w:insideV w:color="auto" w:space="0" w:val="none" w:sz="0"/>
       </w:tblBorders>
       <w:tblLayout w:type="fixed"/>
     </w:tblPr>
@@ -22950,7 +22950,7 @@
     <w:tr>
       <w:tc>
         <w:tcPr>
-          <w:tcW w:type="pct" w:w="1667"/>
+          <w:tcW w:w="1667" w:type="pct"/>
         </w:tcPr>
         <w:p>
           <w:pPr>
@@ -22964,7 +22964,7 @@
       </w:tc>
       <w:tc>
         <w:tcPr>
-          <w:tcW w:type="pct" w:w="1667"/>
+          <w:tcW w:w="1667" w:type="pct"/>
         </w:tcPr>
         <w:p>
           <w:pPr>
@@ -22978,7 +22978,7 @@
       </w:tc>
       <w:tc>
         <w:tcPr>
-          <w:tcW w:type="pct" w:w="1667"/>
+          <w:tcW w:w="1667" w:type="pct"/>
         </w:tcPr>
         <w:p>
           <w:pPr>
@@ -24219,18 +24219,18 @@
     <w:basedOn w:val="VerbatimChar"/>
     <w:rPr/>
   </w:style>
-  <w:style w:customStyle="1" w:styleId="SpecObjectHeader" w:type="paragraph">
+  <w:style w:styleId="SpecObjectHeader" w:customStyle="1" w:type="paragraph">
     <w:name w:val="Spec Object Header"/>
     <w:basedOn w:val="Normal"/>
     <w:next w:val="FirstParagraph"/>
     <w:qFormat/>
     <w:pPr>
       <w:keepNext/>
-      <w:spacing w:before="280" w:after="120" w:lineRule="auto" w:line="276"/>
+      <w:spacing w:after="120" w:line="276" w:lineRule="auto" w:before="280"/>
       <w:outlineLvl w:val="0"/>
     </w:pPr>
     <w:rPr>
-      <w:rFonts w:ascii="Calibri Light" w:hAnsi="Calibri Light" w:cs="Calibri Light"/>
+      <w:rFonts w:cs="Calibri Light" w:hAnsi="Calibri Light" w:ascii="Calibri Light"/>
       <w:b/>
       <w:bCs/>
       <w:color w:val="0F4C64"/>

--- a/manual/downloads/creating-a-model.docx
+++ b/manual/downloads/creating-a-model.docx
@@ -415,12 +415,12 @@
     </w:p>
     <w:p>
       <w:pPr>
-        <w:spacing w:lineRule="exact" w:line="20" w:before="0" w:after="0"/>
+        <w:spacing w:lineRule="exact" w:before="0" w:after="0" w:line="20"/>
         <w:rPr>
           <w:sz w:val="2"/>
         </w:rPr>
       </w:pPr>
-      <w:bookmarkStart w:name="listing-src-model-quickstart" w:id="32204"/>
+      <w:bookmarkStart w:id="32204" w:name="listing-src-model-quickstart"/>
       <w:bookmarkEnd w:id="32204"/>
     </w:p>
     <w:p>
@@ -963,12 +963,12 @@
     </w:p>
     <w:p>
       <w:pPr>
-        <w:spacing w:lineRule="exact" w:line="20" w:before="0" w:after="0"/>
+        <w:spacing w:lineRule="exact" w:before="0" w:after="0" w:line="20"/>
         <w:rPr>
           <w:sz w:val="2"/>
         </w:rPr>
       </w:pPr>
-      <w:bookmarkStart w:name="listing-src-model-adr-layout" w:id="21471"/>
+      <w:bookmarkStart w:id="21471" w:name="listing-src-model-adr-layout"/>
       <w:bookmarkEnd w:id="21471"/>
     </w:p>
     <w:p>
@@ -1074,12 +1074,12 @@
     </w:p>
     <w:p>
       <w:pPr>
-        <w:spacing w:lineRule="exact" w:line="20" w:before="0" w:after="0"/>
+        <w:spacing w:lineRule="exact" w:before="0" w:after="0" w:line="20"/>
         <w:rPr>
           <w:sz w:val="2"/>
         </w:rPr>
       </w:pPr>
-      <w:bookmarkStart w:name="listing-src-model-adr-descriptor" w:id="36868"/>
+      <w:bookmarkStart w:id="36868" w:name="listing-src-model-adr-descriptor"/>
       <w:bookmarkEnd w:id="36868"/>
     </w:p>
     <w:p>
@@ -1889,12 +1889,12 @@
     </w:p>
     <w:p>
       <w:pPr>
-        <w:spacing w:lineRule="exact" w:line="20" w:before="0" w:after="0"/>
+        <w:spacing w:lineRule="exact" w:before="0" w:after="0" w:line="20"/>
         <w:rPr>
           <w:sz w:val="2"/>
         </w:rPr>
       </w:pPr>
-      <w:bookmarkStart w:name="listing-src-model-adr-usage" w:id="5934"/>
+      <w:bookmarkStart w:id="5934" w:name="listing-src-model-adr-usage"/>
       <w:bookmarkEnd w:id="5934"/>
     </w:p>
     <w:p>
@@ -2236,12 +2236,12 @@
     </w:p>
     <w:p>
       <w:pPr>
-        <w:spacing w:lineRule="exact" w:line="20" w:before="0" w:after="0"/>
+        <w:spacing w:lineRule="exact" w:before="0" w:after="0" w:line="20"/>
         <w:rPr>
           <w:sz w:val="2"/>
         </w:rPr>
       </w:pPr>
-      <w:bookmarkStart w:name="listing-src-model-directory-layout" w:id="46561"/>
+      <w:bookmarkStart w:id="46561" w:name="listing-src-model-directory-layout"/>
       <w:bookmarkEnd w:id="46561"/>
     </w:p>
     <w:p>
@@ -2426,12 +2426,12 @@
     </w:p>
     <w:p>
       <w:pPr>
-        <w:spacing w:lineRule="exact" w:line="20" w:before="0" w:after="0"/>
+        <w:spacing w:lineRule="exact" w:before="0" w:after="0" w:line="20"/>
         <w:rPr>
           <w:sz w:val="2"/>
         </w:rPr>
       </w:pPr>
-      <w:bookmarkStart w:name="listing-src-model-manifest" w:id="28870"/>
+      <w:bookmarkStart w:id="28870" w:name="listing-src-model-manifest"/>
       <w:bookmarkEnd w:id="28870"/>
     </w:p>
     <w:p>
@@ -2666,12 +2666,12 @@
     </w:p>
     <w:p>
       <w:pPr>
-        <w:spacing w:lineRule="exact" w:line="20" w:before="0" w:after="0"/>
+        <w:spacing w:lineRule="exact" w:before="0" w:after="0" w:line="20"/>
         <w:rPr>
           <w:sz w:val="2"/>
         </w:rPr>
       </w:pPr>
-      <w:bookmarkStart w:name="csv-tbl-model-categories" w:id="36631"/>
+      <w:bookmarkStart w:id="36631" w:name="csv-tbl-model-categories"/>
       <w:bookmarkEnd w:id="36631"/>
     </w:p>
     <w:p>
@@ -2708,18 +2708,18 @@
         <w:tblLook w:firstRow="1" w:lastRow="0" w:firstColumn="0" w:lastColumn="0" w:noHBand="0" w:noVBand="0" w:val="0020"/>
         <w:jc w:val="start"/>
         <w:tblBorders>
-          <w:top w:color="000000" w:space="0" w:val="single" w:sz="6"/>
-          <w:left w:color="000000" w:space="0" w:val="single" w:sz="6"/>
-          <w:bottom w:color="000000" w:space="0" w:val="single" w:sz="6"/>
-          <w:right w:color="000000" w:space="0" w:val="single" w:sz="6"/>
-          <w:insideH w:color="000000" w:space="0" w:val="single" w:sz="6"/>
-          <w:insideV w:color="000000" w:space="0" w:val="single" w:sz="6"/>
+          <w:top w:val="single" w:sz="6" w:color="000000" w:space="0"/>
+          <w:left w:val="single" w:sz="6" w:color="000000" w:space="0"/>
+          <w:bottom w:val="single" w:sz="6" w:color="000000" w:space="0"/>
+          <w:right w:val="single" w:sz="6" w:color="000000" w:space="0"/>
+          <w:insideH w:val="single" w:sz="6" w:color="000000" w:space="0"/>
+          <w:insideV w:val="single" w:sz="6" w:color="000000" w:space="0"/>
         </w:tblBorders>
         <w:tblCellMar>
-          <w:top w:w="57" w:type="dxa"/>
-          <w:left w:w="108" w:type="dxa"/>
-          <w:bottom w:w="57" w:type="dxa"/>
-          <w:right w:w="108" w:type="dxa"/>
+          <w:top w:type="dxa" w:w="57"/>
+          <w:left w:type="dxa" w:w="108"/>
+          <w:bottom w:type="dxa" w:w="57"/>
+          <w:right w:type="dxa" w:w="108"/>
         </w:tblCellMar>
       </w:tblPr>
       <w:tblGrid>
@@ -2734,14 +2734,14 @@
         </w:trPr>
         <w:tc>
           <w:tcPr>
-            <w:shd w:color="auto" w:val="clear" w:fill="E8E8E8"/>
+            <w:shd w:val="clear" w:color="auto" w:fill="E8E8E8"/>
           </w:tcPr>
           <w:p>
             <w:pPr>
               <w:pStyle w:val="Compact"/>
               <w:jc w:val="left"/>
-              <w:ind w:right="0" w:left="0" w:firstLine="0"/>
-              <w:spacing w:after="40" w:line="240" w:lineRule="auto" w:before="40"/>
+              <w:ind w:left="0" w:right="0" w:firstLine="0"/>
+              <w:spacing w:lineRule="auto" w:before="40" w:line="240" w:after="40"/>
             </w:pPr>
             <w:r>
               <w:rPr>
@@ -2753,14 +2753,14 @@
         </w:tc>
         <w:tc>
           <w:tcPr>
-            <w:shd w:color="auto" w:val="clear" w:fill="E8E8E8"/>
+            <w:shd w:val="clear" w:color="auto" w:fill="E8E8E8"/>
           </w:tcPr>
           <w:p>
             <w:pPr>
               <w:pStyle w:val="Compact"/>
               <w:jc w:val="left"/>
-              <w:ind w:right="0" w:left="0" w:firstLine="0"/>
-              <w:spacing w:after="40" w:line="240" w:lineRule="auto" w:before="40"/>
+              <w:ind w:left="0" w:right="0" w:firstLine="0"/>
+              <w:spacing w:lineRule="auto" w:before="40" w:line="240" w:after="40"/>
             </w:pPr>
             <w:r>
               <w:rPr>
@@ -2773,14 +2773,14 @@
         </w:tc>
         <w:tc>
           <w:tcPr>
-            <w:shd w:color="auto" w:val="clear" w:fill="E8E8E8"/>
+            <w:shd w:val="clear" w:color="auto" w:fill="E8E8E8"/>
           </w:tcPr>
           <w:p>
             <w:pPr>
               <w:pStyle w:val="Compact"/>
               <w:jc w:val="left"/>
-              <w:ind w:right="0" w:left="0" w:firstLine="0"/>
-              <w:spacing w:after="40" w:line="240" w:lineRule="auto" w:before="40"/>
+              <w:ind w:left="0" w:right="0" w:firstLine="0"/>
+              <w:spacing w:lineRule="auto" w:before="40" w:line="240" w:after="40"/>
             </w:pPr>
             <w:r>
               <w:rPr>
@@ -2792,14 +2792,14 @@
         </w:tc>
         <w:tc>
           <w:tcPr>
-            <w:shd w:color="auto" w:val="clear" w:fill="E8E8E8"/>
+            <w:shd w:val="clear" w:color="auto" w:fill="E8E8E8"/>
           </w:tcPr>
           <w:p>
             <w:pPr>
               <w:pStyle w:val="Compact"/>
               <w:jc w:val="left"/>
-              <w:ind w:right="0" w:left="0" w:firstLine="0"/>
-              <w:spacing w:after="40" w:line="240" w:lineRule="auto" w:before="40"/>
+              <w:ind w:left="0" w:right="0" w:firstLine="0"/>
+              <w:spacing w:lineRule="auto" w:before="40" w:line="240" w:after="40"/>
             </w:pPr>
             <w:r>
               <w:rPr>
@@ -2817,8 +2817,8 @@
             <w:pPr>
               <w:pStyle w:val="Compact"/>
               <w:jc w:val="left"/>
-              <w:ind w:right="0" w:left="0" w:firstLine="0"/>
-              <w:spacing w:after="40" w:line="240" w:lineRule="auto" w:before="40"/>
+              <w:ind w:left="0" w:right="0" w:firstLine="0"/>
+              <w:spacing w:lineRule="auto" w:before="40" w:line="240" w:after="40"/>
             </w:pPr>
             <w:r>
               <w:t xml:space="preserve">Object</w:t>
@@ -2831,8 +2831,8 @@
             <w:pPr>
               <w:pStyle w:val="Compact"/>
               <w:jc w:val="left"/>
-              <w:ind w:right="0" w:left="0" w:firstLine="0"/>
-              <w:spacing w:after="40" w:line="240" w:lineRule="auto" w:before="40"/>
+              <w:ind w:left="0" w:right="0" w:firstLine="0"/>
+              <w:spacing w:lineRule="auto" w:before="40" w:line="240" w:after="40"/>
             </w:pPr>
             <w:r>
               <w:rPr>
@@ -2848,8 +2848,8 @@
             <w:pPr>
               <w:pStyle w:val="Compact"/>
               <w:jc w:val="left"/>
-              <w:ind w:right="0" w:left="0" w:firstLine="0"/>
-              <w:spacing w:after="40" w:line="240" w:lineRule="auto" w:before="40"/>
+              <w:ind w:left="0" w:right="0" w:firstLine="0"/>
+              <w:spacing w:lineRule="auto" w:before="40" w:line="240" w:after="40"/>
             </w:pPr>
             <w:r>
               <w:rPr>
@@ -2865,8 +2865,8 @@
             <w:pPr>
               <w:pStyle w:val="Compact"/>
               <w:jc w:val="left"/>
-              <w:ind w:right="0" w:left="0" w:firstLine="0"/>
-              <w:spacing w:after="40" w:line="240" w:lineRule="auto" w:before="40"/>
+              <w:ind w:left="0" w:right="0" w:firstLine="0"/>
+              <w:spacing w:lineRule="auto" w:before="40" w:line="240" w:after="40"/>
             </w:pPr>
             <w:r>
               <w:t xml:space="preserve">none (omit</w:t>
@@ -2902,8 +2902,8 @@
             <w:pPr>
               <w:pStyle w:val="Compact"/>
               <w:jc w:val="left"/>
-              <w:ind w:right="0" w:left="0" w:firstLine="0"/>
-              <w:spacing w:after="40" w:line="240" w:lineRule="auto" w:before="40"/>
+              <w:ind w:left="0" w:right="0" w:firstLine="0"/>
+              <w:spacing w:lineRule="auto" w:before="40" w:line="240" w:after="40"/>
             </w:pPr>
             <w:r>
               <w:t xml:space="preserve">Float</w:t>
@@ -2916,8 +2916,8 @@
             <w:pPr>
               <w:pStyle w:val="Compact"/>
               <w:jc w:val="left"/>
-              <w:ind w:right="0" w:left="0" w:firstLine="0"/>
-              <w:spacing w:after="40" w:line="240" w:lineRule="auto" w:before="40"/>
+              <w:ind w:left="0" w:right="0" w:firstLine="0"/>
+              <w:spacing w:lineRule="auto" w:before="40" w:line="240" w:after="40"/>
             </w:pPr>
             <w:r>
               <w:rPr>
@@ -2933,8 +2933,8 @@
             <w:pPr>
               <w:pStyle w:val="Compact"/>
               <w:jc w:val="left"/>
-              <w:ind w:right="0" w:left="0" w:firstLine="0"/>
-              <w:spacing w:after="40" w:line="240" w:lineRule="auto" w:before="40"/>
+              <w:ind w:left="0" w:right="0" w:firstLine="0"/>
+              <w:spacing w:lineRule="auto" w:before="40" w:line="240" w:after="40"/>
             </w:pPr>
             <w:r>
               <w:rPr>
@@ -2950,8 +2950,8 @@
             <w:pPr>
               <w:pStyle w:val="Compact"/>
               <w:jc w:val="left"/>
-              <w:ind w:right="0" w:left="0" w:firstLine="0"/>
-              <w:spacing w:after="40" w:line="240" w:lineRule="auto" w:before="40"/>
+              <w:ind w:left="0" w:right="0" w:firstLine="0"/>
+              <w:spacing w:lineRule="auto" w:before="40" w:line="240" w:after="40"/>
             </w:pPr>
             <w:r>
               <w:rPr>
@@ -2996,8 +2996,8 @@
             <w:pPr>
               <w:pStyle w:val="Compact"/>
               <w:jc w:val="left"/>
-              <w:ind w:right="0" w:left="0" w:firstLine="0"/>
-              <w:spacing w:after="40" w:line="240" w:lineRule="auto" w:before="40"/>
+              <w:ind w:left="0" w:right="0" w:firstLine="0"/>
+              <w:spacing w:lineRule="auto" w:before="40" w:line="240" w:after="40"/>
             </w:pPr>
             <w:r>
               <w:t xml:space="preserve">Relation</w:t>
@@ -3010,8 +3010,8 @@
             <w:pPr>
               <w:pStyle w:val="Compact"/>
               <w:jc w:val="left"/>
-              <w:ind w:right="0" w:left="0" w:firstLine="0"/>
-              <w:spacing w:after="40" w:line="240" w:lineRule="auto" w:before="40"/>
+              <w:ind w:left="0" w:right="0" w:firstLine="0"/>
+              <w:spacing w:lineRule="auto" w:before="40" w:line="240" w:after="40"/>
             </w:pPr>
             <w:r>
               <w:rPr>
@@ -3027,8 +3027,8 @@
             <w:pPr>
               <w:pStyle w:val="Compact"/>
               <w:jc w:val="left"/>
-              <w:ind w:right="0" w:left="0" w:firstLine="0"/>
-              <w:spacing w:after="40" w:line="240" w:lineRule="auto" w:before="40"/>
+              <w:ind w:left="0" w:right="0" w:firstLine="0"/>
+              <w:spacing w:lineRule="auto" w:before="40" w:line="240" w:after="40"/>
             </w:pPr>
             <w:r>
               <w:rPr>
@@ -3044,8 +3044,8 @@
             <w:pPr>
               <w:pStyle w:val="Compact"/>
               <w:jc w:val="left"/>
-              <w:ind w:right="0" w:left="0" w:firstLine="0"/>
-              <w:spacing w:after="40" w:line="240" w:lineRule="auto" w:before="40"/>
+              <w:ind w:left="0" w:right="0" w:firstLine="0"/>
+              <w:spacing w:lineRule="auto" w:before="40" w:line="240" w:after="40"/>
             </w:pPr>
             <w:r>
               <w:t xml:space="preserve">none,</w:t>
@@ -3081,8 +3081,8 @@
             <w:pPr>
               <w:pStyle w:val="Compact"/>
               <w:jc w:val="left"/>
-              <w:ind w:right="0" w:left="0" w:firstLine="0"/>
-              <w:spacing w:after="40" w:line="240" w:lineRule="auto" w:before="40"/>
+              <w:ind w:left="0" w:right="0" w:firstLine="0"/>
+              <w:spacing w:lineRule="auto" w:before="40" w:line="240" w:after="40"/>
             </w:pPr>
             <w:r>
               <w:t xml:space="preserve">View</w:t>
@@ -3095,8 +3095,8 @@
             <w:pPr>
               <w:pStyle w:val="Compact"/>
               <w:jc w:val="left"/>
-              <w:ind w:right="0" w:left="0" w:firstLine="0"/>
-              <w:spacing w:after="40" w:line="240" w:lineRule="auto" w:before="40"/>
+              <w:ind w:left="0" w:right="0" w:firstLine="0"/>
+              <w:spacing w:lineRule="auto" w:before="40" w:line="240" w:after="40"/>
             </w:pPr>
             <w:r>
               <w:rPr>
@@ -3112,8 +3112,8 @@
             <w:pPr>
               <w:pStyle w:val="Compact"/>
               <w:jc w:val="left"/>
-              <w:ind w:right="0" w:left="0" w:firstLine="0"/>
-              <w:spacing w:after="40" w:line="240" w:lineRule="auto" w:before="40"/>
+              <w:ind w:left="0" w:right="0" w:firstLine="0"/>
+              <w:spacing w:lineRule="auto" w:before="40" w:line="240" w:after="40"/>
             </w:pPr>
             <w:r>
               <w:rPr>
@@ -3129,8 +3129,8 @@
             <w:pPr>
               <w:pStyle w:val="Compact"/>
               <w:jc w:val="left"/>
-              <w:ind w:right="0" w:left="0" w:firstLine="0"/>
-              <w:spacing w:after="40" w:line="240" w:lineRule="auto" w:before="40"/>
+              <w:ind w:left="0" w:right="0" w:firstLine="0"/>
+              <w:spacing w:lineRule="auto" w:before="40" w:line="240" w:after="40"/>
             </w:pPr>
             <w:r>
               <w:rPr>
@@ -3184,8 +3184,8 @@
             <w:pPr>
               <w:pStyle w:val="Compact"/>
               <w:jc w:val="left"/>
-              <w:ind w:right="0" w:left="0" w:firstLine="0"/>
-              <w:spacing w:after="40" w:line="240" w:lineRule="auto" w:before="40"/>
+              <w:ind w:left="0" w:right="0" w:firstLine="0"/>
+              <w:spacing w:lineRule="auto" w:before="40" w:line="240" w:after="40"/>
             </w:pPr>
             <w:r>
               <w:t xml:space="preserve">Specification</w:t>
@@ -3198,8 +3198,8 @@
             <w:pPr>
               <w:pStyle w:val="Compact"/>
               <w:jc w:val="left"/>
-              <w:ind w:right="0" w:left="0" w:firstLine="0"/>
-              <w:spacing w:after="40" w:line="240" w:lineRule="auto" w:before="40"/>
+              <w:ind w:left="0" w:right="0" w:firstLine="0"/>
+              <w:spacing w:lineRule="auto" w:before="40" w:line="240" w:after="40"/>
             </w:pPr>
             <w:r>
               <w:rPr>
@@ -3215,8 +3215,8 @@
             <w:pPr>
               <w:pStyle w:val="Compact"/>
               <w:jc w:val="left"/>
-              <w:ind w:right="0" w:left="0" w:firstLine="0"/>
-              <w:spacing w:after="40" w:line="240" w:lineRule="auto" w:before="40"/>
+              <w:ind w:left="0" w:right="0" w:firstLine="0"/>
+              <w:spacing w:lineRule="auto" w:before="40" w:line="240" w:after="40"/>
             </w:pPr>
             <w:r>
               <w:rPr>
@@ -3232,8 +3232,8 @@
             <w:pPr>
               <w:pStyle w:val="Compact"/>
               <w:jc w:val="left"/>
-              <w:ind w:right="0" w:left="0" w:firstLine="0"/>
-              <w:spacing w:after="40" w:line="240" w:lineRule="auto" w:before="40"/>
+              <w:ind w:left="0" w:right="0" w:firstLine="0"/>
+              <w:spacing w:lineRule="auto" w:before="40" w:line="240" w:after="40"/>
             </w:pPr>
             <w:r>
               <w:t xml:space="preserve">none (omit</w:t>
@@ -3260,8 +3260,8 @@
             <w:pPr>
               <w:pStyle w:val="Compact"/>
               <w:jc w:val="left"/>
-              <w:ind w:right="0" w:left="0" w:firstLine="0"/>
-              <w:spacing w:after="40" w:line="240" w:lineRule="auto" w:before="40"/>
+              <w:ind w:left="0" w:right="0" w:firstLine="0"/>
+              <w:spacing w:lineRule="auto" w:before="40" w:line="240" w:after="40"/>
             </w:pPr>
             <w:r>
               <w:t xml:space="preserve">Analyze query</w:t>
@@ -3274,8 +3274,8 @@
             <w:pPr>
               <w:pStyle w:val="Compact"/>
               <w:jc w:val="left"/>
-              <w:ind w:right="0" w:left="0" w:firstLine="0"/>
-              <w:spacing w:after="40" w:line="240" w:lineRule="auto" w:before="40"/>
+              <w:ind w:left="0" w:right="0" w:firstLine="0"/>
+              <w:spacing w:lineRule="auto" w:before="40" w:line="240" w:after="40"/>
             </w:pPr>
             <w:r>
               <w:rPr>
@@ -3291,8 +3291,8 @@
             <w:pPr>
               <w:pStyle w:val="Compact"/>
               <w:jc w:val="left"/>
-              <w:ind w:right="0" w:left="0" w:firstLine="0"/>
-              <w:spacing w:after="40" w:line="240" w:lineRule="auto" w:before="40"/>
+              <w:ind w:left="0" w:right="0" w:firstLine="0"/>
+              <w:spacing w:lineRule="auto" w:before="40" w:line="240" w:after="40"/>
             </w:pPr>
             <w:r>
               <w:rPr>
@@ -3308,8 +3308,8 @@
             <w:pPr>
               <w:pStyle w:val="Compact"/>
               <w:jc w:val="left"/>
-              <w:ind w:right="0" w:left="0" w:firstLine="0"/>
-              <w:spacing w:after="40" w:line="240" w:lineRule="auto" w:before="40"/>
+              <w:ind w:left="0" w:right="0" w:firstLine="0"/>
+              <w:spacing w:lineRule="auto" w:before="40" w:line="240" w:after="40"/>
             </w:pPr>
             <w:r>
               <w:rPr>
@@ -3593,12 +3593,12 @@
     </w:p>
     <w:p>
       <w:pPr>
-        <w:spacing w:lineRule="exact" w:line="20" w:before="0" w:after="0"/>
+        <w:spacing w:lineRule="exact" w:before="0" w:after="0" w:line="20"/>
         <w:rPr>
           <w:sz w:val="2"/>
         </w:rPr>
       </w:pPr>
-      <w:bookmarkStart w:name="csv-tbl-model-hook-catalogue" w:id="5146"/>
+      <w:bookmarkStart w:id="5146" w:name="csv-tbl-model-hook-catalogue"/>
       <w:bookmarkEnd w:id="5146"/>
     </w:p>
     <w:p>
@@ -3635,18 +3635,18 @@
         <w:tblLook w:firstRow="1" w:lastRow="0" w:firstColumn="0" w:lastColumn="0" w:noHBand="0" w:noVBand="0" w:val="0020"/>
         <w:jc w:val="start"/>
         <w:tblBorders>
-          <w:top w:color="000000" w:space="0" w:val="single" w:sz="6"/>
-          <w:left w:color="000000" w:space="0" w:val="single" w:sz="6"/>
-          <w:bottom w:color="000000" w:space="0" w:val="single" w:sz="6"/>
-          <w:right w:color="000000" w:space="0" w:val="single" w:sz="6"/>
-          <w:insideH w:color="000000" w:space="0" w:val="single" w:sz="6"/>
-          <w:insideV w:color="000000" w:space="0" w:val="single" w:sz="6"/>
+          <w:top w:val="single" w:sz="6" w:color="000000" w:space="0"/>
+          <w:left w:val="single" w:sz="6" w:color="000000" w:space="0"/>
+          <w:bottom w:val="single" w:sz="6" w:color="000000" w:space="0"/>
+          <w:right w:val="single" w:sz="6" w:color="000000" w:space="0"/>
+          <w:insideH w:val="single" w:sz="6" w:color="000000" w:space="0"/>
+          <w:insideV w:val="single" w:sz="6" w:color="000000" w:space="0"/>
         </w:tblBorders>
         <w:tblCellMar>
-          <w:top w:w="57" w:type="dxa"/>
-          <w:left w:w="108" w:type="dxa"/>
-          <w:bottom w:w="57" w:type="dxa"/>
-          <w:right w:w="108" w:type="dxa"/>
+          <w:top w:type="dxa" w:w="57"/>
+          <w:left w:type="dxa" w:w="108"/>
+          <w:bottom w:type="dxa" w:w="57"/>
+          <w:right w:type="dxa" w:w="108"/>
         </w:tblCellMar>
       </w:tblPr>
       <w:tblGrid>
@@ -3662,14 +3662,14 @@
         </w:trPr>
         <w:tc>
           <w:tcPr>
-            <w:shd w:color="auto" w:val="clear" w:fill="E8E8E8"/>
+            <w:shd w:val="clear" w:color="auto" w:fill="E8E8E8"/>
           </w:tcPr>
           <w:p>
             <w:pPr>
               <w:pStyle w:val="Compact"/>
               <w:jc w:val="left"/>
-              <w:ind w:right="0" w:left="0" w:firstLine="0"/>
-              <w:spacing w:after="40" w:line="240" w:lineRule="auto" w:before="40"/>
+              <w:ind w:left="0" w:right="0" w:firstLine="0"/>
+              <w:spacing w:lineRule="auto" w:before="40" w:line="240" w:after="40"/>
             </w:pPr>
             <w:r>
               <w:rPr>
@@ -3681,14 +3681,14 @@
         </w:tc>
         <w:tc>
           <w:tcPr>
-            <w:shd w:color="auto" w:val="clear" w:fill="E8E8E8"/>
+            <w:shd w:val="clear" w:color="auto" w:fill="E8E8E8"/>
           </w:tcPr>
           <w:p>
             <w:pPr>
               <w:pStyle w:val="Compact"/>
               <w:jc w:val="left"/>
-              <w:ind w:right="0" w:left="0" w:firstLine="0"/>
-              <w:spacing w:after="40" w:line="240" w:lineRule="auto" w:before="40"/>
+              <w:ind w:left="0" w:right="0" w:firstLine="0"/>
+              <w:spacing w:lineRule="auto" w:before="40" w:line="240" w:after="40"/>
             </w:pPr>
             <w:r>
               <w:rPr>
@@ -3700,14 +3700,14 @@
         </w:tc>
         <w:tc>
           <w:tcPr>
-            <w:shd w:color="auto" w:val="clear" w:fill="E8E8E8"/>
+            <w:shd w:val="clear" w:color="auto" w:fill="E8E8E8"/>
           </w:tcPr>
           <w:p>
             <w:pPr>
               <w:pStyle w:val="Compact"/>
               <w:jc w:val="left"/>
-              <w:ind w:right="0" w:left="0" w:firstLine="0"/>
-              <w:spacing w:after="40" w:line="240" w:lineRule="auto" w:before="40"/>
+              <w:ind w:left="0" w:right="0" w:firstLine="0"/>
+              <w:spacing w:lineRule="auto" w:before="40" w:line="240" w:after="40"/>
             </w:pPr>
             <w:r>
               <w:rPr>
@@ -3719,14 +3719,14 @@
         </w:tc>
         <w:tc>
           <w:tcPr>
-            <w:shd w:color="auto" w:val="clear" w:fill="E8E8E8"/>
+            <w:shd w:val="clear" w:color="auto" w:fill="E8E8E8"/>
           </w:tcPr>
           <w:p>
             <w:pPr>
               <w:pStyle w:val="Compact"/>
               <w:jc w:val="left"/>
-              <w:ind w:right="0" w:left="0" w:firstLine="0"/>
-              <w:spacing w:after="40" w:line="240" w:lineRule="auto" w:before="40"/>
+              <w:ind w:left="0" w:right="0" w:firstLine="0"/>
+              <w:spacing w:lineRule="auto" w:before="40" w:line="240" w:after="40"/>
             </w:pPr>
             <w:r>
               <w:rPr>
@@ -3738,14 +3738,14 @@
         </w:tc>
         <w:tc>
           <w:tcPr>
-            <w:shd w:color="auto" w:val="clear" w:fill="E8E8E8"/>
+            <w:shd w:val="clear" w:color="auto" w:fill="E8E8E8"/>
           </w:tcPr>
           <w:p>
             <w:pPr>
               <w:pStyle w:val="Compact"/>
               <w:jc w:val="left"/>
-              <w:ind w:right="0" w:left="0" w:firstLine="0"/>
-              <w:spacing w:after="40" w:line="240" w:lineRule="auto" w:before="40"/>
+              <w:ind w:left="0" w:right="0" w:firstLine="0"/>
+              <w:spacing w:lineRule="auto" w:before="40" w:line="240" w:after="40"/>
             </w:pPr>
             <w:r>
               <w:rPr>
@@ -3763,8 +3763,8 @@
             <w:pPr>
               <w:pStyle w:val="Compact"/>
               <w:jc w:val="left"/>
-              <w:ind w:right="0" w:left="0" w:firstLine="0"/>
-              <w:spacing w:after="40" w:line="240" w:lineRule="auto" w:before="40"/>
+              <w:ind w:left="0" w:right="0" w:firstLine="0"/>
+              <w:spacing w:lineRule="auto" w:before="40" w:line="240" w:after="40"/>
             </w:pPr>
             <w:r>
               <w:rPr>
@@ -3780,8 +3780,8 @@
             <w:pPr>
               <w:pStyle w:val="Compact"/>
               <w:jc w:val="left"/>
-              <w:ind w:right="0" w:left="0" w:firstLine="0"/>
-              <w:spacing w:after="40" w:line="240" w:lineRule="auto" w:before="40"/>
+              <w:ind w:left="0" w:right="0" w:firstLine="0"/>
+              <w:spacing w:lineRule="auto" w:before="40" w:line="240" w:after="40"/>
             </w:pPr>
             <w:r>
               <w:t xml:space="preserve">object, specification, float, view</w:t>
@@ -3794,8 +3794,8 @@
             <w:pPr>
               <w:pStyle w:val="Compact"/>
               <w:jc w:val="left"/>
-              <w:ind w:right="0" w:left="0" w:firstLine="0"/>
-              <w:spacing w:after="40" w:line="240" w:lineRule="auto" w:before="40"/>
+              <w:ind w:left="0" w:right="0" w:firstLine="0"/>
+              <w:spacing w:lineRule="auto" w:before="40" w:line="240" w:after="40"/>
             </w:pPr>
             <w:r>
               <w:t xml:space="preserve">render</w:t>
@@ -3808,8 +3808,8 @@
             <w:pPr>
               <w:pStyle w:val="Compact"/>
               <w:jc w:val="left"/>
-              <w:ind w:right="0" w:left="0" w:firstLine="0"/>
-              <w:spacing w:after="40" w:line="240" w:lineRule="auto" w:before="40"/>
+              <w:ind w:left="0" w:right="0" w:firstLine="0"/>
+              <w:spacing w:lineRule="auto" w:before="40" w:line="240" w:after="40"/>
             </w:pPr>
             <w:r>
               <w:t xml:space="preserve">Pandoc Block(s) / Inlines</w:t>
@@ -3822,8 +3822,8 @@
             <w:pPr>
               <w:pStyle w:val="Compact"/>
               <w:jc w:val="left"/>
-              <w:ind w:right="0" w:left="0" w:firstLine="0"/>
-              <w:spacing w:after="40" w:line="240" w:lineRule="auto" w:before="40"/>
+              <w:ind w:left="0" w:right="0" w:firstLine="0"/>
+              <w:spacing w:lineRule="auto" w:before="40" w:line="240" w:after="40"/>
             </w:pPr>
             <w:r>
               <w:t xml:space="preserve">EMIT, when the element of this type is being rendered.</w:t>
@@ -3838,8 +3838,8 @@
             <w:pPr>
               <w:pStyle w:val="Compact"/>
               <w:jc w:val="left"/>
-              <w:ind w:right="0" w:left="0" w:firstLine="0"/>
-              <w:spacing w:after="40" w:line="240" w:lineRule="auto" w:before="40"/>
+              <w:ind w:left="0" w:right="0" w:firstLine="0"/>
+              <w:spacing w:lineRule="auto" w:before="40" w:line="240" w:after="40"/>
             </w:pPr>
             <w:r>
               <w:rPr>
@@ -3855,8 +3855,8 @@
             <w:pPr>
               <w:pStyle w:val="Compact"/>
               <w:jc w:val="left"/>
-              <w:ind w:right="0" w:left="0" w:firstLine="0"/>
-              <w:spacing w:after="40" w:line="240" w:lineRule="auto" w:before="40"/>
+              <w:ind w:left="0" w:right="0" w:firstLine="0"/>
+              <w:spacing w:lineRule="auto" w:before="40" w:line="240" w:after="40"/>
             </w:pPr>
             <w:r>
               <w:t xml:space="preserve">view</w:t>
@@ -3869,8 +3869,8 @@
             <w:pPr>
               <w:pStyle w:val="Compact"/>
               <w:jc w:val="left"/>
-              <w:ind w:right="0" w:left="0" w:firstLine="0"/>
-              <w:spacing w:after="40" w:line="240" w:lineRule="auto" w:before="40"/>
+              <w:ind w:left="0" w:right="0" w:firstLine="0"/>
+              <w:spacing w:lineRule="auto" w:before="40" w:line="240" w:after="40"/>
             </w:pPr>
             <w:r>
               <w:t xml:space="preserve">render</w:t>
@@ -3883,8 +3883,8 @@
             <w:pPr>
               <w:pStyle w:val="Compact"/>
               <w:jc w:val="left"/>
-              <w:ind w:right="0" w:left="0" w:firstLine="0"/>
-              <w:spacing w:after="40" w:line="240" w:lineRule="auto" w:before="40"/>
+              <w:ind w:left="0" w:right="0" w:firstLine="0"/>
+              <w:spacing w:lineRule="auto" w:before="40" w:line="240" w:after="40"/>
             </w:pPr>
             <w:r>
               <w:t xml:space="preserve">Pandoc Block</w:t>
@@ -3897,8 +3897,8 @@
             <w:pPr>
               <w:pStyle w:val="Compact"/>
               <w:jc w:val="left"/>
-              <w:ind w:right="0" w:left="0" w:firstLine="0"/>
-              <w:spacing w:after="40" w:line="240" w:lineRule="auto" w:before="40"/>
+              <w:ind w:left="0" w:right="0" w:firstLine="0"/>
+              <w:spacing w:lineRule="auto" w:before="40" w:line="240" w:after="40"/>
             </w:pPr>
             <w:r>
               <w:t xml:space="preserve">EMIT, for a block view written as a fenced</w:t>
@@ -3928,8 +3928,8 @@
             <w:pPr>
               <w:pStyle w:val="Compact"/>
               <w:jc w:val="left"/>
-              <w:ind w:right="0" w:left="0" w:firstLine="0"/>
-              <w:spacing w:after="40" w:line="240" w:lineRule="auto" w:before="40"/>
+              <w:ind w:left="0" w:right="0" w:firstLine="0"/>
+              <w:spacing w:lineRule="auto" w:before="40" w:line="240" w:after="40"/>
             </w:pPr>
             <w:r>
               <w:rPr>
@@ -3945,8 +3945,8 @@
             <w:pPr>
               <w:pStyle w:val="Compact"/>
               <w:jc w:val="left"/>
-              <w:ind w:right="0" w:left="0" w:firstLine="0"/>
-              <w:spacing w:after="40" w:line="240" w:lineRule="auto" w:before="40"/>
+              <w:ind w:left="0" w:right="0" w:firstLine="0"/>
+              <w:spacing w:lineRule="auto" w:before="40" w:line="240" w:after="40"/>
             </w:pPr>
             <w:r>
               <w:t xml:space="preserve">relation</w:t>
@@ -3959,8 +3959,8 @@
             <w:pPr>
               <w:pStyle w:val="Compact"/>
               <w:jc w:val="left"/>
-              <w:ind w:right="0" w:left="0" w:firstLine="0"/>
-              <w:spacing w:after="40" w:line="240" w:lineRule="auto" w:before="40"/>
+              <w:ind w:left="0" w:right="0" w:firstLine="0"/>
+              <w:spacing w:lineRule="auto" w:before="40" w:line="240" w:after="40"/>
             </w:pPr>
             <w:r>
               <w:t xml:space="preserve">render</w:t>
@@ -3973,8 +3973,8 @@
             <w:pPr>
               <w:pStyle w:val="Compact"/>
               <w:jc w:val="left"/>
-              <w:ind w:right="0" w:left="0" w:firstLine="0"/>
-              <w:spacing w:after="40" w:line="240" w:lineRule="auto" w:before="40"/>
+              <w:ind w:left="0" w:right="0" w:firstLine="0"/>
+              <w:spacing w:lineRule="auto" w:before="40" w:line="240" w:after="40"/>
             </w:pPr>
             <w:r>
               <w:t xml:space="preserve">display string (or</w:t>
@@ -3999,8 +3999,8 @@
             <w:pPr>
               <w:pStyle w:val="Compact"/>
               <w:jc w:val="left"/>
-              <w:ind w:right="0" w:left="0" w:firstLine="0"/>
-              <w:spacing w:after="40" w:line="240" w:lineRule="auto" w:before="40"/>
+              <w:ind w:left="0" w:right="0" w:firstLine="0"/>
+              <w:spacing w:lineRule="auto" w:before="40" w:line="240" w:after="40"/>
             </w:pPr>
             <w:r>
               <w:t xml:space="preserve">EMIT, to produce the visible text of a link of this relation type.</w:t>
@@ -4015,8 +4015,8 @@
             <w:pPr>
               <w:pStyle w:val="Compact"/>
               <w:jc w:val="left"/>
-              <w:ind w:right="0" w:left="0" w:firstLine="0"/>
-              <w:spacing w:after="40" w:line="240" w:lineRule="auto" w:before="40"/>
+              <w:ind w:left="0" w:right="0" w:firstLine="0"/>
+              <w:spacing w:lineRule="auto" w:before="40" w:line="240" w:after="40"/>
             </w:pPr>
             <w:r>
               <w:rPr>
@@ -4032,8 +4032,8 @@
             <w:pPr>
               <w:pStyle w:val="Compact"/>
               <w:jc w:val="left"/>
-              <w:ind w:right="0" w:left="0" w:firstLine="0"/>
-              <w:spacing w:after="40" w:line="240" w:lineRule="auto" w:before="40"/>
+              <w:ind w:left="0" w:right="0" w:firstLine="0"/>
+              <w:spacing w:lineRule="auto" w:before="40" w:line="240" w:after="40"/>
             </w:pPr>
             <w:r>
               <w:t xml:space="preserve">analyze</w:t>
@@ -4046,8 +4046,8 @@
             <w:pPr>
               <w:pStyle w:val="Compact"/>
               <w:jc w:val="left"/>
-              <w:ind w:right="0" w:left="0" w:firstLine="0"/>
-              <w:spacing w:after="40" w:line="240" w:lineRule="auto" w:before="40"/>
+              <w:ind w:left="0" w:right="0" w:firstLine="0"/>
+              <w:spacing w:lineRule="auto" w:before="40" w:line="240" w:after="40"/>
             </w:pPr>
             <w:r>
               <w:t xml:space="preserve">render</w:t>
@@ -4060,8 +4060,8 @@
             <w:pPr>
               <w:pStyle w:val="Compact"/>
               <w:jc w:val="left"/>
-              <w:ind w:right="0" w:left="0" w:firstLine="0"/>
-              <w:spacing w:after="40" w:line="240" w:lineRule="auto" w:before="40"/>
+              <w:ind w:left="0" w:right="0" w:firstLine="0"/>
+              <w:spacing w:lineRule="auto" w:before="40" w:line="240" w:after="40"/>
             </w:pPr>
             <w:r>
               <w:t xml:space="preserve">diagnostic string</w:t>
@@ -4074,8 +4074,8 @@
             <w:pPr>
               <w:pStyle w:val="Compact"/>
               <w:jc w:val="left"/>
-              <w:ind w:right="0" w:left="0" w:firstLine="0"/>
-              <w:spacing w:after="40" w:line="240" w:lineRule="auto" w:before="40"/>
+              <w:ind w:left="0" w:right="0" w:firstLine="0"/>
+              <w:spacing w:lineRule="auto" w:before="40" w:line="240" w:after="40"/>
             </w:pPr>
             <w:r>
               <w:t xml:space="preserve">ANALYZE, once per row the SQL view returns.</w:t>
@@ -4090,8 +4090,8 @@
             <w:pPr>
               <w:pStyle w:val="Compact"/>
               <w:jc w:val="left"/>
-              <w:ind w:right="0" w:left="0" w:firstLine="0"/>
-              <w:spacing w:after="40" w:line="240" w:lineRule="auto" w:before="40"/>
+              <w:ind w:left="0" w:right="0" w:firstLine="0"/>
+              <w:spacing w:lineRule="auto" w:before="40" w:line="240" w:after="40"/>
             </w:pPr>
             <w:r>
               <w:rPr>
@@ -4107,8 +4107,8 @@
             <w:pPr>
               <w:pStyle w:val="Compact"/>
               <w:jc w:val="left"/>
-              <w:ind w:right="0" w:left="0" w:firstLine="0"/>
-              <w:spacing w:after="40" w:line="240" w:lineRule="auto" w:before="40"/>
+              <w:ind w:left="0" w:right="0" w:firstLine="0"/>
+              <w:spacing w:lineRule="auto" w:before="40" w:line="240" w:after="40"/>
             </w:pPr>
             <w:r>
               <w:t xml:space="preserve">view</w:t>
@@ -4121,8 +4121,8 @@
             <w:pPr>
               <w:pStyle w:val="Compact"/>
               <w:jc w:val="left"/>
-              <w:ind w:right="0" w:left="0" w:firstLine="0"/>
-              <w:spacing w:after="40" w:line="240" w:lineRule="auto" w:before="40"/>
+              <w:ind w:left="0" w:right="0" w:firstLine="0"/>
+              <w:spacing w:lineRule="auto" w:before="40" w:line="240" w:after="40"/>
             </w:pPr>
             <w:r>
               <w:t xml:space="preserve">data</w:t>
@@ -4135,8 +4135,8 @@
             <w:pPr>
               <w:pStyle w:val="Compact"/>
               <w:jc w:val="left"/>
-              <w:ind w:right="0" w:left="0" w:firstLine="0"/>
-              <w:spacing w:after="40" w:line="240" w:lineRule="auto" w:before="40"/>
+              <w:ind w:left="0" w:right="0" w:firstLine="0"/>
+              <w:spacing w:lineRule="auto" w:before="40" w:line="240" w:after="40"/>
             </w:pPr>
             <w:r>
               <w:rPr>
@@ -4152,8 +4152,8 @@
             <w:pPr>
               <w:pStyle w:val="Compact"/>
               <w:jc w:val="left"/>
-              <w:ind w:right="0" w:left="0" w:firstLine="0"/>
-              <w:spacing w:after="40" w:line="240" w:lineRule="auto" w:before="40"/>
+              <w:ind w:left="0" w:right="0" w:firstLine="0"/>
+              <w:spacing w:lineRule="auto" w:before="40" w:line="240" w:after="40"/>
             </w:pPr>
             <w:r>
               <w:t xml:space="preserve">When a chart/data view needs its dataset (</w:t>
@@ -4177,8 +4177,8 @@
             <w:pPr>
               <w:pStyle w:val="Compact"/>
               <w:jc w:val="left"/>
-              <w:ind w:right="0" w:left="0" w:firstLine="0"/>
-              <w:spacing w:after="40" w:line="240" w:lineRule="auto" w:before="40"/>
+              <w:ind w:left="0" w:right="0" w:firstLine="0"/>
+              <w:spacing w:lineRule="auto" w:before="40" w:line="240" w:after="40"/>
             </w:pPr>
             <w:r>
               <w:rPr>
@@ -4194,8 +4194,8 @@
             <w:pPr>
               <w:pStyle w:val="Compact"/>
               <w:jc w:val="left"/>
-              <w:ind w:right="0" w:left="0" w:firstLine="0"/>
-              <w:spacing w:after="40" w:line="240" w:lineRule="auto" w:before="40"/>
+              <w:ind w:left="0" w:right="0" w:firstLine="0"/>
+              <w:spacing w:lineRule="auto" w:before="40" w:line="240" w:after="40"/>
             </w:pPr>
             <w:r>
               <w:t xml:space="preserve">view</w:t>
@@ -4208,8 +4208,8 @@
             <w:pPr>
               <w:pStyle w:val="Compact"/>
               <w:jc w:val="left"/>
-              <w:ind w:right="0" w:left="0" w:firstLine="0"/>
-              <w:spacing w:after="40" w:line="240" w:lineRule="auto" w:before="40"/>
+              <w:ind w:left="0" w:right="0" w:firstLine="0"/>
+              <w:spacing w:lineRule="auto" w:before="40" w:line="240" w:after="40"/>
             </w:pPr>
             <w:r>
               <w:t xml:space="preserve">data</w:t>
@@ -4222,8 +4222,8 @@
             <w:pPr>
               <w:pStyle w:val="Compact"/>
               <w:jc w:val="left"/>
-              <w:ind w:right="0" w:left="0" w:firstLine="0"/>
-              <w:spacing w:after="40" w:line="240" w:lineRule="auto" w:before="40"/>
+              <w:ind w:left="0" w:right="0" w:firstLine="0"/>
+              <w:spacing w:lineRule="auto" w:before="40" w:line="240" w:after="40"/>
             </w:pPr>
             <w:r>
               <w:t xml:space="preserve">Pandoc Block</w:t>
@@ -4236,8 +4236,8 @@
             <w:pPr>
               <w:pStyle w:val="Compact"/>
               <w:jc w:val="left"/>
-              <w:ind w:right="0" w:left="0" w:firstLine="0"/>
-              <w:spacing w:after="40" w:line="240" w:lineRule="auto" w:before="40"/>
+              <w:ind w:left="0" w:right="0" w:firstLine="0"/>
+              <w:spacing w:lineRule="auto" w:before="40" w:line="240" w:after="40"/>
             </w:pPr>
             <w:r>
               <w:t xml:space="preserve">When a</w:t>
@@ -4267,8 +4267,8 @@
             <w:pPr>
               <w:pStyle w:val="Compact"/>
               <w:jc w:val="left"/>
-              <w:ind w:right="0" w:left="0" w:firstLine="0"/>
-              <w:spacing w:after="40" w:line="240" w:lineRule="auto" w:before="40"/>
+              <w:ind w:left="0" w:right="0" w:firstLine="0"/>
+              <w:spacing w:lineRule="auto" w:before="40" w:line="240" w:after="40"/>
             </w:pPr>
             <w:r>
               <w:rPr>
@@ -4284,8 +4284,8 @@
             <w:pPr>
               <w:pStyle w:val="Compact"/>
               <w:jc w:val="left"/>
-              <w:ind w:right="0" w:left="0" w:firstLine="0"/>
-              <w:spacing w:after="40" w:line="240" w:lineRule="auto" w:before="40"/>
+              <w:ind w:left="0" w:right="0" w:firstLine="0"/>
+              <w:spacing w:lineRule="auto" w:before="40" w:line="240" w:after="40"/>
             </w:pPr>
             <w:r>
               <w:t xml:space="preserve">float</w:t>
@@ -4298,8 +4298,8 @@
             <w:pPr>
               <w:pStyle w:val="Compact"/>
               <w:jc w:val="left"/>
-              <w:ind w:right="0" w:left="0" w:firstLine="0"/>
-              <w:spacing w:after="40" w:line="240" w:lineRule="auto" w:before="40"/>
+              <w:ind w:left="0" w:right="0" w:firstLine="0"/>
+              <w:spacing w:lineRule="auto" w:before="40" w:line="240" w:after="40"/>
             </w:pPr>
             <w:r>
               <w:t xml:space="preserve">data</w:t>
@@ -4312,8 +4312,8 @@
             <w:pPr>
               <w:pStyle w:val="Compact"/>
               <w:jc w:val="left"/>
-              <w:ind w:right="0" w:left="0" w:firstLine="0"/>
-              <w:spacing w:after="40" w:line="240" w:lineRule="auto" w:before="40"/>
+              <w:ind w:left="0" w:right="0" w:firstLine="0"/>
+              <w:spacing w:lineRule="auto" w:before="40" w:line="240" w:after="40"/>
             </w:pPr>
             <w:r>
               <w:t xml:space="preserve">resolved-AST string</w:t>
@@ -4326,8 +4326,8 @@
             <w:pPr>
               <w:pStyle w:val="Compact"/>
               <w:jc w:val="left"/>
-              <w:ind w:right="0" w:left="0" w:firstLine="0"/>
-              <w:spacing w:after="40" w:line="240" w:lineRule="auto" w:before="40"/>
+              <w:ind w:left="0" w:right="0" w:firstLine="0"/>
+              <w:spacing w:lineRule="auto" w:before="40" w:line="240" w:after="40"/>
             </w:pPr>
             <w:r>
               <w:t xml:space="preserve">TRANSFORM, to resolve a float internally (</w:t>
@@ -4363,8 +4363,8 @@
             <w:pPr>
               <w:pStyle w:val="Compact"/>
               <w:jc w:val="left"/>
-              <w:ind w:right="0" w:left="0" w:firstLine="0"/>
-              <w:spacing w:after="40" w:line="240" w:lineRule="auto" w:before="40"/>
+              <w:ind w:left="0" w:right="0" w:firstLine="0"/>
+              <w:spacing w:lineRule="auto" w:before="40" w:line="240" w:after="40"/>
             </w:pPr>
             <w:r>
               <w:rPr>
@@ -4380,8 +4380,8 @@
             <w:pPr>
               <w:pStyle w:val="Compact"/>
               <w:jc w:val="left"/>
-              <w:ind w:right="0" w:left="0" w:firstLine="0"/>
-              <w:spacing w:after="40" w:line="240" w:lineRule="auto" w:before="40"/>
+              <w:ind w:left="0" w:right="0" w:firstLine="0"/>
+              <w:spacing w:lineRule="auto" w:before="40" w:line="240" w:after="40"/>
             </w:pPr>
             <w:r>
               <w:t xml:space="preserve">float</w:t>
@@ -4394,8 +4394,8 @@
             <w:pPr>
               <w:pStyle w:val="Compact"/>
               <w:jc w:val="left"/>
-              <w:ind w:right="0" w:left="0" w:firstLine="0"/>
-              <w:spacing w:after="40" w:line="240" w:lineRule="auto" w:before="40"/>
+              <w:ind w:left="0" w:right="0" w:firstLine="0"/>
+              <w:spacing w:lineRule="auto" w:before="40" w:line="240" w:after="40"/>
             </w:pPr>
             <w:r>
               <w:t xml:space="preserve">data</w:t>
@@ -4408,8 +4408,8 @@
             <w:pPr>
               <w:pStyle w:val="Compact"/>
               <w:jc w:val="left"/>
-              <w:ind w:right="0" w:left="0" w:firstLine="0"/>
-              <w:spacing w:after="40" w:line="240" w:lineRule="auto" w:before="40"/>
+              <w:ind w:left="0" w:right="0" w:firstLine="0"/>
+              <w:spacing w:lineRule="auto" w:before="40" w:line="240" w:after="40"/>
             </w:pPr>
             <w:r>
               <w:t xml:space="preserve">task table (or</w:t>
@@ -4437,8 +4437,8 @@
             <w:pPr>
               <w:pStyle w:val="Compact"/>
               <w:jc w:val="left"/>
-              <w:ind w:right="0" w:left="0" w:firstLine="0"/>
-              <w:spacing w:after="40" w:line="240" w:lineRule="auto" w:before="40"/>
+              <w:ind w:left="0" w:right="0" w:firstLine="0"/>
+              <w:spacing w:lineRule="auto" w:before="40" w:line="240" w:after="40"/>
             </w:pPr>
             <w:r>
               <w:t xml:space="preserve">TRANSFORM, to spawn an external tool (</w:t>
@@ -4474,8 +4474,8 @@
             <w:pPr>
               <w:pStyle w:val="Compact"/>
               <w:jc w:val="left"/>
-              <w:ind w:right="0" w:left="0" w:firstLine="0"/>
-              <w:spacing w:after="40" w:line="240" w:lineRule="auto" w:before="40"/>
+              <w:ind w:left="0" w:right="0" w:firstLine="0"/>
+              <w:spacing w:lineRule="auto" w:before="40" w:line="240" w:after="40"/>
             </w:pPr>
             <w:r>
               <w:rPr>
@@ -4491,8 +4491,8 @@
             <w:pPr>
               <w:pStyle w:val="Compact"/>
               <w:jc w:val="left"/>
-              <w:ind w:right="0" w:left="0" w:firstLine="0"/>
-              <w:spacing w:after="40" w:line="240" w:lineRule="auto" w:before="40"/>
+              <w:ind w:left="0" w:right="0" w:firstLine="0"/>
+              <w:spacing w:lineRule="auto" w:before="40" w:line="240" w:after="40"/>
             </w:pPr>
             <w:r>
               <w:t xml:space="preserve">float</w:t>
@@ -4505,8 +4505,8 @@
             <w:pPr>
               <w:pStyle w:val="Compact"/>
               <w:jc w:val="left"/>
-              <w:ind w:right="0" w:left="0" w:firstLine="0"/>
-              <w:spacing w:after="40" w:line="240" w:lineRule="auto" w:before="40"/>
+              <w:ind w:left="0" w:right="0" w:firstLine="0"/>
+              <w:spacing w:lineRule="auto" w:before="40" w:line="240" w:after="40"/>
             </w:pPr>
             <w:r>
               <w:t xml:space="preserve">data</w:t>
@@ -4519,8 +4519,8 @@
             <w:pPr>
               <w:pStyle w:val="Compact"/>
               <w:jc w:val="left"/>
-              <w:ind w:right="0" w:left="0" w:firstLine="0"/>
-              <w:spacing w:after="40" w:line="240" w:lineRule="auto" w:before="40"/>
+              <w:ind w:left="0" w:right="0" w:firstLine="0"/>
+              <w:spacing w:lineRule="auto" w:before="40" w:line="240" w:after="40"/>
             </w:pPr>
             <w:r>
               <w:t xml:space="preserve">(writes resolved AST)</w:t>
@@ -4533,8 +4533,8 @@
             <w:pPr>
               <w:pStyle w:val="Compact"/>
               <w:jc w:val="left"/>
-              <w:ind w:right="0" w:left="0" w:firstLine="0"/>
-              <w:spacing w:after="40" w:line="240" w:lineRule="auto" w:before="40"/>
+              <w:ind w:left="0" w:right="0" w:firstLine="0"/>
+              <w:spacing w:lineRule="auto" w:before="40" w:line="240" w:after="40"/>
             </w:pPr>
             <w:r>
               <w:t xml:space="preserve">After the external tool finishes (</w:t>
@@ -4582,8 +4582,8 @@
             <w:pPr>
               <w:pStyle w:val="Compact"/>
               <w:jc w:val="left"/>
-              <w:ind w:right="0" w:left="0" w:firstLine="0"/>
-              <w:spacing w:after="40" w:line="240" w:lineRule="auto" w:before="40"/>
+              <w:ind w:left="0" w:right="0" w:firstLine="0"/>
+              <w:spacing w:lineRule="auto" w:before="40" w:line="240" w:after="40"/>
             </w:pPr>
             <w:r>
               <w:rPr>
@@ -4599,8 +4599,8 @@
             <w:pPr>
               <w:pStyle w:val="Compact"/>
               <w:jc w:val="left"/>
-              <w:ind w:right="0" w:left="0" w:firstLine="0"/>
-              <w:spacing w:after="40" w:line="240" w:lineRule="auto" w:before="40"/>
+              <w:ind w:left="0" w:right="0" w:firstLine="0"/>
+              <w:spacing w:lineRule="auto" w:before="40" w:line="240" w:after="40"/>
             </w:pPr>
             <w:r>
               <w:t xml:space="preserve">relation</w:t>
@@ -4613,8 +4613,8 @@
             <w:pPr>
               <w:pStyle w:val="Compact"/>
               <w:jc w:val="left"/>
-              <w:ind w:right="0" w:left="0" w:firstLine="0"/>
-              <w:spacing w:after="40" w:line="240" w:lineRule="auto" w:before="40"/>
+              <w:ind w:left="0" w:right="0" w:firstLine="0"/>
+              <w:spacing w:lineRule="auto" w:before="40" w:line="240" w:after="40"/>
             </w:pPr>
             <w:r>
               <w:t xml:space="preserve">data</w:t>
@@ -4627,8 +4627,8 @@
             <w:pPr>
               <w:pStyle w:val="Compact"/>
               <w:jc w:val="left"/>
-              <w:ind w:right="0" w:left="0" w:firstLine="0"/>
-              <w:spacing w:after="40" w:line="240" w:lineRule="auto" w:before="40"/>
+              <w:ind w:left="0" w:right="0" w:firstLine="0"/>
+              <w:spacing w:lineRule="auto" w:before="40" w:line="240" w:after="40"/>
             </w:pPr>
             <w:r>
               <w:rPr>
@@ -4644,8 +4644,8 @@
             <w:pPr>
               <w:pStyle w:val="Compact"/>
               <w:jc w:val="left"/>
-              <w:ind w:right="0" w:left="0" w:firstLine="0"/>
-              <w:spacing w:after="40" w:line="240" w:lineRule="auto" w:before="40"/>
+              <w:ind w:left="0" w:right="0" w:firstLine="0"/>
+              <w:spacing w:lineRule="auto" w:before="40" w:line="240" w:after="40"/>
             </w:pPr>
             <w:r>
               <w:t xml:space="preserve">ANALYZE, to resolve a link of this relation type (</w:t>
@@ -4740,12 +4740,12 @@
     </w:p>
     <w:p>
       <w:pPr>
-        <w:spacing w:lineRule="exact" w:line="20" w:before="0" w:after="0"/>
+        <w:spacing w:lineRule="exact" w:before="0" w:after="0" w:line="20"/>
         <w:rPr>
           <w:sz w:val="2"/>
         </w:rPr>
       </w:pPr>
-      <w:bookmarkStart w:name="csv-tbl-model-ctx-fields" w:id="43610"/>
+      <w:bookmarkStart w:id="43610" w:name="csv-tbl-model-ctx-fields"/>
       <w:bookmarkEnd w:id="43610"/>
     </w:p>
     <w:p>
@@ -4782,18 +4782,18 @@
         <w:tblLook w:firstRow="1" w:lastRow="0" w:firstColumn="0" w:lastColumn="0" w:noHBand="0" w:noVBand="0" w:val="0020"/>
         <w:jc w:val="start"/>
         <w:tblBorders>
-          <w:top w:color="000000" w:space="0" w:val="single" w:sz="6"/>
-          <w:left w:color="000000" w:space="0" w:val="single" w:sz="6"/>
-          <w:bottom w:color="000000" w:space="0" w:val="single" w:sz="6"/>
-          <w:right w:color="000000" w:space="0" w:val="single" w:sz="6"/>
-          <w:insideH w:color="000000" w:space="0" w:val="single" w:sz="6"/>
-          <w:insideV w:color="000000" w:space="0" w:val="single" w:sz="6"/>
+          <w:top w:val="single" w:sz="6" w:color="000000" w:space="0"/>
+          <w:left w:val="single" w:sz="6" w:color="000000" w:space="0"/>
+          <w:bottom w:val="single" w:sz="6" w:color="000000" w:space="0"/>
+          <w:right w:val="single" w:sz="6" w:color="000000" w:space="0"/>
+          <w:insideH w:val="single" w:sz="6" w:color="000000" w:space="0"/>
+          <w:insideV w:val="single" w:sz="6" w:color="000000" w:space="0"/>
         </w:tblBorders>
         <w:tblCellMar>
-          <w:top w:w="57" w:type="dxa"/>
-          <w:left w:w="108" w:type="dxa"/>
-          <w:bottom w:w="57" w:type="dxa"/>
-          <w:right w:w="108" w:type="dxa"/>
+          <w:top w:type="dxa" w:w="57"/>
+          <w:left w:type="dxa" w:w="108"/>
+          <w:bottom w:type="dxa" w:w="57"/>
+          <w:right w:type="dxa" w:w="108"/>
         </w:tblCellMar>
       </w:tblPr>
       <w:tblGrid>
@@ -4806,14 +4806,14 @@
         </w:trPr>
         <w:tc>
           <w:tcPr>
-            <w:shd w:color="auto" w:val="clear" w:fill="E8E8E8"/>
+            <w:shd w:val="clear" w:color="auto" w:fill="E8E8E8"/>
           </w:tcPr>
           <w:p>
             <w:pPr>
               <w:pStyle w:val="Compact"/>
               <w:jc w:val="left"/>
-              <w:ind w:right="0" w:left="0" w:firstLine="0"/>
-              <w:spacing w:after="40" w:line="240" w:lineRule="auto" w:before="40"/>
+              <w:ind w:left="0" w:right="0" w:firstLine="0"/>
+              <w:spacing w:lineRule="auto" w:before="40" w:line="240" w:after="40"/>
             </w:pPr>
             <w:r>
               <w:rPr>
@@ -4825,14 +4825,14 @@
         </w:tc>
         <w:tc>
           <w:tcPr>
-            <w:shd w:color="auto" w:val="clear" w:fill="E8E8E8"/>
+            <w:shd w:val="clear" w:color="auto" w:fill="E8E8E8"/>
           </w:tcPr>
           <w:p>
             <w:pPr>
               <w:pStyle w:val="Compact"/>
               <w:jc w:val="left"/>
-              <w:ind w:right="0" w:left="0" w:firstLine="0"/>
-              <w:spacing w:after="40" w:line="240" w:lineRule="auto" w:before="40"/>
+              <w:ind w:left="0" w:right="0" w:firstLine="0"/>
+              <w:spacing w:lineRule="auto" w:before="40" w:line="240" w:after="40"/>
             </w:pPr>
             <w:r>
               <w:rPr>
@@ -4850,8 +4850,8 @@
             <w:pPr>
               <w:pStyle w:val="Compact"/>
               <w:jc w:val="left"/>
-              <w:ind w:right="0" w:left="0" w:firstLine="0"/>
-              <w:spacing w:after="40" w:line="240" w:lineRule="auto" w:before="40"/>
+              <w:ind w:left="0" w:right="0" w:firstLine="0"/>
+              <w:spacing w:lineRule="auto" w:before="40" w:line="240" w:after="40"/>
             </w:pPr>
             <w:r>
               <w:rPr>
@@ -4867,8 +4867,8 @@
             <w:pPr>
               <w:pStyle w:val="Compact"/>
               <w:jc w:val="left"/>
-              <w:ind w:right="0" w:left="0" w:firstLine="0"/>
-              <w:spacing w:after="40" w:line="240" w:lineRule="auto" w:before="40"/>
+              <w:ind w:left="0" w:right="0" w:firstLine="0"/>
+              <w:spacing w:lineRule="auto" w:before="40" w:line="240" w:after="40"/>
             </w:pPr>
             <w:r>
               <w:t xml:space="preserve">The hook-specific payload. Examples include an object, float, view parameters, relation target, or analyze-query row.</w:t>
@@ -4883,8 +4883,8 @@
             <w:pPr>
               <w:pStyle w:val="Compact"/>
               <w:jc w:val="left"/>
-              <w:ind w:right="0" w:left="0" w:firstLine="0"/>
-              <w:spacing w:after="40" w:line="240" w:lineRule="auto" w:before="40"/>
+              <w:ind w:left="0" w:right="0" w:firstLine="0"/>
+              <w:spacing w:lineRule="auto" w:before="40" w:line="240" w:after="40"/>
             </w:pPr>
             <w:r>
               <w:rPr>
@@ -4900,8 +4900,8 @@
             <w:pPr>
               <w:pStyle w:val="Compact"/>
               <w:jc w:val="left"/>
-              <w:ind w:right="0" w:left="0" w:firstLine="0"/>
-              <w:spacing w:after="40" w:line="240" w:lineRule="auto" w:before="40"/>
+              <w:ind w:left="0" w:right="0" w:firstLine="0"/>
+              <w:spacing w:lineRule="auto" w:before="40" w:line="240" w:after="40"/>
             </w:pPr>
             <w:r>
               <w:t xml:space="preserve">The</w:t>
@@ -4931,8 +4931,8 @@
             <w:pPr>
               <w:pStyle w:val="Compact"/>
               <w:jc w:val="left"/>
-              <w:ind w:right="0" w:left="0" w:firstLine="0"/>
-              <w:spacing w:after="40" w:line="240" w:lineRule="auto" w:before="40"/>
+              <w:ind w:left="0" w:right="0" w:firstLine="0"/>
+              <w:spacing w:lineRule="auto" w:before="40" w:line="240" w:after="40"/>
             </w:pPr>
             <w:r>
               <w:rPr>
@@ -4948,8 +4948,8 @@
             <w:pPr>
               <w:pStyle w:val="Compact"/>
               <w:jc w:val="left"/>
-              <w:ind w:right="0" w:left="0" w:firstLine="0"/>
-              <w:spacing w:after="40" w:line="240" w:lineRule="auto" w:before="40"/>
+              <w:ind w:left="0" w:right="0" w:firstLine="0"/>
+              <w:spacing w:lineRule="auto" w:before="40" w:line="240" w:after="40"/>
             </w:pPr>
             <w:r>
               <w:t xml:space="preserve">Identifier of the specification being processed. Present on both tiers.</w:t>
@@ -4964,8 +4964,8 @@
             <w:pPr>
               <w:pStyle w:val="Compact"/>
               <w:jc w:val="left"/>
-              <w:ind w:right="0" w:left="0" w:firstLine="0"/>
-              <w:spacing w:after="40" w:line="240" w:lineRule="auto" w:before="40"/>
+              <w:ind w:left="0" w:right="0" w:firstLine="0"/>
+              <w:spacing w:lineRule="auto" w:before="40" w:line="240" w:after="40"/>
             </w:pPr>
             <w:r>
               <w:rPr>
@@ -4981,8 +4981,8 @@
             <w:pPr>
               <w:pStyle w:val="Compact"/>
               <w:jc w:val="left"/>
-              <w:ind w:right="0" w:left="0" w:firstLine="0"/>
-              <w:spacing w:after="40" w:line="240" w:lineRule="auto" w:before="40"/>
+              <w:ind w:left="0" w:right="0" w:firstLine="0"/>
+              <w:spacing w:lineRule="auto" w:before="40" w:line="240" w:after="40"/>
             </w:pPr>
             <w:r>
               <w:t xml:space="preserve">Logger (</w:t>
@@ -5018,8 +5018,8 @@
             <w:pPr>
               <w:pStyle w:val="Compact"/>
               <w:jc w:val="left"/>
-              <w:ind w:right="0" w:left="0" w:firstLine="0"/>
-              <w:spacing w:after="40" w:line="240" w:lineRule="auto" w:before="40"/>
+              <w:ind w:left="0" w:right="0" w:firstLine="0"/>
+              <w:spacing w:lineRule="auto" w:before="40" w:line="240" w:after="40"/>
             </w:pPr>
             <w:r>
               <w:rPr>
@@ -5035,8 +5035,8 @@
             <w:pPr>
               <w:pStyle w:val="Compact"/>
               <w:jc w:val="left"/>
-              <w:ind w:right="0" w:left="0" w:firstLine="0"/>
-              <w:spacing w:after="40" w:line="240" w:lineRule="auto" w:before="40"/>
+              <w:ind w:left="0" w:right="0" w:firstLine="0"/>
+              <w:spacing w:lineRule="auto" w:before="40" w:line="240" w:after="40"/>
             </w:pPr>
             <w:r>
               <w:t xml:space="preserve">The Pandoc module.</w:t>
@@ -5067,8 +5067,8 @@
             <w:pPr>
               <w:pStyle w:val="Compact"/>
               <w:jc w:val="left"/>
-              <w:ind w:right="0" w:left="0" w:firstLine="0"/>
-              <w:spacing w:after="40" w:line="240" w:lineRule="auto" w:before="40"/>
+              <w:ind w:left="0" w:right="0" w:firstLine="0"/>
+              <w:spacing w:lineRule="auto" w:before="40" w:line="240" w:after="40"/>
             </w:pPr>
             <w:r>
               <w:rPr>
@@ -5084,8 +5084,8 @@
             <w:pPr>
               <w:pStyle w:val="Compact"/>
               <w:jc w:val="left"/>
-              <w:ind w:right="0" w:left="0" w:firstLine="0"/>
-              <w:spacing w:after="40" w:line="240" w:lineRule="auto" w:before="40"/>
+              <w:ind w:left="0" w:right="0" w:firstLine="0"/>
+              <w:spacing w:lineRule="auto" w:before="40" w:line="240" w:after="40"/>
             </w:pPr>
             <w:r>
               <w:t xml:space="preserve">Target output format (</w:t>
@@ -5155,8 +5155,8 @@
             <w:pPr>
               <w:pStyle w:val="Compact"/>
               <w:jc w:val="left"/>
-              <w:ind w:right="0" w:left="0" w:firstLine="0"/>
-              <w:spacing w:after="40" w:line="240" w:lineRule="auto" w:before="40"/>
+              <w:ind w:left="0" w:right="0" w:firstLine="0"/>
+              <w:spacing w:lineRule="auto" w:before="40" w:line="240" w:after="40"/>
             </w:pPr>
             <w:r>
               <w:rPr>
@@ -5196,8 +5196,8 @@
             <w:pPr>
               <w:pStyle w:val="Compact"/>
               <w:jc w:val="left"/>
-              <w:ind w:right="0" w:left="0" w:firstLine="0"/>
-              <w:spacing w:after="40" w:line="240" w:lineRule="auto" w:before="40"/>
+              <w:ind w:left="0" w:right="0" w:firstLine="0"/>
+              <w:spacing w:lineRule="auto" w:before="40" w:line="240" w:after="40"/>
             </w:pPr>
             <w:r>
               <w:t xml:space="preserve">Diagnostics sink, model name, and project config. These fields are always in the render tier. A data context contains them when available.</w:t>
@@ -5212,8 +5212,8 @@
             <w:pPr>
               <w:pStyle w:val="Compact"/>
               <w:jc w:val="left"/>
-              <w:ind w:right="0" w:left="0" w:firstLine="0"/>
-              <w:spacing w:after="40" w:line="240" w:lineRule="auto" w:before="40"/>
+              <w:ind w:left="0" w:right="0" w:firstLine="0"/>
+              <w:spacing w:lineRule="auto" w:before="40" w:line="240" w:after="40"/>
             </w:pPr>
             <w:r>
               <w:rPr>
@@ -5229,8 +5229,8 @@
             <w:pPr>
               <w:pStyle w:val="Compact"/>
               <w:jc w:val="left"/>
-              <w:ind w:right="0" w:left="0" w:firstLine="0"/>
-              <w:spacing w:after="40" w:line="240" w:lineRule="auto" w:before="40"/>
+              <w:ind w:left="0" w:right="0" w:firstLine="0"/>
+              <w:spacing w:lineRule="auto" w:before="40" w:line="240" w:after="40"/>
             </w:pPr>
             <w:r>
               <w:t xml:space="preserve">The registry, for cross-hook dispatch (e.g. </w:t>
@@ -5317,12 +5317,12 @@
     </w:p>
     <w:p>
       <w:pPr>
-        <w:spacing w:lineRule="exact" w:line="20" w:before="0" w:after="0"/>
+        <w:spacing w:lineRule="exact" w:before="0" w:after="0" w:line="20"/>
         <w:rPr>
           <w:sz w:val="2"/>
         </w:rPr>
       </w:pPr>
-      <w:bookmarkStart w:name="listing-src-model-template-object" w:id="99581"/>
+      <w:bookmarkStart w:id="99581" w:name="listing-src-model-template-object"/>
       <w:bookmarkEnd w:id="99581"/>
     </w:p>
     <w:p>
@@ -7593,12 +7593,12 @@
     </w:p>
     <w:p>
       <w:pPr>
-        <w:spacing w:lineRule="exact" w:line="20" w:before="0" w:after="0"/>
+        <w:spacing w:lineRule="exact" w:before="0" w:after="0" w:line="20"/>
         <w:rPr>
           <w:sz w:val="2"/>
         </w:rPr>
       </w:pPr>
-      <w:bookmarkStart w:name="listing-src-model-template-object-usage" w:id="40209"/>
+      <w:bookmarkStart w:id="40209" w:name="listing-src-model-template-object-usage"/>
       <w:bookmarkEnd w:id="40209"/>
     </w:p>
     <w:p>
@@ -7803,12 +7803,12 @@
     </w:p>
     <w:p>
       <w:pPr>
-        <w:spacing w:lineRule="exact" w:line="20" w:before="0" w:after="0"/>
+        <w:spacing w:lineRule="exact" w:before="0" w:after="0" w:line="20"/>
         <w:rPr>
           <w:sz w:val="2"/>
         </w:rPr>
       </w:pPr>
-      <w:bookmarkStart w:name="listing-src-model-template-relation-simple" w:id="47527"/>
+      <w:bookmarkStart w:id="47527" w:name="listing-src-model-template-relation-simple"/>
       <w:bookmarkEnd w:id="47527"/>
     </w:p>
     <w:p>
@@ -8344,12 +8344,12 @@
     </w:p>
     <w:p>
       <w:pPr>
-        <w:spacing w:lineRule="exact" w:line="20" w:before="0" w:after="0"/>
+        <w:spacing w:lineRule="exact" w:before="0" w:after="0" w:line="20"/>
         <w:rPr>
           <w:sz w:val="2"/>
         </w:rPr>
       </w:pPr>
-      <w:bookmarkStart w:name="listing-src-model-template-relation-display" w:id="59215"/>
+      <w:bookmarkStart w:id="59215" w:name="listing-src-model-template-relation-display"/>
       <w:bookmarkEnd w:id="59215"/>
     </w:p>
     <w:p>
@@ -9371,12 +9371,12 @@
     </w:p>
     <w:p>
       <w:pPr>
-        <w:spacing w:lineRule="exact" w:line="20" w:before="0" w:after="0"/>
+        <w:spacing w:lineRule="exact" w:before="0" w:after="0" w:line="20"/>
         <w:rPr>
           <w:sz w:val="2"/>
         </w:rPr>
       </w:pPr>
-      <w:bookmarkStart w:name="listing-src-model-template-view" w:id="84323"/>
+      <w:bookmarkStart w:id="84323" w:name="listing-src-model-template-view"/>
       <w:bookmarkEnd w:id="84323"/>
     </w:p>
     <w:p>
@@ -10546,12 +10546,12 @@
     </w:p>
     <w:p>
       <w:pPr>
-        <w:spacing w:lineRule="exact" w:line="20" w:before="0" w:after="0"/>
+        <w:spacing w:lineRule="exact" w:before="0" w:after="0" w:line="20"/>
         <w:rPr>
           <w:sz w:val="2"/>
         </w:rPr>
       </w:pPr>
-      <w:bookmarkStart w:name="listing-src-model-template-view-block" w:id="33411"/>
+      <w:bookmarkStart w:id="33411" w:name="listing-src-model-template-view-block"/>
       <w:bookmarkEnd w:id="33411"/>
     </w:p>
     <w:p>
@@ -12853,12 +12853,12 @@
     </w:p>
     <w:p>
       <w:pPr>
-        <w:spacing w:lineRule="exact" w:line="20" w:before="0" w:after="0"/>
+        <w:spacing w:lineRule="exact" w:before="0" w:after="0" w:line="20"/>
         <w:rPr>
           <w:sz w:val="2"/>
         </w:rPr>
       </w:pPr>
-      <w:bookmarkStart w:name="listing-src-model-template-float" w:id="36064"/>
+      <w:bookmarkStart w:id="36064" w:name="listing-src-model-template-float"/>
       <w:bookmarkEnd w:id="36064"/>
     </w:p>
     <w:p>
@@ -13302,12 +13302,12 @@
     </w:p>
     <w:p>
       <w:pPr>
-        <w:spacing w:lineRule="exact" w:line="20" w:before="0" w:after="0"/>
+        <w:spacing w:lineRule="exact" w:before="0" w:after="0" w:line="20"/>
         <w:rPr>
           <w:sz w:val="2"/>
         </w:rPr>
       </w:pPr>
-      <w:bookmarkStart w:name="listing-src-model-template-float-usage" w:id="34132"/>
+      <w:bookmarkStart w:id="34132" w:name="listing-src-model-template-float-usage"/>
       <w:bookmarkEnd w:id="34132"/>
     </w:p>
     <w:p>
@@ -13472,12 +13472,12 @@
     </w:p>
     <w:p>
       <w:pPr>
-        <w:spacing w:lineRule="exact" w:line="20" w:before="0" w:after="0"/>
+        <w:spacing w:lineRule="exact" w:before="0" w:after="0" w:line="20"/>
         <w:rPr>
           <w:sz w:val="2"/>
         </w:rPr>
       </w:pPr>
-      <w:bookmarkStart w:name="listing-src-model-template-spec" w:id="1657"/>
+      <w:bookmarkStart w:id="1657" w:name="listing-src-model-template-spec"/>
       <w:bookmarkEnd w:id="1657"/>
     </w:p>
     <w:p>
@@ -14239,12 +14239,12 @@
     </w:p>
     <w:p>
       <w:pPr>
-        <w:spacing w:lineRule="exact" w:line="20" w:before="0" w:after="0"/>
+        <w:spacing w:lineRule="exact" w:before="0" w:after="0" w:line="20"/>
         <w:rPr>
           <w:sz w:val="2"/>
         </w:rPr>
       </w:pPr>
-      <w:bookmarkStart w:name="csv-tbl-model-object-fields" w:id="1646"/>
+      <w:bookmarkStart w:id="1646" w:name="csv-tbl-model-object-fields"/>
       <w:bookmarkEnd w:id="1646"/>
     </w:p>
     <w:p>
@@ -14281,18 +14281,18 @@
         <w:tblLook w:firstRow="1" w:lastRow="0" w:firstColumn="0" w:lastColumn="0" w:noHBand="0" w:noVBand="0" w:val="0020"/>
         <w:jc w:val="start"/>
         <w:tblBorders>
-          <w:top w:color="000000" w:space="0" w:val="single" w:sz="6"/>
-          <w:left w:color="000000" w:space="0" w:val="single" w:sz="6"/>
-          <w:bottom w:color="000000" w:space="0" w:val="single" w:sz="6"/>
-          <w:right w:color="000000" w:space="0" w:val="single" w:sz="6"/>
-          <w:insideH w:color="000000" w:space="0" w:val="single" w:sz="6"/>
-          <w:insideV w:color="000000" w:space="0" w:val="single" w:sz="6"/>
+          <w:top w:val="single" w:sz="6" w:color="000000" w:space="0"/>
+          <w:left w:val="single" w:sz="6" w:color="000000" w:space="0"/>
+          <w:bottom w:val="single" w:sz="6" w:color="000000" w:space="0"/>
+          <w:right w:val="single" w:sz="6" w:color="000000" w:space="0"/>
+          <w:insideH w:val="single" w:sz="6" w:color="000000" w:space="0"/>
+          <w:insideV w:val="single" w:sz="6" w:color="000000" w:space="0"/>
         </w:tblBorders>
         <w:tblCellMar>
-          <w:top w:w="57" w:type="dxa"/>
-          <w:left w:w="108" w:type="dxa"/>
-          <w:bottom w:w="57" w:type="dxa"/>
-          <w:right w:w="108" w:type="dxa"/>
+          <w:top w:type="dxa" w:w="57"/>
+          <w:left w:type="dxa" w:w="108"/>
+          <w:bottom w:type="dxa" w:w="57"/>
+          <w:right w:type="dxa" w:w="108"/>
         </w:tblCellMar>
       </w:tblPr>
       <w:tblGrid>
@@ -14307,14 +14307,14 @@
         </w:trPr>
         <w:tc>
           <w:tcPr>
-            <w:shd w:color="auto" w:val="clear" w:fill="E8E8E8"/>
+            <w:shd w:val="clear" w:color="auto" w:fill="E8E8E8"/>
           </w:tcPr>
           <w:p>
             <w:pPr>
               <w:pStyle w:val="Compact"/>
               <w:jc w:val="left"/>
-              <w:ind w:right="0" w:left="0" w:firstLine="0"/>
-              <w:spacing w:after="40" w:line="240" w:lineRule="auto" w:before="40"/>
+              <w:ind w:left="0" w:right="0" w:firstLine="0"/>
+              <w:spacing w:lineRule="auto" w:before="40" w:line="240" w:after="40"/>
             </w:pPr>
             <w:r>
               <w:rPr>
@@ -14326,14 +14326,14 @@
         </w:tc>
         <w:tc>
           <w:tcPr>
-            <w:shd w:color="auto" w:val="clear" w:fill="E8E8E8"/>
+            <w:shd w:val="clear" w:color="auto" w:fill="E8E8E8"/>
           </w:tcPr>
           <w:p>
             <w:pPr>
               <w:pStyle w:val="Compact"/>
               <w:jc w:val="left"/>
-              <w:ind w:right="0" w:left="0" w:firstLine="0"/>
-              <w:spacing w:after="40" w:line="240" w:lineRule="auto" w:before="40"/>
+              <w:ind w:left="0" w:right="0" w:firstLine="0"/>
+              <w:spacing w:lineRule="auto" w:before="40" w:line="240" w:after="40"/>
             </w:pPr>
             <w:r>
               <w:rPr>
@@ -14345,14 +14345,14 @@
         </w:tc>
         <w:tc>
           <w:tcPr>
-            <w:shd w:color="auto" w:val="clear" w:fill="E8E8E8"/>
+            <w:shd w:val="clear" w:color="auto" w:fill="E8E8E8"/>
           </w:tcPr>
           <w:p>
             <w:pPr>
               <w:pStyle w:val="Compact"/>
               <w:jc w:val="left"/>
-              <w:ind w:right="0" w:left="0" w:firstLine="0"/>
-              <w:spacing w:after="40" w:line="240" w:lineRule="auto" w:before="40"/>
+              <w:ind w:left="0" w:right="0" w:firstLine="0"/>
+              <w:spacing w:lineRule="auto" w:before="40" w:line="240" w:after="40"/>
             </w:pPr>
             <w:r>
               <w:rPr>
@@ -14364,14 +14364,14 @@
         </w:tc>
         <w:tc>
           <w:tcPr>
-            <w:shd w:color="auto" w:val="clear" w:fill="E8E8E8"/>
+            <w:shd w:val="clear" w:color="auto" w:fill="E8E8E8"/>
           </w:tcPr>
           <w:p>
             <w:pPr>
               <w:pStyle w:val="Compact"/>
               <w:jc w:val="left"/>
-              <w:ind w:right="0" w:left="0" w:firstLine="0"/>
-              <w:spacing w:after="40" w:line="240" w:lineRule="auto" w:before="40"/>
+              <w:ind w:left="0" w:right="0" w:firstLine="0"/>
+              <w:spacing w:lineRule="auto" w:before="40" w:line="240" w:after="40"/>
             </w:pPr>
             <w:r>
               <w:rPr>
@@ -14389,8 +14389,8 @@
             <w:pPr>
               <w:pStyle w:val="Compact"/>
               <w:jc w:val="left"/>
-              <w:ind w:right="0" w:left="0" w:firstLine="0"/>
-              <w:spacing w:after="40" w:line="240" w:lineRule="auto" w:before="40"/>
+              <w:ind w:left="0" w:right="0" w:firstLine="0"/>
+              <w:spacing w:lineRule="auto" w:before="40" w:line="240" w:after="40"/>
             </w:pPr>
             <w:r>
               <w:rPr>
@@ -14406,8 +14406,8 @@
             <w:pPr>
               <w:pStyle w:val="Compact"/>
               <w:jc w:val="left"/>
-              <w:ind w:right="0" w:left="0" w:firstLine="0"/>
-              <w:spacing w:after="40" w:line="240" w:lineRule="auto" w:before="40"/>
+              <w:ind w:left="0" w:right="0" w:firstLine="0"/>
+              <w:spacing w:lineRule="auto" w:before="40" w:line="240" w:after="40"/>
             </w:pPr>
             <w:r>
               <w:t xml:space="preserve">string</w:t>
@@ -14420,8 +14420,8 @@
             <w:pPr>
               <w:pStyle w:val="Compact"/>
               <w:jc w:val="left"/>
-              <w:ind w:right="0" w:left="0" w:firstLine="0"/>
-              <w:spacing w:after="40" w:line="240" w:lineRule="auto" w:before="40"/>
+              <w:ind w:left="0" w:right="0" w:firstLine="0"/>
+              <w:spacing w:lineRule="auto" w:before="40" w:line="240" w:after="40"/>
             </w:pPr>
             <w:r>
               <w:t xml:space="preserve">required</w:t>
@@ -14434,8 +14434,8 @@
             <w:pPr>
               <w:pStyle w:val="Compact"/>
               <w:jc w:val="left"/>
-              <w:ind w:right="0" w:left="0" w:firstLine="0"/>
-              <w:spacing w:after="40" w:line="240" w:lineRule="auto" w:before="40"/>
+              <w:ind w:left="0" w:right="0" w:firstLine="0"/>
+              <w:spacing w:lineRule="auto" w:before="40" w:line="240" w:after="40"/>
             </w:pPr>
             <w:r>
               <w:t xml:space="preserve">Unique identifier (uppercase convention).</w:t>
@@ -14450,8 +14450,8 @@
             <w:pPr>
               <w:pStyle w:val="Compact"/>
               <w:jc w:val="left"/>
-              <w:ind w:right="0" w:left="0" w:firstLine="0"/>
-              <w:spacing w:after="40" w:line="240" w:lineRule="auto" w:before="40"/>
+              <w:ind w:left="0" w:right="0" w:firstLine="0"/>
+              <w:spacing w:lineRule="auto" w:before="40" w:line="240" w:after="40"/>
             </w:pPr>
             <w:r>
               <w:rPr>
@@ -14467,8 +14467,8 @@
             <w:pPr>
               <w:pStyle w:val="Compact"/>
               <w:jc w:val="left"/>
-              <w:ind w:right="0" w:left="0" w:firstLine="0"/>
-              <w:spacing w:after="40" w:line="240" w:lineRule="auto" w:before="40"/>
+              <w:ind w:left="0" w:right="0" w:firstLine="0"/>
+              <w:spacing w:lineRule="auto" w:before="40" w:line="240" w:after="40"/>
             </w:pPr>
             <w:r>
               <w:t xml:space="preserve">string</w:t>
@@ -14481,8 +14481,8 @@
             <w:pPr>
               <w:pStyle w:val="Compact"/>
               <w:jc w:val="left"/>
-              <w:ind w:right="0" w:left="0" w:firstLine="0"/>
-              <w:spacing w:after="40" w:line="240" w:lineRule="auto" w:before="40"/>
+              <w:ind w:left="0" w:right="0" w:firstLine="0"/>
+              <w:spacing w:lineRule="auto" w:before="40" w:line="240" w:after="40"/>
             </w:pPr>
             <w:r>
               <w:t xml:space="preserve">same as</w:t>
@@ -14504,8 +14504,8 @@
             <w:pPr>
               <w:pStyle w:val="Compact"/>
               <w:jc w:val="left"/>
-              <w:ind w:right="0" w:left="0" w:firstLine="0"/>
-              <w:spacing w:after="40" w:line="240" w:lineRule="auto" w:before="40"/>
+              <w:ind w:left="0" w:right="0" w:firstLine="0"/>
+              <w:spacing w:lineRule="auto" w:before="40" w:line="240" w:after="40"/>
             </w:pPr>
             <w:r>
               <w:t xml:space="preserve">Human-readable name.</w:t>
@@ -14520,8 +14520,8 @@
             <w:pPr>
               <w:pStyle w:val="Compact"/>
               <w:jc w:val="left"/>
-              <w:ind w:right="0" w:left="0" w:firstLine="0"/>
-              <w:spacing w:after="40" w:line="240" w:lineRule="auto" w:before="40"/>
+              <w:ind w:left="0" w:right="0" w:firstLine="0"/>
+              <w:spacing w:lineRule="auto" w:before="40" w:line="240" w:after="40"/>
             </w:pPr>
             <w:r>
               <w:rPr>
@@ -14537,8 +14537,8 @@
             <w:pPr>
               <w:pStyle w:val="Compact"/>
               <w:jc w:val="left"/>
-              <w:ind w:right="0" w:left="0" w:firstLine="0"/>
-              <w:spacing w:after="40" w:line="240" w:lineRule="auto" w:before="40"/>
+              <w:ind w:left="0" w:right="0" w:firstLine="0"/>
+              <w:spacing w:lineRule="auto" w:before="40" w:line="240" w:after="40"/>
             </w:pPr>
             <w:r>
               <w:t xml:space="preserve">string</w:t>
@@ -14551,8 +14551,8 @@
             <w:pPr>
               <w:pStyle w:val="Compact"/>
               <w:jc w:val="left"/>
-              <w:ind w:right="0" w:left="0" w:firstLine="0"/>
-              <w:spacing w:after="40" w:line="240" w:lineRule="auto" w:before="40"/>
+              <w:ind w:left="0" w:right="0" w:firstLine="0"/>
+              <w:spacing w:lineRule="auto" w:before="40" w:line="240" w:after="40"/>
             </w:pPr>
             <w:r>
               <w:rPr>
@@ -14568,8 +14568,8 @@
             <w:pPr>
               <w:pStyle w:val="Compact"/>
               <w:jc w:val="left"/>
-              <w:ind w:right="0" w:left="0" w:firstLine="0"/>
-              <w:spacing w:after="40" w:line="240" w:lineRule="auto" w:before="40"/>
+              <w:ind w:left="0" w:right="0" w:firstLine="0"/>
+              <w:spacing w:lineRule="auto" w:before="40" w:line="240" w:after="40"/>
             </w:pPr>
             <w:r>
               <w:t xml:space="preserve">Description text.</w:t>
@@ -14584,8 +14584,8 @@
             <w:pPr>
               <w:pStyle w:val="Compact"/>
               <w:jc w:val="left"/>
-              <w:ind w:right="0" w:left="0" w:firstLine="0"/>
-              <w:spacing w:after="40" w:line="240" w:lineRule="auto" w:before="40"/>
+              <w:ind w:left="0" w:right="0" w:firstLine="0"/>
+              <w:spacing w:lineRule="auto" w:before="40" w:line="240" w:after="40"/>
             </w:pPr>
             <w:r>
               <w:rPr>
@@ -14601,8 +14601,8 @@
             <w:pPr>
               <w:pStyle w:val="Compact"/>
               <w:jc w:val="left"/>
-              <w:ind w:right="0" w:left="0" w:firstLine="0"/>
-              <w:spacing w:after="40" w:line="240" w:lineRule="auto" w:before="40"/>
+              <w:ind w:left="0" w:right="0" w:firstLine="0"/>
+              <w:spacing w:lineRule="auto" w:before="40" w:line="240" w:after="40"/>
             </w:pPr>
             <w:r>
               <w:t xml:space="preserve">string</w:t>
@@ -14615,8 +14615,8 @@
             <w:pPr>
               <w:pStyle w:val="Compact"/>
               <w:jc w:val="left"/>
-              <w:ind w:right="0" w:left="0" w:firstLine="0"/>
-              <w:spacing w:after="40" w:line="240" w:lineRule="auto" w:before="40"/>
+              <w:ind w:left="0" w:right="0" w:firstLine="0"/>
+              <w:spacing w:lineRule="auto" w:before="40" w:line="240" w:after="40"/>
             </w:pPr>
             <w:r>
               <w:t xml:space="preserve">nil</w:t>
@@ -14629,8 +14629,8 @@
             <w:pPr>
               <w:pStyle w:val="Compact"/>
               <w:jc w:val="left"/>
-              <w:ind w:right="0" w:left="0" w:firstLine="0"/>
-              <w:spacing w:after="40" w:line="240" w:lineRule="auto" w:before="40"/>
+              <w:ind w:left="0" w:right="0" w:firstLine="0"/>
+              <w:spacing w:lineRule="auto" w:before="40" w:line="240" w:after="40"/>
             </w:pPr>
             <w:r>
               <w:t xml:space="preserve">Base type for attribute + hook inheritance (e.g. </w:t>
@@ -14654,8 +14654,8 @@
             <w:pPr>
               <w:pStyle w:val="Compact"/>
               <w:jc w:val="left"/>
-              <w:ind w:right="0" w:left="0" w:firstLine="0"/>
-              <w:spacing w:after="40" w:line="240" w:lineRule="auto" w:before="40"/>
+              <w:ind w:left="0" w:right="0" w:firstLine="0"/>
+              <w:spacing w:lineRule="auto" w:before="40" w:line="240" w:after="40"/>
             </w:pPr>
             <w:r>
               <w:rPr>
@@ -14671,8 +14671,8 @@
             <w:pPr>
               <w:pStyle w:val="Compact"/>
               <w:jc w:val="left"/>
-              <w:ind w:right="0" w:left="0" w:firstLine="0"/>
-              <w:spacing w:after="40" w:line="240" w:lineRule="auto" w:before="40"/>
+              <w:ind w:left="0" w:right="0" w:firstLine="0"/>
+              <w:spacing w:lineRule="auto" w:before="40" w:line="240" w:after="40"/>
             </w:pPr>
             <w:r>
               <w:t xml:space="preserve">boolean</w:t>
@@ -14685,8 +14685,8 @@
             <w:pPr>
               <w:pStyle w:val="Compact"/>
               <w:jc w:val="left"/>
-              <w:ind w:right="0" w:left="0" w:firstLine="0"/>
-              <w:spacing w:after="40" w:line="240" w:lineRule="auto" w:before="40"/>
+              <w:ind w:left="0" w:right="0" w:firstLine="0"/>
+              <w:spacing w:lineRule="auto" w:before="40" w:line="240" w:after="40"/>
             </w:pPr>
             <w:r>
               <w:t xml:space="preserve">false</w:t>
@@ -14699,8 +14699,8 @@
             <w:pPr>
               <w:pStyle w:val="Compact"/>
               <w:jc w:val="left"/>
-              <w:ind w:right="0" w:left="0" w:firstLine="0"/>
-              <w:spacing w:after="40" w:line="240" w:lineRule="auto" w:before="40"/>
+              <w:ind w:left="0" w:right="0" w:firstLine="0"/>
+              <w:spacing w:lineRule="auto" w:before="40" w:line="240" w:after="40"/>
             </w:pPr>
             <w:r>
               <w:t xml:space="preserve">Headers without an explicit type match this type.</w:t>
@@ -14715,8 +14715,8 @@
             <w:pPr>
               <w:pStyle w:val="Compact"/>
               <w:jc w:val="left"/>
-              <w:ind w:right="0" w:left="0" w:firstLine="0"/>
-              <w:spacing w:after="40" w:line="240" w:lineRule="auto" w:before="40"/>
+              <w:ind w:left="0" w:right="0" w:firstLine="0"/>
+              <w:spacing w:lineRule="auto" w:before="40" w:line="240" w:after="40"/>
             </w:pPr>
             <w:r>
               <w:rPr>
@@ -14732,8 +14732,8 @@
             <w:pPr>
               <w:pStyle w:val="Compact"/>
               <w:jc w:val="left"/>
-              <w:ind w:right="0" w:left="0" w:firstLine="0"/>
-              <w:spacing w:after="40" w:line="240" w:lineRule="auto" w:before="40"/>
+              <w:ind w:left="0" w:right="0" w:firstLine="0"/>
+              <w:spacing w:lineRule="auto" w:before="40" w:line="240" w:after="40"/>
             </w:pPr>
             <w:r>
               <w:t xml:space="preserve">boolean</w:t>
@@ -14746,8 +14746,8 @@
             <w:pPr>
               <w:pStyle w:val="Compact"/>
               <w:jc w:val="left"/>
-              <w:ind w:right="0" w:left="0" w:firstLine="0"/>
-              <w:spacing w:after="40" w:line="240" w:lineRule="auto" w:before="40"/>
+              <w:ind w:left="0" w:right="0" w:firstLine="0"/>
+              <w:spacing w:lineRule="auto" w:before="40" w:line="240" w:after="40"/>
             </w:pPr>
             <w:r>
               <w:t xml:space="preserve">false</w:t>
@@ -14760,8 +14760,8 @@
             <w:pPr>
               <w:pStyle w:val="Compact"/>
               <w:jc w:val="left"/>
-              <w:ind w:right="0" w:left="0" w:firstLine="0"/>
-              <w:spacing w:after="40" w:line="240" w:lineRule="auto" w:before="40"/>
+              <w:ind w:left="0" w:right="0" w:firstLine="0"/>
+              <w:spacing w:lineRule="auto" w:before="40" w:line="240" w:after="40"/>
             </w:pPr>
             <w:r>
               <w:t xml:space="preserve">Hierarchical object (contains children with their own PIDs).</w:t>
@@ -14776,8 +14776,8 @@
             <w:pPr>
               <w:pStyle w:val="Compact"/>
               <w:jc w:val="left"/>
-              <w:ind w:right="0" w:left="0" w:firstLine="0"/>
-              <w:spacing w:after="40" w:line="240" w:lineRule="auto" w:before="40"/>
+              <w:ind w:left="0" w:right="0" w:firstLine="0"/>
+              <w:spacing w:lineRule="auto" w:before="40" w:line="240" w:after="40"/>
             </w:pPr>
             <w:r>
               <w:rPr>
@@ -14793,8 +14793,8 @@
             <w:pPr>
               <w:pStyle w:val="Compact"/>
               <w:jc w:val="left"/>
-              <w:ind w:right="0" w:left="0" w:firstLine="0"/>
-              <w:spacing w:after="40" w:line="240" w:lineRule="auto" w:before="40"/>
+              <w:ind w:left="0" w:right="0" w:firstLine="0"/>
+              <w:spacing w:lineRule="auto" w:before="40" w:line="240" w:after="40"/>
             </w:pPr>
             <w:r>
               <w:t xml:space="preserve">boolean</w:t>
@@ -14807,8 +14807,8 @@
             <w:pPr>
               <w:pStyle w:val="Compact"/>
               <w:jc w:val="left"/>
-              <w:ind w:right="0" w:left="0" w:firstLine="0"/>
-              <w:spacing w:after="40" w:line="240" w:lineRule="auto" w:before="40"/>
+              <w:ind w:left="0" w:right="0" w:firstLine="0"/>
+              <w:spacing w:lineRule="auto" w:before="40" w:line="240" w:after="40"/>
             </w:pPr>
             <w:r>
               <w:t xml:space="preserve">false</w:t>
@@ -14821,8 +14821,8 @@
             <w:pPr>
               <w:pStyle w:val="Compact"/>
               <w:jc w:val="left"/>
-              <w:ind w:right="0" w:left="0" w:firstLine="0"/>
-              <w:spacing w:after="40" w:line="240" w:lineRule="auto" w:before="40"/>
+              <w:ind w:left="0" w:right="0" w:firstLine="0"/>
+              <w:spacing w:lineRule="auto" w:before="40" w:line="240" w:after="40"/>
             </w:pPr>
             <w:r>
               <w:t xml:space="preserve">The specification must contain at least one object of this type.</w:t>
@@ -14837,8 +14837,8 @@
             <w:pPr>
               <w:pStyle w:val="Compact"/>
               <w:jc w:val="left"/>
-              <w:ind w:right="0" w:left="0" w:firstLine="0"/>
-              <w:spacing w:after="40" w:line="240" w:lineRule="auto" w:before="40"/>
+              <w:ind w:left="0" w:right="0" w:firstLine="0"/>
+              <w:spacing w:lineRule="auto" w:before="40" w:line="240" w:after="40"/>
             </w:pPr>
             <w:r>
               <w:rPr>
@@ -14854,8 +14854,8 @@
             <w:pPr>
               <w:pStyle w:val="Compact"/>
               <w:jc w:val="left"/>
-              <w:ind w:right="0" w:left="0" w:firstLine="0"/>
-              <w:spacing w:after="40" w:line="240" w:lineRule="auto" w:before="40"/>
+              <w:ind w:left="0" w:right="0" w:firstLine="0"/>
+              <w:spacing w:lineRule="auto" w:before="40" w:line="240" w:after="40"/>
             </w:pPr>
             <w:r>
               <w:t xml:space="preserve">string</w:t>
@@ -14868,8 +14868,8 @@
             <w:pPr>
               <w:pStyle w:val="Compact"/>
               <w:jc w:val="left"/>
-              <w:ind w:right="0" w:left="0" w:firstLine="0"/>
-              <w:spacing w:after="40" w:line="240" w:lineRule="auto" w:before="40"/>
+              <w:ind w:left="0" w:right="0" w:firstLine="0"/>
+              <w:spacing w:lineRule="auto" w:before="40" w:line="240" w:after="40"/>
             </w:pPr>
             <w:r>
               <w:t xml:space="preserve">nil</w:t>
@@ -14882,8 +14882,8 @@
             <w:pPr>
               <w:pStyle w:val="Compact"/>
               <w:jc w:val="left"/>
-              <w:ind w:right="0" w:left="0" w:firstLine="0"/>
-              <w:spacing w:after="40" w:line="240" w:lineRule="auto" w:before="40"/>
+              <w:ind w:left="0" w:right="0" w:firstLine="0"/>
+              <w:spacing w:lineRule="auto" w:before="40" w:line="240" w:after="40"/>
             </w:pPr>
             <w:r>
               <w:t xml:space="preserve">Prefix for auto-generated PIDs.</w:t>
@@ -14898,8 +14898,8 @@
             <w:pPr>
               <w:pStyle w:val="Compact"/>
               <w:jc w:val="left"/>
-              <w:ind w:right="0" w:left="0" w:firstLine="0"/>
-              <w:spacing w:after="40" w:line="240" w:lineRule="auto" w:before="40"/>
+              <w:ind w:left="0" w:right="0" w:firstLine="0"/>
+              <w:spacing w:lineRule="auto" w:before="40" w:line="240" w:after="40"/>
             </w:pPr>
             <w:r>
               <w:rPr>
@@ -14915,8 +14915,8 @@
             <w:pPr>
               <w:pStyle w:val="Compact"/>
               <w:jc w:val="left"/>
-              <w:ind w:right="0" w:left="0" w:firstLine="0"/>
-              <w:spacing w:after="40" w:line="240" w:lineRule="auto" w:before="40"/>
+              <w:ind w:left="0" w:right="0" w:firstLine="0"/>
+              <w:spacing w:lineRule="auto" w:before="40" w:line="240" w:after="40"/>
             </w:pPr>
             <w:r>
               <w:t xml:space="preserve">string</w:t>
@@ -14929,8 +14929,8 @@
             <w:pPr>
               <w:pStyle w:val="Compact"/>
               <w:jc w:val="left"/>
-              <w:ind w:right="0" w:left="0" w:firstLine="0"/>
-              <w:spacing w:after="40" w:line="240" w:lineRule="auto" w:before="40"/>
+              <w:ind w:left="0" w:right="0" w:firstLine="0"/>
+              <w:spacing w:lineRule="auto" w:before="40" w:line="240" w:after="40"/>
             </w:pPr>
             <w:r>
               <w:t xml:space="preserve">nil</w:t>
@@ -14943,8 +14943,8 @@
             <w:pPr>
               <w:pStyle w:val="Compact"/>
               <w:jc w:val="left"/>
-              <w:ind w:right="0" w:left="0" w:firstLine="0"/>
-              <w:spacing w:after="40" w:line="240" w:lineRule="auto" w:before="40"/>
+              <w:ind w:left="0" w:right="0" w:firstLine="0"/>
+              <w:spacing w:lineRule="auto" w:before="40" w:line="240" w:after="40"/>
             </w:pPr>
             <w:r>
               <w:t xml:space="preserve">Printf format (e.g. </w:t>
@@ -14968,8 +14968,8 @@
             <w:pPr>
               <w:pStyle w:val="Compact"/>
               <w:jc w:val="left"/>
-              <w:ind w:right="0" w:left="0" w:firstLine="0"/>
-              <w:spacing w:after="40" w:line="240" w:lineRule="auto" w:before="40"/>
+              <w:ind w:left="0" w:right="0" w:firstLine="0"/>
+              <w:spacing w:lineRule="auto" w:before="40" w:line="240" w:after="40"/>
             </w:pPr>
             <w:r>
               <w:rPr>
@@ -14985,8 +14985,8 @@
             <w:pPr>
               <w:pStyle w:val="Compact"/>
               <w:jc w:val="left"/>
-              <w:ind w:right="0" w:left="0" w:firstLine="0"/>
-              <w:spacing w:after="40" w:line="240" w:lineRule="auto" w:before="40"/>
+              <w:ind w:left="0" w:right="0" w:firstLine="0"/>
+              <w:spacing w:lineRule="auto" w:before="40" w:line="240" w:after="40"/>
             </w:pPr>
             <w:r>
               <w:t xml:space="preserve">list</w:t>
@@ -14999,8 +14999,8 @@
             <w:pPr>
               <w:pStyle w:val="Compact"/>
               <w:jc w:val="left"/>
-              <w:ind w:right="0" w:left="0" w:firstLine="0"/>
-              <w:spacing w:after="40" w:line="240" w:lineRule="auto" w:before="40"/>
+              <w:ind w:left="0" w:right="0" w:firstLine="0"/>
+              <w:spacing w:lineRule="auto" w:before="40" w:line="240" w:after="40"/>
             </w:pPr>
             <w:r>
               <w:t xml:space="preserve">nil</w:t>
@@ -15013,8 +15013,8 @@
             <w:pPr>
               <w:pStyle w:val="Compact"/>
               <w:jc w:val="left"/>
-              <w:ind w:right="0" w:left="0" w:firstLine="0"/>
-              <w:spacing w:after="40" w:line="240" w:lineRule="auto" w:before="40"/>
+              <w:ind w:left="0" w:right="0" w:firstLine="0"/>
+              <w:spacing w:lineRule="auto" w:before="40" w:line="240" w:after="40"/>
             </w:pPr>
             <w:r>
               <w:t xml:space="preserve">Alternative identifiers for syntax matching.</w:t>
@@ -15029,8 +15029,8 @@
             <w:pPr>
               <w:pStyle w:val="Compact"/>
               <w:jc w:val="left"/>
-              <w:ind w:right="0" w:left="0" w:firstLine="0"/>
-              <w:spacing w:after="40" w:line="240" w:lineRule="auto" w:before="40"/>
+              <w:ind w:left="0" w:right="0" w:firstLine="0"/>
+              <w:spacing w:lineRule="auto" w:before="40" w:line="240" w:after="40"/>
             </w:pPr>
             <w:r>
               <w:rPr>
@@ -15046,8 +15046,8 @@
             <w:pPr>
               <w:pStyle w:val="Compact"/>
               <w:jc w:val="left"/>
-              <w:ind w:right="0" w:left="0" w:firstLine="0"/>
-              <w:spacing w:after="40" w:line="240" w:lineRule="auto" w:before="40"/>
+              <w:ind w:left="0" w:right="0" w:firstLine="0"/>
+              <w:spacing w:lineRule="auto" w:before="40" w:line="240" w:after="40"/>
             </w:pPr>
             <w:r>
               <w:t xml:space="preserve">list</w:t>
@@ -15060,8 +15060,8 @@
             <w:pPr>
               <w:pStyle w:val="Compact"/>
               <w:jc w:val="left"/>
-              <w:ind w:right="0" w:left="0" w:firstLine="0"/>
-              <w:spacing w:after="40" w:line="240" w:lineRule="auto" w:before="40"/>
+              <w:ind w:left="0" w:right="0" w:firstLine="0"/>
+              <w:spacing w:lineRule="auto" w:before="40" w:line="240" w:after="40"/>
             </w:pPr>
             <w:r>
               <w:t xml:space="preserve">nil</w:t>
@@ -15074,8 +15074,8 @@
             <w:pPr>
               <w:pStyle w:val="Compact"/>
               <w:jc w:val="left"/>
-              <w:ind w:right="0" w:left="0" w:firstLine="0"/>
-              <w:spacing w:after="40" w:line="240" w:lineRule="auto" w:before="40"/>
+              <w:ind w:left="0" w:right="0" w:firstLine="0"/>
+              <w:spacing w:lineRule="auto" w:before="40" w:line="240" w:after="40"/>
             </w:pPr>
             <w:r>
               <w:t xml:space="preserve">Titles that auto-resolve to this type (e.g. </w:t>
@@ -15114,8 +15114,8 @@
             <w:pPr>
               <w:pStyle w:val="Compact"/>
               <w:jc w:val="left"/>
-              <w:ind w:right="0" w:left="0" w:firstLine="0"/>
-              <w:spacing w:after="40" w:line="240" w:lineRule="auto" w:before="40"/>
+              <w:ind w:left="0" w:right="0" w:firstLine="0"/>
+              <w:spacing w:lineRule="auto" w:before="40" w:line="240" w:after="40"/>
             </w:pPr>
             <w:r>
               <w:rPr>
@@ -15131,8 +15131,8 @@
             <w:pPr>
               <w:pStyle w:val="Compact"/>
               <w:jc w:val="left"/>
-              <w:ind w:right="0" w:left="0" w:firstLine="0"/>
-              <w:spacing w:after="40" w:line="240" w:lineRule="auto" w:before="40"/>
+              <w:ind w:left="0" w:right="0" w:firstLine="0"/>
+              <w:spacing w:lineRule="auto" w:before="40" w:line="240" w:after="40"/>
             </w:pPr>
             <w:r>
               <w:t xml:space="preserve">list</w:t>
@@ -15145,8 +15145,8 @@
             <w:pPr>
               <w:pStyle w:val="Compact"/>
               <w:jc w:val="left"/>
-              <w:ind w:right="0" w:left="0" w:firstLine="0"/>
-              <w:spacing w:after="40" w:line="240" w:lineRule="auto" w:before="40"/>
+              <w:ind w:left="0" w:right="0" w:firstLine="0"/>
+              <w:spacing w:lineRule="auto" w:before="40" w:line="240" w:after="40"/>
             </w:pPr>
             <w:r>
               <w:t xml:space="preserve">nil</w:t>
@@ -15159,8 +15159,8 @@
             <w:pPr>
               <w:pStyle w:val="Compact"/>
               <w:jc w:val="left"/>
-              <w:ind w:right="0" w:left="0" w:firstLine="0"/>
-              <w:spacing w:after="40" w:line="240" w:lineRule="auto" w:before="40"/>
+              <w:ind w:left="0" w:right="0" w:firstLine="0"/>
+              <w:spacing w:lineRule="auto" w:before="40" w:line="240" w:after="40"/>
             </w:pPr>
             <w:r>
               <w:t xml:space="preserve">Attribute definitions (see below).</w:t>
@@ -15185,12 +15185,12 @@
     </w:p>
     <w:p>
       <w:pPr>
-        <w:spacing w:lineRule="exact" w:line="20" w:before="0" w:after="0"/>
+        <w:spacing w:lineRule="exact" w:before="0" w:after="0" w:line="20"/>
         <w:rPr>
           <w:sz w:val="2"/>
         </w:rPr>
       </w:pPr>
-      <w:bookmarkStart w:name="csv-tbl-model-attribute-fields" w:id="62565"/>
+      <w:bookmarkStart w:id="62565" w:name="csv-tbl-model-attribute-fields"/>
       <w:bookmarkEnd w:id="62565"/>
     </w:p>
     <w:p>
@@ -15227,18 +15227,18 @@
         <w:tblLook w:firstRow="1" w:lastRow="0" w:firstColumn="0" w:lastColumn="0" w:noHBand="0" w:noVBand="0" w:val="0020"/>
         <w:jc w:val="start"/>
         <w:tblBorders>
-          <w:top w:color="000000" w:space="0" w:val="single" w:sz="6"/>
-          <w:left w:color="000000" w:space="0" w:val="single" w:sz="6"/>
-          <w:bottom w:color="000000" w:space="0" w:val="single" w:sz="6"/>
-          <w:right w:color="000000" w:space="0" w:val="single" w:sz="6"/>
-          <w:insideH w:color="000000" w:space="0" w:val="single" w:sz="6"/>
-          <w:insideV w:color="000000" w:space="0" w:val="single" w:sz="6"/>
+          <w:top w:val="single" w:sz="6" w:color="000000" w:space="0"/>
+          <w:left w:val="single" w:sz="6" w:color="000000" w:space="0"/>
+          <w:bottom w:val="single" w:sz="6" w:color="000000" w:space="0"/>
+          <w:right w:val="single" w:sz="6" w:color="000000" w:space="0"/>
+          <w:insideH w:val="single" w:sz="6" w:color="000000" w:space="0"/>
+          <w:insideV w:val="single" w:sz="6" w:color="000000" w:space="0"/>
         </w:tblBorders>
         <w:tblCellMar>
-          <w:top w:w="57" w:type="dxa"/>
-          <w:left w:w="108" w:type="dxa"/>
-          <w:bottom w:w="57" w:type="dxa"/>
-          <w:right w:w="108" w:type="dxa"/>
+          <w:top w:type="dxa" w:w="57"/>
+          <w:left w:type="dxa" w:w="108"/>
+          <w:bottom w:type="dxa" w:w="57"/>
+          <w:right w:type="dxa" w:w="108"/>
         </w:tblCellMar>
       </w:tblPr>
       <w:tblGrid>
@@ -15253,14 +15253,14 @@
         </w:trPr>
         <w:tc>
           <w:tcPr>
-            <w:shd w:color="auto" w:val="clear" w:fill="E8E8E8"/>
+            <w:shd w:val="clear" w:color="auto" w:fill="E8E8E8"/>
           </w:tcPr>
           <w:p>
             <w:pPr>
               <w:pStyle w:val="Compact"/>
               <w:jc w:val="left"/>
-              <w:ind w:right="0" w:left="0" w:firstLine="0"/>
-              <w:spacing w:after="40" w:line="240" w:lineRule="auto" w:before="40"/>
+              <w:ind w:left="0" w:right="0" w:firstLine="0"/>
+              <w:spacing w:lineRule="auto" w:before="40" w:line="240" w:after="40"/>
             </w:pPr>
             <w:r>
               <w:rPr>
@@ -15272,14 +15272,14 @@
         </w:tc>
         <w:tc>
           <w:tcPr>
-            <w:shd w:color="auto" w:val="clear" w:fill="E8E8E8"/>
+            <w:shd w:val="clear" w:color="auto" w:fill="E8E8E8"/>
           </w:tcPr>
           <w:p>
             <w:pPr>
               <w:pStyle w:val="Compact"/>
               <w:jc w:val="left"/>
-              <w:ind w:right="0" w:left="0" w:firstLine="0"/>
-              <w:spacing w:after="40" w:line="240" w:lineRule="auto" w:before="40"/>
+              <w:ind w:left="0" w:right="0" w:firstLine="0"/>
+              <w:spacing w:lineRule="auto" w:before="40" w:line="240" w:after="40"/>
             </w:pPr>
             <w:r>
               <w:rPr>
@@ -15291,14 +15291,14 @@
         </w:tc>
         <w:tc>
           <w:tcPr>
-            <w:shd w:color="auto" w:val="clear" w:fill="E8E8E8"/>
+            <w:shd w:val="clear" w:color="auto" w:fill="E8E8E8"/>
           </w:tcPr>
           <w:p>
             <w:pPr>
               <w:pStyle w:val="Compact"/>
               <w:jc w:val="left"/>
-              <w:ind w:right="0" w:left="0" w:firstLine="0"/>
-              <w:spacing w:after="40" w:line="240" w:lineRule="auto" w:before="40"/>
+              <w:ind w:left="0" w:right="0" w:firstLine="0"/>
+              <w:spacing w:lineRule="auto" w:before="40" w:line="240" w:after="40"/>
             </w:pPr>
             <w:r>
               <w:rPr>
@@ -15310,14 +15310,14 @@
         </w:tc>
         <w:tc>
           <w:tcPr>
-            <w:shd w:color="auto" w:val="clear" w:fill="E8E8E8"/>
+            <w:shd w:val="clear" w:color="auto" w:fill="E8E8E8"/>
           </w:tcPr>
           <w:p>
             <w:pPr>
               <w:pStyle w:val="Compact"/>
               <w:jc w:val="left"/>
-              <w:ind w:right="0" w:left="0" w:firstLine="0"/>
-              <w:spacing w:after="40" w:line="240" w:lineRule="auto" w:before="40"/>
+              <w:ind w:left="0" w:right="0" w:firstLine="0"/>
+              <w:spacing w:lineRule="auto" w:before="40" w:line="240" w:after="40"/>
             </w:pPr>
             <w:r>
               <w:rPr>
@@ -15335,8 +15335,8 @@
             <w:pPr>
               <w:pStyle w:val="Compact"/>
               <w:jc w:val="left"/>
-              <w:ind w:right="0" w:left="0" w:firstLine="0"/>
-              <w:spacing w:after="40" w:line="240" w:lineRule="auto" w:before="40"/>
+              <w:ind w:left="0" w:right="0" w:firstLine="0"/>
+              <w:spacing w:lineRule="auto" w:before="40" w:line="240" w:after="40"/>
             </w:pPr>
             <w:r>
               <w:rPr>
@@ -15352,8 +15352,8 @@
             <w:pPr>
               <w:pStyle w:val="Compact"/>
               <w:jc w:val="left"/>
-              <w:ind w:right="0" w:left="0" w:firstLine="0"/>
-              <w:spacing w:after="40" w:line="240" w:lineRule="auto" w:before="40"/>
+              <w:ind w:left="0" w:right="0" w:firstLine="0"/>
+              <w:spacing w:lineRule="auto" w:before="40" w:line="240" w:after="40"/>
             </w:pPr>
             <w:r>
               <w:t xml:space="preserve">string</w:t>
@@ -15366,8 +15366,8 @@
             <w:pPr>
               <w:pStyle w:val="Compact"/>
               <w:jc w:val="left"/>
-              <w:ind w:right="0" w:left="0" w:firstLine="0"/>
-              <w:spacing w:after="40" w:line="240" w:lineRule="auto" w:before="40"/>
+              <w:ind w:left="0" w:right="0" w:firstLine="0"/>
+              <w:spacing w:lineRule="auto" w:before="40" w:line="240" w:after="40"/>
             </w:pPr>
             <w:r>
               <w:t xml:space="preserve">required</w:t>
@@ -15380,8 +15380,8 @@
             <w:pPr>
               <w:pStyle w:val="Compact"/>
               <w:jc w:val="left"/>
-              <w:ind w:right="0" w:left="0" w:firstLine="0"/>
-              <w:spacing w:after="40" w:line="240" w:lineRule="auto" w:before="40"/>
+              <w:ind w:left="0" w:right="0" w:firstLine="0"/>
+              <w:spacing w:lineRule="auto" w:before="40" w:line="240" w:after="40"/>
             </w:pPr>
             <w:r>
               <w:t xml:space="preserve">Attribute identifier.</w:t>
@@ -15396,8 +15396,8 @@
             <w:pPr>
               <w:pStyle w:val="Compact"/>
               <w:jc w:val="left"/>
-              <w:ind w:right="0" w:left="0" w:firstLine="0"/>
-              <w:spacing w:after="40" w:line="240" w:lineRule="auto" w:before="40"/>
+              <w:ind w:left="0" w:right="0" w:firstLine="0"/>
+              <w:spacing w:lineRule="auto" w:before="40" w:line="240" w:after="40"/>
             </w:pPr>
             <w:r>
               <w:rPr>
@@ -15413,8 +15413,8 @@
             <w:pPr>
               <w:pStyle w:val="Compact"/>
               <w:jc w:val="left"/>
-              <w:ind w:right="0" w:left="0" w:firstLine="0"/>
-              <w:spacing w:after="40" w:line="240" w:lineRule="auto" w:before="40"/>
+              <w:ind w:left="0" w:right="0" w:firstLine="0"/>
+              <w:spacing w:lineRule="auto" w:before="40" w:line="240" w:after="40"/>
             </w:pPr>
             <w:r>
               <w:t xml:space="preserve">string</w:t>
@@ -15427,8 +15427,8 @@
             <w:pPr>
               <w:pStyle w:val="Compact"/>
               <w:jc w:val="left"/>
-              <w:ind w:right="0" w:left="0" w:firstLine="0"/>
-              <w:spacing w:after="40" w:line="240" w:lineRule="auto" w:before="40"/>
+              <w:ind w:left="0" w:right="0" w:firstLine="0"/>
+              <w:spacing w:lineRule="auto" w:before="40" w:line="240" w:after="40"/>
             </w:pPr>
             <w:r>
               <w:rPr>
@@ -15444,8 +15444,8 @@
             <w:pPr>
               <w:pStyle w:val="Compact"/>
               <w:jc w:val="left"/>
-              <w:ind w:right="0" w:left="0" w:firstLine="0"/>
-              <w:spacing w:after="40" w:line="240" w:lineRule="auto" w:before="40"/>
+              <w:ind w:left="0" w:right="0" w:firstLine="0"/>
+              <w:spacing w:lineRule="auto" w:before="40" w:line="240" w:after="40"/>
             </w:pPr>
             <w:r>
               <w:t xml:space="preserve">One of:</w:t>
@@ -15559,8 +15559,8 @@
             <w:pPr>
               <w:pStyle w:val="Compact"/>
               <w:jc w:val="left"/>
-              <w:ind w:right="0" w:left="0" w:firstLine="0"/>
-              <w:spacing w:after="40" w:line="240" w:lineRule="auto" w:before="40"/>
+              <w:ind w:left="0" w:right="0" w:firstLine="0"/>
+              <w:spacing w:lineRule="auto" w:before="40" w:line="240" w:after="40"/>
             </w:pPr>
             <w:r>
               <w:rPr>
@@ -15576,8 +15576,8 @@
             <w:pPr>
               <w:pStyle w:val="Compact"/>
               <w:jc w:val="left"/>
-              <w:ind w:right="0" w:left="0" w:firstLine="0"/>
-              <w:spacing w:after="40" w:line="240" w:lineRule="auto" w:before="40"/>
+              <w:ind w:left="0" w:right="0" w:firstLine="0"/>
+              <w:spacing w:lineRule="auto" w:before="40" w:line="240" w:after="40"/>
             </w:pPr>
             <w:r>
               <w:t xml:space="preserve">integer</w:t>
@@ -15590,8 +15590,8 @@
             <w:pPr>
               <w:pStyle w:val="Compact"/>
               <w:jc w:val="left"/>
-              <w:ind w:right="0" w:left="0" w:firstLine="0"/>
-              <w:spacing w:after="40" w:line="240" w:lineRule="auto" w:before="40"/>
+              <w:ind w:left="0" w:right="0" w:firstLine="0"/>
+              <w:spacing w:lineRule="auto" w:before="40" w:line="240" w:after="40"/>
             </w:pPr>
             <w:r>
               <w:t xml:space="preserve">0</w:t>
@@ -15604,8 +15604,8 @@
             <w:pPr>
               <w:pStyle w:val="Compact"/>
               <w:jc w:val="left"/>
-              <w:ind w:right="0" w:left="0" w:firstLine="0"/>
-              <w:spacing w:after="40" w:line="240" w:lineRule="auto" w:before="40"/>
+              <w:ind w:left="0" w:right="0" w:firstLine="0"/>
+              <w:spacing w:lineRule="auto" w:before="40" w:line="240" w:after="40"/>
             </w:pPr>
             <w:r>
               <w:t xml:space="preserve">0 = optional, 1 = required.</w:t>
@@ -15620,8 +15620,8 @@
             <w:pPr>
               <w:pStyle w:val="Compact"/>
               <w:jc w:val="left"/>
-              <w:ind w:right="0" w:left="0" w:firstLine="0"/>
-              <w:spacing w:after="40" w:line="240" w:lineRule="auto" w:before="40"/>
+              <w:ind w:left="0" w:right="0" w:firstLine="0"/>
+              <w:spacing w:lineRule="auto" w:before="40" w:line="240" w:after="40"/>
             </w:pPr>
             <w:r>
               <w:rPr>
@@ -15637,8 +15637,8 @@
             <w:pPr>
               <w:pStyle w:val="Compact"/>
               <w:jc w:val="left"/>
-              <w:ind w:right="0" w:left="0" w:firstLine="0"/>
-              <w:spacing w:after="40" w:line="240" w:lineRule="auto" w:before="40"/>
+              <w:ind w:left="0" w:right="0" w:firstLine="0"/>
+              <w:spacing w:lineRule="auto" w:before="40" w:line="240" w:after="40"/>
             </w:pPr>
             <w:r>
               <w:t xml:space="preserve">integer</w:t>
@@ -15651,8 +15651,8 @@
             <w:pPr>
               <w:pStyle w:val="Compact"/>
               <w:jc w:val="left"/>
-              <w:ind w:right="0" w:left="0" w:firstLine="0"/>
-              <w:spacing w:after="40" w:line="240" w:lineRule="auto" w:before="40"/>
+              <w:ind w:left="0" w:right="0" w:firstLine="0"/>
+              <w:spacing w:lineRule="auto" w:before="40" w:line="240" w:after="40"/>
             </w:pPr>
             <w:r>
               <w:t xml:space="preserve">1</w:t>
@@ -15665,8 +15665,8 @@
             <w:pPr>
               <w:pStyle w:val="Compact"/>
               <w:jc w:val="left"/>
-              <w:ind w:right="0" w:left="0" w:firstLine="0"/>
-              <w:spacing w:after="40" w:line="240" w:lineRule="auto" w:before="40"/>
+              <w:ind w:left="0" w:right="0" w:firstLine="0"/>
+              <w:spacing w:lineRule="auto" w:before="40" w:line="240" w:after="40"/>
             </w:pPr>
             <w:r>
               <w:t xml:space="preserve">Maximum number of values.</w:t>
@@ -15681,8 +15681,8 @@
             <w:pPr>
               <w:pStyle w:val="Compact"/>
               <w:jc w:val="left"/>
-              <w:ind w:right="0" w:left="0" w:firstLine="0"/>
-              <w:spacing w:after="40" w:line="240" w:lineRule="auto" w:before="40"/>
+              <w:ind w:left="0" w:right="0" w:firstLine="0"/>
+              <w:spacing w:lineRule="auto" w:before="40" w:line="240" w:after="40"/>
             </w:pPr>
             <w:r>
               <w:rPr>
@@ -15713,8 +15713,8 @@
             <w:pPr>
               <w:pStyle w:val="Compact"/>
               <w:jc w:val="left"/>
-              <w:ind w:right="0" w:left="0" w:firstLine="0"/>
-              <w:spacing w:after="40" w:line="240" w:lineRule="auto" w:before="40"/>
+              <w:ind w:left="0" w:right="0" w:firstLine="0"/>
+              <w:spacing w:lineRule="auto" w:before="40" w:line="240" w:after="40"/>
             </w:pPr>
             <w:r>
               <w:t xml:space="preserve">number</w:t>
@@ -15727,8 +15727,8 @@
             <w:pPr>
               <w:pStyle w:val="Compact"/>
               <w:jc w:val="left"/>
-              <w:ind w:right="0" w:left="0" w:firstLine="0"/>
-              <w:spacing w:after="40" w:line="240" w:lineRule="auto" w:before="40"/>
+              <w:ind w:left="0" w:right="0" w:firstLine="0"/>
+              <w:spacing w:lineRule="auto" w:before="40" w:line="240" w:after="40"/>
             </w:pPr>
             <w:r>
               <w:t xml:space="preserve">nil</w:t>
@@ -15741,8 +15741,8 @@
             <w:pPr>
               <w:pStyle w:val="Compact"/>
               <w:jc w:val="left"/>
-              <w:ind w:right="0" w:left="0" w:firstLine="0"/>
-              <w:spacing w:after="40" w:line="240" w:lineRule="auto" w:before="40"/>
+              <w:ind w:left="0" w:right="0" w:firstLine="0"/>
+              <w:spacing w:lineRule="auto" w:before="40" w:line="240" w:after="40"/>
             </w:pPr>
             <w:r>
               <w:t xml:space="preserve">Bounds for numeric types.</w:t>
@@ -15757,8 +15757,8 @@
             <w:pPr>
               <w:pStyle w:val="Compact"/>
               <w:jc w:val="left"/>
-              <w:ind w:right="0" w:left="0" w:firstLine="0"/>
-              <w:spacing w:after="40" w:line="240" w:lineRule="auto" w:before="40"/>
+              <w:ind w:left="0" w:right="0" w:firstLine="0"/>
+              <w:spacing w:lineRule="auto" w:before="40" w:line="240" w:after="40"/>
             </w:pPr>
             <w:r>
               <w:rPr>
@@ -15774,8 +15774,8 @@
             <w:pPr>
               <w:pStyle w:val="Compact"/>
               <w:jc w:val="left"/>
-              <w:ind w:right="0" w:left="0" w:firstLine="0"/>
-              <w:spacing w:after="40" w:line="240" w:lineRule="auto" w:before="40"/>
+              <w:ind w:left="0" w:right="0" w:firstLine="0"/>
+              <w:spacing w:lineRule="auto" w:before="40" w:line="240" w:after="40"/>
             </w:pPr>
             <w:r>
               <w:t xml:space="preserve">list</w:t>
@@ -15788,8 +15788,8 @@
             <w:pPr>
               <w:pStyle w:val="Compact"/>
               <w:jc w:val="left"/>
-              <w:ind w:right="0" w:left="0" w:firstLine="0"/>
-              <w:spacing w:after="40" w:line="240" w:lineRule="auto" w:before="40"/>
+              <w:ind w:left="0" w:right="0" w:firstLine="0"/>
+              <w:spacing w:lineRule="auto" w:before="40" w:line="240" w:after="40"/>
             </w:pPr>
             <w:r>
               <w:t xml:space="preserve">nil</w:t>
@@ -15802,8 +15802,8 @@
             <w:pPr>
               <w:pStyle w:val="Compact"/>
               <w:jc w:val="left"/>
-              <w:ind w:right="0" w:left="0" w:firstLine="0"/>
-              <w:spacing w:after="40" w:line="240" w:lineRule="auto" w:before="40"/>
+              <w:ind w:left="0" w:right="0" w:firstLine="0"/>
+              <w:spacing w:lineRule="auto" w:before="40" w:line="240" w:after="40"/>
             </w:pPr>
             <w:r>
               <w:t xml:space="preserve">Required when</w:t>
@@ -15830,8 +15830,8 @@
             <w:pPr>
               <w:pStyle w:val="Compact"/>
               <w:jc w:val="left"/>
-              <w:ind w:right="0" w:left="0" w:firstLine="0"/>
-              <w:spacing w:after="40" w:line="240" w:lineRule="auto" w:before="40"/>
+              <w:ind w:left="0" w:right="0" w:firstLine="0"/>
+              <w:spacing w:lineRule="auto" w:before="40" w:line="240" w:after="40"/>
             </w:pPr>
             <w:r>
               <w:rPr>
@@ -15847,8 +15847,8 @@
             <w:pPr>
               <w:pStyle w:val="Compact"/>
               <w:jc w:val="left"/>
-              <w:ind w:right="0" w:left="0" w:firstLine="0"/>
-              <w:spacing w:after="40" w:line="240" w:lineRule="auto" w:before="40"/>
+              <w:ind w:left="0" w:right="0" w:firstLine="0"/>
+              <w:spacing w:lineRule="auto" w:before="40" w:line="240" w:after="40"/>
             </w:pPr>
             <w:r>
               <w:t xml:space="preserve">string</w:t>
@@ -15861,8 +15861,8 @@
             <w:pPr>
               <w:pStyle w:val="Compact"/>
               <w:jc w:val="left"/>
-              <w:ind w:right="0" w:left="0" w:firstLine="0"/>
-              <w:spacing w:after="40" w:line="240" w:lineRule="auto" w:before="40"/>
+              <w:ind w:left="0" w:right="0" w:firstLine="0"/>
+              <w:spacing w:lineRule="auto" w:before="40" w:line="240" w:after="40"/>
             </w:pPr>
             <w:r>
               <w:t xml:space="preserve">auto</w:t>
@@ -15875,8 +15875,8 @@
             <w:pPr>
               <w:pStyle w:val="Compact"/>
               <w:jc w:val="left"/>
-              <w:ind w:right="0" w:left="0" w:firstLine="0"/>
-              <w:spacing w:after="40" w:line="240" w:lineRule="auto" w:before="40"/>
+              <w:ind w:left="0" w:right="0" w:firstLine="0"/>
+              <w:spacing w:lineRule="auto" w:before="40" w:line="240" w:after="40"/>
             </w:pPr>
             <w:r>
               <w:t xml:space="preserve">Override the auto-generated datatype id. For</w:t>
@@ -15928,12 +15928,12 @@
     </w:p>
     <w:p>
       <w:pPr>
-        <w:spacing w:lineRule="exact" w:line="20" w:before="0" w:after="0"/>
+        <w:spacing w:lineRule="exact" w:before="0" w:after="0" w:line="20"/>
         <w:rPr>
           <w:sz w:val="2"/>
         </w:rPr>
       </w:pPr>
-      <w:bookmarkStart w:name="csv-tbl-model-float-fields" w:id="38789"/>
+      <w:bookmarkStart w:id="38789" w:name="csv-tbl-model-float-fields"/>
       <w:bookmarkEnd w:id="38789"/>
     </w:p>
     <w:p>
@@ -15970,18 +15970,18 @@
         <w:tblLook w:firstRow="1" w:lastRow="0" w:firstColumn="0" w:lastColumn="0" w:noHBand="0" w:noVBand="0" w:val="0020"/>
         <w:jc w:val="start"/>
         <w:tblBorders>
-          <w:top w:color="000000" w:space="0" w:val="single" w:sz="6"/>
-          <w:left w:color="000000" w:space="0" w:val="single" w:sz="6"/>
-          <w:bottom w:color="000000" w:space="0" w:val="single" w:sz="6"/>
-          <w:right w:color="000000" w:space="0" w:val="single" w:sz="6"/>
-          <w:insideH w:color="000000" w:space="0" w:val="single" w:sz="6"/>
-          <w:insideV w:color="000000" w:space="0" w:val="single" w:sz="6"/>
+          <w:top w:val="single" w:sz="6" w:color="000000" w:space="0"/>
+          <w:left w:val="single" w:sz="6" w:color="000000" w:space="0"/>
+          <w:bottom w:val="single" w:sz="6" w:color="000000" w:space="0"/>
+          <w:right w:val="single" w:sz="6" w:color="000000" w:space="0"/>
+          <w:insideH w:val="single" w:sz="6" w:color="000000" w:space="0"/>
+          <w:insideV w:val="single" w:sz="6" w:color="000000" w:space="0"/>
         </w:tblBorders>
         <w:tblCellMar>
-          <w:top w:w="57" w:type="dxa"/>
-          <w:left w:w="108" w:type="dxa"/>
-          <w:bottom w:w="57" w:type="dxa"/>
-          <w:right w:w="108" w:type="dxa"/>
+          <w:top w:type="dxa" w:w="57"/>
+          <w:left w:type="dxa" w:w="108"/>
+          <w:bottom w:type="dxa" w:w="57"/>
+          <w:right w:type="dxa" w:w="108"/>
         </w:tblCellMar>
       </w:tblPr>
       <w:tblGrid>
@@ -15996,14 +15996,14 @@
         </w:trPr>
         <w:tc>
           <w:tcPr>
-            <w:shd w:color="auto" w:val="clear" w:fill="E8E8E8"/>
+            <w:shd w:val="clear" w:color="auto" w:fill="E8E8E8"/>
           </w:tcPr>
           <w:p>
             <w:pPr>
               <w:pStyle w:val="Compact"/>
               <w:jc w:val="left"/>
-              <w:ind w:right="0" w:left="0" w:firstLine="0"/>
-              <w:spacing w:after="40" w:line="240" w:lineRule="auto" w:before="40"/>
+              <w:ind w:left="0" w:right="0" w:firstLine="0"/>
+              <w:spacing w:lineRule="auto" w:before="40" w:line="240" w:after="40"/>
             </w:pPr>
             <w:r>
               <w:rPr>
@@ -16015,14 +16015,14 @@
         </w:tc>
         <w:tc>
           <w:tcPr>
-            <w:shd w:color="auto" w:val="clear" w:fill="E8E8E8"/>
+            <w:shd w:val="clear" w:color="auto" w:fill="E8E8E8"/>
           </w:tcPr>
           <w:p>
             <w:pPr>
               <w:pStyle w:val="Compact"/>
               <w:jc w:val="left"/>
-              <w:ind w:right="0" w:left="0" w:firstLine="0"/>
-              <w:spacing w:after="40" w:line="240" w:lineRule="auto" w:before="40"/>
+              <w:ind w:left="0" w:right="0" w:firstLine="0"/>
+              <w:spacing w:lineRule="auto" w:before="40" w:line="240" w:after="40"/>
             </w:pPr>
             <w:r>
               <w:rPr>
@@ -16034,14 +16034,14 @@
         </w:tc>
         <w:tc>
           <w:tcPr>
-            <w:shd w:color="auto" w:val="clear" w:fill="E8E8E8"/>
+            <w:shd w:val="clear" w:color="auto" w:fill="E8E8E8"/>
           </w:tcPr>
           <w:p>
             <w:pPr>
               <w:pStyle w:val="Compact"/>
               <w:jc w:val="left"/>
-              <w:ind w:right="0" w:left="0" w:firstLine="0"/>
-              <w:spacing w:after="40" w:line="240" w:lineRule="auto" w:before="40"/>
+              <w:ind w:left="0" w:right="0" w:firstLine="0"/>
+              <w:spacing w:lineRule="auto" w:before="40" w:line="240" w:after="40"/>
             </w:pPr>
             <w:r>
               <w:rPr>
@@ -16053,14 +16053,14 @@
         </w:tc>
         <w:tc>
           <w:tcPr>
-            <w:shd w:color="auto" w:val="clear" w:fill="E8E8E8"/>
+            <w:shd w:val="clear" w:color="auto" w:fill="E8E8E8"/>
           </w:tcPr>
           <w:p>
             <w:pPr>
               <w:pStyle w:val="Compact"/>
               <w:jc w:val="left"/>
-              <w:ind w:right="0" w:left="0" w:firstLine="0"/>
-              <w:spacing w:after="40" w:line="240" w:lineRule="auto" w:before="40"/>
+              <w:ind w:left="0" w:right="0" w:firstLine="0"/>
+              <w:spacing w:lineRule="auto" w:before="40" w:line="240" w:after="40"/>
             </w:pPr>
             <w:r>
               <w:rPr>
@@ -16078,8 +16078,8 @@
             <w:pPr>
               <w:pStyle w:val="Compact"/>
               <w:jc w:val="left"/>
-              <w:ind w:right="0" w:left="0" w:firstLine="0"/>
-              <w:spacing w:after="40" w:line="240" w:lineRule="auto" w:before="40"/>
+              <w:ind w:left="0" w:right="0" w:firstLine="0"/>
+              <w:spacing w:lineRule="auto" w:before="40" w:line="240" w:after="40"/>
             </w:pPr>
             <w:r>
               <w:rPr>
@@ -16095,8 +16095,8 @@
             <w:pPr>
               <w:pStyle w:val="Compact"/>
               <w:jc w:val="left"/>
-              <w:ind w:right="0" w:left="0" w:firstLine="0"/>
-              <w:spacing w:after="40" w:line="240" w:lineRule="auto" w:before="40"/>
+              <w:ind w:left="0" w:right="0" w:firstLine="0"/>
+              <w:spacing w:lineRule="auto" w:before="40" w:line="240" w:after="40"/>
             </w:pPr>
             <w:r>
               <w:t xml:space="preserve">string</w:t>
@@ -16109,8 +16109,8 @@
             <w:pPr>
               <w:pStyle w:val="Compact"/>
               <w:jc w:val="left"/>
-              <w:ind w:right="0" w:left="0" w:firstLine="0"/>
-              <w:spacing w:after="40" w:line="240" w:lineRule="auto" w:before="40"/>
+              <w:ind w:left="0" w:right="0" w:firstLine="0"/>
+              <w:spacing w:lineRule="auto" w:before="40" w:line="240" w:after="40"/>
             </w:pPr>
             <w:r>
               <w:t xml:space="preserve">required</w:t>
@@ -16123,8 +16123,8 @@
             <w:pPr>
               <w:pStyle w:val="Compact"/>
               <w:jc w:val="left"/>
-              <w:ind w:right="0" w:left="0" w:firstLine="0"/>
-              <w:spacing w:after="40" w:line="240" w:lineRule="auto" w:before="40"/>
+              <w:ind w:left="0" w:right="0" w:firstLine="0"/>
+              <w:spacing w:lineRule="auto" w:before="40" w:line="240" w:after="40"/>
             </w:pPr>
             <w:r>
               <w:t xml:space="preserve">Unique identifier.</w:t>
@@ -16139,8 +16139,8 @@
             <w:pPr>
               <w:pStyle w:val="Compact"/>
               <w:jc w:val="left"/>
-              <w:ind w:right="0" w:left="0" w:firstLine="0"/>
-              <w:spacing w:after="40" w:line="240" w:lineRule="auto" w:before="40"/>
+              <w:ind w:left="0" w:right="0" w:firstLine="0"/>
+              <w:spacing w:lineRule="auto" w:before="40" w:line="240" w:after="40"/>
             </w:pPr>
             <w:r>
               <w:rPr>
@@ -16156,8 +16156,8 @@
             <w:pPr>
               <w:pStyle w:val="Compact"/>
               <w:jc w:val="left"/>
-              <w:ind w:right="0" w:left="0" w:firstLine="0"/>
-              <w:spacing w:after="40" w:line="240" w:lineRule="auto" w:before="40"/>
+              <w:ind w:left="0" w:right="0" w:firstLine="0"/>
+              <w:spacing w:lineRule="auto" w:before="40" w:line="240" w:after="40"/>
             </w:pPr>
             <w:r>
               <w:t xml:space="preserve">string</w:t>
@@ -16170,8 +16170,8 @@
             <w:pPr>
               <w:pStyle w:val="Compact"/>
               <w:jc w:val="left"/>
-              <w:ind w:right="0" w:left="0" w:firstLine="0"/>
-              <w:spacing w:after="40" w:line="240" w:lineRule="auto" w:before="40"/>
+              <w:ind w:left="0" w:right="0" w:firstLine="0"/>
+              <w:spacing w:lineRule="auto" w:before="40" w:line="240" w:after="40"/>
             </w:pPr>
             <w:r>
               <w:t xml:space="preserve">same as</w:t>
@@ -16193,8 +16193,8 @@
             <w:pPr>
               <w:pStyle w:val="Compact"/>
               <w:jc w:val="left"/>
-              <w:ind w:right="0" w:left="0" w:firstLine="0"/>
-              <w:spacing w:after="40" w:line="240" w:lineRule="auto" w:before="40"/>
+              <w:ind w:left="0" w:right="0" w:firstLine="0"/>
+              <w:spacing w:lineRule="auto" w:before="40" w:line="240" w:after="40"/>
             </w:pPr>
             <w:r>
               <w:t xml:space="preserve">Human-readable name.</w:t>
@@ -16209,8 +16209,8 @@
             <w:pPr>
               <w:pStyle w:val="Compact"/>
               <w:jc w:val="left"/>
-              <w:ind w:right="0" w:left="0" w:firstLine="0"/>
-              <w:spacing w:after="40" w:line="240" w:lineRule="auto" w:before="40"/>
+              <w:ind w:left="0" w:right="0" w:firstLine="0"/>
+              <w:spacing w:lineRule="auto" w:before="40" w:line="240" w:after="40"/>
             </w:pPr>
             <w:r>
               <w:rPr>
@@ -16226,8 +16226,8 @@
             <w:pPr>
               <w:pStyle w:val="Compact"/>
               <w:jc w:val="left"/>
-              <w:ind w:right="0" w:left="0" w:firstLine="0"/>
-              <w:spacing w:after="40" w:line="240" w:lineRule="auto" w:before="40"/>
+              <w:ind w:left="0" w:right="0" w:firstLine="0"/>
+              <w:spacing w:lineRule="auto" w:before="40" w:line="240" w:after="40"/>
             </w:pPr>
             <w:r>
               <w:t xml:space="preserve">string</w:t>
@@ -16240,8 +16240,8 @@
             <w:pPr>
               <w:pStyle w:val="Compact"/>
               <w:jc w:val="left"/>
-              <w:ind w:right="0" w:left="0" w:firstLine="0"/>
-              <w:spacing w:after="40" w:line="240" w:lineRule="auto" w:before="40"/>
+              <w:ind w:left="0" w:right="0" w:firstLine="0"/>
+              <w:spacing w:lineRule="auto" w:before="40" w:line="240" w:after="40"/>
             </w:pPr>
             <w:r>
               <w:rPr>
@@ -16257,8 +16257,8 @@
             <w:pPr>
               <w:pStyle w:val="Compact"/>
               <w:jc w:val="left"/>
-              <w:ind w:right="0" w:left="0" w:firstLine="0"/>
-              <w:spacing w:after="40" w:line="240" w:lineRule="auto" w:before="40"/>
+              <w:ind w:left="0" w:right="0" w:firstLine="0"/>
+              <w:spacing w:lineRule="auto" w:before="40" w:line="240" w:after="40"/>
             </w:pPr>
             <w:r>
               <w:t xml:space="preserve">Description text.</w:t>
@@ -16273,8 +16273,8 @@
             <w:pPr>
               <w:pStyle w:val="Compact"/>
               <w:jc w:val="left"/>
-              <w:ind w:right="0" w:left="0" w:firstLine="0"/>
-              <w:spacing w:after="40" w:line="240" w:lineRule="auto" w:before="40"/>
+              <w:ind w:left="0" w:right="0" w:firstLine="0"/>
+              <w:spacing w:lineRule="auto" w:before="40" w:line="240" w:after="40"/>
             </w:pPr>
             <w:r>
               <w:rPr>
@@ -16290,8 +16290,8 @@
             <w:pPr>
               <w:pStyle w:val="Compact"/>
               <w:jc w:val="left"/>
-              <w:ind w:right="0" w:left="0" w:firstLine="0"/>
-              <w:spacing w:after="40" w:line="240" w:lineRule="auto" w:before="40"/>
+              <w:ind w:left="0" w:right="0" w:firstLine="0"/>
+              <w:spacing w:lineRule="auto" w:before="40" w:line="240" w:after="40"/>
             </w:pPr>
             <w:r>
               <w:t xml:space="preserve">string</w:t>
@@ -16304,8 +16304,8 @@
             <w:pPr>
               <w:pStyle w:val="Compact"/>
               <w:jc w:val="left"/>
-              <w:ind w:right="0" w:left="0" w:firstLine="0"/>
-              <w:spacing w:after="40" w:line="240" w:lineRule="auto" w:before="40"/>
+              <w:ind w:left="0" w:right="0" w:firstLine="0"/>
+              <w:spacing w:lineRule="auto" w:before="40" w:line="240" w:after="40"/>
             </w:pPr>
             <w:r>
               <w:t xml:space="preserve">same as</w:t>
@@ -16327,8 +16327,8 @@
             <w:pPr>
               <w:pStyle w:val="Compact"/>
               <w:jc w:val="left"/>
-              <w:ind w:right="0" w:left="0" w:firstLine="0"/>
-              <w:spacing w:after="40" w:line="240" w:lineRule="auto" w:before="40"/>
+              <w:ind w:left="0" w:right="0" w:firstLine="0"/>
+              <w:spacing w:lineRule="auto" w:before="40" w:line="240" w:after="40"/>
             </w:pPr>
             <w:r>
               <w:t xml:space="preserve">Prefix used in output captions (e.g. </w:t>
@@ -16352,8 +16352,8 @@
             <w:pPr>
               <w:pStyle w:val="Compact"/>
               <w:jc w:val="left"/>
-              <w:ind w:right="0" w:left="0" w:firstLine="0"/>
-              <w:spacing w:after="40" w:line="240" w:lineRule="auto" w:before="40"/>
+              <w:ind w:left="0" w:right="0" w:firstLine="0"/>
+              <w:spacing w:lineRule="auto" w:before="40" w:line="240" w:after="40"/>
             </w:pPr>
             <w:r>
               <w:rPr>
@@ -16369,8 +16369,8 @@
             <w:pPr>
               <w:pStyle w:val="Compact"/>
               <w:jc w:val="left"/>
-              <w:ind w:right="0" w:left="0" w:firstLine="0"/>
-              <w:spacing w:after="40" w:line="240" w:lineRule="auto" w:before="40"/>
+              <w:ind w:left="0" w:right="0" w:firstLine="0"/>
+              <w:spacing w:lineRule="auto" w:before="40" w:line="240" w:after="40"/>
             </w:pPr>
             <w:r>
               <w:t xml:space="preserve">string</w:t>
@@ -16383,8 +16383,8 @@
             <w:pPr>
               <w:pStyle w:val="Compact"/>
               <w:jc w:val="left"/>
-              <w:ind w:right="0" w:left="0" w:firstLine="0"/>
-              <w:spacing w:after="40" w:line="240" w:lineRule="auto" w:before="40"/>
+              <w:ind w:left="0" w:right="0" w:firstLine="0"/>
+              <w:spacing w:lineRule="auto" w:before="40" w:line="240" w:after="40"/>
             </w:pPr>
             <w:r>
               <w:t xml:space="preserve">same as</w:t>
@@ -16406,8 +16406,8 @@
             <w:pPr>
               <w:pStyle w:val="Compact"/>
               <w:jc w:val="left"/>
-              <w:ind w:right="0" w:left="0" w:firstLine="0"/>
-              <w:spacing w:after="40" w:line="240" w:lineRule="auto" w:before="40"/>
+              <w:ind w:left="0" w:right="0" w:firstLine="0"/>
+              <w:spacing w:lineRule="auto" w:before="40" w:line="240" w:after="40"/>
             </w:pPr>
             <w:r>
               <w:t xml:space="preserve">Counter sharing group. Floats with the same</w:t>
@@ -16437,8 +16437,8 @@
             <w:pPr>
               <w:pStyle w:val="Compact"/>
               <w:jc w:val="left"/>
-              <w:ind w:right="0" w:left="0" w:firstLine="0"/>
-              <w:spacing w:after="40" w:line="240" w:lineRule="auto" w:before="40"/>
+              <w:ind w:left="0" w:right="0" w:firstLine="0"/>
+              <w:spacing w:lineRule="auto" w:before="40" w:line="240" w:after="40"/>
             </w:pPr>
             <w:r>
               <w:rPr>
@@ -16454,8 +16454,8 @@
             <w:pPr>
               <w:pStyle w:val="Compact"/>
               <w:jc w:val="left"/>
-              <w:ind w:right="0" w:left="0" w:firstLine="0"/>
-              <w:spacing w:after="40" w:line="240" w:lineRule="auto" w:before="40"/>
+              <w:ind w:left="0" w:right="0" w:firstLine="0"/>
+              <w:spacing w:lineRule="auto" w:before="40" w:line="240" w:after="40"/>
             </w:pPr>
             <w:r>
               <w:t xml:space="preserve">list</w:t>
@@ -16468,8 +16468,8 @@
             <w:pPr>
               <w:pStyle w:val="Compact"/>
               <w:jc w:val="left"/>
-              <w:ind w:right="0" w:left="0" w:firstLine="0"/>
-              <w:spacing w:after="40" w:line="240" w:lineRule="auto" w:before="40"/>
+              <w:ind w:left="0" w:right="0" w:firstLine="0"/>
+              <w:spacing w:lineRule="auto" w:before="40" w:line="240" w:after="40"/>
             </w:pPr>
             <w:r>
               <w:t xml:space="preserve">nil</w:t>
@@ -16482,8 +16482,8 @@
             <w:pPr>
               <w:pStyle w:val="Compact"/>
               <w:jc w:val="left"/>
-              <w:ind w:right="0" w:left="0" w:firstLine="0"/>
-              <w:spacing w:after="40" w:line="240" w:lineRule="auto" w:before="40"/>
+              <w:ind w:left="0" w:right="0" w:firstLine="0"/>
+              <w:spacing w:lineRule="auto" w:before="40" w:line="240" w:after="40"/>
             </w:pPr>
             <w:r>
               <w:t xml:space="preserve">Alternative fence prefixes.</w:t>
@@ -16498,8 +16498,8 @@
             <w:pPr>
               <w:pStyle w:val="Compact"/>
               <w:jc w:val="left"/>
-              <w:ind w:right="0" w:left="0" w:firstLine="0"/>
-              <w:spacing w:after="40" w:line="240" w:lineRule="auto" w:before="40"/>
+              <w:ind w:left="0" w:right="0" w:firstLine="0"/>
+              <w:spacing w:lineRule="auto" w:before="40" w:line="240" w:after="40"/>
             </w:pPr>
             <w:r>
               <w:rPr>
@@ -16515,8 +16515,8 @@
             <w:pPr>
               <w:pStyle w:val="Compact"/>
               <w:jc w:val="left"/>
-              <w:ind w:right="0" w:left="0" w:firstLine="0"/>
-              <w:spacing w:after="40" w:line="240" w:lineRule="auto" w:before="40"/>
+              <w:ind w:left="0" w:right="0" w:firstLine="0"/>
+              <w:spacing w:lineRule="auto" w:before="40" w:line="240" w:after="40"/>
             </w:pPr>
             <w:r>
               <w:t xml:space="preserve">boolean</w:t>
@@ -16529,8 +16529,8 @@
             <w:pPr>
               <w:pStyle w:val="Compact"/>
               <w:jc w:val="left"/>
-              <w:ind w:right="0" w:left="0" w:firstLine="0"/>
-              <w:spacing w:after="40" w:line="240" w:lineRule="auto" w:before="40"/>
+              <w:ind w:left="0" w:right="0" w:firstLine="0"/>
+              <w:spacing w:lineRule="auto" w:before="40" w:line="240" w:after="40"/>
             </w:pPr>
             <w:r>
               <w:t xml:space="preserve">false</w:t>
@@ -16543,8 +16543,8 @@
             <w:pPr>
               <w:pStyle w:val="Compact"/>
               <w:jc w:val="left"/>
-              <w:ind w:right="0" w:left="0" w:firstLine="0"/>
-              <w:spacing w:after="40" w:line="240" w:lineRule="auto" w:before="40"/>
+              <w:ind w:left="0" w:right="0" w:firstLine="0"/>
+              <w:spacing w:lineRule="auto" w:before="40" w:line="240" w:after="40"/>
             </w:pPr>
             <w:r>
               <w:t xml:space="preserve">See</w:t>
@@ -16583,12 +16583,12 @@
     </w:p>
     <w:p>
       <w:pPr>
-        <w:spacing w:lineRule="exact" w:line="20" w:before="0" w:after="0"/>
+        <w:spacing w:lineRule="exact" w:before="0" w:after="0" w:line="20"/>
         <w:rPr>
           <w:sz w:val="2"/>
         </w:rPr>
       </w:pPr>
-      <w:bookmarkStart w:name="csv-tbl-model-relation-fields" w:id="4017"/>
+      <w:bookmarkStart w:id="4017" w:name="csv-tbl-model-relation-fields"/>
       <w:bookmarkEnd w:id="4017"/>
     </w:p>
     <w:p>
@@ -16625,18 +16625,18 @@
         <w:tblLook w:firstRow="1" w:lastRow="0" w:firstColumn="0" w:lastColumn="0" w:noHBand="0" w:noVBand="0" w:val="0020"/>
         <w:jc w:val="start"/>
         <w:tblBorders>
-          <w:top w:color="000000" w:space="0" w:val="single" w:sz="6"/>
-          <w:left w:color="000000" w:space="0" w:val="single" w:sz="6"/>
-          <w:bottom w:color="000000" w:space="0" w:val="single" w:sz="6"/>
-          <w:right w:color="000000" w:space="0" w:val="single" w:sz="6"/>
-          <w:insideH w:color="000000" w:space="0" w:val="single" w:sz="6"/>
-          <w:insideV w:color="000000" w:space="0" w:val="single" w:sz="6"/>
+          <w:top w:val="single" w:sz="6" w:color="000000" w:space="0"/>
+          <w:left w:val="single" w:sz="6" w:color="000000" w:space="0"/>
+          <w:bottom w:val="single" w:sz="6" w:color="000000" w:space="0"/>
+          <w:right w:val="single" w:sz="6" w:color="000000" w:space="0"/>
+          <w:insideH w:val="single" w:sz="6" w:color="000000" w:space="0"/>
+          <w:insideV w:val="single" w:sz="6" w:color="000000" w:space="0"/>
         </w:tblBorders>
         <w:tblCellMar>
-          <w:top w:w="57" w:type="dxa"/>
-          <w:left w:w="108" w:type="dxa"/>
-          <w:bottom w:w="57" w:type="dxa"/>
-          <w:right w:w="108" w:type="dxa"/>
+          <w:top w:type="dxa" w:w="57"/>
+          <w:left w:type="dxa" w:w="108"/>
+          <w:bottom w:type="dxa" w:w="57"/>
+          <w:right w:type="dxa" w:w="108"/>
         </w:tblCellMar>
       </w:tblPr>
       <w:tblGrid>
@@ -16651,14 +16651,14 @@
         </w:trPr>
         <w:tc>
           <w:tcPr>
-            <w:shd w:color="auto" w:val="clear" w:fill="E8E8E8"/>
+            <w:shd w:val="clear" w:color="auto" w:fill="E8E8E8"/>
           </w:tcPr>
           <w:p>
             <w:pPr>
               <w:pStyle w:val="Compact"/>
               <w:jc w:val="left"/>
-              <w:ind w:right="0" w:left="0" w:firstLine="0"/>
-              <w:spacing w:after="40" w:line="240" w:lineRule="auto" w:before="40"/>
+              <w:ind w:left="0" w:right="0" w:firstLine="0"/>
+              <w:spacing w:lineRule="auto" w:before="40" w:line="240" w:after="40"/>
             </w:pPr>
             <w:r>
               <w:rPr>
@@ -16670,14 +16670,14 @@
         </w:tc>
         <w:tc>
           <w:tcPr>
-            <w:shd w:color="auto" w:val="clear" w:fill="E8E8E8"/>
+            <w:shd w:val="clear" w:color="auto" w:fill="E8E8E8"/>
           </w:tcPr>
           <w:p>
             <w:pPr>
               <w:pStyle w:val="Compact"/>
               <w:jc w:val="left"/>
-              <w:ind w:right="0" w:left="0" w:firstLine="0"/>
-              <w:spacing w:after="40" w:line="240" w:lineRule="auto" w:before="40"/>
+              <w:ind w:left="0" w:right="0" w:firstLine="0"/>
+              <w:spacing w:lineRule="auto" w:before="40" w:line="240" w:after="40"/>
             </w:pPr>
             <w:r>
               <w:rPr>
@@ -16689,14 +16689,14 @@
         </w:tc>
         <w:tc>
           <w:tcPr>
-            <w:shd w:color="auto" w:val="clear" w:fill="E8E8E8"/>
+            <w:shd w:val="clear" w:color="auto" w:fill="E8E8E8"/>
           </w:tcPr>
           <w:p>
             <w:pPr>
               <w:pStyle w:val="Compact"/>
               <w:jc w:val="left"/>
-              <w:ind w:right="0" w:left="0" w:firstLine="0"/>
-              <w:spacing w:after="40" w:line="240" w:lineRule="auto" w:before="40"/>
+              <w:ind w:left="0" w:right="0" w:firstLine="0"/>
+              <w:spacing w:lineRule="auto" w:before="40" w:line="240" w:after="40"/>
             </w:pPr>
             <w:r>
               <w:rPr>
@@ -16708,14 +16708,14 @@
         </w:tc>
         <w:tc>
           <w:tcPr>
-            <w:shd w:color="auto" w:val="clear" w:fill="E8E8E8"/>
+            <w:shd w:val="clear" w:color="auto" w:fill="E8E8E8"/>
           </w:tcPr>
           <w:p>
             <w:pPr>
               <w:pStyle w:val="Compact"/>
               <w:jc w:val="left"/>
-              <w:ind w:right="0" w:left="0" w:firstLine="0"/>
-              <w:spacing w:after="40" w:line="240" w:lineRule="auto" w:before="40"/>
+              <w:ind w:left="0" w:right="0" w:firstLine="0"/>
+              <w:spacing w:lineRule="auto" w:before="40" w:line="240" w:after="40"/>
             </w:pPr>
             <w:r>
               <w:rPr>
@@ -16733,8 +16733,8 @@
             <w:pPr>
               <w:pStyle w:val="Compact"/>
               <w:jc w:val="left"/>
-              <w:ind w:right="0" w:left="0" w:firstLine="0"/>
-              <w:spacing w:after="40" w:line="240" w:lineRule="auto" w:before="40"/>
+              <w:ind w:left="0" w:right="0" w:firstLine="0"/>
+              <w:spacing w:lineRule="auto" w:before="40" w:line="240" w:after="40"/>
             </w:pPr>
             <w:r>
               <w:rPr>
@@ -16750,8 +16750,8 @@
             <w:pPr>
               <w:pStyle w:val="Compact"/>
               <w:jc w:val="left"/>
-              <w:ind w:right="0" w:left="0" w:firstLine="0"/>
-              <w:spacing w:after="40" w:line="240" w:lineRule="auto" w:before="40"/>
+              <w:ind w:left="0" w:right="0" w:firstLine="0"/>
+              <w:spacing w:lineRule="auto" w:before="40" w:line="240" w:after="40"/>
             </w:pPr>
             <w:r>
               <w:t xml:space="preserve">string</w:t>
@@ -16764,8 +16764,8 @@
             <w:pPr>
               <w:pStyle w:val="Compact"/>
               <w:jc w:val="left"/>
-              <w:ind w:right="0" w:left="0" w:firstLine="0"/>
-              <w:spacing w:after="40" w:line="240" w:lineRule="auto" w:before="40"/>
+              <w:ind w:left="0" w:right="0" w:firstLine="0"/>
+              <w:spacing w:lineRule="auto" w:before="40" w:line="240" w:after="40"/>
             </w:pPr>
             <w:r>
               <w:t xml:space="preserve">required</w:t>
@@ -16778,8 +16778,8 @@
             <w:pPr>
               <w:pStyle w:val="Compact"/>
               <w:jc w:val="left"/>
-              <w:ind w:right="0" w:left="0" w:firstLine="0"/>
-              <w:spacing w:after="40" w:line="240" w:lineRule="auto" w:before="40"/>
+              <w:ind w:left="0" w:right="0" w:firstLine="0"/>
+              <w:spacing w:lineRule="auto" w:before="40" w:line="240" w:after="40"/>
             </w:pPr>
             <w:r>
               <w:t xml:space="preserve">Unique identifier.</w:t>
@@ -16794,8 +16794,8 @@
             <w:pPr>
               <w:pStyle w:val="Compact"/>
               <w:jc w:val="left"/>
-              <w:ind w:right="0" w:left="0" w:firstLine="0"/>
-              <w:spacing w:after="40" w:line="240" w:lineRule="auto" w:before="40"/>
+              <w:ind w:left="0" w:right="0" w:firstLine="0"/>
+              <w:spacing w:lineRule="auto" w:before="40" w:line="240" w:after="40"/>
             </w:pPr>
             <w:r>
               <w:rPr>
@@ -16811,8 +16811,8 @@
             <w:pPr>
               <w:pStyle w:val="Compact"/>
               <w:jc w:val="left"/>
-              <w:ind w:right="0" w:left="0" w:firstLine="0"/>
-              <w:spacing w:after="40" w:line="240" w:lineRule="auto" w:before="40"/>
+              <w:ind w:left="0" w:right="0" w:firstLine="0"/>
+              <w:spacing w:lineRule="auto" w:before="40" w:line="240" w:after="40"/>
             </w:pPr>
             <w:r>
               <w:t xml:space="preserve">string</w:t>
@@ -16825,8 +16825,8 @@
             <w:pPr>
               <w:pStyle w:val="Compact"/>
               <w:jc w:val="left"/>
-              <w:ind w:right="0" w:left="0" w:firstLine="0"/>
-              <w:spacing w:after="40" w:line="240" w:lineRule="auto" w:before="40"/>
+              <w:ind w:left="0" w:right="0" w:firstLine="0"/>
+              <w:spacing w:lineRule="auto" w:before="40" w:line="240" w:after="40"/>
             </w:pPr>
             <w:r>
               <w:t xml:space="preserve">nil</w:t>
@@ -16839,8 +16839,8 @@
             <w:pPr>
               <w:pStyle w:val="Compact"/>
               <w:jc w:val="left"/>
-              <w:ind w:right="0" w:left="0" w:firstLine="0"/>
-              <w:spacing w:after="40" w:line="240" w:lineRule="auto" w:before="40"/>
+              <w:ind w:left="0" w:right="0" w:firstLine="0"/>
+              <w:spacing w:lineRule="auto" w:before="40" w:line="240" w:after="40"/>
             </w:pPr>
             <w:r>
               <w:t xml:space="preserve">Base relation type. Typically</w:t>
@@ -16927,8 +16927,8 @@
             <w:pPr>
               <w:pStyle w:val="Compact"/>
               <w:jc w:val="left"/>
-              <w:ind w:right="0" w:left="0" w:firstLine="0"/>
-              <w:spacing w:after="40" w:line="240" w:lineRule="auto" w:before="40"/>
+              <w:ind w:left="0" w:right="0" w:firstLine="0"/>
+              <w:spacing w:lineRule="auto" w:before="40" w:line="240" w:after="40"/>
             </w:pPr>
             <w:r>
               <w:rPr>
@@ -16944,8 +16944,8 @@
             <w:pPr>
               <w:pStyle w:val="Compact"/>
               <w:jc w:val="left"/>
-              <w:ind w:right="0" w:left="0" w:firstLine="0"/>
-              <w:spacing w:after="40" w:line="240" w:lineRule="auto" w:before="40"/>
+              <w:ind w:left="0" w:right="0" w:firstLine="0"/>
+              <w:spacing w:lineRule="auto" w:before="40" w:line="240" w:after="40"/>
             </w:pPr>
             <w:r>
               <w:t xml:space="preserve">string</w:t>
@@ -16958,8 +16958,8 @@
             <w:pPr>
               <w:pStyle w:val="Compact"/>
               <w:jc w:val="left"/>
-              <w:ind w:right="0" w:left="0" w:firstLine="0"/>
-              <w:spacing w:after="40" w:line="240" w:lineRule="auto" w:before="40"/>
+              <w:ind w:left="0" w:right="0" w:firstLine="0"/>
+              <w:spacing w:lineRule="auto" w:before="40" w:line="240" w:after="40"/>
             </w:pPr>
             <w:r>
               <w:t xml:space="preserve">inherited</w:t>
@@ -16972,8 +16972,8 @@
             <w:pPr>
               <w:pStyle w:val="Compact"/>
               <w:jc w:val="left"/>
-              <w:ind w:right="0" w:left="0" w:firstLine="0"/>
-              <w:spacing w:after="40" w:line="240" w:lineRule="auto" w:before="40"/>
+              <w:ind w:left="0" w:right="0" w:firstLine="0"/>
+              <w:spacing w:lineRule="auto" w:before="40" w:line="240" w:after="40"/>
             </w:pPr>
             <w:r>
               <w:t xml:space="preserve">Override the inherited selector (</w:t>
@@ -17012,8 +17012,8 @@
             <w:pPr>
               <w:pStyle w:val="Compact"/>
               <w:jc w:val="left"/>
-              <w:ind w:right="0" w:left="0" w:firstLine="0"/>
-              <w:spacing w:after="40" w:line="240" w:lineRule="auto" w:before="40"/>
+              <w:ind w:left="0" w:right="0" w:firstLine="0"/>
+              <w:spacing w:lineRule="auto" w:before="40" w:line="240" w:after="40"/>
             </w:pPr>
             <w:r>
               <w:rPr>
@@ -17029,8 +17029,8 @@
             <w:pPr>
               <w:pStyle w:val="Compact"/>
               <w:jc w:val="left"/>
-              <w:ind w:right="0" w:left="0" w:firstLine="0"/>
-              <w:spacing w:after="40" w:line="240" w:lineRule="auto" w:before="40"/>
+              <w:ind w:left="0" w:right="0" w:firstLine="0"/>
+              <w:spacing w:lineRule="auto" w:before="40" w:line="240" w:after="40"/>
             </w:pPr>
             <w:r>
               <w:t xml:space="preserve">string</w:t>
@@ -17043,8 +17043,8 @@
             <w:pPr>
               <w:pStyle w:val="Compact"/>
               <w:jc w:val="left"/>
-              <w:ind w:right="0" w:left="0" w:firstLine="0"/>
-              <w:spacing w:after="40" w:line="240" w:lineRule="auto" w:before="40"/>
+              <w:ind w:left="0" w:right="0" w:firstLine="0"/>
+              <w:spacing w:lineRule="auto" w:before="40" w:line="240" w:after="40"/>
             </w:pPr>
             <w:r>
               <w:t xml:space="preserve">nil</w:t>
@@ -17057,8 +17057,8 @@
             <w:pPr>
               <w:pStyle w:val="Compact"/>
               <w:jc w:val="left"/>
-              <w:ind w:right="0" w:left="0" w:firstLine="0"/>
-              <w:spacing w:after="40" w:line="240" w:lineRule="auto" w:before="40"/>
+              <w:ind w:left="0" w:right="0" w:firstLine="0"/>
+              <w:spacing w:lineRule="auto" w:before="40" w:line="240" w:after="40"/>
             </w:pPr>
             <w:r>
               <w:t xml:space="preserve">Constrain the source object type (nil = any).</w:t>
@@ -17073,8 +17073,8 @@
             <w:pPr>
               <w:pStyle w:val="Compact"/>
               <w:jc w:val="left"/>
-              <w:ind w:right="0" w:left="0" w:firstLine="0"/>
-              <w:spacing w:after="40" w:line="240" w:lineRule="auto" w:before="40"/>
+              <w:ind w:left="0" w:right="0" w:firstLine="0"/>
+              <w:spacing w:lineRule="auto" w:before="40" w:line="240" w:after="40"/>
             </w:pPr>
             <w:r>
               <w:rPr>
@@ -17090,8 +17090,8 @@
             <w:pPr>
               <w:pStyle w:val="Compact"/>
               <w:jc w:val="left"/>
-              <w:ind w:right="0" w:left="0" w:firstLine="0"/>
-              <w:spacing w:after="40" w:line="240" w:lineRule="auto" w:before="40"/>
+              <w:ind w:left="0" w:right="0" w:firstLine="0"/>
+              <w:spacing w:lineRule="auto" w:before="40" w:line="240" w:after="40"/>
             </w:pPr>
             <w:r>
               <w:t xml:space="preserve">string</w:t>
@@ -17104,8 +17104,8 @@
             <w:pPr>
               <w:pStyle w:val="Compact"/>
               <w:jc w:val="left"/>
-              <w:ind w:right="0" w:left="0" w:firstLine="0"/>
-              <w:spacing w:after="40" w:line="240" w:lineRule="auto" w:before="40"/>
+              <w:ind w:left="0" w:right="0" w:firstLine="0"/>
+              <w:spacing w:lineRule="auto" w:before="40" w:line="240" w:after="40"/>
             </w:pPr>
             <w:r>
               <w:t xml:space="preserve">nil</w:t>
@@ -17118,8 +17118,8 @@
             <w:pPr>
               <w:pStyle w:val="Compact"/>
               <w:jc w:val="left"/>
-              <w:ind w:right="0" w:left="0" w:firstLine="0"/>
-              <w:spacing w:after="40" w:line="240" w:lineRule="auto" w:before="40"/>
+              <w:ind w:left="0" w:right="0" w:firstLine="0"/>
+              <w:spacing w:lineRule="auto" w:before="40" w:line="240" w:after="40"/>
             </w:pPr>
             <w:r>
               <w:t xml:space="preserve">Constrain the target type (nil = any). Comma-separated list accepted.</w:t>
@@ -17134,8 +17134,8 @@
             <w:pPr>
               <w:pStyle w:val="Compact"/>
               <w:jc w:val="left"/>
-              <w:ind w:right="0" w:left="0" w:firstLine="0"/>
-              <w:spacing w:after="40" w:line="240" w:lineRule="auto" w:before="40"/>
+              <w:ind w:left="0" w:right="0" w:firstLine="0"/>
+              <w:spacing w:lineRule="auto" w:before="40" w:line="240" w:after="40"/>
             </w:pPr>
             <w:r>
               <w:rPr>
@@ -17151,8 +17151,8 @@
             <w:pPr>
               <w:pStyle w:val="Compact"/>
               <w:jc w:val="left"/>
-              <w:ind w:right="0" w:left="0" w:firstLine="0"/>
-              <w:spacing w:after="40" w:line="240" w:lineRule="auto" w:before="40"/>
+              <w:ind w:left="0" w:right="0" w:firstLine="0"/>
+              <w:spacing w:lineRule="auto" w:before="40" w:line="240" w:after="40"/>
             </w:pPr>
             <w:r>
               <w:t xml:space="preserve">string</w:t>
@@ -17165,8 +17165,8 @@
             <w:pPr>
               <w:pStyle w:val="Compact"/>
               <w:jc w:val="left"/>
-              <w:ind w:right="0" w:left="0" w:firstLine="0"/>
-              <w:spacing w:after="40" w:line="240" w:lineRule="auto" w:before="40"/>
+              <w:ind w:left="0" w:right="0" w:firstLine="0"/>
+              <w:spacing w:lineRule="auto" w:before="40" w:line="240" w:after="40"/>
             </w:pPr>
             <w:r>
               <w:t xml:space="preserve">nil</w:t>
@@ -17179,8 +17179,8 @@
             <w:pPr>
               <w:pStyle w:val="Compact"/>
               <w:jc w:val="left"/>
-              <w:ind w:right="0" w:left="0" w:firstLine="0"/>
-              <w:spacing w:after="40" w:line="240" w:lineRule="auto" w:before="40"/>
+              <w:ind w:left="0" w:right="0" w:firstLine="0"/>
+              <w:spacing w:lineRule="auto" w:before="40" w:line="240" w:after="40"/>
             </w:pPr>
             <w:r>
               <w:t xml:space="preserve">Constrain to links inside this attribute.</w:t>
@@ -17195,8 +17195,8 @@
             <w:pPr>
               <w:pStyle w:val="Compact"/>
               <w:jc w:val="left"/>
-              <w:ind w:right="0" w:left="0" w:firstLine="0"/>
-              <w:spacing w:after="40" w:line="240" w:lineRule="auto" w:before="40"/>
+              <w:ind w:left="0" w:right="0" w:firstLine="0"/>
+              <w:spacing w:lineRule="auto" w:before="40" w:line="240" w:after="40"/>
             </w:pPr>
             <w:r>
               <w:rPr>
@@ -17212,8 +17212,8 @@
             <w:pPr>
               <w:pStyle w:val="Compact"/>
               <w:jc w:val="left"/>
-              <w:ind w:right="0" w:left="0" w:firstLine="0"/>
-              <w:spacing w:after="40" w:line="240" w:lineRule="auto" w:before="40"/>
+              <w:ind w:left="0" w:right="0" w:firstLine="0"/>
+              <w:spacing w:lineRule="auto" w:before="40" w:line="240" w:after="40"/>
             </w:pPr>
             <w:r>
               <w:t xml:space="preserve">boolean</w:t>
@@ -17226,8 +17226,8 @@
             <w:pPr>
               <w:pStyle w:val="Compact"/>
               <w:jc w:val="left"/>
-              <w:ind w:right="0" w:left="0" w:firstLine="0"/>
-              <w:spacing w:after="40" w:line="240" w:lineRule="auto" w:before="40"/>
+              <w:ind w:left="0" w:right="0" w:firstLine="0"/>
+              <w:spacing w:lineRule="auto" w:before="40" w:line="240" w:after="40"/>
             </w:pPr>
             <w:r>
               <w:t xml:space="preserve">false</w:t>
@@ -17240,8 +17240,8 @@
             <w:pPr>
               <w:pStyle w:val="Compact"/>
               <w:jc w:val="left"/>
-              <w:ind w:right="0" w:left="0" w:firstLine="0"/>
-              <w:spacing w:after="40" w:line="240" w:lineRule="auto" w:before="40"/>
+              <w:ind w:left="0" w:right="0" w:firstLine="0"/>
+              <w:spacing w:lineRule="auto" w:before="40" w:line="240" w:after="40"/>
             </w:pPr>
             <w:r>
               <w:t xml:space="preserve">Derive from the containment hierarchy instead of an explicit link.</w:t>
@@ -17318,12 +17318,12 @@
     </w:p>
     <w:p>
       <w:pPr>
-        <w:spacing w:lineRule="exact" w:line="20" w:before="0" w:after="0"/>
+        <w:spacing w:lineRule="exact" w:before="0" w:after="0" w:line="20"/>
         <w:rPr>
           <w:sz w:val="2"/>
         </w:rPr>
       </w:pPr>
-      <w:bookmarkStart w:name="csv-tbl-model-view-fields" w:id="48168"/>
+      <w:bookmarkStart w:id="48168" w:name="csv-tbl-model-view-fields"/>
       <w:bookmarkEnd w:id="48168"/>
     </w:p>
     <w:p>
@@ -17360,18 +17360,18 @@
         <w:tblLook w:firstRow="1" w:lastRow="0" w:firstColumn="0" w:lastColumn="0" w:noHBand="0" w:noVBand="0" w:val="0020"/>
         <w:jc w:val="start"/>
         <w:tblBorders>
-          <w:top w:color="000000" w:space="0" w:val="single" w:sz="6"/>
-          <w:left w:color="000000" w:space="0" w:val="single" w:sz="6"/>
-          <w:bottom w:color="000000" w:space="0" w:val="single" w:sz="6"/>
-          <w:right w:color="000000" w:space="0" w:val="single" w:sz="6"/>
-          <w:insideH w:color="000000" w:space="0" w:val="single" w:sz="6"/>
-          <w:insideV w:color="000000" w:space="0" w:val="single" w:sz="6"/>
+          <w:top w:val="single" w:sz="6" w:color="000000" w:space="0"/>
+          <w:left w:val="single" w:sz="6" w:color="000000" w:space="0"/>
+          <w:bottom w:val="single" w:sz="6" w:color="000000" w:space="0"/>
+          <w:right w:val="single" w:sz="6" w:color="000000" w:space="0"/>
+          <w:insideH w:val="single" w:sz="6" w:color="000000" w:space="0"/>
+          <w:insideV w:val="single" w:sz="6" w:color="000000" w:space="0"/>
         </w:tblBorders>
         <w:tblCellMar>
-          <w:top w:w="57" w:type="dxa"/>
-          <w:left w:w="108" w:type="dxa"/>
-          <w:bottom w:w="57" w:type="dxa"/>
-          <w:right w:w="108" w:type="dxa"/>
+          <w:top w:type="dxa" w:w="57"/>
+          <w:left w:type="dxa" w:w="108"/>
+          <w:bottom w:type="dxa" w:w="57"/>
+          <w:right w:type="dxa" w:w="108"/>
         </w:tblCellMar>
       </w:tblPr>
       <w:tblGrid>
@@ -17386,14 +17386,14 @@
         </w:trPr>
         <w:tc>
           <w:tcPr>
-            <w:shd w:color="auto" w:val="clear" w:fill="E8E8E8"/>
+            <w:shd w:val="clear" w:color="auto" w:fill="E8E8E8"/>
           </w:tcPr>
           <w:p>
             <w:pPr>
               <w:pStyle w:val="Compact"/>
               <w:jc w:val="left"/>
-              <w:ind w:right="0" w:left="0" w:firstLine="0"/>
-              <w:spacing w:after="40" w:line="240" w:lineRule="auto" w:before="40"/>
+              <w:ind w:left="0" w:right="0" w:firstLine="0"/>
+              <w:spacing w:lineRule="auto" w:before="40" w:line="240" w:after="40"/>
             </w:pPr>
             <w:r>
               <w:rPr>
@@ -17405,14 +17405,14 @@
         </w:tc>
         <w:tc>
           <w:tcPr>
-            <w:shd w:color="auto" w:val="clear" w:fill="E8E8E8"/>
+            <w:shd w:val="clear" w:color="auto" w:fill="E8E8E8"/>
           </w:tcPr>
           <w:p>
             <w:pPr>
               <w:pStyle w:val="Compact"/>
               <w:jc w:val="left"/>
-              <w:ind w:right="0" w:left="0" w:firstLine="0"/>
-              <w:spacing w:after="40" w:line="240" w:lineRule="auto" w:before="40"/>
+              <w:ind w:left="0" w:right="0" w:firstLine="0"/>
+              <w:spacing w:lineRule="auto" w:before="40" w:line="240" w:after="40"/>
             </w:pPr>
             <w:r>
               <w:rPr>
@@ -17424,14 +17424,14 @@
         </w:tc>
         <w:tc>
           <w:tcPr>
-            <w:shd w:color="auto" w:val="clear" w:fill="E8E8E8"/>
+            <w:shd w:val="clear" w:color="auto" w:fill="E8E8E8"/>
           </w:tcPr>
           <w:p>
             <w:pPr>
               <w:pStyle w:val="Compact"/>
               <w:jc w:val="left"/>
-              <w:ind w:right="0" w:left="0" w:firstLine="0"/>
-              <w:spacing w:after="40" w:line="240" w:lineRule="auto" w:before="40"/>
+              <w:ind w:left="0" w:right="0" w:firstLine="0"/>
+              <w:spacing w:lineRule="auto" w:before="40" w:line="240" w:after="40"/>
             </w:pPr>
             <w:r>
               <w:rPr>
@@ -17443,14 +17443,14 @@
         </w:tc>
         <w:tc>
           <w:tcPr>
-            <w:shd w:color="auto" w:val="clear" w:fill="E8E8E8"/>
+            <w:shd w:val="clear" w:color="auto" w:fill="E8E8E8"/>
           </w:tcPr>
           <w:p>
             <w:pPr>
               <w:pStyle w:val="Compact"/>
               <w:jc w:val="left"/>
-              <w:ind w:right="0" w:left="0" w:firstLine="0"/>
-              <w:spacing w:after="40" w:line="240" w:lineRule="auto" w:before="40"/>
+              <w:ind w:left="0" w:right="0" w:firstLine="0"/>
+              <w:spacing w:lineRule="auto" w:before="40" w:line="240" w:after="40"/>
             </w:pPr>
             <w:r>
               <w:rPr>
@@ -17468,8 +17468,8 @@
             <w:pPr>
               <w:pStyle w:val="Compact"/>
               <w:jc w:val="left"/>
-              <w:ind w:right="0" w:left="0" w:firstLine="0"/>
-              <w:spacing w:after="40" w:line="240" w:lineRule="auto" w:before="40"/>
+              <w:ind w:left="0" w:right="0" w:firstLine="0"/>
+              <w:spacing w:lineRule="auto" w:before="40" w:line="240" w:after="40"/>
             </w:pPr>
             <w:r>
               <w:rPr>
@@ -17485,8 +17485,8 @@
             <w:pPr>
               <w:pStyle w:val="Compact"/>
               <w:jc w:val="left"/>
-              <w:ind w:right="0" w:left="0" w:firstLine="0"/>
-              <w:spacing w:after="40" w:line="240" w:lineRule="auto" w:before="40"/>
+              <w:ind w:left="0" w:right="0" w:firstLine="0"/>
+              <w:spacing w:lineRule="auto" w:before="40" w:line="240" w:after="40"/>
             </w:pPr>
             <w:r>
               <w:t xml:space="preserve">string</w:t>
@@ -17499,8 +17499,8 @@
             <w:pPr>
               <w:pStyle w:val="Compact"/>
               <w:jc w:val="left"/>
-              <w:ind w:right="0" w:left="0" w:firstLine="0"/>
-              <w:spacing w:after="40" w:line="240" w:lineRule="auto" w:before="40"/>
+              <w:ind w:left="0" w:right="0" w:firstLine="0"/>
+              <w:spacing w:lineRule="auto" w:before="40" w:line="240" w:after="40"/>
             </w:pPr>
             <w:r>
               <w:t xml:space="preserve">required</w:t>
@@ -17513,8 +17513,8 @@
             <w:pPr>
               <w:pStyle w:val="Compact"/>
               <w:jc w:val="left"/>
-              <w:ind w:right="0" w:left="0" w:firstLine="0"/>
-              <w:spacing w:after="40" w:line="240" w:lineRule="auto" w:before="40"/>
+              <w:ind w:left="0" w:right="0" w:firstLine="0"/>
+              <w:spacing w:lineRule="auto" w:before="40" w:line="240" w:after="40"/>
             </w:pPr>
             <w:r>
               <w:t xml:space="preserve">Unique identifier.</w:t>
@@ -17529,8 +17529,8 @@
             <w:pPr>
               <w:pStyle w:val="Compact"/>
               <w:jc w:val="left"/>
-              <w:ind w:right="0" w:left="0" w:firstLine="0"/>
-              <w:spacing w:after="40" w:line="240" w:lineRule="auto" w:before="40"/>
+              <w:ind w:left="0" w:right="0" w:firstLine="0"/>
+              <w:spacing w:lineRule="auto" w:before="40" w:line="240" w:after="40"/>
             </w:pPr>
             <w:r>
               <w:rPr>
@@ -17546,8 +17546,8 @@
             <w:pPr>
               <w:pStyle w:val="Compact"/>
               <w:jc w:val="left"/>
-              <w:ind w:right="0" w:left="0" w:firstLine="0"/>
-              <w:spacing w:after="40" w:line="240" w:lineRule="auto" w:before="40"/>
+              <w:ind w:left="0" w:right="0" w:firstLine="0"/>
+              <w:spacing w:lineRule="auto" w:before="40" w:line="240" w:after="40"/>
             </w:pPr>
             <w:r>
               <w:t xml:space="preserve">string</w:t>
@@ -17560,8 +17560,8 @@
             <w:pPr>
               <w:pStyle w:val="Compact"/>
               <w:jc w:val="left"/>
-              <w:ind w:right="0" w:left="0" w:firstLine="0"/>
-              <w:spacing w:after="40" w:line="240" w:lineRule="auto" w:before="40"/>
+              <w:ind w:left="0" w:right="0" w:firstLine="0"/>
+              <w:spacing w:lineRule="auto" w:before="40" w:line="240" w:after="40"/>
             </w:pPr>
             <w:r>
               <w:t xml:space="preserve">same as</w:t>
@@ -17583,8 +17583,8 @@
             <w:pPr>
               <w:pStyle w:val="Compact"/>
               <w:jc w:val="left"/>
-              <w:ind w:right="0" w:left="0" w:firstLine="0"/>
-              <w:spacing w:after="40" w:line="240" w:lineRule="auto" w:before="40"/>
+              <w:ind w:left="0" w:right="0" w:firstLine="0"/>
+              <w:spacing w:lineRule="auto" w:before="40" w:line="240" w:after="40"/>
             </w:pPr>
             <w:r>
               <w:t xml:space="preserve">Human-readable name.</w:t>
@@ -17599,8 +17599,8 @@
             <w:pPr>
               <w:pStyle w:val="Compact"/>
               <w:jc w:val="left"/>
-              <w:ind w:right="0" w:left="0" w:firstLine="0"/>
-              <w:spacing w:after="40" w:line="240" w:lineRule="auto" w:before="40"/>
+              <w:ind w:left="0" w:right="0" w:firstLine="0"/>
+              <w:spacing w:lineRule="auto" w:before="40" w:line="240" w:after="40"/>
             </w:pPr>
             <w:r>
               <w:rPr>
@@ -17616,8 +17616,8 @@
             <w:pPr>
               <w:pStyle w:val="Compact"/>
               <w:jc w:val="left"/>
-              <w:ind w:right="0" w:left="0" w:firstLine="0"/>
-              <w:spacing w:after="40" w:line="240" w:lineRule="auto" w:before="40"/>
+              <w:ind w:left="0" w:right="0" w:firstLine="0"/>
+              <w:spacing w:lineRule="auto" w:before="40" w:line="240" w:after="40"/>
             </w:pPr>
             <w:r>
               <w:t xml:space="preserve">string</w:t>
@@ -17630,8 +17630,8 @@
             <w:pPr>
               <w:pStyle w:val="Compact"/>
               <w:jc w:val="left"/>
-              <w:ind w:right="0" w:left="0" w:firstLine="0"/>
-              <w:spacing w:after="40" w:line="240" w:lineRule="auto" w:before="40"/>
+              <w:ind w:left="0" w:right="0" w:firstLine="0"/>
+              <w:spacing w:lineRule="auto" w:before="40" w:line="240" w:after="40"/>
             </w:pPr>
             <w:r>
               <w:t xml:space="preserve">nil</w:t>
@@ -17644,8 +17644,8 @@
             <w:pPr>
               <w:pStyle w:val="Compact"/>
               <w:jc w:val="left"/>
-              <w:ind w:right="0" w:left="0" w:firstLine="0"/>
-              <w:spacing w:after="40" w:line="240" w:lineRule="auto" w:before="40"/>
+              <w:ind w:left="0" w:right="0" w:firstLine="0"/>
+              <w:spacing w:lineRule="auto" w:before="40" w:line="240" w:after="40"/>
             </w:pPr>
             <w:r>
               <w:t xml:space="preserve">Prefix for inline-code dispatch (</w:t>
@@ -17684,8 +17684,8 @@
             <w:pPr>
               <w:pStyle w:val="Compact"/>
               <w:jc w:val="left"/>
-              <w:ind w:right="0" w:left="0" w:firstLine="0"/>
-              <w:spacing w:after="40" w:line="240" w:lineRule="auto" w:before="40"/>
+              <w:ind w:left="0" w:right="0" w:firstLine="0"/>
+              <w:spacing w:lineRule="auto" w:before="40" w:line="240" w:after="40"/>
             </w:pPr>
             <w:r>
               <w:rPr>
@@ -17701,8 +17701,8 @@
             <w:pPr>
               <w:pStyle w:val="Compact"/>
               <w:jc w:val="left"/>
-              <w:ind w:right="0" w:left="0" w:firstLine="0"/>
-              <w:spacing w:after="40" w:line="240" w:lineRule="auto" w:before="40"/>
+              <w:ind w:left="0" w:right="0" w:firstLine="0"/>
+              <w:spacing w:lineRule="auto" w:before="40" w:line="240" w:after="40"/>
             </w:pPr>
             <w:r>
               <w:t xml:space="preserve">list</w:t>
@@ -17715,8 +17715,8 @@
             <w:pPr>
               <w:pStyle w:val="Compact"/>
               <w:jc w:val="left"/>
-              <w:ind w:right="0" w:left="0" w:firstLine="0"/>
-              <w:spacing w:after="40" w:line="240" w:lineRule="auto" w:before="40"/>
+              <w:ind w:left="0" w:right="0" w:firstLine="0"/>
+              <w:spacing w:lineRule="auto" w:before="40" w:line="240" w:after="40"/>
             </w:pPr>
             <w:r>
               <w:t xml:space="preserve">nil</w:t>
@@ -17729,8 +17729,8 @@
             <w:pPr>
               <w:pStyle w:val="Compact"/>
               <w:jc w:val="left"/>
-              <w:ind w:right="0" w:left="0" w:firstLine="0"/>
-              <w:spacing w:after="40" w:line="240" w:lineRule="auto" w:before="40"/>
+              <w:ind w:left="0" w:right="0" w:firstLine="0"/>
+              <w:spacing w:lineRule="auto" w:before="40" w:line="240" w:after="40"/>
             </w:pPr>
             <w:r>
               <w:t xml:space="preserve">Alternative prefixes for the same view type.</w:t>
@@ -17745,8 +17745,8 @@
             <w:pPr>
               <w:pStyle w:val="Compact"/>
               <w:jc w:val="left"/>
-              <w:ind w:right="0" w:left="0" w:firstLine="0"/>
-              <w:spacing w:after="40" w:line="240" w:lineRule="auto" w:before="40"/>
+              <w:ind w:left="0" w:right="0" w:firstLine="0"/>
+              <w:spacing w:lineRule="auto" w:before="40" w:line="240" w:after="40"/>
             </w:pPr>
             <w:r>
               <w:rPr>
@@ -17762,8 +17762,8 @@
             <w:pPr>
               <w:pStyle w:val="Compact"/>
               <w:jc w:val="left"/>
-              <w:ind w:right="0" w:left="0" w:firstLine="0"/>
-              <w:spacing w:after="40" w:line="240" w:lineRule="auto" w:before="40"/>
+              <w:ind w:left="0" w:right="0" w:firstLine="0"/>
+              <w:spacing w:lineRule="auto" w:before="40" w:line="240" w:after="40"/>
             </w:pPr>
             <w:r>
               <w:t xml:space="preserve">string</w:t>
@@ -17776,8 +17776,8 @@
             <w:pPr>
               <w:pStyle w:val="Compact"/>
               <w:jc w:val="left"/>
-              <w:ind w:right="0" w:left="0" w:firstLine="0"/>
-              <w:spacing w:after="40" w:line="240" w:lineRule="auto" w:before="40"/>
+              <w:ind w:left="0" w:right="0" w:firstLine="0"/>
+              <w:spacing w:lineRule="auto" w:before="40" w:line="240" w:after="40"/>
             </w:pPr>
             <w:r>
               <w:t xml:space="preserve">nil</w:t>
@@ -17790,8 +17790,8 @@
             <w:pPr>
               <w:pStyle w:val="Compact"/>
               <w:jc w:val="left"/>
-              <w:ind w:right="0" w:left="0" w:firstLine="0"/>
-              <w:spacing w:after="40" w:line="240" w:lineRule="auto" w:before="40"/>
+              <w:ind w:left="0" w:right="0" w:firstLine="0"/>
+              <w:spacing w:lineRule="auto" w:before="40" w:line="240" w:after="40"/>
             </w:pPr>
             <w:r>
               <w:t xml:space="preserve">Strategy (</w:t>
@@ -17827,8 +17827,8 @@
             <w:pPr>
               <w:pStyle w:val="Compact"/>
               <w:jc w:val="left"/>
-              <w:ind w:right="0" w:left="0" w:firstLine="0"/>
-              <w:spacing w:after="40" w:line="240" w:lineRule="auto" w:before="40"/>
+              <w:ind w:left="0" w:right="0" w:firstLine="0"/>
+              <w:spacing w:lineRule="auto" w:before="40" w:line="240" w:after="40"/>
             </w:pPr>
             <w:r>
               <w:rPr>
@@ -17844,8 +17844,8 @@
             <w:pPr>
               <w:pStyle w:val="Compact"/>
               <w:jc w:val="left"/>
-              <w:ind w:right="0" w:left="0" w:firstLine="0"/>
-              <w:spacing w:after="40" w:line="240" w:lineRule="auto" w:before="40"/>
+              <w:ind w:left="0" w:right="0" w:firstLine="0"/>
+              <w:spacing w:lineRule="auto" w:before="40" w:line="240" w:after="40"/>
             </w:pPr>
             <w:r>
               <w:t xml:space="preserve">string</w:t>
@@ -17858,8 +17858,8 @@
             <w:pPr>
               <w:pStyle w:val="Compact"/>
               <w:jc w:val="left"/>
-              <w:ind w:right="0" w:left="0" w:firstLine="0"/>
-              <w:spacing w:after="40" w:line="240" w:lineRule="auto" w:before="40"/>
+              <w:ind w:left="0" w:right="0" w:firstLine="0"/>
+              <w:spacing w:lineRule="auto" w:before="40" w:line="240" w:after="40"/>
             </w:pPr>
             <w:r>
               <w:t xml:space="preserve">nil</w:t>
@@ -17872,8 +17872,8 @@
             <w:pPr>
               <w:pStyle w:val="Compact"/>
               <w:jc w:val="left"/>
-              <w:ind w:right="0" w:left="0" w:firstLine="0"/>
-              <w:spacing w:after="40" w:line="240" w:lineRule="auto" w:before="40"/>
+              <w:ind w:left="0" w:right="0" w:firstLine="0"/>
+              <w:spacing w:lineRule="auto" w:before="40" w:line="240" w:after="40"/>
             </w:pPr>
             <w:r>
               <w:t xml:space="preserve">Counter group for numbered views.</w:t>
@@ -17888,8 +17888,8 @@
             <w:pPr>
               <w:pStyle w:val="Compact"/>
               <w:jc w:val="left"/>
-              <w:ind w:right="0" w:left="0" w:firstLine="0"/>
-              <w:spacing w:after="40" w:line="240" w:lineRule="auto" w:before="40"/>
+              <w:ind w:left="0" w:right="0" w:firstLine="0"/>
+              <w:spacing w:lineRule="auto" w:before="40" w:line="240" w:after="40"/>
             </w:pPr>
             <w:r>
               <w:rPr>
@@ -17905,8 +17905,8 @@
             <w:pPr>
               <w:pStyle w:val="Compact"/>
               <w:jc w:val="left"/>
-              <w:ind w:right="0" w:left="0" w:firstLine="0"/>
-              <w:spacing w:after="40" w:line="240" w:lineRule="auto" w:before="40"/>
+              <w:ind w:left="0" w:right="0" w:firstLine="0"/>
+              <w:spacing w:lineRule="auto" w:before="40" w:line="240" w:after="40"/>
             </w:pPr>
             <w:r>
               <w:t xml:space="preserve">string</w:t>
@@ -17919,8 +17919,8 @@
             <w:pPr>
               <w:pStyle w:val="Compact"/>
               <w:jc w:val="left"/>
-              <w:ind w:right="0" w:left="0" w:firstLine="0"/>
-              <w:spacing w:after="40" w:line="240" w:lineRule="auto" w:before="40"/>
+              <w:ind w:left="0" w:right="0" w:firstLine="0"/>
+              <w:spacing w:lineRule="auto" w:before="40" w:line="240" w:after="40"/>
             </w:pPr>
             <w:r>
               <w:t xml:space="preserve">nil</w:t>
@@ -17933,8 +17933,8 @@
             <w:pPr>
               <w:pStyle w:val="Compact"/>
               <w:jc w:val="left"/>
-              <w:ind w:right="0" w:left="0" w:firstLine="0"/>
-              <w:spacing w:after="40" w:line="240" w:lineRule="auto" w:before="40"/>
+              <w:ind w:left="0" w:right="0" w:firstLine="0"/>
+              <w:spacing w:lineRule="auto" w:before="40" w:line="240" w:after="40"/>
             </w:pPr>
             <w:r>
               <w:t xml:space="preserve">The view-element subtype this view aggregates (e.g. </w:t>
@@ -17958,8 +17958,8 @@
             <w:pPr>
               <w:pStyle w:val="Compact"/>
               <w:jc w:val="left"/>
-              <w:ind w:right="0" w:left="0" w:firstLine="0"/>
-              <w:spacing w:after="40" w:line="240" w:lineRule="auto" w:before="40"/>
+              <w:ind w:left="0" w:right="0" w:firstLine="0"/>
+              <w:spacing w:lineRule="auto" w:before="40" w:line="240" w:after="40"/>
             </w:pPr>
             <w:r>
               <w:rPr>
@@ -17975,8 +17975,8 @@
             <w:pPr>
               <w:pStyle w:val="Compact"/>
               <w:jc w:val="left"/>
-              <w:ind w:right="0" w:left="0" w:firstLine="0"/>
-              <w:spacing w:after="40" w:line="240" w:lineRule="auto" w:before="40"/>
+              <w:ind w:left="0" w:right="0" w:firstLine="0"/>
+              <w:spacing w:lineRule="auto" w:before="40" w:line="240" w:after="40"/>
             </w:pPr>
             <w:r>
               <w:t xml:space="preserve">boolean</w:t>
@@ -17989,8 +17989,8 @@
             <w:pPr>
               <w:pStyle w:val="Compact"/>
               <w:jc w:val="left"/>
-              <w:ind w:right="0" w:left="0" w:firstLine="0"/>
-              <w:spacing w:after="40" w:line="240" w:lineRule="auto" w:before="40"/>
+              <w:ind w:left="0" w:right="0" w:firstLine="0"/>
+              <w:spacing w:lineRule="auto" w:before="40" w:line="240" w:after="40"/>
             </w:pPr>
             <w:r>
               <w:t xml:space="preserve">false</w:t>
@@ -18003,8 +18003,8 @@
             <w:pPr>
               <w:pStyle w:val="Compact"/>
               <w:jc w:val="left"/>
-              <w:ind w:right="0" w:left="0" w:firstLine="0"/>
-              <w:spacing w:after="40" w:line="240" w:lineRule="auto" w:before="40"/>
+              <w:ind w:left="0" w:right="0" w:firstLine="0"/>
+              <w:spacing w:lineRule="auto" w:before="40" w:line="240" w:after="40"/>
             </w:pPr>
             <w:r>
               <w:t xml:space="preserve">See</w:t>
@@ -18293,12 +18293,12 @@
     </w:p>
     <w:p>
       <w:pPr>
-        <w:spacing w:lineRule="exact" w:line="20" w:before="0" w:after="0"/>
+        <w:spacing w:lineRule="exact" w:before="0" w:after="0" w:line="20"/>
         <w:rPr>
           <w:sz w:val="2"/>
         </w:rPr>
       </w:pPr>
-      <w:bookmarkStart w:name="listing-src-model-verification-view" w:id="60226"/>
+      <w:bookmarkStart w:id="60226" w:name="listing-src-model-verification-view"/>
       <w:bookmarkEnd w:id="60226"/>
     </w:p>
     <w:p>
@@ -19237,12 +19237,12 @@
     </w:p>
     <w:p>
       <w:pPr>
-        <w:spacing w:lineRule="exact" w:line="20" w:before="0" w:after="0"/>
+        <w:spacing w:lineRule="exact" w:before="0" w:after="0" w:line="20"/>
         <w:rPr>
           <w:sz w:val="2"/>
         </w:rPr>
       </w:pPr>
-      <w:bookmarkStart w:name="listing-src-model-suppress-verification-view" w:id="31062"/>
+      <w:bookmarkStart w:id="31062" w:name="listing-src-model-suppress-verification-view"/>
       <w:bookmarkEnd w:id="31062"/>
     </w:p>
     <w:p>
@@ -19435,12 +19435,12 @@
     </w:p>
     <w:p>
       <w:pPr>
-        <w:spacing w:lineRule="exact" w:line="20" w:before="0" w:after="0"/>
+        <w:spacing w:lineRule="exact" w:before="0" w:after="0" w:line="20"/>
         <w:rPr>
           <w:sz w:val="2"/>
         </w:rPr>
       </w:pPr>
-      <w:bookmarkStart w:name="listing-src-model-external-render" w:id="36387"/>
+      <w:bookmarkStart w:id="36387" w:name="listing-src-model-external-render"/>
       <w:bookmarkEnd w:id="36387"/>
     </w:p>
     <w:p>
@@ -22111,12 +22111,12 @@
     </w:p>
     <w:p>
       <w:pPr>
-        <w:spacing w:lineRule="exact" w:line="20" w:before="0" w:after="0"/>
+        <w:spacing w:lineRule="exact" w:before="0" w:after="0" w:line="20"/>
         <w:rPr>
           <w:sz w:val="2"/>
         </w:rPr>
       </w:pPr>
-      <w:bookmarkStart w:name="csv-tbl-model-task-descriptor" w:id="11166"/>
+      <w:bookmarkStart w:id="11166" w:name="csv-tbl-model-task-descriptor"/>
       <w:bookmarkEnd w:id="11166"/>
     </w:p>
     <w:p>
@@ -22153,18 +22153,18 @@
         <w:tblLook w:firstRow="1" w:lastRow="0" w:firstColumn="0" w:lastColumn="0" w:noHBand="0" w:noVBand="0" w:val="0020"/>
         <w:jc w:val="start"/>
         <w:tblBorders>
-          <w:top w:color="000000" w:space="0" w:val="single" w:sz="6"/>
-          <w:left w:color="000000" w:space="0" w:val="single" w:sz="6"/>
-          <w:bottom w:color="000000" w:space="0" w:val="single" w:sz="6"/>
-          <w:right w:color="000000" w:space="0" w:val="single" w:sz="6"/>
-          <w:insideH w:color="000000" w:space="0" w:val="single" w:sz="6"/>
-          <w:insideV w:color="000000" w:space="0" w:val="single" w:sz="6"/>
+          <w:top w:val="single" w:sz="6" w:color="000000" w:space="0"/>
+          <w:left w:val="single" w:sz="6" w:color="000000" w:space="0"/>
+          <w:bottom w:val="single" w:sz="6" w:color="000000" w:space="0"/>
+          <w:right w:val="single" w:sz="6" w:color="000000" w:space="0"/>
+          <w:insideH w:val="single" w:sz="6" w:color="000000" w:space="0"/>
+          <w:insideV w:val="single" w:sz="6" w:color="000000" w:space="0"/>
         </w:tblBorders>
         <w:tblCellMar>
-          <w:top w:w="57" w:type="dxa"/>
-          <w:left w:w="108" w:type="dxa"/>
-          <w:bottom w:w="57" w:type="dxa"/>
-          <w:right w:w="108" w:type="dxa"/>
+          <w:top w:type="dxa" w:w="57"/>
+          <w:left w:type="dxa" w:w="108"/>
+          <w:bottom w:type="dxa" w:w="57"/>
+          <w:right w:type="dxa" w:w="108"/>
         </w:tblCellMar>
       </w:tblPr>
       <w:tblGrid>
@@ -22177,14 +22177,14 @@
         </w:trPr>
         <w:tc>
           <w:tcPr>
-            <w:shd w:color="auto" w:val="clear" w:fill="E8E8E8"/>
+            <w:shd w:val="clear" w:color="auto" w:fill="E8E8E8"/>
           </w:tcPr>
           <w:p>
             <w:pPr>
               <w:pStyle w:val="Compact"/>
               <w:jc w:val="left"/>
-              <w:ind w:right="0" w:left="0" w:firstLine="0"/>
-              <w:spacing w:after="40" w:line="240" w:lineRule="auto" w:before="40"/>
+              <w:ind w:left="0" w:right="0" w:firstLine="0"/>
+              <w:spacing w:lineRule="auto" w:before="40" w:line="240" w:after="40"/>
             </w:pPr>
             <w:r>
               <w:rPr>
@@ -22196,14 +22196,14 @@
         </w:tc>
         <w:tc>
           <w:tcPr>
-            <w:shd w:color="auto" w:val="clear" w:fill="E8E8E8"/>
+            <w:shd w:val="clear" w:color="auto" w:fill="E8E8E8"/>
           </w:tcPr>
           <w:p>
             <w:pPr>
               <w:pStyle w:val="Compact"/>
               <w:jc w:val="left"/>
-              <w:ind w:right="0" w:left="0" w:firstLine="0"/>
-              <w:spacing w:after="40" w:line="240" w:lineRule="auto" w:before="40"/>
+              <w:ind w:left="0" w:right="0" w:firstLine="0"/>
+              <w:spacing w:lineRule="auto" w:before="40" w:line="240" w:after="40"/>
             </w:pPr>
             <w:r>
               <w:rPr>
@@ -22221,8 +22221,8 @@
             <w:pPr>
               <w:pStyle w:val="Compact"/>
               <w:jc w:val="left"/>
-              <w:ind w:right="0" w:left="0" w:firstLine="0"/>
-              <w:spacing w:after="40" w:line="240" w:lineRule="auto" w:before="40"/>
+              <w:ind w:left="0" w:right="0" w:firstLine="0"/>
+              <w:spacing w:lineRule="auto" w:before="40" w:line="240" w:after="40"/>
             </w:pPr>
             <w:r>
               <w:rPr>
@@ -22262,8 +22262,8 @@
             <w:pPr>
               <w:pStyle w:val="Compact"/>
               <w:jc w:val="left"/>
-              <w:ind w:right="0" w:left="0" w:firstLine="0"/>
-              <w:spacing w:after="40" w:line="240" w:lineRule="auto" w:before="40"/>
+              <w:ind w:left="0" w:right="0" w:firstLine="0"/>
+              <w:spacing w:lineRule="auto" w:before="40" w:line="240" w:after="40"/>
             </w:pPr>
             <w:r>
               <w:t xml:space="preserve">Process and options.</w:t>
@@ -22308,8 +22308,8 @@
             <w:pPr>
               <w:pStyle w:val="Compact"/>
               <w:jc w:val="left"/>
-              <w:ind w:right="0" w:left="0" w:firstLine="0"/>
-              <w:spacing w:after="40" w:line="240" w:lineRule="auto" w:before="40"/>
+              <w:ind w:left="0" w:right="0" w:firstLine="0"/>
+              <w:spacing w:lineRule="auto" w:before="40" w:line="240" w:after="40"/>
             </w:pPr>
             <w:r>
               <w:rPr>
@@ -22325,8 +22325,8 @@
             <w:pPr>
               <w:pStyle w:val="Compact"/>
               <w:jc w:val="left"/>
-              <w:ind w:right="0" w:left="0" w:firstLine="0"/>
-              <w:spacing w:after="40" w:line="240" w:lineRule="auto" w:before="40"/>
+              <w:ind w:left="0" w:right="0" w:firstLine="0"/>
+              <w:spacing w:lineRule="auto" w:before="40" w:line="240" w:after="40"/>
             </w:pPr>
             <w:r>
               <w:t xml:space="preserve">File-based cache key. If the file already exists, the process is not spawned —</w:t>
@@ -22356,8 +22356,8 @@
             <w:pPr>
               <w:pStyle w:val="Compact"/>
               <w:jc w:val="left"/>
-              <w:ind w:right="0" w:left="0" w:firstLine="0"/>
-              <w:spacing w:after="40" w:line="240" w:lineRule="auto" w:before="40"/>
+              <w:ind w:left="0" w:right="0" w:firstLine="0"/>
+              <w:spacing w:lineRule="auto" w:before="40" w:line="240" w:after="40"/>
             </w:pPr>
             <w:r>
               <w:rPr>
@@ -22373,8 +22373,8 @@
             <w:pPr>
               <w:pStyle w:val="Compact"/>
               <w:jc w:val="left"/>
-              <w:ind w:right="0" w:left="0" w:firstLine="0"/>
-              <w:spacing w:after="40" w:line="240" w:lineRule="auto" w:before="40"/>
+              <w:ind w:left="0" w:right="0" w:firstLine="0"/>
+              <w:spacing w:lineRule="auto" w:before="40" w:line="240" w:after="40"/>
             </w:pPr>
             <w:r>
               <w:t xml:space="preserve">Arbitrary table passed through to</w:t>
@@ -22426,12 +22426,12 @@
     </w:p>
     <w:p>
       <w:pPr>
-        <w:spacing w:lineRule="exact" w:line="20" w:before="0" w:after="0"/>
+        <w:spacing w:lineRule="exact" w:before="0" w:after="0" w:line="20"/>
         <w:rPr>
           <w:sz w:val="2"/>
         </w:rPr>
       </w:pPr>
-      <w:bookmarkStart w:name="listing-src-model-project-yaml" w:id="53074"/>
+      <w:bookmarkStart w:id="53074" w:name="listing-src-model-project-yaml"/>
       <w:bookmarkEnd w:id="53074"/>
     </w:p>
     <w:p>
@@ -22931,14 +22931,14 @@
 <w:ftr xmlns:r="http://schemas.openxmlformats.org/officeDocument/2006/relationships" xmlns:w="http://schemas.openxmlformats.org/wordprocessingml/2006/main">
   <w:tbl>
     <w:tblPr>
-      <w:tblW w:w="5000" w:type="pct"/>
+      <w:tblW w:type="pct" w:w="5000"/>
       <w:tblBorders>
-        <w:top w:color="CCCCCC" w:space="1" w:val="single" w:sz="4"/>
-        <w:bottom w:color="auto" w:space="0" w:val="none" w:sz="0"/>
-        <w:left w:color="auto" w:space="0" w:val="none" w:sz="0"/>
-        <w:right w:color="auto" w:space="0" w:val="none" w:sz="0"/>
-        <w:insideH w:color="auto" w:space="0" w:val="none" w:sz="0"/>
-        <w:insideV w:color="auto" w:space="0" w:val="none" w:sz="0"/>
+        <w:top w:val="single" w:sz="4" w:color="CCCCCC" w:space="1"/>
+        <w:bottom w:val="none" w:sz="0" w:color="auto" w:space="0"/>
+        <w:left w:val="none" w:sz="0" w:color="auto" w:space="0"/>
+        <w:right w:val="none" w:sz="0" w:color="auto" w:space="0"/>
+        <w:insideH w:val="none" w:sz="0" w:color="auto" w:space="0"/>
+        <w:insideV w:val="none" w:sz="0" w:color="auto" w:space="0"/>
       </w:tblBorders>
       <w:tblLayout w:type="fixed"/>
     </w:tblPr>
@@ -22950,7 +22950,7 @@
     <w:tr>
       <w:tc>
         <w:tcPr>
-          <w:tcW w:w="1667" w:type="pct"/>
+          <w:tcW w:type="pct" w:w="1667"/>
         </w:tcPr>
         <w:p>
           <w:pPr>
@@ -22964,7 +22964,7 @@
       </w:tc>
       <w:tc>
         <w:tcPr>
-          <w:tcW w:w="1667" w:type="pct"/>
+          <w:tcW w:type="pct" w:w="1667"/>
         </w:tcPr>
         <w:p>
           <w:pPr>
@@ -22978,7 +22978,7 @@
       </w:tc>
       <w:tc>
         <w:tcPr>
-          <w:tcW w:w="1667" w:type="pct"/>
+          <w:tcW w:type="pct" w:w="1667"/>
         </w:tcPr>
         <w:p>
           <w:pPr>
@@ -24219,18 +24219,18 @@
     <w:basedOn w:val="VerbatimChar"/>
     <w:rPr/>
   </w:style>
-  <w:style w:styleId="SpecObjectHeader" w:customStyle="1" w:type="paragraph">
+  <w:style w:styleId="SpecObjectHeader" w:type="paragraph" w:customStyle="1">
     <w:name w:val="Spec Object Header"/>
     <w:basedOn w:val="Normal"/>
     <w:next w:val="FirstParagraph"/>
     <w:qFormat/>
     <w:pPr>
       <w:keepNext/>
-      <w:spacing w:after="120" w:line="276" w:lineRule="auto" w:before="280"/>
+      <w:spacing w:lineRule="auto" w:before="280" w:line="276" w:after="120"/>
       <w:outlineLvl w:val="0"/>
     </w:pPr>
     <w:rPr>
-      <w:rFonts w:cs="Calibri Light" w:hAnsi="Calibri Light" w:ascii="Calibri Light"/>
+      <w:rFonts w:hAnsi="Calibri Light" w:ascii="Calibri Light" w:cs="Calibri Light"/>
       <w:b/>
       <w:bCs/>
       <w:color w:val="0F4C64"/>
